--- a/docs/manuals/Role_Guide_8_Supervisor.docx
+++ b/docs/manuals/Role_Guide_8_Supervisor.docx
@@ -538,7 +538,7 @@
     <w:sdt>
       <w:sdtPr>
         <w:alias w:val="Contents"/>
-        <w:id w:val="1056443748"/>
+        <w:id w:val="404418335"/>
       </w:sdtPr>
       <w:sdtEndPr/>
       <w:sdtContent>
@@ -567,7 +567,7 @@
           <w:r>
             <w:fldChar w:fldCharType="separate"/>
           </w:r>
-          <w:hyperlink w:anchor="_Toc240395327" w:history="1">
+          <w:hyperlink w:anchor="_Toc240406101" w:history="1">
             <w:r>
               <w:rPr>
                 <w:rStyle w:val="Hyperlink"/>
@@ -591,7 +591,7 @@
               <w:rPr>
                 <w:noProof/>
               </w:rPr>
-              <w:instrText xml:space="preserve"> PAGEREF _Toc240395327 \h </w:instrText>
+              <w:instrText xml:space="preserve"> PAGEREF _Toc240406101 \h </w:instrText>
             </w:r>
             <w:r>
               <w:rPr>
@@ -634,7 +634,7 @@
               <w14:ligatures w14:val="standardContextual"/>
             </w:rPr>
           </w:pPr>
-          <w:hyperlink w:anchor="_Toc240395328" w:history="1">
+          <w:hyperlink w:anchor="_Toc240406102" w:history="1">
             <w:r>
               <w:rPr>
                 <w:rStyle w:val="Hyperlink"/>
@@ -658,7 +658,7 @@
               <w:rPr>
                 <w:noProof/>
               </w:rPr>
-              <w:instrText xml:space="preserve"> PAGEREF _Toc240395328 \h </w:instrText>
+              <w:instrText xml:space="preserve"> PAGEREF _Toc240406102 \h </w:instrText>
             </w:r>
             <w:r>
               <w:rPr>
@@ -701,7 +701,7 @@
               <w14:ligatures w14:val="standardContextual"/>
             </w:rPr>
           </w:pPr>
-          <w:hyperlink w:anchor="_Toc240395329" w:history="1">
+          <w:hyperlink w:anchor="_Toc240406103" w:history="1">
             <w:r>
               <w:rPr>
                 <w:rStyle w:val="Hyperlink"/>
@@ -725,7 +725,7 @@
               <w:rPr>
                 <w:noProof/>
               </w:rPr>
-              <w:instrText xml:space="preserve"> PAGEREF _Toc240395329 \h </w:instrText>
+              <w:instrText xml:space="preserve"> PAGEREF _Toc240406103 \h </w:instrText>
             </w:r>
             <w:r>
               <w:rPr>
@@ -768,7 +768,7 @@
               <w14:ligatures w14:val="standardContextual"/>
             </w:rPr>
           </w:pPr>
-          <w:hyperlink w:anchor="_Toc240395330" w:history="1">
+          <w:hyperlink w:anchor="_Toc240406104" w:history="1">
             <w:r>
               <w:rPr>
                 <w:rStyle w:val="Hyperlink"/>
@@ -792,7 +792,7 @@
               <w:rPr>
                 <w:noProof/>
               </w:rPr>
-              <w:instrText xml:space="preserve"> PAGEREF _Toc240395330 \h </w:instrText>
+              <w:instrText xml:space="preserve"> PAGEREF _Toc240406104 \h </w:instrText>
             </w:r>
             <w:r>
               <w:rPr>
@@ -835,7 +835,7 @@
               <w14:ligatures w14:val="standardContextual"/>
             </w:rPr>
           </w:pPr>
-          <w:hyperlink w:anchor="_Toc240395331" w:history="1">
+          <w:hyperlink w:anchor="_Toc240406105" w:history="1">
             <w:r>
               <w:rPr>
                 <w:rStyle w:val="Hyperlink"/>
@@ -859,7 +859,7 @@
               <w:rPr>
                 <w:noProof/>
               </w:rPr>
-              <w:instrText xml:space="preserve"> PAGEREF _Toc240395331 \h </w:instrText>
+              <w:instrText xml:space="preserve"> PAGEREF _Toc240406105 \h </w:instrText>
             </w:r>
             <w:r>
               <w:rPr>
@@ -902,7 +902,7 @@
               <w14:ligatures w14:val="standardContextual"/>
             </w:rPr>
           </w:pPr>
-          <w:hyperlink w:anchor="_Toc240395332" w:history="1">
+          <w:hyperlink w:anchor="_Toc240406106" w:history="1">
             <w:r>
               <w:rPr>
                 <w:rStyle w:val="Hyperlink"/>
@@ -926,7 +926,7 @@
               <w:rPr>
                 <w:noProof/>
               </w:rPr>
-              <w:instrText xml:space="preserve"> PAGEREF _Toc240395332 \h </w:instrText>
+              <w:instrText xml:space="preserve"> PAGEREF _Toc240406106 \h </w:instrText>
             </w:r>
             <w:r>
               <w:rPr>
@@ -969,7 +969,7 @@
               <w14:ligatures w14:val="standardContextual"/>
             </w:rPr>
           </w:pPr>
-          <w:hyperlink w:anchor="_Toc240395333" w:history="1">
+          <w:hyperlink w:anchor="_Toc240406107" w:history="1">
             <w:r>
               <w:rPr>
                 <w:rStyle w:val="Hyperlink"/>
@@ -993,7 +993,7 @@
               <w:rPr>
                 <w:noProof/>
               </w:rPr>
-              <w:instrText xml:space="preserve"> PAGEREF _Toc240395333 \h </w:instrText>
+              <w:instrText xml:space="preserve"> PAGEREF _Toc240406107 \h </w:instrText>
             </w:r>
             <w:r>
               <w:rPr>
@@ -1036,7 +1036,7 @@
               <w14:ligatures w14:val="standardContextual"/>
             </w:rPr>
           </w:pPr>
-          <w:hyperlink w:anchor="_Toc240395334" w:history="1">
+          <w:hyperlink w:anchor="_Toc240406108" w:history="1">
             <w:r>
               <w:rPr>
                 <w:rStyle w:val="Hyperlink"/>
@@ -1060,7 +1060,7 @@
               <w:rPr>
                 <w:noProof/>
               </w:rPr>
-              <w:instrText xml:space="preserve"> PAGEREF _Toc240395334 \h </w:instrText>
+              <w:instrText xml:space="preserve"> PAGEREF _Toc240406108 \h </w:instrText>
             </w:r>
             <w:r>
               <w:rPr>
@@ -1103,7 +1103,7 @@
               <w14:ligatures w14:val="standardContextual"/>
             </w:rPr>
           </w:pPr>
-          <w:hyperlink w:anchor="_Toc240395335" w:history="1">
+          <w:hyperlink w:anchor="_Toc240406109" w:history="1">
             <w:r>
               <w:rPr>
                 <w:rStyle w:val="Hyperlink"/>
@@ -1127,7 +1127,7 @@
               <w:rPr>
                 <w:noProof/>
               </w:rPr>
-              <w:instrText xml:space="preserve"> PAGEREF _Toc240395335 \h </w:instrText>
+              <w:instrText xml:space="preserve"> PAGEREF _Toc240406109 \h </w:instrText>
             </w:r>
             <w:r>
               <w:rPr>
@@ -1170,7 +1170,7 @@
               <w14:ligatures w14:val="standardContextual"/>
             </w:rPr>
           </w:pPr>
-          <w:hyperlink w:anchor="_Toc240395336" w:history="1">
+          <w:hyperlink w:anchor="_Toc240406110" w:history="1">
             <w:r>
               <w:rPr>
                 <w:rStyle w:val="Hyperlink"/>
@@ -1194,7 +1194,7 @@
               <w:rPr>
                 <w:noProof/>
               </w:rPr>
-              <w:instrText xml:space="preserve"> PAGEREF _Toc240395336 \h </w:instrText>
+              <w:instrText xml:space="preserve"> PAGEREF _Toc240406110 \h </w:instrText>
             </w:r>
             <w:r>
               <w:rPr>
@@ -1237,7 +1237,7 @@
               <w14:ligatures w14:val="standardContextual"/>
             </w:rPr>
           </w:pPr>
-          <w:hyperlink w:anchor="_Toc240395337" w:history="1">
+          <w:hyperlink w:anchor="_Toc240406111" w:history="1">
             <w:r>
               <w:rPr>
                 <w:rStyle w:val="Hyperlink"/>
@@ -1261,7 +1261,7 @@
               <w:rPr>
                 <w:noProof/>
               </w:rPr>
-              <w:instrText xml:space="preserve"> PAGEREF _Toc240395337 \h </w:instrText>
+              <w:instrText xml:space="preserve"> PAGEREF _Toc240406111 \h </w:instrText>
             </w:r>
             <w:r>
               <w:rPr>
@@ -1304,7 +1304,7 @@
               <w14:ligatures w14:val="standardContextual"/>
             </w:rPr>
           </w:pPr>
-          <w:hyperlink w:anchor="_Toc240395338" w:history="1">
+          <w:hyperlink w:anchor="_Toc240406112" w:history="1">
             <w:r>
               <w:rPr>
                 <w:rStyle w:val="Hyperlink"/>
@@ -1328,7 +1328,7 @@
               <w:rPr>
                 <w:noProof/>
               </w:rPr>
-              <w:instrText xml:space="preserve"> PAGEREF _Toc240395338 \h </w:instrText>
+              <w:instrText xml:space="preserve"> PAGEREF _Toc240406112 \h </w:instrText>
             </w:r>
             <w:r>
               <w:rPr>
@@ -1371,7 +1371,7 @@
               <w14:ligatures w14:val="standardContextual"/>
             </w:rPr>
           </w:pPr>
-          <w:hyperlink w:anchor="_Toc240395339" w:history="1">
+          <w:hyperlink w:anchor="_Toc240406113" w:history="1">
             <w:r>
               <w:rPr>
                 <w:rStyle w:val="Hyperlink"/>
@@ -1395,7 +1395,7 @@
               <w:rPr>
                 <w:noProof/>
               </w:rPr>
-              <w:instrText xml:space="preserve"> PAGEREF _Toc240395339 \h </w:instrText>
+              <w:instrText xml:space="preserve"> PAGEREF _Toc240406113 \h </w:instrText>
             </w:r>
             <w:r>
               <w:rPr>
@@ -1438,7 +1438,7 @@
               <w14:ligatures w14:val="standardContextual"/>
             </w:rPr>
           </w:pPr>
-          <w:hyperlink w:anchor="_Toc240395340" w:history="1">
+          <w:hyperlink w:anchor="_Toc240406114" w:history="1">
             <w:r>
               <w:rPr>
                 <w:rStyle w:val="Hyperlink"/>
@@ -1462,7 +1462,7 @@
               <w:rPr>
                 <w:noProof/>
               </w:rPr>
-              <w:instrText xml:space="preserve"> PAGEREF _Toc240395340 \h </w:instrText>
+              <w:instrText xml:space="preserve"> PAGEREF _Toc240406114 \h </w:instrText>
             </w:r>
             <w:r>
               <w:rPr>
@@ -1505,7 +1505,7 @@
               <w14:ligatures w14:val="standardContextual"/>
             </w:rPr>
           </w:pPr>
-          <w:hyperlink w:anchor="_Toc240395341" w:history="1">
+          <w:hyperlink w:anchor="_Toc240406115" w:history="1">
             <w:r>
               <w:rPr>
                 <w:rStyle w:val="Hyperlink"/>
@@ -1529,7 +1529,7 @@
               <w:rPr>
                 <w:noProof/>
               </w:rPr>
-              <w:instrText xml:space="preserve"> PAGEREF _Toc240395341 \h </w:instrText>
+              <w:instrText xml:space="preserve"> PAGEREF _Toc240406115 \h </w:instrText>
             </w:r>
             <w:r>
               <w:rPr>
@@ -1572,7 +1572,7 @@
               <w14:ligatures w14:val="standardContextual"/>
             </w:rPr>
           </w:pPr>
-          <w:hyperlink w:anchor="_Toc240395342" w:history="1">
+          <w:hyperlink w:anchor="_Toc240406116" w:history="1">
             <w:r>
               <w:rPr>
                 <w:rStyle w:val="Hyperlink"/>
@@ -1596,7 +1596,7 @@
               <w:rPr>
                 <w:noProof/>
               </w:rPr>
-              <w:instrText xml:space="preserve"> PAGEREF _Toc240395342 \h </w:instrText>
+              <w:instrText xml:space="preserve"> PAGEREF _Toc240406116 \h </w:instrText>
             </w:r>
             <w:r>
               <w:rPr>
@@ -1635,7 +1635,7 @@
         <w:pStyle w:val="Heading1"/>
         <w:pageBreakBefore/>
       </w:pPr>
-      <w:bookmarkStart w:id="0" w:name="_Toc240395327"/>
+      <w:bookmarkStart w:id="0" w:name="_Toc240406101"/>
       <w:r>
         <w:lastRenderedPageBreak/>
         <w:t>1. Your role at a glance</w:t>
@@ -1803,7 +1803,7 @@
         <w:pStyle w:val="Heading1"/>
         <w:pageBreakBefore/>
       </w:pPr>
-      <w:bookmarkStart w:id="1" w:name="_Toc240395328"/>
+      <w:bookmarkStart w:id="1" w:name="_Toc240406102"/>
       <w:r>
         <w:lastRenderedPageBreak/>
         <w:t>2. Signing in and your screens</w:t>
@@ -1814,7 +1814,7 @@
       <w:pPr>
         <w:pStyle w:val="Heading2"/>
       </w:pPr>
-      <w:bookmarkStart w:id="2" w:name="_Toc240395329"/>
+      <w:bookmarkStart w:id="2" w:name="_Toc240406103"/>
       <w:r>
         <w:t>Signing in</w:t>
       </w:r>
@@ -1897,7 +1897,7 @@
           <w:noProof/>
         </w:rPr>
         <w:drawing>
-          <wp:inline distT="0" distB="0" distL="0" distR="0" wp14:anchorId="4116477A" wp14:editId="0EC0F362">
+          <wp:inline distT="0" distB="0" distL="0" distR="0" wp14:anchorId="3379F5A0" wp14:editId="68D0B80A">
             <wp:extent cx="5334000" cy="2333625"/>
             <wp:effectExtent l="0" t="0" r="0" b="0"/>
             <wp:docPr id="1" name="adm_login.jpg" descr="The sign-in screen for all internal staff." title="The sign-in screen for all internal staff."/>
@@ -2064,7 +2064,7 @@
       <w:pPr>
         <w:pStyle w:val="Heading2"/>
       </w:pPr>
-      <w:bookmarkStart w:id="3" w:name="_Toc240395330"/>
+      <w:bookmarkStart w:id="3" w:name="_Toc240406104"/>
       <w:r>
         <w:t>Finding your way around</w:t>
       </w:r>
@@ -2239,7 +2239,7 @@
         </w:rPr>
         <w:lastRenderedPageBreak/>
         <w:drawing>
-          <wp:inline distT="0" distB="0" distL="0" distR="0" wp14:anchorId="1B45A4D6" wp14:editId="59D15BFD">
+          <wp:inline distT="0" distB="0" distL="0" distR="0" wp14:anchorId="2A314B53" wp14:editId="40237403">
             <wp:extent cx="5715000" cy="1876425"/>
             <wp:effectExtent l="0" t="0" r="0" b="0"/>
             <wp:docPr id="2" name="adm_not_your_role.jpg" descr="Opening a screen outside your role (for example from an old bookmark) shows this card instead of the screen." title="Opening a screen outside your role (for example from an old bookmark) shows this card instead of the screen."/>
@@ -2308,7 +2308,7 @@
       <w:pPr>
         <w:pStyle w:val="Heading2"/>
       </w:pPr>
-      <w:bookmarkStart w:id="4" w:name="_Toc240395331"/>
+      <w:bookmarkStart w:id="4" w:name="_Toc240406105"/>
       <w:r>
         <w:t>Your screens</w:t>
       </w:r>
@@ -2815,7 +2815,7 @@
       <w:pPr>
         <w:pStyle w:val="Heading2"/>
       </w:pPr>
-      <w:bookmarkStart w:id="5" w:name="_Toc240395332"/>
+      <w:bookmarkStart w:id="5" w:name="_Toc240406106"/>
       <w:r>
         <w:t>Changing your password</w:t>
       </w:r>
@@ -2898,7 +2898,7 @@
           <w:noProof/>
         </w:rPr>
         <w:drawing>
-          <wp:inline distT="0" distB="0" distL="0" distR="0" wp14:anchorId="4FC2E63B" wp14:editId="03073FCD">
+          <wp:inline distT="0" distB="0" distL="0" distR="0" wp14:anchorId="2B266E28" wp14:editId="7C5CD0EA">
             <wp:extent cx="5334000" cy="2171700"/>
             <wp:effectExtent l="0" t="0" r="0" b="0"/>
             <wp:docPr id="3" name="adm_account.jpg" descr="Change Password screen." title="Change Password screen."/>
@@ -2986,7 +2986,7 @@
         <w:pStyle w:val="Heading1"/>
         <w:pageBreakBefore/>
       </w:pPr>
-      <w:bookmarkStart w:id="6" w:name="_Toc240395333"/>
+      <w:bookmarkStart w:id="6" w:name="_Toc240406107"/>
       <w:r>
         <w:lastRenderedPageBreak/>
         <w:t>3. Your routine</w:t>
@@ -3271,7 +3271,7 @@
         <w:pStyle w:val="Heading1"/>
         <w:pageBreakBefore/>
       </w:pPr>
-      <w:bookmarkStart w:id="7" w:name="_Toc240395334"/>
+      <w:bookmarkStart w:id="7" w:name="_Toc240406108"/>
       <w:r>
         <w:lastRenderedPageBreak/>
         <w:t>4. Step-by-step tasks</w:t>
@@ -3282,7 +3282,7 @@
       <w:pPr>
         <w:pStyle w:val="Heading2"/>
       </w:pPr>
-      <w:bookmarkStart w:id="8" w:name="_Toc240395335"/>
+      <w:bookmarkStart w:id="8" w:name="_Toc240406109"/>
       <w:r>
         <w:t>4.1 Reading the dashboards</w:t>
       </w:r>
@@ -3307,7 +3307,7 @@
           <w:noProof/>
         </w:rPr>
         <w:drawing>
-          <wp:inline distT="0" distB="0" distL="0" distR="0" wp14:anchorId="48275132" wp14:editId="2762CE13">
+          <wp:inline distT="0" distB="0" distL="0" distR="0" wp14:anchorId="0FC79FCA" wp14:editId="7849C8BE">
             <wp:extent cx="5715000" cy="3571875"/>
             <wp:effectExtent l="0" t="0" r="0" b="0"/>
             <wp:docPr id="4" name="adm_exec_dashboard.jpg" descr="Executive Dashboard: completions against the 400 / 60 / 50–75 targets, days to data lock, spend, and the lowest-filled strata." title="Executive Dashboard: completions against the 400 / 60 / 50–75 targets, days to data lock, spend, and the lowest-filled strata."/>
@@ -3972,7 +3972,7 @@
       <w:pPr>
         <w:pStyle w:val="Heading2"/>
       </w:pPr>
-      <w:bookmarkStart w:id="9" w:name="_Toc240395336"/>
+      <w:bookmarkStart w:id="9" w:name="_Toc240406110"/>
       <w:r>
         <w:lastRenderedPageBreak/>
         <w:t>4.2 Using Reports (analytics and charts)</w:t>
@@ -4013,7 +4013,7 @@
           <w:noProof/>
         </w:rPr>
         <w:drawing>
-          <wp:inline distT="0" distB="0" distL="0" distR="0" wp14:anchorId="14887065" wp14:editId="514C7CBA">
+          <wp:inline distT="0" distB="0" distL="0" distR="0" wp14:anchorId="41A7225A" wp14:editId="43DD9DF4">
             <wp:extent cx="5334000" cy="3333750"/>
             <wp:effectExtent l="0" t="0" r="0" b="0"/>
             <wp:docPr id="5" name="adm_reports_top.jpg" descr="Reports: headline figures for the chosen period." title="Reports: headline figures for the chosen period."/>
@@ -4155,7 +4155,7 @@
           <w:noProof/>
         </w:rPr>
         <w:drawing>
-          <wp:inline distT="0" distB="0" distL="0" distR="0" wp14:anchorId="7E59C196" wp14:editId="54648569">
+          <wp:inline distT="0" distB="0" distL="0" distR="0" wp14:anchorId="28016984" wp14:editId="5939B88E">
             <wp:extent cx="5334000" cy="3409950"/>
             <wp:effectExtent l="0" t="0" r="0" b="0"/>
             <wp:docPr id="6" name="adm_reports_funnel.jpg" descr="Case funnel: each case counted once at every stage it has reached." title="Case funnel: each case counted once at every stage it has reached."/>
@@ -4255,7 +4255,7 @@
           <w:noProof/>
         </w:rPr>
         <w:drawing>
-          <wp:inline distT="0" distB="0" distL="0" distR="0" wp14:anchorId="2F5EF8F8" wp14:editId="6982042E">
+          <wp:inline distT="0" distB="0" distL="0" distR="0" wp14:anchorId="166A03FE" wp14:editId="7C27EA08">
             <wp:extent cx="5334000" cy="3248025"/>
             <wp:effectExtent l="0" t="0" r="0" b="0"/>
             <wp:docPr id="7" name="adm_reports_funnel_table.jpg" descr="The same chart as a table." title="The same chart as a table."/>
@@ -4354,7 +4354,7 @@
           <w:noProof/>
         </w:rPr>
         <w:drawing>
-          <wp:inline distT="0" distB="0" distL="0" distR="0" wp14:anchorId="3BE73A7E" wp14:editId="30BBCF30">
+          <wp:inline distT="0" distB="0" distL="0" distR="0" wp14:anchorId="224A2F0B" wp14:editId="12FB6F79">
             <wp:extent cx="5334000" cy="2628900"/>
             <wp:effectExtent l="0" t="0" r="0" b="0"/>
             <wp:docPr id="8" name="adm_reports_coverage.jpg" descr="Coverage by group." title="Coverage by group."/>
@@ -4454,7 +4454,7 @@
         </w:rPr>
         <w:lastRenderedPageBreak/>
         <w:drawing>
-          <wp:inline distT="0" distB="0" distL="0" distR="0" wp14:anchorId="30082EFE" wp14:editId="44FF95D9">
+          <wp:inline distT="0" distB="0" distL="0" distR="0" wp14:anchorId="52F02A74" wp14:editId="62999881">
             <wp:extent cx="5334000" cy="2600325"/>
             <wp:effectExtent l="0" t="0" r="0" b="0"/>
             <wp:docPr id="9" name="adm_reports_modes.jpg" descr="Administration modes." title="Administration modes."/>
@@ -4563,7 +4563,7 @@
           <w:noProof/>
         </w:rPr>
         <w:drawing>
-          <wp:inline distT="0" distB="0" distL="0" distR="0" wp14:anchorId="1C247BED" wp14:editId="3EB3019F">
+          <wp:inline distT="0" distB="0" distL="0" distR="0" wp14:anchorId="397C6A13" wp14:editId="74FE333D">
             <wp:extent cx="5334000" cy="2905125"/>
             <wp:effectExtent l="0" t="0" r="0" b="0"/>
             <wp:docPr id="10" name="adm_reports_duration.jpg" descr="Completion-time distribution." title="Completion-time distribution."/>
@@ -4645,7 +4645,7 @@
       <w:pPr>
         <w:pStyle w:val="Heading2"/>
       </w:pPr>
-      <w:bookmarkStart w:id="10" w:name="_Toc240395337"/>
+      <w:bookmarkStart w:id="10" w:name="_Toc240406111"/>
       <w:r>
         <w:t>4.3 Reviewing a case read-only</w:t>
       </w:r>
@@ -4709,7 +4709,7 @@
         </w:rPr>
         <w:lastRenderedPageBreak/>
         <w:drawing>
-          <wp:inline distT="0" distB="0" distL="0" distR="0" wp14:anchorId="74521862" wp14:editId="0C7E6FD3">
+          <wp:inline distT="0" distB="0" distL="0" distR="0" wp14:anchorId="5700B148" wp14:editId="509DF664">
             <wp:extent cx="5334000" cy="3333750"/>
             <wp:effectExtent l="0" t="0" r="0" b="0"/>
             <wp:docPr id="11" name="sup_case.jpg" descr="A case page in read-only view." title="A case page in read-only view."/>
@@ -4783,7 +4783,7 @@
       <w:pPr>
         <w:pStyle w:val="Heading2"/>
       </w:pPr>
-      <w:bookmarkStart w:id="11" w:name="_Toc240395338"/>
+      <w:bookmarkStart w:id="11" w:name="_Toc240406112"/>
       <w:r>
         <w:t>4.4 Reviewing QA</w:t>
       </w:r>
@@ -4800,7 +4800,7 @@
           <w:noProof/>
         </w:rPr>
         <w:drawing>
-          <wp:inline distT="0" distB="0" distL="0" distR="0" wp14:anchorId="6994ADD1" wp14:editId="07DD25A9">
+          <wp:inline distT="0" distB="0" distL="0" distR="0" wp14:anchorId="57022EFF" wp14:editId="09D1D038">
             <wp:extent cx="5715000" cy="2505075"/>
             <wp:effectExtent l="0" t="0" r="0" b="0"/>
             <wp:docPr id="12" name="sup_qa_queue.jpg" descr="QA Queue in read-only view." title="QA Queue in read-only view."/>
@@ -4877,7 +4877,7 @@
       <w:pPr>
         <w:pStyle w:val="Heading2"/>
       </w:pPr>
-      <w:bookmarkStart w:id="12" w:name="_Toc240395339"/>
+      <w:bookmarkStart w:id="12" w:name="_Toc240406113"/>
       <w:r>
         <w:t>4.5 Downloading or emailing completed forms (Form PDFs)</w:t>
       </w:r>
@@ -4918,7 +4918,7 @@
         </w:rPr>
         <w:lastRenderedPageBreak/>
         <w:drawing>
-          <wp:inline distT="0" distB="0" distL="0" distR="0" wp14:anchorId="49FA8C1A" wp14:editId="2BDD94C4">
+          <wp:inline distT="0" distB="0" distL="0" distR="0" wp14:anchorId="512DB72E" wp14:editId="61D93A73">
             <wp:extent cx="5334000" cy="2581275"/>
             <wp:effectExtent l="0" t="0" r="0" b="0"/>
             <wp:docPr id="13" name="adm_form_pdfs.jpg" descr="Completed form PDFs." title="Completed form PDFs."/>
@@ -5024,7 +5024,7 @@
         <w:pStyle w:val="Heading1"/>
         <w:pageBreakBefore/>
       </w:pPr>
-      <w:bookmarkStart w:id="13" w:name="_Toc240395340"/>
+      <w:bookmarkStart w:id="13" w:name="_Toc240406114"/>
       <w:r>
         <w:lastRenderedPageBreak/>
         <w:t>5. Rules you must follow</w:t>
@@ -5162,7 +5162,7 @@
         <w:pStyle w:val="Heading1"/>
         <w:pageBreakBefore/>
       </w:pPr>
-      <w:bookmarkStart w:id="14" w:name="_Toc240395341"/>
+      <w:bookmarkStart w:id="14" w:name="_Toc240406115"/>
       <w:r>
         <w:lastRenderedPageBreak/>
         <w:t>6. Troubleshooting</w:t>
@@ -5863,7 +5863,7 @@
         <w:pStyle w:val="Heading1"/>
         <w:pageBreakBefore/>
       </w:pPr>
-      <w:bookmarkStart w:id="15" w:name="_Toc240395342"/>
+      <w:bookmarkStart w:id="15" w:name="_Toc240406116"/>
       <w:r>
         <w:lastRenderedPageBreak/>
         <w:t>7. Quick reference</w:t>
@@ -6358,10 +6358,10 @@
 <file path=word/numbering.xml><?xml version="1.0" encoding="utf-8"?>
 <w:numbering xmlns:wpc="http://schemas.microsoft.com/office/word/2010/wordprocessingCanvas" xmlns:cx="http://schemas.microsoft.com/office/drawing/2014/chartex" xmlns:cx1="http://schemas.microsoft.com/office/drawing/2015/9/8/chartex" xmlns:cx2="http://schemas.microsoft.com/office/drawing/2015/10/21/chartex" xmlns:cx3="http://schemas.microsoft.com/office/drawing/2016/5/9/chartex" xmlns:cx4="http://schemas.microsoft.com/office/drawing/2016/5/10/chartex" xmlns:cx5="http://schemas.microsoft.com/office/drawing/2016/5/11/chartex" xmlns:cx6="http://schemas.microsoft.com/office/drawing/2016/5/12/chartex" xmlns:cx7="http://schemas.microsoft.com/office/drawing/2016/5/13/chartex" xmlns:cx8="http://schemas.microsoft.com/office/drawing/2016/5/14/chartex" xmlns:mc="http://schemas.openxmlformats.org/markup-compatibility/2006" xmlns:aink="http://schemas.microsoft.com/office/drawing/2016/ink" xmlns:am3d="http://schemas.microsoft.com/office/drawing/2017/model3d" xmlns:o="urn:schemas-microsoft-com:office:office" xmlns:oel="http://schemas.microsoft.com/office/2019/extlst" xmlns:r="http://schemas.openxmlformats.org/officeDocument/2006/relationships" xmlns:m="http://schemas.openxmlformats.org/officeDocument/2006/math" xmlns:v="urn:schemas-microsoft-com:vml" xmlns:wp14="http://schemas.microsoft.com/office/word/2010/wordprocessingDrawing" xmlns:wp="http://schemas.openxmlformats.org/drawingml/2006/wordprocessingDrawing" xmlns:w10="urn:schemas-microsoft-com:office:word" xmlns:w="http://schemas.openxmlformats.org/wordprocessingml/2006/main" xmlns:w14="http://schemas.microsoft.com/office/word/2010/wordml" xmlns:w15="http://schemas.microsoft.com/office/word/2012/wordml" xmlns:w16cex="http://schemas.microsoft.com/office/word/2018/wordml/cex" xmlns:w16cid="http://schemas.microsoft.com/office/word/2016/wordml/cid" xmlns:w16="http://schemas.microsoft.com/office/word/2018/wordml" xmlns:w16sdtdh="http://schemas.microsoft.com/office/word/2020/wordml/sdtdatahash" xmlns:w16se="http://schemas.microsoft.com/office/word/2015/wordml/symex" xmlns:wpg="http://schemas.microsoft.com/office/word/2010/wordprocessingGroup" xmlns:wpi="http://schemas.microsoft.com/office/word/2010/wordprocessingInk" xmlns:wne="http://schemas.microsoft.com/office/word/2006/wordml" xmlns:wps="http://schemas.microsoft.com/office/word/2010/wordprocessingShape" mc:Ignorable="w14 w15 w16se w16cid w16 w16cex w16sdtdh wp14">
   <w:abstractNum w:abstractNumId="0" w15:restartNumberingAfterBreak="0">
-    <w:nsid w:val="152C5BF2"/>
+    <w:nsid w:val="129C1F35"/>
     <w:multiLevelType w:val="hybridMultilevel"/>
-    <w:tmpl w:val="32F8A80E"/>
-    <w:lvl w:ilvl="0" w:tplc="D404541A">
+    <w:tmpl w:val="F60CC088"/>
+    <w:lvl w:ilvl="0" w:tplc="DCC2BEC0">
       <w:start w:val="1"/>
       <w:numFmt w:val="decimal"/>
       <w:lvlText w:val="%1."/>
@@ -6375,52 +6375,110 @@
         <w:color w:val="A67C27"/>
       </w:rPr>
     </w:lvl>
-    <w:lvl w:ilvl="1" w:tplc="C74676C2">
+    <w:lvl w:ilvl="1" w:tplc="5C42AC80">
       <w:numFmt w:val="decimal"/>
       <w:lvlText w:val=""/>
       <w:lvlJc w:val="left"/>
     </w:lvl>
-    <w:lvl w:ilvl="2" w:tplc="5DF88168">
+    <w:lvl w:ilvl="2" w:tplc="5606B29A">
       <w:numFmt w:val="decimal"/>
       <w:lvlText w:val=""/>
       <w:lvlJc w:val="left"/>
     </w:lvl>
-    <w:lvl w:ilvl="3" w:tplc="D4BCC938">
+    <w:lvl w:ilvl="3" w:tplc="73E21398">
       <w:numFmt w:val="decimal"/>
       <w:lvlText w:val=""/>
       <w:lvlJc w:val="left"/>
     </w:lvl>
-    <w:lvl w:ilvl="4" w:tplc="092AFF7E">
+    <w:lvl w:ilvl="4" w:tplc="01B2806C">
       <w:numFmt w:val="decimal"/>
       <w:lvlText w:val=""/>
       <w:lvlJc w:val="left"/>
     </w:lvl>
-    <w:lvl w:ilvl="5" w:tplc="4D529E74">
+    <w:lvl w:ilvl="5" w:tplc="186C6A28">
       <w:numFmt w:val="decimal"/>
       <w:lvlText w:val=""/>
       <w:lvlJc w:val="left"/>
     </w:lvl>
-    <w:lvl w:ilvl="6" w:tplc="703C076C">
+    <w:lvl w:ilvl="6" w:tplc="E8325EEA">
       <w:numFmt w:val="decimal"/>
       <w:lvlText w:val=""/>
       <w:lvlJc w:val="left"/>
     </w:lvl>
-    <w:lvl w:ilvl="7" w:tplc="122C7E84">
+    <w:lvl w:ilvl="7" w:tplc="AAD089DC">
       <w:numFmt w:val="decimal"/>
       <w:lvlText w:val=""/>
       <w:lvlJc w:val="left"/>
     </w:lvl>
-    <w:lvl w:ilvl="8" w:tplc="0450CD3C">
+    <w:lvl w:ilvl="8" w:tplc="4B768424">
       <w:numFmt w:val="decimal"/>
       <w:lvlText w:val=""/>
       <w:lvlJc w:val="left"/>
     </w:lvl>
   </w:abstractNum>
   <w:abstractNum w:abstractNumId="1" w15:restartNumberingAfterBreak="0">
-    <w:nsid w:val="214167C7"/>
+    <w:nsid w:val="18D26BE9"/>
     <w:multiLevelType w:val="hybridMultilevel"/>
-    <w:tmpl w:val="0016BC80"/>
-    <w:lvl w:ilvl="0" w:tplc="24540E26">
+    <w:tmpl w:val="34C020F8"/>
+    <w:lvl w:ilvl="0" w:tplc="0B64665C">
+      <w:start w:val="1"/>
+      <w:numFmt w:val="bullet"/>
+      <w:lvlText w:val="•"/>
+      <w:lvlJc w:val="left"/>
+      <w:pPr>
+        <w:ind w:left="460" w:hanging="280"/>
+      </w:pPr>
+    </w:lvl>
+    <w:lvl w:ilvl="1" w:tplc="694299AC">
+      <w:start w:val="1"/>
+      <w:numFmt w:val="bullet"/>
+      <w:lvlText w:val="–"/>
+      <w:lvlJc w:val="left"/>
+      <w:pPr>
+        <w:ind w:left="900" w:hanging="280"/>
+      </w:pPr>
+    </w:lvl>
+    <w:lvl w:ilvl="2" w:tplc="CFF0D89C">
+      <w:numFmt w:val="decimal"/>
+      <w:lvlText w:val=""/>
+      <w:lvlJc w:val="left"/>
+    </w:lvl>
+    <w:lvl w:ilvl="3" w:tplc="774C1E2E">
+      <w:numFmt w:val="decimal"/>
+      <w:lvlText w:val=""/>
+      <w:lvlJc w:val="left"/>
+    </w:lvl>
+    <w:lvl w:ilvl="4" w:tplc="13840634">
+      <w:numFmt w:val="decimal"/>
+      <w:lvlText w:val=""/>
+      <w:lvlJc w:val="left"/>
+    </w:lvl>
+    <w:lvl w:ilvl="5" w:tplc="789686AA">
+      <w:numFmt w:val="decimal"/>
+      <w:lvlText w:val=""/>
+      <w:lvlJc w:val="left"/>
+    </w:lvl>
+    <w:lvl w:ilvl="6" w:tplc="BB1CCFE0">
+      <w:numFmt w:val="decimal"/>
+      <w:lvlText w:val=""/>
+      <w:lvlJc w:val="left"/>
+    </w:lvl>
+    <w:lvl w:ilvl="7" w:tplc="7A908918">
+      <w:numFmt w:val="decimal"/>
+      <w:lvlText w:val=""/>
+      <w:lvlJc w:val="left"/>
+    </w:lvl>
+    <w:lvl w:ilvl="8" w:tplc="04F6A3FE">
+      <w:numFmt w:val="decimal"/>
+      <w:lvlText w:val=""/>
+      <w:lvlJc w:val="left"/>
+    </w:lvl>
+  </w:abstractNum>
+  <w:abstractNum w:abstractNumId="2" w15:restartNumberingAfterBreak="0">
+    <w:nsid w:val="1B030039"/>
+    <w:multiLevelType w:val="hybridMultilevel"/>
+    <w:tmpl w:val="78F6E8F4"/>
+    <w:lvl w:ilvl="0" w:tplc="8AA0BF78">
       <w:start w:val="1"/>
       <w:numFmt w:val="decimal"/>
       <w:lvlText w:val="%1."/>
@@ -6434,52 +6492,138 @@
         <w:color w:val="A67C27"/>
       </w:rPr>
     </w:lvl>
-    <w:lvl w:ilvl="1" w:tplc="35649144">
+    <w:lvl w:ilvl="1" w:tplc="F842A77E">
       <w:numFmt w:val="decimal"/>
       <w:lvlText w:val=""/>
       <w:lvlJc w:val="left"/>
     </w:lvl>
-    <w:lvl w:ilvl="2" w:tplc="6DC80BDA">
+    <w:lvl w:ilvl="2" w:tplc="23B42F78">
       <w:numFmt w:val="decimal"/>
       <w:lvlText w:val=""/>
       <w:lvlJc w:val="left"/>
     </w:lvl>
-    <w:lvl w:ilvl="3" w:tplc="1D20DEAC">
+    <w:lvl w:ilvl="3" w:tplc="9046516E">
       <w:numFmt w:val="decimal"/>
       <w:lvlText w:val=""/>
       <w:lvlJc w:val="left"/>
     </w:lvl>
-    <w:lvl w:ilvl="4" w:tplc="E5B292FE">
+    <w:lvl w:ilvl="4" w:tplc="38847DA2">
       <w:numFmt w:val="decimal"/>
       <w:lvlText w:val=""/>
       <w:lvlJc w:val="left"/>
     </w:lvl>
-    <w:lvl w:ilvl="5" w:tplc="995A9F14">
+    <w:lvl w:ilvl="5" w:tplc="2D486BBE">
       <w:numFmt w:val="decimal"/>
       <w:lvlText w:val=""/>
       <w:lvlJc w:val="left"/>
     </w:lvl>
-    <w:lvl w:ilvl="6" w:tplc="287A468C">
+    <w:lvl w:ilvl="6" w:tplc="E340D3A6">
       <w:numFmt w:val="decimal"/>
       <w:lvlText w:val=""/>
       <w:lvlJc w:val="left"/>
     </w:lvl>
-    <w:lvl w:ilvl="7" w:tplc="D7D0DBBC">
+    <w:lvl w:ilvl="7" w:tplc="05DAD12E">
       <w:numFmt w:val="decimal"/>
       <w:lvlText w:val=""/>
       <w:lvlJc w:val="left"/>
     </w:lvl>
-    <w:lvl w:ilvl="8" w:tplc="5D46D6A4">
+    <w:lvl w:ilvl="8" w:tplc="68BEACA8">
       <w:numFmt w:val="decimal"/>
       <w:lvlText w:val=""/>
       <w:lvlJc w:val="left"/>
     </w:lvl>
   </w:abstractNum>
-  <w:abstractNum w:abstractNumId="2" w15:restartNumberingAfterBreak="0">
-    <w:nsid w:val="3A7E4491"/>
+  <w:abstractNum w:abstractNumId="3" w15:restartNumberingAfterBreak="0">
+    <w:nsid w:val="37ED3791"/>
     <w:multiLevelType w:val="hybridMultilevel"/>
-    <w:tmpl w:val="47980754"/>
-    <w:lvl w:ilvl="0" w:tplc="89B09172">
+    <w:tmpl w:val="D9483602"/>
+    <w:lvl w:ilvl="0" w:tplc="6B88DCAE">
+      <w:start w:val="1"/>
+      <w:numFmt w:val="bullet"/>
+      <w:lvlText w:val="●"/>
+      <w:lvlJc w:val="left"/>
+      <w:pPr>
+        <w:ind w:left="720" w:hanging="360"/>
+      </w:pPr>
+    </w:lvl>
+    <w:lvl w:ilvl="1" w:tplc="9CA8766A">
+      <w:start w:val="1"/>
+      <w:numFmt w:val="bullet"/>
+      <w:lvlText w:val="○"/>
+      <w:lvlJc w:val="left"/>
+      <w:pPr>
+        <w:ind w:left="1440" w:hanging="360"/>
+      </w:pPr>
+    </w:lvl>
+    <w:lvl w:ilvl="2" w:tplc="22A09AB0">
+      <w:start w:val="1"/>
+      <w:numFmt w:val="bullet"/>
+      <w:lvlText w:val="■"/>
+      <w:lvlJc w:val="left"/>
+      <w:pPr>
+        <w:ind w:left="2160" w:hanging="360"/>
+      </w:pPr>
+    </w:lvl>
+    <w:lvl w:ilvl="3" w:tplc="CA0007DE">
+      <w:start w:val="1"/>
+      <w:numFmt w:val="bullet"/>
+      <w:lvlText w:val="●"/>
+      <w:lvlJc w:val="left"/>
+      <w:pPr>
+        <w:ind w:left="2880" w:hanging="360"/>
+      </w:pPr>
+    </w:lvl>
+    <w:lvl w:ilvl="4" w:tplc="10E232B6">
+      <w:start w:val="1"/>
+      <w:numFmt w:val="bullet"/>
+      <w:lvlText w:val="○"/>
+      <w:lvlJc w:val="left"/>
+      <w:pPr>
+        <w:ind w:left="3600" w:hanging="360"/>
+      </w:pPr>
+    </w:lvl>
+    <w:lvl w:ilvl="5" w:tplc="DA42B8A4">
+      <w:start w:val="1"/>
+      <w:numFmt w:val="bullet"/>
+      <w:lvlText w:val="■"/>
+      <w:lvlJc w:val="left"/>
+      <w:pPr>
+        <w:ind w:left="4320" w:hanging="360"/>
+      </w:pPr>
+    </w:lvl>
+    <w:lvl w:ilvl="6" w:tplc="10366644">
+      <w:start w:val="1"/>
+      <w:numFmt w:val="bullet"/>
+      <w:lvlText w:val="●"/>
+      <w:lvlJc w:val="left"/>
+      <w:pPr>
+        <w:ind w:left="5040" w:hanging="360"/>
+      </w:pPr>
+    </w:lvl>
+    <w:lvl w:ilvl="7" w:tplc="DC4CD794">
+      <w:start w:val="1"/>
+      <w:numFmt w:val="bullet"/>
+      <w:lvlText w:val="●"/>
+      <w:lvlJc w:val="left"/>
+      <w:pPr>
+        <w:ind w:left="5760" w:hanging="360"/>
+      </w:pPr>
+    </w:lvl>
+    <w:lvl w:ilvl="8" w:tplc="CC707DA2">
+      <w:start w:val="1"/>
+      <w:numFmt w:val="bullet"/>
+      <w:lvlText w:val="●"/>
+      <w:lvlJc w:val="left"/>
+      <w:pPr>
+        <w:ind w:left="6480" w:hanging="360"/>
+      </w:pPr>
+    </w:lvl>
+  </w:abstractNum>
+  <w:abstractNum w:abstractNumId="4" w15:restartNumberingAfterBreak="0">
+    <w:nsid w:val="393A18AB"/>
+    <w:multiLevelType w:val="hybridMultilevel"/>
+    <w:tmpl w:val="1D4EC208"/>
+    <w:lvl w:ilvl="0" w:tplc="2FF05FBA">
       <w:start w:val="1"/>
       <w:numFmt w:val="decimal"/>
       <w:lvlText w:val="%1."/>
@@ -6493,196 +6637,52 @@
         <w:color w:val="A67C27"/>
       </w:rPr>
     </w:lvl>
-    <w:lvl w:ilvl="1" w:tplc="4412F936">
+    <w:lvl w:ilvl="1" w:tplc="B7B8915E">
       <w:numFmt w:val="decimal"/>
       <w:lvlText w:val=""/>
       <w:lvlJc w:val="left"/>
     </w:lvl>
-    <w:lvl w:ilvl="2" w:tplc="4394CF9E">
+    <w:lvl w:ilvl="2" w:tplc="3D961036">
       <w:numFmt w:val="decimal"/>
       <w:lvlText w:val=""/>
       <w:lvlJc w:val="left"/>
     </w:lvl>
-    <w:lvl w:ilvl="3" w:tplc="8FAC474E">
+    <w:lvl w:ilvl="3" w:tplc="68C23648">
       <w:numFmt w:val="decimal"/>
       <w:lvlText w:val=""/>
       <w:lvlJc w:val="left"/>
     </w:lvl>
-    <w:lvl w:ilvl="4" w:tplc="DDB62FF6">
+    <w:lvl w:ilvl="4" w:tplc="FAAAFEF4">
       <w:numFmt w:val="decimal"/>
       <w:lvlText w:val=""/>
       <w:lvlJc w:val="left"/>
     </w:lvl>
-    <w:lvl w:ilvl="5" w:tplc="694CFED2">
+    <w:lvl w:ilvl="5" w:tplc="6138039E">
       <w:numFmt w:val="decimal"/>
       <w:lvlText w:val=""/>
       <w:lvlJc w:val="left"/>
     </w:lvl>
-    <w:lvl w:ilvl="6" w:tplc="67FA477E">
+    <w:lvl w:ilvl="6" w:tplc="1BA612A4">
       <w:numFmt w:val="decimal"/>
       <w:lvlText w:val=""/>
       <w:lvlJc w:val="left"/>
     </w:lvl>
-    <w:lvl w:ilvl="7" w:tplc="17FC8158">
+    <w:lvl w:ilvl="7" w:tplc="6C64B23C">
       <w:numFmt w:val="decimal"/>
       <w:lvlText w:val=""/>
       <w:lvlJc w:val="left"/>
     </w:lvl>
-    <w:lvl w:ilvl="8" w:tplc="762E228A">
-      <w:numFmt w:val="decimal"/>
-      <w:lvlText w:val=""/>
-      <w:lvlJc w:val="left"/>
-    </w:lvl>
-  </w:abstractNum>
-  <w:abstractNum w:abstractNumId="3" w15:restartNumberingAfterBreak="0">
-    <w:nsid w:val="5BF632A1"/>
-    <w:multiLevelType w:val="hybridMultilevel"/>
-    <w:tmpl w:val="1862DA32"/>
-    <w:lvl w:ilvl="0" w:tplc="5B821DD2">
-      <w:start w:val="1"/>
-      <w:numFmt w:val="bullet"/>
-      <w:lvlText w:val="●"/>
-      <w:lvlJc w:val="left"/>
-      <w:pPr>
-        <w:ind w:left="720" w:hanging="360"/>
-      </w:pPr>
-    </w:lvl>
-    <w:lvl w:ilvl="1" w:tplc="4A700330">
-      <w:start w:val="1"/>
-      <w:numFmt w:val="bullet"/>
-      <w:lvlText w:val="○"/>
-      <w:lvlJc w:val="left"/>
-      <w:pPr>
-        <w:ind w:left="1440" w:hanging="360"/>
-      </w:pPr>
-    </w:lvl>
-    <w:lvl w:ilvl="2" w:tplc="B71C1F54">
-      <w:start w:val="1"/>
-      <w:numFmt w:val="bullet"/>
-      <w:lvlText w:val="■"/>
-      <w:lvlJc w:val="left"/>
-      <w:pPr>
-        <w:ind w:left="2160" w:hanging="360"/>
-      </w:pPr>
-    </w:lvl>
-    <w:lvl w:ilvl="3" w:tplc="58DC7558">
-      <w:start w:val="1"/>
-      <w:numFmt w:val="bullet"/>
-      <w:lvlText w:val="●"/>
-      <w:lvlJc w:val="left"/>
-      <w:pPr>
-        <w:ind w:left="2880" w:hanging="360"/>
-      </w:pPr>
-    </w:lvl>
-    <w:lvl w:ilvl="4" w:tplc="29FE7466">
-      <w:start w:val="1"/>
-      <w:numFmt w:val="bullet"/>
-      <w:lvlText w:val="○"/>
-      <w:lvlJc w:val="left"/>
-      <w:pPr>
-        <w:ind w:left="3600" w:hanging="360"/>
-      </w:pPr>
-    </w:lvl>
-    <w:lvl w:ilvl="5" w:tplc="F718FAB0">
-      <w:start w:val="1"/>
-      <w:numFmt w:val="bullet"/>
-      <w:lvlText w:val="■"/>
-      <w:lvlJc w:val="left"/>
-      <w:pPr>
-        <w:ind w:left="4320" w:hanging="360"/>
-      </w:pPr>
-    </w:lvl>
-    <w:lvl w:ilvl="6" w:tplc="ECC27B52">
-      <w:start w:val="1"/>
-      <w:numFmt w:val="bullet"/>
-      <w:lvlText w:val="●"/>
-      <w:lvlJc w:val="left"/>
-      <w:pPr>
-        <w:ind w:left="5040" w:hanging="360"/>
-      </w:pPr>
-    </w:lvl>
-    <w:lvl w:ilvl="7" w:tplc="8D848A08">
-      <w:start w:val="1"/>
-      <w:numFmt w:val="bullet"/>
-      <w:lvlText w:val="●"/>
-      <w:lvlJc w:val="left"/>
-      <w:pPr>
-        <w:ind w:left="5760" w:hanging="360"/>
-      </w:pPr>
-    </w:lvl>
-    <w:lvl w:ilvl="8" w:tplc="D70695C2">
-      <w:start w:val="1"/>
-      <w:numFmt w:val="bullet"/>
-      <w:lvlText w:val="●"/>
-      <w:lvlJc w:val="left"/>
-      <w:pPr>
-        <w:ind w:left="6480" w:hanging="360"/>
-      </w:pPr>
-    </w:lvl>
-  </w:abstractNum>
-  <w:abstractNum w:abstractNumId="4" w15:restartNumberingAfterBreak="0">
-    <w:nsid w:val="5BFB7514"/>
-    <w:multiLevelType w:val="hybridMultilevel"/>
-    <w:tmpl w:val="BA0001C4"/>
-    <w:lvl w:ilvl="0" w:tplc="0202719E">
-      <w:start w:val="1"/>
-      <w:numFmt w:val="bullet"/>
-      <w:lvlText w:val="•"/>
-      <w:lvlJc w:val="left"/>
-      <w:pPr>
-        <w:ind w:left="460" w:hanging="280"/>
-      </w:pPr>
-    </w:lvl>
-    <w:lvl w:ilvl="1" w:tplc="2DDA5EE8">
-      <w:start w:val="1"/>
-      <w:numFmt w:val="bullet"/>
-      <w:lvlText w:val="–"/>
-      <w:lvlJc w:val="left"/>
-      <w:pPr>
-        <w:ind w:left="900" w:hanging="280"/>
-      </w:pPr>
-    </w:lvl>
-    <w:lvl w:ilvl="2" w:tplc="7848E4B2">
-      <w:numFmt w:val="decimal"/>
-      <w:lvlText w:val=""/>
-      <w:lvlJc w:val="left"/>
-    </w:lvl>
-    <w:lvl w:ilvl="3" w:tplc="145C6970">
-      <w:numFmt w:val="decimal"/>
-      <w:lvlText w:val=""/>
-      <w:lvlJc w:val="left"/>
-    </w:lvl>
-    <w:lvl w:ilvl="4" w:tplc="50C4F95C">
-      <w:numFmt w:val="decimal"/>
-      <w:lvlText w:val=""/>
-      <w:lvlJc w:val="left"/>
-    </w:lvl>
-    <w:lvl w:ilvl="5" w:tplc="EACE8796">
-      <w:numFmt w:val="decimal"/>
-      <w:lvlText w:val=""/>
-      <w:lvlJc w:val="left"/>
-    </w:lvl>
-    <w:lvl w:ilvl="6" w:tplc="EC52A690">
-      <w:numFmt w:val="decimal"/>
-      <w:lvlText w:val=""/>
-      <w:lvlJc w:val="left"/>
-    </w:lvl>
-    <w:lvl w:ilvl="7" w:tplc="4C9C7200">
-      <w:numFmt w:val="decimal"/>
-      <w:lvlText w:val=""/>
-      <w:lvlJc w:val="left"/>
-    </w:lvl>
-    <w:lvl w:ilvl="8" w:tplc="DEAE56E0">
+    <w:lvl w:ilvl="8" w:tplc="3EE4183A">
       <w:numFmt w:val="decimal"/>
       <w:lvlText w:val=""/>
       <w:lvlJc w:val="left"/>
     </w:lvl>
   </w:abstractNum>
   <w:abstractNum w:abstractNumId="5" w15:restartNumberingAfterBreak="0">
-    <w:nsid w:val="5DF60069"/>
+    <w:nsid w:val="3D467468"/>
     <w:multiLevelType w:val="hybridMultilevel"/>
-    <w:tmpl w:val="F6524504"/>
-    <w:lvl w:ilvl="0" w:tplc="017AF1B4">
+    <w:tmpl w:val="F95A92C0"/>
+    <w:lvl w:ilvl="0" w:tplc="7D22084E">
       <w:start w:val="1"/>
       <w:numFmt w:val="decimal"/>
       <w:lvlText w:val="%1."/>
@@ -6696,52 +6696,52 @@
         <w:color w:val="A67C27"/>
       </w:rPr>
     </w:lvl>
-    <w:lvl w:ilvl="1" w:tplc="4412CE72">
+    <w:lvl w:ilvl="1" w:tplc="0B9E31FA">
       <w:numFmt w:val="decimal"/>
       <w:lvlText w:val=""/>
       <w:lvlJc w:val="left"/>
     </w:lvl>
-    <w:lvl w:ilvl="2" w:tplc="8A3CA572">
+    <w:lvl w:ilvl="2" w:tplc="B7B8BAA4">
       <w:numFmt w:val="decimal"/>
       <w:lvlText w:val=""/>
       <w:lvlJc w:val="left"/>
     </w:lvl>
-    <w:lvl w:ilvl="3" w:tplc="991EA5B4">
+    <w:lvl w:ilvl="3" w:tplc="C0EC99EA">
       <w:numFmt w:val="decimal"/>
       <w:lvlText w:val=""/>
       <w:lvlJc w:val="left"/>
     </w:lvl>
-    <w:lvl w:ilvl="4" w:tplc="5660308E">
+    <w:lvl w:ilvl="4" w:tplc="0B24D3DA">
       <w:numFmt w:val="decimal"/>
       <w:lvlText w:val=""/>
       <w:lvlJc w:val="left"/>
     </w:lvl>
-    <w:lvl w:ilvl="5" w:tplc="16949614">
+    <w:lvl w:ilvl="5" w:tplc="EDD6B98A">
       <w:numFmt w:val="decimal"/>
       <w:lvlText w:val=""/>
       <w:lvlJc w:val="left"/>
     </w:lvl>
-    <w:lvl w:ilvl="6" w:tplc="22E61CEC">
+    <w:lvl w:ilvl="6" w:tplc="6E1CC61E">
       <w:numFmt w:val="decimal"/>
       <w:lvlText w:val=""/>
       <w:lvlJc w:val="left"/>
     </w:lvl>
-    <w:lvl w:ilvl="7" w:tplc="E260206A">
+    <w:lvl w:ilvl="7" w:tplc="F498124A">
       <w:numFmt w:val="decimal"/>
       <w:lvlText w:val=""/>
       <w:lvlJc w:val="left"/>
     </w:lvl>
-    <w:lvl w:ilvl="8" w:tplc="FDB25720">
+    <w:lvl w:ilvl="8" w:tplc="FF5E4A52">
       <w:numFmt w:val="decimal"/>
       <w:lvlText w:val=""/>
       <w:lvlJc w:val="left"/>
     </w:lvl>
   </w:abstractNum>
   <w:abstractNum w:abstractNumId="6" w15:restartNumberingAfterBreak="0">
-    <w:nsid w:val="7F970948"/>
+    <w:nsid w:val="75075B87"/>
     <w:multiLevelType w:val="hybridMultilevel"/>
-    <w:tmpl w:val="5DD2AB7A"/>
-    <w:lvl w:ilvl="0" w:tplc="046E5C84">
+    <w:tmpl w:val="4C7EFB22"/>
+    <w:lvl w:ilvl="0" w:tplc="D4707428">
       <w:start w:val="1"/>
       <w:numFmt w:val="decimal"/>
       <w:lvlText w:val="%1."/>
@@ -6755,85 +6755,85 @@
         <w:color w:val="A67C27"/>
       </w:rPr>
     </w:lvl>
-    <w:lvl w:ilvl="1" w:tplc="AE4C30C8">
+    <w:lvl w:ilvl="1" w:tplc="85349A44">
       <w:numFmt w:val="decimal"/>
       <w:lvlText w:val=""/>
       <w:lvlJc w:val="left"/>
     </w:lvl>
-    <w:lvl w:ilvl="2" w:tplc="C1462480">
+    <w:lvl w:ilvl="2" w:tplc="AA040C8C">
       <w:numFmt w:val="decimal"/>
       <w:lvlText w:val=""/>
       <w:lvlJc w:val="left"/>
     </w:lvl>
-    <w:lvl w:ilvl="3" w:tplc="AA96BE98">
+    <w:lvl w:ilvl="3" w:tplc="C678A404">
       <w:numFmt w:val="decimal"/>
       <w:lvlText w:val=""/>
       <w:lvlJc w:val="left"/>
     </w:lvl>
-    <w:lvl w:ilvl="4" w:tplc="587CE6C8">
+    <w:lvl w:ilvl="4" w:tplc="AD2C08D4">
       <w:numFmt w:val="decimal"/>
       <w:lvlText w:val=""/>
       <w:lvlJc w:val="left"/>
     </w:lvl>
-    <w:lvl w:ilvl="5" w:tplc="385ECFC8">
+    <w:lvl w:ilvl="5" w:tplc="08585596">
       <w:numFmt w:val="decimal"/>
       <w:lvlText w:val=""/>
       <w:lvlJc w:val="left"/>
     </w:lvl>
-    <w:lvl w:ilvl="6" w:tplc="D98679BE">
+    <w:lvl w:ilvl="6" w:tplc="DA8CDAF4">
       <w:numFmt w:val="decimal"/>
       <w:lvlText w:val=""/>
       <w:lvlJc w:val="left"/>
     </w:lvl>
-    <w:lvl w:ilvl="7" w:tplc="00A2C586">
+    <w:lvl w:ilvl="7" w:tplc="545CBC4C">
       <w:numFmt w:val="decimal"/>
       <w:lvlText w:val=""/>
       <w:lvlJc w:val="left"/>
     </w:lvl>
-    <w:lvl w:ilvl="8" w:tplc="395ABD22">
+    <w:lvl w:ilvl="8" w:tplc="2610BEDA">
       <w:numFmt w:val="decimal"/>
       <w:lvlText w:val=""/>
       <w:lvlJc w:val="left"/>
     </w:lvl>
   </w:abstractNum>
-  <w:num w:numId="1" w16cid:durableId="544951642">
+  <w:num w:numId="1" w16cid:durableId="1038942405">
     <w:abstractNumId w:val="3"/>
     <w:lvlOverride w:ilvl="0">
       <w:startOverride w:val="1"/>
     </w:lvlOverride>
   </w:num>
-  <w:num w:numId="2" w16cid:durableId="214050308">
+  <w:num w:numId="2" w16cid:durableId="80028956">
+    <w:abstractNumId w:val="1"/>
+    <w:lvlOverride w:ilvl="0">
+      <w:startOverride w:val="1"/>
+    </w:lvlOverride>
+  </w:num>
+  <w:num w:numId="3" w16cid:durableId="1721787389">
+    <w:abstractNumId w:val="6"/>
+    <w:lvlOverride w:ilvl="0">
+      <w:startOverride w:val="1"/>
+    </w:lvlOverride>
+  </w:num>
+  <w:num w:numId="4" w16cid:durableId="1915580795">
     <w:abstractNumId w:val="4"/>
     <w:lvlOverride w:ilvl="0">
       <w:startOverride w:val="1"/>
     </w:lvlOverride>
   </w:num>
-  <w:num w:numId="3" w16cid:durableId="72092236">
-    <w:abstractNumId w:val="0"/>
+  <w:num w:numId="5" w16cid:durableId="1178500771">
+    <w:abstractNumId w:val="5"/>
     <w:lvlOverride w:ilvl="0">
       <w:startOverride w:val="1"/>
     </w:lvlOverride>
   </w:num>
-  <w:num w:numId="4" w16cid:durableId="145365033">
-    <w:abstractNumId w:val="1"/>
-    <w:lvlOverride w:ilvl="0">
-      <w:startOverride w:val="1"/>
-    </w:lvlOverride>
-  </w:num>
-  <w:num w:numId="5" w16cid:durableId="1803306193">
+  <w:num w:numId="6" w16cid:durableId="636111106">
     <w:abstractNumId w:val="2"/>
     <w:lvlOverride w:ilvl="0">
       <w:startOverride w:val="1"/>
     </w:lvlOverride>
   </w:num>
-  <w:num w:numId="6" w16cid:durableId="1767072304">
-    <w:abstractNumId w:val="5"/>
-    <w:lvlOverride w:ilvl="0">
-      <w:startOverride w:val="1"/>
-    </w:lvlOverride>
-  </w:num>
-  <w:num w:numId="7" w16cid:durableId="1868517806">
-    <w:abstractNumId w:val="6"/>
+  <w:num w:numId="7" w16cid:durableId="2031373239">
+    <w:abstractNumId w:val="0"/>
     <w:lvlOverride w:ilvl="0">
       <w:startOverride w:val="1"/>
     </w:lvlOverride>
@@ -7458,7 +7458,7 @@
     <w:autoRedefine/>
     <w:uiPriority w:val="39"/>
     <w:unhideWhenUsed/>
-    <w:rsid w:val="003E7C62"/>
+    <w:rsid w:val="00CE4ED7"/>
     <w:pPr>
       <w:spacing w:after="100"/>
     </w:pPr>
@@ -7470,7 +7470,7 @@
     <w:autoRedefine/>
     <w:uiPriority w:val="39"/>
     <w:unhideWhenUsed/>
-    <w:rsid w:val="003E7C62"/>
+    <w:rsid w:val="00CE4ED7"/>
     <w:pPr>
       <w:spacing w:after="100"/>
       <w:ind w:left="210"/>

--- a/docs/manuals/Role_Guide_8_Supervisor.docx
+++ b/docs/manuals/Role_Guide_8_Supervisor.docx
@@ -69,7 +69,7 @@
           <w:left w:w="10" w:type="dxa"/>
           <w:right w:w="10" w:type="dxa"/>
         </w:tblCellMar>
-        <w:tblLook w:val="0000" w:firstRow="0" w:lastRow="0" w:firstColumn="0" w:lastColumn="0" w:noHBand="0" w:noVBand="0"/>
+        <w:tblLook w:val="04A0" w:firstRow="1" w:lastRow="0" w:firstColumn="1" w:lastColumn="0" w:noHBand="0" w:noVBand="1"/>
       </w:tblPr>
       <w:tblGrid>
         <w:gridCol w:w="2300"/>
@@ -538,7 +538,7 @@
     <w:sdt>
       <w:sdtPr>
         <w:alias w:val="Contents"/>
-        <w:id w:val="404418335"/>
+        <w:id w:val="-68266065"/>
       </w:sdtPr>
       <w:sdtEndPr/>
       <w:sdtContent>
@@ -567,7 +567,7 @@
           <w:r>
             <w:fldChar w:fldCharType="separate"/>
           </w:r>
-          <w:hyperlink w:anchor="_Toc240406101" w:history="1">
+          <w:hyperlink w:anchor="_Toc240453734" w:history="1">
             <w:r>
               <w:rPr>
                 <w:rStyle w:val="Hyperlink"/>
@@ -591,7 +591,7 @@
               <w:rPr>
                 <w:noProof/>
               </w:rPr>
-              <w:instrText xml:space="preserve"> PAGEREF _Toc240406101 \h </w:instrText>
+              <w:instrText xml:space="preserve"> PAGEREF _Toc240453734 \h </w:instrText>
             </w:r>
             <w:r>
               <w:rPr>
@@ -634,7 +634,7 @@
               <w14:ligatures w14:val="standardContextual"/>
             </w:rPr>
           </w:pPr>
-          <w:hyperlink w:anchor="_Toc240406102" w:history="1">
+          <w:hyperlink w:anchor="_Toc240453735" w:history="1">
             <w:r>
               <w:rPr>
                 <w:rStyle w:val="Hyperlink"/>
@@ -658,7 +658,7 @@
               <w:rPr>
                 <w:noProof/>
               </w:rPr>
-              <w:instrText xml:space="preserve"> PAGEREF _Toc240406102 \h </w:instrText>
+              <w:instrText xml:space="preserve"> PAGEREF _Toc240453735 \h </w:instrText>
             </w:r>
             <w:r>
               <w:rPr>
@@ -701,7 +701,7 @@
               <w14:ligatures w14:val="standardContextual"/>
             </w:rPr>
           </w:pPr>
-          <w:hyperlink w:anchor="_Toc240406103" w:history="1">
+          <w:hyperlink w:anchor="_Toc240453736" w:history="1">
             <w:r>
               <w:rPr>
                 <w:rStyle w:val="Hyperlink"/>
@@ -725,7 +725,7 @@
               <w:rPr>
                 <w:noProof/>
               </w:rPr>
-              <w:instrText xml:space="preserve"> PAGEREF _Toc240406103 \h </w:instrText>
+              <w:instrText xml:space="preserve"> PAGEREF _Toc240453736 \h </w:instrText>
             </w:r>
             <w:r>
               <w:rPr>
@@ -768,7 +768,7 @@
               <w14:ligatures w14:val="standardContextual"/>
             </w:rPr>
           </w:pPr>
-          <w:hyperlink w:anchor="_Toc240406104" w:history="1">
+          <w:hyperlink w:anchor="_Toc240453737" w:history="1">
             <w:r>
               <w:rPr>
                 <w:rStyle w:val="Hyperlink"/>
@@ -792,7 +792,7 @@
               <w:rPr>
                 <w:noProof/>
               </w:rPr>
-              <w:instrText xml:space="preserve"> PAGEREF _Toc240406104 \h </w:instrText>
+              <w:instrText xml:space="preserve"> PAGEREF _Toc240453737 \h </w:instrText>
             </w:r>
             <w:r>
               <w:rPr>
@@ -835,7 +835,7 @@
               <w14:ligatures w14:val="standardContextual"/>
             </w:rPr>
           </w:pPr>
-          <w:hyperlink w:anchor="_Toc240406105" w:history="1">
+          <w:hyperlink w:anchor="_Toc240453738" w:history="1">
             <w:r>
               <w:rPr>
                 <w:rStyle w:val="Hyperlink"/>
@@ -859,7 +859,7 @@
               <w:rPr>
                 <w:noProof/>
               </w:rPr>
-              <w:instrText xml:space="preserve"> PAGEREF _Toc240406105 \h </w:instrText>
+              <w:instrText xml:space="preserve"> PAGEREF _Toc240453738 \h </w:instrText>
             </w:r>
             <w:r>
               <w:rPr>
@@ -902,7 +902,7 @@
               <w14:ligatures w14:val="standardContextual"/>
             </w:rPr>
           </w:pPr>
-          <w:hyperlink w:anchor="_Toc240406106" w:history="1">
+          <w:hyperlink w:anchor="_Toc240453739" w:history="1">
             <w:r>
               <w:rPr>
                 <w:rStyle w:val="Hyperlink"/>
@@ -926,7 +926,7 @@
               <w:rPr>
                 <w:noProof/>
               </w:rPr>
-              <w:instrText xml:space="preserve"> PAGEREF _Toc240406106 \h </w:instrText>
+              <w:instrText xml:space="preserve"> PAGEREF _Toc240453739 \h </w:instrText>
             </w:r>
             <w:r>
               <w:rPr>
@@ -969,7 +969,7 @@
               <w14:ligatures w14:val="standardContextual"/>
             </w:rPr>
           </w:pPr>
-          <w:hyperlink w:anchor="_Toc240406107" w:history="1">
+          <w:hyperlink w:anchor="_Toc240453740" w:history="1">
             <w:r>
               <w:rPr>
                 <w:rStyle w:val="Hyperlink"/>
@@ -993,7 +993,7 @@
               <w:rPr>
                 <w:noProof/>
               </w:rPr>
-              <w:instrText xml:space="preserve"> PAGEREF _Toc240406107 \h </w:instrText>
+              <w:instrText xml:space="preserve"> PAGEREF _Toc240453740 \h </w:instrText>
             </w:r>
             <w:r>
               <w:rPr>
@@ -1036,7 +1036,7 @@
               <w14:ligatures w14:val="standardContextual"/>
             </w:rPr>
           </w:pPr>
-          <w:hyperlink w:anchor="_Toc240406108" w:history="1">
+          <w:hyperlink w:anchor="_Toc240453741" w:history="1">
             <w:r>
               <w:rPr>
                 <w:rStyle w:val="Hyperlink"/>
@@ -1060,7 +1060,7 @@
               <w:rPr>
                 <w:noProof/>
               </w:rPr>
-              <w:instrText xml:space="preserve"> PAGEREF _Toc240406108 \h </w:instrText>
+              <w:instrText xml:space="preserve"> PAGEREF _Toc240453741 \h </w:instrText>
             </w:r>
             <w:r>
               <w:rPr>
@@ -1103,7 +1103,7 @@
               <w14:ligatures w14:val="standardContextual"/>
             </w:rPr>
           </w:pPr>
-          <w:hyperlink w:anchor="_Toc240406109" w:history="1">
+          <w:hyperlink w:anchor="_Toc240453742" w:history="1">
             <w:r>
               <w:rPr>
                 <w:rStyle w:val="Hyperlink"/>
@@ -1127,7 +1127,7 @@
               <w:rPr>
                 <w:noProof/>
               </w:rPr>
-              <w:instrText xml:space="preserve"> PAGEREF _Toc240406109 \h </w:instrText>
+              <w:instrText xml:space="preserve"> PAGEREF _Toc240453742 \h </w:instrText>
             </w:r>
             <w:r>
               <w:rPr>
@@ -1170,7 +1170,7 @@
               <w14:ligatures w14:val="standardContextual"/>
             </w:rPr>
           </w:pPr>
-          <w:hyperlink w:anchor="_Toc240406110" w:history="1">
+          <w:hyperlink w:anchor="_Toc240453743" w:history="1">
             <w:r>
               <w:rPr>
                 <w:rStyle w:val="Hyperlink"/>
@@ -1194,7 +1194,7 @@
               <w:rPr>
                 <w:noProof/>
               </w:rPr>
-              <w:instrText xml:space="preserve"> PAGEREF _Toc240406110 \h </w:instrText>
+              <w:instrText xml:space="preserve"> PAGEREF _Toc240453743 \h </w:instrText>
             </w:r>
             <w:r>
               <w:rPr>
@@ -1237,7 +1237,7 @@
               <w14:ligatures w14:val="standardContextual"/>
             </w:rPr>
           </w:pPr>
-          <w:hyperlink w:anchor="_Toc240406111" w:history="1">
+          <w:hyperlink w:anchor="_Toc240453744" w:history="1">
             <w:r>
               <w:rPr>
                 <w:rStyle w:val="Hyperlink"/>
@@ -1261,7 +1261,7 @@
               <w:rPr>
                 <w:noProof/>
               </w:rPr>
-              <w:instrText xml:space="preserve"> PAGEREF _Toc240406111 \h </w:instrText>
+              <w:instrText xml:space="preserve"> PAGEREF _Toc240453744 \h </w:instrText>
             </w:r>
             <w:r>
               <w:rPr>
@@ -1304,7 +1304,7 @@
               <w14:ligatures w14:val="standardContextual"/>
             </w:rPr>
           </w:pPr>
-          <w:hyperlink w:anchor="_Toc240406112" w:history="1">
+          <w:hyperlink w:anchor="_Toc240453745" w:history="1">
             <w:r>
               <w:rPr>
                 <w:rStyle w:val="Hyperlink"/>
@@ -1328,7 +1328,7 @@
               <w:rPr>
                 <w:noProof/>
               </w:rPr>
-              <w:instrText xml:space="preserve"> PAGEREF _Toc240406112 \h </w:instrText>
+              <w:instrText xml:space="preserve"> PAGEREF _Toc240453745 \h </w:instrText>
             </w:r>
             <w:r>
               <w:rPr>
@@ -1371,7 +1371,7 @@
               <w14:ligatures w14:val="standardContextual"/>
             </w:rPr>
           </w:pPr>
-          <w:hyperlink w:anchor="_Toc240406113" w:history="1">
+          <w:hyperlink w:anchor="_Toc240453746" w:history="1">
             <w:r>
               <w:rPr>
                 <w:rStyle w:val="Hyperlink"/>
@@ -1395,7 +1395,7 @@
               <w:rPr>
                 <w:noProof/>
               </w:rPr>
-              <w:instrText xml:space="preserve"> PAGEREF _Toc240406113 \h </w:instrText>
+              <w:instrText xml:space="preserve"> PAGEREF _Toc240453746 \h </w:instrText>
             </w:r>
             <w:r>
               <w:rPr>
@@ -1438,7 +1438,7 @@
               <w14:ligatures w14:val="standardContextual"/>
             </w:rPr>
           </w:pPr>
-          <w:hyperlink w:anchor="_Toc240406114" w:history="1">
+          <w:hyperlink w:anchor="_Toc240453747" w:history="1">
             <w:r>
               <w:rPr>
                 <w:rStyle w:val="Hyperlink"/>
@@ -1462,7 +1462,7 @@
               <w:rPr>
                 <w:noProof/>
               </w:rPr>
-              <w:instrText xml:space="preserve"> PAGEREF _Toc240406114 \h </w:instrText>
+              <w:instrText xml:space="preserve"> PAGEREF _Toc240453747 \h </w:instrText>
             </w:r>
             <w:r>
               <w:rPr>
@@ -1505,7 +1505,7 @@
               <w14:ligatures w14:val="standardContextual"/>
             </w:rPr>
           </w:pPr>
-          <w:hyperlink w:anchor="_Toc240406115" w:history="1">
+          <w:hyperlink w:anchor="_Toc240453748" w:history="1">
             <w:r>
               <w:rPr>
                 <w:rStyle w:val="Hyperlink"/>
@@ -1529,7 +1529,7 @@
               <w:rPr>
                 <w:noProof/>
               </w:rPr>
-              <w:instrText xml:space="preserve"> PAGEREF _Toc240406115 \h </w:instrText>
+              <w:instrText xml:space="preserve"> PAGEREF _Toc240453748 \h </w:instrText>
             </w:r>
             <w:r>
               <w:rPr>
@@ -1572,7 +1572,7 @@
               <w14:ligatures w14:val="standardContextual"/>
             </w:rPr>
           </w:pPr>
-          <w:hyperlink w:anchor="_Toc240406116" w:history="1">
+          <w:hyperlink w:anchor="_Toc240453749" w:history="1">
             <w:r>
               <w:rPr>
                 <w:rStyle w:val="Hyperlink"/>
@@ -1596,7 +1596,7 @@
               <w:rPr>
                 <w:noProof/>
               </w:rPr>
-              <w:instrText xml:space="preserve"> PAGEREF _Toc240406116 \h </w:instrText>
+              <w:instrText xml:space="preserve"> PAGEREF _Toc240453749 \h </w:instrText>
             </w:r>
             <w:r>
               <w:rPr>
@@ -1635,7 +1635,7 @@
         <w:pStyle w:val="Heading1"/>
         <w:pageBreakBefore/>
       </w:pPr>
-      <w:bookmarkStart w:id="0" w:name="_Toc240406101"/>
+      <w:bookmarkStart w:id="0" w:name="_Toc240453734"/>
       <w:r>
         <w:lastRenderedPageBreak/>
         <w:t>1. Your role at a glance</w:t>
@@ -1743,7 +1743,7 @@
           <w:left w:w="10" w:type="dxa"/>
           <w:right w:w="10" w:type="dxa"/>
         </w:tblCellMar>
-        <w:tblLook w:val="0000" w:firstRow="0" w:lastRow="0" w:firstColumn="0" w:lastColumn="0" w:noHBand="0" w:noVBand="0"/>
+        <w:tblLook w:val="04A0" w:firstRow="1" w:lastRow="0" w:firstColumn="1" w:lastColumn="0" w:noHBand="0" w:noVBand="1"/>
       </w:tblPr>
       <w:tblGrid>
         <w:gridCol w:w="9412"/>
@@ -1803,7 +1803,7 @@
         <w:pStyle w:val="Heading1"/>
         <w:pageBreakBefore/>
       </w:pPr>
-      <w:bookmarkStart w:id="1" w:name="_Toc240406102"/>
+      <w:bookmarkStart w:id="1" w:name="_Toc240453735"/>
       <w:r>
         <w:lastRenderedPageBreak/>
         <w:t>2. Signing in and your screens</w:t>
@@ -1814,7 +1814,7 @@
       <w:pPr>
         <w:pStyle w:val="Heading2"/>
       </w:pPr>
-      <w:bookmarkStart w:id="2" w:name="_Toc240406103"/>
+      <w:bookmarkStart w:id="2" w:name="_Toc240453736"/>
       <w:r>
         <w:t>Signing in</w:t>
       </w:r>
@@ -1897,7 +1897,7 @@
           <w:noProof/>
         </w:rPr>
         <w:drawing>
-          <wp:inline distT="0" distB="0" distL="0" distR="0" wp14:anchorId="3379F5A0" wp14:editId="68D0B80A">
+          <wp:inline distT="0" distB="0" distL="0" distR="0" wp14:anchorId="5BD70AE1" wp14:editId="63C94D5A">
             <wp:extent cx="5334000" cy="2333625"/>
             <wp:effectExtent l="0" t="0" r="0" b="0"/>
             <wp:docPr id="1" name="adm_login.jpg" descr="The sign-in screen for all internal staff." title="The sign-in screen for all internal staff."/>
@@ -2005,7 +2005,7 @@
           <w:left w:w="10" w:type="dxa"/>
           <w:right w:w="10" w:type="dxa"/>
         </w:tblCellMar>
-        <w:tblLook w:val="0000" w:firstRow="0" w:lastRow="0" w:firstColumn="0" w:lastColumn="0" w:noHBand="0" w:noVBand="0"/>
+        <w:tblLook w:val="04A0" w:firstRow="1" w:lastRow="0" w:firstColumn="1" w:lastColumn="0" w:noHBand="0" w:noVBand="1"/>
       </w:tblPr>
       <w:tblGrid>
         <w:gridCol w:w="9412"/>
@@ -2064,7 +2064,7 @@
       <w:pPr>
         <w:pStyle w:val="Heading2"/>
       </w:pPr>
-      <w:bookmarkStart w:id="3" w:name="_Toc240406104"/>
+      <w:bookmarkStart w:id="3" w:name="_Toc240453737"/>
       <w:r>
         <w:t>Finding your way around</w:t>
       </w:r>
@@ -2239,7 +2239,7 @@
         </w:rPr>
         <w:lastRenderedPageBreak/>
         <w:drawing>
-          <wp:inline distT="0" distB="0" distL="0" distR="0" wp14:anchorId="2A314B53" wp14:editId="40237403">
+          <wp:inline distT="0" distB="0" distL="0" distR="0" wp14:anchorId="3CA959F3" wp14:editId="47EC9A77">
             <wp:extent cx="5715000" cy="1876425"/>
             <wp:effectExtent l="0" t="0" r="0" b="0"/>
             <wp:docPr id="2" name="adm_not_your_role.jpg" descr="Opening a screen outside your role (for example from an old bookmark) shows this card instead of the screen." title="Opening a screen outside your role (for example from an old bookmark) shows this card instead of the screen."/>
@@ -2308,7 +2308,7 @@
       <w:pPr>
         <w:pStyle w:val="Heading2"/>
       </w:pPr>
-      <w:bookmarkStart w:id="4" w:name="_Toc240406105"/>
+      <w:bookmarkStart w:id="4" w:name="_Toc240453738"/>
       <w:r>
         <w:t>Your screens</w:t>
       </w:r>
@@ -2329,7 +2329,7 @@
           <w:left w:w="10" w:type="dxa"/>
           <w:right w:w="10" w:type="dxa"/>
         </w:tblCellMar>
-        <w:tblLook w:val="0000" w:firstRow="0" w:lastRow="0" w:firstColumn="0" w:lastColumn="0" w:noHBand="0" w:noVBand="0"/>
+        <w:tblLook w:val="04A0" w:firstRow="1" w:lastRow="0" w:firstColumn="1" w:lastColumn="0" w:noHBand="0" w:noVBand="1"/>
       </w:tblPr>
       <w:tblGrid>
         <w:gridCol w:w="2824"/>
@@ -2815,7 +2815,7 @@
       <w:pPr>
         <w:pStyle w:val="Heading2"/>
       </w:pPr>
-      <w:bookmarkStart w:id="5" w:name="_Toc240406106"/>
+      <w:bookmarkStart w:id="5" w:name="_Toc240453739"/>
       <w:r>
         <w:t>Changing your password</w:t>
       </w:r>
@@ -2898,7 +2898,7 @@
           <w:noProof/>
         </w:rPr>
         <w:drawing>
-          <wp:inline distT="0" distB="0" distL="0" distR="0" wp14:anchorId="2B266E28" wp14:editId="7C5CD0EA">
+          <wp:inline distT="0" distB="0" distL="0" distR="0" wp14:anchorId="5AEEA33E" wp14:editId="0FF95D77">
             <wp:extent cx="5334000" cy="2171700"/>
             <wp:effectExtent l="0" t="0" r="0" b="0"/>
             <wp:docPr id="3" name="adm_account.jpg" descr="Change Password screen." title="Change Password screen."/>
@@ -2986,7 +2986,7 @@
         <w:pStyle w:val="Heading1"/>
         <w:pageBreakBefore/>
       </w:pPr>
-      <w:bookmarkStart w:id="6" w:name="_Toc240406107"/>
+      <w:bookmarkStart w:id="6" w:name="_Toc240453740"/>
       <w:r>
         <w:lastRenderedPageBreak/>
         <w:t>3. Your routine</w:t>
@@ -3016,7 +3016,7 @@
           <w:left w:w="10" w:type="dxa"/>
           <w:right w:w="10" w:type="dxa"/>
         </w:tblCellMar>
-        <w:tblLook w:val="0000" w:firstRow="0" w:lastRow="0" w:firstColumn="0" w:lastColumn="0" w:noHBand="0" w:noVBand="0"/>
+        <w:tblLook w:val="04A0" w:firstRow="1" w:lastRow="0" w:firstColumn="1" w:lastColumn="0" w:noHBand="0" w:noVBand="1"/>
       </w:tblPr>
       <w:tblGrid>
         <w:gridCol w:w="2071"/>
@@ -3271,7 +3271,7 @@
         <w:pStyle w:val="Heading1"/>
         <w:pageBreakBefore/>
       </w:pPr>
-      <w:bookmarkStart w:id="7" w:name="_Toc240406108"/>
+      <w:bookmarkStart w:id="7" w:name="_Toc240453741"/>
       <w:r>
         <w:lastRenderedPageBreak/>
         <w:t>4. Step-by-step tasks</w:t>
@@ -3282,7 +3282,7 @@
       <w:pPr>
         <w:pStyle w:val="Heading2"/>
       </w:pPr>
-      <w:bookmarkStart w:id="8" w:name="_Toc240406109"/>
+      <w:bookmarkStart w:id="8" w:name="_Toc240453742"/>
       <w:r>
         <w:t>4.1 Reading the dashboards</w:t>
       </w:r>
@@ -3307,7 +3307,7 @@
           <w:noProof/>
         </w:rPr>
         <w:drawing>
-          <wp:inline distT="0" distB="0" distL="0" distR="0" wp14:anchorId="0FC79FCA" wp14:editId="7849C8BE">
+          <wp:inline distT="0" distB="0" distL="0" distR="0" wp14:anchorId="6C834CD5" wp14:editId="042786D6">
             <wp:extent cx="5715000" cy="3571875"/>
             <wp:effectExtent l="0" t="0" r="0" b="0"/>
             <wp:docPr id="4" name="adm_exec_dashboard.jpg" descr="Executive Dashboard: completions against the 400 / 60 / 50–75 targets, days to data lock, spend, and the lowest-filled strata." title="Executive Dashboard: completions against the 400 / 60 / 50–75 targets, days to data lock, spend, and the lowest-filled strata."/>
@@ -3387,7 +3387,7 @@
           <w:left w:w="10" w:type="dxa"/>
           <w:right w:w="10" w:type="dxa"/>
         </w:tblCellMar>
-        <w:tblLook w:val="0000" w:firstRow="0" w:lastRow="0" w:firstColumn="0" w:lastColumn="0" w:noHBand="0" w:noVBand="0"/>
+        <w:tblLook w:val="04A0" w:firstRow="1" w:lastRow="0" w:firstColumn="1" w:lastColumn="0" w:noHBand="0" w:noVBand="1"/>
       </w:tblPr>
       <w:tblGrid>
         <w:gridCol w:w="1694"/>
@@ -3913,7 +3913,7 @@
           <w:left w:w="10" w:type="dxa"/>
           <w:right w:w="10" w:type="dxa"/>
         </w:tblCellMar>
-        <w:tblLook w:val="0000" w:firstRow="0" w:lastRow="0" w:firstColumn="0" w:lastColumn="0" w:noHBand="0" w:noVBand="0"/>
+        <w:tblLook w:val="04A0" w:firstRow="1" w:lastRow="0" w:firstColumn="1" w:lastColumn="0" w:noHBand="0" w:noVBand="1"/>
       </w:tblPr>
       <w:tblGrid>
         <w:gridCol w:w="9412"/>
@@ -3972,7 +3972,7 @@
       <w:pPr>
         <w:pStyle w:val="Heading2"/>
       </w:pPr>
-      <w:bookmarkStart w:id="9" w:name="_Toc240406110"/>
+      <w:bookmarkStart w:id="9" w:name="_Toc240453743"/>
       <w:r>
         <w:lastRenderedPageBreak/>
         <w:t>4.2 Using Reports (analytics and charts)</w:t>
@@ -4013,7 +4013,7 @@
           <w:noProof/>
         </w:rPr>
         <w:drawing>
-          <wp:inline distT="0" distB="0" distL="0" distR="0" wp14:anchorId="41A7225A" wp14:editId="43DD9DF4">
+          <wp:inline distT="0" distB="0" distL="0" distR="0" wp14:anchorId="7B6C722A" wp14:editId="0A64BED4">
             <wp:extent cx="5334000" cy="3333750"/>
             <wp:effectExtent l="0" t="0" r="0" b="0"/>
             <wp:docPr id="5" name="adm_reports_top.jpg" descr="Reports: headline figures for the chosen period." title="Reports: headline figures for the chosen period."/>
@@ -4155,7 +4155,7 @@
           <w:noProof/>
         </w:rPr>
         <w:drawing>
-          <wp:inline distT="0" distB="0" distL="0" distR="0" wp14:anchorId="28016984" wp14:editId="5939B88E">
+          <wp:inline distT="0" distB="0" distL="0" distR="0" wp14:anchorId="55F9915F" wp14:editId="624AD8DA">
             <wp:extent cx="5334000" cy="3409950"/>
             <wp:effectExtent l="0" t="0" r="0" b="0"/>
             <wp:docPr id="6" name="adm_reports_funnel.jpg" descr="Case funnel: each case counted once at every stage it has reached." title="Case funnel: each case counted once at every stage it has reached."/>
@@ -4255,7 +4255,7 @@
           <w:noProof/>
         </w:rPr>
         <w:drawing>
-          <wp:inline distT="0" distB="0" distL="0" distR="0" wp14:anchorId="166A03FE" wp14:editId="7C27EA08">
+          <wp:inline distT="0" distB="0" distL="0" distR="0" wp14:anchorId="6C6E2040" wp14:editId="57D81728">
             <wp:extent cx="5334000" cy="3248025"/>
             <wp:effectExtent l="0" t="0" r="0" b="0"/>
             <wp:docPr id="7" name="adm_reports_funnel_table.jpg" descr="The same chart as a table." title="The same chart as a table."/>
@@ -4354,7 +4354,7 @@
           <w:noProof/>
         </w:rPr>
         <w:drawing>
-          <wp:inline distT="0" distB="0" distL="0" distR="0" wp14:anchorId="224A2F0B" wp14:editId="12FB6F79">
+          <wp:inline distT="0" distB="0" distL="0" distR="0" wp14:anchorId="17FD468E" wp14:editId="6A887413">
             <wp:extent cx="5334000" cy="2628900"/>
             <wp:effectExtent l="0" t="0" r="0" b="0"/>
             <wp:docPr id="8" name="adm_reports_coverage.jpg" descr="Coverage by group." title="Coverage by group."/>
@@ -4454,7 +4454,7 @@
         </w:rPr>
         <w:lastRenderedPageBreak/>
         <w:drawing>
-          <wp:inline distT="0" distB="0" distL="0" distR="0" wp14:anchorId="52F02A74" wp14:editId="62999881">
+          <wp:inline distT="0" distB="0" distL="0" distR="0" wp14:anchorId="0FD9E97A" wp14:editId="35DEA85D">
             <wp:extent cx="5334000" cy="2600325"/>
             <wp:effectExtent l="0" t="0" r="0" b="0"/>
             <wp:docPr id="9" name="adm_reports_modes.jpg" descr="Administration modes." title="Administration modes."/>
@@ -4563,7 +4563,7 @@
           <w:noProof/>
         </w:rPr>
         <w:drawing>
-          <wp:inline distT="0" distB="0" distL="0" distR="0" wp14:anchorId="397C6A13" wp14:editId="74FE333D">
+          <wp:inline distT="0" distB="0" distL="0" distR="0" wp14:anchorId="39EDD6B8" wp14:editId="74533000">
             <wp:extent cx="5334000" cy="2905125"/>
             <wp:effectExtent l="0" t="0" r="0" b="0"/>
             <wp:docPr id="10" name="adm_reports_duration.jpg" descr="Completion-time distribution." title="Completion-time distribution."/>
@@ -4645,7 +4645,7 @@
       <w:pPr>
         <w:pStyle w:val="Heading2"/>
       </w:pPr>
-      <w:bookmarkStart w:id="10" w:name="_Toc240406111"/>
+      <w:bookmarkStart w:id="10" w:name="_Toc240453744"/>
       <w:r>
         <w:t>4.3 Reviewing a case read-only</w:t>
       </w:r>
@@ -4709,7 +4709,7 @@
         </w:rPr>
         <w:lastRenderedPageBreak/>
         <w:drawing>
-          <wp:inline distT="0" distB="0" distL="0" distR="0" wp14:anchorId="5700B148" wp14:editId="509DF664">
+          <wp:inline distT="0" distB="0" distL="0" distR="0" wp14:anchorId="36656411" wp14:editId="6ABCA196">
             <wp:extent cx="5334000" cy="3333750"/>
             <wp:effectExtent l="0" t="0" r="0" b="0"/>
             <wp:docPr id="11" name="sup_case.jpg" descr="A case page in read-only view." title="A case page in read-only view."/>
@@ -4783,7 +4783,7 @@
       <w:pPr>
         <w:pStyle w:val="Heading2"/>
       </w:pPr>
-      <w:bookmarkStart w:id="11" w:name="_Toc240406112"/>
+      <w:bookmarkStart w:id="11" w:name="_Toc240453745"/>
       <w:r>
         <w:t>4.4 Reviewing QA</w:t>
       </w:r>
@@ -4800,7 +4800,7 @@
           <w:noProof/>
         </w:rPr>
         <w:drawing>
-          <wp:inline distT="0" distB="0" distL="0" distR="0" wp14:anchorId="57022EFF" wp14:editId="09D1D038">
+          <wp:inline distT="0" distB="0" distL="0" distR="0" wp14:anchorId="618FE749" wp14:editId="68A8B5A8">
             <wp:extent cx="5715000" cy="2505075"/>
             <wp:effectExtent l="0" t="0" r="0" b="0"/>
             <wp:docPr id="12" name="sup_qa_queue.jpg" descr="QA Queue in read-only view." title="QA Queue in read-only view."/>
@@ -4877,7 +4877,7 @@
       <w:pPr>
         <w:pStyle w:val="Heading2"/>
       </w:pPr>
-      <w:bookmarkStart w:id="12" w:name="_Toc240406113"/>
+      <w:bookmarkStart w:id="12" w:name="_Toc240453746"/>
       <w:r>
         <w:t>4.5 Downloading or emailing completed forms (Form PDFs)</w:t>
       </w:r>
@@ -4918,7 +4918,7 @@
         </w:rPr>
         <w:lastRenderedPageBreak/>
         <w:drawing>
-          <wp:inline distT="0" distB="0" distL="0" distR="0" wp14:anchorId="512DB72E" wp14:editId="61D93A73">
+          <wp:inline distT="0" distB="0" distL="0" distR="0" wp14:anchorId="2B4DDB94" wp14:editId="64ED85AB">
             <wp:extent cx="5334000" cy="2581275"/>
             <wp:effectExtent l="0" t="0" r="0" b="0"/>
             <wp:docPr id="13" name="adm_form_pdfs.jpg" descr="Completed form PDFs." title="Completed form PDFs."/>
@@ -5024,7 +5024,7 @@
         <w:pStyle w:val="Heading1"/>
         <w:pageBreakBefore/>
       </w:pPr>
-      <w:bookmarkStart w:id="13" w:name="_Toc240406114"/>
+      <w:bookmarkStart w:id="13" w:name="_Toc240453747"/>
       <w:r>
         <w:lastRenderedPageBreak/>
         <w:t>5. Rules you must follow</w:t>
@@ -5162,7 +5162,7 @@
         <w:pStyle w:val="Heading1"/>
         <w:pageBreakBefore/>
       </w:pPr>
-      <w:bookmarkStart w:id="14" w:name="_Toc240406115"/>
+      <w:bookmarkStart w:id="14" w:name="_Toc240453748"/>
       <w:r>
         <w:lastRenderedPageBreak/>
         <w:t>6. Troubleshooting</w:t>
@@ -5184,7 +5184,7 @@
           <w:left w:w="10" w:type="dxa"/>
           <w:right w:w="10" w:type="dxa"/>
         </w:tblCellMar>
-        <w:tblLook w:val="0000" w:firstRow="0" w:lastRow="0" w:firstColumn="0" w:lastColumn="0" w:noHBand="0" w:noVBand="0"/>
+        <w:tblLook w:val="04A0" w:firstRow="1" w:lastRow="0" w:firstColumn="1" w:lastColumn="0" w:noHBand="0" w:noVBand="1"/>
       </w:tblPr>
       <w:tblGrid>
         <w:gridCol w:w="2635"/>
@@ -5863,7 +5863,7 @@
         <w:pStyle w:val="Heading1"/>
         <w:pageBreakBefore/>
       </w:pPr>
-      <w:bookmarkStart w:id="15" w:name="_Toc240406116"/>
+      <w:bookmarkStart w:id="15" w:name="_Toc240453749"/>
       <w:r>
         <w:lastRenderedPageBreak/>
         <w:t>7. Quick reference</w:t>
@@ -5885,7 +5885,7 @@
           <w:left w:w="10" w:type="dxa"/>
           <w:right w:w="10" w:type="dxa"/>
         </w:tblCellMar>
-        <w:tblLook w:val="0000" w:firstRow="0" w:lastRow="0" w:firstColumn="0" w:lastColumn="0" w:noHBand="0" w:noVBand="0"/>
+        <w:tblLook w:val="04A0" w:firstRow="1" w:lastRow="0" w:firstColumn="1" w:lastColumn="0" w:noHBand="0" w:noVBand="1"/>
       </w:tblPr>
       <w:tblGrid>
         <w:gridCol w:w="2824"/>
@@ -6358,10 +6358,10 @@
 <file path=word/numbering.xml><?xml version="1.0" encoding="utf-8"?>
 <w:numbering xmlns:wpc="http://schemas.microsoft.com/office/word/2010/wordprocessingCanvas" xmlns:cx="http://schemas.microsoft.com/office/drawing/2014/chartex" xmlns:cx1="http://schemas.microsoft.com/office/drawing/2015/9/8/chartex" xmlns:cx2="http://schemas.microsoft.com/office/drawing/2015/10/21/chartex" xmlns:cx3="http://schemas.microsoft.com/office/drawing/2016/5/9/chartex" xmlns:cx4="http://schemas.microsoft.com/office/drawing/2016/5/10/chartex" xmlns:cx5="http://schemas.microsoft.com/office/drawing/2016/5/11/chartex" xmlns:cx6="http://schemas.microsoft.com/office/drawing/2016/5/12/chartex" xmlns:cx7="http://schemas.microsoft.com/office/drawing/2016/5/13/chartex" xmlns:cx8="http://schemas.microsoft.com/office/drawing/2016/5/14/chartex" xmlns:mc="http://schemas.openxmlformats.org/markup-compatibility/2006" xmlns:aink="http://schemas.microsoft.com/office/drawing/2016/ink" xmlns:am3d="http://schemas.microsoft.com/office/drawing/2017/model3d" xmlns:o="urn:schemas-microsoft-com:office:office" xmlns:oel="http://schemas.microsoft.com/office/2019/extlst" xmlns:r="http://schemas.openxmlformats.org/officeDocument/2006/relationships" xmlns:m="http://schemas.openxmlformats.org/officeDocument/2006/math" xmlns:v="urn:schemas-microsoft-com:vml" xmlns:wp14="http://schemas.microsoft.com/office/word/2010/wordprocessingDrawing" xmlns:wp="http://schemas.openxmlformats.org/drawingml/2006/wordprocessingDrawing" xmlns:w10="urn:schemas-microsoft-com:office:word" xmlns:w="http://schemas.openxmlformats.org/wordprocessingml/2006/main" xmlns:w14="http://schemas.microsoft.com/office/word/2010/wordml" xmlns:w15="http://schemas.microsoft.com/office/word/2012/wordml" xmlns:w16cex="http://schemas.microsoft.com/office/word/2018/wordml/cex" xmlns:w16cid="http://schemas.microsoft.com/office/word/2016/wordml/cid" xmlns:w16="http://schemas.microsoft.com/office/word/2018/wordml" xmlns:w16sdtdh="http://schemas.microsoft.com/office/word/2020/wordml/sdtdatahash" xmlns:w16se="http://schemas.microsoft.com/office/word/2015/wordml/symex" xmlns:wpg="http://schemas.microsoft.com/office/word/2010/wordprocessingGroup" xmlns:wpi="http://schemas.microsoft.com/office/word/2010/wordprocessingInk" xmlns:wne="http://schemas.microsoft.com/office/word/2006/wordml" xmlns:wps="http://schemas.microsoft.com/office/word/2010/wordprocessingShape" mc:Ignorable="w14 w15 w16se w16cid w16 w16cex w16sdtdh wp14">
   <w:abstractNum w:abstractNumId="0" w15:restartNumberingAfterBreak="0">
-    <w:nsid w:val="129C1F35"/>
+    <w:nsid w:val="02F80D86"/>
     <w:multiLevelType w:val="hybridMultilevel"/>
-    <w:tmpl w:val="F60CC088"/>
-    <w:lvl w:ilvl="0" w:tplc="DCC2BEC0">
+    <w:tmpl w:val="0FB4C4EC"/>
+    <w:lvl w:ilvl="0" w:tplc="4836D6A6">
       <w:start w:val="1"/>
       <w:numFmt w:val="decimal"/>
       <w:lvlText w:val="%1."/>
@@ -6375,110 +6375,111 @@
         <w:color w:val="A67C27"/>
       </w:rPr>
     </w:lvl>
-    <w:lvl w:ilvl="1" w:tplc="5C42AC80">
+    <w:lvl w:ilvl="1" w:tplc="47A848B4">
       <w:numFmt w:val="decimal"/>
       <w:lvlText w:val=""/>
       <w:lvlJc w:val="left"/>
     </w:lvl>
-    <w:lvl w:ilvl="2" w:tplc="5606B29A">
+    <w:lvl w:ilvl="2" w:tplc="7E669BA6">
       <w:numFmt w:val="decimal"/>
       <w:lvlText w:val=""/>
       <w:lvlJc w:val="left"/>
     </w:lvl>
-    <w:lvl w:ilvl="3" w:tplc="73E21398">
+    <w:lvl w:ilvl="3" w:tplc="CBDAF1EC">
       <w:numFmt w:val="decimal"/>
       <w:lvlText w:val=""/>
       <w:lvlJc w:val="left"/>
     </w:lvl>
-    <w:lvl w:ilvl="4" w:tplc="01B2806C">
+    <w:lvl w:ilvl="4" w:tplc="A154BE78">
       <w:numFmt w:val="decimal"/>
       <w:lvlText w:val=""/>
       <w:lvlJc w:val="left"/>
     </w:lvl>
-    <w:lvl w:ilvl="5" w:tplc="186C6A28">
+    <w:lvl w:ilvl="5" w:tplc="910C1A2A">
       <w:numFmt w:val="decimal"/>
       <w:lvlText w:val=""/>
       <w:lvlJc w:val="left"/>
     </w:lvl>
-    <w:lvl w:ilvl="6" w:tplc="E8325EEA">
+    <w:lvl w:ilvl="6" w:tplc="FD424F7E">
       <w:numFmt w:val="decimal"/>
       <w:lvlText w:val=""/>
       <w:lvlJc w:val="left"/>
     </w:lvl>
-    <w:lvl w:ilvl="7" w:tplc="AAD089DC">
+    <w:lvl w:ilvl="7" w:tplc="126E8C18">
       <w:numFmt w:val="decimal"/>
       <w:lvlText w:val=""/>
       <w:lvlJc w:val="left"/>
     </w:lvl>
-    <w:lvl w:ilvl="8" w:tplc="4B768424">
+    <w:lvl w:ilvl="8" w:tplc="F180424A">
       <w:numFmt w:val="decimal"/>
       <w:lvlText w:val=""/>
       <w:lvlJc w:val="left"/>
     </w:lvl>
   </w:abstractNum>
   <w:abstractNum w:abstractNumId="1" w15:restartNumberingAfterBreak="0">
-    <w:nsid w:val="18D26BE9"/>
+    <w:nsid w:val="1C7E4038"/>
     <w:multiLevelType w:val="hybridMultilevel"/>
-    <w:tmpl w:val="34C020F8"/>
-    <w:lvl w:ilvl="0" w:tplc="0B64665C">
+    <w:tmpl w:val="BF76984A"/>
+    <w:lvl w:ilvl="0" w:tplc="D2FA6BF2">
       <w:start w:val="1"/>
-      <w:numFmt w:val="bullet"/>
-      <w:lvlText w:val="•"/>
+      <w:numFmt w:val="decimal"/>
+      <w:lvlText w:val="%1."/>
       <w:lvlJc w:val="left"/>
       <w:pPr>
-        <w:ind w:left="460" w:hanging="280"/>
-      </w:pPr>
+        <w:ind w:left="460" w:hanging="360"/>
+      </w:pPr>
+      <w:rPr>
+        <w:b/>
+        <w:bCs/>
+        <w:color w:val="A67C27"/>
+      </w:rPr>
     </w:lvl>
-    <w:lvl w:ilvl="1" w:tplc="694299AC">
-      <w:start w:val="1"/>
-      <w:numFmt w:val="bullet"/>
-      <w:lvlText w:val="–"/>
-      <w:lvlJc w:val="left"/>
-      <w:pPr>
-        <w:ind w:left="900" w:hanging="280"/>
-      </w:pPr>
-    </w:lvl>
-    <w:lvl w:ilvl="2" w:tplc="CFF0D89C">
+    <w:lvl w:ilvl="1" w:tplc="AEDCCD56">
       <w:numFmt w:val="decimal"/>
       <w:lvlText w:val=""/>
       <w:lvlJc w:val="left"/>
     </w:lvl>
-    <w:lvl w:ilvl="3" w:tplc="774C1E2E">
+    <w:lvl w:ilvl="2" w:tplc="05F8686C">
       <w:numFmt w:val="decimal"/>
       <w:lvlText w:val=""/>
       <w:lvlJc w:val="left"/>
     </w:lvl>
-    <w:lvl w:ilvl="4" w:tplc="13840634">
+    <w:lvl w:ilvl="3" w:tplc="71984EB4">
       <w:numFmt w:val="decimal"/>
       <w:lvlText w:val=""/>
       <w:lvlJc w:val="left"/>
     </w:lvl>
-    <w:lvl w:ilvl="5" w:tplc="789686AA">
+    <w:lvl w:ilvl="4" w:tplc="DD325D60">
       <w:numFmt w:val="decimal"/>
       <w:lvlText w:val=""/>
       <w:lvlJc w:val="left"/>
     </w:lvl>
-    <w:lvl w:ilvl="6" w:tplc="BB1CCFE0">
+    <w:lvl w:ilvl="5" w:tplc="C5E2FF0E">
       <w:numFmt w:val="decimal"/>
       <w:lvlText w:val=""/>
       <w:lvlJc w:val="left"/>
     </w:lvl>
-    <w:lvl w:ilvl="7" w:tplc="7A908918">
+    <w:lvl w:ilvl="6" w:tplc="43C44AB4">
       <w:numFmt w:val="decimal"/>
       <w:lvlText w:val=""/>
       <w:lvlJc w:val="left"/>
     </w:lvl>
-    <w:lvl w:ilvl="8" w:tplc="04F6A3FE">
+    <w:lvl w:ilvl="7" w:tplc="5644D3EE">
+      <w:numFmt w:val="decimal"/>
+      <w:lvlText w:val=""/>
+      <w:lvlJc w:val="left"/>
+    </w:lvl>
+    <w:lvl w:ilvl="8" w:tplc="D39466DA">
       <w:numFmt w:val="decimal"/>
       <w:lvlText w:val=""/>
       <w:lvlJc w:val="left"/>
     </w:lvl>
   </w:abstractNum>
   <w:abstractNum w:abstractNumId="2" w15:restartNumberingAfterBreak="0">
-    <w:nsid w:val="1B030039"/>
+    <w:nsid w:val="25351C79"/>
     <w:multiLevelType w:val="hybridMultilevel"/>
-    <w:tmpl w:val="78F6E8F4"/>
-    <w:lvl w:ilvl="0" w:tplc="8AA0BF78">
+    <w:tmpl w:val="07E073D0"/>
+    <w:lvl w:ilvl="0" w:tplc="86BA1DCC">
       <w:start w:val="1"/>
       <w:numFmt w:val="decimal"/>
       <w:lvlText w:val="%1."/>
@@ -6492,52 +6493,52 @@
         <w:color w:val="A67C27"/>
       </w:rPr>
     </w:lvl>
-    <w:lvl w:ilvl="1" w:tplc="F842A77E">
+    <w:lvl w:ilvl="1" w:tplc="88F6F096">
       <w:numFmt w:val="decimal"/>
       <w:lvlText w:val=""/>
       <w:lvlJc w:val="left"/>
     </w:lvl>
-    <w:lvl w:ilvl="2" w:tplc="23B42F78">
+    <w:lvl w:ilvl="2" w:tplc="38DEE47C">
       <w:numFmt w:val="decimal"/>
       <w:lvlText w:val=""/>
       <w:lvlJc w:val="left"/>
     </w:lvl>
-    <w:lvl w:ilvl="3" w:tplc="9046516E">
+    <w:lvl w:ilvl="3" w:tplc="2AA455C0">
       <w:numFmt w:val="decimal"/>
       <w:lvlText w:val=""/>
       <w:lvlJc w:val="left"/>
     </w:lvl>
-    <w:lvl w:ilvl="4" w:tplc="38847DA2">
+    <w:lvl w:ilvl="4" w:tplc="FD821E04">
       <w:numFmt w:val="decimal"/>
       <w:lvlText w:val=""/>
       <w:lvlJc w:val="left"/>
     </w:lvl>
-    <w:lvl w:ilvl="5" w:tplc="2D486BBE">
+    <w:lvl w:ilvl="5" w:tplc="E4BC7D56">
       <w:numFmt w:val="decimal"/>
       <w:lvlText w:val=""/>
       <w:lvlJc w:val="left"/>
     </w:lvl>
-    <w:lvl w:ilvl="6" w:tplc="E340D3A6">
+    <w:lvl w:ilvl="6" w:tplc="CD9EE348">
       <w:numFmt w:val="decimal"/>
       <w:lvlText w:val=""/>
       <w:lvlJc w:val="left"/>
     </w:lvl>
-    <w:lvl w:ilvl="7" w:tplc="05DAD12E">
+    <w:lvl w:ilvl="7" w:tplc="F3385A80">
       <w:numFmt w:val="decimal"/>
       <w:lvlText w:val=""/>
       <w:lvlJc w:val="left"/>
     </w:lvl>
-    <w:lvl w:ilvl="8" w:tplc="68BEACA8">
+    <w:lvl w:ilvl="8" w:tplc="7832B562">
       <w:numFmt w:val="decimal"/>
       <w:lvlText w:val=""/>
       <w:lvlJc w:val="left"/>
     </w:lvl>
   </w:abstractNum>
   <w:abstractNum w:abstractNumId="3" w15:restartNumberingAfterBreak="0">
-    <w:nsid w:val="37ED3791"/>
+    <w:nsid w:val="59A674A5"/>
     <w:multiLevelType w:val="hybridMultilevel"/>
-    <w:tmpl w:val="D9483602"/>
-    <w:lvl w:ilvl="0" w:tplc="6B88DCAE">
+    <w:tmpl w:val="3AAEA692"/>
+    <w:lvl w:ilvl="0" w:tplc="97B2079E">
       <w:start w:val="1"/>
       <w:numFmt w:val="bullet"/>
       <w:lvlText w:val="●"/>
@@ -6546,7 +6547,7 @@
         <w:ind w:left="720" w:hanging="360"/>
       </w:pPr>
     </w:lvl>
-    <w:lvl w:ilvl="1" w:tplc="9CA8766A">
+    <w:lvl w:ilvl="1" w:tplc="A1304F16">
       <w:start w:val="1"/>
       <w:numFmt w:val="bullet"/>
       <w:lvlText w:val="○"/>
@@ -6555,7 +6556,7 @@
         <w:ind w:left="1440" w:hanging="360"/>
       </w:pPr>
     </w:lvl>
-    <w:lvl w:ilvl="2" w:tplc="22A09AB0">
+    <w:lvl w:ilvl="2" w:tplc="4EAC724A">
       <w:start w:val="1"/>
       <w:numFmt w:val="bullet"/>
       <w:lvlText w:val="■"/>
@@ -6564,7 +6565,7 @@
         <w:ind w:left="2160" w:hanging="360"/>
       </w:pPr>
     </w:lvl>
-    <w:lvl w:ilvl="3" w:tplc="CA0007DE">
+    <w:lvl w:ilvl="3" w:tplc="0C989A5E">
       <w:start w:val="1"/>
       <w:numFmt w:val="bullet"/>
       <w:lvlText w:val="●"/>
@@ -6573,7 +6574,7 @@
         <w:ind w:left="2880" w:hanging="360"/>
       </w:pPr>
     </w:lvl>
-    <w:lvl w:ilvl="4" w:tplc="10E232B6">
+    <w:lvl w:ilvl="4" w:tplc="B686CA38">
       <w:start w:val="1"/>
       <w:numFmt w:val="bullet"/>
       <w:lvlText w:val="○"/>
@@ -6582,7 +6583,7 @@
         <w:ind w:left="3600" w:hanging="360"/>
       </w:pPr>
     </w:lvl>
-    <w:lvl w:ilvl="5" w:tplc="DA42B8A4">
+    <w:lvl w:ilvl="5" w:tplc="63DC4576">
       <w:start w:val="1"/>
       <w:numFmt w:val="bullet"/>
       <w:lvlText w:val="■"/>
@@ -6591,7 +6592,7 @@
         <w:ind w:left="4320" w:hanging="360"/>
       </w:pPr>
     </w:lvl>
-    <w:lvl w:ilvl="6" w:tplc="10366644">
+    <w:lvl w:ilvl="6" w:tplc="567C37E0">
       <w:start w:val="1"/>
       <w:numFmt w:val="bullet"/>
       <w:lvlText w:val="●"/>
@@ -6600,7 +6601,7 @@
         <w:ind w:left="5040" w:hanging="360"/>
       </w:pPr>
     </w:lvl>
-    <w:lvl w:ilvl="7" w:tplc="DC4CD794">
+    <w:lvl w:ilvl="7" w:tplc="FB489B30">
       <w:start w:val="1"/>
       <w:numFmt w:val="bullet"/>
       <w:lvlText w:val="●"/>
@@ -6609,7 +6610,7 @@
         <w:ind w:left="5760" w:hanging="360"/>
       </w:pPr>
     </w:lvl>
-    <w:lvl w:ilvl="8" w:tplc="CC707DA2">
+    <w:lvl w:ilvl="8" w:tplc="1DF235C6">
       <w:start w:val="1"/>
       <w:numFmt w:val="bullet"/>
       <w:lvlText w:val="●"/>
@@ -6620,10 +6621,10 @@
     </w:lvl>
   </w:abstractNum>
   <w:abstractNum w:abstractNumId="4" w15:restartNumberingAfterBreak="0">
-    <w:nsid w:val="393A18AB"/>
+    <w:nsid w:val="63B15483"/>
     <w:multiLevelType w:val="hybridMultilevel"/>
-    <w:tmpl w:val="1D4EC208"/>
-    <w:lvl w:ilvl="0" w:tplc="2FF05FBA">
+    <w:tmpl w:val="FAEA7E94"/>
+    <w:lvl w:ilvl="0" w:tplc="97E24846">
       <w:start w:val="1"/>
       <w:numFmt w:val="decimal"/>
       <w:lvlText w:val="%1."/>
@@ -6637,52 +6638,52 @@
         <w:color w:val="A67C27"/>
       </w:rPr>
     </w:lvl>
-    <w:lvl w:ilvl="1" w:tplc="B7B8915E">
+    <w:lvl w:ilvl="1" w:tplc="200CBF24">
       <w:numFmt w:val="decimal"/>
       <w:lvlText w:val=""/>
       <w:lvlJc w:val="left"/>
     </w:lvl>
-    <w:lvl w:ilvl="2" w:tplc="3D961036">
+    <w:lvl w:ilvl="2" w:tplc="7062E57A">
       <w:numFmt w:val="decimal"/>
       <w:lvlText w:val=""/>
       <w:lvlJc w:val="left"/>
     </w:lvl>
-    <w:lvl w:ilvl="3" w:tplc="68C23648">
+    <w:lvl w:ilvl="3" w:tplc="2018AD58">
       <w:numFmt w:val="decimal"/>
       <w:lvlText w:val=""/>
       <w:lvlJc w:val="left"/>
     </w:lvl>
-    <w:lvl w:ilvl="4" w:tplc="FAAAFEF4">
+    <w:lvl w:ilvl="4" w:tplc="84461420">
       <w:numFmt w:val="decimal"/>
       <w:lvlText w:val=""/>
       <w:lvlJc w:val="left"/>
     </w:lvl>
-    <w:lvl w:ilvl="5" w:tplc="6138039E">
+    <w:lvl w:ilvl="5" w:tplc="669847D0">
       <w:numFmt w:val="decimal"/>
       <w:lvlText w:val=""/>
       <w:lvlJc w:val="left"/>
     </w:lvl>
-    <w:lvl w:ilvl="6" w:tplc="1BA612A4">
+    <w:lvl w:ilvl="6" w:tplc="6F00C1C6">
       <w:numFmt w:val="decimal"/>
       <w:lvlText w:val=""/>
       <w:lvlJc w:val="left"/>
     </w:lvl>
-    <w:lvl w:ilvl="7" w:tplc="6C64B23C">
+    <w:lvl w:ilvl="7" w:tplc="74EAD1FA">
       <w:numFmt w:val="decimal"/>
       <w:lvlText w:val=""/>
       <w:lvlJc w:val="left"/>
     </w:lvl>
-    <w:lvl w:ilvl="8" w:tplc="3EE4183A">
+    <w:lvl w:ilvl="8" w:tplc="F0A444FE">
       <w:numFmt w:val="decimal"/>
       <w:lvlText w:val=""/>
       <w:lvlJc w:val="left"/>
     </w:lvl>
   </w:abstractNum>
   <w:abstractNum w:abstractNumId="5" w15:restartNumberingAfterBreak="0">
-    <w:nsid w:val="3D467468"/>
+    <w:nsid w:val="6CBB2237"/>
     <w:multiLevelType w:val="hybridMultilevel"/>
-    <w:tmpl w:val="F95A92C0"/>
-    <w:lvl w:ilvl="0" w:tplc="7D22084E">
+    <w:tmpl w:val="8662029E"/>
+    <w:lvl w:ilvl="0" w:tplc="AAEE141E">
       <w:start w:val="1"/>
       <w:numFmt w:val="decimal"/>
       <w:lvlText w:val="%1."/>
@@ -6696,144 +6697,143 @@
         <w:color w:val="A67C27"/>
       </w:rPr>
     </w:lvl>
-    <w:lvl w:ilvl="1" w:tplc="0B9E31FA">
+    <w:lvl w:ilvl="1" w:tplc="11BCC00E">
       <w:numFmt w:val="decimal"/>
       <w:lvlText w:val=""/>
       <w:lvlJc w:val="left"/>
     </w:lvl>
-    <w:lvl w:ilvl="2" w:tplc="B7B8BAA4">
+    <w:lvl w:ilvl="2" w:tplc="53A0834C">
       <w:numFmt w:val="decimal"/>
       <w:lvlText w:val=""/>
       <w:lvlJc w:val="left"/>
     </w:lvl>
-    <w:lvl w:ilvl="3" w:tplc="C0EC99EA">
+    <w:lvl w:ilvl="3" w:tplc="592C7878">
       <w:numFmt w:val="decimal"/>
       <w:lvlText w:val=""/>
       <w:lvlJc w:val="left"/>
     </w:lvl>
-    <w:lvl w:ilvl="4" w:tplc="0B24D3DA">
+    <w:lvl w:ilvl="4" w:tplc="20F25358">
       <w:numFmt w:val="decimal"/>
       <w:lvlText w:val=""/>
       <w:lvlJc w:val="left"/>
     </w:lvl>
-    <w:lvl w:ilvl="5" w:tplc="EDD6B98A">
+    <w:lvl w:ilvl="5" w:tplc="B5EA821C">
       <w:numFmt w:val="decimal"/>
       <w:lvlText w:val=""/>
       <w:lvlJc w:val="left"/>
     </w:lvl>
-    <w:lvl w:ilvl="6" w:tplc="6E1CC61E">
+    <w:lvl w:ilvl="6" w:tplc="0164A8C4">
       <w:numFmt w:val="decimal"/>
       <w:lvlText w:val=""/>
       <w:lvlJc w:val="left"/>
     </w:lvl>
-    <w:lvl w:ilvl="7" w:tplc="F498124A">
+    <w:lvl w:ilvl="7" w:tplc="D1125F62">
       <w:numFmt w:val="decimal"/>
       <w:lvlText w:val=""/>
       <w:lvlJc w:val="left"/>
     </w:lvl>
-    <w:lvl w:ilvl="8" w:tplc="FF5E4A52">
+    <w:lvl w:ilvl="8" w:tplc="8E388666">
       <w:numFmt w:val="decimal"/>
       <w:lvlText w:val=""/>
       <w:lvlJc w:val="left"/>
     </w:lvl>
   </w:abstractNum>
   <w:abstractNum w:abstractNumId="6" w15:restartNumberingAfterBreak="0">
-    <w:nsid w:val="75075B87"/>
+    <w:nsid w:val="70442AB7"/>
     <w:multiLevelType w:val="hybridMultilevel"/>
-    <w:tmpl w:val="4C7EFB22"/>
-    <w:lvl w:ilvl="0" w:tplc="D4707428">
+    <w:tmpl w:val="BEA09D3C"/>
+    <w:lvl w:ilvl="0" w:tplc="6E6E1192">
       <w:start w:val="1"/>
-      <w:numFmt w:val="decimal"/>
-      <w:lvlText w:val="%1."/>
+      <w:numFmt w:val="bullet"/>
+      <w:lvlText w:val="•"/>
       <w:lvlJc w:val="left"/>
       <w:pPr>
-        <w:ind w:left="460" w:hanging="360"/>
-      </w:pPr>
-      <w:rPr>
-        <w:b/>
-        <w:bCs/>
-        <w:color w:val="A67C27"/>
-      </w:rPr>
+        <w:ind w:left="460" w:hanging="280"/>
+      </w:pPr>
     </w:lvl>
-    <w:lvl w:ilvl="1" w:tplc="85349A44">
+    <w:lvl w:ilvl="1" w:tplc="783C0560">
+      <w:start w:val="1"/>
+      <w:numFmt w:val="bullet"/>
+      <w:lvlText w:val="–"/>
+      <w:lvlJc w:val="left"/>
+      <w:pPr>
+        <w:ind w:left="900" w:hanging="280"/>
+      </w:pPr>
+    </w:lvl>
+    <w:lvl w:ilvl="2" w:tplc="875C782A">
       <w:numFmt w:val="decimal"/>
       <w:lvlText w:val=""/>
       <w:lvlJc w:val="left"/>
     </w:lvl>
-    <w:lvl w:ilvl="2" w:tplc="AA040C8C">
+    <w:lvl w:ilvl="3" w:tplc="86E8F4B8">
       <w:numFmt w:val="decimal"/>
       <w:lvlText w:val=""/>
       <w:lvlJc w:val="left"/>
     </w:lvl>
-    <w:lvl w:ilvl="3" w:tplc="C678A404">
+    <w:lvl w:ilvl="4" w:tplc="C26C3E70">
       <w:numFmt w:val="decimal"/>
       <w:lvlText w:val=""/>
       <w:lvlJc w:val="left"/>
     </w:lvl>
-    <w:lvl w:ilvl="4" w:tplc="AD2C08D4">
+    <w:lvl w:ilvl="5" w:tplc="E36E7164">
       <w:numFmt w:val="decimal"/>
       <w:lvlText w:val=""/>
       <w:lvlJc w:val="left"/>
     </w:lvl>
-    <w:lvl w:ilvl="5" w:tplc="08585596">
+    <w:lvl w:ilvl="6" w:tplc="84BECC7E">
       <w:numFmt w:val="decimal"/>
       <w:lvlText w:val=""/>
       <w:lvlJc w:val="left"/>
     </w:lvl>
-    <w:lvl w:ilvl="6" w:tplc="DA8CDAF4">
+    <w:lvl w:ilvl="7" w:tplc="790E8084">
       <w:numFmt w:val="decimal"/>
       <w:lvlText w:val=""/>
       <w:lvlJc w:val="left"/>
     </w:lvl>
-    <w:lvl w:ilvl="7" w:tplc="545CBC4C">
-      <w:numFmt w:val="decimal"/>
-      <w:lvlText w:val=""/>
-      <w:lvlJc w:val="left"/>
-    </w:lvl>
-    <w:lvl w:ilvl="8" w:tplc="2610BEDA">
+    <w:lvl w:ilvl="8" w:tplc="A9908594">
       <w:numFmt w:val="decimal"/>
       <w:lvlText w:val=""/>
       <w:lvlJc w:val="left"/>
     </w:lvl>
   </w:abstractNum>
-  <w:num w:numId="1" w16cid:durableId="1038942405">
+  <w:num w:numId="1" w16cid:durableId="1875312825">
     <w:abstractNumId w:val="3"/>
     <w:lvlOverride w:ilvl="0">
       <w:startOverride w:val="1"/>
     </w:lvlOverride>
   </w:num>
-  <w:num w:numId="2" w16cid:durableId="80028956">
+  <w:num w:numId="2" w16cid:durableId="504168782">
+    <w:abstractNumId w:val="6"/>
+    <w:lvlOverride w:ilvl="0">
+      <w:startOverride w:val="1"/>
+    </w:lvlOverride>
+  </w:num>
+  <w:num w:numId="3" w16cid:durableId="76051516">
     <w:abstractNumId w:val="1"/>
     <w:lvlOverride w:ilvl="0">
       <w:startOverride w:val="1"/>
     </w:lvlOverride>
   </w:num>
-  <w:num w:numId="3" w16cid:durableId="1721787389">
-    <w:abstractNumId w:val="6"/>
+  <w:num w:numId="4" w16cid:durableId="297032521">
+    <w:abstractNumId w:val="2"/>
     <w:lvlOverride w:ilvl="0">
       <w:startOverride w:val="1"/>
     </w:lvlOverride>
   </w:num>
-  <w:num w:numId="4" w16cid:durableId="1915580795">
-    <w:abstractNumId w:val="4"/>
+  <w:num w:numId="5" w16cid:durableId="733355058">
+    <w:abstractNumId w:val="0"/>
     <w:lvlOverride w:ilvl="0">
       <w:startOverride w:val="1"/>
     </w:lvlOverride>
   </w:num>
-  <w:num w:numId="5" w16cid:durableId="1178500771">
+  <w:num w:numId="6" w16cid:durableId="1838570514">
     <w:abstractNumId w:val="5"/>
     <w:lvlOverride w:ilvl="0">
       <w:startOverride w:val="1"/>
     </w:lvlOverride>
   </w:num>
-  <w:num w:numId="6" w16cid:durableId="636111106">
-    <w:abstractNumId w:val="2"/>
-    <w:lvlOverride w:ilvl="0">
-      <w:startOverride w:val="1"/>
-    </w:lvlOverride>
-  </w:num>
-  <w:num w:numId="7" w16cid:durableId="2031373239">
-    <w:abstractNumId w:val="0"/>
+  <w:num w:numId="7" w16cid:durableId="1550415724">
+    <w:abstractNumId w:val="4"/>
     <w:lvlOverride w:ilvl="0">
       <w:startOverride w:val="1"/>
     </w:lvlOverride>
@@ -7458,7 +7458,7 @@
     <w:autoRedefine/>
     <w:uiPriority w:val="39"/>
     <w:unhideWhenUsed/>
-    <w:rsid w:val="00CE4ED7"/>
+    <w:rsid w:val="004665CF"/>
     <w:pPr>
       <w:spacing w:after="100"/>
     </w:pPr>
@@ -7470,7 +7470,7 @@
     <w:autoRedefine/>
     <w:uiPriority w:val="39"/>
     <w:unhideWhenUsed/>
-    <w:rsid w:val="00CE4ED7"/>
+    <w:rsid w:val="004665CF"/>
     <w:pPr>
       <w:spacing w:after="100"/>
       <w:ind w:left="210"/>

--- a/docs/manuals/Role_Guide_8_Supervisor.docx
+++ b/docs/manuals/Role_Guide_8_Supervisor.docx
@@ -69,7 +69,7 @@
           <w:left w:w="10" w:type="dxa"/>
           <w:right w:w="10" w:type="dxa"/>
         </w:tblCellMar>
-        <w:tblLook w:val="04A0" w:firstRow="1" w:lastRow="0" w:firstColumn="1" w:lastColumn="0" w:noHBand="0" w:noVBand="1"/>
+        <w:tblLook w:val="0000" w:firstRow="0" w:lastRow="0" w:firstColumn="0" w:lastColumn="0" w:noHBand="0" w:noVBand="0"/>
       </w:tblPr>
       <w:tblGrid>
         <w:gridCol w:w="2300"/>
@@ -538,7 +538,7 @@
     <w:sdt>
       <w:sdtPr>
         <w:alias w:val="Contents"/>
-        <w:id w:val="-68266065"/>
+        <w:id w:val="-603499243"/>
       </w:sdtPr>
       <w:sdtEndPr/>
       <w:sdtContent>
@@ -567,7 +567,7 @@
           <w:r>
             <w:fldChar w:fldCharType="separate"/>
           </w:r>
-          <w:hyperlink w:anchor="_Toc240453734" w:history="1">
+          <w:hyperlink w:anchor="_Toc240455391" w:history="1">
             <w:r>
               <w:rPr>
                 <w:rStyle w:val="Hyperlink"/>
@@ -591,7 +591,7 @@
               <w:rPr>
                 <w:noProof/>
               </w:rPr>
-              <w:instrText xml:space="preserve"> PAGEREF _Toc240453734 \h </w:instrText>
+              <w:instrText xml:space="preserve"> PAGEREF _Toc240455391 \h </w:instrText>
             </w:r>
             <w:r>
               <w:rPr>
@@ -634,7 +634,7 @@
               <w14:ligatures w14:val="standardContextual"/>
             </w:rPr>
           </w:pPr>
-          <w:hyperlink w:anchor="_Toc240453735" w:history="1">
+          <w:hyperlink w:anchor="_Toc240455392" w:history="1">
             <w:r>
               <w:rPr>
                 <w:rStyle w:val="Hyperlink"/>
@@ -658,7 +658,7 @@
               <w:rPr>
                 <w:noProof/>
               </w:rPr>
-              <w:instrText xml:space="preserve"> PAGEREF _Toc240453735 \h </w:instrText>
+              <w:instrText xml:space="preserve"> PAGEREF _Toc240455392 \h </w:instrText>
             </w:r>
             <w:r>
               <w:rPr>
@@ -701,7 +701,7 @@
               <w14:ligatures w14:val="standardContextual"/>
             </w:rPr>
           </w:pPr>
-          <w:hyperlink w:anchor="_Toc240453736" w:history="1">
+          <w:hyperlink w:anchor="_Toc240455393" w:history="1">
             <w:r>
               <w:rPr>
                 <w:rStyle w:val="Hyperlink"/>
@@ -725,7 +725,7 @@
               <w:rPr>
                 <w:noProof/>
               </w:rPr>
-              <w:instrText xml:space="preserve"> PAGEREF _Toc240453736 \h </w:instrText>
+              <w:instrText xml:space="preserve"> PAGEREF _Toc240455393 \h </w:instrText>
             </w:r>
             <w:r>
               <w:rPr>
@@ -768,7 +768,7 @@
               <w14:ligatures w14:val="standardContextual"/>
             </w:rPr>
           </w:pPr>
-          <w:hyperlink w:anchor="_Toc240453737" w:history="1">
+          <w:hyperlink w:anchor="_Toc240455394" w:history="1">
             <w:r>
               <w:rPr>
                 <w:rStyle w:val="Hyperlink"/>
@@ -792,7 +792,7 @@
               <w:rPr>
                 <w:noProof/>
               </w:rPr>
-              <w:instrText xml:space="preserve"> PAGEREF _Toc240453737 \h </w:instrText>
+              <w:instrText xml:space="preserve"> PAGEREF _Toc240455394 \h </w:instrText>
             </w:r>
             <w:r>
               <w:rPr>
@@ -835,7 +835,7 @@
               <w14:ligatures w14:val="standardContextual"/>
             </w:rPr>
           </w:pPr>
-          <w:hyperlink w:anchor="_Toc240453738" w:history="1">
+          <w:hyperlink w:anchor="_Toc240455395" w:history="1">
             <w:r>
               <w:rPr>
                 <w:rStyle w:val="Hyperlink"/>
@@ -859,7 +859,7 @@
               <w:rPr>
                 <w:noProof/>
               </w:rPr>
-              <w:instrText xml:space="preserve"> PAGEREF _Toc240453738 \h </w:instrText>
+              <w:instrText xml:space="preserve"> PAGEREF _Toc240455395 \h </w:instrText>
             </w:r>
             <w:r>
               <w:rPr>
@@ -902,7 +902,7 @@
               <w14:ligatures w14:val="standardContextual"/>
             </w:rPr>
           </w:pPr>
-          <w:hyperlink w:anchor="_Toc240453739" w:history="1">
+          <w:hyperlink w:anchor="_Toc240455396" w:history="1">
             <w:r>
               <w:rPr>
                 <w:rStyle w:val="Hyperlink"/>
@@ -926,7 +926,7 @@
               <w:rPr>
                 <w:noProof/>
               </w:rPr>
-              <w:instrText xml:space="preserve"> PAGEREF _Toc240453739 \h </w:instrText>
+              <w:instrText xml:space="preserve"> PAGEREF _Toc240455396 \h </w:instrText>
             </w:r>
             <w:r>
               <w:rPr>
@@ -969,7 +969,7 @@
               <w14:ligatures w14:val="standardContextual"/>
             </w:rPr>
           </w:pPr>
-          <w:hyperlink w:anchor="_Toc240453740" w:history="1">
+          <w:hyperlink w:anchor="_Toc240455397" w:history="1">
             <w:r>
               <w:rPr>
                 <w:rStyle w:val="Hyperlink"/>
@@ -993,7 +993,7 @@
               <w:rPr>
                 <w:noProof/>
               </w:rPr>
-              <w:instrText xml:space="preserve"> PAGEREF _Toc240453740 \h </w:instrText>
+              <w:instrText xml:space="preserve"> PAGEREF _Toc240455397 \h </w:instrText>
             </w:r>
             <w:r>
               <w:rPr>
@@ -1036,7 +1036,7 @@
               <w14:ligatures w14:val="standardContextual"/>
             </w:rPr>
           </w:pPr>
-          <w:hyperlink w:anchor="_Toc240453741" w:history="1">
+          <w:hyperlink w:anchor="_Toc240455398" w:history="1">
             <w:r>
               <w:rPr>
                 <w:rStyle w:val="Hyperlink"/>
@@ -1060,7 +1060,7 @@
               <w:rPr>
                 <w:noProof/>
               </w:rPr>
-              <w:instrText xml:space="preserve"> PAGEREF _Toc240453741 \h </w:instrText>
+              <w:instrText xml:space="preserve"> PAGEREF _Toc240455398 \h </w:instrText>
             </w:r>
             <w:r>
               <w:rPr>
@@ -1103,7 +1103,7 @@
               <w14:ligatures w14:val="standardContextual"/>
             </w:rPr>
           </w:pPr>
-          <w:hyperlink w:anchor="_Toc240453742" w:history="1">
+          <w:hyperlink w:anchor="_Toc240455399" w:history="1">
             <w:r>
               <w:rPr>
                 <w:rStyle w:val="Hyperlink"/>
@@ -1127,7 +1127,7 @@
               <w:rPr>
                 <w:noProof/>
               </w:rPr>
-              <w:instrText xml:space="preserve"> PAGEREF _Toc240453742 \h </w:instrText>
+              <w:instrText xml:space="preserve"> PAGEREF _Toc240455399 \h </w:instrText>
             </w:r>
             <w:r>
               <w:rPr>
@@ -1170,7 +1170,7 @@
               <w14:ligatures w14:val="standardContextual"/>
             </w:rPr>
           </w:pPr>
-          <w:hyperlink w:anchor="_Toc240453743" w:history="1">
+          <w:hyperlink w:anchor="_Toc240455400" w:history="1">
             <w:r>
               <w:rPr>
                 <w:rStyle w:val="Hyperlink"/>
@@ -1194,7 +1194,7 @@
               <w:rPr>
                 <w:noProof/>
               </w:rPr>
-              <w:instrText xml:space="preserve"> PAGEREF _Toc240453743 \h </w:instrText>
+              <w:instrText xml:space="preserve"> PAGEREF _Toc240455400 \h </w:instrText>
             </w:r>
             <w:r>
               <w:rPr>
@@ -1237,7 +1237,7 @@
               <w14:ligatures w14:val="standardContextual"/>
             </w:rPr>
           </w:pPr>
-          <w:hyperlink w:anchor="_Toc240453744" w:history="1">
+          <w:hyperlink w:anchor="_Toc240455401" w:history="1">
             <w:r>
               <w:rPr>
                 <w:rStyle w:val="Hyperlink"/>
@@ -1261,7 +1261,7 @@
               <w:rPr>
                 <w:noProof/>
               </w:rPr>
-              <w:instrText xml:space="preserve"> PAGEREF _Toc240453744 \h </w:instrText>
+              <w:instrText xml:space="preserve"> PAGEREF _Toc240455401 \h </w:instrText>
             </w:r>
             <w:r>
               <w:rPr>
@@ -1304,7 +1304,7 @@
               <w14:ligatures w14:val="standardContextual"/>
             </w:rPr>
           </w:pPr>
-          <w:hyperlink w:anchor="_Toc240453745" w:history="1">
+          <w:hyperlink w:anchor="_Toc240455402" w:history="1">
             <w:r>
               <w:rPr>
                 <w:rStyle w:val="Hyperlink"/>
@@ -1328,7 +1328,7 @@
               <w:rPr>
                 <w:noProof/>
               </w:rPr>
-              <w:instrText xml:space="preserve"> PAGEREF _Toc240453745 \h </w:instrText>
+              <w:instrText xml:space="preserve"> PAGEREF _Toc240455402 \h </w:instrText>
             </w:r>
             <w:r>
               <w:rPr>
@@ -1371,7 +1371,7 @@
               <w14:ligatures w14:val="standardContextual"/>
             </w:rPr>
           </w:pPr>
-          <w:hyperlink w:anchor="_Toc240453746" w:history="1">
+          <w:hyperlink w:anchor="_Toc240455403" w:history="1">
             <w:r>
               <w:rPr>
                 <w:rStyle w:val="Hyperlink"/>
@@ -1395,7 +1395,7 @@
               <w:rPr>
                 <w:noProof/>
               </w:rPr>
-              <w:instrText xml:space="preserve"> PAGEREF _Toc240453746 \h </w:instrText>
+              <w:instrText xml:space="preserve"> PAGEREF _Toc240455403 \h </w:instrText>
             </w:r>
             <w:r>
               <w:rPr>
@@ -1438,7 +1438,7 @@
               <w14:ligatures w14:val="standardContextual"/>
             </w:rPr>
           </w:pPr>
-          <w:hyperlink w:anchor="_Toc240453747" w:history="1">
+          <w:hyperlink w:anchor="_Toc240455404" w:history="1">
             <w:r>
               <w:rPr>
                 <w:rStyle w:val="Hyperlink"/>
@@ -1462,7 +1462,7 @@
               <w:rPr>
                 <w:noProof/>
               </w:rPr>
-              <w:instrText xml:space="preserve"> PAGEREF _Toc240453747 \h </w:instrText>
+              <w:instrText xml:space="preserve"> PAGEREF _Toc240455404 \h </w:instrText>
             </w:r>
             <w:r>
               <w:rPr>
@@ -1505,7 +1505,7 @@
               <w14:ligatures w14:val="standardContextual"/>
             </w:rPr>
           </w:pPr>
-          <w:hyperlink w:anchor="_Toc240453748" w:history="1">
+          <w:hyperlink w:anchor="_Toc240455405" w:history="1">
             <w:r>
               <w:rPr>
                 <w:rStyle w:val="Hyperlink"/>
@@ -1529,7 +1529,7 @@
               <w:rPr>
                 <w:noProof/>
               </w:rPr>
-              <w:instrText xml:space="preserve"> PAGEREF _Toc240453748 \h </w:instrText>
+              <w:instrText xml:space="preserve"> PAGEREF _Toc240455405 \h </w:instrText>
             </w:r>
             <w:r>
               <w:rPr>
@@ -1572,7 +1572,7 @@
               <w14:ligatures w14:val="standardContextual"/>
             </w:rPr>
           </w:pPr>
-          <w:hyperlink w:anchor="_Toc240453749" w:history="1">
+          <w:hyperlink w:anchor="_Toc240455406" w:history="1">
             <w:r>
               <w:rPr>
                 <w:rStyle w:val="Hyperlink"/>
@@ -1596,7 +1596,7 @@
               <w:rPr>
                 <w:noProof/>
               </w:rPr>
-              <w:instrText xml:space="preserve"> PAGEREF _Toc240453749 \h </w:instrText>
+              <w:instrText xml:space="preserve"> PAGEREF _Toc240455406 \h </w:instrText>
             </w:r>
             <w:r>
               <w:rPr>
@@ -1635,7 +1635,7 @@
         <w:pStyle w:val="Heading1"/>
         <w:pageBreakBefore/>
       </w:pPr>
-      <w:bookmarkStart w:id="0" w:name="_Toc240453734"/>
+      <w:bookmarkStart w:id="0" w:name="_Toc240455391"/>
       <w:r>
         <w:lastRenderedPageBreak/>
         <w:t>1. Your role at a glance</w:t>
@@ -1743,7 +1743,7 @@
           <w:left w:w="10" w:type="dxa"/>
           <w:right w:w="10" w:type="dxa"/>
         </w:tblCellMar>
-        <w:tblLook w:val="04A0" w:firstRow="1" w:lastRow="0" w:firstColumn="1" w:lastColumn="0" w:noHBand="0" w:noVBand="1"/>
+        <w:tblLook w:val="0000" w:firstRow="0" w:lastRow="0" w:firstColumn="0" w:lastColumn="0" w:noHBand="0" w:noVBand="0"/>
       </w:tblPr>
       <w:tblGrid>
         <w:gridCol w:w="9412"/>
@@ -1803,7 +1803,7 @@
         <w:pStyle w:val="Heading1"/>
         <w:pageBreakBefore/>
       </w:pPr>
-      <w:bookmarkStart w:id="1" w:name="_Toc240453735"/>
+      <w:bookmarkStart w:id="1" w:name="_Toc240455392"/>
       <w:r>
         <w:lastRenderedPageBreak/>
         <w:t>2. Signing in and your screens</w:t>
@@ -1814,7 +1814,7 @@
       <w:pPr>
         <w:pStyle w:val="Heading2"/>
       </w:pPr>
-      <w:bookmarkStart w:id="2" w:name="_Toc240453736"/>
+      <w:bookmarkStart w:id="2" w:name="_Toc240455393"/>
       <w:r>
         <w:t>Signing in</w:t>
       </w:r>
@@ -1897,7 +1897,7 @@
           <w:noProof/>
         </w:rPr>
         <w:drawing>
-          <wp:inline distT="0" distB="0" distL="0" distR="0" wp14:anchorId="5BD70AE1" wp14:editId="63C94D5A">
+          <wp:inline distT="0" distB="0" distL="0" distR="0" wp14:anchorId="7BE0FE49" wp14:editId="01883A9F">
             <wp:extent cx="5334000" cy="2333625"/>
             <wp:effectExtent l="0" t="0" r="0" b="0"/>
             <wp:docPr id="1" name="adm_login.jpg" descr="The sign-in screen for all internal staff." title="The sign-in screen for all internal staff."/>
@@ -2005,7 +2005,7 @@
           <w:left w:w="10" w:type="dxa"/>
           <w:right w:w="10" w:type="dxa"/>
         </w:tblCellMar>
-        <w:tblLook w:val="04A0" w:firstRow="1" w:lastRow="0" w:firstColumn="1" w:lastColumn="0" w:noHBand="0" w:noVBand="1"/>
+        <w:tblLook w:val="0000" w:firstRow="0" w:lastRow="0" w:firstColumn="0" w:lastColumn="0" w:noHBand="0" w:noVBand="0"/>
       </w:tblPr>
       <w:tblGrid>
         <w:gridCol w:w="9412"/>
@@ -2064,7 +2064,7 @@
       <w:pPr>
         <w:pStyle w:val="Heading2"/>
       </w:pPr>
-      <w:bookmarkStart w:id="3" w:name="_Toc240453737"/>
+      <w:bookmarkStart w:id="3" w:name="_Toc240455394"/>
       <w:r>
         <w:t>Finding your way around</w:t>
       </w:r>
@@ -2239,7 +2239,7 @@
         </w:rPr>
         <w:lastRenderedPageBreak/>
         <w:drawing>
-          <wp:inline distT="0" distB="0" distL="0" distR="0" wp14:anchorId="3CA959F3" wp14:editId="47EC9A77">
+          <wp:inline distT="0" distB="0" distL="0" distR="0" wp14:anchorId="623DA23A" wp14:editId="71857B50">
             <wp:extent cx="5715000" cy="1876425"/>
             <wp:effectExtent l="0" t="0" r="0" b="0"/>
             <wp:docPr id="2" name="adm_not_your_role.jpg" descr="Opening a screen outside your role (for example from an old bookmark) shows this card instead of the screen." title="Opening a screen outside your role (for example from an old bookmark) shows this card instead of the screen."/>
@@ -2308,7 +2308,7 @@
       <w:pPr>
         <w:pStyle w:val="Heading2"/>
       </w:pPr>
-      <w:bookmarkStart w:id="4" w:name="_Toc240453738"/>
+      <w:bookmarkStart w:id="4" w:name="_Toc240455395"/>
       <w:r>
         <w:t>Your screens</w:t>
       </w:r>
@@ -2329,7 +2329,7 @@
           <w:left w:w="10" w:type="dxa"/>
           <w:right w:w="10" w:type="dxa"/>
         </w:tblCellMar>
-        <w:tblLook w:val="04A0" w:firstRow="1" w:lastRow="0" w:firstColumn="1" w:lastColumn="0" w:noHBand="0" w:noVBand="1"/>
+        <w:tblLook w:val="0000" w:firstRow="0" w:lastRow="0" w:firstColumn="0" w:lastColumn="0" w:noHBand="0" w:noVBand="0"/>
       </w:tblPr>
       <w:tblGrid>
         <w:gridCol w:w="2824"/>
@@ -2815,7 +2815,7 @@
       <w:pPr>
         <w:pStyle w:val="Heading2"/>
       </w:pPr>
-      <w:bookmarkStart w:id="5" w:name="_Toc240453739"/>
+      <w:bookmarkStart w:id="5" w:name="_Toc240455396"/>
       <w:r>
         <w:t>Changing your password</w:t>
       </w:r>
@@ -2898,7 +2898,7 @@
           <w:noProof/>
         </w:rPr>
         <w:drawing>
-          <wp:inline distT="0" distB="0" distL="0" distR="0" wp14:anchorId="5AEEA33E" wp14:editId="0FF95D77">
+          <wp:inline distT="0" distB="0" distL="0" distR="0" wp14:anchorId="28D8951D" wp14:editId="17DD467D">
             <wp:extent cx="5334000" cy="2171700"/>
             <wp:effectExtent l="0" t="0" r="0" b="0"/>
             <wp:docPr id="3" name="adm_account.jpg" descr="Change Password screen." title="Change Password screen."/>
@@ -2986,7 +2986,7 @@
         <w:pStyle w:val="Heading1"/>
         <w:pageBreakBefore/>
       </w:pPr>
-      <w:bookmarkStart w:id="6" w:name="_Toc240453740"/>
+      <w:bookmarkStart w:id="6" w:name="_Toc240455397"/>
       <w:r>
         <w:lastRenderedPageBreak/>
         <w:t>3. Your routine</w:t>
@@ -3016,7 +3016,7 @@
           <w:left w:w="10" w:type="dxa"/>
           <w:right w:w="10" w:type="dxa"/>
         </w:tblCellMar>
-        <w:tblLook w:val="04A0" w:firstRow="1" w:lastRow="0" w:firstColumn="1" w:lastColumn="0" w:noHBand="0" w:noVBand="1"/>
+        <w:tblLook w:val="0000" w:firstRow="0" w:lastRow="0" w:firstColumn="0" w:lastColumn="0" w:noHBand="0" w:noVBand="0"/>
       </w:tblPr>
       <w:tblGrid>
         <w:gridCol w:w="2071"/>
@@ -3271,7 +3271,7 @@
         <w:pStyle w:val="Heading1"/>
         <w:pageBreakBefore/>
       </w:pPr>
-      <w:bookmarkStart w:id="7" w:name="_Toc240453741"/>
+      <w:bookmarkStart w:id="7" w:name="_Toc240455398"/>
       <w:r>
         <w:lastRenderedPageBreak/>
         <w:t>4. Step-by-step tasks</w:t>
@@ -3282,7 +3282,7 @@
       <w:pPr>
         <w:pStyle w:val="Heading2"/>
       </w:pPr>
-      <w:bookmarkStart w:id="8" w:name="_Toc240453742"/>
+      <w:bookmarkStart w:id="8" w:name="_Toc240455399"/>
       <w:r>
         <w:t>4.1 Reading the dashboards</w:t>
       </w:r>
@@ -3307,7 +3307,7 @@
           <w:noProof/>
         </w:rPr>
         <w:drawing>
-          <wp:inline distT="0" distB="0" distL="0" distR="0" wp14:anchorId="6C834CD5" wp14:editId="042786D6">
+          <wp:inline distT="0" distB="0" distL="0" distR="0" wp14:anchorId="1EE5F1CB" wp14:editId="7679BE0D">
             <wp:extent cx="5715000" cy="3571875"/>
             <wp:effectExtent l="0" t="0" r="0" b="0"/>
             <wp:docPr id="4" name="adm_exec_dashboard.jpg" descr="Executive Dashboard: completions against the 400 / 60 / 50–75 targets, days to data lock, spend, and the lowest-filled strata." title="Executive Dashboard: completions against the 400 / 60 / 50–75 targets, days to data lock, spend, and the lowest-filled strata."/>
@@ -3387,7 +3387,7 @@
           <w:left w:w="10" w:type="dxa"/>
           <w:right w:w="10" w:type="dxa"/>
         </w:tblCellMar>
-        <w:tblLook w:val="04A0" w:firstRow="1" w:lastRow="0" w:firstColumn="1" w:lastColumn="0" w:noHBand="0" w:noVBand="1"/>
+        <w:tblLook w:val="0000" w:firstRow="0" w:lastRow="0" w:firstColumn="0" w:lastColumn="0" w:noHBand="0" w:noVBand="0"/>
       </w:tblPr>
       <w:tblGrid>
         <w:gridCol w:w="1694"/>
@@ -3913,7 +3913,7 @@
           <w:left w:w="10" w:type="dxa"/>
           <w:right w:w="10" w:type="dxa"/>
         </w:tblCellMar>
-        <w:tblLook w:val="04A0" w:firstRow="1" w:lastRow="0" w:firstColumn="1" w:lastColumn="0" w:noHBand="0" w:noVBand="1"/>
+        <w:tblLook w:val="0000" w:firstRow="0" w:lastRow="0" w:firstColumn="0" w:lastColumn="0" w:noHBand="0" w:noVBand="0"/>
       </w:tblPr>
       <w:tblGrid>
         <w:gridCol w:w="9412"/>
@@ -3972,7 +3972,7 @@
       <w:pPr>
         <w:pStyle w:val="Heading2"/>
       </w:pPr>
-      <w:bookmarkStart w:id="9" w:name="_Toc240453743"/>
+      <w:bookmarkStart w:id="9" w:name="_Toc240455400"/>
       <w:r>
         <w:lastRenderedPageBreak/>
         <w:t>4.2 Using Reports (analytics and charts)</w:t>
@@ -4013,7 +4013,7 @@
           <w:noProof/>
         </w:rPr>
         <w:drawing>
-          <wp:inline distT="0" distB="0" distL="0" distR="0" wp14:anchorId="7B6C722A" wp14:editId="0A64BED4">
+          <wp:inline distT="0" distB="0" distL="0" distR="0" wp14:anchorId="377CF99A" wp14:editId="50804C9B">
             <wp:extent cx="5334000" cy="3333750"/>
             <wp:effectExtent l="0" t="0" r="0" b="0"/>
             <wp:docPr id="5" name="adm_reports_top.jpg" descr="Reports: headline figures for the chosen period." title="Reports: headline figures for the chosen period."/>
@@ -4155,7 +4155,7 @@
           <w:noProof/>
         </w:rPr>
         <w:drawing>
-          <wp:inline distT="0" distB="0" distL="0" distR="0" wp14:anchorId="55F9915F" wp14:editId="624AD8DA">
+          <wp:inline distT="0" distB="0" distL="0" distR="0" wp14:anchorId="6507B0F8" wp14:editId="731D120D">
             <wp:extent cx="5334000" cy="3409950"/>
             <wp:effectExtent l="0" t="0" r="0" b="0"/>
             <wp:docPr id="6" name="adm_reports_funnel.jpg" descr="Case funnel: each case counted once at every stage it has reached." title="Case funnel: each case counted once at every stage it has reached."/>
@@ -4255,7 +4255,7 @@
           <w:noProof/>
         </w:rPr>
         <w:drawing>
-          <wp:inline distT="0" distB="0" distL="0" distR="0" wp14:anchorId="6C6E2040" wp14:editId="57D81728">
+          <wp:inline distT="0" distB="0" distL="0" distR="0" wp14:anchorId="3D4A7582" wp14:editId="6C8ACE92">
             <wp:extent cx="5334000" cy="3248025"/>
             <wp:effectExtent l="0" t="0" r="0" b="0"/>
             <wp:docPr id="7" name="adm_reports_funnel_table.jpg" descr="The same chart as a table." title="The same chart as a table."/>
@@ -4354,7 +4354,7 @@
           <w:noProof/>
         </w:rPr>
         <w:drawing>
-          <wp:inline distT="0" distB="0" distL="0" distR="0" wp14:anchorId="17FD468E" wp14:editId="6A887413">
+          <wp:inline distT="0" distB="0" distL="0" distR="0" wp14:anchorId="2423A8C8" wp14:editId="070ED04F">
             <wp:extent cx="5334000" cy="2628900"/>
             <wp:effectExtent l="0" t="0" r="0" b="0"/>
             <wp:docPr id="8" name="adm_reports_coverage.jpg" descr="Coverage by group." title="Coverage by group."/>
@@ -4454,7 +4454,7 @@
         </w:rPr>
         <w:lastRenderedPageBreak/>
         <w:drawing>
-          <wp:inline distT="0" distB="0" distL="0" distR="0" wp14:anchorId="0FD9E97A" wp14:editId="35DEA85D">
+          <wp:inline distT="0" distB="0" distL="0" distR="0" wp14:anchorId="5E5A1D65" wp14:editId="42269C75">
             <wp:extent cx="5334000" cy="2600325"/>
             <wp:effectExtent l="0" t="0" r="0" b="0"/>
             <wp:docPr id="9" name="adm_reports_modes.jpg" descr="Administration modes." title="Administration modes."/>
@@ -4563,7 +4563,7 @@
           <w:noProof/>
         </w:rPr>
         <w:drawing>
-          <wp:inline distT="0" distB="0" distL="0" distR="0" wp14:anchorId="39EDD6B8" wp14:editId="74533000">
+          <wp:inline distT="0" distB="0" distL="0" distR="0" wp14:anchorId="5E4D1C81" wp14:editId="4F4B5F33">
             <wp:extent cx="5334000" cy="2905125"/>
             <wp:effectExtent l="0" t="0" r="0" b="0"/>
             <wp:docPr id="10" name="adm_reports_duration.jpg" descr="Completion-time distribution." title="Completion-time distribution."/>
@@ -4645,7 +4645,7 @@
       <w:pPr>
         <w:pStyle w:val="Heading2"/>
       </w:pPr>
-      <w:bookmarkStart w:id="10" w:name="_Toc240453744"/>
+      <w:bookmarkStart w:id="10" w:name="_Toc240455401"/>
       <w:r>
         <w:t>4.3 Reviewing a case read-only</w:t>
       </w:r>
@@ -4709,7 +4709,7 @@
         </w:rPr>
         <w:lastRenderedPageBreak/>
         <w:drawing>
-          <wp:inline distT="0" distB="0" distL="0" distR="0" wp14:anchorId="36656411" wp14:editId="6ABCA196">
+          <wp:inline distT="0" distB="0" distL="0" distR="0" wp14:anchorId="198FF54E" wp14:editId="42C279A4">
             <wp:extent cx="5334000" cy="3333750"/>
             <wp:effectExtent l="0" t="0" r="0" b="0"/>
             <wp:docPr id="11" name="sup_case.jpg" descr="A case page in read-only view." title="A case page in read-only view."/>
@@ -4783,7 +4783,7 @@
       <w:pPr>
         <w:pStyle w:val="Heading2"/>
       </w:pPr>
-      <w:bookmarkStart w:id="11" w:name="_Toc240453745"/>
+      <w:bookmarkStart w:id="11" w:name="_Toc240455402"/>
       <w:r>
         <w:t>4.4 Reviewing QA</w:t>
       </w:r>
@@ -4800,7 +4800,7 @@
           <w:noProof/>
         </w:rPr>
         <w:drawing>
-          <wp:inline distT="0" distB="0" distL="0" distR="0" wp14:anchorId="618FE749" wp14:editId="68A8B5A8">
+          <wp:inline distT="0" distB="0" distL="0" distR="0" wp14:anchorId="39C16D48" wp14:editId="4C8A41CA">
             <wp:extent cx="5715000" cy="2505075"/>
             <wp:effectExtent l="0" t="0" r="0" b="0"/>
             <wp:docPr id="12" name="sup_qa_queue.jpg" descr="QA Queue in read-only view." title="QA Queue in read-only view."/>
@@ -4877,7 +4877,7 @@
       <w:pPr>
         <w:pStyle w:val="Heading2"/>
       </w:pPr>
-      <w:bookmarkStart w:id="12" w:name="_Toc240453746"/>
+      <w:bookmarkStart w:id="12" w:name="_Toc240455403"/>
       <w:r>
         <w:t>4.5 Downloading or emailing completed forms (Form PDFs)</w:t>
       </w:r>
@@ -4918,7 +4918,7 @@
         </w:rPr>
         <w:lastRenderedPageBreak/>
         <w:drawing>
-          <wp:inline distT="0" distB="0" distL="0" distR="0" wp14:anchorId="2B4DDB94" wp14:editId="64ED85AB">
+          <wp:inline distT="0" distB="0" distL="0" distR="0" wp14:anchorId="6F0ACC07" wp14:editId="0C422D18">
             <wp:extent cx="5334000" cy="2581275"/>
             <wp:effectExtent l="0" t="0" r="0" b="0"/>
             <wp:docPr id="13" name="adm_form_pdfs.jpg" descr="Completed form PDFs." title="Completed form PDFs."/>
@@ -5024,7 +5024,7 @@
         <w:pStyle w:val="Heading1"/>
         <w:pageBreakBefore/>
       </w:pPr>
-      <w:bookmarkStart w:id="13" w:name="_Toc240453747"/>
+      <w:bookmarkStart w:id="13" w:name="_Toc240455404"/>
       <w:r>
         <w:lastRenderedPageBreak/>
         <w:t>5. Rules you must follow</w:t>
@@ -5162,7 +5162,7 @@
         <w:pStyle w:val="Heading1"/>
         <w:pageBreakBefore/>
       </w:pPr>
-      <w:bookmarkStart w:id="14" w:name="_Toc240453748"/>
+      <w:bookmarkStart w:id="14" w:name="_Toc240455405"/>
       <w:r>
         <w:lastRenderedPageBreak/>
         <w:t>6. Troubleshooting</w:t>
@@ -5184,7 +5184,7 @@
           <w:left w:w="10" w:type="dxa"/>
           <w:right w:w="10" w:type="dxa"/>
         </w:tblCellMar>
-        <w:tblLook w:val="04A0" w:firstRow="1" w:lastRow="0" w:firstColumn="1" w:lastColumn="0" w:noHBand="0" w:noVBand="1"/>
+        <w:tblLook w:val="0000" w:firstRow="0" w:lastRow="0" w:firstColumn="0" w:lastColumn="0" w:noHBand="0" w:noVBand="0"/>
       </w:tblPr>
       <w:tblGrid>
         <w:gridCol w:w="2635"/>
@@ -5863,7 +5863,7 @@
         <w:pStyle w:val="Heading1"/>
         <w:pageBreakBefore/>
       </w:pPr>
-      <w:bookmarkStart w:id="15" w:name="_Toc240453749"/>
+      <w:bookmarkStart w:id="15" w:name="_Toc240455406"/>
       <w:r>
         <w:lastRenderedPageBreak/>
         <w:t>7. Quick reference</w:t>
@@ -5885,7 +5885,7 @@
           <w:left w:w="10" w:type="dxa"/>
           <w:right w:w="10" w:type="dxa"/>
         </w:tblCellMar>
-        <w:tblLook w:val="04A0" w:firstRow="1" w:lastRow="0" w:firstColumn="1" w:lastColumn="0" w:noHBand="0" w:noVBand="1"/>
+        <w:tblLook w:val="0000" w:firstRow="0" w:lastRow="0" w:firstColumn="0" w:lastColumn="0" w:noHBand="0" w:noVBand="0"/>
       </w:tblPr>
       <w:tblGrid>
         <w:gridCol w:w="2824"/>
@@ -6358,10 +6358,10 @@
 <file path=word/numbering.xml><?xml version="1.0" encoding="utf-8"?>
 <w:numbering xmlns:wpc="http://schemas.microsoft.com/office/word/2010/wordprocessingCanvas" xmlns:cx="http://schemas.microsoft.com/office/drawing/2014/chartex" xmlns:cx1="http://schemas.microsoft.com/office/drawing/2015/9/8/chartex" xmlns:cx2="http://schemas.microsoft.com/office/drawing/2015/10/21/chartex" xmlns:cx3="http://schemas.microsoft.com/office/drawing/2016/5/9/chartex" xmlns:cx4="http://schemas.microsoft.com/office/drawing/2016/5/10/chartex" xmlns:cx5="http://schemas.microsoft.com/office/drawing/2016/5/11/chartex" xmlns:cx6="http://schemas.microsoft.com/office/drawing/2016/5/12/chartex" xmlns:cx7="http://schemas.microsoft.com/office/drawing/2016/5/13/chartex" xmlns:cx8="http://schemas.microsoft.com/office/drawing/2016/5/14/chartex" xmlns:mc="http://schemas.openxmlformats.org/markup-compatibility/2006" xmlns:aink="http://schemas.microsoft.com/office/drawing/2016/ink" xmlns:am3d="http://schemas.microsoft.com/office/drawing/2017/model3d" xmlns:o="urn:schemas-microsoft-com:office:office" xmlns:oel="http://schemas.microsoft.com/office/2019/extlst" xmlns:r="http://schemas.openxmlformats.org/officeDocument/2006/relationships" xmlns:m="http://schemas.openxmlformats.org/officeDocument/2006/math" xmlns:v="urn:schemas-microsoft-com:vml" xmlns:wp14="http://schemas.microsoft.com/office/word/2010/wordprocessingDrawing" xmlns:wp="http://schemas.openxmlformats.org/drawingml/2006/wordprocessingDrawing" xmlns:w10="urn:schemas-microsoft-com:office:word" xmlns:w="http://schemas.openxmlformats.org/wordprocessingml/2006/main" xmlns:w14="http://schemas.microsoft.com/office/word/2010/wordml" xmlns:w15="http://schemas.microsoft.com/office/word/2012/wordml" xmlns:w16cex="http://schemas.microsoft.com/office/word/2018/wordml/cex" xmlns:w16cid="http://schemas.microsoft.com/office/word/2016/wordml/cid" xmlns:w16="http://schemas.microsoft.com/office/word/2018/wordml" xmlns:w16sdtdh="http://schemas.microsoft.com/office/word/2020/wordml/sdtdatahash" xmlns:w16se="http://schemas.microsoft.com/office/word/2015/wordml/symex" xmlns:wpg="http://schemas.microsoft.com/office/word/2010/wordprocessingGroup" xmlns:wpi="http://schemas.microsoft.com/office/word/2010/wordprocessingInk" xmlns:wne="http://schemas.microsoft.com/office/word/2006/wordml" xmlns:wps="http://schemas.microsoft.com/office/word/2010/wordprocessingShape" mc:Ignorable="w14 w15 w16se w16cid w16 w16cex w16sdtdh wp14">
   <w:abstractNum w:abstractNumId="0" w15:restartNumberingAfterBreak="0">
-    <w:nsid w:val="02F80D86"/>
+    <w:nsid w:val="045271A8"/>
     <w:multiLevelType w:val="hybridMultilevel"/>
-    <w:tmpl w:val="0FB4C4EC"/>
-    <w:lvl w:ilvl="0" w:tplc="4836D6A6">
+    <w:tmpl w:val="383CD25E"/>
+    <w:lvl w:ilvl="0" w:tplc="F098A844">
       <w:start w:val="1"/>
       <w:numFmt w:val="decimal"/>
       <w:lvlText w:val="%1."/>
@@ -6375,52 +6375,52 @@
         <w:color w:val="A67C27"/>
       </w:rPr>
     </w:lvl>
-    <w:lvl w:ilvl="1" w:tplc="47A848B4">
+    <w:lvl w:ilvl="1" w:tplc="E6A6FED6">
       <w:numFmt w:val="decimal"/>
       <w:lvlText w:val=""/>
       <w:lvlJc w:val="left"/>
     </w:lvl>
-    <w:lvl w:ilvl="2" w:tplc="7E669BA6">
+    <w:lvl w:ilvl="2" w:tplc="058C46F2">
       <w:numFmt w:val="decimal"/>
       <w:lvlText w:val=""/>
       <w:lvlJc w:val="left"/>
     </w:lvl>
-    <w:lvl w:ilvl="3" w:tplc="CBDAF1EC">
+    <w:lvl w:ilvl="3" w:tplc="2A1257C4">
       <w:numFmt w:val="decimal"/>
       <w:lvlText w:val=""/>
       <w:lvlJc w:val="left"/>
     </w:lvl>
-    <w:lvl w:ilvl="4" w:tplc="A154BE78">
+    <w:lvl w:ilvl="4" w:tplc="7EB8D20E">
       <w:numFmt w:val="decimal"/>
       <w:lvlText w:val=""/>
       <w:lvlJc w:val="left"/>
     </w:lvl>
-    <w:lvl w:ilvl="5" w:tplc="910C1A2A">
+    <w:lvl w:ilvl="5" w:tplc="225EC142">
       <w:numFmt w:val="decimal"/>
       <w:lvlText w:val=""/>
       <w:lvlJc w:val="left"/>
     </w:lvl>
-    <w:lvl w:ilvl="6" w:tplc="FD424F7E">
+    <w:lvl w:ilvl="6" w:tplc="AA6A311A">
       <w:numFmt w:val="decimal"/>
       <w:lvlText w:val=""/>
       <w:lvlJc w:val="left"/>
     </w:lvl>
-    <w:lvl w:ilvl="7" w:tplc="126E8C18">
+    <w:lvl w:ilvl="7" w:tplc="25CA0890">
       <w:numFmt w:val="decimal"/>
       <w:lvlText w:val=""/>
       <w:lvlJc w:val="left"/>
     </w:lvl>
-    <w:lvl w:ilvl="8" w:tplc="F180424A">
+    <w:lvl w:ilvl="8" w:tplc="E492685C">
       <w:numFmt w:val="decimal"/>
       <w:lvlText w:val=""/>
       <w:lvlJc w:val="left"/>
     </w:lvl>
   </w:abstractNum>
   <w:abstractNum w:abstractNumId="1" w15:restartNumberingAfterBreak="0">
-    <w:nsid w:val="1C7E4038"/>
+    <w:nsid w:val="15ED4912"/>
     <w:multiLevelType w:val="hybridMultilevel"/>
-    <w:tmpl w:val="BF76984A"/>
-    <w:lvl w:ilvl="0" w:tplc="D2FA6BF2">
+    <w:tmpl w:val="07F46C06"/>
+    <w:lvl w:ilvl="0" w:tplc="7F9E6E6C">
       <w:start w:val="1"/>
       <w:numFmt w:val="decimal"/>
       <w:lvlText w:val="%1."/>
@@ -6434,52 +6434,196 @@
         <w:color w:val="A67C27"/>
       </w:rPr>
     </w:lvl>
-    <w:lvl w:ilvl="1" w:tplc="AEDCCD56">
+    <w:lvl w:ilvl="1" w:tplc="9F809BCC">
       <w:numFmt w:val="decimal"/>
       <w:lvlText w:val=""/>
       <w:lvlJc w:val="left"/>
     </w:lvl>
-    <w:lvl w:ilvl="2" w:tplc="05F8686C">
+    <w:lvl w:ilvl="2" w:tplc="85AA3C4C">
       <w:numFmt w:val="decimal"/>
       <w:lvlText w:val=""/>
       <w:lvlJc w:val="left"/>
     </w:lvl>
-    <w:lvl w:ilvl="3" w:tplc="71984EB4">
+    <w:lvl w:ilvl="3" w:tplc="97E00160">
       <w:numFmt w:val="decimal"/>
       <w:lvlText w:val=""/>
       <w:lvlJc w:val="left"/>
     </w:lvl>
-    <w:lvl w:ilvl="4" w:tplc="DD325D60">
+    <w:lvl w:ilvl="4" w:tplc="FE92DA22">
       <w:numFmt w:val="decimal"/>
       <w:lvlText w:val=""/>
       <w:lvlJc w:val="left"/>
     </w:lvl>
-    <w:lvl w:ilvl="5" w:tplc="C5E2FF0E">
+    <w:lvl w:ilvl="5" w:tplc="DCFC328A">
       <w:numFmt w:val="decimal"/>
       <w:lvlText w:val=""/>
       <w:lvlJc w:val="left"/>
     </w:lvl>
-    <w:lvl w:ilvl="6" w:tplc="43C44AB4">
+    <w:lvl w:ilvl="6" w:tplc="438A94D8">
       <w:numFmt w:val="decimal"/>
       <w:lvlText w:val=""/>
       <w:lvlJc w:val="left"/>
     </w:lvl>
-    <w:lvl w:ilvl="7" w:tplc="5644D3EE">
+    <w:lvl w:ilvl="7" w:tplc="88F839F2">
       <w:numFmt w:val="decimal"/>
       <w:lvlText w:val=""/>
       <w:lvlJc w:val="left"/>
     </w:lvl>
-    <w:lvl w:ilvl="8" w:tplc="D39466DA">
+    <w:lvl w:ilvl="8" w:tplc="698C8A12">
       <w:numFmt w:val="decimal"/>
       <w:lvlText w:val=""/>
       <w:lvlJc w:val="left"/>
     </w:lvl>
   </w:abstractNum>
   <w:abstractNum w:abstractNumId="2" w15:restartNumberingAfterBreak="0">
-    <w:nsid w:val="25351C79"/>
+    <w:nsid w:val="27687C74"/>
     <w:multiLevelType w:val="hybridMultilevel"/>
-    <w:tmpl w:val="07E073D0"/>
-    <w:lvl w:ilvl="0" w:tplc="86BA1DCC">
+    <w:tmpl w:val="9CEA4FE6"/>
+    <w:lvl w:ilvl="0" w:tplc="C48A9C24">
+      <w:start w:val="1"/>
+      <w:numFmt w:val="bullet"/>
+      <w:lvlText w:val="•"/>
+      <w:lvlJc w:val="left"/>
+      <w:pPr>
+        <w:ind w:left="460" w:hanging="280"/>
+      </w:pPr>
+    </w:lvl>
+    <w:lvl w:ilvl="1" w:tplc="B4245BC2">
+      <w:start w:val="1"/>
+      <w:numFmt w:val="bullet"/>
+      <w:lvlText w:val="–"/>
+      <w:lvlJc w:val="left"/>
+      <w:pPr>
+        <w:ind w:left="900" w:hanging="280"/>
+      </w:pPr>
+    </w:lvl>
+    <w:lvl w:ilvl="2" w:tplc="79FC51F0">
+      <w:numFmt w:val="decimal"/>
+      <w:lvlText w:val=""/>
+      <w:lvlJc w:val="left"/>
+    </w:lvl>
+    <w:lvl w:ilvl="3" w:tplc="F7F287FA">
+      <w:numFmt w:val="decimal"/>
+      <w:lvlText w:val=""/>
+      <w:lvlJc w:val="left"/>
+    </w:lvl>
+    <w:lvl w:ilvl="4" w:tplc="2288344C">
+      <w:numFmt w:val="decimal"/>
+      <w:lvlText w:val=""/>
+      <w:lvlJc w:val="left"/>
+    </w:lvl>
+    <w:lvl w:ilvl="5" w:tplc="B1BE4B66">
+      <w:numFmt w:val="decimal"/>
+      <w:lvlText w:val=""/>
+      <w:lvlJc w:val="left"/>
+    </w:lvl>
+    <w:lvl w:ilvl="6" w:tplc="07186710">
+      <w:numFmt w:val="decimal"/>
+      <w:lvlText w:val=""/>
+      <w:lvlJc w:val="left"/>
+    </w:lvl>
+    <w:lvl w:ilvl="7" w:tplc="27568CF2">
+      <w:numFmt w:val="decimal"/>
+      <w:lvlText w:val=""/>
+      <w:lvlJc w:val="left"/>
+    </w:lvl>
+    <w:lvl w:ilvl="8" w:tplc="972603FA">
+      <w:numFmt w:val="decimal"/>
+      <w:lvlText w:val=""/>
+      <w:lvlJc w:val="left"/>
+    </w:lvl>
+  </w:abstractNum>
+  <w:abstractNum w:abstractNumId="3" w15:restartNumberingAfterBreak="0">
+    <w:nsid w:val="3F2A630B"/>
+    <w:multiLevelType w:val="hybridMultilevel"/>
+    <w:tmpl w:val="E996D3FC"/>
+    <w:lvl w:ilvl="0" w:tplc="18D2708A">
+      <w:start w:val="1"/>
+      <w:numFmt w:val="bullet"/>
+      <w:lvlText w:val="●"/>
+      <w:lvlJc w:val="left"/>
+      <w:pPr>
+        <w:ind w:left="720" w:hanging="360"/>
+      </w:pPr>
+    </w:lvl>
+    <w:lvl w:ilvl="1" w:tplc="C4244954">
+      <w:start w:val="1"/>
+      <w:numFmt w:val="bullet"/>
+      <w:lvlText w:val="○"/>
+      <w:lvlJc w:val="left"/>
+      <w:pPr>
+        <w:ind w:left="1440" w:hanging="360"/>
+      </w:pPr>
+    </w:lvl>
+    <w:lvl w:ilvl="2" w:tplc="69880A3A">
+      <w:start w:val="1"/>
+      <w:numFmt w:val="bullet"/>
+      <w:lvlText w:val="■"/>
+      <w:lvlJc w:val="left"/>
+      <w:pPr>
+        <w:ind w:left="2160" w:hanging="360"/>
+      </w:pPr>
+    </w:lvl>
+    <w:lvl w:ilvl="3" w:tplc="B6A68226">
+      <w:start w:val="1"/>
+      <w:numFmt w:val="bullet"/>
+      <w:lvlText w:val="●"/>
+      <w:lvlJc w:val="left"/>
+      <w:pPr>
+        <w:ind w:left="2880" w:hanging="360"/>
+      </w:pPr>
+    </w:lvl>
+    <w:lvl w:ilvl="4" w:tplc="4F92F6B8">
+      <w:start w:val="1"/>
+      <w:numFmt w:val="bullet"/>
+      <w:lvlText w:val="○"/>
+      <w:lvlJc w:val="left"/>
+      <w:pPr>
+        <w:ind w:left="3600" w:hanging="360"/>
+      </w:pPr>
+    </w:lvl>
+    <w:lvl w:ilvl="5" w:tplc="A6DA956A">
+      <w:start w:val="1"/>
+      <w:numFmt w:val="bullet"/>
+      <w:lvlText w:val="■"/>
+      <w:lvlJc w:val="left"/>
+      <w:pPr>
+        <w:ind w:left="4320" w:hanging="360"/>
+      </w:pPr>
+    </w:lvl>
+    <w:lvl w:ilvl="6" w:tplc="B218D264">
+      <w:start w:val="1"/>
+      <w:numFmt w:val="bullet"/>
+      <w:lvlText w:val="●"/>
+      <w:lvlJc w:val="left"/>
+      <w:pPr>
+        <w:ind w:left="5040" w:hanging="360"/>
+      </w:pPr>
+    </w:lvl>
+    <w:lvl w:ilvl="7" w:tplc="FCC6EFA0">
+      <w:start w:val="1"/>
+      <w:numFmt w:val="bullet"/>
+      <w:lvlText w:val="●"/>
+      <w:lvlJc w:val="left"/>
+      <w:pPr>
+        <w:ind w:left="5760" w:hanging="360"/>
+      </w:pPr>
+    </w:lvl>
+    <w:lvl w:ilvl="8" w:tplc="5D18E6EC">
+      <w:start w:val="1"/>
+      <w:numFmt w:val="bullet"/>
+      <w:lvlText w:val="●"/>
+      <w:lvlJc w:val="left"/>
+      <w:pPr>
+        <w:ind w:left="6480" w:hanging="360"/>
+      </w:pPr>
+    </w:lvl>
+  </w:abstractNum>
+  <w:abstractNum w:abstractNumId="4" w15:restartNumberingAfterBreak="0">
+    <w:nsid w:val="527B6E2C"/>
+    <w:multiLevelType w:val="hybridMultilevel"/>
+    <w:tmpl w:val="D3F62FCE"/>
+    <w:lvl w:ilvl="0" w:tplc="7A70A00E">
       <w:start w:val="1"/>
       <w:numFmt w:val="decimal"/>
       <w:lvlText w:val="%1."/>
@@ -6493,138 +6637,52 @@
         <w:color w:val="A67C27"/>
       </w:rPr>
     </w:lvl>
-    <w:lvl w:ilvl="1" w:tplc="88F6F096">
+    <w:lvl w:ilvl="1" w:tplc="B79E9AB8">
       <w:numFmt w:val="decimal"/>
       <w:lvlText w:val=""/>
       <w:lvlJc w:val="left"/>
     </w:lvl>
-    <w:lvl w:ilvl="2" w:tplc="38DEE47C">
+    <w:lvl w:ilvl="2" w:tplc="0256FC60">
       <w:numFmt w:val="decimal"/>
       <w:lvlText w:val=""/>
       <w:lvlJc w:val="left"/>
     </w:lvl>
-    <w:lvl w:ilvl="3" w:tplc="2AA455C0">
+    <w:lvl w:ilvl="3" w:tplc="A50E9110">
       <w:numFmt w:val="decimal"/>
       <w:lvlText w:val=""/>
       <w:lvlJc w:val="left"/>
     </w:lvl>
-    <w:lvl w:ilvl="4" w:tplc="FD821E04">
+    <w:lvl w:ilvl="4" w:tplc="822C33E8">
       <w:numFmt w:val="decimal"/>
       <w:lvlText w:val=""/>
       <w:lvlJc w:val="left"/>
     </w:lvl>
-    <w:lvl w:ilvl="5" w:tplc="E4BC7D56">
+    <w:lvl w:ilvl="5" w:tplc="DC16B818">
       <w:numFmt w:val="decimal"/>
       <w:lvlText w:val=""/>
       <w:lvlJc w:val="left"/>
     </w:lvl>
-    <w:lvl w:ilvl="6" w:tplc="CD9EE348">
+    <w:lvl w:ilvl="6" w:tplc="08108798">
       <w:numFmt w:val="decimal"/>
       <w:lvlText w:val=""/>
       <w:lvlJc w:val="left"/>
     </w:lvl>
-    <w:lvl w:ilvl="7" w:tplc="F3385A80">
+    <w:lvl w:ilvl="7" w:tplc="46F218C0">
       <w:numFmt w:val="decimal"/>
       <w:lvlText w:val=""/>
       <w:lvlJc w:val="left"/>
     </w:lvl>
-    <w:lvl w:ilvl="8" w:tplc="7832B562">
+    <w:lvl w:ilvl="8" w:tplc="D5745712">
       <w:numFmt w:val="decimal"/>
       <w:lvlText w:val=""/>
       <w:lvlJc w:val="left"/>
     </w:lvl>
   </w:abstractNum>
-  <w:abstractNum w:abstractNumId="3" w15:restartNumberingAfterBreak="0">
-    <w:nsid w:val="59A674A5"/>
+  <w:abstractNum w:abstractNumId="5" w15:restartNumberingAfterBreak="0">
+    <w:nsid w:val="75F17E15"/>
     <w:multiLevelType w:val="hybridMultilevel"/>
-    <w:tmpl w:val="3AAEA692"/>
-    <w:lvl w:ilvl="0" w:tplc="97B2079E">
-      <w:start w:val="1"/>
-      <w:numFmt w:val="bullet"/>
-      <w:lvlText w:val="●"/>
-      <w:lvlJc w:val="left"/>
-      <w:pPr>
-        <w:ind w:left="720" w:hanging="360"/>
-      </w:pPr>
-    </w:lvl>
-    <w:lvl w:ilvl="1" w:tplc="A1304F16">
-      <w:start w:val="1"/>
-      <w:numFmt w:val="bullet"/>
-      <w:lvlText w:val="○"/>
-      <w:lvlJc w:val="left"/>
-      <w:pPr>
-        <w:ind w:left="1440" w:hanging="360"/>
-      </w:pPr>
-    </w:lvl>
-    <w:lvl w:ilvl="2" w:tplc="4EAC724A">
-      <w:start w:val="1"/>
-      <w:numFmt w:val="bullet"/>
-      <w:lvlText w:val="■"/>
-      <w:lvlJc w:val="left"/>
-      <w:pPr>
-        <w:ind w:left="2160" w:hanging="360"/>
-      </w:pPr>
-    </w:lvl>
-    <w:lvl w:ilvl="3" w:tplc="0C989A5E">
-      <w:start w:val="1"/>
-      <w:numFmt w:val="bullet"/>
-      <w:lvlText w:val="●"/>
-      <w:lvlJc w:val="left"/>
-      <w:pPr>
-        <w:ind w:left="2880" w:hanging="360"/>
-      </w:pPr>
-    </w:lvl>
-    <w:lvl w:ilvl="4" w:tplc="B686CA38">
-      <w:start w:val="1"/>
-      <w:numFmt w:val="bullet"/>
-      <w:lvlText w:val="○"/>
-      <w:lvlJc w:val="left"/>
-      <w:pPr>
-        <w:ind w:left="3600" w:hanging="360"/>
-      </w:pPr>
-    </w:lvl>
-    <w:lvl w:ilvl="5" w:tplc="63DC4576">
-      <w:start w:val="1"/>
-      <w:numFmt w:val="bullet"/>
-      <w:lvlText w:val="■"/>
-      <w:lvlJc w:val="left"/>
-      <w:pPr>
-        <w:ind w:left="4320" w:hanging="360"/>
-      </w:pPr>
-    </w:lvl>
-    <w:lvl w:ilvl="6" w:tplc="567C37E0">
-      <w:start w:val="1"/>
-      <w:numFmt w:val="bullet"/>
-      <w:lvlText w:val="●"/>
-      <w:lvlJc w:val="left"/>
-      <w:pPr>
-        <w:ind w:left="5040" w:hanging="360"/>
-      </w:pPr>
-    </w:lvl>
-    <w:lvl w:ilvl="7" w:tplc="FB489B30">
-      <w:start w:val="1"/>
-      <w:numFmt w:val="bullet"/>
-      <w:lvlText w:val="●"/>
-      <w:lvlJc w:val="left"/>
-      <w:pPr>
-        <w:ind w:left="5760" w:hanging="360"/>
-      </w:pPr>
-    </w:lvl>
-    <w:lvl w:ilvl="8" w:tplc="1DF235C6">
-      <w:start w:val="1"/>
-      <w:numFmt w:val="bullet"/>
-      <w:lvlText w:val="●"/>
-      <w:lvlJc w:val="left"/>
-      <w:pPr>
-        <w:ind w:left="6480" w:hanging="360"/>
-      </w:pPr>
-    </w:lvl>
-  </w:abstractNum>
-  <w:abstractNum w:abstractNumId="4" w15:restartNumberingAfterBreak="0">
-    <w:nsid w:val="63B15483"/>
-    <w:multiLevelType w:val="hybridMultilevel"/>
-    <w:tmpl w:val="FAEA7E94"/>
-    <w:lvl w:ilvl="0" w:tplc="97E24846">
+    <w:tmpl w:val="6A2A617A"/>
+    <w:lvl w:ilvl="0" w:tplc="D9EA848A">
       <w:start w:val="1"/>
       <w:numFmt w:val="decimal"/>
       <w:lvlText w:val="%1."/>
@@ -6638,52 +6696,52 @@
         <w:color w:val="A67C27"/>
       </w:rPr>
     </w:lvl>
-    <w:lvl w:ilvl="1" w:tplc="200CBF24">
+    <w:lvl w:ilvl="1" w:tplc="17D25A32">
       <w:numFmt w:val="decimal"/>
       <w:lvlText w:val=""/>
       <w:lvlJc w:val="left"/>
     </w:lvl>
-    <w:lvl w:ilvl="2" w:tplc="7062E57A">
+    <w:lvl w:ilvl="2" w:tplc="999A2148">
       <w:numFmt w:val="decimal"/>
       <w:lvlText w:val=""/>
       <w:lvlJc w:val="left"/>
     </w:lvl>
-    <w:lvl w:ilvl="3" w:tplc="2018AD58">
+    <w:lvl w:ilvl="3" w:tplc="523AF176">
       <w:numFmt w:val="decimal"/>
       <w:lvlText w:val=""/>
       <w:lvlJc w:val="left"/>
     </w:lvl>
-    <w:lvl w:ilvl="4" w:tplc="84461420">
+    <w:lvl w:ilvl="4" w:tplc="E4623C02">
       <w:numFmt w:val="decimal"/>
       <w:lvlText w:val=""/>
       <w:lvlJc w:val="left"/>
     </w:lvl>
-    <w:lvl w:ilvl="5" w:tplc="669847D0">
+    <w:lvl w:ilvl="5" w:tplc="73AE7C58">
       <w:numFmt w:val="decimal"/>
       <w:lvlText w:val=""/>
       <w:lvlJc w:val="left"/>
     </w:lvl>
-    <w:lvl w:ilvl="6" w:tplc="6F00C1C6">
+    <w:lvl w:ilvl="6" w:tplc="A4E8DD78">
       <w:numFmt w:val="decimal"/>
       <w:lvlText w:val=""/>
       <w:lvlJc w:val="left"/>
     </w:lvl>
-    <w:lvl w:ilvl="7" w:tplc="74EAD1FA">
+    <w:lvl w:ilvl="7" w:tplc="F03CB7C0">
       <w:numFmt w:val="decimal"/>
       <w:lvlText w:val=""/>
       <w:lvlJc w:val="left"/>
     </w:lvl>
-    <w:lvl w:ilvl="8" w:tplc="F0A444FE">
+    <w:lvl w:ilvl="8" w:tplc="F3AE1286">
       <w:numFmt w:val="decimal"/>
       <w:lvlText w:val=""/>
       <w:lvlJc w:val="left"/>
     </w:lvl>
   </w:abstractNum>
-  <w:abstractNum w:abstractNumId="5" w15:restartNumberingAfterBreak="0">
-    <w:nsid w:val="6CBB2237"/>
+  <w:abstractNum w:abstractNumId="6" w15:restartNumberingAfterBreak="0">
+    <w:nsid w:val="7EDF7B01"/>
     <w:multiLevelType w:val="hybridMultilevel"/>
-    <w:tmpl w:val="8662029E"/>
-    <w:lvl w:ilvl="0" w:tplc="AAEE141E">
+    <w:tmpl w:val="5B10E0D6"/>
+    <w:lvl w:ilvl="0" w:tplc="192E68DC">
       <w:start w:val="1"/>
       <w:numFmt w:val="decimal"/>
       <w:lvlText w:val="%1."/>
@@ -6697,143 +6755,85 @@
         <w:color w:val="A67C27"/>
       </w:rPr>
     </w:lvl>
-    <w:lvl w:ilvl="1" w:tplc="11BCC00E">
+    <w:lvl w:ilvl="1" w:tplc="17DCB9A6">
       <w:numFmt w:val="decimal"/>
       <w:lvlText w:val=""/>
       <w:lvlJc w:val="left"/>
     </w:lvl>
-    <w:lvl w:ilvl="2" w:tplc="53A0834C">
+    <w:lvl w:ilvl="2" w:tplc="8D3E1C5A">
       <w:numFmt w:val="decimal"/>
       <w:lvlText w:val=""/>
       <w:lvlJc w:val="left"/>
     </w:lvl>
-    <w:lvl w:ilvl="3" w:tplc="592C7878">
+    <w:lvl w:ilvl="3" w:tplc="1C82F602">
       <w:numFmt w:val="decimal"/>
       <w:lvlText w:val=""/>
       <w:lvlJc w:val="left"/>
     </w:lvl>
-    <w:lvl w:ilvl="4" w:tplc="20F25358">
+    <w:lvl w:ilvl="4" w:tplc="576655B6">
       <w:numFmt w:val="decimal"/>
       <w:lvlText w:val=""/>
       <w:lvlJc w:val="left"/>
     </w:lvl>
-    <w:lvl w:ilvl="5" w:tplc="B5EA821C">
+    <w:lvl w:ilvl="5" w:tplc="943C4D46">
       <w:numFmt w:val="decimal"/>
       <w:lvlText w:val=""/>
       <w:lvlJc w:val="left"/>
     </w:lvl>
-    <w:lvl w:ilvl="6" w:tplc="0164A8C4">
+    <w:lvl w:ilvl="6" w:tplc="EE5E1EB0">
       <w:numFmt w:val="decimal"/>
       <w:lvlText w:val=""/>
       <w:lvlJc w:val="left"/>
     </w:lvl>
-    <w:lvl w:ilvl="7" w:tplc="D1125F62">
+    <w:lvl w:ilvl="7" w:tplc="C498A4BA">
       <w:numFmt w:val="decimal"/>
       <w:lvlText w:val=""/>
       <w:lvlJc w:val="left"/>
     </w:lvl>
-    <w:lvl w:ilvl="8" w:tplc="8E388666">
+    <w:lvl w:ilvl="8" w:tplc="DF3A673C">
       <w:numFmt w:val="decimal"/>
       <w:lvlText w:val=""/>
       <w:lvlJc w:val="left"/>
     </w:lvl>
   </w:abstractNum>
-  <w:abstractNum w:abstractNumId="6" w15:restartNumberingAfterBreak="0">
-    <w:nsid w:val="70442AB7"/>
-    <w:multiLevelType w:val="hybridMultilevel"/>
-    <w:tmpl w:val="BEA09D3C"/>
-    <w:lvl w:ilvl="0" w:tplc="6E6E1192">
-      <w:start w:val="1"/>
-      <w:numFmt w:val="bullet"/>
-      <w:lvlText w:val="•"/>
-      <w:lvlJc w:val="left"/>
-      <w:pPr>
-        <w:ind w:left="460" w:hanging="280"/>
-      </w:pPr>
-    </w:lvl>
-    <w:lvl w:ilvl="1" w:tplc="783C0560">
-      <w:start w:val="1"/>
-      <w:numFmt w:val="bullet"/>
-      <w:lvlText w:val="–"/>
-      <w:lvlJc w:val="left"/>
-      <w:pPr>
-        <w:ind w:left="900" w:hanging="280"/>
-      </w:pPr>
-    </w:lvl>
-    <w:lvl w:ilvl="2" w:tplc="875C782A">
-      <w:numFmt w:val="decimal"/>
-      <w:lvlText w:val=""/>
-      <w:lvlJc w:val="left"/>
-    </w:lvl>
-    <w:lvl w:ilvl="3" w:tplc="86E8F4B8">
-      <w:numFmt w:val="decimal"/>
-      <w:lvlText w:val=""/>
-      <w:lvlJc w:val="left"/>
-    </w:lvl>
-    <w:lvl w:ilvl="4" w:tplc="C26C3E70">
-      <w:numFmt w:val="decimal"/>
-      <w:lvlText w:val=""/>
-      <w:lvlJc w:val="left"/>
-    </w:lvl>
-    <w:lvl w:ilvl="5" w:tplc="E36E7164">
-      <w:numFmt w:val="decimal"/>
-      <w:lvlText w:val=""/>
-      <w:lvlJc w:val="left"/>
-    </w:lvl>
-    <w:lvl w:ilvl="6" w:tplc="84BECC7E">
-      <w:numFmt w:val="decimal"/>
-      <w:lvlText w:val=""/>
-      <w:lvlJc w:val="left"/>
-    </w:lvl>
-    <w:lvl w:ilvl="7" w:tplc="790E8084">
-      <w:numFmt w:val="decimal"/>
-      <w:lvlText w:val=""/>
-      <w:lvlJc w:val="left"/>
-    </w:lvl>
-    <w:lvl w:ilvl="8" w:tplc="A9908594">
-      <w:numFmt w:val="decimal"/>
-      <w:lvlText w:val=""/>
-      <w:lvlJc w:val="left"/>
-    </w:lvl>
-  </w:abstractNum>
-  <w:num w:numId="1" w16cid:durableId="1875312825">
+  <w:num w:numId="1" w16cid:durableId="1463310422">
     <w:abstractNumId w:val="3"/>
     <w:lvlOverride w:ilvl="0">
       <w:startOverride w:val="1"/>
     </w:lvlOverride>
   </w:num>
-  <w:num w:numId="2" w16cid:durableId="504168782">
-    <w:abstractNumId w:val="6"/>
+  <w:num w:numId="2" w16cid:durableId="872886972">
+    <w:abstractNumId w:val="2"/>
     <w:lvlOverride w:ilvl="0">
       <w:startOverride w:val="1"/>
     </w:lvlOverride>
   </w:num>
-  <w:num w:numId="3" w16cid:durableId="76051516">
+  <w:num w:numId="3" w16cid:durableId="816457509">
+    <w:abstractNumId w:val="0"/>
+    <w:lvlOverride w:ilvl="0">
+      <w:startOverride w:val="1"/>
+    </w:lvlOverride>
+  </w:num>
+  <w:num w:numId="4" w16cid:durableId="797456969">
+    <w:abstractNumId w:val="4"/>
+    <w:lvlOverride w:ilvl="0">
+      <w:startOverride w:val="1"/>
+    </w:lvlOverride>
+  </w:num>
+  <w:num w:numId="5" w16cid:durableId="1217427089">
+    <w:abstractNumId w:val="5"/>
+    <w:lvlOverride w:ilvl="0">
+      <w:startOverride w:val="1"/>
+    </w:lvlOverride>
+  </w:num>
+  <w:num w:numId="6" w16cid:durableId="508452723">
     <w:abstractNumId w:val="1"/>
     <w:lvlOverride w:ilvl="0">
       <w:startOverride w:val="1"/>
     </w:lvlOverride>
   </w:num>
-  <w:num w:numId="4" w16cid:durableId="297032521">
-    <w:abstractNumId w:val="2"/>
-    <w:lvlOverride w:ilvl="0">
-      <w:startOverride w:val="1"/>
-    </w:lvlOverride>
-  </w:num>
-  <w:num w:numId="5" w16cid:durableId="733355058">
-    <w:abstractNumId w:val="0"/>
-    <w:lvlOverride w:ilvl="0">
-      <w:startOverride w:val="1"/>
-    </w:lvlOverride>
-  </w:num>
-  <w:num w:numId="6" w16cid:durableId="1838570514">
-    <w:abstractNumId w:val="5"/>
-    <w:lvlOverride w:ilvl="0">
-      <w:startOverride w:val="1"/>
-    </w:lvlOverride>
-  </w:num>
-  <w:num w:numId="7" w16cid:durableId="1550415724">
-    <w:abstractNumId w:val="4"/>
+  <w:num w:numId="7" w16cid:durableId="1429959029">
+    <w:abstractNumId w:val="6"/>
     <w:lvlOverride w:ilvl="0">
       <w:startOverride w:val="1"/>
     </w:lvlOverride>
@@ -7458,7 +7458,7 @@
     <w:autoRedefine/>
     <w:uiPriority w:val="39"/>
     <w:unhideWhenUsed/>
-    <w:rsid w:val="004665CF"/>
+    <w:rsid w:val="002277CB"/>
     <w:pPr>
       <w:spacing w:after="100"/>
     </w:pPr>
@@ -7470,7 +7470,7 @@
     <w:autoRedefine/>
     <w:uiPriority w:val="39"/>
     <w:unhideWhenUsed/>
-    <w:rsid w:val="004665CF"/>
+    <w:rsid w:val="002277CB"/>
     <w:pPr>
       <w:spacing w:after="100"/>
       <w:ind w:left="210"/>

--- a/docs/manuals/Role_Guide_8_Supervisor.docx
+++ b/docs/manuals/Role_Guide_8_Supervisor.docx
@@ -469,7 +469,7 @@
                 <w:sz w:val="19"/>
                 <w:szCs w:val="19"/>
               </w:rPr>
-              <w:t>Version 1.0 · 15 September 2026</w:t>
+              <w:t>Version 1.1 · 19 September 2026</w:t>
             </w:r>
           </w:p>
         </w:tc>
@@ -538,7 +538,7 @@
     <w:sdt>
       <w:sdtPr>
         <w:alias w:val="Contents"/>
-        <w:id w:val="-603499243"/>
+        <w:id w:val="268446322"/>
       </w:sdtPr>
       <w:sdtEndPr/>
       <w:sdtContent>
@@ -567,7 +567,7 @@
           <w:r>
             <w:fldChar w:fldCharType="separate"/>
           </w:r>
-          <w:hyperlink w:anchor="_Toc240455391" w:history="1">
+          <w:hyperlink w:anchor="_Toc240713221" w:history="1">
             <w:r>
               <w:rPr>
                 <w:rStyle w:val="Hyperlink"/>
@@ -591,7 +591,7 @@
               <w:rPr>
                 <w:noProof/>
               </w:rPr>
-              <w:instrText xml:space="preserve"> PAGEREF _Toc240455391 \h </w:instrText>
+              <w:instrText xml:space="preserve"> PAGEREF _Toc240713221 \h </w:instrText>
             </w:r>
             <w:r>
               <w:rPr>
@@ -634,7 +634,7 @@
               <w14:ligatures w14:val="standardContextual"/>
             </w:rPr>
           </w:pPr>
-          <w:hyperlink w:anchor="_Toc240455392" w:history="1">
+          <w:hyperlink w:anchor="_Toc240713222" w:history="1">
             <w:r>
               <w:rPr>
                 <w:rStyle w:val="Hyperlink"/>
@@ -658,7 +658,7 @@
               <w:rPr>
                 <w:noProof/>
               </w:rPr>
-              <w:instrText xml:space="preserve"> PAGEREF _Toc240455392 \h </w:instrText>
+              <w:instrText xml:space="preserve"> PAGEREF _Toc240713222 \h </w:instrText>
             </w:r>
             <w:r>
               <w:rPr>
@@ -701,7 +701,7 @@
               <w14:ligatures w14:val="standardContextual"/>
             </w:rPr>
           </w:pPr>
-          <w:hyperlink w:anchor="_Toc240455393" w:history="1">
+          <w:hyperlink w:anchor="_Toc240713223" w:history="1">
             <w:r>
               <w:rPr>
                 <w:rStyle w:val="Hyperlink"/>
@@ -725,7 +725,7 @@
               <w:rPr>
                 <w:noProof/>
               </w:rPr>
-              <w:instrText xml:space="preserve"> PAGEREF _Toc240455393 \h </w:instrText>
+              <w:instrText xml:space="preserve"> PAGEREF _Toc240713223 \h </w:instrText>
             </w:r>
             <w:r>
               <w:rPr>
@@ -768,7 +768,7 @@
               <w14:ligatures w14:val="standardContextual"/>
             </w:rPr>
           </w:pPr>
-          <w:hyperlink w:anchor="_Toc240455394" w:history="1">
+          <w:hyperlink w:anchor="_Toc240713224" w:history="1">
             <w:r>
               <w:rPr>
                 <w:rStyle w:val="Hyperlink"/>
@@ -792,7 +792,7 @@
               <w:rPr>
                 <w:noProof/>
               </w:rPr>
-              <w:instrText xml:space="preserve"> PAGEREF _Toc240455394 \h </w:instrText>
+              <w:instrText xml:space="preserve"> PAGEREF _Toc240713224 \h </w:instrText>
             </w:r>
             <w:r>
               <w:rPr>
@@ -835,7 +835,7 @@
               <w14:ligatures w14:val="standardContextual"/>
             </w:rPr>
           </w:pPr>
-          <w:hyperlink w:anchor="_Toc240455395" w:history="1">
+          <w:hyperlink w:anchor="_Toc240713225" w:history="1">
             <w:r>
               <w:rPr>
                 <w:rStyle w:val="Hyperlink"/>
@@ -859,7 +859,7 @@
               <w:rPr>
                 <w:noProof/>
               </w:rPr>
-              <w:instrText xml:space="preserve"> PAGEREF _Toc240455395 \h </w:instrText>
+              <w:instrText xml:space="preserve"> PAGEREF _Toc240713225 \h </w:instrText>
             </w:r>
             <w:r>
               <w:rPr>
@@ -902,7 +902,7 @@
               <w14:ligatures w14:val="standardContextual"/>
             </w:rPr>
           </w:pPr>
-          <w:hyperlink w:anchor="_Toc240455396" w:history="1">
+          <w:hyperlink w:anchor="_Toc240713226" w:history="1">
             <w:r>
               <w:rPr>
                 <w:rStyle w:val="Hyperlink"/>
@@ -926,7 +926,7 @@
               <w:rPr>
                 <w:noProof/>
               </w:rPr>
-              <w:instrText xml:space="preserve"> PAGEREF _Toc240455396 \h </w:instrText>
+              <w:instrText xml:space="preserve"> PAGEREF _Toc240713226 \h </w:instrText>
             </w:r>
             <w:r>
               <w:rPr>
@@ -969,7 +969,7 @@
               <w14:ligatures w14:val="standardContextual"/>
             </w:rPr>
           </w:pPr>
-          <w:hyperlink w:anchor="_Toc240455397" w:history="1">
+          <w:hyperlink w:anchor="_Toc240713227" w:history="1">
             <w:r>
               <w:rPr>
                 <w:rStyle w:val="Hyperlink"/>
@@ -993,7 +993,7 @@
               <w:rPr>
                 <w:noProof/>
               </w:rPr>
-              <w:instrText xml:space="preserve"> PAGEREF _Toc240455397 \h </w:instrText>
+              <w:instrText xml:space="preserve"> PAGEREF _Toc240713227 \h </w:instrText>
             </w:r>
             <w:r>
               <w:rPr>
@@ -1036,7 +1036,7 @@
               <w14:ligatures w14:val="standardContextual"/>
             </w:rPr>
           </w:pPr>
-          <w:hyperlink w:anchor="_Toc240455398" w:history="1">
+          <w:hyperlink w:anchor="_Toc240713228" w:history="1">
             <w:r>
               <w:rPr>
                 <w:rStyle w:val="Hyperlink"/>
@@ -1060,7 +1060,7 @@
               <w:rPr>
                 <w:noProof/>
               </w:rPr>
-              <w:instrText xml:space="preserve"> PAGEREF _Toc240455398 \h </w:instrText>
+              <w:instrText xml:space="preserve"> PAGEREF _Toc240713228 \h </w:instrText>
             </w:r>
             <w:r>
               <w:rPr>
@@ -1103,7 +1103,7 @@
               <w14:ligatures w14:val="standardContextual"/>
             </w:rPr>
           </w:pPr>
-          <w:hyperlink w:anchor="_Toc240455399" w:history="1">
+          <w:hyperlink w:anchor="_Toc240713229" w:history="1">
             <w:r>
               <w:rPr>
                 <w:rStyle w:val="Hyperlink"/>
@@ -1127,7 +1127,7 @@
               <w:rPr>
                 <w:noProof/>
               </w:rPr>
-              <w:instrText xml:space="preserve"> PAGEREF _Toc240455399 \h </w:instrText>
+              <w:instrText xml:space="preserve"> PAGEREF _Toc240713229 \h </w:instrText>
             </w:r>
             <w:r>
               <w:rPr>
@@ -1170,7 +1170,7 @@
               <w14:ligatures w14:val="standardContextual"/>
             </w:rPr>
           </w:pPr>
-          <w:hyperlink w:anchor="_Toc240455400" w:history="1">
+          <w:hyperlink w:anchor="_Toc240713230" w:history="1">
             <w:r>
               <w:rPr>
                 <w:rStyle w:val="Hyperlink"/>
@@ -1194,7 +1194,7 @@
               <w:rPr>
                 <w:noProof/>
               </w:rPr>
-              <w:instrText xml:space="preserve"> PAGEREF _Toc240455400 \h </w:instrText>
+              <w:instrText xml:space="preserve"> PAGEREF _Toc240713230 \h </w:instrText>
             </w:r>
             <w:r>
               <w:rPr>
@@ -1237,7 +1237,7 @@
               <w14:ligatures w14:val="standardContextual"/>
             </w:rPr>
           </w:pPr>
-          <w:hyperlink w:anchor="_Toc240455401" w:history="1">
+          <w:hyperlink w:anchor="_Toc240713231" w:history="1">
             <w:r>
               <w:rPr>
                 <w:rStyle w:val="Hyperlink"/>
@@ -1261,7 +1261,7 @@
               <w:rPr>
                 <w:noProof/>
               </w:rPr>
-              <w:instrText xml:space="preserve"> PAGEREF _Toc240455401 \h </w:instrText>
+              <w:instrText xml:space="preserve"> PAGEREF _Toc240713231 \h </w:instrText>
             </w:r>
             <w:r>
               <w:rPr>
@@ -1304,7 +1304,7 @@
               <w14:ligatures w14:val="standardContextual"/>
             </w:rPr>
           </w:pPr>
-          <w:hyperlink w:anchor="_Toc240455402" w:history="1">
+          <w:hyperlink w:anchor="_Toc240713232" w:history="1">
             <w:r>
               <w:rPr>
                 <w:rStyle w:val="Hyperlink"/>
@@ -1328,7 +1328,7 @@
               <w:rPr>
                 <w:noProof/>
               </w:rPr>
-              <w:instrText xml:space="preserve"> PAGEREF _Toc240455402 \h </w:instrText>
+              <w:instrText xml:space="preserve"> PAGEREF _Toc240713232 \h </w:instrText>
             </w:r>
             <w:r>
               <w:rPr>
@@ -1371,7 +1371,7 @@
               <w14:ligatures w14:val="standardContextual"/>
             </w:rPr>
           </w:pPr>
-          <w:hyperlink w:anchor="_Toc240455403" w:history="1">
+          <w:hyperlink w:anchor="_Toc240713233" w:history="1">
             <w:r>
               <w:rPr>
                 <w:rStyle w:val="Hyperlink"/>
@@ -1395,7 +1395,7 @@
               <w:rPr>
                 <w:noProof/>
               </w:rPr>
-              <w:instrText xml:space="preserve"> PAGEREF _Toc240455403 \h </w:instrText>
+              <w:instrText xml:space="preserve"> PAGEREF _Toc240713233 \h </w:instrText>
             </w:r>
             <w:r>
               <w:rPr>
@@ -1438,7 +1438,7 @@
               <w14:ligatures w14:val="standardContextual"/>
             </w:rPr>
           </w:pPr>
-          <w:hyperlink w:anchor="_Toc240455404" w:history="1">
+          <w:hyperlink w:anchor="_Toc240713234" w:history="1">
             <w:r>
               <w:rPr>
                 <w:rStyle w:val="Hyperlink"/>
@@ -1462,7 +1462,7 @@
               <w:rPr>
                 <w:noProof/>
               </w:rPr>
-              <w:instrText xml:space="preserve"> PAGEREF _Toc240455404 \h </w:instrText>
+              <w:instrText xml:space="preserve"> PAGEREF _Toc240713234 \h </w:instrText>
             </w:r>
             <w:r>
               <w:rPr>
@@ -1505,7 +1505,7 @@
               <w14:ligatures w14:val="standardContextual"/>
             </w:rPr>
           </w:pPr>
-          <w:hyperlink w:anchor="_Toc240455405" w:history="1">
+          <w:hyperlink w:anchor="_Toc240713235" w:history="1">
             <w:r>
               <w:rPr>
                 <w:rStyle w:val="Hyperlink"/>
@@ -1529,7 +1529,7 @@
               <w:rPr>
                 <w:noProof/>
               </w:rPr>
-              <w:instrText xml:space="preserve"> PAGEREF _Toc240455405 \h </w:instrText>
+              <w:instrText xml:space="preserve"> PAGEREF _Toc240713235 \h </w:instrText>
             </w:r>
             <w:r>
               <w:rPr>
@@ -1572,7 +1572,7 @@
               <w14:ligatures w14:val="standardContextual"/>
             </w:rPr>
           </w:pPr>
-          <w:hyperlink w:anchor="_Toc240455406" w:history="1">
+          <w:hyperlink w:anchor="_Toc240713236" w:history="1">
             <w:r>
               <w:rPr>
                 <w:rStyle w:val="Hyperlink"/>
@@ -1596,7 +1596,7 @@
               <w:rPr>
                 <w:noProof/>
               </w:rPr>
-              <w:instrText xml:space="preserve"> PAGEREF _Toc240455406 \h </w:instrText>
+              <w:instrText xml:space="preserve"> PAGEREF _Toc240713236 \h </w:instrText>
             </w:r>
             <w:r>
               <w:rPr>
@@ -1635,7 +1635,7 @@
         <w:pStyle w:val="Heading1"/>
         <w:pageBreakBefore/>
       </w:pPr>
-      <w:bookmarkStart w:id="0" w:name="_Toc240455391"/>
+      <w:bookmarkStart w:id="0" w:name="_Toc240713221"/>
       <w:r>
         <w:lastRenderedPageBreak/>
         <w:t>1. Your role at a glance</w:t>
@@ -1803,7 +1803,7 @@
         <w:pStyle w:val="Heading1"/>
         <w:pageBreakBefore/>
       </w:pPr>
-      <w:bookmarkStart w:id="1" w:name="_Toc240455392"/>
+      <w:bookmarkStart w:id="1" w:name="_Toc240713222"/>
       <w:r>
         <w:lastRenderedPageBreak/>
         <w:t>2. Signing in and your screens</w:t>
@@ -1814,7 +1814,7 @@
       <w:pPr>
         <w:pStyle w:val="Heading2"/>
       </w:pPr>
-      <w:bookmarkStart w:id="2" w:name="_Toc240455393"/>
+      <w:bookmarkStart w:id="2" w:name="_Toc240713223"/>
       <w:r>
         <w:t>Signing in</w:t>
       </w:r>
@@ -1897,7 +1897,7 @@
           <w:noProof/>
         </w:rPr>
         <w:drawing>
-          <wp:inline distT="0" distB="0" distL="0" distR="0" wp14:anchorId="7BE0FE49" wp14:editId="01883A9F">
+          <wp:inline distT="0" distB="0" distL="0" distR="0" wp14:anchorId="1E686846" wp14:editId="2674FFCD">
             <wp:extent cx="5334000" cy="2333625"/>
             <wp:effectExtent l="0" t="0" r="0" b="0"/>
             <wp:docPr id="1" name="adm_login.jpg" descr="The sign-in screen for all internal staff." title="The sign-in screen for all internal staff."/>
@@ -2064,7 +2064,7 @@
       <w:pPr>
         <w:pStyle w:val="Heading2"/>
       </w:pPr>
-      <w:bookmarkStart w:id="3" w:name="_Toc240455394"/>
+      <w:bookmarkStart w:id="3" w:name="_Toc240713224"/>
       <w:r>
         <w:t>Finding your way around</w:t>
       </w:r>
@@ -2239,7 +2239,7 @@
         </w:rPr>
         <w:lastRenderedPageBreak/>
         <w:drawing>
-          <wp:inline distT="0" distB="0" distL="0" distR="0" wp14:anchorId="623DA23A" wp14:editId="71857B50">
+          <wp:inline distT="0" distB="0" distL="0" distR="0" wp14:anchorId="7186220D" wp14:editId="41D550F9">
             <wp:extent cx="5715000" cy="1876425"/>
             <wp:effectExtent l="0" t="0" r="0" b="0"/>
             <wp:docPr id="2" name="adm_not_your_role.jpg" descr="Opening a screen outside your role (for example from an old bookmark) shows this card instead of the screen." title="Opening a screen outside your role (for example from an old bookmark) shows this card instead of the screen."/>
@@ -2308,7 +2308,7 @@
       <w:pPr>
         <w:pStyle w:val="Heading2"/>
       </w:pPr>
-      <w:bookmarkStart w:id="4" w:name="_Toc240455395"/>
+      <w:bookmarkStart w:id="4" w:name="_Toc240713225"/>
       <w:r>
         <w:t>Your screens</w:t>
       </w:r>
@@ -2815,7 +2815,7 @@
       <w:pPr>
         <w:pStyle w:val="Heading2"/>
       </w:pPr>
-      <w:bookmarkStart w:id="5" w:name="_Toc240455396"/>
+      <w:bookmarkStart w:id="5" w:name="_Toc240713226"/>
       <w:r>
         <w:t>Changing your password</w:t>
       </w:r>
@@ -2898,7 +2898,7 @@
           <w:noProof/>
         </w:rPr>
         <w:drawing>
-          <wp:inline distT="0" distB="0" distL="0" distR="0" wp14:anchorId="28D8951D" wp14:editId="17DD467D">
+          <wp:inline distT="0" distB="0" distL="0" distR="0" wp14:anchorId="2F902ADD" wp14:editId="48C921EC">
             <wp:extent cx="5334000" cy="2171700"/>
             <wp:effectExtent l="0" t="0" r="0" b="0"/>
             <wp:docPr id="3" name="adm_account.jpg" descr="Change Password screen." title="Change Password screen."/>
@@ -2986,7 +2986,7 @@
         <w:pStyle w:val="Heading1"/>
         <w:pageBreakBefore/>
       </w:pPr>
-      <w:bookmarkStart w:id="6" w:name="_Toc240455397"/>
+      <w:bookmarkStart w:id="6" w:name="_Toc240713227"/>
       <w:r>
         <w:lastRenderedPageBreak/>
         <w:t>3. Your routine</w:t>
@@ -3271,7 +3271,7 @@
         <w:pStyle w:val="Heading1"/>
         <w:pageBreakBefore/>
       </w:pPr>
-      <w:bookmarkStart w:id="7" w:name="_Toc240455398"/>
+      <w:bookmarkStart w:id="7" w:name="_Toc240713228"/>
       <w:r>
         <w:lastRenderedPageBreak/>
         <w:t>4. Step-by-step tasks</w:t>
@@ -3282,7 +3282,7 @@
       <w:pPr>
         <w:pStyle w:val="Heading2"/>
       </w:pPr>
-      <w:bookmarkStart w:id="8" w:name="_Toc240455399"/>
+      <w:bookmarkStart w:id="8" w:name="_Toc240713229"/>
       <w:r>
         <w:t>4.1 Reading the dashboards</w:t>
       </w:r>
@@ -3307,7 +3307,7 @@
           <w:noProof/>
         </w:rPr>
         <w:drawing>
-          <wp:inline distT="0" distB="0" distL="0" distR="0" wp14:anchorId="1EE5F1CB" wp14:editId="7679BE0D">
+          <wp:inline distT="0" distB="0" distL="0" distR="0" wp14:anchorId="67273911" wp14:editId="66C53550">
             <wp:extent cx="5715000" cy="3571875"/>
             <wp:effectExtent l="0" t="0" r="0" b="0"/>
             <wp:docPr id="4" name="adm_exec_dashboard.jpg" descr="Executive Dashboard: completions against the 400 / 60 / 50–75 targets, days to data lock, spend, and the lowest-filled strata." title="Executive Dashboard: completions against the 400 / 60 / 50–75 targets, days to data lock, spend, and the lowest-filled strata."/>
@@ -3972,7 +3972,7 @@
       <w:pPr>
         <w:pStyle w:val="Heading2"/>
       </w:pPr>
-      <w:bookmarkStart w:id="9" w:name="_Toc240455400"/>
+      <w:bookmarkStart w:id="9" w:name="_Toc240713230"/>
       <w:r>
         <w:lastRenderedPageBreak/>
         <w:t>4.2 Using Reports (analytics and charts)</w:t>
@@ -4013,7 +4013,7 @@
           <w:noProof/>
         </w:rPr>
         <w:drawing>
-          <wp:inline distT="0" distB="0" distL="0" distR="0" wp14:anchorId="377CF99A" wp14:editId="50804C9B">
+          <wp:inline distT="0" distB="0" distL="0" distR="0" wp14:anchorId="369B2CBC" wp14:editId="7A0FE6A2">
             <wp:extent cx="5334000" cy="3333750"/>
             <wp:effectExtent l="0" t="0" r="0" b="0"/>
             <wp:docPr id="5" name="adm_reports_top.jpg" descr="Reports: headline figures for the chosen period." title="Reports: headline figures for the chosen period."/>
@@ -4155,7 +4155,7 @@
           <w:noProof/>
         </w:rPr>
         <w:drawing>
-          <wp:inline distT="0" distB="0" distL="0" distR="0" wp14:anchorId="6507B0F8" wp14:editId="731D120D">
+          <wp:inline distT="0" distB="0" distL="0" distR="0" wp14:anchorId="4F0FD9D9" wp14:editId="2E25438F">
             <wp:extent cx="5334000" cy="3409950"/>
             <wp:effectExtent l="0" t="0" r="0" b="0"/>
             <wp:docPr id="6" name="adm_reports_funnel.jpg" descr="Case funnel: each case counted once at every stage it has reached." title="Case funnel: each case counted once at every stage it has reached."/>
@@ -4255,7 +4255,7 @@
           <w:noProof/>
         </w:rPr>
         <w:drawing>
-          <wp:inline distT="0" distB="0" distL="0" distR="0" wp14:anchorId="3D4A7582" wp14:editId="6C8ACE92">
+          <wp:inline distT="0" distB="0" distL="0" distR="0" wp14:anchorId="669D83BD" wp14:editId="43D3CBBE">
             <wp:extent cx="5334000" cy="3248025"/>
             <wp:effectExtent l="0" t="0" r="0" b="0"/>
             <wp:docPr id="7" name="adm_reports_funnel_table.jpg" descr="The same chart as a table." title="The same chart as a table."/>
@@ -4354,7 +4354,7 @@
           <w:noProof/>
         </w:rPr>
         <w:drawing>
-          <wp:inline distT="0" distB="0" distL="0" distR="0" wp14:anchorId="2423A8C8" wp14:editId="070ED04F">
+          <wp:inline distT="0" distB="0" distL="0" distR="0" wp14:anchorId="2F3C08F3" wp14:editId="2D300C59">
             <wp:extent cx="5334000" cy="2628900"/>
             <wp:effectExtent l="0" t="0" r="0" b="0"/>
             <wp:docPr id="8" name="adm_reports_coverage.jpg" descr="Coverage by group." title="Coverage by group."/>
@@ -4454,7 +4454,7 @@
         </w:rPr>
         <w:lastRenderedPageBreak/>
         <w:drawing>
-          <wp:inline distT="0" distB="0" distL="0" distR="0" wp14:anchorId="5E5A1D65" wp14:editId="42269C75">
+          <wp:inline distT="0" distB="0" distL="0" distR="0" wp14:anchorId="27568368" wp14:editId="3CFBF4CA">
             <wp:extent cx="5334000" cy="2600325"/>
             <wp:effectExtent l="0" t="0" r="0" b="0"/>
             <wp:docPr id="9" name="adm_reports_modes.jpg" descr="Administration modes." title="Administration modes."/>
@@ -4563,7 +4563,7 @@
           <w:noProof/>
         </w:rPr>
         <w:drawing>
-          <wp:inline distT="0" distB="0" distL="0" distR="0" wp14:anchorId="5E4D1C81" wp14:editId="4F4B5F33">
+          <wp:inline distT="0" distB="0" distL="0" distR="0" wp14:anchorId="28EAB237" wp14:editId="4EC3B0BC">
             <wp:extent cx="5334000" cy="2905125"/>
             <wp:effectExtent l="0" t="0" r="0" b="0"/>
             <wp:docPr id="10" name="adm_reports_duration.jpg" descr="Completion-time distribution." title="Completion-time distribution."/>
@@ -4645,7 +4645,7 @@
       <w:pPr>
         <w:pStyle w:val="Heading2"/>
       </w:pPr>
-      <w:bookmarkStart w:id="10" w:name="_Toc240455401"/>
+      <w:bookmarkStart w:id="10" w:name="_Toc240713231"/>
       <w:r>
         <w:t>4.3 Reviewing a case read-only</w:t>
       </w:r>
@@ -4709,7 +4709,7 @@
         </w:rPr>
         <w:lastRenderedPageBreak/>
         <w:drawing>
-          <wp:inline distT="0" distB="0" distL="0" distR="0" wp14:anchorId="198FF54E" wp14:editId="42C279A4">
+          <wp:inline distT="0" distB="0" distL="0" distR="0" wp14:anchorId="44600472" wp14:editId="329775B0">
             <wp:extent cx="5334000" cy="3333750"/>
             <wp:effectExtent l="0" t="0" r="0" b="0"/>
             <wp:docPr id="11" name="sup_case.jpg" descr="A case page in read-only view." title="A case page in read-only view."/>
@@ -4783,7 +4783,7 @@
       <w:pPr>
         <w:pStyle w:val="Heading2"/>
       </w:pPr>
-      <w:bookmarkStart w:id="11" w:name="_Toc240455402"/>
+      <w:bookmarkStart w:id="11" w:name="_Toc240713232"/>
       <w:r>
         <w:t>4.4 Reviewing QA</w:t>
       </w:r>
@@ -4800,7 +4800,7 @@
           <w:noProof/>
         </w:rPr>
         <w:drawing>
-          <wp:inline distT="0" distB="0" distL="0" distR="0" wp14:anchorId="39C16D48" wp14:editId="4C8A41CA">
+          <wp:inline distT="0" distB="0" distL="0" distR="0" wp14:anchorId="778AA678" wp14:editId="1D213904">
             <wp:extent cx="5715000" cy="2505075"/>
             <wp:effectExtent l="0" t="0" r="0" b="0"/>
             <wp:docPr id="12" name="sup_qa_queue.jpg" descr="QA Queue in read-only view." title="QA Queue in read-only view."/>
@@ -4877,7 +4877,7 @@
       <w:pPr>
         <w:pStyle w:val="Heading2"/>
       </w:pPr>
-      <w:bookmarkStart w:id="12" w:name="_Toc240455403"/>
+      <w:bookmarkStart w:id="12" w:name="_Toc240713233"/>
       <w:r>
         <w:t>4.5 Downloading or emailing completed forms (Form PDFs)</w:t>
       </w:r>
@@ -4918,7 +4918,7 @@
         </w:rPr>
         <w:lastRenderedPageBreak/>
         <w:drawing>
-          <wp:inline distT="0" distB="0" distL="0" distR="0" wp14:anchorId="6F0ACC07" wp14:editId="0C422D18">
+          <wp:inline distT="0" distB="0" distL="0" distR="0" wp14:anchorId="1E9505D4" wp14:editId="560D5268">
             <wp:extent cx="5334000" cy="2581275"/>
             <wp:effectExtent l="0" t="0" r="0" b="0"/>
             <wp:docPr id="13" name="adm_form_pdfs.jpg" descr="Completed form PDFs." title="Completed form PDFs."/>
@@ -5024,7 +5024,7 @@
         <w:pStyle w:val="Heading1"/>
         <w:pageBreakBefore/>
       </w:pPr>
-      <w:bookmarkStart w:id="13" w:name="_Toc240455404"/>
+      <w:bookmarkStart w:id="13" w:name="_Toc240713234"/>
       <w:r>
         <w:lastRenderedPageBreak/>
         <w:t>5. Rules you must follow</w:t>
@@ -5162,7 +5162,7 @@
         <w:pStyle w:val="Heading1"/>
         <w:pageBreakBefore/>
       </w:pPr>
-      <w:bookmarkStart w:id="14" w:name="_Toc240455405"/>
+      <w:bookmarkStart w:id="14" w:name="_Toc240713235"/>
       <w:r>
         <w:lastRenderedPageBreak/>
         <w:t>6. Troubleshooting</w:t>
@@ -5852,6 +5852,89 @@
           </w:p>
         </w:tc>
       </w:tr>
+      <w:tr>
+        <w:tblPrEx>
+          <w:tblCellMar>
+            <w:top w:w="0" w:type="dxa"/>
+            <w:bottom w:w="0" w:type="dxa"/>
+          </w:tblCellMar>
+        </w:tblPrEx>
+        <w:trPr>
+          <w:cantSplit/>
+        </w:trPr>
+        <w:tc>
+          <w:tcPr>
+            <w:tcW w:w="2635" w:type="dxa"/>
+            <w:shd w:val="clear" w:color="auto" w:fill="F8FAFB"/>
+            <w:tcMar>
+              <w:top w:w="70" w:type="dxa"/>
+              <w:left w:w="110" w:type="dxa"/>
+              <w:bottom w:w="70" w:type="dxa"/>
+              <w:right w:w="110" w:type="dxa"/>
+            </w:tcMar>
+          </w:tcPr>
+          <w:p>
+            <w:pPr>
+              <w:spacing w:after="40"/>
+            </w:pPr>
+            <w:r>
+              <w:rPr>
+                <w:sz w:val="19"/>
+                <w:szCs w:val="19"/>
+              </w:rPr>
+              <w:t>A file upload seems stuck</w:t>
+            </w:r>
+          </w:p>
+        </w:tc>
+        <w:tc>
+          <w:tcPr>
+            <w:tcW w:w="3200" w:type="dxa"/>
+            <w:shd w:val="clear" w:color="auto" w:fill="F8FAFB"/>
+            <w:tcMar>
+              <w:top w:w="70" w:type="dxa"/>
+              <w:left w:w="110" w:type="dxa"/>
+              <w:bottom w:w="70" w:type="dxa"/>
+              <w:right w:w="110" w:type="dxa"/>
+            </w:tcMar>
+          </w:tcPr>
+          <w:p>
+            <w:pPr>
+              <w:spacing w:after="40"/>
+            </w:pPr>
+            <w:r>
+              <w:rPr>
+                <w:sz w:val="19"/>
+                <w:szCs w:val="19"/>
+              </w:rPr>
+              <w:t>A large file on a slow connection takes time; the bar shows how much has been sent.</w:t>
+            </w:r>
+          </w:p>
+        </w:tc>
+        <w:tc>
+          <w:tcPr>
+            <w:tcW w:w="3577" w:type="dxa"/>
+            <w:shd w:val="clear" w:color="auto" w:fill="F8FAFB"/>
+            <w:tcMar>
+              <w:top w:w="70" w:type="dxa"/>
+              <w:left w:w="110" w:type="dxa"/>
+              <w:bottom w:w="70" w:type="dxa"/>
+              <w:right w:w="110" w:type="dxa"/>
+            </w:tcMar>
+          </w:tcPr>
+          <w:p>
+            <w:pPr>
+              <w:spacing w:after="40"/>
+            </w:pPr>
+            <w:r>
+              <w:rPr>
+                <w:sz w:val="19"/>
+                <w:szCs w:val="19"/>
+              </w:rPr>
+              <w:t>Wait for Saving… and the file name. If it fails, try again or upload a smaller version.</w:t>
+            </w:r>
+          </w:p>
+        </w:tc>
+      </w:tr>
     </w:tbl>
     <w:p>
       <w:pPr>
@@ -5863,7 +5946,7 @@
         <w:pStyle w:val="Heading1"/>
         <w:pageBreakBefore/>
       </w:pPr>
-      <w:bookmarkStart w:id="15" w:name="_Toc240455406"/>
+      <w:bookmarkStart w:id="15" w:name="_Toc240713236"/>
       <w:r>
         <w:lastRenderedPageBreak/>
         <w:t>7. Quick reference</w:t>
@@ -6185,7 +6268,7 @@
         <w:sz w:val="16"/>
         <w:szCs w:val="16"/>
       </w:rPr>
-      <w:t>Version 1.0 · 15 September 2026</w:t>
+      <w:t>Version 1.1 · 19 September 2026</w:t>
     </w:r>
     <w:r>
       <w:rPr>
@@ -6358,10 +6441,10 @@
 <file path=word/numbering.xml><?xml version="1.0" encoding="utf-8"?>
 <w:numbering xmlns:wpc="http://schemas.microsoft.com/office/word/2010/wordprocessingCanvas" xmlns:cx="http://schemas.microsoft.com/office/drawing/2014/chartex" xmlns:cx1="http://schemas.microsoft.com/office/drawing/2015/9/8/chartex" xmlns:cx2="http://schemas.microsoft.com/office/drawing/2015/10/21/chartex" xmlns:cx3="http://schemas.microsoft.com/office/drawing/2016/5/9/chartex" xmlns:cx4="http://schemas.microsoft.com/office/drawing/2016/5/10/chartex" xmlns:cx5="http://schemas.microsoft.com/office/drawing/2016/5/11/chartex" xmlns:cx6="http://schemas.microsoft.com/office/drawing/2016/5/12/chartex" xmlns:cx7="http://schemas.microsoft.com/office/drawing/2016/5/13/chartex" xmlns:cx8="http://schemas.microsoft.com/office/drawing/2016/5/14/chartex" xmlns:mc="http://schemas.openxmlformats.org/markup-compatibility/2006" xmlns:aink="http://schemas.microsoft.com/office/drawing/2016/ink" xmlns:am3d="http://schemas.microsoft.com/office/drawing/2017/model3d" xmlns:o="urn:schemas-microsoft-com:office:office" xmlns:oel="http://schemas.microsoft.com/office/2019/extlst" xmlns:r="http://schemas.openxmlformats.org/officeDocument/2006/relationships" xmlns:m="http://schemas.openxmlformats.org/officeDocument/2006/math" xmlns:v="urn:schemas-microsoft-com:vml" xmlns:wp14="http://schemas.microsoft.com/office/word/2010/wordprocessingDrawing" xmlns:wp="http://schemas.openxmlformats.org/drawingml/2006/wordprocessingDrawing" xmlns:w10="urn:schemas-microsoft-com:office:word" xmlns:w="http://schemas.openxmlformats.org/wordprocessingml/2006/main" xmlns:w14="http://schemas.microsoft.com/office/word/2010/wordml" xmlns:w15="http://schemas.microsoft.com/office/word/2012/wordml" xmlns:w16cex="http://schemas.microsoft.com/office/word/2018/wordml/cex" xmlns:w16cid="http://schemas.microsoft.com/office/word/2016/wordml/cid" xmlns:w16="http://schemas.microsoft.com/office/word/2018/wordml" xmlns:w16sdtdh="http://schemas.microsoft.com/office/word/2020/wordml/sdtdatahash" xmlns:w16se="http://schemas.microsoft.com/office/word/2015/wordml/symex" xmlns:wpg="http://schemas.microsoft.com/office/word/2010/wordprocessingGroup" xmlns:wpi="http://schemas.microsoft.com/office/word/2010/wordprocessingInk" xmlns:wne="http://schemas.microsoft.com/office/word/2006/wordml" xmlns:wps="http://schemas.microsoft.com/office/word/2010/wordprocessingShape" mc:Ignorable="w14 w15 w16se w16cid w16 w16cex w16sdtdh wp14">
   <w:abstractNum w:abstractNumId="0" w15:restartNumberingAfterBreak="0">
-    <w:nsid w:val="045271A8"/>
+    <w:nsid w:val="19F21751"/>
     <w:multiLevelType w:val="hybridMultilevel"/>
-    <w:tmpl w:val="383CD25E"/>
-    <w:lvl w:ilvl="0" w:tplc="F098A844">
+    <w:tmpl w:val="7EFAA466"/>
+    <w:lvl w:ilvl="0" w:tplc="837E03D4">
       <w:start w:val="1"/>
       <w:numFmt w:val="decimal"/>
       <w:lvlText w:val="%1."/>
@@ -6375,52 +6458,138 @@
         <w:color w:val="A67C27"/>
       </w:rPr>
     </w:lvl>
-    <w:lvl w:ilvl="1" w:tplc="E6A6FED6">
+    <w:lvl w:ilvl="1" w:tplc="5E125612">
       <w:numFmt w:val="decimal"/>
       <w:lvlText w:val=""/>
       <w:lvlJc w:val="left"/>
     </w:lvl>
-    <w:lvl w:ilvl="2" w:tplc="058C46F2">
+    <w:lvl w:ilvl="2" w:tplc="73B2188E">
       <w:numFmt w:val="decimal"/>
       <w:lvlText w:val=""/>
       <w:lvlJc w:val="left"/>
     </w:lvl>
-    <w:lvl w:ilvl="3" w:tplc="2A1257C4">
+    <w:lvl w:ilvl="3" w:tplc="3F9007A4">
       <w:numFmt w:val="decimal"/>
       <w:lvlText w:val=""/>
       <w:lvlJc w:val="left"/>
     </w:lvl>
-    <w:lvl w:ilvl="4" w:tplc="7EB8D20E">
+    <w:lvl w:ilvl="4" w:tplc="621C355A">
       <w:numFmt w:val="decimal"/>
       <w:lvlText w:val=""/>
       <w:lvlJc w:val="left"/>
     </w:lvl>
-    <w:lvl w:ilvl="5" w:tplc="225EC142">
+    <w:lvl w:ilvl="5" w:tplc="187491E4">
       <w:numFmt w:val="decimal"/>
       <w:lvlText w:val=""/>
       <w:lvlJc w:val="left"/>
     </w:lvl>
-    <w:lvl w:ilvl="6" w:tplc="AA6A311A">
+    <w:lvl w:ilvl="6" w:tplc="823A6114">
       <w:numFmt w:val="decimal"/>
       <w:lvlText w:val=""/>
       <w:lvlJc w:val="left"/>
     </w:lvl>
-    <w:lvl w:ilvl="7" w:tplc="25CA0890">
+    <w:lvl w:ilvl="7" w:tplc="9968BE50">
       <w:numFmt w:val="decimal"/>
       <w:lvlText w:val=""/>
       <w:lvlJc w:val="left"/>
     </w:lvl>
-    <w:lvl w:ilvl="8" w:tplc="E492685C">
+    <w:lvl w:ilvl="8" w:tplc="8300FEE0">
       <w:numFmt w:val="decimal"/>
       <w:lvlText w:val=""/>
       <w:lvlJc w:val="left"/>
     </w:lvl>
   </w:abstractNum>
   <w:abstractNum w:abstractNumId="1" w15:restartNumberingAfterBreak="0">
-    <w:nsid w:val="15ED4912"/>
+    <w:nsid w:val="40605750"/>
     <w:multiLevelType w:val="hybridMultilevel"/>
-    <w:tmpl w:val="07F46C06"/>
-    <w:lvl w:ilvl="0" w:tplc="7F9E6E6C">
+    <w:tmpl w:val="AE489606"/>
+    <w:lvl w:ilvl="0" w:tplc="D22ECCBC">
+      <w:start w:val="1"/>
+      <w:numFmt w:val="bullet"/>
+      <w:lvlText w:val="●"/>
+      <w:lvlJc w:val="left"/>
+      <w:pPr>
+        <w:ind w:left="720" w:hanging="360"/>
+      </w:pPr>
+    </w:lvl>
+    <w:lvl w:ilvl="1" w:tplc="FD3EE20A">
+      <w:start w:val="1"/>
+      <w:numFmt w:val="bullet"/>
+      <w:lvlText w:val="○"/>
+      <w:lvlJc w:val="left"/>
+      <w:pPr>
+        <w:ind w:left="1440" w:hanging="360"/>
+      </w:pPr>
+    </w:lvl>
+    <w:lvl w:ilvl="2" w:tplc="3118BB0E">
+      <w:start w:val="1"/>
+      <w:numFmt w:val="bullet"/>
+      <w:lvlText w:val="■"/>
+      <w:lvlJc w:val="left"/>
+      <w:pPr>
+        <w:ind w:left="2160" w:hanging="360"/>
+      </w:pPr>
+    </w:lvl>
+    <w:lvl w:ilvl="3" w:tplc="7C14AFEE">
+      <w:start w:val="1"/>
+      <w:numFmt w:val="bullet"/>
+      <w:lvlText w:val="●"/>
+      <w:lvlJc w:val="left"/>
+      <w:pPr>
+        <w:ind w:left="2880" w:hanging="360"/>
+      </w:pPr>
+    </w:lvl>
+    <w:lvl w:ilvl="4" w:tplc="CCFEA0EC">
+      <w:start w:val="1"/>
+      <w:numFmt w:val="bullet"/>
+      <w:lvlText w:val="○"/>
+      <w:lvlJc w:val="left"/>
+      <w:pPr>
+        <w:ind w:left="3600" w:hanging="360"/>
+      </w:pPr>
+    </w:lvl>
+    <w:lvl w:ilvl="5" w:tplc="F5FE9864">
+      <w:start w:val="1"/>
+      <w:numFmt w:val="bullet"/>
+      <w:lvlText w:val="■"/>
+      <w:lvlJc w:val="left"/>
+      <w:pPr>
+        <w:ind w:left="4320" w:hanging="360"/>
+      </w:pPr>
+    </w:lvl>
+    <w:lvl w:ilvl="6" w:tplc="B24EFDBC">
+      <w:start w:val="1"/>
+      <w:numFmt w:val="bullet"/>
+      <w:lvlText w:val="●"/>
+      <w:lvlJc w:val="left"/>
+      <w:pPr>
+        <w:ind w:left="5040" w:hanging="360"/>
+      </w:pPr>
+    </w:lvl>
+    <w:lvl w:ilvl="7" w:tplc="BE4044DE">
+      <w:start w:val="1"/>
+      <w:numFmt w:val="bullet"/>
+      <w:lvlText w:val="●"/>
+      <w:lvlJc w:val="left"/>
+      <w:pPr>
+        <w:ind w:left="5760" w:hanging="360"/>
+      </w:pPr>
+    </w:lvl>
+    <w:lvl w:ilvl="8" w:tplc="51744800">
+      <w:start w:val="1"/>
+      <w:numFmt w:val="bullet"/>
+      <w:lvlText w:val="●"/>
+      <w:lvlJc w:val="left"/>
+      <w:pPr>
+        <w:ind w:left="6480" w:hanging="360"/>
+      </w:pPr>
+    </w:lvl>
+  </w:abstractNum>
+  <w:abstractNum w:abstractNumId="2" w15:restartNumberingAfterBreak="0">
+    <w:nsid w:val="434B5898"/>
+    <w:multiLevelType w:val="hybridMultilevel"/>
+    <w:tmpl w:val="08F29150"/>
+    <w:lvl w:ilvl="0" w:tplc="380A2776">
       <w:start w:val="1"/>
       <w:numFmt w:val="decimal"/>
       <w:lvlText w:val="%1."/>
@@ -6434,196 +6603,52 @@
         <w:color w:val="A67C27"/>
       </w:rPr>
     </w:lvl>
-    <w:lvl w:ilvl="1" w:tplc="9F809BCC">
+    <w:lvl w:ilvl="1" w:tplc="5FA81F1A">
       <w:numFmt w:val="decimal"/>
       <w:lvlText w:val=""/>
       <w:lvlJc w:val="left"/>
     </w:lvl>
-    <w:lvl w:ilvl="2" w:tplc="85AA3C4C">
+    <w:lvl w:ilvl="2" w:tplc="A5D0C01E">
       <w:numFmt w:val="decimal"/>
       <w:lvlText w:val=""/>
       <w:lvlJc w:val="left"/>
     </w:lvl>
-    <w:lvl w:ilvl="3" w:tplc="97E00160">
+    <w:lvl w:ilvl="3" w:tplc="CB0409F2">
       <w:numFmt w:val="decimal"/>
       <w:lvlText w:val=""/>
       <w:lvlJc w:val="left"/>
     </w:lvl>
-    <w:lvl w:ilvl="4" w:tplc="FE92DA22">
+    <w:lvl w:ilvl="4" w:tplc="026C4D7A">
       <w:numFmt w:val="decimal"/>
       <w:lvlText w:val=""/>
       <w:lvlJc w:val="left"/>
     </w:lvl>
-    <w:lvl w:ilvl="5" w:tplc="DCFC328A">
+    <w:lvl w:ilvl="5" w:tplc="AC247CB6">
       <w:numFmt w:val="decimal"/>
       <w:lvlText w:val=""/>
       <w:lvlJc w:val="left"/>
     </w:lvl>
-    <w:lvl w:ilvl="6" w:tplc="438A94D8">
+    <w:lvl w:ilvl="6" w:tplc="DD2A323E">
       <w:numFmt w:val="decimal"/>
       <w:lvlText w:val=""/>
       <w:lvlJc w:val="left"/>
     </w:lvl>
-    <w:lvl w:ilvl="7" w:tplc="88F839F2">
+    <w:lvl w:ilvl="7" w:tplc="DCC874E6">
       <w:numFmt w:val="decimal"/>
       <w:lvlText w:val=""/>
       <w:lvlJc w:val="left"/>
     </w:lvl>
-    <w:lvl w:ilvl="8" w:tplc="698C8A12">
-      <w:numFmt w:val="decimal"/>
-      <w:lvlText w:val=""/>
-      <w:lvlJc w:val="left"/>
-    </w:lvl>
-  </w:abstractNum>
-  <w:abstractNum w:abstractNumId="2" w15:restartNumberingAfterBreak="0">
-    <w:nsid w:val="27687C74"/>
-    <w:multiLevelType w:val="hybridMultilevel"/>
-    <w:tmpl w:val="9CEA4FE6"/>
-    <w:lvl w:ilvl="0" w:tplc="C48A9C24">
-      <w:start w:val="1"/>
-      <w:numFmt w:val="bullet"/>
-      <w:lvlText w:val="•"/>
-      <w:lvlJc w:val="left"/>
-      <w:pPr>
-        <w:ind w:left="460" w:hanging="280"/>
-      </w:pPr>
-    </w:lvl>
-    <w:lvl w:ilvl="1" w:tplc="B4245BC2">
-      <w:start w:val="1"/>
-      <w:numFmt w:val="bullet"/>
-      <w:lvlText w:val="–"/>
-      <w:lvlJc w:val="left"/>
-      <w:pPr>
-        <w:ind w:left="900" w:hanging="280"/>
-      </w:pPr>
-    </w:lvl>
-    <w:lvl w:ilvl="2" w:tplc="79FC51F0">
-      <w:numFmt w:val="decimal"/>
-      <w:lvlText w:val=""/>
-      <w:lvlJc w:val="left"/>
-    </w:lvl>
-    <w:lvl w:ilvl="3" w:tplc="F7F287FA">
-      <w:numFmt w:val="decimal"/>
-      <w:lvlText w:val=""/>
-      <w:lvlJc w:val="left"/>
-    </w:lvl>
-    <w:lvl w:ilvl="4" w:tplc="2288344C">
-      <w:numFmt w:val="decimal"/>
-      <w:lvlText w:val=""/>
-      <w:lvlJc w:val="left"/>
-    </w:lvl>
-    <w:lvl w:ilvl="5" w:tplc="B1BE4B66">
-      <w:numFmt w:val="decimal"/>
-      <w:lvlText w:val=""/>
-      <w:lvlJc w:val="left"/>
-    </w:lvl>
-    <w:lvl w:ilvl="6" w:tplc="07186710">
-      <w:numFmt w:val="decimal"/>
-      <w:lvlText w:val=""/>
-      <w:lvlJc w:val="left"/>
-    </w:lvl>
-    <w:lvl w:ilvl="7" w:tplc="27568CF2">
-      <w:numFmt w:val="decimal"/>
-      <w:lvlText w:val=""/>
-      <w:lvlJc w:val="left"/>
-    </w:lvl>
-    <w:lvl w:ilvl="8" w:tplc="972603FA">
+    <w:lvl w:ilvl="8" w:tplc="408487B4">
       <w:numFmt w:val="decimal"/>
       <w:lvlText w:val=""/>
       <w:lvlJc w:val="left"/>
     </w:lvl>
   </w:abstractNum>
   <w:abstractNum w:abstractNumId="3" w15:restartNumberingAfterBreak="0">
-    <w:nsid w:val="3F2A630B"/>
+    <w:nsid w:val="47262FE0"/>
     <w:multiLevelType w:val="hybridMultilevel"/>
-    <w:tmpl w:val="E996D3FC"/>
-    <w:lvl w:ilvl="0" w:tplc="18D2708A">
-      <w:start w:val="1"/>
-      <w:numFmt w:val="bullet"/>
-      <w:lvlText w:val="●"/>
-      <w:lvlJc w:val="left"/>
-      <w:pPr>
-        <w:ind w:left="720" w:hanging="360"/>
-      </w:pPr>
-    </w:lvl>
-    <w:lvl w:ilvl="1" w:tplc="C4244954">
-      <w:start w:val="1"/>
-      <w:numFmt w:val="bullet"/>
-      <w:lvlText w:val="○"/>
-      <w:lvlJc w:val="left"/>
-      <w:pPr>
-        <w:ind w:left="1440" w:hanging="360"/>
-      </w:pPr>
-    </w:lvl>
-    <w:lvl w:ilvl="2" w:tplc="69880A3A">
-      <w:start w:val="1"/>
-      <w:numFmt w:val="bullet"/>
-      <w:lvlText w:val="■"/>
-      <w:lvlJc w:val="left"/>
-      <w:pPr>
-        <w:ind w:left="2160" w:hanging="360"/>
-      </w:pPr>
-    </w:lvl>
-    <w:lvl w:ilvl="3" w:tplc="B6A68226">
-      <w:start w:val="1"/>
-      <w:numFmt w:val="bullet"/>
-      <w:lvlText w:val="●"/>
-      <w:lvlJc w:val="left"/>
-      <w:pPr>
-        <w:ind w:left="2880" w:hanging="360"/>
-      </w:pPr>
-    </w:lvl>
-    <w:lvl w:ilvl="4" w:tplc="4F92F6B8">
-      <w:start w:val="1"/>
-      <w:numFmt w:val="bullet"/>
-      <w:lvlText w:val="○"/>
-      <w:lvlJc w:val="left"/>
-      <w:pPr>
-        <w:ind w:left="3600" w:hanging="360"/>
-      </w:pPr>
-    </w:lvl>
-    <w:lvl w:ilvl="5" w:tplc="A6DA956A">
-      <w:start w:val="1"/>
-      <w:numFmt w:val="bullet"/>
-      <w:lvlText w:val="■"/>
-      <w:lvlJc w:val="left"/>
-      <w:pPr>
-        <w:ind w:left="4320" w:hanging="360"/>
-      </w:pPr>
-    </w:lvl>
-    <w:lvl w:ilvl="6" w:tplc="B218D264">
-      <w:start w:val="1"/>
-      <w:numFmt w:val="bullet"/>
-      <w:lvlText w:val="●"/>
-      <w:lvlJc w:val="left"/>
-      <w:pPr>
-        <w:ind w:left="5040" w:hanging="360"/>
-      </w:pPr>
-    </w:lvl>
-    <w:lvl w:ilvl="7" w:tplc="FCC6EFA0">
-      <w:start w:val="1"/>
-      <w:numFmt w:val="bullet"/>
-      <w:lvlText w:val="●"/>
-      <w:lvlJc w:val="left"/>
-      <w:pPr>
-        <w:ind w:left="5760" w:hanging="360"/>
-      </w:pPr>
-    </w:lvl>
-    <w:lvl w:ilvl="8" w:tplc="5D18E6EC">
-      <w:start w:val="1"/>
-      <w:numFmt w:val="bullet"/>
-      <w:lvlText w:val="●"/>
-      <w:lvlJc w:val="left"/>
-      <w:pPr>
-        <w:ind w:left="6480" w:hanging="360"/>
-      </w:pPr>
-    </w:lvl>
-  </w:abstractNum>
-  <w:abstractNum w:abstractNumId="4" w15:restartNumberingAfterBreak="0">
-    <w:nsid w:val="527B6E2C"/>
-    <w:multiLevelType w:val="hybridMultilevel"/>
-    <w:tmpl w:val="D3F62FCE"/>
-    <w:lvl w:ilvl="0" w:tplc="7A70A00E">
+    <w:tmpl w:val="A2EA5D0C"/>
+    <w:lvl w:ilvl="0" w:tplc="30BCEF0C">
       <w:start w:val="1"/>
       <w:numFmt w:val="decimal"/>
       <w:lvlText w:val="%1."/>
@@ -6637,52 +6662,110 @@
         <w:color w:val="A67C27"/>
       </w:rPr>
     </w:lvl>
-    <w:lvl w:ilvl="1" w:tplc="B79E9AB8">
+    <w:lvl w:ilvl="1" w:tplc="6688DF02">
       <w:numFmt w:val="decimal"/>
       <w:lvlText w:val=""/>
       <w:lvlJc w:val="left"/>
     </w:lvl>
-    <w:lvl w:ilvl="2" w:tplc="0256FC60">
+    <w:lvl w:ilvl="2" w:tplc="D756B70A">
       <w:numFmt w:val="decimal"/>
       <w:lvlText w:val=""/>
       <w:lvlJc w:val="left"/>
     </w:lvl>
-    <w:lvl w:ilvl="3" w:tplc="A50E9110">
+    <w:lvl w:ilvl="3" w:tplc="8FC05294">
       <w:numFmt w:val="decimal"/>
       <w:lvlText w:val=""/>
       <w:lvlJc w:val="left"/>
     </w:lvl>
-    <w:lvl w:ilvl="4" w:tplc="822C33E8">
+    <w:lvl w:ilvl="4" w:tplc="92B2442C">
       <w:numFmt w:val="decimal"/>
       <w:lvlText w:val=""/>
       <w:lvlJc w:val="left"/>
     </w:lvl>
-    <w:lvl w:ilvl="5" w:tplc="DC16B818">
+    <w:lvl w:ilvl="5" w:tplc="DE388B98">
       <w:numFmt w:val="decimal"/>
       <w:lvlText w:val=""/>
       <w:lvlJc w:val="left"/>
     </w:lvl>
-    <w:lvl w:ilvl="6" w:tplc="08108798">
+    <w:lvl w:ilvl="6" w:tplc="DCF09CEE">
       <w:numFmt w:val="decimal"/>
       <w:lvlText w:val=""/>
       <w:lvlJc w:val="left"/>
     </w:lvl>
-    <w:lvl w:ilvl="7" w:tplc="46F218C0">
+    <w:lvl w:ilvl="7" w:tplc="C76E67EE">
       <w:numFmt w:val="decimal"/>
       <w:lvlText w:val=""/>
       <w:lvlJc w:val="left"/>
     </w:lvl>
-    <w:lvl w:ilvl="8" w:tplc="D5745712">
+    <w:lvl w:ilvl="8" w:tplc="8B8CF5A6">
+      <w:numFmt w:val="decimal"/>
+      <w:lvlText w:val=""/>
+      <w:lvlJc w:val="left"/>
+    </w:lvl>
+  </w:abstractNum>
+  <w:abstractNum w:abstractNumId="4" w15:restartNumberingAfterBreak="0">
+    <w:nsid w:val="49601F46"/>
+    <w:multiLevelType w:val="hybridMultilevel"/>
+    <w:tmpl w:val="F904BDAC"/>
+    <w:lvl w:ilvl="0" w:tplc="0366A176">
+      <w:start w:val="1"/>
+      <w:numFmt w:val="bullet"/>
+      <w:lvlText w:val="•"/>
+      <w:lvlJc w:val="left"/>
+      <w:pPr>
+        <w:ind w:left="460" w:hanging="280"/>
+      </w:pPr>
+    </w:lvl>
+    <w:lvl w:ilvl="1" w:tplc="A3B03FAA">
+      <w:start w:val="1"/>
+      <w:numFmt w:val="bullet"/>
+      <w:lvlText w:val="–"/>
+      <w:lvlJc w:val="left"/>
+      <w:pPr>
+        <w:ind w:left="900" w:hanging="280"/>
+      </w:pPr>
+    </w:lvl>
+    <w:lvl w:ilvl="2" w:tplc="E386214A">
+      <w:numFmt w:val="decimal"/>
+      <w:lvlText w:val=""/>
+      <w:lvlJc w:val="left"/>
+    </w:lvl>
+    <w:lvl w:ilvl="3" w:tplc="6B90D4C0">
+      <w:numFmt w:val="decimal"/>
+      <w:lvlText w:val=""/>
+      <w:lvlJc w:val="left"/>
+    </w:lvl>
+    <w:lvl w:ilvl="4" w:tplc="8AB4C5F6">
+      <w:numFmt w:val="decimal"/>
+      <w:lvlText w:val=""/>
+      <w:lvlJc w:val="left"/>
+    </w:lvl>
+    <w:lvl w:ilvl="5" w:tplc="FB00D0BC">
+      <w:numFmt w:val="decimal"/>
+      <w:lvlText w:val=""/>
+      <w:lvlJc w:val="left"/>
+    </w:lvl>
+    <w:lvl w:ilvl="6" w:tplc="444A1C82">
+      <w:numFmt w:val="decimal"/>
+      <w:lvlText w:val=""/>
+      <w:lvlJc w:val="left"/>
+    </w:lvl>
+    <w:lvl w:ilvl="7" w:tplc="0C2EC3B4">
+      <w:numFmt w:val="decimal"/>
+      <w:lvlText w:val=""/>
+      <w:lvlJc w:val="left"/>
+    </w:lvl>
+    <w:lvl w:ilvl="8" w:tplc="6D3AC794">
       <w:numFmt w:val="decimal"/>
       <w:lvlText w:val=""/>
       <w:lvlJc w:val="left"/>
     </w:lvl>
   </w:abstractNum>
   <w:abstractNum w:abstractNumId="5" w15:restartNumberingAfterBreak="0">
-    <w:nsid w:val="75F17E15"/>
+    <w:nsid w:val="60E80017"/>
     <w:multiLevelType w:val="hybridMultilevel"/>
-    <w:tmpl w:val="6A2A617A"/>
-    <w:lvl w:ilvl="0" w:tplc="D9EA848A">
+    <w:tmpl w:val="45E252BC"/>
+    <w:lvl w:ilvl="0" w:tplc="903CAF96">
       <w:start w:val="1"/>
       <w:numFmt w:val="decimal"/>
       <w:lvlText w:val="%1."/>
@@ -6696,52 +6779,52 @@
         <w:color w:val="A67C27"/>
       </w:rPr>
     </w:lvl>
-    <w:lvl w:ilvl="1" w:tplc="17D25A32">
+    <w:lvl w:ilvl="1" w:tplc="A4525A8C">
       <w:numFmt w:val="decimal"/>
       <w:lvlText w:val=""/>
       <w:lvlJc w:val="left"/>
     </w:lvl>
-    <w:lvl w:ilvl="2" w:tplc="999A2148">
+    <w:lvl w:ilvl="2" w:tplc="4A8E7CE6">
       <w:numFmt w:val="decimal"/>
       <w:lvlText w:val=""/>
       <w:lvlJc w:val="left"/>
     </w:lvl>
-    <w:lvl w:ilvl="3" w:tplc="523AF176">
+    <w:lvl w:ilvl="3" w:tplc="FD60E8FE">
       <w:numFmt w:val="decimal"/>
       <w:lvlText w:val=""/>
       <w:lvlJc w:val="left"/>
     </w:lvl>
-    <w:lvl w:ilvl="4" w:tplc="E4623C02">
+    <w:lvl w:ilvl="4" w:tplc="14181CDC">
       <w:numFmt w:val="decimal"/>
       <w:lvlText w:val=""/>
       <w:lvlJc w:val="left"/>
     </w:lvl>
-    <w:lvl w:ilvl="5" w:tplc="73AE7C58">
+    <w:lvl w:ilvl="5" w:tplc="6D50079C">
       <w:numFmt w:val="decimal"/>
       <w:lvlText w:val=""/>
       <w:lvlJc w:val="left"/>
     </w:lvl>
-    <w:lvl w:ilvl="6" w:tplc="A4E8DD78">
+    <w:lvl w:ilvl="6" w:tplc="68342386">
       <w:numFmt w:val="decimal"/>
       <w:lvlText w:val=""/>
       <w:lvlJc w:val="left"/>
     </w:lvl>
-    <w:lvl w:ilvl="7" w:tplc="F03CB7C0">
+    <w:lvl w:ilvl="7" w:tplc="3014DDF2">
       <w:numFmt w:val="decimal"/>
       <w:lvlText w:val=""/>
       <w:lvlJc w:val="left"/>
     </w:lvl>
-    <w:lvl w:ilvl="8" w:tplc="F3AE1286">
+    <w:lvl w:ilvl="8" w:tplc="46B86FDE">
       <w:numFmt w:val="decimal"/>
       <w:lvlText w:val=""/>
       <w:lvlJc w:val="left"/>
     </w:lvl>
   </w:abstractNum>
   <w:abstractNum w:abstractNumId="6" w15:restartNumberingAfterBreak="0">
-    <w:nsid w:val="7EDF7B01"/>
+    <w:nsid w:val="6EC00CAD"/>
     <w:multiLevelType w:val="hybridMultilevel"/>
-    <w:tmpl w:val="5B10E0D6"/>
-    <w:lvl w:ilvl="0" w:tplc="192E68DC">
+    <w:tmpl w:val="EA684372"/>
+    <w:lvl w:ilvl="0" w:tplc="BA364D40">
       <w:start w:val="1"/>
       <w:numFmt w:val="decimal"/>
       <w:lvlText w:val="%1."/>
@@ -6755,85 +6838,85 @@
         <w:color w:val="A67C27"/>
       </w:rPr>
     </w:lvl>
-    <w:lvl w:ilvl="1" w:tplc="17DCB9A6">
+    <w:lvl w:ilvl="1" w:tplc="22CC5836">
       <w:numFmt w:val="decimal"/>
       <w:lvlText w:val=""/>
       <w:lvlJc w:val="left"/>
     </w:lvl>
-    <w:lvl w:ilvl="2" w:tplc="8D3E1C5A">
+    <w:lvl w:ilvl="2" w:tplc="67E42358">
       <w:numFmt w:val="decimal"/>
       <w:lvlText w:val=""/>
       <w:lvlJc w:val="left"/>
     </w:lvl>
-    <w:lvl w:ilvl="3" w:tplc="1C82F602">
+    <w:lvl w:ilvl="3" w:tplc="4E64AC3C">
       <w:numFmt w:val="decimal"/>
       <w:lvlText w:val=""/>
       <w:lvlJc w:val="left"/>
     </w:lvl>
-    <w:lvl w:ilvl="4" w:tplc="576655B6">
+    <w:lvl w:ilvl="4" w:tplc="F104E598">
       <w:numFmt w:val="decimal"/>
       <w:lvlText w:val=""/>
       <w:lvlJc w:val="left"/>
     </w:lvl>
-    <w:lvl w:ilvl="5" w:tplc="943C4D46">
+    <w:lvl w:ilvl="5" w:tplc="96943EA2">
       <w:numFmt w:val="decimal"/>
       <w:lvlText w:val=""/>
       <w:lvlJc w:val="left"/>
     </w:lvl>
-    <w:lvl w:ilvl="6" w:tplc="EE5E1EB0">
+    <w:lvl w:ilvl="6" w:tplc="326CE1EC">
       <w:numFmt w:val="decimal"/>
       <w:lvlText w:val=""/>
       <w:lvlJc w:val="left"/>
     </w:lvl>
-    <w:lvl w:ilvl="7" w:tplc="C498A4BA">
+    <w:lvl w:ilvl="7" w:tplc="AF62B16E">
       <w:numFmt w:val="decimal"/>
       <w:lvlText w:val=""/>
       <w:lvlJc w:val="left"/>
     </w:lvl>
-    <w:lvl w:ilvl="8" w:tplc="DF3A673C">
+    <w:lvl w:ilvl="8" w:tplc="3606DAD6">
       <w:numFmt w:val="decimal"/>
       <w:lvlText w:val=""/>
       <w:lvlJc w:val="left"/>
     </w:lvl>
   </w:abstractNum>
-  <w:num w:numId="1" w16cid:durableId="1463310422">
+  <w:num w:numId="1" w16cid:durableId="578059624">
+    <w:abstractNumId w:val="1"/>
+    <w:lvlOverride w:ilvl="0">
+      <w:startOverride w:val="1"/>
+    </w:lvlOverride>
+  </w:num>
+  <w:num w:numId="2" w16cid:durableId="1420367366">
+    <w:abstractNumId w:val="4"/>
+    <w:lvlOverride w:ilvl="0">
+      <w:startOverride w:val="1"/>
+    </w:lvlOverride>
+  </w:num>
+  <w:num w:numId="3" w16cid:durableId="1762988537">
+    <w:abstractNumId w:val="2"/>
+    <w:lvlOverride w:ilvl="0">
+      <w:startOverride w:val="1"/>
+    </w:lvlOverride>
+  </w:num>
+  <w:num w:numId="4" w16cid:durableId="1001080224">
+    <w:abstractNumId w:val="6"/>
+    <w:lvlOverride w:ilvl="0">
+      <w:startOverride w:val="1"/>
+    </w:lvlOverride>
+  </w:num>
+  <w:num w:numId="5" w16cid:durableId="1079985711">
     <w:abstractNumId w:val="3"/>
     <w:lvlOverride w:ilvl="0">
       <w:startOverride w:val="1"/>
     </w:lvlOverride>
   </w:num>
-  <w:num w:numId="2" w16cid:durableId="872886972">
-    <w:abstractNumId w:val="2"/>
-    <w:lvlOverride w:ilvl="0">
-      <w:startOverride w:val="1"/>
-    </w:lvlOverride>
-  </w:num>
-  <w:num w:numId="3" w16cid:durableId="816457509">
-    <w:abstractNumId w:val="0"/>
-    <w:lvlOverride w:ilvl="0">
-      <w:startOverride w:val="1"/>
-    </w:lvlOverride>
-  </w:num>
-  <w:num w:numId="4" w16cid:durableId="797456969">
-    <w:abstractNumId w:val="4"/>
-    <w:lvlOverride w:ilvl="0">
-      <w:startOverride w:val="1"/>
-    </w:lvlOverride>
-  </w:num>
-  <w:num w:numId="5" w16cid:durableId="1217427089">
+  <w:num w:numId="6" w16cid:durableId="1483617321">
     <w:abstractNumId w:val="5"/>
     <w:lvlOverride w:ilvl="0">
       <w:startOverride w:val="1"/>
     </w:lvlOverride>
   </w:num>
-  <w:num w:numId="6" w16cid:durableId="508452723">
-    <w:abstractNumId w:val="1"/>
-    <w:lvlOverride w:ilvl="0">
-      <w:startOverride w:val="1"/>
-    </w:lvlOverride>
-  </w:num>
-  <w:num w:numId="7" w16cid:durableId="1429959029">
-    <w:abstractNumId w:val="6"/>
+  <w:num w:numId="7" w16cid:durableId="869031436">
+    <w:abstractNumId w:val="0"/>
     <w:lvlOverride w:ilvl="0">
       <w:startOverride w:val="1"/>
     </w:lvlOverride>
@@ -7458,7 +7541,7 @@
     <w:autoRedefine/>
     <w:uiPriority w:val="39"/>
     <w:unhideWhenUsed/>
-    <w:rsid w:val="002277CB"/>
+    <w:rsid w:val="00D6725F"/>
     <w:pPr>
       <w:spacing w:after="100"/>
     </w:pPr>
@@ -7470,7 +7553,7 @@
     <w:autoRedefine/>
     <w:uiPriority w:val="39"/>
     <w:unhideWhenUsed/>
-    <w:rsid w:val="002277CB"/>
+    <w:rsid w:val="00D6725F"/>
     <w:pPr>
       <w:spacing w:after="100"/>
       <w:ind w:left="210"/>

--- a/docs/manuals/Role_Guide_8_Supervisor.docx
+++ b/docs/manuals/Role_Guide_8_Supervisor.docx
@@ -469,7 +469,7 @@
                 <w:sz w:val="19"/>
                 <w:szCs w:val="19"/>
               </w:rPr>
-              <w:t>Version 1.1 · 19 September 2026</w:t>
+              <w:t>Version 1.2 · 20 September 2026</w:t>
             </w:r>
           </w:p>
         </w:tc>
@@ -538,7 +538,7 @@
     <w:sdt>
       <w:sdtPr>
         <w:alias w:val="Contents"/>
-        <w:id w:val="268446322"/>
+        <w:id w:val="-811561742"/>
       </w:sdtPr>
       <w:sdtEndPr/>
       <w:sdtContent>
@@ -567,7 +567,7 @@
           <w:r>
             <w:fldChar w:fldCharType="separate"/>
           </w:r>
-          <w:hyperlink w:anchor="_Toc240713221" w:history="1">
+          <w:hyperlink w:anchor="_Toc240759167" w:history="1">
             <w:r>
               <w:rPr>
                 <w:rStyle w:val="Hyperlink"/>
@@ -591,7 +591,7 @@
               <w:rPr>
                 <w:noProof/>
               </w:rPr>
-              <w:instrText xml:space="preserve"> PAGEREF _Toc240713221 \h </w:instrText>
+              <w:instrText xml:space="preserve"> PAGEREF _Toc240759167 \h </w:instrText>
             </w:r>
             <w:r>
               <w:rPr>
@@ -634,7 +634,7 @@
               <w14:ligatures w14:val="standardContextual"/>
             </w:rPr>
           </w:pPr>
-          <w:hyperlink w:anchor="_Toc240713222" w:history="1">
+          <w:hyperlink w:anchor="_Toc240759168" w:history="1">
             <w:r>
               <w:rPr>
                 <w:rStyle w:val="Hyperlink"/>
@@ -658,7 +658,7 @@
               <w:rPr>
                 <w:noProof/>
               </w:rPr>
-              <w:instrText xml:space="preserve"> PAGEREF _Toc240713222 \h </w:instrText>
+              <w:instrText xml:space="preserve"> PAGEREF _Toc240759168 \h </w:instrText>
             </w:r>
             <w:r>
               <w:rPr>
@@ -701,7 +701,7 @@
               <w14:ligatures w14:val="standardContextual"/>
             </w:rPr>
           </w:pPr>
-          <w:hyperlink w:anchor="_Toc240713223" w:history="1">
+          <w:hyperlink w:anchor="_Toc240759169" w:history="1">
             <w:r>
               <w:rPr>
                 <w:rStyle w:val="Hyperlink"/>
@@ -725,7 +725,7 @@
               <w:rPr>
                 <w:noProof/>
               </w:rPr>
-              <w:instrText xml:space="preserve"> PAGEREF _Toc240713223 \h </w:instrText>
+              <w:instrText xml:space="preserve"> PAGEREF _Toc240759169 \h </w:instrText>
             </w:r>
             <w:r>
               <w:rPr>
@@ -768,7 +768,7 @@
               <w14:ligatures w14:val="standardContextual"/>
             </w:rPr>
           </w:pPr>
-          <w:hyperlink w:anchor="_Toc240713224" w:history="1">
+          <w:hyperlink w:anchor="_Toc240759170" w:history="1">
             <w:r>
               <w:rPr>
                 <w:rStyle w:val="Hyperlink"/>
@@ -792,7 +792,7 @@
               <w:rPr>
                 <w:noProof/>
               </w:rPr>
-              <w:instrText xml:space="preserve"> PAGEREF _Toc240713224 \h </w:instrText>
+              <w:instrText xml:space="preserve"> PAGEREF _Toc240759170 \h </w:instrText>
             </w:r>
             <w:r>
               <w:rPr>
@@ -835,7 +835,7 @@
               <w14:ligatures w14:val="standardContextual"/>
             </w:rPr>
           </w:pPr>
-          <w:hyperlink w:anchor="_Toc240713225" w:history="1">
+          <w:hyperlink w:anchor="_Toc240759171" w:history="1">
             <w:r>
               <w:rPr>
                 <w:rStyle w:val="Hyperlink"/>
@@ -859,7 +859,7 @@
               <w:rPr>
                 <w:noProof/>
               </w:rPr>
-              <w:instrText xml:space="preserve"> PAGEREF _Toc240713225 \h </w:instrText>
+              <w:instrText xml:space="preserve"> PAGEREF _Toc240759171 \h </w:instrText>
             </w:r>
             <w:r>
               <w:rPr>
@@ -902,7 +902,7 @@
               <w14:ligatures w14:val="standardContextual"/>
             </w:rPr>
           </w:pPr>
-          <w:hyperlink w:anchor="_Toc240713226" w:history="1">
+          <w:hyperlink w:anchor="_Toc240759172" w:history="1">
             <w:r>
               <w:rPr>
                 <w:rStyle w:val="Hyperlink"/>
@@ -926,7 +926,7 @@
               <w:rPr>
                 <w:noProof/>
               </w:rPr>
-              <w:instrText xml:space="preserve"> PAGEREF _Toc240713226 \h </w:instrText>
+              <w:instrText xml:space="preserve"> PAGEREF _Toc240759172 \h </w:instrText>
             </w:r>
             <w:r>
               <w:rPr>
@@ -969,7 +969,7 @@
               <w14:ligatures w14:val="standardContextual"/>
             </w:rPr>
           </w:pPr>
-          <w:hyperlink w:anchor="_Toc240713227" w:history="1">
+          <w:hyperlink w:anchor="_Toc240759173" w:history="1">
             <w:r>
               <w:rPr>
                 <w:rStyle w:val="Hyperlink"/>
@@ -993,7 +993,7 @@
               <w:rPr>
                 <w:noProof/>
               </w:rPr>
-              <w:instrText xml:space="preserve"> PAGEREF _Toc240713227 \h </w:instrText>
+              <w:instrText xml:space="preserve"> PAGEREF _Toc240759173 \h </w:instrText>
             </w:r>
             <w:r>
               <w:rPr>
@@ -1036,7 +1036,7 @@
               <w14:ligatures w14:val="standardContextual"/>
             </w:rPr>
           </w:pPr>
-          <w:hyperlink w:anchor="_Toc240713228" w:history="1">
+          <w:hyperlink w:anchor="_Toc240759174" w:history="1">
             <w:r>
               <w:rPr>
                 <w:rStyle w:val="Hyperlink"/>
@@ -1060,7 +1060,7 @@
               <w:rPr>
                 <w:noProof/>
               </w:rPr>
-              <w:instrText xml:space="preserve"> PAGEREF _Toc240713228 \h </w:instrText>
+              <w:instrText xml:space="preserve"> PAGEREF _Toc240759174 \h </w:instrText>
             </w:r>
             <w:r>
               <w:rPr>
@@ -1103,7 +1103,7 @@
               <w14:ligatures w14:val="standardContextual"/>
             </w:rPr>
           </w:pPr>
-          <w:hyperlink w:anchor="_Toc240713229" w:history="1">
+          <w:hyperlink w:anchor="_Toc240759175" w:history="1">
             <w:r>
               <w:rPr>
                 <w:rStyle w:val="Hyperlink"/>
@@ -1127,7 +1127,7 @@
               <w:rPr>
                 <w:noProof/>
               </w:rPr>
-              <w:instrText xml:space="preserve"> PAGEREF _Toc240713229 \h </w:instrText>
+              <w:instrText xml:space="preserve"> PAGEREF _Toc240759175 \h </w:instrText>
             </w:r>
             <w:r>
               <w:rPr>
@@ -1170,7 +1170,7 @@
               <w14:ligatures w14:val="standardContextual"/>
             </w:rPr>
           </w:pPr>
-          <w:hyperlink w:anchor="_Toc240713230" w:history="1">
+          <w:hyperlink w:anchor="_Toc240759176" w:history="1">
             <w:r>
               <w:rPr>
                 <w:rStyle w:val="Hyperlink"/>
@@ -1194,7 +1194,7 @@
               <w:rPr>
                 <w:noProof/>
               </w:rPr>
-              <w:instrText xml:space="preserve"> PAGEREF _Toc240713230 \h </w:instrText>
+              <w:instrText xml:space="preserve"> PAGEREF _Toc240759176 \h </w:instrText>
             </w:r>
             <w:r>
               <w:rPr>
@@ -1237,7 +1237,7 @@
               <w14:ligatures w14:val="standardContextual"/>
             </w:rPr>
           </w:pPr>
-          <w:hyperlink w:anchor="_Toc240713231" w:history="1">
+          <w:hyperlink w:anchor="_Toc240759177" w:history="1">
             <w:r>
               <w:rPr>
                 <w:rStyle w:val="Hyperlink"/>
@@ -1261,7 +1261,7 @@
               <w:rPr>
                 <w:noProof/>
               </w:rPr>
-              <w:instrText xml:space="preserve"> PAGEREF _Toc240713231 \h </w:instrText>
+              <w:instrText xml:space="preserve"> PAGEREF _Toc240759177 \h </w:instrText>
             </w:r>
             <w:r>
               <w:rPr>
@@ -1304,7 +1304,7 @@
               <w14:ligatures w14:val="standardContextual"/>
             </w:rPr>
           </w:pPr>
-          <w:hyperlink w:anchor="_Toc240713232" w:history="1">
+          <w:hyperlink w:anchor="_Toc240759178" w:history="1">
             <w:r>
               <w:rPr>
                 <w:rStyle w:val="Hyperlink"/>
@@ -1328,7 +1328,7 @@
               <w:rPr>
                 <w:noProof/>
               </w:rPr>
-              <w:instrText xml:space="preserve"> PAGEREF _Toc240713232 \h </w:instrText>
+              <w:instrText xml:space="preserve"> PAGEREF _Toc240759178 \h </w:instrText>
             </w:r>
             <w:r>
               <w:rPr>
@@ -1371,7 +1371,7 @@
               <w14:ligatures w14:val="standardContextual"/>
             </w:rPr>
           </w:pPr>
-          <w:hyperlink w:anchor="_Toc240713233" w:history="1">
+          <w:hyperlink w:anchor="_Toc240759179" w:history="1">
             <w:r>
               <w:rPr>
                 <w:rStyle w:val="Hyperlink"/>
@@ -1395,7 +1395,7 @@
               <w:rPr>
                 <w:noProof/>
               </w:rPr>
-              <w:instrText xml:space="preserve"> PAGEREF _Toc240713233 \h </w:instrText>
+              <w:instrText xml:space="preserve"> PAGEREF _Toc240759179 \h </w:instrText>
             </w:r>
             <w:r>
               <w:rPr>
@@ -1438,7 +1438,7 @@
               <w14:ligatures w14:val="standardContextual"/>
             </w:rPr>
           </w:pPr>
-          <w:hyperlink w:anchor="_Toc240713234" w:history="1">
+          <w:hyperlink w:anchor="_Toc240759180" w:history="1">
             <w:r>
               <w:rPr>
                 <w:rStyle w:val="Hyperlink"/>
@@ -1462,7 +1462,7 @@
               <w:rPr>
                 <w:noProof/>
               </w:rPr>
-              <w:instrText xml:space="preserve"> PAGEREF _Toc240713234 \h </w:instrText>
+              <w:instrText xml:space="preserve"> PAGEREF _Toc240759180 \h </w:instrText>
             </w:r>
             <w:r>
               <w:rPr>
@@ -1505,7 +1505,7 @@
               <w14:ligatures w14:val="standardContextual"/>
             </w:rPr>
           </w:pPr>
-          <w:hyperlink w:anchor="_Toc240713235" w:history="1">
+          <w:hyperlink w:anchor="_Toc240759181" w:history="1">
             <w:r>
               <w:rPr>
                 <w:rStyle w:val="Hyperlink"/>
@@ -1529,7 +1529,7 @@
               <w:rPr>
                 <w:noProof/>
               </w:rPr>
-              <w:instrText xml:space="preserve"> PAGEREF _Toc240713235 \h </w:instrText>
+              <w:instrText xml:space="preserve"> PAGEREF _Toc240759181 \h </w:instrText>
             </w:r>
             <w:r>
               <w:rPr>
@@ -1572,7 +1572,7 @@
               <w14:ligatures w14:val="standardContextual"/>
             </w:rPr>
           </w:pPr>
-          <w:hyperlink w:anchor="_Toc240713236" w:history="1">
+          <w:hyperlink w:anchor="_Toc240759182" w:history="1">
             <w:r>
               <w:rPr>
                 <w:rStyle w:val="Hyperlink"/>
@@ -1596,7 +1596,7 @@
               <w:rPr>
                 <w:noProof/>
               </w:rPr>
-              <w:instrText xml:space="preserve"> PAGEREF _Toc240713236 \h </w:instrText>
+              <w:instrText xml:space="preserve"> PAGEREF _Toc240759182 \h </w:instrText>
             </w:r>
             <w:r>
               <w:rPr>
@@ -1635,7 +1635,7 @@
         <w:pStyle w:val="Heading1"/>
         <w:pageBreakBefore/>
       </w:pPr>
-      <w:bookmarkStart w:id="0" w:name="_Toc240713221"/>
+      <w:bookmarkStart w:id="0" w:name="_Toc240759167"/>
       <w:r>
         <w:lastRenderedPageBreak/>
         <w:t>1. Your role at a glance</w:t>
@@ -1803,7 +1803,7 @@
         <w:pStyle w:val="Heading1"/>
         <w:pageBreakBefore/>
       </w:pPr>
-      <w:bookmarkStart w:id="1" w:name="_Toc240713222"/>
+      <w:bookmarkStart w:id="1" w:name="_Toc240759168"/>
       <w:r>
         <w:lastRenderedPageBreak/>
         <w:t>2. Signing in and your screens</w:t>
@@ -1814,7 +1814,7 @@
       <w:pPr>
         <w:pStyle w:val="Heading2"/>
       </w:pPr>
-      <w:bookmarkStart w:id="2" w:name="_Toc240713223"/>
+      <w:bookmarkStart w:id="2" w:name="_Toc240759169"/>
       <w:r>
         <w:t>Signing in</w:t>
       </w:r>
@@ -1897,7 +1897,7 @@
           <w:noProof/>
         </w:rPr>
         <w:drawing>
-          <wp:inline distT="0" distB="0" distL="0" distR="0" wp14:anchorId="1E686846" wp14:editId="2674FFCD">
+          <wp:inline distT="0" distB="0" distL="0" distR="0" wp14:anchorId="1FB9AAF2" wp14:editId="30DFCDFF">
             <wp:extent cx="5334000" cy="2333625"/>
             <wp:effectExtent l="0" t="0" r="0" b="0"/>
             <wp:docPr id="1" name="adm_login.jpg" descr="The sign-in screen for all internal staff." title="The sign-in screen for all internal staff."/>
@@ -2064,7 +2064,7 @@
       <w:pPr>
         <w:pStyle w:val="Heading2"/>
       </w:pPr>
-      <w:bookmarkStart w:id="3" w:name="_Toc240713224"/>
+      <w:bookmarkStart w:id="3" w:name="_Toc240759170"/>
       <w:r>
         <w:t>Finding your way around</w:t>
       </w:r>
@@ -2239,7 +2239,7 @@
         </w:rPr>
         <w:lastRenderedPageBreak/>
         <w:drawing>
-          <wp:inline distT="0" distB="0" distL="0" distR="0" wp14:anchorId="7186220D" wp14:editId="41D550F9">
+          <wp:inline distT="0" distB="0" distL="0" distR="0" wp14:anchorId="14EE7F70" wp14:editId="1C9BB053">
             <wp:extent cx="5715000" cy="1876425"/>
             <wp:effectExtent l="0" t="0" r="0" b="0"/>
             <wp:docPr id="2" name="adm_not_your_role.jpg" descr="Opening a screen outside your role (for example from an old bookmark) shows this card instead of the screen." title="Opening a screen outside your role (for example from an old bookmark) shows this card instead of the screen."/>
@@ -2308,7 +2308,7 @@
       <w:pPr>
         <w:pStyle w:val="Heading2"/>
       </w:pPr>
-      <w:bookmarkStart w:id="4" w:name="_Toc240713225"/>
+      <w:bookmarkStart w:id="4" w:name="_Toc240759171"/>
       <w:r>
         <w:t>Your screens</w:t>
       </w:r>
@@ -2815,7 +2815,7 @@
       <w:pPr>
         <w:pStyle w:val="Heading2"/>
       </w:pPr>
-      <w:bookmarkStart w:id="5" w:name="_Toc240713226"/>
+      <w:bookmarkStart w:id="5" w:name="_Toc240759172"/>
       <w:r>
         <w:t>Changing your password</w:t>
       </w:r>
@@ -2898,7 +2898,7 @@
           <w:noProof/>
         </w:rPr>
         <w:drawing>
-          <wp:inline distT="0" distB="0" distL="0" distR="0" wp14:anchorId="2F902ADD" wp14:editId="48C921EC">
+          <wp:inline distT="0" distB="0" distL="0" distR="0" wp14:anchorId="1BC82251" wp14:editId="67D93FCF">
             <wp:extent cx="5334000" cy="2171700"/>
             <wp:effectExtent l="0" t="0" r="0" b="0"/>
             <wp:docPr id="3" name="adm_account.jpg" descr="Change Password screen." title="Change Password screen."/>
@@ -2986,7 +2986,7 @@
         <w:pStyle w:val="Heading1"/>
         <w:pageBreakBefore/>
       </w:pPr>
-      <w:bookmarkStart w:id="6" w:name="_Toc240713227"/>
+      <w:bookmarkStart w:id="6" w:name="_Toc240759173"/>
       <w:r>
         <w:lastRenderedPageBreak/>
         <w:t>3. Your routine</w:t>
@@ -3271,7 +3271,7 @@
         <w:pStyle w:val="Heading1"/>
         <w:pageBreakBefore/>
       </w:pPr>
-      <w:bookmarkStart w:id="7" w:name="_Toc240713228"/>
+      <w:bookmarkStart w:id="7" w:name="_Toc240759174"/>
       <w:r>
         <w:lastRenderedPageBreak/>
         <w:t>4. Step-by-step tasks</w:t>
@@ -3282,7 +3282,7 @@
       <w:pPr>
         <w:pStyle w:val="Heading2"/>
       </w:pPr>
-      <w:bookmarkStart w:id="8" w:name="_Toc240713229"/>
+      <w:bookmarkStart w:id="8" w:name="_Toc240759175"/>
       <w:r>
         <w:t>4.1 Reading the dashboards</w:t>
       </w:r>
@@ -3307,7 +3307,7 @@
           <w:noProof/>
         </w:rPr>
         <w:drawing>
-          <wp:inline distT="0" distB="0" distL="0" distR="0" wp14:anchorId="67273911" wp14:editId="66C53550">
+          <wp:inline distT="0" distB="0" distL="0" distR="0" wp14:anchorId="1471E5DB" wp14:editId="708BCD7C">
             <wp:extent cx="5715000" cy="3571875"/>
             <wp:effectExtent l="0" t="0" r="0" b="0"/>
             <wp:docPr id="4" name="adm_exec_dashboard.jpg" descr="Executive Dashboard: completions against the 400 / 60 / 50–75 targets, days to data lock, spend, and the lowest-filled strata." title="Executive Dashboard: completions against the 400 / 60 / 50–75 targets, days to data lock, spend, and the lowest-filled strata."/>
@@ -3972,7 +3972,7 @@
       <w:pPr>
         <w:pStyle w:val="Heading2"/>
       </w:pPr>
-      <w:bookmarkStart w:id="9" w:name="_Toc240713230"/>
+      <w:bookmarkStart w:id="9" w:name="_Toc240759176"/>
       <w:r>
         <w:lastRenderedPageBreak/>
         <w:t>4.2 Using Reports (analytics and charts)</w:t>
@@ -4013,7 +4013,7 @@
           <w:noProof/>
         </w:rPr>
         <w:drawing>
-          <wp:inline distT="0" distB="0" distL="0" distR="0" wp14:anchorId="369B2CBC" wp14:editId="7A0FE6A2">
+          <wp:inline distT="0" distB="0" distL="0" distR="0" wp14:anchorId="3E570076" wp14:editId="2AB996CB">
             <wp:extent cx="5334000" cy="3333750"/>
             <wp:effectExtent l="0" t="0" r="0" b="0"/>
             <wp:docPr id="5" name="adm_reports_top.jpg" descr="Reports: headline figures for the chosen period." title="Reports: headline figures for the chosen period."/>
@@ -4155,7 +4155,7 @@
           <w:noProof/>
         </w:rPr>
         <w:drawing>
-          <wp:inline distT="0" distB="0" distL="0" distR="0" wp14:anchorId="4F0FD9D9" wp14:editId="2E25438F">
+          <wp:inline distT="0" distB="0" distL="0" distR="0" wp14:anchorId="2CDAC11D" wp14:editId="5F2F476E">
             <wp:extent cx="5334000" cy="3409950"/>
             <wp:effectExtent l="0" t="0" r="0" b="0"/>
             <wp:docPr id="6" name="adm_reports_funnel.jpg" descr="Case funnel: each case counted once at every stage it has reached." title="Case funnel: each case counted once at every stage it has reached."/>
@@ -4255,7 +4255,7 @@
           <w:noProof/>
         </w:rPr>
         <w:drawing>
-          <wp:inline distT="0" distB="0" distL="0" distR="0" wp14:anchorId="669D83BD" wp14:editId="43D3CBBE">
+          <wp:inline distT="0" distB="0" distL="0" distR="0" wp14:anchorId="33D43542" wp14:editId="6F0BE6D6">
             <wp:extent cx="5334000" cy="3248025"/>
             <wp:effectExtent l="0" t="0" r="0" b="0"/>
             <wp:docPr id="7" name="adm_reports_funnel_table.jpg" descr="The same chart as a table." title="The same chart as a table."/>
@@ -4354,7 +4354,7 @@
           <w:noProof/>
         </w:rPr>
         <w:drawing>
-          <wp:inline distT="0" distB="0" distL="0" distR="0" wp14:anchorId="2F3C08F3" wp14:editId="2D300C59">
+          <wp:inline distT="0" distB="0" distL="0" distR="0" wp14:anchorId="36A392FC" wp14:editId="3C4A8F1C">
             <wp:extent cx="5334000" cy="2628900"/>
             <wp:effectExtent l="0" t="0" r="0" b="0"/>
             <wp:docPr id="8" name="adm_reports_coverage.jpg" descr="Coverage by group." title="Coverage by group."/>
@@ -4454,7 +4454,7 @@
         </w:rPr>
         <w:lastRenderedPageBreak/>
         <w:drawing>
-          <wp:inline distT="0" distB="0" distL="0" distR="0" wp14:anchorId="27568368" wp14:editId="3CFBF4CA">
+          <wp:inline distT="0" distB="0" distL="0" distR="0" wp14:anchorId="1360FC8B" wp14:editId="0AC50C08">
             <wp:extent cx="5334000" cy="2600325"/>
             <wp:effectExtent l="0" t="0" r="0" b="0"/>
             <wp:docPr id="9" name="adm_reports_modes.jpg" descr="Administration modes." title="Administration modes."/>
@@ -4563,7 +4563,7 @@
           <w:noProof/>
         </w:rPr>
         <w:drawing>
-          <wp:inline distT="0" distB="0" distL="0" distR="0" wp14:anchorId="28EAB237" wp14:editId="4EC3B0BC">
+          <wp:inline distT="0" distB="0" distL="0" distR="0" wp14:anchorId="446B56D6" wp14:editId="64EF37F7">
             <wp:extent cx="5334000" cy="2905125"/>
             <wp:effectExtent l="0" t="0" r="0" b="0"/>
             <wp:docPr id="10" name="adm_reports_duration.jpg" descr="Completion-time distribution." title="Completion-time distribution."/>
@@ -4645,7 +4645,7 @@
       <w:pPr>
         <w:pStyle w:val="Heading2"/>
       </w:pPr>
-      <w:bookmarkStart w:id="10" w:name="_Toc240713231"/>
+      <w:bookmarkStart w:id="10" w:name="_Toc240759177"/>
       <w:r>
         <w:t>4.3 Reviewing a case read-only</w:t>
       </w:r>
@@ -4709,7 +4709,7 @@
         </w:rPr>
         <w:lastRenderedPageBreak/>
         <w:drawing>
-          <wp:inline distT="0" distB="0" distL="0" distR="0" wp14:anchorId="44600472" wp14:editId="329775B0">
+          <wp:inline distT="0" distB="0" distL="0" distR="0" wp14:anchorId="4842F1F8" wp14:editId="4B499EDE">
             <wp:extent cx="5334000" cy="3333750"/>
             <wp:effectExtent l="0" t="0" r="0" b="0"/>
             <wp:docPr id="11" name="sup_case.jpg" descr="A case page in read-only view." title="A case page in read-only view."/>
@@ -4783,7 +4783,7 @@
       <w:pPr>
         <w:pStyle w:val="Heading2"/>
       </w:pPr>
-      <w:bookmarkStart w:id="11" w:name="_Toc240713232"/>
+      <w:bookmarkStart w:id="11" w:name="_Toc240759178"/>
       <w:r>
         <w:t>4.4 Reviewing QA</w:t>
       </w:r>
@@ -4800,7 +4800,7 @@
           <w:noProof/>
         </w:rPr>
         <w:drawing>
-          <wp:inline distT="0" distB="0" distL="0" distR="0" wp14:anchorId="778AA678" wp14:editId="1D213904">
+          <wp:inline distT="0" distB="0" distL="0" distR="0" wp14:anchorId="62609A71" wp14:editId="2F11BB31">
             <wp:extent cx="5715000" cy="2505075"/>
             <wp:effectExtent l="0" t="0" r="0" b="0"/>
             <wp:docPr id="12" name="sup_qa_queue.jpg" descr="QA Queue in read-only view." title="QA Queue in read-only view."/>
@@ -4877,7 +4877,7 @@
       <w:pPr>
         <w:pStyle w:val="Heading2"/>
       </w:pPr>
-      <w:bookmarkStart w:id="12" w:name="_Toc240713233"/>
+      <w:bookmarkStart w:id="12" w:name="_Toc240759179"/>
       <w:r>
         <w:t>4.5 Downloading or emailing completed forms (Form PDFs)</w:t>
       </w:r>
@@ -4918,7 +4918,7 @@
         </w:rPr>
         <w:lastRenderedPageBreak/>
         <w:drawing>
-          <wp:inline distT="0" distB="0" distL="0" distR="0" wp14:anchorId="1E9505D4" wp14:editId="560D5268">
+          <wp:inline distT="0" distB="0" distL="0" distR="0" wp14:anchorId="56470DFB" wp14:editId="7EF04573">
             <wp:extent cx="5334000" cy="2581275"/>
             <wp:effectExtent l="0" t="0" r="0" b="0"/>
             <wp:docPr id="13" name="adm_form_pdfs.jpg" descr="Completed form PDFs." title="Completed form PDFs."/>
@@ -4993,17 +4993,17 @@
         <w:spacing w:after="80" w:line="276" w:lineRule="auto"/>
       </w:pPr>
       <w:r>
-        <w:t xml:space="preserve">Select </w:t>
+        <w:t xml:space="preserve">At the top, the sync panel shows whether the portal holds the same forms as KoboToolbox: for example “✓ In sync with KoboToolbox — KoboToolbox holds 12 · the portal holds 12”. Each row also says “✓ saved in portal” once the portal has an identical copy. If the panel says “Not in sync”, select </w:t>
       </w:r>
       <w:r>
         <w:rPr>
           <w:b/>
           <w:bCs/>
         </w:rPr>
-        <w:t>Download PDF</w:t>
-      </w:r>
-      <w:r>
-        <w:t xml:space="preserve"> to save a readable copy: sections, questions, the chosen answers as words (not codes) and repeated groups.</w:t>
+        <w:t>Sync now</w:t>
+      </w:r>
+      <w:r>
+        <w:t>; it takes a few seconds.</w:t>
       </w:r>
     </w:p>
     <w:p>
@@ -5019,12 +5019,82 @@
         <w:t>The same PDF is available from the record itself: the case page (questionnaire), the KII page (KII Guide) or the document page (coding form).</w:t>
       </w:r>
     </w:p>
+    <w:tbl>
+      <w:tblPr>
+        <w:tblW w:w="9412" w:type="dxa"/>
+        <w:tblBorders>
+          <w:top w:val="single" w:sz="2" w:space="0" w:color="EAF2FA"/>
+          <w:left w:val="single" w:sz="24" w:space="0" w:color="2A6FB0"/>
+          <w:bottom w:val="single" w:sz="2" w:space="0" w:color="EAF2FA"/>
+          <w:right w:val="single" w:sz="2" w:space="0" w:color="EAF2FA"/>
+          <w:insideH w:val="single" w:sz="4" w:space="0" w:color="EAF2FA"/>
+          <w:insideV w:val="single" w:sz="4" w:space="0" w:color="EAF2FA"/>
+        </w:tblBorders>
+        <w:tblCellMar>
+          <w:left w:w="10" w:type="dxa"/>
+          <w:right w:w="10" w:type="dxa"/>
+        </w:tblCellMar>
+        <w:tblLook w:val="0000" w:firstRow="0" w:lastRow="0" w:firstColumn="0" w:lastColumn="0" w:noHBand="0" w:noVBand="0"/>
+      </w:tblPr>
+      <w:tblGrid>
+        <w:gridCol w:w="9412"/>
+      </w:tblGrid>
+      <w:tr>
+        <w:tblPrEx>
+          <w:tblCellMar>
+            <w:top w:w="0" w:type="dxa"/>
+            <w:bottom w:w="0" w:type="dxa"/>
+          </w:tblCellMar>
+        </w:tblPrEx>
+        <w:trPr>
+          <w:cantSplit/>
+        </w:trPr>
+        <w:tc>
+          <w:tcPr>
+            <w:tcW w:w="9412" w:type="dxa"/>
+            <w:shd w:val="clear" w:color="auto" w:fill="EAF2FA"/>
+            <w:tcMar>
+              <w:top w:w="100" w:type="dxa"/>
+              <w:left w:w="180" w:type="dxa"/>
+              <w:bottom w:w="100" w:type="dxa"/>
+              <w:right w:w="160" w:type="dxa"/>
+            </w:tcMar>
+          </w:tcPr>
+          <w:p>
+            <w:pPr>
+              <w:spacing w:after="40"/>
+            </w:pPr>
+            <w:r>
+              <w:rPr>
+                <w:b/>
+                <w:bCs/>
+                <w:sz w:val="20"/>
+                <w:szCs w:val="20"/>
+              </w:rPr>
+              <w:t>How the sync works</w:t>
+            </w:r>
+          </w:p>
+          <w:p>
+            <w:pPr>
+              <w:spacing w:after="40" w:line="264" w:lineRule="auto"/>
+            </w:pPr>
+            <w:r>
+              <w:rPr>
+                <w:sz w:val="19"/>
+                <w:szCs w:val="19"/>
+              </w:rPr>
+              <w:t>The portal keeps its own copy of the questionnaire, KII Guide and Document Analysis Tool, and refreshes it every 15 minutes and whenever someone selects Sync now. A submission edited in KoboToolbox is updated here; one deleted in KoboToolbox is flagged as removed. You never need to sync before downloading a PDF: the PDF is always read from KoboToolbox at that moment.</w:t>
+            </w:r>
+          </w:p>
+        </w:tc>
+      </w:tr>
+    </w:tbl>
     <w:p>
       <w:pPr>
         <w:pStyle w:val="Heading1"/>
         <w:pageBreakBefore/>
       </w:pPr>
-      <w:bookmarkStart w:id="13" w:name="_Toc240713234"/>
+      <w:bookmarkStart w:id="13" w:name="_Toc240759180"/>
       <w:r>
         <w:lastRenderedPageBreak/>
         <w:t>5. Rules you must follow</w:t>
@@ -5162,7 +5232,7 @@
         <w:pStyle w:val="Heading1"/>
         <w:pageBreakBefore/>
       </w:pPr>
-      <w:bookmarkStart w:id="14" w:name="_Toc240713235"/>
+      <w:bookmarkStart w:id="14" w:name="_Toc240759181"/>
       <w:r>
         <w:lastRenderedPageBreak/>
         <w:t>6. Troubleshooting</w:t>
@@ -5801,7 +5871,7 @@
                 <w:sz w:val="19"/>
                 <w:szCs w:val="19"/>
               </w:rPr>
-              <w:t>A page keeps loading</w:t>
+              <w:t>Form PDFs says "Not in sync with KoboToolbox yet"</w:t>
             </w:r>
           </w:p>
         </w:tc>
@@ -5824,7 +5894,7 @@
                 <w:sz w:val="19"/>
                 <w:szCs w:val="19"/>
               </w:rPr>
-              <w:t>A slow or dropped connection.</w:t>
+              <w:t>The counts differ: a form was submitted or changed in KoboToolbox since the last sync (it runs every 15 minutes).</w:t>
             </w:r>
           </w:p>
         </w:tc>
@@ -5847,7 +5917,7 @@
                 <w:sz w:val="19"/>
                 <w:szCs w:val="19"/>
               </w:rPr>
-              <w:t>Refresh the page. Your saved work is not lost; unsaved typing may be.</w:t>
+              <w:t>Select Sync now. If it still differs, or says it couldn't reach KoboToolbox, try again in a few minutes and tell the PI if it persists.</w:t>
             </w:r>
           </w:p>
         </w:tc>
@@ -5882,7 +5952,7 @@
                 <w:sz w:val="19"/>
                 <w:szCs w:val="19"/>
               </w:rPr>
-              <w:t>A file upload seems stuck</w:t>
+              <w:t>A document says "Already submitted" and its answers are locked</w:t>
             </w:r>
           </w:p>
         </w:tc>
@@ -5906,7 +5976,7 @@
                 <w:sz w:val="19"/>
                 <w:szCs w:val="19"/>
               </w:rPr>
-              <w:t>A large file on a slow connection takes time; the bar shows how much has been sent.</w:t>
+              <w:t>Its coding was already sent to KoboToolbox; changing it here would not change that record.</w:t>
             </w:r>
           </w:p>
         </w:tc>
@@ -5930,6 +6000,176 @@
                 <w:sz w:val="19"/>
                 <w:szCs w:val="19"/>
               </w:rPr>
+              <w:t>To redo the coding, delete that record in KoboToolbox, then select Sync now</w:t>
+            </w:r>
+            <w:r>
+              <w:rPr>
+                <w:sz w:val="19"/>
+                <w:szCs w:val="19"/>
+              </w:rPr>
+              <w:t xml:space="preserve"> on Form PDFs. The document unlocks.</w:t>
+            </w:r>
+          </w:p>
+        </w:tc>
+      </w:tr>
+      <w:tr>
+        <w:tblPrEx>
+          <w:tblCellMar>
+            <w:top w:w="0" w:type="dxa"/>
+            <w:bottom w:w="0" w:type="dxa"/>
+          </w:tblCellMar>
+        </w:tblPrEx>
+        <w:trPr>
+          <w:cantSplit/>
+        </w:trPr>
+        <w:tc>
+          <w:tcPr>
+            <w:tcW w:w="2635" w:type="dxa"/>
+            <w:tcMar>
+              <w:top w:w="70" w:type="dxa"/>
+              <w:left w:w="110" w:type="dxa"/>
+              <w:bottom w:w="70" w:type="dxa"/>
+              <w:right w:w="110" w:type="dxa"/>
+            </w:tcMar>
+          </w:tcPr>
+          <w:p>
+            <w:pPr>
+              <w:spacing w:after="40"/>
+            </w:pPr>
+            <w:r>
+              <w:rPr>
+                <w:sz w:val="19"/>
+                <w:szCs w:val="19"/>
+              </w:rPr>
+              <w:t>A page keeps loading</w:t>
+            </w:r>
+          </w:p>
+        </w:tc>
+        <w:tc>
+          <w:tcPr>
+            <w:tcW w:w="3200" w:type="dxa"/>
+            <w:tcMar>
+              <w:top w:w="70" w:type="dxa"/>
+              <w:left w:w="110" w:type="dxa"/>
+              <w:bottom w:w="70" w:type="dxa"/>
+              <w:right w:w="110" w:type="dxa"/>
+            </w:tcMar>
+          </w:tcPr>
+          <w:p>
+            <w:pPr>
+              <w:spacing w:after="40"/>
+            </w:pPr>
+            <w:r>
+              <w:rPr>
+                <w:sz w:val="19"/>
+                <w:szCs w:val="19"/>
+              </w:rPr>
+              <w:t>A slow or dropped connection.</w:t>
+            </w:r>
+          </w:p>
+        </w:tc>
+        <w:tc>
+          <w:tcPr>
+            <w:tcW w:w="3577" w:type="dxa"/>
+            <w:tcMar>
+              <w:top w:w="70" w:type="dxa"/>
+              <w:left w:w="110" w:type="dxa"/>
+              <w:bottom w:w="70" w:type="dxa"/>
+              <w:right w:w="110" w:type="dxa"/>
+            </w:tcMar>
+          </w:tcPr>
+          <w:p>
+            <w:pPr>
+              <w:spacing w:after="40"/>
+            </w:pPr>
+            <w:r>
+              <w:rPr>
+                <w:sz w:val="19"/>
+                <w:szCs w:val="19"/>
+              </w:rPr>
+              <w:t>Refresh the page. Your saved work is not lost; unsaved typing may be.</w:t>
+            </w:r>
+          </w:p>
+        </w:tc>
+      </w:tr>
+      <w:tr>
+        <w:tblPrEx>
+          <w:tblCellMar>
+            <w:top w:w="0" w:type="dxa"/>
+            <w:bottom w:w="0" w:type="dxa"/>
+          </w:tblCellMar>
+        </w:tblPrEx>
+        <w:trPr>
+          <w:cantSplit/>
+        </w:trPr>
+        <w:tc>
+          <w:tcPr>
+            <w:tcW w:w="2635" w:type="dxa"/>
+            <w:shd w:val="clear" w:color="auto" w:fill="F8FAFB"/>
+            <w:tcMar>
+              <w:top w:w="70" w:type="dxa"/>
+              <w:left w:w="110" w:type="dxa"/>
+              <w:bottom w:w="70" w:type="dxa"/>
+              <w:right w:w="110" w:type="dxa"/>
+            </w:tcMar>
+          </w:tcPr>
+          <w:p>
+            <w:pPr>
+              <w:spacing w:after="40"/>
+            </w:pPr>
+            <w:r>
+              <w:rPr>
+                <w:sz w:val="19"/>
+                <w:szCs w:val="19"/>
+              </w:rPr>
+              <w:t>A file upload seems stuck</w:t>
+            </w:r>
+          </w:p>
+        </w:tc>
+        <w:tc>
+          <w:tcPr>
+            <w:tcW w:w="3200" w:type="dxa"/>
+            <w:shd w:val="clear" w:color="auto" w:fill="F8FAFB"/>
+            <w:tcMar>
+              <w:top w:w="70" w:type="dxa"/>
+              <w:left w:w="110" w:type="dxa"/>
+              <w:bottom w:w="70" w:type="dxa"/>
+              <w:right w:w="110" w:type="dxa"/>
+            </w:tcMar>
+          </w:tcPr>
+          <w:p>
+            <w:pPr>
+              <w:spacing w:after="40"/>
+            </w:pPr>
+            <w:r>
+              <w:rPr>
+                <w:sz w:val="19"/>
+                <w:szCs w:val="19"/>
+              </w:rPr>
+              <w:t>A large file on a slow connection takes time; the bar shows how much has been sent.</w:t>
+            </w:r>
+          </w:p>
+        </w:tc>
+        <w:tc>
+          <w:tcPr>
+            <w:tcW w:w="3577" w:type="dxa"/>
+            <w:shd w:val="clear" w:color="auto" w:fill="F8FAFB"/>
+            <w:tcMar>
+              <w:top w:w="70" w:type="dxa"/>
+              <w:left w:w="110" w:type="dxa"/>
+              <w:bottom w:w="70" w:type="dxa"/>
+              <w:right w:w="110" w:type="dxa"/>
+            </w:tcMar>
+          </w:tcPr>
+          <w:p>
+            <w:pPr>
+              <w:spacing w:after="40"/>
+            </w:pPr>
+            <w:r>
+              <w:rPr>
+                <w:sz w:val="19"/>
+                <w:szCs w:val="19"/>
+              </w:rPr>
               <w:t>Wait for Saving… and the file name. If it fails, try again or upload a smaller version.</w:t>
             </w:r>
           </w:p>
@@ -5946,7 +6186,7 @@
         <w:pStyle w:val="Heading1"/>
         <w:pageBreakBefore/>
       </w:pPr>
-      <w:bookmarkStart w:id="15" w:name="_Toc240713236"/>
+      <w:bookmarkStart w:id="15" w:name="_Toc240759182"/>
       <w:r>
         <w:lastRenderedPageBreak/>
         <w:t>7. Quick reference</w:t>
@@ -6268,7 +6508,7 @@
         <w:sz w:val="16"/>
         <w:szCs w:val="16"/>
       </w:rPr>
-      <w:t>Version 1.1 · 19 September 2026</w:t>
+      <w:t>Version 1.2 · 20 September 2026</w:t>
     </w:r>
     <w:r>
       <w:rPr>
@@ -6441,10 +6681,10 @@
 <file path=word/numbering.xml><?xml version="1.0" encoding="utf-8"?>
 <w:numbering xmlns:wpc="http://schemas.microsoft.com/office/word/2010/wordprocessingCanvas" xmlns:cx="http://schemas.microsoft.com/office/drawing/2014/chartex" xmlns:cx1="http://schemas.microsoft.com/office/drawing/2015/9/8/chartex" xmlns:cx2="http://schemas.microsoft.com/office/drawing/2015/10/21/chartex" xmlns:cx3="http://schemas.microsoft.com/office/drawing/2016/5/9/chartex" xmlns:cx4="http://schemas.microsoft.com/office/drawing/2016/5/10/chartex" xmlns:cx5="http://schemas.microsoft.com/office/drawing/2016/5/11/chartex" xmlns:cx6="http://schemas.microsoft.com/office/drawing/2016/5/12/chartex" xmlns:cx7="http://schemas.microsoft.com/office/drawing/2016/5/13/chartex" xmlns:cx8="http://schemas.microsoft.com/office/drawing/2016/5/14/chartex" xmlns:mc="http://schemas.openxmlformats.org/markup-compatibility/2006" xmlns:aink="http://schemas.microsoft.com/office/drawing/2016/ink" xmlns:am3d="http://schemas.microsoft.com/office/drawing/2017/model3d" xmlns:o="urn:schemas-microsoft-com:office:office" xmlns:oel="http://schemas.microsoft.com/office/2019/extlst" xmlns:r="http://schemas.openxmlformats.org/officeDocument/2006/relationships" xmlns:m="http://schemas.openxmlformats.org/officeDocument/2006/math" xmlns:v="urn:schemas-microsoft-com:vml" xmlns:wp14="http://schemas.microsoft.com/office/word/2010/wordprocessingDrawing" xmlns:wp="http://schemas.openxmlformats.org/drawingml/2006/wordprocessingDrawing" xmlns:w10="urn:schemas-microsoft-com:office:word" xmlns:w="http://schemas.openxmlformats.org/wordprocessingml/2006/main" xmlns:w14="http://schemas.microsoft.com/office/word/2010/wordml" xmlns:w15="http://schemas.microsoft.com/office/word/2012/wordml" xmlns:w16cex="http://schemas.microsoft.com/office/word/2018/wordml/cex" xmlns:w16cid="http://schemas.microsoft.com/office/word/2016/wordml/cid" xmlns:w16="http://schemas.microsoft.com/office/word/2018/wordml" xmlns:w16sdtdh="http://schemas.microsoft.com/office/word/2020/wordml/sdtdatahash" xmlns:w16se="http://schemas.microsoft.com/office/word/2015/wordml/symex" xmlns:wpg="http://schemas.microsoft.com/office/word/2010/wordprocessingGroup" xmlns:wpi="http://schemas.microsoft.com/office/word/2010/wordprocessingInk" xmlns:wne="http://schemas.microsoft.com/office/word/2006/wordml" xmlns:wps="http://schemas.microsoft.com/office/word/2010/wordprocessingShape" mc:Ignorable="w14 w15 w16se w16cid w16 w16cex w16sdtdh wp14">
   <w:abstractNum w:abstractNumId="0" w15:restartNumberingAfterBreak="0">
-    <w:nsid w:val="19F21751"/>
+    <w:nsid w:val="055E2952"/>
     <w:multiLevelType w:val="hybridMultilevel"/>
-    <w:tmpl w:val="7EFAA466"/>
-    <w:lvl w:ilvl="0" w:tplc="837E03D4">
+    <w:tmpl w:val="D70C6A80"/>
+    <w:lvl w:ilvl="0" w:tplc="331ABD94">
       <w:start w:val="1"/>
       <w:numFmt w:val="decimal"/>
       <w:lvlText w:val="%1."/>
@@ -6458,52 +6698,110 @@
         <w:color w:val="A67C27"/>
       </w:rPr>
     </w:lvl>
-    <w:lvl w:ilvl="1" w:tplc="5E125612">
+    <w:lvl w:ilvl="1" w:tplc="5E147F34">
       <w:numFmt w:val="decimal"/>
       <w:lvlText w:val=""/>
       <w:lvlJc w:val="left"/>
     </w:lvl>
-    <w:lvl w:ilvl="2" w:tplc="73B2188E">
+    <w:lvl w:ilvl="2" w:tplc="6414A87C">
       <w:numFmt w:val="decimal"/>
       <w:lvlText w:val=""/>
       <w:lvlJc w:val="left"/>
     </w:lvl>
-    <w:lvl w:ilvl="3" w:tplc="3F9007A4">
+    <w:lvl w:ilvl="3" w:tplc="257C4F0A">
       <w:numFmt w:val="decimal"/>
       <w:lvlText w:val=""/>
       <w:lvlJc w:val="left"/>
     </w:lvl>
-    <w:lvl w:ilvl="4" w:tplc="621C355A">
+    <w:lvl w:ilvl="4" w:tplc="C2BC299E">
       <w:numFmt w:val="decimal"/>
       <w:lvlText w:val=""/>
       <w:lvlJc w:val="left"/>
     </w:lvl>
-    <w:lvl w:ilvl="5" w:tplc="187491E4">
+    <w:lvl w:ilvl="5" w:tplc="E7EC0868">
       <w:numFmt w:val="decimal"/>
       <w:lvlText w:val=""/>
       <w:lvlJc w:val="left"/>
     </w:lvl>
-    <w:lvl w:ilvl="6" w:tplc="823A6114">
+    <w:lvl w:ilvl="6" w:tplc="CC0A3C96">
       <w:numFmt w:val="decimal"/>
       <w:lvlText w:val=""/>
       <w:lvlJc w:val="left"/>
     </w:lvl>
-    <w:lvl w:ilvl="7" w:tplc="9968BE50">
+    <w:lvl w:ilvl="7" w:tplc="C40E0504">
       <w:numFmt w:val="decimal"/>
       <w:lvlText w:val=""/>
       <w:lvlJc w:val="left"/>
     </w:lvl>
-    <w:lvl w:ilvl="8" w:tplc="8300FEE0">
+    <w:lvl w:ilvl="8" w:tplc="B4BC3526">
       <w:numFmt w:val="decimal"/>
       <w:lvlText w:val=""/>
       <w:lvlJc w:val="left"/>
     </w:lvl>
   </w:abstractNum>
   <w:abstractNum w:abstractNumId="1" w15:restartNumberingAfterBreak="0">
-    <w:nsid w:val="40605750"/>
+    <w:nsid w:val="13D9286B"/>
     <w:multiLevelType w:val="hybridMultilevel"/>
-    <w:tmpl w:val="AE489606"/>
-    <w:lvl w:ilvl="0" w:tplc="D22ECCBC">
+    <w:tmpl w:val="B4E40FB8"/>
+    <w:lvl w:ilvl="0" w:tplc="6826D95A">
+      <w:start w:val="1"/>
+      <w:numFmt w:val="bullet"/>
+      <w:lvlText w:val="•"/>
+      <w:lvlJc w:val="left"/>
+      <w:pPr>
+        <w:ind w:left="460" w:hanging="280"/>
+      </w:pPr>
+    </w:lvl>
+    <w:lvl w:ilvl="1" w:tplc="D46E0B20">
+      <w:start w:val="1"/>
+      <w:numFmt w:val="bullet"/>
+      <w:lvlText w:val="–"/>
+      <w:lvlJc w:val="left"/>
+      <w:pPr>
+        <w:ind w:left="900" w:hanging="280"/>
+      </w:pPr>
+    </w:lvl>
+    <w:lvl w:ilvl="2" w:tplc="0D1EB6A6">
+      <w:numFmt w:val="decimal"/>
+      <w:lvlText w:val=""/>
+      <w:lvlJc w:val="left"/>
+    </w:lvl>
+    <w:lvl w:ilvl="3" w:tplc="A1B89C1E">
+      <w:numFmt w:val="decimal"/>
+      <w:lvlText w:val=""/>
+      <w:lvlJc w:val="left"/>
+    </w:lvl>
+    <w:lvl w:ilvl="4" w:tplc="BAF86DC0">
+      <w:numFmt w:val="decimal"/>
+      <w:lvlText w:val=""/>
+      <w:lvlJc w:val="left"/>
+    </w:lvl>
+    <w:lvl w:ilvl="5" w:tplc="C66E0A0E">
+      <w:numFmt w:val="decimal"/>
+      <w:lvlText w:val=""/>
+      <w:lvlJc w:val="left"/>
+    </w:lvl>
+    <w:lvl w:ilvl="6" w:tplc="FF8A1DB6">
+      <w:numFmt w:val="decimal"/>
+      <w:lvlText w:val=""/>
+      <w:lvlJc w:val="left"/>
+    </w:lvl>
+    <w:lvl w:ilvl="7" w:tplc="27B22FA8">
+      <w:numFmt w:val="decimal"/>
+      <w:lvlText w:val=""/>
+      <w:lvlJc w:val="left"/>
+    </w:lvl>
+    <w:lvl w:ilvl="8" w:tplc="9F064E8A">
+      <w:numFmt w:val="decimal"/>
+      <w:lvlText w:val=""/>
+      <w:lvlJc w:val="left"/>
+    </w:lvl>
+  </w:abstractNum>
+  <w:abstractNum w:abstractNumId="2" w15:restartNumberingAfterBreak="0">
+    <w:nsid w:val="187A33DF"/>
+    <w:multiLevelType w:val="hybridMultilevel"/>
+    <w:tmpl w:val="5CBCF856"/>
+    <w:lvl w:ilvl="0" w:tplc="BDFCEA14">
       <w:start w:val="1"/>
       <w:numFmt w:val="bullet"/>
       <w:lvlText w:val="●"/>
@@ -6512,7 +6810,7 @@
         <w:ind w:left="720" w:hanging="360"/>
       </w:pPr>
     </w:lvl>
-    <w:lvl w:ilvl="1" w:tplc="FD3EE20A">
+    <w:lvl w:ilvl="1" w:tplc="A1E412F8">
       <w:start w:val="1"/>
       <w:numFmt w:val="bullet"/>
       <w:lvlText w:val="○"/>
@@ -6521,7 +6819,7 @@
         <w:ind w:left="1440" w:hanging="360"/>
       </w:pPr>
     </w:lvl>
-    <w:lvl w:ilvl="2" w:tplc="3118BB0E">
+    <w:lvl w:ilvl="2" w:tplc="04F0B2DC">
       <w:start w:val="1"/>
       <w:numFmt w:val="bullet"/>
       <w:lvlText w:val="■"/>
@@ -6530,7 +6828,7 @@
         <w:ind w:left="2160" w:hanging="360"/>
       </w:pPr>
     </w:lvl>
-    <w:lvl w:ilvl="3" w:tplc="7C14AFEE">
+    <w:lvl w:ilvl="3" w:tplc="126038F8">
       <w:start w:val="1"/>
       <w:numFmt w:val="bullet"/>
       <w:lvlText w:val="●"/>
@@ -6539,7 +6837,7 @@
         <w:ind w:left="2880" w:hanging="360"/>
       </w:pPr>
     </w:lvl>
-    <w:lvl w:ilvl="4" w:tplc="CCFEA0EC">
+    <w:lvl w:ilvl="4" w:tplc="0E6C84A4">
       <w:start w:val="1"/>
       <w:numFmt w:val="bullet"/>
       <w:lvlText w:val="○"/>
@@ -6548,7 +6846,7 @@
         <w:ind w:left="3600" w:hanging="360"/>
       </w:pPr>
     </w:lvl>
-    <w:lvl w:ilvl="5" w:tplc="F5FE9864">
+    <w:lvl w:ilvl="5" w:tplc="FE5CAECE">
       <w:start w:val="1"/>
       <w:numFmt w:val="bullet"/>
       <w:lvlText w:val="■"/>
@@ -6557,7 +6855,7 @@
         <w:ind w:left="4320" w:hanging="360"/>
       </w:pPr>
     </w:lvl>
-    <w:lvl w:ilvl="6" w:tplc="B24EFDBC">
+    <w:lvl w:ilvl="6" w:tplc="82E07208">
       <w:start w:val="1"/>
       <w:numFmt w:val="bullet"/>
       <w:lvlText w:val="●"/>
@@ -6566,7 +6864,7 @@
         <w:ind w:left="5040" w:hanging="360"/>
       </w:pPr>
     </w:lvl>
-    <w:lvl w:ilvl="7" w:tplc="BE4044DE">
+    <w:lvl w:ilvl="7" w:tplc="F5DCA51A">
       <w:start w:val="1"/>
       <w:numFmt w:val="bullet"/>
       <w:lvlText w:val="●"/>
@@ -6575,7 +6873,7 @@
         <w:ind w:left="5760" w:hanging="360"/>
       </w:pPr>
     </w:lvl>
-    <w:lvl w:ilvl="8" w:tplc="51744800">
+    <w:lvl w:ilvl="8" w:tplc="82CC593E">
       <w:start w:val="1"/>
       <w:numFmt w:val="bullet"/>
       <w:lvlText w:val="●"/>
@@ -6585,11 +6883,11 @@
       </w:pPr>
     </w:lvl>
   </w:abstractNum>
-  <w:abstractNum w:abstractNumId="2" w15:restartNumberingAfterBreak="0">
-    <w:nsid w:val="434B5898"/>
+  <w:abstractNum w:abstractNumId="3" w15:restartNumberingAfterBreak="0">
+    <w:nsid w:val="247D1727"/>
     <w:multiLevelType w:val="hybridMultilevel"/>
-    <w:tmpl w:val="08F29150"/>
-    <w:lvl w:ilvl="0" w:tplc="380A2776">
+    <w:tmpl w:val="E908666A"/>
+    <w:lvl w:ilvl="0" w:tplc="4A5C0D58">
       <w:start w:val="1"/>
       <w:numFmt w:val="decimal"/>
       <w:lvlText w:val="%1."/>
@@ -6603,52 +6901,52 @@
         <w:color w:val="A67C27"/>
       </w:rPr>
     </w:lvl>
-    <w:lvl w:ilvl="1" w:tplc="5FA81F1A">
+    <w:lvl w:ilvl="1" w:tplc="4352EF06">
       <w:numFmt w:val="decimal"/>
       <w:lvlText w:val=""/>
       <w:lvlJc w:val="left"/>
     </w:lvl>
-    <w:lvl w:ilvl="2" w:tplc="A5D0C01E">
+    <w:lvl w:ilvl="2" w:tplc="4B7888D2">
       <w:numFmt w:val="decimal"/>
       <w:lvlText w:val=""/>
       <w:lvlJc w:val="left"/>
     </w:lvl>
-    <w:lvl w:ilvl="3" w:tplc="CB0409F2">
+    <w:lvl w:ilvl="3" w:tplc="55BA5B82">
       <w:numFmt w:val="decimal"/>
       <w:lvlText w:val=""/>
       <w:lvlJc w:val="left"/>
     </w:lvl>
-    <w:lvl w:ilvl="4" w:tplc="026C4D7A">
+    <w:lvl w:ilvl="4" w:tplc="260282FE">
       <w:numFmt w:val="decimal"/>
       <w:lvlText w:val=""/>
       <w:lvlJc w:val="left"/>
     </w:lvl>
-    <w:lvl w:ilvl="5" w:tplc="AC247CB6">
+    <w:lvl w:ilvl="5" w:tplc="CF6882C2">
       <w:numFmt w:val="decimal"/>
       <w:lvlText w:val=""/>
       <w:lvlJc w:val="left"/>
     </w:lvl>
-    <w:lvl w:ilvl="6" w:tplc="DD2A323E">
+    <w:lvl w:ilvl="6" w:tplc="B0CE5356">
       <w:numFmt w:val="decimal"/>
       <w:lvlText w:val=""/>
       <w:lvlJc w:val="left"/>
     </w:lvl>
-    <w:lvl w:ilvl="7" w:tplc="DCC874E6">
+    <w:lvl w:ilvl="7" w:tplc="8DD00E48">
       <w:numFmt w:val="decimal"/>
       <w:lvlText w:val=""/>
       <w:lvlJc w:val="left"/>
     </w:lvl>
-    <w:lvl w:ilvl="8" w:tplc="408487B4">
+    <w:lvl w:ilvl="8" w:tplc="497479CA">
       <w:numFmt w:val="decimal"/>
       <w:lvlText w:val=""/>
       <w:lvlJc w:val="left"/>
     </w:lvl>
   </w:abstractNum>
-  <w:abstractNum w:abstractNumId="3" w15:restartNumberingAfterBreak="0">
-    <w:nsid w:val="47262FE0"/>
+  <w:abstractNum w:abstractNumId="4" w15:restartNumberingAfterBreak="0">
+    <w:nsid w:val="687C23FB"/>
     <w:multiLevelType w:val="hybridMultilevel"/>
-    <w:tmpl w:val="A2EA5D0C"/>
-    <w:lvl w:ilvl="0" w:tplc="30BCEF0C">
+    <w:tmpl w:val="3EF24214"/>
+    <w:lvl w:ilvl="0" w:tplc="63F62A2C">
       <w:start w:val="1"/>
       <w:numFmt w:val="decimal"/>
       <w:lvlText w:val="%1."/>
@@ -6662,110 +6960,52 @@
         <w:color w:val="A67C27"/>
       </w:rPr>
     </w:lvl>
-    <w:lvl w:ilvl="1" w:tplc="6688DF02">
+    <w:lvl w:ilvl="1" w:tplc="6652F438">
       <w:numFmt w:val="decimal"/>
       <w:lvlText w:val=""/>
       <w:lvlJc w:val="left"/>
     </w:lvl>
-    <w:lvl w:ilvl="2" w:tplc="D756B70A">
+    <w:lvl w:ilvl="2" w:tplc="96A24AEA">
       <w:numFmt w:val="decimal"/>
       <w:lvlText w:val=""/>
       <w:lvlJc w:val="left"/>
     </w:lvl>
-    <w:lvl w:ilvl="3" w:tplc="8FC05294">
+    <w:lvl w:ilvl="3" w:tplc="6E80802C">
       <w:numFmt w:val="decimal"/>
       <w:lvlText w:val=""/>
       <w:lvlJc w:val="left"/>
     </w:lvl>
-    <w:lvl w:ilvl="4" w:tplc="92B2442C">
+    <w:lvl w:ilvl="4" w:tplc="A2A4FBD6">
       <w:numFmt w:val="decimal"/>
       <w:lvlText w:val=""/>
       <w:lvlJc w:val="left"/>
     </w:lvl>
-    <w:lvl w:ilvl="5" w:tplc="DE388B98">
+    <w:lvl w:ilvl="5" w:tplc="EE500C72">
       <w:numFmt w:val="decimal"/>
       <w:lvlText w:val=""/>
       <w:lvlJc w:val="left"/>
     </w:lvl>
-    <w:lvl w:ilvl="6" w:tplc="DCF09CEE">
+    <w:lvl w:ilvl="6" w:tplc="D45C828C">
       <w:numFmt w:val="decimal"/>
       <w:lvlText w:val=""/>
       <w:lvlJc w:val="left"/>
     </w:lvl>
-    <w:lvl w:ilvl="7" w:tplc="C76E67EE">
+    <w:lvl w:ilvl="7" w:tplc="BAEA2466">
       <w:numFmt w:val="decimal"/>
       <w:lvlText w:val=""/>
       <w:lvlJc w:val="left"/>
     </w:lvl>
-    <w:lvl w:ilvl="8" w:tplc="8B8CF5A6">
-      <w:numFmt w:val="decimal"/>
-      <w:lvlText w:val=""/>
-      <w:lvlJc w:val="left"/>
-    </w:lvl>
-  </w:abstractNum>
-  <w:abstractNum w:abstractNumId="4" w15:restartNumberingAfterBreak="0">
-    <w:nsid w:val="49601F46"/>
-    <w:multiLevelType w:val="hybridMultilevel"/>
-    <w:tmpl w:val="F904BDAC"/>
-    <w:lvl w:ilvl="0" w:tplc="0366A176">
-      <w:start w:val="1"/>
-      <w:numFmt w:val="bullet"/>
-      <w:lvlText w:val="•"/>
-      <w:lvlJc w:val="left"/>
-      <w:pPr>
-        <w:ind w:left="460" w:hanging="280"/>
-      </w:pPr>
-    </w:lvl>
-    <w:lvl w:ilvl="1" w:tplc="A3B03FAA">
-      <w:start w:val="1"/>
-      <w:numFmt w:val="bullet"/>
-      <w:lvlText w:val="–"/>
-      <w:lvlJc w:val="left"/>
-      <w:pPr>
-        <w:ind w:left="900" w:hanging="280"/>
-      </w:pPr>
-    </w:lvl>
-    <w:lvl w:ilvl="2" w:tplc="E386214A">
-      <w:numFmt w:val="decimal"/>
-      <w:lvlText w:val=""/>
-      <w:lvlJc w:val="left"/>
-    </w:lvl>
-    <w:lvl w:ilvl="3" w:tplc="6B90D4C0">
-      <w:numFmt w:val="decimal"/>
-      <w:lvlText w:val=""/>
-      <w:lvlJc w:val="left"/>
-    </w:lvl>
-    <w:lvl w:ilvl="4" w:tplc="8AB4C5F6">
-      <w:numFmt w:val="decimal"/>
-      <w:lvlText w:val=""/>
-      <w:lvlJc w:val="left"/>
-    </w:lvl>
-    <w:lvl w:ilvl="5" w:tplc="FB00D0BC">
-      <w:numFmt w:val="decimal"/>
-      <w:lvlText w:val=""/>
-      <w:lvlJc w:val="left"/>
-    </w:lvl>
-    <w:lvl w:ilvl="6" w:tplc="444A1C82">
-      <w:numFmt w:val="decimal"/>
-      <w:lvlText w:val=""/>
-      <w:lvlJc w:val="left"/>
-    </w:lvl>
-    <w:lvl w:ilvl="7" w:tplc="0C2EC3B4">
-      <w:numFmt w:val="decimal"/>
-      <w:lvlText w:val=""/>
-      <w:lvlJc w:val="left"/>
-    </w:lvl>
-    <w:lvl w:ilvl="8" w:tplc="6D3AC794">
+    <w:lvl w:ilvl="8" w:tplc="ACB41E46">
       <w:numFmt w:val="decimal"/>
       <w:lvlText w:val=""/>
       <w:lvlJc w:val="left"/>
     </w:lvl>
   </w:abstractNum>
   <w:abstractNum w:abstractNumId="5" w15:restartNumberingAfterBreak="0">
-    <w:nsid w:val="60E80017"/>
+    <w:nsid w:val="68AA0A1E"/>
     <w:multiLevelType w:val="hybridMultilevel"/>
-    <w:tmpl w:val="45E252BC"/>
-    <w:lvl w:ilvl="0" w:tplc="903CAF96">
+    <w:tmpl w:val="99A01E2C"/>
+    <w:lvl w:ilvl="0" w:tplc="ECDC7094">
       <w:start w:val="1"/>
       <w:numFmt w:val="decimal"/>
       <w:lvlText w:val="%1."/>
@@ -6779,52 +7019,52 @@
         <w:color w:val="A67C27"/>
       </w:rPr>
     </w:lvl>
-    <w:lvl w:ilvl="1" w:tplc="A4525A8C">
+    <w:lvl w:ilvl="1" w:tplc="4F8C36B4">
       <w:numFmt w:val="decimal"/>
       <w:lvlText w:val=""/>
       <w:lvlJc w:val="left"/>
     </w:lvl>
-    <w:lvl w:ilvl="2" w:tplc="4A8E7CE6">
+    <w:lvl w:ilvl="2" w:tplc="EA20565E">
       <w:numFmt w:val="decimal"/>
       <w:lvlText w:val=""/>
       <w:lvlJc w:val="left"/>
     </w:lvl>
-    <w:lvl w:ilvl="3" w:tplc="FD60E8FE">
+    <w:lvl w:ilvl="3" w:tplc="E8ACCD8A">
       <w:numFmt w:val="decimal"/>
       <w:lvlText w:val=""/>
       <w:lvlJc w:val="left"/>
     </w:lvl>
-    <w:lvl w:ilvl="4" w:tplc="14181CDC">
+    <w:lvl w:ilvl="4" w:tplc="B5A64E70">
       <w:numFmt w:val="decimal"/>
       <w:lvlText w:val=""/>
       <w:lvlJc w:val="left"/>
     </w:lvl>
-    <w:lvl w:ilvl="5" w:tplc="6D50079C">
+    <w:lvl w:ilvl="5" w:tplc="6F58FC40">
       <w:numFmt w:val="decimal"/>
       <w:lvlText w:val=""/>
       <w:lvlJc w:val="left"/>
     </w:lvl>
-    <w:lvl w:ilvl="6" w:tplc="68342386">
+    <w:lvl w:ilvl="6" w:tplc="DB422DEE">
       <w:numFmt w:val="decimal"/>
       <w:lvlText w:val=""/>
       <w:lvlJc w:val="left"/>
     </w:lvl>
-    <w:lvl w:ilvl="7" w:tplc="3014DDF2">
+    <w:lvl w:ilvl="7" w:tplc="74F8E246">
       <w:numFmt w:val="decimal"/>
       <w:lvlText w:val=""/>
       <w:lvlJc w:val="left"/>
     </w:lvl>
-    <w:lvl w:ilvl="8" w:tplc="46B86FDE">
+    <w:lvl w:ilvl="8" w:tplc="1C66FA04">
       <w:numFmt w:val="decimal"/>
       <w:lvlText w:val=""/>
       <w:lvlJc w:val="left"/>
     </w:lvl>
   </w:abstractNum>
   <w:abstractNum w:abstractNumId="6" w15:restartNumberingAfterBreak="0">
-    <w:nsid w:val="6EC00CAD"/>
+    <w:nsid w:val="69C03EF6"/>
     <w:multiLevelType w:val="hybridMultilevel"/>
-    <w:tmpl w:val="EA684372"/>
-    <w:lvl w:ilvl="0" w:tplc="BA364D40">
+    <w:tmpl w:val="322AC246"/>
+    <w:lvl w:ilvl="0" w:tplc="76AAC744">
       <w:start w:val="1"/>
       <w:numFmt w:val="decimal"/>
       <w:lvlText w:val="%1."/>
@@ -6838,84 +7078,84 @@
         <w:color w:val="A67C27"/>
       </w:rPr>
     </w:lvl>
-    <w:lvl w:ilvl="1" w:tplc="22CC5836">
+    <w:lvl w:ilvl="1" w:tplc="27203EC2">
       <w:numFmt w:val="decimal"/>
       <w:lvlText w:val=""/>
       <w:lvlJc w:val="left"/>
     </w:lvl>
-    <w:lvl w:ilvl="2" w:tplc="67E42358">
+    <w:lvl w:ilvl="2" w:tplc="1658B2CA">
       <w:numFmt w:val="decimal"/>
       <w:lvlText w:val=""/>
       <w:lvlJc w:val="left"/>
     </w:lvl>
-    <w:lvl w:ilvl="3" w:tplc="4E64AC3C">
+    <w:lvl w:ilvl="3" w:tplc="A0265C44">
       <w:numFmt w:val="decimal"/>
       <w:lvlText w:val=""/>
       <w:lvlJc w:val="left"/>
     </w:lvl>
-    <w:lvl w:ilvl="4" w:tplc="F104E598">
+    <w:lvl w:ilvl="4" w:tplc="EE9EE4B6">
       <w:numFmt w:val="decimal"/>
       <w:lvlText w:val=""/>
       <w:lvlJc w:val="left"/>
     </w:lvl>
-    <w:lvl w:ilvl="5" w:tplc="96943EA2">
+    <w:lvl w:ilvl="5" w:tplc="AB58CC36">
       <w:numFmt w:val="decimal"/>
       <w:lvlText w:val=""/>
       <w:lvlJc w:val="left"/>
     </w:lvl>
-    <w:lvl w:ilvl="6" w:tplc="326CE1EC">
+    <w:lvl w:ilvl="6" w:tplc="B6B024A8">
       <w:numFmt w:val="decimal"/>
       <w:lvlText w:val=""/>
       <w:lvlJc w:val="left"/>
     </w:lvl>
-    <w:lvl w:ilvl="7" w:tplc="AF62B16E">
+    <w:lvl w:ilvl="7" w:tplc="ACB8B304">
       <w:numFmt w:val="decimal"/>
       <w:lvlText w:val=""/>
       <w:lvlJc w:val="left"/>
     </w:lvl>
-    <w:lvl w:ilvl="8" w:tplc="3606DAD6">
+    <w:lvl w:ilvl="8" w:tplc="42B6A6AE">
       <w:numFmt w:val="decimal"/>
       <w:lvlText w:val=""/>
       <w:lvlJc w:val="left"/>
     </w:lvl>
   </w:abstractNum>
-  <w:num w:numId="1" w16cid:durableId="578059624">
+  <w:num w:numId="1" w16cid:durableId="1192956944">
+    <w:abstractNumId w:val="2"/>
+    <w:lvlOverride w:ilvl="0">
+      <w:startOverride w:val="1"/>
+    </w:lvlOverride>
+  </w:num>
+  <w:num w:numId="2" w16cid:durableId="550507493">
     <w:abstractNumId w:val="1"/>
     <w:lvlOverride w:ilvl="0">
       <w:startOverride w:val="1"/>
     </w:lvlOverride>
   </w:num>
-  <w:num w:numId="2" w16cid:durableId="1420367366">
+  <w:num w:numId="3" w16cid:durableId="1039939001">
+    <w:abstractNumId w:val="3"/>
+    <w:lvlOverride w:ilvl="0">
+      <w:startOverride w:val="1"/>
+    </w:lvlOverride>
+  </w:num>
+  <w:num w:numId="4" w16cid:durableId="1244879624">
+    <w:abstractNumId w:val="6"/>
+    <w:lvlOverride w:ilvl="0">
+      <w:startOverride w:val="1"/>
+    </w:lvlOverride>
+  </w:num>
+  <w:num w:numId="5" w16cid:durableId="1358695513">
     <w:abstractNumId w:val="4"/>
     <w:lvlOverride w:ilvl="0">
       <w:startOverride w:val="1"/>
     </w:lvlOverride>
   </w:num>
-  <w:num w:numId="3" w16cid:durableId="1762988537">
-    <w:abstractNumId w:val="2"/>
-    <w:lvlOverride w:ilvl="0">
-      <w:startOverride w:val="1"/>
-    </w:lvlOverride>
-  </w:num>
-  <w:num w:numId="4" w16cid:durableId="1001080224">
-    <w:abstractNumId w:val="6"/>
-    <w:lvlOverride w:ilvl="0">
-      <w:startOverride w:val="1"/>
-    </w:lvlOverride>
-  </w:num>
-  <w:num w:numId="5" w16cid:durableId="1079985711">
-    <w:abstractNumId w:val="3"/>
-    <w:lvlOverride w:ilvl="0">
-      <w:startOverride w:val="1"/>
-    </w:lvlOverride>
-  </w:num>
-  <w:num w:numId="6" w16cid:durableId="1483617321">
+  <w:num w:numId="6" w16cid:durableId="1825051538">
     <w:abstractNumId w:val="5"/>
     <w:lvlOverride w:ilvl="0">
       <w:startOverride w:val="1"/>
     </w:lvlOverride>
   </w:num>
-  <w:num w:numId="7" w16cid:durableId="869031436">
+  <w:num w:numId="7" w16cid:durableId="1566910930">
     <w:abstractNumId w:val="0"/>
     <w:lvlOverride w:ilvl="0">
       <w:startOverride w:val="1"/>
@@ -7541,7 +7781,7 @@
     <w:autoRedefine/>
     <w:uiPriority w:val="39"/>
     <w:unhideWhenUsed/>
-    <w:rsid w:val="00D6725F"/>
+    <w:rsid w:val="001041A1"/>
     <w:pPr>
       <w:spacing w:after="100"/>
     </w:pPr>
@@ -7553,7 +7793,7 @@
     <w:autoRedefine/>
     <w:uiPriority w:val="39"/>
     <w:unhideWhenUsed/>
-    <w:rsid w:val="00D6725F"/>
+    <w:rsid w:val="001041A1"/>
     <w:pPr>
       <w:spacing w:after="100"/>
       <w:ind w:left="210"/>

--- a/docs/manuals/Role_Guide_8_Supervisor.docx
+++ b/docs/manuals/Role_Guide_8_Supervisor.docx
@@ -69,7 +69,7 @@
           <w:left w:w="10" w:type="dxa"/>
           <w:right w:w="10" w:type="dxa"/>
         </w:tblCellMar>
-        <w:tblLook w:val="0000" w:firstRow="0" w:lastRow="0" w:firstColumn="0" w:lastColumn="0" w:noHBand="0" w:noVBand="0"/>
+        <w:tblLook w:val="04A0" w:firstRow="1" w:lastRow="0" w:firstColumn="1" w:lastColumn="0" w:noHBand="0" w:noVBand="1"/>
       </w:tblPr>
       <w:tblGrid>
         <w:gridCol w:w="2300"/>
@@ -538,7 +538,7 @@
     <w:sdt>
       <w:sdtPr>
         <w:alias w:val="Contents"/>
-        <w:id w:val="-811561742"/>
+        <w:id w:val="457997673"/>
       </w:sdtPr>
       <w:sdtEndPr/>
       <w:sdtContent>
@@ -567,7 +567,7 @@
           <w:r>
             <w:fldChar w:fldCharType="separate"/>
           </w:r>
-          <w:hyperlink w:anchor="_Toc240759167" w:history="1">
+          <w:hyperlink w:anchor="_Toc240759427" w:history="1">
             <w:r>
               <w:rPr>
                 <w:rStyle w:val="Hyperlink"/>
@@ -591,7 +591,7 @@
               <w:rPr>
                 <w:noProof/>
               </w:rPr>
-              <w:instrText xml:space="preserve"> PAGEREF _Toc240759167 \h </w:instrText>
+              <w:instrText xml:space="preserve"> PAGEREF _Toc240759427 \h </w:instrText>
             </w:r>
             <w:r>
               <w:rPr>
@@ -634,7 +634,7 @@
               <w14:ligatures w14:val="standardContextual"/>
             </w:rPr>
           </w:pPr>
-          <w:hyperlink w:anchor="_Toc240759168" w:history="1">
+          <w:hyperlink w:anchor="_Toc240759428" w:history="1">
             <w:r>
               <w:rPr>
                 <w:rStyle w:val="Hyperlink"/>
@@ -658,7 +658,7 @@
               <w:rPr>
                 <w:noProof/>
               </w:rPr>
-              <w:instrText xml:space="preserve"> PAGEREF _Toc240759168 \h </w:instrText>
+              <w:instrText xml:space="preserve"> PAGEREF _Toc240759428 \h </w:instrText>
             </w:r>
             <w:r>
               <w:rPr>
@@ -701,7 +701,7 @@
               <w14:ligatures w14:val="standardContextual"/>
             </w:rPr>
           </w:pPr>
-          <w:hyperlink w:anchor="_Toc240759169" w:history="1">
+          <w:hyperlink w:anchor="_Toc240759429" w:history="1">
             <w:r>
               <w:rPr>
                 <w:rStyle w:val="Hyperlink"/>
@@ -725,7 +725,7 @@
               <w:rPr>
                 <w:noProof/>
               </w:rPr>
-              <w:instrText xml:space="preserve"> PAGEREF _Toc240759169 \h </w:instrText>
+              <w:instrText xml:space="preserve"> PAGEREF _Toc240759429 \h </w:instrText>
             </w:r>
             <w:r>
               <w:rPr>
@@ -768,7 +768,7 @@
               <w14:ligatures w14:val="standardContextual"/>
             </w:rPr>
           </w:pPr>
-          <w:hyperlink w:anchor="_Toc240759170" w:history="1">
+          <w:hyperlink w:anchor="_Toc240759430" w:history="1">
             <w:r>
               <w:rPr>
                 <w:rStyle w:val="Hyperlink"/>
@@ -792,7 +792,7 @@
               <w:rPr>
                 <w:noProof/>
               </w:rPr>
-              <w:instrText xml:space="preserve"> PAGEREF _Toc240759170 \h </w:instrText>
+              <w:instrText xml:space="preserve"> PAGEREF _Toc240759430 \h </w:instrText>
             </w:r>
             <w:r>
               <w:rPr>
@@ -835,7 +835,7 @@
               <w14:ligatures w14:val="standardContextual"/>
             </w:rPr>
           </w:pPr>
-          <w:hyperlink w:anchor="_Toc240759171" w:history="1">
+          <w:hyperlink w:anchor="_Toc240759431" w:history="1">
             <w:r>
               <w:rPr>
                 <w:rStyle w:val="Hyperlink"/>
@@ -859,7 +859,7 @@
               <w:rPr>
                 <w:noProof/>
               </w:rPr>
-              <w:instrText xml:space="preserve"> PAGEREF _Toc240759171 \h </w:instrText>
+              <w:instrText xml:space="preserve"> PAGEREF _Toc240759431 \h </w:instrText>
             </w:r>
             <w:r>
               <w:rPr>
@@ -902,7 +902,7 @@
               <w14:ligatures w14:val="standardContextual"/>
             </w:rPr>
           </w:pPr>
-          <w:hyperlink w:anchor="_Toc240759172" w:history="1">
+          <w:hyperlink w:anchor="_Toc240759432" w:history="1">
             <w:r>
               <w:rPr>
                 <w:rStyle w:val="Hyperlink"/>
@@ -926,7 +926,7 @@
               <w:rPr>
                 <w:noProof/>
               </w:rPr>
-              <w:instrText xml:space="preserve"> PAGEREF _Toc240759172 \h </w:instrText>
+              <w:instrText xml:space="preserve"> PAGEREF _Toc240759432 \h </w:instrText>
             </w:r>
             <w:r>
               <w:rPr>
@@ -969,7 +969,7 @@
               <w14:ligatures w14:val="standardContextual"/>
             </w:rPr>
           </w:pPr>
-          <w:hyperlink w:anchor="_Toc240759173" w:history="1">
+          <w:hyperlink w:anchor="_Toc240759433" w:history="1">
             <w:r>
               <w:rPr>
                 <w:rStyle w:val="Hyperlink"/>
@@ -993,7 +993,7 @@
               <w:rPr>
                 <w:noProof/>
               </w:rPr>
-              <w:instrText xml:space="preserve"> PAGEREF _Toc240759173 \h </w:instrText>
+              <w:instrText xml:space="preserve"> PAGEREF _Toc240759433 \h </w:instrText>
             </w:r>
             <w:r>
               <w:rPr>
@@ -1036,7 +1036,7 @@
               <w14:ligatures w14:val="standardContextual"/>
             </w:rPr>
           </w:pPr>
-          <w:hyperlink w:anchor="_Toc240759174" w:history="1">
+          <w:hyperlink w:anchor="_Toc240759434" w:history="1">
             <w:r>
               <w:rPr>
                 <w:rStyle w:val="Hyperlink"/>
@@ -1060,7 +1060,7 @@
               <w:rPr>
                 <w:noProof/>
               </w:rPr>
-              <w:instrText xml:space="preserve"> PAGEREF _Toc240759174 \h </w:instrText>
+              <w:instrText xml:space="preserve"> PAGEREF _Toc240759434 \h </w:instrText>
             </w:r>
             <w:r>
               <w:rPr>
@@ -1103,7 +1103,7 @@
               <w14:ligatures w14:val="standardContextual"/>
             </w:rPr>
           </w:pPr>
-          <w:hyperlink w:anchor="_Toc240759175" w:history="1">
+          <w:hyperlink w:anchor="_Toc240759435" w:history="1">
             <w:r>
               <w:rPr>
                 <w:rStyle w:val="Hyperlink"/>
@@ -1127,7 +1127,7 @@
               <w:rPr>
                 <w:noProof/>
               </w:rPr>
-              <w:instrText xml:space="preserve"> PAGEREF _Toc240759175 \h </w:instrText>
+              <w:instrText xml:space="preserve"> PAGEREF _Toc240759435 \h </w:instrText>
             </w:r>
             <w:r>
               <w:rPr>
@@ -1170,7 +1170,7 @@
               <w14:ligatures w14:val="standardContextual"/>
             </w:rPr>
           </w:pPr>
-          <w:hyperlink w:anchor="_Toc240759176" w:history="1">
+          <w:hyperlink w:anchor="_Toc240759436" w:history="1">
             <w:r>
               <w:rPr>
                 <w:rStyle w:val="Hyperlink"/>
@@ -1194,7 +1194,7 @@
               <w:rPr>
                 <w:noProof/>
               </w:rPr>
-              <w:instrText xml:space="preserve"> PAGEREF _Toc240759176 \h </w:instrText>
+              <w:instrText xml:space="preserve"> PAGEREF _Toc240759436 \h </w:instrText>
             </w:r>
             <w:r>
               <w:rPr>
@@ -1237,7 +1237,7 @@
               <w14:ligatures w14:val="standardContextual"/>
             </w:rPr>
           </w:pPr>
-          <w:hyperlink w:anchor="_Toc240759177" w:history="1">
+          <w:hyperlink w:anchor="_Toc240759437" w:history="1">
             <w:r>
               <w:rPr>
                 <w:rStyle w:val="Hyperlink"/>
@@ -1261,7 +1261,7 @@
               <w:rPr>
                 <w:noProof/>
               </w:rPr>
-              <w:instrText xml:space="preserve"> PAGEREF _Toc240759177 \h </w:instrText>
+              <w:instrText xml:space="preserve"> PAGEREF _Toc240759437 \h </w:instrText>
             </w:r>
             <w:r>
               <w:rPr>
@@ -1304,7 +1304,7 @@
               <w14:ligatures w14:val="standardContextual"/>
             </w:rPr>
           </w:pPr>
-          <w:hyperlink w:anchor="_Toc240759178" w:history="1">
+          <w:hyperlink w:anchor="_Toc240759438" w:history="1">
             <w:r>
               <w:rPr>
                 <w:rStyle w:val="Hyperlink"/>
@@ -1328,7 +1328,7 @@
               <w:rPr>
                 <w:noProof/>
               </w:rPr>
-              <w:instrText xml:space="preserve"> PAGEREF _Toc240759178 \h </w:instrText>
+              <w:instrText xml:space="preserve"> PAGEREF _Toc240759438 \h </w:instrText>
             </w:r>
             <w:r>
               <w:rPr>
@@ -1371,7 +1371,7 @@
               <w14:ligatures w14:val="standardContextual"/>
             </w:rPr>
           </w:pPr>
-          <w:hyperlink w:anchor="_Toc240759179" w:history="1">
+          <w:hyperlink w:anchor="_Toc240759439" w:history="1">
             <w:r>
               <w:rPr>
                 <w:rStyle w:val="Hyperlink"/>
@@ -1395,7 +1395,7 @@
               <w:rPr>
                 <w:noProof/>
               </w:rPr>
-              <w:instrText xml:space="preserve"> PAGEREF _Toc240759179 \h </w:instrText>
+              <w:instrText xml:space="preserve"> PAGEREF _Toc240759439 \h </w:instrText>
             </w:r>
             <w:r>
               <w:rPr>
@@ -1438,7 +1438,7 @@
               <w14:ligatures w14:val="standardContextual"/>
             </w:rPr>
           </w:pPr>
-          <w:hyperlink w:anchor="_Toc240759180" w:history="1">
+          <w:hyperlink w:anchor="_Toc240759440" w:history="1">
             <w:r>
               <w:rPr>
                 <w:rStyle w:val="Hyperlink"/>
@@ -1462,7 +1462,7 @@
               <w:rPr>
                 <w:noProof/>
               </w:rPr>
-              <w:instrText xml:space="preserve"> PAGEREF _Toc240759180 \h </w:instrText>
+              <w:instrText xml:space="preserve"> PAGEREF _Toc240759440 \h </w:instrText>
             </w:r>
             <w:r>
               <w:rPr>
@@ -1505,7 +1505,7 @@
               <w14:ligatures w14:val="standardContextual"/>
             </w:rPr>
           </w:pPr>
-          <w:hyperlink w:anchor="_Toc240759181" w:history="1">
+          <w:hyperlink w:anchor="_Toc240759441" w:history="1">
             <w:r>
               <w:rPr>
                 <w:rStyle w:val="Hyperlink"/>
@@ -1529,7 +1529,7 @@
               <w:rPr>
                 <w:noProof/>
               </w:rPr>
-              <w:instrText xml:space="preserve"> PAGEREF _Toc240759181 \h </w:instrText>
+              <w:instrText xml:space="preserve"> PAGEREF _Toc240759441 \h </w:instrText>
             </w:r>
             <w:r>
               <w:rPr>
@@ -1572,7 +1572,7 @@
               <w14:ligatures w14:val="standardContextual"/>
             </w:rPr>
           </w:pPr>
-          <w:hyperlink w:anchor="_Toc240759182" w:history="1">
+          <w:hyperlink w:anchor="_Toc240759442" w:history="1">
             <w:r>
               <w:rPr>
                 <w:rStyle w:val="Hyperlink"/>
@@ -1596,7 +1596,7 @@
               <w:rPr>
                 <w:noProof/>
               </w:rPr>
-              <w:instrText xml:space="preserve"> PAGEREF _Toc240759182 \h </w:instrText>
+              <w:instrText xml:space="preserve"> PAGEREF _Toc240759442 \h </w:instrText>
             </w:r>
             <w:r>
               <w:rPr>
@@ -1635,7 +1635,7 @@
         <w:pStyle w:val="Heading1"/>
         <w:pageBreakBefore/>
       </w:pPr>
-      <w:bookmarkStart w:id="0" w:name="_Toc240759167"/>
+      <w:bookmarkStart w:id="0" w:name="_Toc240759427"/>
       <w:r>
         <w:lastRenderedPageBreak/>
         <w:t>1. Your role at a glance</w:t>
@@ -1743,7 +1743,7 @@
           <w:left w:w="10" w:type="dxa"/>
           <w:right w:w="10" w:type="dxa"/>
         </w:tblCellMar>
-        <w:tblLook w:val="0000" w:firstRow="0" w:lastRow="0" w:firstColumn="0" w:lastColumn="0" w:noHBand="0" w:noVBand="0"/>
+        <w:tblLook w:val="04A0" w:firstRow="1" w:lastRow="0" w:firstColumn="1" w:lastColumn="0" w:noHBand="0" w:noVBand="1"/>
       </w:tblPr>
       <w:tblGrid>
         <w:gridCol w:w="9412"/>
@@ -1803,7 +1803,7 @@
         <w:pStyle w:val="Heading1"/>
         <w:pageBreakBefore/>
       </w:pPr>
-      <w:bookmarkStart w:id="1" w:name="_Toc240759168"/>
+      <w:bookmarkStart w:id="1" w:name="_Toc240759428"/>
       <w:r>
         <w:lastRenderedPageBreak/>
         <w:t>2. Signing in and your screens</w:t>
@@ -1814,7 +1814,7 @@
       <w:pPr>
         <w:pStyle w:val="Heading2"/>
       </w:pPr>
-      <w:bookmarkStart w:id="2" w:name="_Toc240759169"/>
+      <w:bookmarkStart w:id="2" w:name="_Toc240759429"/>
       <w:r>
         <w:t>Signing in</w:t>
       </w:r>
@@ -1897,7 +1897,7 @@
           <w:noProof/>
         </w:rPr>
         <w:drawing>
-          <wp:inline distT="0" distB="0" distL="0" distR="0" wp14:anchorId="1FB9AAF2" wp14:editId="30DFCDFF">
+          <wp:inline distT="0" distB="0" distL="0" distR="0" wp14:anchorId="3671E903" wp14:editId="4B04F992">
             <wp:extent cx="5334000" cy="2333625"/>
             <wp:effectExtent l="0" t="0" r="0" b="0"/>
             <wp:docPr id="1" name="adm_login.jpg" descr="The sign-in screen for all internal staff." title="The sign-in screen for all internal staff."/>
@@ -2005,7 +2005,7 @@
           <w:left w:w="10" w:type="dxa"/>
           <w:right w:w="10" w:type="dxa"/>
         </w:tblCellMar>
-        <w:tblLook w:val="0000" w:firstRow="0" w:lastRow="0" w:firstColumn="0" w:lastColumn="0" w:noHBand="0" w:noVBand="0"/>
+        <w:tblLook w:val="04A0" w:firstRow="1" w:lastRow="0" w:firstColumn="1" w:lastColumn="0" w:noHBand="0" w:noVBand="1"/>
       </w:tblPr>
       <w:tblGrid>
         <w:gridCol w:w="9412"/>
@@ -2064,7 +2064,7 @@
       <w:pPr>
         <w:pStyle w:val="Heading2"/>
       </w:pPr>
-      <w:bookmarkStart w:id="3" w:name="_Toc240759170"/>
+      <w:bookmarkStart w:id="3" w:name="_Toc240759430"/>
       <w:r>
         <w:t>Finding your way around</w:t>
       </w:r>
@@ -2239,7 +2239,7 @@
         </w:rPr>
         <w:lastRenderedPageBreak/>
         <w:drawing>
-          <wp:inline distT="0" distB="0" distL="0" distR="0" wp14:anchorId="14EE7F70" wp14:editId="1C9BB053">
+          <wp:inline distT="0" distB="0" distL="0" distR="0" wp14:anchorId="18E73BF2" wp14:editId="79F36796">
             <wp:extent cx="5715000" cy="1876425"/>
             <wp:effectExtent l="0" t="0" r="0" b="0"/>
             <wp:docPr id="2" name="adm_not_your_role.jpg" descr="Opening a screen outside your role (for example from an old bookmark) shows this card instead of the screen." title="Opening a screen outside your role (for example from an old bookmark) shows this card instead of the screen."/>
@@ -2308,7 +2308,7 @@
       <w:pPr>
         <w:pStyle w:val="Heading2"/>
       </w:pPr>
-      <w:bookmarkStart w:id="4" w:name="_Toc240759171"/>
+      <w:bookmarkStart w:id="4" w:name="_Toc240759431"/>
       <w:r>
         <w:t>Your screens</w:t>
       </w:r>
@@ -2329,7 +2329,7 @@
           <w:left w:w="10" w:type="dxa"/>
           <w:right w:w="10" w:type="dxa"/>
         </w:tblCellMar>
-        <w:tblLook w:val="0000" w:firstRow="0" w:lastRow="0" w:firstColumn="0" w:lastColumn="0" w:noHBand="0" w:noVBand="0"/>
+        <w:tblLook w:val="04A0" w:firstRow="1" w:lastRow="0" w:firstColumn="1" w:lastColumn="0" w:noHBand="0" w:noVBand="1"/>
       </w:tblPr>
       <w:tblGrid>
         <w:gridCol w:w="2824"/>
@@ -2815,7 +2815,7 @@
       <w:pPr>
         <w:pStyle w:val="Heading2"/>
       </w:pPr>
-      <w:bookmarkStart w:id="5" w:name="_Toc240759172"/>
+      <w:bookmarkStart w:id="5" w:name="_Toc240759432"/>
       <w:r>
         <w:t>Changing your password</w:t>
       </w:r>
@@ -2898,7 +2898,7 @@
           <w:noProof/>
         </w:rPr>
         <w:drawing>
-          <wp:inline distT="0" distB="0" distL="0" distR="0" wp14:anchorId="1BC82251" wp14:editId="67D93FCF">
+          <wp:inline distT="0" distB="0" distL="0" distR="0" wp14:anchorId="09D9D9EF" wp14:editId="058A63CB">
             <wp:extent cx="5334000" cy="2171700"/>
             <wp:effectExtent l="0" t="0" r="0" b="0"/>
             <wp:docPr id="3" name="adm_account.jpg" descr="Change Password screen." title="Change Password screen."/>
@@ -2986,7 +2986,7 @@
         <w:pStyle w:val="Heading1"/>
         <w:pageBreakBefore/>
       </w:pPr>
-      <w:bookmarkStart w:id="6" w:name="_Toc240759173"/>
+      <w:bookmarkStart w:id="6" w:name="_Toc240759433"/>
       <w:r>
         <w:lastRenderedPageBreak/>
         <w:t>3. Your routine</w:t>
@@ -3016,7 +3016,7 @@
           <w:left w:w="10" w:type="dxa"/>
           <w:right w:w="10" w:type="dxa"/>
         </w:tblCellMar>
-        <w:tblLook w:val="0000" w:firstRow="0" w:lastRow="0" w:firstColumn="0" w:lastColumn="0" w:noHBand="0" w:noVBand="0"/>
+        <w:tblLook w:val="04A0" w:firstRow="1" w:lastRow="0" w:firstColumn="1" w:lastColumn="0" w:noHBand="0" w:noVBand="1"/>
       </w:tblPr>
       <w:tblGrid>
         <w:gridCol w:w="2071"/>
@@ -3271,7 +3271,7 @@
         <w:pStyle w:val="Heading1"/>
         <w:pageBreakBefore/>
       </w:pPr>
-      <w:bookmarkStart w:id="7" w:name="_Toc240759174"/>
+      <w:bookmarkStart w:id="7" w:name="_Toc240759434"/>
       <w:r>
         <w:lastRenderedPageBreak/>
         <w:t>4. Step-by-step tasks</w:t>
@@ -3282,7 +3282,7 @@
       <w:pPr>
         <w:pStyle w:val="Heading2"/>
       </w:pPr>
-      <w:bookmarkStart w:id="8" w:name="_Toc240759175"/>
+      <w:bookmarkStart w:id="8" w:name="_Toc240759435"/>
       <w:r>
         <w:t>4.1 Reading the dashboards</w:t>
       </w:r>
@@ -3307,7 +3307,7 @@
           <w:noProof/>
         </w:rPr>
         <w:drawing>
-          <wp:inline distT="0" distB="0" distL="0" distR="0" wp14:anchorId="1471E5DB" wp14:editId="708BCD7C">
+          <wp:inline distT="0" distB="0" distL="0" distR="0" wp14:anchorId="29231E8A" wp14:editId="43576C06">
             <wp:extent cx="5715000" cy="3571875"/>
             <wp:effectExtent l="0" t="0" r="0" b="0"/>
             <wp:docPr id="4" name="adm_exec_dashboard.jpg" descr="Executive Dashboard: completions against the 400 / 60 / 50–75 targets, days to data lock, spend, and the lowest-filled strata." title="Executive Dashboard: completions against the 400 / 60 / 50–75 targets, days to data lock, spend, and the lowest-filled strata."/>
@@ -3387,7 +3387,7 @@
           <w:left w:w="10" w:type="dxa"/>
           <w:right w:w="10" w:type="dxa"/>
         </w:tblCellMar>
-        <w:tblLook w:val="0000" w:firstRow="0" w:lastRow="0" w:firstColumn="0" w:lastColumn="0" w:noHBand="0" w:noVBand="0"/>
+        <w:tblLook w:val="04A0" w:firstRow="1" w:lastRow="0" w:firstColumn="1" w:lastColumn="0" w:noHBand="0" w:noVBand="1"/>
       </w:tblPr>
       <w:tblGrid>
         <w:gridCol w:w="1694"/>
@@ -3913,7 +3913,7 @@
           <w:left w:w="10" w:type="dxa"/>
           <w:right w:w="10" w:type="dxa"/>
         </w:tblCellMar>
-        <w:tblLook w:val="0000" w:firstRow="0" w:lastRow="0" w:firstColumn="0" w:lastColumn="0" w:noHBand="0" w:noVBand="0"/>
+        <w:tblLook w:val="04A0" w:firstRow="1" w:lastRow="0" w:firstColumn="1" w:lastColumn="0" w:noHBand="0" w:noVBand="1"/>
       </w:tblPr>
       <w:tblGrid>
         <w:gridCol w:w="9412"/>
@@ -3972,7 +3972,7 @@
       <w:pPr>
         <w:pStyle w:val="Heading2"/>
       </w:pPr>
-      <w:bookmarkStart w:id="9" w:name="_Toc240759176"/>
+      <w:bookmarkStart w:id="9" w:name="_Toc240759436"/>
       <w:r>
         <w:lastRenderedPageBreak/>
         <w:t>4.2 Using Reports (analytics and charts)</w:t>
@@ -4013,7 +4013,7 @@
           <w:noProof/>
         </w:rPr>
         <w:drawing>
-          <wp:inline distT="0" distB="0" distL="0" distR="0" wp14:anchorId="3E570076" wp14:editId="2AB996CB">
+          <wp:inline distT="0" distB="0" distL="0" distR="0" wp14:anchorId="0BD7FE7F" wp14:editId="784AF938">
             <wp:extent cx="5334000" cy="3333750"/>
             <wp:effectExtent l="0" t="0" r="0" b="0"/>
             <wp:docPr id="5" name="adm_reports_top.jpg" descr="Reports: headline figures for the chosen period." title="Reports: headline figures for the chosen period."/>
@@ -4155,7 +4155,7 @@
           <w:noProof/>
         </w:rPr>
         <w:drawing>
-          <wp:inline distT="0" distB="0" distL="0" distR="0" wp14:anchorId="2CDAC11D" wp14:editId="5F2F476E">
+          <wp:inline distT="0" distB="0" distL="0" distR="0" wp14:anchorId="6F47C430" wp14:editId="2F3E668A">
             <wp:extent cx="5334000" cy="3409950"/>
             <wp:effectExtent l="0" t="0" r="0" b="0"/>
             <wp:docPr id="6" name="adm_reports_funnel.jpg" descr="Case funnel: each case counted once at every stage it has reached." title="Case funnel: each case counted once at every stage it has reached."/>
@@ -4255,7 +4255,7 @@
           <w:noProof/>
         </w:rPr>
         <w:drawing>
-          <wp:inline distT="0" distB="0" distL="0" distR="0" wp14:anchorId="33D43542" wp14:editId="6F0BE6D6">
+          <wp:inline distT="0" distB="0" distL="0" distR="0" wp14:anchorId="07F094C7" wp14:editId="33884533">
             <wp:extent cx="5334000" cy="3248025"/>
             <wp:effectExtent l="0" t="0" r="0" b="0"/>
             <wp:docPr id="7" name="adm_reports_funnel_table.jpg" descr="The same chart as a table." title="The same chart as a table."/>
@@ -4354,7 +4354,7 @@
           <w:noProof/>
         </w:rPr>
         <w:drawing>
-          <wp:inline distT="0" distB="0" distL="0" distR="0" wp14:anchorId="36A392FC" wp14:editId="3C4A8F1C">
+          <wp:inline distT="0" distB="0" distL="0" distR="0" wp14:anchorId="0DD38421" wp14:editId="0680AE39">
             <wp:extent cx="5334000" cy="2628900"/>
             <wp:effectExtent l="0" t="0" r="0" b="0"/>
             <wp:docPr id="8" name="adm_reports_coverage.jpg" descr="Coverage by group." title="Coverage by group."/>
@@ -4454,7 +4454,7 @@
         </w:rPr>
         <w:lastRenderedPageBreak/>
         <w:drawing>
-          <wp:inline distT="0" distB="0" distL="0" distR="0" wp14:anchorId="1360FC8B" wp14:editId="0AC50C08">
+          <wp:inline distT="0" distB="0" distL="0" distR="0" wp14:anchorId="11A87815" wp14:editId="07137A06">
             <wp:extent cx="5334000" cy="2600325"/>
             <wp:effectExtent l="0" t="0" r="0" b="0"/>
             <wp:docPr id="9" name="adm_reports_modes.jpg" descr="Administration modes." title="Administration modes."/>
@@ -4563,7 +4563,7 @@
           <w:noProof/>
         </w:rPr>
         <w:drawing>
-          <wp:inline distT="0" distB="0" distL="0" distR="0" wp14:anchorId="446B56D6" wp14:editId="64EF37F7">
+          <wp:inline distT="0" distB="0" distL="0" distR="0" wp14:anchorId="113CFB18" wp14:editId="6B79830F">
             <wp:extent cx="5334000" cy="2905125"/>
             <wp:effectExtent l="0" t="0" r="0" b="0"/>
             <wp:docPr id="10" name="adm_reports_duration.jpg" descr="Completion-time distribution." title="Completion-time distribution."/>
@@ -4645,7 +4645,7 @@
       <w:pPr>
         <w:pStyle w:val="Heading2"/>
       </w:pPr>
-      <w:bookmarkStart w:id="10" w:name="_Toc240759177"/>
+      <w:bookmarkStart w:id="10" w:name="_Toc240759437"/>
       <w:r>
         <w:t>4.3 Reviewing a case read-only</w:t>
       </w:r>
@@ -4709,7 +4709,7 @@
         </w:rPr>
         <w:lastRenderedPageBreak/>
         <w:drawing>
-          <wp:inline distT="0" distB="0" distL="0" distR="0" wp14:anchorId="4842F1F8" wp14:editId="4B499EDE">
+          <wp:inline distT="0" distB="0" distL="0" distR="0" wp14:anchorId="2FA5D142" wp14:editId="07599FBB">
             <wp:extent cx="5334000" cy="3333750"/>
             <wp:effectExtent l="0" t="0" r="0" b="0"/>
             <wp:docPr id="11" name="sup_case.jpg" descr="A case page in read-only view." title="A case page in read-only view."/>
@@ -4783,7 +4783,7 @@
       <w:pPr>
         <w:pStyle w:val="Heading2"/>
       </w:pPr>
-      <w:bookmarkStart w:id="11" w:name="_Toc240759178"/>
+      <w:bookmarkStart w:id="11" w:name="_Toc240759438"/>
       <w:r>
         <w:t>4.4 Reviewing QA</w:t>
       </w:r>
@@ -4800,7 +4800,7 @@
           <w:noProof/>
         </w:rPr>
         <w:drawing>
-          <wp:inline distT="0" distB="0" distL="0" distR="0" wp14:anchorId="62609A71" wp14:editId="2F11BB31">
+          <wp:inline distT="0" distB="0" distL="0" distR="0" wp14:anchorId="145178BE" wp14:editId="1491C028">
             <wp:extent cx="5715000" cy="2505075"/>
             <wp:effectExtent l="0" t="0" r="0" b="0"/>
             <wp:docPr id="12" name="sup_qa_queue.jpg" descr="QA Queue in read-only view." title="QA Queue in read-only view."/>
@@ -4877,7 +4877,7 @@
       <w:pPr>
         <w:pStyle w:val="Heading2"/>
       </w:pPr>
-      <w:bookmarkStart w:id="12" w:name="_Toc240759179"/>
+      <w:bookmarkStart w:id="12" w:name="_Toc240759439"/>
       <w:r>
         <w:t>4.5 Downloading or emailing completed forms (Form PDFs)</w:t>
       </w:r>
@@ -4918,8 +4918,8 @@
         </w:rPr>
         <w:lastRenderedPageBreak/>
         <w:drawing>
-          <wp:inline distT="0" distB="0" distL="0" distR="0" wp14:anchorId="56470DFB" wp14:editId="7EF04573">
-            <wp:extent cx="5334000" cy="2581275"/>
+          <wp:inline distT="0" distB="0" distL="0" distR="0" wp14:anchorId="36857BAC" wp14:editId="39E657B7">
+            <wp:extent cx="5334000" cy="3171825"/>
             <wp:effectExtent l="0" t="0" r="0" b="0"/>
             <wp:docPr id="13" name="adm_form_pdfs.jpg" descr="Completed form PDFs." title="Completed form PDFs."/>
             <wp:cNvGraphicFramePr>
@@ -4944,7 +4944,7 @@
                   <pic:spPr bwMode="auto">
                     <a:xfrm>
                       <a:off x="0" y="0"/>
-                      <a:ext cx="5334000" cy="2581275"/>
+                      <a:ext cx="5334000" cy="3171825"/>
                     </a:xfrm>
                     <a:prstGeom prst="rect">
                       <a:avLst/>
@@ -5034,7 +5034,7 @@
           <w:left w:w="10" w:type="dxa"/>
           <w:right w:w="10" w:type="dxa"/>
         </w:tblCellMar>
-        <w:tblLook w:val="0000" w:firstRow="0" w:lastRow="0" w:firstColumn="0" w:lastColumn="0" w:noHBand="0" w:noVBand="0"/>
+        <w:tblLook w:val="04A0" w:firstRow="1" w:lastRow="0" w:firstColumn="1" w:lastColumn="0" w:noHBand="0" w:noVBand="1"/>
       </w:tblPr>
       <w:tblGrid>
         <w:gridCol w:w="9412"/>
@@ -5094,7 +5094,7 @@
         <w:pStyle w:val="Heading1"/>
         <w:pageBreakBefore/>
       </w:pPr>
-      <w:bookmarkStart w:id="13" w:name="_Toc240759180"/>
+      <w:bookmarkStart w:id="13" w:name="_Toc240759440"/>
       <w:r>
         <w:lastRenderedPageBreak/>
         <w:t>5. Rules you must follow</w:t>
@@ -5232,7 +5232,7 @@
         <w:pStyle w:val="Heading1"/>
         <w:pageBreakBefore/>
       </w:pPr>
-      <w:bookmarkStart w:id="14" w:name="_Toc240759181"/>
+      <w:bookmarkStart w:id="14" w:name="_Toc240759441"/>
       <w:r>
         <w:lastRenderedPageBreak/>
         <w:t>6. Troubleshooting</w:t>
@@ -5254,7 +5254,7 @@
           <w:left w:w="10" w:type="dxa"/>
           <w:right w:w="10" w:type="dxa"/>
         </w:tblCellMar>
-        <w:tblLook w:val="0000" w:firstRow="0" w:lastRow="0" w:firstColumn="0" w:lastColumn="0" w:noHBand="0" w:noVBand="0"/>
+        <w:tblLook w:val="04A0" w:firstRow="1" w:lastRow="0" w:firstColumn="1" w:lastColumn="0" w:noHBand="0" w:noVBand="1"/>
       </w:tblPr>
       <w:tblGrid>
         <w:gridCol w:w="2635"/>
@@ -6186,7 +6186,7 @@
         <w:pStyle w:val="Heading1"/>
         <w:pageBreakBefore/>
       </w:pPr>
-      <w:bookmarkStart w:id="15" w:name="_Toc240759182"/>
+      <w:bookmarkStart w:id="15" w:name="_Toc240759442"/>
       <w:r>
         <w:lastRenderedPageBreak/>
         <w:t>7. Quick reference</w:t>
@@ -6208,7 +6208,7 @@
           <w:left w:w="10" w:type="dxa"/>
           <w:right w:w="10" w:type="dxa"/>
         </w:tblCellMar>
-        <w:tblLook w:val="0000" w:firstRow="0" w:lastRow="0" w:firstColumn="0" w:lastColumn="0" w:noHBand="0" w:noVBand="0"/>
+        <w:tblLook w:val="04A0" w:firstRow="1" w:lastRow="0" w:firstColumn="1" w:lastColumn="0" w:noHBand="0" w:noVBand="1"/>
       </w:tblPr>
       <w:tblGrid>
         <w:gridCol w:w="2824"/>
@@ -6681,10 +6681,68 @@
 <file path=word/numbering.xml><?xml version="1.0" encoding="utf-8"?>
 <w:numbering xmlns:wpc="http://schemas.microsoft.com/office/word/2010/wordprocessingCanvas" xmlns:cx="http://schemas.microsoft.com/office/drawing/2014/chartex" xmlns:cx1="http://schemas.microsoft.com/office/drawing/2015/9/8/chartex" xmlns:cx2="http://schemas.microsoft.com/office/drawing/2015/10/21/chartex" xmlns:cx3="http://schemas.microsoft.com/office/drawing/2016/5/9/chartex" xmlns:cx4="http://schemas.microsoft.com/office/drawing/2016/5/10/chartex" xmlns:cx5="http://schemas.microsoft.com/office/drawing/2016/5/11/chartex" xmlns:cx6="http://schemas.microsoft.com/office/drawing/2016/5/12/chartex" xmlns:cx7="http://schemas.microsoft.com/office/drawing/2016/5/13/chartex" xmlns:cx8="http://schemas.microsoft.com/office/drawing/2016/5/14/chartex" xmlns:mc="http://schemas.openxmlformats.org/markup-compatibility/2006" xmlns:aink="http://schemas.microsoft.com/office/drawing/2016/ink" xmlns:am3d="http://schemas.microsoft.com/office/drawing/2017/model3d" xmlns:o="urn:schemas-microsoft-com:office:office" xmlns:oel="http://schemas.microsoft.com/office/2019/extlst" xmlns:r="http://schemas.openxmlformats.org/officeDocument/2006/relationships" xmlns:m="http://schemas.openxmlformats.org/officeDocument/2006/math" xmlns:v="urn:schemas-microsoft-com:vml" xmlns:wp14="http://schemas.microsoft.com/office/word/2010/wordprocessingDrawing" xmlns:wp="http://schemas.openxmlformats.org/drawingml/2006/wordprocessingDrawing" xmlns:w10="urn:schemas-microsoft-com:office:word" xmlns:w="http://schemas.openxmlformats.org/wordprocessingml/2006/main" xmlns:w14="http://schemas.microsoft.com/office/word/2010/wordml" xmlns:w15="http://schemas.microsoft.com/office/word/2012/wordml" xmlns:w16cex="http://schemas.microsoft.com/office/word/2018/wordml/cex" xmlns:w16cid="http://schemas.microsoft.com/office/word/2016/wordml/cid" xmlns:w16="http://schemas.microsoft.com/office/word/2018/wordml" xmlns:w16sdtdh="http://schemas.microsoft.com/office/word/2020/wordml/sdtdatahash" xmlns:w16se="http://schemas.microsoft.com/office/word/2015/wordml/symex" xmlns:wpg="http://schemas.microsoft.com/office/word/2010/wordprocessingGroup" xmlns:wpi="http://schemas.microsoft.com/office/word/2010/wordprocessingInk" xmlns:wne="http://schemas.microsoft.com/office/word/2006/wordml" xmlns:wps="http://schemas.microsoft.com/office/word/2010/wordprocessingShape" mc:Ignorable="w14 w15 w16se w16cid w16 w16cex w16sdtdh wp14">
   <w:abstractNum w:abstractNumId="0" w15:restartNumberingAfterBreak="0">
-    <w:nsid w:val="055E2952"/>
+    <w:nsid w:val="01D62EBA"/>
     <w:multiLevelType w:val="hybridMultilevel"/>
-    <w:tmpl w:val="D70C6A80"/>
-    <w:lvl w:ilvl="0" w:tplc="331ABD94">
+    <w:tmpl w:val="B4942DB4"/>
+    <w:lvl w:ilvl="0" w:tplc="995A9ED6">
+      <w:start w:val="1"/>
+      <w:numFmt w:val="bullet"/>
+      <w:lvlText w:val="•"/>
+      <w:lvlJc w:val="left"/>
+      <w:pPr>
+        <w:ind w:left="460" w:hanging="280"/>
+      </w:pPr>
+    </w:lvl>
+    <w:lvl w:ilvl="1" w:tplc="EDA80B18">
+      <w:start w:val="1"/>
+      <w:numFmt w:val="bullet"/>
+      <w:lvlText w:val="–"/>
+      <w:lvlJc w:val="left"/>
+      <w:pPr>
+        <w:ind w:left="900" w:hanging="280"/>
+      </w:pPr>
+    </w:lvl>
+    <w:lvl w:ilvl="2" w:tplc="D4E2757C">
+      <w:numFmt w:val="decimal"/>
+      <w:lvlText w:val=""/>
+      <w:lvlJc w:val="left"/>
+    </w:lvl>
+    <w:lvl w:ilvl="3" w:tplc="6FCA325E">
+      <w:numFmt w:val="decimal"/>
+      <w:lvlText w:val=""/>
+      <w:lvlJc w:val="left"/>
+    </w:lvl>
+    <w:lvl w:ilvl="4" w:tplc="930A5582">
+      <w:numFmt w:val="decimal"/>
+      <w:lvlText w:val=""/>
+      <w:lvlJc w:val="left"/>
+    </w:lvl>
+    <w:lvl w:ilvl="5" w:tplc="CF28A5E2">
+      <w:numFmt w:val="decimal"/>
+      <w:lvlText w:val=""/>
+      <w:lvlJc w:val="left"/>
+    </w:lvl>
+    <w:lvl w:ilvl="6" w:tplc="5A946938">
+      <w:numFmt w:val="decimal"/>
+      <w:lvlText w:val=""/>
+      <w:lvlJc w:val="left"/>
+    </w:lvl>
+    <w:lvl w:ilvl="7" w:tplc="24041028">
+      <w:numFmt w:val="decimal"/>
+      <w:lvlText w:val=""/>
+      <w:lvlJc w:val="left"/>
+    </w:lvl>
+    <w:lvl w:ilvl="8" w:tplc="4782CB0C">
+      <w:numFmt w:val="decimal"/>
+      <w:lvlText w:val=""/>
+      <w:lvlJc w:val="left"/>
+    </w:lvl>
+  </w:abstractNum>
+  <w:abstractNum w:abstractNumId="1" w15:restartNumberingAfterBreak="0">
+    <w:nsid w:val="045A1946"/>
+    <w:multiLevelType w:val="hybridMultilevel"/>
+    <w:tmpl w:val="933872A2"/>
+    <w:lvl w:ilvl="0" w:tplc="3774BFDE">
       <w:start w:val="1"/>
       <w:numFmt w:val="decimal"/>
       <w:lvlText w:val="%1."/>
@@ -6698,196 +6756,52 @@
         <w:color w:val="A67C27"/>
       </w:rPr>
     </w:lvl>
-    <w:lvl w:ilvl="1" w:tplc="5E147F34">
+    <w:lvl w:ilvl="1" w:tplc="56D2263C">
       <w:numFmt w:val="decimal"/>
       <w:lvlText w:val=""/>
       <w:lvlJc w:val="left"/>
     </w:lvl>
-    <w:lvl w:ilvl="2" w:tplc="6414A87C">
+    <w:lvl w:ilvl="2" w:tplc="49CA5E8E">
       <w:numFmt w:val="decimal"/>
       <w:lvlText w:val=""/>
       <w:lvlJc w:val="left"/>
     </w:lvl>
-    <w:lvl w:ilvl="3" w:tplc="257C4F0A">
+    <w:lvl w:ilvl="3" w:tplc="F16091CE">
       <w:numFmt w:val="decimal"/>
       <w:lvlText w:val=""/>
       <w:lvlJc w:val="left"/>
     </w:lvl>
-    <w:lvl w:ilvl="4" w:tplc="C2BC299E">
+    <w:lvl w:ilvl="4" w:tplc="FC9A2AE6">
       <w:numFmt w:val="decimal"/>
       <w:lvlText w:val=""/>
       <w:lvlJc w:val="left"/>
     </w:lvl>
-    <w:lvl w:ilvl="5" w:tplc="E7EC0868">
+    <w:lvl w:ilvl="5" w:tplc="25C2DEE0">
       <w:numFmt w:val="decimal"/>
       <w:lvlText w:val=""/>
       <w:lvlJc w:val="left"/>
     </w:lvl>
-    <w:lvl w:ilvl="6" w:tplc="CC0A3C96">
+    <w:lvl w:ilvl="6" w:tplc="CDD86732">
       <w:numFmt w:val="decimal"/>
       <w:lvlText w:val=""/>
       <w:lvlJc w:val="left"/>
     </w:lvl>
-    <w:lvl w:ilvl="7" w:tplc="C40E0504">
+    <w:lvl w:ilvl="7" w:tplc="7AEAF3D8">
       <w:numFmt w:val="decimal"/>
       <w:lvlText w:val=""/>
       <w:lvlJc w:val="left"/>
     </w:lvl>
-    <w:lvl w:ilvl="8" w:tplc="B4BC3526">
-      <w:numFmt w:val="decimal"/>
-      <w:lvlText w:val=""/>
-      <w:lvlJc w:val="left"/>
-    </w:lvl>
-  </w:abstractNum>
-  <w:abstractNum w:abstractNumId="1" w15:restartNumberingAfterBreak="0">
-    <w:nsid w:val="13D9286B"/>
-    <w:multiLevelType w:val="hybridMultilevel"/>
-    <w:tmpl w:val="B4E40FB8"/>
-    <w:lvl w:ilvl="0" w:tplc="6826D95A">
-      <w:start w:val="1"/>
-      <w:numFmt w:val="bullet"/>
-      <w:lvlText w:val="•"/>
-      <w:lvlJc w:val="left"/>
-      <w:pPr>
-        <w:ind w:left="460" w:hanging="280"/>
-      </w:pPr>
-    </w:lvl>
-    <w:lvl w:ilvl="1" w:tplc="D46E0B20">
-      <w:start w:val="1"/>
-      <w:numFmt w:val="bullet"/>
-      <w:lvlText w:val="–"/>
-      <w:lvlJc w:val="left"/>
-      <w:pPr>
-        <w:ind w:left="900" w:hanging="280"/>
-      </w:pPr>
-    </w:lvl>
-    <w:lvl w:ilvl="2" w:tplc="0D1EB6A6">
-      <w:numFmt w:val="decimal"/>
-      <w:lvlText w:val=""/>
-      <w:lvlJc w:val="left"/>
-    </w:lvl>
-    <w:lvl w:ilvl="3" w:tplc="A1B89C1E">
-      <w:numFmt w:val="decimal"/>
-      <w:lvlText w:val=""/>
-      <w:lvlJc w:val="left"/>
-    </w:lvl>
-    <w:lvl w:ilvl="4" w:tplc="BAF86DC0">
-      <w:numFmt w:val="decimal"/>
-      <w:lvlText w:val=""/>
-      <w:lvlJc w:val="left"/>
-    </w:lvl>
-    <w:lvl w:ilvl="5" w:tplc="C66E0A0E">
-      <w:numFmt w:val="decimal"/>
-      <w:lvlText w:val=""/>
-      <w:lvlJc w:val="left"/>
-    </w:lvl>
-    <w:lvl w:ilvl="6" w:tplc="FF8A1DB6">
-      <w:numFmt w:val="decimal"/>
-      <w:lvlText w:val=""/>
-      <w:lvlJc w:val="left"/>
-    </w:lvl>
-    <w:lvl w:ilvl="7" w:tplc="27B22FA8">
-      <w:numFmt w:val="decimal"/>
-      <w:lvlText w:val=""/>
-      <w:lvlJc w:val="left"/>
-    </w:lvl>
-    <w:lvl w:ilvl="8" w:tplc="9F064E8A">
+    <w:lvl w:ilvl="8" w:tplc="65526E9A">
       <w:numFmt w:val="decimal"/>
       <w:lvlText w:val=""/>
       <w:lvlJc w:val="left"/>
     </w:lvl>
   </w:abstractNum>
   <w:abstractNum w:abstractNumId="2" w15:restartNumberingAfterBreak="0">
-    <w:nsid w:val="187A33DF"/>
+    <w:nsid w:val="09A833CF"/>
     <w:multiLevelType w:val="hybridMultilevel"/>
-    <w:tmpl w:val="5CBCF856"/>
-    <w:lvl w:ilvl="0" w:tplc="BDFCEA14">
-      <w:start w:val="1"/>
-      <w:numFmt w:val="bullet"/>
-      <w:lvlText w:val="●"/>
-      <w:lvlJc w:val="left"/>
-      <w:pPr>
-        <w:ind w:left="720" w:hanging="360"/>
-      </w:pPr>
-    </w:lvl>
-    <w:lvl w:ilvl="1" w:tplc="A1E412F8">
-      <w:start w:val="1"/>
-      <w:numFmt w:val="bullet"/>
-      <w:lvlText w:val="○"/>
-      <w:lvlJc w:val="left"/>
-      <w:pPr>
-        <w:ind w:left="1440" w:hanging="360"/>
-      </w:pPr>
-    </w:lvl>
-    <w:lvl w:ilvl="2" w:tplc="04F0B2DC">
-      <w:start w:val="1"/>
-      <w:numFmt w:val="bullet"/>
-      <w:lvlText w:val="■"/>
-      <w:lvlJc w:val="left"/>
-      <w:pPr>
-        <w:ind w:left="2160" w:hanging="360"/>
-      </w:pPr>
-    </w:lvl>
-    <w:lvl w:ilvl="3" w:tplc="126038F8">
-      <w:start w:val="1"/>
-      <w:numFmt w:val="bullet"/>
-      <w:lvlText w:val="●"/>
-      <w:lvlJc w:val="left"/>
-      <w:pPr>
-        <w:ind w:left="2880" w:hanging="360"/>
-      </w:pPr>
-    </w:lvl>
-    <w:lvl w:ilvl="4" w:tplc="0E6C84A4">
-      <w:start w:val="1"/>
-      <w:numFmt w:val="bullet"/>
-      <w:lvlText w:val="○"/>
-      <w:lvlJc w:val="left"/>
-      <w:pPr>
-        <w:ind w:left="3600" w:hanging="360"/>
-      </w:pPr>
-    </w:lvl>
-    <w:lvl w:ilvl="5" w:tplc="FE5CAECE">
-      <w:start w:val="1"/>
-      <w:numFmt w:val="bullet"/>
-      <w:lvlText w:val="■"/>
-      <w:lvlJc w:val="left"/>
-      <w:pPr>
-        <w:ind w:left="4320" w:hanging="360"/>
-      </w:pPr>
-    </w:lvl>
-    <w:lvl w:ilvl="6" w:tplc="82E07208">
-      <w:start w:val="1"/>
-      <w:numFmt w:val="bullet"/>
-      <w:lvlText w:val="●"/>
-      <w:lvlJc w:val="left"/>
-      <w:pPr>
-        <w:ind w:left="5040" w:hanging="360"/>
-      </w:pPr>
-    </w:lvl>
-    <w:lvl w:ilvl="7" w:tplc="F5DCA51A">
-      <w:start w:val="1"/>
-      <w:numFmt w:val="bullet"/>
-      <w:lvlText w:val="●"/>
-      <w:lvlJc w:val="left"/>
-      <w:pPr>
-        <w:ind w:left="5760" w:hanging="360"/>
-      </w:pPr>
-    </w:lvl>
-    <w:lvl w:ilvl="8" w:tplc="82CC593E">
-      <w:start w:val="1"/>
-      <w:numFmt w:val="bullet"/>
-      <w:lvlText w:val="●"/>
-      <w:lvlJc w:val="left"/>
-      <w:pPr>
-        <w:ind w:left="6480" w:hanging="360"/>
-      </w:pPr>
-    </w:lvl>
-  </w:abstractNum>
-  <w:abstractNum w:abstractNumId="3" w15:restartNumberingAfterBreak="0">
-    <w:nsid w:val="247D1727"/>
-    <w:multiLevelType w:val="hybridMultilevel"/>
-    <w:tmpl w:val="E908666A"/>
-    <w:lvl w:ilvl="0" w:tplc="4A5C0D58">
+    <w:tmpl w:val="758AC298"/>
+    <w:lvl w:ilvl="0" w:tplc="DE0AC7C0">
       <w:start w:val="1"/>
       <w:numFmt w:val="decimal"/>
       <w:lvlText w:val="%1."/>
@@ -6901,52 +6815,111 @@
         <w:color w:val="A67C27"/>
       </w:rPr>
     </w:lvl>
-    <w:lvl w:ilvl="1" w:tplc="4352EF06">
+    <w:lvl w:ilvl="1" w:tplc="A0B85A80">
       <w:numFmt w:val="decimal"/>
       <w:lvlText w:val=""/>
       <w:lvlJc w:val="left"/>
     </w:lvl>
-    <w:lvl w:ilvl="2" w:tplc="4B7888D2">
+    <w:lvl w:ilvl="2" w:tplc="5E44EF48">
       <w:numFmt w:val="decimal"/>
       <w:lvlText w:val=""/>
       <w:lvlJc w:val="left"/>
     </w:lvl>
-    <w:lvl w:ilvl="3" w:tplc="55BA5B82">
+    <w:lvl w:ilvl="3" w:tplc="4D6CB052">
       <w:numFmt w:val="decimal"/>
       <w:lvlText w:val=""/>
       <w:lvlJc w:val="left"/>
     </w:lvl>
-    <w:lvl w:ilvl="4" w:tplc="260282FE">
+    <w:lvl w:ilvl="4" w:tplc="B366F92C">
       <w:numFmt w:val="decimal"/>
       <w:lvlText w:val=""/>
       <w:lvlJc w:val="left"/>
     </w:lvl>
-    <w:lvl w:ilvl="5" w:tplc="CF6882C2">
+    <w:lvl w:ilvl="5" w:tplc="A8BA6856">
       <w:numFmt w:val="decimal"/>
       <w:lvlText w:val=""/>
       <w:lvlJc w:val="left"/>
     </w:lvl>
-    <w:lvl w:ilvl="6" w:tplc="B0CE5356">
+    <w:lvl w:ilvl="6" w:tplc="366E9226">
       <w:numFmt w:val="decimal"/>
       <w:lvlText w:val=""/>
       <w:lvlJc w:val="left"/>
     </w:lvl>
-    <w:lvl w:ilvl="7" w:tplc="8DD00E48">
+    <w:lvl w:ilvl="7" w:tplc="601470AA">
       <w:numFmt w:val="decimal"/>
       <w:lvlText w:val=""/>
       <w:lvlJc w:val="left"/>
     </w:lvl>
-    <w:lvl w:ilvl="8" w:tplc="497479CA">
+    <w:lvl w:ilvl="8" w:tplc="823CAFBC">
+      <w:numFmt w:val="decimal"/>
+      <w:lvlText w:val=""/>
+      <w:lvlJc w:val="left"/>
+    </w:lvl>
+  </w:abstractNum>
+  <w:abstractNum w:abstractNumId="3" w15:restartNumberingAfterBreak="0">
+    <w:nsid w:val="106A529B"/>
+    <w:multiLevelType w:val="hybridMultilevel"/>
+    <w:tmpl w:val="879CD0BA"/>
+    <w:lvl w:ilvl="0" w:tplc="2D7A0D32">
+      <w:start w:val="1"/>
+      <w:numFmt w:val="decimal"/>
+      <w:lvlText w:val="%1."/>
+      <w:lvlJc w:val="left"/>
+      <w:pPr>
+        <w:ind w:left="460" w:hanging="360"/>
+      </w:pPr>
+      <w:rPr>
+        <w:b/>
+        <w:bCs/>
+        <w:color w:val="A67C27"/>
+      </w:rPr>
+    </w:lvl>
+    <w:lvl w:ilvl="1" w:tplc="B4581F76">
+      <w:numFmt w:val="decimal"/>
+      <w:lvlText w:val=""/>
+      <w:lvlJc w:val="left"/>
+    </w:lvl>
+    <w:lvl w:ilvl="2" w:tplc="6824A968">
+      <w:numFmt w:val="decimal"/>
+      <w:lvlText w:val=""/>
+      <w:lvlJc w:val="left"/>
+    </w:lvl>
+    <w:lvl w:ilvl="3" w:tplc="6728EFCC">
+      <w:numFmt w:val="decimal"/>
+      <w:lvlText w:val=""/>
+      <w:lvlJc w:val="left"/>
+    </w:lvl>
+    <w:lvl w:ilvl="4" w:tplc="ED4AE8A8">
+      <w:numFmt w:val="decimal"/>
+      <w:lvlText w:val=""/>
+      <w:lvlJc w:val="left"/>
+    </w:lvl>
+    <w:lvl w:ilvl="5" w:tplc="3A589648">
+      <w:numFmt w:val="decimal"/>
+      <w:lvlText w:val=""/>
+      <w:lvlJc w:val="left"/>
+    </w:lvl>
+    <w:lvl w:ilvl="6" w:tplc="DB56FC58">
+      <w:numFmt w:val="decimal"/>
+      <w:lvlText w:val=""/>
+      <w:lvlJc w:val="left"/>
+    </w:lvl>
+    <w:lvl w:ilvl="7" w:tplc="7F38201E">
+      <w:numFmt w:val="decimal"/>
+      <w:lvlText w:val=""/>
+      <w:lvlJc w:val="left"/>
+    </w:lvl>
+    <w:lvl w:ilvl="8" w:tplc="A85094C0">
       <w:numFmt w:val="decimal"/>
       <w:lvlText w:val=""/>
       <w:lvlJc w:val="left"/>
     </w:lvl>
   </w:abstractNum>
   <w:abstractNum w:abstractNumId="4" w15:restartNumberingAfterBreak="0">
-    <w:nsid w:val="687C23FB"/>
+    <w:nsid w:val="205506C9"/>
     <w:multiLevelType w:val="hybridMultilevel"/>
-    <w:tmpl w:val="3EF24214"/>
-    <w:lvl w:ilvl="0" w:tplc="63F62A2C">
+    <w:tmpl w:val="0B6A301A"/>
+    <w:lvl w:ilvl="0" w:tplc="B68820F4">
       <w:start w:val="1"/>
       <w:numFmt w:val="decimal"/>
       <w:lvlText w:val="%1."/>
@@ -6960,52 +6933,138 @@
         <w:color w:val="A67C27"/>
       </w:rPr>
     </w:lvl>
-    <w:lvl w:ilvl="1" w:tplc="6652F438">
+    <w:lvl w:ilvl="1" w:tplc="71D467FE">
       <w:numFmt w:val="decimal"/>
       <w:lvlText w:val=""/>
       <w:lvlJc w:val="left"/>
     </w:lvl>
-    <w:lvl w:ilvl="2" w:tplc="96A24AEA">
+    <w:lvl w:ilvl="2" w:tplc="1C4AC902">
       <w:numFmt w:val="decimal"/>
       <w:lvlText w:val=""/>
       <w:lvlJc w:val="left"/>
     </w:lvl>
-    <w:lvl w:ilvl="3" w:tplc="6E80802C">
+    <w:lvl w:ilvl="3" w:tplc="F66C49F6">
       <w:numFmt w:val="decimal"/>
       <w:lvlText w:val=""/>
       <w:lvlJc w:val="left"/>
     </w:lvl>
-    <w:lvl w:ilvl="4" w:tplc="A2A4FBD6">
+    <w:lvl w:ilvl="4" w:tplc="E6B0841A">
       <w:numFmt w:val="decimal"/>
       <w:lvlText w:val=""/>
       <w:lvlJc w:val="left"/>
     </w:lvl>
-    <w:lvl w:ilvl="5" w:tplc="EE500C72">
+    <w:lvl w:ilvl="5" w:tplc="5F14FA5C">
       <w:numFmt w:val="decimal"/>
       <w:lvlText w:val=""/>
       <w:lvlJc w:val="left"/>
     </w:lvl>
-    <w:lvl w:ilvl="6" w:tplc="D45C828C">
+    <w:lvl w:ilvl="6" w:tplc="44480E50">
       <w:numFmt w:val="decimal"/>
       <w:lvlText w:val=""/>
       <w:lvlJc w:val="left"/>
     </w:lvl>
-    <w:lvl w:ilvl="7" w:tplc="BAEA2466">
+    <w:lvl w:ilvl="7" w:tplc="57E69416">
       <w:numFmt w:val="decimal"/>
       <w:lvlText w:val=""/>
       <w:lvlJc w:val="left"/>
     </w:lvl>
-    <w:lvl w:ilvl="8" w:tplc="ACB41E46">
+    <w:lvl w:ilvl="8" w:tplc="BE0EC2D8">
       <w:numFmt w:val="decimal"/>
       <w:lvlText w:val=""/>
       <w:lvlJc w:val="left"/>
     </w:lvl>
   </w:abstractNum>
   <w:abstractNum w:abstractNumId="5" w15:restartNumberingAfterBreak="0">
-    <w:nsid w:val="68AA0A1E"/>
+    <w:nsid w:val="2396720C"/>
     <w:multiLevelType w:val="hybridMultilevel"/>
-    <w:tmpl w:val="99A01E2C"/>
-    <w:lvl w:ilvl="0" w:tplc="ECDC7094">
+    <w:tmpl w:val="32043B92"/>
+    <w:lvl w:ilvl="0" w:tplc="BE7E78C2">
+      <w:start w:val="1"/>
+      <w:numFmt w:val="bullet"/>
+      <w:lvlText w:val="●"/>
+      <w:lvlJc w:val="left"/>
+      <w:pPr>
+        <w:ind w:left="720" w:hanging="360"/>
+      </w:pPr>
+    </w:lvl>
+    <w:lvl w:ilvl="1" w:tplc="34225740">
+      <w:start w:val="1"/>
+      <w:numFmt w:val="bullet"/>
+      <w:lvlText w:val="○"/>
+      <w:lvlJc w:val="left"/>
+      <w:pPr>
+        <w:ind w:left="1440" w:hanging="360"/>
+      </w:pPr>
+    </w:lvl>
+    <w:lvl w:ilvl="2" w:tplc="BFD0214A">
+      <w:start w:val="1"/>
+      <w:numFmt w:val="bullet"/>
+      <w:lvlText w:val="■"/>
+      <w:lvlJc w:val="left"/>
+      <w:pPr>
+        <w:ind w:left="2160" w:hanging="360"/>
+      </w:pPr>
+    </w:lvl>
+    <w:lvl w:ilvl="3" w:tplc="7AD242A8">
+      <w:start w:val="1"/>
+      <w:numFmt w:val="bullet"/>
+      <w:lvlText w:val="●"/>
+      <w:lvlJc w:val="left"/>
+      <w:pPr>
+        <w:ind w:left="2880" w:hanging="360"/>
+      </w:pPr>
+    </w:lvl>
+    <w:lvl w:ilvl="4" w:tplc="742E74AC">
+      <w:start w:val="1"/>
+      <w:numFmt w:val="bullet"/>
+      <w:lvlText w:val="○"/>
+      <w:lvlJc w:val="left"/>
+      <w:pPr>
+        <w:ind w:left="3600" w:hanging="360"/>
+      </w:pPr>
+    </w:lvl>
+    <w:lvl w:ilvl="5" w:tplc="6108C4CC">
+      <w:start w:val="1"/>
+      <w:numFmt w:val="bullet"/>
+      <w:lvlText w:val="■"/>
+      <w:lvlJc w:val="left"/>
+      <w:pPr>
+        <w:ind w:left="4320" w:hanging="360"/>
+      </w:pPr>
+    </w:lvl>
+    <w:lvl w:ilvl="6" w:tplc="4D8427DE">
+      <w:start w:val="1"/>
+      <w:numFmt w:val="bullet"/>
+      <w:lvlText w:val="●"/>
+      <w:lvlJc w:val="left"/>
+      <w:pPr>
+        <w:ind w:left="5040" w:hanging="360"/>
+      </w:pPr>
+    </w:lvl>
+    <w:lvl w:ilvl="7" w:tplc="DBF25F50">
+      <w:start w:val="1"/>
+      <w:numFmt w:val="bullet"/>
+      <w:lvlText w:val="●"/>
+      <w:lvlJc w:val="left"/>
+      <w:pPr>
+        <w:ind w:left="5760" w:hanging="360"/>
+      </w:pPr>
+    </w:lvl>
+    <w:lvl w:ilvl="8" w:tplc="F4D6541A">
+      <w:start w:val="1"/>
+      <w:numFmt w:val="bullet"/>
+      <w:lvlText w:val="●"/>
+      <w:lvlJc w:val="left"/>
+      <w:pPr>
+        <w:ind w:left="6480" w:hanging="360"/>
+      </w:pPr>
+    </w:lvl>
+  </w:abstractNum>
+  <w:abstractNum w:abstractNumId="6" w15:restartNumberingAfterBreak="0">
+    <w:nsid w:val="4B610562"/>
+    <w:multiLevelType w:val="hybridMultilevel"/>
+    <w:tmpl w:val="7A66F6D8"/>
+    <w:lvl w:ilvl="0" w:tplc="85A69F3C">
       <w:start w:val="1"/>
       <w:numFmt w:val="decimal"/>
       <w:lvlText w:val="%1."/>
@@ -7019,144 +7078,85 @@
         <w:color w:val="A67C27"/>
       </w:rPr>
     </w:lvl>
-    <w:lvl w:ilvl="1" w:tplc="4F8C36B4">
+    <w:lvl w:ilvl="1" w:tplc="6B74D94E">
       <w:numFmt w:val="decimal"/>
       <w:lvlText w:val=""/>
       <w:lvlJc w:val="left"/>
     </w:lvl>
-    <w:lvl w:ilvl="2" w:tplc="EA20565E">
+    <w:lvl w:ilvl="2" w:tplc="14405810">
       <w:numFmt w:val="decimal"/>
       <w:lvlText w:val=""/>
       <w:lvlJc w:val="left"/>
     </w:lvl>
-    <w:lvl w:ilvl="3" w:tplc="E8ACCD8A">
+    <w:lvl w:ilvl="3" w:tplc="BCCC7100">
       <w:numFmt w:val="decimal"/>
       <w:lvlText w:val=""/>
       <w:lvlJc w:val="left"/>
     </w:lvl>
-    <w:lvl w:ilvl="4" w:tplc="B5A64E70">
+    <w:lvl w:ilvl="4" w:tplc="6AC2302C">
       <w:numFmt w:val="decimal"/>
       <w:lvlText w:val=""/>
       <w:lvlJc w:val="left"/>
     </w:lvl>
-    <w:lvl w:ilvl="5" w:tplc="6F58FC40">
+    <w:lvl w:ilvl="5" w:tplc="8EA6F5DA">
       <w:numFmt w:val="decimal"/>
       <w:lvlText w:val=""/>
       <w:lvlJc w:val="left"/>
     </w:lvl>
-    <w:lvl w:ilvl="6" w:tplc="DB422DEE">
+    <w:lvl w:ilvl="6" w:tplc="385EBEB0">
       <w:numFmt w:val="decimal"/>
       <w:lvlText w:val=""/>
       <w:lvlJc w:val="left"/>
     </w:lvl>
-    <w:lvl w:ilvl="7" w:tplc="74F8E246">
+    <w:lvl w:ilvl="7" w:tplc="F0A0CED6">
       <w:numFmt w:val="decimal"/>
       <w:lvlText w:val=""/>
       <w:lvlJc w:val="left"/>
     </w:lvl>
-    <w:lvl w:ilvl="8" w:tplc="1C66FA04">
+    <w:lvl w:ilvl="8" w:tplc="62C21612">
       <w:numFmt w:val="decimal"/>
       <w:lvlText w:val=""/>
       <w:lvlJc w:val="left"/>
     </w:lvl>
   </w:abstractNum>
-  <w:abstractNum w:abstractNumId="6" w15:restartNumberingAfterBreak="0">
-    <w:nsid w:val="69C03EF6"/>
-    <w:multiLevelType w:val="hybridMultilevel"/>
-    <w:tmpl w:val="322AC246"/>
-    <w:lvl w:ilvl="0" w:tplc="76AAC744">
-      <w:start w:val="1"/>
-      <w:numFmt w:val="decimal"/>
-      <w:lvlText w:val="%1."/>
-      <w:lvlJc w:val="left"/>
-      <w:pPr>
-        <w:ind w:left="460" w:hanging="360"/>
-      </w:pPr>
-      <w:rPr>
-        <w:b/>
-        <w:bCs/>
-        <w:color w:val="A67C27"/>
-      </w:rPr>
-    </w:lvl>
-    <w:lvl w:ilvl="1" w:tplc="27203EC2">
-      <w:numFmt w:val="decimal"/>
-      <w:lvlText w:val=""/>
-      <w:lvlJc w:val="left"/>
-    </w:lvl>
-    <w:lvl w:ilvl="2" w:tplc="1658B2CA">
-      <w:numFmt w:val="decimal"/>
-      <w:lvlText w:val=""/>
-      <w:lvlJc w:val="left"/>
-    </w:lvl>
-    <w:lvl w:ilvl="3" w:tplc="A0265C44">
-      <w:numFmt w:val="decimal"/>
-      <w:lvlText w:val=""/>
-      <w:lvlJc w:val="left"/>
-    </w:lvl>
-    <w:lvl w:ilvl="4" w:tplc="EE9EE4B6">
-      <w:numFmt w:val="decimal"/>
-      <w:lvlText w:val=""/>
-      <w:lvlJc w:val="left"/>
-    </w:lvl>
-    <w:lvl w:ilvl="5" w:tplc="AB58CC36">
-      <w:numFmt w:val="decimal"/>
-      <w:lvlText w:val=""/>
-      <w:lvlJc w:val="left"/>
-    </w:lvl>
-    <w:lvl w:ilvl="6" w:tplc="B6B024A8">
-      <w:numFmt w:val="decimal"/>
-      <w:lvlText w:val=""/>
-      <w:lvlJc w:val="left"/>
-    </w:lvl>
-    <w:lvl w:ilvl="7" w:tplc="ACB8B304">
-      <w:numFmt w:val="decimal"/>
-      <w:lvlText w:val=""/>
-      <w:lvlJc w:val="left"/>
-    </w:lvl>
-    <w:lvl w:ilvl="8" w:tplc="42B6A6AE">
-      <w:numFmt w:val="decimal"/>
-      <w:lvlText w:val=""/>
-      <w:lvlJc w:val="left"/>
-    </w:lvl>
-  </w:abstractNum>
-  <w:num w:numId="1" w16cid:durableId="1192956944">
+  <w:num w:numId="1" w16cid:durableId="1888839460">
+    <w:abstractNumId w:val="5"/>
+    <w:lvlOverride w:ilvl="0">
+      <w:startOverride w:val="1"/>
+    </w:lvlOverride>
+  </w:num>
+  <w:num w:numId="2" w16cid:durableId="1742210703">
+    <w:abstractNumId w:val="0"/>
+    <w:lvlOverride w:ilvl="0">
+      <w:startOverride w:val="1"/>
+    </w:lvlOverride>
+  </w:num>
+  <w:num w:numId="3" w16cid:durableId="599679326">
+    <w:abstractNumId w:val="6"/>
+    <w:lvlOverride w:ilvl="0">
+      <w:startOverride w:val="1"/>
+    </w:lvlOverride>
+  </w:num>
+  <w:num w:numId="4" w16cid:durableId="1397826677">
+    <w:abstractNumId w:val="3"/>
+    <w:lvlOverride w:ilvl="0">
+      <w:startOverride w:val="1"/>
+    </w:lvlOverride>
+  </w:num>
+  <w:num w:numId="5" w16cid:durableId="1775788032">
     <w:abstractNumId w:val="2"/>
     <w:lvlOverride w:ilvl="0">
       <w:startOverride w:val="1"/>
     </w:lvlOverride>
   </w:num>
-  <w:num w:numId="2" w16cid:durableId="550507493">
+  <w:num w:numId="6" w16cid:durableId="676729776">
     <w:abstractNumId w:val="1"/>
     <w:lvlOverride w:ilvl="0">
       <w:startOverride w:val="1"/>
     </w:lvlOverride>
   </w:num>
-  <w:num w:numId="3" w16cid:durableId="1039939001">
-    <w:abstractNumId w:val="3"/>
-    <w:lvlOverride w:ilvl="0">
-      <w:startOverride w:val="1"/>
-    </w:lvlOverride>
-  </w:num>
-  <w:num w:numId="4" w16cid:durableId="1244879624">
-    <w:abstractNumId w:val="6"/>
-    <w:lvlOverride w:ilvl="0">
-      <w:startOverride w:val="1"/>
-    </w:lvlOverride>
-  </w:num>
-  <w:num w:numId="5" w16cid:durableId="1358695513">
+  <w:num w:numId="7" w16cid:durableId="655383393">
     <w:abstractNumId w:val="4"/>
-    <w:lvlOverride w:ilvl="0">
-      <w:startOverride w:val="1"/>
-    </w:lvlOverride>
-  </w:num>
-  <w:num w:numId="6" w16cid:durableId="1825051538">
-    <w:abstractNumId w:val="5"/>
-    <w:lvlOverride w:ilvl="0">
-      <w:startOverride w:val="1"/>
-    </w:lvlOverride>
-  </w:num>
-  <w:num w:numId="7" w16cid:durableId="1566910930">
-    <w:abstractNumId w:val="0"/>
     <w:lvlOverride w:ilvl="0">
       <w:startOverride w:val="1"/>
     </w:lvlOverride>
@@ -7781,7 +7781,7 @@
     <w:autoRedefine/>
     <w:uiPriority w:val="39"/>
     <w:unhideWhenUsed/>
-    <w:rsid w:val="001041A1"/>
+    <w:rsid w:val="00C95CA9"/>
     <w:pPr>
       <w:spacing w:after="100"/>
     </w:pPr>
@@ -7793,7 +7793,7 @@
     <w:autoRedefine/>
     <w:uiPriority w:val="39"/>
     <w:unhideWhenUsed/>
-    <w:rsid w:val="001041A1"/>
+    <w:rsid w:val="00C95CA9"/>
     <w:pPr>
       <w:spacing w:after="100"/>
       <w:ind w:left="210"/>

--- a/docs/manuals/Role_Guide_8_Supervisor.docx
+++ b/docs/manuals/Role_Guide_8_Supervisor.docx
@@ -469,7 +469,7 @@
                 <w:sz w:val="19"/>
                 <w:szCs w:val="19"/>
               </w:rPr>
-              <w:t>Version 1.2 · 20 September 2026</w:t>
+              <w:t>Version 1.3 · 20 September 2026</w:t>
             </w:r>
           </w:p>
         </w:tc>
@@ -538,7 +538,7 @@
     <w:sdt>
       <w:sdtPr>
         <w:alias w:val="Contents"/>
-        <w:id w:val="457997673"/>
+        <w:id w:val="-1887791449"/>
       </w:sdtPr>
       <w:sdtEndPr/>
       <w:sdtContent>
@@ -567,7 +567,7 @@
           <w:r>
             <w:fldChar w:fldCharType="separate"/>
           </w:r>
-          <w:hyperlink w:anchor="_Toc240759427" w:history="1">
+          <w:hyperlink w:anchor="_Toc240768053" w:history="1">
             <w:r>
               <w:rPr>
                 <w:rStyle w:val="Hyperlink"/>
@@ -591,7 +591,7 @@
               <w:rPr>
                 <w:noProof/>
               </w:rPr>
-              <w:instrText xml:space="preserve"> PAGEREF _Toc240759427 \h </w:instrText>
+              <w:instrText xml:space="preserve"> PAGEREF _Toc240768053 \h </w:instrText>
             </w:r>
             <w:r>
               <w:rPr>
@@ -634,7 +634,7 @@
               <w14:ligatures w14:val="standardContextual"/>
             </w:rPr>
           </w:pPr>
-          <w:hyperlink w:anchor="_Toc240759428" w:history="1">
+          <w:hyperlink w:anchor="_Toc240768054" w:history="1">
             <w:r>
               <w:rPr>
                 <w:rStyle w:val="Hyperlink"/>
@@ -658,7 +658,7 @@
               <w:rPr>
                 <w:noProof/>
               </w:rPr>
-              <w:instrText xml:space="preserve"> PAGEREF _Toc240759428 \h </w:instrText>
+              <w:instrText xml:space="preserve"> PAGEREF _Toc240768054 \h </w:instrText>
             </w:r>
             <w:r>
               <w:rPr>
@@ -701,7 +701,7 @@
               <w14:ligatures w14:val="standardContextual"/>
             </w:rPr>
           </w:pPr>
-          <w:hyperlink w:anchor="_Toc240759429" w:history="1">
+          <w:hyperlink w:anchor="_Toc240768055" w:history="1">
             <w:r>
               <w:rPr>
                 <w:rStyle w:val="Hyperlink"/>
@@ -725,7 +725,7 @@
               <w:rPr>
                 <w:noProof/>
               </w:rPr>
-              <w:instrText xml:space="preserve"> PAGEREF _Toc240759429 \h </w:instrText>
+              <w:instrText xml:space="preserve"> PAGEREF _Toc240768055 \h </w:instrText>
             </w:r>
             <w:r>
               <w:rPr>
@@ -768,7 +768,7 @@
               <w14:ligatures w14:val="standardContextual"/>
             </w:rPr>
           </w:pPr>
-          <w:hyperlink w:anchor="_Toc240759430" w:history="1">
+          <w:hyperlink w:anchor="_Toc240768056" w:history="1">
             <w:r>
               <w:rPr>
                 <w:rStyle w:val="Hyperlink"/>
@@ -792,7 +792,7 @@
               <w:rPr>
                 <w:noProof/>
               </w:rPr>
-              <w:instrText xml:space="preserve"> PAGEREF _Toc240759430 \h </w:instrText>
+              <w:instrText xml:space="preserve"> PAGEREF _Toc240768056 \h </w:instrText>
             </w:r>
             <w:r>
               <w:rPr>
@@ -835,7 +835,7 @@
               <w14:ligatures w14:val="standardContextual"/>
             </w:rPr>
           </w:pPr>
-          <w:hyperlink w:anchor="_Toc240759431" w:history="1">
+          <w:hyperlink w:anchor="_Toc240768057" w:history="1">
             <w:r>
               <w:rPr>
                 <w:rStyle w:val="Hyperlink"/>
@@ -859,7 +859,7 @@
               <w:rPr>
                 <w:noProof/>
               </w:rPr>
-              <w:instrText xml:space="preserve"> PAGEREF _Toc240759431 \h </w:instrText>
+              <w:instrText xml:space="preserve"> PAGEREF _Toc240768057 \h </w:instrText>
             </w:r>
             <w:r>
               <w:rPr>
@@ -902,7 +902,7 @@
               <w14:ligatures w14:val="standardContextual"/>
             </w:rPr>
           </w:pPr>
-          <w:hyperlink w:anchor="_Toc240759432" w:history="1">
+          <w:hyperlink w:anchor="_Toc240768058" w:history="1">
             <w:r>
               <w:rPr>
                 <w:rStyle w:val="Hyperlink"/>
@@ -926,7 +926,7 @@
               <w:rPr>
                 <w:noProof/>
               </w:rPr>
-              <w:instrText xml:space="preserve"> PAGEREF _Toc240759432 \h </w:instrText>
+              <w:instrText xml:space="preserve"> PAGEREF _Toc240768058 \h </w:instrText>
             </w:r>
             <w:r>
               <w:rPr>
@@ -969,7 +969,7 @@
               <w14:ligatures w14:val="standardContextual"/>
             </w:rPr>
           </w:pPr>
-          <w:hyperlink w:anchor="_Toc240759433" w:history="1">
+          <w:hyperlink w:anchor="_Toc240768059" w:history="1">
             <w:r>
               <w:rPr>
                 <w:rStyle w:val="Hyperlink"/>
@@ -993,7 +993,7 @@
               <w:rPr>
                 <w:noProof/>
               </w:rPr>
-              <w:instrText xml:space="preserve"> PAGEREF _Toc240759433 \h </w:instrText>
+              <w:instrText xml:space="preserve"> PAGEREF _Toc240768059 \h </w:instrText>
             </w:r>
             <w:r>
               <w:rPr>
@@ -1036,7 +1036,7 @@
               <w14:ligatures w14:val="standardContextual"/>
             </w:rPr>
           </w:pPr>
-          <w:hyperlink w:anchor="_Toc240759434" w:history="1">
+          <w:hyperlink w:anchor="_Toc240768060" w:history="1">
             <w:r>
               <w:rPr>
                 <w:rStyle w:val="Hyperlink"/>
@@ -1060,7 +1060,7 @@
               <w:rPr>
                 <w:noProof/>
               </w:rPr>
-              <w:instrText xml:space="preserve"> PAGEREF _Toc240759434 \h </w:instrText>
+              <w:instrText xml:space="preserve"> PAGEREF _Toc240768060 \h </w:instrText>
             </w:r>
             <w:r>
               <w:rPr>
@@ -1103,7 +1103,7 @@
               <w14:ligatures w14:val="standardContextual"/>
             </w:rPr>
           </w:pPr>
-          <w:hyperlink w:anchor="_Toc240759435" w:history="1">
+          <w:hyperlink w:anchor="_Toc240768061" w:history="1">
             <w:r>
               <w:rPr>
                 <w:rStyle w:val="Hyperlink"/>
@@ -1127,7 +1127,7 @@
               <w:rPr>
                 <w:noProof/>
               </w:rPr>
-              <w:instrText xml:space="preserve"> PAGEREF _Toc240759435 \h </w:instrText>
+              <w:instrText xml:space="preserve"> PAGEREF _Toc240768061 \h </w:instrText>
             </w:r>
             <w:r>
               <w:rPr>
@@ -1170,7 +1170,7 @@
               <w14:ligatures w14:val="standardContextual"/>
             </w:rPr>
           </w:pPr>
-          <w:hyperlink w:anchor="_Toc240759436" w:history="1">
+          <w:hyperlink w:anchor="_Toc240768062" w:history="1">
             <w:r>
               <w:rPr>
                 <w:rStyle w:val="Hyperlink"/>
@@ -1194,7 +1194,7 @@
               <w:rPr>
                 <w:noProof/>
               </w:rPr>
-              <w:instrText xml:space="preserve"> PAGEREF _Toc240759436 \h </w:instrText>
+              <w:instrText xml:space="preserve"> PAGEREF _Toc240768062 \h </w:instrText>
             </w:r>
             <w:r>
               <w:rPr>
@@ -1237,7 +1237,7 @@
               <w14:ligatures w14:val="standardContextual"/>
             </w:rPr>
           </w:pPr>
-          <w:hyperlink w:anchor="_Toc240759437" w:history="1">
+          <w:hyperlink w:anchor="_Toc240768063" w:history="1">
             <w:r>
               <w:rPr>
                 <w:rStyle w:val="Hyperlink"/>
@@ -1261,7 +1261,7 @@
               <w:rPr>
                 <w:noProof/>
               </w:rPr>
-              <w:instrText xml:space="preserve"> PAGEREF _Toc240759437 \h </w:instrText>
+              <w:instrText xml:space="preserve"> PAGEREF _Toc240768063 \h </w:instrText>
             </w:r>
             <w:r>
               <w:rPr>
@@ -1304,7 +1304,7 @@
               <w14:ligatures w14:val="standardContextual"/>
             </w:rPr>
           </w:pPr>
-          <w:hyperlink w:anchor="_Toc240759438" w:history="1">
+          <w:hyperlink w:anchor="_Toc240768064" w:history="1">
             <w:r>
               <w:rPr>
                 <w:rStyle w:val="Hyperlink"/>
@@ -1328,7 +1328,7 @@
               <w:rPr>
                 <w:noProof/>
               </w:rPr>
-              <w:instrText xml:space="preserve"> PAGEREF _Toc240759438 \h </w:instrText>
+              <w:instrText xml:space="preserve"> PAGEREF _Toc240768064 \h </w:instrText>
             </w:r>
             <w:r>
               <w:rPr>
@@ -1371,7 +1371,7 @@
               <w14:ligatures w14:val="standardContextual"/>
             </w:rPr>
           </w:pPr>
-          <w:hyperlink w:anchor="_Toc240759439" w:history="1">
+          <w:hyperlink w:anchor="_Toc240768065" w:history="1">
             <w:r>
               <w:rPr>
                 <w:rStyle w:val="Hyperlink"/>
@@ -1395,7 +1395,7 @@
               <w:rPr>
                 <w:noProof/>
               </w:rPr>
-              <w:instrText xml:space="preserve"> PAGEREF _Toc240759439 \h </w:instrText>
+              <w:instrText xml:space="preserve"> PAGEREF _Toc240768065 \h </w:instrText>
             </w:r>
             <w:r>
               <w:rPr>
@@ -1438,7 +1438,7 @@
               <w14:ligatures w14:val="standardContextual"/>
             </w:rPr>
           </w:pPr>
-          <w:hyperlink w:anchor="_Toc240759440" w:history="1">
+          <w:hyperlink w:anchor="_Toc240768066" w:history="1">
             <w:r>
               <w:rPr>
                 <w:rStyle w:val="Hyperlink"/>
@@ -1462,7 +1462,7 @@
               <w:rPr>
                 <w:noProof/>
               </w:rPr>
-              <w:instrText xml:space="preserve"> PAGEREF _Toc240759440 \h </w:instrText>
+              <w:instrText xml:space="preserve"> PAGEREF _Toc240768066 \h </w:instrText>
             </w:r>
             <w:r>
               <w:rPr>
@@ -1505,7 +1505,7 @@
               <w14:ligatures w14:val="standardContextual"/>
             </w:rPr>
           </w:pPr>
-          <w:hyperlink w:anchor="_Toc240759441" w:history="1">
+          <w:hyperlink w:anchor="_Toc240768067" w:history="1">
             <w:r>
               <w:rPr>
                 <w:rStyle w:val="Hyperlink"/>
@@ -1529,7 +1529,7 @@
               <w:rPr>
                 <w:noProof/>
               </w:rPr>
-              <w:instrText xml:space="preserve"> PAGEREF _Toc240759441 \h </w:instrText>
+              <w:instrText xml:space="preserve"> PAGEREF _Toc240768067 \h </w:instrText>
             </w:r>
             <w:r>
               <w:rPr>
@@ -1572,7 +1572,7 @@
               <w14:ligatures w14:val="standardContextual"/>
             </w:rPr>
           </w:pPr>
-          <w:hyperlink w:anchor="_Toc240759442" w:history="1">
+          <w:hyperlink w:anchor="_Toc240768068" w:history="1">
             <w:r>
               <w:rPr>
                 <w:rStyle w:val="Hyperlink"/>
@@ -1596,7 +1596,7 @@
               <w:rPr>
                 <w:noProof/>
               </w:rPr>
-              <w:instrText xml:space="preserve"> PAGEREF _Toc240759442 \h </w:instrText>
+              <w:instrText xml:space="preserve"> PAGEREF _Toc240768068 \h </w:instrText>
             </w:r>
             <w:r>
               <w:rPr>
@@ -1635,7 +1635,7 @@
         <w:pStyle w:val="Heading1"/>
         <w:pageBreakBefore/>
       </w:pPr>
-      <w:bookmarkStart w:id="0" w:name="_Toc240759427"/>
+      <w:bookmarkStart w:id="0" w:name="_Toc240768053"/>
       <w:r>
         <w:lastRenderedPageBreak/>
         <w:t>1. Your role at a glance</w:t>
@@ -1803,7 +1803,7 @@
         <w:pStyle w:val="Heading1"/>
         <w:pageBreakBefore/>
       </w:pPr>
-      <w:bookmarkStart w:id="1" w:name="_Toc240759428"/>
+      <w:bookmarkStart w:id="1" w:name="_Toc240768054"/>
       <w:r>
         <w:lastRenderedPageBreak/>
         <w:t>2. Signing in and your screens</w:t>
@@ -1814,7 +1814,7 @@
       <w:pPr>
         <w:pStyle w:val="Heading2"/>
       </w:pPr>
-      <w:bookmarkStart w:id="2" w:name="_Toc240759429"/>
+      <w:bookmarkStart w:id="2" w:name="_Toc240768055"/>
       <w:r>
         <w:t>Signing in</w:t>
       </w:r>
@@ -1897,7 +1897,7 @@
           <w:noProof/>
         </w:rPr>
         <w:drawing>
-          <wp:inline distT="0" distB="0" distL="0" distR="0" wp14:anchorId="3671E903" wp14:editId="4B04F992">
+          <wp:inline distT="0" distB="0" distL="0" distR="0" wp14:anchorId="50A065FA" wp14:editId="3475178A">
             <wp:extent cx="5334000" cy="2333625"/>
             <wp:effectExtent l="0" t="0" r="0" b="0"/>
             <wp:docPr id="1" name="adm_login.jpg" descr="The sign-in screen for all internal staff." title="The sign-in screen for all internal staff."/>
@@ -2064,7 +2064,7 @@
       <w:pPr>
         <w:pStyle w:val="Heading2"/>
       </w:pPr>
-      <w:bookmarkStart w:id="3" w:name="_Toc240759430"/>
+      <w:bookmarkStart w:id="3" w:name="_Toc240768056"/>
       <w:r>
         <w:t>Finding your way around</w:t>
       </w:r>
@@ -2239,7 +2239,7 @@
         </w:rPr>
         <w:lastRenderedPageBreak/>
         <w:drawing>
-          <wp:inline distT="0" distB="0" distL="0" distR="0" wp14:anchorId="18E73BF2" wp14:editId="79F36796">
+          <wp:inline distT="0" distB="0" distL="0" distR="0" wp14:anchorId="0B14DC4F" wp14:editId="3A5467A4">
             <wp:extent cx="5715000" cy="1876425"/>
             <wp:effectExtent l="0" t="0" r="0" b="0"/>
             <wp:docPr id="2" name="adm_not_your_role.jpg" descr="Opening a screen outside your role (for example from an old bookmark) shows this card instead of the screen." title="Opening a screen outside your role (for example from an old bookmark) shows this card instead of the screen."/>
@@ -2308,7 +2308,7 @@
       <w:pPr>
         <w:pStyle w:val="Heading2"/>
       </w:pPr>
-      <w:bookmarkStart w:id="4" w:name="_Toc240759431"/>
+      <w:bookmarkStart w:id="4" w:name="_Toc240768057"/>
       <w:r>
         <w:t>Your screens</w:t>
       </w:r>
@@ -2815,7 +2815,7 @@
       <w:pPr>
         <w:pStyle w:val="Heading2"/>
       </w:pPr>
-      <w:bookmarkStart w:id="5" w:name="_Toc240759432"/>
+      <w:bookmarkStart w:id="5" w:name="_Toc240768058"/>
       <w:r>
         <w:t>Changing your password</w:t>
       </w:r>
@@ -2898,7 +2898,7 @@
           <w:noProof/>
         </w:rPr>
         <w:drawing>
-          <wp:inline distT="0" distB="0" distL="0" distR="0" wp14:anchorId="09D9D9EF" wp14:editId="058A63CB">
+          <wp:inline distT="0" distB="0" distL="0" distR="0" wp14:anchorId="5318C71C" wp14:editId="789B506A">
             <wp:extent cx="5334000" cy="2171700"/>
             <wp:effectExtent l="0" t="0" r="0" b="0"/>
             <wp:docPr id="3" name="adm_account.jpg" descr="Change Password screen." title="Change Password screen."/>
@@ -2986,7 +2986,7 @@
         <w:pStyle w:val="Heading1"/>
         <w:pageBreakBefore/>
       </w:pPr>
-      <w:bookmarkStart w:id="6" w:name="_Toc240759433"/>
+      <w:bookmarkStart w:id="6" w:name="_Toc240768059"/>
       <w:r>
         <w:lastRenderedPageBreak/>
         <w:t>3. Your routine</w:t>
@@ -3271,7 +3271,7 @@
         <w:pStyle w:val="Heading1"/>
         <w:pageBreakBefore/>
       </w:pPr>
-      <w:bookmarkStart w:id="7" w:name="_Toc240759434"/>
+      <w:bookmarkStart w:id="7" w:name="_Toc240768060"/>
       <w:r>
         <w:lastRenderedPageBreak/>
         <w:t>4. Step-by-step tasks</w:t>
@@ -3282,7 +3282,7 @@
       <w:pPr>
         <w:pStyle w:val="Heading2"/>
       </w:pPr>
-      <w:bookmarkStart w:id="8" w:name="_Toc240759435"/>
+      <w:bookmarkStart w:id="8" w:name="_Toc240768061"/>
       <w:r>
         <w:t>4.1 Reading the dashboards</w:t>
       </w:r>
@@ -3307,7 +3307,7 @@
           <w:noProof/>
         </w:rPr>
         <w:drawing>
-          <wp:inline distT="0" distB="0" distL="0" distR="0" wp14:anchorId="29231E8A" wp14:editId="43576C06">
+          <wp:inline distT="0" distB="0" distL="0" distR="0" wp14:anchorId="7968EB24" wp14:editId="4911AF00">
             <wp:extent cx="5715000" cy="3571875"/>
             <wp:effectExtent l="0" t="0" r="0" b="0"/>
             <wp:docPr id="4" name="adm_exec_dashboard.jpg" descr="Executive Dashboard: completions against the 400 / 60 / 50–75 targets, days to data lock, spend, and the lowest-filled strata." title="Executive Dashboard: completions against the 400 / 60 / 50–75 targets, days to data lock, spend, and the lowest-filled strata."/>
@@ -3972,7 +3972,7 @@
       <w:pPr>
         <w:pStyle w:val="Heading2"/>
       </w:pPr>
-      <w:bookmarkStart w:id="9" w:name="_Toc240759436"/>
+      <w:bookmarkStart w:id="9" w:name="_Toc240768062"/>
       <w:r>
         <w:lastRenderedPageBreak/>
         <w:t>4.2 Using Reports (analytics and charts)</w:t>
@@ -4013,7 +4013,7 @@
           <w:noProof/>
         </w:rPr>
         <w:drawing>
-          <wp:inline distT="0" distB="0" distL="0" distR="0" wp14:anchorId="0BD7FE7F" wp14:editId="784AF938">
+          <wp:inline distT="0" distB="0" distL="0" distR="0" wp14:anchorId="467374A2" wp14:editId="564E3854">
             <wp:extent cx="5334000" cy="3333750"/>
             <wp:effectExtent l="0" t="0" r="0" b="0"/>
             <wp:docPr id="5" name="adm_reports_top.jpg" descr="Reports: headline figures for the chosen period." title="Reports: headline figures for the chosen period."/>
@@ -4155,7 +4155,7 @@
           <w:noProof/>
         </w:rPr>
         <w:drawing>
-          <wp:inline distT="0" distB="0" distL="0" distR="0" wp14:anchorId="6F47C430" wp14:editId="2F3E668A">
+          <wp:inline distT="0" distB="0" distL="0" distR="0" wp14:anchorId="11D3C151" wp14:editId="03ABE8E4">
             <wp:extent cx="5334000" cy="3409950"/>
             <wp:effectExtent l="0" t="0" r="0" b="0"/>
             <wp:docPr id="6" name="adm_reports_funnel.jpg" descr="Case funnel: each case counted once at every stage it has reached." title="Case funnel: each case counted once at every stage it has reached."/>
@@ -4255,7 +4255,7 @@
           <w:noProof/>
         </w:rPr>
         <w:drawing>
-          <wp:inline distT="0" distB="0" distL="0" distR="0" wp14:anchorId="07F094C7" wp14:editId="33884533">
+          <wp:inline distT="0" distB="0" distL="0" distR="0" wp14:anchorId="75122999" wp14:editId="54D2CA51">
             <wp:extent cx="5334000" cy="3248025"/>
             <wp:effectExtent l="0" t="0" r="0" b="0"/>
             <wp:docPr id="7" name="adm_reports_funnel_table.jpg" descr="The same chart as a table." title="The same chart as a table."/>
@@ -4354,7 +4354,7 @@
           <w:noProof/>
         </w:rPr>
         <w:drawing>
-          <wp:inline distT="0" distB="0" distL="0" distR="0" wp14:anchorId="0DD38421" wp14:editId="0680AE39">
+          <wp:inline distT="0" distB="0" distL="0" distR="0" wp14:anchorId="35A86975" wp14:editId="18E273CA">
             <wp:extent cx="5334000" cy="2628900"/>
             <wp:effectExtent l="0" t="0" r="0" b="0"/>
             <wp:docPr id="8" name="adm_reports_coverage.jpg" descr="Coverage by group." title="Coverage by group."/>
@@ -4454,7 +4454,7 @@
         </w:rPr>
         <w:lastRenderedPageBreak/>
         <w:drawing>
-          <wp:inline distT="0" distB="0" distL="0" distR="0" wp14:anchorId="11A87815" wp14:editId="07137A06">
+          <wp:inline distT="0" distB="0" distL="0" distR="0" wp14:anchorId="4280CE65" wp14:editId="627AD381">
             <wp:extent cx="5334000" cy="2600325"/>
             <wp:effectExtent l="0" t="0" r="0" b="0"/>
             <wp:docPr id="9" name="adm_reports_modes.jpg" descr="Administration modes." title="Administration modes."/>
@@ -4563,7 +4563,7 @@
           <w:noProof/>
         </w:rPr>
         <w:drawing>
-          <wp:inline distT="0" distB="0" distL="0" distR="0" wp14:anchorId="113CFB18" wp14:editId="6B79830F">
+          <wp:inline distT="0" distB="0" distL="0" distR="0" wp14:anchorId="1D10DB66" wp14:editId="2ABDA23C">
             <wp:extent cx="5334000" cy="2905125"/>
             <wp:effectExtent l="0" t="0" r="0" b="0"/>
             <wp:docPr id="10" name="adm_reports_duration.jpg" descr="Completion-time distribution." title="Completion-time distribution."/>
@@ -4645,7 +4645,7 @@
       <w:pPr>
         <w:pStyle w:val="Heading2"/>
       </w:pPr>
-      <w:bookmarkStart w:id="10" w:name="_Toc240759437"/>
+      <w:bookmarkStart w:id="10" w:name="_Toc240768063"/>
       <w:r>
         <w:t>4.3 Reviewing a case read-only</w:t>
       </w:r>
@@ -4709,7 +4709,7 @@
         </w:rPr>
         <w:lastRenderedPageBreak/>
         <w:drawing>
-          <wp:inline distT="0" distB="0" distL="0" distR="0" wp14:anchorId="2FA5D142" wp14:editId="07599FBB">
+          <wp:inline distT="0" distB="0" distL="0" distR="0" wp14:anchorId="4805AAE4" wp14:editId="1C79D787">
             <wp:extent cx="5334000" cy="3333750"/>
             <wp:effectExtent l="0" t="0" r="0" b="0"/>
             <wp:docPr id="11" name="sup_case.jpg" descr="A case page in read-only view." title="A case page in read-only view."/>
@@ -4783,7 +4783,7 @@
       <w:pPr>
         <w:pStyle w:val="Heading2"/>
       </w:pPr>
-      <w:bookmarkStart w:id="11" w:name="_Toc240759438"/>
+      <w:bookmarkStart w:id="11" w:name="_Toc240768064"/>
       <w:r>
         <w:t>4.4 Reviewing QA</w:t>
       </w:r>
@@ -4800,7 +4800,7 @@
           <w:noProof/>
         </w:rPr>
         <w:drawing>
-          <wp:inline distT="0" distB="0" distL="0" distR="0" wp14:anchorId="145178BE" wp14:editId="1491C028">
+          <wp:inline distT="0" distB="0" distL="0" distR="0" wp14:anchorId="094E22B3" wp14:editId="1595D98A">
             <wp:extent cx="5715000" cy="2505075"/>
             <wp:effectExtent l="0" t="0" r="0" b="0"/>
             <wp:docPr id="12" name="sup_qa_queue.jpg" descr="QA Queue in read-only view." title="QA Queue in read-only view."/>
@@ -4877,7 +4877,7 @@
       <w:pPr>
         <w:pStyle w:val="Heading2"/>
       </w:pPr>
-      <w:bookmarkStart w:id="12" w:name="_Toc240759439"/>
+      <w:bookmarkStart w:id="12" w:name="_Toc240768065"/>
       <w:r>
         <w:t>4.5 Downloading or emailing completed forms (Form PDFs)</w:t>
       </w:r>
@@ -4918,7 +4918,7 @@
         </w:rPr>
         <w:lastRenderedPageBreak/>
         <w:drawing>
-          <wp:inline distT="0" distB="0" distL="0" distR="0" wp14:anchorId="36857BAC" wp14:editId="39E657B7">
+          <wp:inline distT="0" distB="0" distL="0" distR="0" wp14:anchorId="30C73290" wp14:editId="64EB9753">
             <wp:extent cx="5334000" cy="3171825"/>
             <wp:effectExtent l="0" t="0" r="0" b="0"/>
             <wp:docPr id="13" name="adm_form_pdfs.jpg" descr="Completed form PDFs." title="Completed form PDFs."/>
@@ -5094,7 +5094,7 @@
         <w:pStyle w:val="Heading1"/>
         <w:pageBreakBefore/>
       </w:pPr>
-      <w:bookmarkStart w:id="13" w:name="_Toc240759440"/>
+      <w:bookmarkStart w:id="13" w:name="_Toc240768066"/>
       <w:r>
         <w:lastRenderedPageBreak/>
         <w:t>5. Rules you must follow</w:t>
@@ -5232,7 +5232,7 @@
         <w:pStyle w:val="Heading1"/>
         <w:pageBreakBefore/>
       </w:pPr>
-      <w:bookmarkStart w:id="14" w:name="_Toc240759441"/>
+      <w:bookmarkStart w:id="14" w:name="_Toc240768067"/>
       <w:r>
         <w:lastRenderedPageBreak/>
         <w:t>6. Troubleshooting</w:t>
@@ -6186,7 +6186,7 @@
         <w:pStyle w:val="Heading1"/>
         <w:pageBreakBefore/>
       </w:pPr>
-      <w:bookmarkStart w:id="15" w:name="_Toc240759442"/>
+      <w:bookmarkStart w:id="15" w:name="_Toc240768068"/>
       <w:r>
         <w:lastRenderedPageBreak/>
         <w:t>7. Quick reference</w:t>
@@ -6508,7 +6508,7 @@
         <w:sz w:val="16"/>
         <w:szCs w:val="16"/>
       </w:rPr>
-      <w:t>Version 1.2 · 20 September 2026</w:t>
+      <w:t>Version 1.3 · 20 September 2026</w:t>
     </w:r>
     <w:r>
       <w:rPr>
@@ -6681,68 +6681,155 @@
 <file path=word/numbering.xml><?xml version="1.0" encoding="utf-8"?>
 <w:numbering xmlns:wpc="http://schemas.microsoft.com/office/word/2010/wordprocessingCanvas" xmlns:cx="http://schemas.microsoft.com/office/drawing/2014/chartex" xmlns:cx1="http://schemas.microsoft.com/office/drawing/2015/9/8/chartex" xmlns:cx2="http://schemas.microsoft.com/office/drawing/2015/10/21/chartex" xmlns:cx3="http://schemas.microsoft.com/office/drawing/2016/5/9/chartex" xmlns:cx4="http://schemas.microsoft.com/office/drawing/2016/5/10/chartex" xmlns:cx5="http://schemas.microsoft.com/office/drawing/2016/5/11/chartex" xmlns:cx6="http://schemas.microsoft.com/office/drawing/2016/5/12/chartex" xmlns:cx7="http://schemas.microsoft.com/office/drawing/2016/5/13/chartex" xmlns:cx8="http://schemas.microsoft.com/office/drawing/2016/5/14/chartex" xmlns:mc="http://schemas.openxmlformats.org/markup-compatibility/2006" xmlns:aink="http://schemas.microsoft.com/office/drawing/2016/ink" xmlns:am3d="http://schemas.microsoft.com/office/drawing/2017/model3d" xmlns:o="urn:schemas-microsoft-com:office:office" xmlns:oel="http://schemas.microsoft.com/office/2019/extlst" xmlns:r="http://schemas.openxmlformats.org/officeDocument/2006/relationships" xmlns:m="http://schemas.openxmlformats.org/officeDocument/2006/math" xmlns:v="urn:schemas-microsoft-com:vml" xmlns:wp14="http://schemas.microsoft.com/office/word/2010/wordprocessingDrawing" xmlns:wp="http://schemas.openxmlformats.org/drawingml/2006/wordprocessingDrawing" xmlns:w10="urn:schemas-microsoft-com:office:word" xmlns:w="http://schemas.openxmlformats.org/wordprocessingml/2006/main" xmlns:w14="http://schemas.microsoft.com/office/word/2010/wordml" xmlns:w15="http://schemas.microsoft.com/office/word/2012/wordml" xmlns:w16cex="http://schemas.microsoft.com/office/word/2018/wordml/cex" xmlns:w16cid="http://schemas.microsoft.com/office/word/2016/wordml/cid" xmlns:w16="http://schemas.microsoft.com/office/word/2018/wordml" xmlns:w16sdtdh="http://schemas.microsoft.com/office/word/2020/wordml/sdtdatahash" xmlns:w16se="http://schemas.microsoft.com/office/word/2015/wordml/symex" xmlns:wpg="http://schemas.microsoft.com/office/word/2010/wordprocessingGroup" xmlns:wpi="http://schemas.microsoft.com/office/word/2010/wordprocessingInk" xmlns:wne="http://schemas.microsoft.com/office/word/2006/wordml" xmlns:wps="http://schemas.microsoft.com/office/word/2010/wordprocessingShape" mc:Ignorable="w14 w15 w16se w16cid w16 w16cex w16sdtdh wp14">
   <w:abstractNum w:abstractNumId="0" w15:restartNumberingAfterBreak="0">
-    <w:nsid w:val="01D62EBA"/>
+    <w:nsid w:val="033D7072"/>
     <w:multiLevelType w:val="hybridMultilevel"/>
-    <w:tmpl w:val="B4942DB4"/>
-    <w:lvl w:ilvl="0" w:tplc="995A9ED6">
+    <w:tmpl w:val="48CE7824"/>
+    <w:lvl w:ilvl="0" w:tplc="587017F2">
       <w:start w:val="1"/>
-      <w:numFmt w:val="bullet"/>
-      <w:lvlText w:val="•"/>
+      <w:numFmt w:val="decimal"/>
+      <w:lvlText w:val="%1."/>
       <w:lvlJc w:val="left"/>
       <w:pPr>
-        <w:ind w:left="460" w:hanging="280"/>
-      </w:pPr>
+        <w:ind w:left="460" w:hanging="360"/>
+      </w:pPr>
+      <w:rPr>
+        <w:b/>
+        <w:bCs/>
+        <w:color w:val="A67C27"/>
+      </w:rPr>
     </w:lvl>
-    <w:lvl w:ilvl="1" w:tplc="EDA80B18">
-      <w:start w:val="1"/>
-      <w:numFmt w:val="bullet"/>
-      <w:lvlText w:val="–"/>
-      <w:lvlJc w:val="left"/>
-      <w:pPr>
-        <w:ind w:left="900" w:hanging="280"/>
-      </w:pPr>
-    </w:lvl>
-    <w:lvl w:ilvl="2" w:tplc="D4E2757C">
+    <w:lvl w:ilvl="1" w:tplc="F91677C2">
       <w:numFmt w:val="decimal"/>
       <w:lvlText w:val=""/>
       <w:lvlJc w:val="left"/>
     </w:lvl>
-    <w:lvl w:ilvl="3" w:tplc="6FCA325E">
+    <w:lvl w:ilvl="2" w:tplc="F0BE5178">
       <w:numFmt w:val="decimal"/>
       <w:lvlText w:val=""/>
       <w:lvlJc w:val="left"/>
     </w:lvl>
-    <w:lvl w:ilvl="4" w:tplc="930A5582">
+    <w:lvl w:ilvl="3" w:tplc="E8300914">
       <w:numFmt w:val="decimal"/>
       <w:lvlText w:val=""/>
       <w:lvlJc w:val="left"/>
     </w:lvl>
-    <w:lvl w:ilvl="5" w:tplc="CF28A5E2">
+    <w:lvl w:ilvl="4" w:tplc="86B0A9FC">
       <w:numFmt w:val="decimal"/>
       <w:lvlText w:val=""/>
       <w:lvlJc w:val="left"/>
     </w:lvl>
-    <w:lvl w:ilvl="6" w:tplc="5A946938">
+    <w:lvl w:ilvl="5" w:tplc="A5986B48">
       <w:numFmt w:val="decimal"/>
       <w:lvlText w:val=""/>
       <w:lvlJc w:val="left"/>
     </w:lvl>
-    <w:lvl w:ilvl="7" w:tplc="24041028">
+    <w:lvl w:ilvl="6" w:tplc="4216C678">
       <w:numFmt w:val="decimal"/>
       <w:lvlText w:val=""/>
       <w:lvlJc w:val="left"/>
     </w:lvl>
-    <w:lvl w:ilvl="8" w:tplc="4782CB0C">
+    <w:lvl w:ilvl="7" w:tplc="74009C88">
+      <w:numFmt w:val="decimal"/>
+      <w:lvlText w:val=""/>
+      <w:lvlJc w:val="left"/>
+    </w:lvl>
+    <w:lvl w:ilvl="8" w:tplc="759A027E">
       <w:numFmt w:val="decimal"/>
       <w:lvlText w:val=""/>
       <w:lvlJc w:val="left"/>
     </w:lvl>
   </w:abstractNum>
   <w:abstractNum w:abstractNumId="1" w15:restartNumberingAfterBreak="0">
-    <w:nsid w:val="045A1946"/>
+    <w:nsid w:val="224A19EB"/>
     <w:multiLevelType w:val="hybridMultilevel"/>
-    <w:tmpl w:val="933872A2"/>
-    <w:lvl w:ilvl="0" w:tplc="3774BFDE">
+    <w:tmpl w:val="170C9144"/>
+    <w:lvl w:ilvl="0" w:tplc="6DD87B3C">
+      <w:start w:val="1"/>
+      <w:numFmt w:val="bullet"/>
+      <w:lvlText w:val="●"/>
+      <w:lvlJc w:val="left"/>
+      <w:pPr>
+        <w:ind w:left="720" w:hanging="360"/>
+      </w:pPr>
+    </w:lvl>
+    <w:lvl w:ilvl="1" w:tplc="278A1E86">
+      <w:start w:val="1"/>
+      <w:numFmt w:val="bullet"/>
+      <w:lvlText w:val="○"/>
+      <w:lvlJc w:val="left"/>
+      <w:pPr>
+        <w:ind w:left="1440" w:hanging="360"/>
+      </w:pPr>
+    </w:lvl>
+    <w:lvl w:ilvl="2" w:tplc="5AE6A420">
+      <w:start w:val="1"/>
+      <w:numFmt w:val="bullet"/>
+      <w:lvlText w:val="■"/>
+      <w:lvlJc w:val="left"/>
+      <w:pPr>
+        <w:ind w:left="2160" w:hanging="360"/>
+      </w:pPr>
+    </w:lvl>
+    <w:lvl w:ilvl="3" w:tplc="D7741400">
+      <w:start w:val="1"/>
+      <w:numFmt w:val="bullet"/>
+      <w:lvlText w:val="●"/>
+      <w:lvlJc w:val="left"/>
+      <w:pPr>
+        <w:ind w:left="2880" w:hanging="360"/>
+      </w:pPr>
+    </w:lvl>
+    <w:lvl w:ilvl="4" w:tplc="C7C8BFD8">
+      <w:start w:val="1"/>
+      <w:numFmt w:val="bullet"/>
+      <w:lvlText w:val="○"/>
+      <w:lvlJc w:val="left"/>
+      <w:pPr>
+        <w:ind w:left="3600" w:hanging="360"/>
+      </w:pPr>
+    </w:lvl>
+    <w:lvl w:ilvl="5" w:tplc="67F0D620">
+      <w:start w:val="1"/>
+      <w:numFmt w:val="bullet"/>
+      <w:lvlText w:val="■"/>
+      <w:lvlJc w:val="left"/>
+      <w:pPr>
+        <w:ind w:left="4320" w:hanging="360"/>
+      </w:pPr>
+    </w:lvl>
+    <w:lvl w:ilvl="6" w:tplc="0AFE384A">
+      <w:start w:val="1"/>
+      <w:numFmt w:val="bullet"/>
+      <w:lvlText w:val="●"/>
+      <w:lvlJc w:val="left"/>
+      <w:pPr>
+        <w:ind w:left="5040" w:hanging="360"/>
+      </w:pPr>
+    </w:lvl>
+    <w:lvl w:ilvl="7" w:tplc="F790FC3E">
+      <w:start w:val="1"/>
+      <w:numFmt w:val="bullet"/>
+      <w:lvlText w:val="●"/>
+      <w:lvlJc w:val="left"/>
+      <w:pPr>
+        <w:ind w:left="5760" w:hanging="360"/>
+      </w:pPr>
+    </w:lvl>
+    <w:lvl w:ilvl="8" w:tplc="9644282A">
+      <w:start w:val="1"/>
+      <w:numFmt w:val="bullet"/>
+      <w:lvlText w:val="●"/>
+      <w:lvlJc w:val="left"/>
+      <w:pPr>
+        <w:ind w:left="6480" w:hanging="360"/>
+      </w:pPr>
+    </w:lvl>
+  </w:abstractNum>
+  <w:abstractNum w:abstractNumId="2" w15:restartNumberingAfterBreak="0">
+    <w:nsid w:val="2CC54F7A"/>
+    <w:multiLevelType w:val="hybridMultilevel"/>
+    <w:tmpl w:val="A12ECA66"/>
+    <w:lvl w:ilvl="0" w:tplc="53822C64">
       <w:start w:val="1"/>
       <w:numFmt w:val="decimal"/>
       <w:lvlText w:val="%1."/>
@@ -6756,52 +6843,52 @@
         <w:color w:val="A67C27"/>
       </w:rPr>
     </w:lvl>
-    <w:lvl w:ilvl="1" w:tplc="56D2263C">
+    <w:lvl w:ilvl="1" w:tplc="479EF844">
       <w:numFmt w:val="decimal"/>
       <w:lvlText w:val=""/>
       <w:lvlJc w:val="left"/>
     </w:lvl>
-    <w:lvl w:ilvl="2" w:tplc="49CA5E8E">
+    <w:lvl w:ilvl="2" w:tplc="D2C43F4C">
       <w:numFmt w:val="decimal"/>
       <w:lvlText w:val=""/>
       <w:lvlJc w:val="left"/>
     </w:lvl>
-    <w:lvl w:ilvl="3" w:tplc="F16091CE">
+    <w:lvl w:ilvl="3" w:tplc="B1080CCE">
       <w:numFmt w:val="decimal"/>
       <w:lvlText w:val=""/>
       <w:lvlJc w:val="left"/>
     </w:lvl>
-    <w:lvl w:ilvl="4" w:tplc="FC9A2AE6">
+    <w:lvl w:ilvl="4" w:tplc="878A3F82">
       <w:numFmt w:val="decimal"/>
       <w:lvlText w:val=""/>
       <w:lvlJc w:val="left"/>
     </w:lvl>
-    <w:lvl w:ilvl="5" w:tplc="25C2DEE0">
+    <w:lvl w:ilvl="5" w:tplc="D7A67DDA">
       <w:numFmt w:val="decimal"/>
       <w:lvlText w:val=""/>
       <w:lvlJc w:val="left"/>
     </w:lvl>
-    <w:lvl w:ilvl="6" w:tplc="CDD86732">
+    <w:lvl w:ilvl="6" w:tplc="9FF28F44">
       <w:numFmt w:val="decimal"/>
       <w:lvlText w:val=""/>
       <w:lvlJc w:val="left"/>
     </w:lvl>
-    <w:lvl w:ilvl="7" w:tplc="7AEAF3D8">
+    <w:lvl w:ilvl="7" w:tplc="C7301252">
       <w:numFmt w:val="decimal"/>
       <w:lvlText w:val=""/>
       <w:lvlJc w:val="left"/>
     </w:lvl>
-    <w:lvl w:ilvl="8" w:tplc="65526E9A">
+    <w:lvl w:ilvl="8" w:tplc="20BC2A64">
       <w:numFmt w:val="decimal"/>
       <w:lvlText w:val=""/>
       <w:lvlJc w:val="left"/>
     </w:lvl>
   </w:abstractNum>
-  <w:abstractNum w:abstractNumId="2" w15:restartNumberingAfterBreak="0">
-    <w:nsid w:val="09A833CF"/>
+  <w:abstractNum w:abstractNumId="3" w15:restartNumberingAfterBreak="0">
+    <w:nsid w:val="355F2C94"/>
     <w:multiLevelType w:val="hybridMultilevel"/>
-    <w:tmpl w:val="758AC298"/>
-    <w:lvl w:ilvl="0" w:tplc="DE0AC7C0">
+    <w:tmpl w:val="CFF8F56E"/>
+    <w:lvl w:ilvl="0" w:tplc="0AAE363E">
       <w:start w:val="1"/>
       <w:numFmt w:val="decimal"/>
       <w:lvlText w:val="%1."/>
@@ -6815,52 +6902,52 @@
         <w:color w:val="A67C27"/>
       </w:rPr>
     </w:lvl>
-    <w:lvl w:ilvl="1" w:tplc="A0B85A80">
+    <w:lvl w:ilvl="1" w:tplc="4628FEE0">
       <w:numFmt w:val="decimal"/>
       <w:lvlText w:val=""/>
       <w:lvlJc w:val="left"/>
     </w:lvl>
-    <w:lvl w:ilvl="2" w:tplc="5E44EF48">
+    <w:lvl w:ilvl="2" w:tplc="63E4ABB6">
       <w:numFmt w:val="decimal"/>
       <w:lvlText w:val=""/>
       <w:lvlJc w:val="left"/>
     </w:lvl>
-    <w:lvl w:ilvl="3" w:tplc="4D6CB052">
+    <w:lvl w:ilvl="3" w:tplc="043CDBCE">
       <w:numFmt w:val="decimal"/>
       <w:lvlText w:val=""/>
       <w:lvlJc w:val="left"/>
     </w:lvl>
-    <w:lvl w:ilvl="4" w:tplc="B366F92C">
+    <w:lvl w:ilvl="4" w:tplc="0326353A">
       <w:numFmt w:val="decimal"/>
       <w:lvlText w:val=""/>
       <w:lvlJc w:val="left"/>
     </w:lvl>
-    <w:lvl w:ilvl="5" w:tplc="A8BA6856">
+    <w:lvl w:ilvl="5" w:tplc="807A3A54">
       <w:numFmt w:val="decimal"/>
       <w:lvlText w:val=""/>
       <w:lvlJc w:val="left"/>
     </w:lvl>
-    <w:lvl w:ilvl="6" w:tplc="366E9226">
+    <w:lvl w:ilvl="6" w:tplc="2C1A6448">
       <w:numFmt w:val="decimal"/>
       <w:lvlText w:val=""/>
       <w:lvlJc w:val="left"/>
     </w:lvl>
-    <w:lvl w:ilvl="7" w:tplc="601470AA">
+    <w:lvl w:ilvl="7" w:tplc="BB0EB6F6">
       <w:numFmt w:val="decimal"/>
       <w:lvlText w:val=""/>
       <w:lvlJc w:val="left"/>
     </w:lvl>
-    <w:lvl w:ilvl="8" w:tplc="823CAFBC">
+    <w:lvl w:ilvl="8" w:tplc="7490237E">
       <w:numFmt w:val="decimal"/>
       <w:lvlText w:val=""/>
       <w:lvlJc w:val="left"/>
     </w:lvl>
   </w:abstractNum>
-  <w:abstractNum w:abstractNumId="3" w15:restartNumberingAfterBreak="0">
-    <w:nsid w:val="106A529B"/>
+  <w:abstractNum w:abstractNumId="4" w15:restartNumberingAfterBreak="0">
+    <w:nsid w:val="383F1A13"/>
     <w:multiLevelType w:val="hybridMultilevel"/>
-    <w:tmpl w:val="879CD0BA"/>
-    <w:lvl w:ilvl="0" w:tplc="2D7A0D32">
+    <w:tmpl w:val="F498316C"/>
+    <w:lvl w:ilvl="0" w:tplc="6CD6C240">
       <w:start w:val="1"/>
       <w:numFmt w:val="decimal"/>
       <w:lvlText w:val="%1."/>
@@ -6874,52 +6961,52 @@
         <w:color w:val="A67C27"/>
       </w:rPr>
     </w:lvl>
-    <w:lvl w:ilvl="1" w:tplc="B4581F76">
+    <w:lvl w:ilvl="1" w:tplc="90B04CA4">
       <w:numFmt w:val="decimal"/>
       <w:lvlText w:val=""/>
       <w:lvlJc w:val="left"/>
     </w:lvl>
-    <w:lvl w:ilvl="2" w:tplc="6824A968">
+    <w:lvl w:ilvl="2" w:tplc="BCE088D6">
       <w:numFmt w:val="decimal"/>
       <w:lvlText w:val=""/>
       <w:lvlJc w:val="left"/>
     </w:lvl>
-    <w:lvl w:ilvl="3" w:tplc="6728EFCC">
+    <w:lvl w:ilvl="3" w:tplc="E0DC1302">
       <w:numFmt w:val="decimal"/>
       <w:lvlText w:val=""/>
       <w:lvlJc w:val="left"/>
     </w:lvl>
-    <w:lvl w:ilvl="4" w:tplc="ED4AE8A8">
+    <w:lvl w:ilvl="4" w:tplc="B4C0A5AC">
       <w:numFmt w:val="decimal"/>
       <w:lvlText w:val=""/>
       <w:lvlJc w:val="left"/>
     </w:lvl>
-    <w:lvl w:ilvl="5" w:tplc="3A589648">
+    <w:lvl w:ilvl="5" w:tplc="26E6B388">
       <w:numFmt w:val="decimal"/>
       <w:lvlText w:val=""/>
       <w:lvlJc w:val="left"/>
     </w:lvl>
-    <w:lvl w:ilvl="6" w:tplc="DB56FC58">
+    <w:lvl w:ilvl="6" w:tplc="FAE26046">
       <w:numFmt w:val="decimal"/>
       <w:lvlText w:val=""/>
       <w:lvlJc w:val="left"/>
     </w:lvl>
-    <w:lvl w:ilvl="7" w:tplc="7F38201E">
+    <w:lvl w:ilvl="7" w:tplc="EF726AC4">
       <w:numFmt w:val="decimal"/>
       <w:lvlText w:val=""/>
       <w:lvlJc w:val="left"/>
     </w:lvl>
-    <w:lvl w:ilvl="8" w:tplc="A85094C0">
+    <w:lvl w:ilvl="8" w:tplc="42785620">
       <w:numFmt w:val="decimal"/>
       <w:lvlText w:val=""/>
       <w:lvlJc w:val="left"/>
     </w:lvl>
   </w:abstractNum>
-  <w:abstractNum w:abstractNumId="4" w15:restartNumberingAfterBreak="0">
-    <w:nsid w:val="205506C9"/>
+  <w:abstractNum w:abstractNumId="5" w15:restartNumberingAfterBreak="0">
+    <w:nsid w:val="5F312366"/>
     <w:multiLevelType w:val="hybridMultilevel"/>
-    <w:tmpl w:val="0B6A301A"/>
-    <w:lvl w:ilvl="0" w:tplc="B68820F4">
+    <w:tmpl w:val="6C849CB2"/>
+    <w:lvl w:ilvl="0" w:tplc="BEBEF79C">
       <w:start w:val="1"/>
       <w:numFmt w:val="decimal"/>
       <w:lvlText w:val="%1."/>
@@ -6933,229 +7020,142 @@
         <w:color w:val="A67C27"/>
       </w:rPr>
     </w:lvl>
-    <w:lvl w:ilvl="1" w:tplc="71D467FE">
+    <w:lvl w:ilvl="1" w:tplc="AA609FFC">
       <w:numFmt w:val="decimal"/>
       <w:lvlText w:val=""/>
       <w:lvlJc w:val="left"/>
     </w:lvl>
-    <w:lvl w:ilvl="2" w:tplc="1C4AC902">
+    <w:lvl w:ilvl="2" w:tplc="F048B554">
       <w:numFmt w:val="decimal"/>
       <w:lvlText w:val=""/>
       <w:lvlJc w:val="left"/>
     </w:lvl>
-    <w:lvl w:ilvl="3" w:tplc="F66C49F6">
+    <w:lvl w:ilvl="3" w:tplc="E52A269E">
       <w:numFmt w:val="decimal"/>
       <w:lvlText w:val=""/>
       <w:lvlJc w:val="left"/>
     </w:lvl>
-    <w:lvl w:ilvl="4" w:tplc="E6B0841A">
+    <w:lvl w:ilvl="4" w:tplc="EA929912">
       <w:numFmt w:val="decimal"/>
       <w:lvlText w:val=""/>
       <w:lvlJc w:val="left"/>
     </w:lvl>
-    <w:lvl w:ilvl="5" w:tplc="5F14FA5C">
+    <w:lvl w:ilvl="5" w:tplc="E45EA6D2">
       <w:numFmt w:val="decimal"/>
       <w:lvlText w:val=""/>
       <w:lvlJc w:val="left"/>
     </w:lvl>
-    <w:lvl w:ilvl="6" w:tplc="44480E50">
+    <w:lvl w:ilvl="6" w:tplc="470C0A0A">
       <w:numFmt w:val="decimal"/>
       <w:lvlText w:val=""/>
       <w:lvlJc w:val="left"/>
     </w:lvl>
-    <w:lvl w:ilvl="7" w:tplc="57E69416">
+    <w:lvl w:ilvl="7" w:tplc="88BE5204">
       <w:numFmt w:val="decimal"/>
       <w:lvlText w:val=""/>
       <w:lvlJc w:val="left"/>
     </w:lvl>
-    <w:lvl w:ilvl="8" w:tplc="BE0EC2D8">
+    <w:lvl w:ilvl="8" w:tplc="DC400110">
       <w:numFmt w:val="decimal"/>
       <w:lvlText w:val=""/>
       <w:lvlJc w:val="left"/>
     </w:lvl>
   </w:abstractNum>
-  <w:abstractNum w:abstractNumId="5" w15:restartNumberingAfterBreak="0">
-    <w:nsid w:val="2396720C"/>
+  <w:abstractNum w:abstractNumId="6" w15:restartNumberingAfterBreak="0">
+    <w:nsid w:val="7FC17281"/>
     <w:multiLevelType w:val="hybridMultilevel"/>
-    <w:tmpl w:val="32043B92"/>
-    <w:lvl w:ilvl="0" w:tplc="BE7E78C2">
+    <w:tmpl w:val="256E511E"/>
+    <w:lvl w:ilvl="0" w:tplc="5244802E">
       <w:start w:val="1"/>
       <w:numFmt w:val="bullet"/>
-      <w:lvlText w:val="●"/>
+      <w:lvlText w:val="•"/>
       <w:lvlJc w:val="left"/>
       <w:pPr>
-        <w:ind w:left="720" w:hanging="360"/>
+        <w:ind w:left="460" w:hanging="280"/>
       </w:pPr>
     </w:lvl>
-    <w:lvl w:ilvl="1" w:tplc="34225740">
+    <w:lvl w:ilvl="1" w:tplc="C1686618">
       <w:start w:val="1"/>
       <w:numFmt w:val="bullet"/>
-      <w:lvlText w:val="○"/>
+      <w:lvlText w:val="–"/>
       <w:lvlJc w:val="left"/>
       <w:pPr>
-        <w:ind w:left="1440" w:hanging="360"/>
+        <w:ind w:left="900" w:hanging="280"/>
       </w:pPr>
     </w:lvl>
-    <w:lvl w:ilvl="2" w:tplc="BFD0214A">
-      <w:start w:val="1"/>
-      <w:numFmt w:val="bullet"/>
-      <w:lvlText w:val="■"/>
-      <w:lvlJc w:val="left"/>
-      <w:pPr>
-        <w:ind w:left="2160" w:hanging="360"/>
-      </w:pPr>
-    </w:lvl>
-    <w:lvl w:ilvl="3" w:tplc="7AD242A8">
-      <w:start w:val="1"/>
-      <w:numFmt w:val="bullet"/>
-      <w:lvlText w:val="●"/>
-      <w:lvlJc w:val="left"/>
-      <w:pPr>
-        <w:ind w:left="2880" w:hanging="360"/>
-      </w:pPr>
-    </w:lvl>
-    <w:lvl w:ilvl="4" w:tplc="742E74AC">
-      <w:start w:val="1"/>
-      <w:numFmt w:val="bullet"/>
-      <w:lvlText w:val="○"/>
-      <w:lvlJc w:val="left"/>
-      <w:pPr>
-        <w:ind w:left="3600" w:hanging="360"/>
-      </w:pPr>
-    </w:lvl>
-    <w:lvl w:ilvl="5" w:tplc="6108C4CC">
-      <w:start w:val="1"/>
-      <w:numFmt w:val="bullet"/>
-      <w:lvlText w:val="■"/>
-      <w:lvlJc w:val="left"/>
-      <w:pPr>
-        <w:ind w:left="4320" w:hanging="360"/>
-      </w:pPr>
-    </w:lvl>
-    <w:lvl w:ilvl="6" w:tplc="4D8427DE">
-      <w:start w:val="1"/>
-      <w:numFmt w:val="bullet"/>
-      <w:lvlText w:val="●"/>
-      <w:lvlJc w:val="left"/>
-      <w:pPr>
-        <w:ind w:left="5040" w:hanging="360"/>
-      </w:pPr>
-    </w:lvl>
-    <w:lvl w:ilvl="7" w:tplc="DBF25F50">
-      <w:start w:val="1"/>
-      <w:numFmt w:val="bullet"/>
-      <w:lvlText w:val="●"/>
-      <w:lvlJc w:val="left"/>
-      <w:pPr>
-        <w:ind w:left="5760" w:hanging="360"/>
-      </w:pPr>
-    </w:lvl>
-    <w:lvl w:ilvl="8" w:tplc="F4D6541A">
-      <w:start w:val="1"/>
-      <w:numFmt w:val="bullet"/>
-      <w:lvlText w:val="●"/>
-      <w:lvlJc w:val="left"/>
-      <w:pPr>
-        <w:ind w:left="6480" w:hanging="360"/>
-      </w:pPr>
-    </w:lvl>
-  </w:abstractNum>
-  <w:abstractNum w:abstractNumId="6" w15:restartNumberingAfterBreak="0">
-    <w:nsid w:val="4B610562"/>
-    <w:multiLevelType w:val="hybridMultilevel"/>
-    <w:tmpl w:val="7A66F6D8"/>
-    <w:lvl w:ilvl="0" w:tplc="85A69F3C">
-      <w:start w:val="1"/>
-      <w:numFmt w:val="decimal"/>
-      <w:lvlText w:val="%1."/>
-      <w:lvlJc w:val="left"/>
-      <w:pPr>
-        <w:ind w:left="460" w:hanging="360"/>
-      </w:pPr>
-      <w:rPr>
-        <w:b/>
-        <w:bCs/>
-        <w:color w:val="A67C27"/>
-      </w:rPr>
-    </w:lvl>
-    <w:lvl w:ilvl="1" w:tplc="6B74D94E">
+    <w:lvl w:ilvl="2" w:tplc="29DC67A0">
       <w:numFmt w:val="decimal"/>
       <w:lvlText w:val=""/>
       <w:lvlJc w:val="left"/>
     </w:lvl>
-    <w:lvl w:ilvl="2" w:tplc="14405810">
+    <w:lvl w:ilvl="3" w:tplc="EB606B8C">
       <w:numFmt w:val="decimal"/>
       <w:lvlText w:val=""/>
       <w:lvlJc w:val="left"/>
     </w:lvl>
-    <w:lvl w:ilvl="3" w:tplc="BCCC7100">
+    <w:lvl w:ilvl="4" w:tplc="68563F6C">
       <w:numFmt w:val="decimal"/>
       <w:lvlText w:val=""/>
       <w:lvlJc w:val="left"/>
     </w:lvl>
-    <w:lvl w:ilvl="4" w:tplc="6AC2302C">
+    <w:lvl w:ilvl="5" w:tplc="84BEFEAA">
       <w:numFmt w:val="decimal"/>
       <w:lvlText w:val=""/>
       <w:lvlJc w:val="left"/>
     </w:lvl>
-    <w:lvl w:ilvl="5" w:tplc="8EA6F5DA">
+    <w:lvl w:ilvl="6" w:tplc="750854A2">
       <w:numFmt w:val="decimal"/>
       <w:lvlText w:val=""/>
       <w:lvlJc w:val="left"/>
     </w:lvl>
-    <w:lvl w:ilvl="6" w:tplc="385EBEB0">
+    <w:lvl w:ilvl="7" w:tplc="37A2B162">
       <w:numFmt w:val="decimal"/>
       <w:lvlText w:val=""/>
       <w:lvlJc w:val="left"/>
     </w:lvl>
-    <w:lvl w:ilvl="7" w:tplc="F0A0CED6">
-      <w:numFmt w:val="decimal"/>
-      <w:lvlText w:val=""/>
-      <w:lvlJc w:val="left"/>
-    </w:lvl>
-    <w:lvl w:ilvl="8" w:tplc="62C21612">
+    <w:lvl w:ilvl="8" w:tplc="A24CB1EA">
       <w:numFmt w:val="decimal"/>
       <w:lvlText w:val=""/>
       <w:lvlJc w:val="left"/>
     </w:lvl>
   </w:abstractNum>
-  <w:num w:numId="1" w16cid:durableId="1888839460">
+  <w:num w:numId="1" w16cid:durableId="1290822557">
+    <w:abstractNumId w:val="1"/>
+    <w:lvlOverride w:ilvl="0">
+      <w:startOverride w:val="1"/>
+    </w:lvlOverride>
+  </w:num>
+  <w:num w:numId="2" w16cid:durableId="848178315">
+    <w:abstractNumId w:val="6"/>
+    <w:lvlOverride w:ilvl="0">
+      <w:startOverride w:val="1"/>
+    </w:lvlOverride>
+  </w:num>
+  <w:num w:numId="3" w16cid:durableId="1311399011">
+    <w:abstractNumId w:val="2"/>
+    <w:lvlOverride w:ilvl="0">
+      <w:startOverride w:val="1"/>
+    </w:lvlOverride>
+  </w:num>
+  <w:num w:numId="4" w16cid:durableId="436020532">
+    <w:abstractNumId w:val="3"/>
+    <w:lvlOverride w:ilvl="0">
+      <w:startOverride w:val="1"/>
+    </w:lvlOverride>
+  </w:num>
+  <w:num w:numId="5" w16cid:durableId="492571496">
+    <w:abstractNumId w:val="0"/>
+    <w:lvlOverride w:ilvl="0">
+      <w:startOverride w:val="1"/>
+    </w:lvlOverride>
+  </w:num>
+  <w:num w:numId="6" w16cid:durableId="1499346854">
     <w:abstractNumId w:val="5"/>
     <w:lvlOverride w:ilvl="0">
       <w:startOverride w:val="1"/>
     </w:lvlOverride>
   </w:num>
-  <w:num w:numId="2" w16cid:durableId="1742210703">
-    <w:abstractNumId w:val="0"/>
-    <w:lvlOverride w:ilvl="0">
-      <w:startOverride w:val="1"/>
-    </w:lvlOverride>
-  </w:num>
-  <w:num w:numId="3" w16cid:durableId="599679326">
-    <w:abstractNumId w:val="6"/>
-    <w:lvlOverride w:ilvl="0">
-      <w:startOverride w:val="1"/>
-    </w:lvlOverride>
-  </w:num>
-  <w:num w:numId="4" w16cid:durableId="1397826677">
-    <w:abstractNumId w:val="3"/>
-    <w:lvlOverride w:ilvl="0">
-      <w:startOverride w:val="1"/>
-    </w:lvlOverride>
-  </w:num>
-  <w:num w:numId="5" w16cid:durableId="1775788032">
-    <w:abstractNumId w:val="2"/>
-    <w:lvlOverride w:ilvl="0">
-      <w:startOverride w:val="1"/>
-    </w:lvlOverride>
-  </w:num>
-  <w:num w:numId="6" w16cid:durableId="676729776">
-    <w:abstractNumId w:val="1"/>
-    <w:lvlOverride w:ilvl="0">
-      <w:startOverride w:val="1"/>
-    </w:lvlOverride>
-  </w:num>
-  <w:num w:numId="7" w16cid:durableId="655383393">
+  <w:num w:numId="7" w16cid:durableId="971449509">
     <w:abstractNumId w:val="4"/>
     <w:lvlOverride w:ilvl="0">
       <w:startOverride w:val="1"/>
@@ -7781,7 +7781,7 @@
     <w:autoRedefine/>
     <w:uiPriority w:val="39"/>
     <w:unhideWhenUsed/>
-    <w:rsid w:val="00C95CA9"/>
+    <w:rsid w:val="0023339C"/>
     <w:pPr>
       <w:spacing w:after="100"/>
     </w:pPr>
@@ -7793,7 +7793,7 @@
     <w:autoRedefine/>
     <w:uiPriority w:val="39"/>
     <w:unhideWhenUsed/>
-    <w:rsid w:val="00C95CA9"/>
+    <w:rsid w:val="0023339C"/>
     <w:pPr>
       <w:spacing w:after="100"/>
       <w:ind w:left="210"/>

--- a/docs/manuals/Role_Guide_8_Supervisor.docx
+++ b/docs/manuals/Role_Guide_8_Supervisor.docx
@@ -469,7 +469,7 @@
                 <w:sz w:val="19"/>
                 <w:szCs w:val="19"/>
               </w:rPr>
-              <w:t>Version 1.3 · 20 September 2026</w:t>
+              <w:t>Version 1.4 · 20 September 2026</w:t>
             </w:r>
           </w:p>
         </w:tc>
@@ -538,7 +538,7 @@
     <w:sdt>
       <w:sdtPr>
         <w:alias w:val="Contents"/>
-        <w:id w:val="-1887791449"/>
+        <w:id w:val="-993724324"/>
       </w:sdtPr>
       <w:sdtEndPr/>
       <w:sdtContent>
@@ -567,7 +567,7 @@
           <w:r>
             <w:fldChar w:fldCharType="separate"/>
           </w:r>
-          <w:hyperlink w:anchor="_Toc240768053" w:history="1">
+          <w:hyperlink w:anchor="_Toc240773602" w:history="1">
             <w:r>
               <w:rPr>
                 <w:rStyle w:val="Hyperlink"/>
@@ -591,7 +591,7 @@
               <w:rPr>
                 <w:noProof/>
               </w:rPr>
-              <w:instrText xml:space="preserve"> PAGEREF _Toc240768053 \h </w:instrText>
+              <w:instrText xml:space="preserve"> PAGEREF _Toc240773602 \h </w:instrText>
             </w:r>
             <w:r>
               <w:rPr>
@@ -634,7 +634,7 @@
               <w14:ligatures w14:val="standardContextual"/>
             </w:rPr>
           </w:pPr>
-          <w:hyperlink w:anchor="_Toc240768054" w:history="1">
+          <w:hyperlink w:anchor="_Toc240773603" w:history="1">
             <w:r>
               <w:rPr>
                 <w:rStyle w:val="Hyperlink"/>
@@ -658,7 +658,7 @@
               <w:rPr>
                 <w:noProof/>
               </w:rPr>
-              <w:instrText xml:space="preserve"> PAGEREF _Toc240768054 \h </w:instrText>
+              <w:instrText xml:space="preserve"> PAGEREF _Toc240773603 \h </w:instrText>
             </w:r>
             <w:r>
               <w:rPr>
@@ -701,7 +701,7 @@
               <w14:ligatures w14:val="standardContextual"/>
             </w:rPr>
           </w:pPr>
-          <w:hyperlink w:anchor="_Toc240768055" w:history="1">
+          <w:hyperlink w:anchor="_Toc240773604" w:history="1">
             <w:r>
               <w:rPr>
                 <w:rStyle w:val="Hyperlink"/>
@@ -725,7 +725,7 @@
               <w:rPr>
                 <w:noProof/>
               </w:rPr>
-              <w:instrText xml:space="preserve"> PAGEREF _Toc240768055 \h </w:instrText>
+              <w:instrText xml:space="preserve"> PAGEREF _Toc240773604 \h </w:instrText>
             </w:r>
             <w:r>
               <w:rPr>
@@ -768,7 +768,7 @@
               <w14:ligatures w14:val="standardContextual"/>
             </w:rPr>
           </w:pPr>
-          <w:hyperlink w:anchor="_Toc240768056" w:history="1">
+          <w:hyperlink w:anchor="_Toc240773605" w:history="1">
             <w:r>
               <w:rPr>
                 <w:rStyle w:val="Hyperlink"/>
@@ -792,7 +792,7 @@
               <w:rPr>
                 <w:noProof/>
               </w:rPr>
-              <w:instrText xml:space="preserve"> PAGEREF _Toc240768056 \h </w:instrText>
+              <w:instrText xml:space="preserve"> PAGEREF _Toc240773605 \h </w:instrText>
             </w:r>
             <w:r>
               <w:rPr>
@@ -835,7 +835,7 @@
               <w14:ligatures w14:val="standardContextual"/>
             </w:rPr>
           </w:pPr>
-          <w:hyperlink w:anchor="_Toc240768057" w:history="1">
+          <w:hyperlink w:anchor="_Toc240773606" w:history="1">
             <w:r>
               <w:rPr>
                 <w:rStyle w:val="Hyperlink"/>
@@ -859,7 +859,7 @@
               <w:rPr>
                 <w:noProof/>
               </w:rPr>
-              <w:instrText xml:space="preserve"> PAGEREF _Toc240768057 \h </w:instrText>
+              <w:instrText xml:space="preserve"> PAGEREF _Toc240773606 \h </w:instrText>
             </w:r>
             <w:r>
               <w:rPr>
@@ -902,7 +902,7 @@
               <w14:ligatures w14:val="standardContextual"/>
             </w:rPr>
           </w:pPr>
-          <w:hyperlink w:anchor="_Toc240768058" w:history="1">
+          <w:hyperlink w:anchor="_Toc240773607" w:history="1">
             <w:r>
               <w:rPr>
                 <w:rStyle w:val="Hyperlink"/>
@@ -926,7 +926,7 @@
               <w:rPr>
                 <w:noProof/>
               </w:rPr>
-              <w:instrText xml:space="preserve"> PAGEREF _Toc240768058 \h </w:instrText>
+              <w:instrText xml:space="preserve"> PAGEREF _Toc240773607 \h </w:instrText>
             </w:r>
             <w:r>
               <w:rPr>
@@ -969,7 +969,7 @@
               <w14:ligatures w14:val="standardContextual"/>
             </w:rPr>
           </w:pPr>
-          <w:hyperlink w:anchor="_Toc240768059" w:history="1">
+          <w:hyperlink w:anchor="_Toc240773608" w:history="1">
             <w:r>
               <w:rPr>
                 <w:rStyle w:val="Hyperlink"/>
@@ -993,7 +993,7 @@
               <w:rPr>
                 <w:noProof/>
               </w:rPr>
-              <w:instrText xml:space="preserve"> PAGEREF _Toc240768059 \h </w:instrText>
+              <w:instrText xml:space="preserve"> PAGEREF _Toc240773608 \h </w:instrText>
             </w:r>
             <w:r>
               <w:rPr>
@@ -1036,7 +1036,7 @@
               <w14:ligatures w14:val="standardContextual"/>
             </w:rPr>
           </w:pPr>
-          <w:hyperlink w:anchor="_Toc240768060" w:history="1">
+          <w:hyperlink w:anchor="_Toc240773609" w:history="1">
             <w:r>
               <w:rPr>
                 <w:rStyle w:val="Hyperlink"/>
@@ -1060,7 +1060,7 @@
               <w:rPr>
                 <w:noProof/>
               </w:rPr>
-              <w:instrText xml:space="preserve"> PAGEREF _Toc240768060 \h </w:instrText>
+              <w:instrText xml:space="preserve"> PAGEREF _Toc240773609 \h </w:instrText>
             </w:r>
             <w:r>
               <w:rPr>
@@ -1103,7 +1103,7 @@
               <w14:ligatures w14:val="standardContextual"/>
             </w:rPr>
           </w:pPr>
-          <w:hyperlink w:anchor="_Toc240768061" w:history="1">
+          <w:hyperlink w:anchor="_Toc240773610" w:history="1">
             <w:r>
               <w:rPr>
                 <w:rStyle w:val="Hyperlink"/>
@@ -1127,7 +1127,7 @@
               <w:rPr>
                 <w:noProof/>
               </w:rPr>
-              <w:instrText xml:space="preserve"> PAGEREF _Toc240768061 \h </w:instrText>
+              <w:instrText xml:space="preserve"> PAGEREF _Toc240773610 \h </w:instrText>
             </w:r>
             <w:r>
               <w:rPr>
@@ -1170,7 +1170,7 @@
               <w14:ligatures w14:val="standardContextual"/>
             </w:rPr>
           </w:pPr>
-          <w:hyperlink w:anchor="_Toc240768062" w:history="1">
+          <w:hyperlink w:anchor="_Toc240773611" w:history="1">
             <w:r>
               <w:rPr>
                 <w:rStyle w:val="Hyperlink"/>
@@ -1194,7 +1194,7 @@
               <w:rPr>
                 <w:noProof/>
               </w:rPr>
-              <w:instrText xml:space="preserve"> PAGEREF _Toc240768062 \h </w:instrText>
+              <w:instrText xml:space="preserve"> PAGEREF _Toc240773611 \h </w:instrText>
             </w:r>
             <w:r>
               <w:rPr>
@@ -1237,7 +1237,7 @@
               <w14:ligatures w14:val="standardContextual"/>
             </w:rPr>
           </w:pPr>
-          <w:hyperlink w:anchor="_Toc240768063" w:history="1">
+          <w:hyperlink w:anchor="_Toc240773612" w:history="1">
             <w:r>
               <w:rPr>
                 <w:rStyle w:val="Hyperlink"/>
@@ -1261,7 +1261,7 @@
               <w:rPr>
                 <w:noProof/>
               </w:rPr>
-              <w:instrText xml:space="preserve"> PAGEREF _Toc240768063 \h </w:instrText>
+              <w:instrText xml:space="preserve"> PAGEREF _Toc240773612 \h </w:instrText>
             </w:r>
             <w:r>
               <w:rPr>
@@ -1304,7 +1304,7 @@
               <w14:ligatures w14:val="standardContextual"/>
             </w:rPr>
           </w:pPr>
-          <w:hyperlink w:anchor="_Toc240768064" w:history="1">
+          <w:hyperlink w:anchor="_Toc240773613" w:history="1">
             <w:r>
               <w:rPr>
                 <w:rStyle w:val="Hyperlink"/>
@@ -1328,7 +1328,7 @@
               <w:rPr>
                 <w:noProof/>
               </w:rPr>
-              <w:instrText xml:space="preserve"> PAGEREF _Toc240768064 \h </w:instrText>
+              <w:instrText xml:space="preserve"> PAGEREF _Toc240773613 \h </w:instrText>
             </w:r>
             <w:r>
               <w:rPr>
@@ -1371,7 +1371,7 @@
               <w14:ligatures w14:val="standardContextual"/>
             </w:rPr>
           </w:pPr>
-          <w:hyperlink w:anchor="_Toc240768065" w:history="1">
+          <w:hyperlink w:anchor="_Toc240773614" w:history="1">
             <w:r>
               <w:rPr>
                 <w:rStyle w:val="Hyperlink"/>
@@ -1395,7 +1395,7 @@
               <w:rPr>
                 <w:noProof/>
               </w:rPr>
-              <w:instrText xml:space="preserve"> PAGEREF _Toc240768065 \h </w:instrText>
+              <w:instrText xml:space="preserve"> PAGEREF _Toc240773614 \h </w:instrText>
             </w:r>
             <w:r>
               <w:rPr>
@@ -1438,7 +1438,7 @@
               <w14:ligatures w14:val="standardContextual"/>
             </w:rPr>
           </w:pPr>
-          <w:hyperlink w:anchor="_Toc240768066" w:history="1">
+          <w:hyperlink w:anchor="_Toc240773615" w:history="1">
             <w:r>
               <w:rPr>
                 <w:rStyle w:val="Hyperlink"/>
@@ -1462,7 +1462,7 @@
               <w:rPr>
                 <w:noProof/>
               </w:rPr>
-              <w:instrText xml:space="preserve"> PAGEREF _Toc240768066 \h </w:instrText>
+              <w:instrText xml:space="preserve"> PAGEREF _Toc240773615 \h </w:instrText>
             </w:r>
             <w:r>
               <w:rPr>
@@ -1505,7 +1505,7 @@
               <w14:ligatures w14:val="standardContextual"/>
             </w:rPr>
           </w:pPr>
-          <w:hyperlink w:anchor="_Toc240768067" w:history="1">
+          <w:hyperlink w:anchor="_Toc240773616" w:history="1">
             <w:r>
               <w:rPr>
                 <w:rStyle w:val="Hyperlink"/>
@@ -1529,7 +1529,7 @@
               <w:rPr>
                 <w:noProof/>
               </w:rPr>
-              <w:instrText xml:space="preserve"> PAGEREF _Toc240768067 \h </w:instrText>
+              <w:instrText xml:space="preserve"> PAGEREF _Toc240773616 \h </w:instrText>
             </w:r>
             <w:r>
               <w:rPr>
@@ -1572,7 +1572,7 @@
               <w14:ligatures w14:val="standardContextual"/>
             </w:rPr>
           </w:pPr>
-          <w:hyperlink w:anchor="_Toc240768068" w:history="1">
+          <w:hyperlink w:anchor="_Toc240773617" w:history="1">
             <w:r>
               <w:rPr>
                 <w:rStyle w:val="Hyperlink"/>
@@ -1596,7 +1596,7 @@
               <w:rPr>
                 <w:noProof/>
               </w:rPr>
-              <w:instrText xml:space="preserve"> PAGEREF _Toc240768068 \h </w:instrText>
+              <w:instrText xml:space="preserve"> PAGEREF _Toc240773617 \h </w:instrText>
             </w:r>
             <w:r>
               <w:rPr>
@@ -1635,7 +1635,7 @@
         <w:pStyle w:val="Heading1"/>
         <w:pageBreakBefore/>
       </w:pPr>
-      <w:bookmarkStart w:id="0" w:name="_Toc240768053"/>
+      <w:bookmarkStart w:id="0" w:name="_Toc240773602"/>
       <w:r>
         <w:lastRenderedPageBreak/>
         <w:t>1. Your role at a glance</w:t>
@@ -1803,7 +1803,7 @@
         <w:pStyle w:val="Heading1"/>
         <w:pageBreakBefore/>
       </w:pPr>
-      <w:bookmarkStart w:id="1" w:name="_Toc240768054"/>
+      <w:bookmarkStart w:id="1" w:name="_Toc240773603"/>
       <w:r>
         <w:lastRenderedPageBreak/>
         <w:t>2. Signing in and your screens</w:t>
@@ -1814,7 +1814,7 @@
       <w:pPr>
         <w:pStyle w:val="Heading2"/>
       </w:pPr>
-      <w:bookmarkStart w:id="2" w:name="_Toc240768055"/>
+      <w:bookmarkStart w:id="2" w:name="_Toc240773604"/>
       <w:r>
         <w:t>Signing in</w:t>
       </w:r>
@@ -1897,7 +1897,7 @@
           <w:noProof/>
         </w:rPr>
         <w:drawing>
-          <wp:inline distT="0" distB="0" distL="0" distR="0" wp14:anchorId="50A065FA" wp14:editId="3475178A">
+          <wp:inline distT="0" distB="0" distL="0" distR="0" wp14:anchorId="1DAC3F91" wp14:editId="740F6874">
             <wp:extent cx="5334000" cy="2333625"/>
             <wp:effectExtent l="0" t="0" r="0" b="0"/>
             <wp:docPr id="1" name="adm_login.jpg" descr="The sign-in screen for all internal staff." title="The sign-in screen for all internal staff."/>
@@ -2064,7 +2064,7 @@
       <w:pPr>
         <w:pStyle w:val="Heading2"/>
       </w:pPr>
-      <w:bookmarkStart w:id="3" w:name="_Toc240768056"/>
+      <w:bookmarkStart w:id="3" w:name="_Toc240773605"/>
       <w:r>
         <w:t>Finding your way around</w:t>
       </w:r>
@@ -2239,7 +2239,7 @@
         </w:rPr>
         <w:lastRenderedPageBreak/>
         <w:drawing>
-          <wp:inline distT="0" distB="0" distL="0" distR="0" wp14:anchorId="0B14DC4F" wp14:editId="3A5467A4">
+          <wp:inline distT="0" distB="0" distL="0" distR="0" wp14:anchorId="0E270E9F" wp14:editId="0B68B392">
             <wp:extent cx="5715000" cy="1876425"/>
             <wp:effectExtent l="0" t="0" r="0" b="0"/>
             <wp:docPr id="2" name="adm_not_your_role.jpg" descr="Opening a screen outside your role (for example from an old bookmark) shows this card instead of the screen." title="Opening a screen outside your role (for example from an old bookmark) shows this card instead of the screen."/>
@@ -2308,7 +2308,7 @@
       <w:pPr>
         <w:pStyle w:val="Heading2"/>
       </w:pPr>
-      <w:bookmarkStart w:id="4" w:name="_Toc240768057"/>
+      <w:bookmarkStart w:id="4" w:name="_Toc240773606"/>
       <w:r>
         <w:t>Your screens</w:t>
       </w:r>
@@ -2627,7 +2627,7 @@
                 <w:sz w:val="19"/>
                 <w:szCs w:val="19"/>
               </w:rPr>
-              <w:t>Completed questionnaires, KII Guides and document coding forms.</w:t>
+              <w:t>Completed questionnaires, KII Guides and document coding forms, and whether the portal matches KoboToolbox (read-only).</w:t>
             </w:r>
           </w:p>
         </w:tc>
@@ -2815,7 +2815,7 @@
       <w:pPr>
         <w:pStyle w:val="Heading2"/>
       </w:pPr>
-      <w:bookmarkStart w:id="5" w:name="_Toc240768058"/>
+      <w:bookmarkStart w:id="5" w:name="_Toc240773607"/>
       <w:r>
         <w:t>Changing your password</w:t>
       </w:r>
@@ -2898,7 +2898,7 @@
           <w:noProof/>
         </w:rPr>
         <w:drawing>
-          <wp:inline distT="0" distB="0" distL="0" distR="0" wp14:anchorId="5318C71C" wp14:editId="789B506A">
+          <wp:inline distT="0" distB="0" distL="0" distR="0" wp14:anchorId="4ABD984B" wp14:editId="66884E2F">
             <wp:extent cx="5334000" cy="2171700"/>
             <wp:effectExtent l="0" t="0" r="0" b="0"/>
             <wp:docPr id="3" name="adm_account.jpg" descr="Change Password screen." title="Change Password screen."/>
@@ -2986,7 +2986,7 @@
         <w:pStyle w:val="Heading1"/>
         <w:pageBreakBefore/>
       </w:pPr>
-      <w:bookmarkStart w:id="6" w:name="_Toc240768059"/>
+      <w:bookmarkStart w:id="6" w:name="_Toc240773608"/>
       <w:r>
         <w:lastRenderedPageBreak/>
         <w:t>3. Your routine</w:t>
@@ -3271,7 +3271,7 @@
         <w:pStyle w:val="Heading1"/>
         <w:pageBreakBefore/>
       </w:pPr>
-      <w:bookmarkStart w:id="7" w:name="_Toc240768060"/>
+      <w:bookmarkStart w:id="7" w:name="_Toc240773609"/>
       <w:r>
         <w:lastRenderedPageBreak/>
         <w:t>4. Step-by-step tasks</w:t>
@@ -3282,7 +3282,7 @@
       <w:pPr>
         <w:pStyle w:val="Heading2"/>
       </w:pPr>
-      <w:bookmarkStart w:id="8" w:name="_Toc240768061"/>
+      <w:bookmarkStart w:id="8" w:name="_Toc240773610"/>
       <w:r>
         <w:t>4.1 Reading the dashboards</w:t>
       </w:r>
@@ -3307,7 +3307,7 @@
           <w:noProof/>
         </w:rPr>
         <w:drawing>
-          <wp:inline distT="0" distB="0" distL="0" distR="0" wp14:anchorId="7968EB24" wp14:editId="4911AF00">
+          <wp:inline distT="0" distB="0" distL="0" distR="0" wp14:anchorId="162C5238" wp14:editId="3D5AEC76">
             <wp:extent cx="5715000" cy="3571875"/>
             <wp:effectExtent l="0" t="0" r="0" b="0"/>
             <wp:docPr id="4" name="adm_exec_dashboard.jpg" descr="Executive Dashboard: completions against the 400 / 60 / 50–75 targets, days to data lock, spend, and the lowest-filled strata." title="Executive Dashboard: completions against the 400 / 60 / 50–75 targets, days to data lock, spend, and the lowest-filled strata."/>
@@ -3972,7 +3972,7 @@
       <w:pPr>
         <w:pStyle w:val="Heading2"/>
       </w:pPr>
-      <w:bookmarkStart w:id="9" w:name="_Toc240768062"/>
+      <w:bookmarkStart w:id="9" w:name="_Toc240773611"/>
       <w:r>
         <w:lastRenderedPageBreak/>
         <w:t>4.2 Using Reports (analytics and charts)</w:t>
@@ -4013,7 +4013,7 @@
           <w:noProof/>
         </w:rPr>
         <w:drawing>
-          <wp:inline distT="0" distB="0" distL="0" distR="0" wp14:anchorId="467374A2" wp14:editId="564E3854">
+          <wp:inline distT="0" distB="0" distL="0" distR="0" wp14:anchorId="642E3498" wp14:editId="5BA4A13B">
             <wp:extent cx="5334000" cy="3333750"/>
             <wp:effectExtent l="0" t="0" r="0" b="0"/>
             <wp:docPr id="5" name="adm_reports_top.jpg" descr="Reports: headline figures for the chosen period." title="Reports: headline figures for the chosen period."/>
@@ -4155,7 +4155,7 @@
           <w:noProof/>
         </w:rPr>
         <w:drawing>
-          <wp:inline distT="0" distB="0" distL="0" distR="0" wp14:anchorId="11D3C151" wp14:editId="03ABE8E4">
+          <wp:inline distT="0" distB="0" distL="0" distR="0" wp14:anchorId="55CA317E" wp14:editId="48D99F8A">
             <wp:extent cx="5334000" cy="3409950"/>
             <wp:effectExtent l="0" t="0" r="0" b="0"/>
             <wp:docPr id="6" name="adm_reports_funnel.jpg" descr="Case funnel: each case counted once at every stage it has reached." title="Case funnel: each case counted once at every stage it has reached."/>
@@ -4255,7 +4255,7 @@
           <w:noProof/>
         </w:rPr>
         <w:drawing>
-          <wp:inline distT="0" distB="0" distL="0" distR="0" wp14:anchorId="75122999" wp14:editId="54D2CA51">
+          <wp:inline distT="0" distB="0" distL="0" distR="0" wp14:anchorId="5FCA5922" wp14:editId="70CA4BAF">
             <wp:extent cx="5334000" cy="3248025"/>
             <wp:effectExtent l="0" t="0" r="0" b="0"/>
             <wp:docPr id="7" name="adm_reports_funnel_table.jpg" descr="The same chart as a table." title="The same chart as a table."/>
@@ -4354,7 +4354,7 @@
           <w:noProof/>
         </w:rPr>
         <w:drawing>
-          <wp:inline distT="0" distB="0" distL="0" distR="0" wp14:anchorId="35A86975" wp14:editId="18E273CA">
+          <wp:inline distT="0" distB="0" distL="0" distR="0" wp14:anchorId="1BC66CB7" wp14:editId="264570F0">
             <wp:extent cx="5334000" cy="2628900"/>
             <wp:effectExtent l="0" t="0" r="0" b="0"/>
             <wp:docPr id="8" name="adm_reports_coverage.jpg" descr="Coverage by group." title="Coverage by group."/>
@@ -4454,7 +4454,7 @@
         </w:rPr>
         <w:lastRenderedPageBreak/>
         <w:drawing>
-          <wp:inline distT="0" distB="0" distL="0" distR="0" wp14:anchorId="4280CE65" wp14:editId="627AD381">
+          <wp:inline distT="0" distB="0" distL="0" distR="0" wp14:anchorId="510A7377" wp14:editId="18FC72A0">
             <wp:extent cx="5334000" cy="2600325"/>
             <wp:effectExtent l="0" t="0" r="0" b="0"/>
             <wp:docPr id="9" name="adm_reports_modes.jpg" descr="Administration modes." title="Administration modes."/>
@@ -4563,7 +4563,7 @@
           <w:noProof/>
         </w:rPr>
         <w:drawing>
-          <wp:inline distT="0" distB="0" distL="0" distR="0" wp14:anchorId="1D10DB66" wp14:editId="2ABDA23C">
+          <wp:inline distT="0" distB="0" distL="0" distR="0" wp14:anchorId="27C62829" wp14:editId="77FF8408">
             <wp:extent cx="5334000" cy="2905125"/>
             <wp:effectExtent l="0" t="0" r="0" b="0"/>
             <wp:docPr id="10" name="adm_reports_duration.jpg" descr="Completion-time distribution." title="Completion-time distribution."/>
@@ -4645,7 +4645,7 @@
       <w:pPr>
         <w:pStyle w:val="Heading2"/>
       </w:pPr>
-      <w:bookmarkStart w:id="10" w:name="_Toc240768063"/>
+      <w:bookmarkStart w:id="10" w:name="_Toc240773612"/>
       <w:r>
         <w:t>4.3 Reviewing a case read-only</w:t>
       </w:r>
@@ -4709,7 +4709,7 @@
         </w:rPr>
         <w:lastRenderedPageBreak/>
         <w:drawing>
-          <wp:inline distT="0" distB="0" distL="0" distR="0" wp14:anchorId="4805AAE4" wp14:editId="1C79D787">
+          <wp:inline distT="0" distB="0" distL="0" distR="0" wp14:anchorId="207930A0" wp14:editId="644B3E91">
             <wp:extent cx="5334000" cy="3333750"/>
             <wp:effectExtent l="0" t="0" r="0" b="0"/>
             <wp:docPr id="11" name="sup_case.jpg" descr="A case page in read-only view." title="A case page in read-only view."/>
@@ -4783,7 +4783,7 @@
       <w:pPr>
         <w:pStyle w:val="Heading2"/>
       </w:pPr>
-      <w:bookmarkStart w:id="11" w:name="_Toc240768064"/>
+      <w:bookmarkStart w:id="11" w:name="_Toc240773613"/>
       <w:r>
         <w:t>4.4 Reviewing QA</w:t>
       </w:r>
@@ -4800,7 +4800,7 @@
           <w:noProof/>
         </w:rPr>
         <w:drawing>
-          <wp:inline distT="0" distB="0" distL="0" distR="0" wp14:anchorId="094E22B3" wp14:editId="1595D98A">
+          <wp:inline distT="0" distB="0" distL="0" distR="0" wp14:anchorId="35AC35B7" wp14:editId="2A957CAE">
             <wp:extent cx="5715000" cy="2505075"/>
             <wp:effectExtent l="0" t="0" r="0" b="0"/>
             <wp:docPr id="12" name="sup_qa_queue.jpg" descr="QA Queue in read-only view." title="QA Queue in read-only view."/>
@@ -4877,7 +4877,7 @@
       <w:pPr>
         <w:pStyle w:val="Heading2"/>
       </w:pPr>
-      <w:bookmarkStart w:id="12" w:name="_Toc240768065"/>
+      <w:bookmarkStart w:id="12" w:name="_Toc240773614"/>
       <w:r>
         <w:t>4.5 Downloading or emailing completed forms (Form PDFs)</w:t>
       </w:r>
@@ -4918,7 +4918,7 @@
         </w:rPr>
         <w:lastRenderedPageBreak/>
         <w:drawing>
-          <wp:inline distT="0" distB="0" distL="0" distR="0" wp14:anchorId="30C73290" wp14:editId="64EB9753">
+          <wp:inline distT="0" distB="0" distL="0" distR="0" wp14:anchorId="43DCF8D3" wp14:editId="0F4299C9">
             <wp:extent cx="5334000" cy="3171825"/>
             <wp:effectExtent l="0" t="0" r="0" b="0"/>
             <wp:docPr id="13" name="adm_form_pdfs.jpg" descr="Completed form PDFs." title="Completed form PDFs."/>
@@ -4993,7 +4993,30 @@
         <w:spacing w:after="80" w:line="276" w:lineRule="auto"/>
       </w:pPr>
       <w:r>
-        <w:t xml:space="preserve">At the top, the sync panel shows whether the portal holds the same forms as KoboToolbox: for example “✓ In sync with KoboToolbox — KoboToolbox holds 12 · the portal holds 12”. Each row also says “✓ saved in portal” once the portal has an identical copy. If the panel says “Not in sync”, select </w:t>
+        <w:t xml:space="preserve">Select </w:t>
+      </w:r>
+      <w:r>
+        <w:rPr>
+          <w:b/>
+          <w:bCs/>
+        </w:rPr>
+        <w:t>Download PDF</w:t>
+      </w:r>
+      <w:r>
+        <w:t xml:space="preserve"> to save a readable copy: sections, questions, the chosen answers as words (not codes) and repeated groups.</w:t>
+      </w:r>
+    </w:p>
+    <w:p>
+      <w:pPr>
+        <w:spacing w:after="80"/>
+      </w:pPr>
+    </w:p>
+    <w:p>
+      <w:pPr>
+        <w:spacing w:after="120" w:line="288" w:lineRule="auto"/>
+      </w:pPr>
+      <w:r>
+        <w:t xml:space="preserve">At the top of the page, a sync panel shows whether the portal holds the same forms as KoboToolbox, for example “✓ In sync with KoboToolbox — KoboToolbox holds 12 · the portal holds 12”. Each row also says “✓ saved in portal” once the portal has an identical copy. If the panel says “Not in sync”, select </w:t>
       </w:r>
       <w:r>
         <w:rPr>
@@ -5003,13 +5026,8 @@
         <w:t>Sync now</w:t>
       </w:r>
       <w:r>
-        <w:t>; it takes a few seconds.</w:t>
-      </w:r>
-    </w:p>
-    <w:p>
-      <w:pPr>
-        <w:spacing w:after="80"/>
-      </w:pPr>
+        <w:t xml:space="preserve"> (read-only roles see the panel but not the button); it takes a few seconds.</w:t>
+      </w:r>
     </w:p>
     <w:p>
       <w:pPr>
@@ -5094,7 +5112,7 @@
         <w:pStyle w:val="Heading1"/>
         <w:pageBreakBefore/>
       </w:pPr>
-      <w:bookmarkStart w:id="13" w:name="_Toc240768066"/>
+      <w:bookmarkStart w:id="13" w:name="_Toc240773615"/>
       <w:r>
         <w:lastRenderedPageBreak/>
         <w:t>5. Rules you must follow</w:t>
@@ -5232,7 +5250,7 @@
         <w:pStyle w:val="Heading1"/>
         <w:pageBreakBefore/>
       </w:pPr>
-      <w:bookmarkStart w:id="14" w:name="_Toc240768067"/>
+      <w:bookmarkStart w:id="14" w:name="_Toc240773616"/>
       <w:r>
         <w:lastRenderedPageBreak/>
         <w:t>6. Troubleshooting</w:t>
@@ -5511,7 +5529,14 @@
                 <w:sz w:val="19"/>
                 <w:szCs w:val="19"/>
               </w:rPr>
-              <w:t>Select Go to my start screen. If you need that screen, ask the PI about your role.</w:t>
+              <w:t>Select Go to my start screen</w:t>
+            </w:r>
+            <w:r>
+              <w:rPr>
+                <w:sz w:val="19"/>
+                <w:szCs w:val="19"/>
+              </w:rPr>
+              <w:t>. If you need that screen, ask the PI about your role.</w:t>
             </w:r>
           </w:p>
         </w:tc>
@@ -5674,7 +5699,14 @@
                 <w:sz w:val="19"/>
                 <w:szCs w:val="19"/>
               </w:rPr>
-              <w:t>Use Next, or search. Ask the Field Coordinator to assign the case.</w:t>
+              <w:t>Use Next</w:t>
+            </w:r>
+            <w:r>
+              <w:rPr>
+                <w:sz w:val="19"/>
+                <w:szCs w:val="19"/>
+              </w:rPr>
+              <w:t>, or search. Ask the Field Coordinator to assign the case.</w:t>
             </w:r>
           </w:p>
         </w:tc>
@@ -6000,14 +6032,7 @@
                 <w:sz w:val="19"/>
                 <w:szCs w:val="19"/>
               </w:rPr>
-              <w:t>To redo the coding, delete that record in KoboToolbox, then select Sync now</w:t>
-            </w:r>
-            <w:r>
-              <w:rPr>
-                <w:sz w:val="19"/>
-                <w:szCs w:val="19"/>
-              </w:rPr>
-              <w:t xml:space="preserve"> on Form PDFs. The document unlocks.</w:t>
+              <w:t>To redo the coding, delete that record in KoboToolbox, then select Sync now on Form PDFs. The document unlocks.</w:t>
             </w:r>
           </w:p>
         </w:tc>
@@ -6186,7 +6211,7 @@
         <w:pStyle w:val="Heading1"/>
         <w:pageBreakBefore/>
       </w:pPr>
-      <w:bookmarkStart w:id="15" w:name="_Toc240768068"/>
+      <w:bookmarkStart w:id="15" w:name="_Toc240773617"/>
       <w:r>
         <w:lastRenderedPageBreak/>
         <w:t>7. Quick reference</w:t>
@@ -6508,7 +6533,7 @@
         <w:sz w:val="16"/>
         <w:szCs w:val="16"/>
       </w:rPr>
-      <w:t>Version 1.3 · 20 September 2026</w:t>
+      <w:t>Version 1.4 · 20 September 2026</w:t>
     </w:r>
     <w:r>
       <w:rPr>
@@ -6681,10 +6706,68 @@
 <file path=word/numbering.xml><?xml version="1.0" encoding="utf-8"?>
 <w:numbering xmlns:wpc="http://schemas.microsoft.com/office/word/2010/wordprocessingCanvas" xmlns:cx="http://schemas.microsoft.com/office/drawing/2014/chartex" xmlns:cx1="http://schemas.microsoft.com/office/drawing/2015/9/8/chartex" xmlns:cx2="http://schemas.microsoft.com/office/drawing/2015/10/21/chartex" xmlns:cx3="http://schemas.microsoft.com/office/drawing/2016/5/9/chartex" xmlns:cx4="http://schemas.microsoft.com/office/drawing/2016/5/10/chartex" xmlns:cx5="http://schemas.microsoft.com/office/drawing/2016/5/11/chartex" xmlns:cx6="http://schemas.microsoft.com/office/drawing/2016/5/12/chartex" xmlns:cx7="http://schemas.microsoft.com/office/drawing/2016/5/13/chartex" xmlns:cx8="http://schemas.microsoft.com/office/drawing/2016/5/14/chartex" xmlns:mc="http://schemas.openxmlformats.org/markup-compatibility/2006" xmlns:aink="http://schemas.microsoft.com/office/drawing/2016/ink" xmlns:am3d="http://schemas.microsoft.com/office/drawing/2017/model3d" xmlns:o="urn:schemas-microsoft-com:office:office" xmlns:oel="http://schemas.microsoft.com/office/2019/extlst" xmlns:r="http://schemas.openxmlformats.org/officeDocument/2006/relationships" xmlns:m="http://schemas.openxmlformats.org/officeDocument/2006/math" xmlns:v="urn:schemas-microsoft-com:vml" xmlns:wp14="http://schemas.microsoft.com/office/word/2010/wordprocessingDrawing" xmlns:wp="http://schemas.openxmlformats.org/drawingml/2006/wordprocessingDrawing" xmlns:w10="urn:schemas-microsoft-com:office:word" xmlns:w="http://schemas.openxmlformats.org/wordprocessingml/2006/main" xmlns:w14="http://schemas.microsoft.com/office/word/2010/wordml" xmlns:w15="http://schemas.microsoft.com/office/word/2012/wordml" xmlns:w16cex="http://schemas.microsoft.com/office/word/2018/wordml/cex" xmlns:w16cid="http://schemas.microsoft.com/office/word/2016/wordml/cid" xmlns:w16="http://schemas.microsoft.com/office/word/2018/wordml" xmlns:w16sdtdh="http://schemas.microsoft.com/office/word/2020/wordml/sdtdatahash" xmlns:w16se="http://schemas.microsoft.com/office/word/2015/wordml/symex" xmlns:wpg="http://schemas.microsoft.com/office/word/2010/wordprocessingGroup" xmlns:wpi="http://schemas.microsoft.com/office/word/2010/wordprocessingInk" xmlns:wne="http://schemas.microsoft.com/office/word/2006/wordml" xmlns:wps="http://schemas.microsoft.com/office/word/2010/wordprocessingShape" mc:Ignorable="w14 w15 w16se w16cid w16 w16cex w16sdtdh wp14">
   <w:abstractNum w:abstractNumId="0" w15:restartNumberingAfterBreak="0">
-    <w:nsid w:val="033D7072"/>
+    <w:nsid w:val="0A60308B"/>
     <w:multiLevelType w:val="hybridMultilevel"/>
-    <w:tmpl w:val="48CE7824"/>
-    <w:lvl w:ilvl="0" w:tplc="587017F2">
+    <w:tmpl w:val="12E058B0"/>
+    <w:lvl w:ilvl="0" w:tplc="EE10A086">
+      <w:start w:val="1"/>
+      <w:numFmt w:val="bullet"/>
+      <w:lvlText w:val="•"/>
+      <w:lvlJc w:val="left"/>
+      <w:pPr>
+        <w:ind w:left="460" w:hanging="280"/>
+      </w:pPr>
+    </w:lvl>
+    <w:lvl w:ilvl="1" w:tplc="D0248C2E">
+      <w:start w:val="1"/>
+      <w:numFmt w:val="bullet"/>
+      <w:lvlText w:val="–"/>
+      <w:lvlJc w:val="left"/>
+      <w:pPr>
+        <w:ind w:left="900" w:hanging="280"/>
+      </w:pPr>
+    </w:lvl>
+    <w:lvl w:ilvl="2" w:tplc="4C8AD4BC">
+      <w:numFmt w:val="decimal"/>
+      <w:lvlText w:val=""/>
+      <w:lvlJc w:val="left"/>
+    </w:lvl>
+    <w:lvl w:ilvl="3" w:tplc="A8C87A34">
+      <w:numFmt w:val="decimal"/>
+      <w:lvlText w:val=""/>
+      <w:lvlJc w:val="left"/>
+    </w:lvl>
+    <w:lvl w:ilvl="4" w:tplc="7E366048">
+      <w:numFmt w:val="decimal"/>
+      <w:lvlText w:val=""/>
+      <w:lvlJc w:val="left"/>
+    </w:lvl>
+    <w:lvl w:ilvl="5" w:tplc="14C4F082">
+      <w:numFmt w:val="decimal"/>
+      <w:lvlText w:val=""/>
+      <w:lvlJc w:val="left"/>
+    </w:lvl>
+    <w:lvl w:ilvl="6" w:tplc="4EC06A6A">
+      <w:numFmt w:val="decimal"/>
+      <w:lvlText w:val=""/>
+      <w:lvlJc w:val="left"/>
+    </w:lvl>
+    <w:lvl w:ilvl="7" w:tplc="FC0AD2DC">
+      <w:numFmt w:val="decimal"/>
+      <w:lvlText w:val=""/>
+      <w:lvlJc w:val="left"/>
+    </w:lvl>
+    <w:lvl w:ilvl="8" w:tplc="CB4CC42C">
+      <w:numFmt w:val="decimal"/>
+      <w:lvlText w:val=""/>
+      <w:lvlJc w:val="left"/>
+    </w:lvl>
+  </w:abstractNum>
+  <w:abstractNum w:abstractNumId="1" w15:restartNumberingAfterBreak="0">
+    <w:nsid w:val="332A12B7"/>
+    <w:multiLevelType w:val="hybridMultilevel"/>
+    <w:tmpl w:val="59DE12C8"/>
+    <w:lvl w:ilvl="0" w:tplc="054EC8C6">
       <w:start w:val="1"/>
       <w:numFmt w:val="decimal"/>
       <w:lvlText w:val="%1."/>
@@ -6698,138 +6781,52 @@
         <w:color w:val="A67C27"/>
       </w:rPr>
     </w:lvl>
-    <w:lvl w:ilvl="1" w:tplc="F91677C2">
+    <w:lvl w:ilvl="1" w:tplc="F704EE7A">
       <w:numFmt w:val="decimal"/>
       <w:lvlText w:val=""/>
       <w:lvlJc w:val="left"/>
     </w:lvl>
-    <w:lvl w:ilvl="2" w:tplc="F0BE5178">
+    <w:lvl w:ilvl="2" w:tplc="4686F514">
       <w:numFmt w:val="decimal"/>
       <w:lvlText w:val=""/>
       <w:lvlJc w:val="left"/>
     </w:lvl>
-    <w:lvl w:ilvl="3" w:tplc="E8300914">
+    <w:lvl w:ilvl="3" w:tplc="BE4CDEDA">
       <w:numFmt w:val="decimal"/>
       <w:lvlText w:val=""/>
       <w:lvlJc w:val="left"/>
     </w:lvl>
-    <w:lvl w:ilvl="4" w:tplc="86B0A9FC">
+    <w:lvl w:ilvl="4" w:tplc="0BAC0664">
       <w:numFmt w:val="decimal"/>
       <w:lvlText w:val=""/>
       <w:lvlJc w:val="left"/>
     </w:lvl>
-    <w:lvl w:ilvl="5" w:tplc="A5986B48">
+    <w:lvl w:ilvl="5" w:tplc="987C408C">
       <w:numFmt w:val="decimal"/>
       <w:lvlText w:val=""/>
       <w:lvlJc w:val="left"/>
     </w:lvl>
-    <w:lvl w:ilvl="6" w:tplc="4216C678">
+    <w:lvl w:ilvl="6" w:tplc="8B1055DA">
       <w:numFmt w:val="decimal"/>
       <w:lvlText w:val=""/>
       <w:lvlJc w:val="left"/>
     </w:lvl>
-    <w:lvl w:ilvl="7" w:tplc="74009C88">
+    <w:lvl w:ilvl="7" w:tplc="212AB3AE">
       <w:numFmt w:val="decimal"/>
       <w:lvlText w:val=""/>
       <w:lvlJc w:val="left"/>
     </w:lvl>
-    <w:lvl w:ilvl="8" w:tplc="759A027E">
+    <w:lvl w:ilvl="8" w:tplc="9586B97A">
       <w:numFmt w:val="decimal"/>
       <w:lvlText w:val=""/>
       <w:lvlJc w:val="left"/>
     </w:lvl>
   </w:abstractNum>
-  <w:abstractNum w:abstractNumId="1" w15:restartNumberingAfterBreak="0">
-    <w:nsid w:val="224A19EB"/>
+  <w:abstractNum w:abstractNumId="2" w15:restartNumberingAfterBreak="0">
+    <w:nsid w:val="44274829"/>
     <w:multiLevelType w:val="hybridMultilevel"/>
-    <w:tmpl w:val="170C9144"/>
-    <w:lvl w:ilvl="0" w:tplc="6DD87B3C">
-      <w:start w:val="1"/>
-      <w:numFmt w:val="bullet"/>
-      <w:lvlText w:val="●"/>
-      <w:lvlJc w:val="left"/>
-      <w:pPr>
-        <w:ind w:left="720" w:hanging="360"/>
-      </w:pPr>
-    </w:lvl>
-    <w:lvl w:ilvl="1" w:tplc="278A1E86">
-      <w:start w:val="1"/>
-      <w:numFmt w:val="bullet"/>
-      <w:lvlText w:val="○"/>
-      <w:lvlJc w:val="left"/>
-      <w:pPr>
-        <w:ind w:left="1440" w:hanging="360"/>
-      </w:pPr>
-    </w:lvl>
-    <w:lvl w:ilvl="2" w:tplc="5AE6A420">
-      <w:start w:val="1"/>
-      <w:numFmt w:val="bullet"/>
-      <w:lvlText w:val="■"/>
-      <w:lvlJc w:val="left"/>
-      <w:pPr>
-        <w:ind w:left="2160" w:hanging="360"/>
-      </w:pPr>
-    </w:lvl>
-    <w:lvl w:ilvl="3" w:tplc="D7741400">
-      <w:start w:val="1"/>
-      <w:numFmt w:val="bullet"/>
-      <w:lvlText w:val="●"/>
-      <w:lvlJc w:val="left"/>
-      <w:pPr>
-        <w:ind w:left="2880" w:hanging="360"/>
-      </w:pPr>
-    </w:lvl>
-    <w:lvl w:ilvl="4" w:tplc="C7C8BFD8">
-      <w:start w:val="1"/>
-      <w:numFmt w:val="bullet"/>
-      <w:lvlText w:val="○"/>
-      <w:lvlJc w:val="left"/>
-      <w:pPr>
-        <w:ind w:left="3600" w:hanging="360"/>
-      </w:pPr>
-    </w:lvl>
-    <w:lvl w:ilvl="5" w:tplc="67F0D620">
-      <w:start w:val="1"/>
-      <w:numFmt w:val="bullet"/>
-      <w:lvlText w:val="■"/>
-      <w:lvlJc w:val="left"/>
-      <w:pPr>
-        <w:ind w:left="4320" w:hanging="360"/>
-      </w:pPr>
-    </w:lvl>
-    <w:lvl w:ilvl="6" w:tplc="0AFE384A">
-      <w:start w:val="1"/>
-      <w:numFmt w:val="bullet"/>
-      <w:lvlText w:val="●"/>
-      <w:lvlJc w:val="left"/>
-      <w:pPr>
-        <w:ind w:left="5040" w:hanging="360"/>
-      </w:pPr>
-    </w:lvl>
-    <w:lvl w:ilvl="7" w:tplc="F790FC3E">
-      <w:start w:val="1"/>
-      <w:numFmt w:val="bullet"/>
-      <w:lvlText w:val="●"/>
-      <w:lvlJc w:val="left"/>
-      <w:pPr>
-        <w:ind w:left="5760" w:hanging="360"/>
-      </w:pPr>
-    </w:lvl>
-    <w:lvl w:ilvl="8" w:tplc="9644282A">
-      <w:start w:val="1"/>
-      <w:numFmt w:val="bullet"/>
-      <w:lvlText w:val="●"/>
-      <w:lvlJc w:val="left"/>
-      <w:pPr>
-        <w:ind w:left="6480" w:hanging="360"/>
-      </w:pPr>
-    </w:lvl>
-  </w:abstractNum>
-  <w:abstractNum w:abstractNumId="2" w15:restartNumberingAfterBreak="0">
-    <w:nsid w:val="2CC54F7A"/>
-    <w:multiLevelType w:val="hybridMultilevel"/>
-    <w:tmpl w:val="A12ECA66"/>
-    <w:lvl w:ilvl="0" w:tplc="53822C64">
+    <w:tmpl w:val="02E20972"/>
+    <w:lvl w:ilvl="0" w:tplc="B3B48132">
       <w:start w:val="1"/>
       <w:numFmt w:val="decimal"/>
       <w:lvlText w:val="%1."/>
@@ -6843,52 +6840,52 @@
         <w:color w:val="A67C27"/>
       </w:rPr>
     </w:lvl>
-    <w:lvl w:ilvl="1" w:tplc="479EF844">
+    <w:lvl w:ilvl="1" w:tplc="BEDC775E">
       <w:numFmt w:val="decimal"/>
       <w:lvlText w:val=""/>
       <w:lvlJc w:val="left"/>
     </w:lvl>
-    <w:lvl w:ilvl="2" w:tplc="D2C43F4C">
+    <w:lvl w:ilvl="2" w:tplc="BC1E71B0">
       <w:numFmt w:val="decimal"/>
       <w:lvlText w:val=""/>
       <w:lvlJc w:val="left"/>
     </w:lvl>
-    <w:lvl w:ilvl="3" w:tplc="B1080CCE">
+    <w:lvl w:ilvl="3" w:tplc="CABE516E">
       <w:numFmt w:val="decimal"/>
       <w:lvlText w:val=""/>
       <w:lvlJc w:val="left"/>
     </w:lvl>
-    <w:lvl w:ilvl="4" w:tplc="878A3F82">
+    <w:lvl w:ilvl="4" w:tplc="518CBF4E">
       <w:numFmt w:val="decimal"/>
       <w:lvlText w:val=""/>
       <w:lvlJc w:val="left"/>
     </w:lvl>
-    <w:lvl w:ilvl="5" w:tplc="D7A67DDA">
+    <w:lvl w:ilvl="5" w:tplc="A7DE8AAC">
       <w:numFmt w:val="decimal"/>
       <w:lvlText w:val=""/>
       <w:lvlJc w:val="left"/>
     </w:lvl>
-    <w:lvl w:ilvl="6" w:tplc="9FF28F44">
+    <w:lvl w:ilvl="6" w:tplc="57223AA4">
       <w:numFmt w:val="decimal"/>
       <w:lvlText w:val=""/>
       <w:lvlJc w:val="left"/>
     </w:lvl>
-    <w:lvl w:ilvl="7" w:tplc="C7301252">
+    <w:lvl w:ilvl="7" w:tplc="F1561624">
       <w:numFmt w:val="decimal"/>
       <w:lvlText w:val=""/>
       <w:lvlJc w:val="left"/>
     </w:lvl>
-    <w:lvl w:ilvl="8" w:tplc="20BC2A64">
+    <w:lvl w:ilvl="8" w:tplc="CA302138">
       <w:numFmt w:val="decimal"/>
       <w:lvlText w:val=""/>
       <w:lvlJc w:val="left"/>
     </w:lvl>
   </w:abstractNum>
   <w:abstractNum w:abstractNumId="3" w15:restartNumberingAfterBreak="0">
-    <w:nsid w:val="355F2C94"/>
+    <w:nsid w:val="4DEE7917"/>
     <w:multiLevelType w:val="hybridMultilevel"/>
-    <w:tmpl w:val="CFF8F56E"/>
-    <w:lvl w:ilvl="0" w:tplc="0AAE363E">
+    <w:tmpl w:val="80D4E838"/>
+    <w:lvl w:ilvl="0" w:tplc="5262EE9E">
       <w:start w:val="1"/>
       <w:numFmt w:val="decimal"/>
       <w:lvlText w:val="%1."/>
@@ -6902,52 +6899,138 @@
         <w:color w:val="A67C27"/>
       </w:rPr>
     </w:lvl>
-    <w:lvl w:ilvl="1" w:tplc="4628FEE0">
+    <w:lvl w:ilvl="1" w:tplc="A71A3402">
       <w:numFmt w:val="decimal"/>
       <w:lvlText w:val=""/>
       <w:lvlJc w:val="left"/>
     </w:lvl>
-    <w:lvl w:ilvl="2" w:tplc="63E4ABB6">
+    <w:lvl w:ilvl="2" w:tplc="8A7671AA">
       <w:numFmt w:val="decimal"/>
       <w:lvlText w:val=""/>
       <w:lvlJc w:val="left"/>
     </w:lvl>
-    <w:lvl w:ilvl="3" w:tplc="043CDBCE">
+    <w:lvl w:ilvl="3" w:tplc="0F2E94F0">
       <w:numFmt w:val="decimal"/>
       <w:lvlText w:val=""/>
       <w:lvlJc w:val="left"/>
     </w:lvl>
-    <w:lvl w:ilvl="4" w:tplc="0326353A">
+    <w:lvl w:ilvl="4" w:tplc="658059F2">
       <w:numFmt w:val="decimal"/>
       <w:lvlText w:val=""/>
       <w:lvlJc w:val="left"/>
     </w:lvl>
-    <w:lvl w:ilvl="5" w:tplc="807A3A54">
+    <w:lvl w:ilvl="5" w:tplc="F6E8C842">
       <w:numFmt w:val="decimal"/>
       <w:lvlText w:val=""/>
       <w:lvlJc w:val="left"/>
     </w:lvl>
-    <w:lvl w:ilvl="6" w:tplc="2C1A6448">
+    <w:lvl w:ilvl="6" w:tplc="38244F90">
       <w:numFmt w:val="decimal"/>
       <w:lvlText w:val=""/>
       <w:lvlJc w:val="left"/>
     </w:lvl>
-    <w:lvl w:ilvl="7" w:tplc="BB0EB6F6">
+    <w:lvl w:ilvl="7" w:tplc="E0A23234">
       <w:numFmt w:val="decimal"/>
       <w:lvlText w:val=""/>
       <w:lvlJc w:val="left"/>
     </w:lvl>
-    <w:lvl w:ilvl="8" w:tplc="7490237E">
+    <w:lvl w:ilvl="8" w:tplc="425C184E">
       <w:numFmt w:val="decimal"/>
       <w:lvlText w:val=""/>
       <w:lvlJc w:val="left"/>
     </w:lvl>
   </w:abstractNum>
   <w:abstractNum w:abstractNumId="4" w15:restartNumberingAfterBreak="0">
-    <w:nsid w:val="383F1A13"/>
+    <w:nsid w:val="536B7B3E"/>
     <w:multiLevelType w:val="hybridMultilevel"/>
-    <w:tmpl w:val="F498316C"/>
-    <w:lvl w:ilvl="0" w:tplc="6CD6C240">
+    <w:tmpl w:val="A2F4054A"/>
+    <w:lvl w:ilvl="0" w:tplc="69706570">
+      <w:start w:val="1"/>
+      <w:numFmt w:val="bullet"/>
+      <w:lvlText w:val="●"/>
+      <w:lvlJc w:val="left"/>
+      <w:pPr>
+        <w:ind w:left="720" w:hanging="360"/>
+      </w:pPr>
+    </w:lvl>
+    <w:lvl w:ilvl="1" w:tplc="DDAEFC4E">
+      <w:start w:val="1"/>
+      <w:numFmt w:val="bullet"/>
+      <w:lvlText w:val="○"/>
+      <w:lvlJc w:val="left"/>
+      <w:pPr>
+        <w:ind w:left="1440" w:hanging="360"/>
+      </w:pPr>
+    </w:lvl>
+    <w:lvl w:ilvl="2" w:tplc="D0F25956">
+      <w:start w:val="1"/>
+      <w:numFmt w:val="bullet"/>
+      <w:lvlText w:val="■"/>
+      <w:lvlJc w:val="left"/>
+      <w:pPr>
+        <w:ind w:left="2160" w:hanging="360"/>
+      </w:pPr>
+    </w:lvl>
+    <w:lvl w:ilvl="3" w:tplc="91E47054">
+      <w:start w:val="1"/>
+      <w:numFmt w:val="bullet"/>
+      <w:lvlText w:val="●"/>
+      <w:lvlJc w:val="left"/>
+      <w:pPr>
+        <w:ind w:left="2880" w:hanging="360"/>
+      </w:pPr>
+    </w:lvl>
+    <w:lvl w:ilvl="4" w:tplc="DC2AF7A0">
+      <w:start w:val="1"/>
+      <w:numFmt w:val="bullet"/>
+      <w:lvlText w:val="○"/>
+      <w:lvlJc w:val="left"/>
+      <w:pPr>
+        <w:ind w:left="3600" w:hanging="360"/>
+      </w:pPr>
+    </w:lvl>
+    <w:lvl w:ilvl="5" w:tplc="5AD4CEAC">
+      <w:start w:val="1"/>
+      <w:numFmt w:val="bullet"/>
+      <w:lvlText w:val="■"/>
+      <w:lvlJc w:val="left"/>
+      <w:pPr>
+        <w:ind w:left="4320" w:hanging="360"/>
+      </w:pPr>
+    </w:lvl>
+    <w:lvl w:ilvl="6" w:tplc="46D25D76">
+      <w:start w:val="1"/>
+      <w:numFmt w:val="bullet"/>
+      <w:lvlText w:val="●"/>
+      <w:lvlJc w:val="left"/>
+      <w:pPr>
+        <w:ind w:left="5040" w:hanging="360"/>
+      </w:pPr>
+    </w:lvl>
+    <w:lvl w:ilvl="7" w:tplc="CDDCE6BA">
+      <w:start w:val="1"/>
+      <w:numFmt w:val="bullet"/>
+      <w:lvlText w:val="●"/>
+      <w:lvlJc w:val="left"/>
+      <w:pPr>
+        <w:ind w:left="5760" w:hanging="360"/>
+      </w:pPr>
+    </w:lvl>
+    <w:lvl w:ilvl="8" w:tplc="F398BB28">
+      <w:start w:val="1"/>
+      <w:numFmt w:val="bullet"/>
+      <w:lvlText w:val="●"/>
+      <w:lvlJc w:val="left"/>
+      <w:pPr>
+        <w:ind w:left="6480" w:hanging="360"/>
+      </w:pPr>
+    </w:lvl>
+  </w:abstractNum>
+  <w:abstractNum w:abstractNumId="5" w15:restartNumberingAfterBreak="0">
+    <w:nsid w:val="57B57C1A"/>
+    <w:multiLevelType w:val="hybridMultilevel"/>
+    <w:tmpl w:val="A6C68E66"/>
+    <w:lvl w:ilvl="0" w:tplc="753E5A24">
       <w:start w:val="1"/>
       <w:numFmt w:val="decimal"/>
       <w:lvlText w:val="%1."/>
@@ -6961,52 +7044,52 @@
         <w:color w:val="A67C27"/>
       </w:rPr>
     </w:lvl>
-    <w:lvl w:ilvl="1" w:tplc="90B04CA4">
+    <w:lvl w:ilvl="1" w:tplc="AB8ED35E">
       <w:numFmt w:val="decimal"/>
       <w:lvlText w:val=""/>
       <w:lvlJc w:val="left"/>
     </w:lvl>
-    <w:lvl w:ilvl="2" w:tplc="BCE088D6">
+    <w:lvl w:ilvl="2" w:tplc="784C751E">
       <w:numFmt w:val="decimal"/>
       <w:lvlText w:val=""/>
       <w:lvlJc w:val="left"/>
     </w:lvl>
-    <w:lvl w:ilvl="3" w:tplc="E0DC1302">
+    <w:lvl w:ilvl="3" w:tplc="5DFC152C">
       <w:numFmt w:val="decimal"/>
       <w:lvlText w:val=""/>
       <w:lvlJc w:val="left"/>
     </w:lvl>
-    <w:lvl w:ilvl="4" w:tplc="B4C0A5AC">
+    <w:lvl w:ilvl="4" w:tplc="BAD4EABC">
       <w:numFmt w:val="decimal"/>
       <w:lvlText w:val=""/>
       <w:lvlJc w:val="left"/>
     </w:lvl>
-    <w:lvl w:ilvl="5" w:tplc="26E6B388">
+    <w:lvl w:ilvl="5" w:tplc="DFB23182">
       <w:numFmt w:val="decimal"/>
       <w:lvlText w:val=""/>
       <w:lvlJc w:val="left"/>
     </w:lvl>
-    <w:lvl w:ilvl="6" w:tplc="FAE26046">
+    <w:lvl w:ilvl="6" w:tplc="AE56C312">
       <w:numFmt w:val="decimal"/>
       <w:lvlText w:val=""/>
       <w:lvlJc w:val="left"/>
     </w:lvl>
-    <w:lvl w:ilvl="7" w:tplc="EF726AC4">
+    <w:lvl w:ilvl="7" w:tplc="FA926EE4">
       <w:numFmt w:val="decimal"/>
       <w:lvlText w:val=""/>
       <w:lvlJc w:val="left"/>
     </w:lvl>
-    <w:lvl w:ilvl="8" w:tplc="42785620">
+    <w:lvl w:ilvl="8" w:tplc="B0CAB290">
       <w:numFmt w:val="decimal"/>
       <w:lvlText w:val=""/>
       <w:lvlJc w:val="left"/>
     </w:lvl>
   </w:abstractNum>
-  <w:abstractNum w:abstractNumId="5" w15:restartNumberingAfterBreak="0">
-    <w:nsid w:val="5F312366"/>
+  <w:abstractNum w:abstractNumId="6" w15:restartNumberingAfterBreak="0">
+    <w:nsid w:val="6DF2256B"/>
     <w:multiLevelType w:val="hybridMultilevel"/>
-    <w:tmpl w:val="6C849CB2"/>
-    <w:lvl w:ilvl="0" w:tplc="BEBEF79C">
+    <w:tmpl w:val="775C78E6"/>
+    <w:lvl w:ilvl="0" w:tplc="AFD627C2">
       <w:start w:val="1"/>
       <w:numFmt w:val="decimal"/>
       <w:lvlText w:val="%1."/>
@@ -7020,143 +7103,85 @@
         <w:color w:val="A67C27"/>
       </w:rPr>
     </w:lvl>
-    <w:lvl w:ilvl="1" w:tplc="AA609FFC">
+    <w:lvl w:ilvl="1" w:tplc="CA48B7AC">
       <w:numFmt w:val="decimal"/>
       <w:lvlText w:val=""/>
       <w:lvlJc w:val="left"/>
     </w:lvl>
-    <w:lvl w:ilvl="2" w:tplc="F048B554">
+    <w:lvl w:ilvl="2" w:tplc="F1F84790">
       <w:numFmt w:val="decimal"/>
       <w:lvlText w:val=""/>
       <w:lvlJc w:val="left"/>
     </w:lvl>
-    <w:lvl w:ilvl="3" w:tplc="E52A269E">
+    <w:lvl w:ilvl="3" w:tplc="C4767FE4">
       <w:numFmt w:val="decimal"/>
       <w:lvlText w:val=""/>
       <w:lvlJc w:val="left"/>
     </w:lvl>
-    <w:lvl w:ilvl="4" w:tplc="EA929912">
+    <w:lvl w:ilvl="4" w:tplc="C56C4338">
       <w:numFmt w:val="decimal"/>
       <w:lvlText w:val=""/>
       <w:lvlJc w:val="left"/>
     </w:lvl>
-    <w:lvl w:ilvl="5" w:tplc="E45EA6D2">
+    <w:lvl w:ilvl="5" w:tplc="46F23826">
       <w:numFmt w:val="decimal"/>
       <w:lvlText w:val=""/>
       <w:lvlJc w:val="left"/>
     </w:lvl>
-    <w:lvl w:ilvl="6" w:tplc="470C0A0A">
+    <w:lvl w:ilvl="6" w:tplc="679AF340">
       <w:numFmt w:val="decimal"/>
       <w:lvlText w:val=""/>
       <w:lvlJc w:val="left"/>
     </w:lvl>
-    <w:lvl w:ilvl="7" w:tplc="88BE5204">
+    <w:lvl w:ilvl="7" w:tplc="6EFACEFC">
       <w:numFmt w:val="decimal"/>
       <w:lvlText w:val=""/>
       <w:lvlJc w:val="left"/>
     </w:lvl>
-    <w:lvl w:ilvl="8" w:tplc="DC400110">
+    <w:lvl w:ilvl="8" w:tplc="4890548C">
       <w:numFmt w:val="decimal"/>
       <w:lvlText w:val=""/>
       <w:lvlJc w:val="left"/>
     </w:lvl>
   </w:abstractNum>
-  <w:abstractNum w:abstractNumId="6" w15:restartNumberingAfterBreak="0">
-    <w:nsid w:val="7FC17281"/>
-    <w:multiLevelType w:val="hybridMultilevel"/>
-    <w:tmpl w:val="256E511E"/>
-    <w:lvl w:ilvl="0" w:tplc="5244802E">
-      <w:start w:val="1"/>
-      <w:numFmt w:val="bullet"/>
-      <w:lvlText w:val="•"/>
-      <w:lvlJc w:val="left"/>
-      <w:pPr>
-        <w:ind w:left="460" w:hanging="280"/>
-      </w:pPr>
-    </w:lvl>
-    <w:lvl w:ilvl="1" w:tplc="C1686618">
-      <w:start w:val="1"/>
-      <w:numFmt w:val="bullet"/>
-      <w:lvlText w:val="–"/>
-      <w:lvlJc w:val="left"/>
-      <w:pPr>
-        <w:ind w:left="900" w:hanging="280"/>
-      </w:pPr>
-    </w:lvl>
-    <w:lvl w:ilvl="2" w:tplc="29DC67A0">
-      <w:numFmt w:val="decimal"/>
-      <w:lvlText w:val=""/>
-      <w:lvlJc w:val="left"/>
-    </w:lvl>
-    <w:lvl w:ilvl="3" w:tplc="EB606B8C">
-      <w:numFmt w:val="decimal"/>
-      <w:lvlText w:val=""/>
-      <w:lvlJc w:val="left"/>
-    </w:lvl>
-    <w:lvl w:ilvl="4" w:tplc="68563F6C">
-      <w:numFmt w:val="decimal"/>
-      <w:lvlText w:val=""/>
-      <w:lvlJc w:val="left"/>
-    </w:lvl>
-    <w:lvl w:ilvl="5" w:tplc="84BEFEAA">
-      <w:numFmt w:val="decimal"/>
-      <w:lvlText w:val=""/>
-      <w:lvlJc w:val="left"/>
-    </w:lvl>
-    <w:lvl w:ilvl="6" w:tplc="750854A2">
-      <w:numFmt w:val="decimal"/>
-      <w:lvlText w:val=""/>
-      <w:lvlJc w:val="left"/>
-    </w:lvl>
-    <w:lvl w:ilvl="7" w:tplc="37A2B162">
-      <w:numFmt w:val="decimal"/>
-      <w:lvlText w:val=""/>
-      <w:lvlJc w:val="left"/>
-    </w:lvl>
-    <w:lvl w:ilvl="8" w:tplc="A24CB1EA">
-      <w:numFmt w:val="decimal"/>
-      <w:lvlText w:val=""/>
-      <w:lvlJc w:val="left"/>
-    </w:lvl>
-  </w:abstractNum>
-  <w:num w:numId="1" w16cid:durableId="1290822557">
-    <w:abstractNumId w:val="1"/>
+  <w:num w:numId="1" w16cid:durableId="312760162">
+    <w:abstractNumId w:val="4"/>
     <w:lvlOverride w:ilvl="0">
       <w:startOverride w:val="1"/>
     </w:lvlOverride>
   </w:num>
-  <w:num w:numId="2" w16cid:durableId="848178315">
+  <w:num w:numId="2" w16cid:durableId="1224024963">
+    <w:abstractNumId w:val="0"/>
+    <w:lvlOverride w:ilvl="0">
+      <w:startOverride w:val="1"/>
+    </w:lvlOverride>
+  </w:num>
+  <w:num w:numId="3" w16cid:durableId="201941645">
+    <w:abstractNumId w:val="5"/>
+    <w:lvlOverride w:ilvl="0">
+      <w:startOverride w:val="1"/>
+    </w:lvlOverride>
+  </w:num>
+  <w:num w:numId="4" w16cid:durableId="2117213757">
+    <w:abstractNumId w:val="3"/>
+    <w:lvlOverride w:ilvl="0">
+      <w:startOverride w:val="1"/>
+    </w:lvlOverride>
+  </w:num>
+  <w:num w:numId="5" w16cid:durableId="823426412">
+    <w:abstractNumId w:val="2"/>
+    <w:lvlOverride w:ilvl="0">
+      <w:startOverride w:val="1"/>
+    </w:lvlOverride>
+  </w:num>
+  <w:num w:numId="6" w16cid:durableId="36201644">
     <w:abstractNumId w:val="6"/>
     <w:lvlOverride w:ilvl="0">
       <w:startOverride w:val="1"/>
     </w:lvlOverride>
   </w:num>
-  <w:num w:numId="3" w16cid:durableId="1311399011">
-    <w:abstractNumId w:val="2"/>
-    <w:lvlOverride w:ilvl="0">
-      <w:startOverride w:val="1"/>
-    </w:lvlOverride>
-  </w:num>
-  <w:num w:numId="4" w16cid:durableId="436020532">
-    <w:abstractNumId w:val="3"/>
-    <w:lvlOverride w:ilvl="0">
-      <w:startOverride w:val="1"/>
-    </w:lvlOverride>
-  </w:num>
-  <w:num w:numId="5" w16cid:durableId="492571496">
-    <w:abstractNumId w:val="0"/>
-    <w:lvlOverride w:ilvl="0">
-      <w:startOverride w:val="1"/>
-    </w:lvlOverride>
-  </w:num>
-  <w:num w:numId="6" w16cid:durableId="1499346854">
-    <w:abstractNumId w:val="5"/>
-    <w:lvlOverride w:ilvl="0">
-      <w:startOverride w:val="1"/>
-    </w:lvlOverride>
-  </w:num>
-  <w:num w:numId="7" w16cid:durableId="971449509">
-    <w:abstractNumId w:val="4"/>
+  <w:num w:numId="7" w16cid:durableId="1730223566">
+    <w:abstractNumId w:val="1"/>
     <w:lvlOverride w:ilvl="0">
       <w:startOverride w:val="1"/>
     </w:lvlOverride>
@@ -7781,7 +7806,7 @@
     <w:autoRedefine/>
     <w:uiPriority w:val="39"/>
     <w:unhideWhenUsed/>
-    <w:rsid w:val="0023339C"/>
+    <w:rsid w:val="0025615D"/>
     <w:pPr>
       <w:spacing w:after="100"/>
     </w:pPr>
@@ -7793,7 +7818,7 @@
     <w:autoRedefine/>
     <w:uiPriority w:val="39"/>
     <w:unhideWhenUsed/>
-    <w:rsid w:val="0023339C"/>
+    <w:rsid w:val="0025615D"/>
     <w:pPr>
       <w:spacing w:after="100"/>
       <w:ind w:left="210"/>

--- a/docs/manuals/Role_Guide_8_Supervisor.docx
+++ b/docs/manuals/Role_Guide_8_Supervisor.docx
@@ -69,7 +69,7 @@
           <w:left w:w="10" w:type="dxa"/>
           <w:right w:w="10" w:type="dxa"/>
         </w:tblCellMar>
-        <w:tblLook w:val="04A0" w:firstRow="1" w:lastRow="0" w:firstColumn="1" w:lastColumn="0" w:noHBand="0" w:noVBand="1"/>
+        <w:tblLook w:val="0000" w:firstRow="0" w:lastRow="0" w:firstColumn="0" w:lastColumn="0" w:noHBand="0" w:noVBand="0"/>
       </w:tblPr>
       <w:tblGrid>
         <w:gridCol w:w="2300"/>
@@ -469,7 +469,7 @@
                 <w:sz w:val="19"/>
                 <w:szCs w:val="19"/>
               </w:rPr>
-              <w:t>Version 1.4 · 20 September 2026</w:t>
+              <w:t>Version 1.5 · 20 September 2026</w:t>
             </w:r>
           </w:p>
         </w:tc>
@@ -538,7 +538,7 @@
     <w:sdt>
       <w:sdtPr>
         <w:alias w:val="Contents"/>
-        <w:id w:val="-993724324"/>
+        <w:id w:val="-15000742"/>
       </w:sdtPr>
       <w:sdtEndPr/>
       <w:sdtContent>
@@ -567,7 +567,7 @@
           <w:r>
             <w:fldChar w:fldCharType="separate"/>
           </w:r>
-          <w:hyperlink w:anchor="_Toc240773602" w:history="1">
+          <w:hyperlink w:anchor="_Toc240779786" w:history="1">
             <w:r>
               <w:rPr>
                 <w:rStyle w:val="Hyperlink"/>
@@ -591,7 +591,7 @@
               <w:rPr>
                 <w:noProof/>
               </w:rPr>
-              <w:instrText xml:space="preserve"> PAGEREF _Toc240773602 \h </w:instrText>
+              <w:instrText xml:space="preserve"> PAGEREF _Toc240779786 \h </w:instrText>
             </w:r>
             <w:r>
               <w:rPr>
@@ -634,7 +634,7 @@
               <w14:ligatures w14:val="standardContextual"/>
             </w:rPr>
           </w:pPr>
-          <w:hyperlink w:anchor="_Toc240773603" w:history="1">
+          <w:hyperlink w:anchor="_Toc240779787" w:history="1">
             <w:r>
               <w:rPr>
                 <w:rStyle w:val="Hyperlink"/>
@@ -658,7 +658,7 @@
               <w:rPr>
                 <w:noProof/>
               </w:rPr>
-              <w:instrText xml:space="preserve"> PAGEREF _Toc240773603 \h </w:instrText>
+              <w:instrText xml:space="preserve"> PAGEREF _Toc240779787 \h </w:instrText>
             </w:r>
             <w:r>
               <w:rPr>
@@ -701,7 +701,7 @@
               <w14:ligatures w14:val="standardContextual"/>
             </w:rPr>
           </w:pPr>
-          <w:hyperlink w:anchor="_Toc240773604" w:history="1">
+          <w:hyperlink w:anchor="_Toc240779788" w:history="1">
             <w:r>
               <w:rPr>
                 <w:rStyle w:val="Hyperlink"/>
@@ -725,7 +725,7 @@
               <w:rPr>
                 <w:noProof/>
               </w:rPr>
-              <w:instrText xml:space="preserve"> PAGEREF _Toc240773604 \h </w:instrText>
+              <w:instrText xml:space="preserve"> PAGEREF _Toc240779788 \h </w:instrText>
             </w:r>
             <w:r>
               <w:rPr>
@@ -768,7 +768,7 @@
               <w14:ligatures w14:val="standardContextual"/>
             </w:rPr>
           </w:pPr>
-          <w:hyperlink w:anchor="_Toc240773605" w:history="1">
+          <w:hyperlink w:anchor="_Toc240779789" w:history="1">
             <w:r>
               <w:rPr>
                 <w:rStyle w:val="Hyperlink"/>
@@ -792,7 +792,7 @@
               <w:rPr>
                 <w:noProof/>
               </w:rPr>
-              <w:instrText xml:space="preserve"> PAGEREF _Toc240773605 \h </w:instrText>
+              <w:instrText xml:space="preserve"> PAGEREF _Toc240779789 \h </w:instrText>
             </w:r>
             <w:r>
               <w:rPr>
@@ -835,7 +835,7 @@
               <w14:ligatures w14:val="standardContextual"/>
             </w:rPr>
           </w:pPr>
-          <w:hyperlink w:anchor="_Toc240773606" w:history="1">
+          <w:hyperlink w:anchor="_Toc240779790" w:history="1">
             <w:r>
               <w:rPr>
                 <w:rStyle w:val="Hyperlink"/>
@@ -859,7 +859,7 @@
               <w:rPr>
                 <w:noProof/>
               </w:rPr>
-              <w:instrText xml:space="preserve"> PAGEREF _Toc240773606 \h </w:instrText>
+              <w:instrText xml:space="preserve"> PAGEREF _Toc240779790 \h </w:instrText>
             </w:r>
             <w:r>
               <w:rPr>
@@ -902,7 +902,7 @@
               <w14:ligatures w14:val="standardContextual"/>
             </w:rPr>
           </w:pPr>
-          <w:hyperlink w:anchor="_Toc240773607" w:history="1">
+          <w:hyperlink w:anchor="_Toc240779791" w:history="1">
             <w:r>
               <w:rPr>
                 <w:rStyle w:val="Hyperlink"/>
@@ -926,7 +926,7 @@
               <w:rPr>
                 <w:noProof/>
               </w:rPr>
-              <w:instrText xml:space="preserve"> PAGEREF _Toc240773607 \h </w:instrText>
+              <w:instrText xml:space="preserve"> PAGEREF _Toc240779791 \h </w:instrText>
             </w:r>
             <w:r>
               <w:rPr>
@@ -969,7 +969,7 @@
               <w14:ligatures w14:val="standardContextual"/>
             </w:rPr>
           </w:pPr>
-          <w:hyperlink w:anchor="_Toc240773608" w:history="1">
+          <w:hyperlink w:anchor="_Toc240779792" w:history="1">
             <w:r>
               <w:rPr>
                 <w:rStyle w:val="Hyperlink"/>
@@ -993,7 +993,7 @@
               <w:rPr>
                 <w:noProof/>
               </w:rPr>
-              <w:instrText xml:space="preserve"> PAGEREF _Toc240773608 \h </w:instrText>
+              <w:instrText xml:space="preserve"> PAGEREF _Toc240779792 \h </w:instrText>
             </w:r>
             <w:r>
               <w:rPr>
@@ -1036,7 +1036,7 @@
               <w14:ligatures w14:val="standardContextual"/>
             </w:rPr>
           </w:pPr>
-          <w:hyperlink w:anchor="_Toc240773609" w:history="1">
+          <w:hyperlink w:anchor="_Toc240779793" w:history="1">
             <w:r>
               <w:rPr>
                 <w:rStyle w:val="Hyperlink"/>
@@ -1060,7 +1060,7 @@
               <w:rPr>
                 <w:noProof/>
               </w:rPr>
-              <w:instrText xml:space="preserve"> PAGEREF _Toc240773609 \h </w:instrText>
+              <w:instrText xml:space="preserve"> PAGEREF _Toc240779793 \h </w:instrText>
             </w:r>
             <w:r>
               <w:rPr>
@@ -1103,7 +1103,7 @@
               <w14:ligatures w14:val="standardContextual"/>
             </w:rPr>
           </w:pPr>
-          <w:hyperlink w:anchor="_Toc240773610" w:history="1">
+          <w:hyperlink w:anchor="_Toc240779794" w:history="1">
             <w:r>
               <w:rPr>
                 <w:rStyle w:val="Hyperlink"/>
@@ -1127,7 +1127,7 @@
               <w:rPr>
                 <w:noProof/>
               </w:rPr>
-              <w:instrText xml:space="preserve"> PAGEREF _Toc240773610 \h </w:instrText>
+              <w:instrText xml:space="preserve"> PAGEREF _Toc240779794 \h </w:instrText>
             </w:r>
             <w:r>
               <w:rPr>
@@ -1170,7 +1170,7 @@
               <w14:ligatures w14:val="standardContextual"/>
             </w:rPr>
           </w:pPr>
-          <w:hyperlink w:anchor="_Toc240773611" w:history="1">
+          <w:hyperlink w:anchor="_Toc240779795" w:history="1">
             <w:r>
               <w:rPr>
                 <w:rStyle w:val="Hyperlink"/>
@@ -1194,7 +1194,7 @@
               <w:rPr>
                 <w:noProof/>
               </w:rPr>
-              <w:instrText xml:space="preserve"> PAGEREF _Toc240773611 \h </w:instrText>
+              <w:instrText xml:space="preserve"> PAGEREF _Toc240779795 \h </w:instrText>
             </w:r>
             <w:r>
               <w:rPr>
@@ -1237,7 +1237,7 @@
               <w14:ligatures w14:val="standardContextual"/>
             </w:rPr>
           </w:pPr>
-          <w:hyperlink w:anchor="_Toc240773612" w:history="1">
+          <w:hyperlink w:anchor="_Toc240779796" w:history="1">
             <w:r>
               <w:rPr>
                 <w:rStyle w:val="Hyperlink"/>
@@ -1261,7 +1261,7 @@
               <w:rPr>
                 <w:noProof/>
               </w:rPr>
-              <w:instrText xml:space="preserve"> PAGEREF _Toc240773612 \h </w:instrText>
+              <w:instrText xml:space="preserve"> PAGEREF _Toc240779796 \h </w:instrText>
             </w:r>
             <w:r>
               <w:rPr>
@@ -1304,7 +1304,7 @@
               <w14:ligatures w14:val="standardContextual"/>
             </w:rPr>
           </w:pPr>
-          <w:hyperlink w:anchor="_Toc240773613" w:history="1">
+          <w:hyperlink w:anchor="_Toc240779797" w:history="1">
             <w:r>
               <w:rPr>
                 <w:rStyle w:val="Hyperlink"/>
@@ -1328,7 +1328,7 @@
               <w:rPr>
                 <w:noProof/>
               </w:rPr>
-              <w:instrText xml:space="preserve"> PAGEREF _Toc240773613 \h </w:instrText>
+              <w:instrText xml:space="preserve"> PAGEREF _Toc240779797 \h </w:instrText>
             </w:r>
             <w:r>
               <w:rPr>
@@ -1371,7 +1371,7 @@
               <w14:ligatures w14:val="standardContextual"/>
             </w:rPr>
           </w:pPr>
-          <w:hyperlink w:anchor="_Toc240773614" w:history="1">
+          <w:hyperlink w:anchor="_Toc240779798" w:history="1">
             <w:r>
               <w:rPr>
                 <w:rStyle w:val="Hyperlink"/>
@@ -1395,7 +1395,7 @@
               <w:rPr>
                 <w:noProof/>
               </w:rPr>
-              <w:instrText xml:space="preserve"> PAGEREF _Toc240773614 \h </w:instrText>
+              <w:instrText xml:space="preserve"> PAGEREF _Toc240779798 \h </w:instrText>
             </w:r>
             <w:r>
               <w:rPr>
@@ -1438,7 +1438,7 @@
               <w14:ligatures w14:val="standardContextual"/>
             </w:rPr>
           </w:pPr>
-          <w:hyperlink w:anchor="_Toc240773615" w:history="1">
+          <w:hyperlink w:anchor="_Toc240779799" w:history="1">
             <w:r>
               <w:rPr>
                 <w:rStyle w:val="Hyperlink"/>
@@ -1462,7 +1462,7 @@
               <w:rPr>
                 <w:noProof/>
               </w:rPr>
-              <w:instrText xml:space="preserve"> PAGEREF _Toc240773615 \h </w:instrText>
+              <w:instrText xml:space="preserve"> PAGEREF _Toc240779799 \h </w:instrText>
             </w:r>
             <w:r>
               <w:rPr>
@@ -1505,7 +1505,7 @@
               <w14:ligatures w14:val="standardContextual"/>
             </w:rPr>
           </w:pPr>
-          <w:hyperlink w:anchor="_Toc240773616" w:history="1">
+          <w:hyperlink w:anchor="_Toc240779800" w:history="1">
             <w:r>
               <w:rPr>
                 <w:rStyle w:val="Hyperlink"/>
@@ -1529,7 +1529,7 @@
               <w:rPr>
                 <w:noProof/>
               </w:rPr>
-              <w:instrText xml:space="preserve"> PAGEREF _Toc240773616 \h </w:instrText>
+              <w:instrText xml:space="preserve"> PAGEREF _Toc240779800 \h </w:instrText>
             </w:r>
             <w:r>
               <w:rPr>
@@ -1572,7 +1572,7 @@
               <w14:ligatures w14:val="standardContextual"/>
             </w:rPr>
           </w:pPr>
-          <w:hyperlink w:anchor="_Toc240773617" w:history="1">
+          <w:hyperlink w:anchor="_Toc240779801" w:history="1">
             <w:r>
               <w:rPr>
                 <w:rStyle w:val="Hyperlink"/>
@@ -1596,7 +1596,7 @@
               <w:rPr>
                 <w:noProof/>
               </w:rPr>
-              <w:instrText xml:space="preserve"> PAGEREF _Toc240773617 \h </w:instrText>
+              <w:instrText xml:space="preserve"> PAGEREF _Toc240779801 \h </w:instrText>
             </w:r>
             <w:r>
               <w:rPr>
@@ -1635,7 +1635,7 @@
         <w:pStyle w:val="Heading1"/>
         <w:pageBreakBefore/>
       </w:pPr>
-      <w:bookmarkStart w:id="0" w:name="_Toc240773602"/>
+      <w:bookmarkStart w:id="0" w:name="_Toc240779786"/>
       <w:r>
         <w:lastRenderedPageBreak/>
         <w:t>1. Your role at a glance</w:t>
@@ -1743,7 +1743,7 @@
           <w:left w:w="10" w:type="dxa"/>
           <w:right w:w="10" w:type="dxa"/>
         </w:tblCellMar>
-        <w:tblLook w:val="04A0" w:firstRow="1" w:lastRow="0" w:firstColumn="1" w:lastColumn="0" w:noHBand="0" w:noVBand="1"/>
+        <w:tblLook w:val="0000" w:firstRow="0" w:lastRow="0" w:firstColumn="0" w:lastColumn="0" w:noHBand="0" w:noVBand="0"/>
       </w:tblPr>
       <w:tblGrid>
         <w:gridCol w:w="9412"/>
@@ -1803,7 +1803,7 @@
         <w:pStyle w:val="Heading1"/>
         <w:pageBreakBefore/>
       </w:pPr>
-      <w:bookmarkStart w:id="1" w:name="_Toc240773603"/>
+      <w:bookmarkStart w:id="1" w:name="_Toc240779787"/>
       <w:r>
         <w:lastRenderedPageBreak/>
         <w:t>2. Signing in and your screens</w:t>
@@ -1814,7 +1814,7 @@
       <w:pPr>
         <w:pStyle w:val="Heading2"/>
       </w:pPr>
-      <w:bookmarkStart w:id="2" w:name="_Toc240773604"/>
+      <w:bookmarkStart w:id="2" w:name="_Toc240779788"/>
       <w:r>
         <w:t>Signing in</w:t>
       </w:r>
@@ -1897,7 +1897,7 @@
           <w:noProof/>
         </w:rPr>
         <w:drawing>
-          <wp:inline distT="0" distB="0" distL="0" distR="0" wp14:anchorId="1DAC3F91" wp14:editId="740F6874">
+          <wp:inline distT="0" distB="0" distL="0" distR="0" wp14:anchorId="2DBE11B2" wp14:editId="6FB9A3C4">
             <wp:extent cx="5334000" cy="2333625"/>
             <wp:effectExtent l="0" t="0" r="0" b="0"/>
             <wp:docPr id="1" name="adm_login.jpg" descr="The sign-in screen for all internal staff." title="The sign-in screen for all internal staff."/>
@@ -2005,7 +2005,7 @@
           <w:left w:w="10" w:type="dxa"/>
           <w:right w:w="10" w:type="dxa"/>
         </w:tblCellMar>
-        <w:tblLook w:val="04A0" w:firstRow="1" w:lastRow="0" w:firstColumn="1" w:lastColumn="0" w:noHBand="0" w:noVBand="1"/>
+        <w:tblLook w:val="0000" w:firstRow="0" w:lastRow="0" w:firstColumn="0" w:lastColumn="0" w:noHBand="0" w:noVBand="0"/>
       </w:tblPr>
       <w:tblGrid>
         <w:gridCol w:w="9412"/>
@@ -2064,7 +2064,7 @@
       <w:pPr>
         <w:pStyle w:val="Heading2"/>
       </w:pPr>
-      <w:bookmarkStart w:id="3" w:name="_Toc240773605"/>
+      <w:bookmarkStart w:id="3" w:name="_Toc240779789"/>
       <w:r>
         <w:t>Finding your way around</w:t>
       </w:r>
@@ -2239,7 +2239,7 @@
         </w:rPr>
         <w:lastRenderedPageBreak/>
         <w:drawing>
-          <wp:inline distT="0" distB="0" distL="0" distR="0" wp14:anchorId="0E270E9F" wp14:editId="0B68B392">
+          <wp:inline distT="0" distB="0" distL="0" distR="0" wp14:anchorId="3FCC88B2" wp14:editId="24A4DD1F">
             <wp:extent cx="5715000" cy="1876425"/>
             <wp:effectExtent l="0" t="0" r="0" b="0"/>
             <wp:docPr id="2" name="adm_not_your_role.jpg" descr="Opening a screen outside your role (for example from an old bookmark) shows this card instead of the screen." title="Opening a screen outside your role (for example from an old bookmark) shows this card instead of the screen."/>
@@ -2308,7 +2308,7 @@
       <w:pPr>
         <w:pStyle w:val="Heading2"/>
       </w:pPr>
-      <w:bookmarkStart w:id="4" w:name="_Toc240773606"/>
+      <w:bookmarkStart w:id="4" w:name="_Toc240779790"/>
       <w:r>
         <w:t>Your screens</w:t>
       </w:r>
@@ -2329,7 +2329,7 @@
           <w:left w:w="10" w:type="dxa"/>
           <w:right w:w="10" w:type="dxa"/>
         </w:tblCellMar>
-        <w:tblLook w:val="04A0" w:firstRow="1" w:lastRow="0" w:firstColumn="1" w:lastColumn="0" w:noHBand="0" w:noVBand="1"/>
+        <w:tblLook w:val="0000" w:firstRow="0" w:lastRow="0" w:firstColumn="0" w:lastColumn="0" w:noHBand="0" w:noVBand="0"/>
       </w:tblPr>
       <w:tblGrid>
         <w:gridCol w:w="2824"/>
@@ -2815,7 +2815,7 @@
       <w:pPr>
         <w:pStyle w:val="Heading2"/>
       </w:pPr>
-      <w:bookmarkStart w:id="5" w:name="_Toc240773607"/>
+      <w:bookmarkStart w:id="5" w:name="_Toc240779791"/>
       <w:r>
         <w:t>Changing your password</w:t>
       </w:r>
@@ -2898,7 +2898,7 @@
           <w:noProof/>
         </w:rPr>
         <w:drawing>
-          <wp:inline distT="0" distB="0" distL="0" distR="0" wp14:anchorId="4ABD984B" wp14:editId="66884E2F">
+          <wp:inline distT="0" distB="0" distL="0" distR="0" wp14:anchorId="63C3BA89" wp14:editId="66D81686">
             <wp:extent cx="5334000" cy="2171700"/>
             <wp:effectExtent l="0" t="0" r="0" b="0"/>
             <wp:docPr id="3" name="adm_account.jpg" descr="Change Password screen." title="Change Password screen."/>
@@ -2986,7 +2986,7 @@
         <w:pStyle w:val="Heading1"/>
         <w:pageBreakBefore/>
       </w:pPr>
-      <w:bookmarkStart w:id="6" w:name="_Toc240773608"/>
+      <w:bookmarkStart w:id="6" w:name="_Toc240779792"/>
       <w:r>
         <w:lastRenderedPageBreak/>
         <w:t>3. Your routine</w:t>
@@ -3016,7 +3016,7 @@
           <w:left w:w="10" w:type="dxa"/>
           <w:right w:w="10" w:type="dxa"/>
         </w:tblCellMar>
-        <w:tblLook w:val="04A0" w:firstRow="1" w:lastRow="0" w:firstColumn="1" w:lastColumn="0" w:noHBand="0" w:noVBand="1"/>
+        <w:tblLook w:val="0000" w:firstRow="0" w:lastRow="0" w:firstColumn="0" w:lastColumn="0" w:noHBand="0" w:noVBand="0"/>
       </w:tblPr>
       <w:tblGrid>
         <w:gridCol w:w="2071"/>
@@ -3271,7 +3271,7 @@
         <w:pStyle w:val="Heading1"/>
         <w:pageBreakBefore/>
       </w:pPr>
-      <w:bookmarkStart w:id="7" w:name="_Toc240773609"/>
+      <w:bookmarkStart w:id="7" w:name="_Toc240779793"/>
       <w:r>
         <w:lastRenderedPageBreak/>
         <w:t>4. Step-by-step tasks</w:t>
@@ -3282,7 +3282,7 @@
       <w:pPr>
         <w:pStyle w:val="Heading2"/>
       </w:pPr>
-      <w:bookmarkStart w:id="8" w:name="_Toc240773610"/>
+      <w:bookmarkStart w:id="8" w:name="_Toc240779794"/>
       <w:r>
         <w:t>4.1 Reading the dashboards</w:t>
       </w:r>
@@ -3307,7 +3307,7 @@
           <w:noProof/>
         </w:rPr>
         <w:drawing>
-          <wp:inline distT="0" distB="0" distL="0" distR="0" wp14:anchorId="162C5238" wp14:editId="3D5AEC76">
+          <wp:inline distT="0" distB="0" distL="0" distR="0" wp14:anchorId="0AE4FD15" wp14:editId="0DCDBF69">
             <wp:extent cx="5715000" cy="3571875"/>
             <wp:effectExtent l="0" t="0" r="0" b="0"/>
             <wp:docPr id="4" name="adm_exec_dashboard.jpg" descr="Executive Dashboard: completions against the 400 / 60 / 50–75 targets, days to data lock, spend, and the lowest-filled strata." title="Executive Dashboard: completions against the 400 / 60 / 50–75 targets, days to data lock, spend, and the lowest-filled strata."/>
@@ -3387,7 +3387,7 @@
           <w:left w:w="10" w:type="dxa"/>
           <w:right w:w="10" w:type="dxa"/>
         </w:tblCellMar>
-        <w:tblLook w:val="04A0" w:firstRow="1" w:lastRow="0" w:firstColumn="1" w:lastColumn="0" w:noHBand="0" w:noVBand="1"/>
+        <w:tblLook w:val="0000" w:firstRow="0" w:lastRow="0" w:firstColumn="0" w:lastColumn="0" w:noHBand="0" w:noVBand="0"/>
       </w:tblPr>
       <w:tblGrid>
         <w:gridCol w:w="1694"/>
@@ -3913,7 +3913,7 @@
           <w:left w:w="10" w:type="dxa"/>
           <w:right w:w="10" w:type="dxa"/>
         </w:tblCellMar>
-        <w:tblLook w:val="04A0" w:firstRow="1" w:lastRow="0" w:firstColumn="1" w:lastColumn="0" w:noHBand="0" w:noVBand="1"/>
+        <w:tblLook w:val="0000" w:firstRow="0" w:lastRow="0" w:firstColumn="0" w:lastColumn="0" w:noHBand="0" w:noVBand="0"/>
       </w:tblPr>
       <w:tblGrid>
         <w:gridCol w:w="9412"/>
@@ -3972,7 +3972,7 @@
       <w:pPr>
         <w:pStyle w:val="Heading2"/>
       </w:pPr>
-      <w:bookmarkStart w:id="9" w:name="_Toc240773611"/>
+      <w:bookmarkStart w:id="9" w:name="_Toc240779795"/>
       <w:r>
         <w:lastRenderedPageBreak/>
         <w:t>4.2 Using Reports (analytics and charts)</w:t>
@@ -4013,7 +4013,7 @@
           <w:noProof/>
         </w:rPr>
         <w:drawing>
-          <wp:inline distT="0" distB="0" distL="0" distR="0" wp14:anchorId="642E3498" wp14:editId="5BA4A13B">
+          <wp:inline distT="0" distB="0" distL="0" distR="0" wp14:anchorId="2934DC23" wp14:editId="6BEDFF02">
             <wp:extent cx="5334000" cy="3333750"/>
             <wp:effectExtent l="0" t="0" r="0" b="0"/>
             <wp:docPr id="5" name="adm_reports_top.jpg" descr="Reports: headline figures for the chosen period." title="Reports: headline figures for the chosen period."/>
@@ -4155,7 +4155,7 @@
           <w:noProof/>
         </w:rPr>
         <w:drawing>
-          <wp:inline distT="0" distB="0" distL="0" distR="0" wp14:anchorId="55CA317E" wp14:editId="48D99F8A">
+          <wp:inline distT="0" distB="0" distL="0" distR="0" wp14:anchorId="245CD6D4" wp14:editId="18AA5A76">
             <wp:extent cx="5334000" cy="3409950"/>
             <wp:effectExtent l="0" t="0" r="0" b="0"/>
             <wp:docPr id="6" name="adm_reports_funnel.jpg" descr="Case funnel: each case counted once at every stage it has reached." title="Case funnel: each case counted once at every stage it has reached."/>
@@ -4255,7 +4255,7 @@
           <w:noProof/>
         </w:rPr>
         <w:drawing>
-          <wp:inline distT="0" distB="0" distL="0" distR="0" wp14:anchorId="5FCA5922" wp14:editId="70CA4BAF">
+          <wp:inline distT="0" distB="0" distL="0" distR="0" wp14:anchorId="5A5D135E" wp14:editId="3FBCE752">
             <wp:extent cx="5334000" cy="3248025"/>
             <wp:effectExtent l="0" t="0" r="0" b="0"/>
             <wp:docPr id="7" name="adm_reports_funnel_table.jpg" descr="The same chart as a table." title="The same chart as a table."/>
@@ -4354,7 +4354,7 @@
           <w:noProof/>
         </w:rPr>
         <w:drawing>
-          <wp:inline distT="0" distB="0" distL="0" distR="0" wp14:anchorId="1BC66CB7" wp14:editId="264570F0">
+          <wp:inline distT="0" distB="0" distL="0" distR="0" wp14:anchorId="4D031D63" wp14:editId="0B8B4EB0">
             <wp:extent cx="5334000" cy="2628900"/>
             <wp:effectExtent l="0" t="0" r="0" b="0"/>
             <wp:docPr id="8" name="adm_reports_coverage.jpg" descr="Coverage by group." title="Coverage by group."/>
@@ -4454,7 +4454,7 @@
         </w:rPr>
         <w:lastRenderedPageBreak/>
         <w:drawing>
-          <wp:inline distT="0" distB="0" distL="0" distR="0" wp14:anchorId="510A7377" wp14:editId="18FC72A0">
+          <wp:inline distT="0" distB="0" distL="0" distR="0" wp14:anchorId="7A5662BE" wp14:editId="5F1704B0">
             <wp:extent cx="5334000" cy="2600325"/>
             <wp:effectExtent l="0" t="0" r="0" b="0"/>
             <wp:docPr id="9" name="adm_reports_modes.jpg" descr="Administration modes." title="Administration modes."/>
@@ -4563,7 +4563,7 @@
           <w:noProof/>
         </w:rPr>
         <w:drawing>
-          <wp:inline distT="0" distB="0" distL="0" distR="0" wp14:anchorId="27C62829" wp14:editId="77FF8408">
+          <wp:inline distT="0" distB="0" distL="0" distR="0" wp14:anchorId="111BC2E9" wp14:editId="7111187E">
             <wp:extent cx="5334000" cy="2905125"/>
             <wp:effectExtent l="0" t="0" r="0" b="0"/>
             <wp:docPr id="10" name="adm_reports_duration.jpg" descr="Completion-time distribution." title="Completion-time distribution."/>
@@ -4645,7 +4645,7 @@
       <w:pPr>
         <w:pStyle w:val="Heading2"/>
       </w:pPr>
-      <w:bookmarkStart w:id="10" w:name="_Toc240773612"/>
+      <w:bookmarkStart w:id="10" w:name="_Toc240779796"/>
       <w:r>
         <w:t>4.3 Reviewing a case read-only</w:t>
       </w:r>
@@ -4709,7 +4709,7 @@
         </w:rPr>
         <w:lastRenderedPageBreak/>
         <w:drawing>
-          <wp:inline distT="0" distB="0" distL="0" distR="0" wp14:anchorId="207930A0" wp14:editId="644B3E91">
+          <wp:inline distT="0" distB="0" distL="0" distR="0" wp14:anchorId="37E58E4A" wp14:editId="7C9071BD">
             <wp:extent cx="5334000" cy="3333750"/>
             <wp:effectExtent l="0" t="0" r="0" b="0"/>
             <wp:docPr id="11" name="sup_case.jpg" descr="A case page in read-only view." title="A case page in read-only view."/>
@@ -4783,7 +4783,7 @@
       <w:pPr>
         <w:pStyle w:val="Heading2"/>
       </w:pPr>
-      <w:bookmarkStart w:id="11" w:name="_Toc240773613"/>
+      <w:bookmarkStart w:id="11" w:name="_Toc240779797"/>
       <w:r>
         <w:t>4.4 Reviewing QA</w:t>
       </w:r>
@@ -4800,7 +4800,7 @@
           <w:noProof/>
         </w:rPr>
         <w:drawing>
-          <wp:inline distT="0" distB="0" distL="0" distR="0" wp14:anchorId="35AC35B7" wp14:editId="2A957CAE">
+          <wp:inline distT="0" distB="0" distL="0" distR="0" wp14:anchorId="4C685D17" wp14:editId="5AC817E4">
             <wp:extent cx="5715000" cy="2505075"/>
             <wp:effectExtent l="0" t="0" r="0" b="0"/>
             <wp:docPr id="12" name="sup_qa_queue.jpg" descr="QA Queue in read-only view." title="QA Queue in read-only view."/>
@@ -4877,7 +4877,7 @@
       <w:pPr>
         <w:pStyle w:val="Heading2"/>
       </w:pPr>
-      <w:bookmarkStart w:id="12" w:name="_Toc240773614"/>
+      <w:bookmarkStart w:id="12" w:name="_Toc240779798"/>
       <w:r>
         <w:t>4.5 Downloading or emailing completed forms (Form PDFs)</w:t>
       </w:r>
@@ -4918,7 +4918,7 @@
         </w:rPr>
         <w:lastRenderedPageBreak/>
         <w:drawing>
-          <wp:inline distT="0" distB="0" distL="0" distR="0" wp14:anchorId="43DCF8D3" wp14:editId="0F4299C9">
+          <wp:inline distT="0" distB="0" distL="0" distR="0" wp14:anchorId="49496C2E" wp14:editId="20C7FF33">
             <wp:extent cx="5334000" cy="3171825"/>
             <wp:effectExtent l="0" t="0" r="0" b="0"/>
             <wp:docPr id="13" name="adm_form_pdfs.jpg" descr="Completed form PDFs." title="Completed form PDFs."/>
@@ -5052,7 +5052,7 @@
           <w:left w:w="10" w:type="dxa"/>
           <w:right w:w="10" w:type="dxa"/>
         </w:tblCellMar>
-        <w:tblLook w:val="04A0" w:firstRow="1" w:lastRow="0" w:firstColumn="1" w:lastColumn="0" w:noHBand="0" w:noVBand="1"/>
+        <w:tblLook w:val="0000" w:firstRow="0" w:lastRow="0" w:firstColumn="0" w:lastColumn="0" w:noHBand="0" w:noVBand="0"/>
       </w:tblPr>
       <w:tblGrid>
         <w:gridCol w:w="9412"/>
@@ -5112,7 +5112,7 @@
         <w:pStyle w:val="Heading1"/>
         <w:pageBreakBefore/>
       </w:pPr>
-      <w:bookmarkStart w:id="13" w:name="_Toc240773615"/>
+      <w:bookmarkStart w:id="13" w:name="_Toc240779799"/>
       <w:r>
         <w:lastRenderedPageBreak/>
         <w:t>5. Rules you must follow</w:t>
@@ -5250,7 +5250,7 @@
         <w:pStyle w:val="Heading1"/>
         <w:pageBreakBefore/>
       </w:pPr>
-      <w:bookmarkStart w:id="14" w:name="_Toc240773616"/>
+      <w:bookmarkStart w:id="14" w:name="_Toc240779800"/>
       <w:r>
         <w:lastRenderedPageBreak/>
         <w:t>6. Troubleshooting</w:t>
@@ -5272,7 +5272,7 @@
           <w:left w:w="10" w:type="dxa"/>
           <w:right w:w="10" w:type="dxa"/>
         </w:tblCellMar>
-        <w:tblLook w:val="04A0" w:firstRow="1" w:lastRow="0" w:firstColumn="1" w:lastColumn="0" w:noHBand="0" w:noVBand="1"/>
+        <w:tblLook w:val="0000" w:firstRow="0" w:lastRow="0" w:firstColumn="0" w:lastColumn="0" w:noHBand="0" w:noVBand="0"/>
       </w:tblPr>
       <w:tblGrid>
         <w:gridCol w:w="2635"/>
@@ -6211,7 +6211,7 @@
         <w:pStyle w:val="Heading1"/>
         <w:pageBreakBefore/>
       </w:pPr>
-      <w:bookmarkStart w:id="15" w:name="_Toc240773617"/>
+      <w:bookmarkStart w:id="15" w:name="_Toc240779801"/>
       <w:r>
         <w:lastRenderedPageBreak/>
         <w:t>7. Quick reference</w:t>
@@ -6233,7 +6233,7 @@
           <w:left w:w="10" w:type="dxa"/>
           <w:right w:w="10" w:type="dxa"/>
         </w:tblCellMar>
-        <w:tblLook w:val="04A0" w:firstRow="1" w:lastRow="0" w:firstColumn="1" w:lastColumn="0" w:noHBand="0" w:noVBand="1"/>
+        <w:tblLook w:val="0000" w:firstRow="0" w:lastRow="0" w:firstColumn="0" w:lastColumn="0" w:noHBand="0" w:noVBand="0"/>
       </w:tblPr>
       <w:tblGrid>
         <w:gridCol w:w="2824"/>
@@ -6533,7 +6533,7 @@
         <w:sz w:val="16"/>
         <w:szCs w:val="16"/>
       </w:rPr>
-      <w:t>Version 1.4 · 20 September 2026</w:t>
+      <w:t>Version 1.5 · 20 September 2026</w:t>
     </w:r>
     <w:r>
       <w:rPr>
@@ -6706,10 +6706,10 @@
 <file path=word/numbering.xml><?xml version="1.0" encoding="utf-8"?>
 <w:numbering xmlns:wpc="http://schemas.microsoft.com/office/word/2010/wordprocessingCanvas" xmlns:cx="http://schemas.microsoft.com/office/drawing/2014/chartex" xmlns:cx1="http://schemas.microsoft.com/office/drawing/2015/9/8/chartex" xmlns:cx2="http://schemas.microsoft.com/office/drawing/2015/10/21/chartex" xmlns:cx3="http://schemas.microsoft.com/office/drawing/2016/5/9/chartex" xmlns:cx4="http://schemas.microsoft.com/office/drawing/2016/5/10/chartex" xmlns:cx5="http://schemas.microsoft.com/office/drawing/2016/5/11/chartex" xmlns:cx6="http://schemas.microsoft.com/office/drawing/2016/5/12/chartex" xmlns:cx7="http://schemas.microsoft.com/office/drawing/2016/5/13/chartex" xmlns:cx8="http://schemas.microsoft.com/office/drawing/2016/5/14/chartex" xmlns:mc="http://schemas.openxmlformats.org/markup-compatibility/2006" xmlns:aink="http://schemas.microsoft.com/office/drawing/2016/ink" xmlns:am3d="http://schemas.microsoft.com/office/drawing/2017/model3d" xmlns:o="urn:schemas-microsoft-com:office:office" xmlns:oel="http://schemas.microsoft.com/office/2019/extlst" xmlns:r="http://schemas.openxmlformats.org/officeDocument/2006/relationships" xmlns:m="http://schemas.openxmlformats.org/officeDocument/2006/math" xmlns:v="urn:schemas-microsoft-com:vml" xmlns:wp14="http://schemas.microsoft.com/office/word/2010/wordprocessingDrawing" xmlns:wp="http://schemas.openxmlformats.org/drawingml/2006/wordprocessingDrawing" xmlns:w10="urn:schemas-microsoft-com:office:word" xmlns:w="http://schemas.openxmlformats.org/wordprocessingml/2006/main" xmlns:w14="http://schemas.microsoft.com/office/word/2010/wordml" xmlns:w15="http://schemas.microsoft.com/office/word/2012/wordml" xmlns:w16cex="http://schemas.microsoft.com/office/word/2018/wordml/cex" xmlns:w16cid="http://schemas.microsoft.com/office/word/2016/wordml/cid" xmlns:w16="http://schemas.microsoft.com/office/word/2018/wordml" xmlns:w16sdtdh="http://schemas.microsoft.com/office/word/2020/wordml/sdtdatahash" xmlns:w16se="http://schemas.microsoft.com/office/word/2015/wordml/symex" xmlns:wpg="http://schemas.microsoft.com/office/word/2010/wordprocessingGroup" xmlns:wpi="http://schemas.microsoft.com/office/word/2010/wordprocessingInk" xmlns:wne="http://schemas.microsoft.com/office/word/2006/wordml" xmlns:wps="http://schemas.microsoft.com/office/word/2010/wordprocessingShape" mc:Ignorable="w14 w15 w16se w16cid w16 w16cex w16sdtdh wp14">
   <w:abstractNum w:abstractNumId="0" w15:restartNumberingAfterBreak="0">
-    <w:nsid w:val="0A60308B"/>
+    <w:nsid w:val="00502E89"/>
     <w:multiLevelType w:val="hybridMultilevel"/>
-    <w:tmpl w:val="12E058B0"/>
-    <w:lvl w:ilvl="0" w:tplc="EE10A086">
+    <w:tmpl w:val="F9FAA04E"/>
+    <w:lvl w:ilvl="0" w:tplc="4686D534">
       <w:start w:val="1"/>
       <w:numFmt w:val="bullet"/>
       <w:lvlText w:val="•"/>
@@ -6718,7 +6718,7 @@
         <w:ind w:left="460" w:hanging="280"/>
       </w:pPr>
     </w:lvl>
-    <w:lvl w:ilvl="1" w:tplc="D0248C2E">
+    <w:lvl w:ilvl="1" w:tplc="B8F8B3B8">
       <w:start w:val="1"/>
       <w:numFmt w:val="bullet"/>
       <w:lvlText w:val="–"/>
@@ -6727,47 +6727,47 @@
         <w:ind w:left="900" w:hanging="280"/>
       </w:pPr>
     </w:lvl>
-    <w:lvl w:ilvl="2" w:tplc="4C8AD4BC">
+    <w:lvl w:ilvl="2" w:tplc="4904A548">
       <w:numFmt w:val="decimal"/>
       <w:lvlText w:val=""/>
       <w:lvlJc w:val="left"/>
     </w:lvl>
-    <w:lvl w:ilvl="3" w:tplc="A8C87A34">
+    <w:lvl w:ilvl="3" w:tplc="419C6B0E">
       <w:numFmt w:val="decimal"/>
       <w:lvlText w:val=""/>
       <w:lvlJc w:val="left"/>
     </w:lvl>
-    <w:lvl w:ilvl="4" w:tplc="7E366048">
+    <w:lvl w:ilvl="4" w:tplc="8EA6E030">
       <w:numFmt w:val="decimal"/>
       <w:lvlText w:val=""/>
       <w:lvlJc w:val="left"/>
     </w:lvl>
-    <w:lvl w:ilvl="5" w:tplc="14C4F082">
+    <w:lvl w:ilvl="5" w:tplc="1AAE05C6">
       <w:numFmt w:val="decimal"/>
       <w:lvlText w:val=""/>
       <w:lvlJc w:val="left"/>
     </w:lvl>
-    <w:lvl w:ilvl="6" w:tplc="4EC06A6A">
+    <w:lvl w:ilvl="6" w:tplc="BE381F02">
       <w:numFmt w:val="decimal"/>
       <w:lvlText w:val=""/>
       <w:lvlJc w:val="left"/>
     </w:lvl>
-    <w:lvl w:ilvl="7" w:tplc="FC0AD2DC">
+    <w:lvl w:ilvl="7" w:tplc="ED5EC078">
       <w:numFmt w:val="decimal"/>
       <w:lvlText w:val=""/>
       <w:lvlJc w:val="left"/>
     </w:lvl>
-    <w:lvl w:ilvl="8" w:tplc="CB4CC42C">
+    <w:lvl w:ilvl="8" w:tplc="42226B84">
       <w:numFmt w:val="decimal"/>
       <w:lvlText w:val=""/>
       <w:lvlJc w:val="left"/>
     </w:lvl>
   </w:abstractNum>
   <w:abstractNum w:abstractNumId="1" w15:restartNumberingAfterBreak="0">
-    <w:nsid w:val="332A12B7"/>
+    <w:nsid w:val="05DB63A9"/>
     <w:multiLevelType w:val="hybridMultilevel"/>
-    <w:tmpl w:val="59DE12C8"/>
-    <w:lvl w:ilvl="0" w:tplc="054EC8C6">
+    <w:tmpl w:val="2340940E"/>
+    <w:lvl w:ilvl="0" w:tplc="7CDC98C4">
       <w:start w:val="1"/>
       <w:numFmt w:val="decimal"/>
       <w:lvlText w:val="%1."/>
@@ -6781,52 +6781,52 @@
         <w:color w:val="A67C27"/>
       </w:rPr>
     </w:lvl>
-    <w:lvl w:ilvl="1" w:tplc="F704EE7A">
+    <w:lvl w:ilvl="1" w:tplc="43BE43C0">
       <w:numFmt w:val="decimal"/>
       <w:lvlText w:val=""/>
       <w:lvlJc w:val="left"/>
     </w:lvl>
-    <w:lvl w:ilvl="2" w:tplc="4686F514">
+    <w:lvl w:ilvl="2" w:tplc="8D580A2A">
       <w:numFmt w:val="decimal"/>
       <w:lvlText w:val=""/>
       <w:lvlJc w:val="left"/>
     </w:lvl>
-    <w:lvl w:ilvl="3" w:tplc="BE4CDEDA">
+    <w:lvl w:ilvl="3" w:tplc="27544A72">
       <w:numFmt w:val="decimal"/>
       <w:lvlText w:val=""/>
       <w:lvlJc w:val="left"/>
     </w:lvl>
-    <w:lvl w:ilvl="4" w:tplc="0BAC0664">
+    <w:lvl w:ilvl="4" w:tplc="7F846EFC">
       <w:numFmt w:val="decimal"/>
       <w:lvlText w:val=""/>
       <w:lvlJc w:val="left"/>
     </w:lvl>
-    <w:lvl w:ilvl="5" w:tplc="987C408C">
+    <w:lvl w:ilvl="5" w:tplc="246CA914">
       <w:numFmt w:val="decimal"/>
       <w:lvlText w:val=""/>
       <w:lvlJc w:val="left"/>
     </w:lvl>
-    <w:lvl w:ilvl="6" w:tplc="8B1055DA">
+    <w:lvl w:ilvl="6" w:tplc="EC1A21B6">
       <w:numFmt w:val="decimal"/>
       <w:lvlText w:val=""/>
       <w:lvlJc w:val="left"/>
     </w:lvl>
-    <w:lvl w:ilvl="7" w:tplc="212AB3AE">
+    <w:lvl w:ilvl="7" w:tplc="C296A480">
       <w:numFmt w:val="decimal"/>
       <w:lvlText w:val=""/>
       <w:lvlJc w:val="left"/>
     </w:lvl>
-    <w:lvl w:ilvl="8" w:tplc="9586B97A">
+    <w:lvl w:ilvl="8" w:tplc="49083A8A">
       <w:numFmt w:val="decimal"/>
       <w:lvlText w:val=""/>
       <w:lvlJc w:val="left"/>
     </w:lvl>
   </w:abstractNum>
   <w:abstractNum w:abstractNumId="2" w15:restartNumberingAfterBreak="0">
-    <w:nsid w:val="44274829"/>
+    <w:nsid w:val="097201D7"/>
     <w:multiLevelType w:val="hybridMultilevel"/>
-    <w:tmpl w:val="02E20972"/>
-    <w:lvl w:ilvl="0" w:tplc="B3B48132">
+    <w:tmpl w:val="8A2E9A3C"/>
+    <w:lvl w:ilvl="0" w:tplc="74B6D80C">
       <w:start w:val="1"/>
       <w:numFmt w:val="decimal"/>
       <w:lvlText w:val="%1."/>
@@ -6840,52 +6840,52 @@
         <w:color w:val="A67C27"/>
       </w:rPr>
     </w:lvl>
-    <w:lvl w:ilvl="1" w:tplc="BEDC775E">
+    <w:lvl w:ilvl="1" w:tplc="C86A0EFE">
       <w:numFmt w:val="decimal"/>
       <w:lvlText w:val=""/>
       <w:lvlJc w:val="left"/>
     </w:lvl>
-    <w:lvl w:ilvl="2" w:tplc="BC1E71B0">
+    <w:lvl w:ilvl="2" w:tplc="65784260">
       <w:numFmt w:val="decimal"/>
       <w:lvlText w:val=""/>
       <w:lvlJc w:val="left"/>
     </w:lvl>
-    <w:lvl w:ilvl="3" w:tplc="CABE516E">
+    <w:lvl w:ilvl="3" w:tplc="CE9260CA">
       <w:numFmt w:val="decimal"/>
       <w:lvlText w:val=""/>
       <w:lvlJc w:val="left"/>
     </w:lvl>
-    <w:lvl w:ilvl="4" w:tplc="518CBF4E">
+    <w:lvl w:ilvl="4" w:tplc="BAEA170C">
       <w:numFmt w:val="decimal"/>
       <w:lvlText w:val=""/>
       <w:lvlJc w:val="left"/>
     </w:lvl>
-    <w:lvl w:ilvl="5" w:tplc="A7DE8AAC">
+    <w:lvl w:ilvl="5" w:tplc="AEE883FC">
       <w:numFmt w:val="decimal"/>
       <w:lvlText w:val=""/>
       <w:lvlJc w:val="left"/>
     </w:lvl>
-    <w:lvl w:ilvl="6" w:tplc="57223AA4">
+    <w:lvl w:ilvl="6" w:tplc="D250CAA0">
       <w:numFmt w:val="decimal"/>
       <w:lvlText w:val=""/>
       <w:lvlJc w:val="left"/>
     </w:lvl>
-    <w:lvl w:ilvl="7" w:tplc="F1561624">
+    <w:lvl w:ilvl="7" w:tplc="F2789E6E">
       <w:numFmt w:val="decimal"/>
       <w:lvlText w:val=""/>
       <w:lvlJc w:val="left"/>
     </w:lvl>
-    <w:lvl w:ilvl="8" w:tplc="CA302138">
+    <w:lvl w:ilvl="8" w:tplc="78C470FA">
       <w:numFmt w:val="decimal"/>
       <w:lvlText w:val=""/>
       <w:lvlJc w:val="left"/>
     </w:lvl>
   </w:abstractNum>
   <w:abstractNum w:abstractNumId="3" w15:restartNumberingAfterBreak="0">
-    <w:nsid w:val="4DEE7917"/>
+    <w:nsid w:val="26FD7E3A"/>
     <w:multiLevelType w:val="hybridMultilevel"/>
-    <w:tmpl w:val="80D4E838"/>
-    <w:lvl w:ilvl="0" w:tplc="5262EE9E">
+    <w:tmpl w:val="B3FC60F0"/>
+    <w:lvl w:ilvl="0" w:tplc="32762C74">
       <w:start w:val="1"/>
       <w:numFmt w:val="decimal"/>
       <w:lvlText w:val="%1."/>
@@ -6899,138 +6899,52 @@
         <w:color w:val="A67C27"/>
       </w:rPr>
     </w:lvl>
-    <w:lvl w:ilvl="1" w:tplc="A71A3402">
+    <w:lvl w:ilvl="1" w:tplc="D0C0063C">
       <w:numFmt w:val="decimal"/>
       <w:lvlText w:val=""/>
       <w:lvlJc w:val="left"/>
     </w:lvl>
-    <w:lvl w:ilvl="2" w:tplc="8A7671AA">
+    <w:lvl w:ilvl="2" w:tplc="A704E174">
       <w:numFmt w:val="decimal"/>
       <w:lvlText w:val=""/>
       <w:lvlJc w:val="left"/>
     </w:lvl>
-    <w:lvl w:ilvl="3" w:tplc="0F2E94F0">
+    <w:lvl w:ilvl="3" w:tplc="A536B71C">
       <w:numFmt w:val="decimal"/>
       <w:lvlText w:val=""/>
       <w:lvlJc w:val="left"/>
     </w:lvl>
-    <w:lvl w:ilvl="4" w:tplc="658059F2">
+    <w:lvl w:ilvl="4" w:tplc="5F4EA1CE">
       <w:numFmt w:val="decimal"/>
       <w:lvlText w:val=""/>
       <w:lvlJc w:val="left"/>
     </w:lvl>
-    <w:lvl w:ilvl="5" w:tplc="F6E8C842">
+    <w:lvl w:ilvl="5" w:tplc="0A3E2A52">
       <w:numFmt w:val="decimal"/>
       <w:lvlText w:val=""/>
       <w:lvlJc w:val="left"/>
     </w:lvl>
-    <w:lvl w:ilvl="6" w:tplc="38244F90">
+    <w:lvl w:ilvl="6" w:tplc="F8929122">
       <w:numFmt w:val="decimal"/>
       <w:lvlText w:val=""/>
       <w:lvlJc w:val="left"/>
     </w:lvl>
-    <w:lvl w:ilvl="7" w:tplc="E0A23234">
+    <w:lvl w:ilvl="7" w:tplc="383A7F5C">
       <w:numFmt w:val="decimal"/>
       <w:lvlText w:val=""/>
       <w:lvlJc w:val="left"/>
     </w:lvl>
-    <w:lvl w:ilvl="8" w:tplc="425C184E">
+    <w:lvl w:ilvl="8" w:tplc="67AA7376">
       <w:numFmt w:val="decimal"/>
       <w:lvlText w:val=""/>
       <w:lvlJc w:val="left"/>
     </w:lvl>
   </w:abstractNum>
   <w:abstractNum w:abstractNumId="4" w15:restartNumberingAfterBreak="0">
-    <w:nsid w:val="536B7B3E"/>
+    <w:nsid w:val="283A002C"/>
     <w:multiLevelType w:val="hybridMultilevel"/>
-    <w:tmpl w:val="A2F4054A"/>
-    <w:lvl w:ilvl="0" w:tplc="69706570">
-      <w:start w:val="1"/>
-      <w:numFmt w:val="bullet"/>
-      <w:lvlText w:val="●"/>
-      <w:lvlJc w:val="left"/>
-      <w:pPr>
-        <w:ind w:left="720" w:hanging="360"/>
-      </w:pPr>
-    </w:lvl>
-    <w:lvl w:ilvl="1" w:tplc="DDAEFC4E">
-      <w:start w:val="1"/>
-      <w:numFmt w:val="bullet"/>
-      <w:lvlText w:val="○"/>
-      <w:lvlJc w:val="left"/>
-      <w:pPr>
-        <w:ind w:left="1440" w:hanging="360"/>
-      </w:pPr>
-    </w:lvl>
-    <w:lvl w:ilvl="2" w:tplc="D0F25956">
-      <w:start w:val="1"/>
-      <w:numFmt w:val="bullet"/>
-      <w:lvlText w:val="■"/>
-      <w:lvlJc w:val="left"/>
-      <w:pPr>
-        <w:ind w:left="2160" w:hanging="360"/>
-      </w:pPr>
-    </w:lvl>
-    <w:lvl w:ilvl="3" w:tplc="91E47054">
-      <w:start w:val="1"/>
-      <w:numFmt w:val="bullet"/>
-      <w:lvlText w:val="●"/>
-      <w:lvlJc w:val="left"/>
-      <w:pPr>
-        <w:ind w:left="2880" w:hanging="360"/>
-      </w:pPr>
-    </w:lvl>
-    <w:lvl w:ilvl="4" w:tplc="DC2AF7A0">
-      <w:start w:val="1"/>
-      <w:numFmt w:val="bullet"/>
-      <w:lvlText w:val="○"/>
-      <w:lvlJc w:val="left"/>
-      <w:pPr>
-        <w:ind w:left="3600" w:hanging="360"/>
-      </w:pPr>
-    </w:lvl>
-    <w:lvl w:ilvl="5" w:tplc="5AD4CEAC">
-      <w:start w:val="1"/>
-      <w:numFmt w:val="bullet"/>
-      <w:lvlText w:val="■"/>
-      <w:lvlJc w:val="left"/>
-      <w:pPr>
-        <w:ind w:left="4320" w:hanging="360"/>
-      </w:pPr>
-    </w:lvl>
-    <w:lvl w:ilvl="6" w:tplc="46D25D76">
-      <w:start w:val="1"/>
-      <w:numFmt w:val="bullet"/>
-      <w:lvlText w:val="●"/>
-      <w:lvlJc w:val="left"/>
-      <w:pPr>
-        <w:ind w:left="5040" w:hanging="360"/>
-      </w:pPr>
-    </w:lvl>
-    <w:lvl w:ilvl="7" w:tplc="CDDCE6BA">
-      <w:start w:val="1"/>
-      <w:numFmt w:val="bullet"/>
-      <w:lvlText w:val="●"/>
-      <w:lvlJc w:val="left"/>
-      <w:pPr>
-        <w:ind w:left="5760" w:hanging="360"/>
-      </w:pPr>
-    </w:lvl>
-    <w:lvl w:ilvl="8" w:tplc="F398BB28">
-      <w:start w:val="1"/>
-      <w:numFmt w:val="bullet"/>
-      <w:lvlText w:val="●"/>
-      <w:lvlJc w:val="left"/>
-      <w:pPr>
-        <w:ind w:left="6480" w:hanging="360"/>
-      </w:pPr>
-    </w:lvl>
-  </w:abstractNum>
-  <w:abstractNum w:abstractNumId="5" w15:restartNumberingAfterBreak="0">
-    <w:nsid w:val="57B57C1A"/>
-    <w:multiLevelType w:val="hybridMultilevel"/>
-    <w:tmpl w:val="A6C68E66"/>
-    <w:lvl w:ilvl="0" w:tplc="753E5A24">
+    <w:tmpl w:val="81E6DC2C"/>
+    <w:lvl w:ilvl="0" w:tplc="0964AF0A">
       <w:start w:val="1"/>
       <w:numFmt w:val="decimal"/>
       <w:lvlText w:val="%1."/>
@@ -7044,144 +6958,230 @@
         <w:color w:val="A67C27"/>
       </w:rPr>
     </w:lvl>
-    <w:lvl w:ilvl="1" w:tplc="AB8ED35E">
+    <w:lvl w:ilvl="1" w:tplc="84DA2BAA">
       <w:numFmt w:val="decimal"/>
       <w:lvlText w:val=""/>
       <w:lvlJc w:val="left"/>
     </w:lvl>
-    <w:lvl w:ilvl="2" w:tplc="784C751E">
+    <w:lvl w:ilvl="2" w:tplc="62E2D72C">
       <w:numFmt w:val="decimal"/>
       <w:lvlText w:val=""/>
       <w:lvlJc w:val="left"/>
     </w:lvl>
-    <w:lvl w:ilvl="3" w:tplc="5DFC152C">
+    <w:lvl w:ilvl="3" w:tplc="76401072">
       <w:numFmt w:val="decimal"/>
       <w:lvlText w:val=""/>
       <w:lvlJc w:val="left"/>
     </w:lvl>
-    <w:lvl w:ilvl="4" w:tplc="BAD4EABC">
+    <w:lvl w:ilvl="4" w:tplc="64C43C96">
       <w:numFmt w:val="decimal"/>
       <w:lvlText w:val=""/>
       <w:lvlJc w:val="left"/>
     </w:lvl>
-    <w:lvl w:ilvl="5" w:tplc="DFB23182">
+    <w:lvl w:ilvl="5" w:tplc="C41CF406">
       <w:numFmt w:val="decimal"/>
       <w:lvlText w:val=""/>
       <w:lvlJc w:val="left"/>
     </w:lvl>
-    <w:lvl w:ilvl="6" w:tplc="AE56C312">
+    <w:lvl w:ilvl="6" w:tplc="46BC2D22">
       <w:numFmt w:val="decimal"/>
       <w:lvlText w:val=""/>
       <w:lvlJc w:val="left"/>
     </w:lvl>
-    <w:lvl w:ilvl="7" w:tplc="FA926EE4">
+    <w:lvl w:ilvl="7" w:tplc="E2BE264E">
       <w:numFmt w:val="decimal"/>
       <w:lvlText w:val=""/>
       <w:lvlJc w:val="left"/>
     </w:lvl>
-    <w:lvl w:ilvl="8" w:tplc="B0CAB290">
+    <w:lvl w:ilvl="8" w:tplc="0602B71E">
+      <w:numFmt w:val="decimal"/>
+      <w:lvlText w:val=""/>
+      <w:lvlJc w:val="left"/>
+    </w:lvl>
+  </w:abstractNum>
+  <w:abstractNum w:abstractNumId="5" w15:restartNumberingAfterBreak="0">
+    <w:nsid w:val="5D2642E7"/>
+    <w:multiLevelType w:val="hybridMultilevel"/>
+    <w:tmpl w:val="A1F240A8"/>
+    <w:lvl w:ilvl="0" w:tplc="D01AF7D2">
+      <w:start w:val="1"/>
+      <w:numFmt w:val="decimal"/>
+      <w:lvlText w:val="%1."/>
+      <w:lvlJc w:val="left"/>
+      <w:pPr>
+        <w:ind w:left="460" w:hanging="360"/>
+      </w:pPr>
+      <w:rPr>
+        <w:b/>
+        <w:bCs/>
+        <w:color w:val="A67C27"/>
+      </w:rPr>
+    </w:lvl>
+    <w:lvl w:ilvl="1" w:tplc="F4DACECE">
+      <w:numFmt w:val="decimal"/>
+      <w:lvlText w:val=""/>
+      <w:lvlJc w:val="left"/>
+    </w:lvl>
+    <w:lvl w:ilvl="2" w:tplc="6EAAE026">
+      <w:numFmt w:val="decimal"/>
+      <w:lvlText w:val=""/>
+      <w:lvlJc w:val="left"/>
+    </w:lvl>
+    <w:lvl w:ilvl="3" w:tplc="D1925016">
+      <w:numFmt w:val="decimal"/>
+      <w:lvlText w:val=""/>
+      <w:lvlJc w:val="left"/>
+    </w:lvl>
+    <w:lvl w:ilvl="4" w:tplc="B01A6E4C">
+      <w:numFmt w:val="decimal"/>
+      <w:lvlText w:val=""/>
+      <w:lvlJc w:val="left"/>
+    </w:lvl>
+    <w:lvl w:ilvl="5" w:tplc="ED2C54C0">
+      <w:numFmt w:val="decimal"/>
+      <w:lvlText w:val=""/>
+      <w:lvlJc w:val="left"/>
+    </w:lvl>
+    <w:lvl w:ilvl="6" w:tplc="DB0E2C12">
+      <w:numFmt w:val="decimal"/>
+      <w:lvlText w:val=""/>
+      <w:lvlJc w:val="left"/>
+    </w:lvl>
+    <w:lvl w:ilvl="7" w:tplc="FED4D6D0">
+      <w:numFmt w:val="decimal"/>
+      <w:lvlText w:val=""/>
+      <w:lvlJc w:val="left"/>
+    </w:lvl>
+    <w:lvl w:ilvl="8" w:tplc="7C6A6640">
       <w:numFmt w:val="decimal"/>
       <w:lvlText w:val=""/>
       <w:lvlJc w:val="left"/>
     </w:lvl>
   </w:abstractNum>
   <w:abstractNum w:abstractNumId="6" w15:restartNumberingAfterBreak="0">
-    <w:nsid w:val="6DF2256B"/>
+    <w:nsid w:val="70000E32"/>
     <w:multiLevelType w:val="hybridMultilevel"/>
-    <w:tmpl w:val="775C78E6"/>
-    <w:lvl w:ilvl="0" w:tplc="AFD627C2">
+    <w:tmpl w:val="6810B19E"/>
+    <w:lvl w:ilvl="0" w:tplc="7A580AB6">
       <w:start w:val="1"/>
-      <w:numFmt w:val="decimal"/>
-      <w:lvlText w:val="%1."/>
+      <w:numFmt w:val="bullet"/>
+      <w:lvlText w:val="●"/>
       <w:lvlJc w:val="left"/>
       <w:pPr>
-        <w:ind w:left="460" w:hanging="360"/>
-      </w:pPr>
-      <w:rPr>
-        <w:b/>
-        <w:bCs/>
-        <w:color w:val="A67C27"/>
-      </w:rPr>
+        <w:ind w:left="720" w:hanging="360"/>
+      </w:pPr>
     </w:lvl>
-    <w:lvl w:ilvl="1" w:tplc="CA48B7AC">
-      <w:numFmt w:val="decimal"/>
-      <w:lvlText w:val=""/>
+    <w:lvl w:ilvl="1" w:tplc="4FC80B86">
+      <w:start w:val="1"/>
+      <w:numFmt w:val="bullet"/>
+      <w:lvlText w:val="○"/>
       <w:lvlJc w:val="left"/>
+      <w:pPr>
+        <w:ind w:left="1440" w:hanging="360"/>
+      </w:pPr>
     </w:lvl>
-    <w:lvl w:ilvl="2" w:tplc="F1F84790">
-      <w:numFmt w:val="decimal"/>
-      <w:lvlText w:val=""/>
+    <w:lvl w:ilvl="2" w:tplc="802C7B9A">
+      <w:start w:val="1"/>
+      <w:numFmt w:val="bullet"/>
+      <w:lvlText w:val="■"/>
       <w:lvlJc w:val="left"/>
+      <w:pPr>
+        <w:ind w:left="2160" w:hanging="360"/>
+      </w:pPr>
     </w:lvl>
-    <w:lvl w:ilvl="3" w:tplc="C4767FE4">
-      <w:numFmt w:val="decimal"/>
-      <w:lvlText w:val=""/>
+    <w:lvl w:ilvl="3" w:tplc="2F7AD3C0">
+      <w:start w:val="1"/>
+      <w:numFmt w:val="bullet"/>
+      <w:lvlText w:val="●"/>
       <w:lvlJc w:val="left"/>
+      <w:pPr>
+        <w:ind w:left="2880" w:hanging="360"/>
+      </w:pPr>
     </w:lvl>
-    <w:lvl w:ilvl="4" w:tplc="C56C4338">
-      <w:numFmt w:val="decimal"/>
-      <w:lvlText w:val=""/>
+    <w:lvl w:ilvl="4" w:tplc="0B4A6D9A">
+      <w:start w:val="1"/>
+      <w:numFmt w:val="bullet"/>
+      <w:lvlText w:val="○"/>
       <w:lvlJc w:val="left"/>
+      <w:pPr>
+        <w:ind w:left="3600" w:hanging="360"/>
+      </w:pPr>
     </w:lvl>
-    <w:lvl w:ilvl="5" w:tplc="46F23826">
-      <w:numFmt w:val="decimal"/>
-      <w:lvlText w:val=""/>
+    <w:lvl w:ilvl="5" w:tplc="1CAC740C">
+      <w:start w:val="1"/>
+      <w:numFmt w:val="bullet"/>
+      <w:lvlText w:val="■"/>
       <w:lvlJc w:val="left"/>
+      <w:pPr>
+        <w:ind w:left="4320" w:hanging="360"/>
+      </w:pPr>
     </w:lvl>
-    <w:lvl w:ilvl="6" w:tplc="679AF340">
-      <w:numFmt w:val="decimal"/>
-      <w:lvlText w:val=""/>
+    <w:lvl w:ilvl="6" w:tplc="5DFC2A36">
+      <w:start w:val="1"/>
+      <w:numFmt w:val="bullet"/>
+      <w:lvlText w:val="●"/>
       <w:lvlJc w:val="left"/>
+      <w:pPr>
+        <w:ind w:left="5040" w:hanging="360"/>
+      </w:pPr>
     </w:lvl>
-    <w:lvl w:ilvl="7" w:tplc="6EFACEFC">
-      <w:numFmt w:val="decimal"/>
-      <w:lvlText w:val=""/>
+    <w:lvl w:ilvl="7" w:tplc="E6BE88C8">
+      <w:start w:val="1"/>
+      <w:numFmt w:val="bullet"/>
+      <w:lvlText w:val="●"/>
       <w:lvlJc w:val="left"/>
+      <w:pPr>
+        <w:ind w:left="5760" w:hanging="360"/>
+      </w:pPr>
     </w:lvl>
-    <w:lvl w:ilvl="8" w:tplc="4890548C">
-      <w:numFmt w:val="decimal"/>
-      <w:lvlText w:val=""/>
+    <w:lvl w:ilvl="8" w:tplc="FA6820E0">
+      <w:start w:val="1"/>
+      <w:numFmt w:val="bullet"/>
+      <w:lvlText w:val="●"/>
       <w:lvlJc w:val="left"/>
+      <w:pPr>
+        <w:ind w:left="6480" w:hanging="360"/>
+      </w:pPr>
     </w:lvl>
   </w:abstractNum>
-  <w:num w:numId="1" w16cid:durableId="312760162">
+  <w:num w:numId="1" w16cid:durableId="137261688">
+    <w:abstractNumId w:val="6"/>
+    <w:lvlOverride w:ilvl="0">
+      <w:startOverride w:val="1"/>
+    </w:lvlOverride>
+  </w:num>
+  <w:num w:numId="2" w16cid:durableId="463157358">
+    <w:abstractNumId w:val="0"/>
+    <w:lvlOverride w:ilvl="0">
+      <w:startOverride w:val="1"/>
+    </w:lvlOverride>
+  </w:num>
+  <w:num w:numId="3" w16cid:durableId="425538692">
+    <w:abstractNumId w:val="1"/>
+    <w:lvlOverride w:ilvl="0">
+      <w:startOverride w:val="1"/>
+    </w:lvlOverride>
+  </w:num>
+  <w:num w:numId="4" w16cid:durableId="788008240">
+    <w:abstractNumId w:val="5"/>
+    <w:lvlOverride w:ilvl="0">
+      <w:startOverride w:val="1"/>
+    </w:lvlOverride>
+  </w:num>
+  <w:num w:numId="5" w16cid:durableId="1498885795">
+    <w:abstractNumId w:val="3"/>
+    <w:lvlOverride w:ilvl="0">
+      <w:startOverride w:val="1"/>
+    </w:lvlOverride>
+  </w:num>
+  <w:num w:numId="6" w16cid:durableId="2098012172">
     <w:abstractNumId w:val="4"/>
     <w:lvlOverride w:ilvl="0">
       <w:startOverride w:val="1"/>
     </w:lvlOverride>
   </w:num>
-  <w:num w:numId="2" w16cid:durableId="1224024963">
-    <w:abstractNumId w:val="0"/>
-    <w:lvlOverride w:ilvl="0">
-      <w:startOverride w:val="1"/>
-    </w:lvlOverride>
-  </w:num>
-  <w:num w:numId="3" w16cid:durableId="201941645">
-    <w:abstractNumId w:val="5"/>
-    <w:lvlOverride w:ilvl="0">
-      <w:startOverride w:val="1"/>
-    </w:lvlOverride>
-  </w:num>
-  <w:num w:numId="4" w16cid:durableId="2117213757">
-    <w:abstractNumId w:val="3"/>
-    <w:lvlOverride w:ilvl="0">
-      <w:startOverride w:val="1"/>
-    </w:lvlOverride>
-  </w:num>
-  <w:num w:numId="5" w16cid:durableId="823426412">
+  <w:num w:numId="7" w16cid:durableId="1455054186">
     <w:abstractNumId w:val="2"/>
-    <w:lvlOverride w:ilvl="0">
-      <w:startOverride w:val="1"/>
-    </w:lvlOverride>
-  </w:num>
-  <w:num w:numId="6" w16cid:durableId="36201644">
-    <w:abstractNumId w:val="6"/>
-    <w:lvlOverride w:ilvl="0">
-      <w:startOverride w:val="1"/>
-    </w:lvlOverride>
-  </w:num>
-  <w:num w:numId="7" w16cid:durableId="1730223566">
-    <w:abstractNumId w:val="1"/>
     <w:lvlOverride w:ilvl="0">
       <w:startOverride w:val="1"/>
     </w:lvlOverride>
@@ -7806,7 +7806,7 @@
     <w:autoRedefine/>
     <w:uiPriority w:val="39"/>
     <w:unhideWhenUsed/>
-    <w:rsid w:val="0025615D"/>
+    <w:rsid w:val="00F574E4"/>
     <w:pPr>
       <w:spacing w:after="100"/>
     </w:pPr>
@@ -7818,7 +7818,7 @@
     <w:autoRedefine/>
     <w:uiPriority w:val="39"/>
     <w:unhideWhenUsed/>
-    <w:rsid w:val="0025615D"/>
+    <w:rsid w:val="00F574E4"/>
     <w:pPr>
       <w:spacing w:after="100"/>
       <w:ind w:left="210"/>

--- a/docs/manuals/Role_Guide_8_Supervisor.docx
+++ b/docs/manuals/Role_Guide_8_Supervisor.docx
@@ -469,7 +469,7 @@
                 <w:sz w:val="19"/>
                 <w:szCs w:val="19"/>
               </w:rPr>
-              <w:t>Version 1.5 · 20 September 2026</w:t>
+              <w:t>Version 1.6 · 20 September 2026</w:t>
             </w:r>
           </w:p>
         </w:tc>
@@ -538,7 +538,7 @@
     <w:sdt>
       <w:sdtPr>
         <w:alias w:val="Contents"/>
-        <w:id w:val="-15000742"/>
+        <w:id w:val="1920662780"/>
       </w:sdtPr>
       <w:sdtEndPr/>
       <w:sdtContent>
@@ -567,7 +567,7 @@
           <w:r>
             <w:fldChar w:fldCharType="separate"/>
           </w:r>
-          <w:hyperlink w:anchor="_Toc240779786" w:history="1">
+          <w:hyperlink w:anchor="_Toc240784544" w:history="1">
             <w:r>
               <w:rPr>
                 <w:rStyle w:val="Hyperlink"/>
@@ -591,7 +591,7 @@
               <w:rPr>
                 <w:noProof/>
               </w:rPr>
-              <w:instrText xml:space="preserve"> PAGEREF _Toc240779786 \h </w:instrText>
+              <w:instrText xml:space="preserve"> PAGEREF _Toc240784544 \h </w:instrText>
             </w:r>
             <w:r>
               <w:rPr>
@@ -634,7 +634,7 @@
               <w14:ligatures w14:val="standardContextual"/>
             </w:rPr>
           </w:pPr>
-          <w:hyperlink w:anchor="_Toc240779787" w:history="1">
+          <w:hyperlink w:anchor="_Toc240784545" w:history="1">
             <w:r>
               <w:rPr>
                 <w:rStyle w:val="Hyperlink"/>
@@ -658,7 +658,7 @@
               <w:rPr>
                 <w:noProof/>
               </w:rPr>
-              <w:instrText xml:space="preserve"> PAGEREF _Toc240779787 \h </w:instrText>
+              <w:instrText xml:space="preserve"> PAGEREF _Toc240784545 \h </w:instrText>
             </w:r>
             <w:r>
               <w:rPr>
@@ -701,7 +701,7 @@
               <w14:ligatures w14:val="standardContextual"/>
             </w:rPr>
           </w:pPr>
-          <w:hyperlink w:anchor="_Toc240779788" w:history="1">
+          <w:hyperlink w:anchor="_Toc240784546" w:history="1">
             <w:r>
               <w:rPr>
                 <w:rStyle w:val="Hyperlink"/>
@@ -725,7 +725,7 @@
               <w:rPr>
                 <w:noProof/>
               </w:rPr>
-              <w:instrText xml:space="preserve"> PAGEREF _Toc240779788 \h </w:instrText>
+              <w:instrText xml:space="preserve"> PAGEREF _Toc240784546 \h </w:instrText>
             </w:r>
             <w:r>
               <w:rPr>
@@ -768,7 +768,7 @@
               <w14:ligatures w14:val="standardContextual"/>
             </w:rPr>
           </w:pPr>
-          <w:hyperlink w:anchor="_Toc240779789" w:history="1">
+          <w:hyperlink w:anchor="_Toc240784547" w:history="1">
             <w:r>
               <w:rPr>
                 <w:rStyle w:val="Hyperlink"/>
@@ -792,7 +792,7 @@
               <w:rPr>
                 <w:noProof/>
               </w:rPr>
-              <w:instrText xml:space="preserve"> PAGEREF _Toc240779789 \h </w:instrText>
+              <w:instrText xml:space="preserve"> PAGEREF _Toc240784547 \h </w:instrText>
             </w:r>
             <w:r>
               <w:rPr>
@@ -835,7 +835,7 @@
               <w14:ligatures w14:val="standardContextual"/>
             </w:rPr>
           </w:pPr>
-          <w:hyperlink w:anchor="_Toc240779790" w:history="1">
+          <w:hyperlink w:anchor="_Toc240784548" w:history="1">
             <w:r>
               <w:rPr>
                 <w:rStyle w:val="Hyperlink"/>
@@ -859,7 +859,7 @@
               <w:rPr>
                 <w:noProof/>
               </w:rPr>
-              <w:instrText xml:space="preserve"> PAGEREF _Toc240779790 \h </w:instrText>
+              <w:instrText xml:space="preserve"> PAGEREF _Toc240784548 \h </w:instrText>
             </w:r>
             <w:r>
               <w:rPr>
@@ -902,7 +902,7 @@
               <w14:ligatures w14:val="standardContextual"/>
             </w:rPr>
           </w:pPr>
-          <w:hyperlink w:anchor="_Toc240779791" w:history="1">
+          <w:hyperlink w:anchor="_Toc240784549" w:history="1">
             <w:r>
               <w:rPr>
                 <w:rStyle w:val="Hyperlink"/>
@@ -926,7 +926,7 @@
               <w:rPr>
                 <w:noProof/>
               </w:rPr>
-              <w:instrText xml:space="preserve"> PAGEREF _Toc240779791 \h </w:instrText>
+              <w:instrText xml:space="preserve"> PAGEREF _Toc240784549 \h </w:instrText>
             </w:r>
             <w:r>
               <w:rPr>
@@ -969,7 +969,7 @@
               <w14:ligatures w14:val="standardContextual"/>
             </w:rPr>
           </w:pPr>
-          <w:hyperlink w:anchor="_Toc240779792" w:history="1">
+          <w:hyperlink w:anchor="_Toc240784550" w:history="1">
             <w:r>
               <w:rPr>
                 <w:rStyle w:val="Hyperlink"/>
@@ -993,7 +993,7 @@
               <w:rPr>
                 <w:noProof/>
               </w:rPr>
-              <w:instrText xml:space="preserve"> PAGEREF _Toc240779792 \h </w:instrText>
+              <w:instrText xml:space="preserve"> PAGEREF _Toc240784550 \h </w:instrText>
             </w:r>
             <w:r>
               <w:rPr>
@@ -1036,7 +1036,7 @@
               <w14:ligatures w14:val="standardContextual"/>
             </w:rPr>
           </w:pPr>
-          <w:hyperlink w:anchor="_Toc240779793" w:history="1">
+          <w:hyperlink w:anchor="_Toc240784551" w:history="1">
             <w:r>
               <w:rPr>
                 <w:rStyle w:val="Hyperlink"/>
@@ -1060,7 +1060,7 @@
               <w:rPr>
                 <w:noProof/>
               </w:rPr>
-              <w:instrText xml:space="preserve"> PAGEREF _Toc240779793 \h </w:instrText>
+              <w:instrText xml:space="preserve"> PAGEREF _Toc240784551 \h </w:instrText>
             </w:r>
             <w:r>
               <w:rPr>
@@ -1103,7 +1103,7 @@
               <w14:ligatures w14:val="standardContextual"/>
             </w:rPr>
           </w:pPr>
-          <w:hyperlink w:anchor="_Toc240779794" w:history="1">
+          <w:hyperlink w:anchor="_Toc240784552" w:history="1">
             <w:r>
               <w:rPr>
                 <w:rStyle w:val="Hyperlink"/>
@@ -1127,7 +1127,7 @@
               <w:rPr>
                 <w:noProof/>
               </w:rPr>
-              <w:instrText xml:space="preserve"> PAGEREF _Toc240779794 \h </w:instrText>
+              <w:instrText xml:space="preserve"> PAGEREF _Toc240784552 \h </w:instrText>
             </w:r>
             <w:r>
               <w:rPr>
@@ -1170,7 +1170,7 @@
               <w14:ligatures w14:val="standardContextual"/>
             </w:rPr>
           </w:pPr>
-          <w:hyperlink w:anchor="_Toc240779795" w:history="1">
+          <w:hyperlink w:anchor="_Toc240784553" w:history="1">
             <w:r>
               <w:rPr>
                 <w:rStyle w:val="Hyperlink"/>
@@ -1194,7 +1194,7 @@
               <w:rPr>
                 <w:noProof/>
               </w:rPr>
-              <w:instrText xml:space="preserve"> PAGEREF _Toc240779795 \h </w:instrText>
+              <w:instrText xml:space="preserve"> PAGEREF _Toc240784553 \h </w:instrText>
             </w:r>
             <w:r>
               <w:rPr>
@@ -1237,7 +1237,7 @@
               <w14:ligatures w14:val="standardContextual"/>
             </w:rPr>
           </w:pPr>
-          <w:hyperlink w:anchor="_Toc240779796" w:history="1">
+          <w:hyperlink w:anchor="_Toc240784554" w:history="1">
             <w:r>
               <w:rPr>
                 <w:rStyle w:val="Hyperlink"/>
@@ -1261,7 +1261,7 @@
               <w:rPr>
                 <w:noProof/>
               </w:rPr>
-              <w:instrText xml:space="preserve"> PAGEREF _Toc240779796 \h </w:instrText>
+              <w:instrText xml:space="preserve"> PAGEREF _Toc240784554 \h </w:instrText>
             </w:r>
             <w:r>
               <w:rPr>
@@ -1304,7 +1304,7 @@
               <w14:ligatures w14:val="standardContextual"/>
             </w:rPr>
           </w:pPr>
-          <w:hyperlink w:anchor="_Toc240779797" w:history="1">
+          <w:hyperlink w:anchor="_Toc240784555" w:history="1">
             <w:r>
               <w:rPr>
                 <w:rStyle w:val="Hyperlink"/>
@@ -1328,7 +1328,7 @@
               <w:rPr>
                 <w:noProof/>
               </w:rPr>
-              <w:instrText xml:space="preserve"> PAGEREF _Toc240779797 \h </w:instrText>
+              <w:instrText xml:space="preserve"> PAGEREF _Toc240784555 \h </w:instrText>
             </w:r>
             <w:r>
               <w:rPr>
@@ -1371,7 +1371,7 @@
               <w14:ligatures w14:val="standardContextual"/>
             </w:rPr>
           </w:pPr>
-          <w:hyperlink w:anchor="_Toc240779798" w:history="1">
+          <w:hyperlink w:anchor="_Toc240784556" w:history="1">
             <w:r>
               <w:rPr>
                 <w:rStyle w:val="Hyperlink"/>
@@ -1395,7 +1395,7 @@
               <w:rPr>
                 <w:noProof/>
               </w:rPr>
-              <w:instrText xml:space="preserve"> PAGEREF _Toc240779798 \h </w:instrText>
+              <w:instrText xml:space="preserve"> PAGEREF _Toc240784556 \h </w:instrText>
             </w:r>
             <w:r>
               <w:rPr>
@@ -1438,7 +1438,7 @@
               <w14:ligatures w14:val="standardContextual"/>
             </w:rPr>
           </w:pPr>
-          <w:hyperlink w:anchor="_Toc240779799" w:history="1">
+          <w:hyperlink w:anchor="_Toc240784557" w:history="1">
             <w:r>
               <w:rPr>
                 <w:rStyle w:val="Hyperlink"/>
@@ -1462,7 +1462,7 @@
               <w:rPr>
                 <w:noProof/>
               </w:rPr>
-              <w:instrText xml:space="preserve"> PAGEREF _Toc240779799 \h </w:instrText>
+              <w:instrText xml:space="preserve"> PAGEREF _Toc240784557 \h </w:instrText>
             </w:r>
             <w:r>
               <w:rPr>
@@ -1505,7 +1505,7 @@
               <w14:ligatures w14:val="standardContextual"/>
             </w:rPr>
           </w:pPr>
-          <w:hyperlink w:anchor="_Toc240779800" w:history="1">
+          <w:hyperlink w:anchor="_Toc240784558" w:history="1">
             <w:r>
               <w:rPr>
                 <w:rStyle w:val="Hyperlink"/>
@@ -1529,7 +1529,7 @@
               <w:rPr>
                 <w:noProof/>
               </w:rPr>
-              <w:instrText xml:space="preserve"> PAGEREF _Toc240779800 \h </w:instrText>
+              <w:instrText xml:space="preserve"> PAGEREF _Toc240784558 \h </w:instrText>
             </w:r>
             <w:r>
               <w:rPr>
@@ -1572,7 +1572,7 @@
               <w14:ligatures w14:val="standardContextual"/>
             </w:rPr>
           </w:pPr>
-          <w:hyperlink w:anchor="_Toc240779801" w:history="1">
+          <w:hyperlink w:anchor="_Toc240784559" w:history="1">
             <w:r>
               <w:rPr>
                 <w:rStyle w:val="Hyperlink"/>
@@ -1596,7 +1596,7 @@
               <w:rPr>
                 <w:noProof/>
               </w:rPr>
-              <w:instrText xml:space="preserve"> PAGEREF _Toc240779801 \h </w:instrText>
+              <w:instrText xml:space="preserve"> PAGEREF _Toc240784559 \h </w:instrText>
             </w:r>
             <w:r>
               <w:rPr>
@@ -1635,7 +1635,7 @@
         <w:pStyle w:val="Heading1"/>
         <w:pageBreakBefore/>
       </w:pPr>
-      <w:bookmarkStart w:id="0" w:name="_Toc240779786"/>
+      <w:bookmarkStart w:id="0" w:name="_Toc240784544"/>
       <w:r>
         <w:lastRenderedPageBreak/>
         <w:t>1. Your role at a glance</w:t>
@@ -1803,7 +1803,7 @@
         <w:pStyle w:val="Heading1"/>
         <w:pageBreakBefore/>
       </w:pPr>
-      <w:bookmarkStart w:id="1" w:name="_Toc240779787"/>
+      <w:bookmarkStart w:id="1" w:name="_Toc240784545"/>
       <w:r>
         <w:lastRenderedPageBreak/>
         <w:t>2. Signing in and your screens</w:t>
@@ -1814,7 +1814,7 @@
       <w:pPr>
         <w:pStyle w:val="Heading2"/>
       </w:pPr>
-      <w:bookmarkStart w:id="2" w:name="_Toc240779788"/>
+      <w:bookmarkStart w:id="2" w:name="_Toc240784546"/>
       <w:r>
         <w:t>Signing in</w:t>
       </w:r>
@@ -1897,7 +1897,7 @@
           <w:noProof/>
         </w:rPr>
         <w:drawing>
-          <wp:inline distT="0" distB="0" distL="0" distR="0" wp14:anchorId="2DBE11B2" wp14:editId="6FB9A3C4">
+          <wp:inline distT="0" distB="0" distL="0" distR="0" wp14:anchorId="1F742AC9" wp14:editId="469A353D">
             <wp:extent cx="5334000" cy="2333625"/>
             <wp:effectExtent l="0" t="0" r="0" b="0"/>
             <wp:docPr id="1" name="adm_login.jpg" descr="The sign-in screen for all internal staff." title="The sign-in screen for all internal staff."/>
@@ -2064,7 +2064,7 @@
       <w:pPr>
         <w:pStyle w:val="Heading2"/>
       </w:pPr>
-      <w:bookmarkStart w:id="3" w:name="_Toc240779789"/>
+      <w:bookmarkStart w:id="3" w:name="_Toc240784547"/>
       <w:r>
         <w:t>Finding your way around</w:t>
       </w:r>
@@ -2136,37 +2136,47 @@
         <w:t>20 rows per page</w:t>
       </w:r>
       <w:r>
-        <w:t xml:space="preserve">. Use </w:t>
+        <w:t xml:space="preserve"> to begin with. At the foot of the list, </w:t>
       </w:r>
       <w:r>
         <w:rPr>
           <w:b/>
           <w:bCs/>
         </w:rPr>
-        <w:t>Previous</w:t>
-      </w:r>
-      <w:r>
-        <w:t xml:space="preserve"> and </w:t>
+        <w:t>Show</w:t>
+      </w:r>
+      <w:r>
+        <w:t xml:space="preserve"> lets you choose 10, 20, 50, 100 or 200 rows per page (the portal remembers your choice), and the page numbers, </w:t>
       </w:r>
       <w:r>
         <w:rPr>
           <w:b/>
           <w:bCs/>
         </w:rPr>
-        <w:t>Next</w:t>
-      </w:r>
-      <w:r>
-        <w:t xml:space="preserve"> at the foot of the list, and the </w:t>
+        <w:t>Previous</w:t>
+      </w:r>
+      <w:r>
+        <w:t xml:space="preserve">, </w:t>
       </w:r>
       <w:r>
         <w:rPr>
           <w:b/>
           <w:bCs/>
         </w:rPr>
+        <w:t>Next</w:t>
+      </w:r>
+      <w:r>
+        <w:t xml:space="preserve"> and the double arrows take you to any page. The </w:t>
+      </w:r>
+      <w:r>
+        <w:rPr>
+          <w:b/>
+          <w:bCs/>
+        </w:rPr>
         <w:t>Search</w:t>
       </w:r>
       <w:r>
-        <w:t xml:space="preserve"> box above it.</w:t>
+        <w:t xml:space="preserve"> box above the list narrows it.</w:t>
       </w:r>
     </w:p>
     <w:p>
@@ -2239,7 +2249,7 @@
         </w:rPr>
         <w:lastRenderedPageBreak/>
         <w:drawing>
-          <wp:inline distT="0" distB="0" distL="0" distR="0" wp14:anchorId="3FCC88B2" wp14:editId="24A4DD1F">
+          <wp:inline distT="0" distB="0" distL="0" distR="0" wp14:anchorId="24F9454C" wp14:editId="09E429D0">
             <wp:extent cx="5715000" cy="1876425"/>
             <wp:effectExtent l="0" t="0" r="0" b="0"/>
             <wp:docPr id="2" name="adm_not_your_role.jpg" descr="Opening a screen outside your role (for example from an old bookmark) shows this card instead of the screen." title="Opening a screen outside your role (for example from an old bookmark) shows this card instead of the screen."/>
@@ -2308,7 +2318,7 @@
       <w:pPr>
         <w:pStyle w:val="Heading2"/>
       </w:pPr>
-      <w:bookmarkStart w:id="4" w:name="_Toc240779790"/>
+      <w:bookmarkStart w:id="4" w:name="_Toc240784548"/>
       <w:r>
         <w:t>Your screens</w:t>
       </w:r>
@@ -2815,7 +2825,7 @@
       <w:pPr>
         <w:pStyle w:val="Heading2"/>
       </w:pPr>
-      <w:bookmarkStart w:id="5" w:name="_Toc240779791"/>
+      <w:bookmarkStart w:id="5" w:name="_Toc240784549"/>
       <w:r>
         <w:t>Changing your password</w:t>
       </w:r>
@@ -2898,7 +2908,7 @@
           <w:noProof/>
         </w:rPr>
         <w:drawing>
-          <wp:inline distT="0" distB="0" distL="0" distR="0" wp14:anchorId="63C3BA89" wp14:editId="66D81686">
+          <wp:inline distT="0" distB="0" distL="0" distR="0" wp14:anchorId="1124C2B1" wp14:editId="4A4DC7A2">
             <wp:extent cx="5334000" cy="2171700"/>
             <wp:effectExtent l="0" t="0" r="0" b="0"/>
             <wp:docPr id="3" name="adm_account.jpg" descr="Change Password screen." title="Change Password screen."/>
@@ -2986,7 +2996,7 @@
         <w:pStyle w:val="Heading1"/>
         <w:pageBreakBefore/>
       </w:pPr>
-      <w:bookmarkStart w:id="6" w:name="_Toc240779792"/>
+      <w:bookmarkStart w:id="6" w:name="_Toc240784550"/>
       <w:r>
         <w:lastRenderedPageBreak/>
         <w:t>3. Your routine</w:t>
@@ -3271,7 +3281,7 @@
         <w:pStyle w:val="Heading1"/>
         <w:pageBreakBefore/>
       </w:pPr>
-      <w:bookmarkStart w:id="7" w:name="_Toc240779793"/>
+      <w:bookmarkStart w:id="7" w:name="_Toc240784551"/>
       <w:r>
         <w:lastRenderedPageBreak/>
         <w:t>4. Step-by-step tasks</w:t>
@@ -3282,7 +3292,7 @@
       <w:pPr>
         <w:pStyle w:val="Heading2"/>
       </w:pPr>
-      <w:bookmarkStart w:id="8" w:name="_Toc240779794"/>
+      <w:bookmarkStart w:id="8" w:name="_Toc240784552"/>
       <w:r>
         <w:t>4.1 Reading the dashboards</w:t>
       </w:r>
@@ -3307,7 +3317,7 @@
           <w:noProof/>
         </w:rPr>
         <w:drawing>
-          <wp:inline distT="0" distB="0" distL="0" distR="0" wp14:anchorId="0AE4FD15" wp14:editId="0DCDBF69">
+          <wp:inline distT="0" distB="0" distL="0" distR="0" wp14:anchorId="24F068B2" wp14:editId="35ED3C26">
             <wp:extent cx="5715000" cy="3571875"/>
             <wp:effectExtent l="0" t="0" r="0" b="0"/>
             <wp:docPr id="4" name="adm_exec_dashboard.jpg" descr="Executive Dashboard: completions against the 400 / 60 / 50–75 targets, days to data lock, spend, and the lowest-filled strata." title="Executive Dashboard: completions against the 400 / 60 / 50–75 targets, days to data lock, spend, and the lowest-filled strata."/>
@@ -3972,7 +3982,7 @@
       <w:pPr>
         <w:pStyle w:val="Heading2"/>
       </w:pPr>
-      <w:bookmarkStart w:id="9" w:name="_Toc240779795"/>
+      <w:bookmarkStart w:id="9" w:name="_Toc240784553"/>
       <w:r>
         <w:lastRenderedPageBreak/>
         <w:t>4.2 Using Reports (analytics and charts)</w:t>
@@ -4013,7 +4023,7 @@
           <w:noProof/>
         </w:rPr>
         <w:drawing>
-          <wp:inline distT="0" distB="0" distL="0" distR="0" wp14:anchorId="2934DC23" wp14:editId="6BEDFF02">
+          <wp:inline distT="0" distB="0" distL="0" distR="0" wp14:anchorId="69293C38" wp14:editId="6DF815F2">
             <wp:extent cx="5334000" cy="3333750"/>
             <wp:effectExtent l="0" t="0" r="0" b="0"/>
             <wp:docPr id="5" name="adm_reports_top.jpg" descr="Reports: headline figures for the chosen period." title="Reports: headline figures for the chosen period."/>
@@ -4155,7 +4165,7 @@
           <w:noProof/>
         </w:rPr>
         <w:drawing>
-          <wp:inline distT="0" distB="0" distL="0" distR="0" wp14:anchorId="245CD6D4" wp14:editId="18AA5A76">
+          <wp:inline distT="0" distB="0" distL="0" distR="0" wp14:anchorId="616ECA71" wp14:editId="72592FAF">
             <wp:extent cx="5334000" cy="3409950"/>
             <wp:effectExtent l="0" t="0" r="0" b="0"/>
             <wp:docPr id="6" name="adm_reports_funnel.jpg" descr="Case funnel: each case counted once at every stage it has reached." title="Case funnel: each case counted once at every stage it has reached."/>
@@ -4255,7 +4265,7 @@
           <w:noProof/>
         </w:rPr>
         <w:drawing>
-          <wp:inline distT="0" distB="0" distL="0" distR="0" wp14:anchorId="5A5D135E" wp14:editId="3FBCE752">
+          <wp:inline distT="0" distB="0" distL="0" distR="0" wp14:anchorId="62873639" wp14:editId="7838070A">
             <wp:extent cx="5334000" cy="3248025"/>
             <wp:effectExtent l="0" t="0" r="0" b="0"/>
             <wp:docPr id="7" name="adm_reports_funnel_table.jpg" descr="The same chart as a table." title="The same chart as a table."/>
@@ -4354,7 +4364,7 @@
           <w:noProof/>
         </w:rPr>
         <w:drawing>
-          <wp:inline distT="0" distB="0" distL="0" distR="0" wp14:anchorId="4D031D63" wp14:editId="0B8B4EB0">
+          <wp:inline distT="0" distB="0" distL="0" distR="0" wp14:anchorId="1872FEC6" wp14:editId="0EA4BA64">
             <wp:extent cx="5334000" cy="2628900"/>
             <wp:effectExtent l="0" t="0" r="0" b="0"/>
             <wp:docPr id="8" name="adm_reports_coverage.jpg" descr="Coverage by group." title="Coverage by group."/>
@@ -4454,7 +4464,7 @@
         </w:rPr>
         <w:lastRenderedPageBreak/>
         <w:drawing>
-          <wp:inline distT="0" distB="0" distL="0" distR="0" wp14:anchorId="7A5662BE" wp14:editId="5F1704B0">
+          <wp:inline distT="0" distB="0" distL="0" distR="0" wp14:anchorId="608F343D" wp14:editId="70D404EA">
             <wp:extent cx="5334000" cy="2600325"/>
             <wp:effectExtent l="0" t="0" r="0" b="0"/>
             <wp:docPr id="9" name="adm_reports_modes.jpg" descr="Administration modes." title="Administration modes."/>
@@ -4563,7 +4573,7 @@
           <w:noProof/>
         </w:rPr>
         <w:drawing>
-          <wp:inline distT="0" distB="0" distL="0" distR="0" wp14:anchorId="111BC2E9" wp14:editId="7111187E">
+          <wp:inline distT="0" distB="0" distL="0" distR="0" wp14:anchorId="10CD6F69" wp14:editId="3437BFED">
             <wp:extent cx="5334000" cy="2905125"/>
             <wp:effectExtent l="0" t="0" r="0" b="0"/>
             <wp:docPr id="10" name="adm_reports_duration.jpg" descr="Completion-time distribution." title="Completion-time distribution."/>
@@ -4645,7 +4655,7 @@
       <w:pPr>
         <w:pStyle w:val="Heading2"/>
       </w:pPr>
-      <w:bookmarkStart w:id="10" w:name="_Toc240779796"/>
+      <w:bookmarkStart w:id="10" w:name="_Toc240784554"/>
       <w:r>
         <w:t>4.3 Reviewing a case read-only</w:t>
       </w:r>
@@ -4709,7 +4719,7 @@
         </w:rPr>
         <w:lastRenderedPageBreak/>
         <w:drawing>
-          <wp:inline distT="0" distB="0" distL="0" distR="0" wp14:anchorId="37E58E4A" wp14:editId="7C9071BD">
+          <wp:inline distT="0" distB="0" distL="0" distR="0" wp14:anchorId="59CAA417" wp14:editId="4E05DAA6">
             <wp:extent cx="5334000" cy="3333750"/>
             <wp:effectExtent l="0" t="0" r="0" b="0"/>
             <wp:docPr id="11" name="sup_case.jpg" descr="A case page in read-only view." title="A case page in read-only view."/>
@@ -4783,7 +4793,7 @@
       <w:pPr>
         <w:pStyle w:val="Heading2"/>
       </w:pPr>
-      <w:bookmarkStart w:id="11" w:name="_Toc240779797"/>
+      <w:bookmarkStart w:id="11" w:name="_Toc240784555"/>
       <w:r>
         <w:t>4.4 Reviewing QA</w:t>
       </w:r>
@@ -4800,7 +4810,7 @@
           <w:noProof/>
         </w:rPr>
         <w:drawing>
-          <wp:inline distT="0" distB="0" distL="0" distR="0" wp14:anchorId="4C685D17" wp14:editId="5AC817E4">
+          <wp:inline distT="0" distB="0" distL="0" distR="0" wp14:anchorId="51A1F968" wp14:editId="4DE9E239">
             <wp:extent cx="5715000" cy="2505075"/>
             <wp:effectExtent l="0" t="0" r="0" b="0"/>
             <wp:docPr id="12" name="sup_qa_queue.jpg" descr="QA Queue in read-only view." title="QA Queue in read-only view."/>
@@ -4877,7 +4887,7 @@
       <w:pPr>
         <w:pStyle w:val="Heading2"/>
       </w:pPr>
-      <w:bookmarkStart w:id="12" w:name="_Toc240779798"/>
+      <w:bookmarkStart w:id="12" w:name="_Toc240784556"/>
       <w:r>
         <w:t>4.5 Downloading or emailing completed forms (Form PDFs)</w:t>
       </w:r>
@@ -4903,7 +4913,17 @@
         <w:t>Form PDFs</w:t>
       </w:r>
       <w:r>
-        <w:t>. You see the completed questionnaire, KII Guide and document forms from KoboToolbox, newest first, 20 per page.</w:t>
+        <w:t xml:space="preserve">. You see the completed questionnaire, KII Guide and document forms from KoboToolbox, newest first, 20 per page to begin with (choose more under </w:t>
+      </w:r>
+      <w:r>
+        <w:rPr>
+          <w:b/>
+          <w:bCs/>
+        </w:rPr>
+        <w:t>Show</w:t>
+      </w:r>
+      <w:r>
+        <w:t xml:space="preserve"> at the foot of the list).</w:t>
       </w:r>
     </w:p>
     <w:p>
@@ -4918,8 +4938,8 @@
         </w:rPr>
         <w:lastRenderedPageBreak/>
         <w:drawing>
-          <wp:inline distT="0" distB="0" distL="0" distR="0" wp14:anchorId="49496C2E" wp14:editId="20C7FF33">
-            <wp:extent cx="5334000" cy="3171825"/>
+          <wp:inline distT="0" distB="0" distL="0" distR="0" wp14:anchorId="20987D93" wp14:editId="15163437">
+            <wp:extent cx="5334000" cy="3333750"/>
             <wp:effectExtent l="0" t="0" r="0" b="0"/>
             <wp:docPr id="13" name="adm_form_pdfs.jpg" descr="Completed form PDFs." title="Completed form PDFs."/>
             <wp:cNvGraphicFramePr>
@@ -4944,7 +4964,7 @@
                   <pic:spPr bwMode="auto">
                     <a:xfrm>
                       <a:off x="0" y="0"/>
-                      <a:ext cx="5334000" cy="3171825"/>
+                      <a:ext cx="5334000" cy="3333750"/>
                     </a:xfrm>
                     <a:prstGeom prst="rect">
                       <a:avLst/>
@@ -5112,7 +5132,7 @@
         <w:pStyle w:val="Heading1"/>
         <w:pageBreakBefore/>
       </w:pPr>
-      <w:bookmarkStart w:id="13" w:name="_Toc240779799"/>
+      <w:bookmarkStart w:id="13" w:name="_Toc240784557"/>
       <w:r>
         <w:lastRenderedPageBreak/>
         <w:t>5. Rules you must follow</w:t>
@@ -5250,7 +5270,7 @@
         <w:pStyle w:val="Heading1"/>
         <w:pageBreakBefore/>
       </w:pPr>
-      <w:bookmarkStart w:id="14" w:name="_Toc240779800"/>
+      <w:bookmarkStart w:id="14" w:name="_Toc240784558"/>
       <w:r>
         <w:lastRenderedPageBreak/>
         <w:t>6. Troubleshooting</w:t>
@@ -5529,14 +5549,7 @@
                 <w:sz w:val="19"/>
                 <w:szCs w:val="19"/>
               </w:rPr>
-              <w:t>Select Go to my start screen</w:t>
-            </w:r>
-            <w:r>
-              <w:rPr>
-                <w:sz w:val="19"/>
-                <w:szCs w:val="19"/>
-              </w:rPr>
-              <w:t>. If you need that screen, ask the PI about your role.</w:t>
+              <w:t>Select Go to my start screen. If you need that screen, ask the PI about your role.</w:t>
             </w:r>
           </w:p>
         </w:tc>
@@ -5675,7 +5688,7 @@
                 <w:sz w:val="19"/>
                 <w:szCs w:val="19"/>
               </w:rPr>
-              <w:t>Registers show 20 rows per page; a Contact RA sees only assigned cases.</w:t>
+              <w:t>Registers show 20 rows per page to begin with; a Contact RA sees only assigned cases.</w:t>
             </w:r>
           </w:p>
         </w:tc>
@@ -5699,14 +5712,7 @@
                 <w:sz w:val="19"/>
                 <w:szCs w:val="19"/>
               </w:rPr>
-              <w:t>Use Next</w:t>
-            </w:r>
-            <w:r>
-              <w:rPr>
-                <w:sz w:val="19"/>
-                <w:szCs w:val="19"/>
-              </w:rPr>
-              <w:t>, or search. Ask the Field Coordinator to assign the case.</w:t>
+              <w:t>Choose more rows under Show at the foot of the list, use the page numbers or Next, or search. Ask the Field Coordinator to assign the case.</w:t>
             </w:r>
           </w:p>
         </w:tc>
@@ -5949,7 +5955,14 @@
                 <w:sz w:val="19"/>
                 <w:szCs w:val="19"/>
               </w:rPr>
-              <w:t>Select Sync now. If it still differs, or says it couldn't reach KoboToolbox, try again in a few minutes and tell the PI if it persists.</w:t>
+              <w:t>Select Sync now</w:t>
+            </w:r>
+            <w:r>
+              <w:rPr>
+                <w:sz w:val="19"/>
+                <w:szCs w:val="19"/>
+              </w:rPr>
+              <w:t>. If it still differs, or says it couldn't reach KoboToolbox, try again in a few minutes and tell the PI if it persists.</w:t>
             </w:r>
           </w:p>
         </w:tc>
@@ -6211,7 +6224,7 @@
         <w:pStyle w:val="Heading1"/>
         <w:pageBreakBefore/>
       </w:pPr>
-      <w:bookmarkStart w:id="15" w:name="_Toc240779801"/>
+      <w:bookmarkStart w:id="15" w:name="_Toc240784559"/>
       <w:r>
         <w:lastRenderedPageBreak/>
         <w:t>7. Quick reference</w:t>
@@ -6533,7 +6546,7 @@
         <w:sz w:val="16"/>
         <w:szCs w:val="16"/>
       </w:rPr>
-      <w:t>Version 1.5 · 20 September 2026</w:t>
+      <w:t>Version 1.6 · 20 September 2026</w:t>
     </w:r>
     <w:r>
       <w:rPr>
@@ -6706,10 +6719,10 @@
 <file path=word/numbering.xml><?xml version="1.0" encoding="utf-8"?>
 <w:numbering xmlns:wpc="http://schemas.microsoft.com/office/word/2010/wordprocessingCanvas" xmlns:cx="http://schemas.microsoft.com/office/drawing/2014/chartex" xmlns:cx1="http://schemas.microsoft.com/office/drawing/2015/9/8/chartex" xmlns:cx2="http://schemas.microsoft.com/office/drawing/2015/10/21/chartex" xmlns:cx3="http://schemas.microsoft.com/office/drawing/2016/5/9/chartex" xmlns:cx4="http://schemas.microsoft.com/office/drawing/2016/5/10/chartex" xmlns:cx5="http://schemas.microsoft.com/office/drawing/2016/5/11/chartex" xmlns:cx6="http://schemas.microsoft.com/office/drawing/2016/5/12/chartex" xmlns:cx7="http://schemas.microsoft.com/office/drawing/2016/5/13/chartex" xmlns:cx8="http://schemas.microsoft.com/office/drawing/2016/5/14/chartex" xmlns:mc="http://schemas.openxmlformats.org/markup-compatibility/2006" xmlns:aink="http://schemas.microsoft.com/office/drawing/2016/ink" xmlns:am3d="http://schemas.microsoft.com/office/drawing/2017/model3d" xmlns:o="urn:schemas-microsoft-com:office:office" xmlns:oel="http://schemas.microsoft.com/office/2019/extlst" xmlns:r="http://schemas.openxmlformats.org/officeDocument/2006/relationships" xmlns:m="http://schemas.openxmlformats.org/officeDocument/2006/math" xmlns:v="urn:schemas-microsoft-com:vml" xmlns:wp14="http://schemas.microsoft.com/office/word/2010/wordprocessingDrawing" xmlns:wp="http://schemas.openxmlformats.org/drawingml/2006/wordprocessingDrawing" xmlns:w10="urn:schemas-microsoft-com:office:word" xmlns:w="http://schemas.openxmlformats.org/wordprocessingml/2006/main" xmlns:w14="http://schemas.microsoft.com/office/word/2010/wordml" xmlns:w15="http://schemas.microsoft.com/office/word/2012/wordml" xmlns:w16cex="http://schemas.microsoft.com/office/word/2018/wordml/cex" xmlns:w16cid="http://schemas.microsoft.com/office/word/2016/wordml/cid" xmlns:w16="http://schemas.microsoft.com/office/word/2018/wordml" xmlns:w16sdtdh="http://schemas.microsoft.com/office/word/2020/wordml/sdtdatahash" xmlns:w16se="http://schemas.microsoft.com/office/word/2015/wordml/symex" xmlns:wpg="http://schemas.microsoft.com/office/word/2010/wordprocessingGroup" xmlns:wpi="http://schemas.microsoft.com/office/word/2010/wordprocessingInk" xmlns:wne="http://schemas.microsoft.com/office/word/2006/wordml" xmlns:wps="http://schemas.microsoft.com/office/word/2010/wordprocessingShape" mc:Ignorable="w14 w15 w16se w16cid w16 w16cex w16sdtdh wp14">
   <w:abstractNum w:abstractNumId="0" w15:restartNumberingAfterBreak="0">
-    <w:nsid w:val="00502E89"/>
+    <w:nsid w:val="0173525B"/>
     <w:multiLevelType w:val="hybridMultilevel"/>
-    <w:tmpl w:val="F9FAA04E"/>
-    <w:lvl w:ilvl="0" w:tplc="4686D534">
+    <w:tmpl w:val="5B041A26"/>
+    <w:lvl w:ilvl="0" w:tplc="946C9EA4">
       <w:start w:val="1"/>
       <w:numFmt w:val="bullet"/>
       <w:lvlText w:val="•"/>
@@ -6718,7 +6731,7 @@
         <w:ind w:left="460" w:hanging="280"/>
       </w:pPr>
     </w:lvl>
-    <w:lvl w:ilvl="1" w:tplc="B8F8B3B8">
+    <w:lvl w:ilvl="1" w:tplc="A4363204">
       <w:start w:val="1"/>
       <w:numFmt w:val="bullet"/>
       <w:lvlText w:val="–"/>
@@ -6727,47 +6740,47 @@
         <w:ind w:left="900" w:hanging="280"/>
       </w:pPr>
     </w:lvl>
-    <w:lvl w:ilvl="2" w:tplc="4904A548">
+    <w:lvl w:ilvl="2" w:tplc="3B8E375A">
       <w:numFmt w:val="decimal"/>
       <w:lvlText w:val=""/>
       <w:lvlJc w:val="left"/>
     </w:lvl>
-    <w:lvl w:ilvl="3" w:tplc="419C6B0E">
+    <w:lvl w:ilvl="3" w:tplc="D2382436">
       <w:numFmt w:val="decimal"/>
       <w:lvlText w:val=""/>
       <w:lvlJc w:val="left"/>
     </w:lvl>
-    <w:lvl w:ilvl="4" w:tplc="8EA6E030">
+    <w:lvl w:ilvl="4" w:tplc="B532D7EE">
       <w:numFmt w:val="decimal"/>
       <w:lvlText w:val=""/>
       <w:lvlJc w:val="left"/>
     </w:lvl>
-    <w:lvl w:ilvl="5" w:tplc="1AAE05C6">
+    <w:lvl w:ilvl="5" w:tplc="65B06DD4">
       <w:numFmt w:val="decimal"/>
       <w:lvlText w:val=""/>
       <w:lvlJc w:val="left"/>
     </w:lvl>
-    <w:lvl w:ilvl="6" w:tplc="BE381F02">
+    <w:lvl w:ilvl="6" w:tplc="D30866C0">
       <w:numFmt w:val="decimal"/>
       <w:lvlText w:val=""/>
       <w:lvlJc w:val="left"/>
     </w:lvl>
-    <w:lvl w:ilvl="7" w:tplc="ED5EC078">
+    <w:lvl w:ilvl="7" w:tplc="71204D24">
       <w:numFmt w:val="decimal"/>
       <w:lvlText w:val=""/>
       <w:lvlJc w:val="left"/>
     </w:lvl>
-    <w:lvl w:ilvl="8" w:tplc="42226B84">
+    <w:lvl w:ilvl="8" w:tplc="EC868546">
       <w:numFmt w:val="decimal"/>
       <w:lvlText w:val=""/>
       <w:lvlJc w:val="left"/>
     </w:lvl>
   </w:abstractNum>
   <w:abstractNum w:abstractNumId="1" w15:restartNumberingAfterBreak="0">
-    <w:nsid w:val="05DB63A9"/>
+    <w:nsid w:val="0DB57D4D"/>
     <w:multiLevelType w:val="hybridMultilevel"/>
-    <w:tmpl w:val="2340940E"/>
-    <w:lvl w:ilvl="0" w:tplc="7CDC98C4">
+    <w:tmpl w:val="91D40D48"/>
+    <w:lvl w:ilvl="0" w:tplc="C170900A">
       <w:start w:val="1"/>
       <w:numFmt w:val="decimal"/>
       <w:lvlText w:val="%1."/>
@@ -6781,52 +6794,138 @@
         <w:color w:val="A67C27"/>
       </w:rPr>
     </w:lvl>
-    <w:lvl w:ilvl="1" w:tplc="43BE43C0">
+    <w:lvl w:ilvl="1" w:tplc="793C721A">
       <w:numFmt w:val="decimal"/>
       <w:lvlText w:val=""/>
       <w:lvlJc w:val="left"/>
     </w:lvl>
-    <w:lvl w:ilvl="2" w:tplc="8D580A2A">
+    <w:lvl w:ilvl="2" w:tplc="E39EC778">
       <w:numFmt w:val="decimal"/>
       <w:lvlText w:val=""/>
       <w:lvlJc w:val="left"/>
     </w:lvl>
-    <w:lvl w:ilvl="3" w:tplc="27544A72">
+    <w:lvl w:ilvl="3" w:tplc="F5A8FA70">
       <w:numFmt w:val="decimal"/>
       <w:lvlText w:val=""/>
       <w:lvlJc w:val="left"/>
     </w:lvl>
-    <w:lvl w:ilvl="4" w:tplc="7F846EFC">
+    <w:lvl w:ilvl="4" w:tplc="3BE42882">
       <w:numFmt w:val="decimal"/>
       <w:lvlText w:val=""/>
       <w:lvlJc w:val="left"/>
     </w:lvl>
-    <w:lvl w:ilvl="5" w:tplc="246CA914">
+    <w:lvl w:ilvl="5" w:tplc="5BE82FBE">
       <w:numFmt w:val="decimal"/>
       <w:lvlText w:val=""/>
       <w:lvlJc w:val="left"/>
     </w:lvl>
-    <w:lvl w:ilvl="6" w:tplc="EC1A21B6">
+    <w:lvl w:ilvl="6" w:tplc="1804C470">
       <w:numFmt w:val="decimal"/>
       <w:lvlText w:val=""/>
       <w:lvlJc w:val="left"/>
     </w:lvl>
-    <w:lvl w:ilvl="7" w:tplc="C296A480">
+    <w:lvl w:ilvl="7" w:tplc="817A8E24">
       <w:numFmt w:val="decimal"/>
       <w:lvlText w:val=""/>
       <w:lvlJc w:val="left"/>
     </w:lvl>
-    <w:lvl w:ilvl="8" w:tplc="49083A8A">
+    <w:lvl w:ilvl="8" w:tplc="9A6E0A5E">
       <w:numFmt w:val="decimal"/>
       <w:lvlText w:val=""/>
       <w:lvlJc w:val="left"/>
     </w:lvl>
   </w:abstractNum>
   <w:abstractNum w:abstractNumId="2" w15:restartNumberingAfterBreak="0">
-    <w:nsid w:val="097201D7"/>
+    <w:nsid w:val="1A7C4B23"/>
     <w:multiLevelType w:val="hybridMultilevel"/>
-    <w:tmpl w:val="8A2E9A3C"/>
-    <w:lvl w:ilvl="0" w:tplc="74B6D80C">
+    <w:tmpl w:val="5F5264C6"/>
+    <w:lvl w:ilvl="0" w:tplc="8102940E">
+      <w:start w:val="1"/>
+      <w:numFmt w:val="bullet"/>
+      <w:lvlText w:val="●"/>
+      <w:lvlJc w:val="left"/>
+      <w:pPr>
+        <w:ind w:left="720" w:hanging="360"/>
+      </w:pPr>
+    </w:lvl>
+    <w:lvl w:ilvl="1" w:tplc="81565E64">
+      <w:start w:val="1"/>
+      <w:numFmt w:val="bullet"/>
+      <w:lvlText w:val="○"/>
+      <w:lvlJc w:val="left"/>
+      <w:pPr>
+        <w:ind w:left="1440" w:hanging="360"/>
+      </w:pPr>
+    </w:lvl>
+    <w:lvl w:ilvl="2" w:tplc="85A21DC2">
+      <w:start w:val="1"/>
+      <w:numFmt w:val="bullet"/>
+      <w:lvlText w:val="■"/>
+      <w:lvlJc w:val="left"/>
+      <w:pPr>
+        <w:ind w:left="2160" w:hanging="360"/>
+      </w:pPr>
+    </w:lvl>
+    <w:lvl w:ilvl="3" w:tplc="24B6C5F4">
+      <w:start w:val="1"/>
+      <w:numFmt w:val="bullet"/>
+      <w:lvlText w:val="●"/>
+      <w:lvlJc w:val="left"/>
+      <w:pPr>
+        <w:ind w:left="2880" w:hanging="360"/>
+      </w:pPr>
+    </w:lvl>
+    <w:lvl w:ilvl="4" w:tplc="DB2477C0">
+      <w:start w:val="1"/>
+      <w:numFmt w:val="bullet"/>
+      <w:lvlText w:val="○"/>
+      <w:lvlJc w:val="left"/>
+      <w:pPr>
+        <w:ind w:left="3600" w:hanging="360"/>
+      </w:pPr>
+    </w:lvl>
+    <w:lvl w:ilvl="5" w:tplc="6EAC151A">
+      <w:start w:val="1"/>
+      <w:numFmt w:val="bullet"/>
+      <w:lvlText w:val="■"/>
+      <w:lvlJc w:val="left"/>
+      <w:pPr>
+        <w:ind w:left="4320" w:hanging="360"/>
+      </w:pPr>
+    </w:lvl>
+    <w:lvl w:ilvl="6" w:tplc="EA8E065C">
+      <w:start w:val="1"/>
+      <w:numFmt w:val="bullet"/>
+      <w:lvlText w:val="●"/>
+      <w:lvlJc w:val="left"/>
+      <w:pPr>
+        <w:ind w:left="5040" w:hanging="360"/>
+      </w:pPr>
+    </w:lvl>
+    <w:lvl w:ilvl="7" w:tplc="762A90F4">
+      <w:start w:val="1"/>
+      <w:numFmt w:val="bullet"/>
+      <w:lvlText w:val="●"/>
+      <w:lvlJc w:val="left"/>
+      <w:pPr>
+        <w:ind w:left="5760" w:hanging="360"/>
+      </w:pPr>
+    </w:lvl>
+    <w:lvl w:ilvl="8" w:tplc="4BE2A0FC">
+      <w:start w:val="1"/>
+      <w:numFmt w:val="bullet"/>
+      <w:lvlText w:val="●"/>
+      <w:lvlJc w:val="left"/>
+      <w:pPr>
+        <w:ind w:left="6480" w:hanging="360"/>
+      </w:pPr>
+    </w:lvl>
+  </w:abstractNum>
+  <w:abstractNum w:abstractNumId="3" w15:restartNumberingAfterBreak="0">
+    <w:nsid w:val="1B246C13"/>
+    <w:multiLevelType w:val="hybridMultilevel"/>
+    <w:tmpl w:val="C668FC90"/>
+    <w:lvl w:ilvl="0" w:tplc="AC1E82B0">
       <w:start w:val="1"/>
       <w:numFmt w:val="decimal"/>
       <w:lvlText w:val="%1."/>
@@ -6840,52 +6939,52 @@
         <w:color w:val="A67C27"/>
       </w:rPr>
     </w:lvl>
-    <w:lvl w:ilvl="1" w:tplc="C86A0EFE">
+    <w:lvl w:ilvl="1" w:tplc="1B5854A8">
       <w:numFmt w:val="decimal"/>
       <w:lvlText w:val=""/>
       <w:lvlJc w:val="left"/>
     </w:lvl>
-    <w:lvl w:ilvl="2" w:tplc="65784260">
+    <w:lvl w:ilvl="2" w:tplc="4000A916">
       <w:numFmt w:val="decimal"/>
       <w:lvlText w:val=""/>
       <w:lvlJc w:val="left"/>
     </w:lvl>
-    <w:lvl w:ilvl="3" w:tplc="CE9260CA">
+    <w:lvl w:ilvl="3" w:tplc="3EDE3D94">
       <w:numFmt w:val="decimal"/>
       <w:lvlText w:val=""/>
       <w:lvlJc w:val="left"/>
     </w:lvl>
-    <w:lvl w:ilvl="4" w:tplc="BAEA170C">
+    <w:lvl w:ilvl="4" w:tplc="A4CE06E6">
       <w:numFmt w:val="decimal"/>
       <w:lvlText w:val=""/>
       <w:lvlJc w:val="left"/>
     </w:lvl>
-    <w:lvl w:ilvl="5" w:tplc="AEE883FC">
+    <w:lvl w:ilvl="5" w:tplc="FC366678">
       <w:numFmt w:val="decimal"/>
       <w:lvlText w:val=""/>
       <w:lvlJc w:val="left"/>
     </w:lvl>
-    <w:lvl w:ilvl="6" w:tplc="D250CAA0">
+    <w:lvl w:ilvl="6" w:tplc="A7305F82">
       <w:numFmt w:val="decimal"/>
       <w:lvlText w:val=""/>
       <w:lvlJc w:val="left"/>
     </w:lvl>
-    <w:lvl w:ilvl="7" w:tplc="F2789E6E">
+    <w:lvl w:ilvl="7" w:tplc="9D88F610">
       <w:numFmt w:val="decimal"/>
       <w:lvlText w:val=""/>
       <w:lvlJc w:val="left"/>
     </w:lvl>
-    <w:lvl w:ilvl="8" w:tplc="78C470FA">
+    <w:lvl w:ilvl="8" w:tplc="8E607D7C">
       <w:numFmt w:val="decimal"/>
       <w:lvlText w:val=""/>
       <w:lvlJc w:val="left"/>
     </w:lvl>
   </w:abstractNum>
-  <w:abstractNum w:abstractNumId="3" w15:restartNumberingAfterBreak="0">
-    <w:nsid w:val="26FD7E3A"/>
+  <w:abstractNum w:abstractNumId="4" w15:restartNumberingAfterBreak="0">
+    <w:nsid w:val="1CB33566"/>
     <w:multiLevelType w:val="hybridMultilevel"/>
-    <w:tmpl w:val="B3FC60F0"/>
-    <w:lvl w:ilvl="0" w:tplc="32762C74">
+    <w:tmpl w:val="84A2B8DC"/>
+    <w:lvl w:ilvl="0" w:tplc="49525486">
       <w:start w:val="1"/>
       <w:numFmt w:val="decimal"/>
       <w:lvlText w:val="%1."/>
@@ -6899,52 +6998,52 @@
         <w:color w:val="A67C27"/>
       </w:rPr>
     </w:lvl>
-    <w:lvl w:ilvl="1" w:tplc="D0C0063C">
+    <w:lvl w:ilvl="1" w:tplc="063C655C">
       <w:numFmt w:val="decimal"/>
       <w:lvlText w:val=""/>
       <w:lvlJc w:val="left"/>
     </w:lvl>
-    <w:lvl w:ilvl="2" w:tplc="A704E174">
+    <w:lvl w:ilvl="2" w:tplc="ED86BA0E">
       <w:numFmt w:val="decimal"/>
       <w:lvlText w:val=""/>
       <w:lvlJc w:val="left"/>
     </w:lvl>
-    <w:lvl w:ilvl="3" w:tplc="A536B71C">
+    <w:lvl w:ilvl="3" w:tplc="461ADA34">
       <w:numFmt w:val="decimal"/>
       <w:lvlText w:val=""/>
       <w:lvlJc w:val="left"/>
     </w:lvl>
-    <w:lvl w:ilvl="4" w:tplc="5F4EA1CE">
+    <w:lvl w:ilvl="4" w:tplc="88ACBBA2">
       <w:numFmt w:val="decimal"/>
       <w:lvlText w:val=""/>
       <w:lvlJc w:val="left"/>
     </w:lvl>
-    <w:lvl w:ilvl="5" w:tplc="0A3E2A52">
+    <w:lvl w:ilvl="5" w:tplc="D8722D92">
       <w:numFmt w:val="decimal"/>
       <w:lvlText w:val=""/>
       <w:lvlJc w:val="left"/>
     </w:lvl>
-    <w:lvl w:ilvl="6" w:tplc="F8929122">
+    <w:lvl w:ilvl="6" w:tplc="7FE02D6E">
       <w:numFmt w:val="decimal"/>
       <w:lvlText w:val=""/>
       <w:lvlJc w:val="left"/>
     </w:lvl>
-    <w:lvl w:ilvl="7" w:tplc="383A7F5C">
+    <w:lvl w:ilvl="7" w:tplc="2DBE627A">
       <w:numFmt w:val="decimal"/>
       <w:lvlText w:val=""/>
       <w:lvlJc w:val="left"/>
     </w:lvl>
-    <w:lvl w:ilvl="8" w:tplc="67AA7376">
+    <w:lvl w:ilvl="8" w:tplc="6FA6D404">
       <w:numFmt w:val="decimal"/>
       <w:lvlText w:val=""/>
       <w:lvlJc w:val="left"/>
     </w:lvl>
   </w:abstractNum>
-  <w:abstractNum w:abstractNumId="4" w15:restartNumberingAfterBreak="0">
-    <w:nsid w:val="283A002C"/>
+  <w:abstractNum w:abstractNumId="5" w15:restartNumberingAfterBreak="0">
+    <w:nsid w:val="6C1B26F5"/>
     <w:multiLevelType w:val="hybridMultilevel"/>
-    <w:tmpl w:val="81E6DC2C"/>
-    <w:lvl w:ilvl="0" w:tplc="0964AF0A">
+    <w:tmpl w:val="66D0C362"/>
+    <w:lvl w:ilvl="0" w:tplc="3B2EE040">
       <w:start w:val="1"/>
       <w:numFmt w:val="decimal"/>
       <w:lvlText w:val="%1."/>
@@ -6958,52 +7057,52 @@
         <w:color w:val="A67C27"/>
       </w:rPr>
     </w:lvl>
-    <w:lvl w:ilvl="1" w:tplc="84DA2BAA">
+    <w:lvl w:ilvl="1" w:tplc="B5EA551A">
       <w:numFmt w:val="decimal"/>
       <w:lvlText w:val=""/>
       <w:lvlJc w:val="left"/>
     </w:lvl>
-    <w:lvl w:ilvl="2" w:tplc="62E2D72C">
+    <w:lvl w:ilvl="2" w:tplc="219A74B8">
       <w:numFmt w:val="decimal"/>
       <w:lvlText w:val=""/>
       <w:lvlJc w:val="left"/>
     </w:lvl>
-    <w:lvl w:ilvl="3" w:tplc="76401072">
+    <w:lvl w:ilvl="3" w:tplc="51CC55DA">
       <w:numFmt w:val="decimal"/>
       <w:lvlText w:val=""/>
       <w:lvlJc w:val="left"/>
     </w:lvl>
-    <w:lvl w:ilvl="4" w:tplc="64C43C96">
+    <w:lvl w:ilvl="4" w:tplc="05CE29E4">
       <w:numFmt w:val="decimal"/>
       <w:lvlText w:val=""/>
       <w:lvlJc w:val="left"/>
     </w:lvl>
-    <w:lvl w:ilvl="5" w:tplc="C41CF406">
+    <w:lvl w:ilvl="5" w:tplc="635C42BE">
       <w:numFmt w:val="decimal"/>
       <w:lvlText w:val=""/>
       <w:lvlJc w:val="left"/>
     </w:lvl>
-    <w:lvl w:ilvl="6" w:tplc="46BC2D22">
+    <w:lvl w:ilvl="6" w:tplc="D2742ECA">
       <w:numFmt w:val="decimal"/>
       <w:lvlText w:val=""/>
       <w:lvlJc w:val="left"/>
     </w:lvl>
-    <w:lvl w:ilvl="7" w:tplc="E2BE264E">
+    <w:lvl w:ilvl="7" w:tplc="617A1046">
       <w:numFmt w:val="decimal"/>
       <w:lvlText w:val=""/>
       <w:lvlJc w:val="left"/>
     </w:lvl>
-    <w:lvl w:ilvl="8" w:tplc="0602B71E">
+    <w:lvl w:ilvl="8" w:tplc="C9B4B114">
       <w:numFmt w:val="decimal"/>
       <w:lvlText w:val=""/>
       <w:lvlJc w:val="left"/>
     </w:lvl>
   </w:abstractNum>
-  <w:abstractNum w:abstractNumId="5" w15:restartNumberingAfterBreak="0">
-    <w:nsid w:val="5D2642E7"/>
+  <w:abstractNum w:abstractNumId="6" w15:restartNumberingAfterBreak="0">
+    <w:nsid w:val="7FC507D8"/>
     <w:multiLevelType w:val="hybridMultilevel"/>
-    <w:tmpl w:val="A1F240A8"/>
-    <w:lvl w:ilvl="0" w:tplc="D01AF7D2">
+    <w:tmpl w:val="2D6AA63A"/>
+    <w:lvl w:ilvl="0" w:tplc="90D81262">
       <w:start w:val="1"/>
       <w:numFmt w:val="decimal"/>
       <w:lvlText w:val="%1."/>
@@ -7017,171 +7116,85 @@
         <w:color w:val="A67C27"/>
       </w:rPr>
     </w:lvl>
-    <w:lvl w:ilvl="1" w:tplc="F4DACECE">
+    <w:lvl w:ilvl="1" w:tplc="964EA82A">
       <w:numFmt w:val="decimal"/>
       <w:lvlText w:val=""/>
       <w:lvlJc w:val="left"/>
     </w:lvl>
-    <w:lvl w:ilvl="2" w:tplc="6EAAE026">
+    <w:lvl w:ilvl="2" w:tplc="F850C504">
       <w:numFmt w:val="decimal"/>
       <w:lvlText w:val=""/>
       <w:lvlJc w:val="left"/>
     </w:lvl>
-    <w:lvl w:ilvl="3" w:tplc="D1925016">
+    <w:lvl w:ilvl="3" w:tplc="D666AF4C">
       <w:numFmt w:val="decimal"/>
       <w:lvlText w:val=""/>
       <w:lvlJc w:val="left"/>
     </w:lvl>
-    <w:lvl w:ilvl="4" w:tplc="B01A6E4C">
+    <w:lvl w:ilvl="4" w:tplc="8388A118">
       <w:numFmt w:val="decimal"/>
       <w:lvlText w:val=""/>
       <w:lvlJc w:val="left"/>
     </w:lvl>
-    <w:lvl w:ilvl="5" w:tplc="ED2C54C0">
+    <w:lvl w:ilvl="5" w:tplc="C2AA6E38">
       <w:numFmt w:val="decimal"/>
       <w:lvlText w:val=""/>
       <w:lvlJc w:val="left"/>
     </w:lvl>
-    <w:lvl w:ilvl="6" w:tplc="DB0E2C12">
+    <w:lvl w:ilvl="6" w:tplc="B59819DA">
       <w:numFmt w:val="decimal"/>
       <w:lvlText w:val=""/>
       <w:lvlJc w:val="left"/>
     </w:lvl>
-    <w:lvl w:ilvl="7" w:tplc="FED4D6D0">
+    <w:lvl w:ilvl="7" w:tplc="1884EC48">
       <w:numFmt w:val="decimal"/>
       <w:lvlText w:val=""/>
       <w:lvlJc w:val="left"/>
     </w:lvl>
-    <w:lvl w:ilvl="8" w:tplc="7C6A6640">
+    <w:lvl w:ilvl="8" w:tplc="1EB8DFFE">
       <w:numFmt w:val="decimal"/>
       <w:lvlText w:val=""/>
       <w:lvlJc w:val="left"/>
     </w:lvl>
   </w:abstractNum>
-  <w:abstractNum w:abstractNumId="6" w15:restartNumberingAfterBreak="0">
-    <w:nsid w:val="70000E32"/>
-    <w:multiLevelType w:val="hybridMultilevel"/>
-    <w:tmpl w:val="6810B19E"/>
-    <w:lvl w:ilvl="0" w:tplc="7A580AB6">
-      <w:start w:val="1"/>
-      <w:numFmt w:val="bullet"/>
-      <w:lvlText w:val="●"/>
-      <w:lvlJc w:val="left"/>
-      <w:pPr>
-        <w:ind w:left="720" w:hanging="360"/>
-      </w:pPr>
-    </w:lvl>
-    <w:lvl w:ilvl="1" w:tplc="4FC80B86">
-      <w:start w:val="1"/>
-      <w:numFmt w:val="bullet"/>
-      <w:lvlText w:val="○"/>
-      <w:lvlJc w:val="left"/>
-      <w:pPr>
-        <w:ind w:left="1440" w:hanging="360"/>
-      </w:pPr>
-    </w:lvl>
-    <w:lvl w:ilvl="2" w:tplc="802C7B9A">
-      <w:start w:val="1"/>
-      <w:numFmt w:val="bullet"/>
-      <w:lvlText w:val="■"/>
-      <w:lvlJc w:val="left"/>
-      <w:pPr>
-        <w:ind w:left="2160" w:hanging="360"/>
-      </w:pPr>
-    </w:lvl>
-    <w:lvl w:ilvl="3" w:tplc="2F7AD3C0">
-      <w:start w:val="1"/>
-      <w:numFmt w:val="bullet"/>
-      <w:lvlText w:val="●"/>
-      <w:lvlJc w:val="left"/>
-      <w:pPr>
-        <w:ind w:left="2880" w:hanging="360"/>
-      </w:pPr>
-    </w:lvl>
-    <w:lvl w:ilvl="4" w:tplc="0B4A6D9A">
-      <w:start w:val="1"/>
-      <w:numFmt w:val="bullet"/>
-      <w:lvlText w:val="○"/>
-      <w:lvlJc w:val="left"/>
-      <w:pPr>
-        <w:ind w:left="3600" w:hanging="360"/>
-      </w:pPr>
-    </w:lvl>
-    <w:lvl w:ilvl="5" w:tplc="1CAC740C">
-      <w:start w:val="1"/>
-      <w:numFmt w:val="bullet"/>
-      <w:lvlText w:val="■"/>
-      <w:lvlJc w:val="left"/>
-      <w:pPr>
-        <w:ind w:left="4320" w:hanging="360"/>
-      </w:pPr>
-    </w:lvl>
-    <w:lvl w:ilvl="6" w:tplc="5DFC2A36">
-      <w:start w:val="1"/>
-      <w:numFmt w:val="bullet"/>
-      <w:lvlText w:val="●"/>
-      <w:lvlJc w:val="left"/>
-      <w:pPr>
-        <w:ind w:left="5040" w:hanging="360"/>
-      </w:pPr>
-    </w:lvl>
-    <w:lvl w:ilvl="7" w:tplc="E6BE88C8">
-      <w:start w:val="1"/>
-      <w:numFmt w:val="bullet"/>
-      <w:lvlText w:val="●"/>
-      <w:lvlJc w:val="left"/>
-      <w:pPr>
-        <w:ind w:left="5760" w:hanging="360"/>
-      </w:pPr>
-    </w:lvl>
-    <w:lvl w:ilvl="8" w:tplc="FA6820E0">
-      <w:start w:val="1"/>
-      <w:numFmt w:val="bullet"/>
-      <w:lvlText w:val="●"/>
-      <w:lvlJc w:val="left"/>
-      <w:pPr>
-        <w:ind w:left="6480" w:hanging="360"/>
-      </w:pPr>
-    </w:lvl>
-  </w:abstractNum>
-  <w:num w:numId="1" w16cid:durableId="137261688">
+  <w:num w:numId="1" w16cid:durableId="1688751844">
+    <w:abstractNumId w:val="2"/>
+    <w:lvlOverride w:ilvl="0">
+      <w:startOverride w:val="1"/>
+    </w:lvlOverride>
+  </w:num>
+  <w:num w:numId="2" w16cid:durableId="1239559242">
+    <w:abstractNumId w:val="0"/>
+    <w:lvlOverride w:ilvl="0">
+      <w:startOverride w:val="1"/>
+    </w:lvlOverride>
+  </w:num>
+  <w:num w:numId="3" w16cid:durableId="1786777724">
+    <w:abstractNumId w:val="5"/>
+    <w:lvlOverride w:ilvl="0">
+      <w:startOverride w:val="1"/>
+    </w:lvlOverride>
+  </w:num>
+  <w:num w:numId="4" w16cid:durableId="1146900622">
+    <w:abstractNumId w:val="3"/>
+    <w:lvlOverride w:ilvl="0">
+      <w:startOverride w:val="1"/>
+    </w:lvlOverride>
+  </w:num>
+  <w:num w:numId="5" w16cid:durableId="350379322">
+    <w:abstractNumId w:val="4"/>
+    <w:lvlOverride w:ilvl="0">
+      <w:startOverride w:val="1"/>
+    </w:lvlOverride>
+  </w:num>
+  <w:num w:numId="6" w16cid:durableId="247883159">
     <w:abstractNumId w:val="6"/>
     <w:lvlOverride w:ilvl="0">
       <w:startOverride w:val="1"/>
     </w:lvlOverride>
   </w:num>
-  <w:num w:numId="2" w16cid:durableId="463157358">
-    <w:abstractNumId w:val="0"/>
-    <w:lvlOverride w:ilvl="0">
-      <w:startOverride w:val="1"/>
-    </w:lvlOverride>
-  </w:num>
-  <w:num w:numId="3" w16cid:durableId="425538692">
+  <w:num w:numId="7" w16cid:durableId="501507619">
     <w:abstractNumId w:val="1"/>
-    <w:lvlOverride w:ilvl="0">
-      <w:startOverride w:val="1"/>
-    </w:lvlOverride>
-  </w:num>
-  <w:num w:numId="4" w16cid:durableId="788008240">
-    <w:abstractNumId w:val="5"/>
-    <w:lvlOverride w:ilvl="0">
-      <w:startOverride w:val="1"/>
-    </w:lvlOverride>
-  </w:num>
-  <w:num w:numId="5" w16cid:durableId="1498885795">
-    <w:abstractNumId w:val="3"/>
-    <w:lvlOverride w:ilvl="0">
-      <w:startOverride w:val="1"/>
-    </w:lvlOverride>
-  </w:num>
-  <w:num w:numId="6" w16cid:durableId="2098012172">
-    <w:abstractNumId w:val="4"/>
-    <w:lvlOverride w:ilvl="0">
-      <w:startOverride w:val="1"/>
-    </w:lvlOverride>
-  </w:num>
-  <w:num w:numId="7" w16cid:durableId="1455054186">
-    <w:abstractNumId w:val="2"/>
     <w:lvlOverride w:ilvl="0">
       <w:startOverride w:val="1"/>
     </w:lvlOverride>
@@ -7806,7 +7819,7 @@
     <w:autoRedefine/>
     <w:uiPriority w:val="39"/>
     <w:unhideWhenUsed/>
-    <w:rsid w:val="00F574E4"/>
+    <w:rsid w:val="00447B80"/>
     <w:pPr>
       <w:spacing w:after="100"/>
     </w:pPr>
@@ -7818,7 +7831,7 @@
     <w:autoRedefine/>
     <w:uiPriority w:val="39"/>
     <w:unhideWhenUsed/>
-    <w:rsid w:val="00F574E4"/>
+    <w:rsid w:val="00447B80"/>
     <w:pPr>
       <w:spacing w:after="100"/>
       <w:ind w:left="210"/>

--- a/docs/manuals/Role_Guide_8_Supervisor.docx
+++ b/docs/manuals/Role_Guide_8_Supervisor.docx
@@ -538,7 +538,7 @@
     <w:sdt>
       <w:sdtPr>
         <w:alias w:val="Contents"/>
-        <w:id w:val="-1347782217"/>
+        <w:id w:val="1472251906"/>
       </w:sdtPr>
       <w:sdtEndPr/>
       <w:sdtContent>
@@ -567,7 +567,7 @@
           <w:r>
             <w:fldChar w:fldCharType="separate"/>
           </w:r>
-          <w:hyperlink w:anchor="_Toc240889201" w:history="1">
+          <w:hyperlink w:anchor="_Toc240917295" w:history="1">
             <w:r>
               <w:rPr>
                 <w:rStyle w:val="Hyperlink"/>
@@ -591,7 +591,7 @@
               <w:rPr>
                 <w:noProof/>
               </w:rPr>
-              <w:instrText xml:space="preserve"> PAGEREF _Toc240889201 \h </w:instrText>
+              <w:instrText xml:space="preserve"> PAGEREF _Toc240917295 \h </w:instrText>
             </w:r>
             <w:r>
               <w:rPr>
@@ -634,7 +634,7 @@
               <w14:ligatures w14:val="standardContextual"/>
             </w:rPr>
           </w:pPr>
-          <w:hyperlink w:anchor="_Toc240889202" w:history="1">
+          <w:hyperlink w:anchor="_Toc240917296" w:history="1">
             <w:r>
               <w:rPr>
                 <w:rStyle w:val="Hyperlink"/>
@@ -658,7 +658,7 @@
               <w:rPr>
                 <w:noProof/>
               </w:rPr>
-              <w:instrText xml:space="preserve"> PAGEREF _Toc240889202 \h </w:instrText>
+              <w:instrText xml:space="preserve"> PAGEREF _Toc240917296 \h </w:instrText>
             </w:r>
             <w:r>
               <w:rPr>
@@ -701,7 +701,7 @@
               <w14:ligatures w14:val="standardContextual"/>
             </w:rPr>
           </w:pPr>
-          <w:hyperlink w:anchor="_Toc240889203" w:history="1">
+          <w:hyperlink w:anchor="_Toc240917297" w:history="1">
             <w:r>
               <w:rPr>
                 <w:rStyle w:val="Hyperlink"/>
@@ -725,7 +725,7 @@
               <w:rPr>
                 <w:noProof/>
               </w:rPr>
-              <w:instrText xml:space="preserve"> PAGEREF _Toc240889203 \h </w:instrText>
+              <w:instrText xml:space="preserve"> PAGEREF _Toc240917297 \h </w:instrText>
             </w:r>
             <w:r>
               <w:rPr>
@@ -768,7 +768,7 @@
               <w14:ligatures w14:val="standardContextual"/>
             </w:rPr>
           </w:pPr>
-          <w:hyperlink w:anchor="_Toc240889204" w:history="1">
+          <w:hyperlink w:anchor="_Toc240917298" w:history="1">
             <w:r>
               <w:rPr>
                 <w:rStyle w:val="Hyperlink"/>
@@ -792,7 +792,7 @@
               <w:rPr>
                 <w:noProof/>
               </w:rPr>
-              <w:instrText xml:space="preserve"> PAGEREF _Toc240889204 \h </w:instrText>
+              <w:instrText xml:space="preserve"> PAGEREF _Toc240917298 \h </w:instrText>
             </w:r>
             <w:r>
               <w:rPr>
@@ -835,7 +835,7 @@
               <w14:ligatures w14:val="standardContextual"/>
             </w:rPr>
           </w:pPr>
-          <w:hyperlink w:anchor="_Toc240889205" w:history="1">
+          <w:hyperlink w:anchor="_Toc240917299" w:history="1">
             <w:r>
               <w:rPr>
                 <w:rStyle w:val="Hyperlink"/>
@@ -859,7 +859,7 @@
               <w:rPr>
                 <w:noProof/>
               </w:rPr>
-              <w:instrText xml:space="preserve"> PAGEREF _Toc240889205 \h </w:instrText>
+              <w:instrText xml:space="preserve"> PAGEREF _Toc240917299 \h </w:instrText>
             </w:r>
             <w:r>
               <w:rPr>
@@ -902,7 +902,7 @@
               <w14:ligatures w14:val="standardContextual"/>
             </w:rPr>
           </w:pPr>
-          <w:hyperlink w:anchor="_Toc240889206" w:history="1">
+          <w:hyperlink w:anchor="_Toc240917300" w:history="1">
             <w:r>
               <w:rPr>
                 <w:rStyle w:val="Hyperlink"/>
@@ -926,7 +926,7 @@
               <w:rPr>
                 <w:noProof/>
               </w:rPr>
-              <w:instrText xml:space="preserve"> PAGEREF _Toc240889206 \h </w:instrText>
+              <w:instrText xml:space="preserve"> PAGEREF _Toc240917300 \h </w:instrText>
             </w:r>
             <w:r>
               <w:rPr>
@@ -969,7 +969,7 @@
               <w14:ligatures w14:val="standardContextual"/>
             </w:rPr>
           </w:pPr>
-          <w:hyperlink w:anchor="_Toc240889207" w:history="1">
+          <w:hyperlink w:anchor="_Toc240917301" w:history="1">
             <w:r>
               <w:rPr>
                 <w:rStyle w:val="Hyperlink"/>
@@ -993,7 +993,7 @@
               <w:rPr>
                 <w:noProof/>
               </w:rPr>
-              <w:instrText xml:space="preserve"> PAGEREF _Toc240889207 \h </w:instrText>
+              <w:instrText xml:space="preserve"> PAGEREF _Toc240917301 \h </w:instrText>
             </w:r>
             <w:r>
               <w:rPr>
@@ -1036,7 +1036,7 @@
               <w14:ligatures w14:val="standardContextual"/>
             </w:rPr>
           </w:pPr>
-          <w:hyperlink w:anchor="_Toc240889208" w:history="1">
+          <w:hyperlink w:anchor="_Toc240917302" w:history="1">
             <w:r>
               <w:rPr>
                 <w:rStyle w:val="Hyperlink"/>
@@ -1060,7 +1060,7 @@
               <w:rPr>
                 <w:noProof/>
               </w:rPr>
-              <w:instrText xml:space="preserve"> PAGEREF _Toc240889208 \h </w:instrText>
+              <w:instrText xml:space="preserve"> PAGEREF _Toc240917302 \h </w:instrText>
             </w:r>
             <w:r>
               <w:rPr>
@@ -1103,7 +1103,7 @@
               <w14:ligatures w14:val="standardContextual"/>
             </w:rPr>
           </w:pPr>
-          <w:hyperlink w:anchor="_Toc240889209" w:history="1">
+          <w:hyperlink w:anchor="_Toc240917303" w:history="1">
             <w:r>
               <w:rPr>
                 <w:rStyle w:val="Hyperlink"/>
@@ -1127,7 +1127,7 @@
               <w:rPr>
                 <w:noProof/>
               </w:rPr>
-              <w:instrText xml:space="preserve"> PAGEREF _Toc240889209 \h </w:instrText>
+              <w:instrText xml:space="preserve"> PAGEREF _Toc240917303 \h </w:instrText>
             </w:r>
             <w:r>
               <w:rPr>
@@ -1170,7 +1170,7 @@
               <w14:ligatures w14:val="standardContextual"/>
             </w:rPr>
           </w:pPr>
-          <w:hyperlink w:anchor="_Toc240889210" w:history="1">
+          <w:hyperlink w:anchor="_Toc240917304" w:history="1">
             <w:r>
               <w:rPr>
                 <w:rStyle w:val="Hyperlink"/>
@@ -1194,7 +1194,7 @@
               <w:rPr>
                 <w:noProof/>
               </w:rPr>
-              <w:instrText xml:space="preserve"> PAGEREF _Toc240889210 \h </w:instrText>
+              <w:instrText xml:space="preserve"> PAGEREF _Toc240917304 \h </w:instrText>
             </w:r>
             <w:r>
               <w:rPr>
@@ -1237,7 +1237,7 @@
               <w14:ligatures w14:val="standardContextual"/>
             </w:rPr>
           </w:pPr>
-          <w:hyperlink w:anchor="_Toc240889211" w:history="1">
+          <w:hyperlink w:anchor="_Toc240917305" w:history="1">
             <w:r>
               <w:rPr>
                 <w:rStyle w:val="Hyperlink"/>
@@ -1261,7 +1261,7 @@
               <w:rPr>
                 <w:noProof/>
               </w:rPr>
-              <w:instrText xml:space="preserve"> PAGEREF _Toc240889211 \h </w:instrText>
+              <w:instrText xml:space="preserve"> PAGEREF _Toc240917305 \h </w:instrText>
             </w:r>
             <w:r>
               <w:rPr>
@@ -1304,7 +1304,7 @@
               <w14:ligatures w14:val="standardContextual"/>
             </w:rPr>
           </w:pPr>
-          <w:hyperlink w:anchor="_Toc240889212" w:history="1">
+          <w:hyperlink w:anchor="_Toc240917306" w:history="1">
             <w:r>
               <w:rPr>
                 <w:rStyle w:val="Hyperlink"/>
@@ -1328,7 +1328,7 @@
               <w:rPr>
                 <w:noProof/>
               </w:rPr>
-              <w:instrText xml:space="preserve"> PAGEREF _Toc240889212 \h </w:instrText>
+              <w:instrText xml:space="preserve"> PAGEREF _Toc240917306 \h </w:instrText>
             </w:r>
             <w:r>
               <w:rPr>
@@ -1371,7 +1371,7 @@
               <w14:ligatures w14:val="standardContextual"/>
             </w:rPr>
           </w:pPr>
-          <w:hyperlink w:anchor="_Toc240889213" w:history="1">
+          <w:hyperlink w:anchor="_Toc240917307" w:history="1">
             <w:r>
               <w:rPr>
                 <w:rStyle w:val="Hyperlink"/>
@@ -1395,7 +1395,7 @@
               <w:rPr>
                 <w:noProof/>
               </w:rPr>
-              <w:instrText xml:space="preserve"> PAGEREF _Toc240889213 \h </w:instrText>
+              <w:instrText xml:space="preserve"> PAGEREF _Toc240917307 \h </w:instrText>
             </w:r>
             <w:r>
               <w:rPr>
@@ -1438,7 +1438,7 @@
               <w14:ligatures w14:val="standardContextual"/>
             </w:rPr>
           </w:pPr>
-          <w:hyperlink w:anchor="_Toc240889214" w:history="1">
+          <w:hyperlink w:anchor="_Toc240917308" w:history="1">
             <w:r>
               <w:rPr>
                 <w:rStyle w:val="Hyperlink"/>
@@ -1462,7 +1462,7 @@
               <w:rPr>
                 <w:noProof/>
               </w:rPr>
-              <w:instrText xml:space="preserve"> PAGEREF _Toc240889214 \h </w:instrText>
+              <w:instrText xml:space="preserve"> PAGEREF _Toc240917308 \h </w:instrText>
             </w:r>
             <w:r>
               <w:rPr>
@@ -1505,7 +1505,7 @@
               <w14:ligatures w14:val="standardContextual"/>
             </w:rPr>
           </w:pPr>
-          <w:hyperlink w:anchor="_Toc240889215" w:history="1">
+          <w:hyperlink w:anchor="_Toc240917309" w:history="1">
             <w:r>
               <w:rPr>
                 <w:rStyle w:val="Hyperlink"/>
@@ -1529,7 +1529,7 @@
               <w:rPr>
                 <w:noProof/>
               </w:rPr>
-              <w:instrText xml:space="preserve"> PAGEREF _Toc240889215 \h </w:instrText>
+              <w:instrText xml:space="preserve"> PAGEREF _Toc240917309 \h </w:instrText>
             </w:r>
             <w:r>
               <w:rPr>
@@ -1572,7 +1572,7 @@
               <w14:ligatures w14:val="standardContextual"/>
             </w:rPr>
           </w:pPr>
-          <w:hyperlink w:anchor="_Toc240889216" w:history="1">
+          <w:hyperlink w:anchor="_Toc240917310" w:history="1">
             <w:r>
               <w:rPr>
                 <w:rStyle w:val="Hyperlink"/>
@@ -1596,7 +1596,7 @@
               <w:rPr>
                 <w:noProof/>
               </w:rPr>
-              <w:instrText xml:space="preserve"> PAGEREF _Toc240889216 \h </w:instrText>
+              <w:instrText xml:space="preserve"> PAGEREF _Toc240917310 \h </w:instrText>
             </w:r>
             <w:r>
               <w:rPr>
@@ -1639,7 +1639,7 @@
               <w14:ligatures w14:val="standardContextual"/>
             </w:rPr>
           </w:pPr>
-          <w:hyperlink w:anchor="_Toc240889217" w:history="1">
+          <w:hyperlink w:anchor="_Toc240917311" w:history="1">
             <w:r>
               <w:rPr>
                 <w:rStyle w:val="Hyperlink"/>
@@ -1663,7 +1663,7 @@
               <w:rPr>
                 <w:noProof/>
               </w:rPr>
-              <w:instrText xml:space="preserve"> PAGEREF _Toc240889217 \h </w:instrText>
+              <w:instrText xml:space="preserve"> PAGEREF _Toc240917311 \h </w:instrText>
             </w:r>
             <w:r>
               <w:rPr>
@@ -1706,7 +1706,7 @@
               <w14:ligatures w14:val="standardContextual"/>
             </w:rPr>
           </w:pPr>
-          <w:hyperlink w:anchor="_Toc240889218" w:history="1">
+          <w:hyperlink w:anchor="_Toc240917312" w:history="1">
             <w:r>
               <w:rPr>
                 <w:rStyle w:val="Hyperlink"/>
@@ -1730,7 +1730,7 @@
               <w:rPr>
                 <w:noProof/>
               </w:rPr>
-              <w:instrText xml:space="preserve"> PAGEREF _Toc240889218 \h </w:instrText>
+              <w:instrText xml:space="preserve"> PAGEREF _Toc240917312 \h </w:instrText>
             </w:r>
             <w:r>
               <w:rPr>
@@ -1773,7 +1773,7 @@
               <w14:ligatures w14:val="standardContextual"/>
             </w:rPr>
           </w:pPr>
-          <w:hyperlink w:anchor="_Toc240889219" w:history="1">
+          <w:hyperlink w:anchor="_Toc240917313" w:history="1">
             <w:r>
               <w:rPr>
                 <w:rStyle w:val="Hyperlink"/>
@@ -1797,7 +1797,7 @@
               <w:rPr>
                 <w:noProof/>
               </w:rPr>
-              <w:instrText xml:space="preserve"> PAGEREF _Toc240889219 \h </w:instrText>
+              <w:instrText xml:space="preserve"> PAGEREF _Toc240917313 \h </w:instrText>
             </w:r>
             <w:r>
               <w:rPr>
@@ -1840,7 +1840,7 @@
               <w14:ligatures w14:val="standardContextual"/>
             </w:rPr>
           </w:pPr>
-          <w:hyperlink w:anchor="_Toc240889220" w:history="1">
+          <w:hyperlink w:anchor="_Toc240917314" w:history="1">
             <w:r>
               <w:rPr>
                 <w:rStyle w:val="Hyperlink"/>
@@ -1864,7 +1864,7 @@
               <w:rPr>
                 <w:noProof/>
               </w:rPr>
-              <w:instrText xml:space="preserve"> PAGEREF _Toc240889220 \h </w:instrText>
+              <w:instrText xml:space="preserve"> PAGEREF _Toc240917314 \h </w:instrText>
             </w:r>
             <w:r>
               <w:rPr>
@@ -1907,7 +1907,7 @@
               <w14:ligatures w14:val="standardContextual"/>
             </w:rPr>
           </w:pPr>
-          <w:hyperlink w:anchor="_Toc240889221" w:history="1">
+          <w:hyperlink w:anchor="_Toc240917315" w:history="1">
             <w:r>
               <w:rPr>
                 <w:rStyle w:val="Hyperlink"/>
@@ -1931,7 +1931,7 @@
               <w:rPr>
                 <w:noProof/>
               </w:rPr>
-              <w:instrText xml:space="preserve"> PAGEREF _Toc240889221 \h </w:instrText>
+              <w:instrText xml:space="preserve"> PAGEREF _Toc240917315 \h </w:instrText>
             </w:r>
             <w:r>
               <w:rPr>
@@ -1974,7 +1974,7 @@
               <w14:ligatures w14:val="standardContextual"/>
             </w:rPr>
           </w:pPr>
-          <w:hyperlink w:anchor="_Toc240889222" w:history="1">
+          <w:hyperlink w:anchor="_Toc240917316" w:history="1">
             <w:r>
               <w:rPr>
                 <w:rStyle w:val="Hyperlink"/>
@@ -1998,7 +1998,7 @@
               <w:rPr>
                 <w:noProof/>
               </w:rPr>
-              <w:instrText xml:space="preserve"> PAGEREF _Toc240889222 \h </w:instrText>
+              <w:instrText xml:space="preserve"> PAGEREF _Toc240917316 \h </w:instrText>
             </w:r>
             <w:r>
               <w:rPr>
@@ -2041,7 +2041,7 @@
               <w14:ligatures w14:val="standardContextual"/>
             </w:rPr>
           </w:pPr>
-          <w:hyperlink w:anchor="_Toc240889223" w:history="1">
+          <w:hyperlink w:anchor="_Toc240917317" w:history="1">
             <w:r>
               <w:rPr>
                 <w:rStyle w:val="Hyperlink"/>
@@ -2065,7 +2065,7 @@
               <w:rPr>
                 <w:noProof/>
               </w:rPr>
-              <w:instrText xml:space="preserve"> PAGEREF _Toc240889223 \h </w:instrText>
+              <w:instrText xml:space="preserve"> PAGEREF _Toc240917317 \h </w:instrText>
             </w:r>
             <w:r>
               <w:rPr>
@@ -2108,7 +2108,7 @@
               <w14:ligatures w14:val="standardContextual"/>
             </w:rPr>
           </w:pPr>
-          <w:hyperlink w:anchor="_Toc240889224" w:history="1">
+          <w:hyperlink w:anchor="_Toc240917318" w:history="1">
             <w:r>
               <w:rPr>
                 <w:rStyle w:val="Hyperlink"/>
@@ -2132,7 +2132,7 @@
               <w:rPr>
                 <w:noProof/>
               </w:rPr>
-              <w:instrText xml:space="preserve"> PAGEREF _Toc240889224 \h </w:instrText>
+              <w:instrText xml:space="preserve"> PAGEREF _Toc240917318 \h </w:instrText>
             </w:r>
             <w:r>
               <w:rPr>
@@ -2175,7 +2175,7 @@
               <w14:ligatures w14:val="standardContextual"/>
             </w:rPr>
           </w:pPr>
-          <w:hyperlink w:anchor="_Toc240889225" w:history="1">
+          <w:hyperlink w:anchor="_Toc240917319" w:history="1">
             <w:r>
               <w:rPr>
                 <w:rStyle w:val="Hyperlink"/>
@@ -2199,7 +2199,7 @@
               <w:rPr>
                 <w:noProof/>
               </w:rPr>
-              <w:instrText xml:space="preserve"> PAGEREF _Toc240889225 \h </w:instrText>
+              <w:instrText xml:space="preserve"> PAGEREF _Toc240917319 \h </w:instrText>
             </w:r>
             <w:r>
               <w:rPr>
@@ -2242,7 +2242,7 @@
               <w14:ligatures w14:val="standardContextual"/>
             </w:rPr>
           </w:pPr>
-          <w:hyperlink w:anchor="_Toc240889226" w:history="1">
+          <w:hyperlink w:anchor="_Toc240917320" w:history="1">
             <w:r>
               <w:rPr>
                 <w:rStyle w:val="Hyperlink"/>
@@ -2266,7 +2266,7 @@
               <w:rPr>
                 <w:noProof/>
               </w:rPr>
-              <w:instrText xml:space="preserve"> PAGEREF _Toc240889226 \h </w:instrText>
+              <w:instrText xml:space="preserve"> PAGEREF _Toc240917320 \h </w:instrText>
             </w:r>
             <w:r>
               <w:rPr>
@@ -2309,7 +2309,7 @@
               <w14:ligatures w14:val="standardContextual"/>
             </w:rPr>
           </w:pPr>
-          <w:hyperlink w:anchor="_Toc240889227" w:history="1">
+          <w:hyperlink w:anchor="_Toc240917321" w:history="1">
             <w:r>
               <w:rPr>
                 <w:rStyle w:val="Hyperlink"/>
@@ -2333,7 +2333,7 @@
               <w:rPr>
                 <w:noProof/>
               </w:rPr>
-              <w:instrText xml:space="preserve"> PAGEREF _Toc240889227 \h </w:instrText>
+              <w:instrText xml:space="preserve"> PAGEREF _Toc240917321 \h </w:instrText>
             </w:r>
             <w:r>
               <w:rPr>
@@ -2376,7 +2376,7 @@
               <w14:ligatures w14:val="standardContextual"/>
             </w:rPr>
           </w:pPr>
-          <w:hyperlink w:anchor="_Toc240889228" w:history="1">
+          <w:hyperlink w:anchor="_Toc240917322" w:history="1">
             <w:r>
               <w:rPr>
                 <w:rStyle w:val="Hyperlink"/>
@@ -2400,7 +2400,7 @@
               <w:rPr>
                 <w:noProof/>
               </w:rPr>
-              <w:instrText xml:space="preserve"> PAGEREF _Toc240889228 \h </w:instrText>
+              <w:instrText xml:space="preserve"> PAGEREF _Toc240917322 \h </w:instrText>
             </w:r>
             <w:r>
               <w:rPr>
@@ -2443,7 +2443,7 @@
               <w14:ligatures w14:val="standardContextual"/>
             </w:rPr>
           </w:pPr>
-          <w:hyperlink w:anchor="_Toc240889229" w:history="1">
+          <w:hyperlink w:anchor="_Toc240917323" w:history="1">
             <w:r>
               <w:rPr>
                 <w:rStyle w:val="Hyperlink"/>
@@ -2467,7 +2467,7 @@
               <w:rPr>
                 <w:noProof/>
               </w:rPr>
-              <w:instrText xml:space="preserve"> PAGEREF _Toc240889229 \h </w:instrText>
+              <w:instrText xml:space="preserve"> PAGEREF _Toc240917323 \h </w:instrText>
             </w:r>
             <w:r>
               <w:rPr>
@@ -2510,7 +2510,7 @@
               <w14:ligatures w14:val="standardContextual"/>
             </w:rPr>
           </w:pPr>
-          <w:hyperlink w:anchor="_Toc240889230" w:history="1">
+          <w:hyperlink w:anchor="_Toc240917324" w:history="1">
             <w:r>
               <w:rPr>
                 <w:rStyle w:val="Hyperlink"/>
@@ -2534,7 +2534,7 @@
               <w:rPr>
                 <w:noProof/>
               </w:rPr>
-              <w:instrText xml:space="preserve"> PAGEREF _Toc240889230 \h </w:instrText>
+              <w:instrText xml:space="preserve"> PAGEREF _Toc240917324 \h </w:instrText>
             </w:r>
             <w:r>
               <w:rPr>
@@ -2577,7 +2577,7 @@
               <w14:ligatures w14:val="standardContextual"/>
             </w:rPr>
           </w:pPr>
-          <w:hyperlink w:anchor="_Toc240889231" w:history="1">
+          <w:hyperlink w:anchor="_Toc240917325" w:history="1">
             <w:r>
               <w:rPr>
                 <w:rStyle w:val="Hyperlink"/>
@@ -2601,7 +2601,7 @@
               <w:rPr>
                 <w:noProof/>
               </w:rPr>
-              <w:instrText xml:space="preserve"> PAGEREF _Toc240889231 \h </w:instrText>
+              <w:instrText xml:space="preserve"> PAGEREF _Toc240917325 \h </w:instrText>
             </w:r>
             <w:r>
               <w:rPr>
@@ -2644,7 +2644,7 @@
               <w14:ligatures w14:val="standardContextual"/>
             </w:rPr>
           </w:pPr>
-          <w:hyperlink w:anchor="_Toc240889232" w:history="1">
+          <w:hyperlink w:anchor="_Toc240917326" w:history="1">
             <w:r>
               <w:rPr>
                 <w:rStyle w:val="Hyperlink"/>
@@ -2668,7 +2668,7 @@
               <w:rPr>
                 <w:noProof/>
               </w:rPr>
-              <w:instrText xml:space="preserve"> PAGEREF _Toc240889232 \h </w:instrText>
+              <w:instrText xml:space="preserve"> PAGEREF _Toc240917326 \h </w:instrText>
             </w:r>
             <w:r>
               <w:rPr>
@@ -2711,7 +2711,7 @@
               <w14:ligatures w14:val="standardContextual"/>
             </w:rPr>
           </w:pPr>
-          <w:hyperlink w:anchor="_Toc240889233" w:history="1">
+          <w:hyperlink w:anchor="_Toc240917327" w:history="1">
             <w:r>
               <w:rPr>
                 <w:rStyle w:val="Hyperlink"/>
@@ -2735,7 +2735,7 @@
               <w:rPr>
                 <w:noProof/>
               </w:rPr>
-              <w:instrText xml:space="preserve"> PAGEREF _Toc240889233 \h </w:instrText>
+              <w:instrText xml:space="preserve"> PAGEREF _Toc240917327 \h </w:instrText>
             </w:r>
             <w:r>
               <w:rPr>
@@ -2778,7 +2778,7 @@
               <w14:ligatures w14:val="standardContextual"/>
             </w:rPr>
           </w:pPr>
-          <w:hyperlink w:anchor="_Toc240889234" w:history="1">
+          <w:hyperlink w:anchor="_Toc240917328" w:history="1">
             <w:r>
               <w:rPr>
                 <w:rStyle w:val="Hyperlink"/>
@@ -2802,7 +2802,7 @@
               <w:rPr>
                 <w:noProof/>
               </w:rPr>
-              <w:instrText xml:space="preserve"> PAGEREF _Toc240889234 \h </w:instrText>
+              <w:instrText xml:space="preserve"> PAGEREF _Toc240917328 \h </w:instrText>
             </w:r>
             <w:r>
               <w:rPr>
@@ -2845,7 +2845,7 @@
               <w14:ligatures w14:val="standardContextual"/>
             </w:rPr>
           </w:pPr>
-          <w:hyperlink w:anchor="_Toc240889235" w:history="1">
+          <w:hyperlink w:anchor="_Toc240917329" w:history="1">
             <w:r>
               <w:rPr>
                 <w:rStyle w:val="Hyperlink"/>
@@ -2869,7 +2869,7 @@
               <w:rPr>
                 <w:noProof/>
               </w:rPr>
-              <w:instrText xml:space="preserve"> PAGEREF _Toc240889235 \h </w:instrText>
+              <w:instrText xml:space="preserve"> PAGEREF _Toc240917329 \h </w:instrText>
             </w:r>
             <w:r>
               <w:rPr>
@@ -2912,7 +2912,7 @@
               <w14:ligatures w14:val="standardContextual"/>
             </w:rPr>
           </w:pPr>
-          <w:hyperlink w:anchor="_Toc240889236" w:history="1">
+          <w:hyperlink w:anchor="_Toc240917330" w:history="1">
             <w:r>
               <w:rPr>
                 <w:rStyle w:val="Hyperlink"/>
@@ -2936,7 +2936,7 @@
               <w:rPr>
                 <w:noProof/>
               </w:rPr>
-              <w:instrText xml:space="preserve"> PAGEREF _Toc240889236 \h </w:instrText>
+              <w:instrText xml:space="preserve"> PAGEREF _Toc240917330 \h </w:instrText>
             </w:r>
             <w:r>
               <w:rPr>
@@ -2979,7 +2979,7 @@
               <w14:ligatures w14:val="standardContextual"/>
             </w:rPr>
           </w:pPr>
-          <w:hyperlink w:anchor="_Toc240889237" w:history="1">
+          <w:hyperlink w:anchor="_Toc240917331" w:history="1">
             <w:r>
               <w:rPr>
                 <w:rStyle w:val="Hyperlink"/>
@@ -3003,7 +3003,7 @@
               <w:rPr>
                 <w:noProof/>
               </w:rPr>
-              <w:instrText xml:space="preserve"> PAGEREF _Toc240889237 \h </w:instrText>
+              <w:instrText xml:space="preserve"> PAGEREF _Toc240917331 \h </w:instrText>
             </w:r>
             <w:r>
               <w:rPr>
@@ -3046,7 +3046,7 @@
               <w14:ligatures w14:val="standardContextual"/>
             </w:rPr>
           </w:pPr>
-          <w:hyperlink w:anchor="_Toc240889238" w:history="1">
+          <w:hyperlink w:anchor="_Toc240917332" w:history="1">
             <w:r>
               <w:rPr>
                 <w:rStyle w:val="Hyperlink"/>
@@ -3070,7 +3070,7 @@
               <w:rPr>
                 <w:noProof/>
               </w:rPr>
-              <w:instrText xml:space="preserve"> PAGEREF _Toc240889238 \h </w:instrText>
+              <w:instrText xml:space="preserve"> PAGEREF _Toc240917332 \h </w:instrText>
             </w:r>
             <w:r>
               <w:rPr>
@@ -3113,7 +3113,7 @@
               <w14:ligatures w14:val="standardContextual"/>
             </w:rPr>
           </w:pPr>
-          <w:hyperlink w:anchor="_Toc240889239" w:history="1">
+          <w:hyperlink w:anchor="_Toc240917333" w:history="1">
             <w:r>
               <w:rPr>
                 <w:rStyle w:val="Hyperlink"/>
@@ -3137,7 +3137,7 @@
               <w:rPr>
                 <w:noProof/>
               </w:rPr>
-              <w:instrText xml:space="preserve"> PAGEREF _Toc240889239 \h </w:instrText>
+              <w:instrText xml:space="preserve"> PAGEREF _Toc240917333 \h </w:instrText>
             </w:r>
             <w:r>
               <w:rPr>
@@ -3180,7 +3180,7 @@
               <w14:ligatures w14:val="standardContextual"/>
             </w:rPr>
           </w:pPr>
-          <w:hyperlink w:anchor="_Toc240889240" w:history="1">
+          <w:hyperlink w:anchor="_Toc240917334" w:history="1">
             <w:r>
               <w:rPr>
                 <w:rStyle w:val="Hyperlink"/>
@@ -3204,7 +3204,7 @@
               <w:rPr>
                 <w:noProof/>
               </w:rPr>
-              <w:instrText xml:space="preserve"> PAGEREF _Toc240889240 \h </w:instrText>
+              <w:instrText xml:space="preserve"> PAGEREF _Toc240917334 \h </w:instrText>
             </w:r>
             <w:r>
               <w:rPr>
@@ -3247,7 +3247,7 @@
               <w14:ligatures w14:val="standardContextual"/>
             </w:rPr>
           </w:pPr>
-          <w:hyperlink w:anchor="_Toc240889241" w:history="1">
+          <w:hyperlink w:anchor="_Toc240917335" w:history="1">
             <w:r>
               <w:rPr>
                 <w:rStyle w:val="Hyperlink"/>
@@ -3271,7 +3271,7 @@
               <w:rPr>
                 <w:noProof/>
               </w:rPr>
-              <w:instrText xml:space="preserve"> PAGEREF _Toc240889241 \h </w:instrText>
+              <w:instrText xml:space="preserve"> PAGEREF _Toc240917335 \h </w:instrText>
             </w:r>
             <w:r>
               <w:rPr>
@@ -3314,7 +3314,7 @@
               <w14:ligatures w14:val="standardContextual"/>
             </w:rPr>
           </w:pPr>
-          <w:hyperlink w:anchor="_Toc240889242" w:history="1">
+          <w:hyperlink w:anchor="_Toc240917336" w:history="1">
             <w:r>
               <w:rPr>
                 <w:rStyle w:val="Hyperlink"/>
@@ -3338,7 +3338,7 @@
               <w:rPr>
                 <w:noProof/>
               </w:rPr>
-              <w:instrText xml:space="preserve"> PAGEREF _Toc240889242 \h </w:instrText>
+              <w:instrText xml:space="preserve"> PAGEREF _Toc240917336 \h </w:instrText>
             </w:r>
             <w:r>
               <w:rPr>
@@ -3377,7 +3377,7 @@
         <w:pStyle w:val="Heading1"/>
         <w:pageBreakBefore/>
       </w:pPr>
-      <w:bookmarkStart w:id="0" w:name="_Toc240889201"/>
+      <w:bookmarkStart w:id="0" w:name="_Toc240917295"/>
       <w:r>
         <w:lastRenderedPageBreak/>
         <w:t>1. Your role at a glance</w:t>
@@ -3545,7 +3545,7 @@
         <w:pStyle w:val="Heading1"/>
         <w:pageBreakBefore/>
       </w:pPr>
-      <w:bookmarkStart w:id="1" w:name="_Toc240889202"/>
+      <w:bookmarkStart w:id="1" w:name="_Toc240917296"/>
       <w:r>
         <w:lastRenderedPageBreak/>
         <w:t>2. Signing in and your screens</w:t>
@@ -3556,7 +3556,7 @@
       <w:pPr>
         <w:pStyle w:val="Heading2"/>
       </w:pPr>
-      <w:bookmarkStart w:id="2" w:name="_Toc240889203"/>
+      <w:bookmarkStart w:id="2" w:name="_Toc240917297"/>
       <w:r>
         <w:t>Signing in</w:t>
       </w:r>
@@ -3639,7 +3639,7 @@
           <w:noProof/>
         </w:rPr>
         <w:drawing>
-          <wp:inline distT="0" distB="0" distL="0" distR="0">
+          <wp:inline distT="0" distB="0" distL="0" distR="0" wp14:anchorId="062EC54E" wp14:editId="4B540632">
             <wp:extent cx="5334000" cy="2333625"/>
             <wp:effectExtent l="0" t="0" r="0" b="0"/>
             <wp:docPr id="1" name="adm_login.jpg" descr="The sign-in screen for all internal staff." title="The sign-in screen for all internal staff."/>
@@ -3806,7 +3806,7 @@
       <w:pPr>
         <w:pStyle w:val="Heading2"/>
       </w:pPr>
-      <w:bookmarkStart w:id="3" w:name="_Toc240889204"/>
+      <w:bookmarkStart w:id="3" w:name="_Toc240917298"/>
       <w:r>
         <w:t>Finding your way around</w:t>
       </w:r>
@@ -3991,7 +3991,7 @@
         </w:rPr>
         <w:lastRenderedPageBreak/>
         <w:drawing>
-          <wp:inline distT="0" distB="0" distL="0" distR="0">
+          <wp:inline distT="0" distB="0" distL="0" distR="0" wp14:anchorId="717E833A" wp14:editId="1D7D4AD3">
             <wp:extent cx="5715000" cy="1876425"/>
             <wp:effectExtent l="0" t="0" r="0" b="0"/>
             <wp:docPr id="2" name="adm_not_your_role.jpg" descr="Opening a screen outside your role (for example from an old bookmark) shows this card instead of the screen." title="Opening a screen outside your role (for example from an old bookmark) shows this card instead of the screen."/>
@@ -4060,7 +4060,7 @@
       <w:pPr>
         <w:pStyle w:val="Heading2"/>
       </w:pPr>
-      <w:bookmarkStart w:id="4" w:name="_Toc240889205"/>
+      <w:bookmarkStart w:id="4" w:name="_Toc240917299"/>
       <w:r>
         <w:t>Your screens</w:t>
       </w:r>
@@ -4567,7 +4567,7 @@
       <w:pPr>
         <w:pStyle w:val="Heading2"/>
       </w:pPr>
-      <w:bookmarkStart w:id="5" w:name="_Toc240889206"/>
+      <w:bookmarkStart w:id="5" w:name="_Toc240917300"/>
       <w:r>
         <w:t>Changing your password</w:t>
       </w:r>
@@ -4650,7 +4650,7 @@
           <w:noProof/>
         </w:rPr>
         <w:drawing>
-          <wp:inline distT="0" distB="0" distL="0" distR="0">
+          <wp:inline distT="0" distB="0" distL="0" distR="0" wp14:anchorId="6AAC32C7" wp14:editId="6B24E9FC">
             <wp:extent cx="5334000" cy="2171700"/>
             <wp:effectExtent l="0" t="0" r="0" b="0"/>
             <wp:docPr id="3" name="adm_account.jpg" descr="Change Password screen." title="Change Password screen."/>
@@ -4738,7 +4738,7 @@
         <w:pStyle w:val="Heading1"/>
         <w:pageBreakBefore/>
       </w:pPr>
-      <w:bookmarkStart w:id="6" w:name="_Toc240889207"/>
+      <w:bookmarkStart w:id="6" w:name="_Toc240917301"/>
       <w:r>
         <w:lastRenderedPageBreak/>
         <w:t>3. Your routine</w:t>
@@ -5023,7 +5023,7 @@
         <w:pStyle w:val="Heading1"/>
         <w:pageBreakBefore/>
       </w:pPr>
-      <w:bookmarkStart w:id="7" w:name="_Toc240889208"/>
+      <w:bookmarkStart w:id="7" w:name="_Toc240917302"/>
       <w:r>
         <w:lastRenderedPageBreak/>
         <w:t>4. Step-by-step tasks</w:t>
@@ -5034,7 +5034,7 @@
       <w:pPr>
         <w:pStyle w:val="Heading2"/>
       </w:pPr>
-      <w:bookmarkStart w:id="8" w:name="_Toc240889209"/>
+      <w:bookmarkStart w:id="8" w:name="_Toc240917303"/>
       <w:r>
         <w:t>4.1 Reading the dashboards</w:t>
       </w:r>
@@ -5059,7 +5059,7 @@
           <w:noProof/>
         </w:rPr>
         <w:drawing>
-          <wp:inline distT="0" distB="0" distL="0" distR="0">
+          <wp:inline distT="0" distB="0" distL="0" distR="0" wp14:anchorId="023165C2" wp14:editId="3C1964AC">
             <wp:extent cx="5715000" cy="3571875"/>
             <wp:effectExtent l="0" t="0" r="0" b="0"/>
             <wp:docPr id="4" name="adm_exec_dashboard.jpg" descr="Executive Dashboard: completions against the 400 / 60 / 50–75 targets, days to data lock, spend, and the lowest-filled strata." title="Executive Dashboard: completions against the 400 / 60 / 50–75 targets, days to data lock, spend, and the lowest-filled strata."/>
@@ -5724,7 +5724,7 @@
       <w:pPr>
         <w:pStyle w:val="Heading2"/>
       </w:pPr>
-      <w:bookmarkStart w:id="9" w:name="_Toc240889210"/>
+      <w:bookmarkStart w:id="9" w:name="_Toc240917304"/>
       <w:r>
         <w:lastRenderedPageBreak/>
         <w:t>4.2 Using Reports (analytics and charts)</w:t>
@@ -5765,7 +5765,7 @@
           <w:noProof/>
         </w:rPr>
         <w:drawing>
-          <wp:inline distT="0" distB="0" distL="0" distR="0">
+          <wp:inline distT="0" distB="0" distL="0" distR="0" wp14:anchorId="3537DFDF" wp14:editId="3B944022">
             <wp:extent cx="5334000" cy="3333750"/>
             <wp:effectExtent l="0" t="0" r="0" b="0"/>
             <wp:docPr id="5" name="adm_reports_top.jpg" descr="Reports: headline figures for the chosen period." title="Reports: headline figures for the chosen period."/>
@@ -5907,7 +5907,7 @@
           <w:noProof/>
         </w:rPr>
         <w:drawing>
-          <wp:inline distT="0" distB="0" distL="0" distR="0">
+          <wp:inline distT="0" distB="0" distL="0" distR="0" wp14:anchorId="416D3530" wp14:editId="159E4E4D">
             <wp:extent cx="5334000" cy="3409950"/>
             <wp:effectExtent l="0" t="0" r="0" b="0"/>
             <wp:docPr id="6" name="adm_reports_funnel.jpg" descr="Case funnel: each case counted once at every stage it has reached." title="Case funnel: each case counted once at every stage it has reached."/>
@@ -6007,7 +6007,7 @@
           <w:noProof/>
         </w:rPr>
         <w:drawing>
-          <wp:inline distT="0" distB="0" distL="0" distR="0">
+          <wp:inline distT="0" distB="0" distL="0" distR="0" wp14:anchorId="752EADF8" wp14:editId="1AD506AC">
             <wp:extent cx="5334000" cy="3248025"/>
             <wp:effectExtent l="0" t="0" r="0" b="0"/>
             <wp:docPr id="7" name="adm_reports_funnel_table.jpg" descr="The same chart as a table." title="The same chart as a table."/>
@@ -6106,7 +6106,7 @@
           <w:noProof/>
         </w:rPr>
         <w:drawing>
-          <wp:inline distT="0" distB="0" distL="0" distR="0">
+          <wp:inline distT="0" distB="0" distL="0" distR="0" wp14:anchorId="796DA675" wp14:editId="7E97DC9F">
             <wp:extent cx="5334000" cy="2628900"/>
             <wp:effectExtent l="0" t="0" r="0" b="0"/>
             <wp:docPr id="8" name="adm_reports_coverage.jpg" descr="Coverage by group." title="Coverage by group."/>
@@ -6206,7 +6206,7 @@
         </w:rPr>
         <w:lastRenderedPageBreak/>
         <w:drawing>
-          <wp:inline distT="0" distB="0" distL="0" distR="0">
+          <wp:inline distT="0" distB="0" distL="0" distR="0" wp14:anchorId="22F7C55C" wp14:editId="165B2F2B">
             <wp:extent cx="5334000" cy="2600325"/>
             <wp:effectExtent l="0" t="0" r="0" b="0"/>
             <wp:docPr id="9" name="adm_reports_modes.jpg" descr="Administration modes." title="Administration modes."/>
@@ -6315,7 +6315,7 @@
           <w:noProof/>
         </w:rPr>
         <w:drawing>
-          <wp:inline distT="0" distB="0" distL="0" distR="0">
+          <wp:inline distT="0" distB="0" distL="0" distR="0" wp14:anchorId="432D48CE" wp14:editId="3B4EEBEA">
             <wp:extent cx="5334000" cy="2905125"/>
             <wp:effectExtent l="0" t="0" r="0" b="0"/>
             <wp:docPr id="10" name="adm_reports_duration.jpg" descr="Completion-time distribution." title="Completion-time distribution."/>
@@ -6397,7 +6397,7 @@
       <w:pPr>
         <w:pStyle w:val="Heading2"/>
       </w:pPr>
-      <w:bookmarkStart w:id="10" w:name="_Toc240889211"/>
+      <w:bookmarkStart w:id="10" w:name="_Toc240917305"/>
       <w:r>
         <w:t>4.3 Reviewing a case read-only</w:t>
       </w:r>
@@ -6461,7 +6461,7 @@
         </w:rPr>
         <w:lastRenderedPageBreak/>
         <w:drawing>
-          <wp:inline distT="0" distB="0" distL="0" distR="0">
+          <wp:inline distT="0" distB="0" distL="0" distR="0" wp14:anchorId="5DBD4B1E" wp14:editId="41F7B94E">
             <wp:extent cx="5334000" cy="3333750"/>
             <wp:effectExtent l="0" t="0" r="0" b="0"/>
             <wp:docPr id="11" name="sup_case.jpg" descr="A case page in read-only view." title="A case page in read-only view."/>
@@ -6535,7 +6535,7 @@
       <w:pPr>
         <w:pStyle w:val="Heading2"/>
       </w:pPr>
-      <w:bookmarkStart w:id="11" w:name="_Toc240889212"/>
+      <w:bookmarkStart w:id="11" w:name="_Toc240917306"/>
       <w:r>
         <w:t>4.4 Reviewing QA</w:t>
       </w:r>
@@ -6552,7 +6552,7 @@
           <w:noProof/>
         </w:rPr>
         <w:drawing>
-          <wp:inline distT="0" distB="0" distL="0" distR="0">
+          <wp:inline distT="0" distB="0" distL="0" distR="0" wp14:anchorId="578CC565" wp14:editId="4E7D8849">
             <wp:extent cx="5715000" cy="2505075"/>
             <wp:effectExtent l="0" t="0" r="0" b="0"/>
             <wp:docPr id="12" name="sup_qa_queue.jpg" descr="QA Queue in read-only view." title="QA Queue in read-only view."/>
@@ -6629,7 +6629,7 @@
       <w:pPr>
         <w:pStyle w:val="Heading2"/>
       </w:pPr>
-      <w:bookmarkStart w:id="12" w:name="_Toc240889213"/>
+      <w:bookmarkStart w:id="12" w:name="_Toc240917307"/>
       <w:r>
         <w:t>4.5 Downloading or emailing completed forms (Form PDFs)</w:t>
       </w:r>
@@ -6680,7 +6680,7 @@
         </w:rPr>
         <w:lastRenderedPageBreak/>
         <w:drawing>
-          <wp:inline distT="0" distB="0" distL="0" distR="0">
+          <wp:inline distT="0" distB="0" distL="0" distR="0" wp14:anchorId="40E23522" wp14:editId="411D204F">
             <wp:extent cx="5334000" cy="3333750"/>
             <wp:effectExtent l="0" t="0" r="0" b="0"/>
             <wp:docPr id="13" name="adm_form_pdfs.jpg" descr="Completed form PDFs." title="Completed form PDFs."/>
@@ -6874,7 +6874,7 @@
         <w:pStyle w:val="Heading1"/>
         <w:pageBreakBefore/>
       </w:pPr>
-      <w:bookmarkStart w:id="13" w:name="_Toc240889214"/>
+      <w:bookmarkStart w:id="13" w:name="_Toc240917308"/>
       <w:r>
         <w:lastRenderedPageBreak/>
         <w:t>5. Rules you must follow</w:t>
@@ -7012,7 +7012,7 @@
         <w:pStyle w:val="Heading1"/>
         <w:pageBreakBefore/>
       </w:pPr>
-      <w:bookmarkStart w:id="14" w:name="_Toc240889215"/>
+      <w:bookmarkStart w:id="14" w:name="_Toc240917309"/>
       <w:r>
         <w:lastRenderedPageBreak/>
         <w:t>6. Troubleshooting</w:t>
@@ -7966,7 +7966,7 @@
         <w:pStyle w:val="Heading1"/>
         <w:pageBreakBefore/>
       </w:pPr>
-      <w:bookmarkStart w:id="15" w:name="_Toc240889216"/>
+      <w:bookmarkStart w:id="15" w:name="_Toc240917310"/>
       <w:r>
         <w:lastRenderedPageBreak/>
         <w:t>7. Quick reference</w:t>
@@ -8245,7 +8245,7 @@
         <w:pStyle w:val="Heading1"/>
         <w:pageBreakBefore/>
       </w:pPr>
-      <w:bookmarkStart w:id="16" w:name="_Toc240889217"/>
+      <w:bookmarkStart w:id="16" w:name="_Toc240917311"/>
       <w:r>
         <w:lastRenderedPageBreak/>
         <w:t>8. Every screen and button for your role</w:t>
@@ -8408,7 +8408,7 @@
       <w:pPr>
         <w:pStyle w:val="Heading2"/>
       </w:pPr>
-      <w:bookmarkStart w:id="17" w:name="_Toc240889218"/>
+      <w:bookmarkStart w:id="17" w:name="_Toc240917312"/>
       <w:r>
         <w:t>8.1 Sign in</w:t>
       </w:r>
@@ -8921,7 +8921,7 @@
       <w:pPr>
         <w:pStyle w:val="Heading2"/>
       </w:pPr>
-      <w:bookmarkStart w:id="18" w:name="_Toc240889219"/>
+      <w:bookmarkStart w:id="18" w:name="_Toc240917313"/>
       <w:r>
         <w:t>8.2 The header and menu bar (every screen)</w:t>
       </w:r>
@@ -9645,7 +9645,7 @@
       <w:pPr>
         <w:pStyle w:val="Heading2"/>
       </w:pPr>
-      <w:bookmarkStart w:id="19" w:name="_Toc240889220"/>
+      <w:bookmarkStart w:id="19" w:name="_Toc240917314"/>
       <w:r>
         <w:t>8.3 Change Password</w:t>
       </w:r>
@@ -10265,7 +10265,7 @@
       <w:pPr>
         <w:pStyle w:val="Heading2"/>
       </w:pPr>
-      <w:bookmarkStart w:id="20" w:name="_Toc240889221"/>
+      <w:bookmarkStart w:id="20" w:name="_Toc240917315"/>
       <w:r>
         <w:t>8.4 Executive Dashboard</w:t>
       </w:r>
@@ -10779,7 +10779,7 @@
       <w:pPr>
         <w:pStyle w:val="Heading2"/>
       </w:pPr>
-      <w:bookmarkStart w:id="21" w:name="_Toc240889222"/>
+      <w:bookmarkStart w:id="21" w:name="_Toc240917316"/>
       <w:r>
         <w:t>8.5 Sampling Dashboard</w:t>
       </w:r>
@@ -11292,7 +11292,7 @@
       <w:pPr>
         <w:pStyle w:val="Heading2"/>
       </w:pPr>
-      <w:bookmarkStart w:id="22" w:name="_Toc240889223"/>
+      <w:bookmarkStart w:id="22" w:name="_Toc240917317"/>
       <w:r>
         <w:t>8.6 Contact Dashboard</w:t>
       </w:r>
@@ -11595,7 +11595,7 @@
       <w:pPr>
         <w:pStyle w:val="Heading2"/>
       </w:pPr>
-      <w:bookmarkStart w:id="23" w:name="_Toc240889224"/>
+      <w:bookmarkStart w:id="23" w:name="_Toc240917318"/>
       <w:r>
         <w:lastRenderedPageBreak/>
         <w:t>8.7 QA Dashboard</w:t>
@@ -12216,7 +12216,7 @@
       <w:pPr>
         <w:pStyle w:val="Heading2"/>
       </w:pPr>
-      <w:bookmarkStart w:id="24" w:name="_Toc240889225"/>
+      <w:bookmarkStart w:id="24" w:name="_Toc240917319"/>
       <w:r>
         <w:t>8.8 KII / Document Dashboard</w:t>
       </w:r>
@@ -12626,7 +12626,7 @@
       <w:pPr>
         <w:pStyle w:val="Heading2"/>
       </w:pPr>
-      <w:bookmarkStart w:id="25" w:name="_Toc240889226"/>
+      <w:bookmarkStart w:id="25" w:name="_Toc240917320"/>
       <w:r>
         <w:t>8.9 Reports</w:t>
       </w:r>
@@ -13140,7 +13140,7 @@
       <w:pPr>
         <w:pStyle w:val="Heading2"/>
       </w:pPr>
-      <w:bookmarkStart w:id="26" w:name="_Toc240889227"/>
+      <w:bookmarkStart w:id="26" w:name="_Toc240917321"/>
       <w:r>
         <w:t>8.10 Main-400 Register (and Reserve)</w:t>
       </w:r>
@@ -13760,7 +13760,7 @@
       <w:pPr>
         <w:pStyle w:val="Heading2"/>
       </w:pPr>
-      <w:bookmarkStart w:id="27" w:name="_Toc240889228"/>
+      <w:bookmarkStart w:id="27" w:name="_Toc240917322"/>
       <w:r>
         <w:t>8.11 Case page</w:t>
       </w:r>
@@ -14274,7 +14274,7 @@
       <w:pPr>
         <w:pStyle w:val="Heading2"/>
       </w:pPr>
-      <w:bookmarkStart w:id="28" w:name="_Toc240889229"/>
+      <w:bookmarkStart w:id="28" w:name="_Toc240917323"/>
       <w:r>
         <w:t>8.12 Pre-Interview Profile (PROIT) and its review screen</w:t>
       </w:r>
@@ -14577,7 +14577,7 @@
       <w:pPr>
         <w:pStyle w:val="Heading2"/>
       </w:pPr>
-      <w:bookmarkStart w:id="29" w:name="_Toc240889230"/>
+      <w:bookmarkStart w:id="29" w:name="_Toc240917324"/>
       <w:r>
         <w:t>8.13 Register Organisation</w:t>
       </w:r>
@@ -14880,7 +14880,7 @@
       <w:pPr>
         <w:pStyle w:val="Heading2"/>
       </w:pPr>
-      <w:bookmarkStart w:id="30" w:name="_Toc240889231"/>
+      <w:bookmarkStart w:id="30" w:name="_Toc240917325"/>
       <w:r>
         <w:t>8.14 Appointment Queue</w:t>
       </w:r>
@@ -15290,7 +15290,7 @@
       <w:pPr>
         <w:pStyle w:val="Heading2"/>
       </w:pPr>
-      <w:bookmarkStart w:id="31" w:name="_Toc240889232"/>
+      <w:bookmarkStart w:id="31" w:name="_Toc240917326"/>
       <w:r>
         <w:lastRenderedPageBreak/>
         <w:t>8.15 Follow-ups due</w:t>
@@ -15701,7 +15701,7 @@
       <w:pPr>
         <w:pStyle w:val="Heading2"/>
       </w:pPr>
-      <w:bookmarkStart w:id="32" w:name="_Toc240889233"/>
+      <w:bookmarkStart w:id="32" w:name="_Toc240917327"/>
       <w:r>
         <w:t>8.16 Reserve Activation</w:t>
       </w:r>
@@ -16004,7 +16004,7 @@
       <w:pPr>
         <w:pStyle w:val="Heading2"/>
       </w:pPr>
-      <w:bookmarkStart w:id="33" w:name="_Toc240889234"/>
+      <w:bookmarkStart w:id="33" w:name="_Toc240917328"/>
       <w:r>
         <w:t>8.17 QA Queue (with the KoboToolbox sync panel)</w:t>
       </w:r>
@@ -16307,7 +16307,7 @@
       <w:pPr>
         <w:pStyle w:val="Heading2"/>
       </w:pPr>
-      <w:bookmarkStart w:id="34" w:name="_Toc240889235"/>
+      <w:bookmarkStart w:id="34" w:name="_Toc240917329"/>
       <w:r>
         <w:t>8.18 QA Exceptions</w:t>
       </w:r>
@@ -16718,7 +16718,7 @@
       <w:pPr>
         <w:pStyle w:val="Heading2"/>
       </w:pPr>
-      <w:bookmarkStart w:id="35" w:name="_Toc240889236"/>
+      <w:bookmarkStart w:id="35" w:name="_Toc240917330"/>
       <w:r>
         <w:t>8.19 KII Register</w:t>
       </w:r>
@@ -17231,7 +17231,7 @@
       <w:pPr>
         <w:pStyle w:val="Heading2"/>
       </w:pPr>
-      <w:bookmarkStart w:id="36" w:name="_Toc240889237"/>
+      <w:bookmarkStart w:id="36" w:name="_Toc240917331"/>
       <w:r>
         <w:t>8.20 KII record</w:t>
       </w:r>
@@ -17534,7 +17534,7 @@
       <w:pPr>
         <w:pStyle w:val="Heading2"/>
       </w:pPr>
-      <w:bookmarkStart w:id="37" w:name="_Toc240889238"/>
+      <w:bookmarkStart w:id="37" w:name="_Toc240917332"/>
       <w:r>
         <w:t>8.21 Documents (the corpus)</w:t>
       </w:r>
@@ -18047,7 +18047,7 @@
       <w:pPr>
         <w:pStyle w:val="Heading2"/>
       </w:pPr>
-      <w:bookmarkStart w:id="38" w:name="_Toc240889239"/>
+      <w:bookmarkStart w:id="38" w:name="_Toc240917333"/>
       <w:r>
         <w:lastRenderedPageBreak/>
         <w:t>8.22 Document record</w:t>
@@ -18351,7 +18351,7 @@
       <w:pPr>
         <w:pStyle w:val="Heading2"/>
       </w:pPr>
-      <w:bookmarkStart w:id="39" w:name="_Toc240889240"/>
+      <w:bookmarkStart w:id="39" w:name="_Toc240917334"/>
       <w:r>
         <w:t>8.23 Auto-fill review screen</w:t>
       </w:r>
@@ -18654,7 +18654,7 @@
       <w:pPr>
         <w:pStyle w:val="Heading2"/>
       </w:pPr>
-      <w:bookmarkStart w:id="40" w:name="_Toc240889241"/>
+      <w:bookmarkStart w:id="40" w:name="_Toc240917335"/>
       <w:r>
         <w:t>8.24 Completed forms (Form PDFs)</w:t>
       </w:r>
@@ -19385,7 +19385,7 @@
       <w:pPr>
         <w:pStyle w:val="Heading2"/>
       </w:pPr>
-      <w:bookmarkStart w:id="41" w:name="_Toc240889242"/>
+      <w:bookmarkStart w:id="41" w:name="_Toc240917336"/>
       <w:r>
         <w:t>8.25 Cost Dashboard</w:t>
       </w:r>
@@ -19905,68 +19905,155 @@
 <file path=word/numbering.xml><?xml version="1.0" encoding="utf-8"?>
 <w:numbering xmlns:wpc="http://schemas.microsoft.com/office/word/2010/wordprocessingCanvas" xmlns:cx="http://schemas.microsoft.com/office/drawing/2014/chartex" xmlns:cx1="http://schemas.microsoft.com/office/drawing/2015/9/8/chartex" xmlns:cx2="http://schemas.microsoft.com/office/drawing/2015/10/21/chartex" xmlns:cx3="http://schemas.microsoft.com/office/drawing/2016/5/9/chartex" xmlns:cx4="http://schemas.microsoft.com/office/drawing/2016/5/10/chartex" xmlns:cx5="http://schemas.microsoft.com/office/drawing/2016/5/11/chartex" xmlns:cx6="http://schemas.microsoft.com/office/drawing/2016/5/12/chartex" xmlns:cx7="http://schemas.microsoft.com/office/drawing/2016/5/13/chartex" xmlns:cx8="http://schemas.microsoft.com/office/drawing/2016/5/14/chartex" xmlns:mc="http://schemas.openxmlformats.org/markup-compatibility/2006" xmlns:aink="http://schemas.microsoft.com/office/drawing/2016/ink" xmlns:am3d="http://schemas.microsoft.com/office/drawing/2017/model3d" xmlns:o="urn:schemas-microsoft-com:office:office" xmlns:oel="http://schemas.microsoft.com/office/2019/extlst" xmlns:r="http://schemas.openxmlformats.org/officeDocument/2006/relationships" xmlns:m="http://schemas.openxmlformats.org/officeDocument/2006/math" xmlns:v="urn:schemas-microsoft-com:vml" xmlns:wp14="http://schemas.microsoft.com/office/word/2010/wordprocessingDrawing" xmlns:wp="http://schemas.openxmlformats.org/drawingml/2006/wordprocessingDrawing" xmlns:w10="urn:schemas-microsoft-com:office:word" xmlns:w="http://schemas.openxmlformats.org/wordprocessingml/2006/main" xmlns:w14="http://schemas.microsoft.com/office/word/2010/wordml" xmlns:w15="http://schemas.microsoft.com/office/word/2012/wordml" xmlns:w16cex="http://schemas.microsoft.com/office/word/2018/wordml/cex" xmlns:w16cid="http://schemas.microsoft.com/office/word/2016/wordml/cid" xmlns:w16="http://schemas.microsoft.com/office/word/2018/wordml" xmlns:w16sdtdh="http://schemas.microsoft.com/office/word/2020/wordml/sdtdatahash" xmlns:w16se="http://schemas.microsoft.com/office/word/2015/wordml/symex" xmlns:wpg="http://schemas.microsoft.com/office/word/2010/wordprocessingGroup" xmlns:wpi="http://schemas.microsoft.com/office/word/2010/wordprocessingInk" xmlns:wne="http://schemas.microsoft.com/office/word/2006/wordml" xmlns:wps="http://schemas.microsoft.com/office/word/2010/wordprocessingShape" mc:Ignorable="w14 w15 w16se w16cid w16 w16cex w16sdtdh wp14">
   <w:abstractNum w:abstractNumId="0" w15:restartNumberingAfterBreak="0">
-    <w:nsid w:val="05111C28"/>
+    <w:nsid w:val="069D6FDA"/>
     <w:multiLevelType w:val="hybridMultilevel"/>
-    <w:tmpl w:val="A608F4A4"/>
-    <w:lvl w:ilvl="0" w:tplc="EC84374A">
+    <w:tmpl w:val="AF7E0B4E"/>
+    <w:lvl w:ilvl="0" w:tplc="03A091E8">
       <w:start w:val="1"/>
-      <w:numFmt w:val="bullet"/>
-      <w:lvlText w:val="•"/>
+      <w:numFmt w:val="decimal"/>
+      <w:lvlText w:val="%1."/>
       <w:lvlJc w:val="left"/>
       <w:pPr>
-        <w:ind w:left="460" w:hanging="280"/>
-      </w:pPr>
+        <w:ind w:left="460" w:hanging="360"/>
+      </w:pPr>
+      <w:rPr>
+        <w:b/>
+        <w:bCs/>
+        <w:color w:val="A67C27"/>
+      </w:rPr>
     </w:lvl>
-    <w:lvl w:ilvl="1" w:tplc="9F2E2670">
-      <w:start w:val="1"/>
-      <w:numFmt w:val="bullet"/>
-      <w:lvlText w:val="–"/>
-      <w:lvlJc w:val="left"/>
-      <w:pPr>
-        <w:ind w:left="900" w:hanging="280"/>
-      </w:pPr>
-    </w:lvl>
-    <w:lvl w:ilvl="2" w:tplc="FE4A1AE8">
+    <w:lvl w:ilvl="1" w:tplc="0C08DCBE">
       <w:numFmt w:val="decimal"/>
       <w:lvlText w:val=""/>
       <w:lvlJc w:val="left"/>
     </w:lvl>
-    <w:lvl w:ilvl="3" w:tplc="B156B870">
+    <w:lvl w:ilvl="2" w:tplc="11BCB570">
       <w:numFmt w:val="decimal"/>
       <w:lvlText w:val=""/>
       <w:lvlJc w:val="left"/>
     </w:lvl>
-    <w:lvl w:ilvl="4" w:tplc="2D9631FC">
+    <w:lvl w:ilvl="3" w:tplc="0866A8FE">
       <w:numFmt w:val="decimal"/>
       <w:lvlText w:val=""/>
       <w:lvlJc w:val="left"/>
     </w:lvl>
-    <w:lvl w:ilvl="5" w:tplc="F83823BE">
+    <w:lvl w:ilvl="4" w:tplc="A33E16D8">
       <w:numFmt w:val="decimal"/>
       <w:lvlText w:val=""/>
       <w:lvlJc w:val="left"/>
     </w:lvl>
-    <w:lvl w:ilvl="6" w:tplc="BC56D1E2">
+    <w:lvl w:ilvl="5" w:tplc="9AE84BD8">
       <w:numFmt w:val="decimal"/>
       <w:lvlText w:val=""/>
       <w:lvlJc w:val="left"/>
     </w:lvl>
-    <w:lvl w:ilvl="7" w:tplc="8C46D13A">
+    <w:lvl w:ilvl="6" w:tplc="0988FFF4">
       <w:numFmt w:val="decimal"/>
       <w:lvlText w:val=""/>
       <w:lvlJc w:val="left"/>
     </w:lvl>
-    <w:lvl w:ilvl="8" w:tplc="42D2D6BA">
+    <w:lvl w:ilvl="7" w:tplc="0278F252">
+      <w:numFmt w:val="decimal"/>
+      <w:lvlText w:val=""/>
+      <w:lvlJc w:val="left"/>
+    </w:lvl>
+    <w:lvl w:ilvl="8" w:tplc="D1F070D6">
       <w:numFmt w:val="decimal"/>
       <w:lvlText w:val=""/>
       <w:lvlJc w:val="left"/>
     </w:lvl>
   </w:abstractNum>
   <w:abstractNum w:abstractNumId="1" w15:restartNumberingAfterBreak="0">
-    <w:nsid w:val="11800612"/>
+    <w:nsid w:val="195F13CD"/>
     <w:multiLevelType w:val="hybridMultilevel"/>
-    <w:tmpl w:val="30127B70"/>
-    <w:lvl w:ilvl="0" w:tplc="0E3C5258">
+    <w:tmpl w:val="96248BE6"/>
+    <w:lvl w:ilvl="0" w:tplc="59FEEE0C">
+      <w:start w:val="1"/>
+      <w:numFmt w:val="bullet"/>
+      <w:lvlText w:val="●"/>
+      <w:lvlJc w:val="left"/>
+      <w:pPr>
+        <w:ind w:left="720" w:hanging="360"/>
+      </w:pPr>
+    </w:lvl>
+    <w:lvl w:ilvl="1" w:tplc="E5F217C2">
+      <w:start w:val="1"/>
+      <w:numFmt w:val="bullet"/>
+      <w:lvlText w:val="○"/>
+      <w:lvlJc w:val="left"/>
+      <w:pPr>
+        <w:ind w:left="1440" w:hanging="360"/>
+      </w:pPr>
+    </w:lvl>
+    <w:lvl w:ilvl="2" w:tplc="C594526A">
+      <w:start w:val="1"/>
+      <w:numFmt w:val="bullet"/>
+      <w:lvlText w:val="■"/>
+      <w:lvlJc w:val="left"/>
+      <w:pPr>
+        <w:ind w:left="2160" w:hanging="360"/>
+      </w:pPr>
+    </w:lvl>
+    <w:lvl w:ilvl="3" w:tplc="2D8CAF1A">
+      <w:start w:val="1"/>
+      <w:numFmt w:val="bullet"/>
+      <w:lvlText w:val="●"/>
+      <w:lvlJc w:val="left"/>
+      <w:pPr>
+        <w:ind w:left="2880" w:hanging="360"/>
+      </w:pPr>
+    </w:lvl>
+    <w:lvl w:ilvl="4" w:tplc="EA66E1CA">
+      <w:start w:val="1"/>
+      <w:numFmt w:val="bullet"/>
+      <w:lvlText w:val="○"/>
+      <w:lvlJc w:val="left"/>
+      <w:pPr>
+        <w:ind w:left="3600" w:hanging="360"/>
+      </w:pPr>
+    </w:lvl>
+    <w:lvl w:ilvl="5" w:tplc="8C04FA0C">
+      <w:start w:val="1"/>
+      <w:numFmt w:val="bullet"/>
+      <w:lvlText w:val="■"/>
+      <w:lvlJc w:val="left"/>
+      <w:pPr>
+        <w:ind w:left="4320" w:hanging="360"/>
+      </w:pPr>
+    </w:lvl>
+    <w:lvl w:ilvl="6" w:tplc="47F4B37A">
+      <w:start w:val="1"/>
+      <w:numFmt w:val="bullet"/>
+      <w:lvlText w:val="●"/>
+      <w:lvlJc w:val="left"/>
+      <w:pPr>
+        <w:ind w:left="5040" w:hanging="360"/>
+      </w:pPr>
+    </w:lvl>
+    <w:lvl w:ilvl="7" w:tplc="FF74897A">
+      <w:start w:val="1"/>
+      <w:numFmt w:val="bullet"/>
+      <w:lvlText w:val="●"/>
+      <w:lvlJc w:val="left"/>
+      <w:pPr>
+        <w:ind w:left="5760" w:hanging="360"/>
+      </w:pPr>
+    </w:lvl>
+    <w:lvl w:ilvl="8" w:tplc="B134898E">
+      <w:start w:val="1"/>
+      <w:numFmt w:val="bullet"/>
+      <w:lvlText w:val="●"/>
+      <w:lvlJc w:val="left"/>
+      <w:pPr>
+        <w:ind w:left="6480" w:hanging="360"/>
+      </w:pPr>
+    </w:lvl>
+  </w:abstractNum>
+  <w:abstractNum w:abstractNumId="2" w15:restartNumberingAfterBreak="0">
+    <w:nsid w:val="4D6030C3"/>
+    <w:multiLevelType w:val="hybridMultilevel"/>
+    <w:tmpl w:val="D9A069BA"/>
+    <w:lvl w:ilvl="0" w:tplc="66CAC636">
       <w:start w:val="1"/>
       <w:numFmt w:val="decimal"/>
       <w:lvlText w:val="%1."/>
@@ -19980,52 +20067,110 @@
         <w:color w:val="A67C27"/>
       </w:rPr>
     </w:lvl>
-    <w:lvl w:ilvl="1" w:tplc="7402094C">
+    <w:lvl w:ilvl="1" w:tplc="8C5C15FE">
       <w:numFmt w:val="decimal"/>
       <w:lvlText w:val=""/>
       <w:lvlJc w:val="left"/>
     </w:lvl>
-    <w:lvl w:ilvl="2" w:tplc="1996F31C">
+    <w:lvl w:ilvl="2" w:tplc="269468E0">
       <w:numFmt w:val="decimal"/>
       <w:lvlText w:val=""/>
       <w:lvlJc w:val="left"/>
     </w:lvl>
-    <w:lvl w:ilvl="3" w:tplc="3E36E6CA">
+    <w:lvl w:ilvl="3" w:tplc="E1CE50BA">
       <w:numFmt w:val="decimal"/>
       <w:lvlText w:val=""/>
       <w:lvlJc w:val="left"/>
     </w:lvl>
-    <w:lvl w:ilvl="4" w:tplc="7C7C19FC">
+    <w:lvl w:ilvl="4" w:tplc="703C3AC8">
       <w:numFmt w:val="decimal"/>
       <w:lvlText w:val=""/>
       <w:lvlJc w:val="left"/>
     </w:lvl>
-    <w:lvl w:ilvl="5" w:tplc="61CA2040">
+    <w:lvl w:ilvl="5" w:tplc="54A22710">
       <w:numFmt w:val="decimal"/>
       <w:lvlText w:val=""/>
       <w:lvlJc w:val="left"/>
     </w:lvl>
-    <w:lvl w:ilvl="6" w:tplc="8914260A">
+    <w:lvl w:ilvl="6" w:tplc="19448D74">
       <w:numFmt w:val="decimal"/>
       <w:lvlText w:val=""/>
       <w:lvlJc w:val="left"/>
     </w:lvl>
-    <w:lvl w:ilvl="7" w:tplc="CC7433D4">
+    <w:lvl w:ilvl="7" w:tplc="4440B178">
       <w:numFmt w:val="decimal"/>
       <w:lvlText w:val=""/>
       <w:lvlJc w:val="left"/>
     </w:lvl>
-    <w:lvl w:ilvl="8" w:tplc="BFBC4B6E">
+    <w:lvl w:ilvl="8" w:tplc="C3FE6BEA">
       <w:numFmt w:val="decimal"/>
       <w:lvlText w:val=""/>
       <w:lvlJc w:val="left"/>
     </w:lvl>
   </w:abstractNum>
-  <w:abstractNum w:abstractNumId="2" w15:restartNumberingAfterBreak="0">
-    <w:nsid w:val="192A03A6"/>
+  <w:abstractNum w:abstractNumId="3" w15:restartNumberingAfterBreak="0">
+    <w:nsid w:val="58004E65"/>
     <w:multiLevelType w:val="hybridMultilevel"/>
-    <w:tmpl w:val="5E7C2F88"/>
-    <w:lvl w:ilvl="0" w:tplc="D876E3B6">
+    <w:tmpl w:val="699296B0"/>
+    <w:lvl w:ilvl="0" w:tplc="57AA9244">
+      <w:start w:val="1"/>
+      <w:numFmt w:val="bullet"/>
+      <w:lvlText w:val="•"/>
+      <w:lvlJc w:val="left"/>
+      <w:pPr>
+        <w:ind w:left="460" w:hanging="280"/>
+      </w:pPr>
+    </w:lvl>
+    <w:lvl w:ilvl="1" w:tplc="C0AAC3CA">
+      <w:start w:val="1"/>
+      <w:numFmt w:val="bullet"/>
+      <w:lvlText w:val="–"/>
+      <w:lvlJc w:val="left"/>
+      <w:pPr>
+        <w:ind w:left="900" w:hanging="280"/>
+      </w:pPr>
+    </w:lvl>
+    <w:lvl w:ilvl="2" w:tplc="CD468186">
+      <w:numFmt w:val="decimal"/>
+      <w:lvlText w:val=""/>
+      <w:lvlJc w:val="left"/>
+    </w:lvl>
+    <w:lvl w:ilvl="3" w:tplc="73260A26">
+      <w:numFmt w:val="decimal"/>
+      <w:lvlText w:val=""/>
+      <w:lvlJc w:val="left"/>
+    </w:lvl>
+    <w:lvl w:ilvl="4" w:tplc="A752852A">
+      <w:numFmt w:val="decimal"/>
+      <w:lvlText w:val=""/>
+      <w:lvlJc w:val="left"/>
+    </w:lvl>
+    <w:lvl w:ilvl="5" w:tplc="42566730">
+      <w:numFmt w:val="decimal"/>
+      <w:lvlText w:val=""/>
+      <w:lvlJc w:val="left"/>
+    </w:lvl>
+    <w:lvl w:ilvl="6" w:tplc="2200E212">
+      <w:numFmt w:val="decimal"/>
+      <w:lvlText w:val=""/>
+      <w:lvlJc w:val="left"/>
+    </w:lvl>
+    <w:lvl w:ilvl="7" w:tplc="6F9C54B0">
+      <w:numFmt w:val="decimal"/>
+      <w:lvlText w:val=""/>
+      <w:lvlJc w:val="left"/>
+    </w:lvl>
+    <w:lvl w:ilvl="8" w:tplc="42588360">
+      <w:numFmt w:val="decimal"/>
+      <w:lvlText w:val=""/>
+      <w:lvlJc w:val="left"/>
+    </w:lvl>
+  </w:abstractNum>
+  <w:abstractNum w:abstractNumId="4" w15:restartNumberingAfterBreak="0">
+    <w:nsid w:val="5E367608"/>
+    <w:multiLevelType w:val="hybridMultilevel"/>
+    <w:tmpl w:val="DBE6C992"/>
+    <w:lvl w:ilvl="0" w:tplc="97286196">
       <w:start w:val="1"/>
       <w:numFmt w:val="decimal"/>
       <w:lvlText w:val="%1."/>
@@ -20039,52 +20184,52 @@
         <w:color w:val="A67C27"/>
       </w:rPr>
     </w:lvl>
-    <w:lvl w:ilvl="1" w:tplc="4B9E3FE8">
+    <w:lvl w:ilvl="1" w:tplc="26E6B5CA">
       <w:numFmt w:val="decimal"/>
       <w:lvlText w:val=""/>
       <w:lvlJc w:val="left"/>
     </w:lvl>
-    <w:lvl w:ilvl="2" w:tplc="1BE0C17C">
+    <w:lvl w:ilvl="2" w:tplc="A64E7F52">
       <w:numFmt w:val="decimal"/>
       <w:lvlText w:val=""/>
       <w:lvlJc w:val="left"/>
     </w:lvl>
-    <w:lvl w:ilvl="3" w:tplc="3774DE00">
+    <w:lvl w:ilvl="3" w:tplc="084A4B5C">
       <w:numFmt w:val="decimal"/>
       <w:lvlText w:val=""/>
       <w:lvlJc w:val="left"/>
     </w:lvl>
-    <w:lvl w:ilvl="4" w:tplc="60A2AFFA">
+    <w:lvl w:ilvl="4" w:tplc="97FE58F6">
       <w:numFmt w:val="decimal"/>
       <w:lvlText w:val=""/>
       <w:lvlJc w:val="left"/>
     </w:lvl>
-    <w:lvl w:ilvl="5" w:tplc="93406150">
+    <w:lvl w:ilvl="5" w:tplc="4614ED36">
       <w:numFmt w:val="decimal"/>
       <w:lvlText w:val=""/>
       <w:lvlJc w:val="left"/>
     </w:lvl>
-    <w:lvl w:ilvl="6" w:tplc="AA7E2292">
+    <w:lvl w:ilvl="6" w:tplc="EFA2B3B0">
       <w:numFmt w:val="decimal"/>
       <w:lvlText w:val=""/>
       <w:lvlJc w:val="left"/>
     </w:lvl>
-    <w:lvl w:ilvl="7" w:tplc="C35633A6">
+    <w:lvl w:ilvl="7" w:tplc="00E49F1E">
       <w:numFmt w:val="decimal"/>
       <w:lvlText w:val=""/>
       <w:lvlJc w:val="left"/>
     </w:lvl>
-    <w:lvl w:ilvl="8" w:tplc="EC30A16C">
+    <w:lvl w:ilvl="8" w:tplc="D940F8D6">
       <w:numFmt w:val="decimal"/>
       <w:lvlText w:val=""/>
       <w:lvlJc w:val="left"/>
     </w:lvl>
   </w:abstractNum>
-  <w:abstractNum w:abstractNumId="3" w15:restartNumberingAfterBreak="0">
-    <w:nsid w:val="29AB4A48"/>
+  <w:abstractNum w:abstractNumId="5" w15:restartNumberingAfterBreak="0">
+    <w:nsid w:val="653F60C8"/>
     <w:multiLevelType w:val="hybridMultilevel"/>
-    <w:tmpl w:val="E572E046"/>
-    <w:lvl w:ilvl="0" w:tplc="9C26DB52">
+    <w:tmpl w:val="4E7C4C32"/>
+    <w:lvl w:ilvl="0" w:tplc="AD5641BE">
       <w:start w:val="1"/>
       <w:numFmt w:val="decimal"/>
       <w:lvlText w:val="%1."/>
@@ -20098,52 +20243,52 @@
         <w:color w:val="A67C27"/>
       </w:rPr>
     </w:lvl>
-    <w:lvl w:ilvl="1" w:tplc="5DA4BA6C">
+    <w:lvl w:ilvl="1" w:tplc="6C4E76B6">
       <w:numFmt w:val="decimal"/>
       <w:lvlText w:val=""/>
       <w:lvlJc w:val="left"/>
     </w:lvl>
-    <w:lvl w:ilvl="2" w:tplc="5BF40C4E">
+    <w:lvl w:ilvl="2" w:tplc="7E12E7C6">
       <w:numFmt w:val="decimal"/>
       <w:lvlText w:val=""/>
       <w:lvlJc w:val="left"/>
     </w:lvl>
-    <w:lvl w:ilvl="3" w:tplc="6268A2AA">
+    <w:lvl w:ilvl="3" w:tplc="488C8954">
       <w:numFmt w:val="decimal"/>
       <w:lvlText w:val=""/>
       <w:lvlJc w:val="left"/>
     </w:lvl>
-    <w:lvl w:ilvl="4" w:tplc="F13E5DAE">
+    <w:lvl w:ilvl="4" w:tplc="EAF09FCA">
       <w:numFmt w:val="decimal"/>
       <w:lvlText w:val=""/>
       <w:lvlJc w:val="left"/>
     </w:lvl>
-    <w:lvl w:ilvl="5" w:tplc="792E4B46">
+    <w:lvl w:ilvl="5" w:tplc="83BAF74E">
       <w:numFmt w:val="decimal"/>
       <w:lvlText w:val=""/>
       <w:lvlJc w:val="left"/>
     </w:lvl>
-    <w:lvl w:ilvl="6" w:tplc="0CFEBCA0">
+    <w:lvl w:ilvl="6" w:tplc="FC864A46">
       <w:numFmt w:val="decimal"/>
       <w:lvlText w:val=""/>
       <w:lvlJc w:val="left"/>
     </w:lvl>
-    <w:lvl w:ilvl="7" w:tplc="CEC85444">
+    <w:lvl w:ilvl="7" w:tplc="ECA6336C">
       <w:numFmt w:val="decimal"/>
       <w:lvlText w:val=""/>
       <w:lvlJc w:val="left"/>
     </w:lvl>
-    <w:lvl w:ilvl="8" w:tplc="361E9362">
+    <w:lvl w:ilvl="8" w:tplc="07B2A478">
       <w:numFmt w:val="decimal"/>
       <w:lvlText w:val=""/>
       <w:lvlJc w:val="left"/>
     </w:lvl>
   </w:abstractNum>
-  <w:abstractNum w:abstractNumId="4" w15:restartNumberingAfterBreak="0">
-    <w:nsid w:val="40983EAC"/>
+  <w:abstractNum w:abstractNumId="6" w15:restartNumberingAfterBreak="0">
+    <w:nsid w:val="6C042078"/>
     <w:multiLevelType w:val="hybridMultilevel"/>
-    <w:tmpl w:val="169A84C8"/>
-    <w:lvl w:ilvl="0" w:tplc="7BA02A1C">
+    <w:tmpl w:val="815C192A"/>
+    <w:lvl w:ilvl="0" w:tplc="A3265A52">
       <w:start w:val="1"/>
       <w:numFmt w:val="decimal"/>
       <w:lvlText w:val="%1."/>
@@ -20157,229 +20302,84 @@
         <w:color w:val="A67C27"/>
       </w:rPr>
     </w:lvl>
-    <w:lvl w:ilvl="1" w:tplc="D8CED20C">
+    <w:lvl w:ilvl="1" w:tplc="5DC49C2A">
       <w:numFmt w:val="decimal"/>
       <w:lvlText w:val=""/>
       <w:lvlJc w:val="left"/>
     </w:lvl>
-    <w:lvl w:ilvl="2" w:tplc="CB6C8C16">
+    <w:lvl w:ilvl="2" w:tplc="A2DAEE38">
       <w:numFmt w:val="decimal"/>
       <w:lvlText w:val=""/>
       <w:lvlJc w:val="left"/>
     </w:lvl>
-    <w:lvl w:ilvl="3" w:tplc="C7E2A37E">
+    <w:lvl w:ilvl="3" w:tplc="81808730">
       <w:numFmt w:val="decimal"/>
       <w:lvlText w:val=""/>
       <w:lvlJc w:val="left"/>
     </w:lvl>
-    <w:lvl w:ilvl="4" w:tplc="B848207E">
+    <w:lvl w:ilvl="4" w:tplc="CC406844">
       <w:numFmt w:val="decimal"/>
       <w:lvlText w:val=""/>
       <w:lvlJc w:val="left"/>
     </w:lvl>
-    <w:lvl w:ilvl="5" w:tplc="E698F580">
+    <w:lvl w:ilvl="5" w:tplc="90E4F316">
       <w:numFmt w:val="decimal"/>
       <w:lvlText w:val=""/>
       <w:lvlJc w:val="left"/>
     </w:lvl>
-    <w:lvl w:ilvl="6" w:tplc="C7327574">
+    <w:lvl w:ilvl="6" w:tplc="1FA8EE06">
       <w:numFmt w:val="decimal"/>
       <w:lvlText w:val=""/>
       <w:lvlJc w:val="left"/>
     </w:lvl>
-    <w:lvl w:ilvl="7" w:tplc="5838D2CE">
+    <w:lvl w:ilvl="7" w:tplc="0C7EADC6">
       <w:numFmt w:val="decimal"/>
       <w:lvlText w:val=""/>
       <w:lvlJc w:val="left"/>
     </w:lvl>
-    <w:lvl w:ilvl="8" w:tplc="AEDA7C3A">
+    <w:lvl w:ilvl="8" w:tplc="F00ED12C">
       <w:numFmt w:val="decimal"/>
       <w:lvlText w:val=""/>
       <w:lvlJc w:val="left"/>
     </w:lvl>
   </w:abstractNum>
-  <w:abstractNum w:abstractNumId="5" w15:restartNumberingAfterBreak="0">
-    <w:nsid w:val="69B9263C"/>
-    <w:multiLevelType w:val="hybridMultilevel"/>
-    <w:tmpl w:val="07FE1996"/>
-    <w:lvl w:ilvl="0" w:tplc="1142968E">
-      <w:start w:val="1"/>
-      <w:numFmt w:val="bullet"/>
-      <w:lvlText w:val="●"/>
-      <w:lvlJc w:val="left"/>
-      <w:pPr>
-        <w:ind w:left="720" w:hanging="360"/>
-      </w:pPr>
-    </w:lvl>
-    <w:lvl w:ilvl="1" w:tplc="3042E0C0">
-      <w:start w:val="1"/>
-      <w:numFmt w:val="bullet"/>
-      <w:lvlText w:val="○"/>
-      <w:lvlJc w:val="left"/>
-      <w:pPr>
-        <w:ind w:left="1440" w:hanging="360"/>
-      </w:pPr>
-    </w:lvl>
-    <w:lvl w:ilvl="2" w:tplc="C0C6FA48">
-      <w:start w:val="1"/>
-      <w:numFmt w:val="bullet"/>
-      <w:lvlText w:val="■"/>
-      <w:lvlJc w:val="left"/>
-      <w:pPr>
-        <w:ind w:left="2160" w:hanging="360"/>
-      </w:pPr>
-    </w:lvl>
-    <w:lvl w:ilvl="3" w:tplc="5FD86AC8">
-      <w:start w:val="1"/>
-      <w:numFmt w:val="bullet"/>
-      <w:lvlText w:val="●"/>
-      <w:lvlJc w:val="left"/>
-      <w:pPr>
-        <w:ind w:left="2880" w:hanging="360"/>
-      </w:pPr>
-    </w:lvl>
-    <w:lvl w:ilvl="4" w:tplc="E2E273F2">
-      <w:start w:val="1"/>
-      <w:numFmt w:val="bullet"/>
-      <w:lvlText w:val="○"/>
-      <w:lvlJc w:val="left"/>
-      <w:pPr>
-        <w:ind w:left="3600" w:hanging="360"/>
-      </w:pPr>
-    </w:lvl>
-    <w:lvl w:ilvl="5" w:tplc="7568AACE">
-      <w:start w:val="1"/>
-      <w:numFmt w:val="bullet"/>
-      <w:lvlText w:val="■"/>
-      <w:lvlJc w:val="left"/>
-      <w:pPr>
-        <w:ind w:left="4320" w:hanging="360"/>
-      </w:pPr>
-    </w:lvl>
-    <w:lvl w:ilvl="6" w:tplc="34F2811A">
-      <w:start w:val="1"/>
-      <w:numFmt w:val="bullet"/>
-      <w:lvlText w:val="●"/>
-      <w:lvlJc w:val="left"/>
-      <w:pPr>
-        <w:ind w:left="5040" w:hanging="360"/>
-      </w:pPr>
-    </w:lvl>
-    <w:lvl w:ilvl="7" w:tplc="3F44A602">
-      <w:start w:val="1"/>
-      <w:numFmt w:val="bullet"/>
-      <w:lvlText w:val="●"/>
-      <w:lvlJc w:val="left"/>
-      <w:pPr>
-        <w:ind w:left="5760" w:hanging="360"/>
-      </w:pPr>
-    </w:lvl>
-    <w:lvl w:ilvl="8" w:tplc="49F6EA40">
-      <w:start w:val="1"/>
-      <w:numFmt w:val="bullet"/>
-      <w:lvlText w:val="●"/>
-      <w:lvlJc w:val="left"/>
-      <w:pPr>
-        <w:ind w:left="6480" w:hanging="360"/>
-      </w:pPr>
-    </w:lvl>
-  </w:abstractNum>
-  <w:abstractNum w:abstractNumId="6" w15:restartNumberingAfterBreak="0">
-    <w:nsid w:val="7C1B6BA9"/>
-    <w:multiLevelType w:val="hybridMultilevel"/>
-    <w:tmpl w:val="F4309DCA"/>
-    <w:lvl w:ilvl="0" w:tplc="B9EE5148">
-      <w:start w:val="1"/>
-      <w:numFmt w:val="decimal"/>
-      <w:lvlText w:val="%1."/>
-      <w:lvlJc w:val="left"/>
-      <w:pPr>
-        <w:ind w:left="460" w:hanging="360"/>
-      </w:pPr>
-      <w:rPr>
-        <w:b/>
-        <w:bCs/>
-        <w:color w:val="A67C27"/>
-      </w:rPr>
-    </w:lvl>
-    <w:lvl w:ilvl="1" w:tplc="CC08D936">
-      <w:numFmt w:val="decimal"/>
-      <w:lvlText w:val=""/>
-      <w:lvlJc w:val="left"/>
-    </w:lvl>
-    <w:lvl w:ilvl="2" w:tplc="6940488E">
-      <w:numFmt w:val="decimal"/>
-      <w:lvlText w:val=""/>
-      <w:lvlJc w:val="left"/>
-    </w:lvl>
-    <w:lvl w:ilvl="3" w:tplc="C37846E0">
-      <w:numFmt w:val="decimal"/>
-      <w:lvlText w:val=""/>
-      <w:lvlJc w:val="left"/>
-    </w:lvl>
-    <w:lvl w:ilvl="4" w:tplc="764A87AA">
-      <w:numFmt w:val="decimal"/>
-      <w:lvlText w:val=""/>
-      <w:lvlJc w:val="left"/>
-    </w:lvl>
-    <w:lvl w:ilvl="5" w:tplc="E4BA44DA">
-      <w:numFmt w:val="decimal"/>
-      <w:lvlText w:val=""/>
-      <w:lvlJc w:val="left"/>
-    </w:lvl>
-    <w:lvl w:ilvl="6" w:tplc="C19E624A">
-      <w:numFmt w:val="decimal"/>
-      <w:lvlText w:val=""/>
-      <w:lvlJc w:val="left"/>
-    </w:lvl>
-    <w:lvl w:ilvl="7" w:tplc="3ABA4044">
-      <w:numFmt w:val="decimal"/>
-      <w:lvlText w:val=""/>
-      <w:lvlJc w:val="left"/>
-    </w:lvl>
-    <w:lvl w:ilvl="8" w:tplc="FC644E98">
-      <w:numFmt w:val="decimal"/>
-      <w:lvlText w:val=""/>
-      <w:lvlJc w:val="left"/>
-    </w:lvl>
-  </w:abstractNum>
-  <w:num w:numId="1" w16cid:durableId="2080863948">
+  <w:num w:numId="1" w16cid:durableId="1153834847">
+    <w:abstractNumId w:val="1"/>
+    <w:lvlOverride w:ilvl="0">
+      <w:startOverride w:val="1"/>
+    </w:lvlOverride>
+  </w:num>
+  <w:num w:numId="2" w16cid:durableId="1784616588">
+    <w:abstractNumId w:val="3"/>
+    <w:lvlOverride w:ilvl="0">
+      <w:startOverride w:val="1"/>
+    </w:lvlOverride>
+  </w:num>
+  <w:num w:numId="3" w16cid:durableId="1668709296">
+    <w:abstractNumId w:val="0"/>
+    <w:lvlOverride w:ilvl="0">
+      <w:startOverride w:val="1"/>
+    </w:lvlOverride>
+  </w:num>
+  <w:num w:numId="4" w16cid:durableId="2133163825">
+    <w:abstractNumId w:val="4"/>
+    <w:lvlOverride w:ilvl="0">
+      <w:startOverride w:val="1"/>
+    </w:lvlOverride>
+  </w:num>
+  <w:num w:numId="5" w16cid:durableId="1887446283">
     <w:abstractNumId w:val="5"/>
     <w:lvlOverride w:ilvl="0">
       <w:startOverride w:val="1"/>
     </w:lvlOverride>
   </w:num>
-  <w:num w:numId="2" w16cid:durableId="1094203003">
-    <w:abstractNumId w:val="0"/>
-    <w:lvlOverride w:ilvl="0">
-      <w:startOverride w:val="1"/>
-    </w:lvlOverride>
-  </w:num>
-  <w:num w:numId="3" w16cid:durableId="1355493186">
-    <w:abstractNumId w:val="1"/>
-    <w:lvlOverride w:ilvl="0">
-      <w:startOverride w:val="1"/>
-    </w:lvlOverride>
-  </w:num>
-  <w:num w:numId="4" w16cid:durableId="895316330">
+  <w:num w:numId="6" w16cid:durableId="1249316486">
     <w:abstractNumId w:val="6"/>
     <w:lvlOverride w:ilvl="0">
       <w:startOverride w:val="1"/>
     </w:lvlOverride>
   </w:num>
-  <w:num w:numId="5" w16cid:durableId="1930237128">
-    <w:abstractNumId w:val="3"/>
-    <w:lvlOverride w:ilvl="0">
-      <w:startOverride w:val="1"/>
-    </w:lvlOverride>
-  </w:num>
-  <w:num w:numId="6" w16cid:durableId="1706372009">
-    <w:abstractNumId w:val="4"/>
-    <w:lvlOverride w:ilvl="0">
-      <w:startOverride w:val="1"/>
-    </w:lvlOverride>
-  </w:num>
-  <w:num w:numId="7" w16cid:durableId="1054700214">
+  <w:num w:numId="7" w16cid:durableId="416830083">
     <w:abstractNumId w:val="2"/>
     <w:lvlOverride w:ilvl="0">
       <w:startOverride w:val="1"/>
@@ -21005,7 +21005,7 @@
     <w:autoRedefine/>
     <w:uiPriority w:val="39"/>
     <w:unhideWhenUsed/>
-    <w:rsid w:val="00407001"/>
+    <w:rsid w:val="006C0B43"/>
     <w:pPr>
       <w:spacing w:after="100"/>
     </w:pPr>
@@ -21017,7 +21017,7 @@
     <w:autoRedefine/>
     <w:uiPriority w:val="39"/>
     <w:unhideWhenUsed/>
-    <w:rsid w:val="00407001"/>
+    <w:rsid w:val="006C0B43"/>
     <w:pPr>
       <w:spacing w:after="100"/>
       <w:ind w:left="210"/>

--- a/docs/manuals/Role_Guide_8_Supervisor.docx
+++ b/docs/manuals/Role_Guide_8_Supervisor.docx
@@ -469,7 +469,7 @@
                 <w:sz w:val="19"/>
                 <w:szCs w:val="19"/>
               </w:rPr>
-              <w:t>Version 1.7 · 21 September 2026</w:t>
+              <w:t>Version 1.8 · 21 September 2026</w:t>
             </w:r>
           </w:p>
         </w:tc>
@@ -538,7 +538,7 @@
     <w:sdt>
       <w:sdtPr>
         <w:alias w:val="Contents"/>
-        <w:id w:val="1472251906"/>
+        <w:id w:val="-283349393"/>
       </w:sdtPr>
       <w:sdtEndPr/>
       <w:sdtContent>
@@ -567,7 +567,7 @@
           <w:r>
             <w:fldChar w:fldCharType="separate"/>
           </w:r>
-          <w:hyperlink w:anchor="_Toc240917295" w:history="1">
+          <w:hyperlink w:anchor="_Toc240920605" w:history="1">
             <w:r>
               <w:rPr>
                 <w:rStyle w:val="Hyperlink"/>
@@ -591,7 +591,7 @@
               <w:rPr>
                 <w:noProof/>
               </w:rPr>
-              <w:instrText xml:space="preserve"> PAGEREF _Toc240917295 \h </w:instrText>
+              <w:instrText xml:space="preserve"> PAGEREF _Toc240920605 \h </w:instrText>
             </w:r>
             <w:r>
               <w:rPr>
@@ -634,7 +634,7 @@
               <w14:ligatures w14:val="standardContextual"/>
             </w:rPr>
           </w:pPr>
-          <w:hyperlink w:anchor="_Toc240917296" w:history="1">
+          <w:hyperlink w:anchor="_Toc240920606" w:history="1">
             <w:r>
               <w:rPr>
                 <w:rStyle w:val="Hyperlink"/>
@@ -658,7 +658,7 @@
               <w:rPr>
                 <w:noProof/>
               </w:rPr>
-              <w:instrText xml:space="preserve"> PAGEREF _Toc240917296 \h </w:instrText>
+              <w:instrText xml:space="preserve"> PAGEREF _Toc240920606 \h </w:instrText>
             </w:r>
             <w:r>
               <w:rPr>
@@ -701,7 +701,7 @@
               <w14:ligatures w14:val="standardContextual"/>
             </w:rPr>
           </w:pPr>
-          <w:hyperlink w:anchor="_Toc240917297" w:history="1">
+          <w:hyperlink w:anchor="_Toc240920607" w:history="1">
             <w:r>
               <w:rPr>
                 <w:rStyle w:val="Hyperlink"/>
@@ -725,7 +725,7 @@
               <w:rPr>
                 <w:noProof/>
               </w:rPr>
-              <w:instrText xml:space="preserve"> PAGEREF _Toc240917297 \h </w:instrText>
+              <w:instrText xml:space="preserve"> PAGEREF _Toc240920607 \h </w:instrText>
             </w:r>
             <w:r>
               <w:rPr>
@@ -768,7 +768,7 @@
               <w14:ligatures w14:val="standardContextual"/>
             </w:rPr>
           </w:pPr>
-          <w:hyperlink w:anchor="_Toc240917298" w:history="1">
+          <w:hyperlink w:anchor="_Toc240920608" w:history="1">
             <w:r>
               <w:rPr>
                 <w:rStyle w:val="Hyperlink"/>
@@ -792,7 +792,7 @@
               <w:rPr>
                 <w:noProof/>
               </w:rPr>
-              <w:instrText xml:space="preserve"> PAGEREF _Toc240917298 \h </w:instrText>
+              <w:instrText xml:space="preserve"> PAGEREF _Toc240920608 \h </w:instrText>
             </w:r>
             <w:r>
               <w:rPr>
@@ -835,7 +835,7 @@
               <w14:ligatures w14:val="standardContextual"/>
             </w:rPr>
           </w:pPr>
-          <w:hyperlink w:anchor="_Toc240917299" w:history="1">
+          <w:hyperlink w:anchor="_Toc240920609" w:history="1">
             <w:r>
               <w:rPr>
                 <w:rStyle w:val="Hyperlink"/>
@@ -859,7 +859,7 @@
               <w:rPr>
                 <w:noProof/>
               </w:rPr>
-              <w:instrText xml:space="preserve"> PAGEREF _Toc240917299 \h </w:instrText>
+              <w:instrText xml:space="preserve"> PAGEREF _Toc240920609 \h </w:instrText>
             </w:r>
             <w:r>
               <w:rPr>
@@ -902,7 +902,7 @@
               <w14:ligatures w14:val="standardContextual"/>
             </w:rPr>
           </w:pPr>
-          <w:hyperlink w:anchor="_Toc240917300" w:history="1">
+          <w:hyperlink w:anchor="_Toc240920610" w:history="1">
             <w:r>
               <w:rPr>
                 <w:rStyle w:val="Hyperlink"/>
@@ -926,7 +926,7 @@
               <w:rPr>
                 <w:noProof/>
               </w:rPr>
-              <w:instrText xml:space="preserve"> PAGEREF _Toc240917300 \h </w:instrText>
+              <w:instrText xml:space="preserve"> PAGEREF _Toc240920610 \h </w:instrText>
             </w:r>
             <w:r>
               <w:rPr>
@@ -969,7 +969,7 @@
               <w14:ligatures w14:val="standardContextual"/>
             </w:rPr>
           </w:pPr>
-          <w:hyperlink w:anchor="_Toc240917301" w:history="1">
+          <w:hyperlink w:anchor="_Toc240920611" w:history="1">
             <w:r>
               <w:rPr>
                 <w:rStyle w:val="Hyperlink"/>
@@ -993,7 +993,7 @@
               <w:rPr>
                 <w:noProof/>
               </w:rPr>
-              <w:instrText xml:space="preserve"> PAGEREF _Toc240917301 \h </w:instrText>
+              <w:instrText xml:space="preserve"> PAGEREF _Toc240920611 \h </w:instrText>
             </w:r>
             <w:r>
               <w:rPr>
@@ -1036,7 +1036,7 @@
               <w14:ligatures w14:val="standardContextual"/>
             </w:rPr>
           </w:pPr>
-          <w:hyperlink w:anchor="_Toc240917302" w:history="1">
+          <w:hyperlink w:anchor="_Toc240920612" w:history="1">
             <w:r>
               <w:rPr>
                 <w:rStyle w:val="Hyperlink"/>
@@ -1060,7 +1060,7 @@
               <w:rPr>
                 <w:noProof/>
               </w:rPr>
-              <w:instrText xml:space="preserve"> PAGEREF _Toc240917302 \h </w:instrText>
+              <w:instrText xml:space="preserve"> PAGEREF _Toc240920612 \h </w:instrText>
             </w:r>
             <w:r>
               <w:rPr>
@@ -1103,7 +1103,7 @@
               <w14:ligatures w14:val="standardContextual"/>
             </w:rPr>
           </w:pPr>
-          <w:hyperlink w:anchor="_Toc240917303" w:history="1">
+          <w:hyperlink w:anchor="_Toc240920613" w:history="1">
             <w:r>
               <w:rPr>
                 <w:rStyle w:val="Hyperlink"/>
@@ -1127,7 +1127,7 @@
               <w:rPr>
                 <w:noProof/>
               </w:rPr>
-              <w:instrText xml:space="preserve"> PAGEREF _Toc240917303 \h </w:instrText>
+              <w:instrText xml:space="preserve"> PAGEREF _Toc240920613 \h </w:instrText>
             </w:r>
             <w:r>
               <w:rPr>
@@ -1170,7 +1170,7 @@
               <w14:ligatures w14:val="standardContextual"/>
             </w:rPr>
           </w:pPr>
-          <w:hyperlink w:anchor="_Toc240917304" w:history="1">
+          <w:hyperlink w:anchor="_Toc240920614" w:history="1">
             <w:r>
               <w:rPr>
                 <w:rStyle w:val="Hyperlink"/>
@@ -1194,7 +1194,7 @@
               <w:rPr>
                 <w:noProof/>
               </w:rPr>
-              <w:instrText xml:space="preserve"> PAGEREF _Toc240917304 \h </w:instrText>
+              <w:instrText xml:space="preserve"> PAGEREF _Toc240920614 \h </w:instrText>
             </w:r>
             <w:r>
               <w:rPr>
@@ -1237,7 +1237,7 @@
               <w14:ligatures w14:val="standardContextual"/>
             </w:rPr>
           </w:pPr>
-          <w:hyperlink w:anchor="_Toc240917305" w:history="1">
+          <w:hyperlink w:anchor="_Toc240920615" w:history="1">
             <w:r>
               <w:rPr>
                 <w:rStyle w:val="Hyperlink"/>
@@ -1261,7 +1261,7 @@
               <w:rPr>
                 <w:noProof/>
               </w:rPr>
-              <w:instrText xml:space="preserve"> PAGEREF _Toc240917305 \h </w:instrText>
+              <w:instrText xml:space="preserve"> PAGEREF _Toc240920615 \h </w:instrText>
             </w:r>
             <w:r>
               <w:rPr>
@@ -1304,7 +1304,7 @@
               <w14:ligatures w14:val="standardContextual"/>
             </w:rPr>
           </w:pPr>
-          <w:hyperlink w:anchor="_Toc240917306" w:history="1">
+          <w:hyperlink w:anchor="_Toc240920616" w:history="1">
             <w:r>
               <w:rPr>
                 <w:rStyle w:val="Hyperlink"/>
@@ -1328,7 +1328,7 @@
               <w:rPr>
                 <w:noProof/>
               </w:rPr>
-              <w:instrText xml:space="preserve"> PAGEREF _Toc240917306 \h </w:instrText>
+              <w:instrText xml:space="preserve"> PAGEREF _Toc240920616 \h </w:instrText>
             </w:r>
             <w:r>
               <w:rPr>
@@ -1371,7 +1371,7 @@
               <w14:ligatures w14:val="standardContextual"/>
             </w:rPr>
           </w:pPr>
-          <w:hyperlink w:anchor="_Toc240917307" w:history="1">
+          <w:hyperlink w:anchor="_Toc240920617" w:history="1">
             <w:r>
               <w:rPr>
                 <w:rStyle w:val="Hyperlink"/>
@@ -1395,7 +1395,7 @@
               <w:rPr>
                 <w:noProof/>
               </w:rPr>
-              <w:instrText xml:space="preserve"> PAGEREF _Toc240917307 \h </w:instrText>
+              <w:instrText xml:space="preserve"> PAGEREF _Toc240920617 \h </w:instrText>
             </w:r>
             <w:r>
               <w:rPr>
@@ -1438,7 +1438,7 @@
               <w14:ligatures w14:val="standardContextual"/>
             </w:rPr>
           </w:pPr>
-          <w:hyperlink w:anchor="_Toc240917308" w:history="1">
+          <w:hyperlink w:anchor="_Toc240920618" w:history="1">
             <w:r>
               <w:rPr>
                 <w:rStyle w:val="Hyperlink"/>
@@ -1462,7 +1462,7 @@
               <w:rPr>
                 <w:noProof/>
               </w:rPr>
-              <w:instrText xml:space="preserve"> PAGEREF _Toc240917308 \h </w:instrText>
+              <w:instrText xml:space="preserve"> PAGEREF _Toc240920618 \h </w:instrText>
             </w:r>
             <w:r>
               <w:rPr>
@@ -1505,7 +1505,7 @@
               <w14:ligatures w14:val="standardContextual"/>
             </w:rPr>
           </w:pPr>
-          <w:hyperlink w:anchor="_Toc240917309" w:history="1">
+          <w:hyperlink w:anchor="_Toc240920619" w:history="1">
             <w:r>
               <w:rPr>
                 <w:rStyle w:val="Hyperlink"/>
@@ -1529,7 +1529,7 @@
               <w:rPr>
                 <w:noProof/>
               </w:rPr>
-              <w:instrText xml:space="preserve"> PAGEREF _Toc240917309 \h </w:instrText>
+              <w:instrText xml:space="preserve"> PAGEREF _Toc240920619 \h </w:instrText>
             </w:r>
             <w:r>
               <w:rPr>
@@ -1572,7 +1572,7 @@
               <w14:ligatures w14:val="standardContextual"/>
             </w:rPr>
           </w:pPr>
-          <w:hyperlink w:anchor="_Toc240917310" w:history="1">
+          <w:hyperlink w:anchor="_Toc240920620" w:history="1">
             <w:r>
               <w:rPr>
                 <w:rStyle w:val="Hyperlink"/>
@@ -1596,7 +1596,7 @@
               <w:rPr>
                 <w:noProof/>
               </w:rPr>
-              <w:instrText xml:space="preserve"> PAGEREF _Toc240917310 \h </w:instrText>
+              <w:instrText xml:space="preserve"> PAGEREF _Toc240920620 \h </w:instrText>
             </w:r>
             <w:r>
               <w:rPr>
@@ -1639,7 +1639,7 @@
               <w14:ligatures w14:val="standardContextual"/>
             </w:rPr>
           </w:pPr>
-          <w:hyperlink w:anchor="_Toc240917311" w:history="1">
+          <w:hyperlink w:anchor="_Toc240920621" w:history="1">
             <w:r>
               <w:rPr>
                 <w:rStyle w:val="Hyperlink"/>
@@ -1663,7 +1663,7 @@
               <w:rPr>
                 <w:noProof/>
               </w:rPr>
-              <w:instrText xml:space="preserve"> PAGEREF _Toc240917311 \h </w:instrText>
+              <w:instrText xml:space="preserve"> PAGEREF _Toc240920621 \h </w:instrText>
             </w:r>
             <w:r>
               <w:rPr>
@@ -1706,7 +1706,7 @@
               <w14:ligatures w14:val="standardContextual"/>
             </w:rPr>
           </w:pPr>
-          <w:hyperlink w:anchor="_Toc240917312" w:history="1">
+          <w:hyperlink w:anchor="_Toc240920622" w:history="1">
             <w:r>
               <w:rPr>
                 <w:rStyle w:val="Hyperlink"/>
@@ -1730,7 +1730,7 @@
               <w:rPr>
                 <w:noProof/>
               </w:rPr>
-              <w:instrText xml:space="preserve"> PAGEREF _Toc240917312 \h </w:instrText>
+              <w:instrText xml:space="preserve"> PAGEREF _Toc240920622 \h </w:instrText>
             </w:r>
             <w:r>
               <w:rPr>
@@ -1773,7 +1773,7 @@
               <w14:ligatures w14:val="standardContextual"/>
             </w:rPr>
           </w:pPr>
-          <w:hyperlink w:anchor="_Toc240917313" w:history="1">
+          <w:hyperlink w:anchor="_Toc240920623" w:history="1">
             <w:r>
               <w:rPr>
                 <w:rStyle w:val="Hyperlink"/>
@@ -1797,7 +1797,7 @@
               <w:rPr>
                 <w:noProof/>
               </w:rPr>
-              <w:instrText xml:space="preserve"> PAGEREF _Toc240917313 \h </w:instrText>
+              <w:instrText xml:space="preserve"> PAGEREF _Toc240920623 \h </w:instrText>
             </w:r>
             <w:r>
               <w:rPr>
@@ -1840,7 +1840,7 @@
               <w14:ligatures w14:val="standardContextual"/>
             </w:rPr>
           </w:pPr>
-          <w:hyperlink w:anchor="_Toc240917314" w:history="1">
+          <w:hyperlink w:anchor="_Toc240920624" w:history="1">
             <w:r>
               <w:rPr>
                 <w:rStyle w:val="Hyperlink"/>
@@ -1864,7 +1864,7 @@
               <w:rPr>
                 <w:noProof/>
               </w:rPr>
-              <w:instrText xml:space="preserve"> PAGEREF _Toc240917314 \h </w:instrText>
+              <w:instrText xml:space="preserve"> PAGEREF _Toc240920624 \h </w:instrText>
             </w:r>
             <w:r>
               <w:rPr>
@@ -1907,7 +1907,7 @@
               <w14:ligatures w14:val="standardContextual"/>
             </w:rPr>
           </w:pPr>
-          <w:hyperlink w:anchor="_Toc240917315" w:history="1">
+          <w:hyperlink w:anchor="_Toc240920625" w:history="1">
             <w:r>
               <w:rPr>
                 <w:rStyle w:val="Hyperlink"/>
@@ -1931,7 +1931,7 @@
               <w:rPr>
                 <w:noProof/>
               </w:rPr>
-              <w:instrText xml:space="preserve"> PAGEREF _Toc240917315 \h </w:instrText>
+              <w:instrText xml:space="preserve"> PAGEREF _Toc240920625 \h </w:instrText>
             </w:r>
             <w:r>
               <w:rPr>
@@ -1974,7 +1974,7 @@
               <w14:ligatures w14:val="standardContextual"/>
             </w:rPr>
           </w:pPr>
-          <w:hyperlink w:anchor="_Toc240917316" w:history="1">
+          <w:hyperlink w:anchor="_Toc240920626" w:history="1">
             <w:r>
               <w:rPr>
                 <w:rStyle w:val="Hyperlink"/>
@@ -1998,7 +1998,7 @@
               <w:rPr>
                 <w:noProof/>
               </w:rPr>
-              <w:instrText xml:space="preserve"> PAGEREF _Toc240917316 \h </w:instrText>
+              <w:instrText xml:space="preserve"> PAGEREF _Toc240920626 \h </w:instrText>
             </w:r>
             <w:r>
               <w:rPr>
@@ -2041,7 +2041,7 @@
               <w14:ligatures w14:val="standardContextual"/>
             </w:rPr>
           </w:pPr>
-          <w:hyperlink w:anchor="_Toc240917317" w:history="1">
+          <w:hyperlink w:anchor="_Toc240920627" w:history="1">
             <w:r>
               <w:rPr>
                 <w:rStyle w:val="Hyperlink"/>
@@ -2065,7 +2065,7 @@
               <w:rPr>
                 <w:noProof/>
               </w:rPr>
-              <w:instrText xml:space="preserve"> PAGEREF _Toc240917317 \h </w:instrText>
+              <w:instrText xml:space="preserve"> PAGEREF _Toc240920627 \h </w:instrText>
             </w:r>
             <w:r>
               <w:rPr>
@@ -2108,7 +2108,7 @@
               <w14:ligatures w14:val="standardContextual"/>
             </w:rPr>
           </w:pPr>
-          <w:hyperlink w:anchor="_Toc240917318" w:history="1">
+          <w:hyperlink w:anchor="_Toc240920628" w:history="1">
             <w:r>
               <w:rPr>
                 <w:rStyle w:val="Hyperlink"/>
@@ -2132,7 +2132,7 @@
               <w:rPr>
                 <w:noProof/>
               </w:rPr>
-              <w:instrText xml:space="preserve"> PAGEREF _Toc240917318 \h </w:instrText>
+              <w:instrText xml:space="preserve"> PAGEREF _Toc240920628 \h </w:instrText>
             </w:r>
             <w:r>
               <w:rPr>
@@ -2175,7 +2175,7 @@
               <w14:ligatures w14:val="standardContextual"/>
             </w:rPr>
           </w:pPr>
-          <w:hyperlink w:anchor="_Toc240917319" w:history="1">
+          <w:hyperlink w:anchor="_Toc240920629" w:history="1">
             <w:r>
               <w:rPr>
                 <w:rStyle w:val="Hyperlink"/>
@@ -2199,7 +2199,7 @@
               <w:rPr>
                 <w:noProof/>
               </w:rPr>
-              <w:instrText xml:space="preserve"> PAGEREF _Toc240917319 \h </w:instrText>
+              <w:instrText xml:space="preserve"> PAGEREF _Toc240920629 \h </w:instrText>
             </w:r>
             <w:r>
               <w:rPr>
@@ -2242,7 +2242,7 @@
               <w14:ligatures w14:val="standardContextual"/>
             </w:rPr>
           </w:pPr>
-          <w:hyperlink w:anchor="_Toc240917320" w:history="1">
+          <w:hyperlink w:anchor="_Toc240920630" w:history="1">
             <w:r>
               <w:rPr>
                 <w:rStyle w:val="Hyperlink"/>
@@ -2266,7 +2266,7 @@
               <w:rPr>
                 <w:noProof/>
               </w:rPr>
-              <w:instrText xml:space="preserve"> PAGEREF _Toc240917320 \h </w:instrText>
+              <w:instrText xml:space="preserve"> PAGEREF _Toc240920630 \h </w:instrText>
             </w:r>
             <w:r>
               <w:rPr>
@@ -2309,7 +2309,7 @@
               <w14:ligatures w14:val="standardContextual"/>
             </w:rPr>
           </w:pPr>
-          <w:hyperlink w:anchor="_Toc240917321" w:history="1">
+          <w:hyperlink w:anchor="_Toc240920631" w:history="1">
             <w:r>
               <w:rPr>
                 <w:rStyle w:val="Hyperlink"/>
@@ -2333,7 +2333,7 @@
               <w:rPr>
                 <w:noProof/>
               </w:rPr>
-              <w:instrText xml:space="preserve"> PAGEREF _Toc240917321 \h </w:instrText>
+              <w:instrText xml:space="preserve"> PAGEREF _Toc240920631 \h </w:instrText>
             </w:r>
             <w:r>
               <w:rPr>
@@ -2376,7 +2376,7 @@
               <w14:ligatures w14:val="standardContextual"/>
             </w:rPr>
           </w:pPr>
-          <w:hyperlink w:anchor="_Toc240917322" w:history="1">
+          <w:hyperlink w:anchor="_Toc240920632" w:history="1">
             <w:r>
               <w:rPr>
                 <w:rStyle w:val="Hyperlink"/>
@@ -2400,7 +2400,7 @@
               <w:rPr>
                 <w:noProof/>
               </w:rPr>
-              <w:instrText xml:space="preserve"> PAGEREF _Toc240917322 \h </w:instrText>
+              <w:instrText xml:space="preserve"> PAGEREF _Toc240920632 \h </w:instrText>
             </w:r>
             <w:r>
               <w:rPr>
@@ -2443,7 +2443,7 @@
               <w14:ligatures w14:val="standardContextual"/>
             </w:rPr>
           </w:pPr>
-          <w:hyperlink w:anchor="_Toc240917323" w:history="1">
+          <w:hyperlink w:anchor="_Toc240920633" w:history="1">
             <w:r>
               <w:rPr>
                 <w:rStyle w:val="Hyperlink"/>
@@ -2467,7 +2467,7 @@
               <w:rPr>
                 <w:noProof/>
               </w:rPr>
-              <w:instrText xml:space="preserve"> PAGEREF _Toc240917323 \h </w:instrText>
+              <w:instrText xml:space="preserve"> PAGEREF _Toc240920633 \h </w:instrText>
             </w:r>
             <w:r>
               <w:rPr>
@@ -2510,13 +2510,13 @@
               <w14:ligatures w14:val="standardContextual"/>
             </w:rPr>
           </w:pPr>
-          <w:hyperlink w:anchor="_Toc240917324" w:history="1">
+          <w:hyperlink w:anchor="_Toc240920634" w:history="1">
             <w:r>
               <w:rPr>
                 <w:rStyle w:val="Hyperlink"/>
                 <w:noProof/>
               </w:rPr>
-              <w:t>8.13 Register Organisation</w:t>
+              <w:t>8.13 Interview sheet (verifying a locked profile)</w:t>
             </w:r>
             <w:r>
               <w:rPr>
@@ -2534,7 +2534,7 @@
               <w:rPr>
                 <w:noProof/>
               </w:rPr>
-              <w:instrText xml:space="preserve"> PAGEREF _Toc240917324 \h </w:instrText>
+              <w:instrText xml:space="preserve"> PAGEREF _Toc240920634 \h </w:instrText>
             </w:r>
             <w:r>
               <w:rPr>
@@ -2577,13 +2577,13 @@
               <w14:ligatures w14:val="standardContextual"/>
             </w:rPr>
           </w:pPr>
-          <w:hyperlink w:anchor="_Toc240917325" w:history="1">
+          <w:hyperlink w:anchor="_Toc240920635" w:history="1">
             <w:r>
               <w:rPr>
                 <w:rStyle w:val="Hyperlink"/>
                 <w:noProof/>
               </w:rPr>
-              <w:t>8.14 Appointment Queue</w:t>
+              <w:t>8.14 Register Organisation</w:t>
             </w:r>
             <w:r>
               <w:rPr>
@@ -2601,7 +2601,7 @@
               <w:rPr>
                 <w:noProof/>
               </w:rPr>
-              <w:instrText xml:space="preserve"> PAGEREF _Toc240917325 \h </w:instrText>
+              <w:instrText xml:space="preserve"> PAGEREF _Toc240920635 \h </w:instrText>
             </w:r>
             <w:r>
               <w:rPr>
@@ -2618,7 +2618,7 @@
               <w:rPr>
                 <w:noProof/>
               </w:rPr>
-              <w:t>22</w:t>
+              <w:t>23</w:t>
             </w:r>
             <w:r>
               <w:rPr>
@@ -2644,13 +2644,13 @@
               <w14:ligatures w14:val="standardContextual"/>
             </w:rPr>
           </w:pPr>
-          <w:hyperlink w:anchor="_Toc240917326" w:history="1">
+          <w:hyperlink w:anchor="_Toc240920636" w:history="1">
             <w:r>
               <w:rPr>
                 <w:rStyle w:val="Hyperlink"/>
                 <w:noProof/>
               </w:rPr>
-              <w:t>8.15 Follow-ups due</w:t>
+              <w:t>8.15 Appointment Queue</w:t>
             </w:r>
             <w:r>
               <w:rPr>
@@ -2668,7 +2668,7 @@
               <w:rPr>
                 <w:noProof/>
               </w:rPr>
-              <w:instrText xml:space="preserve"> PAGEREF _Toc240917326 \h </w:instrText>
+              <w:instrText xml:space="preserve"> PAGEREF _Toc240920636 \h </w:instrText>
             </w:r>
             <w:r>
               <w:rPr>
@@ -2711,13 +2711,13 @@
               <w14:ligatures w14:val="standardContextual"/>
             </w:rPr>
           </w:pPr>
-          <w:hyperlink w:anchor="_Toc240917327" w:history="1">
+          <w:hyperlink w:anchor="_Toc240920637" w:history="1">
             <w:r>
               <w:rPr>
                 <w:rStyle w:val="Hyperlink"/>
                 <w:noProof/>
               </w:rPr>
-              <w:t>8.16 Reserve Activation</w:t>
+              <w:t>8.16 Follow-ups due</w:t>
             </w:r>
             <w:r>
               <w:rPr>
@@ -2735,7 +2735,7 @@
               <w:rPr>
                 <w:noProof/>
               </w:rPr>
-              <w:instrText xml:space="preserve"> PAGEREF _Toc240917327 \h </w:instrText>
+              <w:instrText xml:space="preserve"> PAGEREF _Toc240920637 \h </w:instrText>
             </w:r>
             <w:r>
               <w:rPr>
@@ -2778,13 +2778,13 @@
               <w14:ligatures w14:val="standardContextual"/>
             </w:rPr>
           </w:pPr>
-          <w:hyperlink w:anchor="_Toc240917328" w:history="1">
+          <w:hyperlink w:anchor="_Toc240920638" w:history="1">
             <w:r>
               <w:rPr>
                 <w:rStyle w:val="Hyperlink"/>
                 <w:noProof/>
               </w:rPr>
-              <w:t>8.17 QA Queue (with the KoboToolbox sync panel)</w:t>
+              <w:t>8.17 Reserve Activation</w:t>
             </w:r>
             <w:r>
               <w:rPr>
@@ -2802,7 +2802,7 @@
               <w:rPr>
                 <w:noProof/>
               </w:rPr>
-              <w:instrText xml:space="preserve"> PAGEREF _Toc240917328 \h </w:instrText>
+              <w:instrText xml:space="preserve"> PAGEREF _Toc240920638 \h </w:instrText>
             </w:r>
             <w:r>
               <w:rPr>
@@ -2845,13 +2845,13 @@
               <w14:ligatures w14:val="standardContextual"/>
             </w:rPr>
           </w:pPr>
-          <w:hyperlink w:anchor="_Toc240917329" w:history="1">
+          <w:hyperlink w:anchor="_Toc240920639" w:history="1">
             <w:r>
               <w:rPr>
                 <w:rStyle w:val="Hyperlink"/>
                 <w:noProof/>
               </w:rPr>
-              <w:t>8.18 QA Exceptions</w:t>
+              <w:t>8.18 QA Queue (with the KoboToolbox sync panel)</w:t>
             </w:r>
             <w:r>
               <w:rPr>
@@ -2869,7 +2869,7 @@
               <w:rPr>
                 <w:noProof/>
               </w:rPr>
-              <w:instrText xml:space="preserve"> PAGEREF _Toc240917329 \h </w:instrText>
+              <w:instrText xml:space="preserve"> PAGEREF _Toc240920639 \h </w:instrText>
             </w:r>
             <w:r>
               <w:rPr>
@@ -2886,7 +2886,7 @@
               <w:rPr>
                 <w:noProof/>
               </w:rPr>
-              <w:t>23</w:t>
+              <w:t>24</w:t>
             </w:r>
             <w:r>
               <w:rPr>
@@ -2912,13 +2912,13 @@
               <w14:ligatures w14:val="standardContextual"/>
             </w:rPr>
           </w:pPr>
-          <w:hyperlink w:anchor="_Toc240917330" w:history="1">
+          <w:hyperlink w:anchor="_Toc240920640" w:history="1">
             <w:r>
               <w:rPr>
                 <w:rStyle w:val="Hyperlink"/>
                 <w:noProof/>
               </w:rPr>
-              <w:t>8.19 KII Register</w:t>
+              <w:t>8.19 QA Exceptions</w:t>
             </w:r>
             <w:r>
               <w:rPr>
@@ -2936,7 +2936,7 @@
               <w:rPr>
                 <w:noProof/>
               </w:rPr>
-              <w:instrText xml:space="preserve"> PAGEREF _Toc240917330 \h </w:instrText>
+              <w:instrText xml:space="preserve"> PAGEREF _Toc240920640 \h </w:instrText>
             </w:r>
             <w:r>
               <w:rPr>
@@ -2979,13 +2979,13 @@
               <w14:ligatures w14:val="standardContextual"/>
             </w:rPr>
           </w:pPr>
-          <w:hyperlink w:anchor="_Toc240917331" w:history="1">
+          <w:hyperlink w:anchor="_Toc240920641" w:history="1">
             <w:r>
               <w:rPr>
                 <w:rStyle w:val="Hyperlink"/>
                 <w:noProof/>
               </w:rPr>
-              <w:t>8.20 KII record</w:t>
+              <w:t>8.20 KII Register</w:t>
             </w:r>
             <w:r>
               <w:rPr>
@@ -3003,7 +3003,7 @@
               <w:rPr>
                 <w:noProof/>
               </w:rPr>
-              <w:instrText xml:space="preserve"> PAGEREF _Toc240917331 \h </w:instrText>
+              <w:instrText xml:space="preserve"> PAGEREF _Toc240920641 \h </w:instrText>
             </w:r>
             <w:r>
               <w:rPr>
@@ -3046,13 +3046,13 @@
               <w14:ligatures w14:val="standardContextual"/>
             </w:rPr>
           </w:pPr>
-          <w:hyperlink w:anchor="_Toc240917332" w:history="1">
+          <w:hyperlink w:anchor="_Toc240920642" w:history="1">
             <w:r>
               <w:rPr>
                 <w:rStyle w:val="Hyperlink"/>
                 <w:noProof/>
               </w:rPr>
-              <w:t>8.21 Documents (the corpus)</w:t>
+              <w:t>8.21 KII record</w:t>
             </w:r>
             <w:r>
               <w:rPr>
@@ -3070,7 +3070,7 @@
               <w:rPr>
                 <w:noProof/>
               </w:rPr>
-              <w:instrText xml:space="preserve"> PAGEREF _Toc240917332 \h </w:instrText>
+              <w:instrText xml:space="preserve"> PAGEREF _Toc240920642 \h </w:instrText>
             </w:r>
             <w:r>
               <w:rPr>
@@ -3087,7 +3087,7 @@
               <w:rPr>
                 <w:noProof/>
               </w:rPr>
-              <w:t>24</w:t>
+              <w:t>25</w:t>
             </w:r>
             <w:r>
               <w:rPr>
@@ -3113,13 +3113,13 @@
               <w14:ligatures w14:val="standardContextual"/>
             </w:rPr>
           </w:pPr>
-          <w:hyperlink w:anchor="_Toc240917333" w:history="1">
+          <w:hyperlink w:anchor="_Toc240920643" w:history="1">
             <w:r>
               <w:rPr>
                 <w:rStyle w:val="Hyperlink"/>
                 <w:noProof/>
               </w:rPr>
-              <w:t>8.22 Document record</w:t>
+              <w:t>8.22 Documents (the corpus)</w:t>
             </w:r>
             <w:r>
               <w:rPr>
@@ -3137,7 +3137,7 @@
               <w:rPr>
                 <w:noProof/>
               </w:rPr>
-              <w:instrText xml:space="preserve"> PAGEREF _Toc240917333 \h </w:instrText>
+              <w:instrText xml:space="preserve"> PAGEREF _Toc240920643 \h </w:instrText>
             </w:r>
             <w:r>
               <w:rPr>
@@ -3180,13 +3180,13 @@
               <w14:ligatures w14:val="standardContextual"/>
             </w:rPr>
           </w:pPr>
-          <w:hyperlink w:anchor="_Toc240917334" w:history="1">
+          <w:hyperlink w:anchor="_Toc240920644" w:history="1">
             <w:r>
               <w:rPr>
                 <w:rStyle w:val="Hyperlink"/>
                 <w:noProof/>
               </w:rPr>
-              <w:t>8.23 Auto-fill review screen</w:t>
+              <w:t>8.23 Document record</w:t>
             </w:r>
             <w:r>
               <w:rPr>
@@ -3204,7 +3204,7 @@
               <w:rPr>
                 <w:noProof/>
               </w:rPr>
-              <w:instrText xml:space="preserve"> PAGEREF _Toc240917334 \h </w:instrText>
+              <w:instrText xml:space="preserve"> PAGEREF _Toc240920644 \h </w:instrText>
             </w:r>
             <w:r>
               <w:rPr>
@@ -3247,13 +3247,13 @@
               <w14:ligatures w14:val="standardContextual"/>
             </w:rPr>
           </w:pPr>
-          <w:hyperlink w:anchor="_Toc240917335" w:history="1">
+          <w:hyperlink w:anchor="_Toc240920645" w:history="1">
             <w:r>
               <w:rPr>
                 <w:rStyle w:val="Hyperlink"/>
                 <w:noProof/>
               </w:rPr>
-              <w:t>8.24 Completed forms (Form PDFs)</w:t>
+              <w:t>8.24 Auto-fill review screen</w:t>
             </w:r>
             <w:r>
               <w:rPr>
@@ -3271,7 +3271,7 @@
               <w:rPr>
                 <w:noProof/>
               </w:rPr>
-              <w:instrText xml:space="preserve"> PAGEREF _Toc240917335 \h </w:instrText>
+              <w:instrText xml:space="preserve"> PAGEREF _Toc240920645 \h </w:instrText>
             </w:r>
             <w:r>
               <w:rPr>
@@ -3314,13 +3314,13 @@
               <w14:ligatures w14:val="standardContextual"/>
             </w:rPr>
           </w:pPr>
-          <w:hyperlink w:anchor="_Toc240917336" w:history="1">
+          <w:hyperlink w:anchor="_Toc240920646" w:history="1">
             <w:r>
               <w:rPr>
                 <w:rStyle w:val="Hyperlink"/>
                 <w:noProof/>
               </w:rPr>
-              <w:t>8.25 Cost Dashboard</w:t>
+              <w:t>8.25 Completed forms (Form PDFs)</w:t>
             </w:r>
             <w:r>
               <w:rPr>
@@ -3338,7 +3338,74 @@
               <w:rPr>
                 <w:noProof/>
               </w:rPr>
-              <w:instrText xml:space="preserve"> PAGEREF _Toc240917336 \h </w:instrText>
+              <w:instrText xml:space="preserve"> PAGEREF _Toc240920646 \h </w:instrText>
+            </w:r>
+            <w:r>
+              <w:rPr>
+                <w:noProof/>
+              </w:rPr>
+            </w:r>
+            <w:r>
+              <w:rPr>
+                <w:noProof/>
+              </w:rPr>
+              <w:fldChar w:fldCharType="separate"/>
+            </w:r>
+            <w:r>
+              <w:rPr>
+                <w:noProof/>
+              </w:rPr>
+              <w:t>26</w:t>
+            </w:r>
+            <w:r>
+              <w:rPr>
+                <w:noProof/>
+              </w:rPr>
+              <w:fldChar w:fldCharType="end"/>
+            </w:r>
+          </w:hyperlink>
+        </w:p>
+        <w:p>
+          <w:pPr>
+            <w:pStyle w:val="TOC2"/>
+            <w:tabs>
+              <w:tab w:val="right" w:leader="dot" w:pos="9402"/>
+            </w:tabs>
+            <w:rPr>
+              <w:rFonts w:asciiTheme="minorHAnsi" w:eastAsiaTheme="minorEastAsia" w:hAnsiTheme="minorHAnsi" w:cstheme="minorBidi"/>
+              <w:noProof/>
+              <w:color w:val="auto"/>
+              <w:kern w:val="2"/>
+              <w:sz w:val="24"/>
+              <w:szCs w:val="24"/>
+              <w14:ligatures w14:val="standardContextual"/>
+            </w:rPr>
+          </w:pPr>
+          <w:hyperlink w:anchor="_Toc240920647" w:history="1">
+            <w:r>
+              <w:rPr>
+                <w:rStyle w:val="Hyperlink"/>
+                <w:noProof/>
+              </w:rPr>
+              <w:t>8.26 Cost Dashboard</w:t>
+            </w:r>
+            <w:r>
+              <w:rPr>
+                <w:noProof/>
+              </w:rPr>
+              <w:tab/>
+            </w:r>
+            <w:r>
+              <w:rPr>
+                <w:noProof/>
+              </w:rPr>
+              <w:fldChar w:fldCharType="begin"/>
+            </w:r>
+            <w:r>
+              <w:rPr>
+                <w:noProof/>
+              </w:rPr>
+              <w:instrText xml:space="preserve"> PAGEREF _Toc240920647 \h </w:instrText>
             </w:r>
             <w:r>
               <w:rPr>
@@ -3377,7 +3444,7 @@
         <w:pStyle w:val="Heading1"/>
         <w:pageBreakBefore/>
       </w:pPr>
-      <w:bookmarkStart w:id="0" w:name="_Toc240917295"/>
+      <w:bookmarkStart w:id="0" w:name="_Toc240920605"/>
       <w:r>
         <w:lastRenderedPageBreak/>
         <w:t>1. Your role at a glance</w:t>
@@ -3545,7 +3612,7 @@
         <w:pStyle w:val="Heading1"/>
         <w:pageBreakBefore/>
       </w:pPr>
-      <w:bookmarkStart w:id="1" w:name="_Toc240917296"/>
+      <w:bookmarkStart w:id="1" w:name="_Toc240920606"/>
       <w:r>
         <w:lastRenderedPageBreak/>
         <w:t>2. Signing in and your screens</w:t>
@@ -3556,7 +3623,7 @@
       <w:pPr>
         <w:pStyle w:val="Heading2"/>
       </w:pPr>
-      <w:bookmarkStart w:id="2" w:name="_Toc240917297"/>
+      <w:bookmarkStart w:id="2" w:name="_Toc240920607"/>
       <w:r>
         <w:t>Signing in</w:t>
       </w:r>
@@ -3639,7 +3706,7 @@
           <w:noProof/>
         </w:rPr>
         <w:drawing>
-          <wp:inline distT="0" distB="0" distL="0" distR="0" wp14:anchorId="062EC54E" wp14:editId="4B540632">
+          <wp:inline distT="0" distB="0" distL="0" distR="0">
             <wp:extent cx="5334000" cy="2333625"/>
             <wp:effectExtent l="0" t="0" r="0" b="0"/>
             <wp:docPr id="1" name="adm_login.jpg" descr="The sign-in screen for all internal staff." title="The sign-in screen for all internal staff."/>
@@ -3806,7 +3873,7 @@
       <w:pPr>
         <w:pStyle w:val="Heading2"/>
       </w:pPr>
-      <w:bookmarkStart w:id="3" w:name="_Toc240917298"/>
+      <w:bookmarkStart w:id="3" w:name="_Toc240920608"/>
       <w:r>
         <w:t>Finding your way around</w:t>
       </w:r>
@@ -3991,7 +4058,7 @@
         </w:rPr>
         <w:lastRenderedPageBreak/>
         <w:drawing>
-          <wp:inline distT="0" distB="0" distL="0" distR="0" wp14:anchorId="717E833A" wp14:editId="1D7D4AD3">
+          <wp:inline distT="0" distB="0" distL="0" distR="0">
             <wp:extent cx="5715000" cy="1876425"/>
             <wp:effectExtent l="0" t="0" r="0" b="0"/>
             <wp:docPr id="2" name="adm_not_your_role.jpg" descr="Opening a screen outside your role (for example from an old bookmark) shows this card instead of the screen." title="Opening a screen outside your role (for example from an old bookmark) shows this card instead of the screen."/>
@@ -4060,7 +4127,7 @@
       <w:pPr>
         <w:pStyle w:val="Heading2"/>
       </w:pPr>
-      <w:bookmarkStart w:id="4" w:name="_Toc240917299"/>
+      <w:bookmarkStart w:id="4" w:name="_Toc240920609"/>
       <w:r>
         <w:t>Your screens</w:t>
       </w:r>
@@ -4567,7 +4634,7 @@
       <w:pPr>
         <w:pStyle w:val="Heading2"/>
       </w:pPr>
-      <w:bookmarkStart w:id="5" w:name="_Toc240917300"/>
+      <w:bookmarkStart w:id="5" w:name="_Toc240920610"/>
       <w:r>
         <w:t>Changing your password</w:t>
       </w:r>
@@ -4650,7 +4717,7 @@
           <w:noProof/>
         </w:rPr>
         <w:drawing>
-          <wp:inline distT="0" distB="0" distL="0" distR="0" wp14:anchorId="6AAC32C7" wp14:editId="6B24E9FC">
+          <wp:inline distT="0" distB="0" distL="0" distR="0">
             <wp:extent cx="5334000" cy="2171700"/>
             <wp:effectExtent l="0" t="0" r="0" b="0"/>
             <wp:docPr id="3" name="adm_account.jpg" descr="Change Password screen." title="Change Password screen."/>
@@ -4738,7 +4805,7 @@
         <w:pStyle w:val="Heading1"/>
         <w:pageBreakBefore/>
       </w:pPr>
-      <w:bookmarkStart w:id="6" w:name="_Toc240917301"/>
+      <w:bookmarkStart w:id="6" w:name="_Toc240920611"/>
       <w:r>
         <w:lastRenderedPageBreak/>
         <w:t>3. Your routine</w:t>
@@ -5023,7 +5090,7 @@
         <w:pStyle w:val="Heading1"/>
         <w:pageBreakBefore/>
       </w:pPr>
-      <w:bookmarkStart w:id="7" w:name="_Toc240917302"/>
+      <w:bookmarkStart w:id="7" w:name="_Toc240920612"/>
       <w:r>
         <w:lastRenderedPageBreak/>
         <w:t>4. Step-by-step tasks</w:t>
@@ -5034,7 +5101,7 @@
       <w:pPr>
         <w:pStyle w:val="Heading2"/>
       </w:pPr>
-      <w:bookmarkStart w:id="8" w:name="_Toc240917303"/>
+      <w:bookmarkStart w:id="8" w:name="_Toc240920613"/>
       <w:r>
         <w:t>4.1 Reading the dashboards</w:t>
       </w:r>
@@ -5059,7 +5126,7 @@
           <w:noProof/>
         </w:rPr>
         <w:drawing>
-          <wp:inline distT="0" distB="0" distL="0" distR="0" wp14:anchorId="023165C2" wp14:editId="3C1964AC">
+          <wp:inline distT="0" distB="0" distL="0" distR="0">
             <wp:extent cx="5715000" cy="3571875"/>
             <wp:effectExtent l="0" t="0" r="0" b="0"/>
             <wp:docPr id="4" name="adm_exec_dashboard.jpg" descr="Executive Dashboard: completions against the 400 / 60 / 50–75 targets, days to data lock, spend, and the lowest-filled strata." title="Executive Dashboard: completions against the 400 / 60 / 50–75 targets, days to data lock, spend, and the lowest-filled strata."/>
@@ -5724,7 +5791,7 @@
       <w:pPr>
         <w:pStyle w:val="Heading2"/>
       </w:pPr>
-      <w:bookmarkStart w:id="9" w:name="_Toc240917304"/>
+      <w:bookmarkStart w:id="9" w:name="_Toc240920614"/>
       <w:r>
         <w:lastRenderedPageBreak/>
         <w:t>4.2 Using Reports (analytics and charts)</w:t>
@@ -5765,7 +5832,7 @@
           <w:noProof/>
         </w:rPr>
         <w:drawing>
-          <wp:inline distT="0" distB="0" distL="0" distR="0" wp14:anchorId="3537DFDF" wp14:editId="3B944022">
+          <wp:inline distT="0" distB="0" distL="0" distR="0">
             <wp:extent cx="5334000" cy="3333750"/>
             <wp:effectExtent l="0" t="0" r="0" b="0"/>
             <wp:docPr id="5" name="adm_reports_top.jpg" descr="Reports: headline figures for the chosen period." title="Reports: headline figures for the chosen period."/>
@@ -5907,7 +5974,7 @@
           <w:noProof/>
         </w:rPr>
         <w:drawing>
-          <wp:inline distT="0" distB="0" distL="0" distR="0" wp14:anchorId="416D3530" wp14:editId="159E4E4D">
+          <wp:inline distT="0" distB="0" distL="0" distR="0">
             <wp:extent cx="5334000" cy="3409950"/>
             <wp:effectExtent l="0" t="0" r="0" b="0"/>
             <wp:docPr id="6" name="adm_reports_funnel.jpg" descr="Case funnel: each case counted once at every stage it has reached." title="Case funnel: each case counted once at every stage it has reached."/>
@@ -6007,7 +6074,7 @@
           <w:noProof/>
         </w:rPr>
         <w:drawing>
-          <wp:inline distT="0" distB="0" distL="0" distR="0" wp14:anchorId="752EADF8" wp14:editId="1AD506AC">
+          <wp:inline distT="0" distB="0" distL="0" distR="0">
             <wp:extent cx="5334000" cy="3248025"/>
             <wp:effectExtent l="0" t="0" r="0" b="0"/>
             <wp:docPr id="7" name="adm_reports_funnel_table.jpg" descr="The same chart as a table." title="The same chart as a table."/>
@@ -6106,7 +6173,7 @@
           <w:noProof/>
         </w:rPr>
         <w:drawing>
-          <wp:inline distT="0" distB="0" distL="0" distR="0" wp14:anchorId="796DA675" wp14:editId="7E97DC9F">
+          <wp:inline distT="0" distB="0" distL="0" distR="0">
             <wp:extent cx="5334000" cy="2628900"/>
             <wp:effectExtent l="0" t="0" r="0" b="0"/>
             <wp:docPr id="8" name="adm_reports_coverage.jpg" descr="Coverage by group." title="Coverage by group."/>
@@ -6206,7 +6273,7 @@
         </w:rPr>
         <w:lastRenderedPageBreak/>
         <w:drawing>
-          <wp:inline distT="0" distB="0" distL="0" distR="0" wp14:anchorId="22F7C55C" wp14:editId="165B2F2B">
+          <wp:inline distT="0" distB="0" distL="0" distR="0">
             <wp:extent cx="5334000" cy="2600325"/>
             <wp:effectExtent l="0" t="0" r="0" b="0"/>
             <wp:docPr id="9" name="adm_reports_modes.jpg" descr="Administration modes." title="Administration modes."/>
@@ -6315,7 +6382,7 @@
           <w:noProof/>
         </w:rPr>
         <w:drawing>
-          <wp:inline distT="0" distB="0" distL="0" distR="0" wp14:anchorId="432D48CE" wp14:editId="3B4EEBEA">
+          <wp:inline distT="0" distB="0" distL="0" distR="0">
             <wp:extent cx="5334000" cy="2905125"/>
             <wp:effectExtent l="0" t="0" r="0" b="0"/>
             <wp:docPr id="10" name="adm_reports_duration.jpg" descr="Completion-time distribution." title="Completion-time distribution."/>
@@ -6397,7 +6464,7 @@
       <w:pPr>
         <w:pStyle w:val="Heading2"/>
       </w:pPr>
-      <w:bookmarkStart w:id="10" w:name="_Toc240917305"/>
+      <w:bookmarkStart w:id="10" w:name="_Toc240920615"/>
       <w:r>
         <w:t>4.3 Reviewing a case read-only</w:t>
       </w:r>
@@ -6461,7 +6528,7 @@
         </w:rPr>
         <w:lastRenderedPageBreak/>
         <w:drawing>
-          <wp:inline distT="0" distB="0" distL="0" distR="0" wp14:anchorId="5DBD4B1E" wp14:editId="41F7B94E">
+          <wp:inline distT="0" distB="0" distL="0" distR="0">
             <wp:extent cx="5334000" cy="3333750"/>
             <wp:effectExtent l="0" t="0" r="0" b="0"/>
             <wp:docPr id="11" name="sup_case.jpg" descr="A case page in read-only view." title="A case page in read-only view."/>
@@ -6535,7 +6602,7 @@
       <w:pPr>
         <w:pStyle w:val="Heading2"/>
       </w:pPr>
-      <w:bookmarkStart w:id="11" w:name="_Toc240917306"/>
+      <w:bookmarkStart w:id="11" w:name="_Toc240920616"/>
       <w:r>
         <w:t>4.4 Reviewing QA</w:t>
       </w:r>
@@ -6552,7 +6619,7 @@
           <w:noProof/>
         </w:rPr>
         <w:drawing>
-          <wp:inline distT="0" distB="0" distL="0" distR="0" wp14:anchorId="578CC565" wp14:editId="4E7D8849">
+          <wp:inline distT="0" distB="0" distL="0" distR="0">
             <wp:extent cx="5715000" cy="2505075"/>
             <wp:effectExtent l="0" t="0" r="0" b="0"/>
             <wp:docPr id="12" name="sup_qa_queue.jpg" descr="QA Queue in read-only view." title="QA Queue in read-only view."/>
@@ -6629,7 +6696,7 @@
       <w:pPr>
         <w:pStyle w:val="Heading2"/>
       </w:pPr>
-      <w:bookmarkStart w:id="12" w:name="_Toc240917307"/>
+      <w:bookmarkStart w:id="12" w:name="_Toc240920617"/>
       <w:r>
         <w:t>4.5 Downloading or emailing completed forms (Form PDFs)</w:t>
       </w:r>
@@ -6680,7 +6747,7 @@
         </w:rPr>
         <w:lastRenderedPageBreak/>
         <w:drawing>
-          <wp:inline distT="0" distB="0" distL="0" distR="0" wp14:anchorId="40E23522" wp14:editId="411D204F">
+          <wp:inline distT="0" distB="0" distL="0" distR="0">
             <wp:extent cx="5334000" cy="3333750"/>
             <wp:effectExtent l="0" t="0" r="0" b="0"/>
             <wp:docPr id="13" name="adm_form_pdfs.jpg" descr="Completed form PDFs." title="Completed form PDFs."/>
@@ -6874,7 +6941,7 @@
         <w:pStyle w:val="Heading1"/>
         <w:pageBreakBefore/>
       </w:pPr>
-      <w:bookmarkStart w:id="13" w:name="_Toc240917308"/>
+      <w:bookmarkStart w:id="13" w:name="_Toc240920618"/>
       <w:r>
         <w:lastRenderedPageBreak/>
         <w:t>5. Rules you must follow</w:t>
@@ -7012,7 +7079,7 @@
         <w:pStyle w:val="Heading1"/>
         <w:pageBreakBefore/>
       </w:pPr>
-      <w:bookmarkStart w:id="14" w:name="_Toc240917309"/>
+      <w:bookmarkStart w:id="14" w:name="_Toc240920619"/>
       <w:r>
         <w:lastRenderedPageBreak/>
         <w:t>6. Troubleshooting</w:t>
@@ -7966,7 +8033,7 @@
         <w:pStyle w:val="Heading1"/>
         <w:pageBreakBefore/>
       </w:pPr>
-      <w:bookmarkStart w:id="15" w:name="_Toc240917310"/>
+      <w:bookmarkStart w:id="15" w:name="_Toc240920620"/>
       <w:r>
         <w:lastRenderedPageBreak/>
         <w:t>7. Quick reference</w:t>
@@ -8245,7 +8312,7 @@
         <w:pStyle w:val="Heading1"/>
         <w:pageBreakBefore/>
       </w:pPr>
-      <w:bookmarkStart w:id="16" w:name="_Toc240917311"/>
+      <w:bookmarkStart w:id="16" w:name="_Toc240920621"/>
       <w:r>
         <w:lastRenderedPageBreak/>
         <w:t>8. Every screen and button for your role</w:t>
@@ -8408,7 +8475,7 @@
       <w:pPr>
         <w:pStyle w:val="Heading2"/>
       </w:pPr>
-      <w:bookmarkStart w:id="17" w:name="_Toc240917312"/>
+      <w:bookmarkStart w:id="17" w:name="_Toc240920622"/>
       <w:r>
         <w:t>8.1 Sign in</w:t>
       </w:r>
@@ -8921,7 +8988,7 @@
       <w:pPr>
         <w:pStyle w:val="Heading2"/>
       </w:pPr>
-      <w:bookmarkStart w:id="18" w:name="_Toc240917313"/>
+      <w:bookmarkStart w:id="18" w:name="_Toc240920623"/>
       <w:r>
         <w:t>8.2 The header and menu bar (every screen)</w:t>
       </w:r>
@@ -9645,7 +9712,7 @@
       <w:pPr>
         <w:pStyle w:val="Heading2"/>
       </w:pPr>
-      <w:bookmarkStart w:id="19" w:name="_Toc240917314"/>
+      <w:bookmarkStart w:id="19" w:name="_Toc240920624"/>
       <w:r>
         <w:t>8.3 Change Password</w:t>
       </w:r>
@@ -10265,7 +10332,7 @@
       <w:pPr>
         <w:pStyle w:val="Heading2"/>
       </w:pPr>
-      <w:bookmarkStart w:id="20" w:name="_Toc240917315"/>
+      <w:bookmarkStart w:id="20" w:name="_Toc240920625"/>
       <w:r>
         <w:t>8.4 Executive Dashboard</w:t>
       </w:r>
@@ -10779,7 +10846,7 @@
       <w:pPr>
         <w:pStyle w:val="Heading2"/>
       </w:pPr>
-      <w:bookmarkStart w:id="21" w:name="_Toc240917316"/>
+      <w:bookmarkStart w:id="21" w:name="_Toc240920626"/>
       <w:r>
         <w:t>8.5 Sampling Dashboard</w:t>
       </w:r>
@@ -11292,7 +11359,7 @@
       <w:pPr>
         <w:pStyle w:val="Heading2"/>
       </w:pPr>
-      <w:bookmarkStart w:id="22" w:name="_Toc240917317"/>
+      <w:bookmarkStart w:id="22" w:name="_Toc240920627"/>
       <w:r>
         <w:t>8.6 Contact Dashboard</w:t>
       </w:r>
@@ -11595,7 +11662,7 @@
       <w:pPr>
         <w:pStyle w:val="Heading2"/>
       </w:pPr>
-      <w:bookmarkStart w:id="23" w:name="_Toc240917318"/>
+      <w:bookmarkStart w:id="23" w:name="_Toc240920628"/>
       <w:r>
         <w:lastRenderedPageBreak/>
         <w:t>8.7 QA Dashboard</w:t>
@@ -12216,7 +12283,7 @@
       <w:pPr>
         <w:pStyle w:val="Heading2"/>
       </w:pPr>
-      <w:bookmarkStart w:id="24" w:name="_Toc240917319"/>
+      <w:bookmarkStart w:id="24" w:name="_Toc240920629"/>
       <w:r>
         <w:t>8.8 KII / Document Dashboard</w:t>
       </w:r>
@@ -12626,7 +12693,7 @@
       <w:pPr>
         <w:pStyle w:val="Heading2"/>
       </w:pPr>
-      <w:bookmarkStart w:id="25" w:name="_Toc240917320"/>
+      <w:bookmarkStart w:id="25" w:name="_Toc240920630"/>
       <w:r>
         <w:t>8.9 Reports</w:t>
       </w:r>
@@ -13140,7 +13207,7 @@
       <w:pPr>
         <w:pStyle w:val="Heading2"/>
       </w:pPr>
-      <w:bookmarkStart w:id="26" w:name="_Toc240917321"/>
+      <w:bookmarkStart w:id="26" w:name="_Toc240920631"/>
       <w:r>
         <w:t>8.10 Main-400 Register (and Reserve)</w:t>
       </w:r>
@@ -13760,7 +13827,7 @@
       <w:pPr>
         <w:pStyle w:val="Heading2"/>
       </w:pPr>
-      <w:bookmarkStart w:id="27" w:name="_Toc240917322"/>
+      <w:bookmarkStart w:id="27" w:name="_Toc240920632"/>
       <w:r>
         <w:t>8.11 Case page</w:t>
       </w:r>
@@ -14274,7 +14341,7 @@
       <w:pPr>
         <w:pStyle w:val="Heading2"/>
       </w:pPr>
-      <w:bookmarkStart w:id="28" w:name="_Toc240917323"/>
+      <w:bookmarkStart w:id="28" w:name="_Toc240920633"/>
       <w:r>
         <w:t>8.12 Pre-Interview Profile (PROIT) and its review screen</w:t>
       </w:r>
@@ -14577,9 +14644,9 @@
       <w:pPr>
         <w:pStyle w:val="Heading2"/>
       </w:pPr>
-      <w:bookmarkStart w:id="29" w:name="_Toc240917324"/>
-      <w:r>
-        <w:t>8.13 Register Organisation</w:t>
+      <w:bookmarkStart w:id="29" w:name="_Toc240920634"/>
+      <w:r>
+        <w:t>8.13 Interview sheet (verifying a locked profile)</w:t>
       </w:r>
       <w:bookmarkEnd w:id="29"/>
     </w:p>
@@ -14595,7 +14662,7 @@
         <w:t>Who can open it:</w:t>
       </w:r>
       <w:r>
-        <w:t xml:space="preserve"> PI / System Admin, Field / Digital Coordinator, Supervisor.  </w:t>
+        <w:t xml:space="preserve"> PI / System Admin, Field / Digital Coordinator, Contact RA, KII RA, Supervisor.  </w:t>
       </w:r>
       <w:r>
         <w:rPr>
@@ -14614,7 +14681,7 @@
           <w:sz w:val="19"/>
           <w:szCs w:val="19"/>
         </w:rPr>
-        <w:t>/admin/organisations</w:t>
+        <w:t>(on the case page, and on the KII record)</w:t>
       </w:r>
     </w:p>
     <w:p>
@@ -14622,7 +14689,7 @@
         <w:spacing w:after="120" w:line="288" w:lineRule="auto"/>
       </w:pPr>
       <w:r>
-        <w:t>Adds an organisation that is not already in the sample and gives it a Master ID and, if wanted, a sample case.</w:t>
+        <w:t>The locked pre-interview profile as the interviewer uses it: confirm what is public, ask what is not, record what the respondent says, and after the interview reconcile it. The coordinator and PI see it inside the PROIT panel; a Contact RA sees it on a case assigned to them; a KII RA on a KII record.</w:t>
       </w:r>
     </w:p>
     <w:tbl>
@@ -14796,7 +14863,7 @@
                 <w:sz w:val="19"/>
                 <w:szCs w:val="19"/>
               </w:rPr>
-              <w:t>Search name, Master ID or district</w:t>
+              <w:t>Status (Verified x of y · settled x of y / Reconciled)</w:t>
             </w:r>
           </w:p>
         </w:tc>
@@ -14819,7 +14886,7 @@
                 <w:sz w:val="19"/>
                 <w:szCs w:val="19"/>
               </w:rPr>
-              <w:t>Filters the list of registered organisations.</w:t>
+              <w:t>Counts how many facts have been verified with the respondent and how many are settled. It reads Reconciled when all are.</w:t>
             </w:r>
           </w:p>
         </w:tc>
@@ -14842,7 +14909,7 @@
                 <w:sz w:val="19"/>
                 <w:szCs w:val="19"/>
               </w:rPr>
-              <w:t>Avoids registering the same organisation twice.</w:t>
+              <w:t>A case is not complete until every fact is verified and, where corrected, reconciled.</w:t>
             </w:r>
           </w:p>
         </w:tc>
@@ -14865,7 +14932,217 @@
                 <w:sz w:val="19"/>
                 <w:szCs w:val="19"/>
               </w:rPr>
-              <w:t>Only matching organisations are listed.</w:t>
+              <w:t>Read only. It updates as answers are saved.</w:t>
+            </w:r>
+          </w:p>
+        </w:tc>
+      </w:tr>
+      <w:tr>
+        <w:tblPrEx>
+          <w:tblCellMar>
+            <w:top w:w="0" w:type="dxa"/>
+            <w:bottom w:w="0" w:type="dxa"/>
+          </w:tblCellMar>
+        </w:tblPrEx>
+        <w:trPr>
+          <w:cantSplit/>
+        </w:trPr>
+        <w:tc>
+          <w:tcPr>
+            <w:tcW w:w="1882" w:type="dxa"/>
+            <w:shd w:val="clear" w:color="auto" w:fill="F8FAFB"/>
+            <w:tcMar>
+              <w:top w:w="70" w:type="dxa"/>
+              <w:left w:w="110" w:type="dxa"/>
+              <w:bottom w:w="70" w:type="dxa"/>
+              <w:right w:w="110" w:type="dxa"/>
+            </w:tcMar>
+          </w:tcPr>
+          <w:p>
+            <w:pPr>
+              <w:spacing w:after="40"/>
+            </w:pPr>
+            <w:r>
+              <w:rPr>
+                <w:sz w:val="19"/>
+                <w:szCs w:val="19"/>
+              </w:rPr>
+              <w:t>Confirm / Confirm, then probe / Ask (label on each row)</w:t>
+            </w:r>
+          </w:p>
+        </w:tc>
+        <w:tc>
+          <w:tcPr>
+            <w:tcW w:w="3012" w:type="dxa"/>
+            <w:shd w:val="clear" w:color="auto" w:fill="F8FAFB"/>
+            <w:tcMar>
+              <w:top w:w="70" w:type="dxa"/>
+              <w:left w:w="110" w:type="dxa"/>
+              <w:bottom w:w="70" w:type="dxa"/>
+              <w:right w:w="110" w:type="dxa"/>
+            </w:tcMar>
+          </w:tcPr>
+          <w:p>
+            <w:pPr>
+              <w:spacing w:after="40"/>
+            </w:pPr>
+            <w:r>
+              <w:rPr>
+                <w:sz w:val="19"/>
+                <w:szCs w:val="19"/>
+              </w:rPr>
+              <w:t>Tells you what to do with that row: confirm a public fact, confirm it and probe (sources disagree), or ask the question in full because nothing reliable is public.</w:t>
+            </w:r>
+          </w:p>
+        </w:tc>
+        <w:tc>
+          <w:tcPr>
+            <w:tcW w:w="2447" w:type="dxa"/>
+            <w:shd w:val="clear" w:color="auto" w:fill="F8FAFB"/>
+            <w:tcMar>
+              <w:top w:w="70" w:type="dxa"/>
+              <w:left w:w="110" w:type="dxa"/>
+              <w:bottom w:w="70" w:type="dxa"/>
+              <w:right w:w="110" w:type="dxa"/>
+            </w:tcMar>
+          </w:tcPr>
+          <w:p>
+            <w:pPr>
+              <w:spacing w:after="40"/>
+            </w:pPr>
+            <w:r>
+              <w:rPr>
+                <w:sz w:val="19"/>
+                <w:szCs w:val="19"/>
+              </w:rPr>
+              <w:t>Asking only what is not public reduces the burden on the respondent.</w:t>
+            </w:r>
+          </w:p>
+        </w:tc>
+        <w:tc>
+          <w:tcPr>
+            <w:tcW w:w="2071" w:type="dxa"/>
+            <w:shd w:val="clear" w:color="auto" w:fill="F8FAFB"/>
+            <w:tcMar>
+              <w:top w:w="70" w:type="dxa"/>
+              <w:left w:w="110" w:type="dxa"/>
+              <w:bottom w:w="70" w:type="dxa"/>
+              <w:right w:w="110" w:type="dxa"/>
+            </w:tcMar>
+          </w:tcPr>
+          <w:p>
+            <w:pPr>
+              <w:spacing w:after="40"/>
+            </w:pPr>
+            <w:r>
+              <w:rPr>
+                <w:sz w:val="19"/>
+                <w:szCs w:val="19"/>
+              </w:rPr>
+              <w:t>Read only.</w:t>
+            </w:r>
+          </w:p>
+        </w:tc>
+      </w:tr>
+      <w:tr>
+        <w:tblPrEx>
+          <w:tblCellMar>
+            <w:top w:w="0" w:type="dxa"/>
+            <w:bottom w:w="0" w:type="dxa"/>
+          </w:tblCellMar>
+        </w:tblPrEx>
+        <w:trPr>
+          <w:cantSplit/>
+        </w:trPr>
+        <w:tc>
+          <w:tcPr>
+            <w:tcW w:w="1882" w:type="dxa"/>
+            <w:tcMar>
+              <w:top w:w="70" w:type="dxa"/>
+              <w:left w:w="110" w:type="dxa"/>
+              <w:bottom w:w="70" w:type="dxa"/>
+              <w:right w:w="110" w:type="dxa"/>
+            </w:tcMar>
+          </w:tcPr>
+          <w:p>
+            <w:pPr>
+              <w:spacing w:after="40"/>
+            </w:pPr>
+            <w:r>
+              <w:rPr>
+                <w:sz w:val="19"/>
+                <w:szCs w:val="19"/>
+              </w:rPr>
+              <w:t>Public source says (with source links)</w:t>
+            </w:r>
+          </w:p>
+        </w:tc>
+        <w:tc>
+          <w:tcPr>
+            <w:tcW w:w="3012" w:type="dxa"/>
+            <w:tcMar>
+              <w:top w:w="70" w:type="dxa"/>
+              <w:left w:w="110" w:type="dxa"/>
+              <w:bottom w:w="70" w:type="dxa"/>
+              <w:right w:w="110" w:type="dxa"/>
+            </w:tcMar>
+          </w:tcPr>
+          <w:p>
+            <w:pPr>
+              <w:spacing w:after="40"/>
+            </w:pPr>
+            <w:r>
+              <w:rPr>
+                <w:sz w:val="19"/>
+                <w:szCs w:val="19"/>
+              </w:rPr>
+              <w:t>Shows the public fact and where it came from. A weak source's value is hidden and the row says to ask in full.</w:t>
+            </w:r>
+          </w:p>
+        </w:tc>
+        <w:tc>
+          <w:tcPr>
+            <w:tcW w:w="2447" w:type="dxa"/>
+            <w:tcMar>
+              <w:top w:w="70" w:type="dxa"/>
+              <w:left w:w="110" w:type="dxa"/>
+              <w:bottom w:w="70" w:type="dxa"/>
+              <w:right w:w="110" w:type="dxa"/>
+            </w:tcMar>
+          </w:tcPr>
+          <w:p>
+            <w:pPr>
+              <w:spacing w:after="40"/>
+            </w:pPr>
+            <w:r>
+              <w:rPr>
+                <w:sz w:val="19"/>
+                <w:szCs w:val="19"/>
+              </w:rPr>
+              <w:t>A weak or uncorroborated fact must never be put to a respondent as if it were established.</w:t>
+            </w:r>
+          </w:p>
+        </w:tc>
+        <w:tc>
+          <w:tcPr>
+            <w:tcW w:w="2071" w:type="dxa"/>
+            <w:tcMar>
+              <w:top w:w="70" w:type="dxa"/>
+              <w:left w:w="110" w:type="dxa"/>
+              <w:bottom w:w="70" w:type="dxa"/>
+              <w:right w:w="110" w:type="dxa"/>
+            </w:tcMar>
+          </w:tcPr>
+          <w:p>
+            <w:pPr>
+              <w:spacing w:after="40"/>
+            </w:pPr>
+            <w:r>
+              <w:rPr>
+                <w:sz w:val="19"/>
+                <w:szCs w:val="19"/>
+              </w:rPr>
+              <w:t>Read only. Select a source to open it.</w:t>
             </w:r>
           </w:p>
         </w:tc>
@@ -14880,9 +15157,10 @@
       <w:pPr>
         <w:pStyle w:val="Heading2"/>
       </w:pPr>
-      <w:bookmarkStart w:id="30" w:name="_Toc240917325"/>
-      <w:r>
-        <w:t>8.14 Appointment Queue</w:t>
+      <w:bookmarkStart w:id="30" w:name="_Toc240920635"/>
+      <w:r>
+        <w:lastRenderedPageBreak/>
+        <w:t>8.14 Register Organisation</w:t>
       </w:r>
       <w:bookmarkEnd w:id="30"/>
     </w:p>
@@ -14898,7 +15176,7 @@
         <w:t>Who can open it:</w:t>
       </w:r>
       <w:r>
-        <w:t xml:space="preserve"> PI / System Admin, Field / Digital Coordinator, Contact RA, Supervisor.  </w:t>
+        <w:t xml:space="preserve"> PI / System Admin, Field / Digital Coordinator, Supervisor.  </w:t>
       </w:r>
       <w:r>
         <w:rPr>
@@ -14917,7 +15195,7 @@
           <w:sz w:val="19"/>
           <w:szCs w:val="19"/>
         </w:rPr>
-        <w:t>/admin/appointments</w:t>
+        <w:t>/admin/organisations</w:t>
       </w:r>
     </w:p>
     <w:p>
@@ -14925,7 +15203,7 @@
         <w:spacing w:after="120" w:line="288" w:lineRule="auto"/>
       </w:pPr>
       <w:r>
-        <w:t>Calls that respondents have asked for, and their progress.</w:t>
+        <w:t>Adds an organisation that is not already in the sample and gives it a Master ID and, if wanted, a sample case.</w:t>
       </w:r>
     </w:p>
     <w:tbl>
@@ -15099,7 +15377,7 @@
                 <w:sz w:val="19"/>
                 <w:szCs w:val="19"/>
               </w:rPr>
-              <w:t>Filter by status</w:t>
+              <w:t>Search name, Master ID or district</w:t>
             </w:r>
           </w:p>
         </w:tc>
@@ -15122,7 +15400,7 @@
                 <w:sz w:val="19"/>
                 <w:szCs w:val="19"/>
               </w:rPr>
-              <w:t>Shows all appointments, or only Requested, Confirmed, Completed, Missed or Cancelled.</w:t>
+              <w:t>Filters the list of registered organisations.</w:t>
             </w:r>
           </w:p>
         </w:tc>
@@ -15145,7 +15423,7 @@
                 <w:sz w:val="19"/>
                 <w:szCs w:val="19"/>
               </w:rPr>
-              <w:t>Coordinators mostly need the ones still to be acted on.</w:t>
+              <w:t>Avoids registering the same organisation twice.</w:t>
             </w:r>
           </w:p>
         </w:tc>
@@ -15168,114 +15446,7 @@
                 <w:sz w:val="19"/>
                 <w:szCs w:val="19"/>
               </w:rPr>
-              <w:t>The list changes and returns to page 1.</w:t>
-            </w:r>
-          </w:p>
-        </w:tc>
-      </w:tr>
-      <w:tr>
-        <w:tblPrEx>
-          <w:tblCellMar>
-            <w:top w:w="0" w:type="dxa"/>
-            <w:bottom w:w="0" w:type="dxa"/>
-          </w:tblCellMar>
-        </w:tblPrEx>
-        <w:trPr>
-          <w:cantSplit/>
-        </w:trPr>
-        <w:tc>
-          <w:tcPr>
-            <w:tcW w:w="1882" w:type="dxa"/>
-            <w:shd w:val="clear" w:color="auto" w:fill="F8FAFB"/>
-            <w:tcMar>
-              <w:top w:w="70" w:type="dxa"/>
-              <w:left w:w="110" w:type="dxa"/>
-              <w:bottom w:w="70" w:type="dxa"/>
-              <w:right w:w="110" w:type="dxa"/>
-            </w:tcMar>
-          </w:tcPr>
-          <w:p>
-            <w:pPr>
-              <w:spacing w:after="40"/>
-            </w:pPr>
-            <w:r>
-              <w:rPr>
-                <w:sz w:val="19"/>
-                <w:szCs w:val="19"/>
-              </w:rPr>
-              <w:t>Show / page numbers</w:t>
-            </w:r>
-          </w:p>
-        </w:tc>
-        <w:tc>
-          <w:tcPr>
-            <w:tcW w:w="3012" w:type="dxa"/>
-            <w:shd w:val="clear" w:color="auto" w:fill="F8FAFB"/>
-            <w:tcMar>
-              <w:top w:w="70" w:type="dxa"/>
-              <w:left w:w="110" w:type="dxa"/>
-              <w:bottom w:w="70" w:type="dxa"/>
-              <w:right w:w="110" w:type="dxa"/>
-            </w:tcMar>
-          </w:tcPr>
-          <w:p>
-            <w:pPr>
-              <w:spacing w:after="40"/>
-            </w:pPr>
-            <w:r>
-              <w:rPr>
-                <w:sz w:val="19"/>
-                <w:szCs w:val="19"/>
-              </w:rPr>
-              <w:t>Choose rows per page and move between pages.</w:t>
-            </w:r>
-          </w:p>
-        </w:tc>
-        <w:tc>
-          <w:tcPr>
-            <w:tcW w:w="2447" w:type="dxa"/>
-            <w:shd w:val="clear" w:color="auto" w:fill="F8FAFB"/>
-            <w:tcMar>
-              <w:top w:w="70" w:type="dxa"/>
-              <w:left w:w="110" w:type="dxa"/>
-              <w:bottom w:w="70" w:type="dxa"/>
-              <w:right w:w="110" w:type="dxa"/>
-            </w:tcMar>
-          </w:tcPr>
-          <w:p>
-            <w:pPr>
-              <w:spacing w:after="40"/>
-            </w:pPr>
-            <w:r>
-              <w:rPr>
-                <w:sz w:val="19"/>
-                <w:szCs w:val="19"/>
-              </w:rPr>
-              <w:t>As on every register.</w:t>
-            </w:r>
-          </w:p>
-        </w:tc>
-        <w:tc>
-          <w:tcPr>
-            <w:tcW w:w="2071" w:type="dxa"/>
-            <w:shd w:val="clear" w:color="auto" w:fill="F8FAFB"/>
-            <w:tcMar>
-              <w:top w:w="70" w:type="dxa"/>
-              <w:left w:w="110" w:type="dxa"/>
-              <w:bottom w:w="70" w:type="dxa"/>
-              <w:right w:w="110" w:type="dxa"/>
-            </w:tcMar>
-          </w:tcPr>
-          <w:p>
-            <w:pPr>
-              <w:spacing w:after="40"/>
-            </w:pPr>
-            <w:r>
-              <w:rPr>
-                <w:sz w:val="19"/>
-                <w:szCs w:val="19"/>
-              </w:rPr>
-              <w:t>The list redraws.</w:t>
+              <w:t>Only matching organisations are listed.</w:t>
             </w:r>
           </w:p>
         </w:tc>
@@ -15290,10 +15461,9 @@
       <w:pPr>
         <w:pStyle w:val="Heading2"/>
       </w:pPr>
-      <w:bookmarkStart w:id="31" w:name="_Toc240917326"/>
-      <w:r>
-        <w:lastRenderedPageBreak/>
-        <w:t>8.15 Follow-ups due</w:t>
+      <w:bookmarkStart w:id="31" w:name="_Toc240920636"/>
+      <w:r>
+        <w:t>8.15 Appointment Queue</w:t>
       </w:r>
       <w:bookmarkEnd w:id="31"/>
     </w:p>
@@ -15328,7 +15498,7 @@
           <w:sz w:val="19"/>
           <w:szCs w:val="19"/>
         </w:rPr>
-        <w:t>/admin/follow-ups</w:t>
+        <w:t>/admin/appointments</w:t>
       </w:r>
     </w:p>
     <w:p>
@@ -15336,7 +15506,7 @@
         <w:spacing w:after="120" w:line="288" w:lineRule="auto"/>
       </w:pPr>
       <w:r>
-        <w:t>Approved reminders (on days 0, 2, 4–5 and 7 after an invitation) for invited cases that have not responded.</w:t>
+        <w:t>Calls that respondents have asked for, and their progress.</w:t>
       </w:r>
     </w:p>
     <w:tbl>
@@ -15510,7 +15680,7 @@
                 <w:sz w:val="19"/>
                 <w:szCs w:val="19"/>
               </w:rPr>
-              <w:t>Case link (Sample ID)</w:t>
+              <w:t>Filter by status</w:t>
             </w:r>
           </w:p>
         </w:tc>
@@ -15533,7 +15703,7 @@
                 <w:sz w:val="19"/>
                 <w:szCs w:val="19"/>
               </w:rPr>
-              <w:t>Opens the case the reminder is for.</w:t>
+              <w:t>Shows all appointments, or only Requested, Confirmed, Completed, Missed or Cancelled.</w:t>
             </w:r>
           </w:p>
         </w:tc>
@@ -15556,7 +15726,7 @@
                 <w:sz w:val="19"/>
                 <w:szCs w:val="19"/>
               </w:rPr>
-              <w:t>Lets you check the case before you send.</w:t>
+              <w:t>Coordinators mostly need the ones still to be acted on.</w:t>
             </w:r>
           </w:p>
         </w:tc>
@@ -15579,7 +15749,7 @@
                 <w:sz w:val="19"/>
                 <w:szCs w:val="19"/>
               </w:rPr>
-              <w:t>The case page opens.</w:t>
+              <w:t>The list changes and returns to page 1.</w:t>
             </w:r>
           </w:p>
         </w:tc>
@@ -15614,7 +15784,7 @@
                 <w:sz w:val="19"/>
                 <w:szCs w:val="19"/>
               </w:rPr>
-              <w:t>Open in WhatsApp</w:t>
+              <w:t>Show / page numbers</w:t>
             </w:r>
           </w:p>
         </w:tc>
@@ -15638,7 +15808,7 @@
                 <w:sz w:val="19"/>
                 <w:szCs w:val="19"/>
               </w:rPr>
-              <w:t>Opens WhatsApp with the reminder text already written for that respondent.</w:t>
+              <w:t>Choose rows per page and move between pages.</w:t>
             </w:r>
           </w:p>
         </w:tc>
@@ -15662,7 +15832,7 @@
                 <w:sz w:val="19"/>
                 <w:szCs w:val="19"/>
               </w:rPr>
-              <w:t>Reminders are sent by a person from the study's WhatsApp account: nothing is sent automatically, so a person always decides.</w:t>
+              <w:t>As on every register.</w:t>
             </w:r>
           </w:p>
         </w:tc>
@@ -15686,7 +15856,7 @@
                 <w:sz w:val="19"/>
                 <w:szCs w:val="19"/>
               </w:rPr>
-              <w:t>WhatsApp opens with the message. If the button says “Open WhatsApp (choose contact)”, there is no number on file: pick the contact in WhatsApp, and add the number on the case afterwards.</w:t>
+              <w:t>The list redraws.</w:t>
             </w:r>
           </w:p>
         </w:tc>
@@ -15701,9 +15871,9 @@
       <w:pPr>
         <w:pStyle w:val="Heading2"/>
       </w:pPr>
-      <w:bookmarkStart w:id="32" w:name="_Toc240917327"/>
-      <w:r>
-        <w:t>8.16 Reserve Activation</w:t>
+      <w:bookmarkStart w:id="32" w:name="_Toc240920637"/>
+      <w:r>
+        <w:t>8.16 Follow-ups due</w:t>
       </w:r>
       <w:bookmarkEnd w:id="32"/>
     </w:p>
@@ -15719,7 +15889,7 @@
         <w:t>Who can open it:</w:t>
       </w:r>
       <w:r>
-        <w:t xml:space="preserve"> PI / System Admin, Field / Digital Coordinator, Supervisor.  </w:t>
+        <w:t xml:space="preserve"> PI / System Admin, Field / Digital Coordinator, Contact RA, Supervisor.  </w:t>
       </w:r>
       <w:r>
         <w:rPr>
@@ -15738,7 +15908,7 @@
           <w:sz w:val="19"/>
           <w:szCs w:val="19"/>
         </w:rPr>
-        <w:t>/admin/reserve</w:t>
+        <w:t>/admin/follow-ups</w:t>
       </w:r>
     </w:p>
     <w:p>
@@ -15746,7 +15916,7 @@
         <w:spacing w:after="120" w:line="288" w:lineRule="auto"/>
       </w:pPr>
       <w:r>
-        <w:t>Where a locked Reserve case is activated to replace a Main case that has dropped out.</w:t>
+        <w:t>Approved reminders (on days 0, 2, 4–5 and 7 after an invitation) for invited cases that have not responded.</w:t>
       </w:r>
     </w:p>
     <w:tbl>
@@ -15920,7 +16090,7 @@
                 <w:sz w:val="19"/>
                 <w:szCs w:val="19"/>
               </w:rPr>
-              <w:t>Search ID or organisation</w:t>
+              <w:t>Case link (Sample ID)</w:t>
             </w:r>
           </w:p>
         </w:tc>
@@ -15943,7 +16113,7 @@
                 <w:sz w:val="19"/>
                 <w:szCs w:val="19"/>
               </w:rPr>
-              <w:t>Finds a locked Reserve case.</w:t>
+              <w:t>Opens the case the reminder is for.</w:t>
             </w:r>
           </w:p>
         </w:tc>
@@ -15966,7 +16136,7 @@
                 <w:sz w:val="19"/>
                 <w:szCs w:val="19"/>
               </w:rPr>
-              <w:t>There are 400 locked cases.</w:t>
+              <w:t>Lets you check the case before you send.</w:t>
             </w:r>
           </w:p>
         </w:tc>
@@ -15989,7 +16159,114 @@
                 <w:sz w:val="19"/>
                 <w:szCs w:val="19"/>
               </w:rPr>
-              <w:t>Only matching cases are listed.</w:t>
+              <w:t>The case page opens.</w:t>
+            </w:r>
+          </w:p>
+        </w:tc>
+      </w:tr>
+      <w:tr>
+        <w:tblPrEx>
+          <w:tblCellMar>
+            <w:top w:w="0" w:type="dxa"/>
+            <w:bottom w:w="0" w:type="dxa"/>
+          </w:tblCellMar>
+        </w:tblPrEx>
+        <w:trPr>
+          <w:cantSplit/>
+        </w:trPr>
+        <w:tc>
+          <w:tcPr>
+            <w:tcW w:w="1882" w:type="dxa"/>
+            <w:shd w:val="clear" w:color="auto" w:fill="F8FAFB"/>
+            <w:tcMar>
+              <w:top w:w="70" w:type="dxa"/>
+              <w:left w:w="110" w:type="dxa"/>
+              <w:bottom w:w="70" w:type="dxa"/>
+              <w:right w:w="110" w:type="dxa"/>
+            </w:tcMar>
+          </w:tcPr>
+          <w:p>
+            <w:pPr>
+              <w:spacing w:after="40"/>
+            </w:pPr>
+            <w:r>
+              <w:rPr>
+                <w:sz w:val="19"/>
+                <w:szCs w:val="19"/>
+              </w:rPr>
+              <w:t>Open in WhatsApp</w:t>
+            </w:r>
+          </w:p>
+        </w:tc>
+        <w:tc>
+          <w:tcPr>
+            <w:tcW w:w="3012" w:type="dxa"/>
+            <w:shd w:val="clear" w:color="auto" w:fill="F8FAFB"/>
+            <w:tcMar>
+              <w:top w:w="70" w:type="dxa"/>
+              <w:left w:w="110" w:type="dxa"/>
+              <w:bottom w:w="70" w:type="dxa"/>
+              <w:right w:w="110" w:type="dxa"/>
+            </w:tcMar>
+          </w:tcPr>
+          <w:p>
+            <w:pPr>
+              <w:spacing w:after="40"/>
+            </w:pPr>
+            <w:r>
+              <w:rPr>
+                <w:sz w:val="19"/>
+                <w:szCs w:val="19"/>
+              </w:rPr>
+              <w:t>Opens WhatsApp with the reminder text already written for that respondent.</w:t>
+            </w:r>
+          </w:p>
+        </w:tc>
+        <w:tc>
+          <w:tcPr>
+            <w:tcW w:w="2447" w:type="dxa"/>
+            <w:shd w:val="clear" w:color="auto" w:fill="F8FAFB"/>
+            <w:tcMar>
+              <w:top w:w="70" w:type="dxa"/>
+              <w:left w:w="110" w:type="dxa"/>
+              <w:bottom w:w="70" w:type="dxa"/>
+              <w:right w:w="110" w:type="dxa"/>
+            </w:tcMar>
+          </w:tcPr>
+          <w:p>
+            <w:pPr>
+              <w:spacing w:after="40"/>
+            </w:pPr>
+            <w:r>
+              <w:rPr>
+                <w:sz w:val="19"/>
+                <w:szCs w:val="19"/>
+              </w:rPr>
+              <w:t>Reminders are sent by a person from the study's WhatsApp account: nothing is sent automatically, so a person always decides.</w:t>
+            </w:r>
+          </w:p>
+        </w:tc>
+        <w:tc>
+          <w:tcPr>
+            <w:tcW w:w="2071" w:type="dxa"/>
+            <w:shd w:val="clear" w:color="auto" w:fill="F8FAFB"/>
+            <w:tcMar>
+              <w:top w:w="70" w:type="dxa"/>
+              <w:left w:w="110" w:type="dxa"/>
+              <w:bottom w:w="70" w:type="dxa"/>
+              <w:right w:w="110" w:type="dxa"/>
+            </w:tcMar>
+          </w:tcPr>
+          <w:p>
+            <w:pPr>
+              <w:spacing w:after="40"/>
+            </w:pPr>
+            <w:r>
+              <w:rPr>
+                <w:sz w:val="19"/>
+                <w:szCs w:val="19"/>
+              </w:rPr>
+              <w:t>WhatsApp opens with the message. If the button says “Open WhatsApp (choose contact)”, there is no number on file: pick the contact in WhatsApp, and add the number on the case afterwards.</w:t>
             </w:r>
           </w:p>
         </w:tc>
@@ -16004,9 +16281,9 @@
       <w:pPr>
         <w:pStyle w:val="Heading2"/>
       </w:pPr>
-      <w:bookmarkStart w:id="33" w:name="_Toc240917328"/>
-      <w:r>
-        <w:t>8.17 QA Queue (with the KoboToolbox sync panel)</w:t>
+      <w:bookmarkStart w:id="33" w:name="_Toc240920638"/>
+      <w:r>
+        <w:t>8.17 Reserve Activation</w:t>
       </w:r>
       <w:bookmarkEnd w:id="33"/>
     </w:p>
@@ -16022,7 +16299,7 @@
         <w:t>Who can open it:</w:t>
       </w:r>
       <w:r>
-        <w:t xml:space="preserve"> PI / System Admin, Field / Digital Coordinator, QUAN/Kobo QA RA, Supervisor.  </w:t>
+        <w:t xml:space="preserve"> PI / System Admin, Field / Digital Coordinator, Supervisor.  </w:t>
       </w:r>
       <w:r>
         <w:rPr>
@@ -16041,7 +16318,7 @@
           <w:sz w:val="19"/>
           <w:szCs w:val="19"/>
         </w:rPr>
-        <w:t>/admin/qa</w:t>
+        <w:t>/admin/reserve</w:t>
       </w:r>
     </w:p>
     <w:p>
@@ -16049,7 +16326,7 @@
         <w:spacing w:after="120" w:line="288" w:lineRule="auto"/>
       </w:pPr>
       <w:r>
-        <w:t>Every completed questionnaire waits here for a human quality decision. Nothing is ever passed automatically.</w:t>
+        <w:t>Where a locked Reserve case is activated to replace a Main case that has dropped out.</w:t>
       </w:r>
     </w:p>
     <w:tbl>
@@ -16108,6 +16385,7 @@
                 <w:sz w:val="19"/>
                 <w:szCs w:val="19"/>
               </w:rPr>
+              <w:lastRenderedPageBreak/>
               <w:t>Control</w:t>
             </w:r>
           </w:p>
@@ -16223,7 +16501,7 @@
                 <w:sz w:val="19"/>
                 <w:szCs w:val="19"/>
               </w:rPr>
-              <w:t>Note (required)</w:t>
+              <w:t>Search ID or organisation</w:t>
             </w:r>
           </w:p>
         </w:tc>
@@ -16246,7 +16524,7 @@
                 <w:sz w:val="19"/>
                 <w:szCs w:val="19"/>
               </w:rPr>
-              <w:t>Write what you checked and found (for example “duration 28 min plausible, no duplicate”).</w:t>
+              <w:t>Finds a locked Reserve case.</w:t>
             </w:r>
           </w:p>
         </w:tc>
@@ -16269,7 +16547,7 @@
                 <w:sz w:val="19"/>
                 <w:szCs w:val="19"/>
               </w:rPr>
-              <w:t>A decision nobody explained looks the same as one nobody made; the note is what a later reviewer relies on.</w:t>
+              <w:t>There are 400 locked cases.</w:t>
             </w:r>
           </w:p>
         </w:tc>
@@ -16292,7 +16570,7 @@
                 <w:sz w:val="19"/>
                 <w:szCs w:val="19"/>
               </w:rPr>
-              <w:t>The decision buttons stay off until there is a note.</w:t>
+              <w:t>Only matching cases are listed.</w:t>
             </w:r>
           </w:p>
         </w:tc>
@@ -16307,9 +16585,9 @@
       <w:pPr>
         <w:pStyle w:val="Heading2"/>
       </w:pPr>
-      <w:bookmarkStart w:id="34" w:name="_Toc240917329"/>
-      <w:r>
-        <w:t>8.18 QA Exceptions</w:t>
+      <w:bookmarkStart w:id="34" w:name="_Toc240920639"/>
+      <w:r>
+        <w:t>8.18 QA Queue (with the KoboToolbox sync panel)</w:t>
       </w:r>
       <w:bookmarkEnd w:id="34"/>
     </w:p>
@@ -16344,7 +16622,7 @@
           <w:sz w:val="19"/>
           <w:szCs w:val="19"/>
         </w:rPr>
-        <w:t>/admin/qa/exceptions</w:t>
+        <w:t>/admin/qa</w:t>
       </w:r>
     </w:p>
     <w:p>
@@ -16352,7 +16630,7 @@
         <w:spacing w:after="120" w:line="288" w:lineRule="auto"/>
       </w:pPr>
       <w:r>
-        <w:t>Flags the automatic quality rules raised (for example a very short completion time). Each waits for someone to deal with it and explain what was done.</w:t>
+        <w:t>Every completed questionnaire waits here for a human quality decision. Nothing is ever passed automatically.</w:t>
       </w:r>
     </w:p>
     <w:tbl>
@@ -16411,7 +16689,6 @@
                 <w:sz w:val="19"/>
                 <w:szCs w:val="19"/>
               </w:rPr>
-              <w:lastRenderedPageBreak/>
               <w:t>Control</w:t>
             </w:r>
           </w:p>
@@ -16527,7 +16804,7 @@
                 <w:sz w:val="19"/>
                 <w:szCs w:val="19"/>
               </w:rPr>
-              <w:t>Only mine</w:t>
+              <w:t>Note (required)</w:t>
             </w:r>
           </w:p>
         </w:tc>
@@ -16550,7 +16827,7 @@
                 <w:sz w:val="19"/>
                 <w:szCs w:val="19"/>
               </w:rPr>
-              <w:t>Shows just the exceptions assigned to you.</w:t>
+              <w:t>Write what you checked and found (for example “duration 28 min plausible, no duplicate”).</w:t>
             </w:r>
           </w:p>
         </w:tc>
@@ -16573,7 +16850,7 @@
                 <w:sz w:val="19"/>
                 <w:szCs w:val="19"/>
               </w:rPr>
-              <w:t>Lets each QA person work their own list.</w:t>
+              <w:t>A decision nobody explained looks the same as one nobody made; the note is what a later reviewer relies on.</w:t>
             </w:r>
           </w:p>
         </w:tc>
@@ -16596,114 +16873,7 @@
                 <w:sz w:val="19"/>
                 <w:szCs w:val="19"/>
               </w:rPr>
-              <w:t>The list narrows and returns to page 1.</w:t>
-            </w:r>
-          </w:p>
-        </w:tc>
-      </w:tr>
-      <w:tr>
-        <w:tblPrEx>
-          <w:tblCellMar>
-            <w:top w:w="0" w:type="dxa"/>
-            <w:bottom w:w="0" w:type="dxa"/>
-          </w:tblCellMar>
-        </w:tblPrEx>
-        <w:trPr>
-          <w:cantSplit/>
-        </w:trPr>
-        <w:tc>
-          <w:tcPr>
-            <w:tcW w:w="1882" w:type="dxa"/>
-            <w:shd w:val="clear" w:color="auto" w:fill="F8FAFB"/>
-            <w:tcMar>
-              <w:top w:w="70" w:type="dxa"/>
-              <w:left w:w="110" w:type="dxa"/>
-              <w:bottom w:w="70" w:type="dxa"/>
-              <w:right w:w="110" w:type="dxa"/>
-            </w:tcMar>
-          </w:tcPr>
-          <w:p>
-            <w:pPr>
-              <w:spacing w:after="40"/>
-            </w:pPr>
-            <w:r>
-              <w:rPr>
-                <w:sz w:val="19"/>
-                <w:szCs w:val="19"/>
-              </w:rPr>
-              <w:t>Include resolved</w:t>
-            </w:r>
-          </w:p>
-        </w:tc>
-        <w:tc>
-          <w:tcPr>
-            <w:tcW w:w="3012" w:type="dxa"/>
-            <w:shd w:val="clear" w:color="auto" w:fill="F8FAFB"/>
-            <w:tcMar>
-              <w:top w:w="70" w:type="dxa"/>
-              <w:left w:w="110" w:type="dxa"/>
-              <w:bottom w:w="70" w:type="dxa"/>
-              <w:right w:w="110" w:type="dxa"/>
-            </w:tcMar>
-          </w:tcPr>
-          <w:p>
-            <w:pPr>
-              <w:spacing w:after="40"/>
-            </w:pPr>
-            <w:r>
-              <w:rPr>
-                <w:sz w:val="19"/>
-                <w:szCs w:val="19"/>
-              </w:rPr>
-              <w:t>Also shows exceptions that were already closed.</w:t>
-            </w:r>
-          </w:p>
-        </w:tc>
-        <w:tc>
-          <w:tcPr>
-            <w:tcW w:w="2447" w:type="dxa"/>
-            <w:shd w:val="clear" w:color="auto" w:fill="F8FAFB"/>
-            <w:tcMar>
-              <w:top w:w="70" w:type="dxa"/>
-              <w:left w:w="110" w:type="dxa"/>
-              <w:bottom w:w="70" w:type="dxa"/>
-              <w:right w:w="110" w:type="dxa"/>
-            </w:tcMar>
-          </w:tcPr>
-          <w:p>
-            <w:pPr>
-              <w:spacing w:after="40"/>
-            </w:pPr>
-            <w:r>
-              <w:rPr>
-                <w:sz w:val="19"/>
-                <w:szCs w:val="19"/>
-              </w:rPr>
-              <w:t>Useful for checking what was done before, or how similar flags were handled.</w:t>
-            </w:r>
-          </w:p>
-        </w:tc>
-        <w:tc>
-          <w:tcPr>
-            <w:tcW w:w="2071" w:type="dxa"/>
-            <w:shd w:val="clear" w:color="auto" w:fill="F8FAFB"/>
-            <w:tcMar>
-              <w:top w:w="70" w:type="dxa"/>
-              <w:left w:w="110" w:type="dxa"/>
-              <w:bottom w:w="70" w:type="dxa"/>
-              <w:right w:w="110" w:type="dxa"/>
-            </w:tcMar>
-          </w:tcPr>
-          <w:p>
-            <w:pPr>
-              <w:spacing w:after="40"/>
-            </w:pPr>
-            <w:r>
-              <w:rPr>
-                <w:sz w:val="19"/>
-                <w:szCs w:val="19"/>
-              </w:rPr>
-              <w:t>Closed exceptions appear with who closed them, when and why.</w:t>
+              <w:t>The decision buttons stay off until there is a note.</w:t>
             </w:r>
           </w:p>
         </w:tc>
@@ -16718,9 +16888,9 @@
       <w:pPr>
         <w:pStyle w:val="Heading2"/>
       </w:pPr>
-      <w:bookmarkStart w:id="35" w:name="_Toc240917330"/>
-      <w:r>
-        <w:t>8.19 KII Register</w:t>
+      <w:bookmarkStart w:id="35" w:name="_Toc240920640"/>
+      <w:r>
+        <w:t>8.19 QA Exceptions</w:t>
       </w:r>
       <w:bookmarkEnd w:id="35"/>
     </w:p>
@@ -16736,7 +16906,7 @@
         <w:t>Who can open it:</w:t>
       </w:r>
       <w:r>
-        <w:t xml:space="preserve"> PI / System Admin, Field / Digital Coordinator, KII RA, Supervisor.  </w:t>
+        <w:t xml:space="preserve"> PI / System Admin, Field / Digital Coordinator, QUAN/Kobo QA RA, Supervisor.  </w:t>
       </w:r>
       <w:r>
         <w:rPr>
@@ -16755,7 +16925,7 @@
           <w:sz w:val="19"/>
           <w:szCs w:val="19"/>
         </w:rPr>
-        <w:t>/admin/kii</w:t>
+        <w:t>/admin/qa/exceptions</w:t>
       </w:r>
     </w:p>
     <w:p>
@@ -16763,7 +16933,7 @@
         <w:spacing w:after="120" w:line="288" w:lineRule="auto"/>
       </w:pPr>
       <w:r>
-        <w:t>All Key Informant Interview records. Each record identifies a real person, so nothing here leaves the study team.</w:t>
+        <w:t>Flags the automatic quality rules raised (for example a very short completion time). Each waits for someone to deal with it and explain what was done.</w:t>
       </w:r>
     </w:p>
     <w:tbl>
@@ -16937,7 +17107,7 @@
                 <w:sz w:val="19"/>
                 <w:szCs w:val="19"/>
               </w:rPr>
-              <w:t>Search KII ID, name or role</w:t>
+              <w:t>Only mine</w:t>
             </w:r>
           </w:p>
         </w:tc>
@@ -16960,7 +17130,7 @@
                 <w:sz w:val="19"/>
                 <w:szCs w:val="19"/>
               </w:rPr>
-              <w:t>Filters the list as you type.</w:t>
+              <w:t>Shows just the exceptions assigned to you.</w:t>
             </w:r>
           </w:p>
         </w:tc>
@@ -16983,7 +17153,7 @@
                 <w:sz w:val="19"/>
                 <w:szCs w:val="19"/>
               </w:rPr>
-              <w:t>Finding one participant among dozens.</w:t>
+              <w:t>Lets each QA person work their own list.</w:t>
             </w:r>
           </w:p>
         </w:tc>
@@ -17006,7 +17176,7 @@
                 <w:sz w:val="19"/>
                 <w:szCs w:val="19"/>
               </w:rPr>
-              <w:t>Only matching records are listed.</w:t>
+              <w:t>The list narrows and returns to page 1.</w:t>
             </w:r>
           </w:p>
         </w:tc>
@@ -17041,7 +17211,7 @@
                 <w:sz w:val="19"/>
                 <w:szCs w:val="19"/>
               </w:rPr>
-              <w:t>Manage</w:t>
+              <w:t>Include resolved</w:t>
             </w:r>
           </w:p>
         </w:tc>
@@ -17065,7 +17235,7 @@
                 <w:sz w:val="19"/>
                 <w:szCs w:val="19"/>
               </w:rPr>
-              <w:t>Opens the KII record.</w:t>
+              <w:t>Also shows exceptions that were already closed.</w:t>
             </w:r>
           </w:p>
         </w:tc>
@@ -17089,7 +17259,7 @@
                 <w:sz w:val="19"/>
                 <w:szCs w:val="19"/>
               </w:rPr>
-              <w:t>All work on an interview happens on its own record.</w:t>
+              <w:t>Useful for checking what was done before, or how similar flags were handled.</w:t>
             </w:r>
           </w:p>
         </w:tc>
@@ -17113,110 +17283,7 @@
                 <w:sz w:val="19"/>
                 <w:szCs w:val="19"/>
               </w:rPr>
-              <w:t>The KII record opens.</w:t>
-            </w:r>
-          </w:p>
-        </w:tc>
-      </w:tr>
-      <w:tr>
-        <w:tblPrEx>
-          <w:tblCellMar>
-            <w:top w:w="0" w:type="dxa"/>
-            <w:bottom w:w="0" w:type="dxa"/>
-          </w:tblCellMar>
-        </w:tblPrEx>
-        <w:trPr>
-          <w:cantSplit/>
-        </w:trPr>
-        <w:tc>
-          <w:tcPr>
-            <w:tcW w:w="1882" w:type="dxa"/>
-            <w:tcMar>
-              <w:top w:w="70" w:type="dxa"/>
-              <w:left w:w="110" w:type="dxa"/>
-              <w:bottom w:w="70" w:type="dxa"/>
-              <w:right w:w="110" w:type="dxa"/>
-            </w:tcMar>
-          </w:tcPr>
-          <w:p>
-            <w:pPr>
-              <w:spacing w:after="40"/>
-            </w:pPr>
-            <w:r>
-              <w:rPr>
-                <w:sz w:val="19"/>
-                <w:szCs w:val="19"/>
-              </w:rPr>
-              <w:t>Show / page numbers</w:t>
-            </w:r>
-          </w:p>
-        </w:tc>
-        <w:tc>
-          <w:tcPr>
-            <w:tcW w:w="3012" w:type="dxa"/>
-            <w:tcMar>
-              <w:top w:w="70" w:type="dxa"/>
-              <w:left w:w="110" w:type="dxa"/>
-              <w:bottom w:w="70" w:type="dxa"/>
-              <w:right w:w="110" w:type="dxa"/>
-            </w:tcMar>
-          </w:tcPr>
-          <w:p>
-            <w:pPr>
-              <w:spacing w:after="40"/>
-            </w:pPr>
-            <w:r>
-              <w:rPr>
-                <w:sz w:val="19"/>
-                <w:szCs w:val="19"/>
-              </w:rPr>
-              <w:t>Choose rows per page and move between pages.</w:t>
-            </w:r>
-          </w:p>
-        </w:tc>
-        <w:tc>
-          <w:tcPr>
-            <w:tcW w:w="2447" w:type="dxa"/>
-            <w:tcMar>
-              <w:top w:w="70" w:type="dxa"/>
-              <w:left w:w="110" w:type="dxa"/>
-              <w:bottom w:w="70" w:type="dxa"/>
-              <w:right w:w="110" w:type="dxa"/>
-            </w:tcMar>
-          </w:tcPr>
-          <w:p>
-            <w:pPr>
-              <w:spacing w:after="40"/>
-            </w:pPr>
-            <w:r>
-              <w:rPr>
-                <w:sz w:val="19"/>
-                <w:szCs w:val="19"/>
-              </w:rPr>
-              <w:t>As on every register.</w:t>
-            </w:r>
-          </w:p>
-        </w:tc>
-        <w:tc>
-          <w:tcPr>
-            <w:tcW w:w="2071" w:type="dxa"/>
-            <w:tcMar>
-              <w:top w:w="70" w:type="dxa"/>
-              <w:left w:w="110" w:type="dxa"/>
-              <w:bottom w:w="70" w:type="dxa"/>
-              <w:right w:w="110" w:type="dxa"/>
-            </w:tcMar>
-          </w:tcPr>
-          <w:p>
-            <w:pPr>
-              <w:spacing w:after="40"/>
-            </w:pPr>
-            <w:r>
-              <w:rPr>
-                <w:sz w:val="19"/>
-                <w:szCs w:val="19"/>
-              </w:rPr>
-              <w:t>The list redraws.</w:t>
+              <w:t>Closed exceptions appear with who closed them, when and why.</w:t>
             </w:r>
           </w:p>
         </w:tc>
@@ -17231,9 +17298,9 @@
       <w:pPr>
         <w:pStyle w:val="Heading2"/>
       </w:pPr>
-      <w:bookmarkStart w:id="36" w:name="_Toc240917331"/>
-      <w:r>
-        <w:t>8.20 KII record</w:t>
+      <w:bookmarkStart w:id="36" w:name="_Toc240920641"/>
+      <w:r>
+        <w:t>8.20 KII Register</w:t>
       </w:r>
       <w:bookmarkEnd w:id="36"/>
     </w:p>
@@ -17268,7 +17335,7 @@
           <w:sz w:val="19"/>
           <w:szCs w:val="19"/>
         </w:rPr>
-        <w:t>/admin/kii/{id}</w:t>
+        <w:t>/admin/kii</w:t>
       </w:r>
     </w:p>
     <w:p>
@@ -17276,7 +17343,7 @@
         <w:spacing w:after="120" w:line="288" w:lineRule="auto"/>
       </w:pPr>
       <w:r>
-        <w:t>The whole life of one interview: status, consent, the interview itself, transcript and coding.</w:t>
+        <w:t>All Key Informant Interview records. Each record identifies a real person, so nothing here leaves the study team.</w:t>
       </w:r>
     </w:p>
     <w:tbl>
@@ -17450,7 +17517,7 @@
                 <w:sz w:val="19"/>
                 <w:szCs w:val="19"/>
               </w:rPr>
-              <w:t>Completed KII form → Download PDF</w:t>
+              <w:t>Search KII ID, name or role</w:t>
             </w:r>
           </w:p>
         </w:tc>
@@ -17473,7 +17540,7 @@
                 <w:sz w:val="19"/>
                 <w:szCs w:val="19"/>
               </w:rPr>
-              <w:t>Downloads the completed KII Guide for this record as a readable PDF.</w:t>
+              <w:t>Filters the list as you type.</w:t>
             </w:r>
           </w:p>
         </w:tc>
@@ -17496,7 +17563,7 @@
                 <w:sz w:val="19"/>
                 <w:szCs w:val="19"/>
               </w:rPr>
-              <w:t>A readable copy without opening KoboToolbox.</w:t>
+              <w:t>Finding one participant among dozens.</w:t>
             </w:r>
           </w:p>
         </w:tc>
@@ -17519,7 +17586,217 @@
                 <w:sz w:val="19"/>
                 <w:szCs w:val="19"/>
               </w:rPr>
-              <w:t>A PDF downloads; the download is audited.</w:t>
+              <w:t>Only matching records are listed.</w:t>
+            </w:r>
+          </w:p>
+        </w:tc>
+      </w:tr>
+      <w:tr>
+        <w:tblPrEx>
+          <w:tblCellMar>
+            <w:top w:w="0" w:type="dxa"/>
+            <w:bottom w:w="0" w:type="dxa"/>
+          </w:tblCellMar>
+        </w:tblPrEx>
+        <w:trPr>
+          <w:cantSplit/>
+        </w:trPr>
+        <w:tc>
+          <w:tcPr>
+            <w:tcW w:w="1882" w:type="dxa"/>
+            <w:shd w:val="clear" w:color="auto" w:fill="F8FAFB"/>
+            <w:tcMar>
+              <w:top w:w="70" w:type="dxa"/>
+              <w:left w:w="110" w:type="dxa"/>
+              <w:bottom w:w="70" w:type="dxa"/>
+              <w:right w:w="110" w:type="dxa"/>
+            </w:tcMar>
+          </w:tcPr>
+          <w:p>
+            <w:pPr>
+              <w:spacing w:after="40"/>
+            </w:pPr>
+            <w:r>
+              <w:rPr>
+                <w:sz w:val="19"/>
+                <w:szCs w:val="19"/>
+              </w:rPr>
+              <w:t>Manage</w:t>
+            </w:r>
+          </w:p>
+        </w:tc>
+        <w:tc>
+          <w:tcPr>
+            <w:tcW w:w="3012" w:type="dxa"/>
+            <w:shd w:val="clear" w:color="auto" w:fill="F8FAFB"/>
+            <w:tcMar>
+              <w:top w:w="70" w:type="dxa"/>
+              <w:left w:w="110" w:type="dxa"/>
+              <w:bottom w:w="70" w:type="dxa"/>
+              <w:right w:w="110" w:type="dxa"/>
+            </w:tcMar>
+          </w:tcPr>
+          <w:p>
+            <w:pPr>
+              <w:spacing w:after="40"/>
+            </w:pPr>
+            <w:r>
+              <w:rPr>
+                <w:sz w:val="19"/>
+                <w:szCs w:val="19"/>
+              </w:rPr>
+              <w:t>Opens the KII record.</w:t>
+            </w:r>
+          </w:p>
+        </w:tc>
+        <w:tc>
+          <w:tcPr>
+            <w:tcW w:w="2447" w:type="dxa"/>
+            <w:shd w:val="clear" w:color="auto" w:fill="F8FAFB"/>
+            <w:tcMar>
+              <w:top w:w="70" w:type="dxa"/>
+              <w:left w:w="110" w:type="dxa"/>
+              <w:bottom w:w="70" w:type="dxa"/>
+              <w:right w:w="110" w:type="dxa"/>
+            </w:tcMar>
+          </w:tcPr>
+          <w:p>
+            <w:pPr>
+              <w:spacing w:after="40"/>
+            </w:pPr>
+            <w:r>
+              <w:rPr>
+                <w:sz w:val="19"/>
+                <w:szCs w:val="19"/>
+              </w:rPr>
+              <w:t>All work on an interview happens on its own record.</w:t>
+            </w:r>
+          </w:p>
+        </w:tc>
+        <w:tc>
+          <w:tcPr>
+            <w:tcW w:w="2071" w:type="dxa"/>
+            <w:shd w:val="clear" w:color="auto" w:fill="F8FAFB"/>
+            <w:tcMar>
+              <w:top w:w="70" w:type="dxa"/>
+              <w:left w:w="110" w:type="dxa"/>
+              <w:bottom w:w="70" w:type="dxa"/>
+              <w:right w:w="110" w:type="dxa"/>
+            </w:tcMar>
+          </w:tcPr>
+          <w:p>
+            <w:pPr>
+              <w:spacing w:after="40"/>
+            </w:pPr>
+            <w:r>
+              <w:rPr>
+                <w:sz w:val="19"/>
+                <w:szCs w:val="19"/>
+              </w:rPr>
+              <w:t>The KII record opens.</w:t>
+            </w:r>
+          </w:p>
+        </w:tc>
+      </w:tr>
+      <w:tr>
+        <w:tblPrEx>
+          <w:tblCellMar>
+            <w:top w:w="0" w:type="dxa"/>
+            <w:bottom w:w="0" w:type="dxa"/>
+          </w:tblCellMar>
+        </w:tblPrEx>
+        <w:trPr>
+          <w:cantSplit/>
+        </w:trPr>
+        <w:tc>
+          <w:tcPr>
+            <w:tcW w:w="1882" w:type="dxa"/>
+            <w:tcMar>
+              <w:top w:w="70" w:type="dxa"/>
+              <w:left w:w="110" w:type="dxa"/>
+              <w:bottom w:w="70" w:type="dxa"/>
+              <w:right w:w="110" w:type="dxa"/>
+            </w:tcMar>
+          </w:tcPr>
+          <w:p>
+            <w:pPr>
+              <w:spacing w:after="40"/>
+            </w:pPr>
+            <w:r>
+              <w:rPr>
+                <w:sz w:val="19"/>
+                <w:szCs w:val="19"/>
+              </w:rPr>
+              <w:t>Show / page numbers</w:t>
+            </w:r>
+          </w:p>
+        </w:tc>
+        <w:tc>
+          <w:tcPr>
+            <w:tcW w:w="3012" w:type="dxa"/>
+            <w:tcMar>
+              <w:top w:w="70" w:type="dxa"/>
+              <w:left w:w="110" w:type="dxa"/>
+              <w:bottom w:w="70" w:type="dxa"/>
+              <w:right w:w="110" w:type="dxa"/>
+            </w:tcMar>
+          </w:tcPr>
+          <w:p>
+            <w:pPr>
+              <w:spacing w:after="40"/>
+            </w:pPr>
+            <w:r>
+              <w:rPr>
+                <w:sz w:val="19"/>
+                <w:szCs w:val="19"/>
+              </w:rPr>
+              <w:t>Choose rows per page and move between pages.</w:t>
+            </w:r>
+          </w:p>
+        </w:tc>
+        <w:tc>
+          <w:tcPr>
+            <w:tcW w:w="2447" w:type="dxa"/>
+            <w:tcMar>
+              <w:top w:w="70" w:type="dxa"/>
+              <w:left w:w="110" w:type="dxa"/>
+              <w:bottom w:w="70" w:type="dxa"/>
+              <w:right w:w="110" w:type="dxa"/>
+            </w:tcMar>
+          </w:tcPr>
+          <w:p>
+            <w:pPr>
+              <w:spacing w:after="40"/>
+            </w:pPr>
+            <w:r>
+              <w:rPr>
+                <w:sz w:val="19"/>
+                <w:szCs w:val="19"/>
+              </w:rPr>
+              <w:t>As on every register.</w:t>
+            </w:r>
+          </w:p>
+        </w:tc>
+        <w:tc>
+          <w:tcPr>
+            <w:tcW w:w="2071" w:type="dxa"/>
+            <w:tcMar>
+              <w:top w:w="70" w:type="dxa"/>
+              <w:left w:w="110" w:type="dxa"/>
+              <w:bottom w:w="70" w:type="dxa"/>
+              <w:right w:w="110" w:type="dxa"/>
+            </w:tcMar>
+          </w:tcPr>
+          <w:p>
+            <w:pPr>
+              <w:spacing w:after="40"/>
+            </w:pPr>
+            <w:r>
+              <w:rPr>
+                <w:sz w:val="19"/>
+                <w:szCs w:val="19"/>
+              </w:rPr>
+              <w:t>The list redraws.</w:t>
             </w:r>
           </w:p>
         </w:tc>
@@ -17534,9 +17811,10 @@
       <w:pPr>
         <w:pStyle w:val="Heading2"/>
       </w:pPr>
-      <w:bookmarkStart w:id="37" w:name="_Toc240917332"/>
-      <w:r>
-        <w:t>8.21 Documents (the corpus)</w:t>
+      <w:bookmarkStart w:id="37" w:name="_Toc240920642"/>
+      <w:r>
+        <w:lastRenderedPageBreak/>
+        <w:t>8.21 KII record</w:t>
       </w:r>
       <w:bookmarkEnd w:id="37"/>
     </w:p>
@@ -17552,7 +17830,7 @@
         <w:t>Who can open it:</w:t>
       </w:r>
       <w:r>
-        <w:t xml:space="preserve"> PI / System Admin, Field / Digital Coordinator, Documentary RA, Supervisor.  </w:t>
+        <w:t xml:space="preserve"> PI / System Admin, Field / Digital Coordinator, KII RA, Supervisor.  </w:t>
       </w:r>
       <w:r>
         <w:rPr>
@@ -17571,7 +17849,7 @@
           <w:sz w:val="19"/>
           <w:szCs w:val="19"/>
         </w:rPr>
-        <w:t>/admin/documents</w:t>
+        <w:t>/admin/kii/{id}</w:t>
       </w:r>
     </w:p>
     <w:p>
@@ -17579,7 +17857,7 @@
         <w:spacing w:after="120" w:line="288" w:lineRule="auto"/>
       </w:pPr>
       <w:r>
-        <w:t>The register of documentary evidence (target 50–75 coded, included documents).</w:t>
+        <w:t>The whole life of one interview: status, consent, the interview itself, transcript and coding.</w:t>
       </w:r>
     </w:p>
     <w:tbl>
@@ -17753,7 +18031,7 @@
                 <w:sz w:val="19"/>
                 <w:szCs w:val="19"/>
               </w:rPr>
-              <w:t>Search title, ID or author</w:t>
+              <w:t>Completed KII form → Download PDF</w:t>
             </w:r>
           </w:p>
         </w:tc>
@@ -17776,7 +18054,7 @@
                 <w:sz w:val="19"/>
                 <w:szCs w:val="19"/>
               </w:rPr>
-              <w:t>Filters the list as you type.</w:t>
+              <w:t>Downloads the completed KII Guide for this record as a readable PDF.</w:t>
             </w:r>
           </w:p>
         </w:tc>
@@ -17799,7 +18077,7 @@
                 <w:sz w:val="19"/>
                 <w:szCs w:val="19"/>
               </w:rPr>
-              <w:t>Finding one document in 100 or more.</w:t>
+              <w:t>A readable copy without opening KoboToolbox.</w:t>
             </w:r>
           </w:p>
         </w:tc>
@@ -17822,217 +18100,7 @@
                 <w:sz w:val="19"/>
                 <w:szCs w:val="19"/>
               </w:rPr>
-              <w:t>Only matching documents are listed.</w:t>
-            </w:r>
-          </w:p>
-        </w:tc>
-      </w:tr>
-      <w:tr>
-        <w:tblPrEx>
-          <w:tblCellMar>
-            <w:top w:w="0" w:type="dxa"/>
-            <w:bottom w:w="0" w:type="dxa"/>
-          </w:tblCellMar>
-        </w:tblPrEx>
-        <w:trPr>
-          <w:cantSplit/>
-        </w:trPr>
-        <w:tc>
-          <w:tcPr>
-            <w:tcW w:w="1882" w:type="dxa"/>
-            <w:shd w:val="clear" w:color="auto" w:fill="F8FAFB"/>
-            <w:tcMar>
-              <w:top w:w="70" w:type="dxa"/>
-              <w:left w:w="110" w:type="dxa"/>
-              <w:bottom w:w="70" w:type="dxa"/>
-              <w:right w:w="110" w:type="dxa"/>
-            </w:tcMar>
-          </w:tcPr>
-          <w:p>
-            <w:pPr>
-              <w:spacing w:after="40"/>
-            </w:pPr>
-            <w:r>
-              <w:rPr>
-                <w:sz w:val="19"/>
-                <w:szCs w:val="19"/>
-              </w:rPr>
-              <w:t>Manage</w:t>
-            </w:r>
-          </w:p>
-        </w:tc>
-        <w:tc>
-          <w:tcPr>
-            <w:tcW w:w="3012" w:type="dxa"/>
-            <w:shd w:val="clear" w:color="auto" w:fill="F8FAFB"/>
-            <w:tcMar>
-              <w:top w:w="70" w:type="dxa"/>
-              <w:left w:w="110" w:type="dxa"/>
-              <w:bottom w:w="70" w:type="dxa"/>
-              <w:right w:w="110" w:type="dxa"/>
-            </w:tcMar>
-          </w:tcPr>
-          <w:p>
-            <w:pPr>
-              <w:spacing w:after="40"/>
-            </w:pPr>
-            <w:r>
-              <w:rPr>
-                <w:sz w:val="19"/>
-                <w:szCs w:val="19"/>
-              </w:rPr>
-              <w:t>Opens the document record.</w:t>
-            </w:r>
-          </w:p>
-        </w:tc>
-        <w:tc>
-          <w:tcPr>
-            <w:tcW w:w="2447" w:type="dxa"/>
-            <w:shd w:val="clear" w:color="auto" w:fill="F8FAFB"/>
-            <w:tcMar>
-              <w:top w:w="70" w:type="dxa"/>
-              <w:left w:w="110" w:type="dxa"/>
-              <w:bottom w:w="70" w:type="dxa"/>
-              <w:right w:w="110" w:type="dxa"/>
-            </w:tcMar>
-          </w:tcPr>
-          <w:p>
-            <w:pPr>
-              <w:spacing w:after="40"/>
-            </w:pPr>
-            <w:r>
-              <w:rPr>
-                <w:sz w:val="19"/>
-                <w:szCs w:val="19"/>
-              </w:rPr>
-              <w:t>All work on a document happens on its own record.</w:t>
-            </w:r>
-          </w:p>
-        </w:tc>
-        <w:tc>
-          <w:tcPr>
-            <w:tcW w:w="2071" w:type="dxa"/>
-            <w:shd w:val="clear" w:color="auto" w:fill="F8FAFB"/>
-            <w:tcMar>
-              <w:top w:w="70" w:type="dxa"/>
-              <w:left w:w="110" w:type="dxa"/>
-              <w:bottom w:w="70" w:type="dxa"/>
-              <w:right w:w="110" w:type="dxa"/>
-            </w:tcMar>
-          </w:tcPr>
-          <w:p>
-            <w:pPr>
-              <w:spacing w:after="40"/>
-            </w:pPr>
-            <w:r>
-              <w:rPr>
-                <w:sz w:val="19"/>
-                <w:szCs w:val="19"/>
-              </w:rPr>
-              <w:t>The document record opens.</w:t>
-            </w:r>
-          </w:p>
-        </w:tc>
-      </w:tr>
-      <w:tr>
-        <w:tblPrEx>
-          <w:tblCellMar>
-            <w:top w:w="0" w:type="dxa"/>
-            <w:bottom w:w="0" w:type="dxa"/>
-          </w:tblCellMar>
-        </w:tblPrEx>
-        <w:trPr>
-          <w:cantSplit/>
-        </w:trPr>
-        <w:tc>
-          <w:tcPr>
-            <w:tcW w:w="1882" w:type="dxa"/>
-            <w:tcMar>
-              <w:top w:w="70" w:type="dxa"/>
-              <w:left w:w="110" w:type="dxa"/>
-              <w:bottom w:w="70" w:type="dxa"/>
-              <w:right w:w="110" w:type="dxa"/>
-            </w:tcMar>
-          </w:tcPr>
-          <w:p>
-            <w:pPr>
-              <w:spacing w:after="40"/>
-            </w:pPr>
-            <w:r>
-              <w:rPr>
-                <w:sz w:val="19"/>
-                <w:szCs w:val="19"/>
-              </w:rPr>
-              <w:t>Show / page numbers</w:t>
-            </w:r>
-          </w:p>
-        </w:tc>
-        <w:tc>
-          <w:tcPr>
-            <w:tcW w:w="3012" w:type="dxa"/>
-            <w:tcMar>
-              <w:top w:w="70" w:type="dxa"/>
-              <w:left w:w="110" w:type="dxa"/>
-              <w:bottom w:w="70" w:type="dxa"/>
-              <w:right w:w="110" w:type="dxa"/>
-            </w:tcMar>
-          </w:tcPr>
-          <w:p>
-            <w:pPr>
-              <w:spacing w:after="40"/>
-            </w:pPr>
-            <w:r>
-              <w:rPr>
-                <w:sz w:val="19"/>
-                <w:szCs w:val="19"/>
-              </w:rPr>
-              <w:t>Choose rows per page and move between pages.</w:t>
-            </w:r>
-          </w:p>
-        </w:tc>
-        <w:tc>
-          <w:tcPr>
-            <w:tcW w:w="2447" w:type="dxa"/>
-            <w:tcMar>
-              <w:top w:w="70" w:type="dxa"/>
-              <w:left w:w="110" w:type="dxa"/>
-              <w:bottom w:w="70" w:type="dxa"/>
-              <w:right w:w="110" w:type="dxa"/>
-            </w:tcMar>
-          </w:tcPr>
-          <w:p>
-            <w:pPr>
-              <w:spacing w:after="40"/>
-            </w:pPr>
-            <w:r>
-              <w:rPr>
-                <w:sz w:val="19"/>
-                <w:szCs w:val="19"/>
-              </w:rPr>
-              <w:t>As on every register.</w:t>
-            </w:r>
-          </w:p>
-        </w:tc>
-        <w:tc>
-          <w:tcPr>
-            <w:tcW w:w="2071" w:type="dxa"/>
-            <w:tcMar>
-              <w:top w:w="70" w:type="dxa"/>
-              <w:left w:w="110" w:type="dxa"/>
-              <w:bottom w:w="70" w:type="dxa"/>
-              <w:right w:w="110" w:type="dxa"/>
-            </w:tcMar>
-          </w:tcPr>
-          <w:p>
-            <w:pPr>
-              <w:spacing w:after="40"/>
-            </w:pPr>
-            <w:r>
-              <w:rPr>
-                <w:sz w:val="19"/>
-                <w:szCs w:val="19"/>
-              </w:rPr>
-              <w:t>The list redraws.</w:t>
+              <w:t>A PDF downloads; the download is audited.</w:t>
             </w:r>
           </w:p>
         </w:tc>
@@ -18047,10 +18115,9 @@
       <w:pPr>
         <w:pStyle w:val="Heading2"/>
       </w:pPr>
-      <w:bookmarkStart w:id="38" w:name="_Toc240917333"/>
-      <w:r>
-        <w:lastRenderedPageBreak/>
-        <w:t>8.22 Document record</w:t>
+      <w:bookmarkStart w:id="38" w:name="_Toc240920643"/>
+      <w:r>
+        <w:t>8.22 Documents (the corpus)</w:t>
       </w:r>
       <w:bookmarkEnd w:id="38"/>
     </w:p>
@@ -18085,7 +18152,7 @@
           <w:sz w:val="19"/>
           <w:szCs w:val="19"/>
         </w:rPr>
-        <w:t>/admin/documents/{id}</w:t>
+        <w:t>/admin/documents</w:t>
       </w:r>
     </w:p>
     <w:p>
@@ -18093,7 +18160,7 @@
         <w:spacing w:after="120" w:line="288" w:lineRule="auto"/>
       </w:pPr>
       <w:r>
-        <w:t>Everything about one document: authenticity, the decision to include it, its file, its details, its coding and its memo.</w:t>
+        <w:t>The register of documentary evidence (target 50–75 coded, included documents).</w:t>
       </w:r>
     </w:p>
     <w:tbl>
@@ -18267,7 +18334,7 @@
                 <w:sz w:val="19"/>
                 <w:szCs w:val="19"/>
               </w:rPr>
-              <w:t>Completed coding form → Download PDF</w:t>
+              <w:t>Search title, ID or author</w:t>
             </w:r>
           </w:p>
         </w:tc>
@@ -18290,7 +18357,7 @@
                 <w:sz w:val="19"/>
                 <w:szCs w:val="19"/>
               </w:rPr>
-              <w:t>Downloads the completed coding form for this document.</w:t>
+              <w:t>Filters the list as you type.</w:t>
             </w:r>
           </w:p>
         </w:tc>
@@ -18313,7 +18380,7 @@
                 <w:sz w:val="19"/>
                 <w:szCs w:val="19"/>
               </w:rPr>
-              <w:t>A readable copy of what was submitted.</w:t>
+              <w:t>Finding one document in 100 or more.</w:t>
             </w:r>
           </w:p>
         </w:tc>
@@ -18336,7 +18403,217 @@
                 <w:sz w:val="19"/>
                 <w:szCs w:val="19"/>
               </w:rPr>
-              <w:t>A PDF downloads (only if a form was submitted with this document ID).</w:t>
+              <w:t>Only matching documents are listed.</w:t>
+            </w:r>
+          </w:p>
+        </w:tc>
+      </w:tr>
+      <w:tr>
+        <w:tblPrEx>
+          <w:tblCellMar>
+            <w:top w:w="0" w:type="dxa"/>
+            <w:bottom w:w="0" w:type="dxa"/>
+          </w:tblCellMar>
+        </w:tblPrEx>
+        <w:trPr>
+          <w:cantSplit/>
+        </w:trPr>
+        <w:tc>
+          <w:tcPr>
+            <w:tcW w:w="1882" w:type="dxa"/>
+            <w:shd w:val="clear" w:color="auto" w:fill="F8FAFB"/>
+            <w:tcMar>
+              <w:top w:w="70" w:type="dxa"/>
+              <w:left w:w="110" w:type="dxa"/>
+              <w:bottom w:w="70" w:type="dxa"/>
+              <w:right w:w="110" w:type="dxa"/>
+            </w:tcMar>
+          </w:tcPr>
+          <w:p>
+            <w:pPr>
+              <w:spacing w:after="40"/>
+            </w:pPr>
+            <w:r>
+              <w:rPr>
+                <w:sz w:val="19"/>
+                <w:szCs w:val="19"/>
+              </w:rPr>
+              <w:t>Manage</w:t>
+            </w:r>
+          </w:p>
+        </w:tc>
+        <w:tc>
+          <w:tcPr>
+            <w:tcW w:w="3012" w:type="dxa"/>
+            <w:shd w:val="clear" w:color="auto" w:fill="F8FAFB"/>
+            <w:tcMar>
+              <w:top w:w="70" w:type="dxa"/>
+              <w:left w:w="110" w:type="dxa"/>
+              <w:bottom w:w="70" w:type="dxa"/>
+              <w:right w:w="110" w:type="dxa"/>
+            </w:tcMar>
+          </w:tcPr>
+          <w:p>
+            <w:pPr>
+              <w:spacing w:after="40"/>
+            </w:pPr>
+            <w:r>
+              <w:rPr>
+                <w:sz w:val="19"/>
+                <w:szCs w:val="19"/>
+              </w:rPr>
+              <w:t>Opens the document record.</w:t>
+            </w:r>
+          </w:p>
+        </w:tc>
+        <w:tc>
+          <w:tcPr>
+            <w:tcW w:w="2447" w:type="dxa"/>
+            <w:shd w:val="clear" w:color="auto" w:fill="F8FAFB"/>
+            <w:tcMar>
+              <w:top w:w="70" w:type="dxa"/>
+              <w:left w:w="110" w:type="dxa"/>
+              <w:bottom w:w="70" w:type="dxa"/>
+              <w:right w:w="110" w:type="dxa"/>
+            </w:tcMar>
+          </w:tcPr>
+          <w:p>
+            <w:pPr>
+              <w:spacing w:after="40"/>
+            </w:pPr>
+            <w:r>
+              <w:rPr>
+                <w:sz w:val="19"/>
+                <w:szCs w:val="19"/>
+              </w:rPr>
+              <w:t>All work on a document happens on its own record.</w:t>
+            </w:r>
+          </w:p>
+        </w:tc>
+        <w:tc>
+          <w:tcPr>
+            <w:tcW w:w="2071" w:type="dxa"/>
+            <w:shd w:val="clear" w:color="auto" w:fill="F8FAFB"/>
+            <w:tcMar>
+              <w:top w:w="70" w:type="dxa"/>
+              <w:left w:w="110" w:type="dxa"/>
+              <w:bottom w:w="70" w:type="dxa"/>
+              <w:right w:w="110" w:type="dxa"/>
+            </w:tcMar>
+          </w:tcPr>
+          <w:p>
+            <w:pPr>
+              <w:spacing w:after="40"/>
+            </w:pPr>
+            <w:r>
+              <w:rPr>
+                <w:sz w:val="19"/>
+                <w:szCs w:val="19"/>
+              </w:rPr>
+              <w:t>The document record opens.</w:t>
+            </w:r>
+          </w:p>
+        </w:tc>
+      </w:tr>
+      <w:tr>
+        <w:tblPrEx>
+          <w:tblCellMar>
+            <w:top w:w="0" w:type="dxa"/>
+            <w:bottom w:w="0" w:type="dxa"/>
+          </w:tblCellMar>
+        </w:tblPrEx>
+        <w:trPr>
+          <w:cantSplit/>
+        </w:trPr>
+        <w:tc>
+          <w:tcPr>
+            <w:tcW w:w="1882" w:type="dxa"/>
+            <w:tcMar>
+              <w:top w:w="70" w:type="dxa"/>
+              <w:left w:w="110" w:type="dxa"/>
+              <w:bottom w:w="70" w:type="dxa"/>
+              <w:right w:w="110" w:type="dxa"/>
+            </w:tcMar>
+          </w:tcPr>
+          <w:p>
+            <w:pPr>
+              <w:spacing w:after="40"/>
+            </w:pPr>
+            <w:r>
+              <w:rPr>
+                <w:sz w:val="19"/>
+                <w:szCs w:val="19"/>
+              </w:rPr>
+              <w:t>Show / page numbers</w:t>
+            </w:r>
+          </w:p>
+        </w:tc>
+        <w:tc>
+          <w:tcPr>
+            <w:tcW w:w="3012" w:type="dxa"/>
+            <w:tcMar>
+              <w:top w:w="70" w:type="dxa"/>
+              <w:left w:w="110" w:type="dxa"/>
+              <w:bottom w:w="70" w:type="dxa"/>
+              <w:right w:w="110" w:type="dxa"/>
+            </w:tcMar>
+          </w:tcPr>
+          <w:p>
+            <w:pPr>
+              <w:spacing w:after="40"/>
+            </w:pPr>
+            <w:r>
+              <w:rPr>
+                <w:sz w:val="19"/>
+                <w:szCs w:val="19"/>
+              </w:rPr>
+              <w:t>Choose rows per page and move between pages.</w:t>
+            </w:r>
+          </w:p>
+        </w:tc>
+        <w:tc>
+          <w:tcPr>
+            <w:tcW w:w="2447" w:type="dxa"/>
+            <w:tcMar>
+              <w:top w:w="70" w:type="dxa"/>
+              <w:left w:w="110" w:type="dxa"/>
+              <w:bottom w:w="70" w:type="dxa"/>
+              <w:right w:w="110" w:type="dxa"/>
+            </w:tcMar>
+          </w:tcPr>
+          <w:p>
+            <w:pPr>
+              <w:spacing w:after="40"/>
+            </w:pPr>
+            <w:r>
+              <w:rPr>
+                <w:sz w:val="19"/>
+                <w:szCs w:val="19"/>
+              </w:rPr>
+              <w:t>As on every register.</w:t>
+            </w:r>
+          </w:p>
+        </w:tc>
+        <w:tc>
+          <w:tcPr>
+            <w:tcW w:w="2071" w:type="dxa"/>
+            <w:tcMar>
+              <w:top w:w="70" w:type="dxa"/>
+              <w:left w:w="110" w:type="dxa"/>
+              <w:bottom w:w="70" w:type="dxa"/>
+              <w:right w:w="110" w:type="dxa"/>
+            </w:tcMar>
+          </w:tcPr>
+          <w:p>
+            <w:pPr>
+              <w:spacing w:after="40"/>
+            </w:pPr>
+            <w:r>
+              <w:rPr>
+                <w:sz w:val="19"/>
+                <w:szCs w:val="19"/>
+              </w:rPr>
+              <w:t>The list redraws.</w:t>
             </w:r>
           </w:p>
         </w:tc>
@@ -18351,9 +18628,9 @@
       <w:pPr>
         <w:pStyle w:val="Heading2"/>
       </w:pPr>
-      <w:bookmarkStart w:id="39" w:name="_Toc240917334"/>
-      <w:r>
-        <w:t>8.23 Auto-fill review screen</w:t>
+      <w:bookmarkStart w:id="39" w:name="_Toc240920644"/>
+      <w:r>
+        <w:t>8.23 Document record</w:t>
       </w:r>
       <w:bookmarkEnd w:id="39"/>
     </w:p>
@@ -18388,7 +18665,7 @@
           <w:sz w:val="19"/>
           <w:szCs w:val="19"/>
         </w:rPr>
-        <w:t>/admin/documents/{id}/ai-draft</w:t>
+        <w:t>/admin/documents/{id}</w:t>
       </w:r>
     </w:p>
     <w:p>
@@ -18396,7 +18673,7 @@
         <w:spacing w:after="120" w:line="288" w:lineRule="auto"/>
       </w:pPr>
       <w:r>
-        <w:t>Where you review the AI's draft of the KoboToolbox coding form, edit it and submit it. Nothing reaches KoboToolbox until you select Submit.</w:t>
+        <w:t>Everything about one document: authenticity, the decision to include it, its file, its details, its coding and its memo.</w:t>
       </w:r>
     </w:p>
     <w:tbl>
@@ -18570,7 +18847,7 @@
                 <w:sz w:val="19"/>
                 <w:szCs w:val="19"/>
               </w:rPr>
-              <w:t>Section A grey fields (DOC ID, author, title, date, source)</w:t>
+              <w:t>Completed coding form → Download PDF</w:t>
             </w:r>
           </w:p>
         </w:tc>
@@ -18593,7 +18870,7 @@
                 <w:sz w:val="19"/>
                 <w:szCs w:val="19"/>
               </w:rPr>
-              <w:t>Come from the record and cannot be edited here; use “edit the record details”.</w:t>
+              <w:t>Downloads the completed coding form for this document.</w:t>
             </w:r>
           </w:p>
         </w:tc>
@@ -18616,7 +18893,7 @@
                 <w:sz w:val="19"/>
                 <w:szCs w:val="19"/>
               </w:rPr>
-              <w:t>The draft must agree with the record it is attached to.</w:t>
+              <w:t>A readable copy of what was submitted.</w:t>
             </w:r>
           </w:p>
         </w:tc>
@@ -18639,7 +18916,7 @@
                 <w:sz w:val="19"/>
                 <w:szCs w:val="19"/>
               </w:rPr>
-              <w:t>Corrections on the record show here at once and are the values submitted.</w:t>
+              <w:t>A PDF downloads (only if a form was submitted with this document ID).</w:t>
             </w:r>
           </w:p>
         </w:tc>
@@ -18654,9 +18931,9 @@
       <w:pPr>
         <w:pStyle w:val="Heading2"/>
       </w:pPr>
-      <w:bookmarkStart w:id="40" w:name="_Toc240917335"/>
-      <w:r>
-        <w:t>8.24 Completed forms (Form PDFs)</w:t>
+      <w:bookmarkStart w:id="40" w:name="_Toc240920645"/>
+      <w:r>
+        <w:t>8.24 Auto-fill review screen</w:t>
       </w:r>
       <w:bookmarkEnd w:id="40"/>
     </w:p>
@@ -18672,7 +18949,7 @@
         <w:t>Who can open it:</w:t>
       </w:r>
       <w:r>
-        <w:t xml:space="preserve"> PI / System Admin, Field / Digital Coordinator, QUAN/Kobo QA RA, KII RA, Documentary RA, Supervisor.  </w:t>
+        <w:t xml:space="preserve"> PI / System Admin, Field / Digital Coordinator, Documentary RA, Supervisor.  </w:t>
       </w:r>
       <w:r>
         <w:rPr>
@@ -18691,7 +18968,7 @@
           <w:sz w:val="19"/>
           <w:szCs w:val="19"/>
         </w:rPr>
-        <w:t>/admin/submissions</w:t>
+        <w:t>/admin/documents/{id}/ai-draft</w:t>
       </w:r>
     </w:p>
     <w:p>
@@ -18699,7 +18976,7 @@
         <w:spacing w:after="120" w:line="288" w:lineRule="auto"/>
       </w:pPr>
       <w:r>
-        <w:t>The completed KoboToolbox forms for your role (the questionnaire, the KII Guide or the Document Analysis Tool; the PI, coordinator and supervisor can switch between all three).</w:t>
+        <w:t>Where you review the AI's draft of the KoboToolbox coding form, edit it and submit it. Nothing reaches KoboToolbox until you select Submit.</w:t>
       </w:r>
     </w:p>
     <w:tbl>
@@ -18758,6 +19035,7 @@
                 <w:sz w:val="19"/>
                 <w:szCs w:val="19"/>
               </w:rPr>
+              <w:lastRenderedPageBreak/>
               <w:t>Control</w:t>
             </w:r>
           </w:p>
@@ -18873,7 +19151,7 @@
                 <w:sz w:val="19"/>
                 <w:szCs w:val="19"/>
               </w:rPr>
-              <w:t>Form (drop-down)</w:t>
+              <w:t>Section A grey fields (DOC ID, author, title, date, source)</w:t>
             </w:r>
           </w:p>
         </w:tc>
@@ -18896,7 +19174,7 @@
                 <w:sz w:val="19"/>
                 <w:szCs w:val="19"/>
               </w:rPr>
-              <w:t>Chooses which form to list. Shown only to roles that may see more than one.</w:t>
+              <w:t>Come from the record and cannot be edited here; use “edit the record details”.</w:t>
             </w:r>
           </w:p>
         </w:tc>
@@ -18919,7 +19197,7 @@
                 <w:sz w:val="19"/>
                 <w:szCs w:val="19"/>
               </w:rPr>
-              <w:t>Each role sees only its own form, because raw answers can identify organisations and people.</w:t>
+              <w:t>The draft must agree with the record it is attached to.</w:t>
             </w:r>
           </w:p>
         </w:tc>
@@ -18942,435 +19220,7 @@
                 <w:sz w:val="19"/>
                 <w:szCs w:val="19"/>
               </w:rPr>
-              <w:t>The list and the sync panel change to that form.</w:t>
-            </w:r>
-          </w:p>
-        </w:tc>
-      </w:tr>
-      <w:tr>
-        <w:tblPrEx>
-          <w:tblCellMar>
-            <w:top w:w="0" w:type="dxa"/>
-            <w:bottom w:w="0" w:type="dxa"/>
-          </w:tblCellMar>
-        </w:tblPrEx>
-        <w:trPr>
-          <w:cantSplit/>
-        </w:trPr>
-        <w:tc>
-          <w:tcPr>
-            <w:tcW w:w="1882" w:type="dxa"/>
-            <w:shd w:val="clear" w:color="auto" w:fill="F8FAFB"/>
-            <w:tcMar>
-              <w:top w:w="70" w:type="dxa"/>
-              <w:left w:w="110" w:type="dxa"/>
-              <w:bottom w:w="70" w:type="dxa"/>
-              <w:right w:w="110" w:type="dxa"/>
-            </w:tcMar>
-          </w:tcPr>
-          <w:p>
-            <w:pPr>
-              <w:spacing w:after="40"/>
-            </w:pPr>
-            <w:r>
-              <w:rPr>
-                <w:sz w:val="19"/>
-                <w:szCs w:val="19"/>
-              </w:rPr>
-              <w:t>Sync panel: “In sync with KoboToolbox”</w:t>
-            </w:r>
-          </w:p>
-        </w:tc>
-        <w:tc>
-          <w:tcPr>
-            <w:tcW w:w="3012" w:type="dxa"/>
-            <w:shd w:val="clear" w:color="auto" w:fill="F8FAFB"/>
-            <w:tcMar>
-              <w:top w:w="70" w:type="dxa"/>
-              <w:left w:w="110" w:type="dxa"/>
-              <w:bottom w:w="70" w:type="dxa"/>
-              <w:right w:w="110" w:type="dxa"/>
-            </w:tcMar>
-          </w:tcPr>
-          <w:p>
-            <w:pPr>
-              <w:spacing w:after="40"/>
-            </w:pPr>
-            <w:r>
-              <w:rPr>
-                <w:sz w:val="19"/>
-                <w:szCs w:val="19"/>
-              </w:rPr>
-              <w:t>Shows how many submissions KoboToolbox holds and how many the portal holds, and when they were last matched.</w:t>
-            </w:r>
-          </w:p>
-        </w:tc>
-        <w:tc>
-          <w:tcPr>
-            <w:tcW w:w="2447" w:type="dxa"/>
-            <w:shd w:val="clear" w:color="auto" w:fill="F8FAFB"/>
-            <w:tcMar>
-              <w:top w:w="70" w:type="dxa"/>
-              <w:left w:w="110" w:type="dxa"/>
-              <w:bottom w:w="70" w:type="dxa"/>
-              <w:right w:w="110" w:type="dxa"/>
-            </w:tcMar>
-          </w:tcPr>
-          <w:p>
-            <w:pPr>
-              <w:spacing w:after="40"/>
-            </w:pPr>
-            <w:r>
-              <w:rPr>
-                <w:sz w:val="19"/>
-                <w:szCs w:val="19"/>
-              </w:rPr>
-              <w:t>The portal keeps its own copy of the completed forms. If the two numbers differ, the portal is behind.</w:t>
-            </w:r>
-          </w:p>
-        </w:tc>
-        <w:tc>
-          <w:tcPr>
-            <w:tcW w:w="2071" w:type="dxa"/>
-            <w:shd w:val="clear" w:color="auto" w:fill="F8FAFB"/>
-            <w:tcMar>
-              <w:top w:w="70" w:type="dxa"/>
-              <w:left w:w="110" w:type="dxa"/>
-              <w:bottom w:w="70" w:type="dxa"/>
-              <w:right w:w="110" w:type="dxa"/>
-            </w:tcMar>
-          </w:tcPr>
-          <w:p>
-            <w:pPr>
-              <w:spacing w:after="40"/>
-            </w:pPr>
-            <w:r>
-              <w:rPr>
-                <w:sz w:val="19"/>
-                <w:szCs w:val="19"/>
-              </w:rPr>
-              <w:t>Read only. “Not in sync” means press Sync now.</w:t>
-            </w:r>
-          </w:p>
-        </w:tc>
-      </w:tr>
-      <w:tr>
-        <w:tblPrEx>
-          <w:tblCellMar>
-            <w:top w:w="0" w:type="dxa"/>
-            <w:bottom w:w="0" w:type="dxa"/>
-          </w:tblCellMar>
-        </w:tblPrEx>
-        <w:trPr>
-          <w:cantSplit/>
-        </w:trPr>
-        <w:tc>
-          <w:tcPr>
-            <w:tcW w:w="1882" w:type="dxa"/>
-            <w:tcMar>
-              <w:top w:w="70" w:type="dxa"/>
-              <w:left w:w="110" w:type="dxa"/>
-              <w:bottom w:w="70" w:type="dxa"/>
-              <w:right w:w="110" w:type="dxa"/>
-            </w:tcMar>
-          </w:tcPr>
-          <w:p>
-            <w:pPr>
-              <w:spacing w:after="40"/>
-            </w:pPr>
-            <w:r>
-              <w:rPr>
-                <w:sz w:val="19"/>
-                <w:szCs w:val="19"/>
-              </w:rPr>
-              <w:t>✓</w:t>
-            </w:r>
-            <w:r>
-              <w:rPr>
-                <w:sz w:val="19"/>
-                <w:szCs w:val="19"/>
-              </w:rPr>
-              <w:t xml:space="preserve"> saved in portal (on each row)</w:t>
-            </w:r>
-          </w:p>
-        </w:tc>
-        <w:tc>
-          <w:tcPr>
-            <w:tcW w:w="3012" w:type="dxa"/>
-            <w:tcMar>
-              <w:top w:w="70" w:type="dxa"/>
-              <w:left w:w="110" w:type="dxa"/>
-              <w:bottom w:w="70" w:type="dxa"/>
-              <w:right w:w="110" w:type="dxa"/>
-            </w:tcMar>
-          </w:tcPr>
-          <w:p>
-            <w:pPr>
-              <w:spacing w:after="40"/>
-            </w:pPr>
-            <w:r>
-              <w:rPr>
-                <w:sz w:val="19"/>
-                <w:szCs w:val="19"/>
-              </w:rPr>
-              <w:t>Says the portal holds an identical copy of that submission.</w:t>
-            </w:r>
-          </w:p>
-        </w:tc>
-        <w:tc>
-          <w:tcPr>
-            <w:tcW w:w="2447" w:type="dxa"/>
-            <w:tcMar>
-              <w:top w:w="70" w:type="dxa"/>
-              <w:left w:w="110" w:type="dxa"/>
-              <w:bottom w:w="70" w:type="dxa"/>
-              <w:right w:w="110" w:type="dxa"/>
-            </w:tcMar>
-          </w:tcPr>
-          <w:p>
-            <w:pPr>
-              <w:spacing w:after="40"/>
-            </w:pPr>
-            <w:r>
-              <w:rPr>
-                <w:sz w:val="19"/>
-                <w:szCs w:val="19"/>
-              </w:rPr>
-              <w:t>Proof, row by row, that nothing was lost or changed between KoboToolbox and the portal.</w:t>
-            </w:r>
-          </w:p>
-        </w:tc>
-        <w:tc>
-          <w:tcPr>
-            <w:tcW w:w="2071" w:type="dxa"/>
-            <w:tcMar>
-              <w:top w:w="70" w:type="dxa"/>
-              <w:left w:w="110" w:type="dxa"/>
-              <w:bottom w:w="70" w:type="dxa"/>
-              <w:right w:w="110" w:type="dxa"/>
-            </w:tcMar>
-          </w:tcPr>
-          <w:p>
-            <w:pPr>
-              <w:spacing w:after="40"/>
-            </w:pPr>
-            <w:r>
-              <w:rPr>
-                <w:sz w:val="19"/>
-                <w:szCs w:val="19"/>
-              </w:rPr>
-              <w:t>Read only. It is missing until the next sync for a new or edited row.</w:t>
-            </w:r>
-          </w:p>
-        </w:tc>
-      </w:tr>
-      <w:tr>
-        <w:tblPrEx>
-          <w:tblCellMar>
-            <w:top w:w="0" w:type="dxa"/>
-            <w:bottom w:w="0" w:type="dxa"/>
-          </w:tblCellMar>
-        </w:tblPrEx>
-        <w:trPr>
-          <w:cantSplit/>
-        </w:trPr>
-        <w:tc>
-          <w:tcPr>
-            <w:tcW w:w="1882" w:type="dxa"/>
-            <w:shd w:val="clear" w:color="auto" w:fill="F8FAFB"/>
-            <w:tcMar>
-              <w:top w:w="70" w:type="dxa"/>
-              <w:left w:w="110" w:type="dxa"/>
-              <w:bottom w:w="70" w:type="dxa"/>
-              <w:right w:w="110" w:type="dxa"/>
-            </w:tcMar>
-          </w:tcPr>
-          <w:p>
-            <w:pPr>
-              <w:spacing w:after="40"/>
-            </w:pPr>
-            <w:r>
-              <w:rPr>
-                <w:sz w:val="19"/>
-                <w:szCs w:val="19"/>
-              </w:rPr>
-              <w:lastRenderedPageBreak/>
-              <w:t>Download PDF</w:t>
-            </w:r>
-          </w:p>
-        </w:tc>
-        <w:tc>
-          <w:tcPr>
-            <w:tcW w:w="3012" w:type="dxa"/>
-            <w:shd w:val="clear" w:color="auto" w:fill="F8FAFB"/>
-            <w:tcMar>
-              <w:top w:w="70" w:type="dxa"/>
-              <w:left w:w="110" w:type="dxa"/>
-              <w:bottom w:w="70" w:type="dxa"/>
-              <w:right w:w="110" w:type="dxa"/>
-            </w:tcMar>
-          </w:tcPr>
-          <w:p>
-            <w:pPr>
-              <w:spacing w:after="40"/>
-            </w:pPr>
-            <w:r>
-              <w:rPr>
-                <w:sz w:val="19"/>
-                <w:szCs w:val="19"/>
-              </w:rPr>
-              <w:t>Downloads that completed form as a readable PDF (sections, questions, answers as words).</w:t>
-            </w:r>
-          </w:p>
-        </w:tc>
-        <w:tc>
-          <w:tcPr>
-            <w:tcW w:w="2447" w:type="dxa"/>
-            <w:shd w:val="clear" w:color="auto" w:fill="F8FAFB"/>
-            <w:tcMar>
-              <w:top w:w="70" w:type="dxa"/>
-              <w:left w:w="110" w:type="dxa"/>
-              <w:bottom w:w="70" w:type="dxa"/>
-              <w:right w:w="110" w:type="dxa"/>
-            </w:tcMar>
-          </w:tcPr>
-          <w:p>
-            <w:pPr>
-              <w:spacing w:after="40"/>
-            </w:pPr>
-            <w:r>
-              <w:rPr>
-                <w:sz w:val="19"/>
-                <w:szCs w:val="19"/>
-              </w:rPr>
-              <w:t>A readable copy for records, meetings and checking.</w:t>
-            </w:r>
-          </w:p>
-        </w:tc>
-        <w:tc>
-          <w:tcPr>
-            <w:tcW w:w="2071" w:type="dxa"/>
-            <w:shd w:val="clear" w:color="auto" w:fill="F8FAFB"/>
-            <w:tcMar>
-              <w:top w:w="70" w:type="dxa"/>
-              <w:left w:w="110" w:type="dxa"/>
-              <w:bottom w:w="70" w:type="dxa"/>
-              <w:right w:w="110" w:type="dxa"/>
-            </w:tcMar>
-          </w:tcPr>
-          <w:p>
-            <w:pPr>
-              <w:spacing w:after="40"/>
-            </w:pPr>
-            <w:r>
-              <w:rPr>
-                <w:sz w:val="19"/>
-                <w:szCs w:val="19"/>
-              </w:rPr>
-              <w:t>A PDF downloads; the download is audited.</w:t>
-            </w:r>
-          </w:p>
-        </w:tc>
-      </w:tr>
-      <w:tr>
-        <w:tblPrEx>
-          <w:tblCellMar>
-            <w:top w:w="0" w:type="dxa"/>
-            <w:bottom w:w="0" w:type="dxa"/>
-          </w:tblCellMar>
-        </w:tblPrEx>
-        <w:trPr>
-          <w:cantSplit/>
-        </w:trPr>
-        <w:tc>
-          <w:tcPr>
-            <w:tcW w:w="1882" w:type="dxa"/>
-            <w:tcMar>
-              <w:top w:w="70" w:type="dxa"/>
-              <w:left w:w="110" w:type="dxa"/>
-              <w:bottom w:w="70" w:type="dxa"/>
-              <w:right w:w="110" w:type="dxa"/>
-            </w:tcMar>
-          </w:tcPr>
-          <w:p>
-            <w:pPr>
-              <w:spacing w:after="40"/>
-            </w:pPr>
-            <w:r>
-              <w:rPr>
-                <w:sz w:val="19"/>
-                <w:szCs w:val="19"/>
-              </w:rPr>
-              <w:t>Show / page numbers</w:t>
-            </w:r>
-          </w:p>
-        </w:tc>
-        <w:tc>
-          <w:tcPr>
-            <w:tcW w:w="3012" w:type="dxa"/>
-            <w:tcMar>
-              <w:top w:w="70" w:type="dxa"/>
-              <w:left w:w="110" w:type="dxa"/>
-              <w:bottom w:w="70" w:type="dxa"/>
-              <w:right w:w="110" w:type="dxa"/>
-            </w:tcMar>
-          </w:tcPr>
-          <w:p>
-            <w:pPr>
-              <w:spacing w:after="40"/>
-            </w:pPr>
-            <w:r>
-              <w:rPr>
-                <w:sz w:val="19"/>
-                <w:szCs w:val="19"/>
-              </w:rPr>
-              <w:t>Choose rows per page and move between pages.</w:t>
-            </w:r>
-          </w:p>
-        </w:tc>
-        <w:tc>
-          <w:tcPr>
-            <w:tcW w:w="2447" w:type="dxa"/>
-            <w:tcMar>
-              <w:top w:w="70" w:type="dxa"/>
-              <w:left w:w="110" w:type="dxa"/>
-              <w:bottom w:w="70" w:type="dxa"/>
-              <w:right w:w="110" w:type="dxa"/>
-            </w:tcMar>
-          </w:tcPr>
-          <w:p>
-            <w:pPr>
-              <w:spacing w:after="40"/>
-            </w:pPr>
-            <w:r>
-              <w:rPr>
-                <w:sz w:val="19"/>
-                <w:szCs w:val="19"/>
-              </w:rPr>
-              <w:t>As on every register.</w:t>
-            </w:r>
-          </w:p>
-        </w:tc>
-        <w:tc>
-          <w:tcPr>
-            <w:tcW w:w="2071" w:type="dxa"/>
-            <w:tcMar>
-              <w:top w:w="70" w:type="dxa"/>
-              <w:left w:w="110" w:type="dxa"/>
-              <w:bottom w:w="70" w:type="dxa"/>
-              <w:right w:w="110" w:type="dxa"/>
-            </w:tcMar>
-          </w:tcPr>
-          <w:p>
-            <w:pPr>
-              <w:spacing w:after="40"/>
-            </w:pPr>
-            <w:r>
-              <w:rPr>
-                <w:sz w:val="19"/>
-                <w:szCs w:val="19"/>
-              </w:rPr>
-              <w:t>The list redraws.</w:t>
+              <w:t>Corrections on the record show here at once and are the values submitted.</w:t>
             </w:r>
           </w:p>
         </w:tc>
@@ -19385,9 +19235,9 @@
       <w:pPr>
         <w:pStyle w:val="Heading2"/>
       </w:pPr>
-      <w:bookmarkStart w:id="41" w:name="_Toc240917336"/>
-      <w:r>
-        <w:t>8.25 Cost Dashboard</w:t>
+      <w:bookmarkStart w:id="41" w:name="_Toc240920646"/>
+      <w:r>
+        <w:t>8.25 Completed forms (Form PDFs)</w:t>
       </w:r>
       <w:bookmarkEnd w:id="41"/>
     </w:p>
@@ -19403,7 +19253,7 @@
         <w:t>Who can open it:</w:t>
       </w:r>
       <w:r>
-        <w:t xml:space="preserve"> PI / System Admin, Field / Digital Coordinator, Data Analyst, Supervisor.  </w:t>
+        <w:t xml:space="preserve"> PI / System Admin, Field / Digital Coordinator, QUAN/Kobo QA RA, KII RA, Documentary RA, Supervisor.  </w:t>
       </w:r>
       <w:r>
         <w:rPr>
@@ -19422,7 +19272,7 @@
           <w:sz w:val="19"/>
           <w:szCs w:val="19"/>
         </w:rPr>
-        <w:t>/admin/cost</w:t>
+        <w:t>/admin/submissions</w:t>
       </w:r>
     </w:p>
     <w:p>
@@ -19430,7 +19280,7 @@
         <w:spacing w:after="120" w:line="288" w:lineRule="auto"/>
       </w:pPr>
       <w:r>
-        <w:t>What the fieldwork has cost, by category, so cost per completed case can be reported.</w:t>
+        <w:t>The completed KoboToolbox forms for your role (the questionnaire, the KII Guide or the Document Analysis Tool; the PI, coordinator and supervisor can switch between all three).</w:t>
       </w:r>
     </w:p>
     <w:tbl>
@@ -19604,6 +19454,736 @@
                 <w:sz w:val="19"/>
                 <w:szCs w:val="19"/>
               </w:rPr>
+              <w:t>Form (drop-down)</w:t>
+            </w:r>
+          </w:p>
+        </w:tc>
+        <w:tc>
+          <w:tcPr>
+            <w:tcW w:w="3012" w:type="dxa"/>
+            <w:tcMar>
+              <w:top w:w="70" w:type="dxa"/>
+              <w:left w:w="110" w:type="dxa"/>
+              <w:bottom w:w="70" w:type="dxa"/>
+              <w:right w:w="110" w:type="dxa"/>
+            </w:tcMar>
+          </w:tcPr>
+          <w:p>
+            <w:pPr>
+              <w:spacing w:after="40"/>
+            </w:pPr>
+            <w:r>
+              <w:rPr>
+                <w:sz w:val="19"/>
+                <w:szCs w:val="19"/>
+              </w:rPr>
+              <w:t>Chooses which form to list. Shown only to roles that may see more than one.</w:t>
+            </w:r>
+          </w:p>
+        </w:tc>
+        <w:tc>
+          <w:tcPr>
+            <w:tcW w:w="2447" w:type="dxa"/>
+            <w:tcMar>
+              <w:top w:w="70" w:type="dxa"/>
+              <w:left w:w="110" w:type="dxa"/>
+              <w:bottom w:w="70" w:type="dxa"/>
+              <w:right w:w="110" w:type="dxa"/>
+            </w:tcMar>
+          </w:tcPr>
+          <w:p>
+            <w:pPr>
+              <w:spacing w:after="40"/>
+            </w:pPr>
+            <w:r>
+              <w:rPr>
+                <w:sz w:val="19"/>
+                <w:szCs w:val="19"/>
+              </w:rPr>
+              <w:t>Each role sees only its own form, because raw answers can identify organisations and people.</w:t>
+            </w:r>
+          </w:p>
+        </w:tc>
+        <w:tc>
+          <w:tcPr>
+            <w:tcW w:w="2071" w:type="dxa"/>
+            <w:tcMar>
+              <w:top w:w="70" w:type="dxa"/>
+              <w:left w:w="110" w:type="dxa"/>
+              <w:bottom w:w="70" w:type="dxa"/>
+              <w:right w:w="110" w:type="dxa"/>
+            </w:tcMar>
+          </w:tcPr>
+          <w:p>
+            <w:pPr>
+              <w:spacing w:after="40"/>
+            </w:pPr>
+            <w:r>
+              <w:rPr>
+                <w:sz w:val="19"/>
+                <w:szCs w:val="19"/>
+              </w:rPr>
+              <w:t>The list and the sync panel change to that form.</w:t>
+            </w:r>
+          </w:p>
+        </w:tc>
+      </w:tr>
+      <w:tr>
+        <w:tblPrEx>
+          <w:tblCellMar>
+            <w:top w:w="0" w:type="dxa"/>
+            <w:bottom w:w="0" w:type="dxa"/>
+          </w:tblCellMar>
+        </w:tblPrEx>
+        <w:trPr>
+          <w:cantSplit/>
+        </w:trPr>
+        <w:tc>
+          <w:tcPr>
+            <w:tcW w:w="1882" w:type="dxa"/>
+            <w:shd w:val="clear" w:color="auto" w:fill="F8FAFB"/>
+            <w:tcMar>
+              <w:top w:w="70" w:type="dxa"/>
+              <w:left w:w="110" w:type="dxa"/>
+              <w:bottom w:w="70" w:type="dxa"/>
+              <w:right w:w="110" w:type="dxa"/>
+            </w:tcMar>
+          </w:tcPr>
+          <w:p>
+            <w:pPr>
+              <w:spacing w:after="40"/>
+            </w:pPr>
+            <w:r>
+              <w:rPr>
+                <w:sz w:val="19"/>
+                <w:szCs w:val="19"/>
+              </w:rPr>
+              <w:t>Sync panel: “In sync with KoboToolbox”</w:t>
+            </w:r>
+          </w:p>
+        </w:tc>
+        <w:tc>
+          <w:tcPr>
+            <w:tcW w:w="3012" w:type="dxa"/>
+            <w:shd w:val="clear" w:color="auto" w:fill="F8FAFB"/>
+            <w:tcMar>
+              <w:top w:w="70" w:type="dxa"/>
+              <w:left w:w="110" w:type="dxa"/>
+              <w:bottom w:w="70" w:type="dxa"/>
+              <w:right w:w="110" w:type="dxa"/>
+            </w:tcMar>
+          </w:tcPr>
+          <w:p>
+            <w:pPr>
+              <w:spacing w:after="40"/>
+            </w:pPr>
+            <w:r>
+              <w:rPr>
+                <w:sz w:val="19"/>
+                <w:szCs w:val="19"/>
+              </w:rPr>
+              <w:t>Shows how many submissions KoboToolbox holds and how many the portal holds, and when they were last matched.</w:t>
+            </w:r>
+          </w:p>
+        </w:tc>
+        <w:tc>
+          <w:tcPr>
+            <w:tcW w:w="2447" w:type="dxa"/>
+            <w:shd w:val="clear" w:color="auto" w:fill="F8FAFB"/>
+            <w:tcMar>
+              <w:top w:w="70" w:type="dxa"/>
+              <w:left w:w="110" w:type="dxa"/>
+              <w:bottom w:w="70" w:type="dxa"/>
+              <w:right w:w="110" w:type="dxa"/>
+            </w:tcMar>
+          </w:tcPr>
+          <w:p>
+            <w:pPr>
+              <w:spacing w:after="40"/>
+            </w:pPr>
+            <w:r>
+              <w:rPr>
+                <w:sz w:val="19"/>
+                <w:szCs w:val="19"/>
+              </w:rPr>
+              <w:t>The portal keeps its own copy of the completed forms. If the two numbers differ, the portal is behind.</w:t>
+            </w:r>
+          </w:p>
+        </w:tc>
+        <w:tc>
+          <w:tcPr>
+            <w:tcW w:w="2071" w:type="dxa"/>
+            <w:shd w:val="clear" w:color="auto" w:fill="F8FAFB"/>
+            <w:tcMar>
+              <w:top w:w="70" w:type="dxa"/>
+              <w:left w:w="110" w:type="dxa"/>
+              <w:bottom w:w="70" w:type="dxa"/>
+              <w:right w:w="110" w:type="dxa"/>
+            </w:tcMar>
+          </w:tcPr>
+          <w:p>
+            <w:pPr>
+              <w:spacing w:after="40"/>
+            </w:pPr>
+            <w:r>
+              <w:rPr>
+                <w:sz w:val="19"/>
+                <w:szCs w:val="19"/>
+              </w:rPr>
+              <w:t>Read only. “Not in sync” means press Sync now.</w:t>
+            </w:r>
+          </w:p>
+        </w:tc>
+      </w:tr>
+      <w:tr>
+        <w:tblPrEx>
+          <w:tblCellMar>
+            <w:top w:w="0" w:type="dxa"/>
+            <w:bottom w:w="0" w:type="dxa"/>
+          </w:tblCellMar>
+        </w:tblPrEx>
+        <w:trPr>
+          <w:cantSplit/>
+        </w:trPr>
+        <w:tc>
+          <w:tcPr>
+            <w:tcW w:w="1882" w:type="dxa"/>
+            <w:tcMar>
+              <w:top w:w="70" w:type="dxa"/>
+              <w:left w:w="110" w:type="dxa"/>
+              <w:bottom w:w="70" w:type="dxa"/>
+              <w:right w:w="110" w:type="dxa"/>
+            </w:tcMar>
+          </w:tcPr>
+          <w:p>
+            <w:pPr>
+              <w:spacing w:after="40"/>
+            </w:pPr>
+            <w:r>
+              <w:rPr>
+                <w:sz w:val="19"/>
+                <w:szCs w:val="19"/>
+              </w:rPr>
+              <w:t>✓</w:t>
+            </w:r>
+            <w:r>
+              <w:rPr>
+                <w:sz w:val="19"/>
+                <w:szCs w:val="19"/>
+              </w:rPr>
+              <w:t xml:space="preserve"> saved in portal (on each row)</w:t>
+            </w:r>
+          </w:p>
+        </w:tc>
+        <w:tc>
+          <w:tcPr>
+            <w:tcW w:w="3012" w:type="dxa"/>
+            <w:tcMar>
+              <w:top w:w="70" w:type="dxa"/>
+              <w:left w:w="110" w:type="dxa"/>
+              <w:bottom w:w="70" w:type="dxa"/>
+              <w:right w:w="110" w:type="dxa"/>
+            </w:tcMar>
+          </w:tcPr>
+          <w:p>
+            <w:pPr>
+              <w:spacing w:after="40"/>
+            </w:pPr>
+            <w:r>
+              <w:rPr>
+                <w:sz w:val="19"/>
+                <w:szCs w:val="19"/>
+              </w:rPr>
+              <w:t>Says the portal holds an identical copy of that submission.</w:t>
+            </w:r>
+          </w:p>
+        </w:tc>
+        <w:tc>
+          <w:tcPr>
+            <w:tcW w:w="2447" w:type="dxa"/>
+            <w:tcMar>
+              <w:top w:w="70" w:type="dxa"/>
+              <w:left w:w="110" w:type="dxa"/>
+              <w:bottom w:w="70" w:type="dxa"/>
+              <w:right w:w="110" w:type="dxa"/>
+            </w:tcMar>
+          </w:tcPr>
+          <w:p>
+            <w:pPr>
+              <w:spacing w:after="40"/>
+            </w:pPr>
+            <w:r>
+              <w:rPr>
+                <w:sz w:val="19"/>
+                <w:szCs w:val="19"/>
+              </w:rPr>
+              <w:t>Proof, row by row, that nothing was lost or changed between KoboToolbox and the portal.</w:t>
+            </w:r>
+          </w:p>
+        </w:tc>
+        <w:tc>
+          <w:tcPr>
+            <w:tcW w:w="2071" w:type="dxa"/>
+            <w:tcMar>
+              <w:top w:w="70" w:type="dxa"/>
+              <w:left w:w="110" w:type="dxa"/>
+              <w:bottom w:w="70" w:type="dxa"/>
+              <w:right w:w="110" w:type="dxa"/>
+            </w:tcMar>
+          </w:tcPr>
+          <w:p>
+            <w:pPr>
+              <w:spacing w:after="40"/>
+            </w:pPr>
+            <w:r>
+              <w:rPr>
+                <w:sz w:val="19"/>
+                <w:szCs w:val="19"/>
+              </w:rPr>
+              <w:t>Read only. It is missing until the next sync for a new or edited row.</w:t>
+            </w:r>
+          </w:p>
+        </w:tc>
+      </w:tr>
+      <w:tr>
+        <w:tblPrEx>
+          <w:tblCellMar>
+            <w:top w:w="0" w:type="dxa"/>
+            <w:bottom w:w="0" w:type="dxa"/>
+          </w:tblCellMar>
+        </w:tblPrEx>
+        <w:trPr>
+          <w:cantSplit/>
+        </w:trPr>
+        <w:tc>
+          <w:tcPr>
+            <w:tcW w:w="1882" w:type="dxa"/>
+            <w:shd w:val="clear" w:color="auto" w:fill="F8FAFB"/>
+            <w:tcMar>
+              <w:top w:w="70" w:type="dxa"/>
+              <w:left w:w="110" w:type="dxa"/>
+              <w:bottom w:w="70" w:type="dxa"/>
+              <w:right w:w="110" w:type="dxa"/>
+            </w:tcMar>
+          </w:tcPr>
+          <w:p>
+            <w:pPr>
+              <w:spacing w:after="40"/>
+            </w:pPr>
+            <w:r>
+              <w:rPr>
+                <w:sz w:val="19"/>
+                <w:szCs w:val="19"/>
+              </w:rPr>
+              <w:t>Download PDF</w:t>
+            </w:r>
+          </w:p>
+        </w:tc>
+        <w:tc>
+          <w:tcPr>
+            <w:tcW w:w="3012" w:type="dxa"/>
+            <w:shd w:val="clear" w:color="auto" w:fill="F8FAFB"/>
+            <w:tcMar>
+              <w:top w:w="70" w:type="dxa"/>
+              <w:left w:w="110" w:type="dxa"/>
+              <w:bottom w:w="70" w:type="dxa"/>
+              <w:right w:w="110" w:type="dxa"/>
+            </w:tcMar>
+          </w:tcPr>
+          <w:p>
+            <w:pPr>
+              <w:spacing w:after="40"/>
+            </w:pPr>
+            <w:r>
+              <w:rPr>
+                <w:sz w:val="19"/>
+                <w:szCs w:val="19"/>
+              </w:rPr>
+              <w:t>Downloads that completed form as a readable PDF (sections, questions, answers as words).</w:t>
+            </w:r>
+          </w:p>
+        </w:tc>
+        <w:tc>
+          <w:tcPr>
+            <w:tcW w:w="2447" w:type="dxa"/>
+            <w:shd w:val="clear" w:color="auto" w:fill="F8FAFB"/>
+            <w:tcMar>
+              <w:top w:w="70" w:type="dxa"/>
+              <w:left w:w="110" w:type="dxa"/>
+              <w:bottom w:w="70" w:type="dxa"/>
+              <w:right w:w="110" w:type="dxa"/>
+            </w:tcMar>
+          </w:tcPr>
+          <w:p>
+            <w:pPr>
+              <w:spacing w:after="40"/>
+            </w:pPr>
+            <w:r>
+              <w:rPr>
+                <w:sz w:val="19"/>
+                <w:szCs w:val="19"/>
+              </w:rPr>
+              <w:t>A readable copy for records, meetings and checking.</w:t>
+            </w:r>
+          </w:p>
+        </w:tc>
+        <w:tc>
+          <w:tcPr>
+            <w:tcW w:w="2071" w:type="dxa"/>
+            <w:shd w:val="clear" w:color="auto" w:fill="F8FAFB"/>
+            <w:tcMar>
+              <w:top w:w="70" w:type="dxa"/>
+              <w:left w:w="110" w:type="dxa"/>
+              <w:bottom w:w="70" w:type="dxa"/>
+              <w:right w:w="110" w:type="dxa"/>
+            </w:tcMar>
+          </w:tcPr>
+          <w:p>
+            <w:pPr>
+              <w:spacing w:after="40"/>
+            </w:pPr>
+            <w:r>
+              <w:rPr>
+                <w:sz w:val="19"/>
+                <w:szCs w:val="19"/>
+              </w:rPr>
+              <w:t>A PDF downloads; the download is audited.</w:t>
+            </w:r>
+          </w:p>
+        </w:tc>
+      </w:tr>
+      <w:tr>
+        <w:tblPrEx>
+          <w:tblCellMar>
+            <w:top w:w="0" w:type="dxa"/>
+            <w:bottom w:w="0" w:type="dxa"/>
+          </w:tblCellMar>
+        </w:tblPrEx>
+        <w:trPr>
+          <w:cantSplit/>
+        </w:trPr>
+        <w:tc>
+          <w:tcPr>
+            <w:tcW w:w="1882" w:type="dxa"/>
+            <w:tcMar>
+              <w:top w:w="70" w:type="dxa"/>
+              <w:left w:w="110" w:type="dxa"/>
+              <w:bottom w:w="70" w:type="dxa"/>
+              <w:right w:w="110" w:type="dxa"/>
+            </w:tcMar>
+          </w:tcPr>
+          <w:p>
+            <w:pPr>
+              <w:spacing w:after="40"/>
+            </w:pPr>
+            <w:r>
+              <w:rPr>
+                <w:sz w:val="19"/>
+                <w:szCs w:val="19"/>
+              </w:rPr>
+              <w:t>Show / page numbers</w:t>
+            </w:r>
+          </w:p>
+        </w:tc>
+        <w:tc>
+          <w:tcPr>
+            <w:tcW w:w="3012" w:type="dxa"/>
+            <w:tcMar>
+              <w:top w:w="70" w:type="dxa"/>
+              <w:left w:w="110" w:type="dxa"/>
+              <w:bottom w:w="70" w:type="dxa"/>
+              <w:right w:w="110" w:type="dxa"/>
+            </w:tcMar>
+          </w:tcPr>
+          <w:p>
+            <w:pPr>
+              <w:spacing w:after="40"/>
+            </w:pPr>
+            <w:r>
+              <w:rPr>
+                <w:sz w:val="19"/>
+                <w:szCs w:val="19"/>
+              </w:rPr>
+              <w:t>Choose rows per page and move between pages.</w:t>
+            </w:r>
+          </w:p>
+        </w:tc>
+        <w:tc>
+          <w:tcPr>
+            <w:tcW w:w="2447" w:type="dxa"/>
+            <w:tcMar>
+              <w:top w:w="70" w:type="dxa"/>
+              <w:left w:w="110" w:type="dxa"/>
+              <w:bottom w:w="70" w:type="dxa"/>
+              <w:right w:w="110" w:type="dxa"/>
+            </w:tcMar>
+          </w:tcPr>
+          <w:p>
+            <w:pPr>
+              <w:spacing w:after="40"/>
+            </w:pPr>
+            <w:r>
+              <w:rPr>
+                <w:sz w:val="19"/>
+                <w:szCs w:val="19"/>
+              </w:rPr>
+              <w:t>As on every register.</w:t>
+            </w:r>
+          </w:p>
+        </w:tc>
+        <w:tc>
+          <w:tcPr>
+            <w:tcW w:w="2071" w:type="dxa"/>
+            <w:tcMar>
+              <w:top w:w="70" w:type="dxa"/>
+              <w:left w:w="110" w:type="dxa"/>
+              <w:bottom w:w="70" w:type="dxa"/>
+              <w:right w:w="110" w:type="dxa"/>
+            </w:tcMar>
+          </w:tcPr>
+          <w:p>
+            <w:pPr>
+              <w:spacing w:after="40"/>
+            </w:pPr>
+            <w:r>
+              <w:rPr>
+                <w:sz w:val="19"/>
+                <w:szCs w:val="19"/>
+              </w:rPr>
+              <w:t>The list redraws.</w:t>
+            </w:r>
+          </w:p>
+        </w:tc>
+      </w:tr>
+    </w:tbl>
+    <w:p>
+      <w:pPr>
+        <w:spacing w:after="120"/>
+      </w:pPr>
+    </w:p>
+    <w:p>
+      <w:pPr>
+        <w:pStyle w:val="Heading2"/>
+      </w:pPr>
+      <w:bookmarkStart w:id="42" w:name="_Toc240920647"/>
+      <w:r>
+        <w:t>8.26 Cost Dashboard</w:t>
+      </w:r>
+      <w:bookmarkEnd w:id="42"/>
+    </w:p>
+    <w:p>
+      <w:pPr>
+        <w:spacing w:after="120" w:line="288" w:lineRule="auto"/>
+      </w:pPr>
+      <w:r>
+        <w:rPr>
+          <w:b/>
+          <w:bCs/>
+        </w:rPr>
+        <w:t>Who can open it:</w:t>
+      </w:r>
+      <w:r>
+        <w:t xml:space="preserve"> PI / System Admin, Field / Digital Coordinator, Data Analyst, Supervisor.  </w:t>
+      </w:r>
+      <w:r>
+        <w:rPr>
+          <w:b/>
+          <w:bCs/>
+        </w:rPr>
+        <w:t>Where:</w:t>
+      </w:r>
+      <w:r>
+        <w:t xml:space="preserve"> </w:t>
+      </w:r>
+      <w:r>
+        <w:rPr>
+          <w:rFonts w:ascii="Consolas" w:eastAsia="Consolas" w:hAnsi="Consolas" w:cs="Consolas"/>
+          <w:color w:val="122238"/>
+          <w:sz w:val="19"/>
+          <w:szCs w:val="19"/>
+        </w:rPr>
+        <w:t>/admin/cost</w:t>
+      </w:r>
+    </w:p>
+    <w:p>
+      <w:pPr>
+        <w:spacing w:after="120" w:line="288" w:lineRule="auto"/>
+      </w:pPr>
+      <w:r>
+        <w:t>What the fieldwork has cost, by category, so cost per completed case can be reported.</w:t>
+      </w:r>
+    </w:p>
+    <w:tbl>
+      <w:tblPr>
+        <w:tblW w:w="9412" w:type="dxa"/>
+        <w:tblBorders>
+          <w:top w:val="single" w:sz="4" w:space="0" w:color="D5DAE0"/>
+          <w:left w:val="single" w:sz="4" w:space="0" w:color="D5DAE0"/>
+          <w:bottom w:val="single" w:sz="4" w:space="0" w:color="D5DAE0"/>
+          <w:right w:val="single" w:sz="4" w:space="0" w:color="D5DAE0"/>
+          <w:insideH w:val="single" w:sz="4" w:space="0" w:color="D5DAE0"/>
+          <w:insideV w:val="single" w:sz="4" w:space="0" w:color="D5DAE0"/>
+        </w:tblBorders>
+        <w:tblCellMar>
+          <w:left w:w="10" w:type="dxa"/>
+          <w:right w:w="10" w:type="dxa"/>
+        </w:tblCellMar>
+        <w:tblLook w:val="0000" w:firstRow="0" w:lastRow="0" w:firstColumn="0" w:lastColumn="0" w:noHBand="0" w:noVBand="0"/>
+      </w:tblPr>
+      <w:tblGrid>
+        <w:gridCol w:w="1882"/>
+        <w:gridCol w:w="3012"/>
+        <w:gridCol w:w="2447"/>
+        <w:gridCol w:w="2071"/>
+      </w:tblGrid>
+      <w:tr>
+        <w:tblPrEx>
+          <w:tblCellMar>
+            <w:top w:w="0" w:type="dxa"/>
+            <w:bottom w:w="0" w:type="dxa"/>
+          </w:tblCellMar>
+        </w:tblPrEx>
+        <w:trPr>
+          <w:tblHeader/>
+        </w:trPr>
+        <w:tc>
+          <w:tcPr>
+            <w:tcW w:w="1882" w:type="dxa"/>
+            <w:shd w:val="clear" w:color="auto" w:fill="1B3350"/>
+            <w:tcMar>
+              <w:top w:w="70" w:type="dxa"/>
+              <w:left w:w="110" w:type="dxa"/>
+              <w:bottom w:w="70" w:type="dxa"/>
+              <w:right w:w="110" w:type="dxa"/>
+            </w:tcMar>
+          </w:tcPr>
+          <w:p>
+            <w:pPr>
+              <w:spacing w:after="40"/>
+            </w:pPr>
+            <w:r>
+              <w:rPr>
+                <w:b/>
+                <w:bCs/>
+                <w:color w:val="FFFFFF"/>
+                <w:sz w:val="19"/>
+                <w:szCs w:val="19"/>
+              </w:rPr>
+              <w:t>Control</w:t>
+            </w:r>
+          </w:p>
+        </w:tc>
+        <w:tc>
+          <w:tcPr>
+            <w:tcW w:w="3012" w:type="dxa"/>
+            <w:shd w:val="clear" w:color="auto" w:fill="1B3350"/>
+            <w:tcMar>
+              <w:top w:w="70" w:type="dxa"/>
+              <w:left w:w="110" w:type="dxa"/>
+              <w:bottom w:w="70" w:type="dxa"/>
+              <w:right w:w="110" w:type="dxa"/>
+            </w:tcMar>
+          </w:tcPr>
+          <w:p>
+            <w:pPr>
+              <w:spacing w:after="40"/>
+            </w:pPr>
+            <w:r>
+              <w:rPr>
+                <w:b/>
+                <w:bCs/>
+                <w:color w:val="FFFFFF"/>
+                <w:sz w:val="19"/>
+                <w:szCs w:val="19"/>
+              </w:rPr>
+              <w:t>What it does and when to use it</w:t>
+            </w:r>
+          </w:p>
+        </w:tc>
+        <w:tc>
+          <w:tcPr>
+            <w:tcW w:w="2447" w:type="dxa"/>
+            <w:shd w:val="clear" w:color="auto" w:fill="1B3350"/>
+            <w:tcMar>
+              <w:top w:w="70" w:type="dxa"/>
+              <w:left w:w="110" w:type="dxa"/>
+              <w:bottom w:w="70" w:type="dxa"/>
+              <w:right w:w="110" w:type="dxa"/>
+            </w:tcMar>
+          </w:tcPr>
+          <w:p>
+            <w:pPr>
+              <w:spacing w:after="40"/>
+            </w:pPr>
+            <w:r>
+              <w:rPr>
+                <w:b/>
+                <w:bCs/>
+                <w:color w:val="FFFFFF"/>
+                <w:sz w:val="19"/>
+                <w:szCs w:val="19"/>
+              </w:rPr>
+              <w:t>Why it exists</w:t>
+            </w:r>
+          </w:p>
+        </w:tc>
+        <w:tc>
+          <w:tcPr>
+            <w:tcW w:w="2071" w:type="dxa"/>
+            <w:shd w:val="clear" w:color="auto" w:fill="1B3350"/>
+            <w:tcMar>
+              <w:top w:w="70" w:type="dxa"/>
+              <w:left w:w="110" w:type="dxa"/>
+              <w:bottom w:w="70" w:type="dxa"/>
+              <w:right w:w="110" w:type="dxa"/>
+            </w:tcMar>
+          </w:tcPr>
+          <w:p>
+            <w:pPr>
+              <w:spacing w:after="40"/>
+            </w:pPr>
+            <w:r>
+              <w:rPr>
+                <w:b/>
+                <w:bCs/>
+                <w:color w:val="FFFFFF"/>
+                <w:sz w:val="19"/>
+                <w:szCs w:val="19"/>
+              </w:rPr>
+              <w:t>What happens next</w:t>
+            </w:r>
+          </w:p>
+        </w:tc>
+      </w:tr>
+      <w:tr>
+        <w:tblPrEx>
+          <w:tblCellMar>
+            <w:top w:w="0" w:type="dxa"/>
+            <w:bottom w:w="0" w:type="dxa"/>
+          </w:tblCellMar>
+        </w:tblPrEx>
+        <w:trPr>
+          <w:cantSplit/>
+        </w:trPr>
+        <w:tc>
+          <w:tcPr>
+            <w:tcW w:w="1882" w:type="dxa"/>
+            <w:tcMar>
+              <w:top w:w="70" w:type="dxa"/>
+              <w:left w:w="110" w:type="dxa"/>
+              <w:bottom w:w="70" w:type="dxa"/>
+              <w:right w:w="110" w:type="dxa"/>
+            </w:tcMar>
+          </w:tcPr>
+          <w:p>
+            <w:pPr>
+              <w:spacing w:after="40"/>
+            </w:pPr>
+            <w:r>
+              <w:rPr>
+                <w:sz w:val="19"/>
+                <w:szCs w:val="19"/>
+              </w:rPr>
               <w:t>Spend by category</w:t>
             </w:r>
           </w:p>
@@ -19732,7 +20312,7 @@
         <w:sz w:val="16"/>
         <w:szCs w:val="16"/>
       </w:rPr>
-      <w:t>Version 1.7 · 21 September 2026</w:t>
+      <w:t>Version 1.8 · 21 September 2026</w:t>
     </w:r>
     <w:r>
       <w:rPr>
@@ -19905,10 +20485,96 @@
 <file path=word/numbering.xml><?xml version="1.0" encoding="utf-8"?>
 <w:numbering xmlns:wpc="http://schemas.microsoft.com/office/word/2010/wordprocessingCanvas" xmlns:cx="http://schemas.microsoft.com/office/drawing/2014/chartex" xmlns:cx1="http://schemas.microsoft.com/office/drawing/2015/9/8/chartex" xmlns:cx2="http://schemas.microsoft.com/office/drawing/2015/10/21/chartex" xmlns:cx3="http://schemas.microsoft.com/office/drawing/2016/5/9/chartex" xmlns:cx4="http://schemas.microsoft.com/office/drawing/2016/5/10/chartex" xmlns:cx5="http://schemas.microsoft.com/office/drawing/2016/5/11/chartex" xmlns:cx6="http://schemas.microsoft.com/office/drawing/2016/5/12/chartex" xmlns:cx7="http://schemas.microsoft.com/office/drawing/2016/5/13/chartex" xmlns:cx8="http://schemas.microsoft.com/office/drawing/2016/5/14/chartex" xmlns:mc="http://schemas.openxmlformats.org/markup-compatibility/2006" xmlns:aink="http://schemas.microsoft.com/office/drawing/2016/ink" xmlns:am3d="http://schemas.microsoft.com/office/drawing/2017/model3d" xmlns:o="urn:schemas-microsoft-com:office:office" xmlns:oel="http://schemas.microsoft.com/office/2019/extlst" xmlns:r="http://schemas.openxmlformats.org/officeDocument/2006/relationships" xmlns:m="http://schemas.openxmlformats.org/officeDocument/2006/math" xmlns:v="urn:schemas-microsoft-com:vml" xmlns:wp14="http://schemas.microsoft.com/office/word/2010/wordprocessingDrawing" xmlns:wp="http://schemas.openxmlformats.org/drawingml/2006/wordprocessingDrawing" xmlns:w10="urn:schemas-microsoft-com:office:word" xmlns:w="http://schemas.openxmlformats.org/wordprocessingml/2006/main" xmlns:w14="http://schemas.microsoft.com/office/word/2010/wordml" xmlns:w15="http://schemas.microsoft.com/office/word/2012/wordml" xmlns:w16cex="http://schemas.microsoft.com/office/word/2018/wordml/cex" xmlns:w16cid="http://schemas.microsoft.com/office/word/2016/wordml/cid" xmlns:w16="http://schemas.microsoft.com/office/word/2018/wordml" xmlns:w16sdtdh="http://schemas.microsoft.com/office/word/2020/wordml/sdtdatahash" xmlns:w16se="http://schemas.microsoft.com/office/word/2015/wordml/symex" xmlns:wpg="http://schemas.microsoft.com/office/word/2010/wordprocessingGroup" xmlns:wpi="http://schemas.microsoft.com/office/word/2010/wordprocessingInk" xmlns:wne="http://schemas.microsoft.com/office/word/2006/wordml" xmlns:wps="http://schemas.microsoft.com/office/word/2010/wordprocessingShape" mc:Ignorable="w14 w15 w16se w16cid w16 w16cex w16sdtdh wp14">
   <w:abstractNum w:abstractNumId="0" w15:restartNumberingAfterBreak="0">
-    <w:nsid w:val="069D6FDA"/>
+    <w:nsid w:val="07033028"/>
     <w:multiLevelType w:val="hybridMultilevel"/>
-    <w:tmpl w:val="AF7E0B4E"/>
-    <w:lvl w:ilvl="0" w:tplc="03A091E8">
+    <w:tmpl w:val="620A6E5A"/>
+    <w:lvl w:ilvl="0" w:tplc="D11827A8">
+      <w:start w:val="1"/>
+      <w:numFmt w:val="bullet"/>
+      <w:lvlText w:val="●"/>
+      <w:lvlJc w:val="left"/>
+      <w:pPr>
+        <w:ind w:left="720" w:hanging="360"/>
+      </w:pPr>
+    </w:lvl>
+    <w:lvl w:ilvl="1" w:tplc="B4BAE962">
+      <w:start w:val="1"/>
+      <w:numFmt w:val="bullet"/>
+      <w:lvlText w:val="○"/>
+      <w:lvlJc w:val="left"/>
+      <w:pPr>
+        <w:ind w:left="1440" w:hanging="360"/>
+      </w:pPr>
+    </w:lvl>
+    <w:lvl w:ilvl="2" w:tplc="F8A0BBEA">
+      <w:start w:val="1"/>
+      <w:numFmt w:val="bullet"/>
+      <w:lvlText w:val="■"/>
+      <w:lvlJc w:val="left"/>
+      <w:pPr>
+        <w:ind w:left="2160" w:hanging="360"/>
+      </w:pPr>
+    </w:lvl>
+    <w:lvl w:ilvl="3" w:tplc="7026D2E2">
+      <w:start w:val="1"/>
+      <w:numFmt w:val="bullet"/>
+      <w:lvlText w:val="●"/>
+      <w:lvlJc w:val="left"/>
+      <w:pPr>
+        <w:ind w:left="2880" w:hanging="360"/>
+      </w:pPr>
+    </w:lvl>
+    <w:lvl w:ilvl="4" w:tplc="C7102760">
+      <w:start w:val="1"/>
+      <w:numFmt w:val="bullet"/>
+      <w:lvlText w:val="○"/>
+      <w:lvlJc w:val="left"/>
+      <w:pPr>
+        <w:ind w:left="3600" w:hanging="360"/>
+      </w:pPr>
+    </w:lvl>
+    <w:lvl w:ilvl="5" w:tplc="18A4A00C">
+      <w:start w:val="1"/>
+      <w:numFmt w:val="bullet"/>
+      <w:lvlText w:val="■"/>
+      <w:lvlJc w:val="left"/>
+      <w:pPr>
+        <w:ind w:left="4320" w:hanging="360"/>
+      </w:pPr>
+    </w:lvl>
+    <w:lvl w:ilvl="6" w:tplc="879AA334">
+      <w:start w:val="1"/>
+      <w:numFmt w:val="bullet"/>
+      <w:lvlText w:val="●"/>
+      <w:lvlJc w:val="left"/>
+      <w:pPr>
+        <w:ind w:left="5040" w:hanging="360"/>
+      </w:pPr>
+    </w:lvl>
+    <w:lvl w:ilvl="7" w:tplc="7AAECBAE">
+      <w:start w:val="1"/>
+      <w:numFmt w:val="bullet"/>
+      <w:lvlText w:val="●"/>
+      <w:lvlJc w:val="left"/>
+      <w:pPr>
+        <w:ind w:left="5760" w:hanging="360"/>
+      </w:pPr>
+    </w:lvl>
+    <w:lvl w:ilvl="8" w:tplc="4F90A39E">
+      <w:start w:val="1"/>
+      <w:numFmt w:val="bullet"/>
+      <w:lvlText w:val="●"/>
+      <w:lvlJc w:val="left"/>
+      <w:pPr>
+        <w:ind w:left="6480" w:hanging="360"/>
+      </w:pPr>
+    </w:lvl>
+  </w:abstractNum>
+  <w:abstractNum w:abstractNumId="1" w15:restartNumberingAfterBreak="0">
+    <w:nsid w:val="25404116"/>
+    <w:multiLevelType w:val="hybridMultilevel"/>
+    <w:tmpl w:val="5CE0891A"/>
+    <w:lvl w:ilvl="0" w:tplc="16FAC622">
       <w:start w:val="1"/>
       <w:numFmt w:val="decimal"/>
       <w:lvlText w:val="%1."/>
@@ -19922,138 +20588,110 @@
         <w:color w:val="A67C27"/>
       </w:rPr>
     </w:lvl>
-    <w:lvl w:ilvl="1" w:tplc="0C08DCBE">
+    <w:lvl w:ilvl="1" w:tplc="88801086">
       <w:numFmt w:val="decimal"/>
       <w:lvlText w:val=""/>
       <w:lvlJc w:val="left"/>
     </w:lvl>
-    <w:lvl w:ilvl="2" w:tplc="11BCB570">
+    <w:lvl w:ilvl="2" w:tplc="673A75D4">
       <w:numFmt w:val="decimal"/>
       <w:lvlText w:val=""/>
       <w:lvlJc w:val="left"/>
     </w:lvl>
-    <w:lvl w:ilvl="3" w:tplc="0866A8FE">
+    <w:lvl w:ilvl="3" w:tplc="EB141E62">
       <w:numFmt w:val="decimal"/>
       <w:lvlText w:val=""/>
       <w:lvlJc w:val="left"/>
     </w:lvl>
-    <w:lvl w:ilvl="4" w:tplc="A33E16D8">
+    <w:lvl w:ilvl="4" w:tplc="EDF68EF6">
       <w:numFmt w:val="decimal"/>
       <w:lvlText w:val=""/>
       <w:lvlJc w:val="left"/>
     </w:lvl>
-    <w:lvl w:ilvl="5" w:tplc="9AE84BD8">
+    <w:lvl w:ilvl="5" w:tplc="EF1A3F06">
       <w:numFmt w:val="decimal"/>
       <w:lvlText w:val=""/>
       <w:lvlJc w:val="left"/>
     </w:lvl>
-    <w:lvl w:ilvl="6" w:tplc="0988FFF4">
+    <w:lvl w:ilvl="6" w:tplc="261EA0B0">
       <w:numFmt w:val="decimal"/>
       <w:lvlText w:val=""/>
       <w:lvlJc w:val="left"/>
     </w:lvl>
-    <w:lvl w:ilvl="7" w:tplc="0278F252">
+    <w:lvl w:ilvl="7" w:tplc="04768E04">
       <w:numFmt w:val="decimal"/>
       <w:lvlText w:val=""/>
       <w:lvlJc w:val="left"/>
     </w:lvl>
-    <w:lvl w:ilvl="8" w:tplc="D1F070D6">
+    <w:lvl w:ilvl="8" w:tplc="95C42154">
       <w:numFmt w:val="decimal"/>
       <w:lvlText w:val=""/>
       <w:lvlJc w:val="left"/>
     </w:lvl>
   </w:abstractNum>
-  <w:abstractNum w:abstractNumId="1" w15:restartNumberingAfterBreak="0">
-    <w:nsid w:val="195F13CD"/>
+  <w:abstractNum w:abstractNumId="2" w15:restartNumberingAfterBreak="0">
+    <w:nsid w:val="291666FB"/>
     <w:multiLevelType w:val="hybridMultilevel"/>
-    <w:tmpl w:val="96248BE6"/>
-    <w:lvl w:ilvl="0" w:tplc="59FEEE0C">
+    <w:tmpl w:val="062C3868"/>
+    <w:lvl w:ilvl="0" w:tplc="80001670">
       <w:start w:val="1"/>
       <w:numFmt w:val="bullet"/>
-      <w:lvlText w:val="●"/>
+      <w:lvlText w:val="•"/>
       <w:lvlJc w:val="left"/>
       <w:pPr>
-        <w:ind w:left="720" w:hanging="360"/>
+        <w:ind w:left="460" w:hanging="280"/>
       </w:pPr>
     </w:lvl>
-    <w:lvl w:ilvl="1" w:tplc="E5F217C2">
+    <w:lvl w:ilvl="1" w:tplc="28E2DF24">
       <w:start w:val="1"/>
       <w:numFmt w:val="bullet"/>
-      <w:lvlText w:val="○"/>
+      <w:lvlText w:val="–"/>
       <w:lvlJc w:val="left"/>
       <w:pPr>
-        <w:ind w:left="1440" w:hanging="360"/>
+        <w:ind w:left="900" w:hanging="280"/>
       </w:pPr>
     </w:lvl>
-    <w:lvl w:ilvl="2" w:tplc="C594526A">
-      <w:start w:val="1"/>
-      <w:numFmt w:val="bullet"/>
-      <w:lvlText w:val="■"/>
+    <w:lvl w:ilvl="2" w:tplc="21B458B4">
+      <w:numFmt w:val="decimal"/>
+      <w:lvlText w:val=""/>
       <w:lvlJc w:val="left"/>
-      <w:pPr>
-        <w:ind w:left="2160" w:hanging="360"/>
-      </w:pPr>
     </w:lvl>
-    <w:lvl w:ilvl="3" w:tplc="2D8CAF1A">
-      <w:start w:val="1"/>
-      <w:numFmt w:val="bullet"/>
-      <w:lvlText w:val="●"/>
+    <w:lvl w:ilvl="3" w:tplc="4346370E">
+      <w:numFmt w:val="decimal"/>
+      <w:lvlText w:val=""/>
       <w:lvlJc w:val="left"/>
-      <w:pPr>
-        <w:ind w:left="2880" w:hanging="360"/>
-      </w:pPr>
     </w:lvl>
-    <w:lvl w:ilvl="4" w:tplc="EA66E1CA">
-      <w:start w:val="1"/>
-      <w:numFmt w:val="bullet"/>
-      <w:lvlText w:val="○"/>
+    <w:lvl w:ilvl="4" w:tplc="77FA2BDA">
+      <w:numFmt w:val="decimal"/>
+      <w:lvlText w:val=""/>
       <w:lvlJc w:val="left"/>
-      <w:pPr>
-        <w:ind w:left="3600" w:hanging="360"/>
-      </w:pPr>
     </w:lvl>
-    <w:lvl w:ilvl="5" w:tplc="8C04FA0C">
-      <w:start w:val="1"/>
-      <w:numFmt w:val="bullet"/>
-      <w:lvlText w:val="■"/>
+    <w:lvl w:ilvl="5" w:tplc="9F12F002">
+      <w:numFmt w:val="decimal"/>
+      <w:lvlText w:val=""/>
       <w:lvlJc w:val="left"/>
-      <w:pPr>
-        <w:ind w:left="4320" w:hanging="360"/>
-      </w:pPr>
     </w:lvl>
-    <w:lvl w:ilvl="6" w:tplc="47F4B37A">
-      <w:start w:val="1"/>
-      <w:numFmt w:val="bullet"/>
-      <w:lvlText w:val="●"/>
+    <w:lvl w:ilvl="6" w:tplc="263A082A">
+      <w:numFmt w:val="decimal"/>
+      <w:lvlText w:val=""/>
       <w:lvlJc w:val="left"/>
-      <w:pPr>
-        <w:ind w:left="5040" w:hanging="360"/>
-      </w:pPr>
     </w:lvl>
-    <w:lvl w:ilvl="7" w:tplc="FF74897A">
-      <w:start w:val="1"/>
-      <w:numFmt w:val="bullet"/>
-      <w:lvlText w:val="●"/>
+    <w:lvl w:ilvl="7" w:tplc="B1C8B42C">
+      <w:numFmt w:val="decimal"/>
+      <w:lvlText w:val=""/>
       <w:lvlJc w:val="left"/>
-      <w:pPr>
-        <w:ind w:left="5760" w:hanging="360"/>
-      </w:pPr>
     </w:lvl>
-    <w:lvl w:ilvl="8" w:tplc="B134898E">
-      <w:start w:val="1"/>
-      <w:numFmt w:val="bullet"/>
-      <w:lvlText w:val="●"/>
+    <w:lvl w:ilvl="8" w:tplc="7E32D946">
+      <w:numFmt w:val="decimal"/>
+      <w:lvlText w:val=""/>
       <w:lvlJc w:val="left"/>
-      <w:pPr>
-        <w:ind w:left="6480" w:hanging="360"/>
-      </w:pPr>
     </w:lvl>
   </w:abstractNum>
-  <w:abstractNum w:abstractNumId="2" w15:restartNumberingAfterBreak="0">
-    <w:nsid w:val="4D6030C3"/>
+  <w:abstractNum w:abstractNumId="3" w15:restartNumberingAfterBreak="0">
+    <w:nsid w:val="29B42801"/>
     <w:multiLevelType w:val="hybridMultilevel"/>
-    <w:tmpl w:val="D9A069BA"/>
-    <w:lvl w:ilvl="0" w:tplc="66CAC636">
+    <w:tmpl w:val="E190FCD6"/>
+    <w:lvl w:ilvl="0" w:tplc="5B4A7756">
       <w:start w:val="1"/>
       <w:numFmt w:val="decimal"/>
       <w:lvlText w:val="%1."/>
@@ -20067,110 +20705,52 @@
         <w:color w:val="A67C27"/>
       </w:rPr>
     </w:lvl>
-    <w:lvl w:ilvl="1" w:tplc="8C5C15FE">
+    <w:lvl w:ilvl="1" w:tplc="C10C68F2">
       <w:numFmt w:val="decimal"/>
       <w:lvlText w:val=""/>
       <w:lvlJc w:val="left"/>
     </w:lvl>
-    <w:lvl w:ilvl="2" w:tplc="269468E0">
+    <w:lvl w:ilvl="2" w:tplc="6EF660E8">
       <w:numFmt w:val="decimal"/>
       <w:lvlText w:val=""/>
       <w:lvlJc w:val="left"/>
     </w:lvl>
-    <w:lvl w:ilvl="3" w:tplc="E1CE50BA">
+    <w:lvl w:ilvl="3" w:tplc="1D1C2C84">
       <w:numFmt w:val="decimal"/>
       <w:lvlText w:val=""/>
       <w:lvlJc w:val="left"/>
     </w:lvl>
-    <w:lvl w:ilvl="4" w:tplc="703C3AC8">
+    <w:lvl w:ilvl="4" w:tplc="07CC92F8">
       <w:numFmt w:val="decimal"/>
       <w:lvlText w:val=""/>
       <w:lvlJc w:val="left"/>
     </w:lvl>
-    <w:lvl w:ilvl="5" w:tplc="54A22710">
+    <w:lvl w:ilvl="5" w:tplc="DF64B25E">
       <w:numFmt w:val="decimal"/>
       <w:lvlText w:val=""/>
       <w:lvlJc w:val="left"/>
     </w:lvl>
-    <w:lvl w:ilvl="6" w:tplc="19448D74">
+    <w:lvl w:ilvl="6" w:tplc="57CC8D88">
       <w:numFmt w:val="decimal"/>
       <w:lvlText w:val=""/>
       <w:lvlJc w:val="left"/>
     </w:lvl>
-    <w:lvl w:ilvl="7" w:tplc="4440B178">
+    <w:lvl w:ilvl="7" w:tplc="0118397E">
       <w:numFmt w:val="decimal"/>
       <w:lvlText w:val=""/>
       <w:lvlJc w:val="left"/>
     </w:lvl>
-    <w:lvl w:ilvl="8" w:tplc="C3FE6BEA">
-      <w:numFmt w:val="decimal"/>
-      <w:lvlText w:val=""/>
-      <w:lvlJc w:val="left"/>
-    </w:lvl>
-  </w:abstractNum>
-  <w:abstractNum w:abstractNumId="3" w15:restartNumberingAfterBreak="0">
-    <w:nsid w:val="58004E65"/>
-    <w:multiLevelType w:val="hybridMultilevel"/>
-    <w:tmpl w:val="699296B0"/>
-    <w:lvl w:ilvl="0" w:tplc="57AA9244">
-      <w:start w:val="1"/>
-      <w:numFmt w:val="bullet"/>
-      <w:lvlText w:val="•"/>
-      <w:lvlJc w:val="left"/>
-      <w:pPr>
-        <w:ind w:left="460" w:hanging="280"/>
-      </w:pPr>
-    </w:lvl>
-    <w:lvl w:ilvl="1" w:tplc="C0AAC3CA">
-      <w:start w:val="1"/>
-      <w:numFmt w:val="bullet"/>
-      <w:lvlText w:val="–"/>
-      <w:lvlJc w:val="left"/>
-      <w:pPr>
-        <w:ind w:left="900" w:hanging="280"/>
-      </w:pPr>
-    </w:lvl>
-    <w:lvl w:ilvl="2" w:tplc="CD468186">
-      <w:numFmt w:val="decimal"/>
-      <w:lvlText w:val=""/>
-      <w:lvlJc w:val="left"/>
-    </w:lvl>
-    <w:lvl w:ilvl="3" w:tplc="73260A26">
-      <w:numFmt w:val="decimal"/>
-      <w:lvlText w:val=""/>
-      <w:lvlJc w:val="left"/>
-    </w:lvl>
-    <w:lvl w:ilvl="4" w:tplc="A752852A">
-      <w:numFmt w:val="decimal"/>
-      <w:lvlText w:val=""/>
-      <w:lvlJc w:val="left"/>
-    </w:lvl>
-    <w:lvl w:ilvl="5" w:tplc="42566730">
-      <w:numFmt w:val="decimal"/>
-      <w:lvlText w:val=""/>
-      <w:lvlJc w:val="left"/>
-    </w:lvl>
-    <w:lvl w:ilvl="6" w:tplc="2200E212">
-      <w:numFmt w:val="decimal"/>
-      <w:lvlText w:val=""/>
-      <w:lvlJc w:val="left"/>
-    </w:lvl>
-    <w:lvl w:ilvl="7" w:tplc="6F9C54B0">
-      <w:numFmt w:val="decimal"/>
-      <w:lvlText w:val=""/>
-      <w:lvlJc w:val="left"/>
-    </w:lvl>
-    <w:lvl w:ilvl="8" w:tplc="42588360">
+    <w:lvl w:ilvl="8" w:tplc="0D585C1E">
       <w:numFmt w:val="decimal"/>
       <w:lvlText w:val=""/>
       <w:lvlJc w:val="left"/>
     </w:lvl>
   </w:abstractNum>
   <w:abstractNum w:abstractNumId="4" w15:restartNumberingAfterBreak="0">
-    <w:nsid w:val="5E367608"/>
+    <w:nsid w:val="33D2359E"/>
     <w:multiLevelType w:val="hybridMultilevel"/>
-    <w:tmpl w:val="DBE6C992"/>
-    <w:lvl w:ilvl="0" w:tplc="97286196">
+    <w:tmpl w:val="7C900ED8"/>
+    <w:lvl w:ilvl="0" w:tplc="D17071FC">
       <w:start w:val="1"/>
       <w:numFmt w:val="decimal"/>
       <w:lvlText w:val="%1."/>
@@ -20184,52 +20764,52 @@
         <w:color w:val="A67C27"/>
       </w:rPr>
     </w:lvl>
-    <w:lvl w:ilvl="1" w:tplc="26E6B5CA">
+    <w:lvl w:ilvl="1" w:tplc="4184C0CC">
       <w:numFmt w:val="decimal"/>
       <w:lvlText w:val=""/>
       <w:lvlJc w:val="left"/>
     </w:lvl>
-    <w:lvl w:ilvl="2" w:tplc="A64E7F52">
+    <w:lvl w:ilvl="2" w:tplc="DF9638FE">
       <w:numFmt w:val="decimal"/>
       <w:lvlText w:val=""/>
       <w:lvlJc w:val="left"/>
     </w:lvl>
-    <w:lvl w:ilvl="3" w:tplc="084A4B5C">
+    <w:lvl w:ilvl="3" w:tplc="CAE42BCC">
       <w:numFmt w:val="decimal"/>
       <w:lvlText w:val=""/>
       <w:lvlJc w:val="left"/>
     </w:lvl>
-    <w:lvl w:ilvl="4" w:tplc="97FE58F6">
+    <w:lvl w:ilvl="4" w:tplc="900E01AE">
       <w:numFmt w:val="decimal"/>
       <w:lvlText w:val=""/>
       <w:lvlJc w:val="left"/>
     </w:lvl>
-    <w:lvl w:ilvl="5" w:tplc="4614ED36">
+    <w:lvl w:ilvl="5" w:tplc="D7B01140">
       <w:numFmt w:val="decimal"/>
       <w:lvlText w:val=""/>
       <w:lvlJc w:val="left"/>
     </w:lvl>
-    <w:lvl w:ilvl="6" w:tplc="EFA2B3B0">
+    <w:lvl w:ilvl="6" w:tplc="2CD691B2">
       <w:numFmt w:val="decimal"/>
       <w:lvlText w:val=""/>
       <w:lvlJc w:val="left"/>
     </w:lvl>
-    <w:lvl w:ilvl="7" w:tplc="00E49F1E">
+    <w:lvl w:ilvl="7" w:tplc="014AB4C6">
       <w:numFmt w:val="decimal"/>
       <w:lvlText w:val=""/>
       <w:lvlJc w:val="left"/>
     </w:lvl>
-    <w:lvl w:ilvl="8" w:tplc="D940F8D6">
+    <w:lvl w:ilvl="8" w:tplc="C712A598">
       <w:numFmt w:val="decimal"/>
       <w:lvlText w:val=""/>
       <w:lvlJc w:val="left"/>
     </w:lvl>
   </w:abstractNum>
   <w:abstractNum w:abstractNumId="5" w15:restartNumberingAfterBreak="0">
-    <w:nsid w:val="653F60C8"/>
+    <w:nsid w:val="3DDB3B62"/>
     <w:multiLevelType w:val="hybridMultilevel"/>
-    <w:tmpl w:val="4E7C4C32"/>
-    <w:lvl w:ilvl="0" w:tplc="AD5641BE">
+    <w:tmpl w:val="B91A8D60"/>
+    <w:lvl w:ilvl="0" w:tplc="4164ECBA">
       <w:start w:val="1"/>
       <w:numFmt w:val="decimal"/>
       <w:lvlText w:val="%1."/>
@@ -20243,52 +20823,52 @@
         <w:color w:val="A67C27"/>
       </w:rPr>
     </w:lvl>
-    <w:lvl w:ilvl="1" w:tplc="6C4E76B6">
+    <w:lvl w:ilvl="1" w:tplc="4764525E">
       <w:numFmt w:val="decimal"/>
       <w:lvlText w:val=""/>
       <w:lvlJc w:val="left"/>
     </w:lvl>
-    <w:lvl w:ilvl="2" w:tplc="7E12E7C6">
+    <w:lvl w:ilvl="2" w:tplc="6EDA1866">
       <w:numFmt w:val="decimal"/>
       <w:lvlText w:val=""/>
       <w:lvlJc w:val="left"/>
     </w:lvl>
-    <w:lvl w:ilvl="3" w:tplc="488C8954">
+    <w:lvl w:ilvl="3" w:tplc="5E50A6E0">
       <w:numFmt w:val="decimal"/>
       <w:lvlText w:val=""/>
       <w:lvlJc w:val="left"/>
     </w:lvl>
-    <w:lvl w:ilvl="4" w:tplc="EAF09FCA">
+    <w:lvl w:ilvl="4" w:tplc="52F01E04">
       <w:numFmt w:val="decimal"/>
       <w:lvlText w:val=""/>
       <w:lvlJc w:val="left"/>
     </w:lvl>
-    <w:lvl w:ilvl="5" w:tplc="83BAF74E">
+    <w:lvl w:ilvl="5" w:tplc="EC2260DA">
       <w:numFmt w:val="decimal"/>
       <w:lvlText w:val=""/>
       <w:lvlJc w:val="left"/>
     </w:lvl>
-    <w:lvl w:ilvl="6" w:tplc="FC864A46">
+    <w:lvl w:ilvl="6" w:tplc="0D525554">
       <w:numFmt w:val="decimal"/>
       <w:lvlText w:val=""/>
       <w:lvlJc w:val="left"/>
     </w:lvl>
-    <w:lvl w:ilvl="7" w:tplc="ECA6336C">
+    <w:lvl w:ilvl="7" w:tplc="FF2266EA">
       <w:numFmt w:val="decimal"/>
       <w:lvlText w:val=""/>
       <w:lvlJc w:val="left"/>
     </w:lvl>
-    <w:lvl w:ilvl="8" w:tplc="07B2A478">
+    <w:lvl w:ilvl="8" w:tplc="7682C100">
       <w:numFmt w:val="decimal"/>
       <w:lvlText w:val=""/>
       <w:lvlJc w:val="left"/>
     </w:lvl>
   </w:abstractNum>
   <w:abstractNum w:abstractNumId="6" w15:restartNumberingAfterBreak="0">
-    <w:nsid w:val="6C042078"/>
+    <w:nsid w:val="533D023A"/>
     <w:multiLevelType w:val="hybridMultilevel"/>
-    <w:tmpl w:val="815C192A"/>
-    <w:lvl w:ilvl="0" w:tplc="A3265A52">
+    <w:tmpl w:val="2A822A74"/>
+    <w:lvl w:ilvl="0" w:tplc="09927A10">
       <w:start w:val="1"/>
       <w:numFmt w:val="decimal"/>
       <w:lvlText w:val="%1."/>
@@ -20302,85 +20882,85 @@
         <w:color w:val="A67C27"/>
       </w:rPr>
     </w:lvl>
-    <w:lvl w:ilvl="1" w:tplc="5DC49C2A">
+    <w:lvl w:ilvl="1" w:tplc="397CAE3C">
       <w:numFmt w:val="decimal"/>
       <w:lvlText w:val=""/>
       <w:lvlJc w:val="left"/>
     </w:lvl>
-    <w:lvl w:ilvl="2" w:tplc="A2DAEE38">
+    <w:lvl w:ilvl="2" w:tplc="AED0044E">
       <w:numFmt w:val="decimal"/>
       <w:lvlText w:val=""/>
       <w:lvlJc w:val="left"/>
     </w:lvl>
-    <w:lvl w:ilvl="3" w:tplc="81808730">
+    <w:lvl w:ilvl="3" w:tplc="96FA8F6C">
       <w:numFmt w:val="decimal"/>
       <w:lvlText w:val=""/>
       <w:lvlJc w:val="left"/>
     </w:lvl>
-    <w:lvl w:ilvl="4" w:tplc="CC406844">
+    <w:lvl w:ilvl="4" w:tplc="A43ADE42">
       <w:numFmt w:val="decimal"/>
       <w:lvlText w:val=""/>
       <w:lvlJc w:val="left"/>
     </w:lvl>
-    <w:lvl w:ilvl="5" w:tplc="90E4F316">
+    <w:lvl w:ilvl="5" w:tplc="4B56A964">
       <w:numFmt w:val="decimal"/>
       <w:lvlText w:val=""/>
       <w:lvlJc w:val="left"/>
     </w:lvl>
-    <w:lvl w:ilvl="6" w:tplc="1FA8EE06">
+    <w:lvl w:ilvl="6" w:tplc="04A0D876">
       <w:numFmt w:val="decimal"/>
       <w:lvlText w:val=""/>
       <w:lvlJc w:val="left"/>
     </w:lvl>
-    <w:lvl w:ilvl="7" w:tplc="0C7EADC6">
+    <w:lvl w:ilvl="7" w:tplc="E9109D7A">
       <w:numFmt w:val="decimal"/>
       <w:lvlText w:val=""/>
       <w:lvlJc w:val="left"/>
     </w:lvl>
-    <w:lvl w:ilvl="8" w:tplc="F00ED12C">
+    <w:lvl w:ilvl="8" w:tplc="F67A5136">
       <w:numFmt w:val="decimal"/>
       <w:lvlText w:val=""/>
       <w:lvlJc w:val="left"/>
     </w:lvl>
   </w:abstractNum>
-  <w:num w:numId="1" w16cid:durableId="1153834847">
+  <w:num w:numId="1" w16cid:durableId="598562271">
+    <w:abstractNumId w:val="0"/>
+    <w:lvlOverride w:ilvl="0">
+      <w:startOverride w:val="1"/>
+    </w:lvlOverride>
+  </w:num>
+  <w:num w:numId="2" w16cid:durableId="1036613051">
+    <w:abstractNumId w:val="2"/>
+    <w:lvlOverride w:ilvl="0">
+      <w:startOverride w:val="1"/>
+    </w:lvlOverride>
+  </w:num>
+  <w:num w:numId="3" w16cid:durableId="1128161447">
+    <w:abstractNumId w:val="5"/>
+    <w:lvlOverride w:ilvl="0">
+      <w:startOverride w:val="1"/>
+    </w:lvlOverride>
+  </w:num>
+  <w:num w:numId="4" w16cid:durableId="824786636">
     <w:abstractNumId w:val="1"/>
     <w:lvlOverride w:ilvl="0">
       <w:startOverride w:val="1"/>
     </w:lvlOverride>
   </w:num>
-  <w:num w:numId="2" w16cid:durableId="1784616588">
-    <w:abstractNumId w:val="3"/>
+  <w:num w:numId="5" w16cid:durableId="985816769">
+    <w:abstractNumId w:val="6"/>
     <w:lvlOverride w:ilvl="0">
       <w:startOverride w:val="1"/>
     </w:lvlOverride>
   </w:num>
-  <w:num w:numId="3" w16cid:durableId="1668709296">
-    <w:abstractNumId w:val="0"/>
-    <w:lvlOverride w:ilvl="0">
-      <w:startOverride w:val="1"/>
-    </w:lvlOverride>
-  </w:num>
-  <w:num w:numId="4" w16cid:durableId="2133163825">
+  <w:num w:numId="6" w16cid:durableId="1392653499">
     <w:abstractNumId w:val="4"/>
     <w:lvlOverride w:ilvl="0">
       <w:startOverride w:val="1"/>
     </w:lvlOverride>
   </w:num>
-  <w:num w:numId="5" w16cid:durableId="1887446283">
-    <w:abstractNumId w:val="5"/>
-    <w:lvlOverride w:ilvl="0">
-      <w:startOverride w:val="1"/>
-    </w:lvlOverride>
-  </w:num>
-  <w:num w:numId="6" w16cid:durableId="1249316486">
-    <w:abstractNumId w:val="6"/>
-    <w:lvlOverride w:ilvl="0">
-      <w:startOverride w:val="1"/>
-    </w:lvlOverride>
-  </w:num>
-  <w:num w:numId="7" w16cid:durableId="416830083">
-    <w:abstractNumId w:val="2"/>
+  <w:num w:numId="7" w16cid:durableId="632709462">
+    <w:abstractNumId w:val="3"/>
     <w:lvlOverride w:ilvl="0">
       <w:startOverride w:val="1"/>
     </w:lvlOverride>
@@ -21005,7 +21585,7 @@
     <w:autoRedefine/>
     <w:uiPriority w:val="39"/>
     <w:unhideWhenUsed/>
-    <w:rsid w:val="006C0B43"/>
+    <w:rsid w:val="00830AE2"/>
     <w:pPr>
       <w:spacing w:after="100"/>
     </w:pPr>
@@ -21017,7 +21597,7 @@
     <w:autoRedefine/>
     <w:uiPriority w:val="39"/>
     <w:unhideWhenUsed/>
-    <w:rsid w:val="006C0B43"/>
+    <w:rsid w:val="00830AE2"/>
     <w:pPr>
       <w:spacing w:after="100"/>
       <w:ind w:left="210"/>

--- a/docs/manuals/Role_Guide_8_Supervisor.docx
+++ b/docs/manuals/Role_Guide_8_Supervisor.docx
@@ -69,7 +69,7 @@
           <w:left w:w="10" w:type="dxa"/>
           <w:right w:w="10" w:type="dxa"/>
         </w:tblCellMar>
-        <w:tblLook w:val="0000" w:firstRow="0" w:lastRow="0" w:firstColumn="0" w:lastColumn="0" w:noHBand="0" w:noVBand="0"/>
+        <w:tblLook w:val="04A0" w:firstRow="1" w:lastRow="0" w:firstColumn="1" w:lastColumn="0" w:noHBand="0" w:noVBand="1"/>
       </w:tblPr>
       <w:tblGrid>
         <w:gridCol w:w="2300"/>
@@ -538,7 +538,7 @@
     <w:sdt>
       <w:sdtPr>
         <w:alias w:val="Contents"/>
-        <w:id w:val="-283349393"/>
+        <w:id w:val="-854269478"/>
       </w:sdtPr>
       <w:sdtEndPr/>
       <w:sdtContent>
@@ -567,7 +567,7 @@
           <w:r>
             <w:fldChar w:fldCharType="separate"/>
           </w:r>
-          <w:hyperlink w:anchor="_Toc240920605" w:history="1">
+          <w:hyperlink w:anchor="_Toc240923752" w:history="1">
             <w:r>
               <w:rPr>
                 <w:rStyle w:val="Hyperlink"/>
@@ -591,7 +591,7 @@
               <w:rPr>
                 <w:noProof/>
               </w:rPr>
-              <w:instrText xml:space="preserve"> PAGEREF _Toc240920605 \h </w:instrText>
+              <w:instrText xml:space="preserve"> PAGEREF _Toc240923752 \h </w:instrText>
             </w:r>
             <w:r>
               <w:rPr>
@@ -634,7 +634,7 @@
               <w14:ligatures w14:val="standardContextual"/>
             </w:rPr>
           </w:pPr>
-          <w:hyperlink w:anchor="_Toc240920606" w:history="1">
+          <w:hyperlink w:anchor="_Toc240923753" w:history="1">
             <w:r>
               <w:rPr>
                 <w:rStyle w:val="Hyperlink"/>
@@ -658,7 +658,7 @@
               <w:rPr>
                 <w:noProof/>
               </w:rPr>
-              <w:instrText xml:space="preserve"> PAGEREF _Toc240920606 \h </w:instrText>
+              <w:instrText xml:space="preserve"> PAGEREF _Toc240923753 \h </w:instrText>
             </w:r>
             <w:r>
               <w:rPr>
@@ -701,7 +701,7 @@
               <w14:ligatures w14:val="standardContextual"/>
             </w:rPr>
           </w:pPr>
-          <w:hyperlink w:anchor="_Toc240920607" w:history="1">
+          <w:hyperlink w:anchor="_Toc240923754" w:history="1">
             <w:r>
               <w:rPr>
                 <w:rStyle w:val="Hyperlink"/>
@@ -725,7 +725,7 @@
               <w:rPr>
                 <w:noProof/>
               </w:rPr>
-              <w:instrText xml:space="preserve"> PAGEREF _Toc240920607 \h </w:instrText>
+              <w:instrText xml:space="preserve"> PAGEREF _Toc240923754 \h </w:instrText>
             </w:r>
             <w:r>
               <w:rPr>
@@ -768,7 +768,7 @@
               <w14:ligatures w14:val="standardContextual"/>
             </w:rPr>
           </w:pPr>
-          <w:hyperlink w:anchor="_Toc240920608" w:history="1">
+          <w:hyperlink w:anchor="_Toc240923755" w:history="1">
             <w:r>
               <w:rPr>
                 <w:rStyle w:val="Hyperlink"/>
@@ -792,7 +792,7 @@
               <w:rPr>
                 <w:noProof/>
               </w:rPr>
-              <w:instrText xml:space="preserve"> PAGEREF _Toc240920608 \h </w:instrText>
+              <w:instrText xml:space="preserve"> PAGEREF _Toc240923755 \h </w:instrText>
             </w:r>
             <w:r>
               <w:rPr>
@@ -835,7 +835,7 @@
               <w14:ligatures w14:val="standardContextual"/>
             </w:rPr>
           </w:pPr>
-          <w:hyperlink w:anchor="_Toc240920609" w:history="1">
+          <w:hyperlink w:anchor="_Toc240923756" w:history="1">
             <w:r>
               <w:rPr>
                 <w:rStyle w:val="Hyperlink"/>
@@ -859,7 +859,7 @@
               <w:rPr>
                 <w:noProof/>
               </w:rPr>
-              <w:instrText xml:space="preserve"> PAGEREF _Toc240920609 \h </w:instrText>
+              <w:instrText xml:space="preserve"> PAGEREF _Toc240923756 \h </w:instrText>
             </w:r>
             <w:r>
               <w:rPr>
@@ -902,7 +902,7 @@
               <w14:ligatures w14:val="standardContextual"/>
             </w:rPr>
           </w:pPr>
-          <w:hyperlink w:anchor="_Toc240920610" w:history="1">
+          <w:hyperlink w:anchor="_Toc240923757" w:history="1">
             <w:r>
               <w:rPr>
                 <w:rStyle w:val="Hyperlink"/>
@@ -926,7 +926,7 @@
               <w:rPr>
                 <w:noProof/>
               </w:rPr>
-              <w:instrText xml:space="preserve"> PAGEREF _Toc240920610 \h </w:instrText>
+              <w:instrText xml:space="preserve"> PAGEREF _Toc240923757 \h </w:instrText>
             </w:r>
             <w:r>
               <w:rPr>
@@ -969,7 +969,7 @@
               <w14:ligatures w14:val="standardContextual"/>
             </w:rPr>
           </w:pPr>
-          <w:hyperlink w:anchor="_Toc240920611" w:history="1">
+          <w:hyperlink w:anchor="_Toc240923758" w:history="1">
             <w:r>
               <w:rPr>
                 <w:rStyle w:val="Hyperlink"/>
@@ -993,7 +993,7 @@
               <w:rPr>
                 <w:noProof/>
               </w:rPr>
-              <w:instrText xml:space="preserve"> PAGEREF _Toc240920611 \h </w:instrText>
+              <w:instrText xml:space="preserve"> PAGEREF _Toc240923758 \h </w:instrText>
             </w:r>
             <w:r>
               <w:rPr>
@@ -1036,7 +1036,7 @@
               <w14:ligatures w14:val="standardContextual"/>
             </w:rPr>
           </w:pPr>
-          <w:hyperlink w:anchor="_Toc240920612" w:history="1">
+          <w:hyperlink w:anchor="_Toc240923759" w:history="1">
             <w:r>
               <w:rPr>
                 <w:rStyle w:val="Hyperlink"/>
@@ -1060,7 +1060,7 @@
               <w:rPr>
                 <w:noProof/>
               </w:rPr>
-              <w:instrText xml:space="preserve"> PAGEREF _Toc240920612 \h </w:instrText>
+              <w:instrText xml:space="preserve"> PAGEREF _Toc240923759 \h </w:instrText>
             </w:r>
             <w:r>
               <w:rPr>
@@ -1103,7 +1103,7 @@
               <w14:ligatures w14:val="standardContextual"/>
             </w:rPr>
           </w:pPr>
-          <w:hyperlink w:anchor="_Toc240920613" w:history="1">
+          <w:hyperlink w:anchor="_Toc240923760" w:history="1">
             <w:r>
               <w:rPr>
                 <w:rStyle w:val="Hyperlink"/>
@@ -1127,7 +1127,7 @@
               <w:rPr>
                 <w:noProof/>
               </w:rPr>
-              <w:instrText xml:space="preserve"> PAGEREF _Toc240920613 \h </w:instrText>
+              <w:instrText xml:space="preserve"> PAGEREF _Toc240923760 \h </w:instrText>
             </w:r>
             <w:r>
               <w:rPr>
@@ -1170,7 +1170,7 @@
               <w14:ligatures w14:val="standardContextual"/>
             </w:rPr>
           </w:pPr>
-          <w:hyperlink w:anchor="_Toc240920614" w:history="1">
+          <w:hyperlink w:anchor="_Toc240923761" w:history="1">
             <w:r>
               <w:rPr>
                 <w:rStyle w:val="Hyperlink"/>
@@ -1194,7 +1194,7 @@
               <w:rPr>
                 <w:noProof/>
               </w:rPr>
-              <w:instrText xml:space="preserve"> PAGEREF _Toc240920614 \h </w:instrText>
+              <w:instrText xml:space="preserve"> PAGEREF _Toc240923761 \h </w:instrText>
             </w:r>
             <w:r>
               <w:rPr>
@@ -1237,7 +1237,7 @@
               <w14:ligatures w14:val="standardContextual"/>
             </w:rPr>
           </w:pPr>
-          <w:hyperlink w:anchor="_Toc240920615" w:history="1">
+          <w:hyperlink w:anchor="_Toc240923762" w:history="1">
             <w:r>
               <w:rPr>
                 <w:rStyle w:val="Hyperlink"/>
@@ -1261,7 +1261,7 @@
               <w:rPr>
                 <w:noProof/>
               </w:rPr>
-              <w:instrText xml:space="preserve"> PAGEREF _Toc240920615 \h </w:instrText>
+              <w:instrText xml:space="preserve"> PAGEREF _Toc240923762 \h </w:instrText>
             </w:r>
             <w:r>
               <w:rPr>
@@ -1304,7 +1304,7 @@
               <w14:ligatures w14:val="standardContextual"/>
             </w:rPr>
           </w:pPr>
-          <w:hyperlink w:anchor="_Toc240920616" w:history="1">
+          <w:hyperlink w:anchor="_Toc240923763" w:history="1">
             <w:r>
               <w:rPr>
                 <w:rStyle w:val="Hyperlink"/>
@@ -1328,7 +1328,7 @@
               <w:rPr>
                 <w:noProof/>
               </w:rPr>
-              <w:instrText xml:space="preserve"> PAGEREF _Toc240920616 \h </w:instrText>
+              <w:instrText xml:space="preserve"> PAGEREF _Toc240923763 \h </w:instrText>
             </w:r>
             <w:r>
               <w:rPr>
@@ -1371,7 +1371,7 @@
               <w14:ligatures w14:val="standardContextual"/>
             </w:rPr>
           </w:pPr>
-          <w:hyperlink w:anchor="_Toc240920617" w:history="1">
+          <w:hyperlink w:anchor="_Toc240923764" w:history="1">
             <w:r>
               <w:rPr>
                 <w:rStyle w:val="Hyperlink"/>
@@ -1395,7 +1395,7 @@
               <w:rPr>
                 <w:noProof/>
               </w:rPr>
-              <w:instrText xml:space="preserve"> PAGEREF _Toc240920617 \h </w:instrText>
+              <w:instrText xml:space="preserve"> PAGEREF _Toc240923764 \h </w:instrText>
             </w:r>
             <w:r>
               <w:rPr>
@@ -1438,7 +1438,7 @@
               <w14:ligatures w14:val="standardContextual"/>
             </w:rPr>
           </w:pPr>
-          <w:hyperlink w:anchor="_Toc240920618" w:history="1">
+          <w:hyperlink w:anchor="_Toc240923765" w:history="1">
             <w:r>
               <w:rPr>
                 <w:rStyle w:val="Hyperlink"/>
@@ -1462,7 +1462,7 @@
               <w:rPr>
                 <w:noProof/>
               </w:rPr>
-              <w:instrText xml:space="preserve"> PAGEREF _Toc240920618 \h </w:instrText>
+              <w:instrText xml:space="preserve"> PAGEREF _Toc240923765 \h </w:instrText>
             </w:r>
             <w:r>
               <w:rPr>
@@ -1505,7 +1505,7 @@
               <w14:ligatures w14:val="standardContextual"/>
             </w:rPr>
           </w:pPr>
-          <w:hyperlink w:anchor="_Toc240920619" w:history="1">
+          <w:hyperlink w:anchor="_Toc240923766" w:history="1">
             <w:r>
               <w:rPr>
                 <w:rStyle w:val="Hyperlink"/>
@@ -1529,7 +1529,7 @@
               <w:rPr>
                 <w:noProof/>
               </w:rPr>
-              <w:instrText xml:space="preserve"> PAGEREF _Toc240920619 \h </w:instrText>
+              <w:instrText xml:space="preserve"> PAGEREF _Toc240923766 \h </w:instrText>
             </w:r>
             <w:r>
               <w:rPr>
@@ -1572,7 +1572,7 @@
               <w14:ligatures w14:val="standardContextual"/>
             </w:rPr>
           </w:pPr>
-          <w:hyperlink w:anchor="_Toc240920620" w:history="1">
+          <w:hyperlink w:anchor="_Toc240923767" w:history="1">
             <w:r>
               <w:rPr>
                 <w:rStyle w:val="Hyperlink"/>
@@ -1596,7 +1596,7 @@
               <w:rPr>
                 <w:noProof/>
               </w:rPr>
-              <w:instrText xml:space="preserve"> PAGEREF _Toc240920620 \h </w:instrText>
+              <w:instrText xml:space="preserve"> PAGEREF _Toc240923767 \h </w:instrText>
             </w:r>
             <w:r>
               <w:rPr>
@@ -1639,7 +1639,7 @@
               <w14:ligatures w14:val="standardContextual"/>
             </w:rPr>
           </w:pPr>
-          <w:hyperlink w:anchor="_Toc240920621" w:history="1">
+          <w:hyperlink w:anchor="_Toc240923768" w:history="1">
             <w:r>
               <w:rPr>
                 <w:rStyle w:val="Hyperlink"/>
@@ -1663,7 +1663,7 @@
               <w:rPr>
                 <w:noProof/>
               </w:rPr>
-              <w:instrText xml:space="preserve"> PAGEREF _Toc240920621 \h </w:instrText>
+              <w:instrText xml:space="preserve"> PAGEREF _Toc240923768 \h </w:instrText>
             </w:r>
             <w:r>
               <w:rPr>
@@ -1706,7 +1706,7 @@
               <w14:ligatures w14:val="standardContextual"/>
             </w:rPr>
           </w:pPr>
-          <w:hyperlink w:anchor="_Toc240920622" w:history="1">
+          <w:hyperlink w:anchor="_Toc240923769" w:history="1">
             <w:r>
               <w:rPr>
                 <w:rStyle w:val="Hyperlink"/>
@@ -1730,7 +1730,7 @@
               <w:rPr>
                 <w:noProof/>
               </w:rPr>
-              <w:instrText xml:space="preserve"> PAGEREF _Toc240920622 \h </w:instrText>
+              <w:instrText xml:space="preserve"> PAGEREF _Toc240923769 \h </w:instrText>
             </w:r>
             <w:r>
               <w:rPr>
@@ -1773,7 +1773,7 @@
               <w14:ligatures w14:val="standardContextual"/>
             </w:rPr>
           </w:pPr>
-          <w:hyperlink w:anchor="_Toc240920623" w:history="1">
+          <w:hyperlink w:anchor="_Toc240923770" w:history="1">
             <w:r>
               <w:rPr>
                 <w:rStyle w:val="Hyperlink"/>
@@ -1797,7 +1797,7 @@
               <w:rPr>
                 <w:noProof/>
               </w:rPr>
-              <w:instrText xml:space="preserve"> PAGEREF _Toc240920623 \h </w:instrText>
+              <w:instrText xml:space="preserve"> PAGEREF _Toc240923770 \h </w:instrText>
             </w:r>
             <w:r>
               <w:rPr>
@@ -1840,7 +1840,7 @@
               <w14:ligatures w14:val="standardContextual"/>
             </w:rPr>
           </w:pPr>
-          <w:hyperlink w:anchor="_Toc240920624" w:history="1">
+          <w:hyperlink w:anchor="_Toc240923771" w:history="1">
             <w:r>
               <w:rPr>
                 <w:rStyle w:val="Hyperlink"/>
@@ -1864,7 +1864,7 @@
               <w:rPr>
                 <w:noProof/>
               </w:rPr>
-              <w:instrText xml:space="preserve"> PAGEREF _Toc240920624 \h </w:instrText>
+              <w:instrText xml:space="preserve"> PAGEREF _Toc240923771 \h </w:instrText>
             </w:r>
             <w:r>
               <w:rPr>
@@ -1907,7 +1907,7 @@
               <w14:ligatures w14:val="standardContextual"/>
             </w:rPr>
           </w:pPr>
-          <w:hyperlink w:anchor="_Toc240920625" w:history="1">
+          <w:hyperlink w:anchor="_Toc240923772" w:history="1">
             <w:r>
               <w:rPr>
                 <w:rStyle w:val="Hyperlink"/>
@@ -1931,7 +1931,7 @@
               <w:rPr>
                 <w:noProof/>
               </w:rPr>
-              <w:instrText xml:space="preserve"> PAGEREF _Toc240920625 \h </w:instrText>
+              <w:instrText xml:space="preserve"> PAGEREF _Toc240923772 \h </w:instrText>
             </w:r>
             <w:r>
               <w:rPr>
@@ -1974,7 +1974,7 @@
               <w14:ligatures w14:val="standardContextual"/>
             </w:rPr>
           </w:pPr>
-          <w:hyperlink w:anchor="_Toc240920626" w:history="1">
+          <w:hyperlink w:anchor="_Toc240923773" w:history="1">
             <w:r>
               <w:rPr>
                 <w:rStyle w:val="Hyperlink"/>
@@ -1998,7 +1998,7 @@
               <w:rPr>
                 <w:noProof/>
               </w:rPr>
-              <w:instrText xml:space="preserve"> PAGEREF _Toc240920626 \h </w:instrText>
+              <w:instrText xml:space="preserve"> PAGEREF _Toc240923773 \h </w:instrText>
             </w:r>
             <w:r>
               <w:rPr>
@@ -2041,7 +2041,7 @@
               <w14:ligatures w14:val="standardContextual"/>
             </w:rPr>
           </w:pPr>
-          <w:hyperlink w:anchor="_Toc240920627" w:history="1">
+          <w:hyperlink w:anchor="_Toc240923774" w:history="1">
             <w:r>
               <w:rPr>
                 <w:rStyle w:val="Hyperlink"/>
@@ -2065,7 +2065,7 @@
               <w:rPr>
                 <w:noProof/>
               </w:rPr>
-              <w:instrText xml:space="preserve"> PAGEREF _Toc240920627 \h </w:instrText>
+              <w:instrText xml:space="preserve"> PAGEREF _Toc240923774 \h </w:instrText>
             </w:r>
             <w:r>
               <w:rPr>
@@ -2108,7 +2108,7 @@
               <w14:ligatures w14:val="standardContextual"/>
             </w:rPr>
           </w:pPr>
-          <w:hyperlink w:anchor="_Toc240920628" w:history="1">
+          <w:hyperlink w:anchor="_Toc240923775" w:history="1">
             <w:r>
               <w:rPr>
                 <w:rStyle w:val="Hyperlink"/>
@@ -2132,7 +2132,7 @@
               <w:rPr>
                 <w:noProof/>
               </w:rPr>
-              <w:instrText xml:space="preserve"> PAGEREF _Toc240920628 \h </w:instrText>
+              <w:instrText xml:space="preserve"> PAGEREF _Toc240923775 \h </w:instrText>
             </w:r>
             <w:r>
               <w:rPr>
@@ -2175,7 +2175,7 @@
               <w14:ligatures w14:val="standardContextual"/>
             </w:rPr>
           </w:pPr>
-          <w:hyperlink w:anchor="_Toc240920629" w:history="1">
+          <w:hyperlink w:anchor="_Toc240923776" w:history="1">
             <w:r>
               <w:rPr>
                 <w:rStyle w:val="Hyperlink"/>
@@ -2199,7 +2199,7 @@
               <w:rPr>
                 <w:noProof/>
               </w:rPr>
-              <w:instrText xml:space="preserve"> PAGEREF _Toc240920629 \h </w:instrText>
+              <w:instrText xml:space="preserve"> PAGEREF _Toc240923776 \h </w:instrText>
             </w:r>
             <w:r>
               <w:rPr>
@@ -2242,7 +2242,7 @@
               <w14:ligatures w14:val="standardContextual"/>
             </w:rPr>
           </w:pPr>
-          <w:hyperlink w:anchor="_Toc240920630" w:history="1">
+          <w:hyperlink w:anchor="_Toc240923777" w:history="1">
             <w:r>
               <w:rPr>
                 <w:rStyle w:val="Hyperlink"/>
@@ -2266,7 +2266,7 @@
               <w:rPr>
                 <w:noProof/>
               </w:rPr>
-              <w:instrText xml:space="preserve"> PAGEREF _Toc240920630 \h </w:instrText>
+              <w:instrText xml:space="preserve"> PAGEREF _Toc240923777 \h </w:instrText>
             </w:r>
             <w:r>
               <w:rPr>
@@ -2309,7 +2309,7 @@
               <w14:ligatures w14:val="standardContextual"/>
             </w:rPr>
           </w:pPr>
-          <w:hyperlink w:anchor="_Toc240920631" w:history="1">
+          <w:hyperlink w:anchor="_Toc240923778" w:history="1">
             <w:r>
               <w:rPr>
                 <w:rStyle w:val="Hyperlink"/>
@@ -2333,7 +2333,7 @@
               <w:rPr>
                 <w:noProof/>
               </w:rPr>
-              <w:instrText xml:space="preserve"> PAGEREF _Toc240920631 \h </w:instrText>
+              <w:instrText xml:space="preserve"> PAGEREF _Toc240923778 \h </w:instrText>
             </w:r>
             <w:r>
               <w:rPr>
@@ -2376,7 +2376,7 @@
               <w14:ligatures w14:val="standardContextual"/>
             </w:rPr>
           </w:pPr>
-          <w:hyperlink w:anchor="_Toc240920632" w:history="1">
+          <w:hyperlink w:anchor="_Toc240923779" w:history="1">
             <w:r>
               <w:rPr>
                 <w:rStyle w:val="Hyperlink"/>
@@ -2400,7 +2400,7 @@
               <w:rPr>
                 <w:noProof/>
               </w:rPr>
-              <w:instrText xml:space="preserve"> PAGEREF _Toc240920632 \h </w:instrText>
+              <w:instrText xml:space="preserve"> PAGEREF _Toc240923779 \h </w:instrText>
             </w:r>
             <w:r>
               <w:rPr>
@@ -2443,7 +2443,7 @@
               <w14:ligatures w14:val="standardContextual"/>
             </w:rPr>
           </w:pPr>
-          <w:hyperlink w:anchor="_Toc240920633" w:history="1">
+          <w:hyperlink w:anchor="_Toc240923780" w:history="1">
             <w:r>
               <w:rPr>
                 <w:rStyle w:val="Hyperlink"/>
@@ -2467,7 +2467,7 @@
               <w:rPr>
                 <w:noProof/>
               </w:rPr>
-              <w:instrText xml:space="preserve"> PAGEREF _Toc240920633 \h </w:instrText>
+              <w:instrText xml:space="preserve"> PAGEREF _Toc240923780 \h </w:instrText>
             </w:r>
             <w:r>
               <w:rPr>
@@ -2510,7 +2510,7 @@
               <w14:ligatures w14:val="standardContextual"/>
             </w:rPr>
           </w:pPr>
-          <w:hyperlink w:anchor="_Toc240920634" w:history="1">
+          <w:hyperlink w:anchor="_Toc240923781" w:history="1">
             <w:r>
               <w:rPr>
                 <w:rStyle w:val="Hyperlink"/>
@@ -2534,7 +2534,7 @@
               <w:rPr>
                 <w:noProof/>
               </w:rPr>
-              <w:instrText xml:space="preserve"> PAGEREF _Toc240920634 \h </w:instrText>
+              <w:instrText xml:space="preserve"> PAGEREF _Toc240923781 \h </w:instrText>
             </w:r>
             <w:r>
               <w:rPr>
@@ -2577,7 +2577,7 @@
               <w14:ligatures w14:val="standardContextual"/>
             </w:rPr>
           </w:pPr>
-          <w:hyperlink w:anchor="_Toc240920635" w:history="1">
+          <w:hyperlink w:anchor="_Toc240923782" w:history="1">
             <w:r>
               <w:rPr>
                 <w:rStyle w:val="Hyperlink"/>
@@ -2601,7 +2601,7 @@
               <w:rPr>
                 <w:noProof/>
               </w:rPr>
-              <w:instrText xml:space="preserve"> PAGEREF _Toc240920635 \h </w:instrText>
+              <w:instrText xml:space="preserve"> PAGEREF _Toc240923782 \h </w:instrText>
             </w:r>
             <w:r>
               <w:rPr>
@@ -2644,7 +2644,7 @@
               <w14:ligatures w14:val="standardContextual"/>
             </w:rPr>
           </w:pPr>
-          <w:hyperlink w:anchor="_Toc240920636" w:history="1">
+          <w:hyperlink w:anchor="_Toc240923783" w:history="1">
             <w:r>
               <w:rPr>
                 <w:rStyle w:val="Hyperlink"/>
@@ -2668,7 +2668,7 @@
               <w:rPr>
                 <w:noProof/>
               </w:rPr>
-              <w:instrText xml:space="preserve"> PAGEREF _Toc240920636 \h </w:instrText>
+              <w:instrText xml:space="preserve"> PAGEREF _Toc240923783 \h </w:instrText>
             </w:r>
             <w:r>
               <w:rPr>
@@ -2711,7 +2711,7 @@
               <w14:ligatures w14:val="standardContextual"/>
             </w:rPr>
           </w:pPr>
-          <w:hyperlink w:anchor="_Toc240920637" w:history="1">
+          <w:hyperlink w:anchor="_Toc240923784" w:history="1">
             <w:r>
               <w:rPr>
                 <w:rStyle w:val="Hyperlink"/>
@@ -2735,7 +2735,7 @@
               <w:rPr>
                 <w:noProof/>
               </w:rPr>
-              <w:instrText xml:space="preserve"> PAGEREF _Toc240920637 \h </w:instrText>
+              <w:instrText xml:space="preserve"> PAGEREF _Toc240923784 \h </w:instrText>
             </w:r>
             <w:r>
               <w:rPr>
@@ -2778,7 +2778,7 @@
               <w14:ligatures w14:val="standardContextual"/>
             </w:rPr>
           </w:pPr>
-          <w:hyperlink w:anchor="_Toc240920638" w:history="1">
+          <w:hyperlink w:anchor="_Toc240923785" w:history="1">
             <w:r>
               <w:rPr>
                 <w:rStyle w:val="Hyperlink"/>
@@ -2802,7 +2802,7 @@
               <w:rPr>
                 <w:noProof/>
               </w:rPr>
-              <w:instrText xml:space="preserve"> PAGEREF _Toc240920638 \h </w:instrText>
+              <w:instrText xml:space="preserve"> PAGEREF _Toc240923785 \h </w:instrText>
             </w:r>
             <w:r>
               <w:rPr>
@@ -2845,7 +2845,7 @@
               <w14:ligatures w14:val="standardContextual"/>
             </w:rPr>
           </w:pPr>
-          <w:hyperlink w:anchor="_Toc240920639" w:history="1">
+          <w:hyperlink w:anchor="_Toc240923786" w:history="1">
             <w:r>
               <w:rPr>
                 <w:rStyle w:val="Hyperlink"/>
@@ -2869,7 +2869,7 @@
               <w:rPr>
                 <w:noProof/>
               </w:rPr>
-              <w:instrText xml:space="preserve"> PAGEREF _Toc240920639 \h </w:instrText>
+              <w:instrText xml:space="preserve"> PAGEREF _Toc240923786 \h </w:instrText>
             </w:r>
             <w:r>
               <w:rPr>
@@ -2912,7 +2912,7 @@
               <w14:ligatures w14:val="standardContextual"/>
             </w:rPr>
           </w:pPr>
-          <w:hyperlink w:anchor="_Toc240920640" w:history="1">
+          <w:hyperlink w:anchor="_Toc240923787" w:history="1">
             <w:r>
               <w:rPr>
                 <w:rStyle w:val="Hyperlink"/>
@@ -2936,7 +2936,7 @@
               <w:rPr>
                 <w:noProof/>
               </w:rPr>
-              <w:instrText xml:space="preserve"> PAGEREF _Toc240920640 \h </w:instrText>
+              <w:instrText xml:space="preserve"> PAGEREF _Toc240923787 \h </w:instrText>
             </w:r>
             <w:r>
               <w:rPr>
@@ -2979,7 +2979,7 @@
               <w14:ligatures w14:val="standardContextual"/>
             </w:rPr>
           </w:pPr>
-          <w:hyperlink w:anchor="_Toc240920641" w:history="1">
+          <w:hyperlink w:anchor="_Toc240923788" w:history="1">
             <w:r>
               <w:rPr>
                 <w:rStyle w:val="Hyperlink"/>
@@ -3003,7 +3003,7 @@
               <w:rPr>
                 <w:noProof/>
               </w:rPr>
-              <w:instrText xml:space="preserve"> PAGEREF _Toc240920641 \h </w:instrText>
+              <w:instrText xml:space="preserve"> PAGEREF _Toc240923788 \h </w:instrText>
             </w:r>
             <w:r>
               <w:rPr>
@@ -3046,7 +3046,7 @@
               <w14:ligatures w14:val="standardContextual"/>
             </w:rPr>
           </w:pPr>
-          <w:hyperlink w:anchor="_Toc240920642" w:history="1">
+          <w:hyperlink w:anchor="_Toc240923789" w:history="1">
             <w:r>
               <w:rPr>
                 <w:rStyle w:val="Hyperlink"/>
@@ -3070,7 +3070,7 @@
               <w:rPr>
                 <w:noProof/>
               </w:rPr>
-              <w:instrText xml:space="preserve"> PAGEREF _Toc240920642 \h </w:instrText>
+              <w:instrText xml:space="preserve"> PAGEREF _Toc240923789 \h </w:instrText>
             </w:r>
             <w:r>
               <w:rPr>
@@ -3113,7 +3113,7 @@
               <w14:ligatures w14:val="standardContextual"/>
             </w:rPr>
           </w:pPr>
-          <w:hyperlink w:anchor="_Toc240920643" w:history="1">
+          <w:hyperlink w:anchor="_Toc240923790" w:history="1">
             <w:r>
               <w:rPr>
                 <w:rStyle w:val="Hyperlink"/>
@@ -3137,7 +3137,7 @@
               <w:rPr>
                 <w:noProof/>
               </w:rPr>
-              <w:instrText xml:space="preserve"> PAGEREF _Toc240920643 \h </w:instrText>
+              <w:instrText xml:space="preserve"> PAGEREF _Toc240923790 \h </w:instrText>
             </w:r>
             <w:r>
               <w:rPr>
@@ -3180,7 +3180,7 @@
               <w14:ligatures w14:val="standardContextual"/>
             </w:rPr>
           </w:pPr>
-          <w:hyperlink w:anchor="_Toc240920644" w:history="1">
+          <w:hyperlink w:anchor="_Toc240923791" w:history="1">
             <w:r>
               <w:rPr>
                 <w:rStyle w:val="Hyperlink"/>
@@ -3204,7 +3204,7 @@
               <w:rPr>
                 <w:noProof/>
               </w:rPr>
-              <w:instrText xml:space="preserve"> PAGEREF _Toc240920644 \h </w:instrText>
+              <w:instrText xml:space="preserve"> PAGEREF _Toc240923791 \h </w:instrText>
             </w:r>
             <w:r>
               <w:rPr>
@@ -3247,7 +3247,7 @@
               <w14:ligatures w14:val="standardContextual"/>
             </w:rPr>
           </w:pPr>
-          <w:hyperlink w:anchor="_Toc240920645" w:history="1">
+          <w:hyperlink w:anchor="_Toc240923792" w:history="1">
             <w:r>
               <w:rPr>
                 <w:rStyle w:val="Hyperlink"/>
@@ -3271,7 +3271,7 @@
               <w:rPr>
                 <w:noProof/>
               </w:rPr>
-              <w:instrText xml:space="preserve"> PAGEREF _Toc240920645 \h </w:instrText>
+              <w:instrText xml:space="preserve"> PAGEREF _Toc240923792 \h </w:instrText>
             </w:r>
             <w:r>
               <w:rPr>
@@ -3314,7 +3314,7 @@
               <w14:ligatures w14:val="standardContextual"/>
             </w:rPr>
           </w:pPr>
-          <w:hyperlink w:anchor="_Toc240920646" w:history="1">
+          <w:hyperlink w:anchor="_Toc240923793" w:history="1">
             <w:r>
               <w:rPr>
                 <w:rStyle w:val="Hyperlink"/>
@@ -3338,7 +3338,7 @@
               <w:rPr>
                 <w:noProof/>
               </w:rPr>
-              <w:instrText xml:space="preserve"> PAGEREF _Toc240920646 \h </w:instrText>
+              <w:instrText xml:space="preserve"> PAGEREF _Toc240923793 \h </w:instrText>
             </w:r>
             <w:r>
               <w:rPr>
@@ -3381,7 +3381,7 @@
               <w14:ligatures w14:val="standardContextual"/>
             </w:rPr>
           </w:pPr>
-          <w:hyperlink w:anchor="_Toc240920647" w:history="1">
+          <w:hyperlink w:anchor="_Toc240923794" w:history="1">
             <w:r>
               <w:rPr>
                 <w:rStyle w:val="Hyperlink"/>
@@ -3405,7 +3405,7 @@
               <w:rPr>
                 <w:noProof/>
               </w:rPr>
-              <w:instrText xml:space="preserve"> PAGEREF _Toc240920647 \h </w:instrText>
+              <w:instrText xml:space="preserve"> PAGEREF _Toc240923794 \h </w:instrText>
             </w:r>
             <w:r>
               <w:rPr>
@@ -3444,7 +3444,7 @@
         <w:pStyle w:val="Heading1"/>
         <w:pageBreakBefore/>
       </w:pPr>
-      <w:bookmarkStart w:id="0" w:name="_Toc240920605"/>
+      <w:bookmarkStart w:id="0" w:name="_Toc240923752"/>
       <w:r>
         <w:lastRenderedPageBreak/>
         <w:t>1. Your role at a glance</w:t>
@@ -3552,7 +3552,7 @@
           <w:left w:w="10" w:type="dxa"/>
           <w:right w:w="10" w:type="dxa"/>
         </w:tblCellMar>
-        <w:tblLook w:val="0000" w:firstRow="0" w:lastRow="0" w:firstColumn="0" w:lastColumn="0" w:noHBand="0" w:noVBand="0"/>
+        <w:tblLook w:val="04A0" w:firstRow="1" w:lastRow="0" w:firstColumn="1" w:lastColumn="0" w:noHBand="0" w:noVBand="1"/>
       </w:tblPr>
       <w:tblGrid>
         <w:gridCol w:w="9412"/>
@@ -3612,7 +3612,7 @@
         <w:pStyle w:val="Heading1"/>
         <w:pageBreakBefore/>
       </w:pPr>
-      <w:bookmarkStart w:id="1" w:name="_Toc240920606"/>
+      <w:bookmarkStart w:id="1" w:name="_Toc240923753"/>
       <w:r>
         <w:lastRenderedPageBreak/>
         <w:t>2. Signing in and your screens</w:t>
@@ -3623,7 +3623,7 @@
       <w:pPr>
         <w:pStyle w:val="Heading2"/>
       </w:pPr>
-      <w:bookmarkStart w:id="2" w:name="_Toc240920607"/>
+      <w:bookmarkStart w:id="2" w:name="_Toc240923754"/>
       <w:r>
         <w:t>Signing in</w:t>
       </w:r>
@@ -3706,7 +3706,7 @@
           <w:noProof/>
         </w:rPr>
         <w:drawing>
-          <wp:inline distT="0" distB="0" distL="0" distR="0">
+          <wp:inline distT="0" distB="0" distL="0" distR="0" wp14:anchorId="69ABE7D3" wp14:editId="02E96E36">
             <wp:extent cx="5334000" cy="2333625"/>
             <wp:effectExtent l="0" t="0" r="0" b="0"/>
             <wp:docPr id="1" name="adm_login.jpg" descr="The sign-in screen for all internal staff." title="The sign-in screen for all internal staff."/>
@@ -3814,7 +3814,7 @@
           <w:left w:w="10" w:type="dxa"/>
           <w:right w:w="10" w:type="dxa"/>
         </w:tblCellMar>
-        <w:tblLook w:val="0000" w:firstRow="0" w:lastRow="0" w:firstColumn="0" w:lastColumn="0" w:noHBand="0" w:noVBand="0"/>
+        <w:tblLook w:val="04A0" w:firstRow="1" w:lastRow="0" w:firstColumn="1" w:lastColumn="0" w:noHBand="0" w:noVBand="1"/>
       </w:tblPr>
       <w:tblGrid>
         <w:gridCol w:w="9412"/>
@@ -3873,7 +3873,7 @@
       <w:pPr>
         <w:pStyle w:val="Heading2"/>
       </w:pPr>
-      <w:bookmarkStart w:id="3" w:name="_Toc240920608"/>
+      <w:bookmarkStart w:id="3" w:name="_Toc240923755"/>
       <w:r>
         <w:t>Finding your way around</w:t>
       </w:r>
@@ -4058,7 +4058,7 @@
         </w:rPr>
         <w:lastRenderedPageBreak/>
         <w:drawing>
-          <wp:inline distT="0" distB="0" distL="0" distR="0">
+          <wp:inline distT="0" distB="0" distL="0" distR="0" wp14:anchorId="5035B7F3" wp14:editId="37DED72C">
             <wp:extent cx="5715000" cy="1876425"/>
             <wp:effectExtent l="0" t="0" r="0" b="0"/>
             <wp:docPr id="2" name="adm_not_your_role.jpg" descr="Opening a screen outside your role (for example from an old bookmark) shows this card instead of the screen." title="Opening a screen outside your role (for example from an old bookmark) shows this card instead of the screen."/>
@@ -4127,7 +4127,7 @@
       <w:pPr>
         <w:pStyle w:val="Heading2"/>
       </w:pPr>
-      <w:bookmarkStart w:id="4" w:name="_Toc240920609"/>
+      <w:bookmarkStart w:id="4" w:name="_Toc240923756"/>
       <w:r>
         <w:t>Your screens</w:t>
       </w:r>
@@ -4148,7 +4148,7 @@
           <w:left w:w="10" w:type="dxa"/>
           <w:right w:w="10" w:type="dxa"/>
         </w:tblCellMar>
-        <w:tblLook w:val="0000" w:firstRow="0" w:lastRow="0" w:firstColumn="0" w:lastColumn="0" w:noHBand="0" w:noVBand="0"/>
+        <w:tblLook w:val="04A0" w:firstRow="1" w:lastRow="0" w:firstColumn="1" w:lastColumn="0" w:noHBand="0" w:noVBand="1"/>
       </w:tblPr>
       <w:tblGrid>
         <w:gridCol w:w="2824"/>
@@ -4634,7 +4634,7 @@
       <w:pPr>
         <w:pStyle w:val="Heading2"/>
       </w:pPr>
-      <w:bookmarkStart w:id="5" w:name="_Toc240920610"/>
+      <w:bookmarkStart w:id="5" w:name="_Toc240923757"/>
       <w:r>
         <w:t>Changing your password</w:t>
       </w:r>
@@ -4717,7 +4717,7 @@
           <w:noProof/>
         </w:rPr>
         <w:drawing>
-          <wp:inline distT="0" distB="0" distL="0" distR="0">
+          <wp:inline distT="0" distB="0" distL="0" distR="0" wp14:anchorId="7AF1810E" wp14:editId="1DF100A1">
             <wp:extent cx="5334000" cy="2171700"/>
             <wp:effectExtent l="0" t="0" r="0" b="0"/>
             <wp:docPr id="3" name="adm_account.jpg" descr="Change Password screen." title="Change Password screen."/>
@@ -4805,7 +4805,7 @@
         <w:pStyle w:val="Heading1"/>
         <w:pageBreakBefore/>
       </w:pPr>
-      <w:bookmarkStart w:id="6" w:name="_Toc240920611"/>
+      <w:bookmarkStart w:id="6" w:name="_Toc240923758"/>
       <w:r>
         <w:lastRenderedPageBreak/>
         <w:t>3. Your routine</w:t>
@@ -4835,7 +4835,7 @@
           <w:left w:w="10" w:type="dxa"/>
           <w:right w:w="10" w:type="dxa"/>
         </w:tblCellMar>
-        <w:tblLook w:val="0000" w:firstRow="0" w:lastRow="0" w:firstColumn="0" w:lastColumn="0" w:noHBand="0" w:noVBand="0"/>
+        <w:tblLook w:val="04A0" w:firstRow="1" w:lastRow="0" w:firstColumn="1" w:lastColumn="0" w:noHBand="0" w:noVBand="1"/>
       </w:tblPr>
       <w:tblGrid>
         <w:gridCol w:w="2071"/>
@@ -5090,7 +5090,7 @@
         <w:pStyle w:val="Heading1"/>
         <w:pageBreakBefore/>
       </w:pPr>
-      <w:bookmarkStart w:id="7" w:name="_Toc240920612"/>
+      <w:bookmarkStart w:id="7" w:name="_Toc240923759"/>
       <w:r>
         <w:lastRenderedPageBreak/>
         <w:t>4. Step-by-step tasks</w:t>
@@ -5101,7 +5101,7 @@
       <w:pPr>
         <w:pStyle w:val="Heading2"/>
       </w:pPr>
-      <w:bookmarkStart w:id="8" w:name="_Toc240920613"/>
+      <w:bookmarkStart w:id="8" w:name="_Toc240923760"/>
       <w:r>
         <w:t>4.1 Reading the dashboards</w:t>
       </w:r>
@@ -5126,7 +5126,7 @@
           <w:noProof/>
         </w:rPr>
         <w:drawing>
-          <wp:inline distT="0" distB="0" distL="0" distR="0">
+          <wp:inline distT="0" distB="0" distL="0" distR="0" wp14:anchorId="41B1F4C8" wp14:editId="630883C1">
             <wp:extent cx="5715000" cy="3571875"/>
             <wp:effectExtent l="0" t="0" r="0" b="0"/>
             <wp:docPr id="4" name="adm_exec_dashboard.jpg" descr="Executive Dashboard: completions against the 400 / 60 / 50–75 targets, days to data lock, spend, and the lowest-filled strata." title="Executive Dashboard: completions against the 400 / 60 / 50–75 targets, days to data lock, spend, and the lowest-filled strata."/>
@@ -5206,7 +5206,7 @@
           <w:left w:w="10" w:type="dxa"/>
           <w:right w:w="10" w:type="dxa"/>
         </w:tblCellMar>
-        <w:tblLook w:val="0000" w:firstRow="0" w:lastRow="0" w:firstColumn="0" w:lastColumn="0" w:noHBand="0" w:noVBand="0"/>
+        <w:tblLook w:val="04A0" w:firstRow="1" w:lastRow="0" w:firstColumn="1" w:lastColumn="0" w:noHBand="0" w:noVBand="1"/>
       </w:tblPr>
       <w:tblGrid>
         <w:gridCol w:w="1694"/>
@@ -5732,7 +5732,7 @@
           <w:left w:w="10" w:type="dxa"/>
           <w:right w:w="10" w:type="dxa"/>
         </w:tblCellMar>
-        <w:tblLook w:val="0000" w:firstRow="0" w:lastRow="0" w:firstColumn="0" w:lastColumn="0" w:noHBand="0" w:noVBand="0"/>
+        <w:tblLook w:val="04A0" w:firstRow="1" w:lastRow="0" w:firstColumn="1" w:lastColumn="0" w:noHBand="0" w:noVBand="1"/>
       </w:tblPr>
       <w:tblGrid>
         <w:gridCol w:w="9412"/>
@@ -5791,7 +5791,7 @@
       <w:pPr>
         <w:pStyle w:val="Heading2"/>
       </w:pPr>
-      <w:bookmarkStart w:id="9" w:name="_Toc240920614"/>
+      <w:bookmarkStart w:id="9" w:name="_Toc240923761"/>
       <w:r>
         <w:lastRenderedPageBreak/>
         <w:t>4.2 Using Reports (analytics and charts)</w:t>
@@ -5832,7 +5832,7 @@
           <w:noProof/>
         </w:rPr>
         <w:drawing>
-          <wp:inline distT="0" distB="0" distL="0" distR="0">
+          <wp:inline distT="0" distB="0" distL="0" distR="0" wp14:anchorId="58B380EB" wp14:editId="7965903C">
             <wp:extent cx="5334000" cy="3333750"/>
             <wp:effectExtent l="0" t="0" r="0" b="0"/>
             <wp:docPr id="5" name="adm_reports_top.jpg" descr="Reports: headline figures for the chosen period." title="Reports: headline figures for the chosen period."/>
@@ -5974,7 +5974,7 @@
           <w:noProof/>
         </w:rPr>
         <w:drawing>
-          <wp:inline distT="0" distB="0" distL="0" distR="0">
+          <wp:inline distT="0" distB="0" distL="0" distR="0" wp14:anchorId="485B37F8" wp14:editId="6E7F0DC4">
             <wp:extent cx="5334000" cy="3409950"/>
             <wp:effectExtent l="0" t="0" r="0" b="0"/>
             <wp:docPr id="6" name="adm_reports_funnel.jpg" descr="Case funnel: each case counted once at every stage it has reached." title="Case funnel: each case counted once at every stage it has reached."/>
@@ -6074,7 +6074,7 @@
           <w:noProof/>
         </w:rPr>
         <w:drawing>
-          <wp:inline distT="0" distB="0" distL="0" distR="0">
+          <wp:inline distT="0" distB="0" distL="0" distR="0" wp14:anchorId="1B400EE4" wp14:editId="03880FE2">
             <wp:extent cx="5334000" cy="3248025"/>
             <wp:effectExtent l="0" t="0" r="0" b="0"/>
             <wp:docPr id="7" name="adm_reports_funnel_table.jpg" descr="The same chart as a table." title="The same chart as a table."/>
@@ -6173,7 +6173,7 @@
           <w:noProof/>
         </w:rPr>
         <w:drawing>
-          <wp:inline distT="0" distB="0" distL="0" distR="0">
+          <wp:inline distT="0" distB="0" distL="0" distR="0" wp14:anchorId="15D5F66B" wp14:editId="4C5B2BE1">
             <wp:extent cx="5334000" cy="2628900"/>
             <wp:effectExtent l="0" t="0" r="0" b="0"/>
             <wp:docPr id="8" name="adm_reports_coverage.jpg" descr="Coverage by group." title="Coverage by group."/>
@@ -6273,7 +6273,7 @@
         </w:rPr>
         <w:lastRenderedPageBreak/>
         <w:drawing>
-          <wp:inline distT="0" distB="0" distL="0" distR="0">
+          <wp:inline distT="0" distB="0" distL="0" distR="0" wp14:anchorId="60AF3BBD" wp14:editId="3D93BC2B">
             <wp:extent cx="5334000" cy="2600325"/>
             <wp:effectExtent l="0" t="0" r="0" b="0"/>
             <wp:docPr id="9" name="adm_reports_modes.jpg" descr="Administration modes." title="Administration modes."/>
@@ -6382,7 +6382,7 @@
           <w:noProof/>
         </w:rPr>
         <w:drawing>
-          <wp:inline distT="0" distB="0" distL="0" distR="0">
+          <wp:inline distT="0" distB="0" distL="0" distR="0" wp14:anchorId="67A696C9" wp14:editId="7CF37CB3">
             <wp:extent cx="5334000" cy="2905125"/>
             <wp:effectExtent l="0" t="0" r="0" b="0"/>
             <wp:docPr id="10" name="adm_reports_duration.jpg" descr="Completion-time distribution." title="Completion-time distribution."/>
@@ -6464,7 +6464,7 @@
       <w:pPr>
         <w:pStyle w:val="Heading2"/>
       </w:pPr>
-      <w:bookmarkStart w:id="10" w:name="_Toc240920615"/>
+      <w:bookmarkStart w:id="10" w:name="_Toc240923762"/>
       <w:r>
         <w:t>4.3 Reviewing a case read-only</w:t>
       </w:r>
@@ -6528,7 +6528,7 @@
         </w:rPr>
         <w:lastRenderedPageBreak/>
         <w:drawing>
-          <wp:inline distT="0" distB="0" distL="0" distR="0">
+          <wp:inline distT="0" distB="0" distL="0" distR="0" wp14:anchorId="2403DD82" wp14:editId="43558F14">
             <wp:extent cx="5334000" cy="3333750"/>
             <wp:effectExtent l="0" t="0" r="0" b="0"/>
             <wp:docPr id="11" name="sup_case.jpg" descr="A case page in read-only view." title="A case page in read-only view."/>
@@ -6602,7 +6602,7 @@
       <w:pPr>
         <w:pStyle w:val="Heading2"/>
       </w:pPr>
-      <w:bookmarkStart w:id="11" w:name="_Toc240920616"/>
+      <w:bookmarkStart w:id="11" w:name="_Toc240923763"/>
       <w:r>
         <w:t>4.4 Reviewing QA</w:t>
       </w:r>
@@ -6619,7 +6619,7 @@
           <w:noProof/>
         </w:rPr>
         <w:drawing>
-          <wp:inline distT="0" distB="0" distL="0" distR="0">
+          <wp:inline distT="0" distB="0" distL="0" distR="0" wp14:anchorId="445EDDB6" wp14:editId="066C7B18">
             <wp:extent cx="5715000" cy="2505075"/>
             <wp:effectExtent l="0" t="0" r="0" b="0"/>
             <wp:docPr id="12" name="sup_qa_queue.jpg" descr="QA Queue in read-only view." title="QA Queue in read-only view."/>
@@ -6696,7 +6696,7 @@
       <w:pPr>
         <w:pStyle w:val="Heading2"/>
       </w:pPr>
-      <w:bookmarkStart w:id="12" w:name="_Toc240920617"/>
+      <w:bookmarkStart w:id="12" w:name="_Toc240923764"/>
       <w:r>
         <w:t>4.5 Downloading or emailing completed forms (Form PDFs)</w:t>
       </w:r>
@@ -6747,7 +6747,7 @@
         </w:rPr>
         <w:lastRenderedPageBreak/>
         <w:drawing>
-          <wp:inline distT="0" distB="0" distL="0" distR="0">
+          <wp:inline distT="0" distB="0" distL="0" distR="0" wp14:anchorId="0ABAF162" wp14:editId="40CAEFC7">
             <wp:extent cx="5334000" cy="3333750"/>
             <wp:effectExtent l="0" t="0" r="0" b="0"/>
             <wp:docPr id="13" name="adm_form_pdfs.jpg" descr="Completed form PDFs." title="Completed form PDFs."/>
@@ -6881,7 +6881,7 @@
           <w:left w:w="10" w:type="dxa"/>
           <w:right w:w="10" w:type="dxa"/>
         </w:tblCellMar>
-        <w:tblLook w:val="0000" w:firstRow="0" w:lastRow="0" w:firstColumn="0" w:lastColumn="0" w:noHBand="0" w:noVBand="0"/>
+        <w:tblLook w:val="04A0" w:firstRow="1" w:lastRow="0" w:firstColumn="1" w:lastColumn="0" w:noHBand="0" w:noVBand="1"/>
       </w:tblPr>
       <w:tblGrid>
         <w:gridCol w:w="9412"/>
@@ -6941,7 +6941,7 @@
         <w:pStyle w:val="Heading1"/>
         <w:pageBreakBefore/>
       </w:pPr>
-      <w:bookmarkStart w:id="13" w:name="_Toc240920618"/>
+      <w:bookmarkStart w:id="13" w:name="_Toc240923765"/>
       <w:r>
         <w:lastRenderedPageBreak/>
         <w:t>5. Rules you must follow</w:t>
@@ -7079,7 +7079,7 @@
         <w:pStyle w:val="Heading1"/>
         <w:pageBreakBefore/>
       </w:pPr>
-      <w:bookmarkStart w:id="14" w:name="_Toc240920619"/>
+      <w:bookmarkStart w:id="14" w:name="_Toc240923766"/>
       <w:r>
         <w:lastRenderedPageBreak/>
         <w:t>6. Troubleshooting</w:t>
@@ -7101,7 +7101,7 @@
           <w:left w:w="10" w:type="dxa"/>
           <w:right w:w="10" w:type="dxa"/>
         </w:tblCellMar>
-        <w:tblLook w:val="0000" w:firstRow="0" w:lastRow="0" w:firstColumn="0" w:lastColumn="0" w:noHBand="0" w:noVBand="0"/>
+        <w:tblLook w:val="04A0" w:firstRow="1" w:lastRow="0" w:firstColumn="1" w:lastColumn="0" w:noHBand="0" w:noVBand="1"/>
       </w:tblPr>
       <w:tblGrid>
         <w:gridCol w:w="2635"/>
@@ -8033,7 +8033,7 @@
         <w:pStyle w:val="Heading1"/>
         <w:pageBreakBefore/>
       </w:pPr>
-      <w:bookmarkStart w:id="15" w:name="_Toc240920620"/>
+      <w:bookmarkStart w:id="15" w:name="_Toc240923767"/>
       <w:r>
         <w:lastRenderedPageBreak/>
         <w:t>7. Quick reference</w:t>
@@ -8055,7 +8055,7 @@
           <w:left w:w="10" w:type="dxa"/>
           <w:right w:w="10" w:type="dxa"/>
         </w:tblCellMar>
-        <w:tblLook w:val="0000" w:firstRow="0" w:lastRow="0" w:firstColumn="0" w:lastColumn="0" w:noHBand="0" w:noVBand="0"/>
+        <w:tblLook w:val="04A0" w:firstRow="1" w:lastRow="0" w:firstColumn="1" w:lastColumn="0" w:noHBand="0" w:noVBand="1"/>
       </w:tblPr>
       <w:tblGrid>
         <w:gridCol w:w="2824"/>
@@ -8312,7 +8312,7 @@
         <w:pStyle w:val="Heading1"/>
         <w:pageBreakBefore/>
       </w:pPr>
-      <w:bookmarkStart w:id="16" w:name="_Toc240920621"/>
+      <w:bookmarkStart w:id="16" w:name="_Toc240923768"/>
       <w:r>
         <w:lastRenderedPageBreak/>
         <w:t>8. Every screen and button for your role</w:t>
@@ -8342,7 +8342,7 @@
           <w:left w:w="10" w:type="dxa"/>
           <w:right w:w="10" w:type="dxa"/>
         </w:tblCellMar>
-        <w:tblLook w:val="0000" w:firstRow="0" w:lastRow="0" w:firstColumn="0" w:lastColumn="0" w:noHBand="0" w:noVBand="0"/>
+        <w:tblLook w:val="04A0" w:firstRow="1" w:lastRow="0" w:firstColumn="1" w:lastColumn="0" w:noHBand="0" w:noVBand="1"/>
       </w:tblPr>
       <w:tblGrid>
         <w:gridCol w:w="9412"/>
@@ -8475,7 +8475,7 @@
       <w:pPr>
         <w:pStyle w:val="Heading2"/>
       </w:pPr>
-      <w:bookmarkStart w:id="17" w:name="_Toc240920622"/>
+      <w:bookmarkStart w:id="17" w:name="_Toc240923769"/>
       <w:r>
         <w:t>8.1 Sign in</w:t>
       </w:r>
@@ -8538,7 +8538,7 @@
           <w:left w:w="10" w:type="dxa"/>
           <w:right w:w="10" w:type="dxa"/>
         </w:tblCellMar>
-        <w:tblLook w:val="0000" w:firstRow="0" w:lastRow="0" w:firstColumn="0" w:lastColumn="0" w:noHBand="0" w:noVBand="0"/>
+        <w:tblLook w:val="04A0" w:firstRow="1" w:lastRow="0" w:firstColumn="1" w:lastColumn="0" w:noHBand="0" w:noVBand="1"/>
       </w:tblPr>
       <w:tblGrid>
         <w:gridCol w:w="1882"/>
@@ -8988,7 +8988,7 @@
       <w:pPr>
         <w:pStyle w:val="Heading2"/>
       </w:pPr>
-      <w:bookmarkStart w:id="18" w:name="_Toc240920623"/>
+      <w:bookmarkStart w:id="18" w:name="_Toc240923770"/>
       <w:r>
         <w:t>8.2 The header and menu bar (every screen)</w:t>
       </w:r>
@@ -9051,7 +9051,7 @@
           <w:left w:w="10" w:type="dxa"/>
           <w:right w:w="10" w:type="dxa"/>
         </w:tblCellMar>
-        <w:tblLook w:val="0000" w:firstRow="0" w:lastRow="0" w:firstColumn="0" w:lastColumn="0" w:noHBand="0" w:noVBand="0"/>
+        <w:tblLook w:val="04A0" w:firstRow="1" w:lastRow="0" w:firstColumn="1" w:lastColumn="0" w:noHBand="0" w:noVBand="1"/>
       </w:tblPr>
       <w:tblGrid>
         <w:gridCol w:w="1882"/>
@@ -9712,7 +9712,7 @@
       <w:pPr>
         <w:pStyle w:val="Heading2"/>
       </w:pPr>
-      <w:bookmarkStart w:id="19" w:name="_Toc240920624"/>
+      <w:bookmarkStart w:id="19" w:name="_Toc240923771"/>
       <w:r>
         <w:t>8.3 Change Password</w:t>
       </w:r>
@@ -9775,7 +9775,7 @@
           <w:left w:w="10" w:type="dxa"/>
           <w:right w:w="10" w:type="dxa"/>
         </w:tblCellMar>
-        <w:tblLook w:val="0000" w:firstRow="0" w:lastRow="0" w:firstColumn="0" w:lastColumn="0" w:noHBand="0" w:noVBand="0"/>
+        <w:tblLook w:val="04A0" w:firstRow="1" w:lastRow="0" w:firstColumn="1" w:lastColumn="0" w:noHBand="0" w:noVBand="1"/>
       </w:tblPr>
       <w:tblGrid>
         <w:gridCol w:w="1882"/>
@@ -10332,7 +10332,7 @@
       <w:pPr>
         <w:pStyle w:val="Heading2"/>
       </w:pPr>
-      <w:bookmarkStart w:id="20" w:name="_Toc240920625"/>
+      <w:bookmarkStart w:id="20" w:name="_Toc240923772"/>
       <w:r>
         <w:t>8.4 Executive Dashboard</w:t>
       </w:r>
@@ -10395,7 +10395,7 @@
           <w:left w:w="10" w:type="dxa"/>
           <w:right w:w="10" w:type="dxa"/>
         </w:tblCellMar>
-        <w:tblLook w:val="0000" w:firstRow="0" w:lastRow="0" w:firstColumn="0" w:lastColumn="0" w:noHBand="0" w:noVBand="0"/>
+        <w:tblLook w:val="04A0" w:firstRow="1" w:lastRow="0" w:firstColumn="1" w:lastColumn="0" w:noHBand="0" w:noVBand="1"/>
       </w:tblPr>
       <w:tblGrid>
         <w:gridCol w:w="1882"/>
@@ -10846,7 +10846,7 @@
       <w:pPr>
         <w:pStyle w:val="Heading2"/>
       </w:pPr>
-      <w:bookmarkStart w:id="21" w:name="_Toc240920626"/>
+      <w:bookmarkStart w:id="21" w:name="_Toc240923773"/>
       <w:r>
         <w:t>8.5 Sampling Dashboard</w:t>
       </w:r>
@@ -10909,7 +10909,7 @@
           <w:left w:w="10" w:type="dxa"/>
           <w:right w:w="10" w:type="dxa"/>
         </w:tblCellMar>
-        <w:tblLook w:val="0000" w:firstRow="0" w:lastRow="0" w:firstColumn="0" w:lastColumn="0" w:noHBand="0" w:noVBand="0"/>
+        <w:tblLook w:val="04A0" w:firstRow="1" w:lastRow="0" w:firstColumn="1" w:lastColumn="0" w:noHBand="0" w:noVBand="1"/>
       </w:tblPr>
       <w:tblGrid>
         <w:gridCol w:w="1882"/>
@@ -11359,7 +11359,7 @@
       <w:pPr>
         <w:pStyle w:val="Heading2"/>
       </w:pPr>
-      <w:bookmarkStart w:id="22" w:name="_Toc240920627"/>
+      <w:bookmarkStart w:id="22" w:name="_Toc240923774"/>
       <w:r>
         <w:t>8.6 Contact Dashboard</w:t>
       </w:r>
@@ -11422,7 +11422,7 @@
           <w:left w:w="10" w:type="dxa"/>
           <w:right w:w="10" w:type="dxa"/>
         </w:tblCellMar>
-        <w:tblLook w:val="0000" w:firstRow="0" w:lastRow="0" w:firstColumn="0" w:lastColumn="0" w:noHBand="0" w:noVBand="0"/>
+        <w:tblLook w:val="04A0" w:firstRow="1" w:lastRow="0" w:firstColumn="1" w:lastColumn="0" w:noHBand="0" w:noVBand="1"/>
       </w:tblPr>
       <w:tblGrid>
         <w:gridCol w:w="1882"/>
@@ -11662,7 +11662,7 @@
       <w:pPr>
         <w:pStyle w:val="Heading2"/>
       </w:pPr>
-      <w:bookmarkStart w:id="23" w:name="_Toc240920628"/>
+      <w:bookmarkStart w:id="23" w:name="_Toc240923775"/>
       <w:r>
         <w:lastRenderedPageBreak/>
         <w:t>8.7 QA Dashboard</w:t>
@@ -11726,7 +11726,7 @@
           <w:left w:w="10" w:type="dxa"/>
           <w:right w:w="10" w:type="dxa"/>
         </w:tblCellMar>
-        <w:tblLook w:val="0000" w:firstRow="0" w:lastRow="0" w:firstColumn="0" w:lastColumn="0" w:noHBand="0" w:noVBand="0"/>
+        <w:tblLook w:val="04A0" w:firstRow="1" w:lastRow="0" w:firstColumn="1" w:lastColumn="0" w:noHBand="0" w:noVBand="1"/>
       </w:tblPr>
       <w:tblGrid>
         <w:gridCol w:w="1882"/>
@@ -12283,7 +12283,7 @@
       <w:pPr>
         <w:pStyle w:val="Heading2"/>
       </w:pPr>
-      <w:bookmarkStart w:id="24" w:name="_Toc240920629"/>
+      <w:bookmarkStart w:id="24" w:name="_Toc240923776"/>
       <w:r>
         <w:t>8.8 KII / Document Dashboard</w:t>
       </w:r>
@@ -12346,7 +12346,7 @@
           <w:left w:w="10" w:type="dxa"/>
           <w:right w:w="10" w:type="dxa"/>
         </w:tblCellMar>
-        <w:tblLook w:val="0000" w:firstRow="0" w:lastRow="0" w:firstColumn="0" w:lastColumn="0" w:noHBand="0" w:noVBand="0"/>
+        <w:tblLook w:val="04A0" w:firstRow="1" w:lastRow="0" w:firstColumn="1" w:lastColumn="0" w:noHBand="0" w:noVBand="1"/>
       </w:tblPr>
       <w:tblGrid>
         <w:gridCol w:w="1882"/>
@@ -12693,7 +12693,7 @@
       <w:pPr>
         <w:pStyle w:val="Heading2"/>
       </w:pPr>
-      <w:bookmarkStart w:id="25" w:name="_Toc240920630"/>
+      <w:bookmarkStart w:id="25" w:name="_Toc240923777"/>
       <w:r>
         <w:t>8.9 Reports</w:t>
       </w:r>
@@ -12756,7 +12756,7 @@
           <w:left w:w="10" w:type="dxa"/>
           <w:right w:w="10" w:type="dxa"/>
         </w:tblCellMar>
-        <w:tblLook w:val="0000" w:firstRow="0" w:lastRow="0" w:firstColumn="0" w:lastColumn="0" w:noHBand="0" w:noVBand="0"/>
+        <w:tblLook w:val="04A0" w:firstRow="1" w:lastRow="0" w:firstColumn="1" w:lastColumn="0" w:noHBand="0" w:noVBand="1"/>
       </w:tblPr>
       <w:tblGrid>
         <w:gridCol w:w="1882"/>
@@ -13207,7 +13207,7 @@
       <w:pPr>
         <w:pStyle w:val="Heading2"/>
       </w:pPr>
-      <w:bookmarkStart w:id="26" w:name="_Toc240920631"/>
+      <w:bookmarkStart w:id="26" w:name="_Toc240923778"/>
       <w:r>
         <w:t>8.10 Main-400 Register (and Reserve)</w:t>
       </w:r>
@@ -13270,7 +13270,7 @@
           <w:left w:w="10" w:type="dxa"/>
           <w:right w:w="10" w:type="dxa"/>
         </w:tblCellMar>
-        <w:tblLook w:val="0000" w:firstRow="0" w:lastRow="0" w:firstColumn="0" w:lastColumn="0" w:noHBand="0" w:noVBand="0"/>
+        <w:tblLook w:val="04A0" w:firstRow="1" w:lastRow="0" w:firstColumn="1" w:lastColumn="0" w:noHBand="0" w:noVBand="1"/>
       </w:tblPr>
       <w:tblGrid>
         <w:gridCol w:w="1882"/>
@@ -13827,7 +13827,7 @@
       <w:pPr>
         <w:pStyle w:val="Heading2"/>
       </w:pPr>
-      <w:bookmarkStart w:id="27" w:name="_Toc240920632"/>
+      <w:bookmarkStart w:id="27" w:name="_Toc240923779"/>
       <w:r>
         <w:t>8.11 Case page</w:t>
       </w:r>
@@ -13890,7 +13890,7 @@
           <w:left w:w="10" w:type="dxa"/>
           <w:right w:w="10" w:type="dxa"/>
         </w:tblCellMar>
-        <w:tblLook w:val="0000" w:firstRow="0" w:lastRow="0" w:firstColumn="0" w:lastColumn="0" w:noHBand="0" w:noVBand="0"/>
+        <w:tblLook w:val="04A0" w:firstRow="1" w:lastRow="0" w:firstColumn="1" w:lastColumn="0" w:noHBand="0" w:noVBand="1"/>
       </w:tblPr>
       <w:tblGrid>
         <w:gridCol w:w="1882"/>
@@ -14341,7 +14341,7 @@
       <w:pPr>
         <w:pStyle w:val="Heading2"/>
       </w:pPr>
-      <w:bookmarkStart w:id="28" w:name="_Toc240920633"/>
+      <w:bookmarkStart w:id="28" w:name="_Toc240923780"/>
       <w:r>
         <w:t>8.12 Pre-Interview Profile (PROIT) and its review screen</w:t>
       </w:r>
@@ -14404,7 +14404,7 @@
           <w:left w:w="10" w:type="dxa"/>
           <w:right w:w="10" w:type="dxa"/>
         </w:tblCellMar>
-        <w:tblLook w:val="0000" w:firstRow="0" w:lastRow="0" w:firstColumn="0" w:lastColumn="0" w:noHBand="0" w:noVBand="0"/>
+        <w:tblLook w:val="04A0" w:firstRow="1" w:lastRow="0" w:firstColumn="1" w:lastColumn="0" w:noHBand="0" w:noVBand="1"/>
       </w:tblPr>
       <w:tblGrid>
         <w:gridCol w:w="1882"/>
@@ -14644,7 +14644,7 @@
       <w:pPr>
         <w:pStyle w:val="Heading2"/>
       </w:pPr>
-      <w:bookmarkStart w:id="29" w:name="_Toc240920634"/>
+      <w:bookmarkStart w:id="29" w:name="_Toc240923781"/>
       <w:r>
         <w:t>8.13 Interview sheet (verifying a locked profile)</w:t>
       </w:r>
@@ -14707,7 +14707,7 @@
           <w:left w:w="10" w:type="dxa"/>
           <w:right w:w="10" w:type="dxa"/>
         </w:tblCellMar>
-        <w:tblLook w:val="0000" w:firstRow="0" w:lastRow="0" w:firstColumn="0" w:lastColumn="0" w:noHBand="0" w:noVBand="0"/>
+        <w:tblLook w:val="04A0" w:firstRow="1" w:lastRow="0" w:firstColumn="1" w:lastColumn="0" w:noHBand="0" w:noVBand="1"/>
       </w:tblPr>
       <w:tblGrid>
         <w:gridCol w:w="1882"/>
@@ -15157,7 +15157,7 @@
       <w:pPr>
         <w:pStyle w:val="Heading2"/>
       </w:pPr>
-      <w:bookmarkStart w:id="30" w:name="_Toc240920635"/>
+      <w:bookmarkStart w:id="30" w:name="_Toc240923782"/>
       <w:r>
         <w:lastRenderedPageBreak/>
         <w:t>8.14 Register Organisation</w:t>
@@ -15221,7 +15221,7 @@
           <w:left w:w="10" w:type="dxa"/>
           <w:right w:w="10" w:type="dxa"/>
         </w:tblCellMar>
-        <w:tblLook w:val="0000" w:firstRow="0" w:lastRow="0" w:firstColumn="0" w:lastColumn="0" w:noHBand="0" w:noVBand="0"/>
+        <w:tblLook w:val="04A0" w:firstRow="1" w:lastRow="0" w:firstColumn="1" w:lastColumn="0" w:noHBand="0" w:noVBand="1"/>
       </w:tblPr>
       <w:tblGrid>
         <w:gridCol w:w="1882"/>
@@ -15461,7 +15461,7 @@
       <w:pPr>
         <w:pStyle w:val="Heading2"/>
       </w:pPr>
-      <w:bookmarkStart w:id="31" w:name="_Toc240920636"/>
+      <w:bookmarkStart w:id="31" w:name="_Toc240923783"/>
       <w:r>
         <w:t>8.15 Appointment Queue</w:t>
       </w:r>
@@ -15524,7 +15524,7 @@
           <w:left w:w="10" w:type="dxa"/>
           <w:right w:w="10" w:type="dxa"/>
         </w:tblCellMar>
-        <w:tblLook w:val="0000" w:firstRow="0" w:lastRow="0" w:firstColumn="0" w:lastColumn="0" w:noHBand="0" w:noVBand="0"/>
+        <w:tblLook w:val="04A0" w:firstRow="1" w:lastRow="0" w:firstColumn="1" w:lastColumn="0" w:noHBand="0" w:noVBand="1"/>
       </w:tblPr>
       <w:tblGrid>
         <w:gridCol w:w="1882"/>
@@ -15871,7 +15871,7 @@
       <w:pPr>
         <w:pStyle w:val="Heading2"/>
       </w:pPr>
-      <w:bookmarkStart w:id="32" w:name="_Toc240920637"/>
+      <w:bookmarkStart w:id="32" w:name="_Toc240923784"/>
       <w:r>
         <w:t>8.16 Follow-ups due</w:t>
       </w:r>
@@ -15934,7 +15934,7 @@
           <w:left w:w="10" w:type="dxa"/>
           <w:right w:w="10" w:type="dxa"/>
         </w:tblCellMar>
-        <w:tblLook w:val="0000" w:firstRow="0" w:lastRow="0" w:firstColumn="0" w:lastColumn="0" w:noHBand="0" w:noVBand="0"/>
+        <w:tblLook w:val="04A0" w:firstRow="1" w:lastRow="0" w:firstColumn="1" w:lastColumn="0" w:noHBand="0" w:noVBand="1"/>
       </w:tblPr>
       <w:tblGrid>
         <w:gridCol w:w="1882"/>
@@ -16281,7 +16281,7 @@
       <w:pPr>
         <w:pStyle w:val="Heading2"/>
       </w:pPr>
-      <w:bookmarkStart w:id="33" w:name="_Toc240920638"/>
+      <w:bookmarkStart w:id="33" w:name="_Toc240923785"/>
       <w:r>
         <w:t>8.17 Reserve Activation</w:t>
       </w:r>
@@ -16344,7 +16344,7 @@
           <w:left w:w="10" w:type="dxa"/>
           <w:right w:w="10" w:type="dxa"/>
         </w:tblCellMar>
-        <w:tblLook w:val="0000" w:firstRow="0" w:lastRow="0" w:firstColumn="0" w:lastColumn="0" w:noHBand="0" w:noVBand="0"/>
+        <w:tblLook w:val="04A0" w:firstRow="1" w:lastRow="0" w:firstColumn="1" w:lastColumn="0" w:noHBand="0" w:noVBand="1"/>
       </w:tblPr>
       <w:tblGrid>
         <w:gridCol w:w="1882"/>
@@ -16585,7 +16585,7 @@
       <w:pPr>
         <w:pStyle w:val="Heading2"/>
       </w:pPr>
-      <w:bookmarkStart w:id="34" w:name="_Toc240920639"/>
+      <w:bookmarkStart w:id="34" w:name="_Toc240923786"/>
       <w:r>
         <w:t>8.18 QA Queue (with the KoboToolbox sync panel)</w:t>
       </w:r>
@@ -16648,7 +16648,7 @@
           <w:left w:w="10" w:type="dxa"/>
           <w:right w:w="10" w:type="dxa"/>
         </w:tblCellMar>
-        <w:tblLook w:val="0000" w:firstRow="0" w:lastRow="0" w:firstColumn="0" w:lastColumn="0" w:noHBand="0" w:noVBand="0"/>
+        <w:tblLook w:val="04A0" w:firstRow="1" w:lastRow="0" w:firstColumn="1" w:lastColumn="0" w:noHBand="0" w:noVBand="1"/>
       </w:tblPr>
       <w:tblGrid>
         <w:gridCol w:w="1882"/>
@@ -16888,7 +16888,7 @@
       <w:pPr>
         <w:pStyle w:val="Heading2"/>
       </w:pPr>
-      <w:bookmarkStart w:id="35" w:name="_Toc240920640"/>
+      <w:bookmarkStart w:id="35" w:name="_Toc240923787"/>
       <w:r>
         <w:t>8.19 QA Exceptions</w:t>
       </w:r>
@@ -16951,7 +16951,7 @@
           <w:left w:w="10" w:type="dxa"/>
           <w:right w:w="10" w:type="dxa"/>
         </w:tblCellMar>
-        <w:tblLook w:val="0000" w:firstRow="0" w:lastRow="0" w:firstColumn="0" w:lastColumn="0" w:noHBand="0" w:noVBand="0"/>
+        <w:tblLook w:val="04A0" w:firstRow="1" w:lastRow="0" w:firstColumn="1" w:lastColumn="0" w:noHBand="0" w:noVBand="1"/>
       </w:tblPr>
       <w:tblGrid>
         <w:gridCol w:w="1882"/>
@@ -17298,7 +17298,7 @@
       <w:pPr>
         <w:pStyle w:val="Heading2"/>
       </w:pPr>
-      <w:bookmarkStart w:id="36" w:name="_Toc240920641"/>
+      <w:bookmarkStart w:id="36" w:name="_Toc240923788"/>
       <w:r>
         <w:t>8.20 KII Register</w:t>
       </w:r>
@@ -17361,7 +17361,7 @@
           <w:left w:w="10" w:type="dxa"/>
           <w:right w:w="10" w:type="dxa"/>
         </w:tblCellMar>
-        <w:tblLook w:val="0000" w:firstRow="0" w:lastRow="0" w:firstColumn="0" w:lastColumn="0" w:noHBand="0" w:noVBand="0"/>
+        <w:tblLook w:val="04A0" w:firstRow="1" w:lastRow="0" w:firstColumn="1" w:lastColumn="0" w:noHBand="0" w:noVBand="1"/>
       </w:tblPr>
       <w:tblGrid>
         <w:gridCol w:w="1882"/>
@@ -17811,7 +17811,7 @@
       <w:pPr>
         <w:pStyle w:val="Heading2"/>
       </w:pPr>
-      <w:bookmarkStart w:id="37" w:name="_Toc240920642"/>
+      <w:bookmarkStart w:id="37" w:name="_Toc240923789"/>
       <w:r>
         <w:lastRenderedPageBreak/>
         <w:t>8.21 KII record</w:t>
@@ -17875,7 +17875,7 @@
           <w:left w:w="10" w:type="dxa"/>
           <w:right w:w="10" w:type="dxa"/>
         </w:tblCellMar>
-        <w:tblLook w:val="0000" w:firstRow="0" w:lastRow="0" w:firstColumn="0" w:lastColumn="0" w:noHBand="0" w:noVBand="0"/>
+        <w:tblLook w:val="04A0" w:firstRow="1" w:lastRow="0" w:firstColumn="1" w:lastColumn="0" w:noHBand="0" w:noVBand="1"/>
       </w:tblPr>
       <w:tblGrid>
         <w:gridCol w:w="1882"/>
@@ -18115,7 +18115,7 @@
       <w:pPr>
         <w:pStyle w:val="Heading2"/>
       </w:pPr>
-      <w:bookmarkStart w:id="38" w:name="_Toc240920643"/>
+      <w:bookmarkStart w:id="38" w:name="_Toc240923790"/>
       <w:r>
         <w:t>8.22 Documents (the corpus)</w:t>
       </w:r>
@@ -18178,7 +18178,7 @@
           <w:left w:w="10" w:type="dxa"/>
           <w:right w:w="10" w:type="dxa"/>
         </w:tblCellMar>
-        <w:tblLook w:val="0000" w:firstRow="0" w:lastRow="0" w:firstColumn="0" w:lastColumn="0" w:noHBand="0" w:noVBand="0"/>
+        <w:tblLook w:val="04A0" w:firstRow="1" w:lastRow="0" w:firstColumn="1" w:lastColumn="0" w:noHBand="0" w:noVBand="1"/>
       </w:tblPr>
       <w:tblGrid>
         <w:gridCol w:w="1882"/>
@@ -18628,7 +18628,7 @@
       <w:pPr>
         <w:pStyle w:val="Heading2"/>
       </w:pPr>
-      <w:bookmarkStart w:id="39" w:name="_Toc240920644"/>
+      <w:bookmarkStart w:id="39" w:name="_Toc240923791"/>
       <w:r>
         <w:t>8.23 Document record</w:t>
       </w:r>
@@ -18691,7 +18691,7 @@
           <w:left w:w="10" w:type="dxa"/>
           <w:right w:w="10" w:type="dxa"/>
         </w:tblCellMar>
-        <w:tblLook w:val="0000" w:firstRow="0" w:lastRow="0" w:firstColumn="0" w:lastColumn="0" w:noHBand="0" w:noVBand="0"/>
+        <w:tblLook w:val="04A0" w:firstRow="1" w:lastRow="0" w:firstColumn="1" w:lastColumn="0" w:noHBand="0" w:noVBand="1"/>
       </w:tblPr>
       <w:tblGrid>
         <w:gridCol w:w="1882"/>
@@ -18931,7 +18931,7 @@
       <w:pPr>
         <w:pStyle w:val="Heading2"/>
       </w:pPr>
-      <w:bookmarkStart w:id="40" w:name="_Toc240920645"/>
+      <w:bookmarkStart w:id="40" w:name="_Toc240923792"/>
       <w:r>
         <w:t>8.24 Auto-fill review screen</w:t>
       </w:r>
@@ -18994,7 +18994,7 @@
           <w:left w:w="10" w:type="dxa"/>
           <w:right w:w="10" w:type="dxa"/>
         </w:tblCellMar>
-        <w:tblLook w:val="0000" w:firstRow="0" w:lastRow="0" w:firstColumn="0" w:lastColumn="0" w:noHBand="0" w:noVBand="0"/>
+        <w:tblLook w:val="04A0" w:firstRow="1" w:lastRow="0" w:firstColumn="1" w:lastColumn="0" w:noHBand="0" w:noVBand="1"/>
       </w:tblPr>
       <w:tblGrid>
         <w:gridCol w:w="1882"/>
@@ -19235,7 +19235,7 @@
       <w:pPr>
         <w:pStyle w:val="Heading2"/>
       </w:pPr>
-      <w:bookmarkStart w:id="41" w:name="_Toc240920646"/>
+      <w:bookmarkStart w:id="41" w:name="_Toc240923793"/>
       <w:r>
         <w:t>8.25 Completed forms (Form PDFs)</w:t>
       </w:r>
@@ -19298,7 +19298,7 @@
           <w:left w:w="10" w:type="dxa"/>
           <w:right w:w="10" w:type="dxa"/>
         </w:tblCellMar>
-        <w:tblLook w:val="0000" w:firstRow="0" w:lastRow="0" w:firstColumn="0" w:lastColumn="0" w:noHBand="0" w:noVBand="0"/>
+        <w:tblLook w:val="04A0" w:firstRow="1" w:lastRow="0" w:firstColumn="1" w:lastColumn="0" w:noHBand="0" w:noVBand="1"/>
       </w:tblPr>
       <w:tblGrid>
         <w:gridCol w:w="1882"/>
@@ -19965,7 +19965,7 @@
       <w:pPr>
         <w:pStyle w:val="Heading2"/>
       </w:pPr>
-      <w:bookmarkStart w:id="42" w:name="_Toc240920647"/>
+      <w:bookmarkStart w:id="42" w:name="_Toc240923794"/>
       <w:r>
         <w:t>8.26 Cost Dashboard</w:t>
       </w:r>
@@ -20028,7 +20028,7 @@
           <w:left w:w="10" w:type="dxa"/>
           <w:right w:w="10" w:type="dxa"/>
         </w:tblCellMar>
-        <w:tblLook w:val="0000" w:firstRow="0" w:lastRow="0" w:firstColumn="0" w:lastColumn="0" w:noHBand="0" w:noVBand="0"/>
+        <w:tblLook w:val="04A0" w:firstRow="1" w:lastRow="0" w:firstColumn="1" w:lastColumn="0" w:noHBand="0" w:noVBand="1"/>
       </w:tblPr>
       <w:tblGrid>
         <w:gridCol w:w="1882"/>
@@ -20485,96 +20485,10 @@
 <file path=word/numbering.xml><?xml version="1.0" encoding="utf-8"?>
 <w:numbering xmlns:wpc="http://schemas.microsoft.com/office/word/2010/wordprocessingCanvas" xmlns:cx="http://schemas.microsoft.com/office/drawing/2014/chartex" xmlns:cx1="http://schemas.microsoft.com/office/drawing/2015/9/8/chartex" xmlns:cx2="http://schemas.microsoft.com/office/drawing/2015/10/21/chartex" xmlns:cx3="http://schemas.microsoft.com/office/drawing/2016/5/9/chartex" xmlns:cx4="http://schemas.microsoft.com/office/drawing/2016/5/10/chartex" xmlns:cx5="http://schemas.microsoft.com/office/drawing/2016/5/11/chartex" xmlns:cx6="http://schemas.microsoft.com/office/drawing/2016/5/12/chartex" xmlns:cx7="http://schemas.microsoft.com/office/drawing/2016/5/13/chartex" xmlns:cx8="http://schemas.microsoft.com/office/drawing/2016/5/14/chartex" xmlns:mc="http://schemas.openxmlformats.org/markup-compatibility/2006" xmlns:aink="http://schemas.microsoft.com/office/drawing/2016/ink" xmlns:am3d="http://schemas.microsoft.com/office/drawing/2017/model3d" xmlns:o="urn:schemas-microsoft-com:office:office" xmlns:oel="http://schemas.microsoft.com/office/2019/extlst" xmlns:r="http://schemas.openxmlformats.org/officeDocument/2006/relationships" xmlns:m="http://schemas.openxmlformats.org/officeDocument/2006/math" xmlns:v="urn:schemas-microsoft-com:vml" xmlns:wp14="http://schemas.microsoft.com/office/word/2010/wordprocessingDrawing" xmlns:wp="http://schemas.openxmlformats.org/drawingml/2006/wordprocessingDrawing" xmlns:w10="urn:schemas-microsoft-com:office:word" xmlns:w="http://schemas.openxmlformats.org/wordprocessingml/2006/main" xmlns:w14="http://schemas.microsoft.com/office/word/2010/wordml" xmlns:w15="http://schemas.microsoft.com/office/word/2012/wordml" xmlns:w16cex="http://schemas.microsoft.com/office/word/2018/wordml/cex" xmlns:w16cid="http://schemas.microsoft.com/office/word/2016/wordml/cid" xmlns:w16="http://schemas.microsoft.com/office/word/2018/wordml" xmlns:w16sdtdh="http://schemas.microsoft.com/office/word/2020/wordml/sdtdatahash" xmlns:w16se="http://schemas.microsoft.com/office/word/2015/wordml/symex" xmlns:wpg="http://schemas.microsoft.com/office/word/2010/wordprocessingGroup" xmlns:wpi="http://schemas.microsoft.com/office/word/2010/wordprocessingInk" xmlns:wne="http://schemas.microsoft.com/office/word/2006/wordml" xmlns:wps="http://schemas.microsoft.com/office/word/2010/wordprocessingShape" mc:Ignorable="w14 w15 w16se w16cid w16 w16cex w16sdtdh wp14">
   <w:abstractNum w:abstractNumId="0" w15:restartNumberingAfterBreak="0">
-    <w:nsid w:val="07033028"/>
+    <w:nsid w:val="057A5ADE"/>
     <w:multiLevelType w:val="hybridMultilevel"/>
-    <w:tmpl w:val="620A6E5A"/>
-    <w:lvl w:ilvl="0" w:tplc="D11827A8">
-      <w:start w:val="1"/>
-      <w:numFmt w:val="bullet"/>
-      <w:lvlText w:val="●"/>
-      <w:lvlJc w:val="left"/>
-      <w:pPr>
-        <w:ind w:left="720" w:hanging="360"/>
-      </w:pPr>
-    </w:lvl>
-    <w:lvl w:ilvl="1" w:tplc="B4BAE962">
-      <w:start w:val="1"/>
-      <w:numFmt w:val="bullet"/>
-      <w:lvlText w:val="○"/>
-      <w:lvlJc w:val="left"/>
-      <w:pPr>
-        <w:ind w:left="1440" w:hanging="360"/>
-      </w:pPr>
-    </w:lvl>
-    <w:lvl w:ilvl="2" w:tplc="F8A0BBEA">
-      <w:start w:val="1"/>
-      <w:numFmt w:val="bullet"/>
-      <w:lvlText w:val="■"/>
-      <w:lvlJc w:val="left"/>
-      <w:pPr>
-        <w:ind w:left="2160" w:hanging="360"/>
-      </w:pPr>
-    </w:lvl>
-    <w:lvl w:ilvl="3" w:tplc="7026D2E2">
-      <w:start w:val="1"/>
-      <w:numFmt w:val="bullet"/>
-      <w:lvlText w:val="●"/>
-      <w:lvlJc w:val="left"/>
-      <w:pPr>
-        <w:ind w:left="2880" w:hanging="360"/>
-      </w:pPr>
-    </w:lvl>
-    <w:lvl w:ilvl="4" w:tplc="C7102760">
-      <w:start w:val="1"/>
-      <w:numFmt w:val="bullet"/>
-      <w:lvlText w:val="○"/>
-      <w:lvlJc w:val="left"/>
-      <w:pPr>
-        <w:ind w:left="3600" w:hanging="360"/>
-      </w:pPr>
-    </w:lvl>
-    <w:lvl w:ilvl="5" w:tplc="18A4A00C">
-      <w:start w:val="1"/>
-      <w:numFmt w:val="bullet"/>
-      <w:lvlText w:val="■"/>
-      <w:lvlJc w:val="left"/>
-      <w:pPr>
-        <w:ind w:left="4320" w:hanging="360"/>
-      </w:pPr>
-    </w:lvl>
-    <w:lvl w:ilvl="6" w:tplc="879AA334">
-      <w:start w:val="1"/>
-      <w:numFmt w:val="bullet"/>
-      <w:lvlText w:val="●"/>
-      <w:lvlJc w:val="left"/>
-      <w:pPr>
-        <w:ind w:left="5040" w:hanging="360"/>
-      </w:pPr>
-    </w:lvl>
-    <w:lvl w:ilvl="7" w:tplc="7AAECBAE">
-      <w:start w:val="1"/>
-      <w:numFmt w:val="bullet"/>
-      <w:lvlText w:val="●"/>
-      <w:lvlJc w:val="left"/>
-      <w:pPr>
-        <w:ind w:left="5760" w:hanging="360"/>
-      </w:pPr>
-    </w:lvl>
-    <w:lvl w:ilvl="8" w:tplc="4F90A39E">
-      <w:start w:val="1"/>
-      <w:numFmt w:val="bullet"/>
-      <w:lvlText w:val="●"/>
-      <w:lvlJc w:val="left"/>
-      <w:pPr>
-        <w:ind w:left="6480" w:hanging="360"/>
-      </w:pPr>
-    </w:lvl>
-  </w:abstractNum>
-  <w:abstractNum w:abstractNumId="1" w15:restartNumberingAfterBreak="0">
-    <w:nsid w:val="25404116"/>
-    <w:multiLevelType w:val="hybridMultilevel"/>
-    <w:tmpl w:val="5CE0891A"/>
-    <w:lvl w:ilvl="0" w:tplc="16FAC622">
+    <w:tmpl w:val="9AD2FFB4"/>
+    <w:lvl w:ilvl="0" w:tplc="47D05938">
       <w:start w:val="1"/>
       <w:numFmt w:val="decimal"/>
       <w:lvlText w:val="%1."/>
@@ -20588,110 +20502,314 @@
         <w:color w:val="A67C27"/>
       </w:rPr>
     </w:lvl>
-    <w:lvl w:ilvl="1" w:tplc="88801086">
+    <w:lvl w:ilvl="1" w:tplc="26364458">
       <w:numFmt w:val="decimal"/>
       <w:lvlText w:val=""/>
       <w:lvlJc w:val="left"/>
     </w:lvl>
-    <w:lvl w:ilvl="2" w:tplc="673A75D4">
+    <w:lvl w:ilvl="2" w:tplc="47DADEB8">
       <w:numFmt w:val="decimal"/>
       <w:lvlText w:val=""/>
       <w:lvlJc w:val="left"/>
     </w:lvl>
-    <w:lvl w:ilvl="3" w:tplc="EB141E62">
+    <w:lvl w:ilvl="3" w:tplc="BD4471C8">
       <w:numFmt w:val="decimal"/>
       <w:lvlText w:val=""/>
       <w:lvlJc w:val="left"/>
     </w:lvl>
-    <w:lvl w:ilvl="4" w:tplc="EDF68EF6">
+    <w:lvl w:ilvl="4" w:tplc="8334D53C">
       <w:numFmt w:val="decimal"/>
       <w:lvlText w:val=""/>
       <w:lvlJc w:val="left"/>
     </w:lvl>
-    <w:lvl w:ilvl="5" w:tplc="EF1A3F06">
+    <w:lvl w:ilvl="5" w:tplc="EBCE005E">
       <w:numFmt w:val="decimal"/>
       <w:lvlText w:val=""/>
       <w:lvlJc w:val="left"/>
     </w:lvl>
-    <w:lvl w:ilvl="6" w:tplc="261EA0B0">
+    <w:lvl w:ilvl="6" w:tplc="67A0F9B2">
       <w:numFmt w:val="decimal"/>
       <w:lvlText w:val=""/>
       <w:lvlJc w:val="left"/>
     </w:lvl>
-    <w:lvl w:ilvl="7" w:tplc="04768E04">
+    <w:lvl w:ilvl="7" w:tplc="AC2809A4">
       <w:numFmt w:val="decimal"/>
       <w:lvlText w:val=""/>
       <w:lvlJc w:val="left"/>
     </w:lvl>
-    <w:lvl w:ilvl="8" w:tplc="95C42154">
+    <w:lvl w:ilvl="8" w:tplc="41444D78">
+      <w:numFmt w:val="decimal"/>
+      <w:lvlText w:val=""/>
+      <w:lvlJc w:val="left"/>
+    </w:lvl>
+  </w:abstractNum>
+  <w:abstractNum w:abstractNumId="1" w15:restartNumberingAfterBreak="0">
+    <w:nsid w:val="0D5953D5"/>
+    <w:multiLevelType w:val="hybridMultilevel"/>
+    <w:tmpl w:val="A5CC1A50"/>
+    <w:lvl w:ilvl="0" w:tplc="D96E06E4">
+      <w:start w:val="1"/>
+      <w:numFmt w:val="decimal"/>
+      <w:lvlText w:val="%1."/>
+      <w:lvlJc w:val="left"/>
+      <w:pPr>
+        <w:ind w:left="460" w:hanging="360"/>
+      </w:pPr>
+      <w:rPr>
+        <w:b/>
+        <w:bCs/>
+        <w:color w:val="A67C27"/>
+      </w:rPr>
+    </w:lvl>
+    <w:lvl w:ilvl="1" w:tplc="BB50825E">
+      <w:numFmt w:val="decimal"/>
+      <w:lvlText w:val=""/>
+      <w:lvlJc w:val="left"/>
+    </w:lvl>
+    <w:lvl w:ilvl="2" w:tplc="B1EC21F8">
+      <w:numFmt w:val="decimal"/>
+      <w:lvlText w:val=""/>
+      <w:lvlJc w:val="left"/>
+    </w:lvl>
+    <w:lvl w:ilvl="3" w:tplc="B05655A4">
+      <w:numFmt w:val="decimal"/>
+      <w:lvlText w:val=""/>
+      <w:lvlJc w:val="left"/>
+    </w:lvl>
+    <w:lvl w:ilvl="4" w:tplc="EC368BA0">
+      <w:numFmt w:val="decimal"/>
+      <w:lvlText w:val=""/>
+      <w:lvlJc w:val="left"/>
+    </w:lvl>
+    <w:lvl w:ilvl="5" w:tplc="EBF6FA5C">
+      <w:numFmt w:val="decimal"/>
+      <w:lvlText w:val=""/>
+      <w:lvlJc w:val="left"/>
+    </w:lvl>
+    <w:lvl w:ilvl="6" w:tplc="2B26C12E">
+      <w:numFmt w:val="decimal"/>
+      <w:lvlText w:val=""/>
+      <w:lvlJc w:val="left"/>
+    </w:lvl>
+    <w:lvl w:ilvl="7" w:tplc="B8FE6BB0">
+      <w:numFmt w:val="decimal"/>
+      <w:lvlText w:val=""/>
+      <w:lvlJc w:val="left"/>
+    </w:lvl>
+    <w:lvl w:ilvl="8" w:tplc="A822B766">
       <w:numFmt w:val="decimal"/>
       <w:lvlText w:val=""/>
       <w:lvlJc w:val="left"/>
     </w:lvl>
   </w:abstractNum>
   <w:abstractNum w:abstractNumId="2" w15:restartNumberingAfterBreak="0">
-    <w:nsid w:val="291666FB"/>
+    <w:nsid w:val="404D7F53"/>
     <w:multiLevelType w:val="hybridMultilevel"/>
-    <w:tmpl w:val="062C3868"/>
-    <w:lvl w:ilvl="0" w:tplc="80001670">
+    <w:tmpl w:val="DD385D50"/>
+    <w:lvl w:ilvl="0" w:tplc="5ED474F0">
       <w:start w:val="1"/>
-      <w:numFmt w:val="bullet"/>
-      <w:lvlText w:val="•"/>
+      <w:numFmt w:val="decimal"/>
+      <w:lvlText w:val="%1."/>
       <w:lvlJc w:val="left"/>
       <w:pPr>
-        <w:ind w:left="460" w:hanging="280"/>
-      </w:pPr>
+        <w:ind w:left="460" w:hanging="360"/>
+      </w:pPr>
+      <w:rPr>
+        <w:b/>
+        <w:bCs/>
+        <w:color w:val="A67C27"/>
+      </w:rPr>
     </w:lvl>
-    <w:lvl w:ilvl="1" w:tplc="28E2DF24">
-      <w:start w:val="1"/>
-      <w:numFmt w:val="bullet"/>
-      <w:lvlText w:val="–"/>
-      <w:lvlJc w:val="left"/>
-      <w:pPr>
-        <w:ind w:left="900" w:hanging="280"/>
-      </w:pPr>
-    </w:lvl>
-    <w:lvl w:ilvl="2" w:tplc="21B458B4">
+    <w:lvl w:ilvl="1" w:tplc="A8288F7A">
       <w:numFmt w:val="decimal"/>
       <w:lvlText w:val=""/>
       <w:lvlJc w:val="left"/>
     </w:lvl>
-    <w:lvl w:ilvl="3" w:tplc="4346370E">
+    <w:lvl w:ilvl="2" w:tplc="CA328C22">
       <w:numFmt w:val="decimal"/>
       <w:lvlText w:val=""/>
       <w:lvlJc w:val="left"/>
     </w:lvl>
-    <w:lvl w:ilvl="4" w:tplc="77FA2BDA">
+    <w:lvl w:ilvl="3" w:tplc="755E16FE">
       <w:numFmt w:val="decimal"/>
       <w:lvlText w:val=""/>
       <w:lvlJc w:val="left"/>
     </w:lvl>
-    <w:lvl w:ilvl="5" w:tplc="9F12F002">
+    <w:lvl w:ilvl="4" w:tplc="7514EDC8">
       <w:numFmt w:val="decimal"/>
       <w:lvlText w:val=""/>
       <w:lvlJc w:val="left"/>
     </w:lvl>
-    <w:lvl w:ilvl="6" w:tplc="263A082A">
+    <w:lvl w:ilvl="5" w:tplc="BBB47650">
       <w:numFmt w:val="decimal"/>
       <w:lvlText w:val=""/>
       <w:lvlJc w:val="left"/>
     </w:lvl>
-    <w:lvl w:ilvl="7" w:tplc="B1C8B42C">
+    <w:lvl w:ilvl="6" w:tplc="55864B5E">
       <w:numFmt w:val="decimal"/>
       <w:lvlText w:val=""/>
       <w:lvlJc w:val="left"/>
     </w:lvl>
-    <w:lvl w:ilvl="8" w:tplc="7E32D946">
+    <w:lvl w:ilvl="7" w:tplc="A3AA292E">
+      <w:numFmt w:val="decimal"/>
+      <w:lvlText w:val=""/>
+      <w:lvlJc w:val="left"/>
+    </w:lvl>
+    <w:lvl w:ilvl="8" w:tplc="4D5643CC">
       <w:numFmt w:val="decimal"/>
       <w:lvlText w:val=""/>
       <w:lvlJc w:val="left"/>
     </w:lvl>
   </w:abstractNum>
   <w:abstractNum w:abstractNumId="3" w15:restartNumberingAfterBreak="0">
-    <w:nsid w:val="29B42801"/>
+    <w:nsid w:val="4E0E36F7"/>
     <w:multiLevelType w:val="hybridMultilevel"/>
-    <w:tmpl w:val="E190FCD6"/>
-    <w:lvl w:ilvl="0" w:tplc="5B4A7756">
+    <w:tmpl w:val="E0909F4A"/>
+    <w:lvl w:ilvl="0" w:tplc="502633BA">
+      <w:start w:val="1"/>
+      <w:numFmt w:val="bullet"/>
+      <w:lvlText w:val="●"/>
+      <w:lvlJc w:val="left"/>
+      <w:pPr>
+        <w:ind w:left="720" w:hanging="360"/>
+      </w:pPr>
+    </w:lvl>
+    <w:lvl w:ilvl="1" w:tplc="CFE29EA0">
+      <w:start w:val="1"/>
+      <w:numFmt w:val="bullet"/>
+      <w:lvlText w:val="○"/>
+      <w:lvlJc w:val="left"/>
+      <w:pPr>
+        <w:ind w:left="1440" w:hanging="360"/>
+      </w:pPr>
+    </w:lvl>
+    <w:lvl w:ilvl="2" w:tplc="09100892">
+      <w:start w:val="1"/>
+      <w:numFmt w:val="bullet"/>
+      <w:lvlText w:val="■"/>
+      <w:lvlJc w:val="left"/>
+      <w:pPr>
+        <w:ind w:left="2160" w:hanging="360"/>
+      </w:pPr>
+    </w:lvl>
+    <w:lvl w:ilvl="3" w:tplc="3DB4B2E0">
+      <w:start w:val="1"/>
+      <w:numFmt w:val="bullet"/>
+      <w:lvlText w:val="●"/>
+      <w:lvlJc w:val="left"/>
+      <w:pPr>
+        <w:ind w:left="2880" w:hanging="360"/>
+      </w:pPr>
+    </w:lvl>
+    <w:lvl w:ilvl="4" w:tplc="C2B8BF40">
+      <w:start w:val="1"/>
+      <w:numFmt w:val="bullet"/>
+      <w:lvlText w:val="○"/>
+      <w:lvlJc w:val="left"/>
+      <w:pPr>
+        <w:ind w:left="3600" w:hanging="360"/>
+      </w:pPr>
+    </w:lvl>
+    <w:lvl w:ilvl="5" w:tplc="8BBC2430">
+      <w:start w:val="1"/>
+      <w:numFmt w:val="bullet"/>
+      <w:lvlText w:val="■"/>
+      <w:lvlJc w:val="left"/>
+      <w:pPr>
+        <w:ind w:left="4320" w:hanging="360"/>
+      </w:pPr>
+    </w:lvl>
+    <w:lvl w:ilvl="6" w:tplc="C00E5532">
+      <w:start w:val="1"/>
+      <w:numFmt w:val="bullet"/>
+      <w:lvlText w:val="●"/>
+      <w:lvlJc w:val="left"/>
+      <w:pPr>
+        <w:ind w:left="5040" w:hanging="360"/>
+      </w:pPr>
+    </w:lvl>
+    <w:lvl w:ilvl="7" w:tplc="C026FE84">
+      <w:start w:val="1"/>
+      <w:numFmt w:val="bullet"/>
+      <w:lvlText w:val="●"/>
+      <w:lvlJc w:val="left"/>
+      <w:pPr>
+        <w:ind w:left="5760" w:hanging="360"/>
+      </w:pPr>
+    </w:lvl>
+    <w:lvl w:ilvl="8" w:tplc="D7D00534">
+      <w:start w:val="1"/>
+      <w:numFmt w:val="bullet"/>
+      <w:lvlText w:val="●"/>
+      <w:lvlJc w:val="left"/>
+      <w:pPr>
+        <w:ind w:left="6480" w:hanging="360"/>
+      </w:pPr>
+    </w:lvl>
+  </w:abstractNum>
+  <w:abstractNum w:abstractNumId="4" w15:restartNumberingAfterBreak="0">
+    <w:nsid w:val="65E70EF1"/>
+    <w:multiLevelType w:val="hybridMultilevel"/>
+    <w:tmpl w:val="E6805F68"/>
+    <w:lvl w:ilvl="0" w:tplc="756877D2">
+      <w:start w:val="1"/>
+      <w:numFmt w:val="bullet"/>
+      <w:lvlText w:val="•"/>
+      <w:lvlJc w:val="left"/>
+      <w:pPr>
+        <w:ind w:left="460" w:hanging="280"/>
+      </w:pPr>
+    </w:lvl>
+    <w:lvl w:ilvl="1" w:tplc="372E4908">
+      <w:start w:val="1"/>
+      <w:numFmt w:val="bullet"/>
+      <w:lvlText w:val="–"/>
+      <w:lvlJc w:val="left"/>
+      <w:pPr>
+        <w:ind w:left="900" w:hanging="280"/>
+      </w:pPr>
+    </w:lvl>
+    <w:lvl w:ilvl="2" w:tplc="25A6A316">
+      <w:numFmt w:val="decimal"/>
+      <w:lvlText w:val=""/>
+      <w:lvlJc w:val="left"/>
+    </w:lvl>
+    <w:lvl w:ilvl="3" w:tplc="15443E80">
+      <w:numFmt w:val="decimal"/>
+      <w:lvlText w:val=""/>
+      <w:lvlJc w:val="left"/>
+    </w:lvl>
+    <w:lvl w:ilvl="4" w:tplc="17D6F1A0">
+      <w:numFmt w:val="decimal"/>
+      <w:lvlText w:val=""/>
+      <w:lvlJc w:val="left"/>
+    </w:lvl>
+    <w:lvl w:ilvl="5" w:tplc="3642F7A0">
+      <w:numFmt w:val="decimal"/>
+      <w:lvlText w:val=""/>
+      <w:lvlJc w:val="left"/>
+    </w:lvl>
+    <w:lvl w:ilvl="6" w:tplc="3CDC4914">
+      <w:numFmt w:val="decimal"/>
+      <w:lvlText w:val=""/>
+      <w:lvlJc w:val="left"/>
+    </w:lvl>
+    <w:lvl w:ilvl="7" w:tplc="09C4FF22">
+      <w:numFmt w:val="decimal"/>
+      <w:lvlText w:val=""/>
+      <w:lvlJc w:val="left"/>
+    </w:lvl>
+    <w:lvl w:ilvl="8" w:tplc="474A6B9A">
+      <w:numFmt w:val="decimal"/>
+      <w:lvlText w:val=""/>
+      <w:lvlJc w:val="left"/>
+    </w:lvl>
+  </w:abstractNum>
+  <w:abstractNum w:abstractNumId="5" w15:restartNumberingAfterBreak="0">
+    <w:nsid w:val="67932E7A"/>
+    <w:multiLevelType w:val="hybridMultilevel"/>
+    <w:tmpl w:val="6E74EAB0"/>
+    <w:lvl w:ilvl="0" w:tplc="27F4388A">
       <w:start w:val="1"/>
       <w:numFmt w:val="decimal"/>
       <w:lvlText w:val="%1."/>
@@ -20705,52 +20823,52 @@
         <w:color w:val="A67C27"/>
       </w:rPr>
     </w:lvl>
-    <w:lvl w:ilvl="1" w:tplc="C10C68F2">
+    <w:lvl w:ilvl="1" w:tplc="55F892D8">
       <w:numFmt w:val="decimal"/>
       <w:lvlText w:val=""/>
       <w:lvlJc w:val="left"/>
     </w:lvl>
-    <w:lvl w:ilvl="2" w:tplc="6EF660E8">
+    <w:lvl w:ilvl="2" w:tplc="E92CD764">
       <w:numFmt w:val="decimal"/>
       <w:lvlText w:val=""/>
       <w:lvlJc w:val="left"/>
     </w:lvl>
-    <w:lvl w:ilvl="3" w:tplc="1D1C2C84">
+    <w:lvl w:ilvl="3" w:tplc="A9A6C6F2">
       <w:numFmt w:val="decimal"/>
       <w:lvlText w:val=""/>
       <w:lvlJc w:val="left"/>
     </w:lvl>
-    <w:lvl w:ilvl="4" w:tplc="07CC92F8">
+    <w:lvl w:ilvl="4" w:tplc="C9100330">
       <w:numFmt w:val="decimal"/>
       <w:lvlText w:val=""/>
       <w:lvlJc w:val="left"/>
     </w:lvl>
-    <w:lvl w:ilvl="5" w:tplc="DF64B25E">
+    <w:lvl w:ilvl="5" w:tplc="8EE69FB0">
       <w:numFmt w:val="decimal"/>
       <w:lvlText w:val=""/>
       <w:lvlJc w:val="left"/>
     </w:lvl>
-    <w:lvl w:ilvl="6" w:tplc="57CC8D88">
+    <w:lvl w:ilvl="6" w:tplc="B3D0D35A">
       <w:numFmt w:val="decimal"/>
       <w:lvlText w:val=""/>
       <w:lvlJc w:val="left"/>
     </w:lvl>
-    <w:lvl w:ilvl="7" w:tplc="0118397E">
+    <w:lvl w:ilvl="7" w:tplc="C324CC64">
       <w:numFmt w:val="decimal"/>
       <w:lvlText w:val=""/>
       <w:lvlJc w:val="left"/>
     </w:lvl>
-    <w:lvl w:ilvl="8" w:tplc="0D585C1E">
+    <w:lvl w:ilvl="8" w:tplc="C278E9CC">
       <w:numFmt w:val="decimal"/>
       <w:lvlText w:val=""/>
       <w:lvlJc w:val="left"/>
     </w:lvl>
   </w:abstractNum>
-  <w:abstractNum w:abstractNumId="4" w15:restartNumberingAfterBreak="0">
-    <w:nsid w:val="33D2359E"/>
+  <w:abstractNum w:abstractNumId="6" w15:restartNumberingAfterBreak="0">
+    <w:nsid w:val="7EBC485E"/>
     <w:multiLevelType w:val="hybridMultilevel"/>
-    <w:tmpl w:val="7C900ED8"/>
-    <w:lvl w:ilvl="0" w:tplc="D17071FC">
+    <w:tmpl w:val="28B2AEF0"/>
+    <w:lvl w:ilvl="0" w:tplc="DAD22E2A">
       <w:start w:val="1"/>
       <w:numFmt w:val="decimal"/>
       <w:lvlText w:val="%1."/>
@@ -20764,203 +20882,85 @@
         <w:color w:val="A67C27"/>
       </w:rPr>
     </w:lvl>
-    <w:lvl w:ilvl="1" w:tplc="4184C0CC">
+    <w:lvl w:ilvl="1" w:tplc="54E40E5E">
       <w:numFmt w:val="decimal"/>
       <w:lvlText w:val=""/>
       <w:lvlJc w:val="left"/>
     </w:lvl>
-    <w:lvl w:ilvl="2" w:tplc="DF9638FE">
+    <w:lvl w:ilvl="2" w:tplc="8258E040">
       <w:numFmt w:val="decimal"/>
       <w:lvlText w:val=""/>
       <w:lvlJc w:val="left"/>
     </w:lvl>
-    <w:lvl w:ilvl="3" w:tplc="CAE42BCC">
+    <w:lvl w:ilvl="3" w:tplc="A2BEEC82">
       <w:numFmt w:val="decimal"/>
       <w:lvlText w:val=""/>
       <w:lvlJc w:val="left"/>
     </w:lvl>
-    <w:lvl w:ilvl="4" w:tplc="900E01AE">
+    <w:lvl w:ilvl="4" w:tplc="BF8CFD94">
       <w:numFmt w:val="decimal"/>
       <w:lvlText w:val=""/>
       <w:lvlJc w:val="left"/>
     </w:lvl>
-    <w:lvl w:ilvl="5" w:tplc="D7B01140">
+    <w:lvl w:ilvl="5" w:tplc="BF00D798">
       <w:numFmt w:val="decimal"/>
       <w:lvlText w:val=""/>
       <w:lvlJc w:val="left"/>
     </w:lvl>
-    <w:lvl w:ilvl="6" w:tplc="2CD691B2">
+    <w:lvl w:ilvl="6" w:tplc="79844E54">
       <w:numFmt w:val="decimal"/>
       <w:lvlText w:val=""/>
       <w:lvlJc w:val="left"/>
     </w:lvl>
-    <w:lvl w:ilvl="7" w:tplc="014AB4C6">
+    <w:lvl w:ilvl="7" w:tplc="75445710">
       <w:numFmt w:val="decimal"/>
       <w:lvlText w:val=""/>
       <w:lvlJc w:val="left"/>
     </w:lvl>
-    <w:lvl w:ilvl="8" w:tplc="C712A598">
+    <w:lvl w:ilvl="8" w:tplc="7E4CC7DC">
       <w:numFmt w:val="decimal"/>
       <w:lvlText w:val=""/>
       <w:lvlJc w:val="left"/>
     </w:lvl>
   </w:abstractNum>
-  <w:abstractNum w:abstractNumId="5" w15:restartNumberingAfterBreak="0">
-    <w:nsid w:val="3DDB3B62"/>
-    <w:multiLevelType w:val="hybridMultilevel"/>
-    <w:tmpl w:val="B91A8D60"/>
-    <w:lvl w:ilvl="0" w:tplc="4164ECBA">
-      <w:start w:val="1"/>
-      <w:numFmt w:val="decimal"/>
-      <w:lvlText w:val="%1."/>
-      <w:lvlJc w:val="left"/>
-      <w:pPr>
-        <w:ind w:left="460" w:hanging="360"/>
-      </w:pPr>
-      <w:rPr>
-        <w:b/>
-        <w:bCs/>
-        <w:color w:val="A67C27"/>
-      </w:rPr>
-    </w:lvl>
-    <w:lvl w:ilvl="1" w:tplc="4764525E">
-      <w:numFmt w:val="decimal"/>
-      <w:lvlText w:val=""/>
-      <w:lvlJc w:val="left"/>
-    </w:lvl>
-    <w:lvl w:ilvl="2" w:tplc="6EDA1866">
-      <w:numFmt w:val="decimal"/>
-      <w:lvlText w:val=""/>
-      <w:lvlJc w:val="left"/>
-    </w:lvl>
-    <w:lvl w:ilvl="3" w:tplc="5E50A6E0">
-      <w:numFmt w:val="decimal"/>
-      <w:lvlText w:val=""/>
-      <w:lvlJc w:val="left"/>
-    </w:lvl>
-    <w:lvl w:ilvl="4" w:tplc="52F01E04">
-      <w:numFmt w:val="decimal"/>
-      <w:lvlText w:val=""/>
-      <w:lvlJc w:val="left"/>
-    </w:lvl>
-    <w:lvl w:ilvl="5" w:tplc="EC2260DA">
-      <w:numFmt w:val="decimal"/>
-      <w:lvlText w:val=""/>
-      <w:lvlJc w:val="left"/>
-    </w:lvl>
-    <w:lvl w:ilvl="6" w:tplc="0D525554">
-      <w:numFmt w:val="decimal"/>
-      <w:lvlText w:val=""/>
-      <w:lvlJc w:val="left"/>
-    </w:lvl>
-    <w:lvl w:ilvl="7" w:tplc="FF2266EA">
-      <w:numFmt w:val="decimal"/>
-      <w:lvlText w:val=""/>
-      <w:lvlJc w:val="left"/>
-    </w:lvl>
-    <w:lvl w:ilvl="8" w:tplc="7682C100">
-      <w:numFmt w:val="decimal"/>
-      <w:lvlText w:val=""/>
-      <w:lvlJc w:val="left"/>
-    </w:lvl>
-  </w:abstractNum>
-  <w:abstractNum w:abstractNumId="6" w15:restartNumberingAfterBreak="0">
-    <w:nsid w:val="533D023A"/>
-    <w:multiLevelType w:val="hybridMultilevel"/>
-    <w:tmpl w:val="2A822A74"/>
-    <w:lvl w:ilvl="0" w:tplc="09927A10">
-      <w:start w:val="1"/>
-      <w:numFmt w:val="decimal"/>
-      <w:lvlText w:val="%1."/>
-      <w:lvlJc w:val="left"/>
-      <w:pPr>
-        <w:ind w:left="460" w:hanging="360"/>
-      </w:pPr>
-      <w:rPr>
-        <w:b/>
-        <w:bCs/>
-        <w:color w:val="A67C27"/>
-      </w:rPr>
-    </w:lvl>
-    <w:lvl w:ilvl="1" w:tplc="397CAE3C">
-      <w:numFmt w:val="decimal"/>
-      <w:lvlText w:val=""/>
-      <w:lvlJc w:val="left"/>
-    </w:lvl>
-    <w:lvl w:ilvl="2" w:tplc="AED0044E">
-      <w:numFmt w:val="decimal"/>
-      <w:lvlText w:val=""/>
-      <w:lvlJc w:val="left"/>
-    </w:lvl>
-    <w:lvl w:ilvl="3" w:tplc="96FA8F6C">
-      <w:numFmt w:val="decimal"/>
-      <w:lvlText w:val=""/>
-      <w:lvlJc w:val="left"/>
-    </w:lvl>
-    <w:lvl w:ilvl="4" w:tplc="A43ADE42">
-      <w:numFmt w:val="decimal"/>
-      <w:lvlText w:val=""/>
-      <w:lvlJc w:val="left"/>
-    </w:lvl>
-    <w:lvl w:ilvl="5" w:tplc="4B56A964">
-      <w:numFmt w:val="decimal"/>
-      <w:lvlText w:val=""/>
-      <w:lvlJc w:val="left"/>
-    </w:lvl>
-    <w:lvl w:ilvl="6" w:tplc="04A0D876">
-      <w:numFmt w:val="decimal"/>
-      <w:lvlText w:val=""/>
-      <w:lvlJc w:val="left"/>
-    </w:lvl>
-    <w:lvl w:ilvl="7" w:tplc="E9109D7A">
-      <w:numFmt w:val="decimal"/>
-      <w:lvlText w:val=""/>
-      <w:lvlJc w:val="left"/>
-    </w:lvl>
-    <w:lvl w:ilvl="8" w:tplc="F67A5136">
-      <w:numFmt w:val="decimal"/>
-      <w:lvlText w:val=""/>
-      <w:lvlJc w:val="left"/>
-    </w:lvl>
-  </w:abstractNum>
-  <w:num w:numId="1" w16cid:durableId="598562271">
+  <w:num w:numId="1" w16cid:durableId="802582015">
+    <w:abstractNumId w:val="3"/>
+    <w:lvlOverride w:ilvl="0">
+      <w:startOverride w:val="1"/>
+    </w:lvlOverride>
+  </w:num>
+  <w:num w:numId="2" w16cid:durableId="699362251">
+    <w:abstractNumId w:val="4"/>
+    <w:lvlOverride w:ilvl="0">
+      <w:startOverride w:val="1"/>
+    </w:lvlOverride>
+  </w:num>
+  <w:num w:numId="3" w16cid:durableId="895505586">
+    <w:abstractNumId w:val="6"/>
+    <w:lvlOverride w:ilvl="0">
+      <w:startOverride w:val="1"/>
+    </w:lvlOverride>
+  </w:num>
+  <w:num w:numId="4" w16cid:durableId="1515873674">
+    <w:abstractNumId w:val="1"/>
+    <w:lvlOverride w:ilvl="0">
+      <w:startOverride w:val="1"/>
+    </w:lvlOverride>
+  </w:num>
+  <w:num w:numId="5" w16cid:durableId="1383745693">
+    <w:abstractNumId w:val="5"/>
+    <w:lvlOverride w:ilvl="0">
+      <w:startOverride w:val="1"/>
+    </w:lvlOverride>
+  </w:num>
+  <w:num w:numId="6" w16cid:durableId="74938932">
     <w:abstractNumId w:val="0"/>
     <w:lvlOverride w:ilvl="0">
       <w:startOverride w:val="1"/>
     </w:lvlOverride>
   </w:num>
-  <w:num w:numId="2" w16cid:durableId="1036613051">
+  <w:num w:numId="7" w16cid:durableId="695885978">
     <w:abstractNumId w:val="2"/>
-    <w:lvlOverride w:ilvl="0">
-      <w:startOverride w:val="1"/>
-    </w:lvlOverride>
-  </w:num>
-  <w:num w:numId="3" w16cid:durableId="1128161447">
-    <w:abstractNumId w:val="5"/>
-    <w:lvlOverride w:ilvl="0">
-      <w:startOverride w:val="1"/>
-    </w:lvlOverride>
-  </w:num>
-  <w:num w:numId="4" w16cid:durableId="824786636">
-    <w:abstractNumId w:val="1"/>
-    <w:lvlOverride w:ilvl="0">
-      <w:startOverride w:val="1"/>
-    </w:lvlOverride>
-  </w:num>
-  <w:num w:numId="5" w16cid:durableId="985816769">
-    <w:abstractNumId w:val="6"/>
-    <w:lvlOverride w:ilvl="0">
-      <w:startOverride w:val="1"/>
-    </w:lvlOverride>
-  </w:num>
-  <w:num w:numId="6" w16cid:durableId="1392653499">
-    <w:abstractNumId w:val="4"/>
-    <w:lvlOverride w:ilvl="0">
-      <w:startOverride w:val="1"/>
-    </w:lvlOverride>
-  </w:num>
-  <w:num w:numId="7" w16cid:durableId="632709462">
-    <w:abstractNumId w:val="3"/>
     <w:lvlOverride w:ilvl="0">
       <w:startOverride w:val="1"/>
     </w:lvlOverride>
@@ -21585,7 +21585,7 @@
     <w:autoRedefine/>
     <w:uiPriority w:val="39"/>
     <w:unhideWhenUsed/>
-    <w:rsid w:val="00830AE2"/>
+    <w:rsid w:val="006F5208"/>
     <w:pPr>
       <w:spacing w:after="100"/>
     </w:pPr>
@@ -21597,7 +21597,7 @@
     <w:autoRedefine/>
     <w:uiPriority w:val="39"/>
     <w:unhideWhenUsed/>
-    <w:rsid w:val="00830AE2"/>
+    <w:rsid w:val="006F5208"/>
     <w:pPr>
       <w:spacing w:after="100"/>
       <w:ind w:left="210"/>

--- a/docs/manuals/Role_Guide_8_Supervisor.docx
+++ b/docs/manuals/Role_Guide_8_Supervisor.docx
@@ -469,7 +469,7 @@
                 <w:sz w:val="19"/>
                 <w:szCs w:val="19"/>
               </w:rPr>
-              <w:t>Version 1.8 · 21 September 2026</w:t>
+              <w:t>Version 1.9 · 22 September 2026</w:t>
             </w:r>
           </w:p>
         </w:tc>
@@ -538,7 +538,7 @@
     <w:sdt>
       <w:sdtPr>
         <w:alias w:val="Contents"/>
-        <w:id w:val="-854269478"/>
+        <w:id w:val="493611363"/>
       </w:sdtPr>
       <w:sdtEndPr/>
       <w:sdtContent>
@@ -567,7 +567,7 @@
           <w:r>
             <w:fldChar w:fldCharType="separate"/>
           </w:r>
-          <w:hyperlink w:anchor="_Toc240923752" w:history="1">
+          <w:hyperlink w:anchor="_Toc240961272" w:history="1">
             <w:r>
               <w:rPr>
                 <w:rStyle w:val="Hyperlink"/>
@@ -591,7 +591,7 @@
               <w:rPr>
                 <w:noProof/>
               </w:rPr>
-              <w:instrText xml:space="preserve"> PAGEREF _Toc240923752 \h </w:instrText>
+              <w:instrText xml:space="preserve"> PAGEREF _Toc240961272 \h </w:instrText>
             </w:r>
             <w:r>
               <w:rPr>
@@ -634,7 +634,7 @@
               <w14:ligatures w14:val="standardContextual"/>
             </w:rPr>
           </w:pPr>
-          <w:hyperlink w:anchor="_Toc240923753" w:history="1">
+          <w:hyperlink w:anchor="_Toc240961273" w:history="1">
             <w:r>
               <w:rPr>
                 <w:rStyle w:val="Hyperlink"/>
@@ -658,7 +658,7 @@
               <w:rPr>
                 <w:noProof/>
               </w:rPr>
-              <w:instrText xml:space="preserve"> PAGEREF _Toc240923753 \h </w:instrText>
+              <w:instrText xml:space="preserve"> PAGEREF _Toc240961273 \h </w:instrText>
             </w:r>
             <w:r>
               <w:rPr>
@@ -701,7 +701,7 @@
               <w14:ligatures w14:val="standardContextual"/>
             </w:rPr>
           </w:pPr>
-          <w:hyperlink w:anchor="_Toc240923754" w:history="1">
+          <w:hyperlink w:anchor="_Toc240961274" w:history="1">
             <w:r>
               <w:rPr>
                 <w:rStyle w:val="Hyperlink"/>
@@ -725,7 +725,7 @@
               <w:rPr>
                 <w:noProof/>
               </w:rPr>
-              <w:instrText xml:space="preserve"> PAGEREF _Toc240923754 \h </w:instrText>
+              <w:instrText xml:space="preserve"> PAGEREF _Toc240961274 \h </w:instrText>
             </w:r>
             <w:r>
               <w:rPr>
@@ -768,7 +768,7 @@
               <w14:ligatures w14:val="standardContextual"/>
             </w:rPr>
           </w:pPr>
-          <w:hyperlink w:anchor="_Toc240923755" w:history="1">
+          <w:hyperlink w:anchor="_Toc240961275" w:history="1">
             <w:r>
               <w:rPr>
                 <w:rStyle w:val="Hyperlink"/>
@@ -792,7 +792,7 @@
               <w:rPr>
                 <w:noProof/>
               </w:rPr>
-              <w:instrText xml:space="preserve"> PAGEREF _Toc240923755 \h </w:instrText>
+              <w:instrText xml:space="preserve"> PAGEREF _Toc240961275 \h </w:instrText>
             </w:r>
             <w:r>
               <w:rPr>
@@ -835,7 +835,7 @@
               <w14:ligatures w14:val="standardContextual"/>
             </w:rPr>
           </w:pPr>
-          <w:hyperlink w:anchor="_Toc240923756" w:history="1">
+          <w:hyperlink w:anchor="_Toc240961276" w:history="1">
             <w:r>
               <w:rPr>
                 <w:rStyle w:val="Hyperlink"/>
@@ -859,7 +859,7 @@
               <w:rPr>
                 <w:noProof/>
               </w:rPr>
-              <w:instrText xml:space="preserve"> PAGEREF _Toc240923756 \h </w:instrText>
+              <w:instrText xml:space="preserve"> PAGEREF _Toc240961276 \h </w:instrText>
             </w:r>
             <w:r>
               <w:rPr>
@@ -902,7 +902,7 @@
               <w14:ligatures w14:val="standardContextual"/>
             </w:rPr>
           </w:pPr>
-          <w:hyperlink w:anchor="_Toc240923757" w:history="1">
+          <w:hyperlink w:anchor="_Toc240961277" w:history="1">
             <w:r>
               <w:rPr>
                 <w:rStyle w:val="Hyperlink"/>
@@ -926,7 +926,7 @@
               <w:rPr>
                 <w:noProof/>
               </w:rPr>
-              <w:instrText xml:space="preserve"> PAGEREF _Toc240923757 \h </w:instrText>
+              <w:instrText xml:space="preserve"> PAGEREF _Toc240961277 \h </w:instrText>
             </w:r>
             <w:r>
               <w:rPr>
@@ -969,7 +969,7 @@
               <w14:ligatures w14:val="standardContextual"/>
             </w:rPr>
           </w:pPr>
-          <w:hyperlink w:anchor="_Toc240923758" w:history="1">
+          <w:hyperlink w:anchor="_Toc240961278" w:history="1">
             <w:r>
               <w:rPr>
                 <w:rStyle w:val="Hyperlink"/>
@@ -993,7 +993,7 @@
               <w:rPr>
                 <w:noProof/>
               </w:rPr>
-              <w:instrText xml:space="preserve"> PAGEREF _Toc240923758 \h </w:instrText>
+              <w:instrText xml:space="preserve"> PAGEREF _Toc240961278 \h </w:instrText>
             </w:r>
             <w:r>
               <w:rPr>
@@ -1036,7 +1036,7 @@
               <w14:ligatures w14:val="standardContextual"/>
             </w:rPr>
           </w:pPr>
-          <w:hyperlink w:anchor="_Toc240923759" w:history="1">
+          <w:hyperlink w:anchor="_Toc240961279" w:history="1">
             <w:r>
               <w:rPr>
                 <w:rStyle w:val="Hyperlink"/>
@@ -1060,7 +1060,7 @@
               <w:rPr>
                 <w:noProof/>
               </w:rPr>
-              <w:instrText xml:space="preserve"> PAGEREF _Toc240923759 \h </w:instrText>
+              <w:instrText xml:space="preserve"> PAGEREF _Toc240961279 \h </w:instrText>
             </w:r>
             <w:r>
               <w:rPr>
@@ -1103,7 +1103,7 @@
               <w14:ligatures w14:val="standardContextual"/>
             </w:rPr>
           </w:pPr>
-          <w:hyperlink w:anchor="_Toc240923760" w:history="1">
+          <w:hyperlink w:anchor="_Toc240961280" w:history="1">
             <w:r>
               <w:rPr>
                 <w:rStyle w:val="Hyperlink"/>
@@ -1127,7 +1127,7 @@
               <w:rPr>
                 <w:noProof/>
               </w:rPr>
-              <w:instrText xml:space="preserve"> PAGEREF _Toc240923760 \h </w:instrText>
+              <w:instrText xml:space="preserve"> PAGEREF _Toc240961280 \h </w:instrText>
             </w:r>
             <w:r>
               <w:rPr>
@@ -1170,7 +1170,7 @@
               <w14:ligatures w14:val="standardContextual"/>
             </w:rPr>
           </w:pPr>
-          <w:hyperlink w:anchor="_Toc240923761" w:history="1">
+          <w:hyperlink w:anchor="_Toc240961281" w:history="1">
             <w:r>
               <w:rPr>
                 <w:rStyle w:val="Hyperlink"/>
@@ -1194,7 +1194,7 @@
               <w:rPr>
                 <w:noProof/>
               </w:rPr>
-              <w:instrText xml:space="preserve"> PAGEREF _Toc240923761 \h </w:instrText>
+              <w:instrText xml:space="preserve"> PAGEREF _Toc240961281 \h </w:instrText>
             </w:r>
             <w:r>
               <w:rPr>
@@ -1237,7 +1237,7 @@
               <w14:ligatures w14:val="standardContextual"/>
             </w:rPr>
           </w:pPr>
-          <w:hyperlink w:anchor="_Toc240923762" w:history="1">
+          <w:hyperlink w:anchor="_Toc240961282" w:history="1">
             <w:r>
               <w:rPr>
                 <w:rStyle w:val="Hyperlink"/>
@@ -1261,7 +1261,7 @@
               <w:rPr>
                 <w:noProof/>
               </w:rPr>
-              <w:instrText xml:space="preserve"> PAGEREF _Toc240923762 \h </w:instrText>
+              <w:instrText xml:space="preserve"> PAGEREF _Toc240961282 \h </w:instrText>
             </w:r>
             <w:r>
               <w:rPr>
@@ -1304,7 +1304,7 @@
               <w14:ligatures w14:val="standardContextual"/>
             </w:rPr>
           </w:pPr>
-          <w:hyperlink w:anchor="_Toc240923763" w:history="1">
+          <w:hyperlink w:anchor="_Toc240961283" w:history="1">
             <w:r>
               <w:rPr>
                 <w:rStyle w:val="Hyperlink"/>
@@ -1328,7 +1328,7 @@
               <w:rPr>
                 <w:noProof/>
               </w:rPr>
-              <w:instrText xml:space="preserve"> PAGEREF _Toc240923763 \h </w:instrText>
+              <w:instrText xml:space="preserve"> PAGEREF _Toc240961283 \h </w:instrText>
             </w:r>
             <w:r>
               <w:rPr>
@@ -1371,7 +1371,7 @@
               <w14:ligatures w14:val="standardContextual"/>
             </w:rPr>
           </w:pPr>
-          <w:hyperlink w:anchor="_Toc240923764" w:history="1">
+          <w:hyperlink w:anchor="_Toc240961284" w:history="1">
             <w:r>
               <w:rPr>
                 <w:rStyle w:val="Hyperlink"/>
@@ -1395,7 +1395,7 @@
               <w:rPr>
                 <w:noProof/>
               </w:rPr>
-              <w:instrText xml:space="preserve"> PAGEREF _Toc240923764 \h </w:instrText>
+              <w:instrText xml:space="preserve"> PAGEREF _Toc240961284 \h </w:instrText>
             </w:r>
             <w:r>
               <w:rPr>
@@ -1438,7 +1438,7 @@
               <w14:ligatures w14:val="standardContextual"/>
             </w:rPr>
           </w:pPr>
-          <w:hyperlink w:anchor="_Toc240923765" w:history="1">
+          <w:hyperlink w:anchor="_Toc240961285" w:history="1">
             <w:r>
               <w:rPr>
                 <w:rStyle w:val="Hyperlink"/>
@@ -1462,7 +1462,7 @@
               <w:rPr>
                 <w:noProof/>
               </w:rPr>
-              <w:instrText xml:space="preserve"> PAGEREF _Toc240923765 \h </w:instrText>
+              <w:instrText xml:space="preserve"> PAGEREF _Toc240961285 \h </w:instrText>
             </w:r>
             <w:r>
               <w:rPr>
@@ -1505,7 +1505,7 @@
               <w14:ligatures w14:val="standardContextual"/>
             </w:rPr>
           </w:pPr>
-          <w:hyperlink w:anchor="_Toc240923766" w:history="1">
+          <w:hyperlink w:anchor="_Toc240961286" w:history="1">
             <w:r>
               <w:rPr>
                 <w:rStyle w:val="Hyperlink"/>
@@ -1529,7 +1529,7 @@
               <w:rPr>
                 <w:noProof/>
               </w:rPr>
-              <w:instrText xml:space="preserve"> PAGEREF _Toc240923766 \h </w:instrText>
+              <w:instrText xml:space="preserve"> PAGEREF _Toc240961286 \h </w:instrText>
             </w:r>
             <w:r>
               <w:rPr>
@@ -1572,7 +1572,7 @@
               <w14:ligatures w14:val="standardContextual"/>
             </w:rPr>
           </w:pPr>
-          <w:hyperlink w:anchor="_Toc240923767" w:history="1">
+          <w:hyperlink w:anchor="_Toc240961287" w:history="1">
             <w:r>
               <w:rPr>
                 <w:rStyle w:val="Hyperlink"/>
@@ -1596,7 +1596,7 @@
               <w:rPr>
                 <w:noProof/>
               </w:rPr>
-              <w:instrText xml:space="preserve"> PAGEREF _Toc240923767 \h </w:instrText>
+              <w:instrText xml:space="preserve"> PAGEREF _Toc240961287 \h </w:instrText>
             </w:r>
             <w:r>
               <w:rPr>
@@ -1639,7 +1639,7 @@
               <w14:ligatures w14:val="standardContextual"/>
             </w:rPr>
           </w:pPr>
-          <w:hyperlink w:anchor="_Toc240923768" w:history="1">
+          <w:hyperlink w:anchor="_Toc240961288" w:history="1">
             <w:r>
               <w:rPr>
                 <w:rStyle w:val="Hyperlink"/>
@@ -1663,7 +1663,7 @@
               <w:rPr>
                 <w:noProof/>
               </w:rPr>
-              <w:instrText xml:space="preserve"> PAGEREF _Toc240923768 \h </w:instrText>
+              <w:instrText xml:space="preserve"> PAGEREF _Toc240961288 \h </w:instrText>
             </w:r>
             <w:r>
               <w:rPr>
@@ -1706,7 +1706,7 @@
               <w14:ligatures w14:val="standardContextual"/>
             </w:rPr>
           </w:pPr>
-          <w:hyperlink w:anchor="_Toc240923769" w:history="1">
+          <w:hyperlink w:anchor="_Toc240961289" w:history="1">
             <w:r>
               <w:rPr>
                 <w:rStyle w:val="Hyperlink"/>
@@ -1730,7 +1730,7 @@
               <w:rPr>
                 <w:noProof/>
               </w:rPr>
-              <w:instrText xml:space="preserve"> PAGEREF _Toc240923769 \h </w:instrText>
+              <w:instrText xml:space="preserve"> PAGEREF _Toc240961289 \h </w:instrText>
             </w:r>
             <w:r>
               <w:rPr>
@@ -1773,7 +1773,7 @@
               <w14:ligatures w14:val="standardContextual"/>
             </w:rPr>
           </w:pPr>
-          <w:hyperlink w:anchor="_Toc240923770" w:history="1">
+          <w:hyperlink w:anchor="_Toc240961290" w:history="1">
             <w:r>
               <w:rPr>
                 <w:rStyle w:val="Hyperlink"/>
@@ -1797,7 +1797,7 @@
               <w:rPr>
                 <w:noProof/>
               </w:rPr>
-              <w:instrText xml:space="preserve"> PAGEREF _Toc240923770 \h </w:instrText>
+              <w:instrText xml:space="preserve"> PAGEREF _Toc240961290 \h </w:instrText>
             </w:r>
             <w:r>
               <w:rPr>
@@ -1840,7 +1840,7 @@
               <w14:ligatures w14:val="standardContextual"/>
             </w:rPr>
           </w:pPr>
-          <w:hyperlink w:anchor="_Toc240923771" w:history="1">
+          <w:hyperlink w:anchor="_Toc240961291" w:history="1">
             <w:r>
               <w:rPr>
                 <w:rStyle w:val="Hyperlink"/>
@@ -1864,7 +1864,7 @@
               <w:rPr>
                 <w:noProof/>
               </w:rPr>
-              <w:instrText xml:space="preserve"> PAGEREF _Toc240923771 \h </w:instrText>
+              <w:instrText xml:space="preserve"> PAGEREF _Toc240961291 \h </w:instrText>
             </w:r>
             <w:r>
               <w:rPr>
@@ -1907,7 +1907,7 @@
               <w14:ligatures w14:val="standardContextual"/>
             </w:rPr>
           </w:pPr>
-          <w:hyperlink w:anchor="_Toc240923772" w:history="1">
+          <w:hyperlink w:anchor="_Toc240961292" w:history="1">
             <w:r>
               <w:rPr>
                 <w:rStyle w:val="Hyperlink"/>
@@ -1931,7 +1931,7 @@
               <w:rPr>
                 <w:noProof/>
               </w:rPr>
-              <w:instrText xml:space="preserve"> PAGEREF _Toc240923772 \h </w:instrText>
+              <w:instrText xml:space="preserve"> PAGEREF _Toc240961292 \h </w:instrText>
             </w:r>
             <w:r>
               <w:rPr>
@@ -1974,7 +1974,7 @@
               <w14:ligatures w14:val="standardContextual"/>
             </w:rPr>
           </w:pPr>
-          <w:hyperlink w:anchor="_Toc240923773" w:history="1">
+          <w:hyperlink w:anchor="_Toc240961293" w:history="1">
             <w:r>
               <w:rPr>
                 <w:rStyle w:val="Hyperlink"/>
@@ -1998,7 +1998,7 @@
               <w:rPr>
                 <w:noProof/>
               </w:rPr>
-              <w:instrText xml:space="preserve"> PAGEREF _Toc240923773 \h </w:instrText>
+              <w:instrText xml:space="preserve"> PAGEREF _Toc240961293 \h </w:instrText>
             </w:r>
             <w:r>
               <w:rPr>
@@ -2041,7 +2041,7 @@
               <w14:ligatures w14:val="standardContextual"/>
             </w:rPr>
           </w:pPr>
-          <w:hyperlink w:anchor="_Toc240923774" w:history="1">
+          <w:hyperlink w:anchor="_Toc240961294" w:history="1">
             <w:r>
               <w:rPr>
                 <w:rStyle w:val="Hyperlink"/>
@@ -2065,7 +2065,7 @@
               <w:rPr>
                 <w:noProof/>
               </w:rPr>
-              <w:instrText xml:space="preserve"> PAGEREF _Toc240923774 \h </w:instrText>
+              <w:instrText xml:space="preserve"> PAGEREF _Toc240961294 \h </w:instrText>
             </w:r>
             <w:r>
               <w:rPr>
@@ -2108,7 +2108,7 @@
               <w14:ligatures w14:val="standardContextual"/>
             </w:rPr>
           </w:pPr>
-          <w:hyperlink w:anchor="_Toc240923775" w:history="1">
+          <w:hyperlink w:anchor="_Toc240961295" w:history="1">
             <w:r>
               <w:rPr>
                 <w:rStyle w:val="Hyperlink"/>
@@ -2132,7 +2132,7 @@
               <w:rPr>
                 <w:noProof/>
               </w:rPr>
-              <w:instrText xml:space="preserve"> PAGEREF _Toc240923775 \h </w:instrText>
+              <w:instrText xml:space="preserve"> PAGEREF _Toc240961295 \h </w:instrText>
             </w:r>
             <w:r>
               <w:rPr>
@@ -2175,7 +2175,7 @@
               <w14:ligatures w14:val="standardContextual"/>
             </w:rPr>
           </w:pPr>
-          <w:hyperlink w:anchor="_Toc240923776" w:history="1">
+          <w:hyperlink w:anchor="_Toc240961296" w:history="1">
             <w:r>
               <w:rPr>
                 <w:rStyle w:val="Hyperlink"/>
@@ -2199,7 +2199,7 @@
               <w:rPr>
                 <w:noProof/>
               </w:rPr>
-              <w:instrText xml:space="preserve"> PAGEREF _Toc240923776 \h </w:instrText>
+              <w:instrText xml:space="preserve"> PAGEREF _Toc240961296 \h </w:instrText>
             </w:r>
             <w:r>
               <w:rPr>
@@ -2242,7 +2242,7 @@
               <w14:ligatures w14:val="standardContextual"/>
             </w:rPr>
           </w:pPr>
-          <w:hyperlink w:anchor="_Toc240923777" w:history="1">
+          <w:hyperlink w:anchor="_Toc240961297" w:history="1">
             <w:r>
               <w:rPr>
                 <w:rStyle w:val="Hyperlink"/>
@@ -2266,7 +2266,7 @@
               <w:rPr>
                 <w:noProof/>
               </w:rPr>
-              <w:instrText xml:space="preserve"> PAGEREF _Toc240923777 \h </w:instrText>
+              <w:instrText xml:space="preserve"> PAGEREF _Toc240961297 \h </w:instrText>
             </w:r>
             <w:r>
               <w:rPr>
@@ -2309,7 +2309,7 @@
               <w14:ligatures w14:val="standardContextual"/>
             </w:rPr>
           </w:pPr>
-          <w:hyperlink w:anchor="_Toc240923778" w:history="1">
+          <w:hyperlink w:anchor="_Toc240961298" w:history="1">
             <w:r>
               <w:rPr>
                 <w:rStyle w:val="Hyperlink"/>
@@ -2333,7 +2333,7 @@
               <w:rPr>
                 <w:noProof/>
               </w:rPr>
-              <w:instrText xml:space="preserve"> PAGEREF _Toc240923778 \h </w:instrText>
+              <w:instrText xml:space="preserve"> PAGEREF _Toc240961298 \h </w:instrText>
             </w:r>
             <w:r>
               <w:rPr>
@@ -2376,7 +2376,7 @@
               <w14:ligatures w14:val="standardContextual"/>
             </w:rPr>
           </w:pPr>
-          <w:hyperlink w:anchor="_Toc240923779" w:history="1">
+          <w:hyperlink w:anchor="_Toc240961299" w:history="1">
             <w:r>
               <w:rPr>
                 <w:rStyle w:val="Hyperlink"/>
@@ -2400,7 +2400,7 @@
               <w:rPr>
                 <w:noProof/>
               </w:rPr>
-              <w:instrText xml:space="preserve"> PAGEREF _Toc240923779 \h </w:instrText>
+              <w:instrText xml:space="preserve"> PAGEREF _Toc240961299 \h </w:instrText>
             </w:r>
             <w:r>
               <w:rPr>
@@ -2443,7 +2443,7 @@
               <w14:ligatures w14:val="standardContextual"/>
             </w:rPr>
           </w:pPr>
-          <w:hyperlink w:anchor="_Toc240923780" w:history="1">
+          <w:hyperlink w:anchor="_Toc240961300" w:history="1">
             <w:r>
               <w:rPr>
                 <w:rStyle w:val="Hyperlink"/>
@@ -2467,7 +2467,7 @@
               <w:rPr>
                 <w:noProof/>
               </w:rPr>
-              <w:instrText xml:space="preserve"> PAGEREF _Toc240923780 \h </w:instrText>
+              <w:instrText xml:space="preserve"> PAGEREF _Toc240961300 \h </w:instrText>
             </w:r>
             <w:r>
               <w:rPr>
@@ -2510,7 +2510,7 @@
               <w14:ligatures w14:val="standardContextual"/>
             </w:rPr>
           </w:pPr>
-          <w:hyperlink w:anchor="_Toc240923781" w:history="1">
+          <w:hyperlink w:anchor="_Toc240961301" w:history="1">
             <w:r>
               <w:rPr>
                 <w:rStyle w:val="Hyperlink"/>
@@ -2534,7 +2534,7 @@
               <w:rPr>
                 <w:noProof/>
               </w:rPr>
-              <w:instrText xml:space="preserve"> PAGEREF _Toc240923781 \h </w:instrText>
+              <w:instrText xml:space="preserve"> PAGEREF _Toc240961301 \h </w:instrText>
             </w:r>
             <w:r>
               <w:rPr>
@@ -2577,7 +2577,7 @@
               <w14:ligatures w14:val="standardContextual"/>
             </w:rPr>
           </w:pPr>
-          <w:hyperlink w:anchor="_Toc240923782" w:history="1">
+          <w:hyperlink w:anchor="_Toc240961302" w:history="1">
             <w:r>
               <w:rPr>
                 <w:rStyle w:val="Hyperlink"/>
@@ -2601,7 +2601,7 @@
               <w:rPr>
                 <w:noProof/>
               </w:rPr>
-              <w:instrText xml:space="preserve"> PAGEREF _Toc240923782 \h </w:instrText>
+              <w:instrText xml:space="preserve"> PAGEREF _Toc240961302 \h </w:instrText>
             </w:r>
             <w:r>
               <w:rPr>
@@ -2644,7 +2644,7 @@
               <w14:ligatures w14:val="standardContextual"/>
             </w:rPr>
           </w:pPr>
-          <w:hyperlink w:anchor="_Toc240923783" w:history="1">
+          <w:hyperlink w:anchor="_Toc240961303" w:history="1">
             <w:r>
               <w:rPr>
                 <w:rStyle w:val="Hyperlink"/>
@@ -2668,7 +2668,7 @@
               <w:rPr>
                 <w:noProof/>
               </w:rPr>
-              <w:instrText xml:space="preserve"> PAGEREF _Toc240923783 \h </w:instrText>
+              <w:instrText xml:space="preserve"> PAGEREF _Toc240961303 \h </w:instrText>
             </w:r>
             <w:r>
               <w:rPr>
@@ -2711,7 +2711,7 @@
               <w14:ligatures w14:val="standardContextual"/>
             </w:rPr>
           </w:pPr>
-          <w:hyperlink w:anchor="_Toc240923784" w:history="1">
+          <w:hyperlink w:anchor="_Toc240961304" w:history="1">
             <w:r>
               <w:rPr>
                 <w:rStyle w:val="Hyperlink"/>
@@ -2735,7 +2735,7 @@
               <w:rPr>
                 <w:noProof/>
               </w:rPr>
-              <w:instrText xml:space="preserve"> PAGEREF _Toc240923784 \h </w:instrText>
+              <w:instrText xml:space="preserve"> PAGEREF _Toc240961304 \h </w:instrText>
             </w:r>
             <w:r>
               <w:rPr>
@@ -2778,7 +2778,7 @@
               <w14:ligatures w14:val="standardContextual"/>
             </w:rPr>
           </w:pPr>
-          <w:hyperlink w:anchor="_Toc240923785" w:history="1">
+          <w:hyperlink w:anchor="_Toc240961305" w:history="1">
             <w:r>
               <w:rPr>
                 <w:rStyle w:val="Hyperlink"/>
@@ -2802,7 +2802,7 @@
               <w:rPr>
                 <w:noProof/>
               </w:rPr>
-              <w:instrText xml:space="preserve"> PAGEREF _Toc240923785 \h </w:instrText>
+              <w:instrText xml:space="preserve"> PAGEREF _Toc240961305 \h </w:instrText>
             </w:r>
             <w:r>
               <w:rPr>
@@ -2845,7 +2845,7 @@
               <w14:ligatures w14:val="standardContextual"/>
             </w:rPr>
           </w:pPr>
-          <w:hyperlink w:anchor="_Toc240923786" w:history="1">
+          <w:hyperlink w:anchor="_Toc240961306" w:history="1">
             <w:r>
               <w:rPr>
                 <w:rStyle w:val="Hyperlink"/>
@@ -2869,7 +2869,7 @@
               <w:rPr>
                 <w:noProof/>
               </w:rPr>
-              <w:instrText xml:space="preserve"> PAGEREF _Toc240923786 \h </w:instrText>
+              <w:instrText xml:space="preserve"> PAGEREF _Toc240961306 \h </w:instrText>
             </w:r>
             <w:r>
               <w:rPr>
@@ -2912,7 +2912,7 @@
               <w14:ligatures w14:val="standardContextual"/>
             </w:rPr>
           </w:pPr>
-          <w:hyperlink w:anchor="_Toc240923787" w:history="1">
+          <w:hyperlink w:anchor="_Toc240961307" w:history="1">
             <w:r>
               <w:rPr>
                 <w:rStyle w:val="Hyperlink"/>
@@ -2936,7 +2936,7 @@
               <w:rPr>
                 <w:noProof/>
               </w:rPr>
-              <w:instrText xml:space="preserve"> PAGEREF _Toc240923787 \h </w:instrText>
+              <w:instrText xml:space="preserve"> PAGEREF _Toc240961307 \h </w:instrText>
             </w:r>
             <w:r>
               <w:rPr>
@@ -2979,7 +2979,7 @@
               <w14:ligatures w14:val="standardContextual"/>
             </w:rPr>
           </w:pPr>
-          <w:hyperlink w:anchor="_Toc240923788" w:history="1">
+          <w:hyperlink w:anchor="_Toc240961308" w:history="1">
             <w:r>
               <w:rPr>
                 <w:rStyle w:val="Hyperlink"/>
@@ -3003,7 +3003,7 @@
               <w:rPr>
                 <w:noProof/>
               </w:rPr>
-              <w:instrText xml:space="preserve"> PAGEREF _Toc240923788 \h </w:instrText>
+              <w:instrText xml:space="preserve"> PAGEREF _Toc240961308 \h </w:instrText>
             </w:r>
             <w:r>
               <w:rPr>
@@ -3046,7 +3046,7 @@
               <w14:ligatures w14:val="standardContextual"/>
             </w:rPr>
           </w:pPr>
-          <w:hyperlink w:anchor="_Toc240923789" w:history="1">
+          <w:hyperlink w:anchor="_Toc240961309" w:history="1">
             <w:r>
               <w:rPr>
                 <w:rStyle w:val="Hyperlink"/>
@@ -3070,7 +3070,7 @@
               <w:rPr>
                 <w:noProof/>
               </w:rPr>
-              <w:instrText xml:space="preserve"> PAGEREF _Toc240923789 \h </w:instrText>
+              <w:instrText xml:space="preserve"> PAGEREF _Toc240961309 \h </w:instrText>
             </w:r>
             <w:r>
               <w:rPr>
@@ -3113,7 +3113,7 @@
               <w14:ligatures w14:val="standardContextual"/>
             </w:rPr>
           </w:pPr>
-          <w:hyperlink w:anchor="_Toc240923790" w:history="1">
+          <w:hyperlink w:anchor="_Toc240961310" w:history="1">
             <w:r>
               <w:rPr>
                 <w:rStyle w:val="Hyperlink"/>
@@ -3137,7 +3137,7 @@
               <w:rPr>
                 <w:noProof/>
               </w:rPr>
-              <w:instrText xml:space="preserve"> PAGEREF _Toc240923790 \h </w:instrText>
+              <w:instrText xml:space="preserve"> PAGEREF _Toc240961310 \h </w:instrText>
             </w:r>
             <w:r>
               <w:rPr>
@@ -3180,7 +3180,7 @@
               <w14:ligatures w14:val="standardContextual"/>
             </w:rPr>
           </w:pPr>
-          <w:hyperlink w:anchor="_Toc240923791" w:history="1">
+          <w:hyperlink w:anchor="_Toc240961311" w:history="1">
             <w:r>
               <w:rPr>
                 <w:rStyle w:val="Hyperlink"/>
@@ -3204,7 +3204,7 @@
               <w:rPr>
                 <w:noProof/>
               </w:rPr>
-              <w:instrText xml:space="preserve"> PAGEREF _Toc240923791 \h </w:instrText>
+              <w:instrText xml:space="preserve"> PAGEREF _Toc240961311 \h </w:instrText>
             </w:r>
             <w:r>
               <w:rPr>
@@ -3247,7 +3247,7 @@
               <w14:ligatures w14:val="standardContextual"/>
             </w:rPr>
           </w:pPr>
-          <w:hyperlink w:anchor="_Toc240923792" w:history="1">
+          <w:hyperlink w:anchor="_Toc240961312" w:history="1">
             <w:r>
               <w:rPr>
                 <w:rStyle w:val="Hyperlink"/>
@@ -3271,7 +3271,7 @@
               <w:rPr>
                 <w:noProof/>
               </w:rPr>
-              <w:instrText xml:space="preserve"> PAGEREF _Toc240923792 \h </w:instrText>
+              <w:instrText xml:space="preserve"> PAGEREF _Toc240961312 \h </w:instrText>
             </w:r>
             <w:r>
               <w:rPr>
@@ -3314,7 +3314,7 @@
               <w14:ligatures w14:val="standardContextual"/>
             </w:rPr>
           </w:pPr>
-          <w:hyperlink w:anchor="_Toc240923793" w:history="1">
+          <w:hyperlink w:anchor="_Toc240961313" w:history="1">
             <w:r>
               <w:rPr>
                 <w:rStyle w:val="Hyperlink"/>
@@ -3338,7 +3338,7 @@
               <w:rPr>
                 <w:noProof/>
               </w:rPr>
-              <w:instrText xml:space="preserve"> PAGEREF _Toc240923793 \h </w:instrText>
+              <w:instrText xml:space="preserve"> PAGEREF _Toc240961313 \h </w:instrText>
             </w:r>
             <w:r>
               <w:rPr>
@@ -3381,7 +3381,7 @@
               <w14:ligatures w14:val="standardContextual"/>
             </w:rPr>
           </w:pPr>
-          <w:hyperlink w:anchor="_Toc240923794" w:history="1">
+          <w:hyperlink w:anchor="_Toc240961314" w:history="1">
             <w:r>
               <w:rPr>
                 <w:rStyle w:val="Hyperlink"/>
@@ -3405,7 +3405,7 @@
               <w:rPr>
                 <w:noProof/>
               </w:rPr>
-              <w:instrText xml:space="preserve"> PAGEREF _Toc240923794 \h </w:instrText>
+              <w:instrText xml:space="preserve"> PAGEREF _Toc240961314 \h </w:instrText>
             </w:r>
             <w:r>
               <w:rPr>
@@ -3444,7 +3444,7 @@
         <w:pStyle w:val="Heading1"/>
         <w:pageBreakBefore/>
       </w:pPr>
-      <w:bookmarkStart w:id="0" w:name="_Toc240923752"/>
+      <w:bookmarkStart w:id="0" w:name="_Toc240961272"/>
       <w:r>
         <w:lastRenderedPageBreak/>
         <w:t>1. Your role at a glance</w:t>
@@ -3612,7 +3612,7 @@
         <w:pStyle w:val="Heading1"/>
         <w:pageBreakBefore/>
       </w:pPr>
-      <w:bookmarkStart w:id="1" w:name="_Toc240923753"/>
+      <w:bookmarkStart w:id="1" w:name="_Toc240961273"/>
       <w:r>
         <w:lastRenderedPageBreak/>
         <w:t>2. Signing in and your screens</w:t>
@@ -3623,7 +3623,7 @@
       <w:pPr>
         <w:pStyle w:val="Heading2"/>
       </w:pPr>
-      <w:bookmarkStart w:id="2" w:name="_Toc240923754"/>
+      <w:bookmarkStart w:id="2" w:name="_Toc240961274"/>
       <w:r>
         <w:t>Signing in</w:t>
       </w:r>
@@ -3706,7 +3706,7 @@
           <w:noProof/>
         </w:rPr>
         <w:drawing>
-          <wp:inline distT="0" distB="0" distL="0" distR="0" wp14:anchorId="69ABE7D3" wp14:editId="02E96E36">
+          <wp:inline distT="0" distB="0" distL="0" distR="0" wp14:anchorId="76FAE89B" wp14:editId="12BA66DE">
             <wp:extent cx="5334000" cy="2333625"/>
             <wp:effectExtent l="0" t="0" r="0" b="0"/>
             <wp:docPr id="1" name="adm_login.jpg" descr="The sign-in screen for all internal staff." title="The sign-in screen for all internal staff."/>
@@ -3873,7 +3873,7 @@
       <w:pPr>
         <w:pStyle w:val="Heading2"/>
       </w:pPr>
-      <w:bookmarkStart w:id="3" w:name="_Toc240923755"/>
+      <w:bookmarkStart w:id="3" w:name="_Toc240961275"/>
       <w:r>
         <w:t>Finding your way around</w:t>
       </w:r>
@@ -4058,7 +4058,7 @@
         </w:rPr>
         <w:lastRenderedPageBreak/>
         <w:drawing>
-          <wp:inline distT="0" distB="0" distL="0" distR="0" wp14:anchorId="5035B7F3" wp14:editId="37DED72C">
+          <wp:inline distT="0" distB="0" distL="0" distR="0" wp14:anchorId="1408FD23" wp14:editId="37E3DAD1">
             <wp:extent cx="5715000" cy="1876425"/>
             <wp:effectExtent l="0" t="0" r="0" b="0"/>
             <wp:docPr id="2" name="adm_not_your_role.jpg" descr="Opening a screen outside your role (for example from an old bookmark) shows this card instead of the screen." title="Opening a screen outside your role (for example from an old bookmark) shows this card instead of the screen."/>
@@ -4127,7 +4127,7 @@
       <w:pPr>
         <w:pStyle w:val="Heading2"/>
       </w:pPr>
-      <w:bookmarkStart w:id="4" w:name="_Toc240923756"/>
+      <w:bookmarkStart w:id="4" w:name="_Toc240961276"/>
       <w:r>
         <w:t>Your screens</w:t>
       </w:r>
@@ -4634,7 +4634,7 @@
       <w:pPr>
         <w:pStyle w:val="Heading2"/>
       </w:pPr>
-      <w:bookmarkStart w:id="5" w:name="_Toc240923757"/>
+      <w:bookmarkStart w:id="5" w:name="_Toc240961277"/>
       <w:r>
         <w:t>Changing your password</w:t>
       </w:r>
@@ -4717,7 +4717,7 @@
           <w:noProof/>
         </w:rPr>
         <w:drawing>
-          <wp:inline distT="0" distB="0" distL="0" distR="0" wp14:anchorId="7AF1810E" wp14:editId="1DF100A1">
+          <wp:inline distT="0" distB="0" distL="0" distR="0" wp14:anchorId="3B4E591F" wp14:editId="47BDC1E5">
             <wp:extent cx="5334000" cy="2171700"/>
             <wp:effectExtent l="0" t="0" r="0" b="0"/>
             <wp:docPr id="3" name="adm_account.jpg" descr="Change Password screen." title="Change Password screen."/>
@@ -4805,7 +4805,7 @@
         <w:pStyle w:val="Heading1"/>
         <w:pageBreakBefore/>
       </w:pPr>
-      <w:bookmarkStart w:id="6" w:name="_Toc240923758"/>
+      <w:bookmarkStart w:id="6" w:name="_Toc240961278"/>
       <w:r>
         <w:lastRenderedPageBreak/>
         <w:t>3. Your routine</w:t>
@@ -5090,7 +5090,7 @@
         <w:pStyle w:val="Heading1"/>
         <w:pageBreakBefore/>
       </w:pPr>
-      <w:bookmarkStart w:id="7" w:name="_Toc240923759"/>
+      <w:bookmarkStart w:id="7" w:name="_Toc240961279"/>
       <w:r>
         <w:lastRenderedPageBreak/>
         <w:t>4. Step-by-step tasks</w:t>
@@ -5101,7 +5101,7 @@
       <w:pPr>
         <w:pStyle w:val="Heading2"/>
       </w:pPr>
-      <w:bookmarkStart w:id="8" w:name="_Toc240923760"/>
+      <w:bookmarkStart w:id="8" w:name="_Toc240961280"/>
       <w:r>
         <w:t>4.1 Reading the dashboards</w:t>
       </w:r>
@@ -5126,7 +5126,7 @@
           <w:noProof/>
         </w:rPr>
         <w:drawing>
-          <wp:inline distT="0" distB="0" distL="0" distR="0" wp14:anchorId="41B1F4C8" wp14:editId="630883C1">
+          <wp:inline distT="0" distB="0" distL="0" distR="0" wp14:anchorId="55C43A8B" wp14:editId="6406C3DB">
             <wp:extent cx="5715000" cy="3571875"/>
             <wp:effectExtent l="0" t="0" r="0" b="0"/>
             <wp:docPr id="4" name="adm_exec_dashboard.jpg" descr="Executive Dashboard: completions against the 400 / 60 / 50–75 targets, days to data lock, spend, and the lowest-filled strata." title="Executive Dashboard: completions against the 400 / 60 / 50–75 targets, days to data lock, spend, and the lowest-filled strata."/>
@@ -5791,7 +5791,7 @@
       <w:pPr>
         <w:pStyle w:val="Heading2"/>
       </w:pPr>
-      <w:bookmarkStart w:id="9" w:name="_Toc240923761"/>
+      <w:bookmarkStart w:id="9" w:name="_Toc240961281"/>
       <w:r>
         <w:lastRenderedPageBreak/>
         <w:t>4.2 Using Reports (analytics and charts)</w:t>
@@ -5832,7 +5832,7 @@
           <w:noProof/>
         </w:rPr>
         <w:drawing>
-          <wp:inline distT="0" distB="0" distL="0" distR="0" wp14:anchorId="58B380EB" wp14:editId="7965903C">
+          <wp:inline distT="0" distB="0" distL="0" distR="0" wp14:anchorId="72948ED5" wp14:editId="48387F42">
             <wp:extent cx="5334000" cy="3333750"/>
             <wp:effectExtent l="0" t="0" r="0" b="0"/>
             <wp:docPr id="5" name="adm_reports_top.jpg" descr="Reports: headline figures for the chosen period." title="Reports: headline figures for the chosen period."/>
@@ -5974,7 +5974,7 @@
           <w:noProof/>
         </w:rPr>
         <w:drawing>
-          <wp:inline distT="0" distB="0" distL="0" distR="0" wp14:anchorId="485B37F8" wp14:editId="6E7F0DC4">
+          <wp:inline distT="0" distB="0" distL="0" distR="0" wp14:anchorId="3A76E6CF" wp14:editId="7E817940">
             <wp:extent cx="5334000" cy="3409950"/>
             <wp:effectExtent l="0" t="0" r="0" b="0"/>
             <wp:docPr id="6" name="adm_reports_funnel.jpg" descr="Case funnel: each case counted once at every stage it has reached." title="Case funnel: each case counted once at every stage it has reached."/>
@@ -6074,7 +6074,7 @@
           <w:noProof/>
         </w:rPr>
         <w:drawing>
-          <wp:inline distT="0" distB="0" distL="0" distR="0" wp14:anchorId="1B400EE4" wp14:editId="03880FE2">
+          <wp:inline distT="0" distB="0" distL="0" distR="0" wp14:anchorId="48157539" wp14:editId="7A3EF7FA">
             <wp:extent cx="5334000" cy="3248025"/>
             <wp:effectExtent l="0" t="0" r="0" b="0"/>
             <wp:docPr id="7" name="adm_reports_funnel_table.jpg" descr="The same chart as a table." title="The same chart as a table."/>
@@ -6173,7 +6173,7 @@
           <w:noProof/>
         </w:rPr>
         <w:drawing>
-          <wp:inline distT="0" distB="0" distL="0" distR="0" wp14:anchorId="15D5F66B" wp14:editId="4C5B2BE1">
+          <wp:inline distT="0" distB="0" distL="0" distR="0" wp14:anchorId="5CBC1DB7" wp14:editId="37CCE4E6">
             <wp:extent cx="5334000" cy="2628900"/>
             <wp:effectExtent l="0" t="0" r="0" b="0"/>
             <wp:docPr id="8" name="adm_reports_coverage.jpg" descr="Coverage by group." title="Coverage by group."/>
@@ -6273,7 +6273,7 @@
         </w:rPr>
         <w:lastRenderedPageBreak/>
         <w:drawing>
-          <wp:inline distT="0" distB="0" distL="0" distR="0" wp14:anchorId="60AF3BBD" wp14:editId="3D93BC2B">
+          <wp:inline distT="0" distB="0" distL="0" distR="0" wp14:anchorId="4A762937" wp14:editId="3217FEC5">
             <wp:extent cx="5334000" cy="2600325"/>
             <wp:effectExtent l="0" t="0" r="0" b="0"/>
             <wp:docPr id="9" name="adm_reports_modes.jpg" descr="Administration modes." title="Administration modes."/>
@@ -6382,7 +6382,7 @@
           <w:noProof/>
         </w:rPr>
         <w:drawing>
-          <wp:inline distT="0" distB="0" distL="0" distR="0" wp14:anchorId="67A696C9" wp14:editId="7CF37CB3">
+          <wp:inline distT="0" distB="0" distL="0" distR="0" wp14:anchorId="5D959299" wp14:editId="4E25D8EA">
             <wp:extent cx="5334000" cy="2905125"/>
             <wp:effectExtent l="0" t="0" r="0" b="0"/>
             <wp:docPr id="10" name="adm_reports_duration.jpg" descr="Completion-time distribution." title="Completion-time distribution."/>
@@ -6464,7 +6464,7 @@
       <w:pPr>
         <w:pStyle w:val="Heading2"/>
       </w:pPr>
-      <w:bookmarkStart w:id="10" w:name="_Toc240923762"/>
+      <w:bookmarkStart w:id="10" w:name="_Toc240961282"/>
       <w:r>
         <w:t>4.3 Reviewing a case read-only</w:t>
       </w:r>
@@ -6528,7 +6528,7 @@
         </w:rPr>
         <w:lastRenderedPageBreak/>
         <w:drawing>
-          <wp:inline distT="0" distB="0" distL="0" distR="0" wp14:anchorId="2403DD82" wp14:editId="43558F14">
+          <wp:inline distT="0" distB="0" distL="0" distR="0" wp14:anchorId="1CFF60FA" wp14:editId="0C3813BE">
             <wp:extent cx="5334000" cy="3333750"/>
             <wp:effectExtent l="0" t="0" r="0" b="0"/>
             <wp:docPr id="11" name="sup_case.jpg" descr="A case page in read-only view." title="A case page in read-only view."/>
@@ -6602,7 +6602,7 @@
       <w:pPr>
         <w:pStyle w:val="Heading2"/>
       </w:pPr>
-      <w:bookmarkStart w:id="11" w:name="_Toc240923763"/>
+      <w:bookmarkStart w:id="11" w:name="_Toc240961283"/>
       <w:r>
         <w:t>4.4 Reviewing QA</w:t>
       </w:r>
@@ -6619,7 +6619,7 @@
           <w:noProof/>
         </w:rPr>
         <w:drawing>
-          <wp:inline distT="0" distB="0" distL="0" distR="0" wp14:anchorId="445EDDB6" wp14:editId="066C7B18">
+          <wp:inline distT="0" distB="0" distL="0" distR="0" wp14:anchorId="5E5A06FC" wp14:editId="3ECADCC5">
             <wp:extent cx="5715000" cy="2505075"/>
             <wp:effectExtent l="0" t="0" r="0" b="0"/>
             <wp:docPr id="12" name="sup_qa_queue.jpg" descr="QA Queue in read-only view." title="QA Queue in read-only view."/>
@@ -6696,7 +6696,7 @@
       <w:pPr>
         <w:pStyle w:val="Heading2"/>
       </w:pPr>
-      <w:bookmarkStart w:id="12" w:name="_Toc240923764"/>
+      <w:bookmarkStart w:id="12" w:name="_Toc240961284"/>
       <w:r>
         <w:t>4.5 Downloading or emailing completed forms (Form PDFs)</w:t>
       </w:r>
@@ -6747,7 +6747,7 @@
         </w:rPr>
         <w:lastRenderedPageBreak/>
         <w:drawing>
-          <wp:inline distT="0" distB="0" distL="0" distR="0" wp14:anchorId="0ABAF162" wp14:editId="40CAEFC7">
+          <wp:inline distT="0" distB="0" distL="0" distR="0" wp14:anchorId="078448A3" wp14:editId="78E34B3C">
             <wp:extent cx="5334000" cy="3333750"/>
             <wp:effectExtent l="0" t="0" r="0" b="0"/>
             <wp:docPr id="13" name="adm_form_pdfs.jpg" descr="Completed form PDFs." title="Completed form PDFs."/>
@@ -6941,7 +6941,7 @@
         <w:pStyle w:val="Heading1"/>
         <w:pageBreakBefore/>
       </w:pPr>
-      <w:bookmarkStart w:id="13" w:name="_Toc240923765"/>
+      <w:bookmarkStart w:id="13" w:name="_Toc240961285"/>
       <w:r>
         <w:lastRenderedPageBreak/>
         <w:t>5. Rules you must follow</w:t>
@@ -7079,7 +7079,7 @@
         <w:pStyle w:val="Heading1"/>
         <w:pageBreakBefore/>
       </w:pPr>
-      <w:bookmarkStart w:id="14" w:name="_Toc240923766"/>
+      <w:bookmarkStart w:id="14" w:name="_Toc240961286"/>
       <w:r>
         <w:lastRenderedPageBreak/>
         <w:t>6. Troubleshooting</w:t>
@@ -8033,7 +8033,7 @@
         <w:pStyle w:val="Heading1"/>
         <w:pageBreakBefore/>
       </w:pPr>
-      <w:bookmarkStart w:id="15" w:name="_Toc240923767"/>
+      <w:bookmarkStart w:id="15" w:name="_Toc240961287"/>
       <w:r>
         <w:lastRenderedPageBreak/>
         <w:t>7. Quick reference</w:t>
@@ -8312,7 +8312,7 @@
         <w:pStyle w:val="Heading1"/>
         <w:pageBreakBefore/>
       </w:pPr>
-      <w:bookmarkStart w:id="16" w:name="_Toc240923768"/>
+      <w:bookmarkStart w:id="16" w:name="_Toc240961288"/>
       <w:r>
         <w:lastRenderedPageBreak/>
         <w:t>8. Every screen and button for your role</w:t>
@@ -8475,7 +8475,7 @@
       <w:pPr>
         <w:pStyle w:val="Heading2"/>
       </w:pPr>
-      <w:bookmarkStart w:id="17" w:name="_Toc240923769"/>
+      <w:bookmarkStart w:id="17" w:name="_Toc240961289"/>
       <w:r>
         <w:t>8.1 Sign in</w:t>
       </w:r>
@@ -8988,7 +8988,7 @@
       <w:pPr>
         <w:pStyle w:val="Heading2"/>
       </w:pPr>
-      <w:bookmarkStart w:id="18" w:name="_Toc240923770"/>
+      <w:bookmarkStart w:id="18" w:name="_Toc240961290"/>
       <w:r>
         <w:t>8.2 The header and menu bar (every screen)</w:t>
       </w:r>
@@ -9712,7 +9712,7 @@
       <w:pPr>
         <w:pStyle w:val="Heading2"/>
       </w:pPr>
-      <w:bookmarkStart w:id="19" w:name="_Toc240923771"/>
+      <w:bookmarkStart w:id="19" w:name="_Toc240961291"/>
       <w:r>
         <w:t>8.3 Change Password</w:t>
       </w:r>
@@ -10332,7 +10332,7 @@
       <w:pPr>
         <w:pStyle w:val="Heading2"/>
       </w:pPr>
-      <w:bookmarkStart w:id="20" w:name="_Toc240923772"/>
+      <w:bookmarkStart w:id="20" w:name="_Toc240961292"/>
       <w:r>
         <w:t>8.4 Executive Dashboard</w:t>
       </w:r>
@@ -10846,7 +10846,7 @@
       <w:pPr>
         <w:pStyle w:val="Heading2"/>
       </w:pPr>
-      <w:bookmarkStart w:id="21" w:name="_Toc240923773"/>
+      <w:bookmarkStart w:id="21" w:name="_Toc240961293"/>
       <w:r>
         <w:t>8.5 Sampling Dashboard</w:t>
       </w:r>
@@ -11359,7 +11359,7 @@
       <w:pPr>
         <w:pStyle w:val="Heading2"/>
       </w:pPr>
-      <w:bookmarkStart w:id="22" w:name="_Toc240923774"/>
+      <w:bookmarkStart w:id="22" w:name="_Toc240961294"/>
       <w:r>
         <w:t>8.6 Contact Dashboard</w:t>
       </w:r>
@@ -11662,7 +11662,7 @@
       <w:pPr>
         <w:pStyle w:val="Heading2"/>
       </w:pPr>
-      <w:bookmarkStart w:id="23" w:name="_Toc240923775"/>
+      <w:bookmarkStart w:id="23" w:name="_Toc240961295"/>
       <w:r>
         <w:lastRenderedPageBreak/>
         <w:t>8.7 QA Dashboard</w:t>
@@ -12283,7 +12283,7 @@
       <w:pPr>
         <w:pStyle w:val="Heading2"/>
       </w:pPr>
-      <w:bookmarkStart w:id="24" w:name="_Toc240923776"/>
+      <w:bookmarkStart w:id="24" w:name="_Toc240961296"/>
       <w:r>
         <w:t>8.8 KII / Document Dashboard</w:t>
       </w:r>
@@ -12693,7 +12693,7 @@
       <w:pPr>
         <w:pStyle w:val="Heading2"/>
       </w:pPr>
-      <w:bookmarkStart w:id="25" w:name="_Toc240923777"/>
+      <w:bookmarkStart w:id="25" w:name="_Toc240961297"/>
       <w:r>
         <w:t>8.9 Reports</w:t>
       </w:r>
@@ -13207,7 +13207,7 @@
       <w:pPr>
         <w:pStyle w:val="Heading2"/>
       </w:pPr>
-      <w:bookmarkStart w:id="26" w:name="_Toc240923778"/>
+      <w:bookmarkStart w:id="26" w:name="_Toc240961298"/>
       <w:r>
         <w:t>8.10 Main-400 Register (and Reserve)</w:t>
       </w:r>
@@ -13827,7 +13827,7 @@
       <w:pPr>
         <w:pStyle w:val="Heading2"/>
       </w:pPr>
-      <w:bookmarkStart w:id="27" w:name="_Toc240923779"/>
+      <w:bookmarkStart w:id="27" w:name="_Toc240961299"/>
       <w:r>
         <w:t>8.11 Case page</w:t>
       </w:r>
@@ -14341,7 +14341,7 @@
       <w:pPr>
         <w:pStyle w:val="Heading2"/>
       </w:pPr>
-      <w:bookmarkStart w:id="28" w:name="_Toc240923780"/>
+      <w:bookmarkStart w:id="28" w:name="_Toc240961300"/>
       <w:r>
         <w:t>8.12 Pre-Interview Profile (PROIT) and its review screen</w:t>
       </w:r>
@@ -14644,7 +14644,7 @@
       <w:pPr>
         <w:pStyle w:val="Heading2"/>
       </w:pPr>
-      <w:bookmarkStart w:id="29" w:name="_Toc240923781"/>
+      <w:bookmarkStart w:id="29" w:name="_Toc240961301"/>
       <w:r>
         <w:t>8.13 Interview sheet (verifying a locked profile)</w:t>
       </w:r>
@@ -15157,7 +15157,7 @@
       <w:pPr>
         <w:pStyle w:val="Heading2"/>
       </w:pPr>
-      <w:bookmarkStart w:id="30" w:name="_Toc240923782"/>
+      <w:bookmarkStart w:id="30" w:name="_Toc240961302"/>
       <w:r>
         <w:lastRenderedPageBreak/>
         <w:t>8.14 Register Organisation</w:t>
@@ -15461,7 +15461,7 @@
       <w:pPr>
         <w:pStyle w:val="Heading2"/>
       </w:pPr>
-      <w:bookmarkStart w:id="31" w:name="_Toc240923783"/>
+      <w:bookmarkStart w:id="31" w:name="_Toc240961303"/>
       <w:r>
         <w:t>8.15 Appointment Queue</w:t>
       </w:r>
@@ -15871,7 +15871,7 @@
       <w:pPr>
         <w:pStyle w:val="Heading2"/>
       </w:pPr>
-      <w:bookmarkStart w:id="32" w:name="_Toc240923784"/>
+      <w:bookmarkStart w:id="32" w:name="_Toc240961304"/>
       <w:r>
         <w:t>8.16 Follow-ups due</w:t>
       </w:r>
@@ -16281,7 +16281,7 @@
       <w:pPr>
         <w:pStyle w:val="Heading2"/>
       </w:pPr>
-      <w:bookmarkStart w:id="33" w:name="_Toc240923785"/>
+      <w:bookmarkStart w:id="33" w:name="_Toc240961305"/>
       <w:r>
         <w:t>8.17 Reserve Activation</w:t>
       </w:r>
@@ -16585,7 +16585,7 @@
       <w:pPr>
         <w:pStyle w:val="Heading2"/>
       </w:pPr>
-      <w:bookmarkStart w:id="34" w:name="_Toc240923786"/>
+      <w:bookmarkStart w:id="34" w:name="_Toc240961306"/>
       <w:r>
         <w:t>8.18 QA Queue (with the KoboToolbox sync panel)</w:t>
       </w:r>
@@ -16888,7 +16888,7 @@
       <w:pPr>
         <w:pStyle w:val="Heading2"/>
       </w:pPr>
-      <w:bookmarkStart w:id="35" w:name="_Toc240923787"/>
+      <w:bookmarkStart w:id="35" w:name="_Toc240961307"/>
       <w:r>
         <w:t>8.19 QA Exceptions</w:t>
       </w:r>
@@ -17298,7 +17298,7 @@
       <w:pPr>
         <w:pStyle w:val="Heading2"/>
       </w:pPr>
-      <w:bookmarkStart w:id="36" w:name="_Toc240923788"/>
+      <w:bookmarkStart w:id="36" w:name="_Toc240961308"/>
       <w:r>
         <w:t>8.20 KII Register</w:t>
       </w:r>
@@ -17811,7 +17811,7 @@
       <w:pPr>
         <w:pStyle w:val="Heading2"/>
       </w:pPr>
-      <w:bookmarkStart w:id="37" w:name="_Toc240923789"/>
+      <w:bookmarkStart w:id="37" w:name="_Toc240961309"/>
       <w:r>
         <w:lastRenderedPageBreak/>
         <w:t>8.21 KII record</w:t>
@@ -18115,7 +18115,7 @@
       <w:pPr>
         <w:pStyle w:val="Heading2"/>
       </w:pPr>
-      <w:bookmarkStart w:id="38" w:name="_Toc240923790"/>
+      <w:bookmarkStart w:id="38" w:name="_Toc240961310"/>
       <w:r>
         <w:t>8.22 Documents (the corpus)</w:t>
       </w:r>
@@ -18628,7 +18628,7 @@
       <w:pPr>
         <w:pStyle w:val="Heading2"/>
       </w:pPr>
-      <w:bookmarkStart w:id="39" w:name="_Toc240923791"/>
+      <w:bookmarkStart w:id="39" w:name="_Toc240961311"/>
       <w:r>
         <w:t>8.23 Document record</w:t>
       </w:r>
@@ -18931,7 +18931,7 @@
       <w:pPr>
         <w:pStyle w:val="Heading2"/>
       </w:pPr>
-      <w:bookmarkStart w:id="40" w:name="_Toc240923792"/>
+      <w:bookmarkStart w:id="40" w:name="_Toc240961312"/>
       <w:r>
         <w:t>8.24 Auto-fill review screen</w:t>
       </w:r>
@@ -19235,7 +19235,7 @@
       <w:pPr>
         <w:pStyle w:val="Heading2"/>
       </w:pPr>
-      <w:bookmarkStart w:id="41" w:name="_Toc240923793"/>
+      <w:bookmarkStart w:id="41" w:name="_Toc240961313"/>
       <w:r>
         <w:t>8.25 Completed forms (Form PDFs)</w:t>
       </w:r>
@@ -19965,7 +19965,7 @@
       <w:pPr>
         <w:pStyle w:val="Heading2"/>
       </w:pPr>
-      <w:bookmarkStart w:id="42" w:name="_Toc240923794"/>
+      <w:bookmarkStart w:id="42" w:name="_Toc240961314"/>
       <w:r>
         <w:t>8.26 Cost Dashboard</w:t>
       </w:r>
@@ -20312,7 +20312,7 @@
         <w:sz w:val="16"/>
         <w:szCs w:val="16"/>
       </w:rPr>
-      <w:t>Version 1.8 · 21 September 2026</w:t>
+      <w:t>Version 1.9 · 22 September 2026</w:t>
     </w:r>
     <w:r>
       <w:rPr>
@@ -20485,10 +20485,96 @@
 <file path=word/numbering.xml><?xml version="1.0" encoding="utf-8"?>
 <w:numbering xmlns:wpc="http://schemas.microsoft.com/office/word/2010/wordprocessingCanvas" xmlns:cx="http://schemas.microsoft.com/office/drawing/2014/chartex" xmlns:cx1="http://schemas.microsoft.com/office/drawing/2015/9/8/chartex" xmlns:cx2="http://schemas.microsoft.com/office/drawing/2015/10/21/chartex" xmlns:cx3="http://schemas.microsoft.com/office/drawing/2016/5/9/chartex" xmlns:cx4="http://schemas.microsoft.com/office/drawing/2016/5/10/chartex" xmlns:cx5="http://schemas.microsoft.com/office/drawing/2016/5/11/chartex" xmlns:cx6="http://schemas.microsoft.com/office/drawing/2016/5/12/chartex" xmlns:cx7="http://schemas.microsoft.com/office/drawing/2016/5/13/chartex" xmlns:cx8="http://schemas.microsoft.com/office/drawing/2016/5/14/chartex" xmlns:mc="http://schemas.openxmlformats.org/markup-compatibility/2006" xmlns:aink="http://schemas.microsoft.com/office/drawing/2016/ink" xmlns:am3d="http://schemas.microsoft.com/office/drawing/2017/model3d" xmlns:o="urn:schemas-microsoft-com:office:office" xmlns:oel="http://schemas.microsoft.com/office/2019/extlst" xmlns:r="http://schemas.openxmlformats.org/officeDocument/2006/relationships" xmlns:m="http://schemas.openxmlformats.org/officeDocument/2006/math" xmlns:v="urn:schemas-microsoft-com:vml" xmlns:wp14="http://schemas.microsoft.com/office/word/2010/wordprocessingDrawing" xmlns:wp="http://schemas.openxmlformats.org/drawingml/2006/wordprocessingDrawing" xmlns:w10="urn:schemas-microsoft-com:office:word" xmlns:w="http://schemas.openxmlformats.org/wordprocessingml/2006/main" xmlns:w14="http://schemas.microsoft.com/office/word/2010/wordml" xmlns:w15="http://schemas.microsoft.com/office/word/2012/wordml" xmlns:w16cex="http://schemas.microsoft.com/office/word/2018/wordml/cex" xmlns:w16cid="http://schemas.microsoft.com/office/word/2016/wordml/cid" xmlns:w16="http://schemas.microsoft.com/office/word/2018/wordml" xmlns:w16sdtdh="http://schemas.microsoft.com/office/word/2020/wordml/sdtdatahash" xmlns:w16se="http://schemas.microsoft.com/office/word/2015/wordml/symex" xmlns:wpg="http://schemas.microsoft.com/office/word/2010/wordprocessingGroup" xmlns:wpi="http://schemas.microsoft.com/office/word/2010/wordprocessingInk" xmlns:wne="http://schemas.microsoft.com/office/word/2006/wordml" xmlns:wps="http://schemas.microsoft.com/office/word/2010/wordprocessingShape" mc:Ignorable="w14 w15 w16se w16cid w16 w16cex w16sdtdh wp14">
   <w:abstractNum w:abstractNumId="0" w15:restartNumberingAfterBreak="0">
-    <w:nsid w:val="057A5ADE"/>
+    <w:nsid w:val="3E3C470E"/>
     <w:multiLevelType w:val="hybridMultilevel"/>
-    <w:tmpl w:val="9AD2FFB4"/>
-    <w:lvl w:ilvl="0" w:tplc="47D05938">
+    <w:tmpl w:val="50042AAC"/>
+    <w:lvl w:ilvl="0" w:tplc="7E90F840">
+      <w:start w:val="1"/>
+      <w:numFmt w:val="bullet"/>
+      <w:lvlText w:val="●"/>
+      <w:lvlJc w:val="left"/>
+      <w:pPr>
+        <w:ind w:left="720" w:hanging="360"/>
+      </w:pPr>
+    </w:lvl>
+    <w:lvl w:ilvl="1" w:tplc="73608D2C">
+      <w:start w:val="1"/>
+      <w:numFmt w:val="bullet"/>
+      <w:lvlText w:val="○"/>
+      <w:lvlJc w:val="left"/>
+      <w:pPr>
+        <w:ind w:left="1440" w:hanging="360"/>
+      </w:pPr>
+    </w:lvl>
+    <w:lvl w:ilvl="2" w:tplc="6542F9FC">
+      <w:start w:val="1"/>
+      <w:numFmt w:val="bullet"/>
+      <w:lvlText w:val="■"/>
+      <w:lvlJc w:val="left"/>
+      <w:pPr>
+        <w:ind w:left="2160" w:hanging="360"/>
+      </w:pPr>
+    </w:lvl>
+    <w:lvl w:ilvl="3" w:tplc="BE0C8AF0">
+      <w:start w:val="1"/>
+      <w:numFmt w:val="bullet"/>
+      <w:lvlText w:val="●"/>
+      <w:lvlJc w:val="left"/>
+      <w:pPr>
+        <w:ind w:left="2880" w:hanging="360"/>
+      </w:pPr>
+    </w:lvl>
+    <w:lvl w:ilvl="4" w:tplc="89C4A326">
+      <w:start w:val="1"/>
+      <w:numFmt w:val="bullet"/>
+      <w:lvlText w:val="○"/>
+      <w:lvlJc w:val="left"/>
+      <w:pPr>
+        <w:ind w:left="3600" w:hanging="360"/>
+      </w:pPr>
+    </w:lvl>
+    <w:lvl w:ilvl="5" w:tplc="6D7A5D9E">
+      <w:start w:val="1"/>
+      <w:numFmt w:val="bullet"/>
+      <w:lvlText w:val="■"/>
+      <w:lvlJc w:val="left"/>
+      <w:pPr>
+        <w:ind w:left="4320" w:hanging="360"/>
+      </w:pPr>
+    </w:lvl>
+    <w:lvl w:ilvl="6" w:tplc="D884ED52">
+      <w:start w:val="1"/>
+      <w:numFmt w:val="bullet"/>
+      <w:lvlText w:val="●"/>
+      <w:lvlJc w:val="left"/>
+      <w:pPr>
+        <w:ind w:left="5040" w:hanging="360"/>
+      </w:pPr>
+    </w:lvl>
+    <w:lvl w:ilvl="7" w:tplc="FC68AABA">
+      <w:start w:val="1"/>
+      <w:numFmt w:val="bullet"/>
+      <w:lvlText w:val="●"/>
+      <w:lvlJc w:val="left"/>
+      <w:pPr>
+        <w:ind w:left="5760" w:hanging="360"/>
+      </w:pPr>
+    </w:lvl>
+    <w:lvl w:ilvl="8" w:tplc="39305366">
+      <w:start w:val="1"/>
+      <w:numFmt w:val="bullet"/>
+      <w:lvlText w:val="●"/>
+      <w:lvlJc w:val="left"/>
+      <w:pPr>
+        <w:ind w:left="6480" w:hanging="360"/>
+      </w:pPr>
+    </w:lvl>
+  </w:abstractNum>
+  <w:abstractNum w:abstractNumId="1" w15:restartNumberingAfterBreak="0">
+    <w:nsid w:val="3FA13F81"/>
+    <w:multiLevelType w:val="hybridMultilevel"/>
+    <w:tmpl w:val="EE1E72E4"/>
+    <w:lvl w:ilvl="0" w:tplc="2028F80C">
       <w:start w:val="1"/>
       <w:numFmt w:val="decimal"/>
       <w:lvlText w:val="%1."/>
@@ -20502,52 +20588,52 @@
         <w:color w:val="A67C27"/>
       </w:rPr>
     </w:lvl>
-    <w:lvl w:ilvl="1" w:tplc="26364458">
+    <w:lvl w:ilvl="1" w:tplc="886899BE">
       <w:numFmt w:val="decimal"/>
       <w:lvlText w:val=""/>
       <w:lvlJc w:val="left"/>
     </w:lvl>
-    <w:lvl w:ilvl="2" w:tplc="47DADEB8">
+    <w:lvl w:ilvl="2" w:tplc="75326D6C">
       <w:numFmt w:val="decimal"/>
       <w:lvlText w:val=""/>
       <w:lvlJc w:val="left"/>
     </w:lvl>
-    <w:lvl w:ilvl="3" w:tplc="BD4471C8">
+    <w:lvl w:ilvl="3" w:tplc="37B8E024">
       <w:numFmt w:val="decimal"/>
       <w:lvlText w:val=""/>
       <w:lvlJc w:val="left"/>
     </w:lvl>
-    <w:lvl w:ilvl="4" w:tplc="8334D53C">
+    <w:lvl w:ilvl="4" w:tplc="7B223FFE">
       <w:numFmt w:val="decimal"/>
       <w:lvlText w:val=""/>
       <w:lvlJc w:val="left"/>
     </w:lvl>
-    <w:lvl w:ilvl="5" w:tplc="EBCE005E">
+    <w:lvl w:ilvl="5" w:tplc="5A725A18">
       <w:numFmt w:val="decimal"/>
       <w:lvlText w:val=""/>
       <w:lvlJc w:val="left"/>
     </w:lvl>
-    <w:lvl w:ilvl="6" w:tplc="67A0F9B2">
+    <w:lvl w:ilvl="6" w:tplc="DB3C256E">
       <w:numFmt w:val="decimal"/>
       <w:lvlText w:val=""/>
       <w:lvlJc w:val="left"/>
     </w:lvl>
-    <w:lvl w:ilvl="7" w:tplc="AC2809A4">
+    <w:lvl w:ilvl="7" w:tplc="628CEC1A">
       <w:numFmt w:val="decimal"/>
       <w:lvlText w:val=""/>
       <w:lvlJc w:val="left"/>
     </w:lvl>
-    <w:lvl w:ilvl="8" w:tplc="41444D78">
+    <w:lvl w:ilvl="8" w:tplc="45321996">
       <w:numFmt w:val="decimal"/>
       <w:lvlText w:val=""/>
       <w:lvlJc w:val="left"/>
     </w:lvl>
   </w:abstractNum>
-  <w:abstractNum w:abstractNumId="1" w15:restartNumberingAfterBreak="0">
-    <w:nsid w:val="0D5953D5"/>
+  <w:abstractNum w:abstractNumId="2" w15:restartNumberingAfterBreak="0">
+    <w:nsid w:val="5074328D"/>
     <w:multiLevelType w:val="hybridMultilevel"/>
-    <w:tmpl w:val="A5CC1A50"/>
-    <w:lvl w:ilvl="0" w:tplc="D96E06E4">
+    <w:tmpl w:val="23F24C10"/>
+    <w:lvl w:ilvl="0" w:tplc="61B4C4DC">
       <w:start w:val="1"/>
       <w:numFmt w:val="decimal"/>
       <w:lvlText w:val="%1."/>
@@ -20561,52 +20647,52 @@
         <w:color w:val="A67C27"/>
       </w:rPr>
     </w:lvl>
-    <w:lvl w:ilvl="1" w:tplc="BB50825E">
+    <w:lvl w:ilvl="1" w:tplc="C3E83554">
       <w:numFmt w:val="decimal"/>
       <w:lvlText w:val=""/>
       <w:lvlJc w:val="left"/>
     </w:lvl>
-    <w:lvl w:ilvl="2" w:tplc="B1EC21F8">
+    <w:lvl w:ilvl="2" w:tplc="637A93FA">
       <w:numFmt w:val="decimal"/>
       <w:lvlText w:val=""/>
       <w:lvlJc w:val="left"/>
     </w:lvl>
-    <w:lvl w:ilvl="3" w:tplc="B05655A4">
+    <w:lvl w:ilvl="3" w:tplc="4C748882">
       <w:numFmt w:val="decimal"/>
       <w:lvlText w:val=""/>
       <w:lvlJc w:val="left"/>
     </w:lvl>
-    <w:lvl w:ilvl="4" w:tplc="EC368BA0">
+    <w:lvl w:ilvl="4" w:tplc="4C5A88AE">
       <w:numFmt w:val="decimal"/>
       <w:lvlText w:val=""/>
       <w:lvlJc w:val="left"/>
     </w:lvl>
-    <w:lvl w:ilvl="5" w:tplc="EBF6FA5C">
+    <w:lvl w:ilvl="5" w:tplc="F1620440">
       <w:numFmt w:val="decimal"/>
       <w:lvlText w:val=""/>
       <w:lvlJc w:val="left"/>
     </w:lvl>
-    <w:lvl w:ilvl="6" w:tplc="2B26C12E">
+    <w:lvl w:ilvl="6" w:tplc="50C85974">
       <w:numFmt w:val="decimal"/>
       <w:lvlText w:val=""/>
       <w:lvlJc w:val="left"/>
     </w:lvl>
-    <w:lvl w:ilvl="7" w:tplc="B8FE6BB0">
+    <w:lvl w:ilvl="7" w:tplc="20C230E8">
       <w:numFmt w:val="decimal"/>
       <w:lvlText w:val=""/>
       <w:lvlJc w:val="left"/>
     </w:lvl>
-    <w:lvl w:ilvl="8" w:tplc="A822B766">
+    <w:lvl w:ilvl="8" w:tplc="9C10A650">
       <w:numFmt w:val="decimal"/>
       <w:lvlText w:val=""/>
       <w:lvlJc w:val="left"/>
     </w:lvl>
   </w:abstractNum>
-  <w:abstractNum w:abstractNumId="2" w15:restartNumberingAfterBreak="0">
-    <w:nsid w:val="404D7F53"/>
+  <w:abstractNum w:abstractNumId="3" w15:restartNumberingAfterBreak="0">
+    <w:nsid w:val="531756FC"/>
     <w:multiLevelType w:val="hybridMultilevel"/>
-    <w:tmpl w:val="DD385D50"/>
-    <w:lvl w:ilvl="0" w:tplc="5ED474F0">
+    <w:tmpl w:val="A7EEEA66"/>
+    <w:lvl w:ilvl="0" w:tplc="CBB45E02">
       <w:start w:val="1"/>
       <w:numFmt w:val="decimal"/>
       <w:lvlText w:val="%1."/>
@@ -20620,138 +20706,52 @@
         <w:color w:val="A67C27"/>
       </w:rPr>
     </w:lvl>
-    <w:lvl w:ilvl="1" w:tplc="A8288F7A">
+    <w:lvl w:ilvl="1" w:tplc="019AE13E">
       <w:numFmt w:val="decimal"/>
       <w:lvlText w:val=""/>
       <w:lvlJc w:val="left"/>
     </w:lvl>
-    <w:lvl w:ilvl="2" w:tplc="CA328C22">
+    <w:lvl w:ilvl="2" w:tplc="AC64F5EC">
       <w:numFmt w:val="decimal"/>
       <w:lvlText w:val=""/>
       <w:lvlJc w:val="left"/>
     </w:lvl>
-    <w:lvl w:ilvl="3" w:tplc="755E16FE">
+    <w:lvl w:ilvl="3" w:tplc="F5BA6B10">
       <w:numFmt w:val="decimal"/>
       <w:lvlText w:val=""/>
       <w:lvlJc w:val="left"/>
     </w:lvl>
-    <w:lvl w:ilvl="4" w:tplc="7514EDC8">
+    <w:lvl w:ilvl="4" w:tplc="B7F0F7FC">
       <w:numFmt w:val="decimal"/>
       <w:lvlText w:val=""/>
       <w:lvlJc w:val="left"/>
     </w:lvl>
-    <w:lvl w:ilvl="5" w:tplc="BBB47650">
+    <w:lvl w:ilvl="5" w:tplc="2D22FF9C">
       <w:numFmt w:val="decimal"/>
       <w:lvlText w:val=""/>
       <w:lvlJc w:val="left"/>
     </w:lvl>
-    <w:lvl w:ilvl="6" w:tplc="55864B5E">
+    <w:lvl w:ilvl="6" w:tplc="B2FE63D0">
       <w:numFmt w:val="decimal"/>
       <w:lvlText w:val=""/>
       <w:lvlJc w:val="left"/>
     </w:lvl>
-    <w:lvl w:ilvl="7" w:tplc="A3AA292E">
+    <w:lvl w:ilvl="7" w:tplc="99B09216">
       <w:numFmt w:val="decimal"/>
       <w:lvlText w:val=""/>
       <w:lvlJc w:val="left"/>
     </w:lvl>
-    <w:lvl w:ilvl="8" w:tplc="4D5643CC">
+    <w:lvl w:ilvl="8" w:tplc="D5CA4244">
       <w:numFmt w:val="decimal"/>
       <w:lvlText w:val=""/>
       <w:lvlJc w:val="left"/>
     </w:lvl>
   </w:abstractNum>
-  <w:abstractNum w:abstractNumId="3" w15:restartNumberingAfterBreak="0">
-    <w:nsid w:val="4E0E36F7"/>
+  <w:abstractNum w:abstractNumId="4" w15:restartNumberingAfterBreak="0">
+    <w:nsid w:val="61AE1A79"/>
     <w:multiLevelType w:val="hybridMultilevel"/>
-    <w:tmpl w:val="E0909F4A"/>
-    <w:lvl w:ilvl="0" w:tplc="502633BA">
-      <w:start w:val="1"/>
-      <w:numFmt w:val="bullet"/>
-      <w:lvlText w:val="●"/>
-      <w:lvlJc w:val="left"/>
-      <w:pPr>
-        <w:ind w:left="720" w:hanging="360"/>
-      </w:pPr>
-    </w:lvl>
-    <w:lvl w:ilvl="1" w:tplc="CFE29EA0">
-      <w:start w:val="1"/>
-      <w:numFmt w:val="bullet"/>
-      <w:lvlText w:val="○"/>
-      <w:lvlJc w:val="left"/>
-      <w:pPr>
-        <w:ind w:left="1440" w:hanging="360"/>
-      </w:pPr>
-    </w:lvl>
-    <w:lvl w:ilvl="2" w:tplc="09100892">
-      <w:start w:val="1"/>
-      <w:numFmt w:val="bullet"/>
-      <w:lvlText w:val="■"/>
-      <w:lvlJc w:val="left"/>
-      <w:pPr>
-        <w:ind w:left="2160" w:hanging="360"/>
-      </w:pPr>
-    </w:lvl>
-    <w:lvl w:ilvl="3" w:tplc="3DB4B2E0">
-      <w:start w:val="1"/>
-      <w:numFmt w:val="bullet"/>
-      <w:lvlText w:val="●"/>
-      <w:lvlJc w:val="left"/>
-      <w:pPr>
-        <w:ind w:left="2880" w:hanging="360"/>
-      </w:pPr>
-    </w:lvl>
-    <w:lvl w:ilvl="4" w:tplc="C2B8BF40">
-      <w:start w:val="1"/>
-      <w:numFmt w:val="bullet"/>
-      <w:lvlText w:val="○"/>
-      <w:lvlJc w:val="left"/>
-      <w:pPr>
-        <w:ind w:left="3600" w:hanging="360"/>
-      </w:pPr>
-    </w:lvl>
-    <w:lvl w:ilvl="5" w:tplc="8BBC2430">
-      <w:start w:val="1"/>
-      <w:numFmt w:val="bullet"/>
-      <w:lvlText w:val="■"/>
-      <w:lvlJc w:val="left"/>
-      <w:pPr>
-        <w:ind w:left="4320" w:hanging="360"/>
-      </w:pPr>
-    </w:lvl>
-    <w:lvl w:ilvl="6" w:tplc="C00E5532">
-      <w:start w:val="1"/>
-      <w:numFmt w:val="bullet"/>
-      <w:lvlText w:val="●"/>
-      <w:lvlJc w:val="left"/>
-      <w:pPr>
-        <w:ind w:left="5040" w:hanging="360"/>
-      </w:pPr>
-    </w:lvl>
-    <w:lvl w:ilvl="7" w:tplc="C026FE84">
-      <w:start w:val="1"/>
-      <w:numFmt w:val="bullet"/>
-      <w:lvlText w:val="●"/>
-      <w:lvlJc w:val="left"/>
-      <w:pPr>
-        <w:ind w:left="5760" w:hanging="360"/>
-      </w:pPr>
-    </w:lvl>
-    <w:lvl w:ilvl="8" w:tplc="D7D00534">
-      <w:start w:val="1"/>
-      <w:numFmt w:val="bullet"/>
-      <w:lvlText w:val="●"/>
-      <w:lvlJc w:val="left"/>
-      <w:pPr>
-        <w:ind w:left="6480" w:hanging="360"/>
-      </w:pPr>
-    </w:lvl>
-  </w:abstractNum>
-  <w:abstractNum w:abstractNumId="4" w15:restartNumberingAfterBreak="0">
-    <w:nsid w:val="65E70EF1"/>
-    <w:multiLevelType w:val="hybridMultilevel"/>
-    <w:tmpl w:val="E6805F68"/>
-    <w:lvl w:ilvl="0" w:tplc="756877D2">
+    <w:tmpl w:val="84DA4734"/>
+    <w:lvl w:ilvl="0" w:tplc="E8F6E76C">
       <w:start w:val="1"/>
       <w:numFmt w:val="bullet"/>
       <w:lvlText w:val="•"/>
@@ -20760,7 +20760,7 @@
         <w:ind w:left="460" w:hanging="280"/>
       </w:pPr>
     </w:lvl>
-    <w:lvl w:ilvl="1" w:tplc="372E4908">
+    <w:lvl w:ilvl="1" w:tplc="C166F95A">
       <w:start w:val="1"/>
       <w:numFmt w:val="bullet"/>
       <w:lvlText w:val="–"/>
@@ -20769,47 +20769,47 @@
         <w:ind w:left="900" w:hanging="280"/>
       </w:pPr>
     </w:lvl>
-    <w:lvl w:ilvl="2" w:tplc="25A6A316">
+    <w:lvl w:ilvl="2" w:tplc="9426E788">
       <w:numFmt w:val="decimal"/>
       <w:lvlText w:val=""/>
       <w:lvlJc w:val="left"/>
     </w:lvl>
-    <w:lvl w:ilvl="3" w:tplc="15443E80">
+    <w:lvl w:ilvl="3" w:tplc="D47073D4">
       <w:numFmt w:val="decimal"/>
       <w:lvlText w:val=""/>
       <w:lvlJc w:val="left"/>
     </w:lvl>
-    <w:lvl w:ilvl="4" w:tplc="17D6F1A0">
+    <w:lvl w:ilvl="4" w:tplc="F67C7684">
       <w:numFmt w:val="decimal"/>
       <w:lvlText w:val=""/>
       <w:lvlJc w:val="left"/>
     </w:lvl>
-    <w:lvl w:ilvl="5" w:tplc="3642F7A0">
+    <w:lvl w:ilvl="5" w:tplc="34563E36">
       <w:numFmt w:val="decimal"/>
       <w:lvlText w:val=""/>
       <w:lvlJc w:val="left"/>
     </w:lvl>
-    <w:lvl w:ilvl="6" w:tplc="3CDC4914">
+    <w:lvl w:ilvl="6" w:tplc="0616CFFA">
       <w:numFmt w:val="decimal"/>
       <w:lvlText w:val=""/>
       <w:lvlJc w:val="left"/>
     </w:lvl>
-    <w:lvl w:ilvl="7" w:tplc="09C4FF22">
+    <w:lvl w:ilvl="7" w:tplc="4B9C24AC">
       <w:numFmt w:val="decimal"/>
       <w:lvlText w:val=""/>
       <w:lvlJc w:val="left"/>
     </w:lvl>
-    <w:lvl w:ilvl="8" w:tplc="474A6B9A">
+    <w:lvl w:ilvl="8" w:tplc="3B6C1370">
       <w:numFmt w:val="decimal"/>
       <w:lvlText w:val=""/>
       <w:lvlJc w:val="left"/>
     </w:lvl>
   </w:abstractNum>
   <w:abstractNum w:abstractNumId="5" w15:restartNumberingAfterBreak="0">
-    <w:nsid w:val="67932E7A"/>
+    <w:nsid w:val="729C1CB2"/>
     <w:multiLevelType w:val="hybridMultilevel"/>
-    <w:tmpl w:val="6E74EAB0"/>
-    <w:lvl w:ilvl="0" w:tplc="27F4388A">
+    <w:tmpl w:val="24485290"/>
+    <w:lvl w:ilvl="0" w:tplc="B5AE8AF2">
       <w:start w:val="1"/>
       <w:numFmt w:val="decimal"/>
       <w:lvlText w:val="%1."/>
@@ -20823,52 +20823,52 @@
         <w:color w:val="A67C27"/>
       </w:rPr>
     </w:lvl>
-    <w:lvl w:ilvl="1" w:tplc="55F892D8">
+    <w:lvl w:ilvl="1" w:tplc="F69EAFB8">
       <w:numFmt w:val="decimal"/>
       <w:lvlText w:val=""/>
       <w:lvlJc w:val="left"/>
     </w:lvl>
-    <w:lvl w:ilvl="2" w:tplc="E92CD764">
+    <w:lvl w:ilvl="2" w:tplc="BD0ABBBC">
       <w:numFmt w:val="decimal"/>
       <w:lvlText w:val=""/>
       <w:lvlJc w:val="left"/>
     </w:lvl>
-    <w:lvl w:ilvl="3" w:tplc="A9A6C6F2">
+    <w:lvl w:ilvl="3" w:tplc="92AC7B48">
       <w:numFmt w:val="decimal"/>
       <w:lvlText w:val=""/>
       <w:lvlJc w:val="left"/>
     </w:lvl>
-    <w:lvl w:ilvl="4" w:tplc="C9100330">
+    <w:lvl w:ilvl="4" w:tplc="FF8EB94E">
       <w:numFmt w:val="decimal"/>
       <w:lvlText w:val=""/>
       <w:lvlJc w:val="left"/>
     </w:lvl>
-    <w:lvl w:ilvl="5" w:tplc="8EE69FB0">
+    <w:lvl w:ilvl="5" w:tplc="6076077E">
       <w:numFmt w:val="decimal"/>
       <w:lvlText w:val=""/>
       <w:lvlJc w:val="left"/>
     </w:lvl>
-    <w:lvl w:ilvl="6" w:tplc="B3D0D35A">
+    <w:lvl w:ilvl="6" w:tplc="EB92FC90">
       <w:numFmt w:val="decimal"/>
       <w:lvlText w:val=""/>
       <w:lvlJc w:val="left"/>
     </w:lvl>
-    <w:lvl w:ilvl="7" w:tplc="C324CC64">
+    <w:lvl w:ilvl="7" w:tplc="EC32C7F2">
       <w:numFmt w:val="decimal"/>
       <w:lvlText w:val=""/>
       <w:lvlJc w:val="left"/>
     </w:lvl>
-    <w:lvl w:ilvl="8" w:tplc="C278E9CC">
+    <w:lvl w:ilvl="8" w:tplc="2D3CAD5C">
       <w:numFmt w:val="decimal"/>
       <w:lvlText w:val=""/>
       <w:lvlJc w:val="left"/>
     </w:lvl>
   </w:abstractNum>
   <w:abstractNum w:abstractNumId="6" w15:restartNumberingAfterBreak="0">
-    <w:nsid w:val="7EBC485E"/>
+    <w:nsid w:val="79A875DF"/>
     <w:multiLevelType w:val="hybridMultilevel"/>
-    <w:tmpl w:val="28B2AEF0"/>
-    <w:lvl w:ilvl="0" w:tplc="DAD22E2A">
+    <w:tmpl w:val="7924F4C2"/>
+    <w:lvl w:ilvl="0" w:tplc="4614FA7E">
       <w:start w:val="1"/>
       <w:numFmt w:val="decimal"/>
       <w:lvlText w:val="%1."/>
@@ -20882,85 +20882,85 @@
         <w:color w:val="A67C27"/>
       </w:rPr>
     </w:lvl>
-    <w:lvl w:ilvl="1" w:tplc="54E40E5E">
+    <w:lvl w:ilvl="1" w:tplc="4BC64FE2">
       <w:numFmt w:val="decimal"/>
       <w:lvlText w:val=""/>
       <w:lvlJc w:val="left"/>
     </w:lvl>
-    <w:lvl w:ilvl="2" w:tplc="8258E040">
+    <w:lvl w:ilvl="2" w:tplc="261C6ABE">
       <w:numFmt w:val="decimal"/>
       <w:lvlText w:val=""/>
       <w:lvlJc w:val="left"/>
     </w:lvl>
-    <w:lvl w:ilvl="3" w:tplc="A2BEEC82">
+    <w:lvl w:ilvl="3" w:tplc="64404234">
       <w:numFmt w:val="decimal"/>
       <w:lvlText w:val=""/>
       <w:lvlJc w:val="left"/>
     </w:lvl>
-    <w:lvl w:ilvl="4" w:tplc="BF8CFD94">
+    <w:lvl w:ilvl="4" w:tplc="14BA912E">
       <w:numFmt w:val="decimal"/>
       <w:lvlText w:val=""/>
       <w:lvlJc w:val="left"/>
     </w:lvl>
-    <w:lvl w:ilvl="5" w:tplc="BF00D798">
+    <w:lvl w:ilvl="5" w:tplc="192C2336">
       <w:numFmt w:val="decimal"/>
       <w:lvlText w:val=""/>
       <w:lvlJc w:val="left"/>
     </w:lvl>
-    <w:lvl w:ilvl="6" w:tplc="79844E54">
+    <w:lvl w:ilvl="6" w:tplc="2D627696">
       <w:numFmt w:val="decimal"/>
       <w:lvlText w:val=""/>
       <w:lvlJc w:val="left"/>
     </w:lvl>
-    <w:lvl w:ilvl="7" w:tplc="75445710">
+    <w:lvl w:ilvl="7" w:tplc="E8BC0D68">
       <w:numFmt w:val="decimal"/>
       <w:lvlText w:val=""/>
       <w:lvlJc w:val="left"/>
     </w:lvl>
-    <w:lvl w:ilvl="8" w:tplc="7E4CC7DC">
+    <w:lvl w:ilvl="8" w:tplc="96443F96">
       <w:numFmt w:val="decimal"/>
       <w:lvlText w:val=""/>
       <w:lvlJc w:val="left"/>
     </w:lvl>
   </w:abstractNum>
-  <w:num w:numId="1" w16cid:durableId="802582015">
-    <w:abstractNumId w:val="3"/>
+  <w:num w:numId="1" w16cid:durableId="1912621172">
+    <w:abstractNumId w:val="0"/>
     <w:lvlOverride w:ilvl="0">
       <w:startOverride w:val="1"/>
     </w:lvlOverride>
   </w:num>
-  <w:num w:numId="2" w16cid:durableId="699362251">
+  <w:num w:numId="2" w16cid:durableId="676466592">
     <w:abstractNumId w:val="4"/>
     <w:lvlOverride w:ilvl="0">
       <w:startOverride w:val="1"/>
     </w:lvlOverride>
   </w:num>
-  <w:num w:numId="3" w16cid:durableId="895505586">
+  <w:num w:numId="3" w16cid:durableId="229463829">
     <w:abstractNumId w:val="6"/>
     <w:lvlOverride w:ilvl="0">
       <w:startOverride w:val="1"/>
     </w:lvlOverride>
   </w:num>
-  <w:num w:numId="4" w16cid:durableId="1515873674">
+  <w:num w:numId="4" w16cid:durableId="74515857">
+    <w:abstractNumId w:val="2"/>
+    <w:lvlOverride w:ilvl="0">
+      <w:startOverride w:val="1"/>
+    </w:lvlOverride>
+  </w:num>
+  <w:num w:numId="5" w16cid:durableId="706837610">
     <w:abstractNumId w:val="1"/>
     <w:lvlOverride w:ilvl="0">
       <w:startOverride w:val="1"/>
     </w:lvlOverride>
   </w:num>
-  <w:num w:numId="5" w16cid:durableId="1383745693">
+  <w:num w:numId="6" w16cid:durableId="841352681">
     <w:abstractNumId w:val="5"/>
     <w:lvlOverride w:ilvl="0">
       <w:startOverride w:val="1"/>
     </w:lvlOverride>
   </w:num>
-  <w:num w:numId="6" w16cid:durableId="74938932">
-    <w:abstractNumId w:val="0"/>
-    <w:lvlOverride w:ilvl="0">
-      <w:startOverride w:val="1"/>
-    </w:lvlOverride>
-  </w:num>
-  <w:num w:numId="7" w16cid:durableId="695885978">
-    <w:abstractNumId w:val="2"/>
+  <w:num w:numId="7" w16cid:durableId="290404858">
+    <w:abstractNumId w:val="3"/>
     <w:lvlOverride w:ilvl="0">
       <w:startOverride w:val="1"/>
     </w:lvlOverride>
@@ -21585,7 +21585,7 @@
     <w:autoRedefine/>
     <w:uiPriority w:val="39"/>
     <w:unhideWhenUsed/>
-    <w:rsid w:val="006F5208"/>
+    <w:rsid w:val="00E7010A"/>
     <w:pPr>
       <w:spacing w:after="100"/>
     </w:pPr>
@@ -21597,7 +21597,7 @@
     <w:autoRedefine/>
     <w:uiPriority w:val="39"/>
     <w:unhideWhenUsed/>
-    <w:rsid w:val="006F5208"/>
+    <w:rsid w:val="00E7010A"/>
     <w:pPr>
       <w:spacing w:after="100"/>
       <w:ind w:left="210"/>

--- a/docs/manuals/Role_Guide_8_Supervisor.docx
+++ b/docs/manuals/Role_Guide_8_Supervisor.docx
@@ -412,7 +412,7 @@
                 <w:sz w:val="19"/>
                 <w:szCs w:val="19"/>
               </w:rPr>
-              <w:t>0773943709 · abffst.research.cut@gmail.com</w:t>
+              <w:t>0773943709 · abffst.research@gmail.com</w:t>
             </w:r>
           </w:p>
         </w:tc>
@@ -469,7 +469,7 @@
                 <w:sz w:val="19"/>
                 <w:szCs w:val="19"/>
               </w:rPr>
-              <w:t>Version 1.9 · 22 September 2026</w:t>
+              <w:t>Version 1.10 · 22 September 2026</w:t>
             </w:r>
           </w:p>
         </w:tc>
@@ -538,7 +538,7 @@
     <w:sdt>
       <w:sdtPr>
         <w:alias w:val="Contents"/>
-        <w:id w:val="493611363"/>
+        <w:id w:val="-1152751809"/>
       </w:sdtPr>
       <w:sdtEndPr/>
       <w:sdtContent>
@@ -567,7 +567,7 @@
           <w:r>
             <w:fldChar w:fldCharType="separate"/>
           </w:r>
-          <w:hyperlink w:anchor="_Toc240961272" w:history="1">
+          <w:hyperlink w:anchor="_Toc240976302" w:history="1">
             <w:r>
               <w:rPr>
                 <w:rStyle w:val="Hyperlink"/>
@@ -591,7 +591,7 @@
               <w:rPr>
                 <w:noProof/>
               </w:rPr>
-              <w:instrText xml:space="preserve"> PAGEREF _Toc240961272 \h </w:instrText>
+              <w:instrText xml:space="preserve"> PAGEREF _Toc240976302 \h </w:instrText>
             </w:r>
             <w:r>
               <w:rPr>
@@ -634,7 +634,7 @@
               <w14:ligatures w14:val="standardContextual"/>
             </w:rPr>
           </w:pPr>
-          <w:hyperlink w:anchor="_Toc240961273" w:history="1">
+          <w:hyperlink w:anchor="_Toc240976303" w:history="1">
             <w:r>
               <w:rPr>
                 <w:rStyle w:val="Hyperlink"/>
@@ -658,7 +658,7 @@
               <w:rPr>
                 <w:noProof/>
               </w:rPr>
-              <w:instrText xml:space="preserve"> PAGEREF _Toc240961273 \h </w:instrText>
+              <w:instrText xml:space="preserve"> PAGEREF _Toc240976303 \h </w:instrText>
             </w:r>
             <w:r>
               <w:rPr>
@@ -701,7 +701,7 @@
               <w14:ligatures w14:val="standardContextual"/>
             </w:rPr>
           </w:pPr>
-          <w:hyperlink w:anchor="_Toc240961274" w:history="1">
+          <w:hyperlink w:anchor="_Toc240976304" w:history="1">
             <w:r>
               <w:rPr>
                 <w:rStyle w:val="Hyperlink"/>
@@ -725,7 +725,7 @@
               <w:rPr>
                 <w:noProof/>
               </w:rPr>
-              <w:instrText xml:space="preserve"> PAGEREF _Toc240961274 \h </w:instrText>
+              <w:instrText xml:space="preserve"> PAGEREF _Toc240976304 \h </w:instrText>
             </w:r>
             <w:r>
               <w:rPr>
@@ -768,7 +768,7 @@
               <w14:ligatures w14:val="standardContextual"/>
             </w:rPr>
           </w:pPr>
-          <w:hyperlink w:anchor="_Toc240961275" w:history="1">
+          <w:hyperlink w:anchor="_Toc240976305" w:history="1">
             <w:r>
               <w:rPr>
                 <w:rStyle w:val="Hyperlink"/>
@@ -792,7 +792,7 @@
               <w:rPr>
                 <w:noProof/>
               </w:rPr>
-              <w:instrText xml:space="preserve"> PAGEREF _Toc240961275 \h </w:instrText>
+              <w:instrText xml:space="preserve"> PAGEREF _Toc240976305 \h </w:instrText>
             </w:r>
             <w:r>
               <w:rPr>
@@ -835,7 +835,7 @@
               <w14:ligatures w14:val="standardContextual"/>
             </w:rPr>
           </w:pPr>
-          <w:hyperlink w:anchor="_Toc240961276" w:history="1">
+          <w:hyperlink w:anchor="_Toc240976306" w:history="1">
             <w:r>
               <w:rPr>
                 <w:rStyle w:val="Hyperlink"/>
@@ -859,7 +859,7 @@
               <w:rPr>
                 <w:noProof/>
               </w:rPr>
-              <w:instrText xml:space="preserve"> PAGEREF _Toc240961276 \h </w:instrText>
+              <w:instrText xml:space="preserve"> PAGEREF _Toc240976306 \h </w:instrText>
             </w:r>
             <w:r>
               <w:rPr>
@@ -902,7 +902,7 @@
               <w14:ligatures w14:val="standardContextual"/>
             </w:rPr>
           </w:pPr>
-          <w:hyperlink w:anchor="_Toc240961277" w:history="1">
+          <w:hyperlink w:anchor="_Toc240976307" w:history="1">
             <w:r>
               <w:rPr>
                 <w:rStyle w:val="Hyperlink"/>
@@ -926,7 +926,7 @@
               <w:rPr>
                 <w:noProof/>
               </w:rPr>
-              <w:instrText xml:space="preserve"> PAGEREF _Toc240961277 \h </w:instrText>
+              <w:instrText xml:space="preserve"> PAGEREF _Toc240976307 \h </w:instrText>
             </w:r>
             <w:r>
               <w:rPr>
@@ -969,7 +969,7 @@
               <w14:ligatures w14:val="standardContextual"/>
             </w:rPr>
           </w:pPr>
-          <w:hyperlink w:anchor="_Toc240961278" w:history="1">
+          <w:hyperlink w:anchor="_Toc240976308" w:history="1">
             <w:r>
               <w:rPr>
                 <w:rStyle w:val="Hyperlink"/>
@@ -993,7 +993,7 @@
               <w:rPr>
                 <w:noProof/>
               </w:rPr>
-              <w:instrText xml:space="preserve"> PAGEREF _Toc240961278 \h </w:instrText>
+              <w:instrText xml:space="preserve"> PAGEREF _Toc240976308 \h </w:instrText>
             </w:r>
             <w:r>
               <w:rPr>
@@ -1036,7 +1036,7 @@
               <w14:ligatures w14:val="standardContextual"/>
             </w:rPr>
           </w:pPr>
-          <w:hyperlink w:anchor="_Toc240961279" w:history="1">
+          <w:hyperlink w:anchor="_Toc240976309" w:history="1">
             <w:r>
               <w:rPr>
                 <w:rStyle w:val="Hyperlink"/>
@@ -1060,7 +1060,7 @@
               <w:rPr>
                 <w:noProof/>
               </w:rPr>
-              <w:instrText xml:space="preserve"> PAGEREF _Toc240961279 \h </w:instrText>
+              <w:instrText xml:space="preserve"> PAGEREF _Toc240976309 \h </w:instrText>
             </w:r>
             <w:r>
               <w:rPr>
@@ -1103,7 +1103,7 @@
               <w14:ligatures w14:val="standardContextual"/>
             </w:rPr>
           </w:pPr>
-          <w:hyperlink w:anchor="_Toc240961280" w:history="1">
+          <w:hyperlink w:anchor="_Toc240976310" w:history="1">
             <w:r>
               <w:rPr>
                 <w:rStyle w:val="Hyperlink"/>
@@ -1127,7 +1127,7 @@
               <w:rPr>
                 <w:noProof/>
               </w:rPr>
-              <w:instrText xml:space="preserve"> PAGEREF _Toc240961280 \h </w:instrText>
+              <w:instrText xml:space="preserve"> PAGEREF _Toc240976310 \h </w:instrText>
             </w:r>
             <w:r>
               <w:rPr>
@@ -1170,7 +1170,7 @@
               <w14:ligatures w14:val="standardContextual"/>
             </w:rPr>
           </w:pPr>
-          <w:hyperlink w:anchor="_Toc240961281" w:history="1">
+          <w:hyperlink w:anchor="_Toc240976311" w:history="1">
             <w:r>
               <w:rPr>
                 <w:rStyle w:val="Hyperlink"/>
@@ -1194,7 +1194,7 @@
               <w:rPr>
                 <w:noProof/>
               </w:rPr>
-              <w:instrText xml:space="preserve"> PAGEREF _Toc240961281 \h </w:instrText>
+              <w:instrText xml:space="preserve"> PAGEREF _Toc240976311 \h </w:instrText>
             </w:r>
             <w:r>
               <w:rPr>
@@ -1237,7 +1237,7 @@
               <w14:ligatures w14:val="standardContextual"/>
             </w:rPr>
           </w:pPr>
-          <w:hyperlink w:anchor="_Toc240961282" w:history="1">
+          <w:hyperlink w:anchor="_Toc240976312" w:history="1">
             <w:r>
               <w:rPr>
                 <w:rStyle w:val="Hyperlink"/>
@@ -1261,7 +1261,7 @@
               <w:rPr>
                 <w:noProof/>
               </w:rPr>
-              <w:instrText xml:space="preserve"> PAGEREF _Toc240961282 \h </w:instrText>
+              <w:instrText xml:space="preserve"> PAGEREF _Toc240976312 \h </w:instrText>
             </w:r>
             <w:r>
               <w:rPr>
@@ -1304,7 +1304,7 @@
               <w14:ligatures w14:val="standardContextual"/>
             </w:rPr>
           </w:pPr>
-          <w:hyperlink w:anchor="_Toc240961283" w:history="1">
+          <w:hyperlink w:anchor="_Toc240976313" w:history="1">
             <w:r>
               <w:rPr>
                 <w:rStyle w:val="Hyperlink"/>
@@ -1328,7 +1328,7 @@
               <w:rPr>
                 <w:noProof/>
               </w:rPr>
-              <w:instrText xml:space="preserve"> PAGEREF _Toc240961283 \h </w:instrText>
+              <w:instrText xml:space="preserve"> PAGEREF _Toc240976313 \h </w:instrText>
             </w:r>
             <w:r>
               <w:rPr>
@@ -1371,7 +1371,7 @@
               <w14:ligatures w14:val="standardContextual"/>
             </w:rPr>
           </w:pPr>
-          <w:hyperlink w:anchor="_Toc240961284" w:history="1">
+          <w:hyperlink w:anchor="_Toc240976314" w:history="1">
             <w:r>
               <w:rPr>
                 <w:rStyle w:val="Hyperlink"/>
@@ -1395,7 +1395,7 @@
               <w:rPr>
                 <w:noProof/>
               </w:rPr>
-              <w:instrText xml:space="preserve"> PAGEREF _Toc240961284 \h </w:instrText>
+              <w:instrText xml:space="preserve"> PAGEREF _Toc240976314 \h </w:instrText>
             </w:r>
             <w:r>
               <w:rPr>
@@ -1438,7 +1438,7 @@
               <w14:ligatures w14:val="standardContextual"/>
             </w:rPr>
           </w:pPr>
-          <w:hyperlink w:anchor="_Toc240961285" w:history="1">
+          <w:hyperlink w:anchor="_Toc240976315" w:history="1">
             <w:r>
               <w:rPr>
                 <w:rStyle w:val="Hyperlink"/>
@@ -1462,7 +1462,7 @@
               <w:rPr>
                 <w:noProof/>
               </w:rPr>
-              <w:instrText xml:space="preserve"> PAGEREF _Toc240961285 \h </w:instrText>
+              <w:instrText xml:space="preserve"> PAGEREF _Toc240976315 \h </w:instrText>
             </w:r>
             <w:r>
               <w:rPr>
@@ -1505,7 +1505,7 @@
               <w14:ligatures w14:val="standardContextual"/>
             </w:rPr>
           </w:pPr>
-          <w:hyperlink w:anchor="_Toc240961286" w:history="1">
+          <w:hyperlink w:anchor="_Toc240976316" w:history="1">
             <w:r>
               <w:rPr>
                 <w:rStyle w:val="Hyperlink"/>
@@ -1529,7 +1529,7 @@
               <w:rPr>
                 <w:noProof/>
               </w:rPr>
-              <w:instrText xml:space="preserve"> PAGEREF _Toc240961286 \h </w:instrText>
+              <w:instrText xml:space="preserve"> PAGEREF _Toc240976316 \h </w:instrText>
             </w:r>
             <w:r>
               <w:rPr>
@@ -1572,7 +1572,7 @@
               <w14:ligatures w14:val="standardContextual"/>
             </w:rPr>
           </w:pPr>
-          <w:hyperlink w:anchor="_Toc240961287" w:history="1">
+          <w:hyperlink w:anchor="_Toc240976317" w:history="1">
             <w:r>
               <w:rPr>
                 <w:rStyle w:val="Hyperlink"/>
@@ -1596,7 +1596,7 @@
               <w:rPr>
                 <w:noProof/>
               </w:rPr>
-              <w:instrText xml:space="preserve"> PAGEREF _Toc240961287 \h </w:instrText>
+              <w:instrText xml:space="preserve"> PAGEREF _Toc240976317 \h </w:instrText>
             </w:r>
             <w:r>
               <w:rPr>
@@ -1639,7 +1639,7 @@
               <w14:ligatures w14:val="standardContextual"/>
             </w:rPr>
           </w:pPr>
-          <w:hyperlink w:anchor="_Toc240961288" w:history="1">
+          <w:hyperlink w:anchor="_Toc240976318" w:history="1">
             <w:r>
               <w:rPr>
                 <w:rStyle w:val="Hyperlink"/>
@@ -1663,7 +1663,7 @@
               <w:rPr>
                 <w:noProof/>
               </w:rPr>
-              <w:instrText xml:space="preserve"> PAGEREF _Toc240961288 \h </w:instrText>
+              <w:instrText xml:space="preserve"> PAGEREF _Toc240976318 \h </w:instrText>
             </w:r>
             <w:r>
               <w:rPr>
@@ -1706,7 +1706,7 @@
               <w14:ligatures w14:val="standardContextual"/>
             </w:rPr>
           </w:pPr>
-          <w:hyperlink w:anchor="_Toc240961289" w:history="1">
+          <w:hyperlink w:anchor="_Toc240976319" w:history="1">
             <w:r>
               <w:rPr>
                 <w:rStyle w:val="Hyperlink"/>
@@ -1730,7 +1730,7 @@
               <w:rPr>
                 <w:noProof/>
               </w:rPr>
-              <w:instrText xml:space="preserve"> PAGEREF _Toc240961289 \h </w:instrText>
+              <w:instrText xml:space="preserve"> PAGEREF _Toc240976319 \h </w:instrText>
             </w:r>
             <w:r>
               <w:rPr>
@@ -1773,7 +1773,7 @@
               <w14:ligatures w14:val="standardContextual"/>
             </w:rPr>
           </w:pPr>
-          <w:hyperlink w:anchor="_Toc240961290" w:history="1">
+          <w:hyperlink w:anchor="_Toc240976320" w:history="1">
             <w:r>
               <w:rPr>
                 <w:rStyle w:val="Hyperlink"/>
@@ -1797,7 +1797,7 @@
               <w:rPr>
                 <w:noProof/>
               </w:rPr>
-              <w:instrText xml:space="preserve"> PAGEREF _Toc240961290 \h </w:instrText>
+              <w:instrText xml:space="preserve"> PAGEREF _Toc240976320 \h </w:instrText>
             </w:r>
             <w:r>
               <w:rPr>
@@ -1840,7 +1840,7 @@
               <w14:ligatures w14:val="standardContextual"/>
             </w:rPr>
           </w:pPr>
-          <w:hyperlink w:anchor="_Toc240961291" w:history="1">
+          <w:hyperlink w:anchor="_Toc240976321" w:history="1">
             <w:r>
               <w:rPr>
                 <w:rStyle w:val="Hyperlink"/>
@@ -1864,7 +1864,7 @@
               <w:rPr>
                 <w:noProof/>
               </w:rPr>
-              <w:instrText xml:space="preserve"> PAGEREF _Toc240961291 \h </w:instrText>
+              <w:instrText xml:space="preserve"> PAGEREF _Toc240976321 \h </w:instrText>
             </w:r>
             <w:r>
               <w:rPr>
@@ -1907,7 +1907,7 @@
               <w14:ligatures w14:val="standardContextual"/>
             </w:rPr>
           </w:pPr>
-          <w:hyperlink w:anchor="_Toc240961292" w:history="1">
+          <w:hyperlink w:anchor="_Toc240976322" w:history="1">
             <w:r>
               <w:rPr>
                 <w:rStyle w:val="Hyperlink"/>
@@ -1931,7 +1931,7 @@
               <w:rPr>
                 <w:noProof/>
               </w:rPr>
-              <w:instrText xml:space="preserve"> PAGEREF _Toc240961292 \h </w:instrText>
+              <w:instrText xml:space="preserve"> PAGEREF _Toc240976322 \h </w:instrText>
             </w:r>
             <w:r>
               <w:rPr>
@@ -1974,7 +1974,7 @@
               <w14:ligatures w14:val="standardContextual"/>
             </w:rPr>
           </w:pPr>
-          <w:hyperlink w:anchor="_Toc240961293" w:history="1">
+          <w:hyperlink w:anchor="_Toc240976323" w:history="1">
             <w:r>
               <w:rPr>
                 <w:rStyle w:val="Hyperlink"/>
@@ -1998,7 +1998,7 @@
               <w:rPr>
                 <w:noProof/>
               </w:rPr>
-              <w:instrText xml:space="preserve"> PAGEREF _Toc240961293 \h </w:instrText>
+              <w:instrText xml:space="preserve"> PAGEREF _Toc240976323 \h </w:instrText>
             </w:r>
             <w:r>
               <w:rPr>
@@ -2041,7 +2041,7 @@
               <w14:ligatures w14:val="standardContextual"/>
             </w:rPr>
           </w:pPr>
-          <w:hyperlink w:anchor="_Toc240961294" w:history="1">
+          <w:hyperlink w:anchor="_Toc240976324" w:history="1">
             <w:r>
               <w:rPr>
                 <w:rStyle w:val="Hyperlink"/>
@@ -2065,7 +2065,7 @@
               <w:rPr>
                 <w:noProof/>
               </w:rPr>
-              <w:instrText xml:space="preserve"> PAGEREF _Toc240961294 \h </w:instrText>
+              <w:instrText xml:space="preserve"> PAGEREF _Toc240976324 \h </w:instrText>
             </w:r>
             <w:r>
               <w:rPr>
@@ -2108,7 +2108,7 @@
               <w14:ligatures w14:val="standardContextual"/>
             </w:rPr>
           </w:pPr>
-          <w:hyperlink w:anchor="_Toc240961295" w:history="1">
+          <w:hyperlink w:anchor="_Toc240976325" w:history="1">
             <w:r>
               <w:rPr>
                 <w:rStyle w:val="Hyperlink"/>
@@ -2132,7 +2132,7 @@
               <w:rPr>
                 <w:noProof/>
               </w:rPr>
-              <w:instrText xml:space="preserve"> PAGEREF _Toc240961295 \h </w:instrText>
+              <w:instrText xml:space="preserve"> PAGEREF _Toc240976325 \h </w:instrText>
             </w:r>
             <w:r>
               <w:rPr>
@@ -2175,7 +2175,7 @@
               <w14:ligatures w14:val="standardContextual"/>
             </w:rPr>
           </w:pPr>
-          <w:hyperlink w:anchor="_Toc240961296" w:history="1">
+          <w:hyperlink w:anchor="_Toc240976326" w:history="1">
             <w:r>
               <w:rPr>
                 <w:rStyle w:val="Hyperlink"/>
@@ -2199,7 +2199,7 @@
               <w:rPr>
                 <w:noProof/>
               </w:rPr>
-              <w:instrText xml:space="preserve"> PAGEREF _Toc240961296 \h </w:instrText>
+              <w:instrText xml:space="preserve"> PAGEREF _Toc240976326 \h </w:instrText>
             </w:r>
             <w:r>
               <w:rPr>
@@ -2242,7 +2242,7 @@
               <w14:ligatures w14:val="standardContextual"/>
             </w:rPr>
           </w:pPr>
-          <w:hyperlink w:anchor="_Toc240961297" w:history="1">
+          <w:hyperlink w:anchor="_Toc240976327" w:history="1">
             <w:r>
               <w:rPr>
                 <w:rStyle w:val="Hyperlink"/>
@@ -2266,7 +2266,7 @@
               <w:rPr>
                 <w:noProof/>
               </w:rPr>
-              <w:instrText xml:space="preserve"> PAGEREF _Toc240961297 \h </w:instrText>
+              <w:instrText xml:space="preserve"> PAGEREF _Toc240976327 \h </w:instrText>
             </w:r>
             <w:r>
               <w:rPr>
@@ -2309,7 +2309,7 @@
               <w14:ligatures w14:val="standardContextual"/>
             </w:rPr>
           </w:pPr>
-          <w:hyperlink w:anchor="_Toc240961298" w:history="1">
+          <w:hyperlink w:anchor="_Toc240976328" w:history="1">
             <w:r>
               <w:rPr>
                 <w:rStyle w:val="Hyperlink"/>
@@ -2333,7 +2333,7 @@
               <w:rPr>
                 <w:noProof/>
               </w:rPr>
-              <w:instrText xml:space="preserve"> PAGEREF _Toc240961298 \h </w:instrText>
+              <w:instrText xml:space="preserve"> PAGEREF _Toc240976328 \h </w:instrText>
             </w:r>
             <w:r>
               <w:rPr>
@@ -2376,7 +2376,7 @@
               <w14:ligatures w14:val="standardContextual"/>
             </w:rPr>
           </w:pPr>
-          <w:hyperlink w:anchor="_Toc240961299" w:history="1">
+          <w:hyperlink w:anchor="_Toc240976329" w:history="1">
             <w:r>
               <w:rPr>
                 <w:rStyle w:val="Hyperlink"/>
@@ -2400,7 +2400,7 @@
               <w:rPr>
                 <w:noProof/>
               </w:rPr>
-              <w:instrText xml:space="preserve"> PAGEREF _Toc240961299 \h </w:instrText>
+              <w:instrText xml:space="preserve"> PAGEREF _Toc240976329 \h </w:instrText>
             </w:r>
             <w:r>
               <w:rPr>
@@ -2443,7 +2443,7 @@
               <w14:ligatures w14:val="standardContextual"/>
             </w:rPr>
           </w:pPr>
-          <w:hyperlink w:anchor="_Toc240961300" w:history="1">
+          <w:hyperlink w:anchor="_Toc240976330" w:history="1">
             <w:r>
               <w:rPr>
                 <w:rStyle w:val="Hyperlink"/>
@@ -2467,7 +2467,7 @@
               <w:rPr>
                 <w:noProof/>
               </w:rPr>
-              <w:instrText xml:space="preserve"> PAGEREF _Toc240961300 \h </w:instrText>
+              <w:instrText xml:space="preserve"> PAGEREF _Toc240976330 \h </w:instrText>
             </w:r>
             <w:r>
               <w:rPr>
@@ -2510,7 +2510,7 @@
               <w14:ligatures w14:val="standardContextual"/>
             </w:rPr>
           </w:pPr>
-          <w:hyperlink w:anchor="_Toc240961301" w:history="1">
+          <w:hyperlink w:anchor="_Toc240976331" w:history="1">
             <w:r>
               <w:rPr>
                 <w:rStyle w:val="Hyperlink"/>
@@ -2534,7 +2534,7 @@
               <w:rPr>
                 <w:noProof/>
               </w:rPr>
-              <w:instrText xml:space="preserve"> PAGEREF _Toc240961301 \h </w:instrText>
+              <w:instrText xml:space="preserve"> PAGEREF _Toc240976331 \h </w:instrText>
             </w:r>
             <w:r>
               <w:rPr>
@@ -2577,7 +2577,7 @@
               <w14:ligatures w14:val="standardContextual"/>
             </w:rPr>
           </w:pPr>
-          <w:hyperlink w:anchor="_Toc240961302" w:history="1">
+          <w:hyperlink w:anchor="_Toc240976332" w:history="1">
             <w:r>
               <w:rPr>
                 <w:rStyle w:val="Hyperlink"/>
@@ -2601,7 +2601,7 @@
               <w:rPr>
                 <w:noProof/>
               </w:rPr>
-              <w:instrText xml:space="preserve"> PAGEREF _Toc240961302 \h </w:instrText>
+              <w:instrText xml:space="preserve"> PAGEREF _Toc240976332 \h </w:instrText>
             </w:r>
             <w:r>
               <w:rPr>
@@ -2644,7 +2644,7 @@
               <w14:ligatures w14:val="standardContextual"/>
             </w:rPr>
           </w:pPr>
-          <w:hyperlink w:anchor="_Toc240961303" w:history="1">
+          <w:hyperlink w:anchor="_Toc240976333" w:history="1">
             <w:r>
               <w:rPr>
                 <w:rStyle w:val="Hyperlink"/>
@@ -2668,7 +2668,7 @@
               <w:rPr>
                 <w:noProof/>
               </w:rPr>
-              <w:instrText xml:space="preserve"> PAGEREF _Toc240961303 \h </w:instrText>
+              <w:instrText xml:space="preserve"> PAGEREF _Toc240976333 \h </w:instrText>
             </w:r>
             <w:r>
               <w:rPr>
@@ -2711,7 +2711,7 @@
               <w14:ligatures w14:val="standardContextual"/>
             </w:rPr>
           </w:pPr>
-          <w:hyperlink w:anchor="_Toc240961304" w:history="1">
+          <w:hyperlink w:anchor="_Toc240976334" w:history="1">
             <w:r>
               <w:rPr>
                 <w:rStyle w:val="Hyperlink"/>
@@ -2735,7 +2735,7 @@
               <w:rPr>
                 <w:noProof/>
               </w:rPr>
-              <w:instrText xml:space="preserve"> PAGEREF _Toc240961304 \h </w:instrText>
+              <w:instrText xml:space="preserve"> PAGEREF _Toc240976334 \h </w:instrText>
             </w:r>
             <w:r>
               <w:rPr>
@@ -2778,7 +2778,7 @@
               <w14:ligatures w14:val="standardContextual"/>
             </w:rPr>
           </w:pPr>
-          <w:hyperlink w:anchor="_Toc240961305" w:history="1">
+          <w:hyperlink w:anchor="_Toc240976335" w:history="1">
             <w:r>
               <w:rPr>
                 <w:rStyle w:val="Hyperlink"/>
@@ -2802,7 +2802,7 @@
               <w:rPr>
                 <w:noProof/>
               </w:rPr>
-              <w:instrText xml:space="preserve"> PAGEREF _Toc240961305 \h </w:instrText>
+              <w:instrText xml:space="preserve"> PAGEREF _Toc240976335 \h </w:instrText>
             </w:r>
             <w:r>
               <w:rPr>
@@ -2845,7 +2845,7 @@
               <w14:ligatures w14:val="standardContextual"/>
             </w:rPr>
           </w:pPr>
-          <w:hyperlink w:anchor="_Toc240961306" w:history="1">
+          <w:hyperlink w:anchor="_Toc240976336" w:history="1">
             <w:r>
               <w:rPr>
                 <w:rStyle w:val="Hyperlink"/>
@@ -2869,7 +2869,7 @@
               <w:rPr>
                 <w:noProof/>
               </w:rPr>
-              <w:instrText xml:space="preserve"> PAGEREF _Toc240961306 \h </w:instrText>
+              <w:instrText xml:space="preserve"> PAGEREF _Toc240976336 \h </w:instrText>
             </w:r>
             <w:r>
               <w:rPr>
@@ -2912,7 +2912,7 @@
               <w14:ligatures w14:val="standardContextual"/>
             </w:rPr>
           </w:pPr>
-          <w:hyperlink w:anchor="_Toc240961307" w:history="1">
+          <w:hyperlink w:anchor="_Toc240976337" w:history="1">
             <w:r>
               <w:rPr>
                 <w:rStyle w:val="Hyperlink"/>
@@ -2936,7 +2936,7 @@
               <w:rPr>
                 <w:noProof/>
               </w:rPr>
-              <w:instrText xml:space="preserve"> PAGEREF _Toc240961307 \h </w:instrText>
+              <w:instrText xml:space="preserve"> PAGEREF _Toc240976337 \h </w:instrText>
             </w:r>
             <w:r>
               <w:rPr>
@@ -2979,7 +2979,7 @@
               <w14:ligatures w14:val="standardContextual"/>
             </w:rPr>
           </w:pPr>
-          <w:hyperlink w:anchor="_Toc240961308" w:history="1">
+          <w:hyperlink w:anchor="_Toc240976338" w:history="1">
             <w:r>
               <w:rPr>
                 <w:rStyle w:val="Hyperlink"/>
@@ -3003,7 +3003,7 @@
               <w:rPr>
                 <w:noProof/>
               </w:rPr>
-              <w:instrText xml:space="preserve"> PAGEREF _Toc240961308 \h </w:instrText>
+              <w:instrText xml:space="preserve"> PAGEREF _Toc240976338 \h </w:instrText>
             </w:r>
             <w:r>
               <w:rPr>
@@ -3046,7 +3046,7 @@
               <w14:ligatures w14:val="standardContextual"/>
             </w:rPr>
           </w:pPr>
-          <w:hyperlink w:anchor="_Toc240961309" w:history="1">
+          <w:hyperlink w:anchor="_Toc240976339" w:history="1">
             <w:r>
               <w:rPr>
                 <w:rStyle w:val="Hyperlink"/>
@@ -3070,7 +3070,7 @@
               <w:rPr>
                 <w:noProof/>
               </w:rPr>
-              <w:instrText xml:space="preserve"> PAGEREF _Toc240961309 \h </w:instrText>
+              <w:instrText xml:space="preserve"> PAGEREF _Toc240976339 \h </w:instrText>
             </w:r>
             <w:r>
               <w:rPr>
@@ -3113,7 +3113,7 @@
               <w14:ligatures w14:val="standardContextual"/>
             </w:rPr>
           </w:pPr>
-          <w:hyperlink w:anchor="_Toc240961310" w:history="1">
+          <w:hyperlink w:anchor="_Toc240976340" w:history="1">
             <w:r>
               <w:rPr>
                 <w:rStyle w:val="Hyperlink"/>
@@ -3137,7 +3137,7 @@
               <w:rPr>
                 <w:noProof/>
               </w:rPr>
-              <w:instrText xml:space="preserve"> PAGEREF _Toc240961310 \h </w:instrText>
+              <w:instrText xml:space="preserve"> PAGEREF _Toc240976340 \h </w:instrText>
             </w:r>
             <w:r>
               <w:rPr>
@@ -3180,7 +3180,7 @@
               <w14:ligatures w14:val="standardContextual"/>
             </w:rPr>
           </w:pPr>
-          <w:hyperlink w:anchor="_Toc240961311" w:history="1">
+          <w:hyperlink w:anchor="_Toc240976341" w:history="1">
             <w:r>
               <w:rPr>
                 <w:rStyle w:val="Hyperlink"/>
@@ -3204,7 +3204,7 @@
               <w:rPr>
                 <w:noProof/>
               </w:rPr>
-              <w:instrText xml:space="preserve"> PAGEREF _Toc240961311 \h </w:instrText>
+              <w:instrText xml:space="preserve"> PAGEREF _Toc240976341 \h </w:instrText>
             </w:r>
             <w:r>
               <w:rPr>
@@ -3247,7 +3247,7 @@
               <w14:ligatures w14:val="standardContextual"/>
             </w:rPr>
           </w:pPr>
-          <w:hyperlink w:anchor="_Toc240961312" w:history="1">
+          <w:hyperlink w:anchor="_Toc240976342" w:history="1">
             <w:r>
               <w:rPr>
                 <w:rStyle w:val="Hyperlink"/>
@@ -3271,7 +3271,7 @@
               <w:rPr>
                 <w:noProof/>
               </w:rPr>
-              <w:instrText xml:space="preserve"> PAGEREF _Toc240961312 \h </w:instrText>
+              <w:instrText xml:space="preserve"> PAGEREF _Toc240976342 \h </w:instrText>
             </w:r>
             <w:r>
               <w:rPr>
@@ -3314,7 +3314,7 @@
               <w14:ligatures w14:val="standardContextual"/>
             </w:rPr>
           </w:pPr>
-          <w:hyperlink w:anchor="_Toc240961313" w:history="1">
+          <w:hyperlink w:anchor="_Toc240976343" w:history="1">
             <w:r>
               <w:rPr>
                 <w:rStyle w:val="Hyperlink"/>
@@ -3338,7 +3338,7 @@
               <w:rPr>
                 <w:noProof/>
               </w:rPr>
-              <w:instrText xml:space="preserve"> PAGEREF _Toc240961313 \h </w:instrText>
+              <w:instrText xml:space="preserve"> PAGEREF _Toc240976343 \h </w:instrText>
             </w:r>
             <w:r>
               <w:rPr>
@@ -3381,7 +3381,7 @@
               <w14:ligatures w14:val="standardContextual"/>
             </w:rPr>
           </w:pPr>
-          <w:hyperlink w:anchor="_Toc240961314" w:history="1">
+          <w:hyperlink w:anchor="_Toc240976344" w:history="1">
             <w:r>
               <w:rPr>
                 <w:rStyle w:val="Hyperlink"/>
@@ -3405,7 +3405,7 @@
               <w:rPr>
                 <w:noProof/>
               </w:rPr>
-              <w:instrText xml:space="preserve"> PAGEREF _Toc240961314 \h </w:instrText>
+              <w:instrText xml:space="preserve"> PAGEREF _Toc240976344 \h </w:instrText>
             </w:r>
             <w:r>
               <w:rPr>
@@ -3444,7 +3444,7 @@
         <w:pStyle w:val="Heading1"/>
         <w:pageBreakBefore/>
       </w:pPr>
-      <w:bookmarkStart w:id="0" w:name="_Toc240961272"/>
+      <w:bookmarkStart w:id="0" w:name="_Toc240976302"/>
       <w:r>
         <w:lastRenderedPageBreak/>
         <w:t>1. Your role at a glance</w:t>
@@ -3612,7 +3612,7 @@
         <w:pStyle w:val="Heading1"/>
         <w:pageBreakBefore/>
       </w:pPr>
-      <w:bookmarkStart w:id="1" w:name="_Toc240961273"/>
+      <w:bookmarkStart w:id="1" w:name="_Toc240976303"/>
       <w:r>
         <w:lastRenderedPageBreak/>
         <w:t>2. Signing in and your screens</w:t>
@@ -3623,7 +3623,7 @@
       <w:pPr>
         <w:pStyle w:val="Heading2"/>
       </w:pPr>
-      <w:bookmarkStart w:id="2" w:name="_Toc240961274"/>
+      <w:bookmarkStart w:id="2" w:name="_Toc240976304"/>
       <w:r>
         <w:t>Signing in</w:t>
       </w:r>
@@ -3706,7 +3706,7 @@
           <w:noProof/>
         </w:rPr>
         <w:drawing>
-          <wp:inline distT="0" distB="0" distL="0" distR="0" wp14:anchorId="76FAE89B" wp14:editId="12BA66DE">
+          <wp:inline distT="0" distB="0" distL="0" distR="0" wp14:anchorId="09008F15" wp14:editId="757DC5CF">
             <wp:extent cx="5334000" cy="2333625"/>
             <wp:effectExtent l="0" t="0" r="0" b="0"/>
             <wp:docPr id="1" name="adm_login.jpg" descr="The sign-in screen for all internal staff." title="The sign-in screen for all internal staff."/>
@@ -3873,7 +3873,7 @@
       <w:pPr>
         <w:pStyle w:val="Heading2"/>
       </w:pPr>
-      <w:bookmarkStart w:id="3" w:name="_Toc240961275"/>
+      <w:bookmarkStart w:id="3" w:name="_Toc240976305"/>
       <w:r>
         <w:t>Finding your way around</w:t>
       </w:r>
@@ -4058,7 +4058,7 @@
         </w:rPr>
         <w:lastRenderedPageBreak/>
         <w:drawing>
-          <wp:inline distT="0" distB="0" distL="0" distR="0" wp14:anchorId="1408FD23" wp14:editId="37E3DAD1">
+          <wp:inline distT="0" distB="0" distL="0" distR="0" wp14:anchorId="751A8457" wp14:editId="1553FE69">
             <wp:extent cx="5715000" cy="1876425"/>
             <wp:effectExtent l="0" t="0" r="0" b="0"/>
             <wp:docPr id="2" name="adm_not_your_role.jpg" descr="Opening a screen outside your role (for example from an old bookmark) shows this card instead of the screen." title="Opening a screen outside your role (for example from an old bookmark) shows this card instead of the screen."/>
@@ -4127,7 +4127,7 @@
       <w:pPr>
         <w:pStyle w:val="Heading2"/>
       </w:pPr>
-      <w:bookmarkStart w:id="4" w:name="_Toc240961276"/>
+      <w:bookmarkStart w:id="4" w:name="_Toc240976306"/>
       <w:r>
         <w:t>Your screens</w:t>
       </w:r>
@@ -4634,7 +4634,7 @@
       <w:pPr>
         <w:pStyle w:val="Heading2"/>
       </w:pPr>
-      <w:bookmarkStart w:id="5" w:name="_Toc240961277"/>
+      <w:bookmarkStart w:id="5" w:name="_Toc240976307"/>
       <w:r>
         <w:t>Changing your password</w:t>
       </w:r>
@@ -4717,7 +4717,7 @@
           <w:noProof/>
         </w:rPr>
         <w:drawing>
-          <wp:inline distT="0" distB="0" distL="0" distR="0" wp14:anchorId="3B4E591F" wp14:editId="47BDC1E5">
+          <wp:inline distT="0" distB="0" distL="0" distR="0" wp14:anchorId="5253BEE9" wp14:editId="71CFD665">
             <wp:extent cx="5334000" cy="2171700"/>
             <wp:effectExtent l="0" t="0" r="0" b="0"/>
             <wp:docPr id="3" name="adm_account.jpg" descr="Change Password screen." title="Change Password screen."/>
@@ -4805,7 +4805,7 @@
         <w:pStyle w:val="Heading1"/>
         <w:pageBreakBefore/>
       </w:pPr>
-      <w:bookmarkStart w:id="6" w:name="_Toc240961278"/>
+      <w:bookmarkStart w:id="6" w:name="_Toc240976308"/>
       <w:r>
         <w:lastRenderedPageBreak/>
         <w:t>3. Your routine</w:t>
@@ -5090,7 +5090,7 @@
         <w:pStyle w:val="Heading1"/>
         <w:pageBreakBefore/>
       </w:pPr>
-      <w:bookmarkStart w:id="7" w:name="_Toc240961279"/>
+      <w:bookmarkStart w:id="7" w:name="_Toc240976309"/>
       <w:r>
         <w:lastRenderedPageBreak/>
         <w:t>4. Step-by-step tasks</w:t>
@@ -5101,7 +5101,7 @@
       <w:pPr>
         <w:pStyle w:val="Heading2"/>
       </w:pPr>
-      <w:bookmarkStart w:id="8" w:name="_Toc240961280"/>
+      <w:bookmarkStart w:id="8" w:name="_Toc240976310"/>
       <w:r>
         <w:t>4.1 Reading the dashboards</w:t>
       </w:r>
@@ -5126,7 +5126,7 @@
           <w:noProof/>
         </w:rPr>
         <w:drawing>
-          <wp:inline distT="0" distB="0" distL="0" distR="0" wp14:anchorId="55C43A8B" wp14:editId="6406C3DB">
+          <wp:inline distT="0" distB="0" distL="0" distR="0" wp14:anchorId="4D60D428" wp14:editId="16B7D8ED">
             <wp:extent cx="5715000" cy="3571875"/>
             <wp:effectExtent l="0" t="0" r="0" b="0"/>
             <wp:docPr id="4" name="adm_exec_dashboard.jpg" descr="Executive Dashboard: completions against the 400 / 60 / 50–75 targets, days to data lock, spend, and the lowest-filled strata." title="Executive Dashboard: completions against the 400 / 60 / 50–75 targets, days to data lock, spend, and the lowest-filled strata."/>
@@ -5791,7 +5791,7 @@
       <w:pPr>
         <w:pStyle w:val="Heading2"/>
       </w:pPr>
-      <w:bookmarkStart w:id="9" w:name="_Toc240961281"/>
+      <w:bookmarkStart w:id="9" w:name="_Toc240976311"/>
       <w:r>
         <w:lastRenderedPageBreak/>
         <w:t>4.2 Using Reports (analytics and charts)</w:t>
@@ -5832,7 +5832,7 @@
           <w:noProof/>
         </w:rPr>
         <w:drawing>
-          <wp:inline distT="0" distB="0" distL="0" distR="0" wp14:anchorId="72948ED5" wp14:editId="48387F42">
+          <wp:inline distT="0" distB="0" distL="0" distR="0" wp14:anchorId="2609C022" wp14:editId="5F1CAF7E">
             <wp:extent cx="5334000" cy="3333750"/>
             <wp:effectExtent l="0" t="0" r="0" b="0"/>
             <wp:docPr id="5" name="adm_reports_top.jpg" descr="Reports: headline figures for the chosen period." title="Reports: headline figures for the chosen period."/>
@@ -5974,7 +5974,7 @@
           <w:noProof/>
         </w:rPr>
         <w:drawing>
-          <wp:inline distT="0" distB="0" distL="0" distR="0" wp14:anchorId="3A76E6CF" wp14:editId="7E817940">
+          <wp:inline distT="0" distB="0" distL="0" distR="0" wp14:anchorId="6A855820" wp14:editId="1892BE49">
             <wp:extent cx="5334000" cy="3409950"/>
             <wp:effectExtent l="0" t="0" r="0" b="0"/>
             <wp:docPr id="6" name="adm_reports_funnel.jpg" descr="Case funnel: each case counted once at every stage it has reached." title="Case funnel: each case counted once at every stage it has reached."/>
@@ -6074,7 +6074,7 @@
           <w:noProof/>
         </w:rPr>
         <w:drawing>
-          <wp:inline distT="0" distB="0" distL="0" distR="0" wp14:anchorId="48157539" wp14:editId="7A3EF7FA">
+          <wp:inline distT="0" distB="0" distL="0" distR="0" wp14:anchorId="509AB742" wp14:editId="5A75366B">
             <wp:extent cx="5334000" cy="3248025"/>
             <wp:effectExtent l="0" t="0" r="0" b="0"/>
             <wp:docPr id="7" name="adm_reports_funnel_table.jpg" descr="The same chart as a table." title="The same chart as a table."/>
@@ -6173,7 +6173,7 @@
           <w:noProof/>
         </w:rPr>
         <w:drawing>
-          <wp:inline distT="0" distB="0" distL="0" distR="0" wp14:anchorId="5CBC1DB7" wp14:editId="37CCE4E6">
+          <wp:inline distT="0" distB="0" distL="0" distR="0" wp14:anchorId="5DB57FBC" wp14:editId="16F23979">
             <wp:extent cx="5334000" cy="2628900"/>
             <wp:effectExtent l="0" t="0" r="0" b="0"/>
             <wp:docPr id="8" name="adm_reports_coverage.jpg" descr="Coverage by group." title="Coverage by group."/>
@@ -6273,7 +6273,7 @@
         </w:rPr>
         <w:lastRenderedPageBreak/>
         <w:drawing>
-          <wp:inline distT="0" distB="0" distL="0" distR="0" wp14:anchorId="4A762937" wp14:editId="3217FEC5">
+          <wp:inline distT="0" distB="0" distL="0" distR="0" wp14:anchorId="65939931" wp14:editId="6A68DC84">
             <wp:extent cx="5334000" cy="2600325"/>
             <wp:effectExtent l="0" t="0" r="0" b="0"/>
             <wp:docPr id="9" name="adm_reports_modes.jpg" descr="Administration modes." title="Administration modes."/>
@@ -6382,7 +6382,7 @@
           <w:noProof/>
         </w:rPr>
         <w:drawing>
-          <wp:inline distT="0" distB="0" distL="0" distR="0" wp14:anchorId="5D959299" wp14:editId="4E25D8EA">
+          <wp:inline distT="0" distB="0" distL="0" distR="0" wp14:anchorId="53E0AD7C" wp14:editId="6D6C5FB6">
             <wp:extent cx="5334000" cy="2905125"/>
             <wp:effectExtent l="0" t="0" r="0" b="0"/>
             <wp:docPr id="10" name="adm_reports_duration.jpg" descr="Completion-time distribution." title="Completion-time distribution."/>
@@ -6464,7 +6464,7 @@
       <w:pPr>
         <w:pStyle w:val="Heading2"/>
       </w:pPr>
-      <w:bookmarkStart w:id="10" w:name="_Toc240961282"/>
+      <w:bookmarkStart w:id="10" w:name="_Toc240976312"/>
       <w:r>
         <w:t>4.3 Reviewing a case read-only</w:t>
       </w:r>
@@ -6528,7 +6528,7 @@
         </w:rPr>
         <w:lastRenderedPageBreak/>
         <w:drawing>
-          <wp:inline distT="0" distB="0" distL="0" distR="0" wp14:anchorId="1CFF60FA" wp14:editId="0C3813BE">
+          <wp:inline distT="0" distB="0" distL="0" distR="0" wp14:anchorId="71A0B802" wp14:editId="3DC01E56">
             <wp:extent cx="5334000" cy="3333750"/>
             <wp:effectExtent l="0" t="0" r="0" b="0"/>
             <wp:docPr id="11" name="sup_case.jpg" descr="A case page in read-only view." title="A case page in read-only view."/>
@@ -6602,7 +6602,7 @@
       <w:pPr>
         <w:pStyle w:val="Heading2"/>
       </w:pPr>
-      <w:bookmarkStart w:id="11" w:name="_Toc240961283"/>
+      <w:bookmarkStart w:id="11" w:name="_Toc240976313"/>
       <w:r>
         <w:t>4.4 Reviewing QA</w:t>
       </w:r>
@@ -6619,7 +6619,7 @@
           <w:noProof/>
         </w:rPr>
         <w:drawing>
-          <wp:inline distT="0" distB="0" distL="0" distR="0" wp14:anchorId="5E5A06FC" wp14:editId="3ECADCC5">
+          <wp:inline distT="0" distB="0" distL="0" distR="0" wp14:anchorId="0E589B97" wp14:editId="7855BB3B">
             <wp:extent cx="5715000" cy="2505075"/>
             <wp:effectExtent l="0" t="0" r="0" b="0"/>
             <wp:docPr id="12" name="sup_qa_queue.jpg" descr="QA Queue in read-only view." title="QA Queue in read-only view."/>
@@ -6696,7 +6696,7 @@
       <w:pPr>
         <w:pStyle w:val="Heading2"/>
       </w:pPr>
-      <w:bookmarkStart w:id="12" w:name="_Toc240961284"/>
+      <w:bookmarkStart w:id="12" w:name="_Toc240976314"/>
       <w:r>
         <w:t>4.5 Downloading or emailing completed forms (Form PDFs)</w:t>
       </w:r>
@@ -6747,7 +6747,7 @@
         </w:rPr>
         <w:lastRenderedPageBreak/>
         <w:drawing>
-          <wp:inline distT="0" distB="0" distL="0" distR="0" wp14:anchorId="078448A3" wp14:editId="78E34B3C">
+          <wp:inline distT="0" distB="0" distL="0" distR="0" wp14:anchorId="0BFCBC4D" wp14:editId="79D07ECE">
             <wp:extent cx="5334000" cy="3333750"/>
             <wp:effectExtent l="0" t="0" r="0" b="0"/>
             <wp:docPr id="13" name="adm_form_pdfs.jpg" descr="Completed form PDFs." title="Completed form PDFs."/>
@@ -6941,7 +6941,7 @@
         <w:pStyle w:val="Heading1"/>
         <w:pageBreakBefore/>
       </w:pPr>
-      <w:bookmarkStart w:id="13" w:name="_Toc240961285"/>
+      <w:bookmarkStart w:id="13" w:name="_Toc240976315"/>
       <w:r>
         <w:lastRenderedPageBreak/>
         <w:t>5. Rules you must follow</w:t>
@@ -7079,7 +7079,7 @@
         <w:pStyle w:val="Heading1"/>
         <w:pageBreakBefore/>
       </w:pPr>
-      <w:bookmarkStart w:id="14" w:name="_Toc240961286"/>
+      <w:bookmarkStart w:id="14" w:name="_Toc240976316"/>
       <w:r>
         <w:lastRenderedPageBreak/>
         <w:t>6. Troubleshooting</w:t>
@@ -8033,7 +8033,7 @@
         <w:pStyle w:val="Heading1"/>
         <w:pageBreakBefore/>
       </w:pPr>
-      <w:bookmarkStart w:id="15" w:name="_Toc240961287"/>
+      <w:bookmarkStart w:id="15" w:name="_Toc240976317"/>
       <w:r>
         <w:lastRenderedPageBreak/>
         <w:t>7. Quick reference</w:t>
@@ -8296,7 +8296,7 @@
                 <w:sz w:val="19"/>
                 <w:szCs w:val="19"/>
               </w:rPr>
-              <w:t>Field Coordinator; PI: Happyson Saina, 0773943709, abffst.research.cut@gmail.com</w:t>
+              <w:t>Field Coordinator; PI: Happyson Saina, 0773943709, abffst.research@gmail.com</w:t>
             </w:r>
           </w:p>
         </w:tc>
@@ -8312,7 +8312,7 @@
         <w:pStyle w:val="Heading1"/>
         <w:pageBreakBefore/>
       </w:pPr>
-      <w:bookmarkStart w:id="16" w:name="_Toc240961288"/>
+      <w:bookmarkStart w:id="16" w:name="_Toc240976318"/>
       <w:r>
         <w:lastRenderedPageBreak/>
         <w:t>8. Every screen and button for your role</w:t>
@@ -8475,7 +8475,7 @@
       <w:pPr>
         <w:pStyle w:val="Heading2"/>
       </w:pPr>
-      <w:bookmarkStart w:id="17" w:name="_Toc240961289"/>
+      <w:bookmarkStart w:id="17" w:name="_Toc240976319"/>
       <w:r>
         <w:t>8.1 Sign in</w:t>
       </w:r>
@@ -8988,7 +8988,7 @@
       <w:pPr>
         <w:pStyle w:val="Heading2"/>
       </w:pPr>
-      <w:bookmarkStart w:id="18" w:name="_Toc240961290"/>
+      <w:bookmarkStart w:id="18" w:name="_Toc240976320"/>
       <w:r>
         <w:t>8.2 The header and menu bar (every screen)</w:t>
       </w:r>
@@ -9712,7 +9712,7 @@
       <w:pPr>
         <w:pStyle w:val="Heading2"/>
       </w:pPr>
-      <w:bookmarkStart w:id="19" w:name="_Toc240961291"/>
+      <w:bookmarkStart w:id="19" w:name="_Toc240976321"/>
       <w:r>
         <w:t>8.3 Change Password</w:t>
       </w:r>
@@ -10332,7 +10332,7 @@
       <w:pPr>
         <w:pStyle w:val="Heading2"/>
       </w:pPr>
-      <w:bookmarkStart w:id="20" w:name="_Toc240961292"/>
+      <w:bookmarkStart w:id="20" w:name="_Toc240976322"/>
       <w:r>
         <w:t>8.4 Executive Dashboard</w:t>
       </w:r>
@@ -10846,7 +10846,7 @@
       <w:pPr>
         <w:pStyle w:val="Heading2"/>
       </w:pPr>
-      <w:bookmarkStart w:id="21" w:name="_Toc240961293"/>
+      <w:bookmarkStart w:id="21" w:name="_Toc240976323"/>
       <w:r>
         <w:t>8.5 Sampling Dashboard</w:t>
       </w:r>
@@ -11359,7 +11359,7 @@
       <w:pPr>
         <w:pStyle w:val="Heading2"/>
       </w:pPr>
-      <w:bookmarkStart w:id="22" w:name="_Toc240961294"/>
+      <w:bookmarkStart w:id="22" w:name="_Toc240976324"/>
       <w:r>
         <w:t>8.6 Contact Dashboard</w:t>
       </w:r>
@@ -11662,7 +11662,7 @@
       <w:pPr>
         <w:pStyle w:val="Heading2"/>
       </w:pPr>
-      <w:bookmarkStart w:id="23" w:name="_Toc240961295"/>
+      <w:bookmarkStart w:id="23" w:name="_Toc240976325"/>
       <w:r>
         <w:lastRenderedPageBreak/>
         <w:t>8.7 QA Dashboard</w:t>
@@ -12283,7 +12283,7 @@
       <w:pPr>
         <w:pStyle w:val="Heading2"/>
       </w:pPr>
-      <w:bookmarkStart w:id="24" w:name="_Toc240961296"/>
+      <w:bookmarkStart w:id="24" w:name="_Toc240976326"/>
       <w:r>
         <w:t>8.8 KII / Document Dashboard</w:t>
       </w:r>
@@ -12693,7 +12693,7 @@
       <w:pPr>
         <w:pStyle w:val="Heading2"/>
       </w:pPr>
-      <w:bookmarkStart w:id="25" w:name="_Toc240961297"/>
+      <w:bookmarkStart w:id="25" w:name="_Toc240976327"/>
       <w:r>
         <w:t>8.9 Reports</w:t>
       </w:r>
@@ -13207,7 +13207,7 @@
       <w:pPr>
         <w:pStyle w:val="Heading2"/>
       </w:pPr>
-      <w:bookmarkStart w:id="26" w:name="_Toc240961298"/>
+      <w:bookmarkStart w:id="26" w:name="_Toc240976328"/>
       <w:r>
         <w:t>8.10 Main-400 Register (and Reserve)</w:t>
       </w:r>
@@ -13827,7 +13827,7 @@
       <w:pPr>
         <w:pStyle w:val="Heading2"/>
       </w:pPr>
-      <w:bookmarkStart w:id="27" w:name="_Toc240961299"/>
+      <w:bookmarkStart w:id="27" w:name="_Toc240976329"/>
       <w:r>
         <w:t>8.11 Case page</w:t>
       </w:r>
@@ -14341,7 +14341,7 @@
       <w:pPr>
         <w:pStyle w:val="Heading2"/>
       </w:pPr>
-      <w:bookmarkStart w:id="28" w:name="_Toc240961300"/>
+      <w:bookmarkStart w:id="28" w:name="_Toc240976330"/>
       <w:r>
         <w:t>8.12 Pre-Interview Profile (PROIT) and its review screen</w:t>
       </w:r>
@@ -14644,7 +14644,7 @@
       <w:pPr>
         <w:pStyle w:val="Heading2"/>
       </w:pPr>
-      <w:bookmarkStart w:id="29" w:name="_Toc240961301"/>
+      <w:bookmarkStart w:id="29" w:name="_Toc240976331"/>
       <w:r>
         <w:t>8.13 Interview sheet (verifying a locked profile)</w:t>
       </w:r>
@@ -15157,7 +15157,7 @@
       <w:pPr>
         <w:pStyle w:val="Heading2"/>
       </w:pPr>
-      <w:bookmarkStart w:id="30" w:name="_Toc240961302"/>
+      <w:bookmarkStart w:id="30" w:name="_Toc240976332"/>
       <w:r>
         <w:lastRenderedPageBreak/>
         <w:t>8.14 Register Organisation</w:t>
@@ -15461,7 +15461,7 @@
       <w:pPr>
         <w:pStyle w:val="Heading2"/>
       </w:pPr>
-      <w:bookmarkStart w:id="31" w:name="_Toc240961303"/>
+      <w:bookmarkStart w:id="31" w:name="_Toc240976333"/>
       <w:r>
         <w:t>8.15 Appointment Queue</w:t>
       </w:r>
@@ -15871,7 +15871,7 @@
       <w:pPr>
         <w:pStyle w:val="Heading2"/>
       </w:pPr>
-      <w:bookmarkStart w:id="32" w:name="_Toc240961304"/>
+      <w:bookmarkStart w:id="32" w:name="_Toc240976334"/>
       <w:r>
         <w:t>8.16 Follow-ups due</w:t>
       </w:r>
@@ -16281,7 +16281,7 @@
       <w:pPr>
         <w:pStyle w:val="Heading2"/>
       </w:pPr>
-      <w:bookmarkStart w:id="33" w:name="_Toc240961305"/>
+      <w:bookmarkStart w:id="33" w:name="_Toc240976335"/>
       <w:r>
         <w:t>8.17 Reserve Activation</w:t>
       </w:r>
@@ -16585,7 +16585,7 @@
       <w:pPr>
         <w:pStyle w:val="Heading2"/>
       </w:pPr>
-      <w:bookmarkStart w:id="34" w:name="_Toc240961306"/>
+      <w:bookmarkStart w:id="34" w:name="_Toc240976336"/>
       <w:r>
         <w:t>8.18 QA Queue (with the KoboToolbox sync panel)</w:t>
       </w:r>
@@ -16888,7 +16888,7 @@
       <w:pPr>
         <w:pStyle w:val="Heading2"/>
       </w:pPr>
-      <w:bookmarkStart w:id="35" w:name="_Toc240961307"/>
+      <w:bookmarkStart w:id="35" w:name="_Toc240976337"/>
       <w:r>
         <w:t>8.19 QA Exceptions</w:t>
       </w:r>
@@ -17298,7 +17298,7 @@
       <w:pPr>
         <w:pStyle w:val="Heading2"/>
       </w:pPr>
-      <w:bookmarkStart w:id="36" w:name="_Toc240961308"/>
+      <w:bookmarkStart w:id="36" w:name="_Toc240976338"/>
       <w:r>
         <w:t>8.20 KII Register</w:t>
       </w:r>
@@ -17811,7 +17811,7 @@
       <w:pPr>
         <w:pStyle w:val="Heading2"/>
       </w:pPr>
-      <w:bookmarkStart w:id="37" w:name="_Toc240961309"/>
+      <w:bookmarkStart w:id="37" w:name="_Toc240976339"/>
       <w:r>
         <w:lastRenderedPageBreak/>
         <w:t>8.21 KII record</w:t>
@@ -18115,7 +18115,7 @@
       <w:pPr>
         <w:pStyle w:val="Heading2"/>
       </w:pPr>
-      <w:bookmarkStart w:id="38" w:name="_Toc240961310"/>
+      <w:bookmarkStart w:id="38" w:name="_Toc240976340"/>
       <w:r>
         <w:t>8.22 Documents (the corpus)</w:t>
       </w:r>
@@ -18628,7 +18628,7 @@
       <w:pPr>
         <w:pStyle w:val="Heading2"/>
       </w:pPr>
-      <w:bookmarkStart w:id="39" w:name="_Toc240961311"/>
+      <w:bookmarkStart w:id="39" w:name="_Toc240976341"/>
       <w:r>
         <w:t>8.23 Document record</w:t>
       </w:r>
@@ -18931,7 +18931,7 @@
       <w:pPr>
         <w:pStyle w:val="Heading2"/>
       </w:pPr>
-      <w:bookmarkStart w:id="40" w:name="_Toc240961312"/>
+      <w:bookmarkStart w:id="40" w:name="_Toc240976342"/>
       <w:r>
         <w:t>8.24 Auto-fill review screen</w:t>
       </w:r>
@@ -19235,7 +19235,7 @@
       <w:pPr>
         <w:pStyle w:val="Heading2"/>
       </w:pPr>
-      <w:bookmarkStart w:id="41" w:name="_Toc240961313"/>
+      <w:bookmarkStart w:id="41" w:name="_Toc240976343"/>
       <w:r>
         <w:t>8.25 Completed forms (Form PDFs)</w:t>
       </w:r>
@@ -19965,7 +19965,7 @@
       <w:pPr>
         <w:pStyle w:val="Heading2"/>
       </w:pPr>
-      <w:bookmarkStart w:id="42" w:name="_Toc240961314"/>
+      <w:bookmarkStart w:id="42" w:name="_Toc240976344"/>
       <w:r>
         <w:t>8.26 Cost Dashboard</w:t>
       </w:r>
@@ -20312,7 +20312,7 @@
         <w:sz w:val="16"/>
         <w:szCs w:val="16"/>
       </w:rPr>
-      <w:t>Version 1.9 · 22 September 2026</w:t>
+      <w:t>Version 1.10 · 22 September 2026</w:t>
     </w:r>
     <w:r>
       <w:rPr>
@@ -20485,96 +20485,10 @@
 <file path=word/numbering.xml><?xml version="1.0" encoding="utf-8"?>
 <w:numbering xmlns:wpc="http://schemas.microsoft.com/office/word/2010/wordprocessingCanvas" xmlns:cx="http://schemas.microsoft.com/office/drawing/2014/chartex" xmlns:cx1="http://schemas.microsoft.com/office/drawing/2015/9/8/chartex" xmlns:cx2="http://schemas.microsoft.com/office/drawing/2015/10/21/chartex" xmlns:cx3="http://schemas.microsoft.com/office/drawing/2016/5/9/chartex" xmlns:cx4="http://schemas.microsoft.com/office/drawing/2016/5/10/chartex" xmlns:cx5="http://schemas.microsoft.com/office/drawing/2016/5/11/chartex" xmlns:cx6="http://schemas.microsoft.com/office/drawing/2016/5/12/chartex" xmlns:cx7="http://schemas.microsoft.com/office/drawing/2016/5/13/chartex" xmlns:cx8="http://schemas.microsoft.com/office/drawing/2016/5/14/chartex" xmlns:mc="http://schemas.openxmlformats.org/markup-compatibility/2006" xmlns:aink="http://schemas.microsoft.com/office/drawing/2016/ink" xmlns:am3d="http://schemas.microsoft.com/office/drawing/2017/model3d" xmlns:o="urn:schemas-microsoft-com:office:office" xmlns:oel="http://schemas.microsoft.com/office/2019/extlst" xmlns:r="http://schemas.openxmlformats.org/officeDocument/2006/relationships" xmlns:m="http://schemas.openxmlformats.org/officeDocument/2006/math" xmlns:v="urn:schemas-microsoft-com:vml" xmlns:wp14="http://schemas.microsoft.com/office/word/2010/wordprocessingDrawing" xmlns:wp="http://schemas.openxmlformats.org/drawingml/2006/wordprocessingDrawing" xmlns:w10="urn:schemas-microsoft-com:office:word" xmlns:w="http://schemas.openxmlformats.org/wordprocessingml/2006/main" xmlns:w14="http://schemas.microsoft.com/office/word/2010/wordml" xmlns:w15="http://schemas.microsoft.com/office/word/2012/wordml" xmlns:w16cex="http://schemas.microsoft.com/office/word/2018/wordml/cex" xmlns:w16cid="http://schemas.microsoft.com/office/word/2016/wordml/cid" xmlns:w16="http://schemas.microsoft.com/office/word/2018/wordml" xmlns:w16sdtdh="http://schemas.microsoft.com/office/word/2020/wordml/sdtdatahash" xmlns:w16se="http://schemas.microsoft.com/office/word/2015/wordml/symex" xmlns:wpg="http://schemas.microsoft.com/office/word/2010/wordprocessingGroup" xmlns:wpi="http://schemas.microsoft.com/office/word/2010/wordprocessingInk" xmlns:wne="http://schemas.microsoft.com/office/word/2006/wordml" xmlns:wps="http://schemas.microsoft.com/office/word/2010/wordprocessingShape" mc:Ignorable="w14 w15 w16se w16cid w16 w16cex w16sdtdh wp14">
   <w:abstractNum w:abstractNumId="0" w15:restartNumberingAfterBreak="0">
-    <w:nsid w:val="3E3C470E"/>
+    <w:nsid w:val="043212FD"/>
     <w:multiLevelType w:val="hybridMultilevel"/>
-    <w:tmpl w:val="50042AAC"/>
-    <w:lvl w:ilvl="0" w:tplc="7E90F840">
-      <w:start w:val="1"/>
-      <w:numFmt w:val="bullet"/>
-      <w:lvlText w:val="●"/>
-      <w:lvlJc w:val="left"/>
-      <w:pPr>
-        <w:ind w:left="720" w:hanging="360"/>
-      </w:pPr>
-    </w:lvl>
-    <w:lvl w:ilvl="1" w:tplc="73608D2C">
-      <w:start w:val="1"/>
-      <w:numFmt w:val="bullet"/>
-      <w:lvlText w:val="○"/>
-      <w:lvlJc w:val="left"/>
-      <w:pPr>
-        <w:ind w:left="1440" w:hanging="360"/>
-      </w:pPr>
-    </w:lvl>
-    <w:lvl w:ilvl="2" w:tplc="6542F9FC">
-      <w:start w:val="1"/>
-      <w:numFmt w:val="bullet"/>
-      <w:lvlText w:val="■"/>
-      <w:lvlJc w:val="left"/>
-      <w:pPr>
-        <w:ind w:left="2160" w:hanging="360"/>
-      </w:pPr>
-    </w:lvl>
-    <w:lvl w:ilvl="3" w:tplc="BE0C8AF0">
-      <w:start w:val="1"/>
-      <w:numFmt w:val="bullet"/>
-      <w:lvlText w:val="●"/>
-      <w:lvlJc w:val="left"/>
-      <w:pPr>
-        <w:ind w:left="2880" w:hanging="360"/>
-      </w:pPr>
-    </w:lvl>
-    <w:lvl w:ilvl="4" w:tplc="89C4A326">
-      <w:start w:val="1"/>
-      <w:numFmt w:val="bullet"/>
-      <w:lvlText w:val="○"/>
-      <w:lvlJc w:val="left"/>
-      <w:pPr>
-        <w:ind w:left="3600" w:hanging="360"/>
-      </w:pPr>
-    </w:lvl>
-    <w:lvl w:ilvl="5" w:tplc="6D7A5D9E">
-      <w:start w:val="1"/>
-      <w:numFmt w:val="bullet"/>
-      <w:lvlText w:val="■"/>
-      <w:lvlJc w:val="left"/>
-      <w:pPr>
-        <w:ind w:left="4320" w:hanging="360"/>
-      </w:pPr>
-    </w:lvl>
-    <w:lvl w:ilvl="6" w:tplc="D884ED52">
-      <w:start w:val="1"/>
-      <w:numFmt w:val="bullet"/>
-      <w:lvlText w:val="●"/>
-      <w:lvlJc w:val="left"/>
-      <w:pPr>
-        <w:ind w:left="5040" w:hanging="360"/>
-      </w:pPr>
-    </w:lvl>
-    <w:lvl w:ilvl="7" w:tplc="FC68AABA">
-      <w:start w:val="1"/>
-      <w:numFmt w:val="bullet"/>
-      <w:lvlText w:val="●"/>
-      <w:lvlJc w:val="left"/>
-      <w:pPr>
-        <w:ind w:left="5760" w:hanging="360"/>
-      </w:pPr>
-    </w:lvl>
-    <w:lvl w:ilvl="8" w:tplc="39305366">
-      <w:start w:val="1"/>
-      <w:numFmt w:val="bullet"/>
-      <w:lvlText w:val="●"/>
-      <w:lvlJc w:val="left"/>
-      <w:pPr>
-        <w:ind w:left="6480" w:hanging="360"/>
-      </w:pPr>
-    </w:lvl>
-  </w:abstractNum>
-  <w:abstractNum w:abstractNumId="1" w15:restartNumberingAfterBreak="0">
-    <w:nsid w:val="3FA13F81"/>
-    <w:multiLevelType w:val="hybridMultilevel"/>
-    <w:tmpl w:val="EE1E72E4"/>
-    <w:lvl w:ilvl="0" w:tplc="2028F80C">
+    <w:tmpl w:val="2C0293EA"/>
+    <w:lvl w:ilvl="0" w:tplc="EB025750">
       <w:start w:val="1"/>
       <w:numFmt w:val="decimal"/>
       <w:lvlText w:val="%1."/>
@@ -20588,52 +20502,138 @@
         <w:color w:val="A67C27"/>
       </w:rPr>
     </w:lvl>
-    <w:lvl w:ilvl="1" w:tplc="886899BE">
+    <w:lvl w:ilvl="1" w:tplc="2B1AE146">
       <w:numFmt w:val="decimal"/>
       <w:lvlText w:val=""/>
       <w:lvlJc w:val="left"/>
     </w:lvl>
-    <w:lvl w:ilvl="2" w:tplc="75326D6C">
+    <w:lvl w:ilvl="2" w:tplc="D45C6224">
       <w:numFmt w:val="decimal"/>
       <w:lvlText w:val=""/>
       <w:lvlJc w:val="left"/>
     </w:lvl>
-    <w:lvl w:ilvl="3" w:tplc="37B8E024">
+    <w:lvl w:ilvl="3" w:tplc="58F880BC">
       <w:numFmt w:val="decimal"/>
       <w:lvlText w:val=""/>
       <w:lvlJc w:val="left"/>
     </w:lvl>
-    <w:lvl w:ilvl="4" w:tplc="7B223FFE">
+    <w:lvl w:ilvl="4" w:tplc="1F1AAFAC">
       <w:numFmt w:val="decimal"/>
       <w:lvlText w:val=""/>
       <w:lvlJc w:val="left"/>
     </w:lvl>
-    <w:lvl w:ilvl="5" w:tplc="5A725A18">
+    <w:lvl w:ilvl="5" w:tplc="FD3A293E">
       <w:numFmt w:val="decimal"/>
       <w:lvlText w:val=""/>
       <w:lvlJc w:val="left"/>
     </w:lvl>
-    <w:lvl w:ilvl="6" w:tplc="DB3C256E">
+    <w:lvl w:ilvl="6" w:tplc="81B0DF24">
       <w:numFmt w:val="decimal"/>
       <w:lvlText w:val=""/>
       <w:lvlJc w:val="left"/>
     </w:lvl>
-    <w:lvl w:ilvl="7" w:tplc="628CEC1A">
+    <w:lvl w:ilvl="7" w:tplc="0A081B76">
       <w:numFmt w:val="decimal"/>
       <w:lvlText w:val=""/>
       <w:lvlJc w:val="left"/>
     </w:lvl>
-    <w:lvl w:ilvl="8" w:tplc="45321996">
+    <w:lvl w:ilvl="8" w:tplc="E41CC8F0">
       <w:numFmt w:val="decimal"/>
       <w:lvlText w:val=""/>
       <w:lvlJc w:val="left"/>
     </w:lvl>
   </w:abstractNum>
+  <w:abstractNum w:abstractNumId="1" w15:restartNumberingAfterBreak="0">
+    <w:nsid w:val="1AE5051F"/>
+    <w:multiLevelType w:val="hybridMultilevel"/>
+    <w:tmpl w:val="6142AD30"/>
+    <w:lvl w:ilvl="0" w:tplc="79CAB5E0">
+      <w:start w:val="1"/>
+      <w:numFmt w:val="bullet"/>
+      <w:lvlText w:val="●"/>
+      <w:lvlJc w:val="left"/>
+      <w:pPr>
+        <w:ind w:left="720" w:hanging="360"/>
+      </w:pPr>
+    </w:lvl>
+    <w:lvl w:ilvl="1" w:tplc="DB90DC14">
+      <w:start w:val="1"/>
+      <w:numFmt w:val="bullet"/>
+      <w:lvlText w:val="○"/>
+      <w:lvlJc w:val="left"/>
+      <w:pPr>
+        <w:ind w:left="1440" w:hanging="360"/>
+      </w:pPr>
+    </w:lvl>
+    <w:lvl w:ilvl="2" w:tplc="9B34CAC8">
+      <w:start w:val="1"/>
+      <w:numFmt w:val="bullet"/>
+      <w:lvlText w:val="■"/>
+      <w:lvlJc w:val="left"/>
+      <w:pPr>
+        <w:ind w:left="2160" w:hanging="360"/>
+      </w:pPr>
+    </w:lvl>
+    <w:lvl w:ilvl="3" w:tplc="004CCA72">
+      <w:start w:val="1"/>
+      <w:numFmt w:val="bullet"/>
+      <w:lvlText w:val="●"/>
+      <w:lvlJc w:val="left"/>
+      <w:pPr>
+        <w:ind w:left="2880" w:hanging="360"/>
+      </w:pPr>
+    </w:lvl>
+    <w:lvl w:ilvl="4" w:tplc="026421BA">
+      <w:start w:val="1"/>
+      <w:numFmt w:val="bullet"/>
+      <w:lvlText w:val="○"/>
+      <w:lvlJc w:val="left"/>
+      <w:pPr>
+        <w:ind w:left="3600" w:hanging="360"/>
+      </w:pPr>
+    </w:lvl>
+    <w:lvl w:ilvl="5" w:tplc="4328A146">
+      <w:start w:val="1"/>
+      <w:numFmt w:val="bullet"/>
+      <w:lvlText w:val="■"/>
+      <w:lvlJc w:val="left"/>
+      <w:pPr>
+        <w:ind w:left="4320" w:hanging="360"/>
+      </w:pPr>
+    </w:lvl>
+    <w:lvl w:ilvl="6" w:tplc="6B866A50">
+      <w:start w:val="1"/>
+      <w:numFmt w:val="bullet"/>
+      <w:lvlText w:val="●"/>
+      <w:lvlJc w:val="left"/>
+      <w:pPr>
+        <w:ind w:left="5040" w:hanging="360"/>
+      </w:pPr>
+    </w:lvl>
+    <w:lvl w:ilvl="7" w:tplc="0A28F1D4">
+      <w:start w:val="1"/>
+      <w:numFmt w:val="bullet"/>
+      <w:lvlText w:val="●"/>
+      <w:lvlJc w:val="left"/>
+      <w:pPr>
+        <w:ind w:left="5760" w:hanging="360"/>
+      </w:pPr>
+    </w:lvl>
+    <w:lvl w:ilvl="8" w:tplc="F35C9DA4">
+      <w:start w:val="1"/>
+      <w:numFmt w:val="bullet"/>
+      <w:lvlText w:val="●"/>
+      <w:lvlJc w:val="left"/>
+      <w:pPr>
+        <w:ind w:left="6480" w:hanging="360"/>
+      </w:pPr>
+    </w:lvl>
+  </w:abstractNum>
   <w:abstractNum w:abstractNumId="2" w15:restartNumberingAfterBreak="0">
-    <w:nsid w:val="5074328D"/>
+    <w:nsid w:val="26460B1F"/>
     <w:multiLevelType w:val="hybridMultilevel"/>
-    <w:tmpl w:val="23F24C10"/>
-    <w:lvl w:ilvl="0" w:tplc="61B4C4DC">
+    <w:tmpl w:val="CCE2B7B2"/>
+    <w:lvl w:ilvl="0" w:tplc="DBF022EA">
       <w:start w:val="1"/>
       <w:numFmt w:val="decimal"/>
       <w:lvlText w:val="%1."/>
@@ -20647,52 +20647,52 @@
         <w:color w:val="A67C27"/>
       </w:rPr>
     </w:lvl>
-    <w:lvl w:ilvl="1" w:tplc="C3E83554">
+    <w:lvl w:ilvl="1" w:tplc="CF823C28">
       <w:numFmt w:val="decimal"/>
       <w:lvlText w:val=""/>
       <w:lvlJc w:val="left"/>
     </w:lvl>
-    <w:lvl w:ilvl="2" w:tplc="637A93FA">
+    <w:lvl w:ilvl="2" w:tplc="36667488">
       <w:numFmt w:val="decimal"/>
       <w:lvlText w:val=""/>
       <w:lvlJc w:val="left"/>
     </w:lvl>
-    <w:lvl w:ilvl="3" w:tplc="4C748882">
+    <w:lvl w:ilvl="3" w:tplc="FC840FD4">
       <w:numFmt w:val="decimal"/>
       <w:lvlText w:val=""/>
       <w:lvlJc w:val="left"/>
     </w:lvl>
-    <w:lvl w:ilvl="4" w:tplc="4C5A88AE">
+    <w:lvl w:ilvl="4" w:tplc="AF0E2044">
       <w:numFmt w:val="decimal"/>
       <w:lvlText w:val=""/>
       <w:lvlJc w:val="left"/>
     </w:lvl>
-    <w:lvl w:ilvl="5" w:tplc="F1620440">
+    <w:lvl w:ilvl="5" w:tplc="3FD2ED2C">
       <w:numFmt w:val="decimal"/>
       <w:lvlText w:val=""/>
       <w:lvlJc w:val="left"/>
     </w:lvl>
-    <w:lvl w:ilvl="6" w:tplc="50C85974">
+    <w:lvl w:ilvl="6" w:tplc="329A8AC2">
       <w:numFmt w:val="decimal"/>
       <w:lvlText w:val=""/>
       <w:lvlJc w:val="left"/>
     </w:lvl>
-    <w:lvl w:ilvl="7" w:tplc="20C230E8">
+    <w:lvl w:ilvl="7" w:tplc="C160116A">
       <w:numFmt w:val="decimal"/>
       <w:lvlText w:val=""/>
       <w:lvlJc w:val="left"/>
     </w:lvl>
-    <w:lvl w:ilvl="8" w:tplc="9C10A650">
+    <w:lvl w:ilvl="8" w:tplc="623867D8">
       <w:numFmt w:val="decimal"/>
       <w:lvlText w:val=""/>
       <w:lvlJc w:val="left"/>
     </w:lvl>
   </w:abstractNum>
   <w:abstractNum w:abstractNumId="3" w15:restartNumberingAfterBreak="0">
-    <w:nsid w:val="531756FC"/>
+    <w:nsid w:val="46434E23"/>
     <w:multiLevelType w:val="hybridMultilevel"/>
-    <w:tmpl w:val="A7EEEA66"/>
-    <w:lvl w:ilvl="0" w:tplc="CBB45E02">
+    <w:tmpl w:val="964C655E"/>
+    <w:lvl w:ilvl="0" w:tplc="2E40BC46">
       <w:start w:val="1"/>
       <w:numFmt w:val="decimal"/>
       <w:lvlText w:val="%1."/>
@@ -20706,52 +20706,52 @@
         <w:color w:val="A67C27"/>
       </w:rPr>
     </w:lvl>
-    <w:lvl w:ilvl="1" w:tplc="019AE13E">
+    <w:lvl w:ilvl="1" w:tplc="7D521390">
       <w:numFmt w:val="decimal"/>
       <w:lvlText w:val=""/>
       <w:lvlJc w:val="left"/>
     </w:lvl>
-    <w:lvl w:ilvl="2" w:tplc="AC64F5EC">
+    <w:lvl w:ilvl="2" w:tplc="F6A017E4">
       <w:numFmt w:val="decimal"/>
       <w:lvlText w:val=""/>
       <w:lvlJc w:val="left"/>
     </w:lvl>
-    <w:lvl w:ilvl="3" w:tplc="F5BA6B10">
+    <w:lvl w:ilvl="3" w:tplc="C93CA638">
       <w:numFmt w:val="decimal"/>
       <w:lvlText w:val=""/>
       <w:lvlJc w:val="left"/>
     </w:lvl>
-    <w:lvl w:ilvl="4" w:tplc="B7F0F7FC">
+    <w:lvl w:ilvl="4" w:tplc="248EE0F0">
       <w:numFmt w:val="decimal"/>
       <w:lvlText w:val=""/>
       <w:lvlJc w:val="left"/>
     </w:lvl>
-    <w:lvl w:ilvl="5" w:tplc="2D22FF9C">
+    <w:lvl w:ilvl="5" w:tplc="153CF620">
       <w:numFmt w:val="decimal"/>
       <w:lvlText w:val=""/>
       <w:lvlJc w:val="left"/>
     </w:lvl>
-    <w:lvl w:ilvl="6" w:tplc="B2FE63D0">
+    <w:lvl w:ilvl="6" w:tplc="C512FA20">
       <w:numFmt w:val="decimal"/>
       <w:lvlText w:val=""/>
       <w:lvlJc w:val="left"/>
     </w:lvl>
-    <w:lvl w:ilvl="7" w:tplc="99B09216">
+    <w:lvl w:ilvl="7" w:tplc="58F8769C">
       <w:numFmt w:val="decimal"/>
       <w:lvlText w:val=""/>
       <w:lvlJc w:val="left"/>
     </w:lvl>
-    <w:lvl w:ilvl="8" w:tplc="D5CA4244">
+    <w:lvl w:ilvl="8" w:tplc="D124E6EE">
       <w:numFmt w:val="decimal"/>
       <w:lvlText w:val=""/>
       <w:lvlJc w:val="left"/>
     </w:lvl>
   </w:abstractNum>
   <w:abstractNum w:abstractNumId="4" w15:restartNumberingAfterBreak="0">
-    <w:nsid w:val="61AE1A79"/>
+    <w:nsid w:val="5836463A"/>
     <w:multiLevelType w:val="hybridMultilevel"/>
-    <w:tmpl w:val="84DA4734"/>
-    <w:lvl w:ilvl="0" w:tplc="E8F6E76C">
+    <w:tmpl w:val="D940F454"/>
+    <w:lvl w:ilvl="0" w:tplc="C6F07598">
       <w:start w:val="1"/>
       <w:numFmt w:val="bullet"/>
       <w:lvlText w:val="•"/>
@@ -20760,7 +20760,7 @@
         <w:ind w:left="460" w:hanging="280"/>
       </w:pPr>
     </w:lvl>
-    <w:lvl w:ilvl="1" w:tplc="C166F95A">
+    <w:lvl w:ilvl="1" w:tplc="A93CDB72">
       <w:start w:val="1"/>
       <w:numFmt w:val="bullet"/>
       <w:lvlText w:val="–"/>
@@ -20769,47 +20769,47 @@
         <w:ind w:left="900" w:hanging="280"/>
       </w:pPr>
     </w:lvl>
-    <w:lvl w:ilvl="2" w:tplc="9426E788">
+    <w:lvl w:ilvl="2" w:tplc="68529FB4">
       <w:numFmt w:val="decimal"/>
       <w:lvlText w:val=""/>
       <w:lvlJc w:val="left"/>
     </w:lvl>
-    <w:lvl w:ilvl="3" w:tplc="D47073D4">
+    <w:lvl w:ilvl="3" w:tplc="635EAD98">
       <w:numFmt w:val="decimal"/>
       <w:lvlText w:val=""/>
       <w:lvlJc w:val="left"/>
     </w:lvl>
-    <w:lvl w:ilvl="4" w:tplc="F67C7684">
+    <w:lvl w:ilvl="4" w:tplc="2FB6BD86">
       <w:numFmt w:val="decimal"/>
       <w:lvlText w:val=""/>
       <w:lvlJc w:val="left"/>
     </w:lvl>
-    <w:lvl w:ilvl="5" w:tplc="34563E36">
+    <w:lvl w:ilvl="5" w:tplc="6F1E4A4A">
       <w:numFmt w:val="decimal"/>
       <w:lvlText w:val=""/>
       <w:lvlJc w:val="left"/>
     </w:lvl>
-    <w:lvl w:ilvl="6" w:tplc="0616CFFA">
+    <w:lvl w:ilvl="6" w:tplc="522A71CE">
       <w:numFmt w:val="decimal"/>
       <w:lvlText w:val=""/>
       <w:lvlJc w:val="left"/>
     </w:lvl>
-    <w:lvl w:ilvl="7" w:tplc="4B9C24AC">
+    <w:lvl w:ilvl="7" w:tplc="6C0C7D94">
       <w:numFmt w:val="decimal"/>
       <w:lvlText w:val=""/>
       <w:lvlJc w:val="left"/>
     </w:lvl>
-    <w:lvl w:ilvl="8" w:tplc="3B6C1370">
+    <w:lvl w:ilvl="8" w:tplc="F53EFF4E">
       <w:numFmt w:val="decimal"/>
       <w:lvlText w:val=""/>
       <w:lvlJc w:val="left"/>
     </w:lvl>
   </w:abstractNum>
   <w:abstractNum w:abstractNumId="5" w15:restartNumberingAfterBreak="0">
-    <w:nsid w:val="729C1CB2"/>
+    <w:nsid w:val="7497083E"/>
     <w:multiLevelType w:val="hybridMultilevel"/>
-    <w:tmpl w:val="24485290"/>
-    <w:lvl w:ilvl="0" w:tplc="B5AE8AF2">
+    <w:tmpl w:val="CF906B3E"/>
+    <w:lvl w:ilvl="0" w:tplc="A7B42CE6">
       <w:start w:val="1"/>
       <w:numFmt w:val="decimal"/>
       <w:lvlText w:val="%1."/>
@@ -20823,52 +20823,52 @@
         <w:color w:val="A67C27"/>
       </w:rPr>
     </w:lvl>
-    <w:lvl w:ilvl="1" w:tplc="F69EAFB8">
+    <w:lvl w:ilvl="1" w:tplc="F48C2206">
       <w:numFmt w:val="decimal"/>
       <w:lvlText w:val=""/>
       <w:lvlJc w:val="left"/>
     </w:lvl>
-    <w:lvl w:ilvl="2" w:tplc="BD0ABBBC">
+    <w:lvl w:ilvl="2" w:tplc="9BBABF0E">
       <w:numFmt w:val="decimal"/>
       <w:lvlText w:val=""/>
       <w:lvlJc w:val="left"/>
     </w:lvl>
-    <w:lvl w:ilvl="3" w:tplc="92AC7B48">
+    <w:lvl w:ilvl="3" w:tplc="1C5E8FFC">
       <w:numFmt w:val="decimal"/>
       <w:lvlText w:val=""/>
       <w:lvlJc w:val="left"/>
     </w:lvl>
-    <w:lvl w:ilvl="4" w:tplc="FF8EB94E">
+    <w:lvl w:ilvl="4" w:tplc="526A128A">
       <w:numFmt w:val="decimal"/>
       <w:lvlText w:val=""/>
       <w:lvlJc w:val="left"/>
     </w:lvl>
-    <w:lvl w:ilvl="5" w:tplc="6076077E">
+    <w:lvl w:ilvl="5" w:tplc="A5703DA2">
       <w:numFmt w:val="decimal"/>
       <w:lvlText w:val=""/>
       <w:lvlJc w:val="left"/>
     </w:lvl>
-    <w:lvl w:ilvl="6" w:tplc="EB92FC90">
+    <w:lvl w:ilvl="6" w:tplc="DDDCBD0C">
       <w:numFmt w:val="decimal"/>
       <w:lvlText w:val=""/>
       <w:lvlJc w:val="left"/>
     </w:lvl>
-    <w:lvl w:ilvl="7" w:tplc="EC32C7F2">
+    <w:lvl w:ilvl="7" w:tplc="105A9F64">
       <w:numFmt w:val="decimal"/>
       <w:lvlText w:val=""/>
       <w:lvlJc w:val="left"/>
     </w:lvl>
-    <w:lvl w:ilvl="8" w:tplc="2D3CAD5C">
+    <w:lvl w:ilvl="8" w:tplc="65E689FE">
       <w:numFmt w:val="decimal"/>
       <w:lvlText w:val=""/>
       <w:lvlJc w:val="left"/>
     </w:lvl>
   </w:abstractNum>
   <w:abstractNum w:abstractNumId="6" w15:restartNumberingAfterBreak="0">
-    <w:nsid w:val="79A875DF"/>
+    <w:nsid w:val="76777353"/>
     <w:multiLevelType w:val="hybridMultilevel"/>
-    <w:tmpl w:val="7924F4C2"/>
-    <w:lvl w:ilvl="0" w:tplc="4614FA7E">
+    <w:tmpl w:val="2368C75A"/>
+    <w:lvl w:ilvl="0" w:tplc="742AF7FC">
       <w:start w:val="1"/>
       <w:numFmt w:val="decimal"/>
       <w:lvlText w:val="%1."/>
@@ -20882,85 +20882,85 @@
         <w:color w:val="A67C27"/>
       </w:rPr>
     </w:lvl>
-    <w:lvl w:ilvl="1" w:tplc="4BC64FE2">
+    <w:lvl w:ilvl="1" w:tplc="2D683996">
       <w:numFmt w:val="decimal"/>
       <w:lvlText w:val=""/>
       <w:lvlJc w:val="left"/>
     </w:lvl>
-    <w:lvl w:ilvl="2" w:tplc="261C6ABE">
+    <w:lvl w:ilvl="2" w:tplc="90CA054A">
       <w:numFmt w:val="decimal"/>
       <w:lvlText w:val=""/>
       <w:lvlJc w:val="left"/>
     </w:lvl>
-    <w:lvl w:ilvl="3" w:tplc="64404234">
+    <w:lvl w:ilvl="3" w:tplc="63BEFEAA">
       <w:numFmt w:val="decimal"/>
       <w:lvlText w:val=""/>
       <w:lvlJc w:val="left"/>
     </w:lvl>
-    <w:lvl w:ilvl="4" w:tplc="14BA912E">
+    <w:lvl w:ilvl="4" w:tplc="6F5ED9E2">
       <w:numFmt w:val="decimal"/>
       <w:lvlText w:val=""/>
       <w:lvlJc w:val="left"/>
     </w:lvl>
-    <w:lvl w:ilvl="5" w:tplc="192C2336">
+    <w:lvl w:ilvl="5" w:tplc="66F05D02">
       <w:numFmt w:val="decimal"/>
       <w:lvlText w:val=""/>
       <w:lvlJc w:val="left"/>
     </w:lvl>
-    <w:lvl w:ilvl="6" w:tplc="2D627696">
+    <w:lvl w:ilvl="6" w:tplc="76D685B2">
       <w:numFmt w:val="decimal"/>
       <w:lvlText w:val=""/>
       <w:lvlJc w:val="left"/>
     </w:lvl>
-    <w:lvl w:ilvl="7" w:tplc="E8BC0D68">
+    <w:lvl w:ilvl="7" w:tplc="A51838CA">
       <w:numFmt w:val="decimal"/>
       <w:lvlText w:val=""/>
       <w:lvlJc w:val="left"/>
     </w:lvl>
-    <w:lvl w:ilvl="8" w:tplc="96443F96">
+    <w:lvl w:ilvl="8" w:tplc="1E8C6C54">
       <w:numFmt w:val="decimal"/>
       <w:lvlText w:val=""/>
       <w:lvlJc w:val="left"/>
     </w:lvl>
   </w:abstractNum>
-  <w:num w:numId="1" w16cid:durableId="1912621172">
+  <w:num w:numId="1" w16cid:durableId="173350753">
+    <w:abstractNumId w:val="1"/>
+    <w:lvlOverride w:ilvl="0">
+      <w:startOverride w:val="1"/>
+    </w:lvlOverride>
+  </w:num>
+  <w:num w:numId="2" w16cid:durableId="430273214">
+    <w:abstractNumId w:val="4"/>
+    <w:lvlOverride w:ilvl="0">
+      <w:startOverride w:val="1"/>
+    </w:lvlOverride>
+  </w:num>
+  <w:num w:numId="3" w16cid:durableId="1769886547">
+    <w:abstractNumId w:val="6"/>
+    <w:lvlOverride w:ilvl="0">
+      <w:startOverride w:val="1"/>
+    </w:lvlOverride>
+  </w:num>
+  <w:num w:numId="4" w16cid:durableId="514539895">
+    <w:abstractNumId w:val="2"/>
+    <w:lvlOverride w:ilvl="0">
+      <w:startOverride w:val="1"/>
+    </w:lvlOverride>
+  </w:num>
+  <w:num w:numId="5" w16cid:durableId="924538720">
     <w:abstractNumId w:val="0"/>
     <w:lvlOverride w:ilvl="0">
       <w:startOverride w:val="1"/>
     </w:lvlOverride>
   </w:num>
-  <w:num w:numId="2" w16cid:durableId="676466592">
-    <w:abstractNumId w:val="4"/>
+  <w:num w:numId="6" w16cid:durableId="463620285">
+    <w:abstractNumId w:val="3"/>
     <w:lvlOverride w:ilvl="0">
       <w:startOverride w:val="1"/>
     </w:lvlOverride>
   </w:num>
-  <w:num w:numId="3" w16cid:durableId="229463829">
-    <w:abstractNumId w:val="6"/>
-    <w:lvlOverride w:ilvl="0">
-      <w:startOverride w:val="1"/>
-    </w:lvlOverride>
-  </w:num>
-  <w:num w:numId="4" w16cid:durableId="74515857">
-    <w:abstractNumId w:val="2"/>
-    <w:lvlOverride w:ilvl="0">
-      <w:startOverride w:val="1"/>
-    </w:lvlOverride>
-  </w:num>
-  <w:num w:numId="5" w16cid:durableId="706837610">
-    <w:abstractNumId w:val="1"/>
-    <w:lvlOverride w:ilvl="0">
-      <w:startOverride w:val="1"/>
-    </w:lvlOverride>
-  </w:num>
-  <w:num w:numId="6" w16cid:durableId="841352681">
+  <w:num w:numId="7" w16cid:durableId="1490243456">
     <w:abstractNumId w:val="5"/>
-    <w:lvlOverride w:ilvl="0">
-      <w:startOverride w:val="1"/>
-    </w:lvlOverride>
-  </w:num>
-  <w:num w:numId="7" w16cid:durableId="290404858">
-    <w:abstractNumId w:val="3"/>
     <w:lvlOverride w:ilvl="0">
       <w:startOverride w:val="1"/>
     </w:lvlOverride>
@@ -21585,7 +21585,7 @@
     <w:autoRedefine/>
     <w:uiPriority w:val="39"/>
     <w:unhideWhenUsed/>
-    <w:rsid w:val="00E7010A"/>
+    <w:rsid w:val="00EE69BD"/>
     <w:pPr>
       <w:spacing w:after="100"/>
     </w:pPr>
@@ -21597,7 +21597,7 @@
     <w:autoRedefine/>
     <w:uiPriority w:val="39"/>
     <w:unhideWhenUsed/>
-    <w:rsid w:val="00E7010A"/>
+    <w:rsid w:val="00EE69BD"/>
     <w:pPr>
       <w:spacing w:after="100"/>
       <w:ind w:left="210"/>

--- a/docs/manuals/Role_Guide_8_Supervisor.docx
+++ b/docs/manuals/Role_Guide_8_Supervisor.docx
@@ -469,7 +469,7 @@
                 <w:sz w:val="19"/>
                 <w:szCs w:val="19"/>
               </w:rPr>
-              <w:t>Version 1.10 · 22 September 2026</w:t>
+              <w:t>Version 1.11 · 28 September 2026</w:t>
             </w:r>
           </w:p>
         </w:tc>
@@ -538,7 +538,7 @@
     <w:sdt>
       <w:sdtPr>
         <w:alias w:val="Contents"/>
-        <w:id w:val="-1152751809"/>
+        <w:id w:val="-1427876698"/>
       </w:sdtPr>
       <w:sdtEndPr/>
       <w:sdtContent>
@@ -567,7 +567,7 @@
           <w:r>
             <w:fldChar w:fldCharType="separate"/>
           </w:r>
-          <w:hyperlink w:anchor="_Toc240976302" w:history="1">
+          <w:hyperlink w:anchor="_Toc241491242" w:history="1">
             <w:r>
               <w:rPr>
                 <w:rStyle w:val="Hyperlink"/>
@@ -591,7 +591,7 @@
               <w:rPr>
                 <w:noProof/>
               </w:rPr>
-              <w:instrText xml:space="preserve"> PAGEREF _Toc240976302 \h </w:instrText>
+              <w:instrText xml:space="preserve"> PAGEREF _Toc241491242 \h </w:instrText>
             </w:r>
             <w:r>
               <w:rPr>
@@ -634,7 +634,7 @@
               <w14:ligatures w14:val="standardContextual"/>
             </w:rPr>
           </w:pPr>
-          <w:hyperlink w:anchor="_Toc240976303" w:history="1">
+          <w:hyperlink w:anchor="_Toc241491243" w:history="1">
             <w:r>
               <w:rPr>
                 <w:rStyle w:val="Hyperlink"/>
@@ -658,7 +658,7 @@
               <w:rPr>
                 <w:noProof/>
               </w:rPr>
-              <w:instrText xml:space="preserve"> PAGEREF _Toc240976303 \h </w:instrText>
+              <w:instrText xml:space="preserve"> PAGEREF _Toc241491243 \h </w:instrText>
             </w:r>
             <w:r>
               <w:rPr>
@@ -701,7 +701,7 @@
               <w14:ligatures w14:val="standardContextual"/>
             </w:rPr>
           </w:pPr>
-          <w:hyperlink w:anchor="_Toc240976304" w:history="1">
+          <w:hyperlink w:anchor="_Toc241491244" w:history="1">
             <w:r>
               <w:rPr>
                 <w:rStyle w:val="Hyperlink"/>
@@ -725,7 +725,7 @@
               <w:rPr>
                 <w:noProof/>
               </w:rPr>
-              <w:instrText xml:space="preserve"> PAGEREF _Toc240976304 \h </w:instrText>
+              <w:instrText xml:space="preserve"> PAGEREF _Toc241491244 \h </w:instrText>
             </w:r>
             <w:r>
               <w:rPr>
@@ -768,7 +768,7 @@
               <w14:ligatures w14:val="standardContextual"/>
             </w:rPr>
           </w:pPr>
-          <w:hyperlink w:anchor="_Toc240976305" w:history="1">
+          <w:hyperlink w:anchor="_Toc241491245" w:history="1">
             <w:r>
               <w:rPr>
                 <w:rStyle w:val="Hyperlink"/>
@@ -792,7 +792,7 @@
               <w:rPr>
                 <w:noProof/>
               </w:rPr>
-              <w:instrText xml:space="preserve"> PAGEREF _Toc240976305 \h </w:instrText>
+              <w:instrText xml:space="preserve"> PAGEREF _Toc241491245 \h </w:instrText>
             </w:r>
             <w:r>
               <w:rPr>
@@ -835,7 +835,7 @@
               <w14:ligatures w14:val="standardContextual"/>
             </w:rPr>
           </w:pPr>
-          <w:hyperlink w:anchor="_Toc240976306" w:history="1">
+          <w:hyperlink w:anchor="_Toc241491246" w:history="1">
             <w:r>
               <w:rPr>
                 <w:rStyle w:val="Hyperlink"/>
@@ -859,7 +859,7 @@
               <w:rPr>
                 <w:noProof/>
               </w:rPr>
-              <w:instrText xml:space="preserve"> PAGEREF _Toc240976306 \h </w:instrText>
+              <w:instrText xml:space="preserve"> PAGEREF _Toc241491246 \h </w:instrText>
             </w:r>
             <w:r>
               <w:rPr>
@@ -902,7 +902,7 @@
               <w14:ligatures w14:val="standardContextual"/>
             </w:rPr>
           </w:pPr>
-          <w:hyperlink w:anchor="_Toc240976307" w:history="1">
+          <w:hyperlink w:anchor="_Toc241491247" w:history="1">
             <w:r>
               <w:rPr>
                 <w:rStyle w:val="Hyperlink"/>
@@ -926,7 +926,7 @@
               <w:rPr>
                 <w:noProof/>
               </w:rPr>
-              <w:instrText xml:space="preserve"> PAGEREF _Toc240976307 \h </w:instrText>
+              <w:instrText xml:space="preserve"> PAGEREF _Toc241491247 \h </w:instrText>
             </w:r>
             <w:r>
               <w:rPr>
@@ -969,7 +969,7 @@
               <w14:ligatures w14:val="standardContextual"/>
             </w:rPr>
           </w:pPr>
-          <w:hyperlink w:anchor="_Toc240976308" w:history="1">
+          <w:hyperlink w:anchor="_Toc241491248" w:history="1">
             <w:r>
               <w:rPr>
                 <w:rStyle w:val="Hyperlink"/>
@@ -993,7 +993,7 @@
               <w:rPr>
                 <w:noProof/>
               </w:rPr>
-              <w:instrText xml:space="preserve"> PAGEREF _Toc240976308 \h </w:instrText>
+              <w:instrText xml:space="preserve"> PAGEREF _Toc241491248 \h </w:instrText>
             </w:r>
             <w:r>
               <w:rPr>
@@ -1036,7 +1036,7 @@
               <w14:ligatures w14:val="standardContextual"/>
             </w:rPr>
           </w:pPr>
-          <w:hyperlink w:anchor="_Toc240976309" w:history="1">
+          <w:hyperlink w:anchor="_Toc241491249" w:history="1">
             <w:r>
               <w:rPr>
                 <w:rStyle w:val="Hyperlink"/>
@@ -1060,7 +1060,7 @@
               <w:rPr>
                 <w:noProof/>
               </w:rPr>
-              <w:instrText xml:space="preserve"> PAGEREF _Toc240976309 \h </w:instrText>
+              <w:instrText xml:space="preserve"> PAGEREF _Toc241491249 \h </w:instrText>
             </w:r>
             <w:r>
               <w:rPr>
@@ -1103,7 +1103,7 @@
               <w14:ligatures w14:val="standardContextual"/>
             </w:rPr>
           </w:pPr>
-          <w:hyperlink w:anchor="_Toc240976310" w:history="1">
+          <w:hyperlink w:anchor="_Toc241491250" w:history="1">
             <w:r>
               <w:rPr>
                 <w:rStyle w:val="Hyperlink"/>
@@ -1127,7 +1127,7 @@
               <w:rPr>
                 <w:noProof/>
               </w:rPr>
-              <w:instrText xml:space="preserve"> PAGEREF _Toc240976310 \h </w:instrText>
+              <w:instrText xml:space="preserve"> PAGEREF _Toc241491250 \h </w:instrText>
             </w:r>
             <w:r>
               <w:rPr>
@@ -1170,7 +1170,7 @@
               <w14:ligatures w14:val="standardContextual"/>
             </w:rPr>
           </w:pPr>
-          <w:hyperlink w:anchor="_Toc240976311" w:history="1">
+          <w:hyperlink w:anchor="_Toc241491251" w:history="1">
             <w:r>
               <w:rPr>
                 <w:rStyle w:val="Hyperlink"/>
@@ -1194,7 +1194,7 @@
               <w:rPr>
                 <w:noProof/>
               </w:rPr>
-              <w:instrText xml:space="preserve"> PAGEREF _Toc240976311 \h </w:instrText>
+              <w:instrText xml:space="preserve"> PAGEREF _Toc241491251 \h </w:instrText>
             </w:r>
             <w:r>
               <w:rPr>
@@ -1237,7 +1237,7 @@
               <w14:ligatures w14:val="standardContextual"/>
             </w:rPr>
           </w:pPr>
-          <w:hyperlink w:anchor="_Toc240976312" w:history="1">
+          <w:hyperlink w:anchor="_Toc241491252" w:history="1">
             <w:r>
               <w:rPr>
                 <w:rStyle w:val="Hyperlink"/>
@@ -1261,7 +1261,7 @@
               <w:rPr>
                 <w:noProof/>
               </w:rPr>
-              <w:instrText xml:space="preserve"> PAGEREF _Toc240976312 \h </w:instrText>
+              <w:instrText xml:space="preserve"> PAGEREF _Toc241491252 \h </w:instrText>
             </w:r>
             <w:r>
               <w:rPr>
@@ -1304,7 +1304,7 @@
               <w14:ligatures w14:val="standardContextual"/>
             </w:rPr>
           </w:pPr>
-          <w:hyperlink w:anchor="_Toc240976313" w:history="1">
+          <w:hyperlink w:anchor="_Toc241491253" w:history="1">
             <w:r>
               <w:rPr>
                 <w:rStyle w:val="Hyperlink"/>
@@ -1328,7 +1328,7 @@
               <w:rPr>
                 <w:noProof/>
               </w:rPr>
-              <w:instrText xml:space="preserve"> PAGEREF _Toc240976313 \h </w:instrText>
+              <w:instrText xml:space="preserve"> PAGEREF _Toc241491253 \h </w:instrText>
             </w:r>
             <w:r>
               <w:rPr>
@@ -1371,7 +1371,7 @@
               <w14:ligatures w14:val="standardContextual"/>
             </w:rPr>
           </w:pPr>
-          <w:hyperlink w:anchor="_Toc240976314" w:history="1">
+          <w:hyperlink w:anchor="_Toc241491254" w:history="1">
             <w:r>
               <w:rPr>
                 <w:rStyle w:val="Hyperlink"/>
@@ -1395,7 +1395,7 @@
               <w:rPr>
                 <w:noProof/>
               </w:rPr>
-              <w:instrText xml:space="preserve"> PAGEREF _Toc240976314 \h </w:instrText>
+              <w:instrText xml:space="preserve"> PAGEREF _Toc241491254 \h </w:instrText>
             </w:r>
             <w:r>
               <w:rPr>
@@ -1438,7 +1438,7 @@
               <w14:ligatures w14:val="standardContextual"/>
             </w:rPr>
           </w:pPr>
-          <w:hyperlink w:anchor="_Toc240976315" w:history="1">
+          <w:hyperlink w:anchor="_Toc241491255" w:history="1">
             <w:r>
               <w:rPr>
                 <w:rStyle w:val="Hyperlink"/>
@@ -1462,7 +1462,7 @@
               <w:rPr>
                 <w:noProof/>
               </w:rPr>
-              <w:instrText xml:space="preserve"> PAGEREF _Toc240976315 \h </w:instrText>
+              <w:instrText xml:space="preserve"> PAGEREF _Toc241491255 \h </w:instrText>
             </w:r>
             <w:r>
               <w:rPr>
@@ -1505,7 +1505,7 @@
               <w14:ligatures w14:val="standardContextual"/>
             </w:rPr>
           </w:pPr>
-          <w:hyperlink w:anchor="_Toc240976316" w:history="1">
+          <w:hyperlink w:anchor="_Toc241491256" w:history="1">
             <w:r>
               <w:rPr>
                 <w:rStyle w:val="Hyperlink"/>
@@ -1529,7 +1529,7 @@
               <w:rPr>
                 <w:noProof/>
               </w:rPr>
-              <w:instrText xml:space="preserve"> PAGEREF _Toc240976316 \h </w:instrText>
+              <w:instrText xml:space="preserve"> PAGEREF _Toc241491256 \h </w:instrText>
             </w:r>
             <w:r>
               <w:rPr>
@@ -1572,7 +1572,7 @@
               <w14:ligatures w14:val="standardContextual"/>
             </w:rPr>
           </w:pPr>
-          <w:hyperlink w:anchor="_Toc240976317" w:history="1">
+          <w:hyperlink w:anchor="_Toc241491257" w:history="1">
             <w:r>
               <w:rPr>
                 <w:rStyle w:val="Hyperlink"/>
@@ -1596,7 +1596,7 @@
               <w:rPr>
                 <w:noProof/>
               </w:rPr>
-              <w:instrText xml:space="preserve"> PAGEREF _Toc240976317 \h </w:instrText>
+              <w:instrText xml:space="preserve"> PAGEREF _Toc241491257 \h </w:instrText>
             </w:r>
             <w:r>
               <w:rPr>
@@ -1639,7 +1639,7 @@
               <w14:ligatures w14:val="standardContextual"/>
             </w:rPr>
           </w:pPr>
-          <w:hyperlink w:anchor="_Toc240976318" w:history="1">
+          <w:hyperlink w:anchor="_Toc241491258" w:history="1">
             <w:r>
               <w:rPr>
                 <w:rStyle w:val="Hyperlink"/>
@@ -1663,7 +1663,7 @@
               <w:rPr>
                 <w:noProof/>
               </w:rPr>
-              <w:instrText xml:space="preserve"> PAGEREF _Toc240976318 \h </w:instrText>
+              <w:instrText xml:space="preserve"> PAGEREF _Toc241491258 \h </w:instrText>
             </w:r>
             <w:r>
               <w:rPr>
@@ -1706,7 +1706,7 @@
               <w14:ligatures w14:val="standardContextual"/>
             </w:rPr>
           </w:pPr>
-          <w:hyperlink w:anchor="_Toc240976319" w:history="1">
+          <w:hyperlink w:anchor="_Toc241491259" w:history="1">
             <w:r>
               <w:rPr>
                 <w:rStyle w:val="Hyperlink"/>
@@ -1730,7 +1730,7 @@
               <w:rPr>
                 <w:noProof/>
               </w:rPr>
-              <w:instrText xml:space="preserve"> PAGEREF _Toc240976319 \h </w:instrText>
+              <w:instrText xml:space="preserve"> PAGEREF _Toc241491259 \h </w:instrText>
             </w:r>
             <w:r>
               <w:rPr>
@@ -1773,7 +1773,7 @@
               <w14:ligatures w14:val="standardContextual"/>
             </w:rPr>
           </w:pPr>
-          <w:hyperlink w:anchor="_Toc240976320" w:history="1">
+          <w:hyperlink w:anchor="_Toc241491260" w:history="1">
             <w:r>
               <w:rPr>
                 <w:rStyle w:val="Hyperlink"/>
@@ -1797,7 +1797,7 @@
               <w:rPr>
                 <w:noProof/>
               </w:rPr>
-              <w:instrText xml:space="preserve"> PAGEREF _Toc240976320 \h </w:instrText>
+              <w:instrText xml:space="preserve"> PAGEREF _Toc241491260 \h </w:instrText>
             </w:r>
             <w:r>
               <w:rPr>
@@ -1840,7 +1840,7 @@
               <w14:ligatures w14:val="standardContextual"/>
             </w:rPr>
           </w:pPr>
-          <w:hyperlink w:anchor="_Toc240976321" w:history="1">
+          <w:hyperlink w:anchor="_Toc241491261" w:history="1">
             <w:r>
               <w:rPr>
                 <w:rStyle w:val="Hyperlink"/>
@@ -1864,7 +1864,7 @@
               <w:rPr>
                 <w:noProof/>
               </w:rPr>
-              <w:instrText xml:space="preserve"> PAGEREF _Toc240976321 \h </w:instrText>
+              <w:instrText xml:space="preserve"> PAGEREF _Toc241491261 \h </w:instrText>
             </w:r>
             <w:r>
               <w:rPr>
@@ -1907,7 +1907,7 @@
               <w14:ligatures w14:val="standardContextual"/>
             </w:rPr>
           </w:pPr>
-          <w:hyperlink w:anchor="_Toc240976322" w:history="1">
+          <w:hyperlink w:anchor="_Toc241491262" w:history="1">
             <w:r>
               <w:rPr>
                 <w:rStyle w:val="Hyperlink"/>
@@ -1931,7 +1931,7 @@
               <w:rPr>
                 <w:noProof/>
               </w:rPr>
-              <w:instrText xml:space="preserve"> PAGEREF _Toc240976322 \h </w:instrText>
+              <w:instrText xml:space="preserve"> PAGEREF _Toc241491262 \h </w:instrText>
             </w:r>
             <w:r>
               <w:rPr>
@@ -1974,7 +1974,7 @@
               <w14:ligatures w14:val="standardContextual"/>
             </w:rPr>
           </w:pPr>
-          <w:hyperlink w:anchor="_Toc240976323" w:history="1">
+          <w:hyperlink w:anchor="_Toc241491263" w:history="1">
             <w:r>
               <w:rPr>
                 <w:rStyle w:val="Hyperlink"/>
@@ -1998,7 +1998,7 @@
               <w:rPr>
                 <w:noProof/>
               </w:rPr>
-              <w:instrText xml:space="preserve"> PAGEREF _Toc240976323 \h </w:instrText>
+              <w:instrText xml:space="preserve"> PAGEREF _Toc241491263 \h </w:instrText>
             </w:r>
             <w:r>
               <w:rPr>
@@ -2041,7 +2041,7 @@
               <w14:ligatures w14:val="standardContextual"/>
             </w:rPr>
           </w:pPr>
-          <w:hyperlink w:anchor="_Toc240976324" w:history="1">
+          <w:hyperlink w:anchor="_Toc241491264" w:history="1">
             <w:r>
               <w:rPr>
                 <w:rStyle w:val="Hyperlink"/>
@@ -2065,7 +2065,7 @@
               <w:rPr>
                 <w:noProof/>
               </w:rPr>
-              <w:instrText xml:space="preserve"> PAGEREF _Toc240976324 \h </w:instrText>
+              <w:instrText xml:space="preserve"> PAGEREF _Toc241491264 \h </w:instrText>
             </w:r>
             <w:r>
               <w:rPr>
@@ -2108,7 +2108,7 @@
               <w14:ligatures w14:val="standardContextual"/>
             </w:rPr>
           </w:pPr>
-          <w:hyperlink w:anchor="_Toc240976325" w:history="1">
+          <w:hyperlink w:anchor="_Toc241491265" w:history="1">
             <w:r>
               <w:rPr>
                 <w:rStyle w:val="Hyperlink"/>
@@ -2132,7 +2132,7 @@
               <w:rPr>
                 <w:noProof/>
               </w:rPr>
-              <w:instrText xml:space="preserve"> PAGEREF _Toc240976325 \h </w:instrText>
+              <w:instrText xml:space="preserve"> PAGEREF _Toc241491265 \h </w:instrText>
             </w:r>
             <w:r>
               <w:rPr>
@@ -2175,7 +2175,7 @@
               <w14:ligatures w14:val="standardContextual"/>
             </w:rPr>
           </w:pPr>
-          <w:hyperlink w:anchor="_Toc240976326" w:history="1">
+          <w:hyperlink w:anchor="_Toc241491266" w:history="1">
             <w:r>
               <w:rPr>
                 <w:rStyle w:val="Hyperlink"/>
@@ -2199,7 +2199,7 @@
               <w:rPr>
                 <w:noProof/>
               </w:rPr>
-              <w:instrText xml:space="preserve"> PAGEREF _Toc240976326 \h </w:instrText>
+              <w:instrText xml:space="preserve"> PAGEREF _Toc241491266 \h </w:instrText>
             </w:r>
             <w:r>
               <w:rPr>
@@ -2242,7 +2242,7 @@
               <w14:ligatures w14:val="standardContextual"/>
             </w:rPr>
           </w:pPr>
-          <w:hyperlink w:anchor="_Toc240976327" w:history="1">
+          <w:hyperlink w:anchor="_Toc241491267" w:history="1">
             <w:r>
               <w:rPr>
                 <w:rStyle w:val="Hyperlink"/>
@@ -2266,7 +2266,7 @@
               <w:rPr>
                 <w:noProof/>
               </w:rPr>
-              <w:instrText xml:space="preserve"> PAGEREF _Toc240976327 \h </w:instrText>
+              <w:instrText xml:space="preserve"> PAGEREF _Toc241491267 \h </w:instrText>
             </w:r>
             <w:r>
               <w:rPr>
@@ -2309,7 +2309,7 @@
               <w14:ligatures w14:val="standardContextual"/>
             </w:rPr>
           </w:pPr>
-          <w:hyperlink w:anchor="_Toc240976328" w:history="1">
+          <w:hyperlink w:anchor="_Toc241491268" w:history="1">
             <w:r>
               <w:rPr>
                 <w:rStyle w:val="Hyperlink"/>
@@ -2333,7 +2333,7 @@
               <w:rPr>
                 <w:noProof/>
               </w:rPr>
-              <w:instrText xml:space="preserve"> PAGEREF _Toc240976328 \h </w:instrText>
+              <w:instrText xml:space="preserve"> PAGEREF _Toc241491268 \h </w:instrText>
             </w:r>
             <w:r>
               <w:rPr>
@@ -2376,7 +2376,7 @@
               <w14:ligatures w14:val="standardContextual"/>
             </w:rPr>
           </w:pPr>
-          <w:hyperlink w:anchor="_Toc240976329" w:history="1">
+          <w:hyperlink w:anchor="_Toc241491269" w:history="1">
             <w:r>
               <w:rPr>
                 <w:rStyle w:val="Hyperlink"/>
@@ -2400,7 +2400,7 @@
               <w:rPr>
                 <w:noProof/>
               </w:rPr>
-              <w:instrText xml:space="preserve"> PAGEREF _Toc240976329 \h </w:instrText>
+              <w:instrText xml:space="preserve"> PAGEREF _Toc241491269 \h </w:instrText>
             </w:r>
             <w:r>
               <w:rPr>
@@ -2443,7 +2443,7 @@
               <w14:ligatures w14:val="standardContextual"/>
             </w:rPr>
           </w:pPr>
-          <w:hyperlink w:anchor="_Toc240976330" w:history="1">
+          <w:hyperlink w:anchor="_Toc241491270" w:history="1">
             <w:r>
               <w:rPr>
                 <w:rStyle w:val="Hyperlink"/>
@@ -2467,7 +2467,7 @@
               <w:rPr>
                 <w:noProof/>
               </w:rPr>
-              <w:instrText xml:space="preserve"> PAGEREF _Toc240976330 \h </w:instrText>
+              <w:instrText xml:space="preserve"> PAGEREF _Toc241491270 \h </w:instrText>
             </w:r>
             <w:r>
               <w:rPr>
@@ -2510,7 +2510,7 @@
               <w14:ligatures w14:val="standardContextual"/>
             </w:rPr>
           </w:pPr>
-          <w:hyperlink w:anchor="_Toc240976331" w:history="1">
+          <w:hyperlink w:anchor="_Toc241491271" w:history="1">
             <w:r>
               <w:rPr>
                 <w:rStyle w:val="Hyperlink"/>
@@ -2534,7 +2534,7 @@
               <w:rPr>
                 <w:noProof/>
               </w:rPr>
-              <w:instrText xml:space="preserve"> PAGEREF _Toc240976331 \h </w:instrText>
+              <w:instrText xml:space="preserve"> PAGEREF _Toc241491271 \h </w:instrText>
             </w:r>
             <w:r>
               <w:rPr>
@@ -2577,7 +2577,7 @@
               <w14:ligatures w14:val="standardContextual"/>
             </w:rPr>
           </w:pPr>
-          <w:hyperlink w:anchor="_Toc240976332" w:history="1">
+          <w:hyperlink w:anchor="_Toc241491272" w:history="1">
             <w:r>
               <w:rPr>
                 <w:rStyle w:val="Hyperlink"/>
@@ -2601,7 +2601,7 @@
               <w:rPr>
                 <w:noProof/>
               </w:rPr>
-              <w:instrText xml:space="preserve"> PAGEREF _Toc240976332 \h </w:instrText>
+              <w:instrText xml:space="preserve"> PAGEREF _Toc241491272 \h </w:instrText>
             </w:r>
             <w:r>
               <w:rPr>
@@ -2644,7 +2644,7 @@
               <w14:ligatures w14:val="standardContextual"/>
             </w:rPr>
           </w:pPr>
-          <w:hyperlink w:anchor="_Toc240976333" w:history="1">
+          <w:hyperlink w:anchor="_Toc241491273" w:history="1">
             <w:r>
               <w:rPr>
                 <w:rStyle w:val="Hyperlink"/>
@@ -2668,7 +2668,7 @@
               <w:rPr>
                 <w:noProof/>
               </w:rPr>
-              <w:instrText xml:space="preserve"> PAGEREF _Toc240976333 \h </w:instrText>
+              <w:instrText xml:space="preserve"> PAGEREF _Toc241491273 \h </w:instrText>
             </w:r>
             <w:r>
               <w:rPr>
@@ -2711,7 +2711,7 @@
               <w14:ligatures w14:val="standardContextual"/>
             </w:rPr>
           </w:pPr>
-          <w:hyperlink w:anchor="_Toc240976334" w:history="1">
+          <w:hyperlink w:anchor="_Toc241491274" w:history="1">
             <w:r>
               <w:rPr>
                 <w:rStyle w:val="Hyperlink"/>
@@ -2735,7 +2735,7 @@
               <w:rPr>
                 <w:noProof/>
               </w:rPr>
-              <w:instrText xml:space="preserve"> PAGEREF _Toc240976334 \h </w:instrText>
+              <w:instrText xml:space="preserve"> PAGEREF _Toc241491274 \h </w:instrText>
             </w:r>
             <w:r>
               <w:rPr>
@@ -2778,7 +2778,7 @@
               <w14:ligatures w14:val="standardContextual"/>
             </w:rPr>
           </w:pPr>
-          <w:hyperlink w:anchor="_Toc240976335" w:history="1">
+          <w:hyperlink w:anchor="_Toc241491275" w:history="1">
             <w:r>
               <w:rPr>
                 <w:rStyle w:val="Hyperlink"/>
@@ -2802,7 +2802,7 @@
               <w:rPr>
                 <w:noProof/>
               </w:rPr>
-              <w:instrText xml:space="preserve"> PAGEREF _Toc240976335 \h </w:instrText>
+              <w:instrText xml:space="preserve"> PAGEREF _Toc241491275 \h </w:instrText>
             </w:r>
             <w:r>
               <w:rPr>
@@ -2845,7 +2845,7 @@
               <w14:ligatures w14:val="standardContextual"/>
             </w:rPr>
           </w:pPr>
-          <w:hyperlink w:anchor="_Toc240976336" w:history="1">
+          <w:hyperlink w:anchor="_Toc241491276" w:history="1">
             <w:r>
               <w:rPr>
                 <w:rStyle w:val="Hyperlink"/>
@@ -2869,7 +2869,7 @@
               <w:rPr>
                 <w:noProof/>
               </w:rPr>
-              <w:instrText xml:space="preserve"> PAGEREF _Toc240976336 \h </w:instrText>
+              <w:instrText xml:space="preserve"> PAGEREF _Toc241491276 \h </w:instrText>
             </w:r>
             <w:r>
               <w:rPr>
@@ -2912,7 +2912,7 @@
               <w14:ligatures w14:val="standardContextual"/>
             </w:rPr>
           </w:pPr>
-          <w:hyperlink w:anchor="_Toc240976337" w:history="1">
+          <w:hyperlink w:anchor="_Toc241491277" w:history="1">
             <w:r>
               <w:rPr>
                 <w:rStyle w:val="Hyperlink"/>
@@ -2936,7 +2936,7 @@
               <w:rPr>
                 <w:noProof/>
               </w:rPr>
-              <w:instrText xml:space="preserve"> PAGEREF _Toc240976337 \h </w:instrText>
+              <w:instrText xml:space="preserve"> PAGEREF _Toc241491277 \h </w:instrText>
             </w:r>
             <w:r>
               <w:rPr>
@@ -2979,7 +2979,7 @@
               <w14:ligatures w14:val="standardContextual"/>
             </w:rPr>
           </w:pPr>
-          <w:hyperlink w:anchor="_Toc240976338" w:history="1">
+          <w:hyperlink w:anchor="_Toc241491278" w:history="1">
             <w:r>
               <w:rPr>
                 <w:rStyle w:val="Hyperlink"/>
@@ -3003,7 +3003,7 @@
               <w:rPr>
                 <w:noProof/>
               </w:rPr>
-              <w:instrText xml:space="preserve"> PAGEREF _Toc240976338 \h </w:instrText>
+              <w:instrText xml:space="preserve"> PAGEREF _Toc241491278 \h </w:instrText>
             </w:r>
             <w:r>
               <w:rPr>
@@ -3046,7 +3046,7 @@
               <w14:ligatures w14:val="standardContextual"/>
             </w:rPr>
           </w:pPr>
-          <w:hyperlink w:anchor="_Toc240976339" w:history="1">
+          <w:hyperlink w:anchor="_Toc241491279" w:history="1">
             <w:r>
               <w:rPr>
                 <w:rStyle w:val="Hyperlink"/>
@@ -3070,7 +3070,7 @@
               <w:rPr>
                 <w:noProof/>
               </w:rPr>
-              <w:instrText xml:space="preserve"> PAGEREF _Toc240976339 \h </w:instrText>
+              <w:instrText xml:space="preserve"> PAGEREF _Toc241491279 \h </w:instrText>
             </w:r>
             <w:r>
               <w:rPr>
@@ -3113,7 +3113,7 @@
               <w14:ligatures w14:val="standardContextual"/>
             </w:rPr>
           </w:pPr>
-          <w:hyperlink w:anchor="_Toc240976340" w:history="1">
+          <w:hyperlink w:anchor="_Toc241491280" w:history="1">
             <w:r>
               <w:rPr>
                 <w:rStyle w:val="Hyperlink"/>
@@ -3137,7 +3137,7 @@
               <w:rPr>
                 <w:noProof/>
               </w:rPr>
-              <w:instrText xml:space="preserve"> PAGEREF _Toc240976340 \h </w:instrText>
+              <w:instrText xml:space="preserve"> PAGEREF _Toc241491280 \h </w:instrText>
             </w:r>
             <w:r>
               <w:rPr>
@@ -3180,7 +3180,7 @@
               <w14:ligatures w14:val="standardContextual"/>
             </w:rPr>
           </w:pPr>
-          <w:hyperlink w:anchor="_Toc240976341" w:history="1">
+          <w:hyperlink w:anchor="_Toc241491281" w:history="1">
             <w:r>
               <w:rPr>
                 <w:rStyle w:val="Hyperlink"/>
@@ -3204,7 +3204,7 @@
               <w:rPr>
                 <w:noProof/>
               </w:rPr>
-              <w:instrText xml:space="preserve"> PAGEREF _Toc240976341 \h </w:instrText>
+              <w:instrText xml:space="preserve"> PAGEREF _Toc241491281 \h </w:instrText>
             </w:r>
             <w:r>
               <w:rPr>
@@ -3247,7 +3247,7 @@
               <w14:ligatures w14:val="standardContextual"/>
             </w:rPr>
           </w:pPr>
-          <w:hyperlink w:anchor="_Toc240976342" w:history="1">
+          <w:hyperlink w:anchor="_Toc241491282" w:history="1">
             <w:r>
               <w:rPr>
                 <w:rStyle w:val="Hyperlink"/>
@@ -3271,7 +3271,7 @@
               <w:rPr>
                 <w:noProof/>
               </w:rPr>
-              <w:instrText xml:space="preserve"> PAGEREF _Toc240976342 \h </w:instrText>
+              <w:instrText xml:space="preserve"> PAGEREF _Toc241491282 \h </w:instrText>
             </w:r>
             <w:r>
               <w:rPr>
@@ -3314,7 +3314,7 @@
               <w14:ligatures w14:val="standardContextual"/>
             </w:rPr>
           </w:pPr>
-          <w:hyperlink w:anchor="_Toc240976343" w:history="1">
+          <w:hyperlink w:anchor="_Toc241491283" w:history="1">
             <w:r>
               <w:rPr>
                 <w:rStyle w:val="Hyperlink"/>
@@ -3338,7 +3338,7 @@
               <w:rPr>
                 <w:noProof/>
               </w:rPr>
-              <w:instrText xml:space="preserve"> PAGEREF _Toc240976343 \h </w:instrText>
+              <w:instrText xml:space="preserve"> PAGEREF _Toc241491283 \h </w:instrText>
             </w:r>
             <w:r>
               <w:rPr>
@@ -3381,7 +3381,7 @@
               <w14:ligatures w14:val="standardContextual"/>
             </w:rPr>
           </w:pPr>
-          <w:hyperlink w:anchor="_Toc240976344" w:history="1">
+          <w:hyperlink w:anchor="_Toc241491284" w:history="1">
             <w:r>
               <w:rPr>
                 <w:rStyle w:val="Hyperlink"/>
@@ -3405,7 +3405,7 @@
               <w:rPr>
                 <w:noProof/>
               </w:rPr>
-              <w:instrText xml:space="preserve"> PAGEREF _Toc240976344 \h </w:instrText>
+              <w:instrText xml:space="preserve"> PAGEREF _Toc241491284 \h </w:instrText>
             </w:r>
             <w:r>
               <w:rPr>
@@ -3444,7 +3444,7 @@
         <w:pStyle w:val="Heading1"/>
         <w:pageBreakBefore/>
       </w:pPr>
-      <w:bookmarkStart w:id="0" w:name="_Toc240976302"/>
+      <w:bookmarkStart w:id="0" w:name="_Toc241491242"/>
       <w:r>
         <w:lastRenderedPageBreak/>
         <w:t>1. Your role at a glance</w:t>
@@ -3612,7 +3612,7 @@
         <w:pStyle w:val="Heading1"/>
         <w:pageBreakBefore/>
       </w:pPr>
-      <w:bookmarkStart w:id="1" w:name="_Toc240976303"/>
+      <w:bookmarkStart w:id="1" w:name="_Toc241491243"/>
       <w:r>
         <w:lastRenderedPageBreak/>
         <w:t>2. Signing in and your screens</w:t>
@@ -3623,7 +3623,7 @@
       <w:pPr>
         <w:pStyle w:val="Heading2"/>
       </w:pPr>
-      <w:bookmarkStart w:id="2" w:name="_Toc240976304"/>
+      <w:bookmarkStart w:id="2" w:name="_Toc241491244"/>
       <w:r>
         <w:t>Signing in</w:t>
       </w:r>
@@ -3706,7 +3706,7 @@
           <w:noProof/>
         </w:rPr>
         <w:drawing>
-          <wp:inline distT="0" distB="0" distL="0" distR="0" wp14:anchorId="09008F15" wp14:editId="757DC5CF">
+          <wp:inline distT="0" distB="0" distL="0" distR="0" wp14:anchorId="628A53A0" wp14:editId="6FB705D3">
             <wp:extent cx="5334000" cy="2333625"/>
             <wp:effectExtent l="0" t="0" r="0" b="0"/>
             <wp:docPr id="1" name="adm_login.jpg" descr="The sign-in screen for all internal staff." title="The sign-in screen for all internal staff."/>
@@ -3873,7 +3873,7 @@
       <w:pPr>
         <w:pStyle w:val="Heading2"/>
       </w:pPr>
-      <w:bookmarkStart w:id="3" w:name="_Toc240976305"/>
+      <w:bookmarkStart w:id="3" w:name="_Toc241491245"/>
       <w:r>
         <w:t>Finding your way around</w:t>
       </w:r>
@@ -4058,7 +4058,7 @@
         </w:rPr>
         <w:lastRenderedPageBreak/>
         <w:drawing>
-          <wp:inline distT="0" distB="0" distL="0" distR="0" wp14:anchorId="751A8457" wp14:editId="1553FE69">
+          <wp:inline distT="0" distB="0" distL="0" distR="0" wp14:anchorId="5B6774A6" wp14:editId="2AF2EE08">
             <wp:extent cx="5715000" cy="1876425"/>
             <wp:effectExtent l="0" t="0" r="0" b="0"/>
             <wp:docPr id="2" name="adm_not_your_role.jpg" descr="Opening a screen outside your role (for example from an old bookmark) shows this card instead of the screen." title="Opening a screen outside your role (for example from an old bookmark) shows this card instead of the screen."/>
@@ -4127,7 +4127,7 @@
       <w:pPr>
         <w:pStyle w:val="Heading2"/>
       </w:pPr>
-      <w:bookmarkStart w:id="4" w:name="_Toc240976306"/>
+      <w:bookmarkStart w:id="4" w:name="_Toc241491246"/>
       <w:r>
         <w:t>Your screens</w:t>
       </w:r>
@@ -4634,7 +4634,7 @@
       <w:pPr>
         <w:pStyle w:val="Heading2"/>
       </w:pPr>
-      <w:bookmarkStart w:id="5" w:name="_Toc240976307"/>
+      <w:bookmarkStart w:id="5" w:name="_Toc241491247"/>
       <w:r>
         <w:t>Changing your password</w:t>
       </w:r>
@@ -4717,7 +4717,7 @@
           <w:noProof/>
         </w:rPr>
         <w:drawing>
-          <wp:inline distT="0" distB="0" distL="0" distR="0" wp14:anchorId="5253BEE9" wp14:editId="71CFD665">
+          <wp:inline distT="0" distB="0" distL="0" distR="0" wp14:anchorId="44A267B2" wp14:editId="2570F9BF">
             <wp:extent cx="5334000" cy="2171700"/>
             <wp:effectExtent l="0" t="0" r="0" b="0"/>
             <wp:docPr id="3" name="adm_account.jpg" descr="Change Password screen." title="Change Password screen."/>
@@ -4805,7 +4805,7 @@
         <w:pStyle w:val="Heading1"/>
         <w:pageBreakBefore/>
       </w:pPr>
-      <w:bookmarkStart w:id="6" w:name="_Toc240976308"/>
+      <w:bookmarkStart w:id="6" w:name="_Toc241491248"/>
       <w:r>
         <w:lastRenderedPageBreak/>
         <w:t>3. Your routine</w:t>
@@ -5090,7 +5090,7 @@
         <w:pStyle w:val="Heading1"/>
         <w:pageBreakBefore/>
       </w:pPr>
-      <w:bookmarkStart w:id="7" w:name="_Toc240976309"/>
+      <w:bookmarkStart w:id="7" w:name="_Toc241491249"/>
       <w:r>
         <w:lastRenderedPageBreak/>
         <w:t>4. Step-by-step tasks</w:t>
@@ -5101,7 +5101,7 @@
       <w:pPr>
         <w:pStyle w:val="Heading2"/>
       </w:pPr>
-      <w:bookmarkStart w:id="8" w:name="_Toc240976310"/>
+      <w:bookmarkStart w:id="8" w:name="_Toc241491250"/>
       <w:r>
         <w:t>4.1 Reading the dashboards</w:t>
       </w:r>
@@ -5126,7 +5126,7 @@
           <w:noProof/>
         </w:rPr>
         <w:drawing>
-          <wp:inline distT="0" distB="0" distL="0" distR="0" wp14:anchorId="4D60D428" wp14:editId="16B7D8ED">
+          <wp:inline distT="0" distB="0" distL="0" distR="0" wp14:anchorId="7A29E54E" wp14:editId="344EE822">
             <wp:extent cx="5715000" cy="3571875"/>
             <wp:effectExtent l="0" t="0" r="0" b="0"/>
             <wp:docPr id="4" name="adm_exec_dashboard.jpg" descr="Executive Dashboard: completions against the 400 / 60 / 50–75 targets, days to data lock, spend, and the lowest-filled strata." title="Executive Dashboard: completions against the 400 / 60 / 50–75 targets, days to data lock, spend, and the lowest-filled strata."/>
@@ -5791,7 +5791,7 @@
       <w:pPr>
         <w:pStyle w:val="Heading2"/>
       </w:pPr>
-      <w:bookmarkStart w:id="9" w:name="_Toc240976311"/>
+      <w:bookmarkStart w:id="9" w:name="_Toc241491251"/>
       <w:r>
         <w:lastRenderedPageBreak/>
         <w:t>4.2 Using Reports (analytics and charts)</w:t>
@@ -5832,7 +5832,7 @@
           <w:noProof/>
         </w:rPr>
         <w:drawing>
-          <wp:inline distT="0" distB="0" distL="0" distR="0" wp14:anchorId="2609C022" wp14:editId="5F1CAF7E">
+          <wp:inline distT="0" distB="0" distL="0" distR="0" wp14:anchorId="522C3180" wp14:editId="0473CA7A">
             <wp:extent cx="5334000" cy="3333750"/>
             <wp:effectExtent l="0" t="0" r="0" b="0"/>
             <wp:docPr id="5" name="adm_reports_top.jpg" descr="Reports: headline figures for the chosen period." title="Reports: headline figures for the chosen period."/>
@@ -5974,7 +5974,7 @@
           <w:noProof/>
         </w:rPr>
         <w:drawing>
-          <wp:inline distT="0" distB="0" distL="0" distR="0" wp14:anchorId="6A855820" wp14:editId="1892BE49">
+          <wp:inline distT="0" distB="0" distL="0" distR="0" wp14:anchorId="692B6F07" wp14:editId="424F4F09">
             <wp:extent cx="5334000" cy="3409950"/>
             <wp:effectExtent l="0" t="0" r="0" b="0"/>
             <wp:docPr id="6" name="adm_reports_funnel.jpg" descr="Case funnel: each case counted once at every stage it has reached." title="Case funnel: each case counted once at every stage it has reached."/>
@@ -6074,7 +6074,7 @@
           <w:noProof/>
         </w:rPr>
         <w:drawing>
-          <wp:inline distT="0" distB="0" distL="0" distR="0" wp14:anchorId="509AB742" wp14:editId="5A75366B">
+          <wp:inline distT="0" distB="0" distL="0" distR="0" wp14:anchorId="7797F0E5" wp14:editId="1B017F39">
             <wp:extent cx="5334000" cy="3248025"/>
             <wp:effectExtent l="0" t="0" r="0" b="0"/>
             <wp:docPr id="7" name="adm_reports_funnel_table.jpg" descr="The same chart as a table." title="The same chart as a table."/>
@@ -6173,7 +6173,7 @@
           <w:noProof/>
         </w:rPr>
         <w:drawing>
-          <wp:inline distT="0" distB="0" distL="0" distR="0" wp14:anchorId="5DB57FBC" wp14:editId="16F23979">
+          <wp:inline distT="0" distB="0" distL="0" distR="0" wp14:anchorId="237A7544" wp14:editId="2BF17717">
             <wp:extent cx="5334000" cy="2628900"/>
             <wp:effectExtent l="0" t="0" r="0" b="0"/>
             <wp:docPr id="8" name="adm_reports_coverage.jpg" descr="Coverage by group." title="Coverage by group."/>
@@ -6273,7 +6273,7 @@
         </w:rPr>
         <w:lastRenderedPageBreak/>
         <w:drawing>
-          <wp:inline distT="0" distB="0" distL="0" distR="0" wp14:anchorId="65939931" wp14:editId="6A68DC84">
+          <wp:inline distT="0" distB="0" distL="0" distR="0" wp14:anchorId="69726879" wp14:editId="651ECFDC">
             <wp:extent cx="5334000" cy="2600325"/>
             <wp:effectExtent l="0" t="0" r="0" b="0"/>
             <wp:docPr id="9" name="adm_reports_modes.jpg" descr="Administration modes." title="Administration modes."/>
@@ -6382,7 +6382,7 @@
           <w:noProof/>
         </w:rPr>
         <w:drawing>
-          <wp:inline distT="0" distB="0" distL="0" distR="0" wp14:anchorId="53E0AD7C" wp14:editId="6D6C5FB6">
+          <wp:inline distT="0" distB="0" distL="0" distR="0" wp14:anchorId="6A1905F5" wp14:editId="5D067C71">
             <wp:extent cx="5334000" cy="2905125"/>
             <wp:effectExtent l="0" t="0" r="0" b="0"/>
             <wp:docPr id="10" name="adm_reports_duration.jpg" descr="Completion-time distribution." title="Completion-time distribution."/>
@@ -6464,7 +6464,7 @@
       <w:pPr>
         <w:pStyle w:val="Heading2"/>
       </w:pPr>
-      <w:bookmarkStart w:id="10" w:name="_Toc240976312"/>
+      <w:bookmarkStart w:id="10" w:name="_Toc241491252"/>
       <w:r>
         <w:t>4.3 Reviewing a case read-only</w:t>
       </w:r>
@@ -6528,7 +6528,7 @@
         </w:rPr>
         <w:lastRenderedPageBreak/>
         <w:drawing>
-          <wp:inline distT="0" distB="0" distL="0" distR="0" wp14:anchorId="71A0B802" wp14:editId="3DC01E56">
+          <wp:inline distT="0" distB="0" distL="0" distR="0" wp14:anchorId="5CE0DF3A" wp14:editId="39E0AEA7">
             <wp:extent cx="5334000" cy="3333750"/>
             <wp:effectExtent l="0" t="0" r="0" b="0"/>
             <wp:docPr id="11" name="sup_case.jpg" descr="A case page in read-only view." title="A case page in read-only view."/>
@@ -6602,7 +6602,7 @@
       <w:pPr>
         <w:pStyle w:val="Heading2"/>
       </w:pPr>
-      <w:bookmarkStart w:id="11" w:name="_Toc240976313"/>
+      <w:bookmarkStart w:id="11" w:name="_Toc241491253"/>
       <w:r>
         <w:t>4.4 Reviewing QA</w:t>
       </w:r>
@@ -6619,7 +6619,7 @@
           <w:noProof/>
         </w:rPr>
         <w:drawing>
-          <wp:inline distT="0" distB="0" distL="0" distR="0" wp14:anchorId="0E589B97" wp14:editId="7855BB3B">
+          <wp:inline distT="0" distB="0" distL="0" distR="0" wp14:anchorId="7B991CCC" wp14:editId="3BF2C009">
             <wp:extent cx="5715000" cy="2505075"/>
             <wp:effectExtent l="0" t="0" r="0" b="0"/>
             <wp:docPr id="12" name="sup_qa_queue.jpg" descr="QA Queue in read-only view." title="QA Queue in read-only view."/>
@@ -6696,7 +6696,7 @@
       <w:pPr>
         <w:pStyle w:val="Heading2"/>
       </w:pPr>
-      <w:bookmarkStart w:id="12" w:name="_Toc240976314"/>
+      <w:bookmarkStart w:id="12" w:name="_Toc241491254"/>
       <w:r>
         <w:t>4.5 Downloading or emailing completed forms (Form PDFs)</w:t>
       </w:r>
@@ -6747,7 +6747,7 @@
         </w:rPr>
         <w:lastRenderedPageBreak/>
         <w:drawing>
-          <wp:inline distT="0" distB="0" distL="0" distR="0" wp14:anchorId="0BFCBC4D" wp14:editId="79D07ECE">
+          <wp:inline distT="0" distB="0" distL="0" distR="0" wp14:anchorId="6ABDF1E8" wp14:editId="13F64CEA">
             <wp:extent cx="5334000" cy="3333750"/>
             <wp:effectExtent l="0" t="0" r="0" b="0"/>
             <wp:docPr id="13" name="adm_form_pdfs.jpg" descr="Completed form PDFs." title="Completed form PDFs."/>
@@ -6941,7 +6941,7 @@
         <w:pStyle w:val="Heading1"/>
         <w:pageBreakBefore/>
       </w:pPr>
-      <w:bookmarkStart w:id="13" w:name="_Toc240976315"/>
+      <w:bookmarkStart w:id="13" w:name="_Toc241491255"/>
       <w:r>
         <w:lastRenderedPageBreak/>
         <w:t>5. Rules you must follow</w:t>
@@ -7079,7 +7079,7 @@
         <w:pStyle w:val="Heading1"/>
         <w:pageBreakBefore/>
       </w:pPr>
-      <w:bookmarkStart w:id="14" w:name="_Toc240976316"/>
+      <w:bookmarkStart w:id="14" w:name="_Toc241491256"/>
       <w:r>
         <w:lastRenderedPageBreak/>
         <w:t>6. Troubleshooting</w:t>
@@ -8033,7 +8033,7 @@
         <w:pStyle w:val="Heading1"/>
         <w:pageBreakBefore/>
       </w:pPr>
-      <w:bookmarkStart w:id="15" w:name="_Toc240976317"/>
+      <w:bookmarkStart w:id="15" w:name="_Toc241491257"/>
       <w:r>
         <w:lastRenderedPageBreak/>
         <w:t>7. Quick reference</w:t>
@@ -8312,7 +8312,7 @@
         <w:pStyle w:val="Heading1"/>
         <w:pageBreakBefore/>
       </w:pPr>
-      <w:bookmarkStart w:id="16" w:name="_Toc240976318"/>
+      <w:bookmarkStart w:id="16" w:name="_Toc241491258"/>
       <w:r>
         <w:lastRenderedPageBreak/>
         <w:t>8. Every screen and button for your role</w:t>
@@ -8475,7 +8475,7 @@
       <w:pPr>
         <w:pStyle w:val="Heading2"/>
       </w:pPr>
-      <w:bookmarkStart w:id="17" w:name="_Toc240976319"/>
+      <w:bookmarkStart w:id="17" w:name="_Toc241491259"/>
       <w:r>
         <w:t>8.1 Sign in</w:t>
       </w:r>
@@ -8988,7 +8988,7 @@
       <w:pPr>
         <w:pStyle w:val="Heading2"/>
       </w:pPr>
-      <w:bookmarkStart w:id="18" w:name="_Toc240976320"/>
+      <w:bookmarkStart w:id="18" w:name="_Toc241491260"/>
       <w:r>
         <w:t>8.2 The header and menu bar (every screen)</w:t>
       </w:r>
@@ -9712,7 +9712,7 @@
       <w:pPr>
         <w:pStyle w:val="Heading2"/>
       </w:pPr>
-      <w:bookmarkStart w:id="19" w:name="_Toc240976321"/>
+      <w:bookmarkStart w:id="19" w:name="_Toc241491261"/>
       <w:r>
         <w:t>8.3 Change Password</w:t>
       </w:r>
@@ -10332,7 +10332,7 @@
       <w:pPr>
         <w:pStyle w:val="Heading2"/>
       </w:pPr>
-      <w:bookmarkStart w:id="20" w:name="_Toc240976322"/>
+      <w:bookmarkStart w:id="20" w:name="_Toc241491262"/>
       <w:r>
         <w:t>8.4 Executive Dashboard</w:t>
       </w:r>
@@ -10846,7 +10846,7 @@
       <w:pPr>
         <w:pStyle w:val="Heading2"/>
       </w:pPr>
-      <w:bookmarkStart w:id="21" w:name="_Toc240976323"/>
+      <w:bookmarkStart w:id="21" w:name="_Toc241491263"/>
       <w:r>
         <w:t>8.5 Sampling Dashboard</w:t>
       </w:r>
@@ -11359,7 +11359,7 @@
       <w:pPr>
         <w:pStyle w:val="Heading2"/>
       </w:pPr>
-      <w:bookmarkStart w:id="22" w:name="_Toc240976324"/>
+      <w:bookmarkStart w:id="22" w:name="_Toc241491264"/>
       <w:r>
         <w:t>8.6 Contact Dashboard</w:t>
       </w:r>
@@ -11662,7 +11662,7 @@
       <w:pPr>
         <w:pStyle w:val="Heading2"/>
       </w:pPr>
-      <w:bookmarkStart w:id="23" w:name="_Toc240976325"/>
+      <w:bookmarkStart w:id="23" w:name="_Toc241491265"/>
       <w:r>
         <w:lastRenderedPageBreak/>
         <w:t>8.7 QA Dashboard</w:t>
@@ -12283,7 +12283,7 @@
       <w:pPr>
         <w:pStyle w:val="Heading2"/>
       </w:pPr>
-      <w:bookmarkStart w:id="24" w:name="_Toc240976326"/>
+      <w:bookmarkStart w:id="24" w:name="_Toc241491266"/>
       <w:r>
         <w:t>8.8 KII / Document Dashboard</w:t>
       </w:r>
@@ -12693,7 +12693,7 @@
       <w:pPr>
         <w:pStyle w:val="Heading2"/>
       </w:pPr>
-      <w:bookmarkStart w:id="25" w:name="_Toc240976327"/>
+      <w:bookmarkStart w:id="25" w:name="_Toc241491267"/>
       <w:r>
         <w:t>8.9 Reports</w:t>
       </w:r>
@@ -13207,7 +13207,7 @@
       <w:pPr>
         <w:pStyle w:val="Heading2"/>
       </w:pPr>
-      <w:bookmarkStart w:id="26" w:name="_Toc240976328"/>
+      <w:bookmarkStart w:id="26" w:name="_Toc241491268"/>
       <w:r>
         <w:t>8.10 Main-400 Register (and Reserve)</w:t>
       </w:r>
@@ -13827,7 +13827,7 @@
       <w:pPr>
         <w:pStyle w:val="Heading2"/>
       </w:pPr>
-      <w:bookmarkStart w:id="27" w:name="_Toc240976329"/>
+      <w:bookmarkStart w:id="27" w:name="_Toc241491269"/>
       <w:r>
         <w:t>8.11 Case page</w:t>
       </w:r>
@@ -14341,7 +14341,7 @@
       <w:pPr>
         <w:pStyle w:val="Heading2"/>
       </w:pPr>
-      <w:bookmarkStart w:id="28" w:name="_Toc240976330"/>
+      <w:bookmarkStart w:id="28" w:name="_Toc241491270"/>
       <w:r>
         <w:t>8.12 Pre-Interview Profile (PROIT) and its review screen</w:t>
       </w:r>
@@ -14644,7 +14644,7 @@
       <w:pPr>
         <w:pStyle w:val="Heading2"/>
       </w:pPr>
-      <w:bookmarkStart w:id="29" w:name="_Toc240976331"/>
+      <w:bookmarkStart w:id="29" w:name="_Toc241491271"/>
       <w:r>
         <w:t>8.13 Interview sheet (verifying a locked profile)</w:t>
       </w:r>
@@ -15157,7 +15157,7 @@
       <w:pPr>
         <w:pStyle w:val="Heading2"/>
       </w:pPr>
-      <w:bookmarkStart w:id="30" w:name="_Toc240976332"/>
+      <w:bookmarkStart w:id="30" w:name="_Toc241491272"/>
       <w:r>
         <w:lastRenderedPageBreak/>
         <w:t>8.14 Register Organisation</w:t>
@@ -15461,7 +15461,7 @@
       <w:pPr>
         <w:pStyle w:val="Heading2"/>
       </w:pPr>
-      <w:bookmarkStart w:id="31" w:name="_Toc240976333"/>
+      <w:bookmarkStart w:id="31" w:name="_Toc241491273"/>
       <w:r>
         <w:t>8.15 Appointment Queue</w:t>
       </w:r>
@@ -15871,7 +15871,7 @@
       <w:pPr>
         <w:pStyle w:val="Heading2"/>
       </w:pPr>
-      <w:bookmarkStart w:id="32" w:name="_Toc240976334"/>
+      <w:bookmarkStart w:id="32" w:name="_Toc241491274"/>
       <w:r>
         <w:t>8.16 Follow-ups due</w:t>
       </w:r>
@@ -16281,7 +16281,7 @@
       <w:pPr>
         <w:pStyle w:val="Heading2"/>
       </w:pPr>
-      <w:bookmarkStart w:id="33" w:name="_Toc240976335"/>
+      <w:bookmarkStart w:id="33" w:name="_Toc241491275"/>
       <w:r>
         <w:t>8.17 Reserve Activation</w:t>
       </w:r>
@@ -16585,7 +16585,7 @@
       <w:pPr>
         <w:pStyle w:val="Heading2"/>
       </w:pPr>
-      <w:bookmarkStart w:id="34" w:name="_Toc240976336"/>
+      <w:bookmarkStart w:id="34" w:name="_Toc241491276"/>
       <w:r>
         <w:t>8.18 QA Queue (with the KoboToolbox sync panel)</w:t>
       </w:r>
@@ -16888,7 +16888,7 @@
       <w:pPr>
         <w:pStyle w:val="Heading2"/>
       </w:pPr>
-      <w:bookmarkStart w:id="35" w:name="_Toc240976337"/>
+      <w:bookmarkStart w:id="35" w:name="_Toc241491277"/>
       <w:r>
         <w:t>8.19 QA Exceptions</w:t>
       </w:r>
@@ -17298,7 +17298,7 @@
       <w:pPr>
         <w:pStyle w:val="Heading2"/>
       </w:pPr>
-      <w:bookmarkStart w:id="36" w:name="_Toc240976338"/>
+      <w:bookmarkStart w:id="36" w:name="_Toc241491278"/>
       <w:r>
         <w:t>8.20 KII Register</w:t>
       </w:r>
@@ -17811,7 +17811,7 @@
       <w:pPr>
         <w:pStyle w:val="Heading2"/>
       </w:pPr>
-      <w:bookmarkStart w:id="37" w:name="_Toc240976339"/>
+      <w:bookmarkStart w:id="37" w:name="_Toc241491279"/>
       <w:r>
         <w:lastRenderedPageBreak/>
         <w:t>8.21 KII record</w:t>
@@ -18115,7 +18115,7 @@
       <w:pPr>
         <w:pStyle w:val="Heading2"/>
       </w:pPr>
-      <w:bookmarkStart w:id="38" w:name="_Toc240976340"/>
+      <w:bookmarkStart w:id="38" w:name="_Toc241491280"/>
       <w:r>
         <w:t>8.22 Documents (the corpus)</w:t>
       </w:r>
@@ -18628,7 +18628,7 @@
       <w:pPr>
         <w:pStyle w:val="Heading2"/>
       </w:pPr>
-      <w:bookmarkStart w:id="39" w:name="_Toc240976341"/>
+      <w:bookmarkStart w:id="39" w:name="_Toc241491281"/>
       <w:r>
         <w:t>8.23 Document record</w:t>
       </w:r>
@@ -18931,7 +18931,7 @@
       <w:pPr>
         <w:pStyle w:val="Heading2"/>
       </w:pPr>
-      <w:bookmarkStart w:id="40" w:name="_Toc240976342"/>
+      <w:bookmarkStart w:id="40" w:name="_Toc241491282"/>
       <w:r>
         <w:t>8.24 Auto-fill review screen</w:t>
       </w:r>
@@ -19235,7 +19235,7 @@
       <w:pPr>
         <w:pStyle w:val="Heading2"/>
       </w:pPr>
-      <w:bookmarkStart w:id="41" w:name="_Toc240976343"/>
+      <w:bookmarkStart w:id="41" w:name="_Toc241491283"/>
       <w:r>
         <w:t>8.25 Completed forms (Form PDFs)</w:t>
       </w:r>
@@ -19965,7 +19965,7 @@
       <w:pPr>
         <w:pStyle w:val="Heading2"/>
       </w:pPr>
-      <w:bookmarkStart w:id="42" w:name="_Toc240976344"/>
+      <w:bookmarkStart w:id="42" w:name="_Toc241491284"/>
       <w:r>
         <w:t>8.26 Cost Dashboard</w:t>
       </w:r>
@@ -20312,7 +20312,7 @@
         <w:sz w:val="16"/>
         <w:szCs w:val="16"/>
       </w:rPr>
-      <w:t>Version 1.10 · 22 September 2026</w:t>
+      <w:t>Version 1.11 · 28 September 2026</w:t>
     </w:r>
     <w:r>
       <w:rPr>
@@ -20485,10 +20485,10 @@
 <file path=word/numbering.xml><?xml version="1.0" encoding="utf-8"?>
 <w:numbering xmlns:wpc="http://schemas.microsoft.com/office/word/2010/wordprocessingCanvas" xmlns:cx="http://schemas.microsoft.com/office/drawing/2014/chartex" xmlns:cx1="http://schemas.microsoft.com/office/drawing/2015/9/8/chartex" xmlns:cx2="http://schemas.microsoft.com/office/drawing/2015/10/21/chartex" xmlns:cx3="http://schemas.microsoft.com/office/drawing/2016/5/9/chartex" xmlns:cx4="http://schemas.microsoft.com/office/drawing/2016/5/10/chartex" xmlns:cx5="http://schemas.microsoft.com/office/drawing/2016/5/11/chartex" xmlns:cx6="http://schemas.microsoft.com/office/drawing/2016/5/12/chartex" xmlns:cx7="http://schemas.microsoft.com/office/drawing/2016/5/13/chartex" xmlns:cx8="http://schemas.microsoft.com/office/drawing/2016/5/14/chartex" xmlns:mc="http://schemas.openxmlformats.org/markup-compatibility/2006" xmlns:aink="http://schemas.microsoft.com/office/drawing/2016/ink" xmlns:am3d="http://schemas.microsoft.com/office/drawing/2017/model3d" xmlns:o="urn:schemas-microsoft-com:office:office" xmlns:oel="http://schemas.microsoft.com/office/2019/extlst" xmlns:r="http://schemas.openxmlformats.org/officeDocument/2006/relationships" xmlns:m="http://schemas.openxmlformats.org/officeDocument/2006/math" xmlns:v="urn:schemas-microsoft-com:vml" xmlns:wp14="http://schemas.microsoft.com/office/word/2010/wordprocessingDrawing" xmlns:wp="http://schemas.openxmlformats.org/drawingml/2006/wordprocessingDrawing" xmlns:w10="urn:schemas-microsoft-com:office:word" xmlns:w="http://schemas.openxmlformats.org/wordprocessingml/2006/main" xmlns:w14="http://schemas.microsoft.com/office/word/2010/wordml" xmlns:w15="http://schemas.microsoft.com/office/word/2012/wordml" xmlns:w16cex="http://schemas.microsoft.com/office/word/2018/wordml/cex" xmlns:w16cid="http://schemas.microsoft.com/office/word/2016/wordml/cid" xmlns:w16="http://schemas.microsoft.com/office/word/2018/wordml" xmlns:w16sdtdh="http://schemas.microsoft.com/office/word/2020/wordml/sdtdatahash" xmlns:w16se="http://schemas.microsoft.com/office/word/2015/wordml/symex" xmlns:wpg="http://schemas.microsoft.com/office/word/2010/wordprocessingGroup" xmlns:wpi="http://schemas.microsoft.com/office/word/2010/wordprocessingInk" xmlns:wne="http://schemas.microsoft.com/office/word/2006/wordml" xmlns:wps="http://schemas.microsoft.com/office/word/2010/wordprocessingShape" mc:Ignorable="w14 w15 w16se w16cid w16 w16cex w16sdtdh wp14">
   <w:abstractNum w:abstractNumId="0" w15:restartNumberingAfterBreak="0">
-    <w:nsid w:val="043212FD"/>
+    <w:nsid w:val="02383A68"/>
     <w:multiLevelType w:val="hybridMultilevel"/>
-    <w:tmpl w:val="2C0293EA"/>
-    <w:lvl w:ilvl="0" w:tplc="EB025750">
+    <w:tmpl w:val="D7EAE6CE"/>
+    <w:lvl w:ilvl="0" w:tplc="F48E77B6">
       <w:start w:val="1"/>
       <w:numFmt w:val="decimal"/>
       <w:lvlText w:val="%1."/>
@@ -20502,138 +20502,110 @@
         <w:color w:val="A67C27"/>
       </w:rPr>
     </w:lvl>
-    <w:lvl w:ilvl="1" w:tplc="2B1AE146">
+    <w:lvl w:ilvl="1" w:tplc="ED4AD62A">
       <w:numFmt w:val="decimal"/>
       <w:lvlText w:val=""/>
       <w:lvlJc w:val="left"/>
     </w:lvl>
-    <w:lvl w:ilvl="2" w:tplc="D45C6224">
+    <w:lvl w:ilvl="2" w:tplc="8A349524">
       <w:numFmt w:val="decimal"/>
       <w:lvlText w:val=""/>
       <w:lvlJc w:val="left"/>
     </w:lvl>
-    <w:lvl w:ilvl="3" w:tplc="58F880BC">
+    <w:lvl w:ilvl="3" w:tplc="09AC82F2">
       <w:numFmt w:val="decimal"/>
       <w:lvlText w:val=""/>
       <w:lvlJc w:val="left"/>
     </w:lvl>
-    <w:lvl w:ilvl="4" w:tplc="1F1AAFAC">
+    <w:lvl w:ilvl="4" w:tplc="09F085B6">
       <w:numFmt w:val="decimal"/>
       <w:lvlText w:val=""/>
       <w:lvlJc w:val="left"/>
     </w:lvl>
-    <w:lvl w:ilvl="5" w:tplc="FD3A293E">
+    <w:lvl w:ilvl="5" w:tplc="F7BEF6A6">
       <w:numFmt w:val="decimal"/>
       <w:lvlText w:val=""/>
       <w:lvlJc w:val="left"/>
     </w:lvl>
-    <w:lvl w:ilvl="6" w:tplc="81B0DF24">
+    <w:lvl w:ilvl="6" w:tplc="E6420DAA">
       <w:numFmt w:val="decimal"/>
       <w:lvlText w:val=""/>
       <w:lvlJc w:val="left"/>
     </w:lvl>
-    <w:lvl w:ilvl="7" w:tplc="0A081B76">
+    <w:lvl w:ilvl="7" w:tplc="9A94AC5E">
       <w:numFmt w:val="decimal"/>
       <w:lvlText w:val=""/>
       <w:lvlJc w:val="left"/>
     </w:lvl>
-    <w:lvl w:ilvl="8" w:tplc="E41CC8F0">
+    <w:lvl w:ilvl="8" w:tplc="FCA00FCE">
       <w:numFmt w:val="decimal"/>
       <w:lvlText w:val=""/>
       <w:lvlJc w:val="left"/>
     </w:lvl>
   </w:abstractNum>
   <w:abstractNum w:abstractNumId="1" w15:restartNumberingAfterBreak="0">
-    <w:nsid w:val="1AE5051F"/>
+    <w:nsid w:val="02581194"/>
     <w:multiLevelType w:val="hybridMultilevel"/>
-    <w:tmpl w:val="6142AD30"/>
-    <w:lvl w:ilvl="0" w:tplc="79CAB5E0">
+    <w:tmpl w:val="30FCB4A8"/>
+    <w:lvl w:ilvl="0" w:tplc="124EBE5C">
       <w:start w:val="1"/>
       <w:numFmt w:val="bullet"/>
-      <w:lvlText w:val="●"/>
+      <w:lvlText w:val="•"/>
       <w:lvlJc w:val="left"/>
       <w:pPr>
-        <w:ind w:left="720" w:hanging="360"/>
+        <w:ind w:left="460" w:hanging="280"/>
       </w:pPr>
     </w:lvl>
-    <w:lvl w:ilvl="1" w:tplc="DB90DC14">
+    <w:lvl w:ilvl="1" w:tplc="456CD42A">
       <w:start w:val="1"/>
       <w:numFmt w:val="bullet"/>
-      <w:lvlText w:val="○"/>
+      <w:lvlText w:val="–"/>
       <w:lvlJc w:val="left"/>
       <w:pPr>
-        <w:ind w:left="1440" w:hanging="360"/>
+        <w:ind w:left="900" w:hanging="280"/>
       </w:pPr>
     </w:lvl>
-    <w:lvl w:ilvl="2" w:tplc="9B34CAC8">
-      <w:start w:val="1"/>
-      <w:numFmt w:val="bullet"/>
-      <w:lvlText w:val="■"/>
+    <w:lvl w:ilvl="2" w:tplc="C5861C46">
+      <w:numFmt w:val="decimal"/>
+      <w:lvlText w:val=""/>
       <w:lvlJc w:val="left"/>
-      <w:pPr>
-        <w:ind w:left="2160" w:hanging="360"/>
-      </w:pPr>
     </w:lvl>
-    <w:lvl w:ilvl="3" w:tplc="004CCA72">
-      <w:start w:val="1"/>
-      <w:numFmt w:val="bullet"/>
-      <w:lvlText w:val="●"/>
+    <w:lvl w:ilvl="3" w:tplc="0AB04584">
+      <w:numFmt w:val="decimal"/>
+      <w:lvlText w:val=""/>
       <w:lvlJc w:val="left"/>
-      <w:pPr>
-        <w:ind w:left="2880" w:hanging="360"/>
-      </w:pPr>
     </w:lvl>
-    <w:lvl w:ilvl="4" w:tplc="026421BA">
-      <w:start w:val="1"/>
-      <w:numFmt w:val="bullet"/>
-      <w:lvlText w:val="○"/>
+    <w:lvl w:ilvl="4" w:tplc="41CED89E">
+      <w:numFmt w:val="decimal"/>
+      <w:lvlText w:val=""/>
       <w:lvlJc w:val="left"/>
-      <w:pPr>
-        <w:ind w:left="3600" w:hanging="360"/>
-      </w:pPr>
     </w:lvl>
-    <w:lvl w:ilvl="5" w:tplc="4328A146">
-      <w:start w:val="1"/>
-      <w:numFmt w:val="bullet"/>
-      <w:lvlText w:val="■"/>
+    <w:lvl w:ilvl="5" w:tplc="B5CCED38">
+      <w:numFmt w:val="decimal"/>
+      <w:lvlText w:val=""/>
       <w:lvlJc w:val="left"/>
-      <w:pPr>
-        <w:ind w:left="4320" w:hanging="360"/>
-      </w:pPr>
     </w:lvl>
-    <w:lvl w:ilvl="6" w:tplc="6B866A50">
-      <w:start w:val="1"/>
-      <w:numFmt w:val="bullet"/>
-      <w:lvlText w:val="●"/>
+    <w:lvl w:ilvl="6" w:tplc="2B1630DA">
+      <w:numFmt w:val="decimal"/>
+      <w:lvlText w:val=""/>
       <w:lvlJc w:val="left"/>
-      <w:pPr>
-        <w:ind w:left="5040" w:hanging="360"/>
-      </w:pPr>
     </w:lvl>
-    <w:lvl w:ilvl="7" w:tplc="0A28F1D4">
-      <w:start w:val="1"/>
-      <w:numFmt w:val="bullet"/>
-      <w:lvlText w:val="●"/>
+    <w:lvl w:ilvl="7" w:tplc="8A24305E">
+      <w:numFmt w:val="decimal"/>
+      <w:lvlText w:val=""/>
       <w:lvlJc w:val="left"/>
-      <w:pPr>
-        <w:ind w:left="5760" w:hanging="360"/>
-      </w:pPr>
     </w:lvl>
-    <w:lvl w:ilvl="8" w:tplc="F35C9DA4">
-      <w:start w:val="1"/>
-      <w:numFmt w:val="bullet"/>
-      <w:lvlText w:val="●"/>
+    <w:lvl w:ilvl="8" w:tplc="F9FA8D44">
+      <w:numFmt w:val="decimal"/>
+      <w:lvlText w:val=""/>
       <w:lvlJc w:val="left"/>
-      <w:pPr>
-        <w:ind w:left="6480" w:hanging="360"/>
-      </w:pPr>
     </w:lvl>
   </w:abstractNum>
   <w:abstractNum w:abstractNumId="2" w15:restartNumberingAfterBreak="0">
-    <w:nsid w:val="26460B1F"/>
+    <w:nsid w:val="2E0C3C0F"/>
     <w:multiLevelType w:val="hybridMultilevel"/>
-    <w:tmpl w:val="CCE2B7B2"/>
-    <w:lvl w:ilvl="0" w:tplc="DBF022EA">
+    <w:tmpl w:val="898646CA"/>
+    <w:lvl w:ilvl="0" w:tplc="29E6D078">
       <w:start w:val="1"/>
       <w:numFmt w:val="decimal"/>
       <w:lvlText w:val="%1."/>
@@ -20647,52 +20619,138 @@
         <w:color w:val="A67C27"/>
       </w:rPr>
     </w:lvl>
-    <w:lvl w:ilvl="1" w:tplc="CF823C28">
+    <w:lvl w:ilvl="1" w:tplc="060C3A12">
       <w:numFmt w:val="decimal"/>
       <w:lvlText w:val=""/>
       <w:lvlJc w:val="left"/>
     </w:lvl>
-    <w:lvl w:ilvl="2" w:tplc="36667488">
+    <w:lvl w:ilvl="2" w:tplc="40BA9D8C">
       <w:numFmt w:val="decimal"/>
       <w:lvlText w:val=""/>
       <w:lvlJc w:val="left"/>
     </w:lvl>
-    <w:lvl w:ilvl="3" w:tplc="FC840FD4">
+    <w:lvl w:ilvl="3" w:tplc="94A0275A">
       <w:numFmt w:val="decimal"/>
       <w:lvlText w:val=""/>
       <w:lvlJc w:val="left"/>
     </w:lvl>
-    <w:lvl w:ilvl="4" w:tplc="AF0E2044">
+    <w:lvl w:ilvl="4" w:tplc="EA3A5618">
       <w:numFmt w:val="decimal"/>
       <w:lvlText w:val=""/>
       <w:lvlJc w:val="left"/>
     </w:lvl>
-    <w:lvl w:ilvl="5" w:tplc="3FD2ED2C">
+    <w:lvl w:ilvl="5" w:tplc="44C0C532">
       <w:numFmt w:val="decimal"/>
       <w:lvlText w:val=""/>
       <w:lvlJc w:val="left"/>
     </w:lvl>
-    <w:lvl w:ilvl="6" w:tplc="329A8AC2">
+    <w:lvl w:ilvl="6" w:tplc="909C5028">
       <w:numFmt w:val="decimal"/>
       <w:lvlText w:val=""/>
       <w:lvlJc w:val="left"/>
     </w:lvl>
-    <w:lvl w:ilvl="7" w:tplc="C160116A">
+    <w:lvl w:ilvl="7" w:tplc="7DA8192C">
       <w:numFmt w:val="decimal"/>
       <w:lvlText w:val=""/>
       <w:lvlJc w:val="left"/>
     </w:lvl>
-    <w:lvl w:ilvl="8" w:tplc="623867D8">
+    <w:lvl w:ilvl="8" w:tplc="10587D68">
       <w:numFmt w:val="decimal"/>
       <w:lvlText w:val=""/>
       <w:lvlJc w:val="left"/>
     </w:lvl>
   </w:abstractNum>
   <w:abstractNum w:abstractNumId="3" w15:restartNumberingAfterBreak="0">
-    <w:nsid w:val="46434E23"/>
+    <w:nsid w:val="307D5ADF"/>
     <w:multiLevelType w:val="hybridMultilevel"/>
-    <w:tmpl w:val="964C655E"/>
-    <w:lvl w:ilvl="0" w:tplc="2E40BC46">
+    <w:tmpl w:val="AF32937A"/>
+    <w:lvl w:ilvl="0" w:tplc="4094BEF0">
+      <w:start w:val="1"/>
+      <w:numFmt w:val="bullet"/>
+      <w:lvlText w:val="●"/>
+      <w:lvlJc w:val="left"/>
+      <w:pPr>
+        <w:ind w:left="720" w:hanging="360"/>
+      </w:pPr>
+    </w:lvl>
+    <w:lvl w:ilvl="1" w:tplc="86F26404">
+      <w:start w:val="1"/>
+      <w:numFmt w:val="bullet"/>
+      <w:lvlText w:val="○"/>
+      <w:lvlJc w:val="left"/>
+      <w:pPr>
+        <w:ind w:left="1440" w:hanging="360"/>
+      </w:pPr>
+    </w:lvl>
+    <w:lvl w:ilvl="2" w:tplc="7482FD6C">
+      <w:start w:val="1"/>
+      <w:numFmt w:val="bullet"/>
+      <w:lvlText w:val="■"/>
+      <w:lvlJc w:val="left"/>
+      <w:pPr>
+        <w:ind w:left="2160" w:hanging="360"/>
+      </w:pPr>
+    </w:lvl>
+    <w:lvl w:ilvl="3" w:tplc="BD5E631E">
+      <w:start w:val="1"/>
+      <w:numFmt w:val="bullet"/>
+      <w:lvlText w:val="●"/>
+      <w:lvlJc w:val="left"/>
+      <w:pPr>
+        <w:ind w:left="2880" w:hanging="360"/>
+      </w:pPr>
+    </w:lvl>
+    <w:lvl w:ilvl="4" w:tplc="D5E4480C">
+      <w:start w:val="1"/>
+      <w:numFmt w:val="bullet"/>
+      <w:lvlText w:val="○"/>
+      <w:lvlJc w:val="left"/>
+      <w:pPr>
+        <w:ind w:left="3600" w:hanging="360"/>
+      </w:pPr>
+    </w:lvl>
+    <w:lvl w:ilvl="5" w:tplc="854896F2">
+      <w:start w:val="1"/>
+      <w:numFmt w:val="bullet"/>
+      <w:lvlText w:val="■"/>
+      <w:lvlJc w:val="left"/>
+      <w:pPr>
+        <w:ind w:left="4320" w:hanging="360"/>
+      </w:pPr>
+    </w:lvl>
+    <w:lvl w:ilvl="6" w:tplc="5F8C0306">
+      <w:start w:val="1"/>
+      <w:numFmt w:val="bullet"/>
+      <w:lvlText w:val="●"/>
+      <w:lvlJc w:val="left"/>
+      <w:pPr>
+        <w:ind w:left="5040" w:hanging="360"/>
+      </w:pPr>
+    </w:lvl>
+    <w:lvl w:ilvl="7" w:tplc="688C2FF6">
+      <w:start w:val="1"/>
+      <w:numFmt w:val="bullet"/>
+      <w:lvlText w:val="●"/>
+      <w:lvlJc w:val="left"/>
+      <w:pPr>
+        <w:ind w:left="5760" w:hanging="360"/>
+      </w:pPr>
+    </w:lvl>
+    <w:lvl w:ilvl="8" w:tplc="7636770A">
+      <w:start w:val="1"/>
+      <w:numFmt w:val="bullet"/>
+      <w:lvlText w:val="●"/>
+      <w:lvlJc w:val="left"/>
+      <w:pPr>
+        <w:ind w:left="6480" w:hanging="360"/>
+      </w:pPr>
+    </w:lvl>
+  </w:abstractNum>
+  <w:abstractNum w:abstractNumId="4" w15:restartNumberingAfterBreak="0">
+    <w:nsid w:val="3CB40E4F"/>
+    <w:multiLevelType w:val="hybridMultilevel"/>
+    <w:tmpl w:val="4FB06840"/>
+    <w:lvl w:ilvl="0" w:tplc="EC4803AE">
       <w:start w:val="1"/>
       <w:numFmt w:val="decimal"/>
       <w:lvlText w:val="%1."/>
@@ -20706,110 +20764,52 @@
         <w:color w:val="A67C27"/>
       </w:rPr>
     </w:lvl>
-    <w:lvl w:ilvl="1" w:tplc="7D521390">
+    <w:lvl w:ilvl="1" w:tplc="8ED288DA">
       <w:numFmt w:val="decimal"/>
       <w:lvlText w:val=""/>
       <w:lvlJc w:val="left"/>
     </w:lvl>
-    <w:lvl w:ilvl="2" w:tplc="F6A017E4">
+    <w:lvl w:ilvl="2" w:tplc="80BC16D8">
       <w:numFmt w:val="decimal"/>
       <w:lvlText w:val=""/>
       <w:lvlJc w:val="left"/>
     </w:lvl>
-    <w:lvl w:ilvl="3" w:tplc="C93CA638">
+    <w:lvl w:ilvl="3" w:tplc="C4126120">
       <w:numFmt w:val="decimal"/>
       <w:lvlText w:val=""/>
       <w:lvlJc w:val="left"/>
     </w:lvl>
-    <w:lvl w:ilvl="4" w:tplc="248EE0F0">
+    <w:lvl w:ilvl="4" w:tplc="7B6674F6">
       <w:numFmt w:val="decimal"/>
       <w:lvlText w:val=""/>
       <w:lvlJc w:val="left"/>
     </w:lvl>
-    <w:lvl w:ilvl="5" w:tplc="153CF620">
+    <w:lvl w:ilvl="5" w:tplc="9C609CFE">
       <w:numFmt w:val="decimal"/>
       <w:lvlText w:val=""/>
       <w:lvlJc w:val="left"/>
     </w:lvl>
-    <w:lvl w:ilvl="6" w:tplc="C512FA20">
+    <w:lvl w:ilvl="6" w:tplc="2FEE1364">
       <w:numFmt w:val="decimal"/>
       <w:lvlText w:val=""/>
       <w:lvlJc w:val="left"/>
     </w:lvl>
-    <w:lvl w:ilvl="7" w:tplc="58F8769C">
+    <w:lvl w:ilvl="7" w:tplc="4BA8DDD0">
       <w:numFmt w:val="decimal"/>
       <w:lvlText w:val=""/>
       <w:lvlJc w:val="left"/>
     </w:lvl>
-    <w:lvl w:ilvl="8" w:tplc="D124E6EE">
-      <w:numFmt w:val="decimal"/>
-      <w:lvlText w:val=""/>
-      <w:lvlJc w:val="left"/>
-    </w:lvl>
-  </w:abstractNum>
-  <w:abstractNum w:abstractNumId="4" w15:restartNumberingAfterBreak="0">
-    <w:nsid w:val="5836463A"/>
-    <w:multiLevelType w:val="hybridMultilevel"/>
-    <w:tmpl w:val="D940F454"/>
-    <w:lvl w:ilvl="0" w:tplc="C6F07598">
-      <w:start w:val="1"/>
-      <w:numFmt w:val="bullet"/>
-      <w:lvlText w:val="•"/>
-      <w:lvlJc w:val="left"/>
-      <w:pPr>
-        <w:ind w:left="460" w:hanging="280"/>
-      </w:pPr>
-    </w:lvl>
-    <w:lvl w:ilvl="1" w:tplc="A93CDB72">
-      <w:start w:val="1"/>
-      <w:numFmt w:val="bullet"/>
-      <w:lvlText w:val="–"/>
-      <w:lvlJc w:val="left"/>
-      <w:pPr>
-        <w:ind w:left="900" w:hanging="280"/>
-      </w:pPr>
-    </w:lvl>
-    <w:lvl w:ilvl="2" w:tplc="68529FB4">
-      <w:numFmt w:val="decimal"/>
-      <w:lvlText w:val=""/>
-      <w:lvlJc w:val="left"/>
-    </w:lvl>
-    <w:lvl w:ilvl="3" w:tplc="635EAD98">
-      <w:numFmt w:val="decimal"/>
-      <w:lvlText w:val=""/>
-      <w:lvlJc w:val="left"/>
-    </w:lvl>
-    <w:lvl w:ilvl="4" w:tplc="2FB6BD86">
-      <w:numFmt w:val="decimal"/>
-      <w:lvlText w:val=""/>
-      <w:lvlJc w:val="left"/>
-    </w:lvl>
-    <w:lvl w:ilvl="5" w:tplc="6F1E4A4A">
-      <w:numFmt w:val="decimal"/>
-      <w:lvlText w:val=""/>
-      <w:lvlJc w:val="left"/>
-    </w:lvl>
-    <w:lvl w:ilvl="6" w:tplc="522A71CE">
-      <w:numFmt w:val="decimal"/>
-      <w:lvlText w:val=""/>
-      <w:lvlJc w:val="left"/>
-    </w:lvl>
-    <w:lvl w:ilvl="7" w:tplc="6C0C7D94">
-      <w:numFmt w:val="decimal"/>
-      <w:lvlText w:val=""/>
-      <w:lvlJc w:val="left"/>
-    </w:lvl>
-    <w:lvl w:ilvl="8" w:tplc="F53EFF4E">
+    <w:lvl w:ilvl="8" w:tplc="1B8AFBC2">
       <w:numFmt w:val="decimal"/>
       <w:lvlText w:val=""/>
       <w:lvlJc w:val="left"/>
     </w:lvl>
   </w:abstractNum>
   <w:abstractNum w:abstractNumId="5" w15:restartNumberingAfterBreak="0">
-    <w:nsid w:val="7497083E"/>
+    <w:nsid w:val="4158007A"/>
     <w:multiLevelType w:val="hybridMultilevel"/>
-    <w:tmpl w:val="CF906B3E"/>
-    <w:lvl w:ilvl="0" w:tplc="A7B42CE6">
+    <w:tmpl w:val="FB8CD098"/>
+    <w:lvl w:ilvl="0" w:tplc="E982AF4E">
       <w:start w:val="1"/>
       <w:numFmt w:val="decimal"/>
       <w:lvlText w:val="%1."/>
@@ -20823,52 +20823,52 @@
         <w:color w:val="A67C27"/>
       </w:rPr>
     </w:lvl>
-    <w:lvl w:ilvl="1" w:tplc="F48C2206">
+    <w:lvl w:ilvl="1" w:tplc="E244CF04">
       <w:numFmt w:val="decimal"/>
       <w:lvlText w:val=""/>
       <w:lvlJc w:val="left"/>
     </w:lvl>
-    <w:lvl w:ilvl="2" w:tplc="9BBABF0E">
+    <w:lvl w:ilvl="2" w:tplc="71A8AD80">
       <w:numFmt w:val="decimal"/>
       <w:lvlText w:val=""/>
       <w:lvlJc w:val="left"/>
     </w:lvl>
-    <w:lvl w:ilvl="3" w:tplc="1C5E8FFC">
+    <w:lvl w:ilvl="3" w:tplc="A56459E2">
       <w:numFmt w:val="decimal"/>
       <w:lvlText w:val=""/>
       <w:lvlJc w:val="left"/>
     </w:lvl>
-    <w:lvl w:ilvl="4" w:tplc="526A128A">
+    <w:lvl w:ilvl="4" w:tplc="A5D09A8C">
       <w:numFmt w:val="decimal"/>
       <w:lvlText w:val=""/>
       <w:lvlJc w:val="left"/>
     </w:lvl>
-    <w:lvl w:ilvl="5" w:tplc="A5703DA2">
+    <w:lvl w:ilvl="5" w:tplc="5A82B81E">
       <w:numFmt w:val="decimal"/>
       <w:lvlText w:val=""/>
       <w:lvlJc w:val="left"/>
     </w:lvl>
-    <w:lvl w:ilvl="6" w:tplc="DDDCBD0C">
+    <w:lvl w:ilvl="6" w:tplc="09F207E4">
       <w:numFmt w:val="decimal"/>
       <w:lvlText w:val=""/>
       <w:lvlJc w:val="left"/>
     </w:lvl>
-    <w:lvl w:ilvl="7" w:tplc="105A9F64">
+    <w:lvl w:ilvl="7" w:tplc="1C4AA460">
       <w:numFmt w:val="decimal"/>
       <w:lvlText w:val=""/>
       <w:lvlJc w:val="left"/>
     </w:lvl>
-    <w:lvl w:ilvl="8" w:tplc="65E689FE">
+    <w:lvl w:ilvl="8" w:tplc="77D46624">
       <w:numFmt w:val="decimal"/>
       <w:lvlText w:val=""/>
       <w:lvlJc w:val="left"/>
     </w:lvl>
   </w:abstractNum>
   <w:abstractNum w:abstractNumId="6" w15:restartNumberingAfterBreak="0">
-    <w:nsid w:val="76777353"/>
+    <w:nsid w:val="4A612D7E"/>
     <w:multiLevelType w:val="hybridMultilevel"/>
-    <w:tmpl w:val="2368C75A"/>
-    <w:lvl w:ilvl="0" w:tplc="742AF7FC">
+    <w:tmpl w:val="E314F18C"/>
+    <w:lvl w:ilvl="0" w:tplc="4D66CA70">
       <w:start w:val="1"/>
       <w:numFmt w:val="decimal"/>
       <w:lvlText w:val="%1."/>
@@ -20882,85 +20882,85 @@
         <w:color w:val="A67C27"/>
       </w:rPr>
     </w:lvl>
-    <w:lvl w:ilvl="1" w:tplc="2D683996">
+    <w:lvl w:ilvl="1" w:tplc="AC98B0EC">
       <w:numFmt w:val="decimal"/>
       <w:lvlText w:val=""/>
       <w:lvlJc w:val="left"/>
     </w:lvl>
-    <w:lvl w:ilvl="2" w:tplc="90CA054A">
+    <w:lvl w:ilvl="2" w:tplc="02C23088">
       <w:numFmt w:val="decimal"/>
       <w:lvlText w:val=""/>
       <w:lvlJc w:val="left"/>
     </w:lvl>
-    <w:lvl w:ilvl="3" w:tplc="63BEFEAA">
+    <w:lvl w:ilvl="3" w:tplc="28D03AEA">
       <w:numFmt w:val="decimal"/>
       <w:lvlText w:val=""/>
       <w:lvlJc w:val="left"/>
     </w:lvl>
-    <w:lvl w:ilvl="4" w:tplc="6F5ED9E2">
+    <w:lvl w:ilvl="4" w:tplc="A8A8BA7E">
       <w:numFmt w:val="decimal"/>
       <w:lvlText w:val=""/>
       <w:lvlJc w:val="left"/>
     </w:lvl>
-    <w:lvl w:ilvl="5" w:tplc="66F05D02">
+    <w:lvl w:ilvl="5" w:tplc="2AD0E5FC">
       <w:numFmt w:val="decimal"/>
       <w:lvlText w:val=""/>
       <w:lvlJc w:val="left"/>
     </w:lvl>
-    <w:lvl w:ilvl="6" w:tplc="76D685B2">
+    <w:lvl w:ilvl="6" w:tplc="712ACBE6">
       <w:numFmt w:val="decimal"/>
       <w:lvlText w:val=""/>
       <w:lvlJc w:val="left"/>
     </w:lvl>
-    <w:lvl w:ilvl="7" w:tplc="A51838CA">
+    <w:lvl w:ilvl="7" w:tplc="F46A2788">
       <w:numFmt w:val="decimal"/>
       <w:lvlText w:val=""/>
       <w:lvlJc w:val="left"/>
     </w:lvl>
-    <w:lvl w:ilvl="8" w:tplc="1E8C6C54">
+    <w:lvl w:ilvl="8" w:tplc="F91EA98E">
       <w:numFmt w:val="decimal"/>
       <w:lvlText w:val=""/>
       <w:lvlJc w:val="left"/>
     </w:lvl>
   </w:abstractNum>
-  <w:num w:numId="1" w16cid:durableId="173350753">
+  <w:num w:numId="1" w16cid:durableId="1735665978">
+    <w:abstractNumId w:val="3"/>
+    <w:lvlOverride w:ilvl="0">
+      <w:startOverride w:val="1"/>
+    </w:lvlOverride>
+  </w:num>
+  <w:num w:numId="2" w16cid:durableId="1328052071">
     <w:abstractNumId w:val="1"/>
     <w:lvlOverride w:ilvl="0">
       <w:startOverride w:val="1"/>
     </w:lvlOverride>
   </w:num>
-  <w:num w:numId="2" w16cid:durableId="430273214">
+  <w:num w:numId="3" w16cid:durableId="1868134081">
+    <w:abstractNumId w:val="2"/>
+    <w:lvlOverride w:ilvl="0">
+      <w:startOverride w:val="1"/>
+    </w:lvlOverride>
+  </w:num>
+  <w:num w:numId="4" w16cid:durableId="896744546">
+    <w:abstractNumId w:val="6"/>
+    <w:lvlOverride w:ilvl="0">
+      <w:startOverride w:val="1"/>
+    </w:lvlOverride>
+  </w:num>
+  <w:num w:numId="5" w16cid:durableId="666401891">
     <w:abstractNumId w:val="4"/>
     <w:lvlOverride w:ilvl="0">
       <w:startOverride w:val="1"/>
     </w:lvlOverride>
   </w:num>
-  <w:num w:numId="3" w16cid:durableId="1769886547">
-    <w:abstractNumId w:val="6"/>
+  <w:num w:numId="6" w16cid:durableId="1507163830">
+    <w:abstractNumId w:val="5"/>
     <w:lvlOverride w:ilvl="0">
       <w:startOverride w:val="1"/>
     </w:lvlOverride>
   </w:num>
-  <w:num w:numId="4" w16cid:durableId="514539895">
-    <w:abstractNumId w:val="2"/>
-    <w:lvlOverride w:ilvl="0">
-      <w:startOverride w:val="1"/>
-    </w:lvlOverride>
-  </w:num>
-  <w:num w:numId="5" w16cid:durableId="924538720">
+  <w:num w:numId="7" w16cid:durableId="1340960162">
     <w:abstractNumId w:val="0"/>
-    <w:lvlOverride w:ilvl="0">
-      <w:startOverride w:val="1"/>
-    </w:lvlOverride>
-  </w:num>
-  <w:num w:numId="6" w16cid:durableId="463620285">
-    <w:abstractNumId w:val="3"/>
-    <w:lvlOverride w:ilvl="0">
-      <w:startOverride w:val="1"/>
-    </w:lvlOverride>
-  </w:num>
-  <w:num w:numId="7" w16cid:durableId="1490243456">
-    <w:abstractNumId w:val="5"/>
     <w:lvlOverride w:ilvl="0">
       <w:startOverride w:val="1"/>
     </w:lvlOverride>
@@ -21585,7 +21585,7 @@
     <w:autoRedefine/>
     <w:uiPriority w:val="39"/>
     <w:unhideWhenUsed/>
-    <w:rsid w:val="00EE69BD"/>
+    <w:rsid w:val="004277E2"/>
     <w:pPr>
       <w:spacing w:after="100"/>
     </w:pPr>
@@ -21597,7 +21597,7 @@
     <w:autoRedefine/>
     <w:uiPriority w:val="39"/>
     <w:unhideWhenUsed/>
-    <w:rsid w:val="00EE69BD"/>
+    <w:rsid w:val="004277E2"/>
     <w:pPr>
       <w:spacing w:after="100"/>
       <w:ind w:left="210"/>

--- a/docs/manuals/Role_Guide_8_Supervisor.docx
+++ b/docs/manuals/Role_Guide_8_Supervisor.docx
@@ -469,7 +469,7 @@
                 <w:sz w:val="19"/>
                 <w:szCs w:val="19"/>
               </w:rPr>
-              <w:t>Version 1.11 · 28 September 2026</w:t>
+              <w:t>Version 1.12 · 28 September 2026</w:t>
             </w:r>
           </w:p>
         </w:tc>
@@ -538,7 +538,7 @@
     <w:sdt>
       <w:sdtPr>
         <w:alias w:val="Contents"/>
-        <w:id w:val="-1427876698"/>
+        <w:id w:val="500619489"/>
       </w:sdtPr>
       <w:sdtEndPr/>
       <w:sdtContent>
@@ -567,7 +567,7 @@
           <w:r>
             <w:fldChar w:fldCharType="separate"/>
           </w:r>
-          <w:hyperlink w:anchor="_Toc241491242" w:history="1">
+          <w:hyperlink w:anchor="_Toc241492663" w:history="1">
             <w:r>
               <w:rPr>
                 <w:rStyle w:val="Hyperlink"/>
@@ -591,7 +591,7 @@
               <w:rPr>
                 <w:noProof/>
               </w:rPr>
-              <w:instrText xml:space="preserve"> PAGEREF _Toc241491242 \h </w:instrText>
+              <w:instrText xml:space="preserve"> PAGEREF _Toc241492663 \h </w:instrText>
             </w:r>
             <w:r>
               <w:rPr>
@@ -634,7 +634,7 @@
               <w14:ligatures w14:val="standardContextual"/>
             </w:rPr>
           </w:pPr>
-          <w:hyperlink w:anchor="_Toc241491243" w:history="1">
+          <w:hyperlink w:anchor="_Toc241492664" w:history="1">
             <w:r>
               <w:rPr>
                 <w:rStyle w:val="Hyperlink"/>
@@ -658,7 +658,7 @@
               <w:rPr>
                 <w:noProof/>
               </w:rPr>
-              <w:instrText xml:space="preserve"> PAGEREF _Toc241491243 \h </w:instrText>
+              <w:instrText xml:space="preserve"> PAGEREF _Toc241492664 \h </w:instrText>
             </w:r>
             <w:r>
               <w:rPr>
@@ -701,7 +701,7 @@
               <w14:ligatures w14:val="standardContextual"/>
             </w:rPr>
           </w:pPr>
-          <w:hyperlink w:anchor="_Toc241491244" w:history="1">
+          <w:hyperlink w:anchor="_Toc241492665" w:history="1">
             <w:r>
               <w:rPr>
                 <w:rStyle w:val="Hyperlink"/>
@@ -725,7 +725,7 @@
               <w:rPr>
                 <w:noProof/>
               </w:rPr>
-              <w:instrText xml:space="preserve"> PAGEREF _Toc241491244 \h </w:instrText>
+              <w:instrText xml:space="preserve"> PAGEREF _Toc241492665 \h </w:instrText>
             </w:r>
             <w:r>
               <w:rPr>
@@ -768,7 +768,7 @@
               <w14:ligatures w14:val="standardContextual"/>
             </w:rPr>
           </w:pPr>
-          <w:hyperlink w:anchor="_Toc241491245" w:history="1">
+          <w:hyperlink w:anchor="_Toc241492666" w:history="1">
             <w:r>
               <w:rPr>
                 <w:rStyle w:val="Hyperlink"/>
@@ -792,7 +792,7 @@
               <w:rPr>
                 <w:noProof/>
               </w:rPr>
-              <w:instrText xml:space="preserve"> PAGEREF _Toc241491245 \h </w:instrText>
+              <w:instrText xml:space="preserve"> PAGEREF _Toc241492666 \h </w:instrText>
             </w:r>
             <w:r>
               <w:rPr>
@@ -835,7 +835,7 @@
               <w14:ligatures w14:val="standardContextual"/>
             </w:rPr>
           </w:pPr>
-          <w:hyperlink w:anchor="_Toc241491246" w:history="1">
+          <w:hyperlink w:anchor="_Toc241492667" w:history="1">
             <w:r>
               <w:rPr>
                 <w:rStyle w:val="Hyperlink"/>
@@ -859,7 +859,7 @@
               <w:rPr>
                 <w:noProof/>
               </w:rPr>
-              <w:instrText xml:space="preserve"> PAGEREF _Toc241491246 \h </w:instrText>
+              <w:instrText xml:space="preserve"> PAGEREF _Toc241492667 \h </w:instrText>
             </w:r>
             <w:r>
               <w:rPr>
@@ -902,7 +902,7 @@
               <w14:ligatures w14:val="standardContextual"/>
             </w:rPr>
           </w:pPr>
-          <w:hyperlink w:anchor="_Toc241491247" w:history="1">
+          <w:hyperlink w:anchor="_Toc241492668" w:history="1">
             <w:r>
               <w:rPr>
                 <w:rStyle w:val="Hyperlink"/>
@@ -926,7 +926,7 @@
               <w:rPr>
                 <w:noProof/>
               </w:rPr>
-              <w:instrText xml:space="preserve"> PAGEREF _Toc241491247 \h </w:instrText>
+              <w:instrText xml:space="preserve"> PAGEREF _Toc241492668 \h </w:instrText>
             </w:r>
             <w:r>
               <w:rPr>
@@ -969,7 +969,7 @@
               <w14:ligatures w14:val="standardContextual"/>
             </w:rPr>
           </w:pPr>
-          <w:hyperlink w:anchor="_Toc241491248" w:history="1">
+          <w:hyperlink w:anchor="_Toc241492669" w:history="1">
             <w:r>
               <w:rPr>
                 <w:rStyle w:val="Hyperlink"/>
@@ -993,7 +993,7 @@
               <w:rPr>
                 <w:noProof/>
               </w:rPr>
-              <w:instrText xml:space="preserve"> PAGEREF _Toc241491248 \h </w:instrText>
+              <w:instrText xml:space="preserve"> PAGEREF _Toc241492669 \h </w:instrText>
             </w:r>
             <w:r>
               <w:rPr>
@@ -1036,7 +1036,7 @@
               <w14:ligatures w14:val="standardContextual"/>
             </w:rPr>
           </w:pPr>
-          <w:hyperlink w:anchor="_Toc241491249" w:history="1">
+          <w:hyperlink w:anchor="_Toc241492670" w:history="1">
             <w:r>
               <w:rPr>
                 <w:rStyle w:val="Hyperlink"/>
@@ -1060,7 +1060,7 @@
               <w:rPr>
                 <w:noProof/>
               </w:rPr>
-              <w:instrText xml:space="preserve"> PAGEREF _Toc241491249 \h </w:instrText>
+              <w:instrText xml:space="preserve"> PAGEREF _Toc241492670 \h </w:instrText>
             </w:r>
             <w:r>
               <w:rPr>
@@ -1103,7 +1103,7 @@
               <w14:ligatures w14:val="standardContextual"/>
             </w:rPr>
           </w:pPr>
-          <w:hyperlink w:anchor="_Toc241491250" w:history="1">
+          <w:hyperlink w:anchor="_Toc241492671" w:history="1">
             <w:r>
               <w:rPr>
                 <w:rStyle w:val="Hyperlink"/>
@@ -1127,7 +1127,7 @@
               <w:rPr>
                 <w:noProof/>
               </w:rPr>
-              <w:instrText xml:space="preserve"> PAGEREF _Toc241491250 \h </w:instrText>
+              <w:instrText xml:space="preserve"> PAGEREF _Toc241492671 \h </w:instrText>
             </w:r>
             <w:r>
               <w:rPr>
@@ -1170,7 +1170,7 @@
               <w14:ligatures w14:val="standardContextual"/>
             </w:rPr>
           </w:pPr>
-          <w:hyperlink w:anchor="_Toc241491251" w:history="1">
+          <w:hyperlink w:anchor="_Toc241492672" w:history="1">
             <w:r>
               <w:rPr>
                 <w:rStyle w:val="Hyperlink"/>
@@ -1194,7 +1194,7 @@
               <w:rPr>
                 <w:noProof/>
               </w:rPr>
-              <w:instrText xml:space="preserve"> PAGEREF _Toc241491251 \h </w:instrText>
+              <w:instrText xml:space="preserve"> PAGEREF _Toc241492672 \h </w:instrText>
             </w:r>
             <w:r>
               <w:rPr>
@@ -1237,7 +1237,7 @@
               <w14:ligatures w14:val="standardContextual"/>
             </w:rPr>
           </w:pPr>
-          <w:hyperlink w:anchor="_Toc241491252" w:history="1">
+          <w:hyperlink w:anchor="_Toc241492673" w:history="1">
             <w:r>
               <w:rPr>
                 <w:rStyle w:val="Hyperlink"/>
@@ -1261,7 +1261,7 @@
               <w:rPr>
                 <w:noProof/>
               </w:rPr>
-              <w:instrText xml:space="preserve"> PAGEREF _Toc241491252 \h </w:instrText>
+              <w:instrText xml:space="preserve"> PAGEREF _Toc241492673 \h </w:instrText>
             </w:r>
             <w:r>
               <w:rPr>
@@ -1304,7 +1304,7 @@
               <w14:ligatures w14:val="standardContextual"/>
             </w:rPr>
           </w:pPr>
-          <w:hyperlink w:anchor="_Toc241491253" w:history="1">
+          <w:hyperlink w:anchor="_Toc241492674" w:history="1">
             <w:r>
               <w:rPr>
                 <w:rStyle w:val="Hyperlink"/>
@@ -1328,7 +1328,7 @@
               <w:rPr>
                 <w:noProof/>
               </w:rPr>
-              <w:instrText xml:space="preserve"> PAGEREF _Toc241491253 \h </w:instrText>
+              <w:instrText xml:space="preserve"> PAGEREF _Toc241492674 \h </w:instrText>
             </w:r>
             <w:r>
               <w:rPr>
@@ -1371,7 +1371,7 @@
               <w14:ligatures w14:val="standardContextual"/>
             </w:rPr>
           </w:pPr>
-          <w:hyperlink w:anchor="_Toc241491254" w:history="1">
+          <w:hyperlink w:anchor="_Toc241492675" w:history="1">
             <w:r>
               <w:rPr>
                 <w:rStyle w:val="Hyperlink"/>
@@ -1395,7 +1395,7 @@
               <w:rPr>
                 <w:noProof/>
               </w:rPr>
-              <w:instrText xml:space="preserve"> PAGEREF _Toc241491254 \h </w:instrText>
+              <w:instrText xml:space="preserve"> PAGEREF _Toc241492675 \h </w:instrText>
             </w:r>
             <w:r>
               <w:rPr>
@@ -1438,7 +1438,7 @@
               <w14:ligatures w14:val="standardContextual"/>
             </w:rPr>
           </w:pPr>
-          <w:hyperlink w:anchor="_Toc241491255" w:history="1">
+          <w:hyperlink w:anchor="_Toc241492676" w:history="1">
             <w:r>
               <w:rPr>
                 <w:rStyle w:val="Hyperlink"/>
@@ -1462,7 +1462,7 @@
               <w:rPr>
                 <w:noProof/>
               </w:rPr>
-              <w:instrText xml:space="preserve"> PAGEREF _Toc241491255 \h </w:instrText>
+              <w:instrText xml:space="preserve"> PAGEREF _Toc241492676 \h </w:instrText>
             </w:r>
             <w:r>
               <w:rPr>
@@ -1505,7 +1505,7 @@
               <w14:ligatures w14:val="standardContextual"/>
             </w:rPr>
           </w:pPr>
-          <w:hyperlink w:anchor="_Toc241491256" w:history="1">
+          <w:hyperlink w:anchor="_Toc241492677" w:history="1">
             <w:r>
               <w:rPr>
                 <w:rStyle w:val="Hyperlink"/>
@@ -1529,7 +1529,7 @@
               <w:rPr>
                 <w:noProof/>
               </w:rPr>
-              <w:instrText xml:space="preserve"> PAGEREF _Toc241491256 \h </w:instrText>
+              <w:instrText xml:space="preserve"> PAGEREF _Toc241492677 \h </w:instrText>
             </w:r>
             <w:r>
               <w:rPr>
@@ -1572,7 +1572,7 @@
               <w14:ligatures w14:val="standardContextual"/>
             </w:rPr>
           </w:pPr>
-          <w:hyperlink w:anchor="_Toc241491257" w:history="1">
+          <w:hyperlink w:anchor="_Toc241492678" w:history="1">
             <w:r>
               <w:rPr>
                 <w:rStyle w:val="Hyperlink"/>
@@ -1596,7 +1596,7 @@
               <w:rPr>
                 <w:noProof/>
               </w:rPr>
-              <w:instrText xml:space="preserve"> PAGEREF _Toc241491257 \h </w:instrText>
+              <w:instrText xml:space="preserve"> PAGEREF _Toc241492678 \h </w:instrText>
             </w:r>
             <w:r>
               <w:rPr>
@@ -1639,7 +1639,7 @@
               <w14:ligatures w14:val="standardContextual"/>
             </w:rPr>
           </w:pPr>
-          <w:hyperlink w:anchor="_Toc241491258" w:history="1">
+          <w:hyperlink w:anchor="_Toc241492679" w:history="1">
             <w:r>
               <w:rPr>
                 <w:rStyle w:val="Hyperlink"/>
@@ -1663,7 +1663,7 @@
               <w:rPr>
                 <w:noProof/>
               </w:rPr>
-              <w:instrText xml:space="preserve"> PAGEREF _Toc241491258 \h </w:instrText>
+              <w:instrText xml:space="preserve"> PAGEREF _Toc241492679 \h </w:instrText>
             </w:r>
             <w:r>
               <w:rPr>
@@ -1706,7 +1706,7 @@
               <w14:ligatures w14:val="standardContextual"/>
             </w:rPr>
           </w:pPr>
-          <w:hyperlink w:anchor="_Toc241491259" w:history="1">
+          <w:hyperlink w:anchor="_Toc241492680" w:history="1">
             <w:r>
               <w:rPr>
                 <w:rStyle w:val="Hyperlink"/>
@@ -1730,7 +1730,7 @@
               <w:rPr>
                 <w:noProof/>
               </w:rPr>
-              <w:instrText xml:space="preserve"> PAGEREF _Toc241491259 \h </w:instrText>
+              <w:instrText xml:space="preserve"> PAGEREF _Toc241492680 \h </w:instrText>
             </w:r>
             <w:r>
               <w:rPr>
@@ -1773,7 +1773,7 @@
               <w14:ligatures w14:val="standardContextual"/>
             </w:rPr>
           </w:pPr>
-          <w:hyperlink w:anchor="_Toc241491260" w:history="1">
+          <w:hyperlink w:anchor="_Toc241492681" w:history="1">
             <w:r>
               <w:rPr>
                 <w:rStyle w:val="Hyperlink"/>
@@ -1797,7 +1797,7 @@
               <w:rPr>
                 <w:noProof/>
               </w:rPr>
-              <w:instrText xml:space="preserve"> PAGEREF _Toc241491260 \h </w:instrText>
+              <w:instrText xml:space="preserve"> PAGEREF _Toc241492681 \h </w:instrText>
             </w:r>
             <w:r>
               <w:rPr>
@@ -1840,7 +1840,7 @@
               <w14:ligatures w14:val="standardContextual"/>
             </w:rPr>
           </w:pPr>
-          <w:hyperlink w:anchor="_Toc241491261" w:history="1">
+          <w:hyperlink w:anchor="_Toc241492682" w:history="1">
             <w:r>
               <w:rPr>
                 <w:rStyle w:val="Hyperlink"/>
@@ -1864,7 +1864,7 @@
               <w:rPr>
                 <w:noProof/>
               </w:rPr>
-              <w:instrText xml:space="preserve"> PAGEREF _Toc241491261 \h </w:instrText>
+              <w:instrText xml:space="preserve"> PAGEREF _Toc241492682 \h </w:instrText>
             </w:r>
             <w:r>
               <w:rPr>
@@ -1907,7 +1907,7 @@
               <w14:ligatures w14:val="standardContextual"/>
             </w:rPr>
           </w:pPr>
-          <w:hyperlink w:anchor="_Toc241491262" w:history="1">
+          <w:hyperlink w:anchor="_Toc241492683" w:history="1">
             <w:r>
               <w:rPr>
                 <w:rStyle w:val="Hyperlink"/>
@@ -1931,7 +1931,7 @@
               <w:rPr>
                 <w:noProof/>
               </w:rPr>
-              <w:instrText xml:space="preserve"> PAGEREF _Toc241491262 \h </w:instrText>
+              <w:instrText xml:space="preserve"> PAGEREF _Toc241492683 \h </w:instrText>
             </w:r>
             <w:r>
               <w:rPr>
@@ -1974,7 +1974,7 @@
               <w14:ligatures w14:val="standardContextual"/>
             </w:rPr>
           </w:pPr>
-          <w:hyperlink w:anchor="_Toc241491263" w:history="1">
+          <w:hyperlink w:anchor="_Toc241492684" w:history="1">
             <w:r>
               <w:rPr>
                 <w:rStyle w:val="Hyperlink"/>
@@ -1998,7 +1998,7 @@
               <w:rPr>
                 <w:noProof/>
               </w:rPr>
-              <w:instrText xml:space="preserve"> PAGEREF _Toc241491263 \h </w:instrText>
+              <w:instrText xml:space="preserve"> PAGEREF _Toc241492684 \h </w:instrText>
             </w:r>
             <w:r>
               <w:rPr>
@@ -2041,7 +2041,7 @@
               <w14:ligatures w14:val="standardContextual"/>
             </w:rPr>
           </w:pPr>
-          <w:hyperlink w:anchor="_Toc241491264" w:history="1">
+          <w:hyperlink w:anchor="_Toc241492685" w:history="1">
             <w:r>
               <w:rPr>
                 <w:rStyle w:val="Hyperlink"/>
@@ -2065,7 +2065,7 @@
               <w:rPr>
                 <w:noProof/>
               </w:rPr>
-              <w:instrText xml:space="preserve"> PAGEREF _Toc241491264 \h </w:instrText>
+              <w:instrText xml:space="preserve"> PAGEREF _Toc241492685 \h </w:instrText>
             </w:r>
             <w:r>
               <w:rPr>
@@ -2108,7 +2108,7 @@
               <w14:ligatures w14:val="standardContextual"/>
             </w:rPr>
           </w:pPr>
-          <w:hyperlink w:anchor="_Toc241491265" w:history="1">
+          <w:hyperlink w:anchor="_Toc241492686" w:history="1">
             <w:r>
               <w:rPr>
                 <w:rStyle w:val="Hyperlink"/>
@@ -2132,7 +2132,7 @@
               <w:rPr>
                 <w:noProof/>
               </w:rPr>
-              <w:instrText xml:space="preserve"> PAGEREF _Toc241491265 \h </w:instrText>
+              <w:instrText xml:space="preserve"> PAGEREF _Toc241492686 \h </w:instrText>
             </w:r>
             <w:r>
               <w:rPr>
@@ -2175,7 +2175,7 @@
               <w14:ligatures w14:val="standardContextual"/>
             </w:rPr>
           </w:pPr>
-          <w:hyperlink w:anchor="_Toc241491266" w:history="1">
+          <w:hyperlink w:anchor="_Toc241492687" w:history="1">
             <w:r>
               <w:rPr>
                 <w:rStyle w:val="Hyperlink"/>
@@ -2199,7 +2199,7 @@
               <w:rPr>
                 <w:noProof/>
               </w:rPr>
-              <w:instrText xml:space="preserve"> PAGEREF _Toc241491266 \h </w:instrText>
+              <w:instrText xml:space="preserve"> PAGEREF _Toc241492687 \h </w:instrText>
             </w:r>
             <w:r>
               <w:rPr>
@@ -2242,7 +2242,7 @@
               <w14:ligatures w14:val="standardContextual"/>
             </w:rPr>
           </w:pPr>
-          <w:hyperlink w:anchor="_Toc241491267" w:history="1">
+          <w:hyperlink w:anchor="_Toc241492688" w:history="1">
             <w:r>
               <w:rPr>
                 <w:rStyle w:val="Hyperlink"/>
@@ -2266,7 +2266,7 @@
               <w:rPr>
                 <w:noProof/>
               </w:rPr>
-              <w:instrText xml:space="preserve"> PAGEREF _Toc241491267 \h </w:instrText>
+              <w:instrText xml:space="preserve"> PAGEREF _Toc241492688 \h </w:instrText>
             </w:r>
             <w:r>
               <w:rPr>
@@ -2309,7 +2309,7 @@
               <w14:ligatures w14:val="standardContextual"/>
             </w:rPr>
           </w:pPr>
-          <w:hyperlink w:anchor="_Toc241491268" w:history="1">
+          <w:hyperlink w:anchor="_Toc241492689" w:history="1">
             <w:r>
               <w:rPr>
                 <w:rStyle w:val="Hyperlink"/>
@@ -2333,7 +2333,7 @@
               <w:rPr>
                 <w:noProof/>
               </w:rPr>
-              <w:instrText xml:space="preserve"> PAGEREF _Toc241491268 \h </w:instrText>
+              <w:instrText xml:space="preserve"> PAGEREF _Toc241492689 \h </w:instrText>
             </w:r>
             <w:r>
               <w:rPr>
@@ -2376,7 +2376,7 @@
               <w14:ligatures w14:val="standardContextual"/>
             </w:rPr>
           </w:pPr>
-          <w:hyperlink w:anchor="_Toc241491269" w:history="1">
+          <w:hyperlink w:anchor="_Toc241492690" w:history="1">
             <w:r>
               <w:rPr>
                 <w:rStyle w:val="Hyperlink"/>
@@ -2400,7 +2400,7 @@
               <w:rPr>
                 <w:noProof/>
               </w:rPr>
-              <w:instrText xml:space="preserve"> PAGEREF _Toc241491269 \h </w:instrText>
+              <w:instrText xml:space="preserve"> PAGEREF _Toc241492690 \h </w:instrText>
             </w:r>
             <w:r>
               <w:rPr>
@@ -2443,7 +2443,7 @@
               <w14:ligatures w14:val="standardContextual"/>
             </w:rPr>
           </w:pPr>
-          <w:hyperlink w:anchor="_Toc241491270" w:history="1">
+          <w:hyperlink w:anchor="_Toc241492691" w:history="1">
             <w:r>
               <w:rPr>
                 <w:rStyle w:val="Hyperlink"/>
@@ -2467,7 +2467,7 @@
               <w:rPr>
                 <w:noProof/>
               </w:rPr>
-              <w:instrText xml:space="preserve"> PAGEREF _Toc241491270 \h </w:instrText>
+              <w:instrText xml:space="preserve"> PAGEREF _Toc241492691 \h </w:instrText>
             </w:r>
             <w:r>
               <w:rPr>
@@ -2510,7 +2510,7 @@
               <w14:ligatures w14:val="standardContextual"/>
             </w:rPr>
           </w:pPr>
-          <w:hyperlink w:anchor="_Toc241491271" w:history="1">
+          <w:hyperlink w:anchor="_Toc241492692" w:history="1">
             <w:r>
               <w:rPr>
                 <w:rStyle w:val="Hyperlink"/>
@@ -2534,7 +2534,7 @@
               <w:rPr>
                 <w:noProof/>
               </w:rPr>
-              <w:instrText xml:space="preserve"> PAGEREF _Toc241491271 \h </w:instrText>
+              <w:instrText xml:space="preserve"> PAGEREF _Toc241492692 \h </w:instrText>
             </w:r>
             <w:r>
               <w:rPr>
@@ -2577,7 +2577,7 @@
               <w14:ligatures w14:val="standardContextual"/>
             </w:rPr>
           </w:pPr>
-          <w:hyperlink w:anchor="_Toc241491272" w:history="1">
+          <w:hyperlink w:anchor="_Toc241492693" w:history="1">
             <w:r>
               <w:rPr>
                 <w:rStyle w:val="Hyperlink"/>
@@ -2601,7 +2601,7 @@
               <w:rPr>
                 <w:noProof/>
               </w:rPr>
-              <w:instrText xml:space="preserve"> PAGEREF _Toc241491272 \h </w:instrText>
+              <w:instrText xml:space="preserve"> PAGEREF _Toc241492693 \h </w:instrText>
             </w:r>
             <w:r>
               <w:rPr>
@@ -2644,7 +2644,7 @@
               <w14:ligatures w14:val="standardContextual"/>
             </w:rPr>
           </w:pPr>
-          <w:hyperlink w:anchor="_Toc241491273" w:history="1">
+          <w:hyperlink w:anchor="_Toc241492694" w:history="1">
             <w:r>
               <w:rPr>
                 <w:rStyle w:val="Hyperlink"/>
@@ -2668,7 +2668,7 @@
               <w:rPr>
                 <w:noProof/>
               </w:rPr>
-              <w:instrText xml:space="preserve"> PAGEREF _Toc241491273 \h </w:instrText>
+              <w:instrText xml:space="preserve"> PAGEREF _Toc241492694 \h </w:instrText>
             </w:r>
             <w:r>
               <w:rPr>
@@ -2711,7 +2711,7 @@
               <w14:ligatures w14:val="standardContextual"/>
             </w:rPr>
           </w:pPr>
-          <w:hyperlink w:anchor="_Toc241491274" w:history="1">
+          <w:hyperlink w:anchor="_Toc241492695" w:history="1">
             <w:r>
               <w:rPr>
                 <w:rStyle w:val="Hyperlink"/>
@@ -2735,7 +2735,7 @@
               <w:rPr>
                 <w:noProof/>
               </w:rPr>
-              <w:instrText xml:space="preserve"> PAGEREF _Toc241491274 \h </w:instrText>
+              <w:instrText xml:space="preserve"> PAGEREF _Toc241492695 \h </w:instrText>
             </w:r>
             <w:r>
               <w:rPr>
@@ -2778,7 +2778,7 @@
               <w14:ligatures w14:val="standardContextual"/>
             </w:rPr>
           </w:pPr>
-          <w:hyperlink w:anchor="_Toc241491275" w:history="1">
+          <w:hyperlink w:anchor="_Toc241492696" w:history="1">
             <w:r>
               <w:rPr>
                 <w:rStyle w:val="Hyperlink"/>
@@ -2802,7 +2802,7 @@
               <w:rPr>
                 <w:noProof/>
               </w:rPr>
-              <w:instrText xml:space="preserve"> PAGEREF _Toc241491275 \h </w:instrText>
+              <w:instrText xml:space="preserve"> PAGEREF _Toc241492696 \h </w:instrText>
             </w:r>
             <w:r>
               <w:rPr>
@@ -2845,7 +2845,7 @@
               <w14:ligatures w14:val="standardContextual"/>
             </w:rPr>
           </w:pPr>
-          <w:hyperlink w:anchor="_Toc241491276" w:history="1">
+          <w:hyperlink w:anchor="_Toc241492697" w:history="1">
             <w:r>
               <w:rPr>
                 <w:rStyle w:val="Hyperlink"/>
@@ -2869,7 +2869,7 @@
               <w:rPr>
                 <w:noProof/>
               </w:rPr>
-              <w:instrText xml:space="preserve"> PAGEREF _Toc241491276 \h </w:instrText>
+              <w:instrText xml:space="preserve"> PAGEREF _Toc241492697 \h </w:instrText>
             </w:r>
             <w:r>
               <w:rPr>
@@ -2912,7 +2912,7 @@
               <w14:ligatures w14:val="standardContextual"/>
             </w:rPr>
           </w:pPr>
-          <w:hyperlink w:anchor="_Toc241491277" w:history="1">
+          <w:hyperlink w:anchor="_Toc241492698" w:history="1">
             <w:r>
               <w:rPr>
                 <w:rStyle w:val="Hyperlink"/>
@@ -2936,7 +2936,7 @@
               <w:rPr>
                 <w:noProof/>
               </w:rPr>
-              <w:instrText xml:space="preserve"> PAGEREF _Toc241491277 \h </w:instrText>
+              <w:instrText xml:space="preserve"> PAGEREF _Toc241492698 \h </w:instrText>
             </w:r>
             <w:r>
               <w:rPr>
@@ -2979,7 +2979,7 @@
               <w14:ligatures w14:val="standardContextual"/>
             </w:rPr>
           </w:pPr>
-          <w:hyperlink w:anchor="_Toc241491278" w:history="1">
+          <w:hyperlink w:anchor="_Toc241492699" w:history="1">
             <w:r>
               <w:rPr>
                 <w:rStyle w:val="Hyperlink"/>
@@ -3003,7 +3003,7 @@
               <w:rPr>
                 <w:noProof/>
               </w:rPr>
-              <w:instrText xml:space="preserve"> PAGEREF _Toc241491278 \h </w:instrText>
+              <w:instrText xml:space="preserve"> PAGEREF _Toc241492699 \h </w:instrText>
             </w:r>
             <w:r>
               <w:rPr>
@@ -3046,7 +3046,7 @@
               <w14:ligatures w14:val="standardContextual"/>
             </w:rPr>
           </w:pPr>
-          <w:hyperlink w:anchor="_Toc241491279" w:history="1">
+          <w:hyperlink w:anchor="_Toc241492700" w:history="1">
             <w:r>
               <w:rPr>
                 <w:rStyle w:val="Hyperlink"/>
@@ -3070,7 +3070,7 @@
               <w:rPr>
                 <w:noProof/>
               </w:rPr>
-              <w:instrText xml:space="preserve"> PAGEREF _Toc241491279 \h </w:instrText>
+              <w:instrText xml:space="preserve"> PAGEREF _Toc241492700 \h </w:instrText>
             </w:r>
             <w:r>
               <w:rPr>
@@ -3113,7 +3113,7 @@
               <w14:ligatures w14:val="standardContextual"/>
             </w:rPr>
           </w:pPr>
-          <w:hyperlink w:anchor="_Toc241491280" w:history="1">
+          <w:hyperlink w:anchor="_Toc241492701" w:history="1">
             <w:r>
               <w:rPr>
                 <w:rStyle w:val="Hyperlink"/>
@@ -3137,7 +3137,7 @@
               <w:rPr>
                 <w:noProof/>
               </w:rPr>
-              <w:instrText xml:space="preserve"> PAGEREF _Toc241491280 \h </w:instrText>
+              <w:instrText xml:space="preserve"> PAGEREF _Toc241492701 \h </w:instrText>
             </w:r>
             <w:r>
               <w:rPr>
@@ -3180,7 +3180,7 @@
               <w14:ligatures w14:val="standardContextual"/>
             </w:rPr>
           </w:pPr>
-          <w:hyperlink w:anchor="_Toc241491281" w:history="1">
+          <w:hyperlink w:anchor="_Toc241492702" w:history="1">
             <w:r>
               <w:rPr>
                 <w:rStyle w:val="Hyperlink"/>
@@ -3204,7 +3204,7 @@
               <w:rPr>
                 <w:noProof/>
               </w:rPr>
-              <w:instrText xml:space="preserve"> PAGEREF _Toc241491281 \h </w:instrText>
+              <w:instrText xml:space="preserve"> PAGEREF _Toc241492702 \h </w:instrText>
             </w:r>
             <w:r>
               <w:rPr>
@@ -3247,7 +3247,7 @@
               <w14:ligatures w14:val="standardContextual"/>
             </w:rPr>
           </w:pPr>
-          <w:hyperlink w:anchor="_Toc241491282" w:history="1">
+          <w:hyperlink w:anchor="_Toc241492703" w:history="1">
             <w:r>
               <w:rPr>
                 <w:rStyle w:val="Hyperlink"/>
@@ -3271,7 +3271,7 @@
               <w:rPr>
                 <w:noProof/>
               </w:rPr>
-              <w:instrText xml:space="preserve"> PAGEREF _Toc241491282 \h </w:instrText>
+              <w:instrText xml:space="preserve"> PAGEREF _Toc241492703 \h </w:instrText>
             </w:r>
             <w:r>
               <w:rPr>
@@ -3314,7 +3314,7 @@
               <w14:ligatures w14:val="standardContextual"/>
             </w:rPr>
           </w:pPr>
-          <w:hyperlink w:anchor="_Toc241491283" w:history="1">
+          <w:hyperlink w:anchor="_Toc241492704" w:history="1">
             <w:r>
               <w:rPr>
                 <w:rStyle w:val="Hyperlink"/>
@@ -3338,7 +3338,7 @@
               <w:rPr>
                 <w:noProof/>
               </w:rPr>
-              <w:instrText xml:space="preserve"> PAGEREF _Toc241491283 \h </w:instrText>
+              <w:instrText xml:space="preserve"> PAGEREF _Toc241492704 \h </w:instrText>
             </w:r>
             <w:r>
               <w:rPr>
@@ -3381,7 +3381,7 @@
               <w14:ligatures w14:val="standardContextual"/>
             </w:rPr>
           </w:pPr>
-          <w:hyperlink w:anchor="_Toc241491284" w:history="1">
+          <w:hyperlink w:anchor="_Toc241492705" w:history="1">
             <w:r>
               <w:rPr>
                 <w:rStyle w:val="Hyperlink"/>
@@ -3405,7 +3405,7 @@
               <w:rPr>
                 <w:noProof/>
               </w:rPr>
-              <w:instrText xml:space="preserve"> PAGEREF _Toc241491284 \h </w:instrText>
+              <w:instrText xml:space="preserve"> PAGEREF _Toc241492705 \h </w:instrText>
             </w:r>
             <w:r>
               <w:rPr>
@@ -3444,7 +3444,7 @@
         <w:pStyle w:val="Heading1"/>
         <w:pageBreakBefore/>
       </w:pPr>
-      <w:bookmarkStart w:id="0" w:name="_Toc241491242"/>
+      <w:bookmarkStart w:id="0" w:name="_Toc241492663"/>
       <w:r>
         <w:lastRenderedPageBreak/>
         <w:t>1. Your role at a glance</w:t>
@@ -3612,7 +3612,7 @@
         <w:pStyle w:val="Heading1"/>
         <w:pageBreakBefore/>
       </w:pPr>
-      <w:bookmarkStart w:id="1" w:name="_Toc241491243"/>
+      <w:bookmarkStart w:id="1" w:name="_Toc241492664"/>
       <w:r>
         <w:lastRenderedPageBreak/>
         <w:t>2. Signing in and your screens</w:t>
@@ -3623,7 +3623,7 @@
       <w:pPr>
         <w:pStyle w:val="Heading2"/>
       </w:pPr>
-      <w:bookmarkStart w:id="2" w:name="_Toc241491244"/>
+      <w:bookmarkStart w:id="2" w:name="_Toc241492665"/>
       <w:r>
         <w:t>Signing in</w:t>
       </w:r>
@@ -3706,7 +3706,7 @@
           <w:noProof/>
         </w:rPr>
         <w:drawing>
-          <wp:inline distT="0" distB="0" distL="0" distR="0" wp14:anchorId="628A53A0" wp14:editId="6FB705D3">
+          <wp:inline distT="0" distB="0" distL="0" distR="0" wp14:anchorId="363E7157" wp14:editId="148EF9F7">
             <wp:extent cx="5334000" cy="2333625"/>
             <wp:effectExtent l="0" t="0" r="0" b="0"/>
             <wp:docPr id="1" name="adm_login.jpg" descr="The sign-in screen for all internal staff." title="The sign-in screen for all internal staff."/>
@@ -3873,7 +3873,7 @@
       <w:pPr>
         <w:pStyle w:val="Heading2"/>
       </w:pPr>
-      <w:bookmarkStart w:id="3" w:name="_Toc241491245"/>
+      <w:bookmarkStart w:id="3" w:name="_Toc241492666"/>
       <w:r>
         <w:t>Finding your way around</w:t>
       </w:r>
@@ -4058,7 +4058,7 @@
         </w:rPr>
         <w:lastRenderedPageBreak/>
         <w:drawing>
-          <wp:inline distT="0" distB="0" distL="0" distR="0" wp14:anchorId="5B6774A6" wp14:editId="2AF2EE08">
+          <wp:inline distT="0" distB="0" distL="0" distR="0" wp14:anchorId="4C1826A9" wp14:editId="5590087F">
             <wp:extent cx="5715000" cy="1876425"/>
             <wp:effectExtent l="0" t="0" r="0" b="0"/>
             <wp:docPr id="2" name="adm_not_your_role.jpg" descr="Opening a screen outside your role (for example from an old bookmark) shows this card instead of the screen." title="Opening a screen outside your role (for example from an old bookmark) shows this card instead of the screen."/>
@@ -4127,7 +4127,7 @@
       <w:pPr>
         <w:pStyle w:val="Heading2"/>
       </w:pPr>
-      <w:bookmarkStart w:id="4" w:name="_Toc241491246"/>
+      <w:bookmarkStart w:id="4" w:name="_Toc241492667"/>
       <w:r>
         <w:t>Your screens</w:t>
       </w:r>
@@ -4634,7 +4634,7 @@
       <w:pPr>
         <w:pStyle w:val="Heading2"/>
       </w:pPr>
-      <w:bookmarkStart w:id="5" w:name="_Toc241491247"/>
+      <w:bookmarkStart w:id="5" w:name="_Toc241492668"/>
       <w:r>
         <w:t>Changing your password</w:t>
       </w:r>
@@ -4717,7 +4717,7 @@
           <w:noProof/>
         </w:rPr>
         <w:drawing>
-          <wp:inline distT="0" distB="0" distL="0" distR="0" wp14:anchorId="44A267B2" wp14:editId="2570F9BF">
+          <wp:inline distT="0" distB="0" distL="0" distR="0" wp14:anchorId="11A2C795" wp14:editId="2CCF51A2">
             <wp:extent cx="5334000" cy="2171700"/>
             <wp:effectExtent l="0" t="0" r="0" b="0"/>
             <wp:docPr id="3" name="adm_account.jpg" descr="Change Password screen." title="Change Password screen."/>
@@ -4805,7 +4805,7 @@
         <w:pStyle w:val="Heading1"/>
         <w:pageBreakBefore/>
       </w:pPr>
-      <w:bookmarkStart w:id="6" w:name="_Toc241491248"/>
+      <w:bookmarkStart w:id="6" w:name="_Toc241492669"/>
       <w:r>
         <w:lastRenderedPageBreak/>
         <w:t>3. Your routine</w:t>
@@ -5090,7 +5090,7 @@
         <w:pStyle w:val="Heading1"/>
         <w:pageBreakBefore/>
       </w:pPr>
-      <w:bookmarkStart w:id="7" w:name="_Toc241491249"/>
+      <w:bookmarkStart w:id="7" w:name="_Toc241492670"/>
       <w:r>
         <w:lastRenderedPageBreak/>
         <w:t>4. Step-by-step tasks</w:t>
@@ -5101,7 +5101,7 @@
       <w:pPr>
         <w:pStyle w:val="Heading2"/>
       </w:pPr>
-      <w:bookmarkStart w:id="8" w:name="_Toc241491250"/>
+      <w:bookmarkStart w:id="8" w:name="_Toc241492671"/>
       <w:r>
         <w:t>4.1 Reading the dashboards</w:t>
       </w:r>
@@ -5126,7 +5126,7 @@
           <w:noProof/>
         </w:rPr>
         <w:drawing>
-          <wp:inline distT="0" distB="0" distL="0" distR="0" wp14:anchorId="7A29E54E" wp14:editId="344EE822">
+          <wp:inline distT="0" distB="0" distL="0" distR="0" wp14:anchorId="287B77AA" wp14:editId="23AA76FF">
             <wp:extent cx="5715000" cy="3571875"/>
             <wp:effectExtent l="0" t="0" r="0" b="0"/>
             <wp:docPr id="4" name="adm_exec_dashboard.jpg" descr="Executive Dashboard: completions against the 400 / 60 / 50–75 targets, days to data lock, spend, and the lowest-filled strata." title="Executive Dashboard: completions against the 400 / 60 / 50–75 targets, days to data lock, spend, and the lowest-filled strata."/>
@@ -5791,7 +5791,7 @@
       <w:pPr>
         <w:pStyle w:val="Heading2"/>
       </w:pPr>
-      <w:bookmarkStart w:id="9" w:name="_Toc241491251"/>
+      <w:bookmarkStart w:id="9" w:name="_Toc241492672"/>
       <w:r>
         <w:lastRenderedPageBreak/>
         <w:t>4.2 Using Reports (analytics and charts)</w:t>
@@ -5832,7 +5832,7 @@
           <w:noProof/>
         </w:rPr>
         <w:drawing>
-          <wp:inline distT="0" distB="0" distL="0" distR="0" wp14:anchorId="522C3180" wp14:editId="0473CA7A">
+          <wp:inline distT="0" distB="0" distL="0" distR="0" wp14:anchorId="5DA3DDFD" wp14:editId="72882C71">
             <wp:extent cx="5334000" cy="3333750"/>
             <wp:effectExtent l="0" t="0" r="0" b="0"/>
             <wp:docPr id="5" name="adm_reports_top.jpg" descr="Reports: headline figures for the chosen period." title="Reports: headline figures for the chosen period."/>
@@ -5974,7 +5974,7 @@
           <w:noProof/>
         </w:rPr>
         <w:drawing>
-          <wp:inline distT="0" distB="0" distL="0" distR="0" wp14:anchorId="692B6F07" wp14:editId="424F4F09">
+          <wp:inline distT="0" distB="0" distL="0" distR="0" wp14:anchorId="6D1DDCB7" wp14:editId="2DA94773">
             <wp:extent cx="5334000" cy="3409950"/>
             <wp:effectExtent l="0" t="0" r="0" b="0"/>
             <wp:docPr id="6" name="adm_reports_funnel.jpg" descr="Case funnel: each case counted once at every stage it has reached." title="Case funnel: each case counted once at every stage it has reached."/>
@@ -6074,7 +6074,7 @@
           <w:noProof/>
         </w:rPr>
         <w:drawing>
-          <wp:inline distT="0" distB="0" distL="0" distR="0" wp14:anchorId="7797F0E5" wp14:editId="1B017F39">
+          <wp:inline distT="0" distB="0" distL="0" distR="0" wp14:anchorId="5226E111" wp14:editId="38951E4C">
             <wp:extent cx="5334000" cy="3248025"/>
             <wp:effectExtent l="0" t="0" r="0" b="0"/>
             <wp:docPr id="7" name="adm_reports_funnel_table.jpg" descr="The same chart as a table." title="The same chart as a table."/>
@@ -6173,7 +6173,7 @@
           <w:noProof/>
         </w:rPr>
         <w:drawing>
-          <wp:inline distT="0" distB="0" distL="0" distR="0" wp14:anchorId="237A7544" wp14:editId="2BF17717">
+          <wp:inline distT="0" distB="0" distL="0" distR="0" wp14:anchorId="4BB80A46" wp14:editId="6E6EEFE6">
             <wp:extent cx="5334000" cy="2628900"/>
             <wp:effectExtent l="0" t="0" r="0" b="0"/>
             <wp:docPr id="8" name="adm_reports_coverage.jpg" descr="Coverage by group." title="Coverage by group."/>
@@ -6273,7 +6273,7 @@
         </w:rPr>
         <w:lastRenderedPageBreak/>
         <w:drawing>
-          <wp:inline distT="0" distB="0" distL="0" distR="0" wp14:anchorId="69726879" wp14:editId="651ECFDC">
+          <wp:inline distT="0" distB="0" distL="0" distR="0" wp14:anchorId="30F64DE8" wp14:editId="741780CA">
             <wp:extent cx="5334000" cy="2600325"/>
             <wp:effectExtent l="0" t="0" r="0" b="0"/>
             <wp:docPr id="9" name="adm_reports_modes.jpg" descr="Administration modes." title="Administration modes."/>
@@ -6382,7 +6382,7 @@
           <w:noProof/>
         </w:rPr>
         <w:drawing>
-          <wp:inline distT="0" distB="0" distL="0" distR="0" wp14:anchorId="6A1905F5" wp14:editId="5D067C71">
+          <wp:inline distT="0" distB="0" distL="0" distR="0" wp14:anchorId="44B4B879" wp14:editId="6415D3CB">
             <wp:extent cx="5334000" cy="2905125"/>
             <wp:effectExtent l="0" t="0" r="0" b="0"/>
             <wp:docPr id="10" name="adm_reports_duration.jpg" descr="Completion-time distribution." title="Completion-time distribution."/>
@@ -6464,7 +6464,7 @@
       <w:pPr>
         <w:pStyle w:val="Heading2"/>
       </w:pPr>
-      <w:bookmarkStart w:id="10" w:name="_Toc241491252"/>
+      <w:bookmarkStart w:id="10" w:name="_Toc241492673"/>
       <w:r>
         <w:t>4.3 Reviewing a case read-only</w:t>
       </w:r>
@@ -6528,7 +6528,7 @@
         </w:rPr>
         <w:lastRenderedPageBreak/>
         <w:drawing>
-          <wp:inline distT="0" distB="0" distL="0" distR="0" wp14:anchorId="5CE0DF3A" wp14:editId="39E0AEA7">
+          <wp:inline distT="0" distB="0" distL="0" distR="0" wp14:anchorId="346B0AC8" wp14:editId="0989740D">
             <wp:extent cx="5334000" cy="3333750"/>
             <wp:effectExtent l="0" t="0" r="0" b="0"/>
             <wp:docPr id="11" name="sup_case.jpg" descr="A case page in read-only view." title="A case page in read-only view."/>
@@ -6602,7 +6602,7 @@
       <w:pPr>
         <w:pStyle w:val="Heading2"/>
       </w:pPr>
-      <w:bookmarkStart w:id="11" w:name="_Toc241491253"/>
+      <w:bookmarkStart w:id="11" w:name="_Toc241492674"/>
       <w:r>
         <w:t>4.4 Reviewing QA</w:t>
       </w:r>
@@ -6619,7 +6619,7 @@
           <w:noProof/>
         </w:rPr>
         <w:drawing>
-          <wp:inline distT="0" distB="0" distL="0" distR="0" wp14:anchorId="7B991CCC" wp14:editId="3BF2C009">
+          <wp:inline distT="0" distB="0" distL="0" distR="0" wp14:anchorId="7935BE95" wp14:editId="1DDD4C3F">
             <wp:extent cx="5715000" cy="2505075"/>
             <wp:effectExtent l="0" t="0" r="0" b="0"/>
             <wp:docPr id="12" name="sup_qa_queue.jpg" descr="QA Queue in read-only view." title="QA Queue in read-only view."/>
@@ -6696,7 +6696,7 @@
       <w:pPr>
         <w:pStyle w:val="Heading2"/>
       </w:pPr>
-      <w:bookmarkStart w:id="12" w:name="_Toc241491254"/>
+      <w:bookmarkStart w:id="12" w:name="_Toc241492675"/>
       <w:r>
         <w:t>4.5 Downloading or emailing completed forms (Form PDFs)</w:t>
       </w:r>
@@ -6747,7 +6747,7 @@
         </w:rPr>
         <w:lastRenderedPageBreak/>
         <w:drawing>
-          <wp:inline distT="0" distB="0" distL="0" distR="0" wp14:anchorId="6ABDF1E8" wp14:editId="13F64CEA">
+          <wp:inline distT="0" distB="0" distL="0" distR="0" wp14:anchorId="4DC2D8F0" wp14:editId="4709570A">
             <wp:extent cx="5334000" cy="3333750"/>
             <wp:effectExtent l="0" t="0" r="0" b="0"/>
             <wp:docPr id="13" name="adm_form_pdfs.jpg" descr="Completed form PDFs." title="Completed form PDFs."/>
@@ -6941,7 +6941,7 @@
         <w:pStyle w:val="Heading1"/>
         <w:pageBreakBefore/>
       </w:pPr>
-      <w:bookmarkStart w:id="13" w:name="_Toc241491255"/>
+      <w:bookmarkStart w:id="13" w:name="_Toc241492676"/>
       <w:r>
         <w:lastRenderedPageBreak/>
         <w:t>5. Rules you must follow</w:t>
@@ -7079,7 +7079,7 @@
         <w:pStyle w:val="Heading1"/>
         <w:pageBreakBefore/>
       </w:pPr>
-      <w:bookmarkStart w:id="14" w:name="_Toc241491256"/>
+      <w:bookmarkStart w:id="14" w:name="_Toc241492677"/>
       <w:r>
         <w:lastRenderedPageBreak/>
         <w:t>6. Troubleshooting</w:t>
@@ -8033,7 +8033,7 @@
         <w:pStyle w:val="Heading1"/>
         <w:pageBreakBefore/>
       </w:pPr>
-      <w:bookmarkStart w:id="15" w:name="_Toc241491257"/>
+      <w:bookmarkStart w:id="15" w:name="_Toc241492678"/>
       <w:r>
         <w:lastRenderedPageBreak/>
         <w:t>7. Quick reference</w:t>
@@ -8312,7 +8312,7 @@
         <w:pStyle w:val="Heading1"/>
         <w:pageBreakBefore/>
       </w:pPr>
-      <w:bookmarkStart w:id="16" w:name="_Toc241491258"/>
+      <w:bookmarkStart w:id="16" w:name="_Toc241492679"/>
       <w:r>
         <w:lastRenderedPageBreak/>
         <w:t>8. Every screen and button for your role</w:t>
@@ -8475,7 +8475,7 @@
       <w:pPr>
         <w:pStyle w:val="Heading2"/>
       </w:pPr>
-      <w:bookmarkStart w:id="17" w:name="_Toc241491259"/>
+      <w:bookmarkStart w:id="17" w:name="_Toc241492680"/>
       <w:r>
         <w:t>8.1 Sign in</w:t>
       </w:r>
@@ -8988,7 +8988,7 @@
       <w:pPr>
         <w:pStyle w:val="Heading2"/>
       </w:pPr>
-      <w:bookmarkStart w:id="18" w:name="_Toc241491260"/>
+      <w:bookmarkStart w:id="18" w:name="_Toc241492681"/>
       <w:r>
         <w:t>8.2 The header and menu bar (every screen)</w:t>
       </w:r>
@@ -9712,7 +9712,7 @@
       <w:pPr>
         <w:pStyle w:val="Heading2"/>
       </w:pPr>
-      <w:bookmarkStart w:id="19" w:name="_Toc241491261"/>
+      <w:bookmarkStart w:id="19" w:name="_Toc241492682"/>
       <w:r>
         <w:t>8.3 Change Password</w:t>
       </w:r>
@@ -10332,7 +10332,7 @@
       <w:pPr>
         <w:pStyle w:val="Heading2"/>
       </w:pPr>
-      <w:bookmarkStart w:id="20" w:name="_Toc241491262"/>
+      <w:bookmarkStart w:id="20" w:name="_Toc241492683"/>
       <w:r>
         <w:t>8.4 Executive Dashboard</w:t>
       </w:r>
@@ -10846,7 +10846,7 @@
       <w:pPr>
         <w:pStyle w:val="Heading2"/>
       </w:pPr>
-      <w:bookmarkStart w:id="21" w:name="_Toc241491263"/>
+      <w:bookmarkStart w:id="21" w:name="_Toc241492684"/>
       <w:r>
         <w:t>8.5 Sampling Dashboard</w:t>
       </w:r>
@@ -11359,7 +11359,7 @@
       <w:pPr>
         <w:pStyle w:val="Heading2"/>
       </w:pPr>
-      <w:bookmarkStart w:id="22" w:name="_Toc241491264"/>
+      <w:bookmarkStart w:id="22" w:name="_Toc241492685"/>
       <w:r>
         <w:t>8.6 Contact Dashboard</w:t>
       </w:r>
@@ -11662,7 +11662,7 @@
       <w:pPr>
         <w:pStyle w:val="Heading2"/>
       </w:pPr>
-      <w:bookmarkStart w:id="23" w:name="_Toc241491265"/>
+      <w:bookmarkStart w:id="23" w:name="_Toc241492686"/>
       <w:r>
         <w:lastRenderedPageBreak/>
         <w:t>8.7 QA Dashboard</w:t>
@@ -12283,7 +12283,7 @@
       <w:pPr>
         <w:pStyle w:val="Heading2"/>
       </w:pPr>
-      <w:bookmarkStart w:id="24" w:name="_Toc241491266"/>
+      <w:bookmarkStart w:id="24" w:name="_Toc241492687"/>
       <w:r>
         <w:t>8.8 KII / Document Dashboard</w:t>
       </w:r>
@@ -12693,7 +12693,7 @@
       <w:pPr>
         <w:pStyle w:val="Heading2"/>
       </w:pPr>
-      <w:bookmarkStart w:id="25" w:name="_Toc241491267"/>
+      <w:bookmarkStart w:id="25" w:name="_Toc241492688"/>
       <w:r>
         <w:t>8.9 Reports</w:t>
       </w:r>
@@ -13207,7 +13207,7 @@
       <w:pPr>
         <w:pStyle w:val="Heading2"/>
       </w:pPr>
-      <w:bookmarkStart w:id="26" w:name="_Toc241491268"/>
+      <w:bookmarkStart w:id="26" w:name="_Toc241492689"/>
       <w:r>
         <w:t>8.10 Main-400 Register (and Reserve)</w:t>
       </w:r>
@@ -13827,7 +13827,7 @@
       <w:pPr>
         <w:pStyle w:val="Heading2"/>
       </w:pPr>
-      <w:bookmarkStart w:id="27" w:name="_Toc241491269"/>
+      <w:bookmarkStart w:id="27" w:name="_Toc241492690"/>
       <w:r>
         <w:t>8.11 Case page</w:t>
       </w:r>
@@ -14341,7 +14341,7 @@
       <w:pPr>
         <w:pStyle w:val="Heading2"/>
       </w:pPr>
-      <w:bookmarkStart w:id="28" w:name="_Toc241491270"/>
+      <w:bookmarkStart w:id="28" w:name="_Toc241492691"/>
       <w:r>
         <w:t>8.12 Pre-Interview Profile (PROIT) and its review screen</w:t>
       </w:r>
@@ -14644,7 +14644,7 @@
       <w:pPr>
         <w:pStyle w:val="Heading2"/>
       </w:pPr>
-      <w:bookmarkStart w:id="29" w:name="_Toc241491271"/>
+      <w:bookmarkStart w:id="29" w:name="_Toc241492692"/>
       <w:r>
         <w:t>8.13 Interview sheet (verifying a locked profile)</w:t>
       </w:r>
@@ -15157,7 +15157,7 @@
       <w:pPr>
         <w:pStyle w:val="Heading2"/>
       </w:pPr>
-      <w:bookmarkStart w:id="30" w:name="_Toc241491272"/>
+      <w:bookmarkStart w:id="30" w:name="_Toc241492693"/>
       <w:r>
         <w:lastRenderedPageBreak/>
         <w:t>8.14 Register Organisation</w:t>
@@ -15461,7 +15461,7 @@
       <w:pPr>
         <w:pStyle w:val="Heading2"/>
       </w:pPr>
-      <w:bookmarkStart w:id="31" w:name="_Toc241491273"/>
+      <w:bookmarkStart w:id="31" w:name="_Toc241492694"/>
       <w:r>
         <w:t>8.15 Appointment Queue</w:t>
       </w:r>
@@ -15871,7 +15871,7 @@
       <w:pPr>
         <w:pStyle w:val="Heading2"/>
       </w:pPr>
-      <w:bookmarkStart w:id="32" w:name="_Toc241491274"/>
+      <w:bookmarkStart w:id="32" w:name="_Toc241492695"/>
       <w:r>
         <w:t>8.16 Follow-ups due</w:t>
       </w:r>
@@ -16281,7 +16281,7 @@
       <w:pPr>
         <w:pStyle w:val="Heading2"/>
       </w:pPr>
-      <w:bookmarkStart w:id="33" w:name="_Toc241491275"/>
+      <w:bookmarkStart w:id="33" w:name="_Toc241492696"/>
       <w:r>
         <w:t>8.17 Reserve Activation</w:t>
       </w:r>
@@ -16585,7 +16585,7 @@
       <w:pPr>
         <w:pStyle w:val="Heading2"/>
       </w:pPr>
-      <w:bookmarkStart w:id="34" w:name="_Toc241491276"/>
+      <w:bookmarkStart w:id="34" w:name="_Toc241492697"/>
       <w:r>
         <w:t>8.18 QA Queue (with the KoboToolbox sync panel)</w:t>
       </w:r>
@@ -16888,7 +16888,7 @@
       <w:pPr>
         <w:pStyle w:val="Heading2"/>
       </w:pPr>
-      <w:bookmarkStart w:id="35" w:name="_Toc241491277"/>
+      <w:bookmarkStart w:id="35" w:name="_Toc241492698"/>
       <w:r>
         <w:t>8.19 QA Exceptions</w:t>
       </w:r>
@@ -17298,7 +17298,7 @@
       <w:pPr>
         <w:pStyle w:val="Heading2"/>
       </w:pPr>
-      <w:bookmarkStart w:id="36" w:name="_Toc241491278"/>
+      <w:bookmarkStart w:id="36" w:name="_Toc241492699"/>
       <w:r>
         <w:t>8.20 KII Register</w:t>
       </w:r>
@@ -17811,7 +17811,7 @@
       <w:pPr>
         <w:pStyle w:val="Heading2"/>
       </w:pPr>
-      <w:bookmarkStart w:id="37" w:name="_Toc241491279"/>
+      <w:bookmarkStart w:id="37" w:name="_Toc241492700"/>
       <w:r>
         <w:lastRenderedPageBreak/>
         <w:t>8.21 KII record</w:t>
@@ -18115,7 +18115,7 @@
       <w:pPr>
         <w:pStyle w:val="Heading2"/>
       </w:pPr>
-      <w:bookmarkStart w:id="38" w:name="_Toc241491280"/>
+      <w:bookmarkStart w:id="38" w:name="_Toc241492701"/>
       <w:r>
         <w:t>8.22 Documents (the corpus)</w:t>
       </w:r>
@@ -18628,7 +18628,7 @@
       <w:pPr>
         <w:pStyle w:val="Heading2"/>
       </w:pPr>
-      <w:bookmarkStart w:id="39" w:name="_Toc241491281"/>
+      <w:bookmarkStart w:id="39" w:name="_Toc241492702"/>
       <w:r>
         <w:t>8.23 Document record</w:t>
       </w:r>
@@ -18931,7 +18931,7 @@
       <w:pPr>
         <w:pStyle w:val="Heading2"/>
       </w:pPr>
-      <w:bookmarkStart w:id="40" w:name="_Toc241491282"/>
+      <w:bookmarkStart w:id="40" w:name="_Toc241492703"/>
       <w:r>
         <w:t>8.24 Auto-fill review screen</w:t>
       </w:r>
@@ -19235,7 +19235,7 @@
       <w:pPr>
         <w:pStyle w:val="Heading2"/>
       </w:pPr>
-      <w:bookmarkStart w:id="41" w:name="_Toc241491283"/>
+      <w:bookmarkStart w:id="41" w:name="_Toc241492704"/>
       <w:r>
         <w:t>8.25 Completed forms (Form PDFs)</w:t>
       </w:r>
@@ -19965,7 +19965,7 @@
       <w:pPr>
         <w:pStyle w:val="Heading2"/>
       </w:pPr>
-      <w:bookmarkStart w:id="42" w:name="_Toc241491284"/>
+      <w:bookmarkStart w:id="42" w:name="_Toc241492705"/>
       <w:r>
         <w:t>8.26 Cost Dashboard</w:t>
       </w:r>
@@ -20312,7 +20312,7 @@
         <w:sz w:val="16"/>
         <w:szCs w:val="16"/>
       </w:rPr>
-      <w:t>Version 1.11 · 28 September 2026</w:t>
+      <w:t>Version 1.12 · 28 September 2026</w:t>
     </w:r>
     <w:r>
       <w:rPr>
@@ -20485,10 +20485,10 @@
 <file path=word/numbering.xml><?xml version="1.0" encoding="utf-8"?>
 <w:numbering xmlns:wpc="http://schemas.microsoft.com/office/word/2010/wordprocessingCanvas" xmlns:cx="http://schemas.microsoft.com/office/drawing/2014/chartex" xmlns:cx1="http://schemas.microsoft.com/office/drawing/2015/9/8/chartex" xmlns:cx2="http://schemas.microsoft.com/office/drawing/2015/10/21/chartex" xmlns:cx3="http://schemas.microsoft.com/office/drawing/2016/5/9/chartex" xmlns:cx4="http://schemas.microsoft.com/office/drawing/2016/5/10/chartex" xmlns:cx5="http://schemas.microsoft.com/office/drawing/2016/5/11/chartex" xmlns:cx6="http://schemas.microsoft.com/office/drawing/2016/5/12/chartex" xmlns:cx7="http://schemas.microsoft.com/office/drawing/2016/5/13/chartex" xmlns:cx8="http://schemas.microsoft.com/office/drawing/2016/5/14/chartex" xmlns:mc="http://schemas.openxmlformats.org/markup-compatibility/2006" xmlns:aink="http://schemas.microsoft.com/office/drawing/2016/ink" xmlns:am3d="http://schemas.microsoft.com/office/drawing/2017/model3d" xmlns:o="urn:schemas-microsoft-com:office:office" xmlns:oel="http://schemas.microsoft.com/office/2019/extlst" xmlns:r="http://schemas.openxmlformats.org/officeDocument/2006/relationships" xmlns:m="http://schemas.openxmlformats.org/officeDocument/2006/math" xmlns:v="urn:schemas-microsoft-com:vml" xmlns:wp14="http://schemas.microsoft.com/office/word/2010/wordprocessingDrawing" xmlns:wp="http://schemas.openxmlformats.org/drawingml/2006/wordprocessingDrawing" xmlns:w10="urn:schemas-microsoft-com:office:word" xmlns:w="http://schemas.openxmlformats.org/wordprocessingml/2006/main" xmlns:w14="http://schemas.microsoft.com/office/word/2010/wordml" xmlns:w15="http://schemas.microsoft.com/office/word/2012/wordml" xmlns:w16cex="http://schemas.microsoft.com/office/word/2018/wordml/cex" xmlns:w16cid="http://schemas.microsoft.com/office/word/2016/wordml/cid" xmlns:w16="http://schemas.microsoft.com/office/word/2018/wordml" xmlns:w16sdtdh="http://schemas.microsoft.com/office/word/2020/wordml/sdtdatahash" xmlns:w16se="http://schemas.microsoft.com/office/word/2015/wordml/symex" xmlns:wpg="http://schemas.microsoft.com/office/word/2010/wordprocessingGroup" xmlns:wpi="http://schemas.microsoft.com/office/word/2010/wordprocessingInk" xmlns:wne="http://schemas.microsoft.com/office/word/2006/wordml" xmlns:wps="http://schemas.microsoft.com/office/word/2010/wordprocessingShape" mc:Ignorable="w14 w15 w16se w16cid w16 w16cex w16sdtdh wp14">
   <w:abstractNum w:abstractNumId="0" w15:restartNumberingAfterBreak="0">
-    <w:nsid w:val="02383A68"/>
+    <w:nsid w:val="05FB1A64"/>
     <w:multiLevelType w:val="hybridMultilevel"/>
-    <w:tmpl w:val="D7EAE6CE"/>
-    <w:lvl w:ilvl="0" w:tplc="F48E77B6">
+    <w:tmpl w:val="499899EE"/>
+    <w:lvl w:ilvl="0" w:tplc="E474D870">
       <w:start w:val="1"/>
       <w:numFmt w:val="decimal"/>
       <w:lvlText w:val="%1."/>
@@ -20502,52 +20502,52 @@
         <w:color w:val="A67C27"/>
       </w:rPr>
     </w:lvl>
-    <w:lvl w:ilvl="1" w:tplc="ED4AD62A">
+    <w:lvl w:ilvl="1" w:tplc="D8B4FBFA">
       <w:numFmt w:val="decimal"/>
       <w:lvlText w:val=""/>
       <w:lvlJc w:val="left"/>
     </w:lvl>
-    <w:lvl w:ilvl="2" w:tplc="8A349524">
+    <w:lvl w:ilvl="2" w:tplc="40AC5DD4">
       <w:numFmt w:val="decimal"/>
       <w:lvlText w:val=""/>
       <w:lvlJc w:val="left"/>
     </w:lvl>
-    <w:lvl w:ilvl="3" w:tplc="09AC82F2">
+    <w:lvl w:ilvl="3" w:tplc="0B7042B4">
       <w:numFmt w:val="decimal"/>
       <w:lvlText w:val=""/>
       <w:lvlJc w:val="left"/>
     </w:lvl>
-    <w:lvl w:ilvl="4" w:tplc="09F085B6">
+    <w:lvl w:ilvl="4" w:tplc="7C10CE52">
       <w:numFmt w:val="decimal"/>
       <w:lvlText w:val=""/>
       <w:lvlJc w:val="left"/>
     </w:lvl>
-    <w:lvl w:ilvl="5" w:tplc="F7BEF6A6">
+    <w:lvl w:ilvl="5" w:tplc="A8B0FE7C">
       <w:numFmt w:val="decimal"/>
       <w:lvlText w:val=""/>
       <w:lvlJc w:val="left"/>
     </w:lvl>
-    <w:lvl w:ilvl="6" w:tplc="E6420DAA">
+    <w:lvl w:ilvl="6" w:tplc="81E81D82">
       <w:numFmt w:val="decimal"/>
       <w:lvlText w:val=""/>
       <w:lvlJc w:val="left"/>
     </w:lvl>
-    <w:lvl w:ilvl="7" w:tplc="9A94AC5E">
+    <w:lvl w:ilvl="7" w:tplc="69E2869C">
       <w:numFmt w:val="decimal"/>
       <w:lvlText w:val=""/>
       <w:lvlJc w:val="left"/>
     </w:lvl>
-    <w:lvl w:ilvl="8" w:tplc="FCA00FCE">
+    <w:lvl w:ilvl="8" w:tplc="AD56337A">
       <w:numFmt w:val="decimal"/>
       <w:lvlText w:val=""/>
       <w:lvlJc w:val="left"/>
     </w:lvl>
   </w:abstractNum>
   <w:abstractNum w:abstractNumId="1" w15:restartNumberingAfterBreak="0">
-    <w:nsid w:val="02581194"/>
+    <w:nsid w:val="0F9F761E"/>
     <w:multiLevelType w:val="hybridMultilevel"/>
-    <w:tmpl w:val="30FCB4A8"/>
-    <w:lvl w:ilvl="0" w:tplc="124EBE5C">
+    <w:tmpl w:val="5E28A05A"/>
+    <w:lvl w:ilvl="0" w:tplc="2EB66CC0">
       <w:start w:val="1"/>
       <w:numFmt w:val="bullet"/>
       <w:lvlText w:val="•"/>
@@ -20556,7 +20556,7 @@
         <w:ind w:left="460" w:hanging="280"/>
       </w:pPr>
     </w:lvl>
-    <w:lvl w:ilvl="1" w:tplc="456CD42A">
+    <w:lvl w:ilvl="1" w:tplc="64D25E02">
       <w:start w:val="1"/>
       <w:numFmt w:val="bullet"/>
       <w:lvlText w:val="–"/>
@@ -20565,47 +20565,47 @@
         <w:ind w:left="900" w:hanging="280"/>
       </w:pPr>
     </w:lvl>
-    <w:lvl w:ilvl="2" w:tplc="C5861C46">
+    <w:lvl w:ilvl="2" w:tplc="FD0A0F9C">
       <w:numFmt w:val="decimal"/>
       <w:lvlText w:val=""/>
       <w:lvlJc w:val="left"/>
     </w:lvl>
-    <w:lvl w:ilvl="3" w:tplc="0AB04584">
+    <w:lvl w:ilvl="3" w:tplc="3F1A239C">
       <w:numFmt w:val="decimal"/>
       <w:lvlText w:val=""/>
       <w:lvlJc w:val="left"/>
     </w:lvl>
-    <w:lvl w:ilvl="4" w:tplc="41CED89E">
+    <w:lvl w:ilvl="4" w:tplc="91AAC390">
       <w:numFmt w:val="decimal"/>
       <w:lvlText w:val=""/>
       <w:lvlJc w:val="left"/>
     </w:lvl>
-    <w:lvl w:ilvl="5" w:tplc="B5CCED38">
+    <w:lvl w:ilvl="5" w:tplc="E6B2D042">
       <w:numFmt w:val="decimal"/>
       <w:lvlText w:val=""/>
       <w:lvlJc w:val="left"/>
     </w:lvl>
-    <w:lvl w:ilvl="6" w:tplc="2B1630DA">
+    <w:lvl w:ilvl="6" w:tplc="23EA43A2">
       <w:numFmt w:val="decimal"/>
       <w:lvlText w:val=""/>
       <w:lvlJc w:val="left"/>
     </w:lvl>
-    <w:lvl w:ilvl="7" w:tplc="8A24305E">
+    <w:lvl w:ilvl="7" w:tplc="2C52AB44">
       <w:numFmt w:val="decimal"/>
       <w:lvlText w:val=""/>
       <w:lvlJc w:val="left"/>
     </w:lvl>
-    <w:lvl w:ilvl="8" w:tplc="F9FA8D44">
+    <w:lvl w:ilvl="8" w:tplc="FDC8A5EE">
       <w:numFmt w:val="decimal"/>
       <w:lvlText w:val=""/>
       <w:lvlJc w:val="left"/>
     </w:lvl>
   </w:abstractNum>
   <w:abstractNum w:abstractNumId="2" w15:restartNumberingAfterBreak="0">
-    <w:nsid w:val="2E0C3C0F"/>
+    <w:nsid w:val="197D05EE"/>
     <w:multiLevelType w:val="hybridMultilevel"/>
-    <w:tmpl w:val="898646CA"/>
-    <w:lvl w:ilvl="0" w:tplc="29E6D078">
+    <w:tmpl w:val="6B88AF12"/>
+    <w:lvl w:ilvl="0" w:tplc="FA5C2C22">
       <w:start w:val="1"/>
       <w:numFmt w:val="decimal"/>
       <w:lvlText w:val="%1."/>
@@ -20619,138 +20619,52 @@
         <w:color w:val="A67C27"/>
       </w:rPr>
     </w:lvl>
-    <w:lvl w:ilvl="1" w:tplc="060C3A12">
+    <w:lvl w:ilvl="1" w:tplc="7EA8605A">
       <w:numFmt w:val="decimal"/>
       <w:lvlText w:val=""/>
       <w:lvlJc w:val="left"/>
     </w:lvl>
-    <w:lvl w:ilvl="2" w:tplc="40BA9D8C">
+    <w:lvl w:ilvl="2" w:tplc="CDDCF96E">
       <w:numFmt w:val="decimal"/>
       <w:lvlText w:val=""/>
       <w:lvlJc w:val="left"/>
     </w:lvl>
-    <w:lvl w:ilvl="3" w:tplc="94A0275A">
+    <w:lvl w:ilvl="3" w:tplc="98F0BBC8">
       <w:numFmt w:val="decimal"/>
       <w:lvlText w:val=""/>
       <w:lvlJc w:val="left"/>
     </w:lvl>
-    <w:lvl w:ilvl="4" w:tplc="EA3A5618">
+    <w:lvl w:ilvl="4" w:tplc="95683402">
       <w:numFmt w:val="decimal"/>
       <w:lvlText w:val=""/>
       <w:lvlJc w:val="left"/>
     </w:lvl>
-    <w:lvl w:ilvl="5" w:tplc="44C0C532">
+    <w:lvl w:ilvl="5" w:tplc="8EAE52C4">
       <w:numFmt w:val="decimal"/>
       <w:lvlText w:val=""/>
       <w:lvlJc w:val="left"/>
     </w:lvl>
-    <w:lvl w:ilvl="6" w:tplc="909C5028">
+    <w:lvl w:ilvl="6" w:tplc="8C74B48E">
       <w:numFmt w:val="decimal"/>
       <w:lvlText w:val=""/>
       <w:lvlJc w:val="left"/>
     </w:lvl>
-    <w:lvl w:ilvl="7" w:tplc="7DA8192C">
+    <w:lvl w:ilvl="7" w:tplc="42AAE64A">
       <w:numFmt w:val="decimal"/>
       <w:lvlText w:val=""/>
       <w:lvlJc w:val="left"/>
     </w:lvl>
-    <w:lvl w:ilvl="8" w:tplc="10587D68">
+    <w:lvl w:ilvl="8" w:tplc="68CAAAFA">
       <w:numFmt w:val="decimal"/>
       <w:lvlText w:val=""/>
       <w:lvlJc w:val="left"/>
     </w:lvl>
   </w:abstractNum>
   <w:abstractNum w:abstractNumId="3" w15:restartNumberingAfterBreak="0">
-    <w:nsid w:val="307D5ADF"/>
+    <w:nsid w:val="2EED7DCA"/>
     <w:multiLevelType w:val="hybridMultilevel"/>
-    <w:tmpl w:val="AF32937A"/>
-    <w:lvl w:ilvl="0" w:tplc="4094BEF0">
-      <w:start w:val="1"/>
-      <w:numFmt w:val="bullet"/>
-      <w:lvlText w:val="●"/>
-      <w:lvlJc w:val="left"/>
-      <w:pPr>
-        <w:ind w:left="720" w:hanging="360"/>
-      </w:pPr>
-    </w:lvl>
-    <w:lvl w:ilvl="1" w:tplc="86F26404">
-      <w:start w:val="1"/>
-      <w:numFmt w:val="bullet"/>
-      <w:lvlText w:val="○"/>
-      <w:lvlJc w:val="left"/>
-      <w:pPr>
-        <w:ind w:left="1440" w:hanging="360"/>
-      </w:pPr>
-    </w:lvl>
-    <w:lvl w:ilvl="2" w:tplc="7482FD6C">
-      <w:start w:val="1"/>
-      <w:numFmt w:val="bullet"/>
-      <w:lvlText w:val="■"/>
-      <w:lvlJc w:val="left"/>
-      <w:pPr>
-        <w:ind w:left="2160" w:hanging="360"/>
-      </w:pPr>
-    </w:lvl>
-    <w:lvl w:ilvl="3" w:tplc="BD5E631E">
-      <w:start w:val="1"/>
-      <w:numFmt w:val="bullet"/>
-      <w:lvlText w:val="●"/>
-      <w:lvlJc w:val="left"/>
-      <w:pPr>
-        <w:ind w:left="2880" w:hanging="360"/>
-      </w:pPr>
-    </w:lvl>
-    <w:lvl w:ilvl="4" w:tplc="D5E4480C">
-      <w:start w:val="1"/>
-      <w:numFmt w:val="bullet"/>
-      <w:lvlText w:val="○"/>
-      <w:lvlJc w:val="left"/>
-      <w:pPr>
-        <w:ind w:left="3600" w:hanging="360"/>
-      </w:pPr>
-    </w:lvl>
-    <w:lvl w:ilvl="5" w:tplc="854896F2">
-      <w:start w:val="1"/>
-      <w:numFmt w:val="bullet"/>
-      <w:lvlText w:val="■"/>
-      <w:lvlJc w:val="left"/>
-      <w:pPr>
-        <w:ind w:left="4320" w:hanging="360"/>
-      </w:pPr>
-    </w:lvl>
-    <w:lvl w:ilvl="6" w:tplc="5F8C0306">
-      <w:start w:val="1"/>
-      <w:numFmt w:val="bullet"/>
-      <w:lvlText w:val="●"/>
-      <w:lvlJc w:val="left"/>
-      <w:pPr>
-        <w:ind w:left="5040" w:hanging="360"/>
-      </w:pPr>
-    </w:lvl>
-    <w:lvl w:ilvl="7" w:tplc="688C2FF6">
-      <w:start w:val="1"/>
-      <w:numFmt w:val="bullet"/>
-      <w:lvlText w:val="●"/>
-      <w:lvlJc w:val="left"/>
-      <w:pPr>
-        <w:ind w:left="5760" w:hanging="360"/>
-      </w:pPr>
-    </w:lvl>
-    <w:lvl w:ilvl="8" w:tplc="7636770A">
-      <w:start w:val="1"/>
-      <w:numFmt w:val="bullet"/>
-      <w:lvlText w:val="●"/>
-      <w:lvlJc w:val="left"/>
-      <w:pPr>
-        <w:ind w:left="6480" w:hanging="360"/>
-      </w:pPr>
-    </w:lvl>
-  </w:abstractNum>
-  <w:abstractNum w:abstractNumId="4" w15:restartNumberingAfterBreak="0">
-    <w:nsid w:val="3CB40E4F"/>
-    <w:multiLevelType w:val="hybridMultilevel"/>
-    <w:tmpl w:val="4FB06840"/>
-    <w:lvl w:ilvl="0" w:tplc="EC4803AE">
+    <w:tmpl w:val="22160798"/>
+    <w:lvl w:ilvl="0" w:tplc="96C6A894">
       <w:start w:val="1"/>
       <w:numFmt w:val="decimal"/>
       <w:lvlText w:val="%1."/>
@@ -20764,52 +20678,138 @@
         <w:color w:val="A67C27"/>
       </w:rPr>
     </w:lvl>
-    <w:lvl w:ilvl="1" w:tplc="8ED288DA">
+    <w:lvl w:ilvl="1" w:tplc="E00CBB32">
       <w:numFmt w:val="decimal"/>
       <w:lvlText w:val=""/>
       <w:lvlJc w:val="left"/>
     </w:lvl>
-    <w:lvl w:ilvl="2" w:tplc="80BC16D8">
+    <w:lvl w:ilvl="2" w:tplc="26DC12E4">
       <w:numFmt w:val="decimal"/>
       <w:lvlText w:val=""/>
       <w:lvlJc w:val="left"/>
     </w:lvl>
-    <w:lvl w:ilvl="3" w:tplc="C4126120">
+    <w:lvl w:ilvl="3" w:tplc="0C2C5094">
       <w:numFmt w:val="decimal"/>
       <w:lvlText w:val=""/>
       <w:lvlJc w:val="left"/>
     </w:lvl>
-    <w:lvl w:ilvl="4" w:tplc="7B6674F6">
+    <w:lvl w:ilvl="4" w:tplc="918AF822">
       <w:numFmt w:val="decimal"/>
       <w:lvlText w:val=""/>
       <w:lvlJc w:val="left"/>
     </w:lvl>
-    <w:lvl w:ilvl="5" w:tplc="9C609CFE">
+    <w:lvl w:ilvl="5" w:tplc="D70EC024">
       <w:numFmt w:val="decimal"/>
       <w:lvlText w:val=""/>
       <w:lvlJc w:val="left"/>
     </w:lvl>
-    <w:lvl w:ilvl="6" w:tplc="2FEE1364">
+    <w:lvl w:ilvl="6" w:tplc="B4187CA8">
       <w:numFmt w:val="decimal"/>
       <w:lvlText w:val=""/>
       <w:lvlJc w:val="left"/>
     </w:lvl>
-    <w:lvl w:ilvl="7" w:tplc="4BA8DDD0">
+    <w:lvl w:ilvl="7" w:tplc="A0EE4C32">
       <w:numFmt w:val="decimal"/>
       <w:lvlText w:val=""/>
       <w:lvlJc w:val="left"/>
     </w:lvl>
-    <w:lvl w:ilvl="8" w:tplc="1B8AFBC2">
+    <w:lvl w:ilvl="8" w:tplc="7046BC4C">
       <w:numFmt w:val="decimal"/>
       <w:lvlText w:val=""/>
       <w:lvlJc w:val="left"/>
     </w:lvl>
   </w:abstractNum>
+  <w:abstractNum w:abstractNumId="4" w15:restartNumberingAfterBreak="0">
+    <w:nsid w:val="41297A38"/>
+    <w:multiLevelType w:val="hybridMultilevel"/>
+    <w:tmpl w:val="015EC61E"/>
+    <w:lvl w:ilvl="0" w:tplc="FE44FA0E">
+      <w:start w:val="1"/>
+      <w:numFmt w:val="bullet"/>
+      <w:lvlText w:val="●"/>
+      <w:lvlJc w:val="left"/>
+      <w:pPr>
+        <w:ind w:left="720" w:hanging="360"/>
+      </w:pPr>
+    </w:lvl>
+    <w:lvl w:ilvl="1" w:tplc="91C493F2">
+      <w:start w:val="1"/>
+      <w:numFmt w:val="bullet"/>
+      <w:lvlText w:val="○"/>
+      <w:lvlJc w:val="left"/>
+      <w:pPr>
+        <w:ind w:left="1440" w:hanging="360"/>
+      </w:pPr>
+    </w:lvl>
+    <w:lvl w:ilvl="2" w:tplc="157EF4CE">
+      <w:start w:val="1"/>
+      <w:numFmt w:val="bullet"/>
+      <w:lvlText w:val="■"/>
+      <w:lvlJc w:val="left"/>
+      <w:pPr>
+        <w:ind w:left="2160" w:hanging="360"/>
+      </w:pPr>
+    </w:lvl>
+    <w:lvl w:ilvl="3" w:tplc="22BCFF5A">
+      <w:start w:val="1"/>
+      <w:numFmt w:val="bullet"/>
+      <w:lvlText w:val="●"/>
+      <w:lvlJc w:val="left"/>
+      <w:pPr>
+        <w:ind w:left="2880" w:hanging="360"/>
+      </w:pPr>
+    </w:lvl>
+    <w:lvl w:ilvl="4" w:tplc="A6942626">
+      <w:start w:val="1"/>
+      <w:numFmt w:val="bullet"/>
+      <w:lvlText w:val="○"/>
+      <w:lvlJc w:val="left"/>
+      <w:pPr>
+        <w:ind w:left="3600" w:hanging="360"/>
+      </w:pPr>
+    </w:lvl>
+    <w:lvl w:ilvl="5" w:tplc="CF4C328A">
+      <w:start w:val="1"/>
+      <w:numFmt w:val="bullet"/>
+      <w:lvlText w:val="■"/>
+      <w:lvlJc w:val="left"/>
+      <w:pPr>
+        <w:ind w:left="4320" w:hanging="360"/>
+      </w:pPr>
+    </w:lvl>
+    <w:lvl w:ilvl="6" w:tplc="31B444C2">
+      <w:start w:val="1"/>
+      <w:numFmt w:val="bullet"/>
+      <w:lvlText w:val="●"/>
+      <w:lvlJc w:val="left"/>
+      <w:pPr>
+        <w:ind w:left="5040" w:hanging="360"/>
+      </w:pPr>
+    </w:lvl>
+    <w:lvl w:ilvl="7" w:tplc="16ECE36A">
+      <w:start w:val="1"/>
+      <w:numFmt w:val="bullet"/>
+      <w:lvlText w:val="●"/>
+      <w:lvlJc w:val="left"/>
+      <w:pPr>
+        <w:ind w:left="5760" w:hanging="360"/>
+      </w:pPr>
+    </w:lvl>
+    <w:lvl w:ilvl="8" w:tplc="1D42E300">
+      <w:start w:val="1"/>
+      <w:numFmt w:val="bullet"/>
+      <w:lvlText w:val="●"/>
+      <w:lvlJc w:val="left"/>
+      <w:pPr>
+        <w:ind w:left="6480" w:hanging="360"/>
+      </w:pPr>
+    </w:lvl>
+  </w:abstractNum>
   <w:abstractNum w:abstractNumId="5" w15:restartNumberingAfterBreak="0">
-    <w:nsid w:val="4158007A"/>
+    <w:nsid w:val="54C43366"/>
     <w:multiLevelType w:val="hybridMultilevel"/>
-    <w:tmpl w:val="FB8CD098"/>
-    <w:lvl w:ilvl="0" w:tplc="E982AF4E">
+    <w:tmpl w:val="342A9BAC"/>
+    <w:lvl w:ilvl="0" w:tplc="9DC62610">
       <w:start w:val="1"/>
       <w:numFmt w:val="decimal"/>
       <w:lvlText w:val="%1."/>
@@ -20823,52 +20823,52 @@
         <w:color w:val="A67C27"/>
       </w:rPr>
     </w:lvl>
-    <w:lvl w:ilvl="1" w:tplc="E244CF04">
+    <w:lvl w:ilvl="1" w:tplc="BB8C6F0A">
       <w:numFmt w:val="decimal"/>
       <w:lvlText w:val=""/>
       <w:lvlJc w:val="left"/>
     </w:lvl>
-    <w:lvl w:ilvl="2" w:tplc="71A8AD80">
+    <w:lvl w:ilvl="2" w:tplc="4E744612">
       <w:numFmt w:val="decimal"/>
       <w:lvlText w:val=""/>
       <w:lvlJc w:val="left"/>
     </w:lvl>
-    <w:lvl w:ilvl="3" w:tplc="A56459E2">
+    <w:lvl w:ilvl="3" w:tplc="850A6AD2">
       <w:numFmt w:val="decimal"/>
       <w:lvlText w:val=""/>
       <w:lvlJc w:val="left"/>
     </w:lvl>
-    <w:lvl w:ilvl="4" w:tplc="A5D09A8C">
+    <w:lvl w:ilvl="4" w:tplc="8A8A51B6">
       <w:numFmt w:val="decimal"/>
       <w:lvlText w:val=""/>
       <w:lvlJc w:val="left"/>
     </w:lvl>
-    <w:lvl w:ilvl="5" w:tplc="5A82B81E">
+    <w:lvl w:ilvl="5" w:tplc="2EA4D2F0">
       <w:numFmt w:val="decimal"/>
       <w:lvlText w:val=""/>
       <w:lvlJc w:val="left"/>
     </w:lvl>
-    <w:lvl w:ilvl="6" w:tplc="09F207E4">
+    <w:lvl w:ilvl="6" w:tplc="EDD82B4A">
       <w:numFmt w:val="decimal"/>
       <w:lvlText w:val=""/>
       <w:lvlJc w:val="left"/>
     </w:lvl>
-    <w:lvl w:ilvl="7" w:tplc="1C4AA460">
+    <w:lvl w:ilvl="7" w:tplc="16A04628">
       <w:numFmt w:val="decimal"/>
       <w:lvlText w:val=""/>
       <w:lvlJc w:val="left"/>
     </w:lvl>
-    <w:lvl w:ilvl="8" w:tplc="77D46624">
+    <w:lvl w:ilvl="8" w:tplc="F668808A">
       <w:numFmt w:val="decimal"/>
       <w:lvlText w:val=""/>
       <w:lvlJc w:val="left"/>
     </w:lvl>
   </w:abstractNum>
   <w:abstractNum w:abstractNumId="6" w15:restartNumberingAfterBreak="0">
-    <w:nsid w:val="4A612D7E"/>
+    <w:nsid w:val="7B361615"/>
     <w:multiLevelType w:val="hybridMultilevel"/>
-    <w:tmpl w:val="E314F18C"/>
-    <w:lvl w:ilvl="0" w:tplc="4D66CA70">
+    <w:tmpl w:val="C65C65A4"/>
+    <w:lvl w:ilvl="0" w:tplc="B12ECE22">
       <w:start w:val="1"/>
       <w:numFmt w:val="decimal"/>
       <w:lvlText w:val="%1."/>
@@ -20882,85 +20882,85 @@
         <w:color w:val="A67C27"/>
       </w:rPr>
     </w:lvl>
-    <w:lvl w:ilvl="1" w:tplc="AC98B0EC">
+    <w:lvl w:ilvl="1" w:tplc="72861DF4">
       <w:numFmt w:val="decimal"/>
       <w:lvlText w:val=""/>
       <w:lvlJc w:val="left"/>
     </w:lvl>
-    <w:lvl w:ilvl="2" w:tplc="02C23088">
+    <w:lvl w:ilvl="2" w:tplc="6C906594">
       <w:numFmt w:val="decimal"/>
       <w:lvlText w:val=""/>
       <w:lvlJc w:val="left"/>
     </w:lvl>
-    <w:lvl w:ilvl="3" w:tplc="28D03AEA">
+    <w:lvl w:ilvl="3" w:tplc="6386847A">
       <w:numFmt w:val="decimal"/>
       <w:lvlText w:val=""/>
       <w:lvlJc w:val="left"/>
     </w:lvl>
-    <w:lvl w:ilvl="4" w:tplc="A8A8BA7E">
+    <w:lvl w:ilvl="4" w:tplc="D5804704">
       <w:numFmt w:val="decimal"/>
       <w:lvlText w:val=""/>
       <w:lvlJc w:val="left"/>
     </w:lvl>
-    <w:lvl w:ilvl="5" w:tplc="2AD0E5FC">
+    <w:lvl w:ilvl="5" w:tplc="DDFA8482">
       <w:numFmt w:val="decimal"/>
       <w:lvlText w:val=""/>
       <w:lvlJc w:val="left"/>
     </w:lvl>
-    <w:lvl w:ilvl="6" w:tplc="712ACBE6">
+    <w:lvl w:ilvl="6" w:tplc="F71450F0">
       <w:numFmt w:val="decimal"/>
       <w:lvlText w:val=""/>
       <w:lvlJc w:val="left"/>
     </w:lvl>
-    <w:lvl w:ilvl="7" w:tplc="F46A2788">
+    <w:lvl w:ilvl="7" w:tplc="93A0D226">
       <w:numFmt w:val="decimal"/>
       <w:lvlText w:val=""/>
       <w:lvlJc w:val="left"/>
     </w:lvl>
-    <w:lvl w:ilvl="8" w:tplc="F91EA98E">
+    <w:lvl w:ilvl="8" w:tplc="96A26F32">
       <w:numFmt w:val="decimal"/>
       <w:lvlText w:val=""/>
       <w:lvlJc w:val="left"/>
     </w:lvl>
   </w:abstractNum>
-  <w:num w:numId="1" w16cid:durableId="1735665978">
+  <w:num w:numId="1" w16cid:durableId="1414474657">
+    <w:abstractNumId w:val="4"/>
+    <w:lvlOverride w:ilvl="0">
+      <w:startOverride w:val="1"/>
+    </w:lvlOverride>
+  </w:num>
+  <w:num w:numId="2" w16cid:durableId="357514041">
+    <w:abstractNumId w:val="1"/>
+    <w:lvlOverride w:ilvl="0">
+      <w:startOverride w:val="1"/>
+    </w:lvlOverride>
+  </w:num>
+  <w:num w:numId="3" w16cid:durableId="1513378072">
+    <w:abstractNumId w:val="5"/>
+    <w:lvlOverride w:ilvl="0">
+      <w:startOverride w:val="1"/>
+    </w:lvlOverride>
+  </w:num>
+  <w:num w:numId="4" w16cid:durableId="47263145">
     <w:abstractNumId w:val="3"/>
     <w:lvlOverride w:ilvl="0">
       <w:startOverride w:val="1"/>
     </w:lvlOverride>
   </w:num>
-  <w:num w:numId="2" w16cid:durableId="1328052071">
-    <w:abstractNumId w:val="1"/>
-    <w:lvlOverride w:ilvl="0">
-      <w:startOverride w:val="1"/>
-    </w:lvlOverride>
-  </w:num>
-  <w:num w:numId="3" w16cid:durableId="1868134081">
+  <w:num w:numId="5" w16cid:durableId="255749917">
     <w:abstractNumId w:val="2"/>
     <w:lvlOverride w:ilvl="0">
       <w:startOverride w:val="1"/>
     </w:lvlOverride>
   </w:num>
-  <w:num w:numId="4" w16cid:durableId="896744546">
-    <w:abstractNumId w:val="6"/>
+  <w:num w:numId="6" w16cid:durableId="1033384423">
+    <w:abstractNumId w:val="0"/>
     <w:lvlOverride w:ilvl="0">
       <w:startOverride w:val="1"/>
     </w:lvlOverride>
   </w:num>
-  <w:num w:numId="5" w16cid:durableId="666401891">
-    <w:abstractNumId w:val="4"/>
-    <w:lvlOverride w:ilvl="0">
-      <w:startOverride w:val="1"/>
-    </w:lvlOverride>
-  </w:num>
-  <w:num w:numId="6" w16cid:durableId="1507163830">
-    <w:abstractNumId w:val="5"/>
-    <w:lvlOverride w:ilvl="0">
-      <w:startOverride w:val="1"/>
-    </w:lvlOverride>
-  </w:num>
-  <w:num w:numId="7" w16cid:durableId="1340960162">
-    <w:abstractNumId w:val="0"/>
+  <w:num w:numId="7" w16cid:durableId="1820263671">
+    <w:abstractNumId w:val="6"/>
     <w:lvlOverride w:ilvl="0">
       <w:startOverride w:val="1"/>
     </w:lvlOverride>
@@ -21585,7 +21585,7 @@
     <w:autoRedefine/>
     <w:uiPriority w:val="39"/>
     <w:unhideWhenUsed/>
-    <w:rsid w:val="004277E2"/>
+    <w:rsid w:val="0067028E"/>
     <w:pPr>
       <w:spacing w:after="100"/>
     </w:pPr>
@@ -21597,7 +21597,7 @@
     <w:autoRedefine/>
     <w:uiPriority w:val="39"/>
     <w:unhideWhenUsed/>
-    <w:rsid w:val="004277E2"/>
+    <w:rsid w:val="0067028E"/>
     <w:pPr>
       <w:spacing w:after="100"/>
       <w:ind w:left="210"/>

--- a/docs/manuals/Role_Guide_8_Supervisor.docx
+++ b/docs/manuals/Role_Guide_8_Supervisor.docx
@@ -469,7 +469,7 @@
                 <w:sz w:val="19"/>
                 <w:szCs w:val="19"/>
               </w:rPr>
-              <w:t>Version 1.12 · 28 September 2026</w:t>
+              <w:t>Version 1.13 · 1 October 2026</w:t>
             </w:r>
           </w:p>
         </w:tc>
@@ -538,7 +538,7 @@
     <w:sdt>
       <w:sdtPr>
         <w:alias w:val="Contents"/>
-        <w:id w:val="500619489"/>
+        <w:id w:val="-1594463557"/>
       </w:sdtPr>
       <w:sdtEndPr/>
       <w:sdtContent>
@@ -567,7 +567,7 @@
           <w:r>
             <w:fldChar w:fldCharType="separate"/>
           </w:r>
-          <w:hyperlink w:anchor="_Toc241492663" w:history="1">
+          <w:hyperlink w:anchor="_Toc241727050" w:history="1">
             <w:r>
               <w:rPr>
                 <w:rStyle w:val="Hyperlink"/>
@@ -591,7 +591,7 @@
               <w:rPr>
                 <w:noProof/>
               </w:rPr>
-              <w:instrText xml:space="preserve"> PAGEREF _Toc241492663 \h </w:instrText>
+              <w:instrText xml:space="preserve"> PAGEREF _Toc241727050 \h </w:instrText>
             </w:r>
             <w:r>
               <w:rPr>
@@ -634,7 +634,7 @@
               <w14:ligatures w14:val="standardContextual"/>
             </w:rPr>
           </w:pPr>
-          <w:hyperlink w:anchor="_Toc241492664" w:history="1">
+          <w:hyperlink w:anchor="_Toc241727051" w:history="1">
             <w:r>
               <w:rPr>
                 <w:rStyle w:val="Hyperlink"/>
@@ -658,7 +658,7 @@
               <w:rPr>
                 <w:noProof/>
               </w:rPr>
-              <w:instrText xml:space="preserve"> PAGEREF _Toc241492664 \h </w:instrText>
+              <w:instrText xml:space="preserve"> PAGEREF _Toc241727051 \h </w:instrText>
             </w:r>
             <w:r>
               <w:rPr>
@@ -701,7 +701,7 @@
               <w14:ligatures w14:val="standardContextual"/>
             </w:rPr>
           </w:pPr>
-          <w:hyperlink w:anchor="_Toc241492665" w:history="1">
+          <w:hyperlink w:anchor="_Toc241727052" w:history="1">
             <w:r>
               <w:rPr>
                 <w:rStyle w:val="Hyperlink"/>
@@ -725,7 +725,7 @@
               <w:rPr>
                 <w:noProof/>
               </w:rPr>
-              <w:instrText xml:space="preserve"> PAGEREF _Toc241492665 \h </w:instrText>
+              <w:instrText xml:space="preserve"> PAGEREF _Toc241727052 \h </w:instrText>
             </w:r>
             <w:r>
               <w:rPr>
@@ -768,7 +768,7 @@
               <w14:ligatures w14:val="standardContextual"/>
             </w:rPr>
           </w:pPr>
-          <w:hyperlink w:anchor="_Toc241492666" w:history="1">
+          <w:hyperlink w:anchor="_Toc241727053" w:history="1">
             <w:r>
               <w:rPr>
                 <w:rStyle w:val="Hyperlink"/>
@@ -792,7 +792,7 @@
               <w:rPr>
                 <w:noProof/>
               </w:rPr>
-              <w:instrText xml:space="preserve"> PAGEREF _Toc241492666 \h </w:instrText>
+              <w:instrText xml:space="preserve"> PAGEREF _Toc241727053 \h </w:instrText>
             </w:r>
             <w:r>
               <w:rPr>
@@ -835,7 +835,7 @@
               <w14:ligatures w14:val="standardContextual"/>
             </w:rPr>
           </w:pPr>
-          <w:hyperlink w:anchor="_Toc241492667" w:history="1">
+          <w:hyperlink w:anchor="_Toc241727054" w:history="1">
             <w:r>
               <w:rPr>
                 <w:rStyle w:val="Hyperlink"/>
@@ -859,7 +859,7 @@
               <w:rPr>
                 <w:noProof/>
               </w:rPr>
-              <w:instrText xml:space="preserve"> PAGEREF _Toc241492667 \h </w:instrText>
+              <w:instrText xml:space="preserve"> PAGEREF _Toc241727054 \h </w:instrText>
             </w:r>
             <w:r>
               <w:rPr>
@@ -902,7 +902,7 @@
               <w14:ligatures w14:val="standardContextual"/>
             </w:rPr>
           </w:pPr>
-          <w:hyperlink w:anchor="_Toc241492668" w:history="1">
+          <w:hyperlink w:anchor="_Toc241727055" w:history="1">
             <w:r>
               <w:rPr>
                 <w:rStyle w:val="Hyperlink"/>
@@ -926,7 +926,7 @@
               <w:rPr>
                 <w:noProof/>
               </w:rPr>
-              <w:instrText xml:space="preserve"> PAGEREF _Toc241492668 \h </w:instrText>
+              <w:instrText xml:space="preserve"> PAGEREF _Toc241727055 \h </w:instrText>
             </w:r>
             <w:r>
               <w:rPr>
@@ -969,7 +969,7 @@
               <w14:ligatures w14:val="standardContextual"/>
             </w:rPr>
           </w:pPr>
-          <w:hyperlink w:anchor="_Toc241492669" w:history="1">
+          <w:hyperlink w:anchor="_Toc241727056" w:history="1">
             <w:r>
               <w:rPr>
                 <w:rStyle w:val="Hyperlink"/>
@@ -993,7 +993,7 @@
               <w:rPr>
                 <w:noProof/>
               </w:rPr>
-              <w:instrText xml:space="preserve"> PAGEREF _Toc241492669 \h </w:instrText>
+              <w:instrText xml:space="preserve"> PAGEREF _Toc241727056 \h </w:instrText>
             </w:r>
             <w:r>
               <w:rPr>
@@ -1036,7 +1036,7 @@
               <w14:ligatures w14:val="standardContextual"/>
             </w:rPr>
           </w:pPr>
-          <w:hyperlink w:anchor="_Toc241492670" w:history="1">
+          <w:hyperlink w:anchor="_Toc241727057" w:history="1">
             <w:r>
               <w:rPr>
                 <w:rStyle w:val="Hyperlink"/>
@@ -1060,7 +1060,7 @@
               <w:rPr>
                 <w:noProof/>
               </w:rPr>
-              <w:instrText xml:space="preserve"> PAGEREF _Toc241492670 \h </w:instrText>
+              <w:instrText xml:space="preserve"> PAGEREF _Toc241727057 \h </w:instrText>
             </w:r>
             <w:r>
               <w:rPr>
@@ -1103,7 +1103,7 @@
               <w14:ligatures w14:val="standardContextual"/>
             </w:rPr>
           </w:pPr>
-          <w:hyperlink w:anchor="_Toc241492671" w:history="1">
+          <w:hyperlink w:anchor="_Toc241727058" w:history="1">
             <w:r>
               <w:rPr>
                 <w:rStyle w:val="Hyperlink"/>
@@ -1127,7 +1127,7 @@
               <w:rPr>
                 <w:noProof/>
               </w:rPr>
-              <w:instrText xml:space="preserve"> PAGEREF _Toc241492671 \h </w:instrText>
+              <w:instrText xml:space="preserve"> PAGEREF _Toc241727058 \h </w:instrText>
             </w:r>
             <w:r>
               <w:rPr>
@@ -1170,7 +1170,7 @@
               <w14:ligatures w14:val="standardContextual"/>
             </w:rPr>
           </w:pPr>
-          <w:hyperlink w:anchor="_Toc241492672" w:history="1">
+          <w:hyperlink w:anchor="_Toc241727059" w:history="1">
             <w:r>
               <w:rPr>
                 <w:rStyle w:val="Hyperlink"/>
@@ -1194,7 +1194,7 @@
               <w:rPr>
                 <w:noProof/>
               </w:rPr>
-              <w:instrText xml:space="preserve"> PAGEREF _Toc241492672 \h </w:instrText>
+              <w:instrText xml:space="preserve"> PAGEREF _Toc241727059 \h </w:instrText>
             </w:r>
             <w:r>
               <w:rPr>
@@ -1237,7 +1237,7 @@
               <w14:ligatures w14:val="standardContextual"/>
             </w:rPr>
           </w:pPr>
-          <w:hyperlink w:anchor="_Toc241492673" w:history="1">
+          <w:hyperlink w:anchor="_Toc241727060" w:history="1">
             <w:r>
               <w:rPr>
                 <w:rStyle w:val="Hyperlink"/>
@@ -1261,7 +1261,7 @@
               <w:rPr>
                 <w:noProof/>
               </w:rPr>
-              <w:instrText xml:space="preserve"> PAGEREF _Toc241492673 \h </w:instrText>
+              <w:instrText xml:space="preserve"> PAGEREF _Toc241727060 \h </w:instrText>
             </w:r>
             <w:r>
               <w:rPr>
@@ -1304,7 +1304,7 @@
               <w14:ligatures w14:val="standardContextual"/>
             </w:rPr>
           </w:pPr>
-          <w:hyperlink w:anchor="_Toc241492674" w:history="1">
+          <w:hyperlink w:anchor="_Toc241727061" w:history="1">
             <w:r>
               <w:rPr>
                 <w:rStyle w:val="Hyperlink"/>
@@ -1328,7 +1328,7 @@
               <w:rPr>
                 <w:noProof/>
               </w:rPr>
-              <w:instrText xml:space="preserve"> PAGEREF _Toc241492674 \h </w:instrText>
+              <w:instrText xml:space="preserve"> PAGEREF _Toc241727061 \h </w:instrText>
             </w:r>
             <w:r>
               <w:rPr>
@@ -1371,7 +1371,7 @@
               <w14:ligatures w14:val="standardContextual"/>
             </w:rPr>
           </w:pPr>
-          <w:hyperlink w:anchor="_Toc241492675" w:history="1">
+          <w:hyperlink w:anchor="_Toc241727062" w:history="1">
             <w:r>
               <w:rPr>
                 <w:rStyle w:val="Hyperlink"/>
@@ -1395,7 +1395,7 @@
               <w:rPr>
                 <w:noProof/>
               </w:rPr>
-              <w:instrText xml:space="preserve"> PAGEREF _Toc241492675 \h </w:instrText>
+              <w:instrText xml:space="preserve"> PAGEREF _Toc241727062 \h </w:instrText>
             </w:r>
             <w:r>
               <w:rPr>
@@ -1438,7 +1438,7 @@
               <w14:ligatures w14:val="standardContextual"/>
             </w:rPr>
           </w:pPr>
-          <w:hyperlink w:anchor="_Toc241492676" w:history="1">
+          <w:hyperlink w:anchor="_Toc241727063" w:history="1">
             <w:r>
               <w:rPr>
                 <w:rStyle w:val="Hyperlink"/>
@@ -1462,7 +1462,7 @@
               <w:rPr>
                 <w:noProof/>
               </w:rPr>
-              <w:instrText xml:space="preserve"> PAGEREF _Toc241492676 \h </w:instrText>
+              <w:instrText xml:space="preserve"> PAGEREF _Toc241727063 \h </w:instrText>
             </w:r>
             <w:r>
               <w:rPr>
@@ -1505,7 +1505,7 @@
               <w14:ligatures w14:val="standardContextual"/>
             </w:rPr>
           </w:pPr>
-          <w:hyperlink w:anchor="_Toc241492677" w:history="1">
+          <w:hyperlink w:anchor="_Toc241727064" w:history="1">
             <w:r>
               <w:rPr>
                 <w:rStyle w:val="Hyperlink"/>
@@ -1529,7 +1529,7 @@
               <w:rPr>
                 <w:noProof/>
               </w:rPr>
-              <w:instrText xml:space="preserve"> PAGEREF _Toc241492677 \h </w:instrText>
+              <w:instrText xml:space="preserve"> PAGEREF _Toc241727064 \h </w:instrText>
             </w:r>
             <w:r>
               <w:rPr>
@@ -1572,7 +1572,7 @@
               <w14:ligatures w14:val="standardContextual"/>
             </w:rPr>
           </w:pPr>
-          <w:hyperlink w:anchor="_Toc241492678" w:history="1">
+          <w:hyperlink w:anchor="_Toc241727065" w:history="1">
             <w:r>
               <w:rPr>
                 <w:rStyle w:val="Hyperlink"/>
@@ -1596,7 +1596,7 @@
               <w:rPr>
                 <w:noProof/>
               </w:rPr>
-              <w:instrText xml:space="preserve"> PAGEREF _Toc241492678 \h </w:instrText>
+              <w:instrText xml:space="preserve"> PAGEREF _Toc241727065 \h </w:instrText>
             </w:r>
             <w:r>
               <w:rPr>
@@ -1639,7 +1639,7 @@
               <w14:ligatures w14:val="standardContextual"/>
             </w:rPr>
           </w:pPr>
-          <w:hyperlink w:anchor="_Toc241492679" w:history="1">
+          <w:hyperlink w:anchor="_Toc241727066" w:history="1">
             <w:r>
               <w:rPr>
                 <w:rStyle w:val="Hyperlink"/>
@@ -1663,7 +1663,7 @@
               <w:rPr>
                 <w:noProof/>
               </w:rPr>
-              <w:instrText xml:space="preserve"> PAGEREF _Toc241492679 \h </w:instrText>
+              <w:instrText xml:space="preserve"> PAGEREF _Toc241727066 \h </w:instrText>
             </w:r>
             <w:r>
               <w:rPr>
@@ -1706,7 +1706,7 @@
               <w14:ligatures w14:val="standardContextual"/>
             </w:rPr>
           </w:pPr>
-          <w:hyperlink w:anchor="_Toc241492680" w:history="1">
+          <w:hyperlink w:anchor="_Toc241727067" w:history="1">
             <w:r>
               <w:rPr>
                 <w:rStyle w:val="Hyperlink"/>
@@ -1730,7 +1730,7 @@
               <w:rPr>
                 <w:noProof/>
               </w:rPr>
-              <w:instrText xml:space="preserve"> PAGEREF _Toc241492680 \h </w:instrText>
+              <w:instrText xml:space="preserve"> PAGEREF _Toc241727067 \h </w:instrText>
             </w:r>
             <w:r>
               <w:rPr>
@@ -1773,7 +1773,7 @@
               <w14:ligatures w14:val="standardContextual"/>
             </w:rPr>
           </w:pPr>
-          <w:hyperlink w:anchor="_Toc241492681" w:history="1">
+          <w:hyperlink w:anchor="_Toc241727068" w:history="1">
             <w:r>
               <w:rPr>
                 <w:rStyle w:val="Hyperlink"/>
@@ -1797,7 +1797,7 @@
               <w:rPr>
                 <w:noProof/>
               </w:rPr>
-              <w:instrText xml:space="preserve"> PAGEREF _Toc241492681 \h </w:instrText>
+              <w:instrText xml:space="preserve"> PAGEREF _Toc241727068 \h </w:instrText>
             </w:r>
             <w:r>
               <w:rPr>
@@ -1840,7 +1840,7 @@
               <w14:ligatures w14:val="standardContextual"/>
             </w:rPr>
           </w:pPr>
-          <w:hyperlink w:anchor="_Toc241492682" w:history="1">
+          <w:hyperlink w:anchor="_Toc241727069" w:history="1">
             <w:r>
               <w:rPr>
                 <w:rStyle w:val="Hyperlink"/>
@@ -1864,7 +1864,7 @@
               <w:rPr>
                 <w:noProof/>
               </w:rPr>
-              <w:instrText xml:space="preserve"> PAGEREF _Toc241492682 \h </w:instrText>
+              <w:instrText xml:space="preserve"> PAGEREF _Toc241727069 \h </w:instrText>
             </w:r>
             <w:r>
               <w:rPr>
@@ -1907,7 +1907,7 @@
               <w14:ligatures w14:val="standardContextual"/>
             </w:rPr>
           </w:pPr>
-          <w:hyperlink w:anchor="_Toc241492683" w:history="1">
+          <w:hyperlink w:anchor="_Toc241727070" w:history="1">
             <w:r>
               <w:rPr>
                 <w:rStyle w:val="Hyperlink"/>
@@ -1931,7 +1931,7 @@
               <w:rPr>
                 <w:noProof/>
               </w:rPr>
-              <w:instrText xml:space="preserve"> PAGEREF _Toc241492683 \h </w:instrText>
+              <w:instrText xml:space="preserve"> PAGEREF _Toc241727070 \h </w:instrText>
             </w:r>
             <w:r>
               <w:rPr>
@@ -1974,7 +1974,7 @@
               <w14:ligatures w14:val="standardContextual"/>
             </w:rPr>
           </w:pPr>
-          <w:hyperlink w:anchor="_Toc241492684" w:history="1">
+          <w:hyperlink w:anchor="_Toc241727071" w:history="1">
             <w:r>
               <w:rPr>
                 <w:rStyle w:val="Hyperlink"/>
@@ -1998,7 +1998,7 @@
               <w:rPr>
                 <w:noProof/>
               </w:rPr>
-              <w:instrText xml:space="preserve"> PAGEREF _Toc241492684 \h </w:instrText>
+              <w:instrText xml:space="preserve"> PAGEREF _Toc241727071 \h </w:instrText>
             </w:r>
             <w:r>
               <w:rPr>
@@ -2041,7 +2041,7 @@
               <w14:ligatures w14:val="standardContextual"/>
             </w:rPr>
           </w:pPr>
-          <w:hyperlink w:anchor="_Toc241492685" w:history="1">
+          <w:hyperlink w:anchor="_Toc241727072" w:history="1">
             <w:r>
               <w:rPr>
                 <w:rStyle w:val="Hyperlink"/>
@@ -2065,7 +2065,7 @@
               <w:rPr>
                 <w:noProof/>
               </w:rPr>
-              <w:instrText xml:space="preserve"> PAGEREF _Toc241492685 \h </w:instrText>
+              <w:instrText xml:space="preserve"> PAGEREF _Toc241727072 \h </w:instrText>
             </w:r>
             <w:r>
               <w:rPr>
@@ -2108,7 +2108,7 @@
               <w14:ligatures w14:val="standardContextual"/>
             </w:rPr>
           </w:pPr>
-          <w:hyperlink w:anchor="_Toc241492686" w:history="1">
+          <w:hyperlink w:anchor="_Toc241727073" w:history="1">
             <w:r>
               <w:rPr>
                 <w:rStyle w:val="Hyperlink"/>
@@ -2132,7 +2132,7 @@
               <w:rPr>
                 <w:noProof/>
               </w:rPr>
-              <w:instrText xml:space="preserve"> PAGEREF _Toc241492686 \h </w:instrText>
+              <w:instrText xml:space="preserve"> PAGEREF _Toc241727073 \h </w:instrText>
             </w:r>
             <w:r>
               <w:rPr>
@@ -2175,7 +2175,7 @@
               <w14:ligatures w14:val="standardContextual"/>
             </w:rPr>
           </w:pPr>
-          <w:hyperlink w:anchor="_Toc241492687" w:history="1">
+          <w:hyperlink w:anchor="_Toc241727074" w:history="1">
             <w:r>
               <w:rPr>
                 <w:rStyle w:val="Hyperlink"/>
@@ -2199,7 +2199,7 @@
               <w:rPr>
                 <w:noProof/>
               </w:rPr>
-              <w:instrText xml:space="preserve"> PAGEREF _Toc241492687 \h </w:instrText>
+              <w:instrText xml:space="preserve"> PAGEREF _Toc241727074 \h </w:instrText>
             </w:r>
             <w:r>
               <w:rPr>
@@ -2242,7 +2242,7 @@
               <w14:ligatures w14:val="standardContextual"/>
             </w:rPr>
           </w:pPr>
-          <w:hyperlink w:anchor="_Toc241492688" w:history="1">
+          <w:hyperlink w:anchor="_Toc241727075" w:history="1">
             <w:r>
               <w:rPr>
                 <w:rStyle w:val="Hyperlink"/>
@@ -2266,7 +2266,7 @@
               <w:rPr>
                 <w:noProof/>
               </w:rPr>
-              <w:instrText xml:space="preserve"> PAGEREF _Toc241492688 \h </w:instrText>
+              <w:instrText xml:space="preserve"> PAGEREF _Toc241727075 \h </w:instrText>
             </w:r>
             <w:r>
               <w:rPr>
@@ -2309,7 +2309,7 @@
               <w14:ligatures w14:val="standardContextual"/>
             </w:rPr>
           </w:pPr>
-          <w:hyperlink w:anchor="_Toc241492689" w:history="1">
+          <w:hyperlink w:anchor="_Toc241727076" w:history="1">
             <w:r>
               <w:rPr>
                 <w:rStyle w:val="Hyperlink"/>
@@ -2333,7 +2333,7 @@
               <w:rPr>
                 <w:noProof/>
               </w:rPr>
-              <w:instrText xml:space="preserve"> PAGEREF _Toc241492689 \h </w:instrText>
+              <w:instrText xml:space="preserve"> PAGEREF _Toc241727076 \h </w:instrText>
             </w:r>
             <w:r>
               <w:rPr>
@@ -2376,7 +2376,7 @@
               <w14:ligatures w14:val="standardContextual"/>
             </w:rPr>
           </w:pPr>
-          <w:hyperlink w:anchor="_Toc241492690" w:history="1">
+          <w:hyperlink w:anchor="_Toc241727077" w:history="1">
             <w:r>
               <w:rPr>
                 <w:rStyle w:val="Hyperlink"/>
@@ -2400,7 +2400,7 @@
               <w:rPr>
                 <w:noProof/>
               </w:rPr>
-              <w:instrText xml:space="preserve"> PAGEREF _Toc241492690 \h </w:instrText>
+              <w:instrText xml:space="preserve"> PAGEREF _Toc241727077 \h </w:instrText>
             </w:r>
             <w:r>
               <w:rPr>
@@ -2443,7 +2443,7 @@
               <w14:ligatures w14:val="standardContextual"/>
             </w:rPr>
           </w:pPr>
-          <w:hyperlink w:anchor="_Toc241492691" w:history="1">
+          <w:hyperlink w:anchor="_Toc241727078" w:history="1">
             <w:r>
               <w:rPr>
                 <w:rStyle w:val="Hyperlink"/>
@@ -2467,7 +2467,7 @@
               <w:rPr>
                 <w:noProof/>
               </w:rPr>
-              <w:instrText xml:space="preserve"> PAGEREF _Toc241492691 \h </w:instrText>
+              <w:instrText xml:space="preserve"> PAGEREF _Toc241727078 \h </w:instrText>
             </w:r>
             <w:r>
               <w:rPr>
@@ -2510,7 +2510,7 @@
               <w14:ligatures w14:val="standardContextual"/>
             </w:rPr>
           </w:pPr>
-          <w:hyperlink w:anchor="_Toc241492692" w:history="1">
+          <w:hyperlink w:anchor="_Toc241727079" w:history="1">
             <w:r>
               <w:rPr>
                 <w:rStyle w:val="Hyperlink"/>
@@ -2534,7 +2534,7 @@
               <w:rPr>
                 <w:noProof/>
               </w:rPr>
-              <w:instrText xml:space="preserve"> PAGEREF _Toc241492692 \h </w:instrText>
+              <w:instrText xml:space="preserve"> PAGEREF _Toc241727079 \h </w:instrText>
             </w:r>
             <w:r>
               <w:rPr>
@@ -2577,7 +2577,7 @@
               <w14:ligatures w14:val="standardContextual"/>
             </w:rPr>
           </w:pPr>
-          <w:hyperlink w:anchor="_Toc241492693" w:history="1">
+          <w:hyperlink w:anchor="_Toc241727080" w:history="1">
             <w:r>
               <w:rPr>
                 <w:rStyle w:val="Hyperlink"/>
@@ -2601,7 +2601,7 @@
               <w:rPr>
                 <w:noProof/>
               </w:rPr>
-              <w:instrText xml:space="preserve"> PAGEREF _Toc241492693 \h </w:instrText>
+              <w:instrText xml:space="preserve"> PAGEREF _Toc241727080 \h </w:instrText>
             </w:r>
             <w:r>
               <w:rPr>
@@ -2644,7 +2644,7 @@
               <w14:ligatures w14:val="standardContextual"/>
             </w:rPr>
           </w:pPr>
-          <w:hyperlink w:anchor="_Toc241492694" w:history="1">
+          <w:hyperlink w:anchor="_Toc241727081" w:history="1">
             <w:r>
               <w:rPr>
                 <w:rStyle w:val="Hyperlink"/>
@@ -2668,7 +2668,7 @@
               <w:rPr>
                 <w:noProof/>
               </w:rPr>
-              <w:instrText xml:space="preserve"> PAGEREF _Toc241492694 \h </w:instrText>
+              <w:instrText xml:space="preserve"> PAGEREF _Toc241727081 \h </w:instrText>
             </w:r>
             <w:r>
               <w:rPr>
@@ -2711,7 +2711,7 @@
               <w14:ligatures w14:val="standardContextual"/>
             </w:rPr>
           </w:pPr>
-          <w:hyperlink w:anchor="_Toc241492695" w:history="1">
+          <w:hyperlink w:anchor="_Toc241727082" w:history="1">
             <w:r>
               <w:rPr>
                 <w:rStyle w:val="Hyperlink"/>
@@ -2735,7 +2735,7 @@
               <w:rPr>
                 <w:noProof/>
               </w:rPr>
-              <w:instrText xml:space="preserve"> PAGEREF _Toc241492695 \h </w:instrText>
+              <w:instrText xml:space="preserve"> PAGEREF _Toc241727082 \h </w:instrText>
             </w:r>
             <w:r>
               <w:rPr>
@@ -2778,7 +2778,7 @@
               <w14:ligatures w14:val="standardContextual"/>
             </w:rPr>
           </w:pPr>
-          <w:hyperlink w:anchor="_Toc241492696" w:history="1">
+          <w:hyperlink w:anchor="_Toc241727083" w:history="1">
             <w:r>
               <w:rPr>
                 <w:rStyle w:val="Hyperlink"/>
@@ -2802,7 +2802,7 @@
               <w:rPr>
                 <w:noProof/>
               </w:rPr>
-              <w:instrText xml:space="preserve"> PAGEREF _Toc241492696 \h </w:instrText>
+              <w:instrText xml:space="preserve"> PAGEREF _Toc241727083 \h </w:instrText>
             </w:r>
             <w:r>
               <w:rPr>
@@ -2845,7 +2845,7 @@
               <w14:ligatures w14:val="standardContextual"/>
             </w:rPr>
           </w:pPr>
-          <w:hyperlink w:anchor="_Toc241492697" w:history="1">
+          <w:hyperlink w:anchor="_Toc241727084" w:history="1">
             <w:r>
               <w:rPr>
                 <w:rStyle w:val="Hyperlink"/>
@@ -2869,7 +2869,7 @@
               <w:rPr>
                 <w:noProof/>
               </w:rPr>
-              <w:instrText xml:space="preserve"> PAGEREF _Toc241492697 \h </w:instrText>
+              <w:instrText xml:space="preserve"> PAGEREF _Toc241727084 \h </w:instrText>
             </w:r>
             <w:r>
               <w:rPr>
@@ -2912,7 +2912,7 @@
               <w14:ligatures w14:val="standardContextual"/>
             </w:rPr>
           </w:pPr>
-          <w:hyperlink w:anchor="_Toc241492698" w:history="1">
+          <w:hyperlink w:anchor="_Toc241727085" w:history="1">
             <w:r>
               <w:rPr>
                 <w:rStyle w:val="Hyperlink"/>
@@ -2936,7 +2936,7 @@
               <w:rPr>
                 <w:noProof/>
               </w:rPr>
-              <w:instrText xml:space="preserve"> PAGEREF _Toc241492698 \h </w:instrText>
+              <w:instrText xml:space="preserve"> PAGEREF _Toc241727085 \h </w:instrText>
             </w:r>
             <w:r>
               <w:rPr>
@@ -2979,7 +2979,7 @@
               <w14:ligatures w14:val="standardContextual"/>
             </w:rPr>
           </w:pPr>
-          <w:hyperlink w:anchor="_Toc241492699" w:history="1">
+          <w:hyperlink w:anchor="_Toc241727086" w:history="1">
             <w:r>
               <w:rPr>
                 <w:rStyle w:val="Hyperlink"/>
@@ -3003,7 +3003,7 @@
               <w:rPr>
                 <w:noProof/>
               </w:rPr>
-              <w:instrText xml:space="preserve"> PAGEREF _Toc241492699 \h </w:instrText>
+              <w:instrText xml:space="preserve"> PAGEREF _Toc241727086 \h </w:instrText>
             </w:r>
             <w:r>
               <w:rPr>
@@ -3046,7 +3046,7 @@
               <w14:ligatures w14:val="standardContextual"/>
             </w:rPr>
           </w:pPr>
-          <w:hyperlink w:anchor="_Toc241492700" w:history="1">
+          <w:hyperlink w:anchor="_Toc241727087" w:history="1">
             <w:r>
               <w:rPr>
                 <w:rStyle w:val="Hyperlink"/>
@@ -3070,7 +3070,7 @@
               <w:rPr>
                 <w:noProof/>
               </w:rPr>
-              <w:instrText xml:space="preserve"> PAGEREF _Toc241492700 \h </w:instrText>
+              <w:instrText xml:space="preserve"> PAGEREF _Toc241727087 \h </w:instrText>
             </w:r>
             <w:r>
               <w:rPr>
@@ -3113,7 +3113,7 @@
               <w14:ligatures w14:val="standardContextual"/>
             </w:rPr>
           </w:pPr>
-          <w:hyperlink w:anchor="_Toc241492701" w:history="1">
+          <w:hyperlink w:anchor="_Toc241727088" w:history="1">
             <w:r>
               <w:rPr>
                 <w:rStyle w:val="Hyperlink"/>
@@ -3137,7 +3137,7 @@
               <w:rPr>
                 <w:noProof/>
               </w:rPr>
-              <w:instrText xml:space="preserve"> PAGEREF _Toc241492701 \h </w:instrText>
+              <w:instrText xml:space="preserve"> PAGEREF _Toc241727088 \h </w:instrText>
             </w:r>
             <w:r>
               <w:rPr>
@@ -3180,7 +3180,7 @@
               <w14:ligatures w14:val="standardContextual"/>
             </w:rPr>
           </w:pPr>
-          <w:hyperlink w:anchor="_Toc241492702" w:history="1">
+          <w:hyperlink w:anchor="_Toc241727089" w:history="1">
             <w:r>
               <w:rPr>
                 <w:rStyle w:val="Hyperlink"/>
@@ -3204,7 +3204,7 @@
               <w:rPr>
                 <w:noProof/>
               </w:rPr>
-              <w:instrText xml:space="preserve"> PAGEREF _Toc241492702 \h </w:instrText>
+              <w:instrText xml:space="preserve"> PAGEREF _Toc241727089 \h </w:instrText>
             </w:r>
             <w:r>
               <w:rPr>
@@ -3247,7 +3247,7 @@
               <w14:ligatures w14:val="standardContextual"/>
             </w:rPr>
           </w:pPr>
-          <w:hyperlink w:anchor="_Toc241492703" w:history="1">
+          <w:hyperlink w:anchor="_Toc241727090" w:history="1">
             <w:r>
               <w:rPr>
                 <w:rStyle w:val="Hyperlink"/>
@@ -3271,7 +3271,7 @@
               <w:rPr>
                 <w:noProof/>
               </w:rPr>
-              <w:instrText xml:space="preserve"> PAGEREF _Toc241492703 \h </w:instrText>
+              <w:instrText xml:space="preserve"> PAGEREF _Toc241727090 \h </w:instrText>
             </w:r>
             <w:r>
               <w:rPr>
@@ -3314,7 +3314,7 @@
               <w14:ligatures w14:val="standardContextual"/>
             </w:rPr>
           </w:pPr>
-          <w:hyperlink w:anchor="_Toc241492704" w:history="1">
+          <w:hyperlink w:anchor="_Toc241727091" w:history="1">
             <w:r>
               <w:rPr>
                 <w:rStyle w:val="Hyperlink"/>
@@ -3338,7 +3338,7 @@
               <w:rPr>
                 <w:noProof/>
               </w:rPr>
-              <w:instrText xml:space="preserve"> PAGEREF _Toc241492704 \h </w:instrText>
+              <w:instrText xml:space="preserve"> PAGEREF _Toc241727091 \h </w:instrText>
             </w:r>
             <w:r>
               <w:rPr>
@@ -3381,7 +3381,7 @@
               <w14:ligatures w14:val="standardContextual"/>
             </w:rPr>
           </w:pPr>
-          <w:hyperlink w:anchor="_Toc241492705" w:history="1">
+          <w:hyperlink w:anchor="_Toc241727092" w:history="1">
             <w:r>
               <w:rPr>
                 <w:rStyle w:val="Hyperlink"/>
@@ -3405,7 +3405,7 @@
               <w:rPr>
                 <w:noProof/>
               </w:rPr>
-              <w:instrText xml:space="preserve"> PAGEREF _Toc241492705 \h </w:instrText>
+              <w:instrText xml:space="preserve"> PAGEREF _Toc241727092 \h </w:instrText>
             </w:r>
             <w:r>
               <w:rPr>
@@ -3444,7 +3444,7 @@
         <w:pStyle w:val="Heading1"/>
         <w:pageBreakBefore/>
       </w:pPr>
-      <w:bookmarkStart w:id="0" w:name="_Toc241492663"/>
+      <w:bookmarkStart w:id="0" w:name="_Toc241727050"/>
       <w:r>
         <w:lastRenderedPageBreak/>
         <w:t>1. Your role at a glance</w:t>
@@ -3529,7 +3529,7 @@
         <w:spacing w:after="60" w:line="276" w:lineRule="auto"/>
       </w:pPr>
       <w:r>
-        <w:t>Open the Audit Log or Export.</w:t>
+        <w:t>Open the Audit Log, Export or Research Clearance.</w:t>
       </w:r>
     </w:p>
     <w:p>
@@ -3612,7 +3612,7 @@
         <w:pStyle w:val="Heading1"/>
         <w:pageBreakBefore/>
       </w:pPr>
-      <w:bookmarkStart w:id="1" w:name="_Toc241492664"/>
+      <w:bookmarkStart w:id="1" w:name="_Toc241727051"/>
       <w:r>
         <w:lastRenderedPageBreak/>
         <w:t>2. Signing in and your screens</w:t>
@@ -3623,7 +3623,7 @@
       <w:pPr>
         <w:pStyle w:val="Heading2"/>
       </w:pPr>
-      <w:bookmarkStart w:id="2" w:name="_Toc241492665"/>
+      <w:bookmarkStart w:id="2" w:name="_Toc241727052"/>
       <w:r>
         <w:t>Signing in</w:t>
       </w:r>
@@ -3706,7 +3706,7 @@
           <w:noProof/>
         </w:rPr>
         <w:drawing>
-          <wp:inline distT="0" distB="0" distL="0" distR="0" wp14:anchorId="363E7157" wp14:editId="148EF9F7">
+          <wp:inline distT="0" distB="0" distL="0" distR="0" wp14:anchorId="01554472" wp14:editId="3F2F7985">
             <wp:extent cx="5334000" cy="2333625"/>
             <wp:effectExtent l="0" t="0" r="0" b="0"/>
             <wp:docPr id="1" name="adm_login.jpg" descr="The sign-in screen for all internal staff." title="The sign-in screen for all internal staff."/>
@@ -3873,7 +3873,7 @@
       <w:pPr>
         <w:pStyle w:val="Heading2"/>
       </w:pPr>
-      <w:bookmarkStart w:id="3" w:name="_Toc241492666"/>
+      <w:bookmarkStart w:id="3" w:name="_Toc241727053"/>
       <w:r>
         <w:t>Finding your way around</w:t>
       </w:r>
@@ -4058,7 +4058,7 @@
         </w:rPr>
         <w:lastRenderedPageBreak/>
         <w:drawing>
-          <wp:inline distT="0" distB="0" distL="0" distR="0" wp14:anchorId="4C1826A9" wp14:editId="5590087F">
+          <wp:inline distT="0" distB="0" distL="0" distR="0" wp14:anchorId="1B55AE53" wp14:editId="410D5E46">
             <wp:extent cx="5715000" cy="1876425"/>
             <wp:effectExtent l="0" t="0" r="0" b="0"/>
             <wp:docPr id="2" name="adm_not_your_role.jpg" descr="Opening a screen outside your role (for example from an old bookmark) shows this card instead of the screen." title="Opening a screen outside your role (for example from an old bookmark) shows this card instead of the screen."/>
@@ -4127,7 +4127,7 @@
       <w:pPr>
         <w:pStyle w:val="Heading2"/>
       </w:pPr>
-      <w:bookmarkStart w:id="4" w:name="_Toc241492667"/>
+      <w:bookmarkStart w:id="4" w:name="_Toc241727054"/>
       <w:r>
         <w:t>Your screens</w:t>
       </w:r>
@@ -4634,7 +4634,7 @@
       <w:pPr>
         <w:pStyle w:val="Heading2"/>
       </w:pPr>
-      <w:bookmarkStart w:id="5" w:name="_Toc241492668"/>
+      <w:bookmarkStart w:id="5" w:name="_Toc241727055"/>
       <w:r>
         <w:t>Changing your password</w:t>
       </w:r>
@@ -4717,7 +4717,7 @@
           <w:noProof/>
         </w:rPr>
         <w:drawing>
-          <wp:inline distT="0" distB="0" distL="0" distR="0" wp14:anchorId="11A2C795" wp14:editId="2CCF51A2">
+          <wp:inline distT="0" distB="0" distL="0" distR="0" wp14:anchorId="38E67F25" wp14:editId="7DA86E80">
             <wp:extent cx="5334000" cy="2171700"/>
             <wp:effectExtent l="0" t="0" r="0" b="0"/>
             <wp:docPr id="3" name="adm_account.jpg" descr="Change Password screen." title="Change Password screen."/>
@@ -4805,7 +4805,7 @@
         <w:pStyle w:val="Heading1"/>
         <w:pageBreakBefore/>
       </w:pPr>
-      <w:bookmarkStart w:id="6" w:name="_Toc241492669"/>
+      <w:bookmarkStart w:id="6" w:name="_Toc241727056"/>
       <w:r>
         <w:lastRenderedPageBreak/>
         <w:t>3. Your routine</w:t>
@@ -5090,7 +5090,7 @@
         <w:pStyle w:val="Heading1"/>
         <w:pageBreakBefore/>
       </w:pPr>
-      <w:bookmarkStart w:id="7" w:name="_Toc241492670"/>
+      <w:bookmarkStart w:id="7" w:name="_Toc241727057"/>
       <w:r>
         <w:lastRenderedPageBreak/>
         <w:t>4. Step-by-step tasks</w:t>
@@ -5101,7 +5101,7 @@
       <w:pPr>
         <w:pStyle w:val="Heading2"/>
       </w:pPr>
-      <w:bookmarkStart w:id="8" w:name="_Toc241492671"/>
+      <w:bookmarkStart w:id="8" w:name="_Toc241727058"/>
       <w:r>
         <w:t>4.1 Reading the dashboards</w:t>
       </w:r>
@@ -5126,7 +5126,7 @@
           <w:noProof/>
         </w:rPr>
         <w:drawing>
-          <wp:inline distT="0" distB="0" distL="0" distR="0" wp14:anchorId="287B77AA" wp14:editId="23AA76FF">
+          <wp:inline distT="0" distB="0" distL="0" distR="0" wp14:anchorId="41A43051" wp14:editId="52DE6B2A">
             <wp:extent cx="5715000" cy="3571875"/>
             <wp:effectExtent l="0" t="0" r="0" b="0"/>
             <wp:docPr id="4" name="adm_exec_dashboard.jpg" descr="Executive Dashboard: completions against the 400 / 60 / 50–75 targets, days to data lock, spend, and the lowest-filled strata." title="Executive Dashboard: completions against the 400 / 60 / 50–75 targets, days to data lock, spend, and the lowest-filled strata."/>
@@ -5791,7 +5791,7 @@
       <w:pPr>
         <w:pStyle w:val="Heading2"/>
       </w:pPr>
-      <w:bookmarkStart w:id="9" w:name="_Toc241492672"/>
+      <w:bookmarkStart w:id="9" w:name="_Toc241727059"/>
       <w:r>
         <w:lastRenderedPageBreak/>
         <w:t>4.2 Using Reports (analytics and charts)</w:t>
@@ -5832,7 +5832,7 @@
           <w:noProof/>
         </w:rPr>
         <w:drawing>
-          <wp:inline distT="0" distB="0" distL="0" distR="0" wp14:anchorId="5DA3DDFD" wp14:editId="72882C71">
+          <wp:inline distT="0" distB="0" distL="0" distR="0" wp14:anchorId="39C21EFF" wp14:editId="672BF653">
             <wp:extent cx="5334000" cy="3333750"/>
             <wp:effectExtent l="0" t="0" r="0" b="0"/>
             <wp:docPr id="5" name="adm_reports_top.jpg" descr="Reports: headline figures for the chosen period." title="Reports: headline figures for the chosen period."/>
@@ -5974,7 +5974,7 @@
           <w:noProof/>
         </w:rPr>
         <w:drawing>
-          <wp:inline distT="0" distB="0" distL="0" distR="0" wp14:anchorId="6D1DDCB7" wp14:editId="2DA94773">
+          <wp:inline distT="0" distB="0" distL="0" distR="0" wp14:anchorId="1C95B841" wp14:editId="36CA50E2">
             <wp:extent cx="5334000" cy="3409950"/>
             <wp:effectExtent l="0" t="0" r="0" b="0"/>
             <wp:docPr id="6" name="adm_reports_funnel.jpg" descr="Case funnel: each case counted once at every stage it has reached." title="Case funnel: each case counted once at every stage it has reached."/>
@@ -6074,7 +6074,7 @@
           <w:noProof/>
         </w:rPr>
         <w:drawing>
-          <wp:inline distT="0" distB="0" distL="0" distR="0" wp14:anchorId="5226E111" wp14:editId="38951E4C">
+          <wp:inline distT="0" distB="0" distL="0" distR="0" wp14:anchorId="0A8DBB95" wp14:editId="7A61EF8F">
             <wp:extent cx="5334000" cy="3248025"/>
             <wp:effectExtent l="0" t="0" r="0" b="0"/>
             <wp:docPr id="7" name="adm_reports_funnel_table.jpg" descr="The same chart as a table." title="The same chart as a table."/>
@@ -6173,7 +6173,7 @@
           <w:noProof/>
         </w:rPr>
         <w:drawing>
-          <wp:inline distT="0" distB="0" distL="0" distR="0" wp14:anchorId="4BB80A46" wp14:editId="6E6EEFE6">
+          <wp:inline distT="0" distB="0" distL="0" distR="0" wp14:anchorId="1A303624" wp14:editId="4699B9DA">
             <wp:extent cx="5334000" cy="2628900"/>
             <wp:effectExtent l="0" t="0" r="0" b="0"/>
             <wp:docPr id="8" name="adm_reports_coverage.jpg" descr="Coverage by group." title="Coverage by group."/>
@@ -6273,7 +6273,7 @@
         </w:rPr>
         <w:lastRenderedPageBreak/>
         <w:drawing>
-          <wp:inline distT="0" distB="0" distL="0" distR="0" wp14:anchorId="30F64DE8" wp14:editId="741780CA">
+          <wp:inline distT="0" distB="0" distL="0" distR="0" wp14:anchorId="127BB192" wp14:editId="2E57EB8E">
             <wp:extent cx="5334000" cy="2600325"/>
             <wp:effectExtent l="0" t="0" r="0" b="0"/>
             <wp:docPr id="9" name="adm_reports_modes.jpg" descr="Administration modes." title="Administration modes."/>
@@ -6382,7 +6382,7 @@
           <w:noProof/>
         </w:rPr>
         <w:drawing>
-          <wp:inline distT="0" distB="0" distL="0" distR="0" wp14:anchorId="44B4B879" wp14:editId="6415D3CB">
+          <wp:inline distT="0" distB="0" distL="0" distR="0" wp14:anchorId="7DF4854B" wp14:editId="28AA7EDD">
             <wp:extent cx="5334000" cy="2905125"/>
             <wp:effectExtent l="0" t="0" r="0" b="0"/>
             <wp:docPr id="10" name="adm_reports_duration.jpg" descr="Completion-time distribution." title="Completion-time distribution."/>
@@ -6464,7 +6464,7 @@
       <w:pPr>
         <w:pStyle w:val="Heading2"/>
       </w:pPr>
-      <w:bookmarkStart w:id="10" w:name="_Toc241492673"/>
+      <w:bookmarkStart w:id="10" w:name="_Toc241727060"/>
       <w:r>
         <w:t>4.3 Reviewing a case read-only</w:t>
       </w:r>
@@ -6528,7 +6528,7 @@
         </w:rPr>
         <w:lastRenderedPageBreak/>
         <w:drawing>
-          <wp:inline distT="0" distB="0" distL="0" distR="0" wp14:anchorId="346B0AC8" wp14:editId="0989740D">
+          <wp:inline distT="0" distB="0" distL="0" distR="0" wp14:anchorId="2FD1BE6D" wp14:editId="1C8322C8">
             <wp:extent cx="5334000" cy="3333750"/>
             <wp:effectExtent l="0" t="0" r="0" b="0"/>
             <wp:docPr id="11" name="sup_case.jpg" descr="A case page in read-only view." title="A case page in read-only view."/>
@@ -6602,7 +6602,7 @@
       <w:pPr>
         <w:pStyle w:val="Heading2"/>
       </w:pPr>
-      <w:bookmarkStart w:id="11" w:name="_Toc241492674"/>
+      <w:bookmarkStart w:id="11" w:name="_Toc241727061"/>
       <w:r>
         <w:t>4.4 Reviewing QA</w:t>
       </w:r>
@@ -6619,7 +6619,7 @@
           <w:noProof/>
         </w:rPr>
         <w:drawing>
-          <wp:inline distT="0" distB="0" distL="0" distR="0" wp14:anchorId="7935BE95" wp14:editId="1DDD4C3F">
+          <wp:inline distT="0" distB="0" distL="0" distR="0" wp14:anchorId="6DDA1B8F" wp14:editId="63603309">
             <wp:extent cx="5715000" cy="2505075"/>
             <wp:effectExtent l="0" t="0" r="0" b="0"/>
             <wp:docPr id="12" name="sup_qa_queue.jpg" descr="QA Queue in read-only view." title="QA Queue in read-only view."/>
@@ -6696,7 +6696,7 @@
       <w:pPr>
         <w:pStyle w:val="Heading2"/>
       </w:pPr>
-      <w:bookmarkStart w:id="12" w:name="_Toc241492675"/>
+      <w:bookmarkStart w:id="12" w:name="_Toc241727062"/>
       <w:r>
         <w:t>4.5 Downloading or emailing completed forms (Form PDFs)</w:t>
       </w:r>
@@ -6747,7 +6747,7 @@
         </w:rPr>
         <w:lastRenderedPageBreak/>
         <w:drawing>
-          <wp:inline distT="0" distB="0" distL="0" distR="0" wp14:anchorId="4DC2D8F0" wp14:editId="4709570A">
+          <wp:inline distT="0" distB="0" distL="0" distR="0" wp14:anchorId="7C92C44C" wp14:editId="25818442">
             <wp:extent cx="5334000" cy="3333750"/>
             <wp:effectExtent l="0" t="0" r="0" b="0"/>
             <wp:docPr id="13" name="adm_form_pdfs.jpg" descr="Completed form PDFs." title="Completed form PDFs."/>
@@ -6941,7 +6941,7 @@
         <w:pStyle w:val="Heading1"/>
         <w:pageBreakBefore/>
       </w:pPr>
-      <w:bookmarkStart w:id="13" w:name="_Toc241492676"/>
+      <w:bookmarkStart w:id="13" w:name="_Toc241727063"/>
       <w:r>
         <w:lastRenderedPageBreak/>
         <w:t>5. Rules you must follow</w:t>
@@ -7079,7 +7079,7 @@
         <w:pStyle w:val="Heading1"/>
         <w:pageBreakBefore/>
       </w:pPr>
-      <w:bookmarkStart w:id="14" w:name="_Toc241492677"/>
+      <w:bookmarkStart w:id="14" w:name="_Toc241727064"/>
       <w:r>
         <w:lastRenderedPageBreak/>
         <w:t>6. Troubleshooting</w:t>
@@ -8033,7 +8033,7 @@
         <w:pStyle w:val="Heading1"/>
         <w:pageBreakBefore/>
       </w:pPr>
-      <w:bookmarkStart w:id="15" w:name="_Toc241492678"/>
+      <w:bookmarkStart w:id="15" w:name="_Toc241727065"/>
       <w:r>
         <w:lastRenderedPageBreak/>
         <w:t>7. Quick reference</w:t>
@@ -8312,7 +8312,7 @@
         <w:pStyle w:val="Heading1"/>
         <w:pageBreakBefore/>
       </w:pPr>
-      <w:bookmarkStart w:id="16" w:name="_Toc241492679"/>
+      <w:bookmarkStart w:id="16" w:name="_Toc241727066"/>
       <w:r>
         <w:lastRenderedPageBreak/>
         <w:t>8. Every screen and button for your role</w:t>
@@ -8475,7 +8475,7 @@
       <w:pPr>
         <w:pStyle w:val="Heading2"/>
       </w:pPr>
-      <w:bookmarkStart w:id="17" w:name="_Toc241492680"/>
+      <w:bookmarkStart w:id="17" w:name="_Toc241727067"/>
       <w:r>
         <w:t>8.1 Sign in</w:t>
       </w:r>
@@ -8988,7 +8988,7 @@
       <w:pPr>
         <w:pStyle w:val="Heading2"/>
       </w:pPr>
-      <w:bookmarkStart w:id="18" w:name="_Toc241492681"/>
+      <w:bookmarkStart w:id="18" w:name="_Toc241727068"/>
       <w:r>
         <w:t>8.2 The header and menu bar (every screen)</w:t>
       </w:r>
@@ -9712,7 +9712,7 @@
       <w:pPr>
         <w:pStyle w:val="Heading2"/>
       </w:pPr>
-      <w:bookmarkStart w:id="19" w:name="_Toc241492682"/>
+      <w:bookmarkStart w:id="19" w:name="_Toc241727069"/>
       <w:r>
         <w:t>8.3 Change Password</w:t>
       </w:r>
@@ -10332,7 +10332,7 @@
       <w:pPr>
         <w:pStyle w:val="Heading2"/>
       </w:pPr>
-      <w:bookmarkStart w:id="20" w:name="_Toc241492683"/>
+      <w:bookmarkStart w:id="20" w:name="_Toc241727070"/>
       <w:r>
         <w:t>8.4 Executive Dashboard</w:t>
       </w:r>
@@ -10846,7 +10846,7 @@
       <w:pPr>
         <w:pStyle w:val="Heading2"/>
       </w:pPr>
-      <w:bookmarkStart w:id="21" w:name="_Toc241492684"/>
+      <w:bookmarkStart w:id="21" w:name="_Toc241727071"/>
       <w:r>
         <w:t>8.5 Sampling Dashboard</w:t>
       </w:r>
@@ -11359,7 +11359,7 @@
       <w:pPr>
         <w:pStyle w:val="Heading2"/>
       </w:pPr>
-      <w:bookmarkStart w:id="22" w:name="_Toc241492685"/>
+      <w:bookmarkStart w:id="22" w:name="_Toc241727072"/>
       <w:r>
         <w:t>8.6 Contact Dashboard</w:t>
       </w:r>
@@ -11662,7 +11662,7 @@
       <w:pPr>
         <w:pStyle w:val="Heading2"/>
       </w:pPr>
-      <w:bookmarkStart w:id="23" w:name="_Toc241492686"/>
+      <w:bookmarkStart w:id="23" w:name="_Toc241727073"/>
       <w:r>
         <w:lastRenderedPageBreak/>
         <w:t>8.7 QA Dashboard</w:t>
@@ -12283,7 +12283,7 @@
       <w:pPr>
         <w:pStyle w:val="Heading2"/>
       </w:pPr>
-      <w:bookmarkStart w:id="24" w:name="_Toc241492687"/>
+      <w:bookmarkStart w:id="24" w:name="_Toc241727074"/>
       <w:r>
         <w:t>8.8 KII / Document Dashboard</w:t>
       </w:r>
@@ -12693,7 +12693,7 @@
       <w:pPr>
         <w:pStyle w:val="Heading2"/>
       </w:pPr>
-      <w:bookmarkStart w:id="25" w:name="_Toc241492688"/>
+      <w:bookmarkStart w:id="25" w:name="_Toc241727075"/>
       <w:r>
         <w:t>8.9 Reports</w:t>
       </w:r>
@@ -13207,7 +13207,7 @@
       <w:pPr>
         <w:pStyle w:val="Heading2"/>
       </w:pPr>
-      <w:bookmarkStart w:id="26" w:name="_Toc241492689"/>
+      <w:bookmarkStart w:id="26" w:name="_Toc241727076"/>
       <w:r>
         <w:t>8.10 Main-400 Register (and Reserve)</w:t>
       </w:r>
@@ -13827,7 +13827,7 @@
       <w:pPr>
         <w:pStyle w:val="Heading2"/>
       </w:pPr>
-      <w:bookmarkStart w:id="27" w:name="_Toc241492690"/>
+      <w:bookmarkStart w:id="27" w:name="_Toc241727077"/>
       <w:r>
         <w:t>8.11 Case page</w:t>
       </w:r>
@@ -14341,7 +14341,7 @@
       <w:pPr>
         <w:pStyle w:val="Heading2"/>
       </w:pPr>
-      <w:bookmarkStart w:id="28" w:name="_Toc241492691"/>
+      <w:bookmarkStart w:id="28" w:name="_Toc241727078"/>
       <w:r>
         <w:t>8.12 Pre-Interview Profile (PROIT) and its review screen</w:t>
       </w:r>
@@ -14644,7 +14644,7 @@
       <w:pPr>
         <w:pStyle w:val="Heading2"/>
       </w:pPr>
-      <w:bookmarkStart w:id="29" w:name="_Toc241492692"/>
+      <w:bookmarkStart w:id="29" w:name="_Toc241727079"/>
       <w:r>
         <w:t>8.13 Interview sheet (verifying a locked profile)</w:t>
       </w:r>
@@ -15157,7 +15157,7 @@
       <w:pPr>
         <w:pStyle w:val="Heading2"/>
       </w:pPr>
-      <w:bookmarkStart w:id="30" w:name="_Toc241492693"/>
+      <w:bookmarkStart w:id="30" w:name="_Toc241727080"/>
       <w:r>
         <w:lastRenderedPageBreak/>
         <w:t>8.14 Register Organisation</w:t>
@@ -15461,7 +15461,7 @@
       <w:pPr>
         <w:pStyle w:val="Heading2"/>
       </w:pPr>
-      <w:bookmarkStart w:id="31" w:name="_Toc241492694"/>
+      <w:bookmarkStart w:id="31" w:name="_Toc241727081"/>
       <w:r>
         <w:t>8.15 Appointment Queue</w:t>
       </w:r>
@@ -15871,7 +15871,7 @@
       <w:pPr>
         <w:pStyle w:val="Heading2"/>
       </w:pPr>
-      <w:bookmarkStart w:id="32" w:name="_Toc241492695"/>
+      <w:bookmarkStart w:id="32" w:name="_Toc241727082"/>
       <w:r>
         <w:t>8.16 Follow-ups due</w:t>
       </w:r>
@@ -16281,7 +16281,7 @@
       <w:pPr>
         <w:pStyle w:val="Heading2"/>
       </w:pPr>
-      <w:bookmarkStart w:id="33" w:name="_Toc241492696"/>
+      <w:bookmarkStart w:id="33" w:name="_Toc241727083"/>
       <w:r>
         <w:t>8.17 Reserve Activation</w:t>
       </w:r>
@@ -16585,7 +16585,7 @@
       <w:pPr>
         <w:pStyle w:val="Heading2"/>
       </w:pPr>
-      <w:bookmarkStart w:id="34" w:name="_Toc241492697"/>
+      <w:bookmarkStart w:id="34" w:name="_Toc241727084"/>
       <w:r>
         <w:t>8.18 QA Queue (with the KoboToolbox sync panel)</w:t>
       </w:r>
@@ -16888,7 +16888,7 @@
       <w:pPr>
         <w:pStyle w:val="Heading2"/>
       </w:pPr>
-      <w:bookmarkStart w:id="35" w:name="_Toc241492698"/>
+      <w:bookmarkStart w:id="35" w:name="_Toc241727085"/>
       <w:r>
         <w:t>8.19 QA Exceptions</w:t>
       </w:r>
@@ -17298,7 +17298,7 @@
       <w:pPr>
         <w:pStyle w:val="Heading2"/>
       </w:pPr>
-      <w:bookmarkStart w:id="36" w:name="_Toc241492699"/>
+      <w:bookmarkStart w:id="36" w:name="_Toc241727086"/>
       <w:r>
         <w:t>8.20 KII Register</w:t>
       </w:r>
@@ -17811,7 +17811,7 @@
       <w:pPr>
         <w:pStyle w:val="Heading2"/>
       </w:pPr>
-      <w:bookmarkStart w:id="37" w:name="_Toc241492700"/>
+      <w:bookmarkStart w:id="37" w:name="_Toc241727087"/>
       <w:r>
         <w:lastRenderedPageBreak/>
         <w:t>8.21 KII record</w:t>
@@ -18115,7 +18115,7 @@
       <w:pPr>
         <w:pStyle w:val="Heading2"/>
       </w:pPr>
-      <w:bookmarkStart w:id="38" w:name="_Toc241492701"/>
+      <w:bookmarkStart w:id="38" w:name="_Toc241727088"/>
       <w:r>
         <w:t>8.22 Documents (the corpus)</w:t>
       </w:r>
@@ -18628,7 +18628,7 @@
       <w:pPr>
         <w:pStyle w:val="Heading2"/>
       </w:pPr>
-      <w:bookmarkStart w:id="39" w:name="_Toc241492702"/>
+      <w:bookmarkStart w:id="39" w:name="_Toc241727089"/>
       <w:r>
         <w:t>8.23 Document record</w:t>
       </w:r>
@@ -18931,7 +18931,7 @@
       <w:pPr>
         <w:pStyle w:val="Heading2"/>
       </w:pPr>
-      <w:bookmarkStart w:id="40" w:name="_Toc241492703"/>
+      <w:bookmarkStart w:id="40" w:name="_Toc241727090"/>
       <w:r>
         <w:t>8.24 Auto-fill review screen</w:t>
       </w:r>
@@ -19235,7 +19235,7 @@
       <w:pPr>
         <w:pStyle w:val="Heading2"/>
       </w:pPr>
-      <w:bookmarkStart w:id="41" w:name="_Toc241492704"/>
+      <w:bookmarkStart w:id="41" w:name="_Toc241727091"/>
       <w:r>
         <w:t>8.25 Completed forms (Form PDFs)</w:t>
       </w:r>
@@ -19965,7 +19965,7 @@
       <w:pPr>
         <w:pStyle w:val="Heading2"/>
       </w:pPr>
-      <w:bookmarkStart w:id="42" w:name="_Toc241492705"/>
+      <w:bookmarkStart w:id="42" w:name="_Toc241727092"/>
       <w:r>
         <w:t>8.26 Cost Dashboard</w:t>
       </w:r>
@@ -20312,7 +20312,7 @@
         <w:sz w:val="16"/>
         <w:szCs w:val="16"/>
       </w:rPr>
-      <w:t>Version 1.12 · 28 September 2026</w:t>
+      <w:t>Version 1.13 · 1 October 2026</w:t>
     </w:r>
     <w:r>
       <w:rPr>
@@ -20485,10 +20485,10 @@
 <file path=word/numbering.xml><?xml version="1.0" encoding="utf-8"?>
 <w:numbering xmlns:wpc="http://schemas.microsoft.com/office/word/2010/wordprocessingCanvas" xmlns:cx="http://schemas.microsoft.com/office/drawing/2014/chartex" xmlns:cx1="http://schemas.microsoft.com/office/drawing/2015/9/8/chartex" xmlns:cx2="http://schemas.microsoft.com/office/drawing/2015/10/21/chartex" xmlns:cx3="http://schemas.microsoft.com/office/drawing/2016/5/9/chartex" xmlns:cx4="http://schemas.microsoft.com/office/drawing/2016/5/10/chartex" xmlns:cx5="http://schemas.microsoft.com/office/drawing/2016/5/11/chartex" xmlns:cx6="http://schemas.microsoft.com/office/drawing/2016/5/12/chartex" xmlns:cx7="http://schemas.microsoft.com/office/drawing/2016/5/13/chartex" xmlns:cx8="http://schemas.microsoft.com/office/drawing/2016/5/14/chartex" xmlns:mc="http://schemas.openxmlformats.org/markup-compatibility/2006" xmlns:aink="http://schemas.microsoft.com/office/drawing/2016/ink" xmlns:am3d="http://schemas.microsoft.com/office/drawing/2017/model3d" xmlns:o="urn:schemas-microsoft-com:office:office" xmlns:oel="http://schemas.microsoft.com/office/2019/extlst" xmlns:r="http://schemas.openxmlformats.org/officeDocument/2006/relationships" xmlns:m="http://schemas.openxmlformats.org/officeDocument/2006/math" xmlns:v="urn:schemas-microsoft-com:vml" xmlns:wp14="http://schemas.microsoft.com/office/word/2010/wordprocessingDrawing" xmlns:wp="http://schemas.openxmlformats.org/drawingml/2006/wordprocessingDrawing" xmlns:w10="urn:schemas-microsoft-com:office:word" xmlns:w="http://schemas.openxmlformats.org/wordprocessingml/2006/main" xmlns:w14="http://schemas.microsoft.com/office/word/2010/wordml" xmlns:w15="http://schemas.microsoft.com/office/word/2012/wordml" xmlns:w16cex="http://schemas.microsoft.com/office/word/2018/wordml/cex" xmlns:w16cid="http://schemas.microsoft.com/office/word/2016/wordml/cid" xmlns:w16="http://schemas.microsoft.com/office/word/2018/wordml" xmlns:w16sdtdh="http://schemas.microsoft.com/office/word/2020/wordml/sdtdatahash" xmlns:w16se="http://schemas.microsoft.com/office/word/2015/wordml/symex" xmlns:wpg="http://schemas.microsoft.com/office/word/2010/wordprocessingGroup" xmlns:wpi="http://schemas.microsoft.com/office/word/2010/wordprocessingInk" xmlns:wne="http://schemas.microsoft.com/office/word/2006/wordml" xmlns:wps="http://schemas.microsoft.com/office/word/2010/wordprocessingShape" mc:Ignorable="w14 w15 w16se w16cid w16 w16cex w16sdtdh wp14">
   <w:abstractNum w:abstractNumId="0" w15:restartNumberingAfterBreak="0">
-    <w:nsid w:val="05FB1A64"/>
+    <w:nsid w:val="203B2886"/>
     <w:multiLevelType w:val="hybridMultilevel"/>
-    <w:tmpl w:val="499899EE"/>
-    <w:lvl w:ilvl="0" w:tplc="E474D870">
+    <w:tmpl w:val="997C8E52"/>
+    <w:lvl w:ilvl="0" w:tplc="680041DE">
       <w:start w:val="1"/>
       <w:numFmt w:val="decimal"/>
       <w:lvlText w:val="%1."/>
@@ -20502,110 +20502,111 @@
         <w:color w:val="A67C27"/>
       </w:rPr>
     </w:lvl>
-    <w:lvl w:ilvl="1" w:tplc="D8B4FBFA">
+    <w:lvl w:ilvl="1" w:tplc="77D802CC">
       <w:numFmt w:val="decimal"/>
       <w:lvlText w:val=""/>
       <w:lvlJc w:val="left"/>
     </w:lvl>
-    <w:lvl w:ilvl="2" w:tplc="40AC5DD4">
+    <w:lvl w:ilvl="2" w:tplc="C2E2DF44">
       <w:numFmt w:val="decimal"/>
       <w:lvlText w:val=""/>
       <w:lvlJc w:val="left"/>
     </w:lvl>
-    <w:lvl w:ilvl="3" w:tplc="0B7042B4">
+    <w:lvl w:ilvl="3" w:tplc="ACEEBA2A">
       <w:numFmt w:val="decimal"/>
       <w:lvlText w:val=""/>
       <w:lvlJc w:val="left"/>
     </w:lvl>
-    <w:lvl w:ilvl="4" w:tplc="7C10CE52">
+    <w:lvl w:ilvl="4" w:tplc="73B0C074">
       <w:numFmt w:val="decimal"/>
       <w:lvlText w:val=""/>
       <w:lvlJc w:val="left"/>
     </w:lvl>
-    <w:lvl w:ilvl="5" w:tplc="A8B0FE7C">
+    <w:lvl w:ilvl="5" w:tplc="C9B6F5D0">
       <w:numFmt w:val="decimal"/>
       <w:lvlText w:val=""/>
       <w:lvlJc w:val="left"/>
     </w:lvl>
-    <w:lvl w:ilvl="6" w:tplc="81E81D82">
+    <w:lvl w:ilvl="6" w:tplc="B0100802">
       <w:numFmt w:val="decimal"/>
       <w:lvlText w:val=""/>
       <w:lvlJc w:val="left"/>
     </w:lvl>
-    <w:lvl w:ilvl="7" w:tplc="69E2869C">
+    <w:lvl w:ilvl="7" w:tplc="920C5AC8">
       <w:numFmt w:val="decimal"/>
       <w:lvlText w:val=""/>
       <w:lvlJc w:val="left"/>
     </w:lvl>
-    <w:lvl w:ilvl="8" w:tplc="AD56337A">
+    <w:lvl w:ilvl="8" w:tplc="2BE67856">
       <w:numFmt w:val="decimal"/>
       <w:lvlText w:val=""/>
       <w:lvlJc w:val="left"/>
     </w:lvl>
   </w:abstractNum>
   <w:abstractNum w:abstractNumId="1" w15:restartNumberingAfterBreak="0">
-    <w:nsid w:val="0F9F761E"/>
+    <w:nsid w:val="36477E86"/>
     <w:multiLevelType w:val="hybridMultilevel"/>
-    <w:tmpl w:val="5E28A05A"/>
-    <w:lvl w:ilvl="0" w:tplc="2EB66CC0">
+    <w:tmpl w:val="52A28146"/>
+    <w:lvl w:ilvl="0" w:tplc="FE686534">
       <w:start w:val="1"/>
-      <w:numFmt w:val="bullet"/>
-      <w:lvlText w:val="•"/>
+      <w:numFmt w:val="decimal"/>
+      <w:lvlText w:val="%1."/>
       <w:lvlJc w:val="left"/>
       <w:pPr>
-        <w:ind w:left="460" w:hanging="280"/>
-      </w:pPr>
+        <w:ind w:left="460" w:hanging="360"/>
+      </w:pPr>
+      <w:rPr>
+        <w:b/>
+        <w:bCs/>
+        <w:color w:val="A67C27"/>
+      </w:rPr>
     </w:lvl>
-    <w:lvl w:ilvl="1" w:tplc="64D25E02">
-      <w:start w:val="1"/>
-      <w:numFmt w:val="bullet"/>
-      <w:lvlText w:val="–"/>
-      <w:lvlJc w:val="left"/>
-      <w:pPr>
-        <w:ind w:left="900" w:hanging="280"/>
-      </w:pPr>
-    </w:lvl>
-    <w:lvl w:ilvl="2" w:tplc="FD0A0F9C">
+    <w:lvl w:ilvl="1" w:tplc="D5B05C4E">
       <w:numFmt w:val="decimal"/>
       <w:lvlText w:val=""/>
       <w:lvlJc w:val="left"/>
     </w:lvl>
-    <w:lvl w:ilvl="3" w:tplc="3F1A239C">
+    <w:lvl w:ilvl="2" w:tplc="A016E65A">
       <w:numFmt w:val="decimal"/>
       <w:lvlText w:val=""/>
       <w:lvlJc w:val="left"/>
     </w:lvl>
-    <w:lvl w:ilvl="4" w:tplc="91AAC390">
+    <w:lvl w:ilvl="3" w:tplc="86980348">
       <w:numFmt w:val="decimal"/>
       <w:lvlText w:val=""/>
       <w:lvlJc w:val="left"/>
     </w:lvl>
-    <w:lvl w:ilvl="5" w:tplc="E6B2D042">
+    <w:lvl w:ilvl="4" w:tplc="57DE5CF4">
       <w:numFmt w:val="decimal"/>
       <w:lvlText w:val=""/>
       <w:lvlJc w:val="left"/>
     </w:lvl>
-    <w:lvl w:ilvl="6" w:tplc="23EA43A2">
+    <w:lvl w:ilvl="5" w:tplc="51CC6DD0">
       <w:numFmt w:val="decimal"/>
       <w:lvlText w:val=""/>
       <w:lvlJc w:val="left"/>
     </w:lvl>
-    <w:lvl w:ilvl="7" w:tplc="2C52AB44">
+    <w:lvl w:ilvl="6" w:tplc="4336C7CC">
       <w:numFmt w:val="decimal"/>
       <w:lvlText w:val=""/>
       <w:lvlJc w:val="left"/>
     </w:lvl>
-    <w:lvl w:ilvl="8" w:tplc="FDC8A5EE">
+    <w:lvl w:ilvl="7" w:tplc="59AEBF92">
+      <w:numFmt w:val="decimal"/>
+      <w:lvlText w:val=""/>
+      <w:lvlJc w:val="left"/>
+    </w:lvl>
+    <w:lvl w:ilvl="8" w:tplc="F7B68BAE">
       <w:numFmt w:val="decimal"/>
       <w:lvlText w:val=""/>
       <w:lvlJc w:val="left"/>
     </w:lvl>
   </w:abstractNum>
   <w:abstractNum w:abstractNumId="2" w15:restartNumberingAfterBreak="0">
-    <w:nsid w:val="197D05EE"/>
+    <w:nsid w:val="48300F00"/>
     <w:multiLevelType w:val="hybridMultilevel"/>
-    <w:tmpl w:val="6B88AF12"/>
-    <w:lvl w:ilvl="0" w:tplc="FA5C2C22">
+    <w:tmpl w:val="4ECEAF5E"/>
+    <w:lvl w:ilvl="0" w:tplc="17EE7C5E">
       <w:start w:val="1"/>
       <w:numFmt w:val="decimal"/>
       <w:lvlText w:val="%1."/>
@@ -20619,52 +20620,52 @@
         <w:color w:val="A67C27"/>
       </w:rPr>
     </w:lvl>
-    <w:lvl w:ilvl="1" w:tplc="7EA8605A">
+    <w:lvl w:ilvl="1" w:tplc="B312712E">
       <w:numFmt w:val="decimal"/>
       <w:lvlText w:val=""/>
       <w:lvlJc w:val="left"/>
     </w:lvl>
-    <w:lvl w:ilvl="2" w:tplc="CDDCF96E">
+    <w:lvl w:ilvl="2" w:tplc="6B2E62D6">
       <w:numFmt w:val="decimal"/>
       <w:lvlText w:val=""/>
       <w:lvlJc w:val="left"/>
     </w:lvl>
-    <w:lvl w:ilvl="3" w:tplc="98F0BBC8">
+    <w:lvl w:ilvl="3" w:tplc="113A4D16">
       <w:numFmt w:val="decimal"/>
       <w:lvlText w:val=""/>
       <w:lvlJc w:val="left"/>
     </w:lvl>
-    <w:lvl w:ilvl="4" w:tplc="95683402">
+    <w:lvl w:ilvl="4" w:tplc="A4F85788">
       <w:numFmt w:val="decimal"/>
       <w:lvlText w:val=""/>
       <w:lvlJc w:val="left"/>
     </w:lvl>
-    <w:lvl w:ilvl="5" w:tplc="8EAE52C4">
+    <w:lvl w:ilvl="5" w:tplc="8C226912">
       <w:numFmt w:val="decimal"/>
       <w:lvlText w:val=""/>
       <w:lvlJc w:val="left"/>
     </w:lvl>
-    <w:lvl w:ilvl="6" w:tplc="8C74B48E">
+    <w:lvl w:ilvl="6" w:tplc="31004D20">
       <w:numFmt w:val="decimal"/>
       <w:lvlText w:val=""/>
       <w:lvlJc w:val="left"/>
     </w:lvl>
-    <w:lvl w:ilvl="7" w:tplc="42AAE64A">
+    <w:lvl w:ilvl="7" w:tplc="31CCADA2">
       <w:numFmt w:val="decimal"/>
       <w:lvlText w:val=""/>
       <w:lvlJc w:val="left"/>
     </w:lvl>
-    <w:lvl w:ilvl="8" w:tplc="68CAAAFA">
+    <w:lvl w:ilvl="8" w:tplc="9ACC0ED0">
       <w:numFmt w:val="decimal"/>
       <w:lvlText w:val=""/>
       <w:lvlJc w:val="left"/>
     </w:lvl>
   </w:abstractNum>
   <w:abstractNum w:abstractNumId="3" w15:restartNumberingAfterBreak="0">
-    <w:nsid w:val="2EED7DCA"/>
+    <w:nsid w:val="4D47704E"/>
     <w:multiLevelType w:val="hybridMultilevel"/>
-    <w:tmpl w:val="22160798"/>
-    <w:lvl w:ilvl="0" w:tplc="96C6A894">
+    <w:tmpl w:val="5324E86E"/>
+    <w:lvl w:ilvl="0" w:tplc="682CC8EE">
       <w:start w:val="1"/>
       <w:numFmt w:val="decimal"/>
       <w:lvlText w:val="%1."/>
@@ -20678,52 +20679,52 @@
         <w:color w:val="A67C27"/>
       </w:rPr>
     </w:lvl>
-    <w:lvl w:ilvl="1" w:tplc="E00CBB32">
+    <w:lvl w:ilvl="1" w:tplc="CEE02400">
       <w:numFmt w:val="decimal"/>
       <w:lvlText w:val=""/>
       <w:lvlJc w:val="left"/>
     </w:lvl>
-    <w:lvl w:ilvl="2" w:tplc="26DC12E4">
+    <w:lvl w:ilvl="2" w:tplc="83EEA950">
       <w:numFmt w:val="decimal"/>
       <w:lvlText w:val=""/>
       <w:lvlJc w:val="left"/>
     </w:lvl>
-    <w:lvl w:ilvl="3" w:tplc="0C2C5094">
+    <w:lvl w:ilvl="3" w:tplc="0F2C7E44">
       <w:numFmt w:val="decimal"/>
       <w:lvlText w:val=""/>
       <w:lvlJc w:val="left"/>
     </w:lvl>
-    <w:lvl w:ilvl="4" w:tplc="918AF822">
+    <w:lvl w:ilvl="4" w:tplc="6840CF5C">
       <w:numFmt w:val="decimal"/>
       <w:lvlText w:val=""/>
       <w:lvlJc w:val="left"/>
     </w:lvl>
-    <w:lvl w:ilvl="5" w:tplc="D70EC024">
+    <w:lvl w:ilvl="5" w:tplc="AC14F394">
       <w:numFmt w:val="decimal"/>
       <w:lvlText w:val=""/>
       <w:lvlJc w:val="left"/>
     </w:lvl>
-    <w:lvl w:ilvl="6" w:tplc="B4187CA8">
+    <w:lvl w:ilvl="6" w:tplc="1CF664BE">
       <w:numFmt w:val="decimal"/>
       <w:lvlText w:val=""/>
       <w:lvlJc w:val="left"/>
     </w:lvl>
-    <w:lvl w:ilvl="7" w:tplc="A0EE4C32">
+    <w:lvl w:ilvl="7" w:tplc="603C50DC">
       <w:numFmt w:val="decimal"/>
       <w:lvlText w:val=""/>
       <w:lvlJc w:val="left"/>
     </w:lvl>
-    <w:lvl w:ilvl="8" w:tplc="7046BC4C">
+    <w:lvl w:ilvl="8" w:tplc="60E0D85E">
       <w:numFmt w:val="decimal"/>
       <w:lvlText w:val=""/>
       <w:lvlJc w:val="left"/>
     </w:lvl>
   </w:abstractNum>
   <w:abstractNum w:abstractNumId="4" w15:restartNumberingAfterBreak="0">
-    <w:nsid w:val="41297A38"/>
+    <w:nsid w:val="67F03472"/>
     <w:multiLevelType w:val="hybridMultilevel"/>
-    <w:tmpl w:val="015EC61E"/>
-    <w:lvl w:ilvl="0" w:tplc="FE44FA0E">
+    <w:tmpl w:val="6020FED2"/>
+    <w:lvl w:ilvl="0" w:tplc="882C7D92">
       <w:start w:val="1"/>
       <w:numFmt w:val="bullet"/>
       <w:lvlText w:val="●"/>
@@ -20732,7 +20733,7 @@
         <w:ind w:left="720" w:hanging="360"/>
       </w:pPr>
     </w:lvl>
-    <w:lvl w:ilvl="1" w:tplc="91C493F2">
+    <w:lvl w:ilvl="1" w:tplc="C9320E98">
       <w:start w:val="1"/>
       <w:numFmt w:val="bullet"/>
       <w:lvlText w:val="○"/>
@@ -20741,7 +20742,7 @@
         <w:ind w:left="1440" w:hanging="360"/>
       </w:pPr>
     </w:lvl>
-    <w:lvl w:ilvl="2" w:tplc="157EF4CE">
+    <w:lvl w:ilvl="2" w:tplc="3C726D30">
       <w:start w:val="1"/>
       <w:numFmt w:val="bullet"/>
       <w:lvlText w:val="■"/>
@@ -20750,7 +20751,7 @@
         <w:ind w:left="2160" w:hanging="360"/>
       </w:pPr>
     </w:lvl>
-    <w:lvl w:ilvl="3" w:tplc="22BCFF5A">
+    <w:lvl w:ilvl="3" w:tplc="6D90CE7A">
       <w:start w:val="1"/>
       <w:numFmt w:val="bullet"/>
       <w:lvlText w:val="●"/>
@@ -20759,7 +20760,7 @@
         <w:ind w:left="2880" w:hanging="360"/>
       </w:pPr>
     </w:lvl>
-    <w:lvl w:ilvl="4" w:tplc="A6942626">
+    <w:lvl w:ilvl="4" w:tplc="A61AB526">
       <w:start w:val="1"/>
       <w:numFmt w:val="bullet"/>
       <w:lvlText w:val="○"/>
@@ -20768,7 +20769,7 @@
         <w:ind w:left="3600" w:hanging="360"/>
       </w:pPr>
     </w:lvl>
-    <w:lvl w:ilvl="5" w:tplc="CF4C328A">
+    <w:lvl w:ilvl="5" w:tplc="1C72A23E">
       <w:start w:val="1"/>
       <w:numFmt w:val="bullet"/>
       <w:lvlText w:val="■"/>
@@ -20777,7 +20778,7 @@
         <w:ind w:left="4320" w:hanging="360"/>
       </w:pPr>
     </w:lvl>
-    <w:lvl w:ilvl="6" w:tplc="31B444C2">
+    <w:lvl w:ilvl="6" w:tplc="D0248B22">
       <w:start w:val="1"/>
       <w:numFmt w:val="bullet"/>
       <w:lvlText w:val="●"/>
@@ -20786,7 +20787,7 @@
         <w:ind w:left="5040" w:hanging="360"/>
       </w:pPr>
     </w:lvl>
-    <w:lvl w:ilvl="7" w:tplc="16ECE36A">
+    <w:lvl w:ilvl="7" w:tplc="39724DEC">
       <w:start w:val="1"/>
       <w:numFmt w:val="bullet"/>
       <w:lvlText w:val="●"/>
@@ -20795,7 +20796,7 @@
         <w:ind w:left="5760" w:hanging="360"/>
       </w:pPr>
     </w:lvl>
-    <w:lvl w:ilvl="8" w:tplc="1D42E300">
+    <w:lvl w:ilvl="8" w:tplc="B80C1266">
       <w:start w:val="1"/>
       <w:numFmt w:val="bullet"/>
       <w:lvlText w:val="●"/>
@@ -20806,10 +20807,10 @@
     </w:lvl>
   </w:abstractNum>
   <w:abstractNum w:abstractNumId="5" w15:restartNumberingAfterBreak="0">
-    <w:nsid w:val="54C43366"/>
+    <w:nsid w:val="7015241F"/>
     <w:multiLevelType w:val="hybridMultilevel"/>
-    <w:tmpl w:val="342A9BAC"/>
-    <w:lvl w:ilvl="0" w:tplc="9DC62610">
+    <w:tmpl w:val="D03E8A90"/>
+    <w:lvl w:ilvl="0" w:tplc="53CACEC8">
       <w:start w:val="1"/>
       <w:numFmt w:val="decimal"/>
       <w:lvlText w:val="%1."/>
@@ -20823,144 +20824,143 @@
         <w:color w:val="A67C27"/>
       </w:rPr>
     </w:lvl>
-    <w:lvl w:ilvl="1" w:tplc="BB8C6F0A">
+    <w:lvl w:ilvl="1" w:tplc="513017AC">
       <w:numFmt w:val="decimal"/>
       <w:lvlText w:val=""/>
       <w:lvlJc w:val="left"/>
     </w:lvl>
-    <w:lvl w:ilvl="2" w:tplc="4E744612">
+    <w:lvl w:ilvl="2" w:tplc="663209B8">
       <w:numFmt w:val="decimal"/>
       <w:lvlText w:val=""/>
       <w:lvlJc w:val="left"/>
     </w:lvl>
-    <w:lvl w:ilvl="3" w:tplc="850A6AD2">
+    <w:lvl w:ilvl="3" w:tplc="3F5E4FB0">
       <w:numFmt w:val="decimal"/>
       <w:lvlText w:val=""/>
       <w:lvlJc w:val="left"/>
     </w:lvl>
-    <w:lvl w:ilvl="4" w:tplc="8A8A51B6">
+    <w:lvl w:ilvl="4" w:tplc="A7EA2D42">
       <w:numFmt w:val="decimal"/>
       <w:lvlText w:val=""/>
       <w:lvlJc w:val="left"/>
     </w:lvl>
-    <w:lvl w:ilvl="5" w:tplc="2EA4D2F0">
+    <w:lvl w:ilvl="5" w:tplc="9CE482D0">
       <w:numFmt w:val="decimal"/>
       <w:lvlText w:val=""/>
       <w:lvlJc w:val="left"/>
     </w:lvl>
-    <w:lvl w:ilvl="6" w:tplc="EDD82B4A">
+    <w:lvl w:ilvl="6" w:tplc="E3502394">
       <w:numFmt w:val="decimal"/>
       <w:lvlText w:val=""/>
       <w:lvlJc w:val="left"/>
     </w:lvl>
-    <w:lvl w:ilvl="7" w:tplc="16A04628">
+    <w:lvl w:ilvl="7" w:tplc="69C40888">
       <w:numFmt w:val="decimal"/>
       <w:lvlText w:val=""/>
       <w:lvlJc w:val="left"/>
     </w:lvl>
-    <w:lvl w:ilvl="8" w:tplc="F668808A">
+    <w:lvl w:ilvl="8" w:tplc="CE3EA922">
       <w:numFmt w:val="decimal"/>
       <w:lvlText w:val=""/>
       <w:lvlJc w:val="left"/>
     </w:lvl>
   </w:abstractNum>
   <w:abstractNum w:abstractNumId="6" w15:restartNumberingAfterBreak="0">
-    <w:nsid w:val="7B361615"/>
+    <w:nsid w:val="7A6C500A"/>
     <w:multiLevelType w:val="hybridMultilevel"/>
-    <w:tmpl w:val="C65C65A4"/>
-    <w:lvl w:ilvl="0" w:tplc="B12ECE22">
+    <w:tmpl w:val="B95A402C"/>
+    <w:lvl w:ilvl="0" w:tplc="27ECCDFE">
       <w:start w:val="1"/>
-      <w:numFmt w:val="decimal"/>
-      <w:lvlText w:val="%1."/>
+      <w:numFmt w:val="bullet"/>
+      <w:lvlText w:val="•"/>
       <w:lvlJc w:val="left"/>
       <w:pPr>
-        <w:ind w:left="460" w:hanging="360"/>
-      </w:pPr>
-      <w:rPr>
-        <w:b/>
-        <w:bCs/>
-        <w:color w:val="A67C27"/>
-      </w:rPr>
+        <w:ind w:left="460" w:hanging="280"/>
+      </w:pPr>
     </w:lvl>
-    <w:lvl w:ilvl="1" w:tplc="72861DF4">
+    <w:lvl w:ilvl="1" w:tplc="18026606">
+      <w:start w:val="1"/>
+      <w:numFmt w:val="bullet"/>
+      <w:lvlText w:val="–"/>
+      <w:lvlJc w:val="left"/>
+      <w:pPr>
+        <w:ind w:left="900" w:hanging="280"/>
+      </w:pPr>
+    </w:lvl>
+    <w:lvl w:ilvl="2" w:tplc="61D8F4D6">
       <w:numFmt w:val="decimal"/>
       <w:lvlText w:val=""/>
       <w:lvlJc w:val="left"/>
     </w:lvl>
-    <w:lvl w:ilvl="2" w:tplc="6C906594">
+    <w:lvl w:ilvl="3" w:tplc="75387BB2">
       <w:numFmt w:val="decimal"/>
       <w:lvlText w:val=""/>
       <w:lvlJc w:val="left"/>
     </w:lvl>
-    <w:lvl w:ilvl="3" w:tplc="6386847A">
+    <w:lvl w:ilvl="4" w:tplc="BBAC313A">
       <w:numFmt w:val="decimal"/>
       <w:lvlText w:val=""/>
       <w:lvlJc w:val="left"/>
     </w:lvl>
-    <w:lvl w:ilvl="4" w:tplc="D5804704">
+    <w:lvl w:ilvl="5" w:tplc="FBB049E4">
       <w:numFmt w:val="decimal"/>
       <w:lvlText w:val=""/>
       <w:lvlJc w:val="left"/>
     </w:lvl>
-    <w:lvl w:ilvl="5" w:tplc="DDFA8482">
+    <w:lvl w:ilvl="6" w:tplc="1E8EA036">
       <w:numFmt w:val="decimal"/>
       <w:lvlText w:val=""/>
       <w:lvlJc w:val="left"/>
     </w:lvl>
-    <w:lvl w:ilvl="6" w:tplc="F71450F0">
+    <w:lvl w:ilvl="7" w:tplc="A6465C0A">
       <w:numFmt w:val="decimal"/>
       <w:lvlText w:val=""/>
       <w:lvlJc w:val="left"/>
     </w:lvl>
-    <w:lvl w:ilvl="7" w:tplc="93A0D226">
-      <w:numFmt w:val="decimal"/>
-      <w:lvlText w:val=""/>
-      <w:lvlJc w:val="left"/>
-    </w:lvl>
-    <w:lvl w:ilvl="8" w:tplc="96A26F32">
+    <w:lvl w:ilvl="8" w:tplc="890AEE6E">
       <w:numFmt w:val="decimal"/>
       <w:lvlText w:val=""/>
       <w:lvlJc w:val="left"/>
     </w:lvl>
   </w:abstractNum>
-  <w:num w:numId="1" w16cid:durableId="1414474657">
+  <w:num w:numId="1" w16cid:durableId="516115814">
     <w:abstractNumId w:val="4"/>
     <w:lvlOverride w:ilvl="0">
       <w:startOverride w:val="1"/>
     </w:lvlOverride>
   </w:num>
-  <w:num w:numId="2" w16cid:durableId="357514041">
+  <w:num w:numId="2" w16cid:durableId="1995331698">
+    <w:abstractNumId w:val="6"/>
+    <w:lvlOverride w:ilvl="0">
+      <w:startOverride w:val="1"/>
+    </w:lvlOverride>
+  </w:num>
+  <w:num w:numId="3" w16cid:durableId="999651296">
+    <w:abstractNumId w:val="0"/>
+    <w:lvlOverride w:ilvl="0">
+      <w:startOverride w:val="1"/>
+    </w:lvlOverride>
+  </w:num>
+  <w:num w:numId="4" w16cid:durableId="249773505">
     <w:abstractNumId w:val="1"/>
     <w:lvlOverride w:ilvl="0">
       <w:startOverride w:val="1"/>
     </w:lvlOverride>
   </w:num>
-  <w:num w:numId="3" w16cid:durableId="1513378072">
+  <w:num w:numId="5" w16cid:durableId="1217820924">
     <w:abstractNumId w:val="5"/>
     <w:lvlOverride w:ilvl="0">
       <w:startOverride w:val="1"/>
     </w:lvlOverride>
   </w:num>
-  <w:num w:numId="4" w16cid:durableId="47263145">
+  <w:num w:numId="6" w16cid:durableId="1791509484">
     <w:abstractNumId w:val="3"/>
     <w:lvlOverride w:ilvl="0">
       <w:startOverride w:val="1"/>
     </w:lvlOverride>
   </w:num>
-  <w:num w:numId="5" w16cid:durableId="255749917">
+  <w:num w:numId="7" w16cid:durableId="1287857624">
     <w:abstractNumId w:val="2"/>
-    <w:lvlOverride w:ilvl="0">
-      <w:startOverride w:val="1"/>
-    </w:lvlOverride>
-  </w:num>
-  <w:num w:numId="6" w16cid:durableId="1033384423">
-    <w:abstractNumId w:val="0"/>
-    <w:lvlOverride w:ilvl="0">
-      <w:startOverride w:val="1"/>
-    </w:lvlOverride>
-  </w:num>
-  <w:num w:numId="7" w16cid:durableId="1820263671">
-    <w:abstractNumId w:val="6"/>
     <w:lvlOverride w:ilvl="0">
       <w:startOverride w:val="1"/>
     </w:lvlOverride>
@@ -21585,7 +21585,7 @@
     <w:autoRedefine/>
     <w:uiPriority w:val="39"/>
     <w:unhideWhenUsed/>
-    <w:rsid w:val="0067028E"/>
+    <w:rsid w:val="0060112B"/>
     <w:pPr>
       <w:spacing w:after="100"/>
     </w:pPr>
@@ -21597,7 +21597,7 @@
     <w:autoRedefine/>
     <w:uiPriority w:val="39"/>
     <w:unhideWhenUsed/>
-    <w:rsid w:val="0067028E"/>
+    <w:rsid w:val="0060112B"/>
     <w:pPr>
       <w:spacing w:after="100"/>
       <w:ind w:left="210"/>

--- a/docs/manuals/Role_Guide_8_Supervisor.docx
+++ b/docs/manuals/Role_Guide_8_Supervisor.docx
@@ -469,7 +469,7 @@
                 <w:sz w:val="19"/>
                 <w:szCs w:val="19"/>
               </w:rPr>
-              <w:t>Version 1.13 · 1 October 2026</w:t>
+              <w:t>Version 1.14 · 1 October 2026</w:t>
             </w:r>
           </w:p>
         </w:tc>
@@ -538,7 +538,7 @@
     <w:sdt>
       <w:sdtPr>
         <w:alias w:val="Contents"/>
-        <w:id w:val="-1594463557"/>
+        <w:id w:val="845058123"/>
       </w:sdtPr>
       <w:sdtEndPr/>
       <w:sdtContent>
@@ -567,7 +567,7 @@
           <w:r>
             <w:fldChar w:fldCharType="separate"/>
           </w:r>
-          <w:hyperlink w:anchor="_Toc241727050" w:history="1">
+          <w:hyperlink w:anchor="_Toc241780968" w:history="1">
             <w:r>
               <w:rPr>
                 <w:rStyle w:val="Hyperlink"/>
@@ -591,7 +591,7 @@
               <w:rPr>
                 <w:noProof/>
               </w:rPr>
-              <w:instrText xml:space="preserve"> PAGEREF _Toc241727050 \h </w:instrText>
+              <w:instrText xml:space="preserve"> PAGEREF _Toc241780968 \h </w:instrText>
             </w:r>
             <w:r>
               <w:rPr>
@@ -634,7 +634,7 @@
               <w14:ligatures w14:val="standardContextual"/>
             </w:rPr>
           </w:pPr>
-          <w:hyperlink w:anchor="_Toc241727051" w:history="1">
+          <w:hyperlink w:anchor="_Toc241780969" w:history="1">
             <w:r>
               <w:rPr>
                 <w:rStyle w:val="Hyperlink"/>
@@ -658,7 +658,7 @@
               <w:rPr>
                 <w:noProof/>
               </w:rPr>
-              <w:instrText xml:space="preserve"> PAGEREF _Toc241727051 \h </w:instrText>
+              <w:instrText xml:space="preserve"> PAGEREF _Toc241780969 \h </w:instrText>
             </w:r>
             <w:r>
               <w:rPr>
@@ -701,7 +701,7 @@
               <w14:ligatures w14:val="standardContextual"/>
             </w:rPr>
           </w:pPr>
-          <w:hyperlink w:anchor="_Toc241727052" w:history="1">
+          <w:hyperlink w:anchor="_Toc241780970" w:history="1">
             <w:r>
               <w:rPr>
                 <w:rStyle w:val="Hyperlink"/>
@@ -725,7 +725,7 @@
               <w:rPr>
                 <w:noProof/>
               </w:rPr>
-              <w:instrText xml:space="preserve"> PAGEREF _Toc241727052 \h </w:instrText>
+              <w:instrText xml:space="preserve"> PAGEREF _Toc241780970 \h </w:instrText>
             </w:r>
             <w:r>
               <w:rPr>
@@ -768,7 +768,7 @@
               <w14:ligatures w14:val="standardContextual"/>
             </w:rPr>
           </w:pPr>
-          <w:hyperlink w:anchor="_Toc241727053" w:history="1">
+          <w:hyperlink w:anchor="_Toc241780971" w:history="1">
             <w:r>
               <w:rPr>
                 <w:rStyle w:val="Hyperlink"/>
@@ -792,7 +792,7 @@
               <w:rPr>
                 <w:noProof/>
               </w:rPr>
-              <w:instrText xml:space="preserve"> PAGEREF _Toc241727053 \h </w:instrText>
+              <w:instrText xml:space="preserve"> PAGEREF _Toc241780971 \h </w:instrText>
             </w:r>
             <w:r>
               <w:rPr>
@@ -835,7 +835,7 @@
               <w14:ligatures w14:val="standardContextual"/>
             </w:rPr>
           </w:pPr>
-          <w:hyperlink w:anchor="_Toc241727054" w:history="1">
+          <w:hyperlink w:anchor="_Toc241780972" w:history="1">
             <w:r>
               <w:rPr>
                 <w:rStyle w:val="Hyperlink"/>
@@ -859,7 +859,7 @@
               <w:rPr>
                 <w:noProof/>
               </w:rPr>
-              <w:instrText xml:space="preserve"> PAGEREF _Toc241727054 \h </w:instrText>
+              <w:instrText xml:space="preserve"> PAGEREF _Toc241780972 \h </w:instrText>
             </w:r>
             <w:r>
               <w:rPr>
@@ -902,7 +902,7 @@
               <w14:ligatures w14:val="standardContextual"/>
             </w:rPr>
           </w:pPr>
-          <w:hyperlink w:anchor="_Toc241727055" w:history="1">
+          <w:hyperlink w:anchor="_Toc241780973" w:history="1">
             <w:r>
               <w:rPr>
                 <w:rStyle w:val="Hyperlink"/>
@@ -926,7 +926,7 @@
               <w:rPr>
                 <w:noProof/>
               </w:rPr>
-              <w:instrText xml:space="preserve"> PAGEREF _Toc241727055 \h </w:instrText>
+              <w:instrText xml:space="preserve"> PAGEREF _Toc241780973 \h </w:instrText>
             </w:r>
             <w:r>
               <w:rPr>
@@ -969,7 +969,7 @@
               <w14:ligatures w14:val="standardContextual"/>
             </w:rPr>
           </w:pPr>
-          <w:hyperlink w:anchor="_Toc241727056" w:history="1">
+          <w:hyperlink w:anchor="_Toc241780974" w:history="1">
             <w:r>
               <w:rPr>
                 <w:rStyle w:val="Hyperlink"/>
@@ -993,7 +993,7 @@
               <w:rPr>
                 <w:noProof/>
               </w:rPr>
-              <w:instrText xml:space="preserve"> PAGEREF _Toc241727056 \h </w:instrText>
+              <w:instrText xml:space="preserve"> PAGEREF _Toc241780974 \h </w:instrText>
             </w:r>
             <w:r>
               <w:rPr>
@@ -1036,7 +1036,7 @@
               <w14:ligatures w14:val="standardContextual"/>
             </w:rPr>
           </w:pPr>
-          <w:hyperlink w:anchor="_Toc241727057" w:history="1">
+          <w:hyperlink w:anchor="_Toc241780975" w:history="1">
             <w:r>
               <w:rPr>
                 <w:rStyle w:val="Hyperlink"/>
@@ -1060,7 +1060,7 @@
               <w:rPr>
                 <w:noProof/>
               </w:rPr>
-              <w:instrText xml:space="preserve"> PAGEREF _Toc241727057 \h </w:instrText>
+              <w:instrText xml:space="preserve"> PAGEREF _Toc241780975 \h </w:instrText>
             </w:r>
             <w:r>
               <w:rPr>
@@ -1103,7 +1103,7 @@
               <w14:ligatures w14:val="standardContextual"/>
             </w:rPr>
           </w:pPr>
-          <w:hyperlink w:anchor="_Toc241727058" w:history="1">
+          <w:hyperlink w:anchor="_Toc241780976" w:history="1">
             <w:r>
               <w:rPr>
                 <w:rStyle w:val="Hyperlink"/>
@@ -1127,7 +1127,7 @@
               <w:rPr>
                 <w:noProof/>
               </w:rPr>
-              <w:instrText xml:space="preserve"> PAGEREF _Toc241727058 \h </w:instrText>
+              <w:instrText xml:space="preserve"> PAGEREF _Toc241780976 \h </w:instrText>
             </w:r>
             <w:r>
               <w:rPr>
@@ -1170,7 +1170,7 @@
               <w14:ligatures w14:val="standardContextual"/>
             </w:rPr>
           </w:pPr>
-          <w:hyperlink w:anchor="_Toc241727059" w:history="1">
+          <w:hyperlink w:anchor="_Toc241780977" w:history="1">
             <w:r>
               <w:rPr>
                 <w:rStyle w:val="Hyperlink"/>
@@ -1194,7 +1194,7 @@
               <w:rPr>
                 <w:noProof/>
               </w:rPr>
-              <w:instrText xml:space="preserve"> PAGEREF _Toc241727059 \h </w:instrText>
+              <w:instrText xml:space="preserve"> PAGEREF _Toc241780977 \h </w:instrText>
             </w:r>
             <w:r>
               <w:rPr>
@@ -1237,7 +1237,7 @@
               <w14:ligatures w14:val="standardContextual"/>
             </w:rPr>
           </w:pPr>
-          <w:hyperlink w:anchor="_Toc241727060" w:history="1">
+          <w:hyperlink w:anchor="_Toc241780978" w:history="1">
             <w:r>
               <w:rPr>
                 <w:rStyle w:val="Hyperlink"/>
@@ -1261,7 +1261,7 @@
               <w:rPr>
                 <w:noProof/>
               </w:rPr>
-              <w:instrText xml:space="preserve"> PAGEREF _Toc241727060 \h </w:instrText>
+              <w:instrText xml:space="preserve"> PAGEREF _Toc241780978 \h </w:instrText>
             </w:r>
             <w:r>
               <w:rPr>
@@ -1304,7 +1304,7 @@
               <w14:ligatures w14:val="standardContextual"/>
             </w:rPr>
           </w:pPr>
-          <w:hyperlink w:anchor="_Toc241727061" w:history="1">
+          <w:hyperlink w:anchor="_Toc241780979" w:history="1">
             <w:r>
               <w:rPr>
                 <w:rStyle w:val="Hyperlink"/>
@@ -1328,7 +1328,7 @@
               <w:rPr>
                 <w:noProof/>
               </w:rPr>
-              <w:instrText xml:space="preserve"> PAGEREF _Toc241727061 \h </w:instrText>
+              <w:instrText xml:space="preserve"> PAGEREF _Toc241780979 \h </w:instrText>
             </w:r>
             <w:r>
               <w:rPr>
@@ -1371,7 +1371,7 @@
               <w14:ligatures w14:val="standardContextual"/>
             </w:rPr>
           </w:pPr>
-          <w:hyperlink w:anchor="_Toc241727062" w:history="1">
+          <w:hyperlink w:anchor="_Toc241780980" w:history="1">
             <w:r>
               <w:rPr>
                 <w:rStyle w:val="Hyperlink"/>
@@ -1395,7 +1395,7 @@
               <w:rPr>
                 <w:noProof/>
               </w:rPr>
-              <w:instrText xml:space="preserve"> PAGEREF _Toc241727062 \h </w:instrText>
+              <w:instrText xml:space="preserve"> PAGEREF _Toc241780980 \h </w:instrText>
             </w:r>
             <w:r>
               <w:rPr>
@@ -1438,7 +1438,7 @@
               <w14:ligatures w14:val="standardContextual"/>
             </w:rPr>
           </w:pPr>
-          <w:hyperlink w:anchor="_Toc241727063" w:history="1">
+          <w:hyperlink w:anchor="_Toc241780981" w:history="1">
             <w:r>
               <w:rPr>
                 <w:rStyle w:val="Hyperlink"/>
@@ -1462,7 +1462,7 @@
               <w:rPr>
                 <w:noProof/>
               </w:rPr>
-              <w:instrText xml:space="preserve"> PAGEREF _Toc241727063 \h </w:instrText>
+              <w:instrText xml:space="preserve"> PAGEREF _Toc241780981 \h </w:instrText>
             </w:r>
             <w:r>
               <w:rPr>
@@ -1505,7 +1505,7 @@
               <w14:ligatures w14:val="standardContextual"/>
             </w:rPr>
           </w:pPr>
-          <w:hyperlink w:anchor="_Toc241727064" w:history="1">
+          <w:hyperlink w:anchor="_Toc241780982" w:history="1">
             <w:r>
               <w:rPr>
                 <w:rStyle w:val="Hyperlink"/>
@@ -1529,7 +1529,7 @@
               <w:rPr>
                 <w:noProof/>
               </w:rPr>
-              <w:instrText xml:space="preserve"> PAGEREF _Toc241727064 \h </w:instrText>
+              <w:instrText xml:space="preserve"> PAGEREF _Toc241780982 \h </w:instrText>
             </w:r>
             <w:r>
               <w:rPr>
@@ -1572,7 +1572,7 @@
               <w14:ligatures w14:val="standardContextual"/>
             </w:rPr>
           </w:pPr>
-          <w:hyperlink w:anchor="_Toc241727065" w:history="1">
+          <w:hyperlink w:anchor="_Toc241780983" w:history="1">
             <w:r>
               <w:rPr>
                 <w:rStyle w:val="Hyperlink"/>
@@ -1596,7 +1596,7 @@
               <w:rPr>
                 <w:noProof/>
               </w:rPr>
-              <w:instrText xml:space="preserve"> PAGEREF _Toc241727065 \h </w:instrText>
+              <w:instrText xml:space="preserve"> PAGEREF _Toc241780983 \h </w:instrText>
             </w:r>
             <w:r>
               <w:rPr>
@@ -1639,7 +1639,7 @@
               <w14:ligatures w14:val="standardContextual"/>
             </w:rPr>
           </w:pPr>
-          <w:hyperlink w:anchor="_Toc241727066" w:history="1">
+          <w:hyperlink w:anchor="_Toc241780984" w:history="1">
             <w:r>
               <w:rPr>
                 <w:rStyle w:val="Hyperlink"/>
@@ -1663,7 +1663,7 @@
               <w:rPr>
                 <w:noProof/>
               </w:rPr>
-              <w:instrText xml:space="preserve"> PAGEREF _Toc241727066 \h </w:instrText>
+              <w:instrText xml:space="preserve"> PAGEREF _Toc241780984 \h </w:instrText>
             </w:r>
             <w:r>
               <w:rPr>
@@ -1706,7 +1706,7 @@
               <w14:ligatures w14:val="standardContextual"/>
             </w:rPr>
           </w:pPr>
-          <w:hyperlink w:anchor="_Toc241727067" w:history="1">
+          <w:hyperlink w:anchor="_Toc241780985" w:history="1">
             <w:r>
               <w:rPr>
                 <w:rStyle w:val="Hyperlink"/>
@@ -1730,7 +1730,7 @@
               <w:rPr>
                 <w:noProof/>
               </w:rPr>
-              <w:instrText xml:space="preserve"> PAGEREF _Toc241727067 \h </w:instrText>
+              <w:instrText xml:space="preserve"> PAGEREF _Toc241780985 \h </w:instrText>
             </w:r>
             <w:r>
               <w:rPr>
@@ -1773,7 +1773,7 @@
               <w14:ligatures w14:val="standardContextual"/>
             </w:rPr>
           </w:pPr>
-          <w:hyperlink w:anchor="_Toc241727068" w:history="1">
+          <w:hyperlink w:anchor="_Toc241780986" w:history="1">
             <w:r>
               <w:rPr>
                 <w:rStyle w:val="Hyperlink"/>
@@ -1797,7 +1797,7 @@
               <w:rPr>
                 <w:noProof/>
               </w:rPr>
-              <w:instrText xml:space="preserve"> PAGEREF _Toc241727068 \h </w:instrText>
+              <w:instrText xml:space="preserve"> PAGEREF _Toc241780986 \h </w:instrText>
             </w:r>
             <w:r>
               <w:rPr>
@@ -1840,7 +1840,7 @@
               <w14:ligatures w14:val="standardContextual"/>
             </w:rPr>
           </w:pPr>
-          <w:hyperlink w:anchor="_Toc241727069" w:history="1">
+          <w:hyperlink w:anchor="_Toc241780987" w:history="1">
             <w:r>
               <w:rPr>
                 <w:rStyle w:val="Hyperlink"/>
@@ -1864,7 +1864,7 @@
               <w:rPr>
                 <w:noProof/>
               </w:rPr>
-              <w:instrText xml:space="preserve"> PAGEREF _Toc241727069 \h </w:instrText>
+              <w:instrText xml:space="preserve"> PAGEREF _Toc241780987 \h </w:instrText>
             </w:r>
             <w:r>
               <w:rPr>
@@ -1907,7 +1907,7 @@
               <w14:ligatures w14:val="standardContextual"/>
             </w:rPr>
           </w:pPr>
-          <w:hyperlink w:anchor="_Toc241727070" w:history="1">
+          <w:hyperlink w:anchor="_Toc241780988" w:history="1">
             <w:r>
               <w:rPr>
                 <w:rStyle w:val="Hyperlink"/>
@@ -1931,7 +1931,7 @@
               <w:rPr>
                 <w:noProof/>
               </w:rPr>
-              <w:instrText xml:space="preserve"> PAGEREF _Toc241727070 \h </w:instrText>
+              <w:instrText xml:space="preserve"> PAGEREF _Toc241780988 \h </w:instrText>
             </w:r>
             <w:r>
               <w:rPr>
@@ -1974,7 +1974,7 @@
               <w14:ligatures w14:val="standardContextual"/>
             </w:rPr>
           </w:pPr>
-          <w:hyperlink w:anchor="_Toc241727071" w:history="1">
+          <w:hyperlink w:anchor="_Toc241780989" w:history="1">
             <w:r>
               <w:rPr>
                 <w:rStyle w:val="Hyperlink"/>
@@ -1998,7 +1998,7 @@
               <w:rPr>
                 <w:noProof/>
               </w:rPr>
-              <w:instrText xml:space="preserve"> PAGEREF _Toc241727071 \h </w:instrText>
+              <w:instrText xml:space="preserve"> PAGEREF _Toc241780989 \h </w:instrText>
             </w:r>
             <w:r>
               <w:rPr>
@@ -2041,7 +2041,7 @@
               <w14:ligatures w14:val="standardContextual"/>
             </w:rPr>
           </w:pPr>
-          <w:hyperlink w:anchor="_Toc241727072" w:history="1">
+          <w:hyperlink w:anchor="_Toc241780990" w:history="1">
             <w:r>
               <w:rPr>
                 <w:rStyle w:val="Hyperlink"/>
@@ -2065,7 +2065,7 @@
               <w:rPr>
                 <w:noProof/>
               </w:rPr>
-              <w:instrText xml:space="preserve"> PAGEREF _Toc241727072 \h </w:instrText>
+              <w:instrText xml:space="preserve"> PAGEREF _Toc241780990 \h </w:instrText>
             </w:r>
             <w:r>
               <w:rPr>
@@ -2108,7 +2108,7 @@
               <w14:ligatures w14:val="standardContextual"/>
             </w:rPr>
           </w:pPr>
-          <w:hyperlink w:anchor="_Toc241727073" w:history="1">
+          <w:hyperlink w:anchor="_Toc241780991" w:history="1">
             <w:r>
               <w:rPr>
                 <w:rStyle w:val="Hyperlink"/>
@@ -2132,7 +2132,7 @@
               <w:rPr>
                 <w:noProof/>
               </w:rPr>
-              <w:instrText xml:space="preserve"> PAGEREF _Toc241727073 \h </w:instrText>
+              <w:instrText xml:space="preserve"> PAGEREF _Toc241780991 \h </w:instrText>
             </w:r>
             <w:r>
               <w:rPr>
@@ -2175,7 +2175,7 @@
               <w14:ligatures w14:val="standardContextual"/>
             </w:rPr>
           </w:pPr>
-          <w:hyperlink w:anchor="_Toc241727074" w:history="1">
+          <w:hyperlink w:anchor="_Toc241780992" w:history="1">
             <w:r>
               <w:rPr>
                 <w:rStyle w:val="Hyperlink"/>
@@ -2199,7 +2199,7 @@
               <w:rPr>
                 <w:noProof/>
               </w:rPr>
-              <w:instrText xml:space="preserve"> PAGEREF _Toc241727074 \h </w:instrText>
+              <w:instrText xml:space="preserve"> PAGEREF _Toc241780992 \h </w:instrText>
             </w:r>
             <w:r>
               <w:rPr>
@@ -2242,7 +2242,7 @@
               <w14:ligatures w14:val="standardContextual"/>
             </w:rPr>
           </w:pPr>
-          <w:hyperlink w:anchor="_Toc241727075" w:history="1">
+          <w:hyperlink w:anchor="_Toc241780993" w:history="1">
             <w:r>
               <w:rPr>
                 <w:rStyle w:val="Hyperlink"/>
@@ -2266,7 +2266,7 @@
               <w:rPr>
                 <w:noProof/>
               </w:rPr>
-              <w:instrText xml:space="preserve"> PAGEREF _Toc241727075 \h </w:instrText>
+              <w:instrText xml:space="preserve"> PAGEREF _Toc241780993 \h </w:instrText>
             </w:r>
             <w:r>
               <w:rPr>
@@ -2309,7 +2309,7 @@
               <w14:ligatures w14:val="standardContextual"/>
             </w:rPr>
           </w:pPr>
-          <w:hyperlink w:anchor="_Toc241727076" w:history="1">
+          <w:hyperlink w:anchor="_Toc241780994" w:history="1">
             <w:r>
               <w:rPr>
                 <w:rStyle w:val="Hyperlink"/>
@@ -2333,7 +2333,7 @@
               <w:rPr>
                 <w:noProof/>
               </w:rPr>
-              <w:instrText xml:space="preserve"> PAGEREF _Toc241727076 \h </w:instrText>
+              <w:instrText xml:space="preserve"> PAGEREF _Toc241780994 \h </w:instrText>
             </w:r>
             <w:r>
               <w:rPr>
@@ -2376,7 +2376,7 @@
               <w14:ligatures w14:val="standardContextual"/>
             </w:rPr>
           </w:pPr>
-          <w:hyperlink w:anchor="_Toc241727077" w:history="1">
+          <w:hyperlink w:anchor="_Toc241780995" w:history="1">
             <w:r>
               <w:rPr>
                 <w:rStyle w:val="Hyperlink"/>
@@ -2400,7 +2400,7 @@
               <w:rPr>
                 <w:noProof/>
               </w:rPr>
-              <w:instrText xml:space="preserve"> PAGEREF _Toc241727077 \h </w:instrText>
+              <w:instrText xml:space="preserve"> PAGEREF _Toc241780995 \h </w:instrText>
             </w:r>
             <w:r>
               <w:rPr>
@@ -2443,7 +2443,7 @@
               <w14:ligatures w14:val="standardContextual"/>
             </w:rPr>
           </w:pPr>
-          <w:hyperlink w:anchor="_Toc241727078" w:history="1">
+          <w:hyperlink w:anchor="_Toc241780996" w:history="1">
             <w:r>
               <w:rPr>
                 <w:rStyle w:val="Hyperlink"/>
@@ -2467,7 +2467,7 @@
               <w:rPr>
                 <w:noProof/>
               </w:rPr>
-              <w:instrText xml:space="preserve"> PAGEREF _Toc241727078 \h </w:instrText>
+              <w:instrText xml:space="preserve"> PAGEREF _Toc241780996 \h </w:instrText>
             </w:r>
             <w:r>
               <w:rPr>
@@ -2510,7 +2510,7 @@
               <w14:ligatures w14:val="standardContextual"/>
             </w:rPr>
           </w:pPr>
-          <w:hyperlink w:anchor="_Toc241727079" w:history="1">
+          <w:hyperlink w:anchor="_Toc241780997" w:history="1">
             <w:r>
               <w:rPr>
                 <w:rStyle w:val="Hyperlink"/>
@@ -2534,7 +2534,7 @@
               <w:rPr>
                 <w:noProof/>
               </w:rPr>
-              <w:instrText xml:space="preserve"> PAGEREF _Toc241727079 \h </w:instrText>
+              <w:instrText xml:space="preserve"> PAGEREF _Toc241780997 \h </w:instrText>
             </w:r>
             <w:r>
               <w:rPr>
@@ -2577,7 +2577,7 @@
               <w14:ligatures w14:val="standardContextual"/>
             </w:rPr>
           </w:pPr>
-          <w:hyperlink w:anchor="_Toc241727080" w:history="1">
+          <w:hyperlink w:anchor="_Toc241780998" w:history="1">
             <w:r>
               <w:rPr>
                 <w:rStyle w:val="Hyperlink"/>
@@ -2601,7 +2601,7 @@
               <w:rPr>
                 <w:noProof/>
               </w:rPr>
-              <w:instrText xml:space="preserve"> PAGEREF _Toc241727080 \h </w:instrText>
+              <w:instrText xml:space="preserve"> PAGEREF _Toc241780998 \h </w:instrText>
             </w:r>
             <w:r>
               <w:rPr>
@@ -2644,7 +2644,7 @@
               <w14:ligatures w14:val="standardContextual"/>
             </w:rPr>
           </w:pPr>
-          <w:hyperlink w:anchor="_Toc241727081" w:history="1">
+          <w:hyperlink w:anchor="_Toc241780999" w:history="1">
             <w:r>
               <w:rPr>
                 <w:rStyle w:val="Hyperlink"/>
@@ -2668,7 +2668,7 @@
               <w:rPr>
                 <w:noProof/>
               </w:rPr>
-              <w:instrText xml:space="preserve"> PAGEREF _Toc241727081 \h </w:instrText>
+              <w:instrText xml:space="preserve"> PAGEREF _Toc241780999 \h </w:instrText>
             </w:r>
             <w:r>
               <w:rPr>
@@ -2711,7 +2711,7 @@
               <w14:ligatures w14:val="standardContextual"/>
             </w:rPr>
           </w:pPr>
-          <w:hyperlink w:anchor="_Toc241727082" w:history="1">
+          <w:hyperlink w:anchor="_Toc241781000" w:history="1">
             <w:r>
               <w:rPr>
                 <w:rStyle w:val="Hyperlink"/>
@@ -2735,7 +2735,7 @@
               <w:rPr>
                 <w:noProof/>
               </w:rPr>
-              <w:instrText xml:space="preserve"> PAGEREF _Toc241727082 \h </w:instrText>
+              <w:instrText xml:space="preserve"> PAGEREF _Toc241781000 \h </w:instrText>
             </w:r>
             <w:r>
               <w:rPr>
@@ -2778,7 +2778,7 @@
               <w14:ligatures w14:val="standardContextual"/>
             </w:rPr>
           </w:pPr>
-          <w:hyperlink w:anchor="_Toc241727083" w:history="1">
+          <w:hyperlink w:anchor="_Toc241781001" w:history="1">
             <w:r>
               <w:rPr>
                 <w:rStyle w:val="Hyperlink"/>
@@ -2802,7 +2802,7 @@
               <w:rPr>
                 <w:noProof/>
               </w:rPr>
-              <w:instrText xml:space="preserve"> PAGEREF _Toc241727083 \h </w:instrText>
+              <w:instrText xml:space="preserve"> PAGEREF _Toc241781001 \h </w:instrText>
             </w:r>
             <w:r>
               <w:rPr>
@@ -2845,7 +2845,7 @@
               <w14:ligatures w14:val="standardContextual"/>
             </w:rPr>
           </w:pPr>
-          <w:hyperlink w:anchor="_Toc241727084" w:history="1">
+          <w:hyperlink w:anchor="_Toc241781002" w:history="1">
             <w:r>
               <w:rPr>
                 <w:rStyle w:val="Hyperlink"/>
@@ -2869,7 +2869,7 @@
               <w:rPr>
                 <w:noProof/>
               </w:rPr>
-              <w:instrText xml:space="preserve"> PAGEREF _Toc241727084 \h </w:instrText>
+              <w:instrText xml:space="preserve"> PAGEREF _Toc241781002 \h </w:instrText>
             </w:r>
             <w:r>
               <w:rPr>
@@ -2912,7 +2912,7 @@
               <w14:ligatures w14:val="standardContextual"/>
             </w:rPr>
           </w:pPr>
-          <w:hyperlink w:anchor="_Toc241727085" w:history="1">
+          <w:hyperlink w:anchor="_Toc241781003" w:history="1">
             <w:r>
               <w:rPr>
                 <w:rStyle w:val="Hyperlink"/>
@@ -2936,7 +2936,7 @@
               <w:rPr>
                 <w:noProof/>
               </w:rPr>
-              <w:instrText xml:space="preserve"> PAGEREF _Toc241727085 \h </w:instrText>
+              <w:instrText xml:space="preserve"> PAGEREF _Toc241781003 \h </w:instrText>
             </w:r>
             <w:r>
               <w:rPr>
@@ -2979,7 +2979,7 @@
               <w14:ligatures w14:val="standardContextual"/>
             </w:rPr>
           </w:pPr>
-          <w:hyperlink w:anchor="_Toc241727086" w:history="1">
+          <w:hyperlink w:anchor="_Toc241781004" w:history="1">
             <w:r>
               <w:rPr>
                 <w:rStyle w:val="Hyperlink"/>
@@ -3003,7 +3003,7 @@
               <w:rPr>
                 <w:noProof/>
               </w:rPr>
-              <w:instrText xml:space="preserve"> PAGEREF _Toc241727086 \h </w:instrText>
+              <w:instrText xml:space="preserve"> PAGEREF _Toc241781004 \h </w:instrText>
             </w:r>
             <w:r>
               <w:rPr>
@@ -3046,7 +3046,7 @@
               <w14:ligatures w14:val="standardContextual"/>
             </w:rPr>
           </w:pPr>
-          <w:hyperlink w:anchor="_Toc241727087" w:history="1">
+          <w:hyperlink w:anchor="_Toc241781005" w:history="1">
             <w:r>
               <w:rPr>
                 <w:rStyle w:val="Hyperlink"/>
@@ -3070,7 +3070,7 @@
               <w:rPr>
                 <w:noProof/>
               </w:rPr>
-              <w:instrText xml:space="preserve"> PAGEREF _Toc241727087 \h </w:instrText>
+              <w:instrText xml:space="preserve"> PAGEREF _Toc241781005 \h </w:instrText>
             </w:r>
             <w:r>
               <w:rPr>
@@ -3113,7 +3113,7 @@
               <w14:ligatures w14:val="standardContextual"/>
             </w:rPr>
           </w:pPr>
-          <w:hyperlink w:anchor="_Toc241727088" w:history="1">
+          <w:hyperlink w:anchor="_Toc241781006" w:history="1">
             <w:r>
               <w:rPr>
                 <w:rStyle w:val="Hyperlink"/>
@@ -3137,7 +3137,7 @@
               <w:rPr>
                 <w:noProof/>
               </w:rPr>
-              <w:instrText xml:space="preserve"> PAGEREF _Toc241727088 \h </w:instrText>
+              <w:instrText xml:space="preserve"> PAGEREF _Toc241781006 \h </w:instrText>
             </w:r>
             <w:r>
               <w:rPr>
@@ -3180,7 +3180,7 @@
               <w14:ligatures w14:val="standardContextual"/>
             </w:rPr>
           </w:pPr>
-          <w:hyperlink w:anchor="_Toc241727089" w:history="1">
+          <w:hyperlink w:anchor="_Toc241781007" w:history="1">
             <w:r>
               <w:rPr>
                 <w:rStyle w:val="Hyperlink"/>
@@ -3204,7 +3204,7 @@
               <w:rPr>
                 <w:noProof/>
               </w:rPr>
-              <w:instrText xml:space="preserve"> PAGEREF _Toc241727089 \h </w:instrText>
+              <w:instrText xml:space="preserve"> PAGEREF _Toc241781007 \h </w:instrText>
             </w:r>
             <w:r>
               <w:rPr>
@@ -3247,7 +3247,7 @@
               <w14:ligatures w14:val="standardContextual"/>
             </w:rPr>
           </w:pPr>
-          <w:hyperlink w:anchor="_Toc241727090" w:history="1">
+          <w:hyperlink w:anchor="_Toc241781008" w:history="1">
             <w:r>
               <w:rPr>
                 <w:rStyle w:val="Hyperlink"/>
@@ -3271,7 +3271,7 @@
               <w:rPr>
                 <w:noProof/>
               </w:rPr>
-              <w:instrText xml:space="preserve"> PAGEREF _Toc241727090 \h </w:instrText>
+              <w:instrText xml:space="preserve"> PAGEREF _Toc241781008 \h </w:instrText>
             </w:r>
             <w:r>
               <w:rPr>
@@ -3314,7 +3314,7 @@
               <w14:ligatures w14:val="standardContextual"/>
             </w:rPr>
           </w:pPr>
-          <w:hyperlink w:anchor="_Toc241727091" w:history="1">
+          <w:hyperlink w:anchor="_Toc241781009" w:history="1">
             <w:r>
               <w:rPr>
                 <w:rStyle w:val="Hyperlink"/>
@@ -3338,7 +3338,7 @@
               <w:rPr>
                 <w:noProof/>
               </w:rPr>
-              <w:instrText xml:space="preserve"> PAGEREF _Toc241727091 \h </w:instrText>
+              <w:instrText xml:space="preserve"> PAGEREF _Toc241781009 \h </w:instrText>
             </w:r>
             <w:r>
               <w:rPr>
@@ -3381,7 +3381,7 @@
               <w14:ligatures w14:val="standardContextual"/>
             </w:rPr>
           </w:pPr>
-          <w:hyperlink w:anchor="_Toc241727092" w:history="1">
+          <w:hyperlink w:anchor="_Toc241781010" w:history="1">
             <w:r>
               <w:rPr>
                 <w:rStyle w:val="Hyperlink"/>
@@ -3405,7 +3405,7 @@
               <w:rPr>
                 <w:noProof/>
               </w:rPr>
-              <w:instrText xml:space="preserve"> PAGEREF _Toc241727092 \h </w:instrText>
+              <w:instrText xml:space="preserve"> PAGEREF _Toc241781010 \h </w:instrText>
             </w:r>
             <w:r>
               <w:rPr>
@@ -3444,7 +3444,7 @@
         <w:pStyle w:val="Heading1"/>
         <w:pageBreakBefore/>
       </w:pPr>
-      <w:bookmarkStart w:id="0" w:name="_Toc241727050"/>
+      <w:bookmarkStart w:id="0" w:name="_Toc241780968"/>
       <w:r>
         <w:lastRenderedPageBreak/>
         <w:t>1. Your role at a glance</w:t>
@@ -3612,7 +3612,7 @@
         <w:pStyle w:val="Heading1"/>
         <w:pageBreakBefore/>
       </w:pPr>
-      <w:bookmarkStart w:id="1" w:name="_Toc241727051"/>
+      <w:bookmarkStart w:id="1" w:name="_Toc241780969"/>
       <w:r>
         <w:lastRenderedPageBreak/>
         <w:t>2. Signing in and your screens</w:t>
@@ -3623,7 +3623,7 @@
       <w:pPr>
         <w:pStyle w:val="Heading2"/>
       </w:pPr>
-      <w:bookmarkStart w:id="2" w:name="_Toc241727052"/>
+      <w:bookmarkStart w:id="2" w:name="_Toc241780970"/>
       <w:r>
         <w:t>Signing in</w:t>
       </w:r>
@@ -3706,7 +3706,7 @@
           <w:noProof/>
         </w:rPr>
         <w:drawing>
-          <wp:inline distT="0" distB="0" distL="0" distR="0" wp14:anchorId="01554472" wp14:editId="3F2F7985">
+          <wp:inline distT="0" distB="0" distL="0" distR="0" wp14:anchorId="5EB1A583" wp14:editId="6027708C">
             <wp:extent cx="5334000" cy="2333625"/>
             <wp:effectExtent l="0" t="0" r="0" b="0"/>
             <wp:docPr id="1" name="adm_login.jpg" descr="The sign-in screen for all internal staff." title="The sign-in screen for all internal staff."/>
@@ -3873,7 +3873,7 @@
       <w:pPr>
         <w:pStyle w:val="Heading2"/>
       </w:pPr>
-      <w:bookmarkStart w:id="3" w:name="_Toc241727053"/>
+      <w:bookmarkStart w:id="3" w:name="_Toc241780971"/>
       <w:r>
         <w:t>Finding your way around</w:t>
       </w:r>
@@ -4058,7 +4058,7 @@
         </w:rPr>
         <w:lastRenderedPageBreak/>
         <w:drawing>
-          <wp:inline distT="0" distB="0" distL="0" distR="0" wp14:anchorId="1B55AE53" wp14:editId="410D5E46">
+          <wp:inline distT="0" distB="0" distL="0" distR="0" wp14:anchorId="6415A285" wp14:editId="2D08A53B">
             <wp:extent cx="5715000" cy="1876425"/>
             <wp:effectExtent l="0" t="0" r="0" b="0"/>
             <wp:docPr id="2" name="adm_not_your_role.jpg" descr="Opening a screen outside your role (for example from an old bookmark) shows this card instead of the screen." title="Opening a screen outside your role (for example from an old bookmark) shows this card instead of the screen."/>
@@ -4127,7 +4127,7 @@
       <w:pPr>
         <w:pStyle w:val="Heading2"/>
       </w:pPr>
-      <w:bookmarkStart w:id="4" w:name="_Toc241727054"/>
+      <w:bookmarkStart w:id="4" w:name="_Toc241780972"/>
       <w:r>
         <w:t>Your screens</w:t>
       </w:r>
@@ -4634,7 +4634,7 @@
       <w:pPr>
         <w:pStyle w:val="Heading2"/>
       </w:pPr>
-      <w:bookmarkStart w:id="5" w:name="_Toc241727055"/>
+      <w:bookmarkStart w:id="5" w:name="_Toc241780973"/>
       <w:r>
         <w:t>Changing your password</w:t>
       </w:r>
@@ -4717,7 +4717,7 @@
           <w:noProof/>
         </w:rPr>
         <w:drawing>
-          <wp:inline distT="0" distB="0" distL="0" distR="0" wp14:anchorId="38E67F25" wp14:editId="7DA86E80">
+          <wp:inline distT="0" distB="0" distL="0" distR="0" wp14:anchorId="3FB784E7" wp14:editId="7E725BCB">
             <wp:extent cx="5334000" cy="2171700"/>
             <wp:effectExtent l="0" t="0" r="0" b="0"/>
             <wp:docPr id="3" name="adm_account.jpg" descr="Change Password screen." title="Change Password screen."/>
@@ -4805,7 +4805,7 @@
         <w:pStyle w:val="Heading1"/>
         <w:pageBreakBefore/>
       </w:pPr>
-      <w:bookmarkStart w:id="6" w:name="_Toc241727056"/>
+      <w:bookmarkStart w:id="6" w:name="_Toc241780974"/>
       <w:r>
         <w:lastRenderedPageBreak/>
         <w:t>3. Your routine</w:t>
@@ -5090,7 +5090,7 @@
         <w:pStyle w:val="Heading1"/>
         <w:pageBreakBefore/>
       </w:pPr>
-      <w:bookmarkStart w:id="7" w:name="_Toc241727057"/>
+      <w:bookmarkStart w:id="7" w:name="_Toc241780975"/>
       <w:r>
         <w:lastRenderedPageBreak/>
         <w:t>4. Step-by-step tasks</w:t>
@@ -5101,7 +5101,7 @@
       <w:pPr>
         <w:pStyle w:val="Heading2"/>
       </w:pPr>
-      <w:bookmarkStart w:id="8" w:name="_Toc241727058"/>
+      <w:bookmarkStart w:id="8" w:name="_Toc241780976"/>
       <w:r>
         <w:t>4.1 Reading the dashboards</w:t>
       </w:r>
@@ -5126,7 +5126,7 @@
           <w:noProof/>
         </w:rPr>
         <w:drawing>
-          <wp:inline distT="0" distB="0" distL="0" distR="0" wp14:anchorId="41A43051" wp14:editId="52DE6B2A">
+          <wp:inline distT="0" distB="0" distL="0" distR="0" wp14:anchorId="04387EB3" wp14:editId="06614790">
             <wp:extent cx="5715000" cy="3571875"/>
             <wp:effectExtent l="0" t="0" r="0" b="0"/>
             <wp:docPr id="4" name="adm_exec_dashboard.jpg" descr="Executive Dashboard: completions against the 400 / 60 / 50–75 targets, days to data lock, spend, and the lowest-filled strata." title="Executive Dashboard: completions against the 400 / 60 / 50–75 targets, days to data lock, spend, and the lowest-filled strata."/>
@@ -5791,7 +5791,7 @@
       <w:pPr>
         <w:pStyle w:val="Heading2"/>
       </w:pPr>
-      <w:bookmarkStart w:id="9" w:name="_Toc241727059"/>
+      <w:bookmarkStart w:id="9" w:name="_Toc241780977"/>
       <w:r>
         <w:lastRenderedPageBreak/>
         <w:t>4.2 Using Reports (analytics and charts)</w:t>
@@ -5832,7 +5832,7 @@
           <w:noProof/>
         </w:rPr>
         <w:drawing>
-          <wp:inline distT="0" distB="0" distL="0" distR="0" wp14:anchorId="39C21EFF" wp14:editId="672BF653">
+          <wp:inline distT="0" distB="0" distL="0" distR="0" wp14:anchorId="5D030B12" wp14:editId="58CC8E60">
             <wp:extent cx="5334000" cy="3333750"/>
             <wp:effectExtent l="0" t="0" r="0" b="0"/>
             <wp:docPr id="5" name="adm_reports_top.jpg" descr="Reports: headline figures for the chosen period." title="Reports: headline figures for the chosen period."/>
@@ -5974,7 +5974,7 @@
           <w:noProof/>
         </w:rPr>
         <w:drawing>
-          <wp:inline distT="0" distB="0" distL="0" distR="0" wp14:anchorId="1C95B841" wp14:editId="36CA50E2">
+          <wp:inline distT="0" distB="0" distL="0" distR="0" wp14:anchorId="3A7ED4BD" wp14:editId="2EB424A9">
             <wp:extent cx="5334000" cy="3409950"/>
             <wp:effectExtent l="0" t="0" r="0" b="0"/>
             <wp:docPr id="6" name="adm_reports_funnel.jpg" descr="Case funnel: each case counted once at every stage it has reached." title="Case funnel: each case counted once at every stage it has reached."/>
@@ -6074,7 +6074,7 @@
           <w:noProof/>
         </w:rPr>
         <w:drawing>
-          <wp:inline distT="0" distB="0" distL="0" distR="0" wp14:anchorId="0A8DBB95" wp14:editId="7A61EF8F">
+          <wp:inline distT="0" distB="0" distL="0" distR="0" wp14:anchorId="4FEF449B" wp14:editId="2927C6A7">
             <wp:extent cx="5334000" cy="3248025"/>
             <wp:effectExtent l="0" t="0" r="0" b="0"/>
             <wp:docPr id="7" name="adm_reports_funnel_table.jpg" descr="The same chart as a table." title="The same chart as a table."/>
@@ -6173,7 +6173,7 @@
           <w:noProof/>
         </w:rPr>
         <w:drawing>
-          <wp:inline distT="0" distB="0" distL="0" distR="0" wp14:anchorId="1A303624" wp14:editId="4699B9DA">
+          <wp:inline distT="0" distB="0" distL="0" distR="0" wp14:anchorId="75FCAE0F" wp14:editId="79AE7AE5">
             <wp:extent cx="5334000" cy="2628900"/>
             <wp:effectExtent l="0" t="0" r="0" b="0"/>
             <wp:docPr id="8" name="adm_reports_coverage.jpg" descr="Coverage by group." title="Coverage by group."/>
@@ -6273,7 +6273,7 @@
         </w:rPr>
         <w:lastRenderedPageBreak/>
         <w:drawing>
-          <wp:inline distT="0" distB="0" distL="0" distR="0" wp14:anchorId="127BB192" wp14:editId="2E57EB8E">
+          <wp:inline distT="0" distB="0" distL="0" distR="0" wp14:anchorId="35AD905D" wp14:editId="5E880C49">
             <wp:extent cx="5334000" cy="2600325"/>
             <wp:effectExtent l="0" t="0" r="0" b="0"/>
             <wp:docPr id="9" name="adm_reports_modes.jpg" descr="Administration modes." title="Administration modes."/>
@@ -6382,7 +6382,7 @@
           <w:noProof/>
         </w:rPr>
         <w:drawing>
-          <wp:inline distT="0" distB="0" distL="0" distR="0" wp14:anchorId="7DF4854B" wp14:editId="28AA7EDD">
+          <wp:inline distT="0" distB="0" distL="0" distR="0" wp14:anchorId="244C37D2" wp14:editId="1B062AF7">
             <wp:extent cx="5334000" cy="2905125"/>
             <wp:effectExtent l="0" t="0" r="0" b="0"/>
             <wp:docPr id="10" name="adm_reports_duration.jpg" descr="Completion-time distribution." title="Completion-time distribution."/>
@@ -6464,7 +6464,7 @@
       <w:pPr>
         <w:pStyle w:val="Heading2"/>
       </w:pPr>
-      <w:bookmarkStart w:id="10" w:name="_Toc241727060"/>
+      <w:bookmarkStart w:id="10" w:name="_Toc241780978"/>
       <w:r>
         <w:t>4.3 Reviewing a case read-only</w:t>
       </w:r>
@@ -6528,7 +6528,7 @@
         </w:rPr>
         <w:lastRenderedPageBreak/>
         <w:drawing>
-          <wp:inline distT="0" distB="0" distL="0" distR="0" wp14:anchorId="2FD1BE6D" wp14:editId="1C8322C8">
+          <wp:inline distT="0" distB="0" distL="0" distR="0" wp14:anchorId="56AAF7A2" wp14:editId="77EADAA3">
             <wp:extent cx="5334000" cy="3333750"/>
             <wp:effectExtent l="0" t="0" r="0" b="0"/>
             <wp:docPr id="11" name="sup_case.jpg" descr="A case page in read-only view." title="A case page in read-only view."/>
@@ -6602,7 +6602,7 @@
       <w:pPr>
         <w:pStyle w:val="Heading2"/>
       </w:pPr>
-      <w:bookmarkStart w:id="11" w:name="_Toc241727061"/>
+      <w:bookmarkStart w:id="11" w:name="_Toc241780979"/>
       <w:r>
         <w:t>4.4 Reviewing QA</w:t>
       </w:r>
@@ -6619,7 +6619,7 @@
           <w:noProof/>
         </w:rPr>
         <w:drawing>
-          <wp:inline distT="0" distB="0" distL="0" distR="0" wp14:anchorId="6DDA1B8F" wp14:editId="63603309">
+          <wp:inline distT="0" distB="0" distL="0" distR="0" wp14:anchorId="07D2A8C9" wp14:editId="37A1ED61">
             <wp:extent cx="5715000" cy="2505075"/>
             <wp:effectExtent l="0" t="0" r="0" b="0"/>
             <wp:docPr id="12" name="sup_qa_queue.jpg" descr="QA Queue in read-only view." title="QA Queue in read-only view."/>
@@ -6696,7 +6696,7 @@
       <w:pPr>
         <w:pStyle w:val="Heading2"/>
       </w:pPr>
-      <w:bookmarkStart w:id="12" w:name="_Toc241727062"/>
+      <w:bookmarkStart w:id="12" w:name="_Toc241780980"/>
       <w:r>
         <w:t>4.5 Downloading or emailing completed forms (Form PDFs)</w:t>
       </w:r>
@@ -6747,7 +6747,7 @@
         </w:rPr>
         <w:lastRenderedPageBreak/>
         <w:drawing>
-          <wp:inline distT="0" distB="0" distL="0" distR="0" wp14:anchorId="7C92C44C" wp14:editId="25818442">
+          <wp:inline distT="0" distB="0" distL="0" distR="0" wp14:anchorId="5A1C6B38" wp14:editId="0F4A1A0A">
             <wp:extent cx="5334000" cy="3333750"/>
             <wp:effectExtent l="0" t="0" r="0" b="0"/>
             <wp:docPr id="13" name="adm_form_pdfs.jpg" descr="Completed form PDFs." title="Completed form PDFs."/>
@@ -6941,7 +6941,7 @@
         <w:pStyle w:val="Heading1"/>
         <w:pageBreakBefore/>
       </w:pPr>
-      <w:bookmarkStart w:id="13" w:name="_Toc241727063"/>
+      <w:bookmarkStart w:id="13" w:name="_Toc241780981"/>
       <w:r>
         <w:lastRenderedPageBreak/>
         <w:t>5. Rules you must follow</w:t>
@@ -7079,7 +7079,7 @@
         <w:pStyle w:val="Heading1"/>
         <w:pageBreakBefore/>
       </w:pPr>
-      <w:bookmarkStart w:id="14" w:name="_Toc241727064"/>
+      <w:bookmarkStart w:id="14" w:name="_Toc241780982"/>
       <w:r>
         <w:lastRenderedPageBreak/>
         <w:t>6. Troubleshooting</w:t>
@@ -8033,7 +8033,7 @@
         <w:pStyle w:val="Heading1"/>
         <w:pageBreakBefore/>
       </w:pPr>
-      <w:bookmarkStart w:id="15" w:name="_Toc241727065"/>
+      <w:bookmarkStart w:id="15" w:name="_Toc241780983"/>
       <w:r>
         <w:lastRenderedPageBreak/>
         <w:t>7. Quick reference</w:t>
@@ -8312,7 +8312,7 @@
         <w:pStyle w:val="Heading1"/>
         <w:pageBreakBefore/>
       </w:pPr>
-      <w:bookmarkStart w:id="16" w:name="_Toc241727066"/>
+      <w:bookmarkStart w:id="16" w:name="_Toc241780984"/>
       <w:r>
         <w:lastRenderedPageBreak/>
         <w:t>8. Every screen and button for your role</w:t>
@@ -8475,7 +8475,7 @@
       <w:pPr>
         <w:pStyle w:val="Heading2"/>
       </w:pPr>
-      <w:bookmarkStart w:id="17" w:name="_Toc241727067"/>
+      <w:bookmarkStart w:id="17" w:name="_Toc241780985"/>
       <w:r>
         <w:t>8.1 Sign in</w:t>
       </w:r>
@@ -8988,7 +8988,7 @@
       <w:pPr>
         <w:pStyle w:val="Heading2"/>
       </w:pPr>
-      <w:bookmarkStart w:id="18" w:name="_Toc241727068"/>
+      <w:bookmarkStart w:id="18" w:name="_Toc241780986"/>
       <w:r>
         <w:t>8.2 The header and menu bar (every screen)</w:t>
       </w:r>
@@ -9712,7 +9712,7 @@
       <w:pPr>
         <w:pStyle w:val="Heading2"/>
       </w:pPr>
-      <w:bookmarkStart w:id="19" w:name="_Toc241727069"/>
+      <w:bookmarkStart w:id="19" w:name="_Toc241780987"/>
       <w:r>
         <w:t>8.3 Change Password</w:t>
       </w:r>
@@ -10332,7 +10332,7 @@
       <w:pPr>
         <w:pStyle w:val="Heading2"/>
       </w:pPr>
-      <w:bookmarkStart w:id="20" w:name="_Toc241727070"/>
+      <w:bookmarkStart w:id="20" w:name="_Toc241780988"/>
       <w:r>
         <w:t>8.4 Executive Dashboard</w:t>
       </w:r>
@@ -10846,7 +10846,7 @@
       <w:pPr>
         <w:pStyle w:val="Heading2"/>
       </w:pPr>
-      <w:bookmarkStart w:id="21" w:name="_Toc241727071"/>
+      <w:bookmarkStart w:id="21" w:name="_Toc241780989"/>
       <w:r>
         <w:t>8.5 Sampling Dashboard</w:t>
       </w:r>
@@ -11359,7 +11359,7 @@
       <w:pPr>
         <w:pStyle w:val="Heading2"/>
       </w:pPr>
-      <w:bookmarkStart w:id="22" w:name="_Toc241727072"/>
+      <w:bookmarkStart w:id="22" w:name="_Toc241780990"/>
       <w:r>
         <w:t>8.6 Contact Dashboard</w:t>
       </w:r>
@@ -11662,7 +11662,7 @@
       <w:pPr>
         <w:pStyle w:val="Heading2"/>
       </w:pPr>
-      <w:bookmarkStart w:id="23" w:name="_Toc241727073"/>
+      <w:bookmarkStart w:id="23" w:name="_Toc241780991"/>
       <w:r>
         <w:lastRenderedPageBreak/>
         <w:t>8.7 QA Dashboard</w:t>
@@ -12283,7 +12283,7 @@
       <w:pPr>
         <w:pStyle w:val="Heading2"/>
       </w:pPr>
-      <w:bookmarkStart w:id="24" w:name="_Toc241727074"/>
+      <w:bookmarkStart w:id="24" w:name="_Toc241780992"/>
       <w:r>
         <w:t>8.8 KII / Document Dashboard</w:t>
       </w:r>
@@ -12693,7 +12693,7 @@
       <w:pPr>
         <w:pStyle w:val="Heading2"/>
       </w:pPr>
-      <w:bookmarkStart w:id="25" w:name="_Toc241727075"/>
+      <w:bookmarkStart w:id="25" w:name="_Toc241780993"/>
       <w:r>
         <w:t>8.9 Reports</w:t>
       </w:r>
@@ -13207,7 +13207,7 @@
       <w:pPr>
         <w:pStyle w:val="Heading2"/>
       </w:pPr>
-      <w:bookmarkStart w:id="26" w:name="_Toc241727076"/>
+      <w:bookmarkStart w:id="26" w:name="_Toc241780994"/>
       <w:r>
         <w:t>8.10 Main-400 Register (and Reserve)</w:t>
       </w:r>
@@ -13827,7 +13827,7 @@
       <w:pPr>
         <w:pStyle w:val="Heading2"/>
       </w:pPr>
-      <w:bookmarkStart w:id="27" w:name="_Toc241727077"/>
+      <w:bookmarkStart w:id="27" w:name="_Toc241780995"/>
       <w:r>
         <w:t>8.11 Case page</w:t>
       </w:r>
@@ -14341,7 +14341,7 @@
       <w:pPr>
         <w:pStyle w:val="Heading2"/>
       </w:pPr>
-      <w:bookmarkStart w:id="28" w:name="_Toc241727078"/>
+      <w:bookmarkStart w:id="28" w:name="_Toc241780996"/>
       <w:r>
         <w:t>8.12 Pre-Interview Profile (PROIT) and its review screen</w:t>
       </w:r>
@@ -14644,7 +14644,7 @@
       <w:pPr>
         <w:pStyle w:val="Heading2"/>
       </w:pPr>
-      <w:bookmarkStart w:id="29" w:name="_Toc241727079"/>
+      <w:bookmarkStart w:id="29" w:name="_Toc241780997"/>
       <w:r>
         <w:t>8.13 Interview sheet (verifying a locked profile)</w:t>
       </w:r>
@@ -15157,7 +15157,7 @@
       <w:pPr>
         <w:pStyle w:val="Heading2"/>
       </w:pPr>
-      <w:bookmarkStart w:id="30" w:name="_Toc241727080"/>
+      <w:bookmarkStart w:id="30" w:name="_Toc241780998"/>
       <w:r>
         <w:lastRenderedPageBreak/>
         <w:t>8.14 Register Organisation</w:t>
@@ -15461,7 +15461,7 @@
       <w:pPr>
         <w:pStyle w:val="Heading2"/>
       </w:pPr>
-      <w:bookmarkStart w:id="31" w:name="_Toc241727081"/>
+      <w:bookmarkStart w:id="31" w:name="_Toc241780999"/>
       <w:r>
         <w:t>8.15 Appointment Queue</w:t>
       </w:r>
@@ -15871,7 +15871,7 @@
       <w:pPr>
         <w:pStyle w:val="Heading2"/>
       </w:pPr>
-      <w:bookmarkStart w:id="32" w:name="_Toc241727082"/>
+      <w:bookmarkStart w:id="32" w:name="_Toc241781000"/>
       <w:r>
         <w:t>8.16 Follow-ups due</w:t>
       </w:r>
@@ -16281,7 +16281,7 @@
       <w:pPr>
         <w:pStyle w:val="Heading2"/>
       </w:pPr>
-      <w:bookmarkStart w:id="33" w:name="_Toc241727083"/>
+      <w:bookmarkStart w:id="33" w:name="_Toc241781001"/>
       <w:r>
         <w:t>8.17 Reserve Activation</w:t>
       </w:r>
@@ -16585,7 +16585,7 @@
       <w:pPr>
         <w:pStyle w:val="Heading2"/>
       </w:pPr>
-      <w:bookmarkStart w:id="34" w:name="_Toc241727084"/>
+      <w:bookmarkStart w:id="34" w:name="_Toc241781002"/>
       <w:r>
         <w:t>8.18 QA Queue (with the KoboToolbox sync panel)</w:t>
       </w:r>
@@ -16888,7 +16888,7 @@
       <w:pPr>
         <w:pStyle w:val="Heading2"/>
       </w:pPr>
-      <w:bookmarkStart w:id="35" w:name="_Toc241727085"/>
+      <w:bookmarkStart w:id="35" w:name="_Toc241781003"/>
       <w:r>
         <w:t>8.19 QA Exceptions</w:t>
       </w:r>
@@ -17298,7 +17298,7 @@
       <w:pPr>
         <w:pStyle w:val="Heading2"/>
       </w:pPr>
-      <w:bookmarkStart w:id="36" w:name="_Toc241727086"/>
+      <w:bookmarkStart w:id="36" w:name="_Toc241781004"/>
       <w:r>
         <w:t>8.20 KII Register</w:t>
       </w:r>
@@ -17811,7 +17811,7 @@
       <w:pPr>
         <w:pStyle w:val="Heading2"/>
       </w:pPr>
-      <w:bookmarkStart w:id="37" w:name="_Toc241727087"/>
+      <w:bookmarkStart w:id="37" w:name="_Toc241781005"/>
       <w:r>
         <w:lastRenderedPageBreak/>
         <w:t>8.21 KII record</w:t>
@@ -18115,7 +18115,7 @@
       <w:pPr>
         <w:pStyle w:val="Heading2"/>
       </w:pPr>
-      <w:bookmarkStart w:id="38" w:name="_Toc241727088"/>
+      <w:bookmarkStart w:id="38" w:name="_Toc241781006"/>
       <w:r>
         <w:t>8.22 Documents (the corpus)</w:t>
       </w:r>
@@ -18628,7 +18628,7 @@
       <w:pPr>
         <w:pStyle w:val="Heading2"/>
       </w:pPr>
-      <w:bookmarkStart w:id="39" w:name="_Toc241727089"/>
+      <w:bookmarkStart w:id="39" w:name="_Toc241781007"/>
       <w:r>
         <w:t>8.23 Document record</w:t>
       </w:r>
@@ -18931,7 +18931,7 @@
       <w:pPr>
         <w:pStyle w:val="Heading2"/>
       </w:pPr>
-      <w:bookmarkStart w:id="40" w:name="_Toc241727090"/>
+      <w:bookmarkStart w:id="40" w:name="_Toc241781008"/>
       <w:r>
         <w:t>8.24 Auto-fill review screen</w:t>
       </w:r>
@@ -19235,7 +19235,7 @@
       <w:pPr>
         <w:pStyle w:val="Heading2"/>
       </w:pPr>
-      <w:bookmarkStart w:id="41" w:name="_Toc241727091"/>
+      <w:bookmarkStart w:id="41" w:name="_Toc241781009"/>
       <w:r>
         <w:t>8.25 Completed forms (Form PDFs)</w:t>
       </w:r>
@@ -19965,7 +19965,7 @@
       <w:pPr>
         <w:pStyle w:val="Heading2"/>
       </w:pPr>
-      <w:bookmarkStart w:id="42" w:name="_Toc241727092"/>
+      <w:bookmarkStart w:id="42" w:name="_Toc241781010"/>
       <w:r>
         <w:t>8.26 Cost Dashboard</w:t>
       </w:r>
@@ -20312,7 +20312,7 @@
         <w:sz w:val="16"/>
         <w:szCs w:val="16"/>
       </w:rPr>
-      <w:t>Version 1.13 · 1 October 2026</w:t>
+      <w:t>Version 1.14 · 1 October 2026</w:t>
     </w:r>
     <w:r>
       <w:rPr>
@@ -20485,10 +20485,10 @@
 <file path=word/numbering.xml><?xml version="1.0" encoding="utf-8"?>
 <w:numbering xmlns:wpc="http://schemas.microsoft.com/office/word/2010/wordprocessingCanvas" xmlns:cx="http://schemas.microsoft.com/office/drawing/2014/chartex" xmlns:cx1="http://schemas.microsoft.com/office/drawing/2015/9/8/chartex" xmlns:cx2="http://schemas.microsoft.com/office/drawing/2015/10/21/chartex" xmlns:cx3="http://schemas.microsoft.com/office/drawing/2016/5/9/chartex" xmlns:cx4="http://schemas.microsoft.com/office/drawing/2016/5/10/chartex" xmlns:cx5="http://schemas.microsoft.com/office/drawing/2016/5/11/chartex" xmlns:cx6="http://schemas.microsoft.com/office/drawing/2016/5/12/chartex" xmlns:cx7="http://schemas.microsoft.com/office/drawing/2016/5/13/chartex" xmlns:cx8="http://schemas.microsoft.com/office/drawing/2016/5/14/chartex" xmlns:mc="http://schemas.openxmlformats.org/markup-compatibility/2006" xmlns:aink="http://schemas.microsoft.com/office/drawing/2016/ink" xmlns:am3d="http://schemas.microsoft.com/office/drawing/2017/model3d" xmlns:o="urn:schemas-microsoft-com:office:office" xmlns:oel="http://schemas.microsoft.com/office/2019/extlst" xmlns:r="http://schemas.openxmlformats.org/officeDocument/2006/relationships" xmlns:m="http://schemas.openxmlformats.org/officeDocument/2006/math" xmlns:v="urn:schemas-microsoft-com:vml" xmlns:wp14="http://schemas.microsoft.com/office/word/2010/wordprocessingDrawing" xmlns:wp="http://schemas.openxmlformats.org/drawingml/2006/wordprocessingDrawing" xmlns:w10="urn:schemas-microsoft-com:office:word" xmlns:w="http://schemas.openxmlformats.org/wordprocessingml/2006/main" xmlns:w14="http://schemas.microsoft.com/office/word/2010/wordml" xmlns:w15="http://schemas.microsoft.com/office/word/2012/wordml" xmlns:w16cex="http://schemas.microsoft.com/office/word/2018/wordml/cex" xmlns:w16cid="http://schemas.microsoft.com/office/word/2016/wordml/cid" xmlns:w16="http://schemas.microsoft.com/office/word/2018/wordml" xmlns:w16sdtdh="http://schemas.microsoft.com/office/word/2020/wordml/sdtdatahash" xmlns:w16se="http://schemas.microsoft.com/office/word/2015/wordml/symex" xmlns:wpg="http://schemas.microsoft.com/office/word/2010/wordprocessingGroup" xmlns:wpi="http://schemas.microsoft.com/office/word/2010/wordprocessingInk" xmlns:wne="http://schemas.microsoft.com/office/word/2006/wordml" xmlns:wps="http://schemas.microsoft.com/office/word/2010/wordprocessingShape" mc:Ignorable="w14 w15 w16se w16cid w16 w16cex w16sdtdh wp14">
   <w:abstractNum w:abstractNumId="0" w15:restartNumberingAfterBreak="0">
-    <w:nsid w:val="203B2886"/>
+    <w:nsid w:val="39CE4B52"/>
     <w:multiLevelType w:val="hybridMultilevel"/>
-    <w:tmpl w:val="997C8E52"/>
-    <w:lvl w:ilvl="0" w:tplc="680041DE">
+    <w:tmpl w:val="7622567C"/>
+    <w:lvl w:ilvl="0" w:tplc="57B67666">
       <w:start w:val="1"/>
       <w:numFmt w:val="decimal"/>
       <w:lvlText w:val="%1."/>
@@ -20502,52 +20502,196 @@
         <w:color w:val="A67C27"/>
       </w:rPr>
     </w:lvl>
-    <w:lvl w:ilvl="1" w:tplc="77D802CC">
+    <w:lvl w:ilvl="1" w:tplc="95C092E4">
       <w:numFmt w:val="decimal"/>
       <w:lvlText w:val=""/>
       <w:lvlJc w:val="left"/>
     </w:lvl>
-    <w:lvl w:ilvl="2" w:tplc="C2E2DF44">
+    <w:lvl w:ilvl="2" w:tplc="DBE0DD66">
       <w:numFmt w:val="decimal"/>
       <w:lvlText w:val=""/>
       <w:lvlJc w:val="left"/>
     </w:lvl>
-    <w:lvl w:ilvl="3" w:tplc="ACEEBA2A">
+    <w:lvl w:ilvl="3" w:tplc="2728AF2E">
       <w:numFmt w:val="decimal"/>
       <w:lvlText w:val=""/>
       <w:lvlJc w:val="left"/>
     </w:lvl>
-    <w:lvl w:ilvl="4" w:tplc="73B0C074">
+    <w:lvl w:ilvl="4" w:tplc="E5163C0A">
       <w:numFmt w:val="decimal"/>
       <w:lvlText w:val=""/>
       <w:lvlJc w:val="left"/>
     </w:lvl>
-    <w:lvl w:ilvl="5" w:tplc="C9B6F5D0">
+    <w:lvl w:ilvl="5" w:tplc="942AB6A2">
       <w:numFmt w:val="decimal"/>
       <w:lvlText w:val=""/>
       <w:lvlJc w:val="left"/>
     </w:lvl>
-    <w:lvl w:ilvl="6" w:tplc="B0100802">
+    <w:lvl w:ilvl="6" w:tplc="F65E2E9C">
       <w:numFmt w:val="decimal"/>
       <w:lvlText w:val=""/>
       <w:lvlJc w:val="left"/>
     </w:lvl>
-    <w:lvl w:ilvl="7" w:tplc="920C5AC8">
+    <w:lvl w:ilvl="7" w:tplc="610A16C8">
       <w:numFmt w:val="decimal"/>
       <w:lvlText w:val=""/>
       <w:lvlJc w:val="left"/>
     </w:lvl>
-    <w:lvl w:ilvl="8" w:tplc="2BE67856">
+    <w:lvl w:ilvl="8" w:tplc="587E3720">
       <w:numFmt w:val="decimal"/>
       <w:lvlText w:val=""/>
       <w:lvlJc w:val="left"/>
     </w:lvl>
   </w:abstractNum>
   <w:abstractNum w:abstractNumId="1" w15:restartNumberingAfterBreak="0">
-    <w:nsid w:val="36477E86"/>
+    <w:nsid w:val="3AB45479"/>
     <w:multiLevelType w:val="hybridMultilevel"/>
-    <w:tmpl w:val="52A28146"/>
-    <w:lvl w:ilvl="0" w:tplc="FE686534">
+    <w:tmpl w:val="D63EC222"/>
+    <w:lvl w:ilvl="0" w:tplc="11425430">
+      <w:start w:val="1"/>
+      <w:numFmt w:val="bullet"/>
+      <w:lvlText w:val="•"/>
+      <w:lvlJc w:val="left"/>
+      <w:pPr>
+        <w:ind w:left="460" w:hanging="280"/>
+      </w:pPr>
+    </w:lvl>
+    <w:lvl w:ilvl="1" w:tplc="266C6880">
+      <w:start w:val="1"/>
+      <w:numFmt w:val="bullet"/>
+      <w:lvlText w:val="–"/>
+      <w:lvlJc w:val="left"/>
+      <w:pPr>
+        <w:ind w:left="900" w:hanging="280"/>
+      </w:pPr>
+    </w:lvl>
+    <w:lvl w:ilvl="2" w:tplc="936894D8">
+      <w:numFmt w:val="decimal"/>
+      <w:lvlText w:val=""/>
+      <w:lvlJc w:val="left"/>
+    </w:lvl>
+    <w:lvl w:ilvl="3" w:tplc="CE76FAAE">
+      <w:numFmt w:val="decimal"/>
+      <w:lvlText w:val=""/>
+      <w:lvlJc w:val="left"/>
+    </w:lvl>
+    <w:lvl w:ilvl="4" w:tplc="7452F01E">
+      <w:numFmt w:val="decimal"/>
+      <w:lvlText w:val=""/>
+      <w:lvlJc w:val="left"/>
+    </w:lvl>
+    <w:lvl w:ilvl="5" w:tplc="6254A0B4">
+      <w:numFmt w:val="decimal"/>
+      <w:lvlText w:val=""/>
+      <w:lvlJc w:val="left"/>
+    </w:lvl>
+    <w:lvl w:ilvl="6" w:tplc="9D58C268">
+      <w:numFmt w:val="decimal"/>
+      <w:lvlText w:val=""/>
+      <w:lvlJc w:val="left"/>
+    </w:lvl>
+    <w:lvl w:ilvl="7" w:tplc="84C61008">
+      <w:numFmt w:val="decimal"/>
+      <w:lvlText w:val=""/>
+      <w:lvlJc w:val="left"/>
+    </w:lvl>
+    <w:lvl w:ilvl="8" w:tplc="594ACFD0">
+      <w:numFmt w:val="decimal"/>
+      <w:lvlText w:val=""/>
+      <w:lvlJc w:val="left"/>
+    </w:lvl>
+  </w:abstractNum>
+  <w:abstractNum w:abstractNumId="2" w15:restartNumberingAfterBreak="0">
+    <w:nsid w:val="41C1547B"/>
+    <w:multiLevelType w:val="hybridMultilevel"/>
+    <w:tmpl w:val="793EB266"/>
+    <w:lvl w:ilvl="0" w:tplc="928EB5A8">
+      <w:start w:val="1"/>
+      <w:numFmt w:val="bullet"/>
+      <w:lvlText w:val="●"/>
+      <w:lvlJc w:val="left"/>
+      <w:pPr>
+        <w:ind w:left="720" w:hanging="360"/>
+      </w:pPr>
+    </w:lvl>
+    <w:lvl w:ilvl="1" w:tplc="7E564EC0">
+      <w:start w:val="1"/>
+      <w:numFmt w:val="bullet"/>
+      <w:lvlText w:val="○"/>
+      <w:lvlJc w:val="left"/>
+      <w:pPr>
+        <w:ind w:left="1440" w:hanging="360"/>
+      </w:pPr>
+    </w:lvl>
+    <w:lvl w:ilvl="2" w:tplc="79567A3C">
+      <w:start w:val="1"/>
+      <w:numFmt w:val="bullet"/>
+      <w:lvlText w:val="■"/>
+      <w:lvlJc w:val="left"/>
+      <w:pPr>
+        <w:ind w:left="2160" w:hanging="360"/>
+      </w:pPr>
+    </w:lvl>
+    <w:lvl w:ilvl="3" w:tplc="ACACBB58">
+      <w:start w:val="1"/>
+      <w:numFmt w:val="bullet"/>
+      <w:lvlText w:val="●"/>
+      <w:lvlJc w:val="left"/>
+      <w:pPr>
+        <w:ind w:left="2880" w:hanging="360"/>
+      </w:pPr>
+    </w:lvl>
+    <w:lvl w:ilvl="4" w:tplc="B4AEE38C">
+      <w:start w:val="1"/>
+      <w:numFmt w:val="bullet"/>
+      <w:lvlText w:val="○"/>
+      <w:lvlJc w:val="left"/>
+      <w:pPr>
+        <w:ind w:left="3600" w:hanging="360"/>
+      </w:pPr>
+    </w:lvl>
+    <w:lvl w:ilvl="5" w:tplc="277883D0">
+      <w:start w:val="1"/>
+      <w:numFmt w:val="bullet"/>
+      <w:lvlText w:val="■"/>
+      <w:lvlJc w:val="left"/>
+      <w:pPr>
+        <w:ind w:left="4320" w:hanging="360"/>
+      </w:pPr>
+    </w:lvl>
+    <w:lvl w:ilvl="6" w:tplc="6CC67980">
+      <w:start w:val="1"/>
+      <w:numFmt w:val="bullet"/>
+      <w:lvlText w:val="●"/>
+      <w:lvlJc w:val="left"/>
+      <w:pPr>
+        <w:ind w:left="5040" w:hanging="360"/>
+      </w:pPr>
+    </w:lvl>
+    <w:lvl w:ilvl="7" w:tplc="8E5C0684">
+      <w:start w:val="1"/>
+      <w:numFmt w:val="bullet"/>
+      <w:lvlText w:val="●"/>
+      <w:lvlJc w:val="left"/>
+      <w:pPr>
+        <w:ind w:left="5760" w:hanging="360"/>
+      </w:pPr>
+    </w:lvl>
+    <w:lvl w:ilvl="8" w:tplc="2FDE9D9C">
+      <w:start w:val="1"/>
+      <w:numFmt w:val="bullet"/>
+      <w:lvlText w:val="●"/>
+      <w:lvlJc w:val="left"/>
+      <w:pPr>
+        <w:ind w:left="6480" w:hanging="360"/>
+      </w:pPr>
+    </w:lvl>
+  </w:abstractNum>
+  <w:abstractNum w:abstractNumId="3" w15:restartNumberingAfterBreak="0">
+    <w:nsid w:val="43572B59"/>
+    <w:multiLevelType w:val="hybridMultilevel"/>
+    <w:tmpl w:val="63B46DDA"/>
+    <w:lvl w:ilvl="0" w:tplc="B80652DE">
       <w:start w:val="1"/>
       <w:numFmt w:val="decimal"/>
       <w:lvlText w:val="%1."/>
@@ -20561,52 +20705,52 @@
         <w:color w:val="A67C27"/>
       </w:rPr>
     </w:lvl>
-    <w:lvl w:ilvl="1" w:tplc="D5B05C4E">
+    <w:lvl w:ilvl="1" w:tplc="A642A4FE">
       <w:numFmt w:val="decimal"/>
       <w:lvlText w:val=""/>
       <w:lvlJc w:val="left"/>
     </w:lvl>
-    <w:lvl w:ilvl="2" w:tplc="A016E65A">
+    <w:lvl w:ilvl="2" w:tplc="119CECCC">
       <w:numFmt w:val="decimal"/>
       <w:lvlText w:val=""/>
       <w:lvlJc w:val="left"/>
     </w:lvl>
-    <w:lvl w:ilvl="3" w:tplc="86980348">
+    <w:lvl w:ilvl="3" w:tplc="E640DE38">
       <w:numFmt w:val="decimal"/>
       <w:lvlText w:val=""/>
       <w:lvlJc w:val="left"/>
     </w:lvl>
-    <w:lvl w:ilvl="4" w:tplc="57DE5CF4">
+    <w:lvl w:ilvl="4" w:tplc="A2949E60">
       <w:numFmt w:val="decimal"/>
       <w:lvlText w:val=""/>
       <w:lvlJc w:val="left"/>
     </w:lvl>
-    <w:lvl w:ilvl="5" w:tplc="51CC6DD0">
+    <w:lvl w:ilvl="5" w:tplc="35D2484C">
       <w:numFmt w:val="decimal"/>
       <w:lvlText w:val=""/>
       <w:lvlJc w:val="left"/>
     </w:lvl>
-    <w:lvl w:ilvl="6" w:tplc="4336C7CC">
+    <w:lvl w:ilvl="6" w:tplc="FB4C27E4">
       <w:numFmt w:val="decimal"/>
       <w:lvlText w:val=""/>
       <w:lvlJc w:val="left"/>
     </w:lvl>
-    <w:lvl w:ilvl="7" w:tplc="59AEBF92">
+    <w:lvl w:ilvl="7" w:tplc="B4FCC82C">
       <w:numFmt w:val="decimal"/>
       <w:lvlText w:val=""/>
       <w:lvlJc w:val="left"/>
     </w:lvl>
-    <w:lvl w:ilvl="8" w:tplc="F7B68BAE">
+    <w:lvl w:ilvl="8" w:tplc="CB52A850">
       <w:numFmt w:val="decimal"/>
       <w:lvlText w:val=""/>
       <w:lvlJc w:val="left"/>
     </w:lvl>
   </w:abstractNum>
-  <w:abstractNum w:abstractNumId="2" w15:restartNumberingAfterBreak="0">
-    <w:nsid w:val="48300F00"/>
+  <w:abstractNum w:abstractNumId="4" w15:restartNumberingAfterBreak="0">
+    <w:nsid w:val="51A31483"/>
     <w:multiLevelType w:val="hybridMultilevel"/>
-    <w:tmpl w:val="4ECEAF5E"/>
-    <w:lvl w:ilvl="0" w:tplc="17EE7C5E">
+    <w:tmpl w:val="4F48D95A"/>
+    <w:lvl w:ilvl="0" w:tplc="F49E1466">
       <w:start w:val="1"/>
       <w:numFmt w:val="decimal"/>
       <w:lvlText w:val="%1."/>
@@ -20620,52 +20764,52 @@
         <w:color w:val="A67C27"/>
       </w:rPr>
     </w:lvl>
-    <w:lvl w:ilvl="1" w:tplc="B312712E">
+    <w:lvl w:ilvl="1" w:tplc="00E6B90E">
       <w:numFmt w:val="decimal"/>
       <w:lvlText w:val=""/>
       <w:lvlJc w:val="left"/>
     </w:lvl>
-    <w:lvl w:ilvl="2" w:tplc="6B2E62D6">
+    <w:lvl w:ilvl="2" w:tplc="FC4690CA">
       <w:numFmt w:val="decimal"/>
       <w:lvlText w:val=""/>
       <w:lvlJc w:val="left"/>
     </w:lvl>
-    <w:lvl w:ilvl="3" w:tplc="113A4D16">
+    <w:lvl w:ilvl="3" w:tplc="1C789478">
       <w:numFmt w:val="decimal"/>
       <w:lvlText w:val=""/>
       <w:lvlJc w:val="left"/>
     </w:lvl>
-    <w:lvl w:ilvl="4" w:tplc="A4F85788">
+    <w:lvl w:ilvl="4" w:tplc="52C49450">
       <w:numFmt w:val="decimal"/>
       <w:lvlText w:val=""/>
       <w:lvlJc w:val="left"/>
     </w:lvl>
-    <w:lvl w:ilvl="5" w:tplc="8C226912">
+    <w:lvl w:ilvl="5" w:tplc="3B4C5B52">
       <w:numFmt w:val="decimal"/>
       <w:lvlText w:val=""/>
       <w:lvlJc w:val="left"/>
     </w:lvl>
-    <w:lvl w:ilvl="6" w:tplc="31004D20">
+    <w:lvl w:ilvl="6" w:tplc="F6663BE4">
       <w:numFmt w:val="decimal"/>
       <w:lvlText w:val=""/>
       <w:lvlJc w:val="left"/>
     </w:lvl>
-    <w:lvl w:ilvl="7" w:tplc="31CCADA2">
+    <w:lvl w:ilvl="7" w:tplc="F7CC0376">
       <w:numFmt w:val="decimal"/>
       <w:lvlText w:val=""/>
       <w:lvlJc w:val="left"/>
     </w:lvl>
-    <w:lvl w:ilvl="8" w:tplc="9ACC0ED0">
+    <w:lvl w:ilvl="8" w:tplc="204ED1C2">
       <w:numFmt w:val="decimal"/>
       <w:lvlText w:val=""/>
       <w:lvlJc w:val="left"/>
     </w:lvl>
   </w:abstractNum>
-  <w:abstractNum w:abstractNumId="3" w15:restartNumberingAfterBreak="0">
-    <w:nsid w:val="4D47704E"/>
+  <w:abstractNum w:abstractNumId="5" w15:restartNumberingAfterBreak="0">
+    <w:nsid w:val="6DB50ECF"/>
     <w:multiLevelType w:val="hybridMultilevel"/>
-    <w:tmpl w:val="5324E86E"/>
-    <w:lvl w:ilvl="0" w:tplc="682CC8EE">
+    <w:tmpl w:val="BACE1F28"/>
+    <w:lvl w:ilvl="0" w:tplc="8B607254">
       <w:start w:val="1"/>
       <w:numFmt w:val="decimal"/>
       <w:lvlText w:val="%1."/>
@@ -20679,138 +20823,52 @@
         <w:color w:val="A67C27"/>
       </w:rPr>
     </w:lvl>
-    <w:lvl w:ilvl="1" w:tplc="CEE02400">
+    <w:lvl w:ilvl="1" w:tplc="6F66FE3C">
       <w:numFmt w:val="decimal"/>
       <w:lvlText w:val=""/>
       <w:lvlJc w:val="left"/>
     </w:lvl>
-    <w:lvl w:ilvl="2" w:tplc="83EEA950">
+    <w:lvl w:ilvl="2" w:tplc="F3A83E70">
       <w:numFmt w:val="decimal"/>
       <w:lvlText w:val=""/>
       <w:lvlJc w:val="left"/>
     </w:lvl>
-    <w:lvl w:ilvl="3" w:tplc="0F2C7E44">
+    <w:lvl w:ilvl="3" w:tplc="C90EB4B8">
       <w:numFmt w:val="decimal"/>
       <w:lvlText w:val=""/>
       <w:lvlJc w:val="left"/>
     </w:lvl>
-    <w:lvl w:ilvl="4" w:tplc="6840CF5C">
+    <w:lvl w:ilvl="4" w:tplc="75628A00">
       <w:numFmt w:val="decimal"/>
       <w:lvlText w:val=""/>
       <w:lvlJc w:val="left"/>
     </w:lvl>
-    <w:lvl w:ilvl="5" w:tplc="AC14F394">
+    <w:lvl w:ilvl="5" w:tplc="C2C0B298">
       <w:numFmt w:val="decimal"/>
       <w:lvlText w:val=""/>
       <w:lvlJc w:val="left"/>
     </w:lvl>
-    <w:lvl w:ilvl="6" w:tplc="1CF664BE">
+    <w:lvl w:ilvl="6" w:tplc="155A98C4">
       <w:numFmt w:val="decimal"/>
       <w:lvlText w:val=""/>
       <w:lvlJc w:val="left"/>
     </w:lvl>
-    <w:lvl w:ilvl="7" w:tplc="603C50DC">
+    <w:lvl w:ilvl="7" w:tplc="FEA6D2A0">
       <w:numFmt w:val="decimal"/>
       <w:lvlText w:val=""/>
       <w:lvlJc w:val="left"/>
     </w:lvl>
-    <w:lvl w:ilvl="8" w:tplc="60E0D85E">
+    <w:lvl w:ilvl="8" w:tplc="059EE1D6">
       <w:numFmt w:val="decimal"/>
       <w:lvlText w:val=""/>
       <w:lvlJc w:val="left"/>
     </w:lvl>
   </w:abstractNum>
-  <w:abstractNum w:abstractNumId="4" w15:restartNumberingAfterBreak="0">
-    <w:nsid w:val="67F03472"/>
+  <w:abstractNum w:abstractNumId="6" w15:restartNumberingAfterBreak="0">
+    <w:nsid w:val="7BDC09C3"/>
     <w:multiLevelType w:val="hybridMultilevel"/>
-    <w:tmpl w:val="6020FED2"/>
-    <w:lvl w:ilvl="0" w:tplc="882C7D92">
-      <w:start w:val="1"/>
-      <w:numFmt w:val="bullet"/>
-      <w:lvlText w:val="●"/>
-      <w:lvlJc w:val="left"/>
-      <w:pPr>
-        <w:ind w:left="720" w:hanging="360"/>
-      </w:pPr>
-    </w:lvl>
-    <w:lvl w:ilvl="1" w:tplc="C9320E98">
-      <w:start w:val="1"/>
-      <w:numFmt w:val="bullet"/>
-      <w:lvlText w:val="○"/>
-      <w:lvlJc w:val="left"/>
-      <w:pPr>
-        <w:ind w:left="1440" w:hanging="360"/>
-      </w:pPr>
-    </w:lvl>
-    <w:lvl w:ilvl="2" w:tplc="3C726D30">
-      <w:start w:val="1"/>
-      <w:numFmt w:val="bullet"/>
-      <w:lvlText w:val="■"/>
-      <w:lvlJc w:val="left"/>
-      <w:pPr>
-        <w:ind w:left="2160" w:hanging="360"/>
-      </w:pPr>
-    </w:lvl>
-    <w:lvl w:ilvl="3" w:tplc="6D90CE7A">
-      <w:start w:val="1"/>
-      <w:numFmt w:val="bullet"/>
-      <w:lvlText w:val="●"/>
-      <w:lvlJc w:val="left"/>
-      <w:pPr>
-        <w:ind w:left="2880" w:hanging="360"/>
-      </w:pPr>
-    </w:lvl>
-    <w:lvl w:ilvl="4" w:tplc="A61AB526">
-      <w:start w:val="1"/>
-      <w:numFmt w:val="bullet"/>
-      <w:lvlText w:val="○"/>
-      <w:lvlJc w:val="left"/>
-      <w:pPr>
-        <w:ind w:left="3600" w:hanging="360"/>
-      </w:pPr>
-    </w:lvl>
-    <w:lvl w:ilvl="5" w:tplc="1C72A23E">
-      <w:start w:val="1"/>
-      <w:numFmt w:val="bullet"/>
-      <w:lvlText w:val="■"/>
-      <w:lvlJc w:val="left"/>
-      <w:pPr>
-        <w:ind w:left="4320" w:hanging="360"/>
-      </w:pPr>
-    </w:lvl>
-    <w:lvl w:ilvl="6" w:tplc="D0248B22">
-      <w:start w:val="1"/>
-      <w:numFmt w:val="bullet"/>
-      <w:lvlText w:val="●"/>
-      <w:lvlJc w:val="left"/>
-      <w:pPr>
-        <w:ind w:left="5040" w:hanging="360"/>
-      </w:pPr>
-    </w:lvl>
-    <w:lvl w:ilvl="7" w:tplc="39724DEC">
-      <w:start w:val="1"/>
-      <w:numFmt w:val="bullet"/>
-      <w:lvlText w:val="●"/>
-      <w:lvlJc w:val="left"/>
-      <w:pPr>
-        <w:ind w:left="5760" w:hanging="360"/>
-      </w:pPr>
-    </w:lvl>
-    <w:lvl w:ilvl="8" w:tplc="B80C1266">
-      <w:start w:val="1"/>
-      <w:numFmt w:val="bullet"/>
-      <w:lvlText w:val="●"/>
-      <w:lvlJc w:val="left"/>
-      <w:pPr>
-        <w:ind w:left="6480" w:hanging="360"/>
-      </w:pPr>
-    </w:lvl>
-  </w:abstractNum>
-  <w:abstractNum w:abstractNumId="5" w15:restartNumberingAfterBreak="0">
-    <w:nsid w:val="7015241F"/>
-    <w:multiLevelType w:val="hybridMultilevel"/>
-    <w:tmpl w:val="D03E8A90"/>
-    <w:lvl w:ilvl="0" w:tplc="53CACEC8">
+    <w:tmpl w:val="7470679A"/>
+    <w:lvl w:ilvl="0" w:tplc="F800A776">
       <w:start w:val="1"/>
       <w:numFmt w:val="decimal"/>
       <w:lvlText w:val="%1."/>
@@ -20824,143 +20882,85 @@
         <w:color w:val="A67C27"/>
       </w:rPr>
     </w:lvl>
-    <w:lvl w:ilvl="1" w:tplc="513017AC">
+    <w:lvl w:ilvl="1" w:tplc="08A03240">
       <w:numFmt w:val="decimal"/>
       <w:lvlText w:val=""/>
       <w:lvlJc w:val="left"/>
     </w:lvl>
-    <w:lvl w:ilvl="2" w:tplc="663209B8">
+    <w:lvl w:ilvl="2" w:tplc="0AF84F60">
       <w:numFmt w:val="decimal"/>
       <w:lvlText w:val=""/>
       <w:lvlJc w:val="left"/>
     </w:lvl>
-    <w:lvl w:ilvl="3" w:tplc="3F5E4FB0">
+    <w:lvl w:ilvl="3" w:tplc="A46097B8">
       <w:numFmt w:val="decimal"/>
       <w:lvlText w:val=""/>
       <w:lvlJc w:val="left"/>
     </w:lvl>
-    <w:lvl w:ilvl="4" w:tplc="A7EA2D42">
+    <w:lvl w:ilvl="4" w:tplc="1CBEEE06">
       <w:numFmt w:val="decimal"/>
       <w:lvlText w:val=""/>
       <w:lvlJc w:val="left"/>
     </w:lvl>
-    <w:lvl w:ilvl="5" w:tplc="9CE482D0">
+    <w:lvl w:ilvl="5" w:tplc="0CE073D2">
       <w:numFmt w:val="decimal"/>
       <w:lvlText w:val=""/>
       <w:lvlJc w:val="left"/>
     </w:lvl>
-    <w:lvl w:ilvl="6" w:tplc="E3502394">
+    <w:lvl w:ilvl="6" w:tplc="C1205A0C">
       <w:numFmt w:val="decimal"/>
       <w:lvlText w:val=""/>
       <w:lvlJc w:val="left"/>
     </w:lvl>
-    <w:lvl w:ilvl="7" w:tplc="69C40888">
+    <w:lvl w:ilvl="7" w:tplc="0936DD6C">
       <w:numFmt w:val="decimal"/>
       <w:lvlText w:val=""/>
       <w:lvlJc w:val="left"/>
     </w:lvl>
-    <w:lvl w:ilvl="8" w:tplc="CE3EA922">
+    <w:lvl w:ilvl="8" w:tplc="3188736A">
       <w:numFmt w:val="decimal"/>
       <w:lvlText w:val=""/>
       <w:lvlJc w:val="left"/>
     </w:lvl>
   </w:abstractNum>
-  <w:abstractNum w:abstractNumId="6" w15:restartNumberingAfterBreak="0">
-    <w:nsid w:val="7A6C500A"/>
-    <w:multiLevelType w:val="hybridMultilevel"/>
-    <w:tmpl w:val="B95A402C"/>
-    <w:lvl w:ilvl="0" w:tplc="27ECCDFE">
-      <w:start w:val="1"/>
-      <w:numFmt w:val="bullet"/>
-      <w:lvlText w:val="•"/>
-      <w:lvlJc w:val="left"/>
-      <w:pPr>
-        <w:ind w:left="460" w:hanging="280"/>
-      </w:pPr>
-    </w:lvl>
-    <w:lvl w:ilvl="1" w:tplc="18026606">
-      <w:start w:val="1"/>
-      <w:numFmt w:val="bullet"/>
-      <w:lvlText w:val="–"/>
-      <w:lvlJc w:val="left"/>
-      <w:pPr>
-        <w:ind w:left="900" w:hanging="280"/>
-      </w:pPr>
-    </w:lvl>
-    <w:lvl w:ilvl="2" w:tplc="61D8F4D6">
-      <w:numFmt w:val="decimal"/>
-      <w:lvlText w:val=""/>
-      <w:lvlJc w:val="left"/>
-    </w:lvl>
-    <w:lvl w:ilvl="3" w:tplc="75387BB2">
-      <w:numFmt w:val="decimal"/>
-      <w:lvlText w:val=""/>
-      <w:lvlJc w:val="left"/>
-    </w:lvl>
-    <w:lvl w:ilvl="4" w:tplc="BBAC313A">
-      <w:numFmt w:val="decimal"/>
-      <w:lvlText w:val=""/>
-      <w:lvlJc w:val="left"/>
-    </w:lvl>
-    <w:lvl w:ilvl="5" w:tplc="FBB049E4">
-      <w:numFmt w:val="decimal"/>
-      <w:lvlText w:val=""/>
-      <w:lvlJc w:val="left"/>
-    </w:lvl>
-    <w:lvl w:ilvl="6" w:tplc="1E8EA036">
-      <w:numFmt w:val="decimal"/>
-      <w:lvlText w:val=""/>
-      <w:lvlJc w:val="left"/>
-    </w:lvl>
-    <w:lvl w:ilvl="7" w:tplc="A6465C0A">
-      <w:numFmt w:val="decimal"/>
-      <w:lvlText w:val=""/>
-      <w:lvlJc w:val="left"/>
-    </w:lvl>
-    <w:lvl w:ilvl="8" w:tplc="890AEE6E">
-      <w:numFmt w:val="decimal"/>
-      <w:lvlText w:val=""/>
-      <w:lvlJc w:val="left"/>
-    </w:lvl>
-  </w:abstractNum>
-  <w:num w:numId="1" w16cid:durableId="516115814">
-    <w:abstractNumId w:val="4"/>
+  <w:num w:numId="1" w16cid:durableId="1928154028">
+    <w:abstractNumId w:val="2"/>
     <w:lvlOverride w:ilvl="0">
       <w:startOverride w:val="1"/>
     </w:lvlOverride>
   </w:num>
-  <w:num w:numId="2" w16cid:durableId="1995331698">
+  <w:num w:numId="2" w16cid:durableId="922228381">
+    <w:abstractNumId w:val="1"/>
+    <w:lvlOverride w:ilvl="0">
+      <w:startOverride w:val="1"/>
+    </w:lvlOverride>
+  </w:num>
+  <w:num w:numId="3" w16cid:durableId="240876859">
     <w:abstractNumId w:val="6"/>
     <w:lvlOverride w:ilvl="0">
       <w:startOverride w:val="1"/>
     </w:lvlOverride>
   </w:num>
-  <w:num w:numId="3" w16cid:durableId="999651296">
+  <w:num w:numId="4" w16cid:durableId="1910727824">
     <w:abstractNumId w:val="0"/>
     <w:lvlOverride w:ilvl="0">
       <w:startOverride w:val="1"/>
     </w:lvlOverride>
   </w:num>
-  <w:num w:numId="4" w16cid:durableId="249773505">
-    <w:abstractNumId w:val="1"/>
-    <w:lvlOverride w:ilvl="0">
-      <w:startOverride w:val="1"/>
-    </w:lvlOverride>
-  </w:num>
-  <w:num w:numId="5" w16cid:durableId="1217820924">
+  <w:num w:numId="5" w16cid:durableId="1924489489">
     <w:abstractNumId w:val="5"/>
     <w:lvlOverride w:ilvl="0">
       <w:startOverride w:val="1"/>
     </w:lvlOverride>
   </w:num>
-  <w:num w:numId="6" w16cid:durableId="1791509484">
+  <w:num w:numId="6" w16cid:durableId="750392696">
     <w:abstractNumId w:val="3"/>
     <w:lvlOverride w:ilvl="0">
       <w:startOverride w:val="1"/>
     </w:lvlOverride>
   </w:num>
-  <w:num w:numId="7" w16cid:durableId="1287857624">
-    <w:abstractNumId w:val="2"/>
+  <w:num w:numId="7" w16cid:durableId="2070299673">
+    <w:abstractNumId w:val="4"/>
     <w:lvlOverride w:ilvl="0">
       <w:startOverride w:val="1"/>
     </w:lvlOverride>
@@ -21585,7 +21585,7 @@
     <w:autoRedefine/>
     <w:uiPriority w:val="39"/>
     <w:unhideWhenUsed/>
-    <w:rsid w:val="0060112B"/>
+    <w:rsid w:val="005744CC"/>
     <w:pPr>
       <w:spacing w:after="100"/>
     </w:pPr>
@@ -21597,7 +21597,7 @@
     <w:autoRedefine/>
     <w:uiPriority w:val="39"/>
     <w:unhideWhenUsed/>
-    <w:rsid w:val="0060112B"/>
+    <w:rsid w:val="005744CC"/>
     <w:pPr>
       <w:spacing w:after="100"/>
       <w:ind w:left="210"/>

--- a/docs/manuals/Role_Guide_8_Supervisor.docx
+++ b/docs/manuals/Role_Guide_8_Supervisor.docx
@@ -469,7 +469,7 @@
                 <w:sz w:val="19"/>
                 <w:szCs w:val="19"/>
               </w:rPr>
-              <w:t>Version 1.14 · 1 October 2026</w:t>
+              <w:t>Version 1.15 · 1 October 2026</w:t>
             </w:r>
           </w:p>
         </w:tc>
@@ -538,7 +538,7 @@
     <w:sdt>
       <w:sdtPr>
         <w:alias w:val="Contents"/>
-        <w:id w:val="845058123"/>
+        <w:id w:val="225660683"/>
       </w:sdtPr>
       <w:sdtEndPr/>
       <w:sdtContent>
@@ -567,7 +567,7 @@
           <w:r>
             <w:fldChar w:fldCharType="separate"/>
           </w:r>
-          <w:hyperlink w:anchor="_Toc241780968" w:history="1">
+          <w:hyperlink w:anchor="_Toc241782035" w:history="1">
             <w:r>
               <w:rPr>
                 <w:rStyle w:val="Hyperlink"/>
@@ -591,7 +591,7 @@
               <w:rPr>
                 <w:noProof/>
               </w:rPr>
-              <w:instrText xml:space="preserve"> PAGEREF _Toc241780968 \h </w:instrText>
+              <w:instrText xml:space="preserve"> PAGEREF _Toc241782035 \h </w:instrText>
             </w:r>
             <w:r>
               <w:rPr>
@@ -634,7 +634,7 @@
               <w14:ligatures w14:val="standardContextual"/>
             </w:rPr>
           </w:pPr>
-          <w:hyperlink w:anchor="_Toc241780969" w:history="1">
+          <w:hyperlink w:anchor="_Toc241782036" w:history="1">
             <w:r>
               <w:rPr>
                 <w:rStyle w:val="Hyperlink"/>
@@ -658,7 +658,7 @@
               <w:rPr>
                 <w:noProof/>
               </w:rPr>
-              <w:instrText xml:space="preserve"> PAGEREF _Toc241780969 \h </w:instrText>
+              <w:instrText xml:space="preserve"> PAGEREF _Toc241782036 \h </w:instrText>
             </w:r>
             <w:r>
               <w:rPr>
@@ -701,7 +701,7 @@
               <w14:ligatures w14:val="standardContextual"/>
             </w:rPr>
           </w:pPr>
-          <w:hyperlink w:anchor="_Toc241780970" w:history="1">
+          <w:hyperlink w:anchor="_Toc241782037" w:history="1">
             <w:r>
               <w:rPr>
                 <w:rStyle w:val="Hyperlink"/>
@@ -725,7 +725,7 @@
               <w:rPr>
                 <w:noProof/>
               </w:rPr>
-              <w:instrText xml:space="preserve"> PAGEREF _Toc241780970 \h </w:instrText>
+              <w:instrText xml:space="preserve"> PAGEREF _Toc241782037 \h </w:instrText>
             </w:r>
             <w:r>
               <w:rPr>
@@ -768,7 +768,7 @@
               <w14:ligatures w14:val="standardContextual"/>
             </w:rPr>
           </w:pPr>
-          <w:hyperlink w:anchor="_Toc241780971" w:history="1">
+          <w:hyperlink w:anchor="_Toc241782038" w:history="1">
             <w:r>
               <w:rPr>
                 <w:rStyle w:val="Hyperlink"/>
@@ -792,7 +792,7 @@
               <w:rPr>
                 <w:noProof/>
               </w:rPr>
-              <w:instrText xml:space="preserve"> PAGEREF _Toc241780971 \h </w:instrText>
+              <w:instrText xml:space="preserve"> PAGEREF _Toc241782038 \h </w:instrText>
             </w:r>
             <w:r>
               <w:rPr>
@@ -835,7 +835,7 @@
               <w14:ligatures w14:val="standardContextual"/>
             </w:rPr>
           </w:pPr>
-          <w:hyperlink w:anchor="_Toc241780972" w:history="1">
+          <w:hyperlink w:anchor="_Toc241782039" w:history="1">
             <w:r>
               <w:rPr>
                 <w:rStyle w:val="Hyperlink"/>
@@ -859,7 +859,7 @@
               <w:rPr>
                 <w:noProof/>
               </w:rPr>
-              <w:instrText xml:space="preserve"> PAGEREF _Toc241780972 \h </w:instrText>
+              <w:instrText xml:space="preserve"> PAGEREF _Toc241782039 \h </w:instrText>
             </w:r>
             <w:r>
               <w:rPr>
@@ -902,7 +902,7 @@
               <w14:ligatures w14:val="standardContextual"/>
             </w:rPr>
           </w:pPr>
-          <w:hyperlink w:anchor="_Toc241780973" w:history="1">
+          <w:hyperlink w:anchor="_Toc241782040" w:history="1">
             <w:r>
               <w:rPr>
                 <w:rStyle w:val="Hyperlink"/>
@@ -926,7 +926,7 @@
               <w:rPr>
                 <w:noProof/>
               </w:rPr>
-              <w:instrText xml:space="preserve"> PAGEREF _Toc241780973 \h </w:instrText>
+              <w:instrText xml:space="preserve"> PAGEREF _Toc241782040 \h </w:instrText>
             </w:r>
             <w:r>
               <w:rPr>
@@ -969,7 +969,7 @@
               <w14:ligatures w14:val="standardContextual"/>
             </w:rPr>
           </w:pPr>
-          <w:hyperlink w:anchor="_Toc241780974" w:history="1">
+          <w:hyperlink w:anchor="_Toc241782041" w:history="1">
             <w:r>
               <w:rPr>
                 <w:rStyle w:val="Hyperlink"/>
@@ -993,7 +993,7 @@
               <w:rPr>
                 <w:noProof/>
               </w:rPr>
-              <w:instrText xml:space="preserve"> PAGEREF _Toc241780974 \h </w:instrText>
+              <w:instrText xml:space="preserve"> PAGEREF _Toc241782041 \h </w:instrText>
             </w:r>
             <w:r>
               <w:rPr>
@@ -1036,7 +1036,7 @@
               <w14:ligatures w14:val="standardContextual"/>
             </w:rPr>
           </w:pPr>
-          <w:hyperlink w:anchor="_Toc241780975" w:history="1">
+          <w:hyperlink w:anchor="_Toc241782042" w:history="1">
             <w:r>
               <w:rPr>
                 <w:rStyle w:val="Hyperlink"/>
@@ -1060,7 +1060,7 @@
               <w:rPr>
                 <w:noProof/>
               </w:rPr>
-              <w:instrText xml:space="preserve"> PAGEREF _Toc241780975 \h </w:instrText>
+              <w:instrText xml:space="preserve"> PAGEREF _Toc241782042 \h </w:instrText>
             </w:r>
             <w:r>
               <w:rPr>
@@ -1103,7 +1103,7 @@
               <w14:ligatures w14:val="standardContextual"/>
             </w:rPr>
           </w:pPr>
-          <w:hyperlink w:anchor="_Toc241780976" w:history="1">
+          <w:hyperlink w:anchor="_Toc241782043" w:history="1">
             <w:r>
               <w:rPr>
                 <w:rStyle w:val="Hyperlink"/>
@@ -1127,7 +1127,7 @@
               <w:rPr>
                 <w:noProof/>
               </w:rPr>
-              <w:instrText xml:space="preserve"> PAGEREF _Toc241780976 \h </w:instrText>
+              <w:instrText xml:space="preserve"> PAGEREF _Toc241782043 \h </w:instrText>
             </w:r>
             <w:r>
               <w:rPr>
@@ -1170,7 +1170,7 @@
               <w14:ligatures w14:val="standardContextual"/>
             </w:rPr>
           </w:pPr>
-          <w:hyperlink w:anchor="_Toc241780977" w:history="1">
+          <w:hyperlink w:anchor="_Toc241782044" w:history="1">
             <w:r>
               <w:rPr>
                 <w:rStyle w:val="Hyperlink"/>
@@ -1194,7 +1194,7 @@
               <w:rPr>
                 <w:noProof/>
               </w:rPr>
-              <w:instrText xml:space="preserve"> PAGEREF _Toc241780977 \h </w:instrText>
+              <w:instrText xml:space="preserve"> PAGEREF _Toc241782044 \h </w:instrText>
             </w:r>
             <w:r>
               <w:rPr>
@@ -1237,7 +1237,7 @@
               <w14:ligatures w14:val="standardContextual"/>
             </w:rPr>
           </w:pPr>
-          <w:hyperlink w:anchor="_Toc241780978" w:history="1">
+          <w:hyperlink w:anchor="_Toc241782045" w:history="1">
             <w:r>
               <w:rPr>
                 <w:rStyle w:val="Hyperlink"/>
@@ -1261,7 +1261,7 @@
               <w:rPr>
                 <w:noProof/>
               </w:rPr>
-              <w:instrText xml:space="preserve"> PAGEREF _Toc241780978 \h </w:instrText>
+              <w:instrText xml:space="preserve"> PAGEREF _Toc241782045 \h </w:instrText>
             </w:r>
             <w:r>
               <w:rPr>
@@ -1304,7 +1304,7 @@
               <w14:ligatures w14:val="standardContextual"/>
             </w:rPr>
           </w:pPr>
-          <w:hyperlink w:anchor="_Toc241780979" w:history="1">
+          <w:hyperlink w:anchor="_Toc241782046" w:history="1">
             <w:r>
               <w:rPr>
                 <w:rStyle w:val="Hyperlink"/>
@@ -1328,7 +1328,7 @@
               <w:rPr>
                 <w:noProof/>
               </w:rPr>
-              <w:instrText xml:space="preserve"> PAGEREF _Toc241780979 \h </w:instrText>
+              <w:instrText xml:space="preserve"> PAGEREF _Toc241782046 \h </w:instrText>
             </w:r>
             <w:r>
               <w:rPr>
@@ -1371,7 +1371,7 @@
               <w14:ligatures w14:val="standardContextual"/>
             </w:rPr>
           </w:pPr>
-          <w:hyperlink w:anchor="_Toc241780980" w:history="1">
+          <w:hyperlink w:anchor="_Toc241782047" w:history="1">
             <w:r>
               <w:rPr>
                 <w:rStyle w:val="Hyperlink"/>
@@ -1395,7 +1395,7 @@
               <w:rPr>
                 <w:noProof/>
               </w:rPr>
-              <w:instrText xml:space="preserve"> PAGEREF _Toc241780980 \h </w:instrText>
+              <w:instrText xml:space="preserve"> PAGEREF _Toc241782047 \h </w:instrText>
             </w:r>
             <w:r>
               <w:rPr>
@@ -1438,7 +1438,7 @@
               <w14:ligatures w14:val="standardContextual"/>
             </w:rPr>
           </w:pPr>
-          <w:hyperlink w:anchor="_Toc241780981" w:history="1">
+          <w:hyperlink w:anchor="_Toc241782048" w:history="1">
             <w:r>
               <w:rPr>
                 <w:rStyle w:val="Hyperlink"/>
@@ -1462,7 +1462,7 @@
               <w:rPr>
                 <w:noProof/>
               </w:rPr>
-              <w:instrText xml:space="preserve"> PAGEREF _Toc241780981 \h </w:instrText>
+              <w:instrText xml:space="preserve"> PAGEREF _Toc241782048 \h </w:instrText>
             </w:r>
             <w:r>
               <w:rPr>
@@ -1505,7 +1505,7 @@
               <w14:ligatures w14:val="standardContextual"/>
             </w:rPr>
           </w:pPr>
-          <w:hyperlink w:anchor="_Toc241780982" w:history="1">
+          <w:hyperlink w:anchor="_Toc241782049" w:history="1">
             <w:r>
               <w:rPr>
                 <w:rStyle w:val="Hyperlink"/>
@@ -1529,7 +1529,7 @@
               <w:rPr>
                 <w:noProof/>
               </w:rPr>
-              <w:instrText xml:space="preserve"> PAGEREF _Toc241780982 \h </w:instrText>
+              <w:instrText xml:space="preserve"> PAGEREF _Toc241782049 \h </w:instrText>
             </w:r>
             <w:r>
               <w:rPr>
@@ -1572,7 +1572,7 @@
               <w14:ligatures w14:val="standardContextual"/>
             </w:rPr>
           </w:pPr>
-          <w:hyperlink w:anchor="_Toc241780983" w:history="1">
+          <w:hyperlink w:anchor="_Toc241782050" w:history="1">
             <w:r>
               <w:rPr>
                 <w:rStyle w:val="Hyperlink"/>
@@ -1596,7 +1596,7 @@
               <w:rPr>
                 <w:noProof/>
               </w:rPr>
-              <w:instrText xml:space="preserve"> PAGEREF _Toc241780983 \h </w:instrText>
+              <w:instrText xml:space="preserve"> PAGEREF _Toc241782050 \h </w:instrText>
             </w:r>
             <w:r>
               <w:rPr>
@@ -1639,7 +1639,7 @@
               <w14:ligatures w14:val="standardContextual"/>
             </w:rPr>
           </w:pPr>
-          <w:hyperlink w:anchor="_Toc241780984" w:history="1">
+          <w:hyperlink w:anchor="_Toc241782051" w:history="1">
             <w:r>
               <w:rPr>
                 <w:rStyle w:val="Hyperlink"/>
@@ -1663,7 +1663,7 @@
               <w:rPr>
                 <w:noProof/>
               </w:rPr>
-              <w:instrText xml:space="preserve"> PAGEREF _Toc241780984 \h </w:instrText>
+              <w:instrText xml:space="preserve"> PAGEREF _Toc241782051 \h </w:instrText>
             </w:r>
             <w:r>
               <w:rPr>
@@ -1706,7 +1706,7 @@
               <w14:ligatures w14:val="standardContextual"/>
             </w:rPr>
           </w:pPr>
-          <w:hyperlink w:anchor="_Toc241780985" w:history="1">
+          <w:hyperlink w:anchor="_Toc241782052" w:history="1">
             <w:r>
               <w:rPr>
                 <w:rStyle w:val="Hyperlink"/>
@@ -1730,7 +1730,7 @@
               <w:rPr>
                 <w:noProof/>
               </w:rPr>
-              <w:instrText xml:space="preserve"> PAGEREF _Toc241780985 \h </w:instrText>
+              <w:instrText xml:space="preserve"> PAGEREF _Toc241782052 \h </w:instrText>
             </w:r>
             <w:r>
               <w:rPr>
@@ -1773,7 +1773,7 @@
               <w14:ligatures w14:val="standardContextual"/>
             </w:rPr>
           </w:pPr>
-          <w:hyperlink w:anchor="_Toc241780986" w:history="1">
+          <w:hyperlink w:anchor="_Toc241782053" w:history="1">
             <w:r>
               <w:rPr>
                 <w:rStyle w:val="Hyperlink"/>
@@ -1797,7 +1797,7 @@
               <w:rPr>
                 <w:noProof/>
               </w:rPr>
-              <w:instrText xml:space="preserve"> PAGEREF _Toc241780986 \h </w:instrText>
+              <w:instrText xml:space="preserve"> PAGEREF _Toc241782053 \h </w:instrText>
             </w:r>
             <w:r>
               <w:rPr>
@@ -1840,7 +1840,7 @@
               <w14:ligatures w14:val="standardContextual"/>
             </w:rPr>
           </w:pPr>
-          <w:hyperlink w:anchor="_Toc241780987" w:history="1">
+          <w:hyperlink w:anchor="_Toc241782054" w:history="1">
             <w:r>
               <w:rPr>
                 <w:rStyle w:val="Hyperlink"/>
@@ -1864,7 +1864,7 @@
               <w:rPr>
                 <w:noProof/>
               </w:rPr>
-              <w:instrText xml:space="preserve"> PAGEREF _Toc241780987 \h </w:instrText>
+              <w:instrText xml:space="preserve"> PAGEREF _Toc241782054 \h </w:instrText>
             </w:r>
             <w:r>
               <w:rPr>
@@ -1907,7 +1907,7 @@
               <w14:ligatures w14:val="standardContextual"/>
             </w:rPr>
           </w:pPr>
-          <w:hyperlink w:anchor="_Toc241780988" w:history="1">
+          <w:hyperlink w:anchor="_Toc241782055" w:history="1">
             <w:r>
               <w:rPr>
                 <w:rStyle w:val="Hyperlink"/>
@@ -1931,7 +1931,7 @@
               <w:rPr>
                 <w:noProof/>
               </w:rPr>
-              <w:instrText xml:space="preserve"> PAGEREF _Toc241780988 \h </w:instrText>
+              <w:instrText xml:space="preserve"> PAGEREF _Toc241782055 \h </w:instrText>
             </w:r>
             <w:r>
               <w:rPr>
@@ -1974,7 +1974,7 @@
               <w14:ligatures w14:val="standardContextual"/>
             </w:rPr>
           </w:pPr>
-          <w:hyperlink w:anchor="_Toc241780989" w:history="1">
+          <w:hyperlink w:anchor="_Toc241782056" w:history="1">
             <w:r>
               <w:rPr>
                 <w:rStyle w:val="Hyperlink"/>
@@ -1998,7 +1998,7 @@
               <w:rPr>
                 <w:noProof/>
               </w:rPr>
-              <w:instrText xml:space="preserve"> PAGEREF _Toc241780989 \h </w:instrText>
+              <w:instrText xml:space="preserve"> PAGEREF _Toc241782056 \h </w:instrText>
             </w:r>
             <w:r>
               <w:rPr>
@@ -2041,7 +2041,7 @@
               <w14:ligatures w14:val="standardContextual"/>
             </w:rPr>
           </w:pPr>
-          <w:hyperlink w:anchor="_Toc241780990" w:history="1">
+          <w:hyperlink w:anchor="_Toc241782057" w:history="1">
             <w:r>
               <w:rPr>
                 <w:rStyle w:val="Hyperlink"/>
@@ -2065,7 +2065,7 @@
               <w:rPr>
                 <w:noProof/>
               </w:rPr>
-              <w:instrText xml:space="preserve"> PAGEREF _Toc241780990 \h </w:instrText>
+              <w:instrText xml:space="preserve"> PAGEREF _Toc241782057 \h </w:instrText>
             </w:r>
             <w:r>
               <w:rPr>
@@ -2108,7 +2108,7 @@
               <w14:ligatures w14:val="standardContextual"/>
             </w:rPr>
           </w:pPr>
-          <w:hyperlink w:anchor="_Toc241780991" w:history="1">
+          <w:hyperlink w:anchor="_Toc241782058" w:history="1">
             <w:r>
               <w:rPr>
                 <w:rStyle w:val="Hyperlink"/>
@@ -2132,7 +2132,7 @@
               <w:rPr>
                 <w:noProof/>
               </w:rPr>
-              <w:instrText xml:space="preserve"> PAGEREF _Toc241780991 \h </w:instrText>
+              <w:instrText xml:space="preserve"> PAGEREF _Toc241782058 \h </w:instrText>
             </w:r>
             <w:r>
               <w:rPr>
@@ -2175,7 +2175,7 @@
               <w14:ligatures w14:val="standardContextual"/>
             </w:rPr>
           </w:pPr>
-          <w:hyperlink w:anchor="_Toc241780992" w:history="1">
+          <w:hyperlink w:anchor="_Toc241782059" w:history="1">
             <w:r>
               <w:rPr>
                 <w:rStyle w:val="Hyperlink"/>
@@ -2199,7 +2199,7 @@
               <w:rPr>
                 <w:noProof/>
               </w:rPr>
-              <w:instrText xml:space="preserve"> PAGEREF _Toc241780992 \h </w:instrText>
+              <w:instrText xml:space="preserve"> PAGEREF _Toc241782059 \h </w:instrText>
             </w:r>
             <w:r>
               <w:rPr>
@@ -2242,7 +2242,7 @@
               <w14:ligatures w14:val="standardContextual"/>
             </w:rPr>
           </w:pPr>
-          <w:hyperlink w:anchor="_Toc241780993" w:history="1">
+          <w:hyperlink w:anchor="_Toc241782060" w:history="1">
             <w:r>
               <w:rPr>
                 <w:rStyle w:val="Hyperlink"/>
@@ -2266,7 +2266,7 @@
               <w:rPr>
                 <w:noProof/>
               </w:rPr>
-              <w:instrText xml:space="preserve"> PAGEREF _Toc241780993 \h </w:instrText>
+              <w:instrText xml:space="preserve"> PAGEREF _Toc241782060 \h </w:instrText>
             </w:r>
             <w:r>
               <w:rPr>
@@ -2309,7 +2309,7 @@
               <w14:ligatures w14:val="standardContextual"/>
             </w:rPr>
           </w:pPr>
-          <w:hyperlink w:anchor="_Toc241780994" w:history="1">
+          <w:hyperlink w:anchor="_Toc241782061" w:history="1">
             <w:r>
               <w:rPr>
                 <w:rStyle w:val="Hyperlink"/>
@@ -2333,7 +2333,7 @@
               <w:rPr>
                 <w:noProof/>
               </w:rPr>
-              <w:instrText xml:space="preserve"> PAGEREF _Toc241780994 \h </w:instrText>
+              <w:instrText xml:space="preserve"> PAGEREF _Toc241782061 \h </w:instrText>
             </w:r>
             <w:r>
               <w:rPr>
@@ -2376,7 +2376,7 @@
               <w14:ligatures w14:val="standardContextual"/>
             </w:rPr>
           </w:pPr>
-          <w:hyperlink w:anchor="_Toc241780995" w:history="1">
+          <w:hyperlink w:anchor="_Toc241782062" w:history="1">
             <w:r>
               <w:rPr>
                 <w:rStyle w:val="Hyperlink"/>
@@ -2400,7 +2400,7 @@
               <w:rPr>
                 <w:noProof/>
               </w:rPr>
-              <w:instrText xml:space="preserve"> PAGEREF _Toc241780995 \h </w:instrText>
+              <w:instrText xml:space="preserve"> PAGEREF _Toc241782062 \h </w:instrText>
             </w:r>
             <w:r>
               <w:rPr>
@@ -2443,7 +2443,7 @@
               <w14:ligatures w14:val="standardContextual"/>
             </w:rPr>
           </w:pPr>
-          <w:hyperlink w:anchor="_Toc241780996" w:history="1">
+          <w:hyperlink w:anchor="_Toc241782063" w:history="1">
             <w:r>
               <w:rPr>
                 <w:rStyle w:val="Hyperlink"/>
@@ -2467,7 +2467,7 @@
               <w:rPr>
                 <w:noProof/>
               </w:rPr>
-              <w:instrText xml:space="preserve"> PAGEREF _Toc241780996 \h </w:instrText>
+              <w:instrText xml:space="preserve"> PAGEREF _Toc241782063 \h </w:instrText>
             </w:r>
             <w:r>
               <w:rPr>
@@ -2510,7 +2510,7 @@
               <w14:ligatures w14:val="standardContextual"/>
             </w:rPr>
           </w:pPr>
-          <w:hyperlink w:anchor="_Toc241780997" w:history="1">
+          <w:hyperlink w:anchor="_Toc241782064" w:history="1">
             <w:r>
               <w:rPr>
                 <w:rStyle w:val="Hyperlink"/>
@@ -2534,7 +2534,7 @@
               <w:rPr>
                 <w:noProof/>
               </w:rPr>
-              <w:instrText xml:space="preserve"> PAGEREF _Toc241780997 \h </w:instrText>
+              <w:instrText xml:space="preserve"> PAGEREF _Toc241782064 \h </w:instrText>
             </w:r>
             <w:r>
               <w:rPr>
@@ -2577,7 +2577,7 @@
               <w14:ligatures w14:val="standardContextual"/>
             </w:rPr>
           </w:pPr>
-          <w:hyperlink w:anchor="_Toc241780998" w:history="1">
+          <w:hyperlink w:anchor="_Toc241782065" w:history="1">
             <w:r>
               <w:rPr>
                 <w:rStyle w:val="Hyperlink"/>
@@ -2601,7 +2601,7 @@
               <w:rPr>
                 <w:noProof/>
               </w:rPr>
-              <w:instrText xml:space="preserve"> PAGEREF _Toc241780998 \h </w:instrText>
+              <w:instrText xml:space="preserve"> PAGEREF _Toc241782065 \h </w:instrText>
             </w:r>
             <w:r>
               <w:rPr>
@@ -2644,7 +2644,7 @@
               <w14:ligatures w14:val="standardContextual"/>
             </w:rPr>
           </w:pPr>
-          <w:hyperlink w:anchor="_Toc241780999" w:history="1">
+          <w:hyperlink w:anchor="_Toc241782066" w:history="1">
             <w:r>
               <w:rPr>
                 <w:rStyle w:val="Hyperlink"/>
@@ -2668,7 +2668,7 @@
               <w:rPr>
                 <w:noProof/>
               </w:rPr>
-              <w:instrText xml:space="preserve"> PAGEREF _Toc241780999 \h </w:instrText>
+              <w:instrText xml:space="preserve"> PAGEREF _Toc241782066 \h </w:instrText>
             </w:r>
             <w:r>
               <w:rPr>
@@ -2711,7 +2711,7 @@
               <w14:ligatures w14:val="standardContextual"/>
             </w:rPr>
           </w:pPr>
-          <w:hyperlink w:anchor="_Toc241781000" w:history="1">
+          <w:hyperlink w:anchor="_Toc241782067" w:history="1">
             <w:r>
               <w:rPr>
                 <w:rStyle w:val="Hyperlink"/>
@@ -2735,7 +2735,7 @@
               <w:rPr>
                 <w:noProof/>
               </w:rPr>
-              <w:instrText xml:space="preserve"> PAGEREF _Toc241781000 \h </w:instrText>
+              <w:instrText xml:space="preserve"> PAGEREF _Toc241782067 \h </w:instrText>
             </w:r>
             <w:r>
               <w:rPr>
@@ -2778,7 +2778,7 @@
               <w14:ligatures w14:val="standardContextual"/>
             </w:rPr>
           </w:pPr>
-          <w:hyperlink w:anchor="_Toc241781001" w:history="1">
+          <w:hyperlink w:anchor="_Toc241782068" w:history="1">
             <w:r>
               <w:rPr>
                 <w:rStyle w:val="Hyperlink"/>
@@ -2802,7 +2802,7 @@
               <w:rPr>
                 <w:noProof/>
               </w:rPr>
-              <w:instrText xml:space="preserve"> PAGEREF _Toc241781001 \h </w:instrText>
+              <w:instrText xml:space="preserve"> PAGEREF _Toc241782068 \h </w:instrText>
             </w:r>
             <w:r>
               <w:rPr>
@@ -2845,7 +2845,7 @@
               <w14:ligatures w14:val="standardContextual"/>
             </w:rPr>
           </w:pPr>
-          <w:hyperlink w:anchor="_Toc241781002" w:history="1">
+          <w:hyperlink w:anchor="_Toc241782069" w:history="1">
             <w:r>
               <w:rPr>
                 <w:rStyle w:val="Hyperlink"/>
@@ -2869,7 +2869,7 @@
               <w:rPr>
                 <w:noProof/>
               </w:rPr>
-              <w:instrText xml:space="preserve"> PAGEREF _Toc241781002 \h </w:instrText>
+              <w:instrText xml:space="preserve"> PAGEREF _Toc241782069 \h </w:instrText>
             </w:r>
             <w:r>
               <w:rPr>
@@ -2912,7 +2912,7 @@
               <w14:ligatures w14:val="standardContextual"/>
             </w:rPr>
           </w:pPr>
-          <w:hyperlink w:anchor="_Toc241781003" w:history="1">
+          <w:hyperlink w:anchor="_Toc241782070" w:history="1">
             <w:r>
               <w:rPr>
                 <w:rStyle w:val="Hyperlink"/>
@@ -2936,7 +2936,7 @@
               <w:rPr>
                 <w:noProof/>
               </w:rPr>
-              <w:instrText xml:space="preserve"> PAGEREF _Toc241781003 \h </w:instrText>
+              <w:instrText xml:space="preserve"> PAGEREF _Toc241782070 \h </w:instrText>
             </w:r>
             <w:r>
               <w:rPr>
@@ -2979,7 +2979,7 @@
               <w14:ligatures w14:val="standardContextual"/>
             </w:rPr>
           </w:pPr>
-          <w:hyperlink w:anchor="_Toc241781004" w:history="1">
+          <w:hyperlink w:anchor="_Toc241782071" w:history="1">
             <w:r>
               <w:rPr>
                 <w:rStyle w:val="Hyperlink"/>
@@ -3003,7 +3003,7 @@
               <w:rPr>
                 <w:noProof/>
               </w:rPr>
-              <w:instrText xml:space="preserve"> PAGEREF _Toc241781004 \h </w:instrText>
+              <w:instrText xml:space="preserve"> PAGEREF _Toc241782071 \h </w:instrText>
             </w:r>
             <w:r>
               <w:rPr>
@@ -3046,7 +3046,7 @@
               <w14:ligatures w14:val="standardContextual"/>
             </w:rPr>
           </w:pPr>
-          <w:hyperlink w:anchor="_Toc241781005" w:history="1">
+          <w:hyperlink w:anchor="_Toc241782072" w:history="1">
             <w:r>
               <w:rPr>
                 <w:rStyle w:val="Hyperlink"/>
@@ -3070,7 +3070,7 @@
               <w:rPr>
                 <w:noProof/>
               </w:rPr>
-              <w:instrText xml:space="preserve"> PAGEREF _Toc241781005 \h </w:instrText>
+              <w:instrText xml:space="preserve"> PAGEREF _Toc241782072 \h </w:instrText>
             </w:r>
             <w:r>
               <w:rPr>
@@ -3113,7 +3113,7 @@
               <w14:ligatures w14:val="standardContextual"/>
             </w:rPr>
           </w:pPr>
-          <w:hyperlink w:anchor="_Toc241781006" w:history="1">
+          <w:hyperlink w:anchor="_Toc241782073" w:history="1">
             <w:r>
               <w:rPr>
                 <w:rStyle w:val="Hyperlink"/>
@@ -3137,7 +3137,7 @@
               <w:rPr>
                 <w:noProof/>
               </w:rPr>
-              <w:instrText xml:space="preserve"> PAGEREF _Toc241781006 \h </w:instrText>
+              <w:instrText xml:space="preserve"> PAGEREF _Toc241782073 \h </w:instrText>
             </w:r>
             <w:r>
               <w:rPr>
@@ -3180,7 +3180,7 @@
               <w14:ligatures w14:val="standardContextual"/>
             </w:rPr>
           </w:pPr>
-          <w:hyperlink w:anchor="_Toc241781007" w:history="1">
+          <w:hyperlink w:anchor="_Toc241782074" w:history="1">
             <w:r>
               <w:rPr>
                 <w:rStyle w:val="Hyperlink"/>
@@ -3204,7 +3204,7 @@
               <w:rPr>
                 <w:noProof/>
               </w:rPr>
-              <w:instrText xml:space="preserve"> PAGEREF _Toc241781007 \h </w:instrText>
+              <w:instrText xml:space="preserve"> PAGEREF _Toc241782074 \h </w:instrText>
             </w:r>
             <w:r>
               <w:rPr>
@@ -3247,7 +3247,7 @@
               <w14:ligatures w14:val="standardContextual"/>
             </w:rPr>
           </w:pPr>
-          <w:hyperlink w:anchor="_Toc241781008" w:history="1">
+          <w:hyperlink w:anchor="_Toc241782075" w:history="1">
             <w:r>
               <w:rPr>
                 <w:rStyle w:val="Hyperlink"/>
@@ -3271,7 +3271,7 @@
               <w:rPr>
                 <w:noProof/>
               </w:rPr>
-              <w:instrText xml:space="preserve"> PAGEREF _Toc241781008 \h </w:instrText>
+              <w:instrText xml:space="preserve"> PAGEREF _Toc241782075 \h </w:instrText>
             </w:r>
             <w:r>
               <w:rPr>
@@ -3314,7 +3314,7 @@
               <w14:ligatures w14:val="standardContextual"/>
             </w:rPr>
           </w:pPr>
-          <w:hyperlink w:anchor="_Toc241781009" w:history="1">
+          <w:hyperlink w:anchor="_Toc241782076" w:history="1">
             <w:r>
               <w:rPr>
                 <w:rStyle w:val="Hyperlink"/>
@@ -3338,7 +3338,7 @@
               <w:rPr>
                 <w:noProof/>
               </w:rPr>
-              <w:instrText xml:space="preserve"> PAGEREF _Toc241781009 \h </w:instrText>
+              <w:instrText xml:space="preserve"> PAGEREF _Toc241782076 \h </w:instrText>
             </w:r>
             <w:r>
               <w:rPr>
@@ -3381,7 +3381,7 @@
               <w14:ligatures w14:val="standardContextual"/>
             </w:rPr>
           </w:pPr>
-          <w:hyperlink w:anchor="_Toc241781010" w:history="1">
+          <w:hyperlink w:anchor="_Toc241782077" w:history="1">
             <w:r>
               <w:rPr>
                 <w:rStyle w:val="Hyperlink"/>
@@ -3405,7 +3405,7 @@
               <w:rPr>
                 <w:noProof/>
               </w:rPr>
-              <w:instrText xml:space="preserve"> PAGEREF _Toc241781010 \h </w:instrText>
+              <w:instrText xml:space="preserve"> PAGEREF _Toc241782077 \h </w:instrText>
             </w:r>
             <w:r>
               <w:rPr>
@@ -3444,7 +3444,7 @@
         <w:pStyle w:val="Heading1"/>
         <w:pageBreakBefore/>
       </w:pPr>
-      <w:bookmarkStart w:id="0" w:name="_Toc241780968"/>
+      <w:bookmarkStart w:id="0" w:name="_Toc241782035"/>
       <w:r>
         <w:lastRenderedPageBreak/>
         <w:t>1. Your role at a glance</w:t>
@@ -3612,7 +3612,7 @@
         <w:pStyle w:val="Heading1"/>
         <w:pageBreakBefore/>
       </w:pPr>
-      <w:bookmarkStart w:id="1" w:name="_Toc241780969"/>
+      <w:bookmarkStart w:id="1" w:name="_Toc241782036"/>
       <w:r>
         <w:lastRenderedPageBreak/>
         <w:t>2. Signing in and your screens</w:t>
@@ -3623,7 +3623,7 @@
       <w:pPr>
         <w:pStyle w:val="Heading2"/>
       </w:pPr>
-      <w:bookmarkStart w:id="2" w:name="_Toc241780970"/>
+      <w:bookmarkStart w:id="2" w:name="_Toc241782037"/>
       <w:r>
         <w:t>Signing in</w:t>
       </w:r>
@@ -3706,7 +3706,7 @@
           <w:noProof/>
         </w:rPr>
         <w:drawing>
-          <wp:inline distT="0" distB="0" distL="0" distR="0" wp14:anchorId="5EB1A583" wp14:editId="6027708C">
+          <wp:inline distT="0" distB="0" distL="0" distR="0" wp14:anchorId="7472235C" wp14:editId="59C37232">
             <wp:extent cx="5334000" cy="2333625"/>
             <wp:effectExtent l="0" t="0" r="0" b="0"/>
             <wp:docPr id="1" name="adm_login.jpg" descr="The sign-in screen for all internal staff." title="The sign-in screen for all internal staff."/>
@@ -3873,7 +3873,7 @@
       <w:pPr>
         <w:pStyle w:val="Heading2"/>
       </w:pPr>
-      <w:bookmarkStart w:id="3" w:name="_Toc241780971"/>
+      <w:bookmarkStart w:id="3" w:name="_Toc241782038"/>
       <w:r>
         <w:t>Finding your way around</w:t>
       </w:r>
@@ -4058,7 +4058,7 @@
         </w:rPr>
         <w:lastRenderedPageBreak/>
         <w:drawing>
-          <wp:inline distT="0" distB="0" distL="0" distR="0" wp14:anchorId="6415A285" wp14:editId="2D08A53B">
+          <wp:inline distT="0" distB="0" distL="0" distR="0" wp14:anchorId="3A00DDBA" wp14:editId="4E47022F">
             <wp:extent cx="5715000" cy="1876425"/>
             <wp:effectExtent l="0" t="0" r="0" b="0"/>
             <wp:docPr id="2" name="adm_not_your_role.jpg" descr="Opening a screen outside your role (for example from an old bookmark) shows this card instead of the screen." title="Opening a screen outside your role (for example from an old bookmark) shows this card instead of the screen."/>
@@ -4127,7 +4127,7 @@
       <w:pPr>
         <w:pStyle w:val="Heading2"/>
       </w:pPr>
-      <w:bookmarkStart w:id="4" w:name="_Toc241780972"/>
+      <w:bookmarkStart w:id="4" w:name="_Toc241782039"/>
       <w:r>
         <w:t>Your screens</w:t>
       </w:r>
@@ -4634,7 +4634,7 @@
       <w:pPr>
         <w:pStyle w:val="Heading2"/>
       </w:pPr>
-      <w:bookmarkStart w:id="5" w:name="_Toc241780973"/>
+      <w:bookmarkStart w:id="5" w:name="_Toc241782040"/>
       <w:r>
         <w:t>Changing your password</w:t>
       </w:r>
@@ -4717,7 +4717,7 @@
           <w:noProof/>
         </w:rPr>
         <w:drawing>
-          <wp:inline distT="0" distB="0" distL="0" distR="0" wp14:anchorId="3FB784E7" wp14:editId="7E725BCB">
+          <wp:inline distT="0" distB="0" distL="0" distR="0" wp14:anchorId="152BA835" wp14:editId="46E0B8A5">
             <wp:extent cx="5334000" cy="2171700"/>
             <wp:effectExtent l="0" t="0" r="0" b="0"/>
             <wp:docPr id="3" name="adm_account.jpg" descr="Change Password screen." title="Change Password screen."/>
@@ -4805,7 +4805,7 @@
         <w:pStyle w:val="Heading1"/>
         <w:pageBreakBefore/>
       </w:pPr>
-      <w:bookmarkStart w:id="6" w:name="_Toc241780974"/>
+      <w:bookmarkStart w:id="6" w:name="_Toc241782041"/>
       <w:r>
         <w:lastRenderedPageBreak/>
         <w:t>3. Your routine</w:t>
@@ -5090,7 +5090,7 @@
         <w:pStyle w:val="Heading1"/>
         <w:pageBreakBefore/>
       </w:pPr>
-      <w:bookmarkStart w:id="7" w:name="_Toc241780975"/>
+      <w:bookmarkStart w:id="7" w:name="_Toc241782042"/>
       <w:r>
         <w:lastRenderedPageBreak/>
         <w:t>4. Step-by-step tasks</w:t>
@@ -5101,7 +5101,7 @@
       <w:pPr>
         <w:pStyle w:val="Heading2"/>
       </w:pPr>
-      <w:bookmarkStart w:id="8" w:name="_Toc241780976"/>
+      <w:bookmarkStart w:id="8" w:name="_Toc241782043"/>
       <w:r>
         <w:t>4.1 Reading the dashboards</w:t>
       </w:r>
@@ -5126,7 +5126,7 @@
           <w:noProof/>
         </w:rPr>
         <w:drawing>
-          <wp:inline distT="0" distB="0" distL="0" distR="0" wp14:anchorId="04387EB3" wp14:editId="06614790">
+          <wp:inline distT="0" distB="0" distL="0" distR="0" wp14:anchorId="36185F0B" wp14:editId="6002FF50">
             <wp:extent cx="5715000" cy="3571875"/>
             <wp:effectExtent l="0" t="0" r="0" b="0"/>
             <wp:docPr id="4" name="adm_exec_dashboard.jpg" descr="Executive Dashboard: completions against the 400 / 60 / 50–75 targets, days to data lock, spend, and the lowest-filled strata." title="Executive Dashboard: completions against the 400 / 60 / 50–75 targets, days to data lock, spend, and the lowest-filled strata."/>
@@ -5791,7 +5791,7 @@
       <w:pPr>
         <w:pStyle w:val="Heading2"/>
       </w:pPr>
-      <w:bookmarkStart w:id="9" w:name="_Toc241780977"/>
+      <w:bookmarkStart w:id="9" w:name="_Toc241782044"/>
       <w:r>
         <w:lastRenderedPageBreak/>
         <w:t>4.2 Using Reports (analytics and charts)</w:t>
@@ -5832,7 +5832,7 @@
           <w:noProof/>
         </w:rPr>
         <w:drawing>
-          <wp:inline distT="0" distB="0" distL="0" distR="0" wp14:anchorId="5D030B12" wp14:editId="58CC8E60">
+          <wp:inline distT="0" distB="0" distL="0" distR="0" wp14:anchorId="6E09837D" wp14:editId="7E065408">
             <wp:extent cx="5334000" cy="3333750"/>
             <wp:effectExtent l="0" t="0" r="0" b="0"/>
             <wp:docPr id="5" name="adm_reports_top.jpg" descr="Reports: headline figures for the chosen period." title="Reports: headline figures for the chosen period."/>
@@ -5974,7 +5974,7 @@
           <w:noProof/>
         </w:rPr>
         <w:drawing>
-          <wp:inline distT="0" distB="0" distL="0" distR="0" wp14:anchorId="3A7ED4BD" wp14:editId="2EB424A9">
+          <wp:inline distT="0" distB="0" distL="0" distR="0" wp14:anchorId="53D2C066" wp14:editId="572BEEE2">
             <wp:extent cx="5334000" cy="3409950"/>
             <wp:effectExtent l="0" t="0" r="0" b="0"/>
             <wp:docPr id="6" name="adm_reports_funnel.jpg" descr="Case funnel: each case counted once at every stage it has reached." title="Case funnel: each case counted once at every stage it has reached."/>
@@ -6074,7 +6074,7 @@
           <w:noProof/>
         </w:rPr>
         <w:drawing>
-          <wp:inline distT="0" distB="0" distL="0" distR="0" wp14:anchorId="4FEF449B" wp14:editId="2927C6A7">
+          <wp:inline distT="0" distB="0" distL="0" distR="0" wp14:anchorId="4B78282C" wp14:editId="5BA9F22E">
             <wp:extent cx="5334000" cy="3248025"/>
             <wp:effectExtent l="0" t="0" r="0" b="0"/>
             <wp:docPr id="7" name="adm_reports_funnel_table.jpg" descr="The same chart as a table." title="The same chart as a table."/>
@@ -6173,7 +6173,7 @@
           <w:noProof/>
         </w:rPr>
         <w:drawing>
-          <wp:inline distT="0" distB="0" distL="0" distR="0" wp14:anchorId="75FCAE0F" wp14:editId="79AE7AE5">
+          <wp:inline distT="0" distB="0" distL="0" distR="0" wp14:anchorId="21BCB285" wp14:editId="5F1949B1">
             <wp:extent cx="5334000" cy="2628900"/>
             <wp:effectExtent l="0" t="0" r="0" b="0"/>
             <wp:docPr id="8" name="adm_reports_coverage.jpg" descr="Coverage by group." title="Coverage by group."/>
@@ -6273,7 +6273,7 @@
         </w:rPr>
         <w:lastRenderedPageBreak/>
         <w:drawing>
-          <wp:inline distT="0" distB="0" distL="0" distR="0" wp14:anchorId="35AD905D" wp14:editId="5E880C49">
+          <wp:inline distT="0" distB="0" distL="0" distR="0" wp14:anchorId="682D0009" wp14:editId="21675953">
             <wp:extent cx="5334000" cy="2600325"/>
             <wp:effectExtent l="0" t="0" r="0" b="0"/>
             <wp:docPr id="9" name="adm_reports_modes.jpg" descr="Administration modes." title="Administration modes."/>
@@ -6382,7 +6382,7 @@
           <w:noProof/>
         </w:rPr>
         <w:drawing>
-          <wp:inline distT="0" distB="0" distL="0" distR="0" wp14:anchorId="244C37D2" wp14:editId="1B062AF7">
+          <wp:inline distT="0" distB="0" distL="0" distR="0" wp14:anchorId="14DA88E4" wp14:editId="1EC24E19">
             <wp:extent cx="5334000" cy="2905125"/>
             <wp:effectExtent l="0" t="0" r="0" b="0"/>
             <wp:docPr id="10" name="adm_reports_duration.jpg" descr="Completion-time distribution." title="Completion-time distribution."/>
@@ -6464,7 +6464,7 @@
       <w:pPr>
         <w:pStyle w:val="Heading2"/>
       </w:pPr>
-      <w:bookmarkStart w:id="10" w:name="_Toc241780978"/>
+      <w:bookmarkStart w:id="10" w:name="_Toc241782045"/>
       <w:r>
         <w:t>4.3 Reviewing a case read-only</w:t>
       </w:r>
@@ -6528,7 +6528,7 @@
         </w:rPr>
         <w:lastRenderedPageBreak/>
         <w:drawing>
-          <wp:inline distT="0" distB="0" distL="0" distR="0" wp14:anchorId="56AAF7A2" wp14:editId="77EADAA3">
+          <wp:inline distT="0" distB="0" distL="0" distR="0" wp14:anchorId="1F3AE28F" wp14:editId="31125ABF">
             <wp:extent cx="5334000" cy="3333750"/>
             <wp:effectExtent l="0" t="0" r="0" b="0"/>
             <wp:docPr id="11" name="sup_case.jpg" descr="A case page in read-only view." title="A case page in read-only view."/>
@@ -6602,7 +6602,7 @@
       <w:pPr>
         <w:pStyle w:val="Heading2"/>
       </w:pPr>
-      <w:bookmarkStart w:id="11" w:name="_Toc241780979"/>
+      <w:bookmarkStart w:id="11" w:name="_Toc241782046"/>
       <w:r>
         <w:t>4.4 Reviewing QA</w:t>
       </w:r>
@@ -6619,7 +6619,7 @@
           <w:noProof/>
         </w:rPr>
         <w:drawing>
-          <wp:inline distT="0" distB="0" distL="0" distR="0" wp14:anchorId="07D2A8C9" wp14:editId="37A1ED61">
+          <wp:inline distT="0" distB="0" distL="0" distR="0" wp14:anchorId="28302037" wp14:editId="595094C0">
             <wp:extent cx="5715000" cy="2505075"/>
             <wp:effectExtent l="0" t="0" r="0" b="0"/>
             <wp:docPr id="12" name="sup_qa_queue.jpg" descr="QA Queue in read-only view." title="QA Queue in read-only view."/>
@@ -6696,7 +6696,7 @@
       <w:pPr>
         <w:pStyle w:val="Heading2"/>
       </w:pPr>
-      <w:bookmarkStart w:id="12" w:name="_Toc241780980"/>
+      <w:bookmarkStart w:id="12" w:name="_Toc241782047"/>
       <w:r>
         <w:t>4.5 Downloading or emailing completed forms (Form PDFs)</w:t>
       </w:r>
@@ -6747,7 +6747,7 @@
         </w:rPr>
         <w:lastRenderedPageBreak/>
         <w:drawing>
-          <wp:inline distT="0" distB="0" distL="0" distR="0" wp14:anchorId="5A1C6B38" wp14:editId="0F4A1A0A">
+          <wp:inline distT="0" distB="0" distL="0" distR="0" wp14:anchorId="0367817D" wp14:editId="34DF55ED">
             <wp:extent cx="5334000" cy="3333750"/>
             <wp:effectExtent l="0" t="0" r="0" b="0"/>
             <wp:docPr id="13" name="adm_form_pdfs.jpg" descr="Completed form PDFs." title="Completed form PDFs."/>
@@ -6941,7 +6941,7 @@
         <w:pStyle w:val="Heading1"/>
         <w:pageBreakBefore/>
       </w:pPr>
-      <w:bookmarkStart w:id="13" w:name="_Toc241780981"/>
+      <w:bookmarkStart w:id="13" w:name="_Toc241782048"/>
       <w:r>
         <w:lastRenderedPageBreak/>
         <w:t>5. Rules you must follow</w:t>
@@ -7079,7 +7079,7 @@
         <w:pStyle w:val="Heading1"/>
         <w:pageBreakBefore/>
       </w:pPr>
-      <w:bookmarkStart w:id="14" w:name="_Toc241780982"/>
+      <w:bookmarkStart w:id="14" w:name="_Toc241782049"/>
       <w:r>
         <w:lastRenderedPageBreak/>
         <w:t>6. Troubleshooting</w:t>
@@ -8033,7 +8033,7 @@
         <w:pStyle w:val="Heading1"/>
         <w:pageBreakBefore/>
       </w:pPr>
-      <w:bookmarkStart w:id="15" w:name="_Toc241780983"/>
+      <w:bookmarkStart w:id="15" w:name="_Toc241782050"/>
       <w:r>
         <w:lastRenderedPageBreak/>
         <w:t>7. Quick reference</w:t>
@@ -8312,7 +8312,7 @@
         <w:pStyle w:val="Heading1"/>
         <w:pageBreakBefore/>
       </w:pPr>
-      <w:bookmarkStart w:id="16" w:name="_Toc241780984"/>
+      <w:bookmarkStart w:id="16" w:name="_Toc241782051"/>
       <w:r>
         <w:lastRenderedPageBreak/>
         <w:t>8. Every screen and button for your role</w:t>
@@ -8475,7 +8475,7 @@
       <w:pPr>
         <w:pStyle w:val="Heading2"/>
       </w:pPr>
-      <w:bookmarkStart w:id="17" w:name="_Toc241780985"/>
+      <w:bookmarkStart w:id="17" w:name="_Toc241782052"/>
       <w:r>
         <w:t>8.1 Sign in</w:t>
       </w:r>
@@ -8988,7 +8988,7 @@
       <w:pPr>
         <w:pStyle w:val="Heading2"/>
       </w:pPr>
-      <w:bookmarkStart w:id="18" w:name="_Toc241780986"/>
+      <w:bookmarkStart w:id="18" w:name="_Toc241782053"/>
       <w:r>
         <w:t>8.2 The header and menu bar (every screen)</w:t>
       </w:r>
@@ -9712,7 +9712,7 @@
       <w:pPr>
         <w:pStyle w:val="Heading2"/>
       </w:pPr>
-      <w:bookmarkStart w:id="19" w:name="_Toc241780987"/>
+      <w:bookmarkStart w:id="19" w:name="_Toc241782054"/>
       <w:r>
         <w:t>8.3 Change Password</w:t>
       </w:r>
@@ -10332,7 +10332,7 @@
       <w:pPr>
         <w:pStyle w:val="Heading2"/>
       </w:pPr>
-      <w:bookmarkStart w:id="20" w:name="_Toc241780988"/>
+      <w:bookmarkStart w:id="20" w:name="_Toc241782055"/>
       <w:r>
         <w:t>8.4 Executive Dashboard</w:t>
       </w:r>
@@ -10846,7 +10846,7 @@
       <w:pPr>
         <w:pStyle w:val="Heading2"/>
       </w:pPr>
-      <w:bookmarkStart w:id="21" w:name="_Toc241780989"/>
+      <w:bookmarkStart w:id="21" w:name="_Toc241782056"/>
       <w:r>
         <w:t>8.5 Sampling Dashboard</w:t>
       </w:r>
@@ -11359,7 +11359,7 @@
       <w:pPr>
         <w:pStyle w:val="Heading2"/>
       </w:pPr>
-      <w:bookmarkStart w:id="22" w:name="_Toc241780990"/>
+      <w:bookmarkStart w:id="22" w:name="_Toc241782057"/>
       <w:r>
         <w:t>8.6 Contact Dashboard</w:t>
       </w:r>
@@ -11662,7 +11662,7 @@
       <w:pPr>
         <w:pStyle w:val="Heading2"/>
       </w:pPr>
-      <w:bookmarkStart w:id="23" w:name="_Toc241780991"/>
+      <w:bookmarkStart w:id="23" w:name="_Toc241782058"/>
       <w:r>
         <w:lastRenderedPageBreak/>
         <w:t>8.7 QA Dashboard</w:t>
@@ -12283,7 +12283,7 @@
       <w:pPr>
         <w:pStyle w:val="Heading2"/>
       </w:pPr>
-      <w:bookmarkStart w:id="24" w:name="_Toc241780992"/>
+      <w:bookmarkStart w:id="24" w:name="_Toc241782059"/>
       <w:r>
         <w:t>8.8 KII / Document Dashboard</w:t>
       </w:r>
@@ -12693,7 +12693,7 @@
       <w:pPr>
         <w:pStyle w:val="Heading2"/>
       </w:pPr>
-      <w:bookmarkStart w:id="25" w:name="_Toc241780993"/>
+      <w:bookmarkStart w:id="25" w:name="_Toc241782060"/>
       <w:r>
         <w:t>8.9 Reports</w:t>
       </w:r>
@@ -13207,7 +13207,7 @@
       <w:pPr>
         <w:pStyle w:val="Heading2"/>
       </w:pPr>
-      <w:bookmarkStart w:id="26" w:name="_Toc241780994"/>
+      <w:bookmarkStart w:id="26" w:name="_Toc241782061"/>
       <w:r>
         <w:t>8.10 Main-400 Register (and Reserve)</w:t>
       </w:r>
@@ -13827,7 +13827,7 @@
       <w:pPr>
         <w:pStyle w:val="Heading2"/>
       </w:pPr>
-      <w:bookmarkStart w:id="27" w:name="_Toc241780995"/>
+      <w:bookmarkStart w:id="27" w:name="_Toc241782062"/>
       <w:r>
         <w:t>8.11 Case page</w:t>
       </w:r>
@@ -14341,7 +14341,7 @@
       <w:pPr>
         <w:pStyle w:val="Heading2"/>
       </w:pPr>
-      <w:bookmarkStart w:id="28" w:name="_Toc241780996"/>
+      <w:bookmarkStart w:id="28" w:name="_Toc241782063"/>
       <w:r>
         <w:t>8.12 Pre-Interview Profile (PROIT) and its review screen</w:t>
       </w:r>
@@ -14644,7 +14644,7 @@
       <w:pPr>
         <w:pStyle w:val="Heading2"/>
       </w:pPr>
-      <w:bookmarkStart w:id="29" w:name="_Toc241780997"/>
+      <w:bookmarkStart w:id="29" w:name="_Toc241782064"/>
       <w:r>
         <w:t>8.13 Interview sheet (verifying a locked profile)</w:t>
       </w:r>
@@ -15157,7 +15157,7 @@
       <w:pPr>
         <w:pStyle w:val="Heading2"/>
       </w:pPr>
-      <w:bookmarkStart w:id="30" w:name="_Toc241780998"/>
+      <w:bookmarkStart w:id="30" w:name="_Toc241782065"/>
       <w:r>
         <w:lastRenderedPageBreak/>
         <w:t>8.14 Register Organisation</w:t>
@@ -15461,7 +15461,7 @@
       <w:pPr>
         <w:pStyle w:val="Heading2"/>
       </w:pPr>
-      <w:bookmarkStart w:id="31" w:name="_Toc241780999"/>
+      <w:bookmarkStart w:id="31" w:name="_Toc241782066"/>
       <w:r>
         <w:t>8.15 Appointment Queue</w:t>
       </w:r>
@@ -15871,7 +15871,7 @@
       <w:pPr>
         <w:pStyle w:val="Heading2"/>
       </w:pPr>
-      <w:bookmarkStart w:id="32" w:name="_Toc241781000"/>
+      <w:bookmarkStart w:id="32" w:name="_Toc241782067"/>
       <w:r>
         <w:t>8.16 Follow-ups due</w:t>
       </w:r>
@@ -16281,7 +16281,7 @@
       <w:pPr>
         <w:pStyle w:val="Heading2"/>
       </w:pPr>
-      <w:bookmarkStart w:id="33" w:name="_Toc241781001"/>
+      <w:bookmarkStart w:id="33" w:name="_Toc241782068"/>
       <w:r>
         <w:t>8.17 Reserve Activation</w:t>
       </w:r>
@@ -16585,7 +16585,7 @@
       <w:pPr>
         <w:pStyle w:val="Heading2"/>
       </w:pPr>
-      <w:bookmarkStart w:id="34" w:name="_Toc241781002"/>
+      <w:bookmarkStart w:id="34" w:name="_Toc241782069"/>
       <w:r>
         <w:t>8.18 QA Queue (with the KoboToolbox sync panel)</w:t>
       </w:r>
@@ -16888,7 +16888,7 @@
       <w:pPr>
         <w:pStyle w:val="Heading2"/>
       </w:pPr>
-      <w:bookmarkStart w:id="35" w:name="_Toc241781003"/>
+      <w:bookmarkStart w:id="35" w:name="_Toc241782070"/>
       <w:r>
         <w:t>8.19 QA Exceptions</w:t>
       </w:r>
@@ -17298,7 +17298,7 @@
       <w:pPr>
         <w:pStyle w:val="Heading2"/>
       </w:pPr>
-      <w:bookmarkStart w:id="36" w:name="_Toc241781004"/>
+      <w:bookmarkStart w:id="36" w:name="_Toc241782071"/>
       <w:r>
         <w:t>8.20 KII Register</w:t>
       </w:r>
@@ -17811,7 +17811,7 @@
       <w:pPr>
         <w:pStyle w:val="Heading2"/>
       </w:pPr>
-      <w:bookmarkStart w:id="37" w:name="_Toc241781005"/>
+      <w:bookmarkStart w:id="37" w:name="_Toc241782072"/>
       <w:r>
         <w:lastRenderedPageBreak/>
         <w:t>8.21 KII record</w:t>
@@ -18115,7 +18115,7 @@
       <w:pPr>
         <w:pStyle w:val="Heading2"/>
       </w:pPr>
-      <w:bookmarkStart w:id="38" w:name="_Toc241781006"/>
+      <w:bookmarkStart w:id="38" w:name="_Toc241782073"/>
       <w:r>
         <w:t>8.22 Documents (the corpus)</w:t>
       </w:r>
@@ -18628,7 +18628,7 @@
       <w:pPr>
         <w:pStyle w:val="Heading2"/>
       </w:pPr>
-      <w:bookmarkStart w:id="39" w:name="_Toc241781007"/>
+      <w:bookmarkStart w:id="39" w:name="_Toc241782074"/>
       <w:r>
         <w:t>8.23 Document record</w:t>
       </w:r>
@@ -18931,7 +18931,7 @@
       <w:pPr>
         <w:pStyle w:val="Heading2"/>
       </w:pPr>
-      <w:bookmarkStart w:id="40" w:name="_Toc241781008"/>
+      <w:bookmarkStart w:id="40" w:name="_Toc241782075"/>
       <w:r>
         <w:t>8.24 Auto-fill review screen</w:t>
       </w:r>
@@ -19235,7 +19235,7 @@
       <w:pPr>
         <w:pStyle w:val="Heading2"/>
       </w:pPr>
-      <w:bookmarkStart w:id="41" w:name="_Toc241781009"/>
+      <w:bookmarkStart w:id="41" w:name="_Toc241782076"/>
       <w:r>
         <w:t>8.25 Completed forms (Form PDFs)</w:t>
       </w:r>
@@ -19965,7 +19965,7 @@
       <w:pPr>
         <w:pStyle w:val="Heading2"/>
       </w:pPr>
-      <w:bookmarkStart w:id="42" w:name="_Toc241781010"/>
+      <w:bookmarkStart w:id="42" w:name="_Toc241782077"/>
       <w:r>
         <w:t>8.26 Cost Dashboard</w:t>
       </w:r>
@@ -20312,7 +20312,7 @@
         <w:sz w:val="16"/>
         <w:szCs w:val="16"/>
       </w:rPr>
-      <w:t>Version 1.14 · 1 October 2026</w:t>
+      <w:t>Version 1.15 · 1 October 2026</w:t>
     </w:r>
     <w:r>
       <w:rPr>
@@ -20485,10 +20485,10 @@
 <file path=word/numbering.xml><?xml version="1.0" encoding="utf-8"?>
 <w:numbering xmlns:wpc="http://schemas.microsoft.com/office/word/2010/wordprocessingCanvas" xmlns:cx="http://schemas.microsoft.com/office/drawing/2014/chartex" xmlns:cx1="http://schemas.microsoft.com/office/drawing/2015/9/8/chartex" xmlns:cx2="http://schemas.microsoft.com/office/drawing/2015/10/21/chartex" xmlns:cx3="http://schemas.microsoft.com/office/drawing/2016/5/9/chartex" xmlns:cx4="http://schemas.microsoft.com/office/drawing/2016/5/10/chartex" xmlns:cx5="http://schemas.microsoft.com/office/drawing/2016/5/11/chartex" xmlns:cx6="http://schemas.microsoft.com/office/drawing/2016/5/12/chartex" xmlns:cx7="http://schemas.microsoft.com/office/drawing/2016/5/13/chartex" xmlns:cx8="http://schemas.microsoft.com/office/drawing/2016/5/14/chartex" xmlns:mc="http://schemas.openxmlformats.org/markup-compatibility/2006" xmlns:aink="http://schemas.microsoft.com/office/drawing/2016/ink" xmlns:am3d="http://schemas.microsoft.com/office/drawing/2017/model3d" xmlns:o="urn:schemas-microsoft-com:office:office" xmlns:oel="http://schemas.microsoft.com/office/2019/extlst" xmlns:r="http://schemas.openxmlformats.org/officeDocument/2006/relationships" xmlns:m="http://schemas.openxmlformats.org/officeDocument/2006/math" xmlns:v="urn:schemas-microsoft-com:vml" xmlns:wp14="http://schemas.microsoft.com/office/word/2010/wordprocessingDrawing" xmlns:wp="http://schemas.openxmlformats.org/drawingml/2006/wordprocessingDrawing" xmlns:w10="urn:schemas-microsoft-com:office:word" xmlns:w="http://schemas.openxmlformats.org/wordprocessingml/2006/main" xmlns:w14="http://schemas.microsoft.com/office/word/2010/wordml" xmlns:w15="http://schemas.microsoft.com/office/word/2012/wordml" xmlns:w16cex="http://schemas.microsoft.com/office/word/2018/wordml/cex" xmlns:w16cid="http://schemas.microsoft.com/office/word/2016/wordml/cid" xmlns:w16="http://schemas.microsoft.com/office/word/2018/wordml" xmlns:w16sdtdh="http://schemas.microsoft.com/office/word/2020/wordml/sdtdatahash" xmlns:w16se="http://schemas.microsoft.com/office/word/2015/wordml/symex" xmlns:wpg="http://schemas.microsoft.com/office/word/2010/wordprocessingGroup" xmlns:wpi="http://schemas.microsoft.com/office/word/2010/wordprocessingInk" xmlns:wne="http://schemas.microsoft.com/office/word/2006/wordml" xmlns:wps="http://schemas.microsoft.com/office/word/2010/wordprocessingShape" mc:Ignorable="w14 w15 w16se w16cid w16 w16cex w16sdtdh wp14">
   <w:abstractNum w:abstractNumId="0" w15:restartNumberingAfterBreak="0">
-    <w:nsid w:val="39CE4B52"/>
+    <w:nsid w:val="036D12E3"/>
     <w:multiLevelType w:val="hybridMultilevel"/>
-    <w:tmpl w:val="7622567C"/>
-    <w:lvl w:ilvl="0" w:tplc="57B67666">
+    <w:tmpl w:val="778CCA26"/>
+    <w:lvl w:ilvl="0" w:tplc="B8844176">
       <w:start w:val="1"/>
       <w:numFmt w:val="decimal"/>
       <w:lvlText w:val="%1."/>
@@ -20502,52 +20502,52 @@
         <w:color w:val="A67C27"/>
       </w:rPr>
     </w:lvl>
-    <w:lvl w:ilvl="1" w:tplc="95C092E4">
+    <w:lvl w:ilvl="1" w:tplc="AC8AC3B2">
       <w:numFmt w:val="decimal"/>
       <w:lvlText w:val=""/>
       <w:lvlJc w:val="left"/>
     </w:lvl>
-    <w:lvl w:ilvl="2" w:tplc="DBE0DD66">
+    <w:lvl w:ilvl="2" w:tplc="140EAAFE">
       <w:numFmt w:val="decimal"/>
       <w:lvlText w:val=""/>
       <w:lvlJc w:val="left"/>
     </w:lvl>
-    <w:lvl w:ilvl="3" w:tplc="2728AF2E">
+    <w:lvl w:ilvl="3" w:tplc="683AD384">
       <w:numFmt w:val="decimal"/>
       <w:lvlText w:val=""/>
       <w:lvlJc w:val="left"/>
     </w:lvl>
-    <w:lvl w:ilvl="4" w:tplc="E5163C0A">
+    <w:lvl w:ilvl="4" w:tplc="2FCE7770">
       <w:numFmt w:val="decimal"/>
       <w:lvlText w:val=""/>
       <w:lvlJc w:val="left"/>
     </w:lvl>
-    <w:lvl w:ilvl="5" w:tplc="942AB6A2">
+    <w:lvl w:ilvl="5" w:tplc="91D2D0B2">
       <w:numFmt w:val="decimal"/>
       <w:lvlText w:val=""/>
       <w:lvlJc w:val="left"/>
     </w:lvl>
-    <w:lvl w:ilvl="6" w:tplc="F65E2E9C">
+    <w:lvl w:ilvl="6" w:tplc="CF7E9DE4">
       <w:numFmt w:val="decimal"/>
       <w:lvlText w:val=""/>
       <w:lvlJc w:val="left"/>
     </w:lvl>
-    <w:lvl w:ilvl="7" w:tplc="610A16C8">
+    <w:lvl w:ilvl="7" w:tplc="D5DCD2CE">
       <w:numFmt w:val="decimal"/>
       <w:lvlText w:val=""/>
       <w:lvlJc w:val="left"/>
     </w:lvl>
-    <w:lvl w:ilvl="8" w:tplc="587E3720">
+    <w:lvl w:ilvl="8" w:tplc="E25223BE">
       <w:numFmt w:val="decimal"/>
       <w:lvlText w:val=""/>
       <w:lvlJc w:val="left"/>
     </w:lvl>
   </w:abstractNum>
   <w:abstractNum w:abstractNumId="1" w15:restartNumberingAfterBreak="0">
-    <w:nsid w:val="3AB45479"/>
+    <w:nsid w:val="202142BF"/>
     <w:multiLevelType w:val="hybridMultilevel"/>
-    <w:tmpl w:val="D63EC222"/>
-    <w:lvl w:ilvl="0" w:tplc="11425430">
+    <w:tmpl w:val="D1648B44"/>
+    <w:lvl w:ilvl="0" w:tplc="2E6E8048">
       <w:start w:val="1"/>
       <w:numFmt w:val="bullet"/>
       <w:lvlText w:val="•"/>
@@ -20556,7 +20556,7 @@
         <w:ind w:left="460" w:hanging="280"/>
       </w:pPr>
     </w:lvl>
-    <w:lvl w:ilvl="1" w:tplc="266C6880">
+    <w:lvl w:ilvl="1" w:tplc="D3EA45FC">
       <w:start w:val="1"/>
       <w:numFmt w:val="bullet"/>
       <w:lvlText w:val="–"/>
@@ -20565,133 +20565,47 @@
         <w:ind w:left="900" w:hanging="280"/>
       </w:pPr>
     </w:lvl>
-    <w:lvl w:ilvl="2" w:tplc="936894D8">
+    <w:lvl w:ilvl="2" w:tplc="21E83828">
       <w:numFmt w:val="decimal"/>
       <w:lvlText w:val=""/>
       <w:lvlJc w:val="left"/>
     </w:lvl>
-    <w:lvl w:ilvl="3" w:tplc="CE76FAAE">
+    <w:lvl w:ilvl="3" w:tplc="9F3EB42A">
       <w:numFmt w:val="decimal"/>
       <w:lvlText w:val=""/>
       <w:lvlJc w:val="left"/>
     </w:lvl>
-    <w:lvl w:ilvl="4" w:tplc="7452F01E">
+    <w:lvl w:ilvl="4" w:tplc="294801D4">
       <w:numFmt w:val="decimal"/>
       <w:lvlText w:val=""/>
       <w:lvlJc w:val="left"/>
     </w:lvl>
-    <w:lvl w:ilvl="5" w:tplc="6254A0B4">
+    <w:lvl w:ilvl="5" w:tplc="5B5407C8">
       <w:numFmt w:val="decimal"/>
       <w:lvlText w:val=""/>
       <w:lvlJc w:val="left"/>
     </w:lvl>
-    <w:lvl w:ilvl="6" w:tplc="9D58C268">
+    <w:lvl w:ilvl="6" w:tplc="FBBE6DB8">
       <w:numFmt w:val="decimal"/>
       <w:lvlText w:val=""/>
       <w:lvlJc w:val="left"/>
     </w:lvl>
-    <w:lvl w:ilvl="7" w:tplc="84C61008">
+    <w:lvl w:ilvl="7" w:tplc="C6B80C7A">
       <w:numFmt w:val="decimal"/>
       <w:lvlText w:val=""/>
       <w:lvlJc w:val="left"/>
     </w:lvl>
-    <w:lvl w:ilvl="8" w:tplc="594ACFD0">
+    <w:lvl w:ilvl="8" w:tplc="F35CCB3E">
       <w:numFmt w:val="decimal"/>
       <w:lvlText w:val=""/>
       <w:lvlJc w:val="left"/>
     </w:lvl>
   </w:abstractNum>
   <w:abstractNum w:abstractNumId="2" w15:restartNumberingAfterBreak="0">
-    <w:nsid w:val="41C1547B"/>
+    <w:nsid w:val="29DE624F"/>
     <w:multiLevelType w:val="hybridMultilevel"/>
-    <w:tmpl w:val="793EB266"/>
-    <w:lvl w:ilvl="0" w:tplc="928EB5A8">
-      <w:start w:val="1"/>
-      <w:numFmt w:val="bullet"/>
-      <w:lvlText w:val="●"/>
-      <w:lvlJc w:val="left"/>
-      <w:pPr>
-        <w:ind w:left="720" w:hanging="360"/>
-      </w:pPr>
-    </w:lvl>
-    <w:lvl w:ilvl="1" w:tplc="7E564EC0">
-      <w:start w:val="1"/>
-      <w:numFmt w:val="bullet"/>
-      <w:lvlText w:val="○"/>
-      <w:lvlJc w:val="left"/>
-      <w:pPr>
-        <w:ind w:left="1440" w:hanging="360"/>
-      </w:pPr>
-    </w:lvl>
-    <w:lvl w:ilvl="2" w:tplc="79567A3C">
-      <w:start w:val="1"/>
-      <w:numFmt w:val="bullet"/>
-      <w:lvlText w:val="■"/>
-      <w:lvlJc w:val="left"/>
-      <w:pPr>
-        <w:ind w:left="2160" w:hanging="360"/>
-      </w:pPr>
-    </w:lvl>
-    <w:lvl w:ilvl="3" w:tplc="ACACBB58">
-      <w:start w:val="1"/>
-      <w:numFmt w:val="bullet"/>
-      <w:lvlText w:val="●"/>
-      <w:lvlJc w:val="left"/>
-      <w:pPr>
-        <w:ind w:left="2880" w:hanging="360"/>
-      </w:pPr>
-    </w:lvl>
-    <w:lvl w:ilvl="4" w:tplc="B4AEE38C">
-      <w:start w:val="1"/>
-      <w:numFmt w:val="bullet"/>
-      <w:lvlText w:val="○"/>
-      <w:lvlJc w:val="left"/>
-      <w:pPr>
-        <w:ind w:left="3600" w:hanging="360"/>
-      </w:pPr>
-    </w:lvl>
-    <w:lvl w:ilvl="5" w:tplc="277883D0">
-      <w:start w:val="1"/>
-      <w:numFmt w:val="bullet"/>
-      <w:lvlText w:val="■"/>
-      <w:lvlJc w:val="left"/>
-      <w:pPr>
-        <w:ind w:left="4320" w:hanging="360"/>
-      </w:pPr>
-    </w:lvl>
-    <w:lvl w:ilvl="6" w:tplc="6CC67980">
-      <w:start w:val="1"/>
-      <w:numFmt w:val="bullet"/>
-      <w:lvlText w:val="●"/>
-      <w:lvlJc w:val="left"/>
-      <w:pPr>
-        <w:ind w:left="5040" w:hanging="360"/>
-      </w:pPr>
-    </w:lvl>
-    <w:lvl w:ilvl="7" w:tplc="8E5C0684">
-      <w:start w:val="1"/>
-      <w:numFmt w:val="bullet"/>
-      <w:lvlText w:val="●"/>
-      <w:lvlJc w:val="left"/>
-      <w:pPr>
-        <w:ind w:left="5760" w:hanging="360"/>
-      </w:pPr>
-    </w:lvl>
-    <w:lvl w:ilvl="8" w:tplc="2FDE9D9C">
-      <w:start w:val="1"/>
-      <w:numFmt w:val="bullet"/>
-      <w:lvlText w:val="●"/>
-      <w:lvlJc w:val="left"/>
-      <w:pPr>
-        <w:ind w:left="6480" w:hanging="360"/>
-      </w:pPr>
-    </w:lvl>
-  </w:abstractNum>
-  <w:abstractNum w:abstractNumId="3" w15:restartNumberingAfterBreak="0">
-    <w:nsid w:val="43572B59"/>
-    <w:multiLevelType w:val="hybridMultilevel"/>
-    <w:tmpl w:val="63B46DDA"/>
-    <w:lvl w:ilvl="0" w:tplc="B80652DE">
+    <w:tmpl w:val="5E1A6660"/>
+    <w:lvl w:ilvl="0" w:tplc="FA901A46">
       <w:start w:val="1"/>
       <w:numFmt w:val="decimal"/>
       <w:lvlText w:val="%1."/>
@@ -20705,52 +20619,197 @@
         <w:color w:val="A67C27"/>
       </w:rPr>
     </w:lvl>
-    <w:lvl w:ilvl="1" w:tplc="A642A4FE">
+    <w:lvl w:ilvl="1" w:tplc="37620176">
       <w:numFmt w:val="decimal"/>
       <w:lvlText w:val=""/>
       <w:lvlJc w:val="left"/>
     </w:lvl>
-    <w:lvl w:ilvl="2" w:tplc="119CECCC">
+    <w:lvl w:ilvl="2" w:tplc="6688E42C">
       <w:numFmt w:val="decimal"/>
       <w:lvlText w:val=""/>
       <w:lvlJc w:val="left"/>
     </w:lvl>
-    <w:lvl w:ilvl="3" w:tplc="E640DE38">
+    <w:lvl w:ilvl="3" w:tplc="2BCC7894">
       <w:numFmt w:val="decimal"/>
       <w:lvlText w:val=""/>
       <w:lvlJc w:val="left"/>
     </w:lvl>
-    <w:lvl w:ilvl="4" w:tplc="A2949E60">
+    <w:lvl w:ilvl="4" w:tplc="68760F58">
       <w:numFmt w:val="decimal"/>
       <w:lvlText w:val=""/>
       <w:lvlJc w:val="left"/>
     </w:lvl>
-    <w:lvl w:ilvl="5" w:tplc="35D2484C">
+    <w:lvl w:ilvl="5" w:tplc="0E006DCA">
       <w:numFmt w:val="decimal"/>
       <w:lvlText w:val=""/>
       <w:lvlJc w:val="left"/>
     </w:lvl>
-    <w:lvl w:ilvl="6" w:tplc="FB4C27E4">
+    <w:lvl w:ilvl="6" w:tplc="436A9AFA">
       <w:numFmt w:val="decimal"/>
       <w:lvlText w:val=""/>
       <w:lvlJc w:val="left"/>
     </w:lvl>
-    <w:lvl w:ilvl="7" w:tplc="B4FCC82C">
+    <w:lvl w:ilvl="7" w:tplc="D542F8EC">
       <w:numFmt w:val="decimal"/>
       <w:lvlText w:val=""/>
       <w:lvlJc w:val="left"/>
     </w:lvl>
-    <w:lvl w:ilvl="8" w:tplc="CB52A850">
+    <w:lvl w:ilvl="8" w:tplc="14208D64">
+      <w:numFmt w:val="decimal"/>
+      <w:lvlText w:val=""/>
+      <w:lvlJc w:val="left"/>
+    </w:lvl>
+  </w:abstractNum>
+  <w:abstractNum w:abstractNumId="3" w15:restartNumberingAfterBreak="0">
+    <w:nsid w:val="35536F2F"/>
+    <w:multiLevelType w:val="hybridMultilevel"/>
+    <w:tmpl w:val="68B8B9F6"/>
+    <w:lvl w:ilvl="0" w:tplc="CAAE2E5C">
+      <w:start w:val="1"/>
+      <w:numFmt w:val="decimal"/>
+      <w:lvlText w:val="%1."/>
+      <w:lvlJc w:val="left"/>
+      <w:pPr>
+        <w:ind w:left="460" w:hanging="360"/>
+      </w:pPr>
+      <w:rPr>
+        <w:b/>
+        <w:bCs/>
+        <w:color w:val="A67C27"/>
+      </w:rPr>
+    </w:lvl>
+    <w:lvl w:ilvl="1" w:tplc="E58A5D22">
+      <w:numFmt w:val="decimal"/>
+      <w:lvlText w:val=""/>
+      <w:lvlJc w:val="left"/>
+    </w:lvl>
+    <w:lvl w:ilvl="2" w:tplc="5CBE5252">
+      <w:numFmt w:val="decimal"/>
+      <w:lvlText w:val=""/>
+      <w:lvlJc w:val="left"/>
+    </w:lvl>
+    <w:lvl w:ilvl="3" w:tplc="980A2CDE">
+      <w:numFmt w:val="decimal"/>
+      <w:lvlText w:val=""/>
+      <w:lvlJc w:val="left"/>
+    </w:lvl>
+    <w:lvl w:ilvl="4" w:tplc="8EA4BA5E">
+      <w:numFmt w:val="decimal"/>
+      <w:lvlText w:val=""/>
+      <w:lvlJc w:val="left"/>
+    </w:lvl>
+    <w:lvl w:ilvl="5" w:tplc="4FB89562">
+      <w:numFmt w:val="decimal"/>
+      <w:lvlText w:val=""/>
+      <w:lvlJc w:val="left"/>
+    </w:lvl>
+    <w:lvl w:ilvl="6" w:tplc="74C2A014">
+      <w:numFmt w:val="decimal"/>
+      <w:lvlText w:val=""/>
+      <w:lvlJc w:val="left"/>
+    </w:lvl>
+    <w:lvl w:ilvl="7" w:tplc="97344EBC">
+      <w:numFmt w:val="decimal"/>
+      <w:lvlText w:val=""/>
+      <w:lvlJc w:val="left"/>
+    </w:lvl>
+    <w:lvl w:ilvl="8" w:tplc="D0E0B6E8">
       <w:numFmt w:val="decimal"/>
       <w:lvlText w:val=""/>
       <w:lvlJc w:val="left"/>
     </w:lvl>
   </w:abstractNum>
   <w:abstractNum w:abstractNumId="4" w15:restartNumberingAfterBreak="0">
-    <w:nsid w:val="51A31483"/>
+    <w:nsid w:val="499C2A89"/>
     <w:multiLevelType w:val="hybridMultilevel"/>
-    <w:tmpl w:val="4F48D95A"/>
-    <w:lvl w:ilvl="0" w:tplc="F49E1466">
+    <w:tmpl w:val="F8F0A4CC"/>
+    <w:lvl w:ilvl="0" w:tplc="8F202882">
+      <w:start w:val="1"/>
+      <w:numFmt w:val="bullet"/>
+      <w:lvlText w:val="●"/>
+      <w:lvlJc w:val="left"/>
+      <w:pPr>
+        <w:ind w:left="720" w:hanging="360"/>
+      </w:pPr>
+    </w:lvl>
+    <w:lvl w:ilvl="1" w:tplc="90826B2C">
+      <w:start w:val="1"/>
+      <w:numFmt w:val="bullet"/>
+      <w:lvlText w:val="○"/>
+      <w:lvlJc w:val="left"/>
+      <w:pPr>
+        <w:ind w:left="1440" w:hanging="360"/>
+      </w:pPr>
+    </w:lvl>
+    <w:lvl w:ilvl="2" w:tplc="DB1E9D94">
+      <w:start w:val="1"/>
+      <w:numFmt w:val="bullet"/>
+      <w:lvlText w:val="■"/>
+      <w:lvlJc w:val="left"/>
+      <w:pPr>
+        <w:ind w:left="2160" w:hanging="360"/>
+      </w:pPr>
+    </w:lvl>
+    <w:lvl w:ilvl="3" w:tplc="E27C718E">
+      <w:start w:val="1"/>
+      <w:numFmt w:val="bullet"/>
+      <w:lvlText w:val="●"/>
+      <w:lvlJc w:val="left"/>
+      <w:pPr>
+        <w:ind w:left="2880" w:hanging="360"/>
+      </w:pPr>
+    </w:lvl>
+    <w:lvl w:ilvl="4" w:tplc="B85087C2">
+      <w:start w:val="1"/>
+      <w:numFmt w:val="bullet"/>
+      <w:lvlText w:val="○"/>
+      <w:lvlJc w:val="left"/>
+      <w:pPr>
+        <w:ind w:left="3600" w:hanging="360"/>
+      </w:pPr>
+    </w:lvl>
+    <w:lvl w:ilvl="5" w:tplc="C67284BC">
+      <w:start w:val="1"/>
+      <w:numFmt w:val="bullet"/>
+      <w:lvlText w:val="■"/>
+      <w:lvlJc w:val="left"/>
+      <w:pPr>
+        <w:ind w:left="4320" w:hanging="360"/>
+      </w:pPr>
+    </w:lvl>
+    <w:lvl w:ilvl="6" w:tplc="987EA5A6">
+      <w:start w:val="1"/>
+      <w:numFmt w:val="bullet"/>
+      <w:lvlText w:val="●"/>
+      <w:lvlJc w:val="left"/>
+      <w:pPr>
+        <w:ind w:left="5040" w:hanging="360"/>
+      </w:pPr>
+    </w:lvl>
+    <w:lvl w:ilvl="7" w:tplc="41EEDB0C">
+      <w:start w:val="1"/>
+      <w:numFmt w:val="bullet"/>
+      <w:lvlText w:val="●"/>
+      <w:lvlJc w:val="left"/>
+      <w:pPr>
+        <w:ind w:left="5760" w:hanging="360"/>
+      </w:pPr>
+    </w:lvl>
+    <w:lvl w:ilvl="8" w:tplc="1DC44A28">
+      <w:start w:val="1"/>
+      <w:numFmt w:val="bullet"/>
+      <w:lvlText w:val="●"/>
+      <w:lvlJc w:val="left"/>
+      <w:pPr>
+        <w:ind w:left="6480" w:hanging="360"/>
+      </w:pPr>
+    </w:lvl>
+  </w:abstractNum>
+  <w:abstractNum w:abstractNumId="5" w15:restartNumberingAfterBreak="0">
+    <w:nsid w:val="56EE2A91"/>
+    <w:multiLevelType w:val="hybridMultilevel"/>
+    <w:tmpl w:val="5DAC04A4"/>
+    <w:lvl w:ilvl="0" w:tplc="6A42CA3E">
       <w:start w:val="1"/>
       <w:numFmt w:val="decimal"/>
       <w:lvlText w:val="%1."/>
@@ -20764,52 +20823,52 @@
         <w:color w:val="A67C27"/>
       </w:rPr>
     </w:lvl>
-    <w:lvl w:ilvl="1" w:tplc="00E6B90E">
+    <w:lvl w:ilvl="1" w:tplc="3C620082">
       <w:numFmt w:val="decimal"/>
       <w:lvlText w:val=""/>
       <w:lvlJc w:val="left"/>
     </w:lvl>
-    <w:lvl w:ilvl="2" w:tplc="FC4690CA">
+    <w:lvl w:ilvl="2" w:tplc="CE7851EA">
       <w:numFmt w:val="decimal"/>
       <w:lvlText w:val=""/>
       <w:lvlJc w:val="left"/>
     </w:lvl>
-    <w:lvl w:ilvl="3" w:tplc="1C789478">
+    <w:lvl w:ilvl="3" w:tplc="1286F86C">
       <w:numFmt w:val="decimal"/>
       <w:lvlText w:val=""/>
       <w:lvlJc w:val="left"/>
     </w:lvl>
-    <w:lvl w:ilvl="4" w:tplc="52C49450">
+    <w:lvl w:ilvl="4" w:tplc="D624B908">
       <w:numFmt w:val="decimal"/>
       <w:lvlText w:val=""/>
       <w:lvlJc w:val="left"/>
     </w:lvl>
-    <w:lvl w:ilvl="5" w:tplc="3B4C5B52">
+    <w:lvl w:ilvl="5" w:tplc="DCC4DE7E">
       <w:numFmt w:val="decimal"/>
       <w:lvlText w:val=""/>
       <w:lvlJc w:val="left"/>
     </w:lvl>
-    <w:lvl w:ilvl="6" w:tplc="F6663BE4">
+    <w:lvl w:ilvl="6" w:tplc="25245854">
       <w:numFmt w:val="decimal"/>
       <w:lvlText w:val=""/>
       <w:lvlJc w:val="left"/>
     </w:lvl>
-    <w:lvl w:ilvl="7" w:tplc="F7CC0376">
+    <w:lvl w:ilvl="7" w:tplc="20384F9C">
       <w:numFmt w:val="decimal"/>
       <w:lvlText w:val=""/>
       <w:lvlJc w:val="left"/>
     </w:lvl>
-    <w:lvl w:ilvl="8" w:tplc="204ED1C2">
+    <w:lvl w:ilvl="8" w:tplc="6D92F04A">
       <w:numFmt w:val="decimal"/>
       <w:lvlText w:val=""/>
       <w:lvlJc w:val="left"/>
     </w:lvl>
   </w:abstractNum>
-  <w:abstractNum w:abstractNumId="5" w15:restartNumberingAfterBreak="0">
-    <w:nsid w:val="6DB50ECF"/>
+  <w:abstractNum w:abstractNumId="6" w15:restartNumberingAfterBreak="0">
+    <w:nsid w:val="75B455C5"/>
     <w:multiLevelType w:val="hybridMultilevel"/>
-    <w:tmpl w:val="BACE1F28"/>
-    <w:lvl w:ilvl="0" w:tplc="8B607254">
+    <w:tmpl w:val="48B01CC0"/>
+    <w:lvl w:ilvl="0" w:tplc="454E1110">
       <w:start w:val="1"/>
       <w:numFmt w:val="decimal"/>
       <w:lvlText w:val="%1."/>
@@ -20823,144 +20882,85 @@
         <w:color w:val="A67C27"/>
       </w:rPr>
     </w:lvl>
-    <w:lvl w:ilvl="1" w:tplc="6F66FE3C">
+    <w:lvl w:ilvl="1" w:tplc="0510894E">
       <w:numFmt w:val="decimal"/>
       <w:lvlText w:val=""/>
       <w:lvlJc w:val="left"/>
     </w:lvl>
-    <w:lvl w:ilvl="2" w:tplc="F3A83E70">
+    <w:lvl w:ilvl="2" w:tplc="FAECE6EC">
       <w:numFmt w:val="decimal"/>
       <w:lvlText w:val=""/>
       <w:lvlJc w:val="left"/>
     </w:lvl>
-    <w:lvl w:ilvl="3" w:tplc="C90EB4B8">
+    <w:lvl w:ilvl="3" w:tplc="A9CEE7EE">
       <w:numFmt w:val="decimal"/>
       <w:lvlText w:val=""/>
       <w:lvlJc w:val="left"/>
     </w:lvl>
-    <w:lvl w:ilvl="4" w:tplc="75628A00">
+    <w:lvl w:ilvl="4" w:tplc="11DC6DB2">
       <w:numFmt w:val="decimal"/>
       <w:lvlText w:val=""/>
       <w:lvlJc w:val="left"/>
     </w:lvl>
-    <w:lvl w:ilvl="5" w:tplc="C2C0B298">
+    <w:lvl w:ilvl="5" w:tplc="BA18B3D0">
       <w:numFmt w:val="decimal"/>
       <w:lvlText w:val=""/>
       <w:lvlJc w:val="left"/>
     </w:lvl>
-    <w:lvl w:ilvl="6" w:tplc="155A98C4">
+    <w:lvl w:ilvl="6" w:tplc="D28AB32A">
       <w:numFmt w:val="decimal"/>
       <w:lvlText w:val=""/>
       <w:lvlJc w:val="left"/>
     </w:lvl>
-    <w:lvl w:ilvl="7" w:tplc="FEA6D2A0">
+    <w:lvl w:ilvl="7" w:tplc="ECC6EE16">
       <w:numFmt w:val="decimal"/>
       <w:lvlText w:val=""/>
       <w:lvlJc w:val="left"/>
     </w:lvl>
-    <w:lvl w:ilvl="8" w:tplc="059EE1D6">
+    <w:lvl w:ilvl="8" w:tplc="7BFA8BAA">
       <w:numFmt w:val="decimal"/>
       <w:lvlText w:val=""/>
       <w:lvlJc w:val="left"/>
     </w:lvl>
   </w:abstractNum>
-  <w:abstractNum w:abstractNumId="6" w15:restartNumberingAfterBreak="0">
-    <w:nsid w:val="7BDC09C3"/>
-    <w:multiLevelType w:val="hybridMultilevel"/>
-    <w:tmpl w:val="7470679A"/>
-    <w:lvl w:ilvl="0" w:tplc="F800A776">
-      <w:start w:val="1"/>
-      <w:numFmt w:val="decimal"/>
-      <w:lvlText w:val="%1."/>
-      <w:lvlJc w:val="left"/>
-      <w:pPr>
-        <w:ind w:left="460" w:hanging="360"/>
-      </w:pPr>
-      <w:rPr>
-        <w:b/>
-        <w:bCs/>
-        <w:color w:val="A67C27"/>
-      </w:rPr>
-    </w:lvl>
-    <w:lvl w:ilvl="1" w:tplc="08A03240">
-      <w:numFmt w:val="decimal"/>
-      <w:lvlText w:val=""/>
-      <w:lvlJc w:val="left"/>
-    </w:lvl>
-    <w:lvl w:ilvl="2" w:tplc="0AF84F60">
-      <w:numFmt w:val="decimal"/>
-      <w:lvlText w:val=""/>
-      <w:lvlJc w:val="left"/>
-    </w:lvl>
-    <w:lvl w:ilvl="3" w:tplc="A46097B8">
-      <w:numFmt w:val="decimal"/>
-      <w:lvlText w:val=""/>
-      <w:lvlJc w:val="left"/>
-    </w:lvl>
-    <w:lvl w:ilvl="4" w:tplc="1CBEEE06">
-      <w:numFmt w:val="decimal"/>
-      <w:lvlText w:val=""/>
-      <w:lvlJc w:val="left"/>
-    </w:lvl>
-    <w:lvl w:ilvl="5" w:tplc="0CE073D2">
-      <w:numFmt w:val="decimal"/>
-      <w:lvlText w:val=""/>
-      <w:lvlJc w:val="left"/>
-    </w:lvl>
-    <w:lvl w:ilvl="6" w:tplc="C1205A0C">
-      <w:numFmt w:val="decimal"/>
-      <w:lvlText w:val=""/>
-      <w:lvlJc w:val="left"/>
-    </w:lvl>
-    <w:lvl w:ilvl="7" w:tplc="0936DD6C">
-      <w:numFmt w:val="decimal"/>
-      <w:lvlText w:val=""/>
-      <w:lvlJc w:val="left"/>
-    </w:lvl>
-    <w:lvl w:ilvl="8" w:tplc="3188736A">
-      <w:numFmt w:val="decimal"/>
-      <w:lvlText w:val=""/>
-      <w:lvlJc w:val="left"/>
-    </w:lvl>
-  </w:abstractNum>
-  <w:num w:numId="1" w16cid:durableId="1928154028">
-    <w:abstractNumId w:val="2"/>
+  <w:num w:numId="1" w16cid:durableId="731006170">
+    <w:abstractNumId w:val="4"/>
     <w:lvlOverride w:ilvl="0">
       <w:startOverride w:val="1"/>
     </w:lvlOverride>
   </w:num>
-  <w:num w:numId="2" w16cid:durableId="922228381">
+  <w:num w:numId="2" w16cid:durableId="551041752">
     <w:abstractNumId w:val="1"/>
     <w:lvlOverride w:ilvl="0">
       <w:startOverride w:val="1"/>
     </w:lvlOverride>
   </w:num>
-  <w:num w:numId="3" w16cid:durableId="240876859">
+  <w:num w:numId="3" w16cid:durableId="730229346">
+    <w:abstractNumId w:val="3"/>
+    <w:lvlOverride w:ilvl="0">
+      <w:startOverride w:val="1"/>
+    </w:lvlOverride>
+  </w:num>
+  <w:num w:numId="4" w16cid:durableId="807166569">
+    <w:abstractNumId w:val="0"/>
+    <w:lvlOverride w:ilvl="0">
+      <w:startOverride w:val="1"/>
+    </w:lvlOverride>
+  </w:num>
+  <w:num w:numId="5" w16cid:durableId="1788740990">
     <w:abstractNumId w:val="6"/>
     <w:lvlOverride w:ilvl="0">
       <w:startOverride w:val="1"/>
     </w:lvlOverride>
   </w:num>
-  <w:num w:numId="4" w16cid:durableId="1910727824">
-    <w:abstractNumId w:val="0"/>
-    <w:lvlOverride w:ilvl="0">
-      <w:startOverride w:val="1"/>
-    </w:lvlOverride>
-  </w:num>
-  <w:num w:numId="5" w16cid:durableId="1924489489">
+  <w:num w:numId="6" w16cid:durableId="1718551227">
     <w:abstractNumId w:val="5"/>
     <w:lvlOverride w:ilvl="0">
       <w:startOverride w:val="1"/>
     </w:lvlOverride>
   </w:num>
-  <w:num w:numId="6" w16cid:durableId="750392696">
-    <w:abstractNumId w:val="3"/>
-    <w:lvlOverride w:ilvl="0">
-      <w:startOverride w:val="1"/>
-    </w:lvlOverride>
-  </w:num>
-  <w:num w:numId="7" w16cid:durableId="2070299673">
-    <w:abstractNumId w:val="4"/>
+  <w:num w:numId="7" w16cid:durableId="1087848613">
+    <w:abstractNumId w:val="2"/>
     <w:lvlOverride w:ilvl="0">
       <w:startOverride w:val="1"/>
     </w:lvlOverride>
@@ -21585,7 +21585,7 @@
     <w:autoRedefine/>
     <w:uiPriority w:val="39"/>
     <w:unhideWhenUsed/>
-    <w:rsid w:val="005744CC"/>
+    <w:rsid w:val="00870E0C"/>
     <w:pPr>
       <w:spacing w:after="100"/>
     </w:pPr>
@@ -21597,7 +21597,7 @@
     <w:autoRedefine/>
     <w:uiPriority w:val="39"/>
     <w:unhideWhenUsed/>
-    <w:rsid w:val="005744CC"/>
+    <w:rsid w:val="00870E0C"/>
     <w:pPr>
       <w:spacing w:after="100"/>
       <w:ind w:left="210"/>

--- a/docs/manuals/Role_Guide_8_Supervisor.docx
+++ b/docs/manuals/Role_Guide_8_Supervisor.docx
@@ -69,7 +69,7 @@
           <w:left w:w="10" w:type="dxa"/>
           <w:right w:w="10" w:type="dxa"/>
         </w:tblCellMar>
-        <w:tblLook w:val="04A0" w:firstRow="1" w:lastRow="0" w:firstColumn="1" w:lastColumn="0" w:noHBand="0" w:noVBand="1"/>
+        <w:tblLook w:val="0000" w:firstRow="0" w:lastRow="0" w:firstColumn="0" w:lastColumn="0" w:noHBand="0" w:noVBand="0"/>
       </w:tblPr>
       <w:tblGrid>
         <w:gridCol w:w="2300"/>
@@ -469,7 +469,7 @@
                 <w:sz w:val="19"/>
                 <w:szCs w:val="19"/>
               </w:rPr>
-              <w:t>Version 1.15 · 1 October 2026</w:t>
+              <w:t>Version 1.16 · 1 October 2026</w:t>
             </w:r>
           </w:p>
         </w:tc>
@@ -538,7 +538,7 @@
     <w:sdt>
       <w:sdtPr>
         <w:alias w:val="Contents"/>
-        <w:id w:val="225660683"/>
+        <w:id w:val="-64645243"/>
       </w:sdtPr>
       <w:sdtEndPr/>
       <w:sdtContent>
@@ -567,7 +567,7 @@
           <w:r>
             <w:fldChar w:fldCharType="separate"/>
           </w:r>
-          <w:hyperlink w:anchor="_Toc241782035" w:history="1">
+          <w:hyperlink w:anchor="_Toc241782563" w:history="1">
             <w:r>
               <w:rPr>
                 <w:rStyle w:val="Hyperlink"/>
@@ -591,7 +591,7 @@
               <w:rPr>
                 <w:noProof/>
               </w:rPr>
-              <w:instrText xml:space="preserve"> PAGEREF _Toc241782035 \h </w:instrText>
+              <w:instrText xml:space="preserve"> PAGEREF _Toc241782563 \h </w:instrText>
             </w:r>
             <w:r>
               <w:rPr>
@@ -634,7 +634,7 @@
               <w14:ligatures w14:val="standardContextual"/>
             </w:rPr>
           </w:pPr>
-          <w:hyperlink w:anchor="_Toc241782036" w:history="1">
+          <w:hyperlink w:anchor="_Toc241782564" w:history="1">
             <w:r>
               <w:rPr>
                 <w:rStyle w:val="Hyperlink"/>
@@ -658,7 +658,7 @@
               <w:rPr>
                 <w:noProof/>
               </w:rPr>
-              <w:instrText xml:space="preserve"> PAGEREF _Toc241782036 \h </w:instrText>
+              <w:instrText xml:space="preserve"> PAGEREF _Toc241782564 \h </w:instrText>
             </w:r>
             <w:r>
               <w:rPr>
@@ -701,7 +701,7 @@
               <w14:ligatures w14:val="standardContextual"/>
             </w:rPr>
           </w:pPr>
-          <w:hyperlink w:anchor="_Toc241782037" w:history="1">
+          <w:hyperlink w:anchor="_Toc241782565" w:history="1">
             <w:r>
               <w:rPr>
                 <w:rStyle w:val="Hyperlink"/>
@@ -725,7 +725,7 @@
               <w:rPr>
                 <w:noProof/>
               </w:rPr>
-              <w:instrText xml:space="preserve"> PAGEREF _Toc241782037 \h </w:instrText>
+              <w:instrText xml:space="preserve"> PAGEREF _Toc241782565 \h </w:instrText>
             </w:r>
             <w:r>
               <w:rPr>
@@ -768,7 +768,7 @@
               <w14:ligatures w14:val="standardContextual"/>
             </w:rPr>
           </w:pPr>
-          <w:hyperlink w:anchor="_Toc241782038" w:history="1">
+          <w:hyperlink w:anchor="_Toc241782566" w:history="1">
             <w:r>
               <w:rPr>
                 <w:rStyle w:val="Hyperlink"/>
@@ -792,7 +792,7 @@
               <w:rPr>
                 <w:noProof/>
               </w:rPr>
-              <w:instrText xml:space="preserve"> PAGEREF _Toc241782038 \h </w:instrText>
+              <w:instrText xml:space="preserve"> PAGEREF _Toc241782566 \h </w:instrText>
             </w:r>
             <w:r>
               <w:rPr>
@@ -835,7 +835,7 @@
               <w14:ligatures w14:val="standardContextual"/>
             </w:rPr>
           </w:pPr>
-          <w:hyperlink w:anchor="_Toc241782039" w:history="1">
+          <w:hyperlink w:anchor="_Toc241782567" w:history="1">
             <w:r>
               <w:rPr>
                 <w:rStyle w:val="Hyperlink"/>
@@ -859,7 +859,7 @@
               <w:rPr>
                 <w:noProof/>
               </w:rPr>
-              <w:instrText xml:space="preserve"> PAGEREF _Toc241782039 \h </w:instrText>
+              <w:instrText xml:space="preserve"> PAGEREF _Toc241782567 \h </w:instrText>
             </w:r>
             <w:r>
               <w:rPr>
@@ -902,7 +902,7 @@
               <w14:ligatures w14:val="standardContextual"/>
             </w:rPr>
           </w:pPr>
-          <w:hyperlink w:anchor="_Toc241782040" w:history="1">
+          <w:hyperlink w:anchor="_Toc241782568" w:history="1">
             <w:r>
               <w:rPr>
                 <w:rStyle w:val="Hyperlink"/>
@@ -926,7 +926,7 @@
               <w:rPr>
                 <w:noProof/>
               </w:rPr>
-              <w:instrText xml:space="preserve"> PAGEREF _Toc241782040 \h </w:instrText>
+              <w:instrText xml:space="preserve"> PAGEREF _Toc241782568 \h </w:instrText>
             </w:r>
             <w:r>
               <w:rPr>
@@ -969,7 +969,7 @@
               <w14:ligatures w14:val="standardContextual"/>
             </w:rPr>
           </w:pPr>
-          <w:hyperlink w:anchor="_Toc241782041" w:history="1">
+          <w:hyperlink w:anchor="_Toc241782569" w:history="1">
             <w:r>
               <w:rPr>
                 <w:rStyle w:val="Hyperlink"/>
@@ -993,7 +993,7 @@
               <w:rPr>
                 <w:noProof/>
               </w:rPr>
-              <w:instrText xml:space="preserve"> PAGEREF _Toc241782041 \h </w:instrText>
+              <w:instrText xml:space="preserve"> PAGEREF _Toc241782569 \h </w:instrText>
             </w:r>
             <w:r>
               <w:rPr>
@@ -1036,7 +1036,7 @@
               <w14:ligatures w14:val="standardContextual"/>
             </w:rPr>
           </w:pPr>
-          <w:hyperlink w:anchor="_Toc241782042" w:history="1">
+          <w:hyperlink w:anchor="_Toc241782570" w:history="1">
             <w:r>
               <w:rPr>
                 <w:rStyle w:val="Hyperlink"/>
@@ -1060,7 +1060,7 @@
               <w:rPr>
                 <w:noProof/>
               </w:rPr>
-              <w:instrText xml:space="preserve"> PAGEREF _Toc241782042 \h </w:instrText>
+              <w:instrText xml:space="preserve"> PAGEREF _Toc241782570 \h </w:instrText>
             </w:r>
             <w:r>
               <w:rPr>
@@ -1103,7 +1103,7 @@
               <w14:ligatures w14:val="standardContextual"/>
             </w:rPr>
           </w:pPr>
-          <w:hyperlink w:anchor="_Toc241782043" w:history="1">
+          <w:hyperlink w:anchor="_Toc241782571" w:history="1">
             <w:r>
               <w:rPr>
                 <w:rStyle w:val="Hyperlink"/>
@@ -1127,7 +1127,7 @@
               <w:rPr>
                 <w:noProof/>
               </w:rPr>
-              <w:instrText xml:space="preserve"> PAGEREF _Toc241782043 \h </w:instrText>
+              <w:instrText xml:space="preserve"> PAGEREF _Toc241782571 \h </w:instrText>
             </w:r>
             <w:r>
               <w:rPr>
@@ -1170,7 +1170,7 @@
               <w14:ligatures w14:val="standardContextual"/>
             </w:rPr>
           </w:pPr>
-          <w:hyperlink w:anchor="_Toc241782044" w:history="1">
+          <w:hyperlink w:anchor="_Toc241782572" w:history="1">
             <w:r>
               <w:rPr>
                 <w:rStyle w:val="Hyperlink"/>
@@ -1194,7 +1194,7 @@
               <w:rPr>
                 <w:noProof/>
               </w:rPr>
-              <w:instrText xml:space="preserve"> PAGEREF _Toc241782044 \h </w:instrText>
+              <w:instrText xml:space="preserve"> PAGEREF _Toc241782572 \h </w:instrText>
             </w:r>
             <w:r>
               <w:rPr>
@@ -1237,7 +1237,7 @@
               <w14:ligatures w14:val="standardContextual"/>
             </w:rPr>
           </w:pPr>
-          <w:hyperlink w:anchor="_Toc241782045" w:history="1">
+          <w:hyperlink w:anchor="_Toc241782573" w:history="1">
             <w:r>
               <w:rPr>
                 <w:rStyle w:val="Hyperlink"/>
@@ -1261,7 +1261,7 @@
               <w:rPr>
                 <w:noProof/>
               </w:rPr>
-              <w:instrText xml:space="preserve"> PAGEREF _Toc241782045 \h </w:instrText>
+              <w:instrText xml:space="preserve"> PAGEREF _Toc241782573 \h </w:instrText>
             </w:r>
             <w:r>
               <w:rPr>
@@ -1304,7 +1304,7 @@
               <w14:ligatures w14:val="standardContextual"/>
             </w:rPr>
           </w:pPr>
-          <w:hyperlink w:anchor="_Toc241782046" w:history="1">
+          <w:hyperlink w:anchor="_Toc241782574" w:history="1">
             <w:r>
               <w:rPr>
                 <w:rStyle w:val="Hyperlink"/>
@@ -1328,7 +1328,7 @@
               <w:rPr>
                 <w:noProof/>
               </w:rPr>
-              <w:instrText xml:space="preserve"> PAGEREF _Toc241782046 \h </w:instrText>
+              <w:instrText xml:space="preserve"> PAGEREF _Toc241782574 \h </w:instrText>
             </w:r>
             <w:r>
               <w:rPr>
@@ -1371,7 +1371,7 @@
               <w14:ligatures w14:val="standardContextual"/>
             </w:rPr>
           </w:pPr>
-          <w:hyperlink w:anchor="_Toc241782047" w:history="1">
+          <w:hyperlink w:anchor="_Toc241782575" w:history="1">
             <w:r>
               <w:rPr>
                 <w:rStyle w:val="Hyperlink"/>
@@ -1395,7 +1395,7 @@
               <w:rPr>
                 <w:noProof/>
               </w:rPr>
-              <w:instrText xml:space="preserve"> PAGEREF _Toc241782047 \h </w:instrText>
+              <w:instrText xml:space="preserve"> PAGEREF _Toc241782575 \h </w:instrText>
             </w:r>
             <w:r>
               <w:rPr>
@@ -1438,7 +1438,7 @@
               <w14:ligatures w14:val="standardContextual"/>
             </w:rPr>
           </w:pPr>
-          <w:hyperlink w:anchor="_Toc241782048" w:history="1">
+          <w:hyperlink w:anchor="_Toc241782576" w:history="1">
             <w:r>
               <w:rPr>
                 <w:rStyle w:val="Hyperlink"/>
@@ -1462,7 +1462,7 @@
               <w:rPr>
                 <w:noProof/>
               </w:rPr>
-              <w:instrText xml:space="preserve"> PAGEREF _Toc241782048 \h </w:instrText>
+              <w:instrText xml:space="preserve"> PAGEREF _Toc241782576 \h </w:instrText>
             </w:r>
             <w:r>
               <w:rPr>
@@ -1505,7 +1505,7 @@
               <w14:ligatures w14:val="standardContextual"/>
             </w:rPr>
           </w:pPr>
-          <w:hyperlink w:anchor="_Toc241782049" w:history="1">
+          <w:hyperlink w:anchor="_Toc241782577" w:history="1">
             <w:r>
               <w:rPr>
                 <w:rStyle w:val="Hyperlink"/>
@@ -1529,7 +1529,7 @@
               <w:rPr>
                 <w:noProof/>
               </w:rPr>
-              <w:instrText xml:space="preserve"> PAGEREF _Toc241782049 \h </w:instrText>
+              <w:instrText xml:space="preserve"> PAGEREF _Toc241782577 \h </w:instrText>
             </w:r>
             <w:r>
               <w:rPr>
@@ -1572,7 +1572,7 @@
               <w14:ligatures w14:val="standardContextual"/>
             </w:rPr>
           </w:pPr>
-          <w:hyperlink w:anchor="_Toc241782050" w:history="1">
+          <w:hyperlink w:anchor="_Toc241782578" w:history="1">
             <w:r>
               <w:rPr>
                 <w:rStyle w:val="Hyperlink"/>
@@ -1596,7 +1596,7 @@
               <w:rPr>
                 <w:noProof/>
               </w:rPr>
-              <w:instrText xml:space="preserve"> PAGEREF _Toc241782050 \h </w:instrText>
+              <w:instrText xml:space="preserve"> PAGEREF _Toc241782578 \h </w:instrText>
             </w:r>
             <w:r>
               <w:rPr>
@@ -1639,7 +1639,7 @@
               <w14:ligatures w14:val="standardContextual"/>
             </w:rPr>
           </w:pPr>
-          <w:hyperlink w:anchor="_Toc241782051" w:history="1">
+          <w:hyperlink w:anchor="_Toc241782579" w:history="1">
             <w:r>
               <w:rPr>
                 <w:rStyle w:val="Hyperlink"/>
@@ -1663,7 +1663,7 @@
               <w:rPr>
                 <w:noProof/>
               </w:rPr>
-              <w:instrText xml:space="preserve"> PAGEREF _Toc241782051 \h </w:instrText>
+              <w:instrText xml:space="preserve"> PAGEREF _Toc241782579 \h </w:instrText>
             </w:r>
             <w:r>
               <w:rPr>
@@ -1706,7 +1706,7 @@
               <w14:ligatures w14:val="standardContextual"/>
             </w:rPr>
           </w:pPr>
-          <w:hyperlink w:anchor="_Toc241782052" w:history="1">
+          <w:hyperlink w:anchor="_Toc241782580" w:history="1">
             <w:r>
               <w:rPr>
                 <w:rStyle w:val="Hyperlink"/>
@@ -1730,7 +1730,7 @@
               <w:rPr>
                 <w:noProof/>
               </w:rPr>
-              <w:instrText xml:space="preserve"> PAGEREF _Toc241782052 \h </w:instrText>
+              <w:instrText xml:space="preserve"> PAGEREF _Toc241782580 \h </w:instrText>
             </w:r>
             <w:r>
               <w:rPr>
@@ -1773,7 +1773,7 @@
               <w14:ligatures w14:val="standardContextual"/>
             </w:rPr>
           </w:pPr>
-          <w:hyperlink w:anchor="_Toc241782053" w:history="1">
+          <w:hyperlink w:anchor="_Toc241782581" w:history="1">
             <w:r>
               <w:rPr>
                 <w:rStyle w:val="Hyperlink"/>
@@ -1797,7 +1797,7 @@
               <w:rPr>
                 <w:noProof/>
               </w:rPr>
-              <w:instrText xml:space="preserve"> PAGEREF _Toc241782053 \h </w:instrText>
+              <w:instrText xml:space="preserve"> PAGEREF _Toc241782581 \h </w:instrText>
             </w:r>
             <w:r>
               <w:rPr>
@@ -1840,7 +1840,7 @@
               <w14:ligatures w14:val="standardContextual"/>
             </w:rPr>
           </w:pPr>
-          <w:hyperlink w:anchor="_Toc241782054" w:history="1">
+          <w:hyperlink w:anchor="_Toc241782582" w:history="1">
             <w:r>
               <w:rPr>
                 <w:rStyle w:val="Hyperlink"/>
@@ -1864,7 +1864,7 @@
               <w:rPr>
                 <w:noProof/>
               </w:rPr>
-              <w:instrText xml:space="preserve"> PAGEREF _Toc241782054 \h </w:instrText>
+              <w:instrText xml:space="preserve"> PAGEREF _Toc241782582 \h </w:instrText>
             </w:r>
             <w:r>
               <w:rPr>
@@ -1907,7 +1907,7 @@
               <w14:ligatures w14:val="standardContextual"/>
             </w:rPr>
           </w:pPr>
-          <w:hyperlink w:anchor="_Toc241782055" w:history="1">
+          <w:hyperlink w:anchor="_Toc241782583" w:history="1">
             <w:r>
               <w:rPr>
                 <w:rStyle w:val="Hyperlink"/>
@@ -1931,7 +1931,7 @@
               <w:rPr>
                 <w:noProof/>
               </w:rPr>
-              <w:instrText xml:space="preserve"> PAGEREF _Toc241782055 \h </w:instrText>
+              <w:instrText xml:space="preserve"> PAGEREF _Toc241782583 \h </w:instrText>
             </w:r>
             <w:r>
               <w:rPr>
@@ -1974,7 +1974,7 @@
               <w14:ligatures w14:val="standardContextual"/>
             </w:rPr>
           </w:pPr>
-          <w:hyperlink w:anchor="_Toc241782056" w:history="1">
+          <w:hyperlink w:anchor="_Toc241782584" w:history="1">
             <w:r>
               <w:rPr>
                 <w:rStyle w:val="Hyperlink"/>
@@ -1998,7 +1998,7 @@
               <w:rPr>
                 <w:noProof/>
               </w:rPr>
-              <w:instrText xml:space="preserve"> PAGEREF _Toc241782056 \h </w:instrText>
+              <w:instrText xml:space="preserve"> PAGEREF _Toc241782584 \h </w:instrText>
             </w:r>
             <w:r>
               <w:rPr>
@@ -2041,7 +2041,7 @@
               <w14:ligatures w14:val="standardContextual"/>
             </w:rPr>
           </w:pPr>
-          <w:hyperlink w:anchor="_Toc241782057" w:history="1">
+          <w:hyperlink w:anchor="_Toc241782585" w:history="1">
             <w:r>
               <w:rPr>
                 <w:rStyle w:val="Hyperlink"/>
@@ -2065,7 +2065,7 @@
               <w:rPr>
                 <w:noProof/>
               </w:rPr>
-              <w:instrText xml:space="preserve"> PAGEREF _Toc241782057 \h </w:instrText>
+              <w:instrText xml:space="preserve"> PAGEREF _Toc241782585 \h </w:instrText>
             </w:r>
             <w:r>
               <w:rPr>
@@ -2108,7 +2108,7 @@
               <w14:ligatures w14:val="standardContextual"/>
             </w:rPr>
           </w:pPr>
-          <w:hyperlink w:anchor="_Toc241782058" w:history="1">
+          <w:hyperlink w:anchor="_Toc241782586" w:history="1">
             <w:r>
               <w:rPr>
                 <w:rStyle w:val="Hyperlink"/>
@@ -2132,7 +2132,7 @@
               <w:rPr>
                 <w:noProof/>
               </w:rPr>
-              <w:instrText xml:space="preserve"> PAGEREF _Toc241782058 \h </w:instrText>
+              <w:instrText xml:space="preserve"> PAGEREF _Toc241782586 \h </w:instrText>
             </w:r>
             <w:r>
               <w:rPr>
@@ -2175,7 +2175,7 @@
               <w14:ligatures w14:val="standardContextual"/>
             </w:rPr>
           </w:pPr>
-          <w:hyperlink w:anchor="_Toc241782059" w:history="1">
+          <w:hyperlink w:anchor="_Toc241782587" w:history="1">
             <w:r>
               <w:rPr>
                 <w:rStyle w:val="Hyperlink"/>
@@ -2199,7 +2199,7 @@
               <w:rPr>
                 <w:noProof/>
               </w:rPr>
-              <w:instrText xml:space="preserve"> PAGEREF _Toc241782059 \h </w:instrText>
+              <w:instrText xml:space="preserve"> PAGEREF _Toc241782587 \h </w:instrText>
             </w:r>
             <w:r>
               <w:rPr>
@@ -2242,7 +2242,7 @@
               <w14:ligatures w14:val="standardContextual"/>
             </w:rPr>
           </w:pPr>
-          <w:hyperlink w:anchor="_Toc241782060" w:history="1">
+          <w:hyperlink w:anchor="_Toc241782588" w:history="1">
             <w:r>
               <w:rPr>
                 <w:rStyle w:val="Hyperlink"/>
@@ -2266,7 +2266,7 @@
               <w:rPr>
                 <w:noProof/>
               </w:rPr>
-              <w:instrText xml:space="preserve"> PAGEREF _Toc241782060 \h </w:instrText>
+              <w:instrText xml:space="preserve"> PAGEREF _Toc241782588 \h </w:instrText>
             </w:r>
             <w:r>
               <w:rPr>
@@ -2309,7 +2309,7 @@
               <w14:ligatures w14:val="standardContextual"/>
             </w:rPr>
           </w:pPr>
-          <w:hyperlink w:anchor="_Toc241782061" w:history="1">
+          <w:hyperlink w:anchor="_Toc241782589" w:history="1">
             <w:r>
               <w:rPr>
                 <w:rStyle w:val="Hyperlink"/>
@@ -2333,7 +2333,7 @@
               <w:rPr>
                 <w:noProof/>
               </w:rPr>
-              <w:instrText xml:space="preserve"> PAGEREF _Toc241782061 \h </w:instrText>
+              <w:instrText xml:space="preserve"> PAGEREF _Toc241782589 \h </w:instrText>
             </w:r>
             <w:r>
               <w:rPr>
@@ -2376,7 +2376,7 @@
               <w14:ligatures w14:val="standardContextual"/>
             </w:rPr>
           </w:pPr>
-          <w:hyperlink w:anchor="_Toc241782062" w:history="1">
+          <w:hyperlink w:anchor="_Toc241782590" w:history="1">
             <w:r>
               <w:rPr>
                 <w:rStyle w:val="Hyperlink"/>
@@ -2400,7 +2400,7 @@
               <w:rPr>
                 <w:noProof/>
               </w:rPr>
-              <w:instrText xml:space="preserve"> PAGEREF _Toc241782062 \h </w:instrText>
+              <w:instrText xml:space="preserve"> PAGEREF _Toc241782590 \h </w:instrText>
             </w:r>
             <w:r>
               <w:rPr>
@@ -2443,7 +2443,7 @@
               <w14:ligatures w14:val="standardContextual"/>
             </w:rPr>
           </w:pPr>
-          <w:hyperlink w:anchor="_Toc241782063" w:history="1">
+          <w:hyperlink w:anchor="_Toc241782591" w:history="1">
             <w:r>
               <w:rPr>
                 <w:rStyle w:val="Hyperlink"/>
@@ -2467,7 +2467,7 @@
               <w:rPr>
                 <w:noProof/>
               </w:rPr>
-              <w:instrText xml:space="preserve"> PAGEREF _Toc241782063 \h </w:instrText>
+              <w:instrText xml:space="preserve"> PAGEREF _Toc241782591 \h </w:instrText>
             </w:r>
             <w:r>
               <w:rPr>
@@ -2510,7 +2510,7 @@
               <w14:ligatures w14:val="standardContextual"/>
             </w:rPr>
           </w:pPr>
-          <w:hyperlink w:anchor="_Toc241782064" w:history="1">
+          <w:hyperlink w:anchor="_Toc241782592" w:history="1">
             <w:r>
               <w:rPr>
                 <w:rStyle w:val="Hyperlink"/>
@@ -2534,7 +2534,7 @@
               <w:rPr>
                 <w:noProof/>
               </w:rPr>
-              <w:instrText xml:space="preserve"> PAGEREF _Toc241782064 \h </w:instrText>
+              <w:instrText xml:space="preserve"> PAGEREF _Toc241782592 \h </w:instrText>
             </w:r>
             <w:r>
               <w:rPr>
@@ -2577,7 +2577,7 @@
               <w14:ligatures w14:val="standardContextual"/>
             </w:rPr>
           </w:pPr>
-          <w:hyperlink w:anchor="_Toc241782065" w:history="1">
+          <w:hyperlink w:anchor="_Toc241782593" w:history="1">
             <w:r>
               <w:rPr>
                 <w:rStyle w:val="Hyperlink"/>
@@ -2601,7 +2601,7 @@
               <w:rPr>
                 <w:noProof/>
               </w:rPr>
-              <w:instrText xml:space="preserve"> PAGEREF _Toc241782065 \h </w:instrText>
+              <w:instrText xml:space="preserve"> PAGEREF _Toc241782593 \h </w:instrText>
             </w:r>
             <w:r>
               <w:rPr>
@@ -2644,7 +2644,7 @@
               <w14:ligatures w14:val="standardContextual"/>
             </w:rPr>
           </w:pPr>
-          <w:hyperlink w:anchor="_Toc241782066" w:history="1">
+          <w:hyperlink w:anchor="_Toc241782594" w:history="1">
             <w:r>
               <w:rPr>
                 <w:rStyle w:val="Hyperlink"/>
@@ -2668,7 +2668,7 @@
               <w:rPr>
                 <w:noProof/>
               </w:rPr>
-              <w:instrText xml:space="preserve"> PAGEREF _Toc241782066 \h </w:instrText>
+              <w:instrText xml:space="preserve"> PAGEREF _Toc241782594 \h </w:instrText>
             </w:r>
             <w:r>
               <w:rPr>
@@ -2711,7 +2711,7 @@
               <w14:ligatures w14:val="standardContextual"/>
             </w:rPr>
           </w:pPr>
-          <w:hyperlink w:anchor="_Toc241782067" w:history="1">
+          <w:hyperlink w:anchor="_Toc241782595" w:history="1">
             <w:r>
               <w:rPr>
                 <w:rStyle w:val="Hyperlink"/>
@@ -2735,7 +2735,7 @@
               <w:rPr>
                 <w:noProof/>
               </w:rPr>
-              <w:instrText xml:space="preserve"> PAGEREF _Toc241782067 \h </w:instrText>
+              <w:instrText xml:space="preserve"> PAGEREF _Toc241782595 \h </w:instrText>
             </w:r>
             <w:r>
               <w:rPr>
@@ -2778,7 +2778,7 @@
               <w14:ligatures w14:val="standardContextual"/>
             </w:rPr>
           </w:pPr>
-          <w:hyperlink w:anchor="_Toc241782068" w:history="1">
+          <w:hyperlink w:anchor="_Toc241782596" w:history="1">
             <w:r>
               <w:rPr>
                 <w:rStyle w:val="Hyperlink"/>
@@ -2802,7 +2802,7 @@
               <w:rPr>
                 <w:noProof/>
               </w:rPr>
-              <w:instrText xml:space="preserve"> PAGEREF _Toc241782068 \h </w:instrText>
+              <w:instrText xml:space="preserve"> PAGEREF _Toc241782596 \h </w:instrText>
             </w:r>
             <w:r>
               <w:rPr>
@@ -2845,7 +2845,7 @@
               <w14:ligatures w14:val="standardContextual"/>
             </w:rPr>
           </w:pPr>
-          <w:hyperlink w:anchor="_Toc241782069" w:history="1">
+          <w:hyperlink w:anchor="_Toc241782597" w:history="1">
             <w:r>
               <w:rPr>
                 <w:rStyle w:val="Hyperlink"/>
@@ -2869,7 +2869,7 @@
               <w:rPr>
                 <w:noProof/>
               </w:rPr>
-              <w:instrText xml:space="preserve"> PAGEREF _Toc241782069 \h </w:instrText>
+              <w:instrText xml:space="preserve"> PAGEREF _Toc241782597 \h </w:instrText>
             </w:r>
             <w:r>
               <w:rPr>
@@ -2912,7 +2912,7 @@
               <w14:ligatures w14:val="standardContextual"/>
             </w:rPr>
           </w:pPr>
-          <w:hyperlink w:anchor="_Toc241782070" w:history="1">
+          <w:hyperlink w:anchor="_Toc241782598" w:history="1">
             <w:r>
               <w:rPr>
                 <w:rStyle w:val="Hyperlink"/>
@@ -2936,7 +2936,7 @@
               <w:rPr>
                 <w:noProof/>
               </w:rPr>
-              <w:instrText xml:space="preserve"> PAGEREF _Toc241782070 \h </w:instrText>
+              <w:instrText xml:space="preserve"> PAGEREF _Toc241782598 \h </w:instrText>
             </w:r>
             <w:r>
               <w:rPr>
@@ -2979,7 +2979,7 @@
               <w14:ligatures w14:val="standardContextual"/>
             </w:rPr>
           </w:pPr>
-          <w:hyperlink w:anchor="_Toc241782071" w:history="1">
+          <w:hyperlink w:anchor="_Toc241782599" w:history="1">
             <w:r>
               <w:rPr>
                 <w:rStyle w:val="Hyperlink"/>
@@ -3003,7 +3003,7 @@
               <w:rPr>
                 <w:noProof/>
               </w:rPr>
-              <w:instrText xml:space="preserve"> PAGEREF _Toc241782071 \h </w:instrText>
+              <w:instrText xml:space="preserve"> PAGEREF _Toc241782599 \h </w:instrText>
             </w:r>
             <w:r>
               <w:rPr>
@@ -3046,7 +3046,7 @@
               <w14:ligatures w14:val="standardContextual"/>
             </w:rPr>
           </w:pPr>
-          <w:hyperlink w:anchor="_Toc241782072" w:history="1">
+          <w:hyperlink w:anchor="_Toc241782600" w:history="1">
             <w:r>
               <w:rPr>
                 <w:rStyle w:val="Hyperlink"/>
@@ -3070,7 +3070,7 @@
               <w:rPr>
                 <w:noProof/>
               </w:rPr>
-              <w:instrText xml:space="preserve"> PAGEREF _Toc241782072 \h </w:instrText>
+              <w:instrText xml:space="preserve"> PAGEREF _Toc241782600 \h </w:instrText>
             </w:r>
             <w:r>
               <w:rPr>
@@ -3113,7 +3113,7 @@
               <w14:ligatures w14:val="standardContextual"/>
             </w:rPr>
           </w:pPr>
-          <w:hyperlink w:anchor="_Toc241782073" w:history="1">
+          <w:hyperlink w:anchor="_Toc241782601" w:history="1">
             <w:r>
               <w:rPr>
                 <w:rStyle w:val="Hyperlink"/>
@@ -3137,7 +3137,7 @@
               <w:rPr>
                 <w:noProof/>
               </w:rPr>
-              <w:instrText xml:space="preserve"> PAGEREF _Toc241782073 \h </w:instrText>
+              <w:instrText xml:space="preserve"> PAGEREF _Toc241782601 \h </w:instrText>
             </w:r>
             <w:r>
               <w:rPr>
@@ -3180,7 +3180,7 @@
               <w14:ligatures w14:val="standardContextual"/>
             </w:rPr>
           </w:pPr>
-          <w:hyperlink w:anchor="_Toc241782074" w:history="1">
+          <w:hyperlink w:anchor="_Toc241782602" w:history="1">
             <w:r>
               <w:rPr>
                 <w:rStyle w:val="Hyperlink"/>
@@ -3204,7 +3204,7 @@
               <w:rPr>
                 <w:noProof/>
               </w:rPr>
-              <w:instrText xml:space="preserve"> PAGEREF _Toc241782074 \h </w:instrText>
+              <w:instrText xml:space="preserve"> PAGEREF _Toc241782602 \h </w:instrText>
             </w:r>
             <w:r>
               <w:rPr>
@@ -3247,7 +3247,7 @@
               <w14:ligatures w14:val="standardContextual"/>
             </w:rPr>
           </w:pPr>
-          <w:hyperlink w:anchor="_Toc241782075" w:history="1">
+          <w:hyperlink w:anchor="_Toc241782603" w:history="1">
             <w:r>
               <w:rPr>
                 <w:rStyle w:val="Hyperlink"/>
@@ -3271,7 +3271,7 @@
               <w:rPr>
                 <w:noProof/>
               </w:rPr>
-              <w:instrText xml:space="preserve"> PAGEREF _Toc241782075 \h </w:instrText>
+              <w:instrText xml:space="preserve"> PAGEREF _Toc241782603 \h </w:instrText>
             </w:r>
             <w:r>
               <w:rPr>
@@ -3314,7 +3314,7 @@
               <w14:ligatures w14:val="standardContextual"/>
             </w:rPr>
           </w:pPr>
-          <w:hyperlink w:anchor="_Toc241782076" w:history="1">
+          <w:hyperlink w:anchor="_Toc241782604" w:history="1">
             <w:r>
               <w:rPr>
                 <w:rStyle w:val="Hyperlink"/>
@@ -3338,7 +3338,7 @@
               <w:rPr>
                 <w:noProof/>
               </w:rPr>
-              <w:instrText xml:space="preserve"> PAGEREF _Toc241782076 \h </w:instrText>
+              <w:instrText xml:space="preserve"> PAGEREF _Toc241782604 \h </w:instrText>
             </w:r>
             <w:r>
               <w:rPr>
@@ -3381,7 +3381,7 @@
               <w14:ligatures w14:val="standardContextual"/>
             </w:rPr>
           </w:pPr>
-          <w:hyperlink w:anchor="_Toc241782077" w:history="1">
+          <w:hyperlink w:anchor="_Toc241782605" w:history="1">
             <w:r>
               <w:rPr>
                 <w:rStyle w:val="Hyperlink"/>
@@ -3405,7 +3405,7 @@
               <w:rPr>
                 <w:noProof/>
               </w:rPr>
-              <w:instrText xml:space="preserve"> PAGEREF _Toc241782077 \h </w:instrText>
+              <w:instrText xml:space="preserve"> PAGEREF _Toc241782605 \h </w:instrText>
             </w:r>
             <w:r>
               <w:rPr>
@@ -3444,7 +3444,7 @@
         <w:pStyle w:val="Heading1"/>
         <w:pageBreakBefore/>
       </w:pPr>
-      <w:bookmarkStart w:id="0" w:name="_Toc241782035"/>
+      <w:bookmarkStart w:id="0" w:name="_Toc241782563"/>
       <w:r>
         <w:lastRenderedPageBreak/>
         <w:t>1. Your role at a glance</w:t>
@@ -3552,7 +3552,7 @@
           <w:left w:w="10" w:type="dxa"/>
           <w:right w:w="10" w:type="dxa"/>
         </w:tblCellMar>
-        <w:tblLook w:val="04A0" w:firstRow="1" w:lastRow="0" w:firstColumn="1" w:lastColumn="0" w:noHBand="0" w:noVBand="1"/>
+        <w:tblLook w:val="0000" w:firstRow="0" w:lastRow="0" w:firstColumn="0" w:lastColumn="0" w:noHBand="0" w:noVBand="0"/>
       </w:tblPr>
       <w:tblGrid>
         <w:gridCol w:w="9412"/>
@@ -3612,7 +3612,7 @@
         <w:pStyle w:val="Heading1"/>
         <w:pageBreakBefore/>
       </w:pPr>
-      <w:bookmarkStart w:id="1" w:name="_Toc241782036"/>
+      <w:bookmarkStart w:id="1" w:name="_Toc241782564"/>
       <w:r>
         <w:lastRenderedPageBreak/>
         <w:t>2. Signing in and your screens</w:t>
@@ -3623,7 +3623,7 @@
       <w:pPr>
         <w:pStyle w:val="Heading2"/>
       </w:pPr>
-      <w:bookmarkStart w:id="2" w:name="_Toc241782037"/>
+      <w:bookmarkStart w:id="2" w:name="_Toc241782565"/>
       <w:r>
         <w:t>Signing in</w:t>
       </w:r>
@@ -3706,7 +3706,7 @@
           <w:noProof/>
         </w:rPr>
         <w:drawing>
-          <wp:inline distT="0" distB="0" distL="0" distR="0" wp14:anchorId="7472235C" wp14:editId="59C37232">
+          <wp:inline distT="0" distB="0" distL="0" distR="0" wp14:anchorId="35C614E2" wp14:editId="0B1BF01B">
             <wp:extent cx="5334000" cy="2333625"/>
             <wp:effectExtent l="0" t="0" r="0" b="0"/>
             <wp:docPr id="1" name="adm_login.jpg" descr="The sign-in screen for all internal staff." title="The sign-in screen for all internal staff."/>
@@ -3814,7 +3814,7 @@
           <w:left w:w="10" w:type="dxa"/>
           <w:right w:w="10" w:type="dxa"/>
         </w:tblCellMar>
-        <w:tblLook w:val="04A0" w:firstRow="1" w:lastRow="0" w:firstColumn="1" w:lastColumn="0" w:noHBand="0" w:noVBand="1"/>
+        <w:tblLook w:val="0000" w:firstRow="0" w:lastRow="0" w:firstColumn="0" w:lastColumn="0" w:noHBand="0" w:noVBand="0"/>
       </w:tblPr>
       <w:tblGrid>
         <w:gridCol w:w="9412"/>
@@ -3873,7 +3873,7 @@
       <w:pPr>
         <w:pStyle w:val="Heading2"/>
       </w:pPr>
-      <w:bookmarkStart w:id="3" w:name="_Toc241782038"/>
+      <w:bookmarkStart w:id="3" w:name="_Toc241782566"/>
       <w:r>
         <w:t>Finding your way around</w:t>
       </w:r>
@@ -4058,7 +4058,7 @@
         </w:rPr>
         <w:lastRenderedPageBreak/>
         <w:drawing>
-          <wp:inline distT="0" distB="0" distL="0" distR="0" wp14:anchorId="3A00DDBA" wp14:editId="4E47022F">
+          <wp:inline distT="0" distB="0" distL="0" distR="0" wp14:anchorId="49D6F2A8" wp14:editId="5627EF5F">
             <wp:extent cx="5715000" cy="1876425"/>
             <wp:effectExtent l="0" t="0" r="0" b="0"/>
             <wp:docPr id="2" name="adm_not_your_role.jpg" descr="Opening a screen outside your role (for example from an old bookmark) shows this card instead of the screen." title="Opening a screen outside your role (for example from an old bookmark) shows this card instead of the screen."/>
@@ -4127,7 +4127,7 @@
       <w:pPr>
         <w:pStyle w:val="Heading2"/>
       </w:pPr>
-      <w:bookmarkStart w:id="4" w:name="_Toc241782039"/>
+      <w:bookmarkStart w:id="4" w:name="_Toc241782567"/>
       <w:r>
         <w:t>Your screens</w:t>
       </w:r>
@@ -4148,7 +4148,7 @@
           <w:left w:w="10" w:type="dxa"/>
           <w:right w:w="10" w:type="dxa"/>
         </w:tblCellMar>
-        <w:tblLook w:val="04A0" w:firstRow="1" w:lastRow="0" w:firstColumn="1" w:lastColumn="0" w:noHBand="0" w:noVBand="1"/>
+        <w:tblLook w:val="0000" w:firstRow="0" w:lastRow="0" w:firstColumn="0" w:lastColumn="0" w:noHBand="0" w:noVBand="0"/>
       </w:tblPr>
       <w:tblGrid>
         <w:gridCol w:w="2824"/>
@@ -4634,7 +4634,7 @@
       <w:pPr>
         <w:pStyle w:val="Heading2"/>
       </w:pPr>
-      <w:bookmarkStart w:id="5" w:name="_Toc241782040"/>
+      <w:bookmarkStart w:id="5" w:name="_Toc241782568"/>
       <w:r>
         <w:t>Changing your password</w:t>
       </w:r>
@@ -4717,7 +4717,7 @@
           <w:noProof/>
         </w:rPr>
         <w:drawing>
-          <wp:inline distT="0" distB="0" distL="0" distR="0" wp14:anchorId="152BA835" wp14:editId="46E0B8A5">
+          <wp:inline distT="0" distB="0" distL="0" distR="0" wp14:anchorId="5516EF45" wp14:editId="6BE60926">
             <wp:extent cx="5334000" cy="2171700"/>
             <wp:effectExtent l="0" t="0" r="0" b="0"/>
             <wp:docPr id="3" name="adm_account.jpg" descr="Change Password screen." title="Change Password screen."/>
@@ -4805,7 +4805,7 @@
         <w:pStyle w:val="Heading1"/>
         <w:pageBreakBefore/>
       </w:pPr>
-      <w:bookmarkStart w:id="6" w:name="_Toc241782041"/>
+      <w:bookmarkStart w:id="6" w:name="_Toc241782569"/>
       <w:r>
         <w:lastRenderedPageBreak/>
         <w:t>3. Your routine</w:t>
@@ -4835,7 +4835,7 @@
           <w:left w:w="10" w:type="dxa"/>
           <w:right w:w="10" w:type="dxa"/>
         </w:tblCellMar>
-        <w:tblLook w:val="04A0" w:firstRow="1" w:lastRow="0" w:firstColumn="1" w:lastColumn="0" w:noHBand="0" w:noVBand="1"/>
+        <w:tblLook w:val="0000" w:firstRow="0" w:lastRow="0" w:firstColumn="0" w:lastColumn="0" w:noHBand="0" w:noVBand="0"/>
       </w:tblPr>
       <w:tblGrid>
         <w:gridCol w:w="2071"/>
@@ -5090,7 +5090,7 @@
         <w:pStyle w:val="Heading1"/>
         <w:pageBreakBefore/>
       </w:pPr>
-      <w:bookmarkStart w:id="7" w:name="_Toc241782042"/>
+      <w:bookmarkStart w:id="7" w:name="_Toc241782570"/>
       <w:r>
         <w:lastRenderedPageBreak/>
         <w:t>4. Step-by-step tasks</w:t>
@@ -5101,7 +5101,7 @@
       <w:pPr>
         <w:pStyle w:val="Heading2"/>
       </w:pPr>
-      <w:bookmarkStart w:id="8" w:name="_Toc241782043"/>
+      <w:bookmarkStart w:id="8" w:name="_Toc241782571"/>
       <w:r>
         <w:t>4.1 Reading the dashboards</w:t>
       </w:r>
@@ -5126,7 +5126,7 @@
           <w:noProof/>
         </w:rPr>
         <w:drawing>
-          <wp:inline distT="0" distB="0" distL="0" distR="0" wp14:anchorId="36185F0B" wp14:editId="6002FF50">
+          <wp:inline distT="0" distB="0" distL="0" distR="0" wp14:anchorId="72F9E3E6" wp14:editId="77A8DA60">
             <wp:extent cx="5715000" cy="3571875"/>
             <wp:effectExtent l="0" t="0" r="0" b="0"/>
             <wp:docPr id="4" name="adm_exec_dashboard.jpg" descr="Executive Dashboard: completions against the 400 / 60 / 50–75 targets, days to data lock, spend, and the lowest-filled strata." title="Executive Dashboard: completions against the 400 / 60 / 50–75 targets, days to data lock, spend, and the lowest-filled strata."/>
@@ -5206,7 +5206,7 @@
           <w:left w:w="10" w:type="dxa"/>
           <w:right w:w="10" w:type="dxa"/>
         </w:tblCellMar>
-        <w:tblLook w:val="04A0" w:firstRow="1" w:lastRow="0" w:firstColumn="1" w:lastColumn="0" w:noHBand="0" w:noVBand="1"/>
+        <w:tblLook w:val="0000" w:firstRow="0" w:lastRow="0" w:firstColumn="0" w:lastColumn="0" w:noHBand="0" w:noVBand="0"/>
       </w:tblPr>
       <w:tblGrid>
         <w:gridCol w:w="1694"/>
@@ -5732,7 +5732,7 @@
           <w:left w:w="10" w:type="dxa"/>
           <w:right w:w="10" w:type="dxa"/>
         </w:tblCellMar>
-        <w:tblLook w:val="04A0" w:firstRow="1" w:lastRow="0" w:firstColumn="1" w:lastColumn="0" w:noHBand="0" w:noVBand="1"/>
+        <w:tblLook w:val="0000" w:firstRow="0" w:lastRow="0" w:firstColumn="0" w:lastColumn="0" w:noHBand="0" w:noVBand="0"/>
       </w:tblPr>
       <w:tblGrid>
         <w:gridCol w:w="9412"/>
@@ -5791,7 +5791,7 @@
       <w:pPr>
         <w:pStyle w:val="Heading2"/>
       </w:pPr>
-      <w:bookmarkStart w:id="9" w:name="_Toc241782044"/>
+      <w:bookmarkStart w:id="9" w:name="_Toc241782572"/>
       <w:r>
         <w:lastRenderedPageBreak/>
         <w:t>4.2 Using Reports (analytics and charts)</w:t>
@@ -5832,7 +5832,7 @@
           <w:noProof/>
         </w:rPr>
         <w:drawing>
-          <wp:inline distT="0" distB="0" distL="0" distR="0" wp14:anchorId="6E09837D" wp14:editId="7E065408">
+          <wp:inline distT="0" distB="0" distL="0" distR="0" wp14:anchorId="23CE7D67" wp14:editId="43AD9AE1">
             <wp:extent cx="5334000" cy="3333750"/>
             <wp:effectExtent l="0" t="0" r="0" b="0"/>
             <wp:docPr id="5" name="adm_reports_top.jpg" descr="Reports: headline figures for the chosen period." title="Reports: headline figures for the chosen period."/>
@@ -5974,7 +5974,7 @@
           <w:noProof/>
         </w:rPr>
         <w:drawing>
-          <wp:inline distT="0" distB="0" distL="0" distR="0" wp14:anchorId="53D2C066" wp14:editId="572BEEE2">
+          <wp:inline distT="0" distB="0" distL="0" distR="0" wp14:anchorId="761B87FF" wp14:editId="193D2ECF">
             <wp:extent cx="5334000" cy="3409950"/>
             <wp:effectExtent l="0" t="0" r="0" b="0"/>
             <wp:docPr id="6" name="adm_reports_funnel.jpg" descr="Case funnel: each case counted once at every stage it has reached." title="Case funnel: each case counted once at every stage it has reached."/>
@@ -6074,7 +6074,7 @@
           <w:noProof/>
         </w:rPr>
         <w:drawing>
-          <wp:inline distT="0" distB="0" distL="0" distR="0" wp14:anchorId="4B78282C" wp14:editId="5BA9F22E">
+          <wp:inline distT="0" distB="0" distL="0" distR="0" wp14:anchorId="5B3987B3" wp14:editId="4917C953">
             <wp:extent cx="5334000" cy="3248025"/>
             <wp:effectExtent l="0" t="0" r="0" b="0"/>
             <wp:docPr id="7" name="adm_reports_funnel_table.jpg" descr="The same chart as a table." title="The same chart as a table."/>
@@ -6173,7 +6173,7 @@
           <w:noProof/>
         </w:rPr>
         <w:drawing>
-          <wp:inline distT="0" distB="0" distL="0" distR="0" wp14:anchorId="21BCB285" wp14:editId="5F1949B1">
+          <wp:inline distT="0" distB="0" distL="0" distR="0" wp14:anchorId="30935330" wp14:editId="1EEB30B5">
             <wp:extent cx="5334000" cy="2628900"/>
             <wp:effectExtent l="0" t="0" r="0" b="0"/>
             <wp:docPr id="8" name="adm_reports_coverage.jpg" descr="Coverage by group." title="Coverage by group."/>
@@ -6273,7 +6273,7 @@
         </w:rPr>
         <w:lastRenderedPageBreak/>
         <w:drawing>
-          <wp:inline distT="0" distB="0" distL="0" distR="0" wp14:anchorId="682D0009" wp14:editId="21675953">
+          <wp:inline distT="0" distB="0" distL="0" distR="0" wp14:anchorId="3FB8422E" wp14:editId="1ACFC1EB">
             <wp:extent cx="5334000" cy="2600325"/>
             <wp:effectExtent l="0" t="0" r="0" b="0"/>
             <wp:docPr id="9" name="adm_reports_modes.jpg" descr="Administration modes." title="Administration modes."/>
@@ -6382,7 +6382,7 @@
           <w:noProof/>
         </w:rPr>
         <w:drawing>
-          <wp:inline distT="0" distB="0" distL="0" distR="0" wp14:anchorId="14DA88E4" wp14:editId="1EC24E19">
+          <wp:inline distT="0" distB="0" distL="0" distR="0" wp14:anchorId="2F4F1ABB" wp14:editId="08C140EB">
             <wp:extent cx="5334000" cy="2905125"/>
             <wp:effectExtent l="0" t="0" r="0" b="0"/>
             <wp:docPr id="10" name="adm_reports_duration.jpg" descr="Completion-time distribution." title="Completion-time distribution."/>
@@ -6464,7 +6464,7 @@
       <w:pPr>
         <w:pStyle w:val="Heading2"/>
       </w:pPr>
-      <w:bookmarkStart w:id="10" w:name="_Toc241782045"/>
+      <w:bookmarkStart w:id="10" w:name="_Toc241782573"/>
       <w:r>
         <w:t>4.3 Reviewing a case read-only</w:t>
       </w:r>
@@ -6528,7 +6528,7 @@
         </w:rPr>
         <w:lastRenderedPageBreak/>
         <w:drawing>
-          <wp:inline distT="0" distB="0" distL="0" distR="0" wp14:anchorId="1F3AE28F" wp14:editId="31125ABF">
+          <wp:inline distT="0" distB="0" distL="0" distR="0" wp14:anchorId="78E427B2" wp14:editId="63D3DDEF">
             <wp:extent cx="5334000" cy="3333750"/>
             <wp:effectExtent l="0" t="0" r="0" b="0"/>
             <wp:docPr id="11" name="sup_case.jpg" descr="A case page in read-only view." title="A case page in read-only view."/>
@@ -6602,7 +6602,7 @@
       <w:pPr>
         <w:pStyle w:val="Heading2"/>
       </w:pPr>
-      <w:bookmarkStart w:id="11" w:name="_Toc241782046"/>
+      <w:bookmarkStart w:id="11" w:name="_Toc241782574"/>
       <w:r>
         <w:t>4.4 Reviewing QA</w:t>
       </w:r>
@@ -6619,7 +6619,7 @@
           <w:noProof/>
         </w:rPr>
         <w:drawing>
-          <wp:inline distT="0" distB="0" distL="0" distR="0" wp14:anchorId="28302037" wp14:editId="595094C0">
+          <wp:inline distT="0" distB="0" distL="0" distR="0" wp14:anchorId="51F606D8" wp14:editId="66717152">
             <wp:extent cx="5715000" cy="2505075"/>
             <wp:effectExtent l="0" t="0" r="0" b="0"/>
             <wp:docPr id="12" name="sup_qa_queue.jpg" descr="QA Queue in read-only view." title="QA Queue in read-only view."/>
@@ -6696,7 +6696,7 @@
       <w:pPr>
         <w:pStyle w:val="Heading2"/>
       </w:pPr>
-      <w:bookmarkStart w:id="12" w:name="_Toc241782047"/>
+      <w:bookmarkStart w:id="12" w:name="_Toc241782575"/>
       <w:r>
         <w:t>4.5 Downloading or emailing completed forms (Form PDFs)</w:t>
       </w:r>
@@ -6747,7 +6747,7 @@
         </w:rPr>
         <w:lastRenderedPageBreak/>
         <w:drawing>
-          <wp:inline distT="0" distB="0" distL="0" distR="0" wp14:anchorId="0367817D" wp14:editId="34DF55ED">
+          <wp:inline distT="0" distB="0" distL="0" distR="0" wp14:anchorId="2915435D" wp14:editId="2FC601D4">
             <wp:extent cx="5334000" cy="3333750"/>
             <wp:effectExtent l="0" t="0" r="0" b="0"/>
             <wp:docPr id="13" name="adm_form_pdfs.jpg" descr="Completed form PDFs." title="Completed form PDFs."/>
@@ -6881,7 +6881,7 @@
           <w:left w:w="10" w:type="dxa"/>
           <w:right w:w="10" w:type="dxa"/>
         </w:tblCellMar>
-        <w:tblLook w:val="04A0" w:firstRow="1" w:lastRow="0" w:firstColumn="1" w:lastColumn="0" w:noHBand="0" w:noVBand="1"/>
+        <w:tblLook w:val="0000" w:firstRow="0" w:lastRow="0" w:firstColumn="0" w:lastColumn="0" w:noHBand="0" w:noVBand="0"/>
       </w:tblPr>
       <w:tblGrid>
         <w:gridCol w:w="9412"/>
@@ -6941,7 +6941,7 @@
         <w:pStyle w:val="Heading1"/>
         <w:pageBreakBefore/>
       </w:pPr>
-      <w:bookmarkStart w:id="13" w:name="_Toc241782048"/>
+      <w:bookmarkStart w:id="13" w:name="_Toc241782576"/>
       <w:r>
         <w:lastRenderedPageBreak/>
         <w:t>5. Rules you must follow</w:t>
@@ -7079,7 +7079,7 @@
         <w:pStyle w:val="Heading1"/>
         <w:pageBreakBefore/>
       </w:pPr>
-      <w:bookmarkStart w:id="14" w:name="_Toc241782049"/>
+      <w:bookmarkStart w:id="14" w:name="_Toc241782577"/>
       <w:r>
         <w:lastRenderedPageBreak/>
         <w:t>6. Troubleshooting</w:t>
@@ -7101,7 +7101,7 @@
           <w:left w:w="10" w:type="dxa"/>
           <w:right w:w="10" w:type="dxa"/>
         </w:tblCellMar>
-        <w:tblLook w:val="04A0" w:firstRow="1" w:lastRow="0" w:firstColumn="1" w:lastColumn="0" w:noHBand="0" w:noVBand="1"/>
+        <w:tblLook w:val="0000" w:firstRow="0" w:lastRow="0" w:firstColumn="0" w:lastColumn="0" w:noHBand="0" w:noVBand="0"/>
       </w:tblPr>
       <w:tblGrid>
         <w:gridCol w:w="2635"/>
@@ -8033,7 +8033,7 @@
         <w:pStyle w:val="Heading1"/>
         <w:pageBreakBefore/>
       </w:pPr>
-      <w:bookmarkStart w:id="15" w:name="_Toc241782050"/>
+      <w:bookmarkStart w:id="15" w:name="_Toc241782578"/>
       <w:r>
         <w:lastRenderedPageBreak/>
         <w:t>7. Quick reference</w:t>
@@ -8055,7 +8055,7 @@
           <w:left w:w="10" w:type="dxa"/>
           <w:right w:w="10" w:type="dxa"/>
         </w:tblCellMar>
-        <w:tblLook w:val="04A0" w:firstRow="1" w:lastRow="0" w:firstColumn="1" w:lastColumn="0" w:noHBand="0" w:noVBand="1"/>
+        <w:tblLook w:val="0000" w:firstRow="0" w:lastRow="0" w:firstColumn="0" w:lastColumn="0" w:noHBand="0" w:noVBand="0"/>
       </w:tblPr>
       <w:tblGrid>
         <w:gridCol w:w="2824"/>
@@ -8312,7 +8312,7 @@
         <w:pStyle w:val="Heading1"/>
         <w:pageBreakBefore/>
       </w:pPr>
-      <w:bookmarkStart w:id="16" w:name="_Toc241782051"/>
+      <w:bookmarkStart w:id="16" w:name="_Toc241782579"/>
       <w:r>
         <w:lastRenderedPageBreak/>
         <w:t>8. Every screen and button for your role</w:t>
@@ -8342,7 +8342,7 @@
           <w:left w:w="10" w:type="dxa"/>
           <w:right w:w="10" w:type="dxa"/>
         </w:tblCellMar>
-        <w:tblLook w:val="04A0" w:firstRow="1" w:lastRow="0" w:firstColumn="1" w:lastColumn="0" w:noHBand="0" w:noVBand="1"/>
+        <w:tblLook w:val="0000" w:firstRow="0" w:lastRow="0" w:firstColumn="0" w:lastColumn="0" w:noHBand="0" w:noVBand="0"/>
       </w:tblPr>
       <w:tblGrid>
         <w:gridCol w:w="9412"/>
@@ -8475,7 +8475,7 @@
       <w:pPr>
         <w:pStyle w:val="Heading2"/>
       </w:pPr>
-      <w:bookmarkStart w:id="17" w:name="_Toc241782052"/>
+      <w:bookmarkStart w:id="17" w:name="_Toc241782580"/>
       <w:r>
         <w:t>8.1 Sign in</w:t>
       </w:r>
@@ -8538,7 +8538,7 @@
           <w:left w:w="10" w:type="dxa"/>
           <w:right w:w="10" w:type="dxa"/>
         </w:tblCellMar>
-        <w:tblLook w:val="04A0" w:firstRow="1" w:lastRow="0" w:firstColumn="1" w:lastColumn="0" w:noHBand="0" w:noVBand="1"/>
+        <w:tblLook w:val="0000" w:firstRow="0" w:lastRow="0" w:firstColumn="0" w:lastColumn="0" w:noHBand="0" w:noVBand="0"/>
       </w:tblPr>
       <w:tblGrid>
         <w:gridCol w:w="1882"/>
@@ -8988,7 +8988,7 @@
       <w:pPr>
         <w:pStyle w:val="Heading2"/>
       </w:pPr>
-      <w:bookmarkStart w:id="18" w:name="_Toc241782053"/>
+      <w:bookmarkStart w:id="18" w:name="_Toc241782581"/>
       <w:r>
         <w:t>8.2 The header and menu bar (every screen)</w:t>
       </w:r>
@@ -9051,7 +9051,7 @@
           <w:left w:w="10" w:type="dxa"/>
           <w:right w:w="10" w:type="dxa"/>
         </w:tblCellMar>
-        <w:tblLook w:val="04A0" w:firstRow="1" w:lastRow="0" w:firstColumn="1" w:lastColumn="0" w:noHBand="0" w:noVBand="1"/>
+        <w:tblLook w:val="0000" w:firstRow="0" w:lastRow="0" w:firstColumn="0" w:lastColumn="0" w:noHBand="0" w:noVBand="0"/>
       </w:tblPr>
       <w:tblGrid>
         <w:gridCol w:w="1882"/>
@@ -9712,7 +9712,7 @@
       <w:pPr>
         <w:pStyle w:val="Heading2"/>
       </w:pPr>
-      <w:bookmarkStart w:id="19" w:name="_Toc241782054"/>
+      <w:bookmarkStart w:id="19" w:name="_Toc241782582"/>
       <w:r>
         <w:t>8.3 Change Password</w:t>
       </w:r>
@@ -9775,7 +9775,7 @@
           <w:left w:w="10" w:type="dxa"/>
           <w:right w:w="10" w:type="dxa"/>
         </w:tblCellMar>
-        <w:tblLook w:val="04A0" w:firstRow="1" w:lastRow="0" w:firstColumn="1" w:lastColumn="0" w:noHBand="0" w:noVBand="1"/>
+        <w:tblLook w:val="0000" w:firstRow="0" w:lastRow="0" w:firstColumn="0" w:lastColumn="0" w:noHBand="0" w:noVBand="0"/>
       </w:tblPr>
       <w:tblGrid>
         <w:gridCol w:w="1882"/>
@@ -10332,7 +10332,7 @@
       <w:pPr>
         <w:pStyle w:val="Heading2"/>
       </w:pPr>
-      <w:bookmarkStart w:id="20" w:name="_Toc241782055"/>
+      <w:bookmarkStart w:id="20" w:name="_Toc241782583"/>
       <w:r>
         <w:t>8.4 Executive Dashboard</w:t>
       </w:r>
@@ -10395,7 +10395,7 @@
           <w:left w:w="10" w:type="dxa"/>
           <w:right w:w="10" w:type="dxa"/>
         </w:tblCellMar>
-        <w:tblLook w:val="04A0" w:firstRow="1" w:lastRow="0" w:firstColumn="1" w:lastColumn="0" w:noHBand="0" w:noVBand="1"/>
+        <w:tblLook w:val="0000" w:firstRow="0" w:lastRow="0" w:firstColumn="0" w:lastColumn="0" w:noHBand="0" w:noVBand="0"/>
       </w:tblPr>
       <w:tblGrid>
         <w:gridCol w:w="1882"/>
@@ -10846,7 +10846,7 @@
       <w:pPr>
         <w:pStyle w:val="Heading2"/>
       </w:pPr>
-      <w:bookmarkStart w:id="21" w:name="_Toc241782056"/>
+      <w:bookmarkStart w:id="21" w:name="_Toc241782584"/>
       <w:r>
         <w:t>8.5 Sampling Dashboard</w:t>
       </w:r>
@@ -10909,7 +10909,7 @@
           <w:left w:w="10" w:type="dxa"/>
           <w:right w:w="10" w:type="dxa"/>
         </w:tblCellMar>
-        <w:tblLook w:val="04A0" w:firstRow="1" w:lastRow="0" w:firstColumn="1" w:lastColumn="0" w:noHBand="0" w:noVBand="1"/>
+        <w:tblLook w:val="0000" w:firstRow="0" w:lastRow="0" w:firstColumn="0" w:lastColumn="0" w:noHBand="0" w:noVBand="0"/>
       </w:tblPr>
       <w:tblGrid>
         <w:gridCol w:w="1882"/>
@@ -11359,7 +11359,7 @@
       <w:pPr>
         <w:pStyle w:val="Heading2"/>
       </w:pPr>
-      <w:bookmarkStart w:id="22" w:name="_Toc241782057"/>
+      <w:bookmarkStart w:id="22" w:name="_Toc241782585"/>
       <w:r>
         <w:t>8.6 Contact Dashboard</w:t>
       </w:r>
@@ -11422,7 +11422,7 @@
           <w:left w:w="10" w:type="dxa"/>
           <w:right w:w="10" w:type="dxa"/>
         </w:tblCellMar>
-        <w:tblLook w:val="04A0" w:firstRow="1" w:lastRow="0" w:firstColumn="1" w:lastColumn="0" w:noHBand="0" w:noVBand="1"/>
+        <w:tblLook w:val="0000" w:firstRow="0" w:lastRow="0" w:firstColumn="0" w:lastColumn="0" w:noHBand="0" w:noVBand="0"/>
       </w:tblPr>
       <w:tblGrid>
         <w:gridCol w:w="1882"/>
@@ -11662,7 +11662,7 @@
       <w:pPr>
         <w:pStyle w:val="Heading2"/>
       </w:pPr>
-      <w:bookmarkStart w:id="23" w:name="_Toc241782058"/>
+      <w:bookmarkStart w:id="23" w:name="_Toc241782586"/>
       <w:r>
         <w:lastRenderedPageBreak/>
         <w:t>8.7 QA Dashboard</w:t>
@@ -11726,7 +11726,7 @@
           <w:left w:w="10" w:type="dxa"/>
           <w:right w:w="10" w:type="dxa"/>
         </w:tblCellMar>
-        <w:tblLook w:val="04A0" w:firstRow="1" w:lastRow="0" w:firstColumn="1" w:lastColumn="0" w:noHBand="0" w:noVBand="1"/>
+        <w:tblLook w:val="0000" w:firstRow="0" w:lastRow="0" w:firstColumn="0" w:lastColumn="0" w:noHBand="0" w:noVBand="0"/>
       </w:tblPr>
       <w:tblGrid>
         <w:gridCol w:w="1882"/>
@@ -12283,7 +12283,7 @@
       <w:pPr>
         <w:pStyle w:val="Heading2"/>
       </w:pPr>
-      <w:bookmarkStart w:id="24" w:name="_Toc241782059"/>
+      <w:bookmarkStart w:id="24" w:name="_Toc241782587"/>
       <w:r>
         <w:t>8.8 KII / Document Dashboard</w:t>
       </w:r>
@@ -12346,7 +12346,7 @@
           <w:left w:w="10" w:type="dxa"/>
           <w:right w:w="10" w:type="dxa"/>
         </w:tblCellMar>
-        <w:tblLook w:val="04A0" w:firstRow="1" w:lastRow="0" w:firstColumn="1" w:lastColumn="0" w:noHBand="0" w:noVBand="1"/>
+        <w:tblLook w:val="0000" w:firstRow="0" w:lastRow="0" w:firstColumn="0" w:lastColumn="0" w:noHBand="0" w:noVBand="0"/>
       </w:tblPr>
       <w:tblGrid>
         <w:gridCol w:w="1882"/>
@@ -12693,7 +12693,7 @@
       <w:pPr>
         <w:pStyle w:val="Heading2"/>
       </w:pPr>
-      <w:bookmarkStart w:id="25" w:name="_Toc241782060"/>
+      <w:bookmarkStart w:id="25" w:name="_Toc241782588"/>
       <w:r>
         <w:t>8.9 Reports</w:t>
       </w:r>
@@ -12756,7 +12756,7 @@
           <w:left w:w="10" w:type="dxa"/>
           <w:right w:w="10" w:type="dxa"/>
         </w:tblCellMar>
-        <w:tblLook w:val="04A0" w:firstRow="1" w:lastRow="0" w:firstColumn="1" w:lastColumn="0" w:noHBand="0" w:noVBand="1"/>
+        <w:tblLook w:val="0000" w:firstRow="0" w:lastRow="0" w:firstColumn="0" w:lastColumn="0" w:noHBand="0" w:noVBand="0"/>
       </w:tblPr>
       <w:tblGrid>
         <w:gridCol w:w="1882"/>
@@ -13207,7 +13207,7 @@
       <w:pPr>
         <w:pStyle w:val="Heading2"/>
       </w:pPr>
-      <w:bookmarkStart w:id="26" w:name="_Toc241782061"/>
+      <w:bookmarkStart w:id="26" w:name="_Toc241782589"/>
       <w:r>
         <w:t>8.10 Main-400 Register (and Reserve)</w:t>
       </w:r>
@@ -13270,7 +13270,7 @@
           <w:left w:w="10" w:type="dxa"/>
           <w:right w:w="10" w:type="dxa"/>
         </w:tblCellMar>
-        <w:tblLook w:val="04A0" w:firstRow="1" w:lastRow="0" w:firstColumn="1" w:lastColumn="0" w:noHBand="0" w:noVBand="1"/>
+        <w:tblLook w:val="0000" w:firstRow="0" w:lastRow="0" w:firstColumn="0" w:lastColumn="0" w:noHBand="0" w:noVBand="0"/>
       </w:tblPr>
       <w:tblGrid>
         <w:gridCol w:w="1882"/>
@@ -13827,7 +13827,7 @@
       <w:pPr>
         <w:pStyle w:val="Heading2"/>
       </w:pPr>
-      <w:bookmarkStart w:id="27" w:name="_Toc241782062"/>
+      <w:bookmarkStart w:id="27" w:name="_Toc241782590"/>
       <w:r>
         <w:t>8.11 Case page</w:t>
       </w:r>
@@ -13890,7 +13890,7 @@
           <w:left w:w="10" w:type="dxa"/>
           <w:right w:w="10" w:type="dxa"/>
         </w:tblCellMar>
-        <w:tblLook w:val="04A0" w:firstRow="1" w:lastRow="0" w:firstColumn="1" w:lastColumn="0" w:noHBand="0" w:noVBand="1"/>
+        <w:tblLook w:val="0000" w:firstRow="0" w:lastRow="0" w:firstColumn="0" w:lastColumn="0" w:noHBand="0" w:noVBand="0"/>
       </w:tblPr>
       <w:tblGrid>
         <w:gridCol w:w="1882"/>
@@ -14341,7 +14341,7 @@
       <w:pPr>
         <w:pStyle w:val="Heading2"/>
       </w:pPr>
-      <w:bookmarkStart w:id="28" w:name="_Toc241782063"/>
+      <w:bookmarkStart w:id="28" w:name="_Toc241782591"/>
       <w:r>
         <w:t>8.12 Pre-Interview Profile (PROIT) and its review screen</w:t>
       </w:r>
@@ -14404,7 +14404,7 @@
           <w:left w:w="10" w:type="dxa"/>
           <w:right w:w="10" w:type="dxa"/>
         </w:tblCellMar>
-        <w:tblLook w:val="04A0" w:firstRow="1" w:lastRow="0" w:firstColumn="1" w:lastColumn="0" w:noHBand="0" w:noVBand="1"/>
+        <w:tblLook w:val="0000" w:firstRow="0" w:lastRow="0" w:firstColumn="0" w:lastColumn="0" w:noHBand="0" w:noVBand="0"/>
       </w:tblPr>
       <w:tblGrid>
         <w:gridCol w:w="1882"/>
@@ -14644,7 +14644,7 @@
       <w:pPr>
         <w:pStyle w:val="Heading2"/>
       </w:pPr>
-      <w:bookmarkStart w:id="29" w:name="_Toc241782064"/>
+      <w:bookmarkStart w:id="29" w:name="_Toc241782592"/>
       <w:r>
         <w:t>8.13 Interview sheet (verifying a locked profile)</w:t>
       </w:r>
@@ -14707,7 +14707,7 @@
           <w:left w:w="10" w:type="dxa"/>
           <w:right w:w="10" w:type="dxa"/>
         </w:tblCellMar>
-        <w:tblLook w:val="04A0" w:firstRow="1" w:lastRow="0" w:firstColumn="1" w:lastColumn="0" w:noHBand="0" w:noVBand="1"/>
+        <w:tblLook w:val="0000" w:firstRow="0" w:lastRow="0" w:firstColumn="0" w:lastColumn="0" w:noHBand="0" w:noVBand="0"/>
       </w:tblPr>
       <w:tblGrid>
         <w:gridCol w:w="1882"/>
@@ -15157,7 +15157,7 @@
       <w:pPr>
         <w:pStyle w:val="Heading2"/>
       </w:pPr>
-      <w:bookmarkStart w:id="30" w:name="_Toc241782065"/>
+      <w:bookmarkStart w:id="30" w:name="_Toc241782593"/>
       <w:r>
         <w:lastRenderedPageBreak/>
         <w:t>8.14 Register Organisation</w:t>
@@ -15221,7 +15221,7 @@
           <w:left w:w="10" w:type="dxa"/>
           <w:right w:w="10" w:type="dxa"/>
         </w:tblCellMar>
-        <w:tblLook w:val="04A0" w:firstRow="1" w:lastRow="0" w:firstColumn="1" w:lastColumn="0" w:noHBand="0" w:noVBand="1"/>
+        <w:tblLook w:val="0000" w:firstRow="0" w:lastRow="0" w:firstColumn="0" w:lastColumn="0" w:noHBand="0" w:noVBand="0"/>
       </w:tblPr>
       <w:tblGrid>
         <w:gridCol w:w="1882"/>
@@ -15461,7 +15461,7 @@
       <w:pPr>
         <w:pStyle w:val="Heading2"/>
       </w:pPr>
-      <w:bookmarkStart w:id="31" w:name="_Toc241782066"/>
+      <w:bookmarkStart w:id="31" w:name="_Toc241782594"/>
       <w:r>
         <w:t>8.15 Appointment Queue</w:t>
       </w:r>
@@ -15524,7 +15524,7 @@
           <w:left w:w="10" w:type="dxa"/>
           <w:right w:w="10" w:type="dxa"/>
         </w:tblCellMar>
-        <w:tblLook w:val="04A0" w:firstRow="1" w:lastRow="0" w:firstColumn="1" w:lastColumn="0" w:noHBand="0" w:noVBand="1"/>
+        <w:tblLook w:val="0000" w:firstRow="0" w:lastRow="0" w:firstColumn="0" w:lastColumn="0" w:noHBand="0" w:noVBand="0"/>
       </w:tblPr>
       <w:tblGrid>
         <w:gridCol w:w="1882"/>
@@ -15871,7 +15871,7 @@
       <w:pPr>
         <w:pStyle w:val="Heading2"/>
       </w:pPr>
-      <w:bookmarkStart w:id="32" w:name="_Toc241782067"/>
+      <w:bookmarkStart w:id="32" w:name="_Toc241782595"/>
       <w:r>
         <w:t>8.16 Follow-ups due</w:t>
       </w:r>
@@ -15934,7 +15934,7 @@
           <w:left w:w="10" w:type="dxa"/>
           <w:right w:w="10" w:type="dxa"/>
         </w:tblCellMar>
-        <w:tblLook w:val="04A0" w:firstRow="1" w:lastRow="0" w:firstColumn="1" w:lastColumn="0" w:noHBand="0" w:noVBand="1"/>
+        <w:tblLook w:val="0000" w:firstRow="0" w:lastRow="0" w:firstColumn="0" w:lastColumn="0" w:noHBand="0" w:noVBand="0"/>
       </w:tblPr>
       <w:tblGrid>
         <w:gridCol w:w="1882"/>
@@ -16281,7 +16281,7 @@
       <w:pPr>
         <w:pStyle w:val="Heading2"/>
       </w:pPr>
-      <w:bookmarkStart w:id="33" w:name="_Toc241782068"/>
+      <w:bookmarkStart w:id="33" w:name="_Toc241782596"/>
       <w:r>
         <w:t>8.17 Reserve Activation</w:t>
       </w:r>
@@ -16344,7 +16344,7 @@
           <w:left w:w="10" w:type="dxa"/>
           <w:right w:w="10" w:type="dxa"/>
         </w:tblCellMar>
-        <w:tblLook w:val="04A0" w:firstRow="1" w:lastRow="0" w:firstColumn="1" w:lastColumn="0" w:noHBand="0" w:noVBand="1"/>
+        <w:tblLook w:val="0000" w:firstRow="0" w:lastRow="0" w:firstColumn="0" w:lastColumn="0" w:noHBand="0" w:noVBand="0"/>
       </w:tblPr>
       <w:tblGrid>
         <w:gridCol w:w="1882"/>
@@ -16585,7 +16585,7 @@
       <w:pPr>
         <w:pStyle w:val="Heading2"/>
       </w:pPr>
-      <w:bookmarkStart w:id="34" w:name="_Toc241782069"/>
+      <w:bookmarkStart w:id="34" w:name="_Toc241782597"/>
       <w:r>
         <w:t>8.18 QA Queue (with the KoboToolbox sync panel)</w:t>
       </w:r>
@@ -16648,7 +16648,7 @@
           <w:left w:w="10" w:type="dxa"/>
           <w:right w:w="10" w:type="dxa"/>
         </w:tblCellMar>
-        <w:tblLook w:val="04A0" w:firstRow="1" w:lastRow="0" w:firstColumn="1" w:lastColumn="0" w:noHBand="0" w:noVBand="1"/>
+        <w:tblLook w:val="0000" w:firstRow="0" w:lastRow="0" w:firstColumn="0" w:lastColumn="0" w:noHBand="0" w:noVBand="0"/>
       </w:tblPr>
       <w:tblGrid>
         <w:gridCol w:w="1882"/>
@@ -16888,7 +16888,7 @@
       <w:pPr>
         <w:pStyle w:val="Heading2"/>
       </w:pPr>
-      <w:bookmarkStart w:id="35" w:name="_Toc241782070"/>
+      <w:bookmarkStart w:id="35" w:name="_Toc241782598"/>
       <w:r>
         <w:t>8.19 QA Exceptions</w:t>
       </w:r>
@@ -16951,7 +16951,7 @@
           <w:left w:w="10" w:type="dxa"/>
           <w:right w:w="10" w:type="dxa"/>
         </w:tblCellMar>
-        <w:tblLook w:val="04A0" w:firstRow="1" w:lastRow="0" w:firstColumn="1" w:lastColumn="0" w:noHBand="0" w:noVBand="1"/>
+        <w:tblLook w:val="0000" w:firstRow="0" w:lastRow="0" w:firstColumn="0" w:lastColumn="0" w:noHBand="0" w:noVBand="0"/>
       </w:tblPr>
       <w:tblGrid>
         <w:gridCol w:w="1882"/>
@@ -17298,7 +17298,7 @@
       <w:pPr>
         <w:pStyle w:val="Heading2"/>
       </w:pPr>
-      <w:bookmarkStart w:id="36" w:name="_Toc241782071"/>
+      <w:bookmarkStart w:id="36" w:name="_Toc241782599"/>
       <w:r>
         <w:t>8.20 KII Register</w:t>
       </w:r>
@@ -17361,7 +17361,7 @@
           <w:left w:w="10" w:type="dxa"/>
           <w:right w:w="10" w:type="dxa"/>
         </w:tblCellMar>
-        <w:tblLook w:val="04A0" w:firstRow="1" w:lastRow="0" w:firstColumn="1" w:lastColumn="0" w:noHBand="0" w:noVBand="1"/>
+        <w:tblLook w:val="0000" w:firstRow="0" w:lastRow="0" w:firstColumn="0" w:lastColumn="0" w:noHBand="0" w:noVBand="0"/>
       </w:tblPr>
       <w:tblGrid>
         <w:gridCol w:w="1882"/>
@@ -17811,7 +17811,7 @@
       <w:pPr>
         <w:pStyle w:val="Heading2"/>
       </w:pPr>
-      <w:bookmarkStart w:id="37" w:name="_Toc241782072"/>
+      <w:bookmarkStart w:id="37" w:name="_Toc241782600"/>
       <w:r>
         <w:lastRenderedPageBreak/>
         <w:t>8.21 KII record</w:t>
@@ -17875,7 +17875,7 @@
           <w:left w:w="10" w:type="dxa"/>
           <w:right w:w="10" w:type="dxa"/>
         </w:tblCellMar>
-        <w:tblLook w:val="04A0" w:firstRow="1" w:lastRow="0" w:firstColumn="1" w:lastColumn="0" w:noHBand="0" w:noVBand="1"/>
+        <w:tblLook w:val="0000" w:firstRow="0" w:lastRow="0" w:firstColumn="0" w:lastColumn="0" w:noHBand="0" w:noVBand="0"/>
       </w:tblPr>
       <w:tblGrid>
         <w:gridCol w:w="1882"/>
@@ -18115,7 +18115,7 @@
       <w:pPr>
         <w:pStyle w:val="Heading2"/>
       </w:pPr>
-      <w:bookmarkStart w:id="38" w:name="_Toc241782073"/>
+      <w:bookmarkStart w:id="38" w:name="_Toc241782601"/>
       <w:r>
         <w:t>8.22 Documents (the corpus)</w:t>
       </w:r>
@@ -18178,7 +18178,7 @@
           <w:left w:w="10" w:type="dxa"/>
           <w:right w:w="10" w:type="dxa"/>
         </w:tblCellMar>
-        <w:tblLook w:val="04A0" w:firstRow="1" w:lastRow="0" w:firstColumn="1" w:lastColumn="0" w:noHBand="0" w:noVBand="1"/>
+        <w:tblLook w:val="0000" w:firstRow="0" w:lastRow="0" w:firstColumn="0" w:lastColumn="0" w:noHBand="0" w:noVBand="0"/>
       </w:tblPr>
       <w:tblGrid>
         <w:gridCol w:w="1882"/>
@@ -18628,7 +18628,7 @@
       <w:pPr>
         <w:pStyle w:val="Heading2"/>
       </w:pPr>
-      <w:bookmarkStart w:id="39" w:name="_Toc241782074"/>
+      <w:bookmarkStart w:id="39" w:name="_Toc241782602"/>
       <w:r>
         <w:t>8.23 Document record</w:t>
       </w:r>
@@ -18691,7 +18691,7 @@
           <w:left w:w="10" w:type="dxa"/>
           <w:right w:w="10" w:type="dxa"/>
         </w:tblCellMar>
-        <w:tblLook w:val="04A0" w:firstRow="1" w:lastRow="0" w:firstColumn="1" w:lastColumn="0" w:noHBand="0" w:noVBand="1"/>
+        <w:tblLook w:val="0000" w:firstRow="0" w:lastRow="0" w:firstColumn="0" w:lastColumn="0" w:noHBand="0" w:noVBand="0"/>
       </w:tblPr>
       <w:tblGrid>
         <w:gridCol w:w="1882"/>
@@ -18931,7 +18931,7 @@
       <w:pPr>
         <w:pStyle w:val="Heading2"/>
       </w:pPr>
-      <w:bookmarkStart w:id="40" w:name="_Toc241782075"/>
+      <w:bookmarkStart w:id="40" w:name="_Toc241782603"/>
       <w:r>
         <w:t>8.24 Auto-fill review screen</w:t>
       </w:r>
@@ -18994,7 +18994,7 @@
           <w:left w:w="10" w:type="dxa"/>
           <w:right w:w="10" w:type="dxa"/>
         </w:tblCellMar>
-        <w:tblLook w:val="04A0" w:firstRow="1" w:lastRow="0" w:firstColumn="1" w:lastColumn="0" w:noHBand="0" w:noVBand="1"/>
+        <w:tblLook w:val="0000" w:firstRow="0" w:lastRow="0" w:firstColumn="0" w:lastColumn="0" w:noHBand="0" w:noVBand="0"/>
       </w:tblPr>
       <w:tblGrid>
         <w:gridCol w:w="1882"/>
@@ -19235,7 +19235,7 @@
       <w:pPr>
         <w:pStyle w:val="Heading2"/>
       </w:pPr>
-      <w:bookmarkStart w:id="41" w:name="_Toc241782076"/>
+      <w:bookmarkStart w:id="41" w:name="_Toc241782604"/>
       <w:r>
         <w:t>8.25 Completed forms (Form PDFs)</w:t>
       </w:r>
@@ -19298,7 +19298,7 @@
           <w:left w:w="10" w:type="dxa"/>
           <w:right w:w="10" w:type="dxa"/>
         </w:tblCellMar>
-        <w:tblLook w:val="04A0" w:firstRow="1" w:lastRow="0" w:firstColumn="1" w:lastColumn="0" w:noHBand="0" w:noVBand="1"/>
+        <w:tblLook w:val="0000" w:firstRow="0" w:lastRow="0" w:firstColumn="0" w:lastColumn="0" w:noHBand="0" w:noVBand="0"/>
       </w:tblPr>
       <w:tblGrid>
         <w:gridCol w:w="1882"/>
@@ -19965,7 +19965,7 @@
       <w:pPr>
         <w:pStyle w:val="Heading2"/>
       </w:pPr>
-      <w:bookmarkStart w:id="42" w:name="_Toc241782077"/>
+      <w:bookmarkStart w:id="42" w:name="_Toc241782605"/>
       <w:r>
         <w:t>8.26 Cost Dashboard</w:t>
       </w:r>
@@ -20028,7 +20028,7 @@
           <w:left w:w="10" w:type="dxa"/>
           <w:right w:w="10" w:type="dxa"/>
         </w:tblCellMar>
-        <w:tblLook w:val="04A0" w:firstRow="1" w:lastRow="0" w:firstColumn="1" w:lastColumn="0" w:noHBand="0" w:noVBand="1"/>
+        <w:tblLook w:val="0000" w:firstRow="0" w:lastRow="0" w:firstColumn="0" w:lastColumn="0" w:noHBand="0" w:noVBand="0"/>
       </w:tblPr>
       <w:tblGrid>
         <w:gridCol w:w="1882"/>
@@ -20312,7 +20312,7 @@
         <w:sz w:val="16"/>
         <w:szCs w:val="16"/>
       </w:rPr>
-      <w:t>Version 1.15 · 1 October 2026</w:t>
+      <w:t>Version 1.16 · 1 October 2026</w:t>
     </w:r>
     <w:r>
       <w:rPr>
@@ -20485,10 +20485,10 @@
 <file path=word/numbering.xml><?xml version="1.0" encoding="utf-8"?>
 <w:numbering xmlns:wpc="http://schemas.microsoft.com/office/word/2010/wordprocessingCanvas" xmlns:cx="http://schemas.microsoft.com/office/drawing/2014/chartex" xmlns:cx1="http://schemas.microsoft.com/office/drawing/2015/9/8/chartex" xmlns:cx2="http://schemas.microsoft.com/office/drawing/2015/10/21/chartex" xmlns:cx3="http://schemas.microsoft.com/office/drawing/2016/5/9/chartex" xmlns:cx4="http://schemas.microsoft.com/office/drawing/2016/5/10/chartex" xmlns:cx5="http://schemas.microsoft.com/office/drawing/2016/5/11/chartex" xmlns:cx6="http://schemas.microsoft.com/office/drawing/2016/5/12/chartex" xmlns:cx7="http://schemas.microsoft.com/office/drawing/2016/5/13/chartex" xmlns:cx8="http://schemas.microsoft.com/office/drawing/2016/5/14/chartex" xmlns:mc="http://schemas.openxmlformats.org/markup-compatibility/2006" xmlns:aink="http://schemas.microsoft.com/office/drawing/2016/ink" xmlns:am3d="http://schemas.microsoft.com/office/drawing/2017/model3d" xmlns:o="urn:schemas-microsoft-com:office:office" xmlns:oel="http://schemas.microsoft.com/office/2019/extlst" xmlns:r="http://schemas.openxmlformats.org/officeDocument/2006/relationships" xmlns:m="http://schemas.openxmlformats.org/officeDocument/2006/math" xmlns:v="urn:schemas-microsoft-com:vml" xmlns:wp14="http://schemas.microsoft.com/office/word/2010/wordprocessingDrawing" xmlns:wp="http://schemas.openxmlformats.org/drawingml/2006/wordprocessingDrawing" xmlns:w10="urn:schemas-microsoft-com:office:word" xmlns:w="http://schemas.openxmlformats.org/wordprocessingml/2006/main" xmlns:w14="http://schemas.microsoft.com/office/word/2010/wordml" xmlns:w15="http://schemas.microsoft.com/office/word/2012/wordml" xmlns:w16cex="http://schemas.microsoft.com/office/word/2018/wordml/cex" xmlns:w16cid="http://schemas.microsoft.com/office/word/2016/wordml/cid" xmlns:w16="http://schemas.microsoft.com/office/word/2018/wordml" xmlns:w16sdtdh="http://schemas.microsoft.com/office/word/2020/wordml/sdtdatahash" xmlns:w16se="http://schemas.microsoft.com/office/word/2015/wordml/symex" xmlns:wpg="http://schemas.microsoft.com/office/word/2010/wordprocessingGroup" xmlns:wpi="http://schemas.microsoft.com/office/word/2010/wordprocessingInk" xmlns:wne="http://schemas.microsoft.com/office/word/2006/wordml" xmlns:wps="http://schemas.microsoft.com/office/word/2010/wordprocessingShape" mc:Ignorable="w14 w15 w16se w16cid w16 w16cex w16sdtdh wp14">
   <w:abstractNum w:abstractNumId="0" w15:restartNumberingAfterBreak="0">
-    <w:nsid w:val="036D12E3"/>
+    <w:nsid w:val="02F40748"/>
     <w:multiLevelType w:val="hybridMultilevel"/>
-    <w:tmpl w:val="778CCA26"/>
-    <w:lvl w:ilvl="0" w:tplc="B8844176">
+    <w:tmpl w:val="E708DAA8"/>
+    <w:lvl w:ilvl="0" w:tplc="E2463FC2">
       <w:start w:val="1"/>
       <w:numFmt w:val="decimal"/>
       <w:lvlText w:val="%1."/>
@@ -20502,110 +20502,197 @@
         <w:color w:val="A67C27"/>
       </w:rPr>
     </w:lvl>
-    <w:lvl w:ilvl="1" w:tplc="AC8AC3B2">
+    <w:lvl w:ilvl="1" w:tplc="7D56CEC8">
       <w:numFmt w:val="decimal"/>
       <w:lvlText w:val=""/>
       <w:lvlJc w:val="left"/>
     </w:lvl>
-    <w:lvl w:ilvl="2" w:tplc="140EAAFE">
+    <w:lvl w:ilvl="2" w:tplc="46245FC6">
       <w:numFmt w:val="decimal"/>
       <w:lvlText w:val=""/>
       <w:lvlJc w:val="left"/>
     </w:lvl>
-    <w:lvl w:ilvl="3" w:tplc="683AD384">
+    <w:lvl w:ilvl="3" w:tplc="B65A0886">
       <w:numFmt w:val="decimal"/>
       <w:lvlText w:val=""/>
       <w:lvlJc w:val="left"/>
     </w:lvl>
-    <w:lvl w:ilvl="4" w:tplc="2FCE7770">
+    <w:lvl w:ilvl="4" w:tplc="57247ADC">
       <w:numFmt w:val="decimal"/>
       <w:lvlText w:val=""/>
       <w:lvlJc w:val="left"/>
     </w:lvl>
-    <w:lvl w:ilvl="5" w:tplc="91D2D0B2">
+    <w:lvl w:ilvl="5" w:tplc="CF78AF8E">
       <w:numFmt w:val="decimal"/>
       <w:lvlText w:val=""/>
       <w:lvlJc w:val="left"/>
     </w:lvl>
-    <w:lvl w:ilvl="6" w:tplc="CF7E9DE4">
+    <w:lvl w:ilvl="6" w:tplc="4CB65D4C">
       <w:numFmt w:val="decimal"/>
       <w:lvlText w:val=""/>
       <w:lvlJc w:val="left"/>
     </w:lvl>
-    <w:lvl w:ilvl="7" w:tplc="D5DCD2CE">
+    <w:lvl w:ilvl="7" w:tplc="880E225E">
       <w:numFmt w:val="decimal"/>
       <w:lvlText w:val=""/>
       <w:lvlJc w:val="left"/>
     </w:lvl>
-    <w:lvl w:ilvl="8" w:tplc="E25223BE">
+    <w:lvl w:ilvl="8" w:tplc="EEACF360">
       <w:numFmt w:val="decimal"/>
       <w:lvlText w:val=""/>
       <w:lvlJc w:val="left"/>
     </w:lvl>
   </w:abstractNum>
   <w:abstractNum w:abstractNumId="1" w15:restartNumberingAfterBreak="0">
-    <w:nsid w:val="202142BF"/>
+    <w:nsid w:val="07CD0540"/>
     <w:multiLevelType w:val="hybridMultilevel"/>
-    <w:tmpl w:val="D1648B44"/>
-    <w:lvl w:ilvl="0" w:tplc="2E6E8048">
+    <w:tmpl w:val="20CCB562"/>
+    <w:lvl w:ilvl="0" w:tplc="DF6E1180">
       <w:start w:val="1"/>
-      <w:numFmt w:val="bullet"/>
-      <w:lvlText w:val="•"/>
+      <w:numFmt w:val="decimal"/>
+      <w:lvlText w:val="%1."/>
       <w:lvlJc w:val="left"/>
       <w:pPr>
-        <w:ind w:left="460" w:hanging="280"/>
-      </w:pPr>
+        <w:ind w:left="460" w:hanging="360"/>
+      </w:pPr>
+      <w:rPr>
+        <w:b/>
+        <w:bCs/>
+        <w:color w:val="A67C27"/>
+      </w:rPr>
     </w:lvl>
-    <w:lvl w:ilvl="1" w:tplc="D3EA45FC">
-      <w:start w:val="1"/>
-      <w:numFmt w:val="bullet"/>
-      <w:lvlText w:val="–"/>
-      <w:lvlJc w:val="left"/>
-      <w:pPr>
-        <w:ind w:left="900" w:hanging="280"/>
-      </w:pPr>
-    </w:lvl>
-    <w:lvl w:ilvl="2" w:tplc="21E83828">
+    <w:lvl w:ilvl="1" w:tplc="DAF8DDD6">
       <w:numFmt w:val="decimal"/>
       <w:lvlText w:val=""/>
       <w:lvlJc w:val="left"/>
     </w:lvl>
-    <w:lvl w:ilvl="3" w:tplc="9F3EB42A">
+    <w:lvl w:ilvl="2" w:tplc="0AC23054">
       <w:numFmt w:val="decimal"/>
       <w:lvlText w:val=""/>
       <w:lvlJc w:val="left"/>
     </w:lvl>
-    <w:lvl w:ilvl="4" w:tplc="294801D4">
+    <w:lvl w:ilvl="3" w:tplc="80ACC14C">
       <w:numFmt w:val="decimal"/>
       <w:lvlText w:val=""/>
       <w:lvlJc w:val="left"/>
     </w:lvl>
-    <w:lvl w:ilvl="5" w:tplc="5B5407C8">
+    <w:lvl w:ilvl="4" w:tplc="0706EE6A">
       <w:numFmt w:val="decimal"/>
       <w:lvlText w:val=""/>
       <w:lvlJc w:val="left"/>
     </w:lvl>
-    <w:lvl w:ilvl="6" w:tplc="FBBE6DB8">
+    <w:lvl w:ilvl="5" w:tplc="0DA26186">
       <w:numFmt w:val="decimal"/>
       <w:lvlText w:val=""/>
       <w:lvlJc w:val="left"/>
     </w:lvl>
-    <w:lvl w:ilvl="7" w:tplc="C6B80C7A">
+    <w:lvl w:ilvl="6" w:tplc="EB8A8F66">
       <w:numFmt w:val="decimal"/>
       <w:lvlText w:val=""/>
       <w:lvlJc w:val="left"/>
     </w:lvl>
-    <w:lvl w:ilvl="8" w:tplc="F35CCB3E">
+    <w:lvl w:ilvl="7" w:tplc="AEC89FE6">
+      <w:numFmt w:val="decimal"/>
+      <w:lvlText w:val=""/>
+      <w:lvlJc w:val="left"/>
+    </w:lvl>
+    <w:lvl w:ilvl="8" w:tplc="D50EF8A8">
       <w:numFmt w:val="decimal"/>
       <w:lvlText w:val=""/>
       <w:lvlJc w:val="left"/>
     </w:lvl>
   </w:abstractNum>
   <w:abstractNum w:abstractNumId="2" w15:restartNumberingAfterBreak="0">
-    <w:nsid w:val="29DE624F"/>
+    <w:nsid w:val="11E6663B"/>
     <w:multiLevelType w:val="hybridMultilevel"/>
-    <w:tmpl w:val="5E1A6660"/>
-    <w:lvl w:ilvl="0" w:tplc="FA901A46">
+    <w:tmpl w:val="4FC0F7A4"/>
+    <w:lvl w:ilvl="0" w:tplc="F11EBAD4">
+      <w:start w:val="1"/>
+      <w:numFmt w:val="bullet"/>
+      <w:lvlText w:val="●"/>
+      <w:lvlJc w:val="left"/>
+      <w:pPr>
+        <w:ind w:left="720" w:hanging="360"/>
+      </w:pPr>
+    </w:lvl>
+    <w:lvl w:ilvl="1" w:tplc="E9946BCC">
+      <w:start w:val="1"/>
+      <w:numFmt w:val="bullet"/>
+      <w:lvlText w:val="○"/>
+      <w:lvlJc w:val="left"/>
+      <w:pPr>
+        <w:ind w:left="1440" w:hanging="360"/>
+      </w:pPr>
+    </w:lvl>
+    <w:lvl w:ilvl="2" w:tplc="DF6CC406">
+      <w:start w:val="1"/>
+      <w:numFmt w:val="bullet"/>
+      <w:lvlText w:val="■"/>
+      <w:lvlJc w:val="left"/>
+      <w:pPr>
+        <w:ind w:left="2160" w:hanging="360"/>
+      </w:pPr>
+    </w:lvl>
+    <w:lvl w:ilvl="3" w:tplc="9E105E8E">
+      <w:start w:val="1"/>
+      <w:numFmt w:val="bullet"/>
+      <w:lvlText w:val="●"/>
+      <w:lvlJc w:val="left"/>
+      <w:pPr>
+        <w:ind w:left="2880" w:hanging="360"/>
+      </w:pPr>
+    </w:lvl>
+    <w:lvl w:ilvl="4" w:tplc="F1E44452">
+      <w:start w:val="1"/>
+      <w:numFmt w:val="bullet"/>
+      <w:lvlText w:val="○"/>
+      <w:lvlJc w:val="left"/>
+      <w:pPr>
+        <w:ind w:left="3600" w:hanging="360"/>
+      </w:pPr>
+    </w:lvl>
+    <w:lvl w:ilvl="5" w:tplc="6A12C7AC">
+      <w:start w:val="1"/>
+      <w:numFmt w:val="bullet"/>
+      <w:lvlText w:val="■"/>
+      <w:lvlJc w:val="left"/>
+      <w:pPr>
+        <w:ind w:left="4320" w:hanging="360"/>
+      </w:pPr>
+    </w:lvl>
+    <w:lvl w:ilvl="6" w:tplc="CD42E5D0">
+      <w:start w:val="1"/>
+      <w:numFmt w:val="bullet"/>
+      <w:lvlText w:val="●"/>
+      <w:lvlJc w:val="left"/>
+      <w:pPr>
+        <w:ind w:left="5040" w:hanging="360"/>
+      </w:pPr>
+    </w:lvl>
+    <w:lvl w:ilvl="7" w:tplc="16C0318E">
+      <w:start w:val="1"/>
+      <w:numFmt w:val="bullet"/>
+      <w:lvlText w:val="●"/>
+      <w:lvlJc w:val="left"/>
+      <w:pPr>
+        <w:ind w:left="5760" w:hanging="360"/>
+      </w:pPr>
+    </w:lvl>
+    <w:lvl w:ilvl="8" w:tplc="6DC452E8">
+      <w:start w:val="1"/>
+      <w:numFmt w:val="bullet"/>
+      <w:lvlText w:val="●"/>
+      <w:lvlJc w:val="left"/>
+      <w:pPr>
+        <w:ind w:left="6480" w:hanging="360"/>
+      </w:pPr>
+    </w:lvl>
+  </w:abstractNum>
+  <w:abstractNum w:abstractNumId="3" w15:restartNumberingAfterBreak="0">
+    <w:nsid w:val="1E816AB5"/>
+    <w:multiLevelType w:val="hybridMultilevel"/>
+    <w:tmpl w:val="D9042A4E"/>
+    <w:lvl w:ilvl="0" w:tplc="7EAE663E">
       <w:start w:val="1"/>
       <w:numFmt w:val="decimal"/>
       <w:lvlText w:val="%1."/>
@@ -20619,52 +20706,52 @@
         <w:color w:val="A67C27"/>
       </w:rPr>
     </w:lvl>
-    <w:lvl w:ilvl="1" w:tplc="37620176">
+    <w:lvl w:ilvl="1" w:tplc="F9A272E4">
       <w:numFmt w:val="decimal"/>
       <w:lvlText w:val=""/>
       <w:lvlJc w:val="left"/>
     </w:lvl>
-    <w:lvl w:ilvl="2" w:tplc="6688E42C">
+    <w:lvl w:ilvl="2" w:tplc="F1A0203C">
       <w:numFmt w:val="decimal"/>
       <w:lvlText w:val=""/>
       <w:lvlJc w:val="left"/>
     </w:lvl>
-    <w:lvl w:ilvl="3" w:tplc="2BCC7894">
+    <w:lvl w:ilvl="3" w:tplc="22FA2736">
       <w:numFmt w:val="decimal"/>
       <w:lvlText w:val=""/>
       <w:lvlJc w:val="left"/>
     </w:lvl>
-    <w:lvl w:ilvl="4" w:tplc="68760F58">
+    <w:lvl w:ilvl="4" w:tplc="947A94DE">
       <w:numFmt w:val="decimal"/>
       <w:lvlText w:val=""/>
       <w:lvlJc w:val="left"/>
     </w:lvl>
-    <w:lvl w:ilvl="5" w:tplc="0E006DCA">
+    <w:lvl w:ilvl="5" w:tplc="8F0E7BEE">
       <w:numFmt w:val="decimal"/>
       <w:lvlText w:val=""/>
       <w:lvlJc w:val="left"/>
     </w:lvl>
-    <w:lvl w:ilvl="6" w:tplc="436A9AFA">
+    <w:lvl w:ilvl="6" w:tplc="F3E6732E">
       <w:numFmt w:val="decimal"/>
       <w:lvlText w:val=""/>
       <w:lvlJc w:val="left"/>
     </w:lvl>
-    <w:lvl w:ilvl="7" w:tplc="D542F8EC">
+    <w:lvl w:ilvl="7" w:tplc="33084980">
       <w:numFmt w:val="decimal"/>
       <w:lvlText w:val=""/>
       <w:lvlJc w:val="left"/>
     </w:lvl>
-    <w:lvl w:ilvl="8" w:tplc="14208D64">
+    <w:lvl w:ilvl="8" w:tplc="42007ABC">
       <w:numFmt w:val="decimal"/>
       <w:lvlText w:val=""/>
       <w:lvlJc w:val="left"/>
     </w:lvl>
   </w:abstractNum>
-  <w:abstractNum w:abstractNumId="3" w15:restartNumberingAfterBreak="0">
-    <w:nsid w:val="35536F2F"/>
+  <w:abstractNum w:abstractNumId="4" w15:restartNumberingAfterBreak="0">
+    <w:nsid w:val="2C056F7F"/>
     <w:multiLevelType w:val="hybridMultilevel"/>
-    <w:tmpl w:val="68B8B9F6"/>
-    <w:lvl w:ilvl="0" w:tplc="CAAE2E5C">
+    <w:tmpl w:val="73921B36"/>
+    <w:lvl w:ilvl="0" w:tplc="4DD8BF9C">
       <w:start w:val="1"/>
       <w:numFmt w:val="decimal"/>
       <w:lvlText w:val="%1."/>
@@ -20678,138 +20765,52 @@
         <w:color w:val="A67C27"/>
       </w:rPr>
     </w:lvl>
-    <w:lvl w:ilvl="1" w:tplc="E58A5D22">
+    <w:lvl w:ilvl="1" w:tplc="5DC6139E">
       <w:numFmt w:val="decimal"/>
       <w:lvlText w:val=""/>
       <w:lvlJc w:val="left"/>
     </w:lvl>
-    <w:lvl w:ilvl="2" w:tplc="5CBE5252">
+    <w:lvl w:ilvl="2" w:tplc="D5A0EE4C">
       <w:numFmt w:val="decimal"/>
       <w:lvlText w:val=""/>
       <w:lvlJc w:val="left"/>
     </w:lvl>
-    <w:lvl w:ilvl="3" w:tplc="980A2CDE">
+    <w:lvl w:ilvl="3" w:tplc="62523E24">
       <w:numFmt w:val="decimal"/>
       <w:lvlText w:val=""/>
       <w:lvlJc w:val="left"/>
     </w:lvl>
-    <w:lvl w:ilvl="4" w:tplc="8EA4BA5E">
+    <w:lvl w:ilvl="4" w:tplc="7758CBBC">
       <w:numFmt w:val="decimal"/>
       <w:lvlText w:val=""/>
       <w:lvlJc w:val="left"/>
     </w:lvl>
-    <w:lvl w:ilvl="5" w:tplc="4FB89562">
+    <w:lvl w:ilvl="5" w:tplc="A99E9FCE">
       <w:numFmt w:val="decimal"/>
       <w:lvlText w:val=""/>
       <w:lvlJc w:val="left"/>
     </w:lvl>
-    <w:lvl w:ilvl="6" w:tplc="74C2A014">
+    <w:lvl w:ilvl="6" w:tplc="29FC19AE">
       <w:numFmt w:val="decimal"/>
       <w:lvlText w:val=""/>
       <w:lvlJc w:val="left"/>
     </w:lvl>
-    <w:lvl w:ilvl="7" w:tplc="97344EBC">
+    <w:lvl w:ilvl="7" w:tplc="8536E13C">
       <w:numFmt w:val="decimal"/>
       <w:lvlText w:val=""/>
       <w:lvlJc w:val="left"/>
     </w:lvl>
-    <w:lvl w:ilvl="8" w:tplc="D0E0B6E8">
+    <w:lvl w:ilvl="8" w:tplc="77FA30CE">
       <w:numFmt w:val="decimal"/>
       <w:lvlText w:val=""/>
       <w:lvlJc w:val="left"/>
     </w:lvl>
   </w:abstractNum>
-  <w:abstractNum w:abstractNumId="4" w15:restartNumberingAfterBreak="0">
-    <w:nsid w:val="499C2A89"/>
+  <w:abstractNum w:abstractNumId="5" w15:restartNumberingAfterBreak="0">
+    <w:nsid w:val="31525EBB"/>
     <w:multiLevelType w:val="hybridMultilevel"/>
-    <w:tmpl w:val="F8F0A4CC"/>
-    <w:lvl w:ilvl="0" w:tplc="8F202882">
-      <w:start w:val="1"/>
-      <w:numFmt w:val="bullet"/>
-      <w:lvlText w:val="●"/>
-      <w:lvlJc w:val="left"/>
-      <w:pPr>
-        <w:ind w:left="720" w:hanging="360"/>
-      </w:pPr>
-    </w:lvl>
-    <w:lvl w:ilvl="1" w:tplc="90826B2C">
-      <w:start w:val="1"/>
-      <w:numFmt w:val="bullet"/>
-      <w:lvlText w:val="○"/>
-      <w:lvlJc w:val="left"/>
-      <w:pPr>
-        <w:ind w:left="1440" w:hanging="360"/>
-      </w:pPr>
-    </w:lvl>
-    <w:lvl w:ilvl="2" w:tplc="DB1E9D94">
-      <w:start w:val="1"/>
-      <w:numFmt w:val="bullet"/>
-      <w:lvlText w:val="■"/>
-      <w:lvlJc w:val="left"/>
-      <w:pPr>
-        <w:ind w:left="2160" w:hanging="360"/>
-      </w:pPr>
-    </w:lvl>
-    <w:lvl w:ilvl="3" w:tplc="E27C718E">
-      <w:start w:val="1"/>
-      <w:numFmt w:val="bullet"/>
-      <w:lvlText w:val="●"/>
-      <w:lvlJc w:val="left"/>
-      <w:pPr>
-        <w:ind w:left="2880" w:hanging="360"/>
-      </w:pPr>
-    </w:lvl>
-    <w:lvl w:ilvl="4" w:tplc="B85087C2">
-      <w:start w:val="1"/>
-      <w:numFmt w:val="bullet"/>
-      <w:lvlText w:val="○"/>
-      <w:lvlJc w:val="left"/>
-      <w:pPr>
-        <w:ind w:left="3600" w:hanging="360"/>
-      </w:pPr>
-    </w:lvl>
-    <w:lvl w:ilvl="5" w:tplc="C67284BC">
-      <w:start w:val="1"/>
-      <w:numFmt w:val="bullet"/>
-      <w:lvlText w:val="■"/>
-      <w:lvlJc w:val="left"/>
-      <w:pPr>
-        <w:ind w:left="4320" w:hanging="360"/>
-      </w:pPr>
-    </w:lvl>
-    <w:lvl w:ilvl="6" w:tplc="987EA5A6">
-      <w:start w:val="1"/>
-      <w:numFmt w:val="bullet"/>
-      <w:lvlText w:val="●"/>
-      <w:lvlJc w:val="left"/>
-      <w:pPr>
-        <w:ind w:left="5040" w:hanging="360"/>
-      </w:pPr>
-    </w:lvl>
-    <w:lvl w:ilvl="7" w:tplc="41EEDB0C">
-      <w:start w:val="1"/>
-      <w:numFmt w:val="bullet"/>
-      <w:lvlText w:val="●"/>
-      <w:lvlJc w:val="left"/>
-      <w:pPr>
-        <w:ind w:left="5760" w:hanging="360"/>
-      </w:pPr>
-    </w:lvl>
-    <w:lvl w:ilvl="8" w:tplc="1DC44A28">
-      <w:start w:val="1"/>
-      <w:numFmt w:val="bullet"/>
-      <w:lvlText w:val="●"/>
-      <w:lvlJc w:val="left"/>
-      <w:pPr>
-        <w:ind w:left="6480" w:hanging="360"/>
-      </w:pPr>
-    </w:lvl>
-  </w:abstractNum>
-  <w:abstractNum w:abstractNumId="5" w15:restartNumberingAfterBreak="0">
-    <w:nsid w:val="56EE2A91"/>
-    <w:multiLevelType w:val="hybridMultilevel"/>
-    <w:tmpl w:val="5DAC04A4"/>
-    <w:lvl w:ilvl="0" w:tplc="6A42CA3E">
+    <w:tmpl w:val="F698D7AC"/>
+    <w:lvl w:ilvl="0" w:tplc="83D865E6">
       <w:start w:val="1"/>
       <w:numFmt w:val="decimal"/>
       <w:lvlText w:val="%1."/>
@@ -20823,144 +20824,143 @@
         <w:color w:val="A67C27"/>
       </w:rPr>
     </w:lvl>
-    <w:lvl w:ilvl="1" w:tplc="3C620082">
+    <w:lvl w:ilvl="1" w:tplc="A64C3224">
       <w:numFmt w:val="decimal"/>
       <w:lvlText w:val=""/>
       <w:lvlJc w:val="left"/>
     </w:lvl>
-    <w:lvl w:ilvl="2" w:tplc="CE7851EA">
+    <w:lvl w:ilvl="2" w:tplc="E6A8550A">
       <w:numFmt w:val="decimal"/>
       <w:lvlText w:val=""/>
       <w:lvlJc w:val="left"/>
     </w:lvl>
-    <w:lvl w:ilvl="3" w:tplc="1286F86C">
+    <w:lvl w:ilvl="3" w:tplc="EB26B512">
       <w:numFmt w:val="decimal"/>
       <w:lvlText w:val=""/>
       <w:lvlJc w:val="left"/>
     </w:lvl>
-    <w:lvl w:ilvl="4" w:tplc="D624B908">
+    <w:lvl w:ilvl="4" w:tplc="F6C0CC66">
       <w:numFmt w:val="decimal"/>
       <w:lvlText w:val=""/>
       <w:lvlJc w:val="left"/>
     </w:lvl>
-    <w:lvl w:ilvl="5" w:tplc="DCC4DE7E">
+    <w:lvl w:ilvl="5" w:tplc="0B562582">
       <w:numFmt w:val="decimal"/>
       <w:lvlText w:val=""/>
       <w:lvlJc w:val="left"/>
     </w:lvl>
-    <w:lvl w:ilvl="6" w:tplc="25245854">
+    <w:lvl w:ilvl="6" w:tplc="3580F2A6">
       <w:numFmt w:val="decimal"/>
       <w:lvlText w:val=""/>
       <w:lvlJc w:val="left"/>
     </w:lvl>
-    <w:lvl w:ilvl="7" w:tplc="20384F9C">
+    <w:lvl w:ilvl="7" w:tplc="7652AFEE">
       <w:numFmt w:val="decimal"/>
       <w:lvlText w:val=""/>
       <w:lvlJc w:val="left"/>
     </w:lvl>
-    <w:lvl w:ilvl="8" w:tplc="6D92F04A">
+    <w:lvl w:ilvl="8" w:tplc="D8D86560">
       <w:numFmt w:val="decimal"/>
       <w:lvlText w:val=""/>
       <w:lvlJc w:val="left"/>
     </w:lvl>
   </w:abstractNum>
   <w:abstractNum w:abstractNumId="6" w15:restartNumberingAfterBreak="0">
-    <w:nsid w:val="75B455C5"/>
+    <w:nsid w:val="5E1E6B63"/>
     <w:multiLevelType w:val="hybridMultilevel"/>
-    <w:tmpl w:val="48B01CC0"/>
-    <w:lvl w:ilvl="0" w:tplc="454E1110">
+    <w:tmpl w:val="E4820256"/>
+    <w:lvl w:ilvl="0" w:tplc="E2D6F0CC">
       <w:start w:val="1"/>
-      <w:numFmt w:val="decimal"/>
-      <w:lvlText w:val="%1."/>
+      <w:numFmt w:val="bullet"/>
+      <w:lvlText w:val="•"/>
       <w:lvlJc w:val="left"/>
       <w:pPr>
-        <w:ind w:left="460" w:hanging="360"/>
-      </w:pPr>
-      <w:rPr>
-        <w:b/>
-        <w:bCs/>
-        <w:color w:val="A67C27"/>
-      </w:rPr>
+        <w:ind w:left="460" w:hanging="280"/>
+      </w:pPr>
     </w:lvl>
-    <w:lvl w:ilvl="1" w:tplc="0510894E">
+    <w:lvl w:ilvl="1" w:tplc="6B2621D0">
+      <w:start w:val="1"/>
+      <w:numFmt w:val="bullet"/>
+      <w:lvlText w:val="–"/>
+      <w:lvlJc w:val="left"/>
+      <w:pPr>
+        <w:ind w:left="900" w:hanging="280"/>
+      </w:pPr>
+    </w:lvl>
+    <w:lvl w:ilvl="2" w:tplc="A9769694">
       <w:numFmt w:val="decimal"/>
       <w:lvlText w:val=""/>
       <w:lvlJc w:val="left"/>
     </w:lvl>
-    <w:lvl w:ilvl="2" w:tplc="FAECE6EC">
+    <w:lvl w:ilvl="3" w:tplc="5B7AEE9E">
       <w:numFmt w:val="decimal"/>
       <w:lvlText w:val=""/>
       <w:lvlJc w:val="left"/>
     </w:lvl>
-    <w:lvl w:ilvl="3" w:tplc="A9CEE7EE">
+    <w:lvl w:ilvl="4" w:tplc="DC8A5AE0">
       <w:numFmt w:val="decimal"/>
       <w:lvlText w:val=""/>
       <w:lvlJc w:val="left"/>
     </w:lvl>
-    <w:lvl w:ilvl="4" w:tplc="11DC6DB2">
+    <w:lvl w:ilvl="5" w:tplc="D95636C0">
       <w:numFmt w:val="decimal"/>
       <w:lvlText w:val=""/>
       <w:lvlJc w:val="left"/>
     </w:lvl>
-    <w:lvl w:ilvl="5" w:tplc="BA18B3D0">
+    <w:lvl w:ilvl="6" w:tplc="C1DA6318">
       <w:numFmt w:val="decimal"/>
       <w:lvlText w:val=""/>
       <w:lvlJc w:val="left"/>
     </w:lvl>
-    <w:lvl w:ilvl="6" w:tplc="D28AB32A">
+    <w:lvl w:ilvl="7" w:tplc="25AA3720">
       <w:numFmt w:val="decimal"/>
       <w:lvlText w:val=""/>
       <w:lvlJc w:val="left"/>
     </w:lvl>
-    <w:lvl w:ilvl="7" w:tplc="ECC6EE16">
-      <w:numFmt w:val="decimal"/>
-      <w:lvlText w:val=""/>
-      <w:lvlJc w:val="left"/>
-    </w:lvl>
-    <w:lvl w:ilvl="8" w:tplc="7BFA8BAA">
+    <w:lvl w:ilvl="8" w:tplc="17B007A6">
       <w:numFmt w:val="decimal"/>
       <w:lvlText w:val=""/>
       <w:lvlJc w:val="left"/>
     </w:lvl>
   </w:abstractNum>
-  <w:num w:numId="1" w16cid:durableId="731006170">
+  <w:num w:numId="1" w16cid:durableId="939065898">
+    <w:abstractNumId w:val="2"/>
+    <w:lvlOverride w:ilvl="0">
+      <w:startOverride w:val="1"/>
+    </w:lvlOverride>
+  </w:num>
+  <w:num w:numId="2" w16cid:durableId="1678726072">
+    <w:abstractNumId w:val="6"/>
+    <w:lvlOverride w:ilvl="0">
+      <w:startOverride w:val="1"/>
+    </w:lvlOverride>
+  </w:num>
+  <w:num w:numId="3" w16cid:durableId="924461697">
     <w:abstractNumId w:val="4"/>
     <w:lvlOverride w:ilvl="0">
       <w:startOverride w:val="1"/>
     </w:lvlOverride>
   </w:num>
-  <w:num w:numId="2" w16cid:durableId="551041752">
-    <w:abstractNumId w:val="1"/>
+  <w:num w:numId="4" w16cid:durableId="477890354">
+    <w:abstractNumId w:val="5"/>
     <w:lvlOverride w:ilvl="0">
       <w:startOverride w:val="1"/>
     </w:lvlOverride>
   </w:num>
-  <w:num w:numId="3" w16cid:durableId="730229346">
+  <w:num w:numId="5" w16cid:durableId="617369525">
+    <w:abstractNumId w:val="0"/>
+    <w:lvlOverride w:ilvl="0">
+      <w:startOverride w:val="1"/>
+    </w:lvlOverride>
+  </w:num>
+  <w:num w:numId="6" w16cid:durableId="542062596">
     <w:abstractNumId w:val="3"/>
     <w:lvlOverride w:ilvl="0">
       <w:startOverride w:val="1"/>
     </w:lvlOverride>
   </w:num>
-  <w:num w:numId="4" w16cid:durableId="807166569">
-    <w:abstractNumId w:val="0"/>
-    <w:lvlOverride w:ilvl="0">
-      <w:startOverride w:val="1"/>
-    </w:lvlOverride>
-  </w:num>
-  <w:num w:numId="5" w16cid:durableId="1788740990">
-    <w:abstractNumId w:val="6"/>
-    <w:lvlOverride w:ilvl="0">
-      <w:startOverride w:val="1"/>
-    </w:lvlOverride>
-  </w:num>
-  <w:num w:numId="6" w16cid:durableId="1718551227">
-    <w:abstractNumId w:val="5"/>
-    <w:lvlOverride w:ilvl="0">
-      <w:startOverride w:val="1"/>
-    </w:lvlOverride>
-  </w:num>
-  <w:num w:numId="7" w16cid:durableId="1087848613">
-    <w:abstractNumId w:val="2"/>
+  <w:num w:numId="7" w16cid:durableId="1589462575">
+    <w:abstractNumId w:val="1"/>
     <w:lvlOverride w:ilvl="0">
       <w:startOverride w:val="1"/>
     </w:lvlOverride>
@@ -21585,7 +21585,7 @@
     <w:autoRedefine/>
     <w:uiPriority w:val="39"/>
     <w:unhideWhenUsed/>
-    <w:rsid w:val="00870E0C"/>
+    <w:rsid w:val="00BF1848"/>
     <w:pPr>
       <w:spacing w:after="100"/>
     </w:pPr>
@@ -21597,7 +21597,7 @@
     <w:autoRedefine/>
     <w:uiPriority w:val="39"/>
     <w:unhideWhenUsed/>
-    <w:rsid w:val="00870E0C"/>
+    <w:rsid w:val="00BF1848"/>
     <w:pPr>
       <w:spacing w:after="100"/>
       <w:ind w:left="210"/>

--- a/docs/manuals/Role_Guide_8_Supervisor.docx
+++ b/docs/manuals/Role_Guide_8_Supervisor.docx
@@ -69,7 +69,7 @@
           <w:left w:w="10" w:type="dxa"/>
           <w:right w:w="10" w:type="dxa"/>
         </w:tblCellMar>
-        <w:tblLook w:val="0000" w:firstRow="0" w:lastRow="0" w:firstColumn="0" w:lastColumn="0" w:noHBand="0" w:noVBand="0"/>
+        <w:tblLook w:val="04A0" w:firstRow="1" w:lastRow="0" w:firstColumn="1" w:lastColumn="0" w:noHBand="0" w:noVBand="1"/>
       </w:tblPr>
       <w:tblGrid>
         <w:gridCol w:w="2300"/>
@@ -469,7 +469,7 @@
                 <w:sz w:val="19"/>
                 <w:szCs w:val="19"/>
               </w:rPr>
-              <w:t>Version 1.16 · 1 October 2026</w:t>
+              <w:t>Version 1.17 · 3 October 2026</w:t>
             </w:r>
           </w:p>
         </w:tc>
@@ -538,7 +538,7 @@
     <w:sdt>
       <w:sdtPr>
         <w:alias w:val="Contents"/>
-        <w:id w:val="-64645243"/>
+        <w:id w:val="1896318690"/>
       </w:sdtPr>
       <w:sdtEndPr/>
       <w:sdtContent>
@@ -567,7 +567,7 @@
           <w:r>
             <w:fldChar w:fldCharType="separate"/>
           </w:r>
-          <w:hyperlink w:anchor="_Toc241782563" w:history="1">
+          <w:hyperlink w:anchor="_Toc241897412" w:history="1">
             <w:r>
               <w:rPr>
                 <w:rStyle w:val="Hyperlink"/>
@@ -591,7 +591,7 @@
               <w:rPr>
                 <w:noProof/>
               </w:rPr>
-              <w:instrText xml:space="preserve"> PAGEREF _Toc241782563 \h </w:instrText>
+              <w:instrText xml:space="preserve"> PAGEREF _Toc241897412 \h </w:instrText>
             </w:r>
             <w:r>
               <w:rPr>
@@ -634,7 +634,7 @@
               <w14:ligatures w14:val="standardContextual"/>
             </w:rPr>
           </w:pPr>
-          <w:hyperlink w:anchor="_Toc241782564" w:history="1">
+          <w:hyperlink w:anchor="_Toc241897413" w:history="1">
             <w:r>
               <w:rPr>
                 <w:rStyle w:val="Hyperlink"/>
@@ -658,7 +658,7 @@
               <w:rPr>
                 <w:noProof/>
               </w:rPr>
-              <w:instrText xml:space="preserve"> PAGEREF _Toc241782564 \h </w:instrText>
+              <w:instrText xml:space="preserve"> PAGEREF _Toc241897413 \h </w:instrText>
             </w:r>
             <w:r>
               <w:rPr>
@@ -701,7 +701,7 @@
               <w14:ligatures w14:val="standardContextual"/>
             </w:rPr>
           </w:pPr>
-          <w:hyperlink w:anchor="_Toc241782565" w:history="1">
+          <w:hyperlink w:anchor="_Toc241897414" w:history="1">
             <w:r>
               <w:rPr>
                 <w:rStyle w:val="Hyperlink"/>
@@ -725,7 +725,7 @@
               <w:rPr>
                 <w:noProof/>
               </w:rPr>
-              <w:instrText xml:space="preserve"> PAGEREF _Toc241782565 \h </w:instrText>
+              <w:instrText xml:space="preserve"> PAGEREF _Toc241897414 \h </w:instrText>
             </w:r>
             <w:r>
               <w:rPr>
@@ -768,7 +768,7 @@
               <w14:ligatures w14:val="standardContextual"/>
             </w:rPr>
           </w:pPr>
-          <w:hyperlink w:anchor="_Toc241782566" w:history="1">
+          <w:hyperlink w:anchor="_Toc241897415" w:history="1">
             <w:r>
               <w:rPr>
                 <w:rStyle w:val="Hyperlink"/>
@@ -792,7 +792,7 @@
               <w:rPr>
                 <w:noProof/>
               </w:rPr>
-              <w:instrText xml:space="preserve"> PAGEREF _Toc241782566 \h </w:instrText>
+              <w:instrText xml:space="preserve"> PAGEREF _Toc241897415 \h </w:instrText>
             </w:r>
             <w:r>
               <w:rPr>
@@ -835,7 +835,7 @@
               <w14:ligatures w14:val="standardContextual"/>
             </w:rPr>
           </w:pPr>
-          <w:hyperlink w:anchor="_Toc241782567" w:history="1">
+          <w:hyperlink w:anchor="_Toc241897416" w:history="1">
             <w:r>
               <w:rPr>
                 <w:rStyle w:val="Hyperlink"/>
@@ -859,7 +859,7 @@
               <w:rPr>
                 <w:noProof/>
               </w:rPr>
-              <w:instrText xml:space="preserve"> PAGEREF _Toc241782567 \h </w:instrText>
+              <w:instrText xml:space="preserve"> PAGEREF _Toc241897416 \h </w:instrText>
             </w:r>
             <w:r>
               <w:rPr>
@@ -902,7 +902,7 @@
               <w14:ligatures w14:val="standardContextual"/>
             </w:rPr>
           </w:pPr>
-          <w:hyperlink w:anchor="_Toc241782568" w:history="1">
+          <w:hyperlink w:anchor="_Toc241897417" w:history="1">
             <w:r>
               <w:rPr>
                 <w:rStyle w:val="Hyperlink"/>
@@ -926,7 +926,7 @@
               <w:rPr>
                 <w:noProof/>
               </w:rPr>
-              <w:instrText xml:space="preserve"> PAGEREF _Toc241782568 \h </w:instrText>
+              <w:instrText xml:space="preserve"> PAGEREF _Toc241897417 \h </w:instrText>
             </w:r>
             <w:r>
               <w:rPr>
@@ -969,7 +969,7 @@
               <w14:ligatures w14:val="standardContextual"/>
             </w:rPr>
           </w:pPr>
-          <w:hyperlink w:anchor="_Toc241782569" w:history="1">
+          <w:hyperlink w:anchor="_Toc241897418" w:history="1">
             <w:r>
               <w:rPr>
                 <w:rStyle w:val="Hyperlink"/>
@@ -993,7 +993,7 @@
               <w:rPr>
                 <w:noProof/>
               </w:rPr>
-              <w:instrText xml:space="preserve"> PAGEREF _Toc241782569 \h </w:instrText>
+              <w:instrText xml:space="preserve"> PAGEREF _Toc241897418 \h </w:instrText>
             </w:r>
             <w:r>
               <w:rPr>
@@ -1036,7 +1036,7 @@
               <w14:ligatures w14:val="standardContextual"/>
             </w:rPr>
           </w:pPr>
-          <w:hyperlink w:anchor="_Toc241782570" w:history="1">
+          <w:hyperlink w:anchor="_Toc241897419" w:history="1">
             <w:r>
               <w:rPr>
                 <w:rStyle w:val="Hyperlink"/>
@@ -1060,7 +1060,7 @@
               <w:rPr>
                 <w:noProof/>
               </w:rPr>
-              <w:instrText xml:space="preserve"> PAGEREF _Toc241782570 \h </w:instrText>
+              <w:instrText xml:space="preserve"> PAGEREF _Toc241897419 \h </w:instrText>
             </w:r>
             <w:r>
               <w:rPr>
@@ -1103,7 +1103,7 @@
               <w14:ligatures w14:val="standardContextual"/>
             </w:rPr>
           </w:pPr>
-          <w:hyperlink w:anchor="_Toc241782571" w:history="1">
+          <w:hyperlink w:anchor="_Toc241897420" w:history="1">
             <w:r>
               <w:rPr>
                 <w:rStyle w:val="Hyperlink"/>
@@ -1127,7 +1127,7 @@
               <w:rPr>
                 <w:noProof/>
               </w:rPr>
-              <w:instrText xml:space="preserve"> PAGEREF _Toc241782571 \h </w:instrText>
+              <w:instrText xml:space="preserve"> PAGEREF _Toc241897420 \h </w:instrText>
             </w:r>
             <w:r>
               <w:rPr>
@@ -1170,7 +1170,7 @@
               <w14:ligatures w14:val="standardContextual"/>
             </w:rPr>
           </w:pPr>
-          <w:hyperlink w:anchor="_Toc241782572" w:history="1">
+          <w:hyperlink w:anchor="_Toc241897421" w:history="1">
             <w:r>
               <w:rPr>
                 <w:rStyle w:val="Hyperlink"/>
@@ -1194,7 +1194,7 @@
               <w:rPr>
                 <w:noProof/>
               </w:rPr>
-              <w:instrText xml:space="preserve"> PAGEREF _Toc241782572 \h </w:instrText>
+              <w:instrText xml:space="preserve"> PAGEREF _Toc241897421 \h </w:instrText>
             </w:r>
             <w:r>
               <w:rPr>
@@ -1237,7 +1237,7 @@
               <w14:ligatures w14:val="standardContextual"/>
             </w:rPr>
           </w:pPr>
-          <w:hyperlink w:anchor="_Toc241782573" w:history="1">
+          <w:hyperlink w:anchor="_Toc241897422" w:history="1">
             <w:r>
               <w:rPr>
                 <w:rStyle w:val="Hyperlink"/>
@@ -1261,7 +1261,7 @@
               <w:rPr>
                 <w:noProof/>
               </w:rPr>
-              <w:instrText xml:space="preserve"> PAGEREF _Toc241782573 \h </w:instrText>
+              <w:instrText xml:space="preserve"> PAGEREF _Toc241897422 \h </w:instrText>
             </w:r>
             <w:r>
               <w:rPr>
@@ -1304,7 +1304,7 @@
               <w14:ligatures w14:val="standardContextual"/>
             </w:rPr>
           </w:pPr>
-          <w:hyperlink w:anchor="_Toc241782574" w:history="1">
+          <w:hyperlink w:anchor="_Toc241897423" w:history="1">
             <w:r>
               <w:rPr>
                 <w:rStyle w:val="Hyperlink"/>
@@ -1328,7 +1328,7 @@
               <w:rPr>
                 <w:noProof/>
               </w:rPr>
-              <w:instrText xml:space="preserve"> PAGEREF _Toc241782574 \h </w:instrText>
+              <w:instrText xml:space="preserve"> PAGEREF _Toc241897423 \h </w:instrText>
             </w:r>
             <w:r>
               <w:rPr>
@@ -1371,7 +1371,7 @@
               <w14:ligatures w14:val="standardContextual"/>
             </w:rPr>
           </w:pPr>
-          <w:hyperlink w:anchor="_Toc241782575" w:history="1">
+          <w:hyperlink w:anchor="_Toc241897424" w:history="1">
             <w:r>
               <w:rPr>
                 <w:rStyle w:val="Hyperlink"/>
@@ -1395,7 +1395,7 @@
               <w:rPr>
                 <w:noProof/>
               </w:rPr>
-              <w:instrText xml:space="preserve"> PAGEREF _Toc241782575 \h </w:instrText>
+              <w:instrText xml:space="preserve"> PAGEREF _Toc241897424 \h </w:instrText>
             </w:r>
             <w:r>
               <w:rPr>
@@ -1438,7 +1438,7 @@
               <w14:ligatures w14:val="standardContextual"/>
             </w:rPr>
           </w:pPr>
-          <w:hyperlink w:anchor="_Toc241782576" w:history="1">
+          <w:hyperlink w:anchor="_Toc241897425" w:history="1">
             <w:r>
               <w:rPr>
                 <w:rStyle w:val="Hyperlink"/>
@@ -1462,7 +1462,7 @@
               <w:rPr>
                 <w:noProof/>
               </w:rPr>
-              <w:instrText xml:space="preserve"> PAGEREF _Toc241782576 \h </w:instrText>
+              <w:instrText xml:space="preserve"> PAGEREF _Toc241897425 \h </w:instrText>
             </w:r>
             <w:r>
               <w:rPr>
@@ -1505,7 +1505,7 @@
               <w14:ligatures w14:val="standardContextual"/>
             </w:rPr>
           </w:pPr>
-          <w:hyperlink w:anchor="_Toc241782577" w:history="1">
+          <w:hyperlink w:anchor="_Toc241897426" w:history="1">
             <w:r>
               <w:rPr>
                 <w:rStyle w:val="Hyperlink"/>
@@ -1529,7 +1529,7 @@
               <w:rPr>
                 <w:noProof/>
               </w:rPr>
-              <w:instrText xml:space="preserve"> PAGEREF _Toc241782577 \h </w:instrText>
+              <w:instrText xml:space="preserve"> PAGEREF _Toc241897426 \h </w:instrText>
             </w:r>
             <w:r>
               <w:rPr>
@@ -1572,7 +1572,7 @@
               <w14:ligatures w14:val="standardContextual"/>
             </w:rPr>
           </w:pPr>
-          <w:hyperlink w:anchor="_Toc241782578" w:history="1">
+          <w:hyperlink w:anchor="_Toc241897427" w:history="1">
             <w:r>
               <w:rPr>
                 <w:rStyle w:val="Hyperlink"/>
@@ -1596,7 +1596,7 @@
               <w:rPr>
                 <w:noProof/>
               </w:rPr>
-              <w:instrText xml:space="preserve"> PAGEREF _Toc241782578 \h </w:instrText>
+              <w:instrText xml:space="preserve"> PAGEREF _Toc241897427 \h </w:instrText>
             </w:r>
             <w:r>
               <w:rPr>
@@ -1639,7 +1639,7 @@
               <w14:ligatures w14:val="standardContextual"/>
             </w:rPr>
           </w:pPr>
-          <w:hyperlink w:anchor="_Toc241782579" w:history="1">
+          <w:hyperlink w:anchor="_Toc241897428" w:history="1">
             <w:r>
               <w:rPr>
                 <w:rStyle w:val="Hyperlink"/>
@@ -1663,7 +1663,7 @@
               <w:rPr>
                 <w:noProof/>
               </w:rPr>
-              <w:instrText xml:space="preserve"> PAGEREF _Toc241782579 \h </w:instrText>
+              <w:instrText xml:space="preserve"> PAGEREF _Toc241897428 \h </w:instrText>
             </w:r>
             <w:r>
               <w:rPr>
@@ -1706,7 +1706,7 @@
               <w14:ligatures w14:val="standardContextual"/>
             </w:rPr>
           </w:pPr>
-          <w:hyperlink w:anchor="_Toc241782580" w:history="1">
+          <w:hyperlink w:anchor="_Toc241897429" w:history="1">
             <w:r>
               <w:rPr>
                 <w:rStyle w:val="Hyperlink"/>
@@ -1730,7 +1730,7 @@
               <w:rPr>
                 <w:noProof/>
               </w:rPr>
-              <w:instrText xml:space="preserve"> PAGEREF _Toc241782580 \h </w:instrText>
+              <w:instrText xml:space="preserve"> PAGEREF _Toc241897429 \h </w:instrText>
             </w:r>
             <w:r>
               <w:rPr>
@@ -1773,7 +1773,7 @@
               <w14:ligatures w14:val="standardContextual"/>
             </w:rPr>
           </w:pPr>
-          <w:hyperlink w:anchor="_Toc241782581" w:history="1">
+          <w:hyperlink w:anchor="_Toc241897430" w:history="1">
             <w:r>
               <w:rPr>
                 <w:rStyle w:val="Hyperlink"/>
@@ -1797,7 +1797,7 @@
               <w:rPr>
                 <w:noProof/>
               </w:rPr>
-              <w:instrText xml:space="preserve"> PAGEREF _Toc241782581 \h </w:instrText>
+              <w:instrText xml:space="preserve"> PAGEREF _Toc241897430 \h </w:instrText>
             </w:r>
             <w:r>
               <w:rPr>
@@ -1840,7 +1840,7 @@
               <w14:ligatures w14:val="standardContextual"/>
             </w:rPr>
           </w:pPr>
-          <w:hyperlink w:anchor="_Toc241782582" w:history="1">
+          <w:hyperlink w:anchor="_Toc241897431" w:history="1">
             <w:r>
               <w:rPr>
                 <w:rStyle w:val="Hyperlink"/>
@@ -1864,7 +1864,7 @@
               <w:rPr>
                 <w:noProof/>
               </w:rPr>
-              <w:instrText xml:space="preserve"> PAGEREF _Toc241782582 \h </w:instrText>
+              <w:instrText xml:space="preserve"> PAGEREF _Toc241897431 \h </w:instrText>
             </w:r>
             <w:r>
               <w:rPr>
@@ -1907,7 +1907,7 @@
               <w14:ligatures w14:val="standardContextual"/>
             </w:rPr>
           </w:pPr>
-          <w:hyperlink w:anchor="_Toc241782583" w:history="1">
+          <w:hyperlink w:anchor="_Toc241897432" w:history="1">
             <w:r>
               <w:rPr>
                 <w:rStyle w:val="Hyperlink"/>
@@ -1931,7 +1931,7 @@
               <w:rPr>
                 <w:noProof/>
               </w:rPr>
-              <w:instrText xml:space="preserve"> PAGEREF _Toc241782583 \h </w:instrText>
+              <w:instrText xml:space="preserve"> PAGEREF _Toc241897432 \h </w:instrText>
             </w:r>
             <w:r>
               <w:rPr>
@@ -1974,7 +1974,7 @@
               <w14:ligatures w14:val="standardContextual"/>
             </w:rPr>
           </w:pPr>
-          <w:hyperlink w:anchor="_Toc241782584" w:history="1">
+          <w:hyperlink w:anchor="_Toc241897433" w:history="1">
             <w:r>
               <w:rPr>
                 <w:rStyle w:val="Hyperlink"/>
@@ -1998,7 +1998,7 @@
               <w:rPr>
                 <w:noProof/>
               </w:rPr>
-              <w:instrText xml:space="preserve"> PAGEREF _Toc241782584 \h </w:instrText>
+              <w:instrText xml:space="preserve"> PAGEREF _Toc241897433 \h </w:instrText>
             </w:r>
             <w:r>
               <w:rPr>
@@ -2041,7 +2041,7 @@
               <w14:ligatures w14:val="standardContextual"/>
             </w:rPr>
           </w:pPr>
-          <w:hyperlink w:anchor="_Toc241782585" w:history="1">
+          <w:hyperlink w:anchor="_Toc241897434" w:history="1">
             <w:r>
               <w:rPr>
                 <w:rStyle w:val="Hyperlink"/>
@@ -2065,7 +2065,7 @@
               <w:rPr>
                 <w:noProof/>
               </w:rPr>
-              <w:instrText xml:space="preserve"> PAGEREF _Toc241782585 \h </w:instrText>
+              <w:instrText xml:space="preserve"> PAGEREF _Toc241897434 \h </w:instrText>
             </w:r>
             <w:r>
               <w:rPr>
@@ -2108,7 +2108,7 @@
               <w14:ligatures w14:val="standardContextual"/>
             </w:rPr>
           </w:pPr>
-          <w:hyperlink w:anchor="_Toc241782586" w:history="1">
+          <w:hyperlink w:anchor="_Toc241897435" w:history="1">
             <w:r>
               <w:rPr>
                 <w:rStyle w:val="Hyperlink"/>
@@ -2132,7 +2132,7 @@
               <w:rPr>
                 <w:noProof/>
               </w:rPr>
-              <w:instrText xml:space="preserve"> PAGEREF _Toc241782586 \h </w:instrText>
+              <w:instrText xml:space="preserve"> PAGEREF _Toc241897435 \h </w:instrText>
             </w:r>
             <w:r>
               <w:rPr>
@@ -2175,7 +2175,7 @@
               <w14:ligatures w14:val="standardContextual"/>
             </w:rPr>
           </w:pPr>
-          <w:hyperlink w:anchor="_Toc241782587" w:history="1">
+          <w:hyperlink w:anchor="_Toc241897436" w:history="1">
             <w:r>
               <w:rPr>
                 <w:rStyle w:val="Hyperlink"/>
@@ -2199,7 +2199,7 @@
               <w:rPr>
                 <w:noProof/>
               </w:rPr>
-              <w:instrText xml:space="preserve"> PAGEREF _Toc241782587 \h </w:instrText>
+              <w:instrText xml:space="preserve"> PAGEREF _Toc241897436 \h </w:instrText>
             </w:r>
             <w:r>
               <w:rPr>
@@ -2242,7 +2242,7 @@
               <w14:ligatures w14:val="standardContextual"/>
             </w:rPr>
           </w:pPr>
-          <w:hyperlink w:anchor="_Toc241782588" w:history="1">
+          <w:hyperlink w:anchor="_Toc241897437" w:history="1">
             <w:r>
               <w:rPr>
                 <w:rStyle w:val="Hyperlink"/>
@@ -2266,7 +2266,7 @@
               <w:rPr>
                 <w:noProof/>
               </w:rPr>
-              <w:instrText xml:space="preserve"> PAGEREF _Toc241782588 \h </w:instrText>
+              <w:instrText xml:space="preserve"> PAGEREF _Toc241897437 \h </w:instrText>
             </w:r>
             <w:r>
               <w:rPr>
@@ -2309,7 +2309,7 @@
               <w14:ligatures w14:val="standardContextual"/>
             </w:rPr>
           </w:pPr>
-          <w:hyperlink w:anchor="_Toc241782589" w:history="1">
+          <w:hyperlink w:anchor="_Toc241897438" w:history="1">
             <w:r>
               <w:rPr>
                 <w:rStyle w:val="Hyperlink"/>
@@ -2333,7 +2333,7 @@
               <w:rPr>
                 <w:noProof/>
               </w:rPr>
-              <w:instrText xml:space="preserve"> PAGEREF _Toc241782589 \h </w:instrText>
+              <w:instrText xml:space="preserve"> PAGEREF _Toc241897438 \h </w:instrText>
             </w:r>
             <w:r>
               <w:rPr>
@@ -2376,7 +2376,7 @@
               <w14:ligatures w14:val="standardContextual"/>
             </w:rPr>
           </w:pPr>
-          <w:hyperlink w:anchor="_Toc241782590" w:history="1">
+          <w:hyperlink w:anchor="_Toc241897439" w:history="1">
             <w:r>
               <w:rPr>
                 <w:rStyle w:val="Hyperlink"/>
@@ -2400,7 +2400,7 @@
               <w:rPr>
                 <w:noProof/>
               </w:rPr>
-              <w:instrText xml:space="preserve"> PAGEREF _Toc241782590 \h </w:instrText>
+              <w:instrText xml:space="preserve"> PAGEREF _Toc241897439 \h </w:instrText>
             </w:r>
             <w:r>
               <w:rPr>
@@ -2443,7 +2443,7 @@
               <w14:ligatures w14:val="standardContextual"/>
             </w:rPr>
           </w:pPr>
-          <w:hyperlink w:anchor="_Toc241782591" w:history="1">
+          <w:hyperlink w:anchor="_Toc241897440" w:history="1">
             <w:r>
               <w:rPr>
                 <w:rStyle w:val="Hyperlink"/>
@@ -2467,7 +2467,7 @@
               <w:rPr>
                 <w:noProof/>
               </w:rPr>
-              <w:instrText xml:space="preserve"> PAGEREF _Toc241782591 \h </w:instrText>
+              <w:instrText xml:space="preserve"> PAGEREF _Toc241897440 \h </w:instrText>
             </w:r>
             <w:r>
               <w:rPr>
@@ -2510,7 +2510,7 @@
               <w14:ligatures w14:val="standardContextual"/>
             </w:rPr>
           </w:pPr>
-          <w:hyperlink w:anchor="_Toc241782592" w:history="1">
+          <w:hyperlink w:anchor="_Toc241897441" w:history="1">
             <w:r>
               <w:rPr>
                 <w:rStyle w:val="Hyperlink"/>
@@ -2534,7 +2534,7 @@
               <w:rPr>
                 <w:noProof/>
               </w:rPr>
-              <w:instrText xml:space="preserve"> PAGEREF _Toc241782592 \h </w:instrText>
+              <w:instrText xml:space="preserve"> PAGEREF _Toc241897441 \h </w:instrText>
             </w:r>
             <w:r>
               <w:rPr>
@@ -2577,7 +2577,7 @@
               <w14:ligatures w14:val="standardContextual"/>
             </w:rPr>
           </w:pPr>
-          <w:hyperlink w:anchor="_Toc241782593" w:history="1">
+          <w:hyperlink w:anchor="_Toc241897442" w:history="1">
             <w:r>
               <w:rPr>
                 <w:rStyle w:val="Hyperlink"/>
@@ -2601,7 +2601,7 @@
               <w:rPr>
                 <w:noProof/>
               </w:rPr>
-              <w:instrText xml:space="preserve"> PAGEREF _Toc241782593 \h </w:instrText>
+              <w:instrText xml:space="preserve"> PAGEREF _Toc241897442 \h </w:instrText>
             </w:r>
             <w:r>
               <w:rPr>
@@ -2644,7 +2644,7 @@
               <w14:ligatures w14:val="standardContextual"/>
             </w:rPr>
           </w:pPr>
-          <w:hyperlink w:anchor="_Toc241782594" w:history="1">
+          <w:hyperlink w:anchor="_Toc241897443" w:history="1">
             <w:r>
               <w:rPr>
                 <w:rStyle w:val="Hyperlink"/>
@@ -2668,7 +2668,7 @@
               <w:rPr>
                 <w:noProof/>
               </w:rPr>
-              <w:instrText xml:space="preserve"> PAGEREF _Toc241782594 \h </w:instrText>
+              <w:instrText xml:space="preserve"> PAGEREF _Toc241897443 \h </w:instrText>
             </w:r>
             <w:r>
               <w:rPr>
@@ -2711,7 +2711,7 @@
               <w14:ligatures w14:val="standardContextual"/>
             </w:rPr>
           </w:pPr>
-          <w:hyperlink w:anchor="_Toc241782595" w:history="1">
+          <w:hyperlink w:anchor="_Toc241897444" w:history="1">
             <w:r>
               <w:rPr>
                 <w:rStyle w:val="Hyperlink"/>
@@ -2735,7 +2735,7 @@
               <w:rPr>
                 <w:noProof/>
               </w:rPr>
-              <w:instrText xml:space="preserve"> PAGEREF _Toc241782595 \h </w:instrText>
+              <w:instrText xml:space="preserve"> PAGEREF _Toc241897444 \h </w:instrText>
             </w:r>
             <w:r>
               <w:rPr>
@@ -2778,7 +2778,7 @@
               <w14:ligatures w14:val="standardContextual"/>
             </w:rPr>
           </w:pPr>
-          <w:hyperlink w:anchor="_Toc241782596" w:history="1">
+          <w:hyperlink w:anchor="_Toc241897445" w:history="1">
             <w:r>
               <w:rPr>
                 <w:rStyle w:val="Hyperlink"/>
@@ -2802,7 +2802,7 @@
               <w:rPr>
                 <w:noProof/>
               </w:rPr>
-              <w:instrText xml:space="preserve"> PAGEREF _Toc241782596 \h </w:instrText>
+              <w:instrText xml:space="preserve"> PAGEREF _Toc241897445 \h </w:instrText>
             </w:r>
             <w:r>
               <w:rPr>
@@ -2819,7 +2819,7 @@
               <w:rPr>
                 <w:noProof/>
               </w:rPr>
-              <w:t>23</w:t>
+              <w:t>24</w:t>
             </w:r>
             <w:r>
               <w:rPr>
@@ -2845,7 +2845,7 @@
               <w14:ligatures w14:val="standardContextual"/>
             </w:rPr>
           </w:pPr>
-          <w:hyperlink w:anchor="_Toc241782597" w:history="1">
+          <w:hyperlink w:anchor="_Toc241897446" w:history="1">
             <w:r>
               <w:rPr>
                 <w:rStyle w:val="Hyperlink"/>
@@ -2869,7 +2869,7 @@
               <w:rPr>
                 <w:noProof/>
               </w:rPr>
-              <w:instrText xml:space="preserve"> PAGEREF _Toc241782597 \h </w:instrText>
+              <w:instrText xml:space="preserve"> PAGEREF _Toc241897446 \h </w:instrText>
             </w:r>
             <w:r>
               <w:rPr>
@@ -2912,7 +2912,7 @@
               <w14:ligatures w14:val="standardContextual"/>
             </w:rPr>
           </w:pPr>
-          <w:hyperlink w:anchor="_Toc241782598" w:history="1">
+          <w:hyperlink w:anchor="_Toc241897447" w:history="1">
             <w:r>
               <w:rPr>
                 <w:rStyle w:val="Hyperlink"/>
@@ -2936,7 +2936,7 @@
               <w:rPr>
                 <w:noProof/>
               </w:rPr>
-              <w:instrText xml:space="preserve"> PAGEREF _Toc241782598 \h </w:instrText>
+              <w:instrText xml:space="preserve"> PAGEREF _Toc241897447 \h </w:instrText>
             </w:r>
             <w:r>
               <w:rPr>
@@ -2979,7 +2979,7 @@
               <w14:ligatures w14:val="standardContextual"/>
             </w:rPr>
           </w:pPr>
-          <w:hyperlink w:anchor="_Toc241782599" w:history="1">
+          <w:hyperlink w:anchor="_Toc241897448" w:history="1">
             <w:r>
               <w:rPr>
                 <w:rStyle w:val="Hyperlink"/>
@@ -3003,7 +3003,7 @@
               <w:rPr>
                 <w:noProof/>
               </w:rPr>
-              <w:instrText xml:space="preserve"> PAGEREF _Toc241782599 \h </w:instrText>
+              <w:instrText xml:space="preserve"> PAGEREF _Toc241897448 \h </w:instrText>
             </w:r>
             <w:r>
               <w:rPr>
@@ -3020,7 +3020,7 @@
               <w:rPr>
                 <w:noProof/>
               </w:rPr>
-              <w:t>24</w:t>
+              <w:t>25</w:t>
             </w:r>
             <w:r>
               <w:rPr>
@@ -3046,7 +3046,7 @@
               <w14:ligatures w14:val="standardContextual"/>
             </w:rPr>
           </w:pPr>
-          <w:hyperlink w:anchor="_Toc241782600" w:history="1">
+          <w:hyperlink w:anchor="_Toc241897449" w:history="1">
             <w:r>
               <w:rPr>
                 <w:rStyle w:val="Hyperlink"/>
@@ -3070,7 +3070,7 @@
               <w:rPr>
                 <w:noProof/>
               </w:rPr>
-              <w:instrText xml:space="preserve"> PAGEREF _Toc241782600 \h </w:instrText>
+              <w:instrText xml:space="preserve"> PAGEREF _Toc241897449 \h </w:instrText>
             </w:r>
             <w:r>
               <w:rPr>
@@ -3113,7 +3113,7 @@
               <w14:ligatures w14:val="standardContextual"/>
             </w:rPr>
           </w:pPr>
-          <w:hyperlink w:anchor="_Toc241782601" w:history="1">
+          <w:hyperlink w:anchor="_Toc241897450" w:history="1">
             <w:r>
               <w:rPr>
                 <w:rStyle w:val="Hyperlink"/>
@@ -3137,7 +3137,7 @@
               <w:rPr>
                 <w:noProof/>
               </w:rPr>
-              <w:instrText xml:space="preserve"> PAGEREF _Toc241782601 \h </w:instrText>
+              <w:instrText xml:space="preserve"> PAGEREF _Toc241897450 \h </w:instrText>
             </w:r>
             <w:r>
               <w:rPr>
@@ -3180,7 +3180,7 @@
               <w14:ligatures w14:val="standardContextual"/>
             </w:rPr>
           </w:pPr>
-          <w:hyperlink w:anchor="_Toc241782602" w:history="1">
+          <w:hyperlink w:anchor="_Toc241897451" w:history="1">
             <w:r>
               <w:rPr>
                 <w:rStyle w:val="Hyperlink"/>
@@ -3204,7 +3204,7 @@
               <w:rPr>
                 <w:noProof/>
               </w:rPr>
-              <w:instrText xml:space="preserve"> PAGEREF _Toc241782602 \h </w:instrText>
+              <w:instrText xml:space="preserve"> PAGEREF _Toc241897451 \h </w:instrText>
             </w:r>
             <w:r>
               <w:rPr>
@@ -3247,7 +3247,7 @@
               <w14:ligatures w14:val="standardContextual"/>
             </w:rPr>
           </w:pPr>
-          <w:hyperlink w:anchor="_Toc241782603" w:history="1">
+          <w:hyperlink w:anchor="_Toc241897452" w:history="1">
             <w:r>
               <w:rPr>
                 <w:rStyle w:val="Hyperlink"/>
@@ -3271,7 +3271,7 @@
               <w:rPr>
                 <w:noProof/>
               </w:rPr>
-              <w:instrText xml:space="preserve"> PAGEREF _Toc241782603 \h </w:instrText>
+              <w:instrText xml:space="preserve"> PAGEREF _Toc241897452 \h </w:instrText>
             </w:r>
             <w:r>
               <w:rPr>
@@ -3288,7 +3288,7 @@
               <w:rPr>
                 <w:noProof/>
               </w:rPr>
-              <w:t>25</w:t>
+              <w:t>26</w:t>
             </w:r>
             <w:r>
               <w:rPr>
@@ -3314,7 +3314,7 @@
               <w14:ligatures w14:val="standardContextual"/>
             </w:rPr>
           </w:pPr>
-          <w:hyperlink w:anchor="_Toc241782604" w:history="1">
+          <w:hyperlink w:anchor="_Toc241897453" w:history="1">
             <w:r>
               <w:rPr>
                 <w:rStyle w:val="Hyperlink"/>
@@ -3338,7 +3338,7 @@
               <w:rPr>
                 <w:noProof/>
               </w:rPr>
-              <w:instrText xml:space="preserve"> PAGEREF _Toc241782604 \h </w:instrText>
+              <w:instrText xml:space="preserve"> PAGEREF _Toc241897453 \h </w:instrText>
             </w:r>
             <w:r>
               <w:rPr>
@@ -3381,7 +3381,7 @@
               <w14:ligatures w14:val="standardContextual"/>
             </w:rPr>
           </w:pPr>
-          <w:hyperlink w:anchor="_Toc241782605" w:history="1">
+          <w:hyperlink w:anchor="_Toc241897454" w:history="1">
             <w:r>
               <w:rPr>
                 <w:rStyle w:val="Hyperlink"/>
@@ -3405,7 +3405,7 @@
               <w:rPr>
                 <w:noProof/>
               </w:rPr>
-              <w:instrText xml:space="preserve"> PAGEREF _Toc241782605 \h </w:instrText>
+              <w:instrText xml:space="preserve"> PAGEREF _Toc241897454 \h </w:instrText>
             </w:r>
             <w:r>
               <w:rPr>
@@ -3422,7 +3422,7 @@
               <w:rPr>
                 <w:noProof/>
               </w:rPr>
-              <w:t>26</w:t>
+              <w:t>27</w:t>
             </w:r>
             <w:r>
               <w:rPr>
@@ -3444,7 +3444,7 @@
         <w:pStyle w:val="Heading1"/>
         <w:pageBreakBefore/>
       </w:pPr>
-      <w:bookmarkStart w:id="0" w:name="_Toc241782563"/>
+      <w:bookmarkStart w:id="0" w:name="_Toc241897412"/>
       <w:r>
         <w:lastRenderedPageBreak/>
         <w:t>1. Your role at a glance</w:t>
@@ -3552,7 +3552,7 @@
           <w:left w:w="10" w:type="dxa"/>
           <w:right w:w="10" w:type="dxa"/>
         </w:tblCellMar>
-        <w:tblLook w:val="0000" w:firstRow="0" w:lastRow="0" w:firstColumn="0" w:lastColumn="0" w:noHBand="0" w:noVBand="0"/>
+        <w:tblLook w:val="04A0" w:firstRow="1" w:lastRow="0" w:firstColumn="1" w:lastColumn="0" w:noHBand="0" w:noVBand="1"/>
       </w:tblPr>
       <w:tblGrid>
         <w:gridCol w:w="9412"/>
@@ -3612,7 +3612,7 @@
         <w:pStyle w:val="Heading1"/>
         <w:pageBreakBefore/>
       </w:pPr>
-      <w:bookmarkStart w:id="1" w:name="_Toc241782564"/>
+      <w:bookmarkStart w:id="1" w:name="_Toc241897413"/>
       <w:r>
         <w:lastRenderedPageBreak/>
         <w:t>2. Signing in and your screens</w:t>
@@ -3623,7 +3623,7 @@
       <w:pPr>
         <w:pStyle w:val="Heading2"/>
       </w:pPr>
-      <w:bookmarkStart w:id="2" w:name="_Toc241782565"/>
+      <w:bookmarkStart w:id="2" w:name="_Toc241897414"/>
       <w:r>
         <w:t>Signing in</w:t>
       </w:r>
@@ -3706,7 +3706,7 @@
           <w:noProof/>
         </w:rPr>
         <w:drawing>
-          <wp:inline distT="0" distB="0" distL="0" distR="0" wp14:anchorId="35C614E2" wp14:editId="0B1BF01B">
+          <wp:inline distT="0" distB="0" distL="0" distR="0" wp14:anchorId="3EA56C37" wp14:editId="6B3556F7">
             <wp:extent cx="5334000" cy="2333625"/>
             <wp:effectExtent l="0" t="0" r="0" b="0"/>
             <wp:docPr id="1" name="adm_login.jpg" descr="The sign-in screen for all internal staff." title="The sign-in screen for all internal staff."/>
@@ -3814,7 +3814,7 @@
           <w:left w:w="10" w:type="dxa"/>
           <w:right w:w="10" w:type="dxa"/>
         </w:tblCellMar>
-        <w:tblLook w:val="0000" w:firstRow="0" w:lastRow="0" w:firstColumn="0" w:lastColumn="0" w:noHBand="0" w:noVBand="0"/>
+        <w:tblLook w:val="04A0" w:firstRow="1" w:lastRow="0" w:firstColumn="1" w:lastColumn="0" w:noHBand="0" w:noVBand="1"/>
       </w:tblPr>
       <w:tblGrid>
         <w:gridCol w:w="9412"/>
@@ -3873,7 +3873,7 @@
       <w:pPr>
         <w:pStyle w:val="Heading2"/>
       </w:pPr>
-      <w:bookmarkStart w:id="3" w:name="_Toc241782566"/>
+      <w:bookmarkStart w:id="3" w:name="_Toc241897415"/>
       <w:r>
         <w:t>Finding your way around</w:t>
       </w:r>
@@ -4058,7 +4058,7 @@
         </w:rPr>
         <w:lastRenderedPageBreak/>
         <w:drawing>
-          <wp:inline distT="0" distB="0" distL="0" distR="0" wp14:anchorId="49D6F2A8" wp14:editId="5627EF5F">
+          <wp:inline distT="0" distB="0" distL="0" distR="0" wp14:anchorId="78562B87" wp14:editId="1CD0C62B">
             <wp:extent cx="5715000" cy="1876425"/>
             <wp:effectExtent l="0" t="0" r="0" b="0"/>
             <wp:docPr id="2" name="adm_not_your_role.jpg" descr="Opening a screen outside your role (for example from an old bookmark) shows this card instead of the screen." title="Opening a screen outside your role (for example from an old bookmark) shows this card instead of the screen."/>
@@ -4127,7 +4127,7 @@
       <w:pPr>
         <w:pStyle w:val="Heading2"/>
       </w:pPr>
-      <w:bookmarkStart w:id="4" w:name="_Toc241782567"/>
+      <w:bookmarkStart w:id="4" w:name="_Toc241897416"/>
       <w:r>
         <w:t>Your screens</w:t>
       </w:r>
@@ -4148,7 +4148,7 @@
           <w:left w:w="10" w:type="dxa"/>
           <w:right w:w="10" w:type="dxa"/>
         </w:tblCellMar>
-        <w:tblLook w:val="0000" w:firstRow="0" w:lastRow="0" w:firstColumn="0" w:lastColumn="0" w:noHBand="0" w:noVBand="0"/>
+        <w:tblLook w:val="04A0" w:firstRow="1" w:lastRow="0" w:firstColumn="1" w:lastColumn="0" w:noHBand="0" w:noVBand="1"/>
       </w:tblPr>
       <w:tblGrid>
         <w:gridCol w:w="2824"/>
@@ -4634,7 +4634,7 @@
       <w:pPr>
         <w:pStyle w:val="Heading2"/>
       </w:pPr>
-      <w:bookmarkStart w:id="5" w:name="_Toc241782568"/>
+      <w:bookmarkStart w:id="5" w:name="_Toc241897417"/>
       <w:r>
         <w:t>Changing your password</w:t>
       </w:r>
@@ -4717,7 +4717,7 @@
           <w:noProof/>
         </w:rPr>
         <w:drawing>
-          <wp:inline distT="0" distB="0" distL="0" distR="0" wp14:anchorId="5516EF45" wp14:editId="6BE60926">
+          <wp:inline distT="0" distB="0" distL="0" distR="0" wp14:anchorId="104F174C" wp14:editId="453D7083">
             <wp:extent cx="5334000" cy="2171700"/>
             <wp:effectExtent l="0" t="0" r="0" b="0"/>
             <wp:docPr id="3" name="adm_account.jpg" descr="Change Password screen." title="Change Password screen."/>
@@ -4805,7 +4805,7 @@
         <w:pStyle w:val="Heading1"/>
         <w:pageBreakBefore/>
       </w:pPr>
-      <w:bookmarkStart w:id="6" w:name="_Toc241782569"/>
+      <w:bookmarkStart w:id="6" w:name="_Toc241897418"/>
       <w:r>
         <w:lastRenderedPageBreak/>
         <w:t>3. Your routine</w:t>
@@ -4835,7 +4835,7 @@
           <w:left w:w="10" w:type="dxa"/>
           <w:right w:w="10" w:type="dxa"/>
         </w:tblCellMar>
-        <w:tblLook w:val="0000" w:firstRow="0" w:lastRow="0" w:firstColumn="0" w:lastColumn="0" w:noHBand="0" w:noVBand="0"/>
+        <w:tblLook w:val="04A0" w:firstRow="1" w:lastRow="0" w:firstColumn="1" w:lastColumn="0" w:noHBand="0" w:noVBand="1"/>
       </w:tblPr>
       <w:tblGrid>
         <w:gridCol w:w="2071"/>
@@ -5090,7 +5090,7 @@
         <w:pStyle w:val="Heading1"/>
         <w:pageBreakBefore/>
       </w:pPr>
-      <w:bookmarkStart w:id="7" w:name="_Toc241782570"/>
+      <w:bookmarkStart w:id="7" w:name="_Toc241897419"/>
       <w:r>
         <w:lastRenderedPageBreak/>
         <w:t>4. Step-by-step tasks</w:t>
@@ -5101,7 +5101,7 @@
       <w:pPr>
         <w:pStyle w:val="Heading2"/>
       </w:pPr>
-      <w:bookmarkStart w:id="8" w:name="_Toc241782571"/>
+      <w:bookmarkStart w:id="8" w:name="_Toc241897420"/>
       <w:r>
         <w:t>4.1 Reading the dashboards</w:t>
       </w:r>
@@ -5126,7 +5126,7 @@
           <w:noProof/>
         </w:rPr>
         <w:drawing>
-          <wp:inline distT="0" distB="0" distL="0" distR="0" wp14:anchorId="72F9E3E6" wp14:editId="77A8DA60">
+          <wp:inline distT="0" distB="0" distL="0" distR="0" wp14:anchorId="61122A61" wp14:editId="10F0AE72">
             <wp:extent cx="5715000" cy="3571875"/>
             <wp:effectExtent l="0" t="0" r="0" b="0"/>
             <wp:docPr id="4" name="adm_exec_dashboard.jpg" descr="Executive Dashboard: completions against the 400 / 60 / 50–75 targets, days to data lock, spend, and the lowest-filled strata." title="Executive Dashboard: completions against the 400 / 60 / 50–75 targets, days to data lock, spend, and the lowest-filled strata."/>
@@ -5206,7 +5206,7 @@
           <w:left w:w="10" w:type="dxa"/>
           <w:right w:w="10" w:type="dxa"/>
         </w:tblCellMar>
-        <w:tblLook w:val="0000" w:firstRow="0" w:lastRow="0" w:firstColumn="0" w:lastColumn="0" w:noHBand="0" w:noVBand="0"/>
+        <w:tblLook w:val="04A0" w:firstRow="1" w:lastRow="0" w:firstColumn="1" w:lastColumn="0" w:noHBand="0" w:noVBand="1"/>
       </w:tblPr>
       <w:tblGrid>
         <w:gridCol w:w="1694"/>
@@ -5732,7 +5732,7 @@
           <w:left w:w="10" w:type="dxa"/>
           <w:right w:w="10" w:type="dxa"/>
         </w:tblCellMar>
-        <w:tblLook w:val="0000" w:firstRow="0" w:lastRow="0" w:firstColumn="0" w:lastColumn="0" w:noHBand="0" w:noVBand="0"/>
+        <w:tblLook w:val="04A0" w:firstRow="1" w:lastRow="0" w:firstColumn="1" w:lastColumn="0" w:noHBand="0" w:noVBand="1"/>
       </w:tblPr>
       <w:tblGrid>
         <w:gridCol w:w="9412"/>
@@ -5791,7 +5791,7 @@
       <w:pPr>
         <w:pStyle w:val="Heading2"/>
       </w:pPr>
-      <w:bookmarkStart w:id="9" w:name="_Toc241782572"/>
+      <w:bookmarkStart w:id="9" w:name="_Toc241897421"/>
       <w:r>
         <w:lastRenderedPageBreak/>
         <w:t>4.2 Using Reports (analytics and charts)</w:t>
@@ -5832,7 +5832,7 @@
           <w:noProof/>
         </w:rPr>
         <w:drawing>
-          <wp:inline distT="0" distB="0" distL="0" distR="0" wp14:anchorId="23CE7D67" wp14:editId="43AD9AE1">
+          <wp:inline distT="0" distB="0" distL="0" distR="0" wp14:anchorId="7C6111C5" wp14:editId="32F3A1E9">
             <wp:extent cx="5334000" cy="3333750"/>
             <wp:effectExtent l="0" t="0" r="0" b="0"/>
             <wp:docPr id="5" name="adm_reports_top.jpg" descr="Reports: headline figures for the chosen period." title="Reports: headline figures for the chosen period."/>
@@ -5974,7 +5974,7 @@
           <w:noProof/>
         </w:rPr>
         <w:drawing>
-          <wp:inline distT="0" distB="0" distL="0" distR="0" wp14:anchorId="761B87FF" wp14:editId="193D2ECF">
+          <wp:inline distT="0" distB="0" distL="0" distR="0" wp14:anchorId="47973E7C" wp14:editId="104508E5">
             <wp:extent cx="5334000" cy="3409950"/>
             <wp:effectExtent l="0" t="0" r="0" b="0"/>
             <wp:docPr id="6" name="adm_reports_funnel.jpg" descr="Case funnel: each case counted once at every stage it has reached." title="Case funnel: each case counted once at every stage it has reached."/>
@@ -6074,7 +6074,7 @@
           <w:noProof/>
         </w:rPr>
         <w:drawing>
-          <wp:inline distT="0" distB="0" distL="0" distR="0" wp14:anchorId="5B3987B3" wp14:editId="4917C953">
+          <wp:inline distT="0" distB="0" distL="0" distR="0" wp14:anchorId="4372F79B" wp14:editId="2C91DAEA">
             <wp:extent cx="5334000" cy="3248025"/>
             <wp:effectExtent l="0" t="0" r="0" b="0"/>
             <wp:docPr id="7" name="adm_reports_funnel_table.jpg" descr="The same chart as a table." title="The same chart as a table."/>
@@ -6173,7 +6173,7 @@
           <w:noProof/>
         </w:rPr>
         <w:drawing>
-          <wp:inline distT="0" distB="0" distL="0" distR="0" wp14:anchorId="30935330" wp14:editId="1EEB30B5">
+          <wp:inline distT="0" distB="0" distL="0" distR="0" wp14:anchorId="7288022B" wp14:editId="66C8308B">
             <wp:extent cx="5334000" cy="2628900"/>
             <wp:effectExtent l="0" t="0" r="0" b="0"/>
             <wp:docPr id="8" name="adm_reports_coverage.jpg" descr="Coverage by group." title="Coverage by group."/>
@@ -6273,7 +6273,7 @@
         </w:rPr>
         <w:lastRenderedPageBreak/>
         <w:drawing>
-          <wp:inline distT="0" distB="0" distL="0" distR="0" wp14:anchorId="3FB8422E" wp14:editId="1ACFC1EB">
+          <wp:inline distT="0" distB="0" distL="0" distR="0" wp14:anchorId="28FB2754" wp14:editId="46208B65">
             <wp:extent cx="5334000" cy="2600325"/>
             <wp:effectExtent l="0" t="0" r="0" b="0"/>
             <wp:docPr id="9" name="adm_reports_modes.jpg" descr="Administration modes." title="Administration modes."/>
@@ -6382,7 +6382,7 @@
           <w:noProof/>
         </w:rPr>
         <w:drawing>
-          <wp:inline distT="0" distB="0" distL="0" distR="0" wp14:anchorId="2F4F1ABB" wp14:editId="08C140EB">
+          <wp:inline distT="0" distB="0" distL="0" distR="0" wp14:anchorId="69907F46" wp14:editId="676F9B9C">
             <wp:extent cx="5334000" cy="2905125"/>
             <wp:effectExtent l="0" t="0" r="0" b="0"/>
             <wp:docPr id="10" name="adm_reports_duration.jpg" descr="Completion-time distribution." title="Completion-time distribution."/>
@@ -6464,7 +6464,7 @@
       <w:pPr>
         <w:pStyle w:val="Heading2"/>
       </w:pPr>
-      <w:bookmarkStart w:id="10" w:name="_Toc241782573"/>
+      <w:bookmarkStart w:id="10" w:name="_Toc241897422"/>
       <w:r>
         <w:t>4.3 Reviewing a case read-only</w:t>
       </w:r>
@@ -6528,7 +6528,7 @@
         </w:rPr>
         <w:lastRenderedPageBreak/>
         <w:drawing>
-          <wp:inline distT="0" distB="0" distL="0" distR="0" wp14:anchorId="78E427B2" wp14:editId="63D3DDEF">
+          <wp:inline distT="0" distB="0" distL="0" distR="0" wp14:anchorId="3FB1A130" wp14:editId="1C818F66">
             <wp:extent cx="5334000" cy="3333750"/>
             <wp:effectExtent l="0" t="0" r="0" b="0"/>
             <wp:docPr id="11" name="sup_case.jpg" descr="A case page in read-only view." title="A case page in read-only view."/>
@@ -6595,14 +6595,67 @@
     </w:p>
     <w:p>
       <w:pPr>
-        <w:spacing w:after="80"/>
-      </w:pPr>
+        <w:pStyle w:val="ListParagraph"/>
+        <w:numPr>
+          <w:ilvl w:val="0"/>
+          <w:numId w:val="6"/>
+        </w:numPr>
+        <w:spacing w:after="80" w:line="276" w:lineRule="auto"/>
+      </w:pPr>
+      <w:r>
+        <w:rPr>
+          <w:b/>
+          <w:bCs/>
+        </w:rPr>
+        <w:t>Find contact details with AI</w:t>
+      </w:r>
+      <w:r>
+        <w:t xml:space="preserve"> on the case page shows what the AI found for the organisation, with the page and passage for each finding, and which findings the team accepted or rejected.</w:t>
+      </w:r>
     </w:p>
     <w:p>
       <w:pPr>
+        <w:pStyle w:val="ListParagraph"/>
+        <w:numPr>
+          <w:ilvl w:val="0"/>
+          <w:numId w:val="6"/>
+        </w:numPr>
+        <w:spacing w:after="80" w:line="276" w:lineRule="auto"/>
+      </w:pPr>
+      <w:r>
+        <w:t xml:space="preserve">On the register, </w:t>
+      </w:r>
+      <w:r>
+        <w:rPr>
+          <w:b/>
+          <w:bCs/>
+        </w:rPr>
+        <w:t>WhatsApp invitations</w:t>
+      </w:r>
+      <w:r>
+        <w:t xml:space="preserve"> lists the verified cases waiting for a WhatsApp invitation. You see the list, not the </w:t>
+      </w:r>
+      <w:r>
+        <w:rPr>
+          <w:b/>
+          <w:bCs/>
+        </w:rPr>
+        <w:t>Prepare</w:t>
+      </w:r>
+      <w:r>
+        <w:t xml:space="preserve"> button.</w:t>
+      </w:r>
+    </w:p>
+    <w:p>
+      <w:pPr>
+        <w:spacing w:after="80"/>
+      </w:pPr>
+    </w:p>
+    <w:p>
+      <w:pPr>
         <w:pStyle w:val="Heading2"/>
       </w:pPr>
-      <w:bookmarkStart w:id="11" w:name="_Toc241782574"/>
+      <w:bookmarkStart w:id="11" w:name="_Toc241897423"/>
       <w:r>
         <w:t>4.4 Reviewing QA</w:t>
       </w:r>
@@ -6619,7 +6672,7 @@
           <w:noProof/>
         </w:rPr>
         <w:drawing>
-          <wp:inline distT="0" distB="0" distL="0" distR="0" wp14:anchorId="51F606D8" wp14:editId="66717152">
+          <wp:inline distT="0" distB="0" distL="0" distR="0" wp14:anchorId="3166F12E" wp14:editId="553F433B">
             <wp:extent cx="5715000" cy="2505075"/>
             <wp:effectExtent l="0" t="0" r="0" b="0"/>
             <wp:docPr id="12" name="sup_qa_queue.jpg" descr="QA Queue in read-only view." title="QA Queue in read-only view."/>
@@ -6696,7 +6749,7 @@
       <w:pPr>
         <w:pStyle w:val="Heading2"/>
       </w:pPr>
-      <w:bookmarkStart w:id="12" w:name="_Toc241782575"/>
+      <w:bookmarkStart w:id="12" w:name="_Toc241897424"/>
       <w:r>
         <w:t>4.5 Downloading or emailing completed forms (Form PDFs)</w:t>
       </w:r>
@@ -6747,7 +6800,7 @@
         </w:rPr>
         <w:lastRenderedPageBreak/>
         <w:drawing>
-          <wp:inline distT="0" distB="0" distL="0" distR="0" wp14:anchorId="2915435D" wp14:editId="2FC601D4">
+          <wp:inline distT="0" distB="0" distL="0" distR="0" wp14:anchorId="7703203F" wp14:editId="4DF90DB7">
             <wp:extent cx="5334000" cy="3333750"/>
             <wp:effectExtent l="0" t="0" r="0" b="0"/>
             <wp:docPr id="13" name="adm_form_pdfs.jpg" descr="Completed form PDFs." title="Completed form PDFs."/>
@@ -6881,7 +6934,7 @@
           <w:left w:w="10" w:type="dxa"/>
           <w:right w:w="10" w:type="dxa"/>
         </w:tblCellMar>
-        <w:tblLook w:val="0000" w:firstRow="0" w:lastRow="0" w:firstColumn="0" w:lastColumn="0" w:noHBand="0" w:noVBand="0"/>
+        <w:tblLook w:val="04A0" w:firstRow="1" w:lastRow="0" w:firstColumn="1" w:lastColumn="0" w:noHBand="0" w:noVBand="1"/>
       </w:tblPr>
       <w:tblGrid>
         <w:gridCol w:w="9412"/>
@@ -6941,7 +6994,7 @@
         <w:pStyle w:val="Heading1"/>
         <w:pageBreakBefore/>
       </w:pPr>
-      <w:bookmarkStart w:id="13" w:name="_Toc241782576"/>
+      <w:bookmarkStart w:id="13" w:name="_Toc241897425"/>
       <w:r>
         <w:lastRenderedPageBreak/>
         <w:t>5. Rules you must follow</w:t>
@@ -7079,7 +7132,7 @@
         <w:pStyle w:val="Heading1"/>
         <w:pageBreakBefore/>
       </w:pPr>
-      <w:bookmarkStart w:id="14" w:name="_Toc241782577"/>
+      <w:bookmarkStart w:id="14" w:name="_Toc241897426"/>
       <w:r>
         <w:lastRenderedPageBreak/>
         <w:t>6. Troubleshooting</w:t>
@@ -7101,7 +7154,7 @@
           <w:left w:w="10" w:type="dxa"/>
           <w:right w:w="10" w:type="dxa"/>
         </w:tblCellMar>
-        <w:tblLook w:val="0000" w:firstRow="0" w:lastRow="0" w:firstColumn="0" w:lastColumn="0" w:noHBand="0" w:noVBand="0"/>
+        <w:tblLook w:val="04A0" w:firstRow="1" w:lastRow="0" w:firstColumn="1" w:lastColumn="0" w:noHBand="0" w:noVBand="1"/>
       </w:tblPr>
       <w:tblGrid>
         <w:gridCol w:w="2635"/>
@@ -7764,14 +7817,7 @@
                 <w:sz w:val="19"/>
                 <w:szCs w:val="19"/>
               </w:rPr>
-              <w:t>Select Sync now</w:t>
-            </w:r>
-            <w:r>
-              <w:rPr>
-                <w:sz w:val="19"/>
-                <w:szCs w:val="19"/>
-              </w:rPr>
-              <w:t>. If it still differs, or says it couldn't reach KoboToolbox, try again in a few minutes and tell the PI if it persists.</w:t>
+              <w:t>Select Sync now. If it still differs, or says it couldn't reach KoboToolbox, try again in a few minutes and tell the PI if it persists.</w:t>
             </w:r>
           </w:p>
         </w:tc>
@@ -7969,6 +8015,354 @@
                 <w:sz w:val="19"/>
                 <w:szCs w:val="19"/>
               </w:rPr>
+              <w:t>Email invitations says email isn't set up</w:t>
+            </w:r>
+          </w:p>
+        </w:tc>
+        <w:tc>
+          <w:tcPr>
+            <w:tcW w:w="3200" w:type="dxa"/>
+            <w:shd w:val="clear" w:color="auto" w:fill="F8FAFB"/>
+            <w:tcMar>
+              <w:top w:w="70" w:type="dxa"/>
+              <w:left w:w="110" w:type="dxa"/>
+              <w:bottom w:w="70" w:type="dxa"/>
+              <w:right w:w="110" w:type="dxa"/>
+            </w:tcMar>
+          </w:tcPr>
+          <w:p>
+            <w:pPr>
+              <w:spacing w:after="40"/>
+            </w:pPr>
+            <w:r>
+              <w:rPr>
+                <w:sz w:val="19"/>
+                <w:szCs w:val="19"/>
+              </w:rPr>
+              <w:t>Outgoing email has not been configured on the server.</w:t>
+            </w:r>
+          </w:p>
+        </w:tc>
+        <w:tc>
+          <w:tcPr>
+            <w:tcW w:w="3577" w:type="dxa"/>
+            <w:shd w:val="clear" w:color="auto" w:fill="F8FAFB"/>
+            <w:tcMar>
+              <w:top w:w="70" w:type="dxa"/>
+              <w:left w:w="110" w:type="dxa"/>
+              <w:bottom w:w="70" w:type="dxa"/>
+              <w:right w:w="110" w:type="dxa"/>
+            </w:tcMar>
+          </w:tcPr>
+          <w:p>
+            <w:pPr>
+              <w:spacing w:after="40"/>
+            </w:pPr>
+            <w:r>
+              <w:rPr>
+                <w:sz w:val="19"/>
+                <w:szCs w:val="19"/>
+              </w:rPr>
+              <w:t xml:space="preserve">Ask the administrator to run </w:t>
+            </w:r>
+            <w:r>
+              <w:rPr>
+                <w:rFonts w:ascii="Consolas" w:eastAsia="Consolas" w:hAnsi="Consolas" w:cs="Consolas"/>
+                <w:sz w:val="19"/>
+                <w:szCs w:val="19"/>
+              </w:rPr>
+              <w:t>configure-email.sh</w:t>
+            </w:r>
+            <w:r>
+              <w:rPr>
+                <w:sz w:val="19"/>
+                <w:szCs w:val="19"/>
+              </w:rPr>
+              <w:t>. Until then, send invitations by WhatsApp.</w:t>
+            </w:r>
+          </w:p>
+        </w:tc>
+      </w:tr>
+      <w:tr>
+        <w:tblPrEx>
+          <w:tblCellMar>
+            <w:top w:w="0" w:type="dxa"/>
+            <w:bottom w:w="0" w:type="dxa"/>
+          </w:tblCellMar>
+        </w:tblPrEx>
+        <w:trPr>
+          <w:cantSplit/>
+        </w:trPr>
+        <w:tc>
+          <w:tcPr>
+            <w:tcW w:w="2635" w:type="dxa"/>
+            <w:tcMar>
+              <w:top w:w="70" w:type="dxa"/>
+              <w:left w:w="110" w:type="dxa"/>
+              <w:bottom w:w="70" w:type="dxa"/>
+              <w:right w:w="110" w:type="dxa"/>
+            </w:tcMar>
+          </w:tcPr>
+          <w:p>
+            <w:pPr>
+              <w:spacing w:after="40"/>
+            </w:pPr>
+            <w:r>
+              <w:rPr>
+                <w:sz w:val="19"/>
+                <w:szCs w:val="19"/>
+              </w:rPr>
+              <w:t>A WhatsApp invitation was prepared but never sent</w:t>
+            </w:r>
+          </w:p>
+        </w:tc>
+        <w:tc>
+          <w:tcPr>
+            <w:tcW w:w="3200" w:type="dxa"/>
+            <w:tcMar>
+              <w:top w:w="70" w:type="dxa"/>
+              <w:left w:w="110" w:type="dxa"/>
+              <w:bottom w:w="70" w:type="dxa"/>
+              <w:right w:w="110" w:type="dxa"/>
+            </w:tcMar>
+          </w:tcPr>
+          <w:p>
+            <w:pPr>
+              <w:spacing w:after="40"/>
+            </w:pPr>
+            <w:r>
+              <w:rPr>
+                <w:sz w:val="19"/>
+                <w:szCs w:val="19"/>
+              </w:rPr>
+              <w:t>Prepare</w:t>
+            </w:r>
+            <w:r>
+              <w:rPr>
+                <w:sz w:val="19"/>
+                <w:szCs w:val="19"/>
+              </w:rPr>
+              <w:t xml:space="preserve"> counts it as sent and moves the case to S05.</w:t>
+            </w:r>
+          </w:p>
+        </w:tc>
+        <w:tc>
+          <w:tcPr>
+            <w:tcW w:w="3577" w:type="dxa"/>
+            <w:tcMar>
+              <w:top w:w="70" w:type="dxa"/>
+              <w:left w:w="110" w:type="dxa"/>
+              <w:bottom w:w="70" w:type="dxa"/>
+              <w:right w:w="110" w:type="dxa"/>
+            </w:tcMar>
+          </w:tcPr>
+          <w:p>
+            <w:pPr>
+              <w:spacing w:after="40"/>
+            </w:pPr>
+            <w:r>
+              <w:rPr>
+                <w:sz w:val="19"/>
+                <w:szCs w:val="19"/>
+              </w:rPr>
+              <w:t>Open the case and Revoke that invitation; send a new one from the case's Invitations panel when you can reach the person.</w:t>
+            </w:r>
+          </w:p>
+        </w:tc>
+      </w:tr>
+      <w:tr>
+        <w:tblPrEx>
+          <w:tblCellMar>
+            <w:top w:w="0" w:type="dxa"/>
+            <w:bottom w:w="0" w:type="dxa"/>
+          </w:tblCellMar>
+        </w:tblPrEx>
+        <w:trPr>
+          <w:cantSplit/>
+        </w:trPr>
+        <w:tc>
+          <w:tcPr>
+            <w:tcW w:w="2635" w:type="dxa"/>
+            <w:shd w:val="clear" w:color="auto" w:fill="F8FAFB"/>
+            <w:tcMar>
+              <w:top w:w="70" w:type="dxa"/>
+              <w:left w:w="110" w:type="dxa"/>
+              <w:bottom w:w="70" w:type="dxa"/>
+              <w:right w:w="110" w:type="dxa"/>
+            </w:tcMar>
+          </w:tcPr>
+          <w:p>
+            <w:pPr>
+              <w:spacing w:after="40"/>
+            </w:pPr>
+            <w:r>
+              <w:rPr>
+                <w:sz w:val="19"/>
+                <w:szCs w:val="19"/>
+              </w:rPr>
+              <w:t>A case is missing from the WhatsApp or email queue</w:t>
+            </w:r>
+          </w:p>
+        </w:tc>
+        <w:tc>
+          <w:tcPr>
+            <w:tcW w:w="3200" w:type="dxa"/>
+            <w:shd w:val="clear" w:color="auto" w:fill="F8FAFB"/>
+            <w:tcMar>
+              <w:top w:w="70" w:type="dxa"/>
+              <w:left w:w="110" w:type="dxa"/>
+              <w:bottom w:w="70" w:type="dxa"/>
+              <w:right w:w="110" w:type="dxa"/>
+            </w:tcMar>
+          </w:tcPr>
+          <w:p>
+            <w:pPr>
+              <w:spacing w:after="40"/>
+            </w:pPr>
+            <w:r>
+              <w:rPr>
+                <w:sz w:val="19"/>
+                <w:szCs w:val="19"/>
+              </w:rPr>
+              <w:t>It is not verified (S03 or S04), has no number or email on file, already has an open invitation, or is assigned to another Contact RA.</w:t>
+            </w:r>
+          </w:p>
+        </w:tc>
+        <w:tc>
+          <w:tcPr>
+            <w:tcW w:w="3577" w:type="dxa"/>
+            <w:shd w:val="clear" w:color="auto" w:fill="F8FAFB"/>
+            <w:tcMar>
+              <w:top w:w="70" w:type="dxa"/>
+              <w:left w:w="110" w:type="dxa"/>
+              <w:bottom w:w="70" w:type="dxa"/>
+              <w:right w:w="110" w:type="dxa"/>
+            </w:tcMar>
+          </w:tcPr>
+          <w:p>
+            <w:pPr>
+              <w:spacing w:after="40"/>
+            </w:pPr>
+            <w:r>
+              <w:rPr>
+                <w:sz w:val="19"/>
+                <w:szCs w:val="19"/>
+              </w:rPr>
+              <w:t>Verify the case, add the contact detail, or check its invitation history.</w:t>
+            </w:r>
+          </w:p>
+        </w:tc>
+      </w:tr>
+      <w:tr>
+        <w:tblPrEx>
+          <w:tblCellMar>
+            <w:top w:w="0" w:type="dxa"/>
+            <w:bottom w:w="0" w:type="dxa"/>
+          </w:tblCellMar>
+        </w:tblPrEx>
+        <w:trPr>
+          <w:cantSplit/>
+        </w:trPr>
+        <w:tc>
+          <w:tcPr>
+            <w:tcW w:w="2635" w:type="dxa"/>
+            <w:tcMar>
+              <w:top w:w="70" w:type="dxa"/>
+              <w:left w:w="110" w:type="dxa"/>
+              <w:bottom w:w="70" w:type="dxa"/>
+              <w:right w:w="110" w:type="dxa"/>
+            </w:tcMar>
+          </w:tcPr>
+          <w:p>
+            <w:pPr>
+              <w:spacing w:after="40"/>
+            </w:pPr>
+            <w:r>
+              <w:rPr>
+                <w:sz w:val="19"/>
+                <w:szCs w:val="19"/>
+              </w:rPr>
+              <w:t>The contact finder says it would overwrite a detail</w:t>
+            </w:r>
+          </w:p>
+        </w:tc>
+        <w:tc>
+          <w:tcPr>
+            <w:tcW w:w="3200" w:type="dxa"/>
+            <w:tcMar>
+              <w:top w:w="70" w:type="dxa"/>
+              <w:left w:w="110" w:type="dxa"/>
+              <w:bottom w:w="70" w:type="dxa"/>
+              <w:right w:w="110" w:type="dxa"/>
+            </w:tcMar>
+          </w:tcPr>
+          <w:p>
+            <w:pPr>
+              <w:spacing w:after="40"/>
+            </w:pPr>
+            <w:r>
+              <w:rPr>
+                <w:sz w:val="19"/>
+                <w:szCs w:val="19"/>
+              </w:rPr>
+              <w:t>The organisation contact already has a different phone or email.</w:t>
+            </w:r>
+          </w:p>
+        </w:tc>
+        <w:tc>
+          <w:tcPr>
+            <w:tcW w:w="3577" w:type="dxa"/>
+            <w:tcMar>
+              <w:top w:w="70" w:type="dxa"/>
+              <w:left w:w="110" w:type="dxa"/>
+              <w:bottom w:w="70" w:type="dxa"/>
+              <w:right w:w="110" w:type="dxa"/>
+            </w:tcMar>
+          </w:tcPr>
+          <w:p>
+            <w:pPr>
+              <w:spacing w:after="40"/>
+            </w:pPr>
+            <w:r>
+              <w:rPr>
+                <w:sz w:val="19"/>
+                <w:szCs w:val="19"/>
+              </w:rPr>
+              <w:t>Check which is right and correct it under Respondents and contact details.</w:t>
+            </w:r>
+          </w:p>
+        </w:tc>
+      </w:tr>
+      <w:tr>
+        <w:tblPrEx>
+          <w:tblCellMar>
+            <w:top w:w="0" w:type="dxa"/>
+            <w:bottom w:w="0" w:type="dxa"/>
+          </w:tblCellMar>
+        </w:tblPrEx>
+        <w:trPr>
+          <w:cantSplit/>
+        </w:trPr>
+        <w:tc>
+          <w:tcPr>
+            <w:tcW w:w="2635" w:type="dxa"/>
+            <w:shd w:val="clear" w:color="auto" w:fill="F8FAFB"/>
+            <w:tcMar>
+              <w:top w:w="70" w:type="dxa"/>
+              <w:left w:w="110" w:type="dxa"/>
+              <w:bottom w:w="70" w:type="dxa"/>
+              <w:right w:w="110" w:type="dxa"/>
+            </w:tcMar>
+          </w:tcPr>
+          <w:p>
+            <w:pPr>
+              <w:spacing w:after="40"/>
+            </w:pPr>
+            <w:r>
+              <w:rPr>
+                <w:sz w:val="19"/>
+                <w:szCs w:val="19"/>
+              </w:rPr>
               <w:t>A file upload seems stuck</w:t>
             </w:r>
           </w:p>
@@ -8033,7 +8427,7 @@
         <w:pStyle w:val="Heading1"/>
         <w:pageBreakBefore/>
       </w:pPr>
-      <w:bookmarkStart w:id="15" w:name="_Toc241782578"/>
+      <w:bookmarkStart w:id="15" w:name="_Toc241897427"/>
       <w:r>
         <w:lastRenderedPageBreak/>
         <w:t>7. Quick reference</w:t>
@@ -8055,7 +8449,7 @@
           <w:left w:w="10" w:type="dxa"/>
           <w:right w:w="10" w:type="dxa"/>
         </w:tblCellMar>
-        <w:tblLook w:val="0000" w:firstRow="0" w:lastRow="0" w:firstColumn="0" w:lastColumn="0" w:noHBand="0" w:noVBand="0"/>
+        <w:tblLook w:val="04A0" w:firstRow="1" w:lastRow="0" w:firstColumn="1" w:lastColumn="0" w:noHBand="0" w:noVBand="1"/>
       </w:tblPr>
       <w:tblGrid>
         <w:gridCol w:w="2824"/>
@@ -8312,7 +8706,7 @@
         <w:pStyle w:val="Heading1"/>
         <w:pageBreakBefore/>
       </w:pPr>
-      <w:bookmarkStart w:id="16" w:name="_Toc241782579"/>
+      <w:bookmarkStart w:id="16" w:name="_Toc241897428"/>
       <w:r>
         <w:lastRenderedPageBreak/>
         <w:t>8. Every screen and button for your role</w:t>
@@ -8342,7 +8736,7 @@
           <w:left w:w="10" w:type="dxa"/>
           <w:right w:w="10" w:type="dxa"/>
         </w:tblCellMar>
-        <w:tblLook w:val="0000" w:firstRow="0" w:lastRow="0" w:firstColumn="0" w:lastColumn="0" w:noHBand="0" w:noVBand="0"/>
+        <w:tblLook w:val="04A0" w:firstRow="1" w:lastRow="0" w:firstColumn="1" w:lastColumn="0" w:noHBand="0" w:noVBand="1"/>
       </w:tblPr>
       <w:tblGrid>
         <w:gridCol w:w="9412"/>
@@ -8475,7 +8869,7 @@
       <w:pPr>
         <w:pStyle w:val="Heading2"/>
       </w:pPr>
-      <w:bookmarkStart w:id="17" w:name="_Toc241782580"/>
+      <w:bookmarkStart w:id="17" w:name="_Toc241897429"/>
       <w:r>
         <w:t>8.1 Sign in</w:t>
       </w:r>
@@ -8538,7 +8932,7 @@
           <w:left w:w="10" w:type="dxa"/>
           <w:right w:w="10" w:type="dxa"/>
         </w:tblCellMar>
-        <w:tblLook w:val="0000" w:firstRow="0" w:lastRow="0" w:firstColumn="0" w:lastColumn="0" w:noHBand="0" w:noVBand="0"/>
+        <w:tblLook w:val="04A0" w:firstRow="1" w:lastRow="0" w:firstColumn="1" w:lastColumn="0" w:noHBand="0" w:noVBand="1"/>
       </w:tblPr>
       <w:tblGrid>
         <w:gridCol w:w="1882"/>
@@ -8988,7 +9382,7 @@
       <w:pPr>
         <w:pStyle w:val="Heading2"/>
       </w:pPr>
-      <w:bookmarkStart w:id="18" w:name="_Toc241782581"/>
+      <w:bookmarkStart w:id="18" w:name="_Toc241897430"/>
       <w:r>
         <w:t>8.2 The header and menu bar (every screen)</w:t>
       </w:r>
@@ -9051,7 +9445,7 @@
           <w:left w:w="10" w:type="dxa"/>
           <w:right w:w="10" w:type="dxa"/>
         </w:tblCellMar>
-        <w:tblLook w:val="0000" w:firstRow="0" w:lastRow="0" w:firstColumn="0" w:lastColumn="0" w:noHBand="0" w:noVBand="0"/>
+        <w:tblLook w:val="04A0" w:firstRow="1" w:lastRow="0" w:firstColumn="1" w:lastColumn="0" w:noHBand="0" w:noVBand="1"/>
       </w:tblPr>
       <w:tblGrid>
         <w:gridCol w:w="1882"/>
@@ -9712,7 +10106,7 @@
       <w:pPr>
         <w:pStyle w:val="Heading2"/>
       </w:pPr>
-      <w:bookmarkStart w:id="19" w:name="_Toc241782582"/>
+      <w:bookmarkStart w:id="19" w:name="_Toc241897431"/>
       <w:r>
         <w:t>8.3 Change Password</w:t>
       </w:r>
@@ -9775,7 +10169,7 @@
           <w:left w:w="10" w:type="dxa"/>
           <w:right w:w="10" w:type="dxa"/>
         </w:tblCellMar>
-        <w:tblLook w:val="0000" w:firstRow="0" w:lastRow="0" w:firstColumn="0" w:lastColumn="0" w:noHBand="0" w:noVBand="0"/>
+        <w:tblLook w:val="04A0" w:firstRow="1" w:lastRow="0" w:firstColumn="1" w:lastColumn="0" w:noHBand="0" w:noVBand="1"/>
       </w:tblPr>
       <w:tblGrid>
         <w:gridCol w:w="1882"/>
@@ -10332,7 +10726,7 @@
       <w:pPr>
         <w:pStyle w:val="Heading2"/>
       </w:pPr>
-      <w:bookmarkStart w:id="20" w:name="_Toc241782583"/>
+      <w:bookmarkStart w:id="20" w:name="_Toc241897432"/>
       <w:r>
         <w:t>8.4 Executive Dashboard</w:t>
       </w:r>
@@ -10395,7 +10789,7 @@
           <w:left w:w="10" w:type="dxa"/>
           <w:right w:w="10" w:type="dxa"/>
         </w:tblCellMar>
-        <w:tblLook w:val="0000" w:firstRow="0" w:lastRow="0" w:firstColumn="0" w:lastColumn="0" w:noHBand="0" w:noVBand="0"/>
+        <w:tblLook w:val="04A0" w:firstRow="1" w:lastRow="0" w:firstColumn="1" w:lastColumn="0" w:noHBand="0" w:noVBand="1"/>
       </w:tblPr>
       <w:tblGrid>
         <w:gridCol w:w="1882"/>
@@ -10846,7 +11240,7 @@
       <w:pPr>
         <w:pStyle w:val="Heading2"/>
       </w:pPr>
-      <w:bookmarkStart w:id="21" w:name="_Toc241782584"/>
+      <w:bookmarkStart w:id="21" w:name="_Toc241897433"/>
       <w:r>
         <w:t>8.5 Sampling Dashboard</w:t>
       </w:r>
@@ -10909,7 +11303,7 @@
           <w:left w:w="10" w:type="dxa"/>
           <w:right w:w="10" w:type="dxa"/>
         </w:tblCellMar>
-        <w:tblLook w:val="0000" w:firstRow="0" w:lastRow="0" w:firstColumn="0" w:lastColumn="0" w:noHBand="0" w:noVBand="0"/>
+        <w:tblLook w:val="04A0" w:firstRow="1" w:lastRow="0" w:firstColumn="1" w:lastColumn="0" w:noHBand="0" w:noVBand="1"/>
       </w:tblPr>
       <w:tblGrid>
         <w:gridCol w:w="1882"/>
@@ -11359,7 +11753,7 @@
       <w:pPr>
         <w:pStyle w:val="Heading2"/>
       </w:pPr>
-      <w:bookmarkStart w:id="22" w:name="_Toc241782585"/>
+      <w:bookmarkStart w:id="22" w:name="_Toc241897434"/>
       <w:r>
         <w:t>8.6 Contact Dashboard</w:t>
       </w:r>
@@ -11422,7 +11816,7 @@
           <w:left w:w="10" w:type="dxa"/>
           <w:right w:w="10" w:type="dxa"/>
         </w:tblCellMar>
-        <w:tblLook w:val="0000" w:firstRow="0" w:lastRow="0" w:firstColumn="0" w:lastColumn="0" w:noHBand="0" w:noVBand="0"/>
+        <w:tblLook w:val="04A0" w:firstRow="1" w:lastRow="0" w:firstColumn="1" w:lastColumn="0" w:noHBand="0" w:noVBand="1"/>
       </w:tblPr>
       <w:tblGrid>
         <w:gridCol w:w="1882"/>
@@ -11662,7 +12056,7 @@
       <w:pPr>
         <w:pStyle w:val="Heading2"/>
       </w:pPr>
-      <w:bookmarkStart w:id="23" w:name="_Toc241782586"/>
+      <w:bookmarkStart w:id="23" w:name="_Toc241897435"/>
       <w:r>
         <w:lastRenderedPageBreak/>
         <w:t>8.7 QA Dashboard</w:t>
@@ -11726,7 +12120,7 @@
           <w:left w:w="10" w:type="dxa"/>
           <w:right w:w="10" w:type="dxa"/>
         </w:tblCellMar>
-        <w:tblLook w:val="0000" w:firstRow="0" w:lastRow="0" w:firstColumn="0" w:lastColumn="0" w:noHBand="0" w:noVBand="0"/>
+        <w:tblLook w:val="04A0" w:firstRow="1" w:lastRow="0" w:firstColumn="1" w:lastColumn="0" w:noHBand="0" w:noVBand="1"/>
       </w:tblPr>
       <w:tblGrid>
         <w:gridCol w:w="1882"/>
@@ -12283,7 +12677,7 @@
       <w:pPr>
         <w:pStyle w:val="Heading2"/>
       </w:pPr>
-      <w:bookmarkStart w:id="24" w:name="_Toc241782587"/>
+      <w:bookmarkStart w:id="24" w:name="_Toc241897436"/>
       <w:r>
         <w:t>8.8 KII / Document Dashboard</w:t>
       </w:r>
@@ -12346,7 +12740,7 @@
           <w:left w:w="10" w:type="dxa"/>
           <w:right w:w="10" w:type="dxa"/>
         </w:tblCellMar>
-        <w:tblLook w:val="0000" w:firstRow="0" w:lastRow="0" w:firstColumn="0" w:lastColumn="0" w:noHBand="0" w:noVBand="0"/>
+        <w:tblLook w:val="04A0" w:firstRow="1" w:lastRow="0" w:firstColumn="1" w:lastColumn="0" w:noHBand="0" w:noVBand="1"/>
       </w:tblPr>
       <w:tblGrid>
         <w:gridCol w:w="1882"/>
@@ -12693,7 +13087,7 @@
       <w:pPr>
         <w:pStyle w:val="Heading2"/>
       </w:pPr>
-      <w:bookmarkStart w:id="25" w:name="_Toc241782588"/>
+      <w:bookmarkStart w:id="25" w:name="_Toc241897437"/>
       <w:r>
         <w:t>8.9 Reports</w:t>
       </w:r>
@@ -12756,7 +13150,7 @@
           <w:left w:w="10" w:type="dxa"/>
           <w:right w:w="10" w:type="dxa"/>
         </w:tblCellMar>
-        <w:tblLook w:val="0000" w:firstRow="0" w:lastRow="0" w:firstColumn="0" w:lastColumn="0" w:noHBand="0" w:noVBand="0"/>
+        <w:tblLook w:val="04A0" w:firstRow="1" w:lastRow="0" w:firstColumn="1" w:lastColumn="0" w:noHBand="0" w:noVBand="1"/>
       </w:tblPr>
       <w:tblGrid>
         <w:gridCol w:w="1882"/>
@@ -13207,7 +13601,7 @@
       <w:pPr>
         <w:pStyle w:val="Heading2"/>
       </w:pPr>
-      <w:bookmarkStart w:id="26" w:name="_Toc241782589"/>
+      <w:bookmarkStart w:id="26" w:name="_Toc241897438"/>
       <w:r>
         <w:t>8.10 Main-400 Register (and Reserve)</w:t>
       </w:r>
@@ -13270,7 +13664,7 @@
           <w:left w:w="10" w:type="dxa"/>
           <w:right w:w="10" w:type="dxa"/>
         </w:tblCellMar>
-        <w:tblLook w:val="0000" w:firstRow="0" w:lastRow="0" w:firstColumn="0" w:lastColumn="0" w:noHBand="0" w:noVBand="0"/>
+        <w:tblLook w:val="04A0" w:firstRow="1" w:lastRow="0" w:firstColumn="1" w:lastColumn="0" w:noHBand="0" w:noVBand="1"/>
       </w:tblPr>
       <w:tblGrid>
         <w:gridCol w:w="1882"/>
@@ -13740,7 +14134,7 @@
                 <w:sz w:val="19"/>
                 <w:szCs w:val="19"/>
               </w:rPr>
-              <w:t>Show / page numbers / Previous / Next</w:t>
+              <w:t>WhatsApp invitations (the queue)</w:t>
             </w:r>
           </w:p>
         </w:tc>
@@ -13764,7 +14158,7 @@
                 <w:sz w:val="19"/>
                 <w:szCs w:val="19"/>
               </w:rPr>
-              <w:t>Chooses how many rows to see (10, 20, 50, 100 or 200) and moves between pages.</w:t>
+              <w:t>Lists the verified cases (S03 or S04) with a WhatsApp or phone number and no open invitation. A Contact RA sees only their own cases.</w:t>
             </w:r>
           </w:p>
         </w:tc>
@@ -13788,7 +14182,7 @@
                 <w:sz w:val="19"/>
                 <w:szCs w:val="19"/>
               </w:rPr>
-              <w:t>Different jobs need different views; your choice is remembered.</w:t>
+              <w:t>Without a WhatsApp Business account the portal cannot send WhatsApp messages; the queue makes each one a single tap.</w:t>
             </w:r>
           </w:p>
         </w:tc>
@@ -13796,6 +14190,109 @@
           <w:tcPr>
             <w:tcW w:w="2071" w:type="dxa"/>
             <w:shd w:val="clear" w:color="auto" w:fill="F8FAFB"/>
+            <w:tcMar>
+              <w:top w:w="70" w:type="dxa"/>
+              <w:left w:w="110" w:type="dxa"/>
+              <w:bottom w:w="70" w:type="dxa"/>
+              <w:right w:w="110" w:type="dxa"/>
+            </w:tcMar>
+          </w:tcPr>
+          <w:p>
+            <w:pPr>
+              <w:spacing w:after="40"/>
+            </w:pPr>
+            <w:r>
+              <w:rPr>
+                <w:sz w:val="19"/>
+                <w:szCs w:val="19"/>
+              </w:rPr>
+              <w:t>Read only. The list shows masked numbers.</w:t>
+            </w:r>
+          </w:p>
+        </w:tc>
+      </w:tr>
+      <w:tr>
+        <w:tblPrEx>
+          <w:tblCellMar>
+            <w:top w:w="0" w:type="dxa"/>
+            <w:bottom w:w="0" w:type="dxa"/>
+          </w:tblCellMar>
+        </w:tblPrEx>
+        <w:trPr>
+          <w:cantSplit/>
+        </w:trPr>
+        <w:tc>
+          <w:tcPr>
+            <w:tcW w:w="1882" w:type="dxa"/>
+            <w:tcMar>
+              <w:top w:w="70" w:type="dxa"/>
+              <w:left w:w="110" w:type="dxa"/>
+              <w:bottom w:w="70" w:type="dxa"/>
+              <w:right w:w="110" w:type="dxa"/>
+            </w:tcMar>
+          </w:tcPr>
+          <w:p>
+            <w:pPr>
+              <w:spacing w:after="40"/>
+            </w:pPr>
+            <w:r>
+              <w:rPr>
+                <w:sz w:val="19"/>
+                <w:szCs w:val="19"/>
+              </w:rPr>
+              <w:t>Show / page numbers / Previous / Next</w:t>
+            </w:r>
+          </w:p>
+        </w:tc>
+        <w:tc>
+          <w:tcPr>
+            <w:tcW w:w="3012" w:type="dxa"/>
+            <w:tcMar>
+              <w:top w:w="70" w:type="dxa"/>
+              <w:left w:w="110" w:type="dxa"/>
+              <w:bottom w:w="70" w:type="dxa"/>
+              <w:right w:w="110" w:type="dxa"/>
+            </w:tcMar>
+          </w:tcPr>
+          <w:p>
+            <w:pPr>
+              <w:spacing w:after="40"/>
+            </w:pPr>
+            <w:r>
+              <w:rPr>
+                <w:sz w:val="19"/>
+                <w:szCs w:val="19"/>
+              </w:rPr>
+              <w:t>Chooses how many rows to see (10, 20, 50, 100 or 200) and moves between pages.</w:t>
+            </w:r>
+          </w:p>
+        </w:tc>
+        <w:tc>
+          <w:tcPr>
+            <w:tcW w:w="2447" w:type="dxa"/>
+            <w:tcMar>
+              <w:top w:w="70" w:type="dxa"/>
+              <w:left w:w="110" w:type="dxa"/>
+              <w:bottom w:w="70" w:type="dxa"/>
+              <w:right w:w="110" w:type="dxa"/>
+            </w:tcMar>
+          </w:tcPr>
+          <w:p>
+            <w:pPr>
+              <w:spacing w:after="40"/>
+            </w:pPr>
+            <w:r>
+              <w:rPr>
+                <w:sz w:val="19"/>
+                <w:szCs w:val="19"/>
+              </w:rPr>
+              <w:t>Different jobs need different views; your choice is remembered.</w:t>
+            </w:r>
+          </w:p>
+        </w:tc>
+        <w:tc>
+          <w:tcPr>
+            <w:tcW w:w="2071" w:type="dxa"/>
             <w:tcMar>
               <w:top w:w="70" w:type="dxa"/>
               <w:left w:w="110" w:type="dxa"/>
@@ -13827,7 +14324,7 @@
       <w:pPr>
         <w:pStyle w:val="Heading2"/>
       </w:pPr>
-      <w:bookmarkStart w:id="27" w:name="_Toc241782590"/>
+      <w:bookmarkStart w:id="27" w:name="_Toc241897439"/>
       <w:r>
         <w:t>8.11 Case page</w:t>
       </w:r>
@@ -13890,7 +14387,7 @@
           <w:left w:w="10" w:type="dxa"/>
           <w:right w:w="10" w:type="dxa"/>
         </w:tblCellMar>
-        <w:tblLook w:val="0000" w:firstRow="0" w:lastRow="0" w:firstColumn="0" w:lastColumn="0" w:noHBand="0" w:noVBand="0"/>
+        <w:tblLook w:val="04A0" w:firstRow="1" w:lastRow="0" w:firstColumn="1" w:lastColumn="0" w:noHBand="0" w:noVBand="1"/>
       </w:tblPr>
       <w:tblGrid>
         <w:gridCol w:w="1882"/>
@@ -13931,6 +14428,7 @@
                 <w:sz w:val="19"/>
                 <w:szCs w:val="19"/>
               </w:rPr>
+              <w:lastRenderedPageBreak/>
               <w:t>Control</w:t>
             </w:r>
           </w:p>
@@ -14150,7 +14648,6 @@
                 <w:sz w:val="19"/>
                 <w:szCs w:val="19"/>
               </w:rPr>
-              <w:lastRenderedPageBreak/>
               <w:t>Completed questionnaire → Download PDF</w:t>
             </w:r>
           </w:p>
@@ -14257,6 +14754,110 @@
                 <w:sz w:val="19"/>
                 <w:szCs w:val="19"/>
               </w:rPr>
+              <w:t>Find contact details with AI → To review / Already decided</w:t>
+            </w:r>
+          </w:p>
+        </w:tc>
+        <w:tc>
+          <w:tcPr>
+            <w:tcW w:w="3012" w:type="dxa"/>
+            <w:tcMar>
+              <w:top w:w="70" w:type="dxa"/>
+              <w:left w:w="110" w:type="dxa"/>
+              <w:bottom w:w="70" w:type="dxa"/>
+              <w:right w:w="110" w:type="dxa"/>
+            </w:tcMar>
+          </w:tcPr>
+          <w:p>
+            <w:pPr>
+              <w:spacing w:after="40"/>
+            </w:pPr>
+            <w:r>
+              <w:rPr>
+                <w:sz w:val="19"/>
+                <w:szCs w:val="19"/>
+              </w:rPr>
+              <w:t>Lists each finding with its confidence, the page it came from and the quoted passage, and the findings already accepted or rejected.</w:t>
+            </w:r>
+          </w:p>
+        </w:tc>
+        <w:tc>
+          <w:tcPr>
+            <w:tcW w:w="2447" w:type="dxa"/>
+            <w:tcMar>
+              <w:top w:w="70" w:type="dxa"/>
+              <w:left w:w="110" w:type="dxa"/>
+              <w:bottom w:w="70" w:type="dxa"/>
+              <w:right w:w="110" w:type="dxa"/>
+            </w:tcMar>
+          </w:tcPr>
+          <w:p>
+            <w:pPr>
+              <w:spacing w:after="40"/>
+            </w:pPr>
+            <w:r>
+              <w:rPr>
+                <w:sz w:val="19"/>
+                <w:szCs w:val="19"/>
+              </w:rPr>
+              <w:t>Anyone overseeing the case can see where every contact detail came from.</w:t>
+            </w:r>
+          </w:p>
+        </w:tc>
+        <w:tc>
+          <w:tcPr>
+            <w:tcW w:w="2071" w:type="dxa"/>
+            <w:tcMar>
+              <w:top w:w="70" w:type="dxa"/>
+              <w:left w:w="110" w:type="dxa"/>
+              <w:bottom w:w="70" w:type="dxa"/>
+              <w:right w:w="110" w:type="dxa"/>
+            </w:tcMar>
+          </w:tcPr>
+          <w:p>
+            <w:pPr>
+              <w:spacing w:after="40"/>
+            </w:pPr>
+            <w:r>
+              <w:rPr>
+                <w:sz w:val="19"/>
+                <w:szCs w:val="19"/>
+              </w:rPr>
+              <w:t>Read only. Select a page title to open it.</w:t>
+            </w:r>
+          </w:p>
+        </w:tc>
+      </w:tr>
+      <w:tr>
+        <w:tblPrEx>
+          <w:tblCellMar>
+            <w:top w:w="0" w:type="dxa"/>
+            <w:bottom w:w="0" w:type="dxa"/>
+          </w:tblCellMar>
+        </w:tblPrEx>
+        <w:trPr>
+          <w:cantSplit/>
+        </w:trPr>
+        <w:tc>
+          <w:tcPr>
+            <w:tcW w:w="1882" w:type="dxa"/>
+            <w:shd w:val="clear" w:color="auto" w:fill="F8FAFB"/>
+            <w:tcMar>
+              <w:top w:w="70" w:type="dxa"/>
+              <w:left w:w="110" w:type="dxa"/>
+              <w:bottom w:w="70" w:type="dxa"/>
+              <w:right w:w="110" w:type="dxa"/>
+            </w:tcMar>
+          </w:tcPr>
+          <w:p>
+            <w:pPr>
+              <w:spacing w:after="40"/>
+            </w:pPr>
+            <w:r>
+              <w:rPr>
+                <w:sz w:val="19"/>
+                <w:szCs w:val="19"/>
+              </w:rPr>
               <w:t>Pre-Interview Profile (PROIT) panel</w:t>
             </w:r>
           </w:p>
@@ -14264,6 +14865,7 @@
         <w:tc>
           <w:tcPr>
             <w:tcW w:w="3012" w:type="dxa"/>
+            <w:shd w:val="clear" w:color="auto" w:fill="F8FAFB"/>
             <w:tcMar>
               <w:top w:w="70" w:type="dxa"/>
               <w:left w:w="110" w:type="dxa"/>
@@ -14287,6 +14889,7 @@
         <w:tc>
           <w:tcPr>
             <w:tcW w:w="2447" w:type="dxa"/>
+            <w:shd w:val="clear" w:color="auto" w:fill="F8FAFB"/>
             <w:tcMar>
               <w:top w:w="70" w:type="dxa"/>
               <w:left w:w="110" w:type="dxa"/>
@@ -14310,6 +14913,7 @@
         <w:tc>
           <w:tcPr>
             <w:tcW w:w="2071" w:type="dxa"/>
+            <w:shd w:val="clear" w:color="auto" w:fill="F8FAFB"/>
             <w:tcMar>
               <w:top w:w="70" w:type="dxa"/>
               <w:left w:w="110" w:type="dxa"/>
@@ -14341,7 +14945,7 @@
       <w:pPr>
         <w:pStyle w:val="Heading2"/>
       </w:pPr>
-      <w:bookmarkStart w:id="28" w:name="_Toc241782591"/>
+      <w:bookmarkStart w:id="28" w:name="_Toc241897440"/>
       <w:r>
         <w:t>8.12 Pre-Interview Profile (PROIT) and its review screen</w:t>
       </w:r>
@@ -14404,7 +15008,7 @@
           <w:left w:w="10" w:type="dxa"/>
           <w:right w:w="10" w:type="dxa"/>
         </w:tblCellMar>
-        <w:tblLook w:val="0000" w:firstRow="0" w:lastRow="0" w:firstColumn="0" w:lastColumn="0" w:noHBand="0" w:noVBand="0"/>
+        <w:tblLook w:val="04A0" w:firstRow="1" w:lastRow="0" w:firstColumn="1" w:lastColumn="0" w:noHBand="0" w:noVBand="1"/>
       </w:tblPr>
       <w:tblGrid>
         <w:gridCol w:w="1882"/>
@@ -14644,7 +15248,7 @@
       <w:pPr>
         <w:pStyle w:val="Heading2"/>
       </w:pPr>
-      <w:bookmarkStart w:id="29" w:name="_Toc241782592"/>
+      <w:bookmarkStart w:id="29" w:name="_Toc241897441"/>
       <w:r>
         <w:t>8.13 Interview sheet (verifying a locked profile)</w:t>
       </w:r>
@@ -14707,7 +15311,7 @@
           <w:left w:w="10" w:type="dxa"/>
           <w:right w:w="10" w:type="dxa"/>
         </w:tblCellMar>
-        <w:tblLook w:val="0000" w:firstRow="0" w:lastRow="0" w:firstColumn="0" w:lastColumn="0" w:noHBand="0" w:noVBand="0"/>
+        <w:tblLook w:val="04A0" w:firstRow="1" w:lastRow="0" w:firstColumn="1" w:lastColumn="0" w:noHBand="0" w:noVBand="1"/>
       </w:tblPr>
       <w:tblGrid>
         <w:gridCol w:w="1882"/>
@@ -14967,6 +15571,7 @@
                 <w:sz w:val="19"/>
                 <w:szCs w:val="19"/>
               </w:rPr>
+              <w:lastRenderedPageBreak/>
               <w:t>Confirm / Confirm, then probe / Ask (label on each row)</w:t>
             </w:r>
           </w:p>
@@ -15157,9 +15762,8 @@
       <w:pPr>
         <w:pStyle w:val="Heading2"/>
       </w:pPr>
-      <w:bookmarkStart w:id="30" w:name="_Toc241782593"/>
-      <w:r>
-        <w:lastRenderedPageBreak/>
+      <w:bookmarkStart w:id="30" w:name="_Toc241897442"/>
+      <w:r>
         <w:t>8.14 Register Organisation</w:t>
       </w:r>
       <w:bookmarkEnd w:id="30"/>
@@ -15221,7 +15825,7 @@
           <w:left w:w="10" w:type="dxa"/>
           <w:right w:w="10" w:type="dxa"/>
         </w:tblCellMar>
-        <w:tblLook w:val="0000" w:firstRow="0" w:lastRow="0" w:firstColumn="0" w:lastColumn="0" w:noHBand="0" w:noVBand="0"/>
+        <w:tblLook w:val="04A0" w:firstRow="1" w:lastRow="0" w:firstColumn="1" w:lastColumn="0" w:noHBand="0" w:noVBand="1"/>
       </w:tblPr>
       <w:tblGrid>
         <w:gridCol w:w="1882"/>
@@ -15461,7 +16065,7 @@
       <w:pPr>
         <w:pStyle w:val="Heading2"/>
       </w:pPr>
-      <w:bookmarkStart w:id="31" w:name="_Toc241782594"/>
+      <w:bookmarkStart w:id="31" w:name="_Toc241897443"/>
       <w:r>
         <w:t>8.15 Appointment Queue</w:t>
       </w:r>
@@ -15524,7 +16128,7 @@
           <w:left w:w="10" w:type="dxa"/>
           <w:right w:w="10" w:type="dxa"/>
         </w:tblCellMar>
-        <w:tblLook w:val="0000" w:firstRow="0" w:lastRow="0" w:firstColumn="0" w:lastColumn="0" w:noHBand="0" w:noVBand="0"/>
+        <w:tblLook w:val="04A0" w:firstRow="1" w:lastRow="0" w:firstColumn="1" w:lastColumn="0" w:noHBand="0" w:noVBand="1"/>
       </w:tblPr>
       <w:tblGrid>
         <w:gridCol w:w="1882"/>
@@ -15871,7 +16475,7 @@
       <w:pPr>
         <w:pStyle w:val="Heading2"/>
       </w:pPr>
-      <w:bookmarkStart w:id="32" w:name="_Toc241782595"/>
+      <w:bookmarkStart w:id="32" w:name="_Toc241897444"/>
       <w:r>
         <w:t>8.16 Follow-ups due</w:t>
       </w:r>
@@ -15934,7 +16538,7 @@
           <w:left w:w="10" w:type="dxa"/>
           <w:right w:w="10" w:type="dxa"/>
         </w:tblCellMar>
-        <w:tblLook w:val="0000" w:firstRow="0" w:lastRow="0" w:firstColumn="0" w:lastColumn="0" w:noHBand="0" w:noVBand="0"/>
+        <w:tblLook w:val="04A0" w:firstRow="1" w:lastRow="0" w:firstColumn="1" w:lastColumn="0" w:noHBand="0" w:noVBand="1"/>
       </w:tblPr>
       <w:tblGrid>
         <w:gridCol w:w="1882"/>
@@ -16194,6 +16798,7 @@
                 <w:sz w:val="19"/>
                 <w:szCs w:val="19"/>
               </w:rPr>
+              <w:lastRenderedPageBreak/>
               <w:t>Open in WhatsApp</w:t>
             </w:r>
           </w:p>
@@ -16281,7 +16886,7 @@
       <w:pPr>
         <w:pStyle w:val="Heading2"/>
       </w:pPr>
-      <w:bookmarkStart w:id="33" w:name="_Toc241782596"/>
+      <w:bookmarkStart w:id="33" w:name="_Toc241897445"/>
       <w:r>
         <w:t>8.17 Reserve Activation</w:t>
       </w:r>
@@ -16344,7 +16949,7 @@
           <w:left w:w="10" w:type="dxa"/>
           <w:right w:w="10" w:type="dxa"/>
         </w:tblCellMar>
-        <w:tblLook w:val="0000" w:firstRow="0" w:lastRow="0" w:firstColumn="0" w:lastColumn="0" w:noHBand="0" w:noVBand="0"/>
+        <w:tblLook w:val="04A0" w:firstRow="1" w:lastRow="0" w:firstColumn="1" w:lastColumn="0" w:noHBand="0" w:noVBand="1"/>
       </w:tblPr>
       <w:tblGrid>
         <w:gridCol w:w="1882"/>
@@ -16385,7 +16990,6 @@
                 <w:sz w:val="19"/>
                 <w:szCs w:val="19"/>
               </w:rPr>
-              <w:lastRenderedPageBreak/>
               <w:t>Control</w:t>
             </w:r>
           </w:p>
@@ -16585,7 +17189,7 @@
       <w:pPr>
         <w:pStyle w:val="Heading2"/>
       </w:pPr>
-      <w:bookmarkStart w:id="34" w:name="_Toc241782597"/>
+      <w:bookmarkStart w:id="34" w:name="_Toc241897446"/>
       <w:r>
         <w:t>8.18 QA Queue (with the KoboToolbox sync panel)</w:t>
       </w:r>
@@ -16648,7 +17252,7 @@
           <w:left w:w="10" w:type="dxa"/>
           <w:right w:w="10" w:type="dxa"/>
         </w:tblCellMar>
-        <w:tblLook w:val="0000" w:firstRow="0" w:lastRow="0" w:firstColumn="0" w:lastColumn="0" w:noHBand="0" w:noVBand="0"/>
+        <w:tblLook w:val="04A0" w:firstRow="1" w:lastRow="0" w:firstColumn="1" w:lastColumn="0" w:noHBand="0" w:noVBand="1"/>
       </w:tblPr>
       <w:tblGrid>
         <w:gridCol w:w="1882"/>
@@ -16888,7 +17492,7 @@
       <w:pPr>
         <w:pStyle w:val="Heading2"/>
       </w:pPr>
-      <w:bookmarkStart w:id="35" w:name="_Toc241782598"/>
+      <w:bookmarkStart w:id="35" w:name="_Toc241897447"/>
       <w:r>
         <w:t>8.19 QA Exceptions</w:t>
       </w:r>
@@ -16951,7 +17555,7 @@
           <w:left w:w="10" w:type="dxa"/>
           <w:right w:w="10" w:type="dxa"/>
         </w:tblCellMar>
-        <w:tblLook w:val="0000" w:firstRow="0" w:lastRow="0" w:firstColumn="0" w:lastColumn="0" w:noHBand="0" w:noVBand="0"/>
+        <w:tblLook w:val="04A0" w:firstRow="1" w:lastRow="0" w:firstColumn="1" w:lastColumn="0" w:noHBand="0" w:noVBand="1"/>
       </w:tblPr>
       <w:tblGrid>
         <w:gridCol w:w="1882"/>
@@ -17298,8 +17902,9 @@
       <w:pPr>
         <w:pStyle w:val="Heading2"/>
       </w:pPr>
-      <w:bookmarkStart w:id="36" w:name="_Toc241782599"/>
-      <w:r>
+      <w:bookmarkStart w:id="36" w:name="_Toc241897448"/>
+      <w:r>
+        <w:lastRenderedPageBreak/>
         <w:t>8.20 KII Register</w:t>
       </w:r>
       <w:bookmarkEnd w:id="36"/>
@@ -17361,7 +17966,7 @@
           <w:left w:w="10" w:type="dxa"/>
           <w:right w:w="10" w:type="dxa"/>
         </w:tblCellMar>
-        <w:tblLook w:val="0000" w:firstRow="0" w:lastRow="0" w:firstColumn="0" w:lastColumn="0" w:noHBand="0" w:noVBand="0"/>
+        <w:tblLook w:val="04A0" w:firstRow="1" w:lastRow="0" w:firstColumn="1" w:lastColumn="0" w:noHBand="0" w:noVBand="1"/>
       </w:tblPr>
       <w:tblGrid>
         <w:gridCol w:w="1882"/>
@@ -17811,9 +18416,8 @@
       <w:pPr>
         <w:pStyle w:val="Heading2"/>
       </w:pPr>
-      <w:bookmarkStart w:id="37" w:name="_Toc241782600"/>
-      <w:r>
-        <w:lastRenderedPageBreak/>
+      <w:bookmarkStart w:id="37" w:name="_Toc241897449"/>
+      <w:r>
         <w:t>8.21 KII record</w:t>
       </w:r>
       <w:bookmarkEnd w:id="37"/>
@@ -17875,7 +18479,7 @@
           <w:left w:w="10" w:type="dxa"/>
           <w:right w:w="10" w:type="dxa"/>
         </w:tblCellMar>
-        <w:tblLook w:val="0000" w:firstRow="0" w:lastRow="0" w:firstColumn="0" w:lastColumn="0" w:noHBand="0" w:noVBand="0"/>
+        <w:tblLook w:val="04A0" w:firstRow="1" w:lastRow="0" w:firstColumn="1" w:lastColumn="0" w:noHBand="0" w:noVBand="1"/>
       </w:tblPr>
       <w:tblGrid>
         <w:gridCol w:w="1882"/>
@@ -18115,7 +18719,7 @@
       <w:pPr>
         <w:pStyle w:val="Heading2"/>
       </w:pPr>
-      <w:bookmarkStart w:id="38" w:name="_Toc241782601"/>
+      <w:bookmarkStart w:id="38" w:name="_Toc241897450"/>
       <w:r>
         <w:t>8.22 Documents (the corpus)</w:t>
       </w:r>
@@ -18178,7 +18782,7 @@
           <w:left w:w="10" w:type="dxa"/>
           <w:right w:w="10" w:type="dxa"/>
         </w:tblCellMar>
-        <w:tblLook w:val="0000" w:firstRow="0" w:lastRow="0" w:firstColumn="0" w:lastColumn="0" w:noHBand="0" w:noVBand="0"/>
+        <w:tblLook w:val="04A0" w:firstRow="1" w:lastRow="0" w:firstColumn="1" w:lastColumn="0" w:noHBand="0" w:noVBand="1"/>
       </w:tblPr>
       <w:tblGrid>
         <w:gridCol w:w="1882"/>
@@ -18628,7 +19232,7 @@
       <w:pPr>
         <w:pStyle w:val="Heading2"/>
       </w:pPr>
-      <w:bookmarkStart w:id="39" w:name="_Toc241782602"/>
+      <w:bookmarkStart w:id="39" w:name="_Toc241897451"/>
       <w:r>
         <w:t>8.23 Document record</w:t>
       </w:r>
@@ -18691,7 +19295,7 @@
           <w:left w:w="10" w:type="dxa"/>
           <w:right w:w="10" w:type="dxa"/>
         </w:tblCellMar>
-        <w:tblLook w:val="0000" w:firstRow="0" w:lastRow="0" w:firstColumn="0" w:lastColumn="0" w:noHBand="0" w:noVBand="0"/>
+        <w:tblLook w:val="04A0" w:firstRow="1" w:lastRow="0" w:firstColumn="1" w:lastColumn="0" w:noHBand="0" w:noVBand="1"/>
       </w:tblPr>
       <w:tblGrid>
         <w:gridCol w:w="1882"/>
@@ -18732,6 +19336,7 @@
                 <w:sz w:val="19"/>
                 <w:szCs w:val="19"/>
               </w:rPr>
+              <w:lastRenderedPageBreak/>
               <w:t>Control</w:t>
             </w:r>
           </w:p>
@@ -18931,7 +19536,7 @@
       <w:pPr>
         <w:pStyle w:val="Heading2"/>
       </w:pPr>
-      <w:bookmarkStart w:id="40" w:name="_Toc241782603"/>
+      <w:bookmarkStart w:id="40" w:name="_Toc241897452"/>
       <w:r>
         <w:t>8.24 Auto-fill review screen</w:t>
       </w:r>
@@ -18994,7 +19599,7 @@
           <w:left w:w="10" w:type="dxa"/>
           <w:right w:w="10" w:type="dxa"/>
         </w:tblCellMar>
-        <w:tblLook w:val="0000" w:firstRow="0" w:lastRow="0" w:firstColumn="0" w:lastColumn="0" w:noHBand="0" w:noVBand="0"/>
+        <w:tblLook w:val="04A0" w:firstRow="1" w:lastRow="0" w:firstColumn="1" w:lastColumn="0" w:noHBand="0" w:noVBand="1"/>
       </w:tblPr>
       <w:tblGrid>
         <w:gridCol w:w="1882"/>
@@ -19035,7 +19640,6 @@
                 <w:sz w:val="19"/>
                 <w:szCs w:val="19"/>
               </w:rPr>
-              <w:lastRenderedPageBreak/>
               <w:t>Control</w:t>
             </w:r>
           </w:p>
@@ -19235,7 +19839,7 @@
       <w:pPr>
         <w:pStyle w:val="Heading2"/>
       </w:pPr>
-      <w:bookmarkStart w:id="41" w:name="_Toc241782604"/>
+      <w:bookmarkStart w:id="41" w:name="_Toc241897453"/>
       <w:r>
         <w:t>8.25 Completed forms (Form PDFs)</w:t>
       </w:r>
@@ -19298,7 +19902,7 @@
           <w:left w:w="10" w:type="dxa"/>
           <w:right w:w="10" w:type="dxa"/>
         </w:tblCellMar>
-        <w:tblLook w:val="0000" w:firstRow="0" w:lastRow="0" w:firstColumn="0" w:lastColumn="0" w:noHBand="0" w:noVBand="0"/>
+        <w:tblLook w:val="04A0" w:firstRow="1" w:lastRow="0" w:firstColumn="1" w:lastColumn="0" w:noHBand="0" w:noVBand="1"/>
       </w:tblPr>
       <w:tblGrid>
         <w:gridCol w:w="1882"/>
@@ -19965,8 +20569,9 @@
       <w:pPr>
         <w:pStyle w:val="Heading2"/>
       </w:pPr>
-      <w:bookmarkStart w:id="42" w:name="_Toc241782605"/>
-      <w:r>
+      <w:bookmarkStart w:id="42" w:name="_Toc241897454"/>
+      <w:r>
+        <w:lastRenderedPageBreak/>
         <w:t>8.26 Cost Dashboard</w:t>
       </w:r>
       <w:bookmarkEnd w:id="42"/>
@@ -20028,7 +20633,7 @@
           <w:left w:w="10" w:type="dxa"/>
           <w:right w:w="10" w:type="dxa"/>
         </w:tblCellMar>
-        <w:tblLook w:val="0000" w:firstRow="0" w:lastRow="0" w:firstColumn="0" w:lastColumn="0" w:noHBand="0" w:noVBand="0"/>
+        <w:tblLook w:val="04A0" w:firstRow="1" w:lastRow="0" w:firstColumn="1" w:lastColumn="0" w:noHBand="0" w:noVBand="1"/>
       </w:tblPr>
       <w:tblGrid>
         <w:gridCol w:w="1882"/>
@@ -20312,7 +20917,7 @@
         <w:sz w:val="16"/>
         <w:szCs w:val="16"/>
       </w:rPr>
-      <w:t>Version 1.16 · 1 October 2026</w:t>
+      <w:t>Version 1.17 · 3 October 2026</w:t>
     </w:r>
     <w:r>
       <w:rPr>
@@ -20485,10 +21090,10 @@
 <file path=word/numbering.xml><?xml version="1.0" encoding="utf-8"?>
 <w:numbering xmlns:wpc="http://schemas.microsoft.com/office/word/2010/wordprocessingCanvas" xmlns:cx="http://schemas.microsoft.com/office/drawing/2014/chartex" xmlns:cx1="http://schemas.microsoft.com/office/drawing/2015/9/8/chartex" xmlns:cx2="http://schemas.microsoft.com/office/drawing/2015/10/21/chartex" xmlns:cx3="http://schemas.microsoft.com/office/drawing/2016/5/9/chartex" xmlns:cx4="http://schemas.microsoft.com/office/drawing/2016/5/10/chartex" xmlns:cx5="http://schemas.microsoft.com/office/drawing/2016/5/11/chartex" xmlns:cx6="http://schemas.microsoft.com/office/drawing/2016/5/12/chartex" xmlns:cx7="http://schemas.microsoft.com/office/drawing/2016/5/13/chartex" xmlns:cx8="http://schemas.microsoft.com/office/drawing/2016/5/14/chartex" xmlns:mc="http://schemas.openxmlformats.org/markup-compatibility/2006" xmlns:aink="http://schemas.microsoft.com/office/drawing/2016/ink" xmlns:am3d="http://schemas.microsoft.com/office/drawing/2017/model3d" xmlns:o="urn:schemas-microsoft-com:office:office" xmlns:oel="http://schemas.microsoft.com/office/2019/extlst" xmlns:r="http://schemas.openxmlformats.org/officeDocument/2006/relationships" xmlns:m="http://schemas.openxmlformats.org/officeDocument/2006/math" xmlns:v="urn:schemas-microsoft-com:vml" xmlns:wp14="http://schemas.microsoft.com/office/word/2010/wordprocessingDrawing" xmlns:wp="http://schemas.openxmlformats.org/drawingml/2006/wordprocessingDrawing" xmlns:w10="urn:schemas-microsoft-com:office:word" xmlns:w="http://schemas.openxmlformats.org/wordprocessingml/2006/main" xmlns:w14="http://schemas.microsoft.com/office/word/2010/wordml" xmlns:w15="http://schemas.microsoft.com/office/word/2012/wordml" xmlns:w16cex="http://schemas.microsoft.com/office/word/2018/wordml/cex" xmlns:w16cid="http://schemas.microsoft.com/office/word/2016/wordml/cid" xmlns:w16="http://schemas.microsoft.com/office/word/2018/wordml" xmlns:w16sdtdh="http://schemas.microsoft.com/office/word/2020/wordml/sdtdatahash" xmlns:w16se="http://schemas.microsoft.com/office/word/2015/wordml/symex" xmlns:wpg="http://schemas.microsoft.com/office/word/2010/wordprocessingGroup" xmlns:wpi="http://schemas.microsoft.com/office/word/2010/wordprocessingInk" xmlns:wne="http://schemas.microsoft.com/office/word/2006/wordml" xmlns:wps="http://schemas.microsoft.com/office/word/2010/wordprocessingShape" mc:Ignorable="w14 w15 w16se w16cid w16 w16cex w16sdtdh wp14">
   <w:abstractNum w:abstractNumId="0" w15:restartNumberingAfterBreak="0">
-    <w:nsid w:val="02F40748"/>
+    <w:nsid w:val="17C878AE"/>
     <w:multiLevelType w:val="hybridMultilevel"/>
-    <w:tmpl w:val="E708DAA8"/>
-    <w:lvl w:ilvl="0" w:tplc="E2463FC2">
+    <w:tmpl w:val="1F4C0EAA"/>
+    <w:lvl w:ilvl="0" w:tplc="08BC64D0">
       <w:start w:val="1"/>
       <w:numFmt w:val="decimal"/>
       <w:lvlText w:val="%1."/>
@@ -20502,52 +21107,52 @@
         <w:color w:val="A67C27"/>
       </w:rPr>
     </w:lvl>
-    <w:lvl w:ilvl="1" w:tplc="7D56CEC8">
+    <w:lvl w:ilvl="1" w:tplc="1F0C777A">
       <w:numFmt w:val="decimal"/>
       <w:lvlText w:val=""/>
       <w:lvlJc w:val="left"/>
     </w:lvl>
-    <w:lvl w:ilvl="2" w:tplc="46245FC6">
+    <w:lvl w:ilvl="2" w:tplc="128E30C8">
       <w:numFmt w:val="decimal"/>
       <w:lvlText w:val=""/>
       <w:lvlJc w:val="left"/>
     </w:lvl>
-    <w:lvl w:ilvl="3" w:tplc="B65A0886">
+    <w:lvl w:ilvl="3" w:tplc="F97EF362">
       <w:numFmt w:val="decimal"/>
       <w:lvlText w:val=""/>
       <w:lvlJc w:val="left"/>
     </w:lvl>
-    <w:lvl w:ilvl="4" w:tplc="57247ADC">
+    <w:lvl w:ilvl="4" w:tplc="B0D2F346">
       <w:numFmt w:val="decimal"/>
       <w:lvlText w:val=""/>
       <w:lvlJc w:val="left"/>
     </w:lvl>
-    <w:lvl w:ilvl="5" w:tplc="CF78AF8E">
+    <w:lvl w:ilvl="5" w:tplc="5282C3CA">
       <w:numFmt w:val="decimal"/>
       <w:lvlText w:val=""/>
       <w:lvlJc w:val="left"/>
     </w:lvl>
-    <w:lvl w:ilvl="6" w:tplc="4CB65D4C">
+    <w:lvl w:ilvl="6" w:tplc="BFC22256">
       <w:numFmt w:val="decimal"/>
       <w:lvlText w:val=""/>
       <w:lvlJc w:val="left"/>
     </w:lvl>
-    <w:lvl w:ilvl="7" w:tplc="880E225E">
+    <w:lvl w:ilvl="7" w:tplc="C568DC60">
       <w:numFmt w:val="decimal"/>
       <w:lvlText w:val=""/>
       <w:lvlJc w:val="left"/>
     </w:lvl>
-    <w:lvl w:ilvl="8" w:tplc="EEACF360">
+    <w:lvl w:ilvl="8" w:tplc="E604C9E4">
       <w:numFmt w:val="decimal"/>
       <w:lvlText w:val=""/>
       <w:lvlJc w:val="left"/>
     </w:lvl>
   </w:abstractNum>
   <w:abstractNum w:abstractNumId="1" w15:restartNumberingAfterBreak="0">
-    <w:nsid w:val="07CD0540"/>
+    <w:nsid w:val="457152D0"/>
     <w:multiLevelType w:val="hybridMultilevel"/>
-    <w:tmpl w:val="20CCB562"/>
-    <w:lvl w:ilvl="0" w:tplc="DF6E1180">
+    <w:tmpl w:val="9DCC3432"/>
+    <w:lvl w:ilvl="0" w:tplc="EFC63446">
       <w:start w:val="1"/>
       <w:numFmt w:val="decimal"/>
       <w:lvlText w:val="%1."/>
@@ -20561,52 +21166,52 @@
         <w:color w:val="A67C27"/>
       </w:rPr>
     </w:lvl>
-    <w:lvl w:ilvl="1" w:tplc="DAF8DDD6">
+    <w:lvl w:ilvl="1" w:tplc="B472ED0E">
       <w:numFmt w:val="decimal"/>
       <w:lvlText w:val=""/>
       <w:lvlJc w:val="left"/>
     </w:lvl>
-    <w:lvl w:ilvl="2" w:tplc="0AC23054">
+    <w:lvl w:ilvl="2" w:tplc="CD6E8E6C">
       <w:numFmt w:val="decimal"/>
       <w:lvlText w:val=""/>
       <w:lvlJc w:val="left"/>
     </w:lvl>
-    <w:lvl w:ilvl="3" w:tplc="80ACC14C">
+    <w:lvl w:ilvl="3" w:tplc="44921864">
       <w:numFmt w:val="decimal"/>
       <w:lvlText w:val=""/>
       <w:lvlJc w:val="left"/>
     </w:lvl>
-    <w:lvl w:ilvl="4" w:tplc="0706EE6A">
+    <w:lvl w:ilvl="4" w:tplc="FF2264F0">
       <w:numFmt w:val="decimal"/>
       <w:lvlText w:val=""/>
       <w:lvlJc w:val="left"/>
     </w:lvl>
-    <w:lvl w:ilvl="5" w:tplc="0DA26186">
+    <w:lvl w:ilvl="5" w:tplc="BB0090A8">
       <w:numFmt w:val="decimal"/>
       <w:lvlText w:val=""/>
       <w:lvlJc w:val="left"/>
     </w:lvl>
-    <w:lvl w:ilvl="6" w:tplc="EB8A8F66">
+    <w:lvl w:ilvl="6" w:tplc="276CE448">
       <w:numFmt w:val="decimal"/>
       <w:lvlText w:val=""/>
       <w:lvlJc w:val="left"/>
     </w:lvl>
-    <w:lvl w:ilvl="7" w:tplc="AEC89FE6">
+    <w:lvl w:ilvl="7" w:tplc="36C48F86">
       <w:numFmt w:val="decimal"/>
       <w:lvlText w:val=""/>
       <w:lvlJc w:val="left"/>
     </w:lvl>
-    <w:lvl w:ilvl="8" w:tplc="D50EF8A8">
+    <w:lvl w:ilvl="8" w:tplc="9AE25C1A">
       <w:numFmt w:val="decimal"/>
       <w:lvlText w:val=""/>
       <w:lvlJc w:val="left"/>
     </w:lvl>
   </w:abstractNum>
   <w:abstractNum w:abstractNumId="2" w15:restartNumberingAfterBreak="0">
-    <w:nsid w:val="11E6663B"/>
+    <w:nsid w:val="483857DA"/>
     <w:multiLevelType w:val="hybridMultilevel"/>
-    <w:tmpl w:val="4FC0F7A4"/>
-    <w:lvl w:ilvl="0" w:tplc="F11EBAD4">
+    <w:tmpl w:val="2E60A284"/>
+    <w:lvl w:ilvl="0" w:tplc="48623F08">
       <w:start w:val="1"/>
       <w:numFmt w:val="bullet"/>
       <w:lvlText w:val="●"/>
@@ -20615,7 +21220,7 @@
         <w:ind w:left="720" w:hanging="360"/>
       </w:pPr>
     </w:lvl>
-    <w:lvl w:ilvl="1" w:tplc="E9946BCC">
+    <w:lvl w:ilvl="1" w:tplc="9078F5C8">
       <w:start w:val="1"/>
       <w:numFmt w:val="bullet"/>
       <w:lvlText w:val="○"/>
@@ -20624,7 +21229,7 @@
         <w:ind w:left="1440" w:hanging="360"/>
       </w:pPr>
     </w:lvl>
-    <w:lvl w:ilvl="2" w:tplc="DF6CC406">
+    <w:lvl w:ilvl="2" w:tplc="AAD6759A">
       <w:start w:val="1"/>
       <w:numFmt w:val="bullet"/>
       <w:lvlText w:val="■"/>
@@ -20633,7 +21238,7 @@
         <w:ind w:left="2160" w:hanging="360"/>
       </w:pPr>
     </w:lvl>
-    <w:lvl w:ilvl="3" w:tplc="9E105E8E">
+    <w:lvl w:ilvl="3" w:tplc="201C4554">
       <w:start w:val="1"/>
       <w:numFmt w:val="bullet"/>
       <w:lvlText w:val="●"/>
@@ -20642,7 +21247,7 @@
         <w:ind w:left="2880" w:hanging="360"/>
       </w:pPr>
     </w:lvl>
-    <w:lvl w:ilvl="4" w:tplc="F1E44452">
+    <w:lvl w:ilvl="4" w:tplc="2898C09A">
       <w:start w:val="1"/>
       <w:numFmt w:val="bullet"/>
       <w:lvlText w:val="○"/>
@@ -20651,7 +21256,7 @@
         <w:ind w:left="3600" w:hanging="360"/>
       </w:pPr>
     </w:lvl>
-    <w:lvl w:ilvl="5" w:tplc="6A12C7AC">
+    <w:lvl w:ilvl="5" w:tplc="58D8EB86">
       <w:start w:val="1"/>
       <w:numFmt w:val="bullet"/>
       <w:lvlText w:val="■"/>
@@ -20660,7 +21265,7 @@
         <w:ind w:left="4320" w:hanging="360"/>
       </w:pPr>
     </w:lvl>
-    <w:lvl w:ilvl="6" w:tplc="CD42E5D0">
+    <w:lvl w:ilvl="6" w:tplc="F3A8067E">
       <w:start w:val="1"/>
       <w:numFmt w:val="bullet"/>
       <w:lvlText w:val="●"/>
@@ -20669,7 +21274,7 @@
         <w:ind w:left="5040" w:hanging="360"/>
       </w:pPr>
     </w:lvl>
-    <w:lvl w:ilvl="7" w:tplc="16C0318E">
+    <w:lvl w:ilvl="7" w:tplc="514EAAD6">
       <w:start w:val="1"/>
       <w:numFmt w:val="bullet"/>
       <w:lvlText w:val="●"/>
@@ -20678,7 +21283,7 @@
         <w:ind w:left="5760" w:hanging="360"/>
       </w:pPr>
     </w:lvl>
-    <w:lvl w:ilvl="8" w:tplc="6DC452E8">
+    <w:lvl w:ilvl="8" w:tplc="7E1C7B30">
       <w:start w:val="1"/>
       <w:numFmt w:val="bullet"/>
       <w:lvlText w:val="●"/>
@@ -20689,10 +21294,68 @@
     </w:lvl>
   </w:abstractNum>
   <w:abstractNum w:abstractNumId="3" w15:restartNumberingAfterBreak="0">
-    <w:nsid w:val="1E816AB5"/>
+    <w:nsid w:val="5123638B"/>
     <w:multiLevelType w:val="hybridMultilevel"/>
-    <w:tmpl w:val="D9042A4E"/>
-    <w:lvl w:ilvl="0" w:tplc="7EAE663E">
+    <w:tmpl w:val="0900BCE6"/>
+    <w:lvl w:ilvl="0" w:tplc="38FECCD2">
+      <w:start w:val="1"/>
+      <w:numFmt w:val="bullet"/>
+      <w:lvlText w:val="•"/>
+      <w:lvlJc w:val="left"/>
+      <w:pPr>
+        <w:ind w:left="460" w:hanging="280"/>
+      </w:pPr>
+    </w:lvl>
+    <w:lvl w:ilvl="1" w:tplc="2E0AAB54">
+      <w:start w:val="1"/>
+      <w:numFmt w:val="bullet"/>
+      <w:lvlText w:val="–"/>
+      <w:lvlJc w:val="left"/>
+      <w:pPr>
+        <w:ind w:left="900" w:hanging="280"/>
+      </w:pPr>
+    </w:lvl>
+    <w:lvl w:ilvl="2" w:tplc="4A82E9BA">
+      <w:numFmt w:val="decimal"/>
+      <w:lvlText w:val=""/>
+      <w:lvlJc w:val="left"/>
+    </w:lvl>
+    <w:lvl w:ilvl="3" w:tplc="35CEA74E">
+      <w:numFmt w:val="decimal"/>
+      <w:lvlText w:val=""/>
+      <w:lvlJc w:val="left"/>
+    </w:lvl>
+    <w:lvl w:ilvl="4" w:tplc="DDD49C94">
+      <w:numFmt w:val="decimal"/>
+      <w:lvlText w:val=""/>
+      <w:lvlJc w:val="left"/>
+    </w:lvl>
+    <w:lvl w:ilvl="5" w:tplc="59F208B0">
+      <w:numFmt w:val="decimal"/>
+      <w:lvlText w:val=""/>
+      <w:lvlJc w:val="left"/>
+    </w:lvl>
+    <w:lvl w:ilvl="6" w:tplc="8BAE3272">
+      <w:numFmt w:val="decimal"/>
+      <w:lvlText w:val=""/>
+      <w:lvlJc w:val="left"/>
+    </w:lvl>
+    <w:lvl w:ilvl="7" w:tplc="CCC6549A">
+      <w:numFmt w:val="decimal"/>
+      <w:lvlText w:val=""/>
+      <w:lvlJc w:val="left"/>
+    </w:lvl>
+    <w:lvl w:ilvl="8" w:tplc="2FC284AC">
+      <w:numFmt w:val="decimal"/>
+      <w:lvlText w:val=""/>
+      <w:lvlJc w:val="left"/>
+    </w:lvl>
+  </w:abstractNum>
+  <w:abstractNum w:abstractNumId="4" w15:restartNumberingAfterBreak="0">
+    <w:nsid w:val="542724FA"/>
+    <w:multiLevelType w:val="hybridMultilevel"/>
+    <w:tmpl w:val="6B3AF3D8"/>
+    <w:lvl w:ilvl="0" w:tplc="4AC01308">
       <w:start w:val="1"/>
       <w:numFmt w:val="decimal"/>
       <w:lvlText w:val="%1."/>
@@ -20706,52 +21369,52 @@
         <w:color w:val="A67C27"/>
       </w:rPr>
     </w:lvl>
-    <w:lvl w:ilvl="1" w:tplc="F9A272E4">
+    <w:lvl w:ilvl="1" w:tplc="5BAEA508">
       <w:numFmt w:val="decimal"/>
       <w:lvlText w:val=""/>
       <w:lvlJc w:val="left"/>
     </w:lvl>
-    <w:lvl w:ilvl="2" w:tplc="F1A0203C">
+    <w:lvl w:ilvl="2" w:tplc="C37CFF6E">
       <w:numFmt w:val="decimal"/>
       <w:lvlText w:val=""/>
       <w:lvlJc w:val="left"/>
     </w:lvl>
-    <w:lvl w:ilvl="3" w:tplc="22FA2736">
+    <w:lvl w:ilvl="3" w:tplc="D98432E2">
       <w:numFmt w:val="decimal"/>
       <w:lvlText w:val=""/>
       <w:lvlJc w:val="left"/>
     </w:lvl>
-    <w:lvl w:ilvl="4" w:tplc="947A94DE">
+    <w:lvl w:ilvl="4" w:tplc="69044848">
       <w:numFmt w:val="decimal"/>
       <w:lvlText w:val=""/>
       <w:lvlJc w:val="left"/>
     </w:lvl>
-    <w:lvl w:ilvl="5" w:tplc="8F0E7BEE">
+    <w:lvl w:ilvl="5" w:tplc="8A123480">
       <w:numFmt w:val="decimal"/>
       <w:lvlText w:val=""/>
       <w:lvlJc w:val="left"/>
     </w:lvl>
-    <w:lvl w:ilvl="6" w:tplc="F3E6732E">
+    <w:lvl w:ilvl="6" w:tplc="923A604E">
       <w:numFmt w:val="decimal"/>
       <w:lvlText w:val=""/>
       <w:lvlJc w:val="left"/>
     </w:lvl>
-    <w:lvl w:ilvl="7" w:tplc="33084980">
+    <w:lvl w:ilvl="7" w:tplc="0656955C">
       <w:numFmt w:val="decimal"/>
       <w:lvlText w:val=""/>
       <w:lvlJc w:val="left"/>
     </w:lvl>
-    <w:lvl w:ilvl="8" w:tplc="42007ABC">
+    <w:lvl w:ilvl="8" w:tplc="7BFA8D1E">
       <w:numFmt w:val="decimal"/>
       <w:lvlText w:val=""/>
       <w:lvlJc w:val="left"/>
     </w:lvl>
   </w:abstractNum>
-  <w:abstractNum w:abstractNumId="4" w15:restartNumberingAfterBreak="0">
-    <w:nsid w:val="2C056F7F"/>
+  <w:abstractNum w:abstractNumId="5" w15:restartNumberingAfterBreak="0">
+    <w:nsid w:val="566354CB"/>
     <w:multiLevelType w:val="hybridMultilevel"/>
-    <w:tmpl w:val="73921B36"/>
-    <w:lvl w:ilvl="0" w:tplc="4DD8BF9C">
+    <w:tmpl w:val="54F49486"/>
+    <w:lvl w:ilvl="0" w:tplc="658C2D9E">
       <w:start w:val="1"/>
       <w:numFmt w:val="decimal"/>
       <w:lvlText w:val="%1."/>
@@ -20765,52 +21428,52 @@
         <w:color w:val="A67C27"/>
       </w:rPr>
     </w:lvl>
-    <w:lvl w:ilvl="1" w:tplc="5DC6139E">
+    <w:lvl w:ilvl="1" w:tplc="7690001A">
       <w:numFmt w:val="decimal"/>
       <w:lvlText w:val=""/>
       <w:lvlJc w:val="left"/>
     </w:lvl>
-    <w:lvl w:ilvl="2" w:tplc="D5A0EE4C">
+    <w:lvl w:ilvl="2" w:tplc="4534704C">
       <w:numFmt w:val="decimal"/>
       <w:lvlText w:val=""/>
       <w:lvlJc w:val="left"/>
     </w:lvl>
-    <w:lvl w:ilvl="3" w:tplc="62523E24">
+    <w:lvl w:ilvl="3" w:tplc="820C78A0">
       <w:numFmt w:val="decimal"/>
       <w:lvlText w:val=""/>
       <w:lvlJc w:val="left"/>
     </w:lvl>
-    <w:lvl w:ilvl="4" w:tplc="7758CBBC">
+    <w:lvl w:ilvl="4" w:tplc="3058E9AE">
       <w:numFmt w:val="decimal"/>
       <w:lvlText w:val=""/>
       <w:lvlJc w:val="left"/>
     </w:lvl>
-    <w:lvl w:ilvl="5" w:tplc="A99E9FCE">
+    <w:lvl w:ilvl="5" w:tplc="7ADCBF88">
       <w:numFmt w:val="decimal"/>
       <w:lvlText w:val=""/>
       <w:lvlJc w:val="left"/>
     </w:lvl>
-    <w:lvl w:ilvl="6" w:tplc="29FC19AE">
+    <w:lvl w:ilvl="6" w:tplc="5C9A05DA">
       <w:numFmt w:val="decimal"/>
       <w:lvlText w:val=""/>
       <w:lvlJc w:val="left"/>
     </w:lvl>
-    <w:lvl w:ilvl="7" w:tplc="8536E13C">
+    <w:lvl w:ilvl="7" w:tplc="B99C37A6">
       <w:numFmt w:val="decimal"/>
       <w:lvlText w:val=""/>
       <w:lvlJc w:val="left"/>
     </w:lvl>
-    <w:lvl w:ilvl="8" w:tplc="77FA30CE">
+    <w:lvl w:ilvl="8" w:tplc="26DAD00C">
       <w:numFmt w:val="decimal"/>
       <w:lvlText w:val=""/>
       <w:lvlJc w:val="left"/>
     </w:lvl>
   </w:abstractNum>
-  <w:abstractNum w:abstractNumId="5" w15:restartNumberingAfterBreak="0">
-    <w:nsid w:val="31525EBB"/>
+  <w:abstractNum w:abstractNumId="6" w15:restartNumberingAfterBreak="0">
+    <w:nsid w:val="6FCD48C2"/>
     <w:multiLevelType w:val="hybridMultilevel"/>
-    <w:tmpl w:val="F698D7AC"/>
-    <w:lvl w:ilvl="0" w:tplc="83D865E6">
+    <w:tmpl w:val="FABA4D2E"/>
+    <w:lvl w:ilvl="0" w:tplc="4414000A">
       <w:start w:val="1"/>
       <w:numFmt w:val="decimal"/>
       <w:lvlText w:val="%1."/>
@@ -20824,142 +21487,84 @@
         <w:color w:val="A67C27"/>
       </w:rPr>
     </w:lvl>
-    <w:lvl w:ilvl="1" w:tplc="A64C3224">
+    <w:lvl w:ilvl="1" w:tplc="D4B48FC2">
       <w:numFmt w:val="decimal"/>
       <w:lvlText w:val=""/>
       <w:lvlJc w:val="left"/>
     </w:lvl>
-    <w:lvl w:ilvl="2" w:tplc="E6A8550A">
+    <w:lvl w:ilvl="2" w:tplc="83D4D814">
       <w:numFmt w:val="decimal"/>
       <w:lvlText w:val=""/>
       <w:lvlJc w:val="left"/>
     </w:lvl>
-    <w:lvl w:ilvl="3" w:tplc="EB26B512">
+    <w:lvl w:ilvl="3" w:tplc="F31E82B0">
       <w:numFmt w:val="decimal"/>
       <w:lvlText w:val=""/>
       <w:lvlJc w:val="left"/>
     </w:lvl>
-    <w:lvl w:ilvl="4" w:tplc="F6C0CC66">
+    <w:lvl w:ilvl="4" w:tplc="F81CD102">
       <w:numFmt w:val="decimal"/>
       <w:lvlText w:val=""/>
       <w:lvlJc w:val="left"/>
     </w:lvl>
-    <w:lvl w:ilvl="5" w:tplc="0B562582">
+    <w:lvl w:ilvl="5" w:tplc="C9540E2E">
       <w:numFmt w:val="decimal"/>
       <w:lvlText w:val=""/>
       <w:lvlJc w:val="left"/>
     </w:lvl>
-    <w:lvl w:ilvl="6" w:tplc="3580F2A6">
+    <w:lvl w:ilvl="6" w:tplc="6A34ABBC">
       <w:numFmt w:val="decimal"/>
       <w:lvlText w:val=""/>
       <w:lvlJc w:val="left"/>
     </w:lvl>
-    <w:lvl w:ilvl="7" w:tplc="7652AFEE">
+    <w:lvl w:ilvl="7" w:tplc="BD98F842">
       <w:numFmt w:val="decimal"/>
       <w:lvlText w:val=""/>
       <w:lvlJc w:val="left"/>
     </w:lvl>
-    <w:lvl w:ilvl="8" w:tplc="D8D86560">
+    <w:lvl w:ilvl="8" w:tplc="7CEC04BE">
       <w:numFmt w:val="decimal"/>
       <w:lvlText w:val=""/>
       <w:lvlJc w:val="left"/>
     </w:lvl>
   </w:abstractNum>
-  <w:abstractNum w:abstractNumId="6" w15:restartNumberingAfterBreak="0">
-    <w:nsid w:val="5E1E6B63"/>
-    <w:multiLevelType w:val="hybridMultilevel"/>
-    <w:tmpl w:val="E4820256"/>
-    <w:lvl w:ilvl="0" w:tplc="E2D6F0CC">
-      <w:start w:val="1"/>
-      <w:numFmt w:val="bullet"/>
-      <w:lvlText w:val="•"/>
-      <w:lvlJc w:val="left"/>
-      <w:pPr>
-        <w:ind w:left="460" w:hanging="280"/>
-      </w:pPr>
-    </w:lvl>
-    <w:lvl w:ilvl="1" w:tplc="6B2621D0">
-      <w:start w:val="1"/>
-      <w:numFmt w:val="bullet"/>
-      <w:lvlText w:val="–"/>
-      <w:lvlJc w:val="left"/>
-      <w:pPr>
-        <w:ind w:left="900" w:hanging="280"/>
-      </w:pPr>
-    </w:lvl>
-    <w:lvl w:ilvl="2" w:tplc="A9769694">
-      <w:numFmt w:val="decimal"/>
-      <w:lvlText w:val=""/>
-      <w:lvlJc w:val="left"/>
-    </w:lvl>
-    <w:lvl w:ilvl="3" w:tplc="5B7AEE9E">
-      <w:numFmt w:val="decimal"/>
-      <w:lvlText w:val=""/>
-      <w:lvlJc w:val="left"/>
-    </w:lvl>
-    <w:lvl w:ilvl="4" w:tplc="DC8A5AE0">
-      <w:numFmt w:val="decimal"/>
-      <w:lvlText w:val=""/>
-      <w:lvlJc w:val="left"/>
-    </w:lvl>
-    <w:lvl w:ilvl="5" w:tplc="D95636C0">
-      <w:numFmt w:val="decimal"/>
-      <w:lvlText w:val=""/>
-      <w:lvlJc w:val="left"/>
-    </w:lvl>
-    <w:lvl w:ilvl="6" w:tplc="C1DA6318">
-      <w:numFmt w:val="decimal"/>
-      <w:lvlText w:val=""/>
-      <w:lvlJc w:val="left"/>
-    </w:lvl>
-    <w:lvl w:ilvl="7" w:tplc="25AA3720">
-      <w:numFmt w:val="decimal"/>
-      <w:lvlText w:val=""/>
-      <w:lvlJc w:val="left"/>
-    </w:lvl>
-    <w:lvl w:ilvl="8" w:tplc="17B007A6">
-      <w:numFmt w:val="decimal"/>
-      <w:lvlText w:val=""/>
-      <w:lvlJc w:val="left"/>
-    </w:lvl>
-  </w:abstractNum>
-  <w:num w:numId="1" w16cid:durableId="939065898">
+  <w:num w:numId="1" w16cid:durableId="432555093">
     <w:abstractNumId w:val="2"/>
     <w:lvlOverride w:ilvl="0">
       <w:startOverride w:val="1"/>
     </w:lvlOverride>
   </w:num>
-  <w:num w:numId="2" w16cid:durableId="1678726072">
+  <w:num w:numId="2" w16cid:durableId="2111077001">
+    <w:abstractNumId w:val="3"/>
+    <w:lvlOverride w:ilvl="0">
+      <w:startOverride w:val="1"/>
+    </w:lvlOverride>
+  </w:num>
+  <w:num w:numId="3" w16cid:durableId="2097633629">
     <w:abstractNumId w:val="6"/>
     <w:lvlOverride w:ilvl="0">
       <w:startOverride w:val="1"/>
     </w:lvlOverride>
   </w:num>
-  <w:num w:numId="3" w16cid:durableId="924461697">
+  <w:num w:numId="4" w16cid:durableId="1930233843">
+    <w:abstractNumId w:val="5"/>
+    <w:lvlOverride w:ilvl="0">
+      <w:startOverride w:val="1"/>
+    </w:lvlOverride>
+  </w:num>
+  <w:num w:numId="5" w16cid:durableId="231815373">
     <w:abstractNumId w:val="4"/>
     <w:lvlOverride w:ilvl="0">
       <w:startOverride w:val="1"/>
     </w:lvlOverride>
   </w:num>
-  <w:num w:numId="4" w16cid:durableId="477890354">
-    <w:abstractNumId w:val="5"/>
-    <w:lvlOverride w:ilvl="0">
-      <w:startOverride w:val="1"/>
-    </w:lvlOverride>
-  </w:num>
-  <w:num w:numId="5" w16cid:durableId="617369525">
+  <w:num w:numId="6" w16cid:durableId="1411151249">
     <w:abstractNumId w:val="0"/>
     <w:lvlOverride w:ilvl="0">
       <w:startOverride w:val="1"/>
     </w:lvlOverride>
   </w:num>
-  <w:num w:numId="6" w16cid:durableId="542062596">
-    <w:abstractNumId w:val="3"/>
-    <w:lvlOverride w:ilvl="0">
-      <w:startOverride w:val="1"/>
-    </w:lvlOverride>
-  </w:num>
-  <w:num w:numId="7" w16cid:durableId="1589462575">
+  <w:num w:numId="7" w16cid:durableId="1848323343">
     <w:abstractNumId w:val="1"/>
     <w:lvlOverride w:ilvl="0">
       <w:startOverride w:val="1"/>
@@ -21585,7 +22190,7 @@
     <w:autoRedefine/>
     <w:uiPriority w:val="39"/>
     <w:unhideWhenUsed/>
-    <w:rsid w:val="00BF1848"/>
+    <w:rsid w:val="000A443F"/>
     <w:pPr>
       <w:spacing w:after="100"/>
     </w:pPr>
@@ -21597,7 +22202,7 @@
     <w:autoRedefine/>
     <w:uiPriority w:val="39"/>
     <w:unhideWhenUsed/>
-    <w:rsid w:val="00BF1848"/>
+    <w:rsid w:val="000A443F"/>
     <w:pPr>
       <w:spacing w:after="100"/>
       <w:ind w:left="210"/>

--- a/docs/manuals/Role_Guide_8_Supervisor.docx
+++ b/docs/manuals/Role_Guide_8_Supervisor.docx
@@ -469,7 +469,7 @@
                 <w:sz w:val="19"/>
                 <w:szCs w:val="19"/>
               </w:rPr>
-              <w:t>Version 1.17 · 3 October 2026</w:t>
+              <w:t>Version 1.18 · 4 October 2026</w:t>
             </w:r>
           </w:p>
         </w:tc>
@@ -538,7 +538,7 @@
     <w:sdt>
       <w:sdtPr>
         <w:alias w:val="Contents"/>
-        <w:id w:val="1896318690"/>
+        <w:id w:val="-1165629460"/>
       </w:sdtPr>
       <w:sdtEndPr/>
       <w:sdtContent>
@@ -567,7 +567,7 @@
           <w:r>
             <w:fldChar w:fldCharType="separate"/>
           </w:r>
-          <w:hyperlink w:anchor="_Toc241897412" w:history="1">
+          <w:hyperlink w:anchor="_Toc241998809" w:history="1">
             <w:r>
               <w:rPr>
                 <w:rStyle w:val="Hyperlink"/>
@@ -591,7 +591,7 @@
               <w:rPr>
                 <w:noProof/>
               </w:rPr>
-              <w:instrText xml:space="preserve"> PAGEREF _Toc241897412 \h </w:instrText>
+              <w:instrText xml:space="preserve"> PAGEREF _Toc241998809 \h </w:instrText>
             </w:r>
             <w:r>
               <w:rPr>
@@ -634,7 +634,7 @@
               <w14:ligatures w14:val="standardContextual"/>
             </w:rPr>
           </w:pPr>
-          <w:hyperlink w:anchor="_Toc241897413" w:history="1">
+          <w:hyperlink w:anchor="_Toc241998810" w:history="1">
             <w:r>
               <w:rPr>
                 <w:rStyle w:val="Hyperlink"/>
@@ -658,7 +658,7 @@
               <w:rPr>
                 <w:noProof/>
               </w:rPr>
-              <w:instrText xml:space="preserve"> PAGEREF _Toc241897413 \h </w:instrText>
+              <w:instrText xml:space="preserve"> PAGEREF _Toc241998810 \h </w:instrText>
             </w:r>
             <w:r>
               <w:rPr>
@@ -701,7 +701,7 @@
               <w14:ligatures w14:val="standardContextual"/>
             </w:rPr>
           </w:pPr>
-          <w:hyperlink w:anchor="_Toc241897414" w:history="1">
+          <w:hyperlink w:anchor="_Toc241998811" w:history="1">
             <w:r>
               <w:rPr>
                 <w:rStyle w:val="Hyperlink"/>
@@ -725,7 +725,7 @@
               <w:rPr>
                 <w:noProof/>
               </w:rPr>
-              <w:instrText xml:space="preserve"> PAGEREF _Toc241897414 \h </w:instrText>
+              <w:instrText xml:space="preserve"> PAGEREF _Toc241998811 \h </w:instrText>
             </w:r>
             <w:r>
               <w:rPr>
@@ -768,7 +768,7 @@
               <w14:ligatures w14:val="standardContextual"/>
             </w:rPr>
           </w:pPr>
-          <w:hyperlink w:anchor="_Toc241897415" w:history="1">
+          <w:hyperlink w:anchor="_Toc241998812" w:history="1">
             <w:r>
               <w:rPr>
                 <w:rStyle w:val="Hyperlink"/>
@@ -792,7 +792,7 @@
               <w:rPr>
                 <w:noProof/>
               </w:rPr>
-              <w:instrText xml:space="preserve"> PAGEREF _Toc241897415 \h </w:instrText>
+              <w:instrText xml:space="preserve"> PAGEREF _Toc241998812 \h </w:instrText>
             </w:r>
             <w:r>
               <w:rPr>
@@ -835,7 +835,7 @@
               <w14:ligatures w14:val="standardContextual"/>
             </w:rPr>
           </w:pPr>
-          <w:hyperlink w:anchor="_Toc241897416" w:history="1">
+          <w:hyperlink w:anchor="_Toc241998813" w:history="1">
             <w:r>
               <w:rPr>
                 <w:rStyle w:val="Hyperlink"/>
@@ -859,7 +859,7 @@
               <w:rPr>
                 <w:noProof/>
               </w:rPr>
-              <w:instrText xml:space="preserve"> PAGEREF _Toc241897416 \h </w:instrText>
+              <w:instrText xml:space="preserve"> PAGEREF _Toc241998813 \h </w:instrText>
             </w:r>
             <w:r>
               <w:rPr>
@@ -902,7 +902,7 @@
               <w14:ligatures w14:val="standardContextual"/>
             </w:rPr>
           </w:pPr>
-          <w:hyperlink w:anchor="_Toc241897417" w:history="1">
+          <w:hyperlink w:anchor="_Toc241998814" w:history="1">
             <w:r>
               <w:rPr>
                 <w:rStyle w:val="Hyperlink"/>
@@ -926,7 +926,7 @@
               <w:rPr>
                 <w:noProof/>
               </w:rPr>
-              <w:instrText xml:space="preserve"> PAGEREF _Toc241897417 \h </w:instrText>
+              <w:instrText xml:space="preserve"> PAGEREF _Toc241998814 \h </w:instrText>
             </w:r>
             <w:r>
               <w:rPr>
@@ -969,7 +969,7 @@
               <w14:ligatures w14:val="standardContextual"/>
             </w:rPr>
           </w:pPr>
-          <w:hyperlink w:anchor="_Toc241897418" w:history="1">
+          <w:hyperlink w:anchor="_Toc241998815" w:history="1">
             <w:r>
               <w:rPr>
                 <w:rStyle w:val="Hyperlink"/>
@@ -993,7 +993,7 @@
               <w:rPr>
                 <w:noProof/>
               </w:rPr>
-              <w:instrText xml:space="preserve"> PAGEREF _Toc241897418 \h </w:instrText>
+              <w:instrText xml:space="preserve"> PAGEREF _Toc241998815 \h </w:instrText>
             </w:r>
             <w:r>
               <w:rPr>
@@ -1036,7 +1036,7 @@
               <w14:ligatures w14:val="standardContextual"/>
             </w:rPr>
           </w:pPr>
-          <w:hyperlink w:anchor="_Toc241897419" w:history="1">
+          <w:hyperlink w:anchor="_Toc241998816" w:history="1">
             <w:r>
               <w:rPr>
                 <w:rStyle w:val="Hyperlink"/>
@@ -1060,7 +1060,7 @@
               <w:rPr>
                 <w:noProof/>
               </w:rPr>
-              <w:instrText xml:space="preserve"> PAGEREF _Toc241897419 \h </w:instrText>
+              <w:instrText xml:space="preserve"> PAGEREF _Toc241998816 \h </w:instrText>
             </w:r>
             <w:r>
               <w:rPr>
@@ -1103,7 +1103,7 @@
               <w14:ligatures w14:val="standardContextual"/>
             </w:rPr>
           </w:pPr>
-          <w:hyperlink w:anchor="_Toc241897420" w:history="1">
+          <w:hyperlink w:anchor="_Toc241998817" w:history="1">
             <w:r>
               <w:rPr>
                 <w:rStyle w:val="Hyperlink"/>
@@ -1127,7 +1127,7 @@
               <w:rPr>
                 <w:noProof/>
               </w:rPr>
-              <w:instrText xml:space="preserve"> PAGEREF _Toc241897420 \h </w:instrText>
+              <w:instrText xml:space="preserve"> PAGEREF _Toc241998817 \h </w:instrText>
             </w:r>
             <w:r>
               <w:rPr>
@@ -1170,7 +1170,7 @@
               <w14:ligatures w14:val="standardContextual"/>
             </w:rPr>
           </w:pPr>
-          <w:hyperlink w:anchor="_Toc241897421" w:history="1">
+          <w:hyperlink w:anchor="_Toc241998818" w:history="1">
             <w:r>
               <w:rPr>
                 <w:rStyle w:val="Hyperlink"/>
@@ -1194,7 +1194,7 @@
               <w:rPr>
                 <w:noProof/>
               </w:rPr>
-              <w:instrText xml:space="preserve"> PAGEREF _Toc241897421 \h </w:instrText>
+              <w:instrText xml:space="preserve"> PAGEREF _Toc241998818 \h </w:instrText>
             </w:r>
             <w:r>
               <w:rPr>
@@ -1237,7 +1237,7 @@
               <w14:ligatures w14:val="standardContextual"/>
             </w:rPr>
           </w:pPr>
-          <w:hyperlink w:anchor="_Toc241897422" w:history="1">
+          <w:hyperlink w:anchor="_Toc241998819" w:history="1">
             <w:r>
               <w:rPr>
                 <w:rStyle w:val="Hyperlink"/>
@@ -1261,7 +1261,7 @@
               <w:rPr>
                 <w:noProof/>
               </w:rPr>
-              <w:instrText xml:space="preserve"> PAGEREF _Toc241897422 \h </w:instrText>
+              <w:instrText xml:space="preserve"> PAGEREF _Toc241998819 \h </w:instrText>
             </w:r>
             <w:r>
               <w:rPr>
@@ -1304,7 +1304,7 @@
               <w14:ligatures w14:val="standardContextual"/>
             </w:rPr>
           </w:pPr>
-          <w:hyperlink w:anchor="_Toc241897423" w:history="1">
+          <w:hyperlink w:anchor="_Toc241998820" w:history="1">
             <w:r>
               <w:rPr>
                 <w:rStyle w:val="Hyperlink"/>
@@ -1328,7 +1328,7 @@
               <w:rPr>
                 <w:noProof/>
               </w:rPr>
-              <w:instrText xml:space="preserve"> PAGEREF _Toc241897423 \h </w:instrText>
+              <w:instrText xml:space="preserve"> PAGEREF _Toc241998820 \h </w:instrText>
             </w:r>
             <w:r>
               <w:rPr>
@@ -1371,7 +1371,7 @@
               <w14:ligatures w14:val="standardContextual"/>
             </w:rPr>
           </w:pPr>
-          <w:hyperlink w:anchor="_Toc241897424" w:history="1">
+          <w:hyperlink w:anchor="_Toc241998821" w:history="1">
             <w:r>
               <w:rPr>
                 <w:rStyle w:val="Hyperlink"/>
@@ -1395,7 +1395,7 @@
               <w:rPr>
                 <w:noProof/>
               </w:rPr>
-              <w:instrText xml:space="preserve"> PAGEREF _Toc241897424 \h </w:instrText>
+              <w:instrText xml:space="preserve"> PAGEREF _Toc241998821 \h </w:instrText>
             </w:r>
             <w:r>
               <w:rPr>
@@ -1438,7 +1438,7 @@
               <w14:ligatures w14:val="standardContextual"/>
             </w:rPr>
           </w:pPr>
-          <w:hyperlink w:anchor="_Toc241897425" w:history="1">
+          <w:hyperlink w:anchor="_Toc241998822" w:history="1">
             <w:r>
               <w:rPr>
                 <w:rStyle w:val="Hyperlink"/>
@@ -1462,7 +1462,7 @@
               <w:rPr>
                 <w:noProof/>
               </w:rPr>
-              <w:instrText xml:space="preserve"> PAGEREF _Toc241897425 \h </w:instrText>
+              <w:instrText xml:space="preserve"> PAGEREF _Toc241998822 \h </w:instrText>
             </w:r>
             <w:r>
               <w:rPr>
@@ -1505,7 +1505,7 @@
               <w14:ligatures w14:val="standardContextual"/>
             </w:rPr>
           </w:pPr>
-          <w:hyperlink w:anchor="_Toc241897426" w:history="1">
+          <w:hyperlink w:anchor="_Toc241998823" w:history="1">
             <w:r>
               <w:rPr>
                 <w:rStyle w:val="Hyperlink"/>
@@ -1529,7 +1529,7 @@
               <w:rPr>
                 <w:noProof/>
               </w:rPr>
-              <w:instrText xml:space="preserve"> PAGEREF _Toc241897426 \h </w:instrText>
+              <w:instrText xml:space="preserve"> PAGEREF _Toc241998823 \h </w:instrText>
             </w:r>
             <w:r>
               <w:rPr>
@@ -1572,7 +1572,7 @@
               <w14:ligatures w14:val="standardContextual"/>
             </w:rPr>
           </w:pPr>
-          <w:hyperlink w:anchor="_Toc241897427" w:history="1">
+          <w:hyperlink w:anchor="_Toc241998824" w:history="1">
             <w:r>
               <w:rPr>
                 <w:rStyle w:val="Hyperlink"/>
@@ -1596,7 +1596,7 @@
               <w:rPr>
                 <w:noProof/>
               </w:rPr>
-              <w:instrText xml:space="preserve"> PAGEREF _Toc241897427 \h </w:instrText>
+              <w:instrText xml:space="preserve"> PAGEREF _Toc241998824 \h </w:instrText>
             </w:r>
             <w:r>
               <w:rPr>
@@ -1639,7 +1639,7 @@
               <w14:ligatures w14:val="standardContextual"/>
             </w:rPr>
           </w:pPr>
-          <w:hyperlink w:anchor="_Toc241897428" w:history="1">
+          <w:hyperlink w:anchor="_Toc241998825" w:history="1">
             <w:r>
               <w:rPr>
                 <w:rStyle w:val="Hyperlink"/>
@@ -1663,7 +1663,7 @@
               <w:rPr>
                 <w:noProof/>
               </w:rPr>
-              <w:instrText xml:space="preserve"> PAGEREF _Toc241897428 \h </w:instrText>
+              <w:instrText xml:space="preserve"> PAGEREF _Toc241998825 \h </w:instrText>
             </w:r>
             <w:r>
               <w:rPr>
@@ -1706,7 +1706,7 @@
               <w14:ligatures w14:val="standardContextual"/>
             </w:rPr>
           </w:pPr>
-          <w:hyperlink w:anchor="_Toc241897429" w:history="1">
+          <w:hyperlink w:anchor="_Toc241998826" w:history="1">
             <w:r>
               <w:rPr>
                 <w:rStyle w:val="Hyperlink"/>
@@ -1730,7 +1730,7 @@
               <w:rPr>
                 <w:noProof/>
               </w:rPr>
-              <w:instrText xml:space="preserve"> PAGEREF _Toc241897429 \h </w:instrText>
+              <w:instrText xml:space="preserve"> PAGEREF _Toc241998826 \h </w:instrText>
             </w:r>
             <w:r>
               <w:rPr>
@@ -1773,7 +1773,7 @@
               <w14:ligatures w14:val="standardContextual"/>
             </w:rPr>
           </w:pPr>
-          <w:hyperlink w:anchor="_Toc241897430" w:history="1">
+          <w:hyperlink w:anchor="_Toc241998827" w:history="1">
             <w:r>
               <w:rPr>
                 <w:rStyle w:val="Hyperlink"/>
@@ -1797,7 +1797,7 @@
               <w:rPr>
                 <w:noProof/>
               </w:rPr>
-              <w:instrText xml:space="preserve"> PAGEREF _Toc241897430 \h </w:instrText>
+              <w:instrText xml:space="preserve"> PAGEREF _Toc241998827 \h </w:instrText>
             </w:r>
             <w:r>
               <w:rPr>
@@ -1840,7 +1840,7 @@
               <w14:ligatures w14:val="standardContextual"/>
             </w:rPr>
           </w:pPr>
-          <w:hyperlink w:anchor="_Toc241897431" w:history="1">
+          <w:hyperlink w:anchor="_Toc241998828" w:history="1">
             <w:r>
               <w:rPr>
                 <w:rStyle w:val="Hyperlink"/>
@@ -1864,7 +1864,7 @@
               <w:rPr>
                 <w:noProof/>
               </w:rPr>
-              <w:instrText xml:space="preserve"> PAGEREF _Toc241897431 \h </w:instrText>
+              <w:instrText xml:space="preserve"> PAGEREF _Toc241998828 \h </w:instrText>
             </w:r>
             <w:r>
               <w:rPr>
@@ -1907,7 +1907,7 @@
               <w14:ligatures w14:val="standardContextual"/>
             </w:rPr>
           </w:pPr>
-          <w:hyperlink w:anchor="_Toc241897432" w:history="1">
+          <w:hyperlink w:anchor="_Toc241998829" w:history="1">
             <w:r>
               <w:rPr>
                 <w:rStyle w:val="Hyperlink"/>
@@ -1931,7 +1931,7 @@
               <w:rPr>
                 <w:noProof/>
               </w:rPr>
-              <w:instrText xml:space="preserve"> PAGEREF _Toc241897432 \h </w:instrText>
+              <w:instrText xml:space="preserve"> PAGEREF _Toc241998829 \h </w:instrText>
             </w:r>
             <w:r>
               <w:rPr>
@@ -1974,7 +1974,7 @@
               <w14:ligatures w14:val="standardContextual"/>
             </w:rPr>
           </w:pPr>
-          <w:hyperlink w:anchor="_Toc241897433" w:history="1">
+          <w:hyperlink w:anchor="_Toc241998830" w:history="1">
             <w:r>
               <w:rPr>
                 <w:rStyle w:val="Hyperlink"/>
@@ -1998,7 +1998,7 @@
               <w:rPr>
                 <w:noProof/>
               </w:rPr>
-              <w:instrText xml:space="preserve"> PAGEREF _Toc241897433 \h </w:instrText>
+              <w:instrText xml:space="preserve"> PAGEREF _Toc241998830 \h </w:instrText>
             </w:r>
             <w:r>
               <w:rPr>
@@ -2041,7 +2041,7 @@
               <w14:ligatures w14:val="standardContextual"/>
             </w:rPr>
           </w:pPr>
-          <w:hyperlink w:anchor="_Toc241897434" w:history="1">
+          <w:hyperlink w:anchor="_Toc241998831" w:history="1">
             <w:r>
               <w:rPr>
                 <w:rStyle w:val="Hyperlink"/>
@@ -2065,7 +2065,7 @@
               <w:rPr>
                 <w:noProof/>
               </w:rPr>
-              <w:instrText xml:space="preserve"> PAGEREF _Toc241897434 \h </w:instrText>
+              <w:instrText xml:space="preserve"> PAGEREF _Toc241998831 \h </w:instrText>
             </w:r>
             <w:r>
               <w:rPr>
@@ -2108,7 +2108,7 @@
               <w14:ligatures w14:val="standardContextual"/>
             </w:rPr>
           </w:pPr>
-          <w:hyperlink w:anchor="_Toc241897435" w:history="1">
+          <w:hyperlink w:anchor="_Toc241998832" w:history="1">
             <w:r>
               <w:rPr>
                 <w:rStyle w:val="Hyperlink"/>
@@ -2132,7 +2132,7 @@
               <w:rPr>
                 <w:noProof/>
               </w:rPr>
-              <w:instrText xml:space="preserve"> PAGEREF _Toc241897435 \h </w:instrText>
+              <w:instrText xml:space="preserve"> PAGEREF _Toc241998832 \h </w:instrText>
             </w:r>
             <w:r>
               <w:rPr>
@@ -2175,7 +2175,7 @@
               <w14:ligatures w14:val="standardContextual"/>
             </w:rPr>
           </w:pPr>
-          <w:hyperlink w:anchor="_Toc241897436" w:history="1">
+          <w:hyperlink w:anchor="_Toc241998833" w:history="1">
             <w:r>
               <w:rPr>
                 <w:rStyle w:val="Hyperlink"/>
@@ -2199,7 +2199,7 @@
               <w:rPr>
                 <w:noProof/>
               </w:rPr>
-              <w:instrText xml:space="preserve"> PAGEREF _Toc241897436 \h </w:instrText>
+              <w:instrText xml:space="preserve"> PAGEREF _Toc241998833 \h </w:instrText>
             </w:r>
             <w:r>
               <w:rPr>
@@ -2242,7 +2242,7 @@
               <w14:ligatures w14:val="standardContextual"/>
             </w:rPr>
           </w:pPr>
-          <w:hyperlink w:anchor="_Toc241897437" w:history="1">
+          <w:hyperlink w:anchor="_Toc241998834" w:history="1">
             <w:r>
               <w:rPr>
                 <w:rStyle w:val="Hyperlink"/>
@@ -2266,7 +2266,7 @@
               <w:rPr>
                 <w:noProof/>
               </w:rPr>
-              <w:instrText xml:space="preserve"> PAGEREF _Toc241897437 \h </w:instrText>
+              <w:instrText xml:space="preserve"> PAGEREF _Toc241998834 \h </w:instrText>
             </w:r>
             <w:r>
               <w:rPr>
@@ -2309,7 +2309,7 @@
               <w14:ligatures w14:val="standardContextual"/>
             </w:rPr>
           </w:pPr>
-          <w:hyperlink w:anchor="_Toc241897438" w:history="1">
+          <w:hyperlink w:anchor="_Toc241998835" w:history="1">
             <w:r>
               <w:rPr>
                 <w:rStyle w:val="Hyperlink"/>
@@ -2333,7 +2333,7 @@
               <w:rPr>
                 <w:noProof/>
               </w:rPr>
-              <w:instrText xml:space="preserve"> PAGEREF _Toc241897438 \h </w:instrText>
+              <w:instrText xml:space="preserve"> PAGEREF _Toc241998835 \h </w:instrText>
             </w:r>
             <w:r>
               <w:rPr>
@@ -2376,7 +2376,7 @@
               <w14:ligatures w14:val="standardContextual"/>
             </w:rPr>
           </w:pPr>
-          <w:hyperlink w:anchor="_Toc241897439" w:history="1">
+          <w:hyperlink w:anchor="_Toc241998836" w:history="1">
             <w:r>
               <w:rPr>
                 <w:rStyle w:val="Hyperlink"/>
@@ -2400,7 +2400,7 @@
               <w:rPr>
                 <w:noProof/>
               </w:rPr>
-              <w:instrText xml:space="preserve"> PAGEREF _Toc241897439 \h </w:instrText>
+              <w:instrText xml:space="preserve"> PAGEREF _Toc241998836 \h </w:instrText>
             </w:r>
             <w:r>
               <w:rPr>
@@ -2443,7 +2443,7 @@
               <w14:ligatures w14:val="standardContextual"/>
             </w:rPr>
           </w:pPr>
-          <w:hyperlink w:anchor="_Toc241897440" w:history="1">
+          <w:hyperlink w:anchor="_Toc241998837" w:history="1">
             <w:r>
               <w:rPr>
                 <w:rStyle w:val="Hyperlink"/>
@@ -2467,7 +2467,7 @@
               <w:rPr>
                 <w:noProof/>
               </w:rPr>
-              <w:instrText xml:space="preserve"> PAGEREF _Toc241897440 \h </w:instrText>
+              <w:instrText xml:space="preserve"> PAGEREF _Toc241998837 \h </w:instrText>
             </w:r>
             <w:r>
               <w:rPr>
@@ -2510,7 +2510,7 @@
               <w14:ligatures w14:val="standardContextual"/>
             </w:rPr>
           </w:pPr>
-          <w:hyperlink w:anchor="_Toc241897441" w:history="1">
+          <w:hyperlink w:anchor="_Toc241998838" w:history="1">
             <w:r>
               <w:rPr>
                 <w:rStyle w:val="Hyperlink"/>
@@ -2534,7 +2534,7 @@
               <w:rPr>
                 <w:noProof/>
               </w:rPr>
-              <w:instrText xml:space="preserve"> PAGEREF _Toc241897441 \h </w:instrText>
+              <w:instrText xml:space="preserve"> PAGEREF _Toc241998838 \h </w:instrText>
             </w:r>
             <w:r>
               <w:rPr>
@@ -2577,7 +2577,7 @@
               <w14:ligatures w14:val="standardContextual"/>
             </w:rPr>
           </w:pPr>
-          <w:hyperlink w:anchor="_Toc241897442" w:history="1">
+          <w:hyperlink w:anchor="_Toc241998839" w:history="1">
             <w:r>
               <w:rPr>
                 <w:rStyle w:val="Hyperlink"/>
@@ -2601,7 +2601,7 @@
               <w:rPr>
                 <w:noProof/>
               </w:rPr>
-              <w:instrText xml:space="preserve"> PAGEREF _Toc241897442 \h </w:instrText>
+              <w:instrText xml:space="preserve"> PAGEREF _Toc241998839 \h </w:instrText>
             </w:r>
             <w:r>
               <w:rPr>
@@ -2644,7 +2644,7 @@
               <w14:ligatures w14:val="standardContextual"/>
             </w:rPr>
           </w:pPr>
-          <w:hyperlink w:anchor="_Toc241897443" w:history="1">
+          <w:hyperlink w:anchor="_Toc241998840" w:history="1">
             <w:r>
               <w:rPr>
                 <w:rStyle w:val="Hyperlink"/>
@@ -2668,7 +2668,7 @@
               <w:rPr>
                 <w:noProof/>
               </w:rPr>
-              <w:instrText xml:space="preserve"> PAGEREF _Toc241897443 \h </w:instrText>
+              <w:instrText xml:space="preserve"> PAGEREF _Toc241998840 \h </w:instrText>
             </w:r>
             <w:r>
               <w:rPr>
@@ -2711,7 +2711,7 @@
               <w14:ligatures w14:val="standardContextual"/>
             </w:rPr>
           </w:pPr>
-          <w:hyperlink w:anchor="_Toc241897444" w:history="1">
+          <w:hyperlink w:anchor="_Toc241998841" w:history="1">
             <w:r>
               <w:rPr>
                 <w:rStyle w:val="Hyperlink"/>
@@ -2735,7 +2735,7 @@
               <w:rPr>
                 <w:noProof/>
               </w:rPr>
-              <w:instrText xml:space="preserve"> PAGEREF _Toc241897444 \h </w:instrText>
+              <w:instrText xml:space="preserve"> PAGEREF _Toc241998841 \h </w:instrText>
             </w:r>
             <w:r>
               <w:rPr>
@@ -2778,7 +2778,7 @@
               <w14:ligatures w14:val="standardContextual"/>
             </w:rPr>
           </w:pPr>
-          <w:hyperlink w:anchor="_Toc241897445" w:history="1">
+          <w:hyperlink w:anchor="_Toc241998842" w:history="1">
             <w:r>
               <w:rPr>
                 <w:rStyle w:val="Hyperlink"/>
@@ -2802,7 +2802,7 @@
               <w:rPr>
                 <w:noProof/>
               </w:rPr>
-              <w:instrText xml:space="preserve"> PAGEREF _Toc241897445 \h </w:instrText>
+              <w:instrText xml:space="preserve"> PAGEREF _Toc241998842 \h </w:instrText>
             </w:r>
             <w:r>
               <w:rPr>
@@ -2845,7 +2845,7 @@
               <w14:ligatures w14:val="standardContextual"/>
             </w:rPr>
           </w:pPr>
-          <w:hyperlink w:anchor="_Toc241897446" w:history="1">
+          <w:hyperlink w:anchor="_Toc241998843" w:history="1">
             <w:r>
               <w:rPr>
                 <w:rStyle w:val="Hyperlink"/>
@@ -2869,7 +2869,7 @@
               <w:rPr>
                 <w:noProof/>
               </w:rPr>
-              <w:instrText xml:space="preserve"> PAGEREF _Toc241897446 \h </w:instrText>
+              <w:instrText xml:space="preserve"> PAGEREF _Toc241998843 \h </w:instrText>
             </w:r>
             <w:r>
               <w:rPr>
@@ -2912,7 +2912,7 @@
               <w14:ligatures w14:val="standardContextual"/>
             </w:rPr>
           </w:pPr>
-          <w:hyperlink w:anchor="_Toc241897447" w:history="1">
+          <w:hyperlink w:anchor="_Toc241998844" w:history="1">
             <w:r>
               <w:rPr>
                 <w:rStyle w:val="Hyperlink"/>
@@ -2936,7 +2936,7 @@
               <w:rPr>
                 <w:noProof/>
               </w:rPr>
-              <w:instrText xml:space="preserve"> PAGEREF _Toc241897447 \h </w:instrText>
+              <w:instrText xml:space="preserve"> PAGEREF _Toc241998844 \h </w:instrText>
             </w:r>
             <w:r>
               <w:rPr>
@@ -2979,7 +2979,7 @@
               <w14:ligatures w14:val="standardContextual"/>
             </w:rPr>
           </w:pPr>
-          <w:hyperlink w:anchor="_Toc241897448" w:history="1">
+          <w:hyperlink w:anchor="_Toc241998845" w:history="1">
             <w:r>
               <w:rPr>
                 <w:rStyle w:val="Hyperlink"/>
@@ -3003,7 +3003,7 @@
               <w:rPr>
                 <w:noProof/>
               </w:rPr>
-              <w:instrText xml:space="preserve"> PAGEREF _Toc241897448 \h </w:instrText>
+              <w:instrText xml:space="preserve"> PAGEREF _Toc241998845 \h </w:instrText>
             </w:r>
             <w:r>
               <w:rPr>
@@ -3046,7 +3046,7 @@
               <w14:ligatures w14:val="standardContextual"/>
             </w:rPr>
           </w:pPr>
-          <w:hyperlink w:anchor="_Toc241897449" w:history="1">
+          <w:hyperlink w:anchor="_Toc241998846" w:history="1">
             <w:r>
               <w:rPr>
                 <w:rStyle w:val="Hyperlink"/>
@@ -3070,7 +3070,7 @@
               <w:rPr>
                 <w:noProof/>
               </w:rPr>
-              <w:instrText xml:space="preserve"> PAGEREF _Toc241897449 \h </w:instrText>
+              <w:instrText xml:space="preserve"> PAGEREF _Toc241998846 \h </w:instrText>
             </w:r>
             <w:r>
               <w:rPr>
@@ -3113,7 +3113,7 @@
               <w14:ligatures w14:val="standardContextual"/>
             </w:rPr>
           </w:pPr>
-          <w:hyperlink w:anchor="_Toc241897450" w:history="1">
+          <w:hyperlink w:anchor="_Toc241998847" w:history="1">
             <w:r>
               <w:rPr>
                 <w:rStyle w:val="Hyperlink"/>
@@ -3137,7 +3137,7 @@
               <w:rPr>
                 <w:noProof/>
               </w:rPr>
-              <w:instrText xml:space="preserve"> PAGEREF _Toc241897450 \h </w:instrText>
+              <w:instrText xml:space="preserve"> PAGEREF _Toc241998847 \h </w:instrText>
             </w:r>
             <w:r>
               <w:rPr>
@@ -3180,7 +3180,7 @@
               <w14:ligatures w14:val="standardContextual"/>
             </w:rPr>
           </w:pPr>
-          <w:hyperlink w:anchor="_Toc241897451" w:history="1">
+          <w:hyperlink w:anchor="_Toc241998848" w:history="1">
             <w:r>
               <w:rPr>
                 <w:rStyle w:val="Hyperlink"/>
@@ -3204,7 +3204,7 @@
               <w:rPr>
                 <w:noProof/>
               </w:rPr>
-              <w:instrText xml:space="preserve"> PAGEREF _Toc241897451 \h </w:instrText>
+              <w:instrText xml:space="preserve"> PAGEREF _Toc241998848 \h </w:instrText>
             </w:r>
             <w:r>
               <w:rPr>
@@ -3247,7 +3247,7 @@
               <w14:ligatures w14:val="standardContextual"/>
             </w:rPr>
           </w:pPr>
-          <w:hyperlink w:anchor="_Toc241897452" w:history="1">
+          <w:hyperlink w:anchor="_Toc241998849" w:history="1">
             <w:r>
               <w:rPr>
                 <w:rStyle w:val="Hyperlink"/>
@@ -3271,7 +3271,7 @@
               <w:rPr>
                 <w:noProof/>
               </w:rPr>
-              <w:instrText xml:space="preserve"> PAGEREF _Toc241897452 \h </w:instrText>
+              <w:instrText xml:space="preserve"> PAGEREF _Toc241998849 \h </w:instrText>
             </w:r>
             <w:r>
               <w:rPr>
@@ -3314,7 +3314,7 @@
               <w14:ligatures w14:val="standardContextual"/>
             </w:rPr>
           </w:pPr>
-          <w:hyperlink w:anchor="_Toc241897453" w:history="1">
+          <w:hyperlink w:anchor="_Toc241998850" w:history="1">
             <w:r>
               <w:rPr>
                 <w:rStyle w:val="Hyperlink"/>
@@ -3338,7 +3338,7 @@
               <w:rPr>
                 <w:noProof/>
               </w:rPr>
-              <w:instrText xml:space="preserve"> PAGEREF _Toc241897453 \h </w:instrText>
+              <w:instrText xml:space="preserve"> PAGEREF _Toc241998850 \h </w:instrText>
             </w:r>
             <w:r>
               <w:rPr>
@@ -3381,7 +3381,7 @@
               <w14:ligatures w14:val="standardContextual"/>
             </w:rPr>
           </w:pPr>
-          <w:hyperlink w:anchor="_Toc241897454" w:history="1">
+          <w:hyperlink w:anchor="_Toc241998851" w:history="1">
             <w:r>
               <w:rPr>
                 <w:rStyle w:val="Hyperlink"/>
@@ -3405,7 +3405,7 @@
               <w:rPr>
                 <w:noProof/>
               </w:rPr>
-              <w:instrText xml:space="preserve"> PAGEREF _Toc241897454 \h </w:instrText>
+              <w:instrText xml:space="preserve"> PAGEREF _Toc241998851 \h </w:instrText>
             </w:r>
             <w:r>
               <w:rPr>
@@ -3444,7 +3444,7 @@
         <w:pStyle w:val="Heading1"/>
         <w:pageBreakBefore/>
       </w:pPr>
-      <w:bookmarkStart w:id="0" w:name="_Toc241897412"/>
+      <w:bookmarkStart w:id="0" w:name="_Toc241998809"/>
       <w:r>
         <w:lastRenderedPageBreak/>
         <w:t>1. Your role at a glance</w:t>
@@ -3612,7 +3612,7 @@
         <w:pStyle w:val="Heading1"/>
         <w:pageBreakBefore/>
       </w:pPr>
-      <w:bookmarkStart w:id="1" w:name="_Toc241897413"/>
+      <w:bookmarkStart w:id="1" w:name="_Toc241998810"/>
       <w:r>
         <w:lastRenderedPageBreak/>
         <w:t>2. Signing in and your screens</w:t>
@@ -3623,7 +3623,7 @@
       <w:pPr>
         <w:pStyle w:val="Heading2"/>
       </w:pPr>
-      <w:bookmarkStart w:id="2" w:name="_Toc241897414"/>
+      <w:bookmarkStart w:id="2" w:name="_Toc241998811"/>
       <w:r>
         <w:t>Signing in</w:t>
       </w:r>
@@ -3706,7 +3706,7 @@
           <w:noProof/>
         </w:rPr>
         <w:drawing>
-          <wp:inline distT="0" distB="0" distL="0" distR="0" wp14:anchorId="3EA56C37" wp14:editId="6B3556F7">
+          <wp:inline distT="0" distB="0" distL="0" distR="0" wp14:anchorId="72DF6007" wp14:editId="7E73D6CA">
             <wp:extent cx="5334000" cy="2333625"/>
             <wp:effectExtent l="0" t="0" r="0" b="0"/>
             <wp:docPr id="1" name="adm_login.jpg" descr="The sign-in screen for all internal staff." title="The sign-in screen for all internal staff."/>
@@ -3873,7 +3873,7 @@
       <w:pPr>
         <w:pStyle w:val="Heading2"/>
       </w:pPr>
-      <w:bookmarkStart w:id="3" w:name="_Toc241897415"/>
+      <w:bookmarkStart w:id="3" w:name="_Toc241998812"/>
       <w:r>
         <w:t>Finding your way around</w:t>
       </w:r>
@@ -4058,7 +4058,7 @@
         </w:rPr>
         <w:lastRenderedPageBreak/>
         <w:drawing>
-          <wp:inline distT="0" distB="0" distL="0" distR="0" wp14:anchorId="78562B87" wp14:editId="1CD0C62B">
+          <wp:inline distT="0" distB="0" distL="0" distR="0" wp14:anchorId="3D03F31A" wp14:editId="5B91FFB0">
             <wp:extent cx="5715000" cy="1876425"/>
             <wp:effectExtent l="0" t="0" r="0" b="0"/>
             <wp:docPr id="2" name="adm_not_your_role.jpg" descr="Opening a screen outside your role (for example from an old bookmark) shows this card instead of the screen." title="Opening a screen outside your role (for example from an old bookmark) shows this card instead of the screen."/>
@@ -4127,7 +4127,7 @@
       <w:pPr>
         <w:pStyle w:val="Heading2"/>
       </w:pPr>
-      <w:bookmarkStart w:id="4" w:name="_Toc241897416"/>
+      <w:bookmarkStart w:id="4" w:name="_Toc241998813"/>
       <w:r>
         <w:t>Your screens</w:t>
       </w:r>
@@ -4634,7 +4634,7 @@
       <w:pPr>
         <w:pStyle w:val="Heading2"/>
       </w:pPr>
-      <w:bookmarkStart w:id="5" w:name="_Toc241897417"/>
+      <w:bookmarkStart w:id="5" w:name="_Toc241998814"/>
       <w:r>
         <w:t>Changing your password</w:t>
       </w:r>
@@ -4717,7 +4717,7 @@
           <w:noProof/>
         </w:rPr>
         <w:drawing>
-          <wp:inline distT="0" distB="0" distL="0" distR="0" wp14:anchorId="104F174C" wp14:editId="453D7083">
+          <wp:inline distT="0" distB="0" distL="0" distR="0" wp14:anchorId="0B0AFB93" wp14:editId="3F61FAD0">
             <wp:extent cx="5334000" cy="2171700"/>
             <wp:effectExtent l="0" t="0" r="0" b="0"/>
             <wp:docPr id="3" name="adm_account.jpg" descr="Change Password screen." title="Change Password screen."/>
@@ -4805,7 +4805,7 @@
         <w:pStyle w:val="Heading1"/>
         <w:pageBreakBefore/>
       </w:pPr>
-      <w:bookmarkStart w:id="6" w:name="_Toc241897418"/>
+      <w:bookmarkStart w:id="6" w:name="_Toc241998815"/>
       <w:r>
         <w:lastRenderedPageBreak/>
         <w:t>3. Your routine</w:t>
@@ -5090,7 +5090,7 @@
         <w:pStyle w:val="Heading1"/>
         <w:pageBreakBefore/>
       </w:pPr>
-      <w:bookmarkStart w:id="7" w:name="_Toc241897419"/>
+      <w:bookmarkStart w:id="7" w:name="_Toc241998816"/>
       <w:r>
         <w:lastRenderedPageBreak/>
         <w:t>4. Step-by-step tasks</w:t>
@@ -5101,7 +5101,7 @@
       <w:pPr>
         <w:pStyle w:val="Heading2"/>
       </w:pPr>
-      <w:bookmarkStart w:id="8" w:name="_Toc241897420"/>
+      <w:bookmarkStart w:id="8" w:name="_Toc241998817"/>
       <w:r>
         <w:t>4.1 Reading the dashboards</w:t>
       </w:r>
@@ -5126,7 +5126,7 @@
           <w:noProof/>
         </w:rPr>
         <w:drawing>
-          <wp:inline distT="0" distB="0" distL="0" distR="0" wp14:anchorId="61122A61" wp14:editId="10F0AE72">
+          <wp:inline distT="0" distB="0" distL="0" distR="0" wp14:anchorId="2CDFD12F" wp14:editId="2168C6D3">
             <wp:extent cx="5715000" cy="3571875"/>
             <wp:effectExtent l="0" t="0" r="0" b="0"/>
             <wp:docPr id="4" name="adm_exec_dashboard.jpg" descr="Executive Dashboard: completions against the 400 / 60 / 50–75 targets, days to data lock, spend, and the lowest-filled strata." title="Executive Dashboard: completions against the 400 / 60 / 50–75 targets, days to data lock, spend, and the lowest-filled strata."/>
@@ -5791,7 +5791,7 @@
       <w:pPr>
         <w:pStyle w:val="Heading2"/>
       </w:pPr>
-      <w:bookmarkStart w:id="9" w:name="_Toc241897421"/>
+      <w:bookmarkStart w:id="9" w:name="_Toc241998818"/>
       <w:r>
         <w:lastRenderedPageBreak/>
         <w:t>4.2 Using Reports (analytics and charts)</w:t>
@@ -5832,7 +5832,7 @@
           <w:noProof/>
         </w:rPr>
         <w:drawing>
-          <wp:inline distT="0" distB="0" distL="0" distR="0" wp14:anchorId="7C6111C5" wp14:editId="32F3A1E9">
+          <wp:inline distT="0" distB="0" distL="0" distR="0" wp14:anchorId="4BA062D2" wp14:editId="62FBE7C8">
             <wp:extent cx="5334000" cy="3333750"/>
             <wp:effectExtent l="0" t="0" r="0" b="0"/>
             <wp:docPr id="5" name="adm_reports_top.jpg" descr="Reports: headline figures for the chosen period." title="Reports: headline figures for the chosen period."/>
@@ -5974,7 +5974,7 @@
           <w:noProof/>
         </w:rPr>
         <w:drawing>
-          <wp:inline distT="0" distB="0" distL="0" distR="0" wp14:anchorId="47973E7C" wp14:editId="104508E5">
+          <wp:inline distT="0" distB="0" distL="0" distR="0" wp14:anchorId="74F7C728" wp14:editId="60A05220">
             <wp:extent cx="5334000" cy="3409950"/>
             <wp:effectExtent l="0" t="0" r="0" b="0"/>
             <wp:docPr id="6" name="adm_reports_funnel.jpg" descr="Case funnel: each case counted once at every stage it has reached." title="Case funnel: each case counted once at every stage it has reached."/>
@@ -6074,7 +6074,7 @@
           <w:noProof/>
         </w:rPr>
         <w:drawing>
-          <wp:inline distT="0" distB="0" distL="0" distR="0" wp14:anchorId="4372F79B" wp14:editId="2C91DAEA">
+          <wp:inline distT="0" distB="0" distL="0" distR="0" wp14:anchorId="017B7490" wp14:editId="7833711B">
             <wp:extent cx="5334000" cy="3248025"/>
             <wp:effectExtent l="0" t="0" r="0" b="0"/>
             <wp:docPr id="7" name="adm_reports_funnel_table.jpg" descr="The same chart as a table." title="The same chart as a table."/>
@@ -6173,7 +6173,7 @@
           <w:noProof/>
         </w:rPr>
         <w:drawing>
-          <wp:inline distT="0" distB="0" distL="0" distR="0" wp14:anchorId="7288022B" wp14:editId="66C8308B">
+          <wp:inline distT="0" distB="0" distL="0" distR="0" wp14:anchorId="68870CDF" wp14:editId="2005BA54">
             <wp:extent cx="5334000" cy="2628900"/>
             <wp:effectExtent l="0" t="0" r="0" b="0"/>
             <wp:docPr id="8" name="adm_reports_coverage.jpg" descr="Coverage by group." title="Coverage by group."/>
@@ -6273,7 +6273,7 @@
         </w:rPr>
         <w:lastRenderedPageBreak/>
         <w:drawing>
-          <wp:inline distT="0" distB="0" distL="0" distR="0" wp14:anchorId="28FB2754" wp14:editId="46208B65">
+          <wp:inline distT="0" distB="0" distL="0" distR="0" wp14:anchorId="16C9F0E6" wp14:editId="5C2B6CDD">
             <wp:extent cx="5334000" cy="2600325"/>
             <wp:effectExtent l="0" t="0" r="0" b="0"/>
             <wp:docPr id="9" name="adm_reports_modes.jpg" descr="Administration modes." title="Administration modes."/>
@@ -6382,7 +6382,7 @@
           <w:noProof/>
         </w:rPr>
         <w:drawing>
-          <wp:inline distT="0" distB="0" distL="0" distR="0" wp14:anchorId="69907F46" wp14:editId="676F9B9C">
+          <wp:inline distT="0" distB="0" distL="0" distR="0" wp14:anchorId="08FC34CD" wp14:editId="4E826022">
             <wp:extent cx="5334000" cy="2905125"/>
             <wp:effectExtent l="0" t="0" r="0" b="0"/>
             <wp:docPr id="10" name="adm_reports_duration.jpg" descr="Completion-time distribution." title="Completion-time distribution."/>
@@ -6464,7 +6464,7 @@
       <w:pPr>
         <w:pStyle w:val="Heading2"/>
       </w:pPr>
-      <w:bookmarkStart w:id="10" w:name="_Toc241897422"/>
+      <w:bookmarkStart w:id="10" w:name="_Toc241998819"/>
       <w:r>
         <w:t>4.3 Reviewing a case read-only</w:t>
       </w:r>
@@ -6528,7 +6528,7 @@
         </w:rPr>
         <w:lastRenderedPageBreak/>
         <w:drawing>
-          <wp:inline distT="0" distB="0" distL="0" distR="0" wp14:anchorId="3FB1A130" wp14:editId="1C818F66">
+          <wp:inline distT="0" distB="0" distL="0" distR="0" wp14:anchorId="7AAED303" wp14:editId="1FE2120D">
             <wp:extent cx="5334000" cy="3333750"/>
             <wp:effectExtent l="0" t="0" r="0" b="0"/>
             <wp:docPr id="11" name="sup_case.jpg" descr="A case page in read-only view." title="A case page in read-only view."/>
@@ -6655,7 +6655,7 @@
       <w:pPr>
         <w:pStyle w:val="Heading2"/>
       </w:pPr>
-      <w:bookmarkStart w:id="11" w:name="_Toc241897423"/>
+      <w:bookmarkStart w:id="11" w:name="_Toc241998820"/>
       <w:r>
         <w:t>4.4 Reviewing QA</w:t>
       </w:r>
@@ -6672,7 +6672,7 @@
           <w:noProof/>
         </w:rPr>
         <w:drawing>
-          <wp:inline distT="0" distB="0" distL="0" distR="0" wp14:anchorId="3166F12E" wp14:editId="553F433B">
+          <wp:inline distT="0" distB="0" distL="0" distR="0" wp14:anchorId="3EDB4F38" wp14:editId="7E7AF0A8">
             <wp:extent cx="5715000" cy="2505075"/>
             <wp:effectExtent l="0" t="0" r="0" b="0"/>
             <wp:docPr id="12" name="sup_qa_queue.jpg" descr="QA Queue in read-only view." title="QA Queue in read-only view."/>
@@ -6749,7 +6749,7 @@
       <w:pPr>
         <w:pStyle w:val="Heading2"/>
       </w:pPr>
-      <w:bookmarkStart w:id="12" w:name="_Toc241897424"/>
+      <w:bookmarkStart w:id="12" w:name="_Toc241998821"/>
       <w:r>
         <w:t>4.5 Downloading or emailing completed forms (Form PDFs)</w:t>
       </w:r>
@@ -6800,7 +6800,7 @@
         </w:rPr>
         <w:lastRenderedPageBreak/>
         <w:drawing>
-          <wp:inline distT="0" distB="0" distL="0" distR="0" wp14:anchorId="7703203F" wp14:editId="4DF90DB7">
+          <wp:inline distT="0" distB="0" distL="0" distR="0" wp14:anchorId="4D6F4AA7" wp14:editId="418FB89E">
             <wp:extent cx="5334000" cy="3333750"/>
             <wp:effectExtent l="0" t="0" r="0" b="0"/>
             <wp:docPr id="13" name="adm_form_pdfs.jpg" descr="Completed form PDFs." title="Completed form PDFs."/>
@@ -6994,7 +6994,7 @@
         <w:pStyle w:val="Heading1"/>
         <w:pageBreakBefore/>
       </w:pPr>
-      <w:bookmarkStart w:id="13" w:name="_Toc241897425"/>
+      <w:bookmarkStart w:id="13" w:name="_Toc241998822"/>
       <w:r>
         <w:lastRenderedPageBreak/>
         <w:t>5. Rules you must follow</w:t>
@@ -7132,7 +7132,7 @@
         <w:pStyle w:val="Heading1"/>
         <w:pageBreakBefore/>
       </w:pPr>
-      <w:bookmarkStart w:id="14" w:name="_Toc241897426"/>
+      <w:bookmarkStart w:id="14" w:name="_Toc241998823"/>
       <w:r>
         <w:lastRenderedPageBreak/>
         <w:t>6. Troubleshooting</w:t>
@@ -8427,7 +8427,7 @@
         <w:pStyle w:val="Heading1"/>
         <w:pageBreakBefore/>
       </w:pPr>
-      <w:bookmarkStart w:id="15" w:name="_Toc241897427"/>
+      <w:bookmarkStart w:id="15" w:name="_Toc241998824"/>
       <w:r>
         <w:lastRenderedPageBreak/>
         <w:t>7. Quick reference</w:t>
@@ -8706,7 +8706,7 @@
         <w:pStyle w:val="Heading1"/>
         <w:pageBreakBefore/>
       </w:pPr>
-      <w:bookmarkStart w:id="16" w:name="_Toc241897428"/>
+      <w:bookmarkStart w:id="16" w:name="_Toc241998825"/>
       <w:r>
         <w:lastRenderedPageBreak/>
         <w:t>8. Every screen and button for your role</w:t>
@@ -8869,7 +8869,7 @@
       <w:pPr>
         <w:pStyle w:val="Heading2"/>
       </w:pPr>
-      <w:bookmarkStart w:id="17" w:name="_Toc241897429"/>
+      <w:bookmarkStart w:id="17" w:name="_Toc241998826"/>
       <w:r>
         <w:t>8.1 Sign in</w:t>
       </w:r>
@@ -9382,7 +9382,7 @@
       <w:pPr>
         <w:pStyle w:val="Heading2"/>
       </w:pPr>
-      <w:bookmarkStart w:id="18" w:name="_Toc241897430"/>
+      <w:bookmarkStart w:id="18" w:name="_Toc241998827"/>
       <w:r>
         <w:t>8.2 The header and menu bar (every screen)</w:t>
       </w:r>
@@ -10106,7 +10106,7 @@
       <w:pPr>
         <w:pStyle w:val="Heading2"/>
       </w:pPr>
-      <w:bookmarkStart w:id="19" w:name="_Toc241897431"/>
+      <w:bookmarkStart w:id="19" w:name="_Toc241998828"/>
       <w:r>
         <w:t>8.3 Change Password</w:t>
       </w:r>
@@ -10726,7 +10726,7 @@
       <w:pPr>
         <w:pStyle w:val="Heading2"/>
       </w:pPr>
-      <w:bookmarkStart w:id="20" w:name="_Toc241897432"/>
+      <w:bookmarkStart w:id="20" w:name="_Toc241998829"/>
       <w:r>
         <w:t>8.4 Executive Dashboard</w:t>
       </w:r>
@@ -11240,7 +11240,7 @@
       <w:pPr>
         <w:pStyle w:val="Heading2"/>
       </w:pPr>
-      <w:bookmarkStart w:id="21" w:name="_Toc241897433"/>
+      <w:bookmarkStart w:id="21" w:name="_Toc241998830"/>
       <w:r>
         <w:t>8.5 Sampling Dashboard</w:t>
       </w:r>
@@ -11753,7 +11753,7 @@
       <w:pPr>
         <w:pStyle w:val="Heading2"/>
       </w:pPr>
-      <w:bookmarkStart w:id="22" w:name="_Toc241897434"/>
+      <w:bookmarkStart w:id="22" w:name="_Toc241998831"/>
       <w:r>
         <w:t>8.6 Contact Dashboard</w:t>
       </w:r>
@@ -12056,7 +12056,7 @@
       <w:pPr>
         <w:pStyle w:val="Heading2"/>
       </w:pPr>
-      <w:bookmarkStart w:id="23" w:name="_Toc241897435"/>
+      <w:bookmarkStart w:id="23" w:name="_Toc241998832"/>
       <w:r>
         <w:lastRenderedPageBreak/>
         <w:t>8.7 QA Dashboard</w:t>
@@ -12677,7 +12677,7 @@
       <w:pPr>
         <w:pStyle w:val="Heading2"/>
       </w:pPr>
-      <w:bookmarkStart w:id="24" w:name="_Toc241897436"/>
+      <w:bookmarkStart w:id="24" w:name="_Toc241998833"/>
       <w:r>
         <w:t>8.8 KII / Document Dashboard</w:t>
       </w:r>
@@ -13087,7 +13087,7 @@
       <w:pPr>
         <w:pStyle w:val="Heading2"/>
       </w:pPr>
-      <w:bookmarkStart w:id="25" w:name="_Toc241897437"/>
+      <w:bookmarkStart w:id="25" w:name="_Toc241998834"/>
       <w:r>
         <w:t>8.9 Reports</w:t>
       </w:r>
@@ -13601,7 +13601,7 @@
       <w:pPr>
         <w:pStyle w:val="Heading2"/>
       </w:pPr>
-      <w:bookmarkStart w:id="26" w:name="_Toc241897438"/>
+      <w:bookmarkStart w:id="26" w:name="_Toc241998835"/>
       <w:r>
         <w:t>8.10 Main-400 Register (and Reserve)</w:t>
       </w:r>
@@ -14324,7 +14324,7 @@
       <w:pPr>
         <w:pStyle w:val="Heading2"/>
       </w:pPr>
-      <w:bookmarkStart w:id="27" w:name="_Toc241897439"/>
+      <w:bookmarkStart w:id="27" w:name="_Toc241998836"/>
       <w:r>
         <w:t>8.11 Case page</w:t>
       </w:r>
@@ -14945,7 +14945,7 @@
       <w:pPr>
         <w:pStyle w:val="Heading2"/>
       </w:pPr>
-      <w:bookmarkStart w:id="28" w:name="_Toc241897440"/>
+      <w:bookmarkStart w:id="28" w:name="_Toc241998837"/>
       <w:r>
         <w:t>8.12 Pre-Interview Profile (PROIT) and its review screen</w:t>
       </w:r>
@@ -15248,7 +15248,7 @@
       <w:pPr>
         <w:pStyle w:val="Heading2"/>
       </w:pPr>
-      <w:bookmarkStart w:id="29" w:name="_Toc241897441"/>
+      <w:bookmarkStart w:id="29" w:name="_Toc241998838"/>
       <w:r>
         <w:t>8.13 Interview sheet (verifying a locked profile)</w:t>
       </w:r>
@@ -15762,7 +15762,7 @@
       <w:pPr>
         <w:pStyle w:val="Heading2"/>
       </w:pPr>
-      <w:bookmarkStart w:id="30" w:name="_Toc241897442"/>
+      <w:bookmarkStart w:id="30" w:name="_Toc241998839"/>
       <w:r>
         <w:t>8.14 Register Organisation</w:t>
       </w:r>
@@ -16065,7 +16065,7 @@
       <w:pPr>
         <w:pStyle w:val="Heading2"/>
       </w:pPr>
-      <w:bookmarkStart w:id="31" w:name="_Toc241897443"/>
+      <w:bookmarkStart w:id="31" w:name="_Toc241998840"/>
       <w:r>
         <w:t>8.15 Appointment Queue</w:t>
       </w:r>
@@ -16475,7 +16475,7 @@
       <w:pPr>
         <w:pStyle w:val="Heading2"/>
       </w:pPr>
-      <w:bookmarkStart w:id="32" w:name="_Toc241897444"/>
+      <w:bookmarkStart w:id="32" w:name="_Toc241998841"/>
       <w:r>
         <w:t>8.16 Follow-ups due</w:t>
       </w:r>
@@ -16886,7 +16886,7 @@
       <w:pPr>
         <w:pStyle w:val="Heading2"/>
       </w:pPr>
-      <w:bookmarkStart w:id="33" w:name="_Toc241897445"/>
+      <w:bookmarkStart w:id="33" w:name="_Toc241998842"/>
       <w:r>
         <w:t>8.17 Reserve Activation</w:t>
       </w:r>
@@ -17189,7 +17189,7 @@
       <w:pPr>
         <w:pStyle w:val="Heading2"/>
       </w:pPr>
-      <w:bookmarkStart w:id="34" w:name="_Toc241897446"/>
+      <w:bookmarkStart w:id="34" w:name="_Toc241998843"/>
       <w:r>
         <w:t>8.18 QA Queue (with the KoboToolbox sync panel)</w:t>
       </w:r>
@@ -17492,7 +17492,7 @@
       <w:pPr>
         <w:pStyle w:val="Heading2"/>
       </w:pPr>
-      <w:bookmarkStart w:id="35" w:name="_Toc241897447"/>
+      <w:bookmarkStart w:id="35" w:name="_Toc241998844"/>
       <w:r>
         <w:t>8.19 QA Exceptions</w:t>
       </w:r>
@@ -17902,7 +17902,7 @@
       <w:pPr>
         <w:pStyle w:val="Heading2"/>
       </w:pPr>
-      <w:bookmarkStart w:id="36" w:name="_Toc241897448"/>
+      <w:bookmarkStart w:id="36" w:name="_Toc241998845"/>
       <w:r>
         <w:lastRenderedPageBreak/>
         <w:t>8.20 KII Register</w:t>
@@ -18416,7 +18416,7 @@
       <w:pPr>
         <w:pStyle w:val="Heading2"/>
       </w:pPr>
-      <w:bookmarkStart w:id="37" w:name="_Toc241897449"/>
+      <w:bookmarkStart w:id="37" w:name="_Toc241998846"/>
       <w:r>
         <w:t>8.21 KII record</w:t>
       </w:r>
@@ -18719,7 +18719,7 @@
       <w:pPr>
         <w:pStyle w:val="Heading2"/>
       </w:pPr>
-      <w:bookmarkStart w:id="38" w:name="_Toc241897450"/>
+      <w:bookmarkStart w:id="38" w:name="_Toc241998847"/>
       <w:r>
         <w:t>8.22 Documents (the corpus)</w:t>
       </w:r>
@@ -19232,7 +19232,7 @@
       <w:pPr>
         <w:pStyle w:val="Heading2"/>
       </w:pPr>
-      <w:bookmarkStart w:id="39" w:name="_Toc241897451"/>
+      <w:bookmarkStart w:id="39" w:name="_Toc241998848"/>
       <w:r>
         <w:t>8.23 Document record</w:t>
       </w:r>
@@ -19536,7 +19536,7 @@
       <w:pPr>
         <w:pStyle w:val="Heading2"/>
       </w:pPr>
-      <w:bookmarkStart w:id="40" w:name="_Toc241897452"/>
+      <w:bookmarkStart w:id="40" w:name="_Toc241998849"/>
       <w:r>
         <w:t>8.24 Auto-fill review screen</w:t>
       </w:r>
@@ -19839,7 +19839,7 @@
       <w:pPr>
         <w:pStyle w:val="Heading2"/>
       </w:pPr>
-      <w:bookmarkStart w:id="41" w:name="_Toc241897453"/>
+      <w:bookmarkStart w:id="41" w:name="_Toc241998850"/>
       <w:r>
         <w:t>8.25 Completed forms (Form PDFs)</w:t>
       </w:r>
@@ -20569,7 +20569,7 @@
       <w:pPr>
         <w:pStyle w:val="Heading2"/>
       </w:pPr>
-      <w:bookmarkStart w:id="42" w:name="_Toc241897454"/>
+      <w:bookmarkStart w:id="42" w:name="_Toc241998851"/>
       <w:r>
         <w:lastRenderedPageBreak/>
         <w:t>8.26 Cost Dashboard</w:t>
@@ -20917,7 +20917,7 @@
         <w:sz w:val="16"/>
         <w:szCs w:val="16"/>
       </w:rPr>
-      <w:t>Version 1.17 · 3 October 2026</w:t>
+      <w:t>Version 1.18 · 4 October 2026</w:t>
     </w:r>
     <w:r>
       <w:rPr>
@@ -21090,10 +21090,68 @@
 <file path=word/numbering.xml><?xml version="1.0" encoding="utf-8"?>
 <w:numbering xmlns:wpc="http://schemas.microsoft.com/office/word/2010/wordprocessingCanvas" xmlns:cx="http://schemas.microsoft.com/office/drawing/2014/chartex" xmlns:cx1="http://schemas.microsoft.com/office/drawing/2015/9/8/chartex" xmlns:cx2="http://schemas.microsoft.com/office/drawing/2015/10/21/chartex" xmlns:cx3="http://schemas.microsoft.com/office/drawing/2016/5/9/chartex" xmlns:cx4="http://schemas.microsoft.com/office/drawing/2016/5/10/chartex" xmlns:cx5="http://schemas.microsoft.com/office/drawing/2016/5/11/chartex" xmlns:cx6="http://schemas.microsoft.com/office/drawing/2016/5/12/chartex" xmlns:cx7="http://schemas.microsoft.com/office/drawing/2016/5/13/chartex" xmlns:cx8="http://schemas.microsoft.com/office/drawing/2016/5/14/chartex" xmlns:mc="http://schemas.openxmlformats.org/markup-compatibility/2006" xmlns:aink="http://schemas.microsoft.com/office/drawing/2016/ink" xmlns:am3d="http://schemas.microsoft.com/office/drawing/2017/model3d" xmlns:o="urn:schemas-microsoft-com:office:office" xmlns:oel="http://schemas.microsoft.com/office/2019/extlst" xmlns:r="http://schemas.openxmlformats.org/officeDocument/2006/relationships" xmlns:m="http://schemas.openxmlformats.org/officeDocument/2006/math" xmlns:v="urn:schemas-microsoft-com:vml" xmlns:wp14="http://schemas.microsoft.com/office/word/2010/wordprocessingDrawing" xmlns:wp="http://schemas.openxmlformats.org/drawingml/2006/wordprocessingDrawing" xmlns:w10="urn:schemas-microsoft-com:office:word" xmlns:w="http://schemas.openxmlformats.org/wordprocessingml/2006/main" xmlns:w14="http://schemas.microsoft.com/office/word/2010/wordml" xmlns:w15="http://schemas.microsoft.com/office/word/2012/wordml" xmlns:w16cex="http://schemas.microsoft.com/office/word/2018/wordml/cex" xmlns:w16cid="http://schemas.microsoft.com/office/word/2016/wordml/cid" xmlns:w16="http://schemas.microsoft.com/office/word/2018/wordml" xmlns:w16sdtdh="http://schemas.microsoft.com/office/word/2020/wordml/sdtdatahash" xmlns:w16se="http://schemas.microsoft.com/office/word/2015/wordml/symex" xmlns:wpg="http://schemas.microsoft.com/office/word/2010/wordprocessingGroup" xmlns:wpi="http://schemas.microsoft.com/office/word/2010/wordprocessingInk" xmlns:wne="http://schemas.microsoft.com/office/word/2006/wordml" xmlns:wps="http://schemas.microsoft.com/office/word/2010/wordprocessingShape" mc:Ignorable="w14 w15 w16se w16cid w16 w16cex w16sdtdh wp14">
   <w:abstractNum w:abstractNumId="0" w15:restartNumberingAfterBreak="0">
-    <w:nsid w:val="17C878AE"/>
+    <w:nsid w:val="03396363"/>
     <w:multiLevelType w:val="hybridMultilevel"/>
-    <w:tmpl w:val="1F4C0EAA"/>
-    <w:lvl w:ilvl="0" w:tplc="08BC64D0">
+    <w:tmpl w:val="1A384BD4"/>
+    <w:lvl w:ilvl="0" w:tplc="8E864782">
+      <w:start w:val="1"/>
+      <w:numFmt w:val="bullet"/>
+      <w:lvlText w:val="•"/>
+      <w:lvlJc w:val="left"/>
+      <w:pPr>
+        <w:ind w:left="460" w:hanging="280"/>
+      </w:pPr>
+    </w:lvl>
+    <w:lvl w:ilvl="1" w:tplc="9AE6FAC4">
+      <w:start w:val="1"/>
+      <w:numFmt w:val="bullet"/>
+      <w:lvlText w:val="–"/>
+      <w:lvlJc w:val="left"/>
+      <w:pPr>
+        <w:ind w:left="900" w:hanging="280"/>
+      </w:pPr>
+    </w:lvl>
+    <w:lvl w:ilvl="2" w:tplc="C6B46CD8">
+      <w:numFmt w:val="decimal"/>
+      <w:lvlText w:val=""/>
+      <w:lvlJc w:val="left"/>
+    </w:lvl>
+    <w:lvl w:ilvl="3" w:tplc="1964840E">
+      <w:numFmt w:val="decimal"/>
+      <w:lvlText w:val=""/>
+      <w:lvlJc w:val="left"/>
+    </w:lvl>
+    <w:lvl w:ilvl="4" w:tplc="72E09676">
+      <w:numFmt w:val="decimal"/>
+      <w:lvlText w:val=""/>
+      <w:lvlJc w:val="left"/>
+    </w:lvl>
+    <w:lvl w:ilvl="5" w:tplc="AEF8DE20">
+      <w:numFmt w:val="decimal"/>
+      <w:lvlText w:val=""/>
+      <w:lvlJc w:val="left"/>
+    </w:lvl>
+    <w:lvl w:ilvl="6" w:tplc="1226BD14">
+      <w:numFmt w:val="decimal"/>
+      <w:lvlText w:val=""/>
+      <w:lvlJc w:val="left"/>
+    </w:lvl>
+    <w:lvl w:ilvl="7" w:tplc="2E1674E4">
+      <w:numFmt w:val="decimal"/>
+      <w:lvlText w:val=""/>
+      <w:lvlJc w:val="left"/>
+    </w:lvl>
+    <w:lvl w:ilvl="8" w:tplc="E9B8FFB2">
+      <w:numFmt w:val="decimal"/>
+      <w:lvlText w:val=""/>
+      <w:lvlJc w:val="left"/>
+    </w:lvl>
+  </w:abstractNum>
+  <w:abstractNum w:abstractNumId="1" w15:restartNumberingAfterBreak="0">
+    <w:nsid w:val="14106AC7"/>
+    <w:multiLevelType w:val="hybridMultilevel"/>
+    <w:tmpl w:val="2514D7C0"/>
+    <w:lvl w:ilvl="0" w:tplc="8C90DBFE">
       <w:start w:val="1"/>
       <w:numFmt w:val="decimal"/>
       <w:lvlText w:val="%1."/>
@@ -21107,52 +21165,52 @@
         <w:color w:val="A67C27"/>
       </w:rPr>
     </w:lvl>
-    <w:lvl w:ilvl="1" w:tplc="1F0C777A">
+    <w:lvl w:ilvl="1" w:tplc="3248823E">
       <w:numFmt w:val="decimal"/>
       <w:lvlText w:val=""/>
       <w:lvlJc w:val="left"/>
     </w:lvl>
-    <w:lvl w:ilvl="2" w:tplc="128E30C8">
+    <w:lvl w:ilvl="2" w:tplc="1870D11E">
       <w:numFmt w:val="decimal"/>
       <w:lvlText w:val=""/>
       <w:lvlJc w:val="left"/>
     </w:lvl>
-    <w:lvl w:ilvl="3" w:tplc="F97EF362">
+    <w:lvl w:ilvl="3" w:tplc="E690B5B6">
       <w:numFmt w:val="decimal"/>
       <w:lvlText w:val=""/>
       <w:lvlJc w:val="left"/>
     </w:lvl>
-    <w:lvl w:ilvl="4" w:tplc="B0D2F346">
+    <w:lvl w:ilvl="4" w:tplc="B470DD28">
       <w:numFmt w:val="decimal"/>
       <w:lvlText w:val=""/>
       <w:lvlJc w:val="left"/>
     </w:lvl>
-    <w:lvl w:ilvl="5" w:tplc="5282C3CA">
+    <w:lvl w:ilvl="5" w:tplc="D7821550">
       <w:numFmt w:val="decimal"/>
       <w:lvlText w:val=""/>
       <w:lvlJc w:val="left"/>
     </w:lvl>
-    <w:lvl w:ilvl="6" w:tplc="BFC22256">
+    <w:lvl w:ilvl="6" w:tplc="170099A4">
       <w:numFmt w:val="decimal"/>
       <w:lvlText w:val=""/>
       <w:lvlJc w:val="left"/>
     </w:lvl>
-    <w:lvl w:ilvl="7" w:tplc="C568DC60">
+    <w:lvl w:ilvl="7" w:tplc="C0EE0196">
       <w:numFmt w:val="decimal"/>
       <w:lvlText w:val=""/>
       <w:lvlJc w:val="left"/>
     </w:lvl>
-    <w:lvl w:ilvl="8" w:tplc="E604C9E4">
+    <w:lvl w:ilvl="8" w:tplc="4BF8FB28">
       <w:numFmt w:val="decimal"/>
       <w:lvlText w:val=""/>
       <w:lvlJc w:val="left"/>
     </w:lvl>
   </w:abstractNum>
-  <w:abstractNum w:abstractNumId="1" w15:restartNumberingAfterBreak="0">
-    <w:nsid w:val="457152D0"/>
+  <w:abstractNum w:abstractNumId="2" w15:restartNumberingAfterBreak="0">
+    <w:nsid w:val="1D212582"/>
     <w:multiLevelType w:val="hybridMultilevel"/>
-    <w:tmpl w:val="9DCC3432"/>
-    <w:lvl w:ilvl="0" w:tplc="EFC63446">
+    <w:tmpl w:val="4A50549C"/>
+    <w:lvl w:ilvl="0" w:tplc="74B6EF5C">
       <w:start w:val="1"/>
       <w:numFmt w:val="decimal"/>
       <w:lvlText w:val="%1."/>
@@ -21166,196 +21224,197 @@
         <w:color w:val="A67C27"/>
       </w:rPr>
     </w:lvl>
-    <w:lvl w:ilvl="1" w:tplc="B472ED0E">
+    <w:lvl w:ilvl="1" w:tplc="23084400">
       <w:numFmt w:val="decimal"/>
       <w:lvlText w:val=""/>
       <w:lvlJc w:val="left"/>
     </w:lvl>
-    <w:lvl w:ilvl="2" w:tplc="CD6E8E6C">
+    <w:lvl w:ilvl="2" w:tplc="3A6CA8DC">
       <w:numFmt w:val="decimal"/>
       <w:lvlText w:val=""/>
       <w:lvlJc w:val="left"/>
     </w:lvl>
-    <w:lvl w:ilvl="3" w:tplc="44921864">
+    <w:lvl w:ilvl="3" w:tplc="691CBD8C">
       <w:numFmt w:val="decimal"/>
       <w:lvlText w:val=""/>
       <w:lvlJc w:val="left"/>
     </w:lvl>
-    <w:lvl w:ilvl="4" w:tplc="FF2264F0">
+    <w:lvl w:ilvl="4" w:tplc="2FC4E26A">
       <w:numFmt w:val="decimal"/>
       <w:lvlText w:val=""/>
       <w:lvlJc w:val="left"/>
     </w:lvl>
-    <w:lvl w:ilvl="5" w:tplc="BB0090A8">
+    <w:lvl w:ilvl="5" w:tplc="982EA918">
       <w:numFmt w:val="decimal"/>
       <w:lvlText w:val=""/>
       <w:lvlJc w:val="left"/>
     </w:lvl>
-    <w:lvl w:ilvl="6" w:tplc="276CE448">
+    <w:lvl w:ilvl="6" w:tplc="9DD2F786">
       <w:numFmt w:val="decimal"/>
       <w:lvlText w:val=""/>
       <w:lvlJc w:val="left"/>
     </w:lvl>
-    <w:lvl w:ilvl="7" w:tplc="36C48F86">
+    <w:lvl w:ilvl="7" w:tplc="51C8BEDC">
       <w:numFmt w:val="decimal"/>
       <w:lvlText w:val=""/>
       <w:lvlJc w:val="left"/>
     </w:lvl>
-    <w:lvl w:ilvl="8" w:tplc="9AE25C1A">
+    <w:lvl w:ilvl="8" w:tplc="914A2962">
       <w:numFmt w:val="decimal"/>
       <w:lvlText w:val=""/>
       <w:lvlJc w:val="left"/>
     </w:lvl>
   </w:abstractNum>
-  <w:abstractNum w:abstractNumId="2" w15:restartNumberingAfterBreak="0">
-    <w:nsid w:val="483857DA"/>
+  <w:abstractNum w:abstractNumId="3" w15:restartNumberingAfterBreak="0">
+    <w:nsid w:val="27773EA0"/>
     <w:multiLevelType w:val="hybridMultilevel"/>
-    <w:tmpl w:val="2E60A284"/>
-    <w:lvl w:ilvl="0" w:tplc="48623F08">
+    <w:tmpl w:val="8F7E51FC"/>
+    <w:lvl w:ilvl="0" w:tplc="9904CBC4">
       <w:start w:val="1"/>
-      <w:numFmt w:val="bullet"/>
-      <w:lvlText w:val="●"/>
+      <w:numFmt w:val="decimal"/>
+      <w:lvlText w:val="%1."/>
       <w:lvlJc w:val="left"/>
       <w:pPr>
-        <w:ind w:left="720" w:hanging="360"/>
-      </w:pPr>
+        <w:ind w:left="460" w:hanging="360"/>
+      </w:pPr>
+      <w:rPr>
+        <w:b/>
+        <w:bCs/>
+        <w:color w:val="A67C27"/>
+      </w:rPr>
     </w:lvl>
-    <w:lvl w:ilvl="1" w:tplc="9078F5C8">
-      <w:start w:val="1"/>
-      <w:numFmt w:val="bullet"/>
-      <w:lvlText w:val="○"/>
-      <w:lvlJc w:val="left"/>
-      <w:pPr>
-        <w:ind w:left="1440" w:hanging="360"/>
-      </w:pPr>
-    </w:lvl>
-    <w:lvl w:ilvl="2" w:tplc="AAD6759A">
-      <w:start w:val="1"/>
-      <w:numFmt w:val="bullet"/>
-      <w:lvlText w:val="■"/>
-      <w:lvlJc w:val="left"/>
-      <w:pPr>
-        <w:ind w:left="2160" w:hanging="360"/>
-      </w:pPr>
-    </w:lvl>
-    <w:lvl w:ilvl="3" w:tplc="201C4554">
-      <w:start w:val="1"/>
-      <w:numFmt w:val="bullet"/>
-      <w:lvlText w:val="●"/>
-      <w:lvlJc w:val="left"/>
-      <w:pPr>
-        <w:ind w:left="2880" w:hanging="360"/>
-      </w:pPr>
-    </w:lvl>
-    <w:lvl w:ilvl="4" w:tplc="2898C09A">
-      <w:start w:val="1"/>
-      <w:numFmt w:val="bullet"/>
-      <w:lvlText w:val="○"/>
-      <w:lvlJc w:val="left"/>
-      <w:pPr>
-        <w:ind w:left="3600" w:hanging="360"/>
-      </w:pPr>
-    </w:lvl>
-    <w:lvl w:ilvl="5" w:tplc="58D8EB86">
-      <w:start w:val="1"/>
-      <w:numFmt w:val="bullet"/>
-      <w:lvlText w:val="■"/>
-      <w:lvlJc w:val="left"/>
-      <w:pPr>
-        <w:ind w:left="4320" w:hanging="360"/>
-      </w:pPr>
-    </w:lvl>
-    <w:lvl w:ilvl="6" w:tplc="F3A8067E">
-      <w:start w:val="1"/>
-      <w:numFmt w:val="bullet"/>
-      <w:lvlText w:val="●"/>
-      <w:lvlJc w:val="left"/>
-      <w:pPr>
-        <w:ind w:left="5040" w:hanging="360"/>
-      </w:pPr>
-    </w:lvl>
-    <w:lvl w:ilvl="7" w:tplc="514EAAD6">
-      <w:start w:val="1"/>
-      <w:numFmt w:val="bullet"/>
-      <w:lvlText w:val="●"/>
-      <w:lvlJc w:val="left"/>
-      <w:pPr>
-        <w:ind w:left="5760" w:hanging="360"/>
-      </w:pPr>
-    </w:lvl>
-    <w:lvl w:ilvl="8" w:tplc="7E1C7B30">
-      <w:start w:val="1"/>
-      <w:numFmt w:val="bullet"/>
-      <w:lvlText w:val="●"/>
-      <w:lvlJc w:val="left"/>
-      <w:pPr>
-        <w:ind w:left="6480" w:hanging="360"/>
-      </w:pPr>
-    </w:lvl>
-  </w:abstractNum>
-  <w:abstractNum w:abstractNumId="3" w15:restartNumberingAfterBreak="0">
-    <w:nsid w:val="5123638B"/>
-    <w:multiLevelType w:val="hybridMultilevel"/>
-    <w:tmpl w:val="0900BCE6"/>
-    <w:lvl w:ilvl="0" w:tplc="38FECCD2">
-      <w:start w:val="1"/>
-      <w:numFmt w:val="bullet"/>
-      <w:lvlText w:val="•"/>
-      <w:lvlJc w:val="left"/>
-      <w:pPr>
-        <w:ind w:left="460" w:hanging="280"/>
-      </w:pPr>
-    </w:lvl>
-    <w:lvl w:ilvl="1" w:tplc="2E0AAB54">
-      <w:start w:val="1"/>
-      <w:numFmt w:val="bullet"/>
-      <w:lvlText w:val="–"/>
-      <w:lvlJc w:val="left"/>
-      <w:pPr>
-        <w:ind w:left="900" w:hanging="280"/>
-      </w:pPr>
-    </w:lvl>
-    <w:lvl w:ilvl="2" w:tplc="4A82E9BA">
+    <w:lvl w:ilvl="1" w:tplc="919EC8D6">
       <w:numFmt w:val="decimal"/>
       <w:lvlText w:val=""/>
       <w:lvlJc w:val="left"/>
     </w:lvl>
-    <w:lvl w:ilvl="3" w:tplc="35CEA74E">
+    <w:lvl w:ilvl="2" w:tplc="61B4CE3E">
       <w:numFmt w:val="decimal"/>
       <w:lvlText w:val=""/>
       <w:lvlJc w:val="left"/>
     </w:lvl>
-    <w:lvl w:ilvl="4" w:tplc="DDD49C94">
+    <w:lvl w:ilvl="3" w:tplc="B7245C3C">
       <w:numFmt w:val="decimal"/>
       <w:lvlText w:val=""/>
       <w:lvlJc w:val="left"/>
     </w:lvl>
-    <w:lvl w:ilvl="5" w:tplc="59F208B0">
+    <w:lvl w:ilvl="4" w:tplc="06C283EC">
       <w:numFmt w:val="decimal"/>
       <w:lvlText w:val=""/>
       <w:lvlJc w:val="left"/>
     </w:lvl>
-    <w:lvl w:ilvl="6" w:tplc="8BAE3272">
+    <w:lvl w:ilvl="5" w:tplc="6CAEBF5A">
       <w:numFmt w:val="decimal"/>
       <w:lvlText w:val=""/>
       <w:lvlJc w:val="left"/>
     </w:lvl>
-    <w:lvl w:ilvl="7" w:tplc="CCC6549A">
+    <w:lvl w:ilvl="6" w:tplc="7ECA9E0E">
       <w:numFmt w:val="decimal"/>
       <w:lvlText w:val=""/>
       <w:lvlJc w:val="left"/>
     </w:lvl>
-    <w:lvl w:ilvl="8" w:tplc="2FC284AC">
+    <w:lvl w:ilvl="7" w:tplc="1F00C8CE">
+      <w:numFmt w:val="decimal"/>
+      <w:lvlText w:val=""/>
+      <w:lvlJc w:val="left"/>
+    </w:lvl>
+    <w:lvl w:ilvl="8" w:tplc="182CC5DA">
       <w:numFmt w:val="decimal"/>
       <w:lvlText w:val=""/>
       <w:lvlJc w:val="left"/>
     </w:lvl>
   </w:abstractNum>
   <w:abstractNum w:abstractNumId="4" w15:restartNumberingAfterBreak="0">
-    <w:nsid w:val="542724FA"/>
+    <w:nsid w:val="2B5C2D28"/>
     <w:multiLevelType w:val="hybridMultilevel"/>
-    <w:tmpl w:val="6B3AF3D8"/>
-    <w:lvl w:ilvl="0" w:tplc="4AC01308">
+    <w:tmpl w:val="08A058FA"/>
+    <w:lvl w:ilvl="0" w:tplc="FA565FBC">
+      <w:start w:val="1"/>
+      <w:numFmt w:val="bullet"/>
+      <w:lvlText w:val="●"/>
+      <w:lvlJc w:val="left"/>
+      <w:pPr>
+        <w:ind w:left="720" w:hanging="360"/>
+      </w:pPr>
+    </w:lvl>
+    <w:lvl w:ilvl="1" w:tplc="1A2A00A6">
+      <w:start w:val="1"/>
+      <w:numFmt w:val="bullet"/>
+      <w:lvlText w:val="○"/>
+      <w:lvlJc w:val="left"/>
+      <w:pPr>
+        <w:ind w:left="1440" w:hanging="360"/>
+      </w:pPr>
+    </w:lvl>
+    <w:lvl w:ilvl="2" w:tplc="38465CB0">
+      <w:start w:val="1"/>
+      <w:numFmt w:val="bullet"/>
+      <w:lvlText w:val="■"/>
+      <w:lvlJc w:val="left"/>
+      <w:pPr>
+        <w:ind w:left="2160" w:hanging="360"/>
+      </w:pPr>
+    </w:lvl>
+    <w:lvl w:ilvl="3" w:tplc="430EC81A">
+      <w:start w:val="1"/>
+      <w:numFmt w:val="bullet"/>
+      <w:lvlText w:val="●"/>
+      <w:lvlJc w:val="left"/>
+      <w:pPr>
+        <w:ind w:left="2880" w:hanging="360"/>
+      </w:pPr>
+    </w:lvl>
+    <w:lvl w:ilvl="4" w:tplc="193A36D6">
+      <w:start w:val="1"/>
+      <w:numFmt w:val="bullet"/>
+      <w:lvlText w:val="○"/>
+      <w:lvlJc w:val="left"/>
+      <w:pPr>
+        <w:ind w:left="3600" w:hanging="360"/>
+      </w:pPr>
+    </w:lvl>
+    <w:lvl w:ilvl="5" w:tplc="36968232">
+      <w:start w:val="1"/>
+      <w:numFmt w:val="bullet"/>
+      <w:lvlText w:val="■"/>
+      <w:lvlJc w:val="left"/>
+      <w:pPr>
+        <w:ind w:left="4320" w:hanging="360"/>
+      </w:pPr>
+    </w:lvl>
+    <w:lvl w:ilvl="6" w:tplc="2AE849C8">
+      <w:start w:val="1"/>
+      <w:numFmt w:val="bullet"/>
+      <w:lvlText w:val="●"/>
+      <w:lvlJc w:val="left"/>
+      <w:pPr>
+        <w:ind w:left="5040" w:hanging="360"/>
+      </w:pPr>
+    </w:lvl>
+    <w:lvl w:ilvl="7" w:tplc="D158D892">
+      <w:start w:val="1"/>
+      <w:numFmt w:val="bullet"/>
+      <w:lvlText w:val="●"/>
+      <w:lvlJc w:val="left"/>
+      <w:pPr>
+        <w:ind w:left="5760" w:hanging="360"/>
+      </w:pPr>
+    </w:lvl>
+    <w:lvl w:ilvl="8" w:tplc="F036DD50">
+      <w:start w:val="1"/>
+      <w:numFmt w:val="bullet"/>
+      <w:lvlText w:val="●"/>
+      <w:lvlJc w:val="left"/>
+      <w:pPr>
+        <w:ind w:left="6480" w:hanging="360"/>
+      </w:pPr>
+    </w:lvl>
+  </w:abstractNum>
+  <w:abstractNum w:abstractNumId="5" w15:restartNumberingAfterBreak="0">
+    <w:nsid w:val="2E4955ED"/>
+    <w:multiLevelType w:val="hybridMultilevel"/>
+    <w:tmpl w:val="44F27D2E"/>
+    <w:lvl w:ilvl="0" w:tplc="BE3239EA">
       <w:start w:val="1"/>
       <w:numFmt w:val="decimal"/>
       <w:lvlText w:val="%1."/>
@@ -21369,52 +21428,52 @@
         <w:color w:val="A67C27"/>
       </w:rPr>
     </w:lvl>
-    <w:lvl w:ilvl="1" w:tplc="5BAEA508">
+    <w:lvl w:ilvl="1" w:tplc="19228D72">
       <w:numFmt w:val="decimal"/>
       <w:lvlText w:val=""/>
       <w:lvlJc w:val="left"/>
     </w:lvl>
-    <w:lvl w:ilvl="2" w:tplc="C37CFF6E">
+    <w:lvl w:ilvl="2" w:tplc="EBBC2FF2">
       <w:numFmt w:val="decimal"/>
       <w:lvlText w:val=""/>
       <w:lvlJc w:val="left"/>
     </w:lvl>
-    <w:lvl w:ilvl="3" w:tplc="D98432E2">
+    <w:lvl w:ilvl="3" w:tplc="C888B7A0">
       <w:numFmt w:val="decimal"/>
       <w:lvlText w:val=""/>
       <w:lvlJc w:val="left"/>
     </w:lvl>
-    <w:lvl w:ilvl="4" w:tplc="69044848">
+    <w:lvl w:ilvl="4" w:tplc="0D4C9432">
       <w:numFmt w:val="decimal"/>
       <w:lvlText w:val=""/>
       <w:lvlJc w:val="left"/>
     </w:lvl>
-    <w:lvl w:ilvl="5" w:tplc="8A123480">
+    <w:lvl w:ilvl="5" w:tplc="E912E66E">
       <w:numFmt w:val="decimal"/>
       <w:lvlText w:val=""/>
       <w:lvlJc w:val="left"/>
     </w:lvl>
-    <w:lvl w:ilvl="6" w:tplc="923A604E">
+    <w:lvl w:ilvl="6" w:tplc="B0C299BC">
       <w:numFmt w:val="decimal"/>
       <w:lvlText w:val=""/>
       <w:lvlJc w:val="left"/>
     </w:lvl>
-    <w:lvl w:ilvl="7" w:tplc="0656955C">
+    <w:lvl w:ilvl="7" w:tplc="3FE6DDAE">
       <w:numFmt w:val="decimal"/>
       <w:lvlText w:val=""/>
       <w:lvlJc w:val="left"/>
     </w:lvl>
-    <w:lvl w:ilvl="8" w:tplc="7BFA8D1E">
+    <w:lvl w:ilvl="8" w:tplc="19FE6C78">
       <w:numFmt w:val="decimal"/>
       <w:lvlText w:val=""/>
       <w:lvlJc w:val="left"/>
     </w:lvl>
   </w:abstractNum>
-  <w:abstractNum w:abstractNumId="5" w15:restartNumberingAfterBreak="0">
-    <w:nsid w:val="566354CB"/>
+  <w:abstractNum w:abstractNumId="6" w15:restartNumberingAfterBreak="0">
+    <w:nsid w:val="5F3823A2"/>
     <w:multiLevelType w:val="hybridMultilevel"/>
-    <w:tmpl w:val="54F49486"/>
-    <w:lvl w:ilvl="0" w:tplc="658C2D9E">
+    <w:tmpl w:val="547A55F0"/>
+    <w:lvl w:ilvl="0" w:tplc="65E22548">
       <w:start w:val="1"/>
       <w:numFmt w:val="decimal"/>
       <w:lvlText w:val="%1."/>
@@ -21428,144 +21487,85 @@
         <w:color w:val="A67C27"/>
       </w:rPr>
     </w:lvl>
-    <w:lvl w:ilvl="1" w:tplc="7690001A">
+    <w:lvl w:ilvl="1" w:tplc="A8428880">
       <w:numFmt w:val="decimal"/>
       <w:lvlText w:val=""/>
       <w:lvlJc w:val="left"/>
     </w:lvl>
-    <w:lvl w:ilvl="2" w:tplc="4534704C">
+    <w:lvl w:ilvl="2" w:tplc="26E0D194">
       <w:numFmt w:val="decimal"/>
       <w:lvlText w:val=""/>
       <w:lvlJc w:val="left"/>
     </w:lvl>
-    <w:lvl w:ilvl="3" w:tplc="820C78A0">
+    <w:lvl w:ilvl="3" w:tplc="9E56F556">
       <w:numFmt w:val="decimal"/>
       <w:lvlText w:val=""/>
       <w:lvlJc w:val="left"/>
     </w:lvl>
-    <w:lvl w:ilvl="4" w:tplc="3058E9AE">
+    <w:lvl w:ilvl="4" w:tplc="82FA379C">
       <w:numFmt w:val="decimal"/>
       <w:lvlText w:val=""/>
       <w:lvlJc w:val="left"/>
     </w:lvl>
-    <w:lvl w:ilvl="5" w:tplc="7ADCBF88">
+    <w:lvl w:ilvl="5" w:tplc="C504CA74">
       <w:numFmt w:val="decimal"/>
       <w:lvlText w:val=""/>
       <w:lvlJc w:val="left"/>
     </w:lvl>
-    <w:lvl w:ilvl="6" w:tplc="5C9A05DA">
+    <w:lvl w:ilvl="6" w:tplc="4AF87662">
       <w:numFmt w:val="decimal"/>
       <w:lvlText w:val=""/>
       <w:lvlJc w:val="left"/>
     </w:lvl>
-    <w:lvl w:ilvl="7" w:tplc="B99C37A6">
+    <w:lvl w:ilvl="7" w:tplc="186AFB72">
       <w:numFmt w:val="decimal"/>
       <w:lvlText w:val=""/>
       <w:lvlJc w:val="left"/>
     </w:lvl>
-    <w:lvl w:ilvl="8" w:tplc="26DAD00C">
+    <w:lvl w:ilvl="8" w:tplc="052474C6">
       <w:numFmt w:val="decimal"/>
       <w:lvlText w:val=""/>
       <w:lvlJc w:val="left"/>
     </w:lvl>
   </w:abstractNum>
-  <w:abstractNum w:abstractNumId="6" w15:restartNumberingAfterBreak="0">
-    <w:nsid w:val="6FCD48C2"/>
-    <w:multiLevelType w:val="hybridMultilevel"/>
-    <w:tmpl w:val="FABA4D2E"/>
-    <w:lvl w:ilvl="0" w:tplc="4414000A">
-      <w:start w:val="1"/>
-      <w:numFmt w:val="decimal"/>
-      <w:lvlText w:val="%1."/>
-      <w:lvlJc w:val="left"/>
-      <w:pPr>
-        <w:ind w:left="460" w:hanging="360"/>
-      </w:pPr>
-      <w:rPr>
-        <w:b/>
-        <w:bCs/>
-        <w:color w:val="A67C27"/>
-      </w:rPr>
-    </w:lvl>
-    <w:lvl w:ilvl="1" w:tplc="D4B48FC2">
-      <w:numFmt w:val="decimal"/>
-      <w:lvlText w:val=""/>
-      <w:lvlJc w:val="left"/>
-    </w:lvl>
-    <w:lvl w:ilvl="2" w:tplc="83D4D814">
-      <w:numFmt w:val="decimal"/>
-      <w:lvlText w:val=""/>
-      <w:lvlJc w:val="left"/>
-    </w:lvl>
-    <w:lvl w:ilvl="3" w:tplc="F31E82B0">
-      <w:numFmt w:val="decimal"/>
-      <w:lvlText w:val=""/>
-      <w:lvlJc w:val="left"/>
-    </w:lvl>
-    <w:lvl w:ilvl="4" w:tplc="F81CD102">
-      <w:numFmt w:val="decimal"/>
-      <w:lvlText w:val=""/>
-      <w:lvlJc w:val="left"/>
-    </w:lvl>
-    <w:lvl w:ilvl="5" w:tplc="C9540E2E">
-      <w:numFmt w:val="decimal"/>
-      <w:lvlText w:val=""/>
-      <w:lvlJc w:val="left"/>
-    </w:lvl>
-    <w:lvl w:ilvl="6" w:tplc="6A34ABBC">
-      <w:numFmt w:val="decimal"/>
-      <w:lvlText w:val=""/>
-      <w:lvlJc w:val="left"/>
-    </w:lvl>
-    <w:lvl w:ilvl="7" w:tplc="BD98F842">
-      <w:numFmt w:val="decimal"/>
-      <w:lvlText w:val=""/>
-      <w:lvlJc w:val="left"/>
-    </w:lvl>
-    <w:lvl w:ilvl="8" w:tplc="7CEC04BE">
-      <w:numFmt w:val="decimal"/>
-      <w:lvlText w:val=""/>
-      <w:lvlJc w:val="left"/>
-    </w:lvl>
-  </w:abstractNum>
-  <w:num w:numId="1" w16cid:durableId="432555093">
-    <w:abstractNumId w:val="2"/>
+  <w:num w:numId="1" w16cid:durableId="1685937078">
+    <w:abstractNumId w:val="4"/>
     <w:lvlOverride w:ilvl="0">
       <w:startOverride w:val="1"/>
     </w:lvlOverride>
   </w:num>
-  <w:num w:numId="2" w16cid:durableId="2111077001">
+  <w:num w:numId="2" w16cid:durableId="285090171">
+    <w:abstractNumId w:val="0"/>
+    <w:lvlOverride w:ilvl="0">
+      <w:startOverride w:val="1"/>
+    </w:lvlOverride>
+  </w:num>
+  <w:num w:numId="3" w16cid:durableId="1293943387">
+    <w:abstractNumId w:val="1"/>
+    <w:lvlOverride w:ilvl="0">
+      <w:startOverride w:val="1"/>
+    </w:lvlOverride>
+  </w:num>
+  <w:num w:numId="4" w16cid:durableId="1757744535">
+    <w:abstractNumId w:val="6"/>
+    <w:lvlOverride w:ilvl="0">
+      <w:startOverride w:val="1"/>
+    </w:lvlOverride>
+  </w:num>
+  <w:num w:numId="5" w16cid:durableId="11499855">
     <w:abstractNumId w:val="3"/>
     <w:lvlOverride w:ilvl="0">
       <w:startOverride w:val="1"/>
     </w:lvlOverride>
   </w:num>
-  <w:num w:numId="3" w16cid:durableId="2097633629">
-    <w:abstractNumId w:val="6"/>
-    <w:lvlOverride w:ilvl="0">
-      <w:startOverride w:val="1"/>
-    </w:lvlOverride>
-  </w:num>
-  <w:num w:numId="4" w16cid:durableId="1930233843">
+  <w:num w:numId="6" w16cid:durableId="130563405">
     <w:abstractNumId w:val="5"/>
     <w:lvlOverride w:ilvl="0">
       <w:startOverride w:val="1"/>
     </w:lvlOverride>
   </w:num>
-  <w:num w:numId="5" w16cid:durableId="231815373">
-    <w:abstractNumId w:val="4"/>
-    <w:lvlOverride w:ilvl="0">
-      <w:startOverride w:val="1"/>
-    </w:lvlOverride>
-  </w:num>
-  <w:num w:numId="6" w16cid:durableId="1411151249">
-    <w:abstractNumId w:val="0"/>
-    <w:lvlOverride w:ilvl="0">
-      <w:startOverride w:val="1"/>
-    </w:lvlOverride>
-  </w:num>
-  <w:num w:numId="7" w16cid:durableId="1848323343">
-    <w:abstractNumId w:val="1"/>
+  <w:num w:numId="7" w16cid:durableId="1753819396">
+    <w:abstractNumId w:val="2"/>
     <w:lvlOverride w:ilvl="0">
       <w:startOverride w:val="1"/>
     </w:lvlOverride>
@@ -22190,7 +22190,7 @@
     <w:autoRedefine/>
     <w:uiPriority w:val="39"/>
     <w:unhideWhenUsed/>
-    <w:rsid w:val="000A443F"/>
+    <w:rsid w:val="002112E4"/>
     <w:pPr>
       <w:spacing w:after="100"/>
     </w:pPr>
@@ -22202,7 +22202,7 @@
     <w:autoRedefine/>
     <w:uiPriority w:val="39"/>
     <w:unhideWhenUsed/>
-    <w:rsid w:val="000A443F"/>
+    <w:rsid w:val="002112E4"/>
     <w:pPr>
       <w:spacing w:after="100"/>
       <w:ind w:left="210"/>

--- a/docs/manuals/Role_Guide_8_Supervisor.docx
+++ b/docs/manuals/Role_Guide_8_Supervisor.docx
@@ -469,7 +469,7 @@
                 <w:sz w:val="19"/>
                 <w:szCs w:val="19"/>
               </w:rPr>
-              <w:t>Version 1.18 · 4 October 2026</w:t>
+              <w:t>Version 1.19 · 4 October 2026</w:t>
             </w:r>
           </w:p>
         </w:tc>
@@ -538,7 +538,7 @@
     <w:sdt>
       <w:sdtPr>
         <w:alias w:val="Contents"/>
-        <w:id w:val="-1165629460"/>
+        <w:id w:val="-299307155"/>
       </w:sdtPr>
       <w:sdtEndPr/>
       <w:sdtContent>
@@ -567,7 +567,7 @@
           <w:r>
             <w:fldChar w:fldCharType="separate"/>
           </w:r>
-          <w:hyperlink w:anchor="_Toc241998809" w:history="1">
+          <w:hyperlink w:anchor="_Toc242009464" w:history="1">
             <w:r>
               <w:rPr>
                 <w:rStyle w:val="Hyperlink"/>
@@ -591,7 +591,7 @@
               <w:rPr>
                 <w:noProof/>
               </w:rPr>
-              <w:instrText xml:space="preserve"> PAGEREF _Toc241998809 \h </w:instrText>
+              <w:instrText xml:space="preserve"> PAGEREF _Toc242009464 \h </w:instrText>
             </w:r>
             <w:r>
               <w:rPr>
@@ -634,7 +634,7 @@
               <w14:ligatures w14:val="standardContextual"/>
             </w:rPr>
           </w:pPr>
-          <w:hyperlink w:anchor="_Toc241998810" w:history="1">
+          <w:hyperlink w:anchor="_Toc242009465" w:history="1">
             <w:r>
               <w:rPr>
                 <w:rStyle w:val="Hyperlink"/>
@@ -658,7 +658,7 @@
               <w:rPr>
                 <w:noProof/>
               </w:rPr>
-              <w:instrText xml:space="preserve"> PAGEREF _Toc241998810 \h </w:instrText>
+              <w:instrText xml:space="preserve"> PAGEREF _Toc242009465 \h </w:instrText>
             </w:r>
             <w:r>
               <w:rPr>
@@ -701,7 +701,7 @@
               <w14:ligatures w14:val="standardContextual"/>
             </w:rPr>
           </w:pPr>
-          <w:hyperlink w:anchor="_Toc241998811" w:history="1">
+          <w:hyperlink w:anchor="_Toc242009466" w:history="1">
             <w:r>
               <w:rPr>
                 <w:rStyle w:val="Hyperlink"/>
@@ -725,7 +725,7 @@
               <w:rPr>
                 <w:noProof/>
               </w:rPr>
-              <w:instrText xml:space="preserve"> PAGEREF _Toc241998811 \h </w:instrText>
+              <w:instrText xml:space="preserve"> PAGEREF _Toc242009466 \h </w:instrText>
             </w:r>
             <w:r>
               <w:rPr>
@@ -768,7 +768,7 @@
               <w14:ligatures w14:val="standardContextual"/>
             </w:rPr>
           </w:pPr>
-          <w:hyperlink w:anchor="_Toc241998812" w:history="1">
+          <w:hyperlink w:anchor="_Toc242009467" w:history="1">
             <w:r>
               <w:rPr>
                 <w:rStyle w:val="Hyperlink"/>
@@ -792,7 +792,7 @@
               <w:rPr>
                 <w:noProof/>
               </w:rPr>
-              <w:instrText xml:space="preserve"> PAGEREF _Toc241998812 \h </w:instrText>
+              <w:instrText xml:space="preserve"> PAGEREF _Toc242009467 \h </w:instrText>
             </w:r>
             <w:r>
               <w:rPr>
@@ -835,7 +835,7 @@
               <w14:ligatures w14:val="standardContextual"/>
             </w:rPr>
           </w:pPr>
-          <w:hyperlink w:anchor="_Toc241998813" w:history="1">
+          <w:hyperlink w:anchor="_Toc242009468" w:history="1">
             <w:r>
               <w:rPr>
                 <w:rStyle w:val="Hyperlink"/>
@@ -859,7 +859,7 @@
               <w:rPr>
                 <w:noProof/>
               </w:rPr>
-              <w:instrText xml:space="preserve"> PAGEREF _Toc241998813 \h </w:instrText>
+              <w:instrText xml:space="preserve"> PAGEREF _Toc242009468 \h </w:instrText>
             </w:r>
             <w:r>
               <w:rPr>
@@ -902,7 +902,7 @@
               <w14:ligatures w14:val="standardContextual"/>
             </w:rPr>
           </w:pPr>
-          <w:hyperlink w:anchor="_Toc241998814" w:history="1">
+          <w:hyperlink w:anchor="_Toc242009469" w:history="1">
             <w:r>
               <w:rPr>
                 <w:rStyle w:val="Hyperlink"/>
@@ -926,7 +926,7 @@
               <w:rPr>
                 <w:noProof/>
               </w:rPr>
-              <w:instrText xml:space="preserve"> PAGEREF _Toc241998814 \h </w:instrText>
+              <w:instrText xml:space="preserve"> PAGEREF _Toc242009469 \h </w:instrText>
             </w:r>
             <w:r>
               <w:rPr>
@@ -969,7 +969,7 @@
               <w14:ligatures w14:val="standardContextual"/>
             </w:rPr>
           </w:pPr>
-          <w:hyperlink w:anchor="_Toc241998815" w:history="1">
+          <w:hyperlink w:anchor="_Toc242009470" w:history="1">
             <w:r>
               <w:rPr>
                 <w:rStyle w:val="Hyperlink"/>
@@ -993,7 +993,7 @@
               <w:rPr>
                 <w:noProof/>
               </w:rPr>
-              <w:instrText xml:space="preserve"> PAGEREF _Toc241998815 \h </w:instrText>
+              <w:instrText xml:space="preserve"> PAGEREF _Toc242009470 \h </w:instrText>
             </w:r>
             <w:r>
               <w:rPr>
@@ -1036,7 +1036,7 @@
               <w14:ligatures w14:val="standardContextual"/>
             </w:rPr>
           </w:pPr>
-          <w:hyperlink w:anchor="_Toc241998816" w:history="1">
+          <w:hyperlink w:anchor="_Toc242009471" w:history="1">
             <w:r>
               <w:rPr>
                 <w:rStyle w:val="Hyperlink"/>
@@ -1060,7 +1060,7 @@
               <w:rPr>
                 <w:noProof/>
               </w:rPr>
-              <w:instrText xml:space="preserve"> PAGEREF _Toc241998816 \h </w:instrText>
+              <w:instrText xml:space="preserve"> PAGEREF _Toc242009471 \h </w:instrText>
             </w:r>
             <w:r>
               <w:rPr>
@@ -1103,7 +1103,7 @@
               <w14:ligatures w14:val="standardContextual"/>
             </w:rPr>
           </w:pPr>
-          <w:hyperlink w:anchor="_Toc241998817" w:history="1">
+          <w:hyperlink w:anchor="_Toc242009472" w:history="1">
             <w:r>
               <w:rPr>
                 <w:rStyle w:val="Hyperlink"/>
@@ -1127,7 +1127,7 @@
               <w:rPr>
                 <w:noProof/>
               </w:rPr>
-              <w:instrText xml:space="preserve"> PAGEREF _Toc241998817 \h </w:instrText>
+              <w:instrText xml:space="preserve"> PAGEREF _Toc242009472 \h </w:instrText>
             </w:r>
             <w:r>
               <w:rPr>
@@ -1170,7 +1170,7 @@
               <w14:ligatures w14:val="standardContextual"/>
             </w:rPr>
           </w:pPr>
-          <w:hyperlink w:anchor="_Toc241998818" w:history="1">
+          <w:hyperlink w:anchor="_Toc242009473" w:history="1">
             <w:r>
               <w:rPr>
                 <w:rStyle w:val="Hyperlink"/>
@@ -1194,7 +1194,7 @@
               <w:rPr>
                 <w:noProof/>
               </w:rPr>
-              <w:instrText xml:space="preserve"> PAGEREF _Toc241998818 \h </w:instrText>
+              <w:instrText xml:space="preserve"> PAGEREF _Toc242009473 \h </w:instrText>
             </w:r>
             <w:r>
               <w:rPr>
@@ -1237,7 +1237,7 @@
               <w14:ligatures w14:val="standardContextual"/>
             </w:rPr>
           </w:pPr>
-          <w:hyperlink w:anchor="_Toc241998819" w:history="1">
+          <w:hyperlink w:anchor="_Toc242009474" w:history="1">
             <w:r>
               <w:rPr>
                 <w:rStyle w:val="Hyperlink"/>
@@ -1261,7 +1261,7 @@
               <w:rPr>
                 <w:noProof/>
               </w:rPr>
-              <w:instrText xml:space="preserve"> PAGEREF _Toc241998819 \h </w:instrText>
+              <w:instrText xml:space="preserve"> PAGEREF _Toc242009474 \h </w:instrText>
             </w:r>
             <w:r>
               <w:rPr>
@@ -1304,7 +1304,7 @@
               <w14:ligatures w14:val="standardContextual"/>
             </w:rPr>
           </w:pPr>
-          <w:hyperlink w:anchor="_Toc241998820" w:history="1">
+          <w:hyperlink w:anchor="_Toc242009475" w:history="1">
             <w:r>
               <w:rPr>
                 <w:rStyle w:val="Hyperlink"/>
@@ -1328,7 +1328,7 @@
               <w:rPr>
                 <w:noProof/>
               </w:rPr>
-              <w:instrText xml:space="preserve"> PAGEREF _Toc241998820 \h </w:instrText>
+              <w:instrText xml:space="preserve"> PAGEREF _Toc242009475 \h </w:instrText>
             </w:r>
             <w:r>
               <w:rPr>
@@ -1371,7 +1371,7 @@
               <w14:ligatures w14:val="standardContextual"/>
             </w:rPr>
           </w:pPr>
-          <w:hyperlink w:anchor="_Toc241998821" w:history="1">
+          <w:hyperlink w:anchor="_Toc242009476" w:history="1">
             <w:r>
               <w:rPr>
                 <w:rStyle w:val="Hyperlink"/>
@@ -1395,7 +1395,7 @@
               <w:rPr>
                 <w:noProof/>
               </w:rPr>
-              <w:instrText xml:space="preserve"> PAGEREF _Toc241998821 \h </w:instrText>
+              <w:instrText xml:space="preserve"> PAGEREF _Toc242009476 \h </w:instrText>
             </w:r>
             <w:r>
               <w:rPr>
@@ -1438,7 +1438,7 @@
               <w14:ligatures w14:val="standardContextual"/>
             </w:rPr>
           </w:pPr>
-          <w:hyperlink w:anchor="_Toc241998822" w:history="1">
+          <w:hyperlink w:anchor="_Toc242009477" w:history="1">
             <w:r>
               <w:rPr>
                 <w:rStyle w:val="Hyperlink"/>
@@ -1462,7 +1462,7 @@
               <w:rPr>
                 <w:noProof/>
               </w:rPr>
-              <w:instrText xml:space="preserve"> PAGEREF _Toc241998822 \h </w:instrText>
+              <w:instrText xml:space="preserve"> PAGEREF _Toc242009477 \h </w:instrText>
             </w:r>
             <w:r>
               <w:rPr>
@@ -1505,7 +1505,7 @@
               <w14:ligatures w14:val="standardContextual"/>
             </w:rPr>
           </w:pPr>
-          <w:hyperlink w:anchor="_Toc241998823" w:history="1">
+          <w:hyperlink w:anchor="_Toc242009478" w:history="1">
             <w:r>
               <w:rPr>
                 <w:rStyle w:val="Hyperlink"/>
@@ -1529,7 +1529,7 @@
               <w:rPr>
                 <w:noProof/>
               </w:rPr>
-              <w:instrText xml:space="preserve"> PAGEREF _Toc241998823 \h </w:instrText>
+              <w:instrText xml:space="preserve"> PAGEREF _Toc242009478 \h </w:instrText>
             </w:r>
             <w:r>
               <w:rPr>
@@ -1572,7 +1572,7 @@
               <w14:ligatures w14:val="standardContextual"/>
             </w:rPr>
           </w:pPr>
-          <w:hyperlink w:anchor="_Toc241998824" w:history="1">
+          <w:hyperlink w:anchor="_Toc242009479" w:history="1">
             <w:r>
               <w:rPr>
                 <w:rStyle w:val="Hyperlink"/>
@@ -1596,7 +1596,7 @@
               <w:rPr>
                 <w:noProof/>
               </w:rPr>
-              <w:instrText xml:space="preserve"> PAGEREF _Toc241998824 \h </w:instrText>
+              <w:instrText xml:space="preserve"> PAGEREF _Toc242009479 \h </w:instrText>
             </w:r>
             <w:r>
               <w:rPr>
@@ -1639,7 +1639,7 @@
               <w14:ligatures w14:val="standardContextual"/>
             </w:rPr>
           </w:pPr>
-          <w:hyperlink w:anchor="_Toc241998825" w:history="1">
+          <w:hyperlink w:anchor="_Toc242009480" w:history="1">
             <w:r>
               <w:rPr>
                 <w:rStyle w:val="Hyperlink"/>
@@ -1663,7 +1663,7 @@
               <w:rPr>
                 <w:noProof/>
               </w:rPr>
-              <w:instrText xml:space="preserve"> PAGEREF _Toc241998825 \h </w:instrText>
+              <w:instrText xml:space="preserve"> PAGEREF _Toc242009480 \h </w:instrText>
             </w:r>
             <w:r>
               <w:rPr>
@@ -1706,7 +1706,7 @@
               <w14:ligatures w14:val="standardContextual"/>
             </w:rPr>
           </w:pPr>
-          <w:hyperlink w:anchor="_Toc241998826" w:history="1">
+          <w:hyperlink w:anchor="_Toc242009481" w:history="1">
             <w:r>
               <w:rPr>
                 <w:rStyle w:val="Hyperlink"/>
@@ -1730,7 +1730,7 @@
               <w:rPr>
                 <w:noProof/>
               </w:rPr>
-              <w:instrText xml:space="preserve"> PAGEREF _Toc241998826 \h </w:instrText>
+              <w:instrText xml:space="preserve"> PAGEREF _Toc242009481 \h </w:instrText>
             </w:r>
             <w:r>
               <w:rPr>
@@ -1773,7 +1773,7 @@
               <w14:ligatures w14:val="standardContextual"/>
             </w:rPr>
           </w:pPr>
-          <w:hyperlink w:anchor="_Toc241998827" w:history="1">
+          <w:hyperlink w:anchor="_Toc242009482" w:history="1">
             <w:r>
               <w:rPr>
                 <w:rStyle w:val="Hyperlink"/>
@@ -1797,7 +1797,7 @@
               <w:rPr>
                 <w:noProof/>
               </w:rPr>
-              <w:instrText xml:space="preserve"> PAGEREF _Toc241998827 \h </w:instrText>
+              <w:instrText xml:space="preserve"> PAGEREF _Toc242009482 \h </w:instrText>
             </w:r>
             <w:r>
               <w:rPr>
@@ -1840,7 +1840,7 @@
               <w14:ligatures w14:val="standardContextual"/>
             </w:rPr>
           </w:pPr>
-          <w:hyperlink w:anchor="_Toc241998828" w:history="1">
+          <w:hyperlink w:anchor="_Toc242009483" w:history="1">
             <w:r>
               <w:rPr>
                 <w:rStyle w:val="Hyperlink"/>
@@ -1864,7 +1864,7 @@
               <w:rPr>
                 <w:noProof/>
               </w:rPr>
-              <w:instrText xml:space="preserve"> PAGEREF _Toc241998828 \h </w:instrText>
+              <w:instrText xml:space="preserve"> PAGEREF _Toc242009483 \h </w:instrText>
             </w:r>
             <w:r>
               <w:rPr>
@@ -1907,7 +1907,7 @@
               <w14:ligatures w14:val="standardContextual"/>
             </w:rPr>
           </w:pPr>
-          <w:hyperlink w:anchor="_Toc241998829" w:history="1">
+          <w:hyperlink w:anchor="_Toc242009484" w:history="1">
             <w:r>
               <w:rPr>
                 <w:rStyle w:val="Hyperlink"/>
@@ -1931,7 +1931,7 @@
               <w:rPr>
                 <w:noProof/>
               </w:rPr>
-              <w:instrText xml:space="preserve"> PAGEREF _Toc241998829 \h </w:instrText>
+              <w:instrText xml:space="preserve"> PAGEREF _Toc242009484 \h </w:instrText>
             </w:r>
             <w:r>
               <w:rPr>
@@ -1974,7 +1974,7 @@
               <w14:ligatures w14:val="standardContextual"/>
             </w:rPr>
           </w:pPr>
-          <w:hyperlink w:anchor="_Toc241998830" w:history="1">
+          <w:hyperlink w:anchor="_Toc242009485" w:history="1">
             <w:r>
               <w:rPr>
                 <w:rStyle w:val="Hyperlink"/>
@@ -1998,7 +1998,7 @@
               <w:rPr>
                 <w:noProof/>
               </w:rPr>
-              <w:instrText xml:space="preserve"> PAGEREF _Toc241998830 \h </w:instrText>
+              <w:instrText xml:space="preserve"> PAGEREF _Toc242009485 \h </w:instrText>
             </w:r>
             <w:r>
               <w:rPr>
@@ -2041,7 +2041,7 @@
               <w14:ligatures w14:val="standardContextual"/>
             </w:rPr>
           </w:pPr>
-          <w:hyperlink w:anchor="_Toc241998831" w:history="1">
+          <w:hyperlink w:anchor="_Toc242009486" w:history="1">
             <w:r>
               <w:rPr>
                 <w:rStyle w:val="Hyperlink"/>
@@ -2065,7 +2065,7 @@
               <w:rPr>
                 <w:noProof/>
               </w:rPr>
-              <w:instrText xml:space="preserve"> PAGEREF _Toc241998831 \h </w:instrText>
+              <w:instrText xml:space="preserve"> PAGEREF _Toc242009486 \h </w:instrText>
             </w:r>
             <w:r>
               <w:rPr>
@@ -2108,7 +2108,7 @@
               <w14:ligatures w14:val="standardContextual"/>
             </w:rPr>
           </w:pPr>
-          <w:hyperlink w:anchor="_Toc241998832" w:history="1">
+          <w:hyperlink w:anchor="_Toc242009487" w:history="1">
             <w:r>
               <w:rPr>
                 <w:rStyle w:val="Hyperlink"/>
@@ -2132,7 +2132,7 @@
               <w:rPr>
                 <w:noProof/>
               </w:rPr>
-              <w:instrText xml:space="preserve"> PAGEREF _Toc241998832 \h </w:instrText>
+              <w:instrText xml:space="preserve"> PAGEREF _Toc242009487 \h </w:instrText>
             </w:r>
             <w:r>
               <w:rPr>
@@ -2175,7 +2175,7 @@
               <w14:ligatures w14:val="standardContextual"/>
             </w:rPr>
           </w:pPr>
-          <w:hyperlink w:anchor="_Toc241998833" w:history="1">
+          <w:hyperlink w:anchor="_Toc242009488" w:history="1">
             <w:r>
               <w:rPr>
                 <w:rStyle w:val="Hyperlink"/>
@@ -2199,7 +2199,7 @@
               <w:rPr>
                 <w:noProof/>
               </w:rPr>
-              <w:instrText xml:space="preserve"> PAGEREF _Toc241998833 \h </w:instrText>
+              <w:instrText xml:space="preserve"> PAGEREF _Toc242009488 \h </w:instrText>
             </w:r>
             <w:r>
               <w:rPr>
@@ -2242,7 +2242,7 @@
               <w14:ligatures w14:val="standardContextual"/>
             </w:rPr>
           </w:pPr>
-          <w:hyperlink w:anchor="_Toc241998834" w:history="1">
+          <w:hyperlink w:anchor="_Toc242009489" w:history="1">
             <w:r>
               <w:rPr>
                 <w:rStyle w:val="Hyperlink"/>
@@ -2266,7 +2266,7 @@
               <w:rPr>
                 <w:noProof/>
               </w:rPr>
-              <w:instrText xml:space="preserve"> PAGEREF _Toc241998834 \h </w:instrText>
+              <w:instrText xml:space="preserve"> PAGEREF _Toc242009489 \h </w:instrText>
             </w:r>
             <w:r>
               <w:rPr>
@@ -2309,7 +2309,7 @@
               <w14:ligatures w14:val="standardContextual"/>
             </w:rPr>
           </w:pPr>
-          <w:hyperlink w:anchor="_Toc241998835" w:history="1">
+          <w:hyperlink w:anchor="_Toc242009490" w:history="1">
             <w:r>
               <w:rPr>
                 <w:rStyle w:val="Hyperlink"/>
@@ -2333,7 +2333,7 @@
               <w:rPr>
                 <w:noProof/>
               </w:rPr>
-              <w:instrText xml:space="preserve"> PAGEREF _Toc241998835 \h </w:instrText>
+              <w:instrText xml:space="preserve"> PAGEREF _Toc242009490 \h </w:instrText>
             </w:r>
             <w:r>
               <w:rPr>
@@ -2376,7 +2376,7 @@
               <w14:ligatures w14:val="standardContextual"/>
             </w:rPr>
           </w:pPr>
-          <w:hyperlink w:anchor="_Toc241998836" w:history="1">
+          <w:hyperlink w:anchor="_Toc242009491" w:history="1">
             <w:r>
               <w:rPr>
                 <w:rStyle w:val="Hyperlink"/>
@@ -2400,7 +2400,7 @@
               <w:rPr>
                 <w:noProof/>
               </w:rPr>
-              <w:instrText xml:space="preserve"> PAGEREF _Toc241998836 \h </w:instrText>
+              <w:instrText xml:space="preserve"> PAGEREF _Toc242009491 \h </w:instrText>
             </w:r>
             <w:r>
               <w:rPr>
@@ -2443,7 +2443,7 @@
               <w14:ligatures w14:val="standardContextual"/>
             </w:rPr>
           </w:pPr>
-          <w:hyperlink w:anchor="_Toc241998837" w:history="1">
+          <w:hyperlink w:anchor="_Toc242009492" w:history="1">
             <w:r>
               <w:rPr>
                 <w:rStyle w:val="Hyperlink"/>
@@ -2467,7 +2467,7 @@
               <w:rPr>
                 <w:noProof/>
               </w:rPr>
-              <w:instrText xml:space="preserve"> PAGEREF _Toc241998837 \h </w:instrText>
+              <w:instrText xml:space="preserve"> PAGEREF _Toc242009492 \h </w:instrText>
             </w:r>
             <w:r>
               <w:rPr>
@@ -2510,7 +2510,7 @@
               <w14:ligatures w14:val="standardContextual"/>
             </w:rPr>
           </w:pPr>
-          <w:hyperlink w:anchor="_Toc241998838" w:history="1">
+          <w:hyperlink w:anchor="_Toc242009493" w:history="1">
             <w:r>
               <w:rPr>
                 <w:rStyle w:val="Hyperlink"/>
@@ -2534,7 +2534,7 @@
               <w:rPr>
                 <w:noProof/>
               </w:rPr>
-              <w:instrText xml:space="preserve"> PAGEREF _Toc241998838 \h </w:instrText>
+              <w:instrText xml:space="preserve"> PAGEREF _Toc242009493 \h </w:instrText>
             </w:r>
             <w:r>
               <w:rPr>
@@ -2577,7 +2577,7 @@
               <w14:ligatures w14:val="standardContextual"/>
             </w:rPr>
           </w:pPr>
-          <w:hyperlink w:anchor="_Toc241998839" w:history="1">
+          <w:hyperlink w:anchor="_Toc242009494" w:history="1">
             <w:r>
               <w:rPr>
                 <w:rStyle w:val="Hyperlink"/>
@@ -2601,7 +2601,7 @@
               <w:rPr>
                 <w:noProof/>
               </w:rPr>
-              <w:instrText xml:space="preserve"> PAGEREF _Toc241998839 \h </w:instrText>
+              <w:instrText xml:space="preserve"> PAGEREF _Toc242009494 \h </w:instrText>
             </w:r>
             <w:r>
               <w:rPr>
@@ -2644,7 +2644,7 @@
               <w14:ligatures w14:val="standardContextual"/>
             </w:rPr>
           </w:pPr>
-          <w:hyperlink w:anchor="_Toc241998840" w:history="1">
+          <w:hyperlink w:anchor="_Toc242009495" w:history="1">
             <w:r>
               <w:rPr>
                 <w:rStyle w:val="Hyperlink"/>
@@ -2668,7 +2668,7 @@
               <w:rPr>
                 <w:noProof/>
               </w:rPr>
-              <w:instrText xml:space="preserve"> PAGEREF _Toc241998840 \h </w:instrText>
+              <w:instrText xml:space="preserve"> PAGEREF _Toc242009495 \h </w:instrText>
             </w:r>
             <w:r>
               <w:rPr>
@@ -2711,7 +2711,7 @@
               <w14:ligatures w14:val="standardContextual"/>
             </w:rPr>
           </w:pPr>
-          <w:hyperlink w:anchor="_Toc241998841" w:history="1">
+          <w:hyperlink w:anchor="_Toc242009496" w:history="1">
             <w:r>
               <w:rPr>
                 <w:rStyle w:val="Hyperlink"/>
@@ -2735,7 +2735,7 @@
               <w:rPr>
                 <w:noProof/>
               </w:rPr>
-              <w:instrText xml:space="preserve"> PAGEREF _Toc241998841 \h </w:instrText>
+              <w:instrText xml:space="preserve"> PAGEREF _Toc242009496 \h </w:instrText>
             </w:r>
             <w:r>
               <w:rPr>
@@ -2778,7 +2778,7 @@
               <w14:ligatures w14:val="standardContextual"/>
             </w:rPr>
           </w:pPr>
-          <w:hyperlink w:anchor="_Toc241998842" w:history="1">
+          <w:hyperlink w:anchor="_Toc242009497" w:history="1">
             <w:r>
               <w:rPr>
                 <w:rStyle w:val="Hyperlink"/>
@@ -2802,7 +2802,7 @@
               <w:rPr>
                 <w:noProof/>
               </w:rPr>
-              <w:instrText xml:space="preserve"> PAGEREF _Toc241998842 \h </w:instrText>
+              <w:instrText xml:space="preserve"> PAGEREF _Toc242009497 \h </w:instrText>
             </w:r>
             <w:r>
               <w:rPr>
@@ -2845,7 +2845,7 @@
               <w14:ligatures w14:val="standardContextual"/>
             </w:rPr>
           </w:pPr>
-          <w:hyperlink w:anchor="_Toc241998843" w:history="1">
+          <w:hyperlink w:anchor="_Toc242009498" w:history="1">
             <w:r>
               <w:rPr>
                 <w:rStyle w:val="Hyperlink"/>
@@ -2869,7 +2869,7 @@
               <w:rPr>
                 <w:noProof/>
               </w:rPr>
-              <w:instrText xml:space="preserve"> PAGEREF _Toc241998843 \h </w:instrText>
+              <w:instrText xml:space="preserve"> PAGEREF _Toc242009498 \h </w:instrText>
             </w:r>
             <w:r>
               <w:rPr>
@@ -2912,7 +2912,7 @@
               <w14:ligatures w14:val="standardContextual"/>
             </w:rPr>
           </w:pPr>
-          <w:hyperlink w:anchor="_Toc241998844" w:history="1">
+          <w:hyperlink w:anchor="_Toc242009499" w:history="1">
             <w:r>
               <w:rPr>
                 <w:rStyle w:val="Hyperlink"/>
@@ -2936,7 +2936,7 @@
               <w:rPr>
                 <w:noProof/>
               </w:rPr>
-              <w:instrText xml:space="preserve"> PAGEREF _Toc241998844 \h </w:instrText>
+              <w:instrText xml:space="preserve"> PAGEREF _Toc242009499 \h </w:instrText>
             </w:r>
             <w:r>
               <w:rPr>
@@ -2979,7 +2979,7 @@
               <w14:ligatures w14:val="standardContextual"/>
             </w:rPr>
           </w:pPr>
-          <w:hyperlink w:anchor="_Toc241998845" w:history="1">
+          <w:hyperlink w:anchor="_Toc242009500" w:history="1">
             <w:r>
               <w:rPr>
                 <w:rStyle w:val="Hyperlink"/>
@@ -3003,7 +3003,7 @@
               <w:rPr>
                 <w:noProof/>
               </w:rPr>
-              <w:instrText xml:space="preserve"> PAGEREF _Toc241998845 \h </w:instrText>
+              <w:instrText xml:space="preserve"> PAGEREF _Toc242009500 \h </w:instrText>
             </w:r>
             <w:r>
               <w:rPr>
@@ -3046,7 +3046,7 @@
               <w14:ligatures w14:val="standardContextual"/>
             </w:rPr>
           </w:pPr>
-          <w:hyperlink w:anchor="_Toc241998846" w:history="1">
+          <w:hyperlink w:anchor="_Toc242009501" w:history="1">
             <w:r>
               <w:rPr>
                 <w:rStyle w:val="Hyperlink"/>
@@ -3070,7 +3070,7 @@
               <w:rPr>
                 <w:noProof/>
               </w:rPr>
-              <w:instrText xml:space="preserve"> PAGEREF _Toc241998846 \h </w:instrText>
+              <w:instrText xml:space="preserve"> PAGEREF _Toc242009501 \h </w:instrText>
             </w:r>
             <w:r>
               <w:rPr>
@@ -3113,7 +3113,7 @@
               <w14:ligatures w14:val="standardContextual"/>
             </w:rPr>
           </w:pPr>
-          <w:hyperlink w:anchor="_Toc241998847" w:history="1">
+          <w:hyperlink w:anchor="_Toc242009502" w:history="1">
             <w:r>
               <w:rPr>
                 <w:rStyle w:val="Hyperlink"/>
@@ -3137,7 +3137,7 @@
               <w:rPr>
                 <w:noProof/>
               </w:rPr>
-              <w:instrText xml:space="preserve"> PAGEREF _Toc241998847 \h </w:instrText>
+              <w:instrText xml:space="preserve"> PAGEREF _Toc242009502 \h </w:instrText>
             </w:r>
             <w:r>
               <w:rPr>
@@ -3180,7 +3180,7 @@
               <w14:ligatures w14:val="standardContextual"/>
             </w:rPr>
           </w:pPr>
-          <w:hyperlink w:anchor="_Toc241998848" w:history="1">
+          <w:hyperlink w:anchor="_Toc242009503" w:history="1">
             <w:r>
               <w:rPr>
                 <w:rStyle w:val="Hyperlink"/>
@@ -3204,7 +3204,7 @@
               <w:rPr>
                 <w:noProof/>
               </w:rPr>
-              <w:instrText xml:space="preserve"> PAGEREF _Toc241998848 \h </w:instrText>
+              <w:instrText xml:space="preserve"> PAGEREF _Toc242009503 \h </w:instrText>
             </w:r>
             <w:r>
               <w:rPr>
@@ -3247,7 +3247,7 @@
               <w14:ligatures w14:val="standardContextual"/>
             </w:rPr>
           </w:pPr>
-          <w:hyperlink w:anchor="_Toc241998849" w:history="1">
+          <w:hyperlink w:anchor="_Toc242009504" w:history="1">
             <w:r>
               <w:rPr>
                 <w:rStyle w:val="Hyperlink"/>
@@ -3271,7 +3271,7 @@
               <w:rPr>
                 <w:noProof/>
               </w:rPr>
-              <w:instrText xml:space="preserve"> PAGEREF _Toc241998849 \h </w:instrText>
+              <w:instrText xml:space="preserve"> PAGEREF _Toc242009504 \h </w:instrText>
             </w:r>
             <w:r>
               <w:rPr>
@@ -3314,7 +3314,7 @@
               <w14:ligatures w14:val="standardContextual"/>
             </w:rPr>
           </w:pPr>
-          <w:hyperlink w:anchor="_Toc241998850" w:history="1">
+          <w:hyperlink w:anchor="_Toc242009505" w:history="1">
             <w:r>
               <w:rPr>
                 <w:rStyle w:val="Hyperlink"/>
@@ -3338,7 +3338,7 @@
               <w:rPr>
                 <w:noProof/>
               </w:rPr>
-              <w:instrText xml:space="preserve"> PAGEREF _Toc241998850 \h </w:instrText>
+              <w:instrText xml:space="preserve"> PAGEREF _Toc242009505 \h </w:instrText>
             </w:r>
             <w:r>
               <w:rPr>
@@ -3381,7 +3381,7 @@
               <w14:ligatures w14:val="standardContextual"/>
             </w:rPr>
           </w:pPr>
-          <w:hyperlink w:anchor="_Toc241998851" w:history="1">
+          <w:hyperlink w:anchor="_Toc242009506" w:history="1">
             <w:r>
               <w:rPr>
                 <w:rStyle w:val="Hyperlink"/>
@@ -3405,7 +3405,7 @@
               <w:rPr>
                 <w:noProof/>
               </w:rPr>
-              <w:instrText xml:space="preserve"> PAGEREF _Toc241998851 \h </w:instrText>
+              <w:instrText xml:space="preserve"> PAGEREF _Toc242009506 \h </w:instrText>
             </w:r>
             <w:r>
               <w:rPr>
@@ -3444,7 +3444,7 @@
         <w:pStyle w:val="Heading1"/>
         <w:pageBreakBefore/>
       </w:pPr>
-      <w:bookmarkStart w:id="0" w:name="_Toc241998809"/>
+      <w:bookmarkStart w:id="0" w:name="_Toc242009464"/>
       <w:r>
         <w:lastRenderedPageBreak/>
         <w:t>1. Your role at a glance</w:t>
@@ -3612,7 +3612,7 @@
         <w:pStyle w:val="Heading1"/>
         <w:pageBreakBefore/>
       </w:pPr>
-      <w:bookmarkStart w:id="1" w:name="_Toc241998810"/>
+      <w:bookmarkStart w:id="1" w:name="_Toc242009465"/>
       <w:r>
         <w:lastRenderedPageBreak/>
         <w:t>2. Signing in and your screens</w:t>
@@ -3623,7 +3623,7 @@
       <w:pPr>
         <w:pStyle w:val="Heading2"/>
       </w:pPr>
-      <w:bookmarkStart w:id="2" w:name="_Toc241998811"/>
+      <w:bookmarkStart w:id="2" w:name="_Toc242009466"/>
       <w:r>
         <w:t>Signing in</w:t>
       </w:r>
@@ -3706,7 +3706,7 @@
           <w:noProof/>
         </w:rPr>
         <w:drawing>
-          <wp:inline distT="0" distB="0" distL="0" distR="0" wp14:anchorId="72DF6007" wp14:editId="7E73D6CA">
+          <wp:inline distT="0" distB="0" distL="0" distR="0">
             <wp:extent cx="5334000" cy="2333625"/>
             <wp:effectExtent l="0" t="0" r="0" b="0"/>
             <wp:docPr id="1" name="adm_login.jpg" descr="The sign-in screen for all internal staff." title="The sign-in screen for all internal staff."/>
@@ -3873,7 +3873,7 @@
       <w:pPr>
         <w:pStyle w:val="Heading2"/>
       </w:pPr>
-      <w:bookmarkStart w:id="3" w:name="_Toc241998812"/>
+      <w:bookmarkStart w:id="3" w:name="_Toc242009467"/>
       <w:r>
         <w:t>Finding your way around</w:t>
       </w:r>
@@ -4058,7 +4058,7 @@
         </w:rPr>
         <w:lastRenderedPageBreak/>
         <w:drawing>
-          <wp:inline distT="0" distB="0" distL="0" distR="0" wp14:anchorId="3D03F31A" wp14:editId="5B91FFB0">
+          <wp:inline distT="0" distB="0" distL="0" distR="0">
             <wp:extent cx="5715000" cy="1876425"/>
             <wp:effectExtent l="0" t="0" r="0" b="0"/>
             <wp:docPr id="2" name="adm_not_your_role.jpg" descr="Opening a screen outside your role (for example from an old bookmark) shows this card instead of the screen." title="Opening a screen outside your role (for example from an old bookmark) shows this card instead of the screen."/>
@@ -4127,7 +4127,7 @@
       <w:pPr>
         <w:pStyle w:val="Heading2"/>
       </w:pPr>
-      <w:bookmarkStart w:id="4" w:name="_Toc241998813"/>
+      <w:bookmarkStart w:id="4" w:name="_Toc242009468"/>
       <w:r>
         <w:t>Your screens</w:t>
       </w:r>
@@ -4634,7 +4634,7 @@
       <w:pPr>
         <w:pStyle w:val="Heading2"/>
       </w:pPr>
-      <w:bookmarkStart w:id="5" w:name="_Toc241998814"/>
+      <w:bookmarkStart w:id="5" w:name="_Toc242009469"/>
       <w:r>
         <w:t>Changing your password</w:t>
       </w:r>
@@ -4717,7 +4717,7 @@
           <w:noProof/>
         </w:rPr>
         <w:drawing>
-          <wp:inline distT="0" distB="0" distL="0" distR="0" wp14:anchorId="0B0AFB93" wp14:editId="3F61FAD0">
+          <wp:inline distT="0" distB="0" distL="0" distR="0">
             <wp:extent cx="5334000" cy="2171700"/>
             <wp:effectExtent l="0" t="0" r="0" b="0"/>
             <wp:docPr id="3" name="adm_account.jpg" descr="Change Password screen." title="Change Password screen."/>
@@ -4805,7 +4805,7 @@
         <w:pStyle w:val="Heading1"/>
         <w:pageBreakBefore/>
       </w:pPr>
-      <w:bookmarkStart w:id="6" w:name="_Toc241998815"/>
+      <w:bookmarkStart w:id="6" w:name="_Toc242009470"/>
       <w:r>
         <w:lastRenderedPageBreak/>
         <w:t>3. Your routine</w:t>
@@ -5090,7 +5090,7 @@
         <w:pStyle w:val="Heading1"/>
         <w:pageBreakBefore/>
       </w:pPr>
-      <w:bookmarkStart w:id="7" w:name="_Toc241998816"/>
+      <w:bookmarkStart w:id="7" w:name="_Toc242009471"/>
       <w:r>
         <w:lastRenderedPageBreak/>
         <w:t>4. Step-by-step tasks</w:t>
@@ -5101,7 +5101,7 @@
       <w:pPr>
         <w:pStyle w:val="Heading2"/>
       </w:pPr>
-      <w:bookmarkStart w:id="8" w:name="_Toc241998817"/>
+      <w:bookmarkStart w:id="8" w:name="_Toc242009472"/>
       <w:r>
         <w:t>4.1 Reading the dashboards</w:t>
       </w:r>
@@ -5126,7 +5126,7 @@
           <w:noProof/>
         </w:rPr>
         <w:drawing>
-          <wp:inline distT="0" distB="0" distL="0" distR="0" wp14:anchorId="2CDFD12F" wp14:editId="2168C6D3">
+          <wp:inline distT="0" distB="0" distL="0" distR="0">
             <wp:extent cx="5715000" cy="3571875"/>
             <wp:effectExtent l="0" t="0" r="0" b="0"/>
             <wp:docPr id="4" name="adm_exec_dashboard.jpg" descr="Executive Dashboard: completions against the 400 / 60 / 50–75 targets, days to data lock, spend, and the lowest-filled strata." title="Executive Dashboard: completions against the 400 / 60 / 50–75 targets, days to data lock, spend, and the lowest-filled strata."/>
@@ -5791,7 +5791,7 @@
       <w:pPr>
         <w:pStyle w:val="Heading2"/>
       </w:pPr>
-      <w:bookmarkStart w:id="9" w:name="_Toc241998818"/>
+      <w:bookmarkStart w:id="9" w:name="_Toc242009473"/>
       <w:r>
         <w:lastRenderedPageBreak/>
         <w:t>4.2 Using Reports (analytics and charts)</w:t>
@@ -5832,7 +5832,7 @@
           <w:noProof/>
         </w:rPr>
         <w:drawing>
-          <wp:inline distT="0" distB="0" distL="0" distR="0" wp14:anchorId="4BA062D2" wp14:editId="62FBE7C8">
+          <wp:inline distT="0" distB="0" distL="0" distR="0">
             <wp:extent cx="5334000" cy="3333750"/>
             <wp:effectExtent l="0" t="0" r="0" b="0"/>
             <wp:docPr id="5" name="adm_reports_top.jpg" descr="Reports: headline figures for the chosen period." title="Reports: headline figures for the chosen period."/>
@@ -5974,7 +5974,7 @@
           <w:noProof/>
         </w:rPr>
         <w:drawing>
-          <wp:inline distT="0" distB="0" distL="0" distR="0" wp14:anchorId="74F7C728" wp14:editId="60A05220">
+          <wp:inline distT="0" distB="0" distL="0" distR="0">
             <wp:extent cx="5334000" cy="3409950"/>
             <wp:effectExtent l="0" t="0" r="0" b="0"/>
             <wp:docPr id="6" name="adm_reports_funnel.jpg" descr="Case funnel: each case counted once at every stage it has reached." title="Case funnel: each case counted once at every stage it has reached."/>
@@ -6074,7 +6074,7 @@
           <w:noProof/>
         </w:rPr>
         <w:drawing>
-          <wp:inline distT="0" distB="0" distL="0" distR="0" wp14:anchorId="017B7490" wp14:editId="7833711B">
+          <wp:inline distT="0" distB="0" distL="0" distR="0">
             <wp:extent cx="5334000" cy="3248025"/>
             <wp:effectExtent l="0" t="0" r="0" b="0"/>
             <wp:docPr id="7" name="adm_reports_funnel_table.jpg" descr="The same chart as a table." title="The same chart as a table."/>
@@ -6173,7 +6173,7 @@
           <w:noProof/>
         </w:rPr>
         <w:drawing>
-          <wp:inline distT="0" distB="0" distL="0" distR="0" wp14:anchorId="68870CDF" wp14:editId="2005BA54">
+          <wp:inline distT="0" distB="0" distL="0" distR="0">
             <wp:extent cx="5334000" cy="2628900"/>
             <wp:effectExtent l="0" t="0" r="0" b="0"/>
             <wp:docPr id="8" name="adm_reports_coverage.jpg" descr="Coverage by group." title="Coverage by group."/>
@@ -6273,7 +6273,7 @@
         </w:rPr>
         <w:lastRenderedPageBreak/>
         <w:drawing>
-          <wp:inline distT="0" distB="0" distL="0" distR="0" wp14:anchorId="16C9F0E6" wp14:editId="5C2B6CDD">
+          <wp:inline distT="0" distB="0" distL="0" distR="0">
             <wp:extent cx="5334000" cy="2600325"/>
             <wp:effectExtent l="0" t="0" r="0" b="0"/>
             <wp:docPr id="9" name="adm_reports_modes.jpg" descr="Administration modes." title="Administration modes."/>
@@ -6382,7 +6382,7 @@
           <w:noProof/>
         </w:rPr>
         <w:drawing>
-          <wp:inline distT="0" distB="0" distL="0" distR="0" wp14:anchorId="08FC34CD" wp14:editId="4E826022">
+          <wp:inline distT="0" distB="0" distL="0" distR="0">
             <wp:extent cx="5334000" cy="2905125"/>
             <wp:effectExtent l="0" t="0" r="0" b="0"/>
             <wp:docPr id="10" name="adm_reports_duration.jpg" descr="Completion-time distribution." title="Completion-time distribution."/>
@@ -6464,7 +6464,7 @@
       <w:pPr>
         <w:pStyle w:val="Heading2"/>
       </w:pPr>
-      <w:bookmarkStart w:id="10" w:name="_Toc241998819"/>
+      <w:bookmarkStart w:id="10" w:name="_Toc242009474"/>
       <w:r>
         <w:t>4.3 Reviewing a case read-only</w:t>
       </w:r>
@@ -6528,7 +6528,7 @@
         </w:rPr>
         <w:lastRenderedPageBreak/>
         <w:drawing>
-          <wp:inline distT="0" distB="0" distL="0" distR="0" wp14:anchorId="7AAED303" wp14:editId="1FE2120D">
+          <wp:inline distT="0" distB="0" distL="0" distR="0">
             <wp:extent cx="5334000" cy="3333750"/>
             <wp:effectExtent l="0" t="0" r="0" b="0"/>
             <wp:docPr id="11" name="sup_case.jpg" descr="A case page in read-only view." title="A case page in read-only view."/>
@@ -6655,7 +6655,7 @@
       <w:pPr>
         <w:pStyle w:val="Heading2"/>
       </w:pPr>
-      <w:bookmarkStart w:id="11" w:name="_Toc241998820"/>
+      <w:bookmarkStart w:id="11" w:name="_Toc242009475"/>
       <w:r>
         <w:t>4.4 Reviewing QA</w:t>
       </w:r>
@@ -6672,7 +6672,7 @@
           <w:noProof/>
         </w:rPr>
         <w:drawing>
-          <wp:inline distT="0" distB="0" distL="0" distR="0" wp14:anchorId="3EDB4F38" wp14:editId="7E7AF0A8">
+          <wp:inline distT="0" distB="0" distL="0" distR="0">
             <wp:extent cx="5715000" cy="2505075"/>
             <wp:effectExtent l="0" t="0" r="0" b="0"/>
             <wp:docPr id="12" name="sup_qa_queue.jpg" descr="QA Queue in read-only view." title="QA Queue in read-only view."/>
@@ -6749,7 +6749,7 @@
       <w:pPr>
         <w:pStyle w:val="Heading2"/>
       </w:pPr>
-      <w:bookmarkStart w:id="12" w:name="_Toc241998821"/>
+      <w:bookmarkStart w:id="12" w:name="_Toc242009476"/>
       <w:r>
         <w:t>4.5 Downloading or emailing completed forms (Form PDFs)</w:t>
       </w:r>
@@ -6800,7 +6800,7 @@
         </w:rPr>
         <w:lastRenderedPageBreak/>
         <w:drawing>
-          <wp:inline distT="0" distB="0" distL="0" distR="0" wp14:anchorId="4D6F4AA7" wp14:editId="418FB89E">
+          <wp:inline distT="0" distB="0" distL="0" distR="0">
             <wp:extent cx="5334000" cy="3333750"/>
             <wp:effectExtent l="0" t="0" r="0" b="0"/>
             <wp:docPr id="13" name="adm_form_pdfs.jpg" descr="Completed form PDFs." title="Completed form PDFs."/>
@@ -6994,7 +6994,7 @@
         <w:pStyle w:val="Heading1"/>
         <w:pageBreakBefore/>
       </w:pPr>
-      <w:bookmarkStart w:id="13" w:name="_Toc241998822"/>
+      <w:bookmarkStart w:id="13" w:name="_Toc242009477"/>
       <w:r>
         <w:lastRenderedPageBreak/>
         <w:t>5. Rules you must follow</w:t>
@@ -7132,7 +7132,7 @@
         <w:pStyle w:val="Heading1"/>
         <w:pageBreakBefore/>
       </w:pPr>
-      <w:bookmarkStart w:id="14" w:name="_Toc241998823"/>
+      <w:bookmarkStart w:id="14" w:name="_Toc242009478"/>
       <w:r>
         <w:lastRenderedPageBreak/>
         <w:t>6. Troubleshooting</w:t>
@@ -8427,7 +8427,7 @@
         <w:pStyle w:val="Heading1"/>
         <w:pageBreakBefore/>
       </w:pPr>
-      <w:bookmarkStart w:id="15" w:name="_Toc241998824"/>
+      <w:bookmarkStart w:id="15" w:name="_Toc242009479"/>
       <w:r>
         <w:lastRenderedPageBreak/>
         <w:t>7. Quick reference</w:t>
@@ -8706,7 +8706,7 @@
         <w:pStyle w:val="Heading1"/>
         <w:pageBreakBefore/>
       </w:pPr>
-      <w:bookmarkStart w:id="16" w:name="_Toc241998825"/>
+      <w:bookmarkStart w:id="16" w:name="_Toc242009480"/>
       <w:r>
         <w:lastRenderedPageBreak/>
         <w:t>8. Every screen and button for your role</w:t>
@@ -8869,7 +8869,7 @@
       <w:pPr>
         <w:pStyle w:val="Heading2"/>
       </w:pPr>
-      <w:bookmarkStart w:id="17" w:name="_Toc241998826"/>
+      <w:bookmarkStart w:id="17" w:name="_Toc242009481"/>
       <w:r>
         <w:t>8.1 Sign in</w:t>
       </w:r>
@@ -9382,7 +9382,7 @@
       <w:pPr>
         <w:pStyle w:val="Heading2"/>
       </w:pPr>
-      <w:bookmarkStart w:id="18" w:name="_Toc241998827"/>
+      <w:bookmarkStart w:id="18" w:name="_Toc242009482"/>
       <w:r>
         <w:t>8.2 The header and menu bar (every screen)</w:t>
       </w:r>
@@ -10106,7 +10106,7 @@
       <w:pPr>
         <w:pStyle w:val="Heading2"/>
       </w:pPr>
-      <w:bookmarkStart w:id="19" w:name="_Toc241998828"/>
+      <w:bookmarkStart w:id="19" w:name="_Toc242009483"/>
       <w:r>
         <w:t>8.3 Change Password</w:t>
       </w:r>
@@ -10726,7 +10726,7 @@
       <w:pPr>
         <w:pStyle w:val="Heading2"/>
       </w:pPr>
-      <w:bookmarkStart w:id="20" w:name="_Toc241998829"/>
+      <w:bookmarkStart w:id="20" w:name="_Toc242009484"/>
       <w:r>
         <w:t>8.4 Executive Dashboard</w:t>
       </w:r>
@@ -11240,7 +11240,7 @@
       <w:pPr>
         <w:pStyle w:val="Heading2"/>
       </w:pPr>
-      <w:bookmarkStart w:id="21" w:name="_Toc241998830"/>
+      <w:bookmarkStart w:id="21" w:name="_Toc242009485"/>
       <w:r>
         <w:t>8.5 Sampling Dashboard</w:t>
       </w:r>
@@ -11753,7 +11753,7 @@
       <w:pPr>
         <w:pStyle w:val="Heading2"/>
       </w:pPr>
-      <w:bookmarkStart w:id="22" w:name="_Toc241998831"/>
+      <w:bookmarkStart w:id="22" w:name="_Toc242009486"/>
       <w:r>
         <w:t>8.6 Contact Dashboard</w:t>
       </w:r>
@@ -12056,7 +12056,7 @@
       <w:pPr>
         <w:pStyle w:val="Heading2"/>
       </w:pPr>
-      <w:bookmarkStart w:id="23" w:name="_Toc241998832"/>
+      <w:bookmarkStart w:id="23" w:name="_Toc242009487"/>
       <w:r>
         <w:lastRenderedPageBreak/>
         <w:t>8.7 QA Dashboard</w:t>
@@ -12677,7 +12677,7 @@
       <w:pPr>
         <w:pStyle w:val="Heading2"/>
       </w:pPr>
-      <w:bookmarkStart w:id="24" w:name="_Toc241998833"/>
+      <w:bookmarkStart w:id="24" w:name="_Toc242009488"/>
       <w:r>
         <w:t>8.8 KII / Document Dashboard</w:t>
       </w:r>
@@ -13087,7 +13087,7 @@
       <w:pPr>
         <w:pStyle w:val="Heading2"/>
       </w:pPr>
-      <w:bookmarkStart w:id="25" w:name="_Toc241998834"/>
+      <w:bookmarkStart w:id="25" w:name="_Toc242009489"/>
       <w:r>
         <w:t>8.9 Reports</w:t>
       </w:r>
@@ -13601,7 +13601,7 @@
       <w:pPr>
         <w:pStyle w:val="Heading2"/>
       </w:pPr>
-      <w:bookmarkStart w:id="26" w:name="_Toc241998835"/>
+      <w:bookmarkStart w:id="26" w:name="_Toc242009490"/>
       <w:r>
         <w:t>8.10 Main-400 Register (and Reserve)</w:t>
       </w:r>
@@ -14324,7 +14324,7 @@
       <w:pPr>
         <w:pStyle w:val="Heading2"/>
       </w:pPr>
-      <w:bookmarkStart w:id="27" w:name="_Toc241998836"/>
+      <w:bookmarkStart w:id="27" w:name="_Toc242009491"/>
       <w:r>
         <w:t>8.11 Case page</w:t>
       </w:r>
@@ -14945,7 +14945,7 @@
       <w:pPr>
         <w:pStyle w:val="Heading2"/>
       </w:pPr>
-      <w:bookmarkStart w:id="28" w:name="_Toc241998837"/>
+      <w:bookmarkStart w:id="28" w:name="_Toc242009492"/>
       <w:r>
         <w:t>8.12 Pre-Interview Profile (PROIT) and its review screen</w:t>
       </w:r>
@@ -15248,7 +15248,7 @@
       <w:pPr>
         <w:pStyle w:val="Heading2"/>
       </w:pPr>
-      <w:bookmarkStart w:id="29" w:name="_Toc241998838"/>
+      <w:bookmarkStart w:id="29" w:name="_Toc242009493"/>
       <w:r>
         <w:t>8.13 Interview sheet (verifying a locked profile)</w:t>
       </w:r>
@@ -15762,7 +15762,7 @@
       <w:pPr>
         <w:pStyle w:val="Heading2"/>
       </w:pPr>
-      <w:bookmarkStart w:id="30" w:name="_Toc241998839"/>
+      <w:bookmarkStart w:id="30" w:name="_Toc242009494"/>
       <w:r>
         <w:t>8.14 Register Organisation</w:t>
       </w:r>
@@ -16065,7 +16065,7 @@
       <w:pPr>
         <w:pStyle w:val="Heading2"/>
       </w:pPr>
-      <w:bookmarkStart w:id="31" w:name="_Toc241998840"/>
+      <w:bookmarkStart w:id="31" w:name="_Toc242009495"/>
       <w:r>
         <w:t>8.15 Appointment Queue</w:t>
       </w:r>
@@ -16475,7 +16475,7 @@
       <w:pPr>
         <w:pStyle w:val="Heading2"/>
       </w:pPr>
-      <w:bookmarkStart w:id="32" w:name="_Toc241998841"/>
+      <w:bookmarkStart w:id="32" w:name="_Toc242009496"/>
       <w:r>
         <w:t>8.16 Follow-ups due</w:t>
       </w:r>
@@ -16886,7 +16886,7 @@
       <w:pPr>
         <w:pStyle w:val="Heading2"/>
       </w:pPr>
-      <w:bookmarkStart w:id="33" w:name="_Toc241998842"/>
+      <w:bookmarkStart w:id="33" w:name="_Toc242009497"/>
       <w:r>
         <w:t>8.17 Reserve Activation</w:t>
       </w:r>
@@ -17189,7 +17189,7 @@
       <w:pPr>
         <w:pStyle w:val="Heading2"/>
       </w:pPr>
-      <w:bookmarkStart w:id="34" w:name="_Toc241998843"/>
+      <w:bookmarkStart w:id="34" w:name="_Toc242009498"/>
       <w:r>
         <w:t>8.18 QA Queue (with the KoboToolbox sync panel)</w:t>
       </w:r>
@@ -17492,7 +17492,7 @@
       <w:pPr>
         <w:pStyle w:val="Heading2"/>
       </w:pPr>
-      <w:bookmarkStart w:id="35" w:name="_Toc241998844"/>
+      <w:bookmarkStart w:id="35" w:name="_Toc242009499"/>
       <w:r>
         <w:t>8.19 QA Exceptions</w:t>
       </w:r>
@@ -17902,7 +17902,7 @@
       <w:pPr>
         <w:pStyle w:val="Heading2"/>
       </w:pPr>
-      <w:bookmarkStart w:id="36" w:name="_Toc241998845"/>
+      <w:bookmarkStart w:id="36" w:name="_Toc242009500"/>
       <w:r>
         <w:lastRenderedPageBreak/>
         <w:t>8.20 KII Register</w:t>
@@ -18416,7 +18416,7 @@
       <w:pPr>
         <w:pStyle w:val="Heading2"/>
       </w:pPr>
-      <w:bookmarkStart w:id="37" w:name="_Toc241998846"/>
+      <w:bookmarkStart w:id="37" w:name="_Toc242009501"/>
       <w:r>
         <w:t>8.21 KII record</w:t>
       </w:r>
@@ -18719,7 +18719,7 @@
       <w:pPr>
         <w:pStyle w:val="Heading2"/>
       </w:pPr>
-      <w:bookmarkStart w:id="38" w:name="_Toc241998847"/>
+      <w:bookmarkStart w:id="38" w:name="_Toc242009502"/>
       <w:r>
         <w:t>8.22 Documents (the corpus)</w:t>
       </w:r>
@@ -19232,7 +19232,7 @@
       <w:pPr>
         <w:pStyle w:val="Heading2"/>
       </w:pPr>
-      <w:bookmarkStart w:id="39" w:name="_Toc241998848"/>
+      <w:bookmarkStart w:id="39" w:name="_Toc242009503"/>
       <w:r>
         <w:t>8.23 Document record</w:t>
       </w:r>
@@ -19536,7 +19536,7 @@
       <w:pPr>
         <w:pStyle w:val="Heading2"/>
       </w:pPr>
-      <w:bookmarkStart w:id="40" w:name="_Toc241998849"/>
+      <w:bookmarkStart w:id="40" w:name="_Toc242009504"/>
       <w:r>
         <w:t>8.24 Auto-fill review screen</w:t>
       </w:r>
@@ -19839,7 +19839,7 @@
       <w:pPr>
         <w:pStyle w:val="Heading2"/>
       </w:pPr>
-      <w:bookmarkStart w:id="41" w:name="_Toc241998850"/>
+      <w:bookmarkStart w:id="41" w:name="_Toc242009505"/>
       <w:r>
         <w:t>8.25 Completed forms (Form PDFs)</w:t>
       </w:r>
@@ -20569,7 +20569,7 @@
       <w:pPr>
         <w:pStyle w:val="Heading2"/>
       </w:pPr>
-      <w:bookmarkStart w:id="42" w:name="_Toc241998851"/>
+      <w:bookmarkStart w:id="42" w:name="_Toc242009506"/>
       <w:r>
         <w:lastRenderedPageBreak/>
         <w:t>8.26 Cost Dashboard</w:t>
@@ -20917,7 +20917,7 @@
         <w:sz w:val="16"/>
         <w:szCs w:val="16"/>
       </w:rPr>
-      <w:t>Version 1.18 · 4 October 2026</w:t>
+      <w:t>Version 1.19 · 4 October 2026</w:t>
     </w:r>
     <w:r>
       <w:rPr>
@@ -21090,68 +21090,69 @@
 <file path=word/numbering.xml><?xml version="1.0" encoding="utf-8"?>
 <w:numbering xmlns:wpc="http://schemas.microsoft.com/office/word/2010/wordprocessingCanvas" xmlns:cx="http://schemas.microsoft.com/office/drawing/2014/chartex" xmlns:cx1="http://schemas.microsoft.com/office/drawing/2015/9/8/chartex" xmlns:cx2="http://schemas.microsoft.com/office/drawing/2015/10/21/chartex" xmlns:cx3="http://schemas.microsoft.com/office/drawing/2016/5/9/chartex" xmlns:cx4="http://schemas.microsoft.com/office/drawing/2016/5/10/chartex" xmlns:cx5="http://schemas.microsoft.com/office/drawing/2016/5/11/chartex" xmlns:cx6="http://schemas.microsoft.com/office/drawing/2016/5/12/chartex" xmlns:cx7="http://schemas.microsoft.com/office/drawing/2016/5/13/chartex" xmlns:cx8="http://schemas.microsoft.com/office/drawing/2016/5/14/chartex" xmlns:mc="http://schemas.openxmlformats.org/markup-compatibility/2006" xmlns:aink="http://schemas.microsoft.com/office/drawing/2016/ink" xmlns:am3d="http://schemas.microsoft.com/office/drawing/2017/model3d" xmlns:o="urn:schemas-microsoft-com:office:office" xmlns:oel="http://schemas.microsoft.com/office/2019/extlst" xmlns:r="http://schemas.openxmlformats.org/officeDocument/2006/relationships" xmlns:m="http://schemas.openxmlformats.org/officeDocument/2006/math" xmlns:v="urn:schemas-microsoft-com:vml" xmlns:wp14="http://schemas.microsoft.com/office/word/2010/wordprocessingDrawing" xmlns:wp="http://schemas.openxmlformats.org/drawingml/2006/wordprocessingDrawing" xmlns:w10="urn:schemas-microsoft-com:office:word" xmlns:w="http://schemas.openxmlformats.org/wordprocessingml/2006/main" xmlns:w14="http://schemas.microsoft.com/office/word/2010/wordml" xmlns:w15="http://schemas.microsoft.com/office/word/2012/wordml" xmlns:w16cex="http://schemas.microsoft.com/office/word/2018/wordml/cex" xmlns:w16cid="http://schemas.microsoft.com/office/word/2016/wordml/cid" xmlns:w16="http://schemas.microsoft.com/office/word/2018/wordml" xmlns:w16sdtdh="http://schemas.microsoft.com/office/word/2020/wordml/sdtdatahash" xmlns:w16se="http://schemas.microsoft.com/office/word/2015/wordml/symex" xmlns:wpg="http://schemas.microsoft.com/office/word/2010/wordprocessingGroup" xmlns:wpi="http://schemas.microsoft.com/office/word/2010/wordprocessingInk" xmlns:wne="http://schemas.microsoft.com/office/word/2006/wordml" xmlns:wps="http://schemas.microsoft.com/office/word/2010/wordprocessingShape" mc:Ignorable="w14 w15 w16se w16cid w16 w16cex w16sdtdh wp14">
   <w:abstractNum w:abstractNumId="0" w15:restartNumberingAfterBreak="0">
-    <w:nsid w:val="03396363"/>
+    <w:nsid w:val="0D104CB0"/>
     <w:multiLevelType w:val="hybridMultilevel"/>
-    <w:tmpl w:val="1A384BD4"/>
-    <w:lvl w:ilvl="0" w:tplc="8E864782">
+    <w:tmpl w:val="978E8BCE"/>
+    <w:lvl w:ilvl="0" w:tplc="DFAA23C8">
       <w:start w:val="1"/>
-      <w:numFmt w:val="bullet"/>
-      <w:lvlText w:val="•"/>
+      <w:numFmt w:val="decimal"/>
+      <w:lvlText w:val="%1."/>
       <w:lvlJc w:val="left"/>
       <w:pPr>
-        <w:ind w:left="460" w:hanging="280"/>
-      </w:pPr>
+        <w:ind w:left="460" w:hanging="360"/>
+      </w:pPr>
+      <w:rPr>
+        <w:b/>
+        <w:bCs/>
+        <w:color w:val="A67C27"/>
+      </w:rPr>
     </w:lvl>
-    <w:lvl w:ilvl="1" w:tplc="9AE6FAC4">
-      <w:start w:val="1"/>
-      <w:numFmt w:val="bullet"/>
-      <w:lvlText w:val="–"/>
-      <w:lvlJc w:val="left"/>
-      <w:pPr>
-        <w:ind w:left="900" w:hanging="280"/>
-      </w:pPr>
-    </w:lvl>
-    <w:lvl w:ilvl="2" w:tplc="C6B46CD8">
+    <w:lvl w:ilvl="1" w:tplc="02864C1A">
       <w:numFmt w:val="decimal"/>
       <w:lvlText w:val=""/>
       <w:lvlJc w:val="left"/>
     </w:lvl>
-    <w:lvl w:ilvl="3" w:tplc="1964840E">
+    <w:lvl w:ilvl="2" w:tplc="FC1AFABA">
       <w:numFmt w:val="decimal"/>
       <w:lvlText w:val=""/>
       <w:lvlJc w:val="left"/>
     </w:lvl>
-    <w:lvl w:ilvl="4" w:tplc="72E09676">
+    <w:lvl w:ilvl="3" w:tplc="7B8C43D4">
       <w:numFmt w:val="decimal"/>
       <w:lvlText w:val=""/>
       <w:lvlJc w:val="left"/>
     </w:lvl>
-    <w:lvl w:ilvl="5" w:tplc="AEF8DE20">
+    <w:lvl w:ilvl="4" w:tplc="89E6E2A4">
       <w:numFmt w:val="decimal"/>
       <w:lvlText w:val=""/>
       <w:lvlJc w:val="left"/>
     </w:lvl>
-    <w:lvl w:ilvl="6" w:tplc="1226BD14">
+    <w:lvl w:ilvl="5" w:tplc="5F5A68BA">
       <w:numFmt w:val="decimal"/>
       <w:lvlText w:val=""/>
       <w:lvlJc w:val="left"/>
     </w:lvl>
-    <w:lvl w:ilvl="7" w:tplc="2E1674E4">
+    <w:lvl w:ilvl="6" w:tplc="1DD4A346">
       <w:numFmt w:val="decimal"/>
       <w:lvlText w:val=""/>
       <w:lvlJc w:val="left"/>
     </w:lvl>
-    <w:lvl w:ilvl="8" w:tplc="E9B8FFB2">
+    <w:lvl w:ilvl="7" w:tplc="1D6C371E">
+      <w:numFmt w:val="decimal"/>
+      <w:lvlText w:val=""/>
+      <w:lvlJc w:val="left"/>
+    </w:lvl>
+    <w:lvl w:ilvl="8" w:tplc="C0A63F32">
       <w:numFmt w:val="decimal"/>
       <w:lvlText w:val=""/>
       <w:lvlJc w:val="left"/>
     </w:lvl>
   </w:abstractNum>
   <w:abstractNum w:abstractNumId="1" w15:restartNumberingAfterBreak="0">
-    <w:nsid w:val="14106AC7"/>
+    <w:nsid w:val="2FD11DA4"/>
     <w:multiLevelType w:val="hybridMultilevel"/>
-    <w:tmpl w:val="2514D7C0"/>
-    <w:lvl w:ilvl="0" w:tplc="8C90DBFE">
+    <w:tmpl w:val="AB103284"/>
+    <w:lvl w:ilvl="0" w:tplc="527E136C">
       <w:start w:val="1"/>
       <w:numFmt w:val="decimal"/>
       <w:lvlText w:val="%1."/>
@@ -21165,52 +21166,52 @@
         <w:color w:val="A67C27"/>
       </w:rPr>
     </w:lvl>
-    <w:lvl w:ilvl="1" w:tplc="3248823E">
+    <w:lvl w:ilvl="1" w:tplc="872641BA">
       <w:numFmt w:val="decimal"/>
       <w:lvlText w:val=""/>
       <w:lvlJc w:val="left"/>
     </w:lvl>
-    <w:lvl w:ilvl="2" w:tplc="1870D11E">
+    <w:lvl w:ilvl="2" w:tplc="0C94FB34">
       <w:numFmt w:val="decimal"/>
       <w:lvlText w:val=""/>
       <w:lvlJc w:val="left"/>
     </w:lvl>
-    <w:lvl w:ilvl="3" w:tplc="E690B5B6">
+    <w:lvl w:ilvl="3" w:tplc="C1AA1204">
       <w:numFmt w:val="decimal"/>
       <w:lvlText w:val=""/>
       <w:lvlJc w:val="left"/>
     </w:lvl>
-    <w:lvl w:ilvl="4" w:tplc="B470DD28">
+    <w:lvl w:ilvl="4" w:tplc="6E948A24">
       <w:numFmt w:val="decimal"/>
       <w:lvlText w:val=""/>
       <w:lvlJc w:val="left"/>
     </w:lvl>
-    <w:lvl w:ilvl="5" w:tplc="D7821550">
+    <w:lvl w:ilvl="5" w:tplc="3022FFCC">
       <w:numFmt w:val="decimal"/>
       <w:lvlText w:val=""/>
       <w:lvlJc w:val="left"/>
     </w:lvl>
-    <w:lvl w:ilvl="6" w:tplc="170099A4">
+    <w:lvl w:ilvl="6" w:tplc="C902103A">
       <w:numFmt w:val="decimal"/>
       <w:lvlText w:val=""/>
       <w:lvlJc w:val="left"/>
     </w:lvl>
-    <w:lvl w:ilvl="7" w:tplc="C0EE0196">
+    <w:lvl w:ilvl="7" w:tplc="D39249E4">
       <w:numFmt w:val="decimal"/>
       <w:lvlText w:val=""/>
       <w:lvlJc w:val="left"/>
     </w:lvl>
-    <w:lvl w:ilvl="8" w:tplc="4BF8FB28">
+    <w:lvl w:ilvl="8" w:tplc="3A66D302">
       <w:numFmt w:val="decimal"/>
       <w:lvlText w:val=""/>
       <w:lvlJc w:val="left"/>
     </w:lvl>
   </w:abstractNum>
   <w:abstractNum w:abstractNumId="2" w15:restartNumberingAfterBreak="0">
-    <w:nsid w:val="1D212582"/>
+    <w:nsid w:val="30347ABC"/>
     <w:multiLevelType w:val="hybridMultilevel"/>
-    <w:tmpl w:val="4A50549C"/>
-    <w:lvl w:ilvl="0" w:tplc="74B6EF5C">
+    <w:tmpl w:val="B85AD426"/>
+    <w:lvl w:ilvl="0" w:tplc="72F48D2C">
       <w:start w:val="1"/>
       <w:numFmt w:val="decimal"/>
       <w:lvlText w:val="%1."/>
@@ -21224,52 +21225,196 @@
         <w:color w:val="A67C27"/>
       </w:rPr>
     </w:lvl>
-    <w:lvl w:ilvl="1" w:tplc="23084400">
+    <w:lvl w:ilvl="1" w:tplc="356278D8">
       <w:numFmt w:val="decimal"/>
       <w:lvlText w:val=""/>
       <w:lvlJc w:val="left"/>
     </w:lvl>
-    <w:lvl w:ilvl="2" w:tplc="3A6CA8DC">
+    <w:lvl w:ilvl="2" w:tplc="70FCCCDC">
       <w:numFmt w:val="decimal"/>
       <w:lvlText w:val=""/>
       <w:lvlJc w:val="left"/>
     </w:lvl>
-    <w:lvl w:ilvl="3" w:tplc="691CBD8C">
+    <w:lvl w:ilvl="3" w:tplc="B5C85976">
       <w:numFmt w:val="decimal"/>
       <w:lvlText w:val=""/>
       <w:lvlJc w:val="left"/>
     </w:lvl>
-    <w:lvl w:ilvl="4" w:tplc="2FC4E26A">
+    <w:lvl w:ilvl="4" w:tplc="5CFE0766">
       <w:numFmt w:val="decimal"/>
       <w:lvlText w:val=""/>
       <w:lvlJc w:val="left"/>
     </w:lvl>
-    <w:lvl w:ilvl="5" w:tplc="982EA918">
+    <w:lvl w:ilvl="5" w:tplc="3EF259A4">
       <w:numFmt w:val="decimal"/>
       <w:lvlText w:val=""/>
       <w:lvlJc w:val="left"/>
     </w:lvl>
-    <w:lvl w:ilvl="6" w:tplc="9DD2F786">
+    <w:lvl w:ilvl="6" w:tplc="3F0053FA">
       <w:numFmt w:val="decimal"/>
       <w:lvlText w:val=""/>
       <w:lvlJc w:val="left"/>
     </w:lvl>
-    <w:lvl w:ilvl="7" w:tplc="51C8BEDC">
+    <w:lvl w:ilvl="7" w:tplc="1E646BD0">
       <w:numFmt w:val="decimal"/>
       <w:lvlText w:val=""/>
       <w:lvlJc w:val="left"/>
     </w:lvl>
-    <w:lvl w:ilvl="8" w:tplc="914A2962">
+    <w:lvl w:ilvl="8" w:tplc="613E23CE">
       <w:numFmt w:val="decimal"/>
       <w:lvlText w:val=""/>
       <w:lvlJc w:val="left"/>
     </w:lvl>
   </w:abstractNum>
   <w:abstractNum w:abstractNumId="3" w15:restartNumberingAfterBreak="0">
-    <w:nsid w:val="27773EA0"/>
+    <w:nsid w:val="398140BA"/>
     <w:multiLevelType w:val="hybridMultilevel"/>
-    <w:tmpl w:val="8F7E51FC"/>
-    <w:lvl w:ilvl="0" w:tplc="9904CBC4">
+    <w:tmpl w:val="A1E2DF98"/>
+    <w:lvl w:ilvl="0" w:tplc="7DE8CED4">
+      <w:start w:val="1"/>
+      <w:numFmt w:val="bullet"/>
+      <w:lvlText w:val="•"/>
+      <w:lvlJc w:val="left"/>
+      <w:pPr>
+        <w:ind w:left="460" w:hanging="280"/>
+      </w:pPr>
+    </w:lvl>
+    <w:lvl w:ilvl="1" w:tplc="533A6070">
+      <w:start w:val="1"/>
+      <w:numFmt w:val="bullet"/>
+      <w:lvlText w:val="–"/>
+      <w:lvlJc w:val="left"/>
+      <w:pPr>
+        <w:ind w:left="900" w:hanging="280"/>
+      </w:pPr>
+    </w:lvl>
+    <w:lvl w:ilvl="2" w:tplc="118450B8">
+      <w:numFmt w:val="decimal"/>
+      <w:lvlText w:val=""/>
+      <w:lvlJc w:val="left"/>
+    </w:lvl>
+    <w:lvl w:ilvl="3" w:tplc="3910980A">
+      <w:numFmt w:val="decimal"/>
+      <w:lvlText w:val=""/>
+      <w:lvlJc w:val="left"/>
+    </w:lvl>
+    <w:lvl w:ilvl="4" w:tplc="4B22A480">
+      <w:numFmt w:val="decimal"/>
+      <w:lvlText w:val=""/>
+      <w:lvlJc w:val="left"/>
+    </w:lvl>
+    <w:lvl w:ilvl="5" w:tplc="2DF20AC2">
+      <w:numFmt w:val="decimal"/>
+      <w:lvlText w:val=""/>
+      <w:lvlJc w:val="left"/>
+    </w:lvl>
+    <w:lvl w:ilvl="6" w:tplc="2EB08D8E">
+      <w:numFmt w:val="decimal"/>
+      <w:lvlText w:val=""/>
+      <w:lvlJc w:val="left"/>
+    </w:lvl>
+    <w:lvl w:ilvl="7" w:tplc="1968163A">
+      <w:numFmt w:val="decimal"/>
+      <w:lvlText w:val=""/>
+      <w:lvlJc w:val="left"/>
+    </w:lvl>
+    <w:lvl w:ilvl="8" w:tplc="273A27B8">
+      <w:numFmt w:val="decimal"/>
+      <w:lvlText w:val=""/>
+      <w:lvlJc w:val="left"/>
+    </w:lvl>
+  </w:abstractNum>
+  <w:abstractNum w:abstractNumId="4" w15:restartNumberingAfterBreak="0">
+    <w:nsid w:val="428E059F"/>
+    <w:multiLevelType w:val="hybridMultilevel"/>
+    <w:tmpl w:val="B8A87346"/>
+    <w:lvl w:ilvl="0" w:tplc="A7562284">
+      <w:start w:val="1"/>
+      <w:numFmt w:val="bullet"/>
+      <w:lvlText w:val="●"/>
+      <w:lvlJc w:val="left"/>
+      <w:pPr>
+        <w:ind w:left="720" w:hanging="360"/>
+      </w:pPr>
+    </w:lvl>
+    <w:lvl w:ilvl="1" w:tplc="8AC88664">
+      <w:start w:val="1"/>
+      <w:numFmt w:val="bullet"/>
+      <w:lvlText w:val="○"/>
+      <w:lvlJc w:val="left"/>
+      <w:pPr>
+        <w:ind w:left="1440" w:hanging="360"/>
+      </w:pPr>
+    </w:lvl>
+    <w:lvl w:ilvl="2" w:tplc="2E946844">
+      <w:start w:val="1"/>
+      <w:numFmt w:val="bullet"/>
+      <w:lvlText w:val="■"/>
+      <w:lvlJc w:val="left"/>
+      <w:pPr>
+        <w:ind w:left="2160" w:hanging="360"/>
+      </w:pPr>
+    </w:lvl>
+    <w:lvl w:ilvl="3" w:tplc="7910007C">
+      <w:start w:val="1"/>
+      <w:numFmt w:val="bullet"/>
+      <w:lvlText w:val="●"/>
+      <w:lvlJc w:val="left"/>
+      <w:pPr>
+        <w:ind w:left="2880" w:hanging="360"/>
+      </w:pPr>
+    </w:lvl>
+    <w:lvl w:ilvl="4" w:tplc="F2D8EA68">
+      <w:start w:val="1"/>
+      <w:numFmt w:val="bullet"/>
+      <w:lvlText w:val="○"/>
+      <w:lvlJc w:val="left"/>
+      <w:pPr>
+        <w:ind w:left="3600" w:hanging="360"/>
+      </w:pPr>
+    </w:lvl>
+    <w:lvl w:ilvl="5" w:tplc="267856FC">
+      <w:start w:val="1"/>
+      <w:numFmt w:val="bullet"/>
+      <w:lvlText w:val="■"/>
+      <w:lvlJc w:val="left"/>
+      <w:pPr>
+        <w:ind w:left="4320" w:hanging="360"/>
+      </w:pPr>
+    </w:lvl>
+    <w:lvl w:ilvl="6" w:tplc="8B280ED0">
+      <w:start w:val="1"/>
+      <w:numFmt w:val="bullet"/>
+      <w:lvlText w:val="●"/>
+      <w:lvlJc w:val="left"/>
+      <w:pPr>
+        <w:ind w:left="5040" w:hanging="360"/>
+      </w:pPr>
+    </w:lvl>
+    <w:lvl w:ilvl="7" w:tplc="C61E1694">
+      <w:start w:val="1"/>
+      <w:numFmt w:val="bullet"/>
+      <w:lvlText w:val="●"/>
+      <w:lvlJc w:val="left"/>
+      <w:pPr>
+        <w:ind w:left="5760" w:hanging="360"/>
+      </w:pPr>
+    </w:lvl>
+    <w:lvl w:ilvl="8" w:tplc="AA32CB7E">
+      <w:start w:val="1"/>
+      <w:numFmt w:val="bullet"/>
+      <w:lvlText w:val="●"/>
+      <w:lvlJc w:val="left"/>
+      <w:pPr>
+        <w:ind w:left="6480" w:hanging="360"/>
+      </w:pPr>
+    </w:lvl>
+  </w:abstractNum>
+  <w:abstractNum w:abstractNumId="5" w15:restartNumberingAfterBreak="0">
+    <w:nsid w:val="4FCB5955"/>
+    <w:multiLevelType w:val="hybridMultilevel"/>
+    <w:tmpl w:val="97D65D06"/>
+    <w:lvl w:ilvl="0" w:tplc="3A4CCF3E">
       <w:start w:val="1"/>
       <w:numFmt w:val="decimal"/>
       <w:lvlText w:val="%1."/>
@@ -21283,138 +21428,52 @@
         <w:color w:val="A67C27"/>
       </w:rPr>
     </w:lvl>
-    <w:lvl w:ilvl="1" w:tplc="919EC8D6">
+    <w:lvl w:ilvl="1" w:tplc="1F9AA870">
       <w:numFmt w:val="decimal"/>
       <w:lvlText w:val=""/>
       <w:lvlJc w:val="left"/>
     </w:lvl>
-    <w:lvl w:ilvl="2" w:tplc="61B4CE3E">
+    <w:lvl w:ilvl="2" w:tplc="84A07FB4">
       <w:numFmt w:val="decimal"/>
       <w:lvlText w:val=""/>
       <w:lvlJc w:val="left"/>
     </w:lvl>
-    <w:lvl w:ilvl="3" w:tplc="B7245C3C">
+    <w:lvl w:ilvl="3" w:tplc="B804FFC2">
       <w:numFmt w:val="decimal"/>
       <w:lvlText w:val=""/>
       <w:lvlJc w:val="left"/>
     </w:lvl>
-    <w:lvl w:ilvl="4" w:tplc="06C283EC">
+    <w:lvl w:ilvl="4" w:tplc="5A64282A">
       <w:numFmt w:val="decimal"/>
       <w:lvlText w:val=""/>
       <w:lvlJc w:val="left"/>
     </w:lvl>
-    <w:lvl w:ilvl="5" w:tplc="6CAEBF5A">
+    <w:lvl w:ilvl="5" w:tplc="2B9EA600">
       <w:numFmt w:val="decimal"/>
       <w:lvlText w:val=""/>
       <w:lvlJc w:val="left"/>
     </w:lvl>
-    <w:lvl w:ilvl="6" w:tplc="7ECA9E0E">
+    <w:lvl w:ilvl="6" w:tplc="CCF66CEC">
       <w:numFmt w:val="decimal"/>
       <w:lvlText w:val=""/>
       <w:lvlJc w:val="left"/>
     </w:lvl>
-    <w:lvl w:ilvl="7" w:tplc="1F00C8CE">
+    <w:lvl w:ilvl="7" w:tplc="1A7C7706">
       <w:numFmt w:val="decimal"/>
       <w:lvlText w:val=""/>
       <w:lvlJc w:val="left"/>
     </w:lvl>
-    <w:lvl w:ilvl="8" w:tplc="182CC5DA">
+    <w:lvl w:ilvl="8" w:tplc="8186607E">
       <w:numFmt w:val="decimal"/>
       <w:lvlText w:val=""/>
       <w:lvlJc w:val="left"/>
     </w:lvl>
   </w:abstractNum>
-  <w:abstractNum w:abstractNumId="4" w15:restartNumberingAfterBreak="0">
-    <w:nsid w:val="2B5C2D28"/>
+  <w:abstractNum w:abstractNumId="6" w15:restartNumberingAfterBreak="0">
+    <w:nsid w:val="6B58655A"/>
     <w:multiLevelType w:val="hybridMultilevel"/>
-    <w:tmpl w:val="08A058FA"/>
-    <w:lvl w:ilvl="0" w:tplc="FA565FBC">
-      <w:start w:val="1"/>
-      <w:numFmt w:val="bullet"/>
-      <w:lvlText w:val="●"/>
-      <w:lvlJc w:val="left"/>
-      <w:pPr>
-        <w:ind w:left="720" w:hanging="360"/>
-      </w:pPr>
-    </w:lvl>
-    <w:lvl w:ilvl="1" w:tplc="1A2A00A6">
-      <w:start w:val="1"/>
-      <w:numFmt w:val="bullet"/>
-      <w:lvlText w:val="○"/>
-      <w:lvlJc w:val="left"/>
-      <w:pPr>
-        <w:ind w:left="1440" w:hanging="360"/>
-      </w:pPr>
-    </w:lvl>
-    <w:lvl w:ilvl="2" w:tplc="38465CB0">
-      <w:start w:val="1"/>
-      <w:numFmt w:val="bullet"/>
-      <w:lvlText w:val="■"/>
-      <w:lvlJc w:val="left"/>
-      <w:pPr>
-        <w:ind w:left="2160" w:hanging="360"/>
-      </w:pPr>
-    </w:lvl>
-    <w:lvl w:ilvl="3" w:tplc="430EC81A">
-      <w:start w:val="1"/>
-      <w:numFmt w:val="bullet"/>
-      <w:lvlText w:val="●"/>
-      <w:lvlJc w:val="left"/>
-      <w:pPr>
-        <w:ind w:left="2880" w:hanging="360"/>
-      </w:pPr>
-    </w:lvl>
-    <w:lvl w:ilvl="4" w:tplc="193A36D6">
-      <w:start w:val="1"/>
-      <w:numFmt w:val="bullet"/>
-      <w:lvlText w:val="○"/>
-      <w:lvlJc w:val="left"/>
-      <w:pPr>
-        <w:ind w:left="3600" w:hanging="360"/>
-      </w:pPr>
-    </w:lvl>
-    <w:lvl w:ilvl="5" w:tplc="36968232">
-      <w:start w:val="1"/>
-      <w:numFmt w:val="bullet"/>
-      <w:lvlText w:val="■"/>
-      <w:lvlJc w:val="left"/>
-      <w:pPr>
-        <w:ind w:left="4320" w:hanging="360"/>
-      </w:pPr>
-    </w:lvl>
-    <w:lvl w:ilvl="6" w:tplc="2AE849C8">
-      <w:start w:val="1"/>
-      <w:numFmt w:val="bullet"/>
-      <w:lvlText w:val="●"/>
-      <w:lvlJc w:val="left"/>
-      <w:pPr>
-        <w:ind w:left="5040" w:hanging="360"/>
-      </w:pPr>
-    </w:lvl>
-    <w:lvl w:ilvl="7" w:tplc="D158D892">
-      <w:start w:val="1"/>
-      <w:numFmt w:val="bullet"/>
-      <w:lvlText w:val="●"/>
-      <w:lvlJc w:val="left"/>
-      <w:pPr>
-        <w:ind w:left="5760" w:hanging="360"/>
-      </w:pPr>
-    </w:lvl>
-    <w:lvl w:ilvl="8" w:tplc="F036DD50">
-      <w:start w:val="1"/>
-      <w:numFmt w:val="bullet"/>
-      <w:lvlText w:val="●"/>
-      <w:lvlJc w:val="left"/>
-      <w:pPr>
-        <w:ind w:left="6480" w:hanging="360"/>
-      </w:pPr>
-    </w:lvl>
-  </w:abstractNum>
-  <w:abstractNum w:abstractNumId="5" w15:restartNumberingAfterBreak="0">
-    <w:nsid w:val="2E4955ED"/>
-    <w:multiLevelType w:val="hybridMultilevel"/>
-    <w:tmpl w:val="44F27D2E"/>
-    <w:lvl w:ilvl="0" w:tplc="BE3239EA">
+    <w:tmpl w:val="FA04275C"/>
+    <w:lvl w:ilvl="0" w:tplc="781E8FD2">
       <w:start w:val="1"/>
       <w:numFmt w:val="decimal"/>
       <w:lvlText w:val="%1."/>
@@ -21428,144 +21487,85 @@
         <w:color w:val="A67C27"/>
       </w:rPr>
     </w:lvl>
-    <w:lvl w:ilvl="1" w:tplc="19228D72">
+    <w:lvl w:ilvl="1" w:tplc="16528AE4">
       <w:numFmt w:val="decimal"/>
       <w:lvlText w:val=""/>
       <w:lvlJc w:val="left"/>
     </w:lvl>
-    <w:lvl w:ilvl="2" w:tplc="EBBC2FF2">
+    <w:lvl w:ilvl="2" w:tplc="D7321EBE">
       <w:numFmt w:val="decimal"/>
       <w:lvlText w:val=""/>
       <w:lvlJc w:val="left"/>
     </w:lvl>
-    <w:lvl w:ilvl="3" w:tplc="C888B7A0">
+    <w:lvl w:ilvl="3" w:tplc="CDDAA040">
       <w:numFmt w:val="decimal"/>
       <w:lvlText w:val=""/>
       <w:lvlJc w:val="left"/>
     </w:lvl>
-    <w:lvl w:ilvl="4" w:tplc="0D4C9432">
+    <w:lvl w:ilvl="4" w:tplc="671C1B24">
       <w:numFmt w:val="decimal"/>
       <w:lvlText w:val=""/>
       <w:lvlJc w:val="left"/>
     </w:lvl>
-    <w:lvl w:ilvl="5" w:tplc="E912E66E">
+    <w:lvl w:ilvl="5" w:tplc="728C03F6">
       <w:numFmt w:val="decimal"/>
       <w:lvlText w:val=""/>
       <w:lvlJc w:val="left"/>
     </w:lvl>
-    <w:lvl w:ilvl="6" w:tplc="B0C299BC">
+    <w:lvl w:ilvl="6" w:tplc="3A902908">
       <w:numFmt w:val="decimal"/>
       <w:lvlText w:val=""/>
       <w:lvlJc w:val="left"/>
     </w:lvl>
-    <w:lvl w:ilvl="7" w:tplc="3FE6DDAE">
+    <w:lvl w:ilvl="7" w:tplc="7B304E2E">
       <w:numFmt w:val="decimal"/>
       <w:lvlText w:val=""/>
       <w:lvlJc w:val="left"/>
     </w:lvl>
-    <w:lvl w:ilvl="8" w:tplc="19FE6C78">
+    <w:lvl w:ilvl="8" w:tplc="9B685D52">
       <w:numFmt w:val="decimal"/>
       <w:lvlText w:val=""/>
       <w:lvlJc w:val="left"/>
     </w:lvl>
   </w:abstractNum>
-  <w:abstractNum w:abstractNumId="6" w15:restartNumberingAfterBreak="0">
-    <w:nsid w:val="5F3823A2"/>
-    <w:multiLevelType w:val="hybridMultilevel"/>
-    <w:tmpl w:val="547A55F0"/>
-    <w:lvl w:ilvl="0" w:tplc="65E22548">
-      <w:start w:val="1"/>
-      <w:numFmt w:val="decimal"/>
-      <w:lvlText w:val="%1."/>
-      <w:lvlJc w:val="left"/>
-      <w:pPr>
-        <w:ind w:left="460" w:hanging="360"/>
-      </w:pPr>
-      <w:rPr>
-        <w:b/>
-        <w:bCs/>
-        <w:color w:val="A67C27"/>
-      </w:rPr>
-    </w:lvl>
-    <w:lvl w:ilvl="1" w:tplc="A8428880">
-      <w:numFmt w:val="decimal"/>
-      <w:lvlText w:val=""/>
-      <w:lvlJc w:val="left"/>
-    </w:lvl>
-    <w:lvl w:ilvl="2" w:tplc="26E0D194">
-      <w:numFmt w:val="decimal"/>
-      <w:lvlText w:val=""/>
-      <w:lvlJc w:val="left"/>
-    </w:lvl>
-    <w:lvl w:ilvl="3" w:tplc="9E56F556">
-      <w:numFmt w:val="decimal"/>
-      <w:lvlText w:val=""/>
-      <w:lvlJc w:val="left"/>
-    </w:lvl>
-    <w:lvl w:ilvl="4" w:tplc="82FA379C">
-      <w:numFmt w:val="decimal"/>
-      <w:lvlText w:val=""/>
-      <w:lvlJc w:val="left"/>
-    </w:lvl>
-    <w:lvl w:ilvl="5" w:tplc="C504CA74">
-      <w:numFmt w:val="decimal"/>
-      <w:lvlText w:val=""/>
-      <w:lvlJc w:val="left"/>
-    </w:lvl>
-    <w:lvl w:ilvl="6" w:tplc="4AF87662">
-      <w:numFmt w:val="decimal"/>
-      <w:lvlText w:val=""/>
-      <w:lvlJc w:val="left"/>
-    </w:lvl>
-    <w:lvl w:ilvl="7" w:tplc="186AFB72">
-      <w:numFmt w:val="decimal"/>
-      <w:lvlText w:val=""/>
-      <w:lvlJc w:val="left"/>
-    </w:lvl>
-    <w:lvl w:ilvl="8" w:tplc="052474C6">
-      <w:numFmt w:val="decimal"/>
-      <w:lvlText w:val=""/>
-      <w:lvlJc w:val="left"/>
-    </w:lvl>
-  </w:abstractNum>
-  <w:num w:numId="1" w16cid:durableId="1685937078">
+  <w:num w:numId="1" w16cid:durableId="1963070360">
     <w:abstractNumId w:val="4"/>
     <w:lvlOverride w:ilvl="0">
       <w:startOverride w:val="1"/>
     </w:lvlOverride>
   </w:num>
-  <w:num w:numId="2" w16cid:durableId="285090171">
+  <w:num w:numId="2" w16cid:durableId="1809321455">
+    <w:abstractNumId w:val="3"/>
+    <w:lvlOverride w:ilvl="0">
+      <w:startOverride w:val="1"/>
+    </w:lvlOverride>
+  </w:num>
+  <w:num w:numId="3" w16cid:durableId="1706325396">
+    <w:abstractNumId w:val="5"/>
+    <w:lvlOverride w:ilvl="0">
+      <w:startOverride w:val="1"/>
+    </w:lvlOverride>
+  </w:num>
+  <w:num w:numId="4" w16cid:durableId="1402753880">
+    <w:abstractNumId w:val="1"/>
+    <w:lvlOverride w:ilvl="0">
+      <w:startOverride w:val="1"/>
+    </w:lvlOverride>
+  </w:num>
+  <w:num w:numId="5" w16cid:durableId="1824160830">
     <w:abstractNumId w:val="0"/>
     <w:lvlOverride w:ilvl="0">
       <w:startOverride w:val="1"/>
     </w:lvlOverride>
   </w:num>
-  <w:num w:numId="3" w16cid:durableId="1293943387">
-    <w:abstractNumId w:val="1"/>
+  <w:num w:numId="6" w16cid:durableId="154499110">
+    <w:abstractNumId w:val="2"/>
     <w:lvlOverride w:ilvl="0">
       <w:startOverride w:val="1"/>
     </w:lvlOverride>
   </w:num>
-  <w:num w:numId="4" w16cid:durableId="1757744535">
+  <w:num w:numId="7" w16cid:durableId="744953398">
     <w:abstractNumId w:val="6"/>
-    <w:lvlOverride w:ilvl="0">
-      <w:startOverride w:val="1"/>
-    </w:lvlOverride>
-  </w:num>
-  <w:num w:numId="5" w16cid:durableId="11499855">
-    <w:abstractNumId w:val="3"/>
-    <w:lvlOverride w:ilvl="0">
-      <w:startOverride w:val="1"/>
-    </w:lvlOverride>
-  </w:num>
-  <w:num w:numId="6" w16cid:durableId="130563405">
-    <w:abstractNumId w:val="5"/>
-    <w:lvlOverride w:ilvl="0">
-      <w:startOverride w:val="1"/>
-    </w:lvlOverride>
-  </w:num>
-  <w:num w:numId="7" w16cid:durableId="1753819396">
-    <w:abstractNumId w:val="2"/>
     <w:lvlOverride w:ilvl="0">
       <w:startOverride w:val="1"/>
     </w:lvlOverride>
@@ -22190,7 +22190,7 @@
     <w:autoRedefine/>
     <w:uiPriority w:val="39"/>
     <w:unhideWhenUsed/>
-    <w:rsid w:val="002112E4"/>
+    <w:rsid w:val="00A85EA5"/>
     <w:pPr>
       <w:spacing w:after="100"/>
     </w:pPr>
@@ -22202,7 +22202,7 @@
     <w:autoRedefine/>
     <w:uiPriority w:val="39"/>
     <w:unhideWhenUsed/>
-    <w:rsid w:val="002112E4"/>
+    <w:rsid w:val="00A85EA5"/>
     <w:pPr>
       <w:spacing w:after="100"/>
       <w:ind w:left="210"/>

--- a/docs/manuals/Role_Guide_8_Supervisor.docx
+++ b/docs/manuals/Role_Guide_8_Supervisor.docx
@@ -69,7 +69,7 @@
           <w:left w:w="10" w:type="dxa"/>
           <w:right w:w="10" w:type="dxa"/>
         </w:tblCellMar>
-        <w:tblLook w:val="04A0" w:firstRow="1" w:lastRow="0" w:firstColumn="1" w:lastColumn="0" w:noHBand="0" w:noVBand="1"/>
+        <w:tblLook w:val="0000" w:firstRow="0" w:lastRow="0" w:firstColumn="0" w:lastColumn="0" w:noHBand="0" w:noVBand="0"/>
       </w:tblPr>
       <w:tblGrid>
         <w:gridCol w:w="2300"/>
@@ -469,7 +469,7 @@
                 <w:sz w:val="19"/>
                 <w:szCs w:val="19"/>
               </w:rPr>
-              <w:t>Version 1.19 · 4 October 2026</w:t>
+              <w:t>Version 1.20 · 4 October 2026</w:t>
             </w:r>
           </w:p>
         </w:tc>
@@ -538,7 +538,7 @@
     <w:sdt>
       <w:sdtPr>
         <w:alias w:val="Contents"/>
-        <w:id w:val="-299307155"/>
+        <w:id w:val="1547102433"/>
       </w:sdtPr>
       <w:sdtEndPr/>
       <w:sdtContent>
@@ -567,7 +567,7 @@
           <w:r>
             <w:fldChar w:fldCharType="separate"/>
           </w:r>
-          <w:hyperlink w:anchor="_Toc242009464" w:history="1">
+          <w:hyperlink w:anchor="_Toc242011446" w:history="1">
             <w:r>
               <w:rPr>
                 <w:rStyle w:val="Hyperlink"/>
@@ -591,7 +591,7 @@
               <w:rPr>
                 <w:noProof/>
               </w:rPr>
-              <w:instrText xml:space="preserve"> PAGEREF _Toc242009464 \h </w:instrText>
+              <w:instrText xml:space="preserve"> PAGEREF _Toc242011446 \h </w:instrText>
             </w:r>
             <w:r>
               <w:rPr>
@@ -634,7 +634,7 @@
               <w14:ligatures w14:val="standardContextual"/>
             </w:rPr>
           </w:pPr>
-          <w:hyperlink w:anchor="_Toc242009465" w:history="1">
+          <w:hyperlink w:anchor="_Toc242011447" w:history="1">
             <w:r>
               <w:rPr>
                 <w:rStyle w:val="Hyperlink"/>
@@ -658,7 +658,7 @@
               <w:rPr>
                 <w:noProof/>
               </w:rPr>
-              <w:instrText xml:space="preserve"> PAGEREF _Toc242009465 \h </w:instrText>
+              <w:instrText xml:space="preserve"> PAGEREF _Toc242011447 \h </w:instrText>
             </w:r>
             <w:r>
               <w:rPr>
@@ -701,7 +701,7 @@
               <w14:ligatures w14:val="standardContextual"/>
             </w:rPr>
           </w:pPr>
-          <w:hyperlink w:anchor="_Toc242009466" w:history="1">
+          <w:hyperlink w:anchor="_Toc242011448" w:history="1">
             <w:r>
               <w:rPr>
                 <w:rStyle w:val="Hyperlink"/>
@@ -725,7 +725,7 @@
               <w:rPr>
                 <w:noProof/>
               </w:rPr>
-              <w:instrText xml:space="preserve"> PAGEREF _Toc242009466 \h </w:instrText>
+              <w:instrText xml:space="preserve"> PAGEREF _Toc242011448 \h </w:instrText>
             </w:r>
             <w:r>
               <w:rPr>
@@ -768,7 +768,7 @@
               <w14:ligatures w14:val="standardContextual"/>
             </w:rPr>
           </w:pPr>
-          <w:hyperlink w:anchor="_Toc242009467" w:history="1">
+          <w:hyperlink w:anchor="_Toc242011449" w:history="1">
             <w:r>
               <w:rPr>
                 <w:rStyle w:val="Hyperlink"/>
@@ -792,7 +792,7 @@
               <w:rPr>
                 <w:noProof/>
               </w:rPr>
-              <w:instrText xml:space="preserve"> PAGEREF _Toc242009467 \h </w:instrText>
+              <w:instrText xml:space="preserve"> PAGEREF _Toc242011449 \h </w:instrText>
             </w:r>
             <w:r>
               <w:rPr>
@@ -835,7 +835,7 @@
               <w14:ligatures w14:val="standardContextual"/>
             </w:rPr>
           </w:pPr>
-          <w:hyperlink w:anchor="_Toc242009468" w:history="1">
+          <w:hyperlink w:anchor="_Toc242011450" w:history="1">
             <w:r>
               <w:rPr>
                 <w:rStyle w:val="Hyperlink"/>
@@ -859,7 +859,7 @@
               <w:rPr>
                 <w:noProof/>
               </w:rPr>
-              <w:instrText xml:space="preserve"> PAGEREF _Toc242009468 \h </w:instrText>
+              <w:instrText xml:space="preserve"> PAGEREF _Toc242011450 \h </w:instrText>
             </w:r>
             <w:r>
               <w:rPr>
@@ -902,7 +902,7 @@
               <w14:ligatures w14:val="standardContextual"/>
             </w:rPr>
           </w:pPr>
-          <w:hyperlink w:anchor="_Toc242009469" w:history="1">
+          <w:hyperlink w:anchor="_Toc242011451" w:history="1">
             <w:r>
               <w:rPr>
                 <w:rStyle w:val="Hyperlink"/>
@@ -926,7 +926,7 @@
               <w:rPr>
                 <w:noProof/>
               </w:rPr>
-              <w:instrText xml:space="preserve"> PAGEREF _Toc242009469 \h </w:instrText>
+              <w:instrText xml:space="preserve"> PAGEREF _Toc242011451 \h </w:instrText>
             </w:r>
             <w:r>
               <w:rPr>
@@ -969,7 +969,7 @@
               <w14:ligatures w14:val="standardContextual"/>
             </w:rPr>
           </w:pPr>
-          <w:hyperlink w:anchor="_Toc242009470" w:history="1">
+          <w:hyperlink w:anchor="_Toc242011452" w:history="1">
             <w:r>
               <w:rPr>
                 <w:rStyle w:val="Hyperlink"/>
@@ -993,7 +993,7 @@
               <w:rPr>
                 <w:noProof/>
               </w:rPr>
-              <w:instrText xml:space="preserve"> PAGEREF _Toc242009470 \h </w:instrText>
+              <w:instrText xml:space="preserve"> PAGEREF _Toc242011452 \h </w:instrText>
             </w:r>
             <w:r>
               <w:rPr>
@@ -1036,7 +1036,7 @@
               <w14:ligatures w14:val="standardContextual"/>
             </w:rPr>
           </w:pPr>
-          <w:hyperlink w:anchor="_Toc242009471" w:history="1">
+          <w:hyperlink w:anchor="_Toc242011453" w:history="1">
             <w:r>
               <w:rPr>
                 <w:rStyle w:val="Hyperlink"/>
@@ -1060,7 +1060,7 @@
               <w:rPr>
                 <w:noProof/>
               </w:rPr>
-              <w:instrText xml:space="preserve"> PAGEREF _Toc242009471 \h </w:instrText>
+              <w:instrText xml:space="preserve"> PAGEREF _Toc242011453 \h </w:instrText>
             </w:r>
             <w:r>
               <w:rPr>
@@ -1103,7 +1103,7 @@
               <w14:ligatures w14:val="standardContextual"/>
             </w:rPr>
           </w:pPr>
-          <w:hyperlink w:anchor="_Toc242009472" w:history="1">
+          <w:hyperlink w:anchor="_Toc242011454" w:history="1">
             <w:r>
               <w:rPr>
                 <w:rStyle w:val="Hyperlink"/>
@@ -1127,7 +1127,7 @@
               <w:rPr>
                 <w:noProof/>
               </w:rPr>
-              <w:instrText xml:space="preserve"> PAGEREF _Toc242009472 \h </w:instrText>
+              <w:instrText xml:space="preserve"> PAGEREF _Toc242011454 \h </w:instrText>
             </w:r>
             <w:r>
               <w:rPr>
@@ -1170,7 +1170,7 @@
               <w14:ligatures w14:val="standardContextual"/>
             </w:rPr>
           </w:pPr>
-          <w:hyperlink w:anchor="_Toc242009473" w:history="1">
+          <w:hyperlink w:anchor="_Toc242011455" w:history="1">
             <w:r>
               <w:rPr>
                 <w:rStyle w:val="Hyperlink"/>
@@ -1194,7 +1194,7 @@
               <w:rPr>
                 <w:noProof/>
               </w:rPr>
-              <w:instrText xml:space="preserve"> PAGEREF _Toc242009473 \h </w:instrText>
+              <w:instrText xml:space="preserve"> PAGEREF _Toc242011455 \h </w:instrText>
             </w:r>
             <w:r>
               <w:rPr>
@@ -1237,7 +1237,7 @@
               <w14:ligatures w14:val="standardContextual"/>
             </w:rPr>
           </w:pPr>
-          <w:hyperlink w:anchor="_Toc242009474" w:history="1">
+          <w:hyperlink w:anchor="_Toc242011456" w:history="1">
             <w:r>
               <w:rPr>
                 <w:rStyle w:val="Hyperlink"/>
@@ -1261,7 +1261,7 @@
               <w:rPr>
                 <w:noProof/>
               </w:rPr>
-              <w:instrText xml:space="preserve"> PAGEREF _Toc242009474 \h </w:instrText>
+              <w:instrText xml:space="preserve"> PAGEREF _Toc242011456 \h </w:instrText>
             </w:r>
             <w:r>
               <w:rPr>
@@ -1304,7 +1304,7 @@
               <w14:ligatures w14:val="standardContextual"/>
             </w:rPr>
           </w:pPr>
-          <w:hyperlink w:anchor="_Toc242009475" w:history="1">
+          <w:hyperlink w:anchor="_Toc242011457" w:history="1">
             <w:r>
               <w:rPr>
                 <w:rStyle w:val="Hyperlink"/>
@@ -1328,7 +1328,7 @@
               <w:rPr>
                 <w:noProof/>
               </w:rPr>
-              <w:instrText xml:space="preserve"> PAGEREF _Toc242009475 \h </w:instrText>
+              <w:instrText xml:space="preserve"> PAGEREF _Toc242011457 \h </w:instrText>
             </w:r>
             <w:r>
               <w:rPr>
@@ -1371,7 +1371,7 @@
               <w14:ligatures w14:val="standardContextual"/>
             </w:rPr>
           </w:pPr>
-          <w:hyperlink w:anchor="_Toc242009476" w:history="1">
+          <w:hyperlink w:anchor="_Toc242011458" w:history="1">
             <w:r>
               <w:rPr>
                 <w:rStyle w:val="Hyperlink"/>
@@ -1395,7 +1395,7 @@
               <w:rPr>
                 <w:noProof/>
               </w:rPr>
-              <w:instrText xml:space="preserve"> PAGEREF _Toc242009476 \h </w:instrText>
+              <w:instrText xml:space="preserve"> PAGEREF _Toc242011458 \h </w:instrText>
             </w:r>
             <w:r>
               <w:rPr>
@@ -1438,7 +1438,7 @@
               <w14:ligatures w14:val="standardContextual"/>
             </w:rPr>
           </w:pPr>
-          <w:hyperlink w:anchor="_Toc242009477" w:history="1">
+          <w:hyperlink w:anchor="_Toc242011459" w:history="1">
             <w:r>
               <w:rPr>
                 <w:rStyle w:val="Hyperlink"/>
@@ -1462,7 +1462,7 @@
               <w:rPr>
                 <w:noProof/>
               </w:rPr>
-              <w:instrText xml:space="preserve"> PAGEREF _Toc242009477 \h </w:instrText>
+              <w:instrText xml:space="preserve"> PAGEREF _Toc242011459 \h </w:instrText>
             </w:r>
             <w:r>
               <w:rPr>
@@ -1505,7 +1505,7 @@
               <w14:ligatures w14:val="standardContextual"/>
             </w:rPr>
           </w:pPr>
-          <w:hyperlink w:anchor="_Toc242009478" w:history="1">
+          <w:hyperlink w:anchor="_Toc242011460" w:history="1">
             <w:r>
               <w:rPr>
                 <w:rStyle w:val="Hyperlink"/>
@@ -1529,7 +1529,7 @@
               <w:rPr>
                 <w:noProof/>
               </w:rPr>
-              <w:instrText xml:space="preserve"> PAGEREF _Toc242009478 \h </w:instrText>
+              <w:instrText xml:space="preserve"> PAGEREF _Toc242011460 \h </w:instrText>
             </w:r>
             <w:r>
               <w:rPr>
@@ -1572,7 +1572,7 @@
               <w14:ligatures w14:val="standardContextual"/>
             </w:rPr>
           </w:pPr>
-          <w:hyperlink w:anchor="_Toc242009479" w:history="1">
+          <w:hyperlink w:anchor="_Toc242011461" w:history="1">
             <w:r>
               <w:rPr>
                 <w:rStyle w:val="Hyperlink"/>
@@ -1596,7 +1596,7 @@
               <w:rPr>
                 <w:noProof/>
               </w:rPr>
-              <w:instrText xml:space="preserve"> PAGEREF _Toc242009479 \h </w:instrText>
+              <w:instrText xml:space="preserve"> PAGEREF _Toc242011461 \h </w:instrText>
             </w:r>
             <w:r>
               <w:rPr>
@@ -1639,7 +1639,7 @@
               <w14:ligatures w14:val="standardContextual"/>
             </w:rPr>
           </w:pPr>
-          <w:hyperlink w:anchor="_Toc242009480" w:history="1">
+          <w:hyperlink w:anchor="_Toc242011462" w:history="1">
             <w:r>
               <w:rPr>
                 <w:rStyle w:val="Hyperlink"/>
@@ -1663,7 +1663,7 @@
               <w:rPr>
                 <w:noProof/>
               </w:rPr>
-              <w:instrText xml:space="preserve"> PAGEREF _Toc242009480 \h </w:instrText>
+              <w:instrText xml:space="preserve"> PAGEREF _Toc242011462 \h </w:instrText>
             </w:r>
             <w:r>
               <w:rPr>
@@ -1706,7 +1706,7 @@
               <w14:ligatures w14:val="standardContextual"/>
             </w:rPr>
           </w:pPr>
-          <w:hyperlink w:anchor="_Toc242009481" w:history="1">
+          <w:hyperlink w:anchor="_Toc242011463" w:history="1">
             <w:r>
               <w:rPr>
                 <w:rStyle w:val="Hyperlink"/>
@@ -1730,7 +1730,7 @@
               <w:rPr>
                 <w:noProof/>
               </w:rPr>
-              <w:instrText xml:space="preserve"> PAGEREF _Toc242009481 \h </w:instrText>
+              <w:instrText xml:space="preserve"> PAGEREF _Toc242011463 \h </w:instrText>
             </w:r>
             <w:r>
               <w:rPr>
@@ -1773,7 +1773,7 @@
               <w14:ligatures w14:val="standardContextual"/>
             </w:rPr>
           </w:pPr>
-          <w:hyperlink w:anchor="_Toc242009482" w:history="1">
+          <w:hyperlink w:anchor="_Toc242011464" w:history="1">
             <w:r>
               <w:rPr>
                 <w:rStyle w:val="Hyperlink"/>
@@ -1797,7 +1797,7 @@
               <w:rPr>
                 <w:noProof/>
               </w:rPr>
-              <w:instrText xml:space="preserve"> PAGEREF _Toc242009482 \h </w:instrText>
+              <w:instrText xml:space="preserve"> PAGEREF _Toc242011464 \h </w:instrText>
             </w:r>
             <w:r>
               <w:rPr>
@@ -1840,7 +1840,7 @@
               <w14:ligatures w14:val="standardContextual"/>
             </w:rPr>
           </w:pPr>
-          <w:hyperlink w:anchor="_Toc242009483" w:history="1">
+          <w:hyperlink w:anchor="_Toc242011465" w:history="1">
             <w:r>
               <w:rPr>
                 <w:rStyle w:val="Hyperlink"/>
@@ -1864,7 +1864,7 @@
               <w:rPr>
                 <w:noProof/>
               </w:rPr>
-              <w:instrText xml:space="preserve"> PAGEREF _Toc242009483 \h </w:instrText>
+              <w:instrText xml:space="preserve"> PAGEREF _Toc242011465 \h </w:instrText>
             </w:r>
             <w:r>
               <w:rPr>
@@ -1907,7 +1907,7 @@
               <w14:ligatures w14:val="standardContextual"/>
             </w:rPr>
           </w:pPr>
-          <w:hyperlink w:anchor="_Toc242009484" w:history="1">
+          <w:hyperlink w:anchor="_Toc242011466" w:history="1">
             <w:r>
               <w:rPr>
                 <w:rStyle w:val="Hyperlink"/>
@@ -1931,7 +1931,7 @@
               <w:rPr>
                 <w:noProof/>
               </w:rPr>
-              <w:instrText xml:space="preserve"> PAGEREF _Toc242009484 \h </w:instrText>
+              <w:instrText xml:space="preserve"> PAGEREF _Toc242011466 \h </w:instrText>
             </w:r>
             <w:r>
               <w:rPr>
@@ -1974,7 +1974,7 @@
               <w14:ligatures w14:val="standardContextual"/>
             </w:rPr>
           </w:pPr>
-          <w:hyperlink w:anchor="_Toc242009485" w:history="1">
+          <w:hyperlink w:anchor="_Toc242011467" w:history="1">
             <w:r>
               <w:rPr>
                 <w:rStyle w:val="Hyperlink"/>
@@ -1998,7 +1998,7 @@
               <w:rPr>
                 <w:noProof/>
               </w:rPr>
-              <w:instrText xml:space="preserve"> PAGEREF _Toc242009485 \h </w:instrText>
+              <w:instrText xml:space="preserve"> PAGEREF _Toc242011467 \h </w:instrText>
             </w:r>
             <w:r>
               <w:rPr>
@@ -2041,7 +2041,7 @@
               <w14:ligatures w14:val="standardContextual"/>
             </w:rPr>
           </w:pPr>
-          <w:hyperlink w:anchor="_Toc242009486" w:history="1">
+          <w:hyperlink w:anchor="_Toc242011468" w:history="1">
             <w:r>
               <w:rPr>
                 <w:rStyle w:val="Hyperlink"/>
@@ -2065,7 +2065,7 @@
               <w:rPr>
                 <w:noProof/>
               </w:rPr>
-              <w:instrText xml:space="preserve"> PAGEREF _Toc242009486 \h </w:instrText>
+              <w:instrText xml:space="preserve"> PAGEREF _Toc242011468 \h </w:instrText>
             </w:r>
             <w:r>
               <w:rPr>
@@ -2108,7 +2108,7 @@
               <w14:ligatures w14:val="standardContextual"/>
             </w:rPr>
           </w:pPr>
-          <w:hyperlink w:anchor="_Toc242009487" w:history="1">
+          <w:hyperlink w:anchor="_Toc242011469" w:history="1">
             <w:r>
               <w:rPr>
                 <w:rStyle w:val="Hyperlink"/>
@@ -2132,7 +2132,7 @@
               <w:rPr>
                 <w:noProof/>
               </w:rPr>
-              <w:instrText xml:space="preserve"> PAGEREF _Toc242009487 \h </w:instrText>
+              <w:instrText xml:space="preserve"> PAGEREF _Toc242011469 \h </w:instrText>
             </w:r>
             <w:r>
               <w:rPr>
@@ -2175,7 +2175,7 @@
               <w14:ligatures w14:val="standardContextual"/>
             </w:rPr>
           </w:pPr>
-          <w:hyperlink w:anchor="_Toc242009488" w:history="1">
+          <w:hyperlink w:anchor="_Toc242011470" w:history="1">
             <w:r>
               <w:rPr>
                 <w:rStyle w:val="Hyperlink"/>
@@ -2199,7 +2199,7 @@
               <w:rPr>
                 <w:noProof/>
               </w:rPr>
-              <w:instrText xml:space="preserve"> PAGEREF _Toc242009488 \h </w:instrText>
+              <w:instrText xml:space="preserve"> PAGEREF _Toc242011470 \h </w:instrText>
             </w:r>
             <w:r>
               <w:rPr>
@@ -2242,7 +2242,7 @@
               <w14:ligatures w14:val="standardContextual"/>
             </w:rPr>
           </w:pPr>
-          <w:hyperlink w:anchor="_Toc242009489" w:history="1">
+          <w:hyperlink w:anchor="_Toc242011471" w:history="1">
             <w:r>
               <w:rPr>
                 <w:rStyle w:val="Hyperlink"/>
@@ -2266,7 +2266,7 @@
               <w:rPr>
                 <w:noProof/>
               </w:rPr>
-              <w:instrText xml:space="preserve"> PAGEREF _Toc242009489 \h </w:instrText>
+              <w:instrText xml:space="preserve"> PAGEREF _Toc242011471 \h </w:instrText>
             </w:r>
             <w:r>
               <w:rPr>
@@ -2309,7 +2309,7 @@
               <w14:ligatures w14:val="standardContextual"/>
             </w:rPr>
           </w:pPr>
-          <w:hyperlink w:anchor="_Toc242009490" w:history="1">
+          <w:hyperlink w:anchor="_Toc242011472" w:history="1">
             <w:r>
               <w:rPr>
                 <w:rStyle w:val="Hyperlink"/>
@@ -2333,7 +2333,7 @@
               <w:rPr>
                 <w:noProof/>
               </w:rPr>
-              <w:instrText xml:space="preserve"> PAGEREF _Toc242009490 \h </w:instrText>
+              <w:instrText xml:space="preserve"> PAGEREF _Toc242011472 \h </w:instrText>
             </w:r>
             <w:r>
               <w:rPr>
@@ -2376,7 +2376,7 @@
               <w14:ligatures w14:val="standardContextual"/>
             </w:rPr>
           </w:pPr>
-          <w:hyperlink w:anchor="_Toc242009491" w:history="1">
+          <w:hyperlink w:anchor="_Toc242011473" w:history="1">
             <w:r>
               <w:rPr>
                 <w:rStyle w:val="Hyperlink"/>
@@ -2400,7 +2400,7 @@
               <w:rPr>
                 <w:noProof/>
               </w:rPr>
-              <w:instrText xml:space="preserve"> PAGEREF _Toc242009491 \h </w:instrText>
+              <w:instrText xml:space="preserve"> PAGEREF _Toc242011473 \h </w:instrText>
             </w:r>
             <w:r>
               <w:rPr>
@@ -2443,7 +2443,7 @@
               <w14:ligatures w14:val="standardContextual"/>
             </w:rPr>
           </w:pPr>
-          <w:hyperlink w:anchor="_Toc242009492" w:history="1">
+          <w:hyperlink w:anchor="_Toc242011474" w:history="1">
             <w:r>
               <w:rPr>
                 <w:rStyle w:val="Hyperlink"/>
@@ -2467,7 +2467,7 @@
               <w:rPr>
                 <w:noProof/>
               </w:rPr>
-              <w:instrText xml:space="preserve"> PAGEREF _Toc242009492 \h </w:instrText>
+              <w:instrText xml:space="preserve"> PAGEREF _Toc242011474 \h </w:instrText>
             </w:r>
             <w:r>
               <w:rPr>
@@ -2510,7 +2510,7 @@
               <w14:ligatures w14:val="standardContextual"/>
             </w:rPr>
           </w:pPr>
-          <w:hyperlink w:anchor="_Toc242009493" w:history="1">
+          <w:hyperlink w:anchor="_Toc242011475" w:history="1">
             <w:r>
               <w:rPr>
                 <w:rStyle w:val="Hyperlink"/>
@@ -2534,7 +2534,7 @@
               <w:rPr>
                 <w:noProof/>
               </w:rPr>
-              <w:instrText xml:space="preserve"> PAGEREF _Toc242009493 \h </w:instrText>
+              <w:instrText xml:space="preserve"> PAGEREF _Toc242011475 \h </w:instrText>
             </w:r>
             <w:r>
               <w:rPr>
@@ -2577,7 +2577,7 @@
               <w14:ligatures w14:val="standardContextual"/>
             </w:rPr>
           </w:pPr>
-          <w:hyperlink w:anchor="_Toc242009494" w:history="1">
+          <w:hyperlink w:anchor="_Toc242011476" w:history="1">
             <w:r>
               <w:rPr>
                 <w:rStyle w:val="Hyperlink"/>
@@ -2601,7 +2601,7 @@
               <w:rPr>
                 <w:noProof/>
               </w:rPr>
-              <w:instrText xml:space="preserve"> PAGEREF _Toc242009494 \h </w:instrText>
+              <w:instrText xml:space="preserve"> PAGEREF _Toc242011476 \h </w:instrText>
             </w:r>
             <w:r>
               <w:rPr>
@@ -2644,7 +2644,7 @@
               <w14:ligatures w14:val="standardContextual"/>
             </w:rPr>
           </w:pPr>
-          <w:hyperlink w:anchor="_Toc242009495" w:history="1">
+          <w:hyperlink w:anchor="_Toc242011477" w:history="1">
             <w:r>
               <w:rPr>
                 <w:rStyle w:val="Hyperlink"/>
@@ -2668,7 +2668,7 @@
               <w:rPr>
                 <w:noProof/>
               </w:rPr>
-              <w:instrText xml:space="preserve"> PAGEREF _Toc242009495 \h </w:instrText>
+              <w:instrText xml:space="preserve"> PAGEREF _Toc242011477 \h </w:instrText>
             </w:r>
             <w:r>
               <w:rPr>
@@ -2711,7 +2711,7 @@
               <w14:ligatures w14:val="standardContextual"/>
             </w:rPr>
           </w:pPr>
-          <w:hyperlink w:anchor="_Toc242009496" w:history="1">
+          <w:hyperlink w:anchor="_Toc242011478" w:history="1">
             <w:r>
               <w:rPr>
                 <w:rStyle w:val="Hyperlink"/>
@@ -2735,7 +2735,7 @@
               <w:rPr>
                 <w:noProof/>
               </w:rPr>
-              <w:instrText xml:space="preserve"> PAGEREF _Toc242009496 \h </w:instrText>
+              <w:instrText xml:space="preserve"> PAGEREF _Toc242011478 \h </w:instrText>
             </w:r>
             <w:r>
               <w:rPr>
@@ -2778,7 +2778,7 @@
               <w14:ligatures w14:val="standardContextual"/>
             </w:rPr>
           </w:pPr>
-          <w:hyperlink w:anchor="_Toc242009497" w:history="1">
+          <w:hyperlink w:anchor="_Toc242011479" w:history="1">
             <w:r>
               <w:rPr>
                 <w:rStyle w:val="Hyperlink"/>
@@ -2802,7 +2802,7 @@
               <w:rPr>
                 <w:noProof/>
               </w:rPr>
-              <w:instrText xml:space="preserve"> PAGEREF _Toc242009497 \h </w:instrText>
+              <w:instrText xml:space="preserve"> PAGEREF _Toc242011479 \h </w:instrText>
             </w:r>
             <w:r>
               <w:rPr>
@@ -2845,7 +2845,7 @@
               <w14:ligatures w14:val="standardContextual"/>
             </w:rPr>
           </w:pPr>
-          <w:hyperlink w:anchor="_Toc242009498" w:history="1">
+          <w:hyperlink w:anchor="_Toc242011480" w:history="1">
             <w:r>
               <w:rPr>
                 <w:rStyle w:val="Hyperlink"/>
@@ -2869,7 +2869,7 @@
               <w:rPr>
                 <w:noProof/>
               </w:rPr>
-              <w:instrText xml:space="preserve"> PAGEREF _Toc242009498 \h </w:instrText>
+              <w:instrText xml:space="preserve"> PAGEREF _Toc242011480 \h </w:instrText>
             </w:r>
             <w:r>
               <w:rPr>
@@ -2912,7 +2912,7 @@
               <w14:ligatures w14:val="standardContextual"/>
             </w:rPr>
           </w:pPr>
-          <w:hyperlink w:anchor="_Toc242009499" w:history="1">
+          <w:hyperlink w:anchor="_Toc242011481" w:history="1">
             <w:r>
               <w:rPr>
                 <w:rStyle w:val="Hyperlink"/>
@@ -2936,7 +2936,7 @@
               <w:rPr>
                 <w:noProof/>
               </w:rPr>
-              <w:instrText xml:space="preserve"> PAGEREF _Toc242009499 \h </w:instrText>
+              <w:instrText xml:space="preserve"> PAGEREF _Toc242011481 \h </w:instrText>
             </w:r>
             <w:r>
               <w:rPr>
@@ -2979,7 +2979,7 @@
               <w14:ligatures w14:val="standardContextual"/>
             </w:rPr>
           </w:pPr>
-          <w:hyperlink w:anchor="_Toc242009500" w:history="1">
+          <w:hyperlink w:anchor="_Toc242011482" w:history="1">
             <w:r>
               <w:rPr>
                 <w:rStyle w:val="Hyperlink"/>
@@ -3003,7 +3003,7 @@
               <w:rPr>
                 <w:noProof/>
               </w:rPr>
-              <w:instrText xml:space="preserve"> PAGEREF _Toc242009500 \h </w:instrText>
+              <w:instrText xml:space="preserve"> PAGEREF _Toc242011482 \h </w:instrText>
             </w:r>
             <w:r>
               <w:rPr>
@@ -3046,7 +3046,7 @@
               <w14:ligatures w14:val="standardContextual"/>
             </w:rPr>
           </w:pPr>
-          <w:hyperlink w:anchor="_Toc242009501" w:history="1">
+          <w:hyperlink w:anchor="_Toc242011483" w:history="1">
             <w:r>
               <w:rPr>
                 <w:rStyle w:val="Hyperlink"/>
@@ -3070,7 +3070,7 @@
               <w:rPr>
                 <w:noProof/>
               </w:rPr>
-              <w:instrText xml:space="preserve"> PAGEREF _Toc242009501 \h </w:instrText>
+              <w:instrText xml:space="preserve"> PAGEREF _Toc242011483 \h </w:instrText>
             </w:r>
             <w:r>
               <w:rPr>
@@ -3113,7 +3113,7 @@
               <w14:ligatures w14:val="standardContextual"/>
             </w:rPr>
           </w:pPr>
-          <w:hyperlink w:anchor="_Toc242009502" w:history="1">
+          <w:hyperlink w:anchor="_Toc242011484" w:history="1">
             <w:r>
               <w:rPr>
                 <w:rStyle w:val="Hyperlink"/>
@@ -3137,7 +3137,7 @@
               <w:rPr>
                 <w:noProof/>
               </w:rPr>
-              <w:instrText xml:space="preserve"> PAGEREF _Toc242009502 \h </w:instrText>
+              <w:instrText xml:space="preserve"> PAGEREF _Toc242011484 \h </w:instrText>
             </w:r>
             <w:r>
               <w:rPr>
@@ -3180,7 +3180,7 @@
               <w14:ligatures w14:val="standardContextual"/>
             </w:rPr>
           </w:pPr>
-          <w:hyperlink w:anchor="_Toc242009503" w:history="1">
+          <w:hyperlink w:anchor="_Toc242011485" w:history="1">
             <w:r>
               <w:rPr>
                 <w:rStyle w:val="Hyperlink"/>
@@ -3204,7 +3204,7 @@
               <w:rPr>
                 <w:noProof/>
               </w:rPr>
-              <w:instrText xml:space="preserve"> PAGEREF _Toc242009503 \h </w:instrText>
+              <w:instrText xml:space="preserve"> PAGEREF _Toc242011485 \h </w:instrText>
             </w:r>
             <w:r>
               <w:rPr>
@@ -3247,7 +3247,7 @@
               <w14:ligatures w14:val="standardContextual"/>
             </w:rPr>
           </w:pPr>
-          <w:hyperlink w:anchor="_Toc242009504" w:history="1">
+          <w:hyperlink w:anchor="_Toc242011486" w:history="1">
             <w:r>
               <w:rPr>
                 <w:rStyle w:val="Hyperlink"/>
@@ -3271,7 +3271,7 @@
               <w:rPr>
                 <w:noProof/>
               </w:rPr>
-              <w:instrText xml:space="preserve"> PAGEREF _Toc242009504 \h </w:instrText>
+              <w:instrText xml:space="preserve"> PAGEREF _Toc242011486 \h </w:instrText>
             </w:r>
             <w:r>
               <w:rPr>
@@ -3314,7 +3314,7 @@
               <w14:ligatures w14:val="standardContextual"/>
             </w:rPr>
           </w:pPr>
-          <w:hyperlink w:anchor="_Toc242009505" w:history="1">
+          <w:hyperlink w:anchor="_Toc242011487" w:history="1">
             <w:r>
               <w:rPr>
                 <w:rStyle w:val="Hyperlink"/>
@@ -3338,7 +3338,7 @@
               <w:rPr>
                 <w:noProof/>
               </w:rPr>
-              <w:instrText xml:space="preserve"> PAGEREF _Toc242009505 \h </w:instrText>
+              <w:instrText xml:space="preserve"> PAGEREF _Toc242011487 \h </w:instrText>
             </w:r>
             <w:r>
               <w:rPr>
@@ -3381,7 +3381,7 @@
               <w14:ligatures w14:val="standardContextual"/>
             </w:rPr>
           </w:pPr>
-          <w:hyperlink w:anchor="_Toc242009506" w:history="1">
+          <w:hyperlink w:anchor="_Toc242011488" w:history="1">
             <w:r>
               <w:rPr>
                 <w:rStyle w:val="Hyperlink"/>
@@ -3405,7 +3405,7 @@
               <w:rPr>
                 <w:noProof/>
               </w:rPr>
-              <w:instrText xml:space="preserve"> PAGEREF _Toc242009506 \h </w:instrText>
+              <w:instrText xml:space="preserve"> PAGEREF _Toc242011488 \h </w:instrText>
             </w:r>
             <w:r>
               <w:rPr>
@@ -3444,7 +3444,7 @@
         <w:pStyle w:val="Heading1"/>
         <w:pageBreakBefore/>
       </w:pPr>
-      <w:bookmarkStart w:id="0" w:name="_Toc242009464"/>
+      <w:bookmarkStart w:id="0" w:name="_Toc242011446"/>
       <w:r>
         <w:lastRenderedPageBreak/>
         <w:t>1. Your role at a glance</w:t>
@@ -3552,7 +3552,7 @@
           <w:left w:w="10" w:type="dxa"/>
           <w:right w:w="10" w:type="dxa"/>
         </w:tblCellMar>
-        <w:tblLook w:val="04A0" w:firstRow="1" w:lastRow="0" w:firstColumn="1" w:lastColumn="0" w:noHBand="0" w:noVBand="1"/>
+        <w:tblLook w:val="0000" w:firstRow="0" w:lastRow="0" w:firstColumn="0" w:lastColumn="0" w:noHBand="0" w:noVBand="0"/>
       </w:tblPr>
       <w:tblGrid>
         <w:gridCol w:w="9412"/>
@@ -3612,7 +3612,7 @@
         <w:pStyle w:val="Heading1"/>
         <w:pageBreakBefore/>
       </w:pPr>
-      <w:bookmarkStart w:id="1" w:name="_Toc242009465"/>
+      <w:bookmarkStart w:id="1" w:name="_Toc242011447"/>
       <w:r>
         <w:lastRenderedPageBreak/>
         <w:t>2. Signing in and your screens</w:t>
@@ -3623,7 +3623,7 @@
       <w:pPr>
         <w:pStyle w:val="Heading2"/>
       </w:pPr>
-      <w:bookmarkStart w:id="2" w:name="_Toc242009466"/>
+      <w:bookmarkStart w:id="2" w:name="_Toc242011448"/>
       <w:r>
         <w:t>Signing in</w:t>
       </w:r>
@@ -3706,7 +3706,7 @@
           <w:noProof/>
         </w:rPr>
         <w:drawing>
-          <wp:inline distT="0" distB="0" distL="0" distR="0">
+          <wp:inline distT="0" distB="0" distL="0" distR="0" wp14:anchorId="078B17D4" wp14:editId="7E1DE76C">
             <wp:extent cx="5334000" cy="2333625"/>
             <wp:effectExtent l="0" t="0" r="0" b="0"/>
             <wp:docPr id="1" name="adm_login.jpg" descr="The sign-in screen for all internal staff." title="The sign-in screen for all internal staff."/>
@@ -3814,7 +3814,7 @@
           <w:left w:w="10" w:type="dxa"/>
           <w:right w:w="10" w:type="dxa"/>
         </w:tblCellMar>
-        <w:tblLook w:val="04A0" w:firstRow="1" w:lastRow="0" w:firstColumn="1" w:lastColumn="0" w:noHBand="0" w:noVBand="1"/>
+        <w:tblLook w:val="0000" w:firstRow="0" w:lastRow="0" w:firstColumn="0" w:lastColumn="0" w:noHBand="0" w:noVBand="0"/>
       </w:tblPr>
       <w:tblGrid>
         <w:gridCol w:w="9412"/>
@@ -3873,7 +3873,7 @@
       <w:pPr>
         <w:pStyle w:val="Heading2"/>
       </w:pPr>
-      <w:bookmarkStart w:id="3" w:name="_Toc242009467"/>
+      <w:bookmarkStart w:id="3" w:name="_Toc242011449"/>
       <w:r>
         <w:t>Finding your way around</w:t>
       </w:r>
@@ -4058,7 +4058,7 @@
         </w:rPr>
         <w:lastRenderedPageBreak/>
         <w:drawing>
-          <wp:inline distT="0" distB="0" distL="0" distR="0">
+          <wp:inline distT="0" distB="0" distL="0" distR="0" wp14:anchorId="5C44038B" wp14:editId="3848E3E8">
             <wp:extent cx="5715000" cy="1876425"/>
             <wp:effectExtent l="0" t="0" r="0" b="0"/>
             <wp:docPr id="2" name="adm_not_your_role.jpg" descr="Opening a screen outside your role (for example from an old bookmark) shows this card instead of the screen." title="Opening a screen outside your role (for example from an old bookmark) shows this card instead of the screen."/>
@@ -4127,7 +4127,7 @@
       <w:pPr>
         <w:pStyle w:val="Heading2"/>
       </w:pPr>
-      <w:bookmarkStart w:id="4" w:name="_Toc242009468"/>
+      <w:bookmarkStart w:id="4" w:name="_Toc242011450"/>
       <w:r>
         <w:t>Your screens</w:t>
       </w:r>
@@ -4148,7 +4148,7 @@
           <w:left w:w="10" w:type="dxa"/>
           <w:right w:w="10" w:type="dxa"/>
         </w:tblCellMar>
-        <w:tblLook w:val="04A0" w:firstRow="1" w:lastRow="0" w:firstColumn="1" w:lastColumn="0" w:noHBand="0" w:noVBand="1"/>
+        <w:tblLook w:val="0000" w:firstRow="0" w:lastRow="0" w:firstColumn="0" w:lastColumn="0" w:noHBand="0" w:noVBand="0"/>
       </w:tblPr>
       <w:tblGrid>
         <w:gridCol w:w="2824"/>
@@ -4634,7 +4634,7 @@
       <w:pPr>
         <w:pStyle w:val="Heading2"/>
       </w:pPr>
-      <w:bookmarkStart w:id="5" w:name="_Toc242009469"/>
+      <w:bookmarkStart w:id="5" w:name="_Toc242011451"/>
       <w:r>
         <w:t>Changing your password</w:t>
       </w:r>
@@ -4717,7 +4717,7 @@
           <w:noProof/>
         </w:rPr>
         <w:drawing>
-          <wp:inline distT="0" distB="0" distL="0" distR="0">
+          <wp:inline distT="0" distB="0" distL="0" distR="0" wp14:anchorId="5F5C1126" wp14:editId="6A0ABEC9">
             <wp:extent cx="5334000" cy="2171700"/>
             <wp:effectExtent l="0" t="0" r="0" b="0"/>
             <wp:docPr id="3" name="adm_account.jpg" descr="Change Password screen." title="Change Password screen."/>
@@ -4805,7 +4805,7 @@
         <w:pStyle w:val="Heading1"/>
         <w:pageBreakBefore/>
       </w:pPr>
-      <w:bookmarkStart w:id="6" w:name="_Toc242009470"/>
+      <w:bookmarkStart w:id="6" w:name="_Toc242011452"/>
       <w:r>
         <w:lastRenderedPageBreak/>
         <w:t>3. Your routine</w:t>
@@ -4835,7 +4835,7 @@
           <w:left w:w="10" w:type="dxa"/>
           <w:right w:w="10" w:type="dxa"/>
         </w:tblCellMar>
-        <w:tblLook w:val="04A0" w:firstRow="1" w:lastRow="0" w:firstColumn="1" w:lastColumn="0" w:noHBand="0" w:noVBand="1"/>
+        <w:tblLook w:val="0000" w:firstRow="0" w:lastRow="0" w:firstColumn="0" w:lastColumn="0" w:noHBand="0" w:noVBand="0"/>
       </w:tblPr>
       <w:tblGrid>
         <w:gridCol w:w="2071"/>
@@ -5090,7 +5090,7 @@
         <w:pStyle w:val="Heading1"/>
         <w:pageBreakBefore/>
       </w:pPr>
-      <w:bookmarkStart w:id="7" w:name="_Toc242009471"/>
+      <w:bookmarkStart w:id="7" w:name="_Toc242011453"/>
       <w:r>
         <w:lastRenderedPageBreak/>
         <w:t>4. Step-by-step tasks</w:t>
@@ -5101,7 +5101,7 @@
       <w:pPr>
         <w:pStyle w:val="Heading2"/>
       </w:pPr>
-      <w:bookmarkStart w:id="8" w:name="_Toc242009472"/>
+      <w:bookmarkStart w:id="8" w:name="_Toc242011454"/>
       <w:r>
         <w:t>4.1 Reading the dashboards</w:t>
       </w:r>
@@ -5126,7 +5126,7 @@
           <w:noProof/>
         </w:rPr>
         <w:drawing>
-          <wp:inline distT="0" distB="0" distL="0" distR="0">
+          <wp:inline distT="0" distB="0" distL="0" distR="0" wp14:anchorId="39461902" wp14:editId="513A4275">
             <wp:extent cx="5715000" cy="3571875"/>
             <wp:effectExtent l="0" t="0" r="0" b="0"/>
             <wp:docPr id="4" name="adm_exec_dashboard.jpg" descr="Executive Dashboard: completions against the 400 / 60 / 50–75 targets, days to data lock, spend, and the lowest-filled strata." title="Executive Dashboard: completions against the 400 / 60 / 50–75 targets, days to data lock, spend, and the lowest-filled strata."/>
@@ -5206,7 +5206,7 @@
           <w:left w:w="10" w:type="dxa"/>
           <w:right w:w="10" w:type="dxa"/>
         </w:tblCellMar>
-        <w:tblLook w:val="04A0" w:firstRow="1" w:lastRow="0" w:firstColumn="1" w:lastColumn="0" w:noHBand="0" w:noVBand="1"/>
+        <w:tblLook w:val="0000" w:firstRow="0" w:lastRow="0" w:firstColumn="0" w:lastColumn="0" w:noHBand="0" w:noVBand="0"/>
       </w:tblPr>
       <w:tblGrid>
         <w:gridCol w:w="1694"/>
@@ -5732,7 +5732,7 @@
           <w:left w:w="10" w:type="dxa"/>
           <w:right w:w="10" w:type="dxa"/>
         </w:tblCellMar>
-        <w:tblLook w:val="04A0" w:firstRow="1" w:lastRow="0" w:firstColumn="1" w:lastColumn="0" w:noHBand="0" w:noVBand="1"/>
+        <w:tblLook w:val="0000" w:firstRow="0" w:lastRow="0" w:firstColumn="0" w:lastColumn="0" w:noHBand="0" w:noVBand="0"/>
       </w:tblPr>
       <w:tblGrid>
         <w:gridCol w:w="9412"/>
@@ -5791,7 +5791,7 @@
       <w:pPr>
         <w:pStyle w:val="Heading2"/>
       </w:pPr>
-      <w:bookmarkStart w:id="9" w:name="_Toc242009473"/>
+      <w:bookmarkStart w:id="9" w:name="_Toc242011455"/>
       <w:r>
         <w:lastRenderedPageBreak/>
         <w:t>4.2 Using Reports (analytics and charts)</w:t>
@@ -5832,7 +5832,7 @@
           <w:noProof/>
         </w:rPr>
         <w:drawing>
-          <wp:inline distT="0" distB="0" distL="0" distR="0">
+          <wp:inline distT="0" distB="0" distL="0" distR="0" wp14:anchorId="43146F73" wp14:editId="02046CAB">
             <wp:extent cx="5334000" cy="3333750"/>
             <wp:effectExtent l="0" t="0" r="0" b="0"/>
             <wp:docPr id="5" name="adm_reports_top.jpg" descr="Reports: headline figures for the chosen period." title="Reports: headline figures for the chosen period."/>
@@ -5974,7 +5974,7 @@
           <w:noProof/>
         </w:rPr>
         <w:drawing>
-          <wp:inline distT="0" distB="0" distL="0" distR="0">
+          <wp:inline distT="0" distB="0" distL="0" distR="0" wp14:anchorId="7EC98015" wp14:editId="1343AD08">
             <wp:extent cx="5334000" cy="3409950"/>
             <wp:effectExtent l="0" t="0" r="0" b="0"/>
             <wp:docPr id="6" name="adm_reports_funnel.jpg" descr="Case funnel: each case counted once at every stage it has reached." title="Case funnel: each case counted once at every stage it has reached."/>
@@ -6074,7 +6074,7 @@
           <w:noProof/>
         </w:rPr>
         <w:drawing>
-          <wp:inline distT="0" distB="0" distL="0" distR="0">
+          <wp:inline distT="0" distB="0" distL="0" distR="0" wp14:anchorId="2651B8A4" wp14:editId="28252FEA">
             <wp:extent cx="5334000" cy="3248025"/>
             <wp:effectExtent l="0" t="0" r="0" b="0"/>
             <wp:docPr id="7" name="adm_reports_funnel_table.jpg" descr="The same chart as a table." title="The same chart as a table."/>
@@ -6173,7 +6173,7 @@
           <w:noProof/>
         </w:rPr>
         <w:drawing>
-          <wp:inline distT="0" distB="0" distL="0" distR="0">
+          <wp:inline distT="0" distB="0" distL="0" distR="0" wp14:anchorId="35ABF0A9" wp14:editId="203C5644">
             <wp:extent cx="5334000" cy="2628900"/>
             <wp:effectExtent l="0" t="0" r="0" b="0"/>
             <wp:docPr id="8" name="adm_reports_coverage.jpg" descr="Coverage by group." title="Coverage by group."/>
@@ -6273,7 +6273,7 @@
         </w:rPr>
         <w:lastRenderedPageBreak/>
         <w:drawing>
-          <wp:inline distT="0" distB="0" distL="0" distR="0">
+          <wp:inline distT="0" distB="0" distL="0" distR="0" wp14:anchorId="45C6447F" wp14:editId="623E9526">
             <wp:extent cx="5334000" cy="2600325"/>
             <wp:effectExtent l="0" t="0" r="0" b="0"/>
             <wp:docPr id="9" name="adm_reports_modes.jpg" descr="Administration modes." title="Administration modes."/>
@@ -6382,7 +6382,7 @@
           <w:noProof/>
         </w:rPr>
         <w:drawing>
-          <wp:inline distT="0" distB="0" distL="0" distR="0">
+          <wp:inline distT="0" distB="0" distL="0" distR="0" wp14:anchorId="15ECCAEB" wp14:editId="3831535E">
             <wp:extent cx="5334000" cy="2905125"/>
             <wp:effectExtent l="0" t="0" r="0" b="0"/>
             <wp:docPr id="10" name="adm_reports_duration.jpg" descr="Completion-time distribution." title="Completion-time distribution."/>
@@ -6464,7 +6464,7 @@
       <w:pPr>
         <w:pStyle w:val="Heading2"/>
       </w:pPr>
-      <w:bookmarkStart w:id="10" w:name="_Toc242009474"/>
+      <w:bookmarkStart w:id="10" w:name="_Toc242011456"/>
       <w:r>
         <w:t>4.3 Reviewing a case read-only</w:t>
       </w:r>
@@ -6528,7 +6528,7 @@
         </w:rPr>
         <w:lastRenderedPageBreak/>
         <w:drawing>
-          <wp:inline distT="0" distB="0" distL="0" distR="0">
+          <wp:inline distT="0" distB="0" distL="0" distR="0" wp14:anchorId="57580740" wp14:editId="671B14BD">
             <wp:extent cx="5334000" cy="3333750"/>
             <wp:effectExtent l="0" t="0" r="0" b="0"/>
             <wp:docPr id="11" name="sup_case.jpg" descr="A case page in read-only view." title="A case page in read-only view."/>
@@ -6655,7 +6655,7 @@
       <w:pPr>
         <w:pStyle w:val="Heading2"/>
       </w:pPr>
-      <w:bookmarkStart w:id="11" w:name="_Toc242009475"/>
+      <w:bookmarkStart w:id="11" w:name="_Toc242011457"/>
       <w:r>
         <w:t>4.4 Reviewing QA</w:t>
       </w:r>
@@ -6672,7 +6672,7 @@
           <w:noProof/>
         </w:rPr>
         <w:drawing>
-          <wp:inline distT="0" distB="0" distL="0" distR="0">
+          <wp:inline distT="0" distB="0" distL="0" distR="0" wp14:anchorId="14F7857B" wp14:editId="76C88BF5">
             <wp:extent cx="5715000" cy="2505075"/>
             <wp:effectExtent l="0" t="0" r="0" b="0"/>
             <wp:docPr id="12" name="sup_qa_queue.jpg" descr="QA Queue in read-only view." title="QA Queue in read-only view."/>
@@ -6749,7 +6749,7 @@
       <w:pPr>
         <w:pStyle w:val="Heading2"/>
       </w:pPr>
-      <w:bookmarkStart w:id="12" w:name="_Toc242009476"/>
+      <w:bookmarkStart w:id="12" w:name="_Toc242011458"/>
       <w:r>
         <w:t>4.5 Downloading or emailing completed forms (Form PDFs)</w:t>
       </w:r>
@@ -6800,7 +6800,7 @@
         </w:rPr>
         <w:lastRenderedPageBreak/>
         <w:drawing>
-          <wp:inline distT="0" distB="0" distL="0" distR="0">
+          <wp:inline distT="0" distB="0" distL="0" distR="0" wp14:anchorId="06AE32C3" wp14:editId="63DE26F3">
             <wp:extent cx="5334000" cy="3333750"/>
             <wp:effectExtent l="0" t="0" r="0" b="0"/>
             <wp:docPr id="13" name="adm_form_pdfs.jpg" descr="Completed form PDFs." title="Completed form PDFs."/>
@@ -6934,7 +6934,7 @@
           <w:left w:w="10" w:type="dxa"/>
           <w:right w:w="10" w:type="dxa"/>
         </w:tblCellMar>
-        <w:tblLook w:val="04A0" w:firstRow="1" w:lastRow="0" w:firstColumn="1" w:lastColumn="0" w:noHBand="0" w:noVBand="1"/>
+        <w:tblLook w:val="0000" w:firstRow="0" w:lastRow="0" w:firstColumn="0" w:lastColumn="0" w:noHBand="0" w:noVBand="0"/>
       </w:tblPr>
       <w:tblGrid>
         <w:gridCol w:w="9412"/>
@@ -6994,7 +6994,7 @@
         <w:pStyle w:val="Heading1"/>
         <w:pageBreakBefore/>
       </w:pPr>
-      <w:bookmarkStart w:id="13" w:name="_Toc242009477"/>
+      <w:bookmarkStart w:id="13" w:name="_Toc242011459"/>
       <w:r>
         <w:lastRenderedPageBreak/>
         <w:t>5. Rules you must follow</w:t>
@@ -7132,7 +7132,7 @@
         <w:pStyle w:val="Heading1"/>
         <w:pageBreakBefore/>
       </w:pPr>
-      <w:bookmarkStart w:id="14" w:name="_Toc242009478"/>
+      <w:bookmarkStart w:id="14" w:name="_Toc242011460"/>
       <w:r>
         <w:lastRenderedPageBreak/>
         <w:t>6. Troubleshooting</w:t>
@@ -7154,7 +7154,7 @@
           <w:left w:w="10" w:type="dxa"/>
           <w:right w:w="10" w:type="dxa"/>
         </w:tblCellMar>
-        <w:tblLook w:val="04A0" w:firstRow="1" w:lastRow="0" w:firstColumn="1" w:lastColumn="0" w:noHBand="0" w:noVBand="1"/>
+        <w:tblLook w:val="0000" w:firstRow="0" w:lastRow="0" w:firstColumn="0" w:lastColumn="0" w:noHBand="0" w:noVBand="0"/>
       </w:tblPr>
       <w:tblGrid>
         <w:gridCol w:w="2635"/>
@@ -8427,7 +8427,7 @@
         <w:pStyle w:val="Heading1"/>
         <w:pageBreakBefore/>
       </w:pPr>
-      <w:bookmarkStart w:id="15" w:name="_Toc242009479"/>
+      <w:bookmarkStart w:id="15" w:name="_Toc242011461"/>
       <w:r>
         <w:lastRenderedPageBreak/>
         <w:t>7. Quick reference</w:t>
@@ -8449,7 +8449,7 @@
           <w:left w:w="10" w:type="dxa"/>
           <w:right w:w="10" w:type="dxa"/>
         </w:tblCellMar>
-        <w:tblLook w:val="04A0" w:firstRow="1" w:lastRow="0" w:firstColumn="1" w:lastColumn="0" w:noHBand="0" w:noVBand="1"/>
+        <w:tblLook w:val="0000" w:firstRow="0" w:lastRow="0" w:firstColumn="0" w:lastColumn="0" w:noHBand="0" w:noVBand="0"/>
       </w:tblPr>
       <w:tblGrid>
         <w:gridCol w:w="2824"/>
@@ -8706,7 +8706,7 @@
         <w:pStyle w:val="Heading1"/>
         <w:pageBreakBefore/>
       </w:pPr>
-      <w:bookmarkStart w:id="16" w:name="_Toc242009480"/>
+      <w:bookmarkStart w:id="16" w:name="_Toc242011462"/>
       <w:r>
         <w:lastRenderedPageBreak/>
         <w:t>8. Every screen and button for your role</w:t>
@@ -8736,7 +8736,7 @@
           <w:left w:w="10" w:type="dxa"/>
           <w:right w:w="10" w:type="dxa"/>
         </w:tblCellMar>
-        <w:tblLook w:val="04A0" w:firstRow="1" w:lastRow="0" w:firstColumn="1" w:lastColumn="0" w:noHBand="0" w:noVBand="1"/>
+        <w:tblLook w:val="0000" w:firstRow="0" w:lastRow="0" w:firstColumn="0" w:lastColumn="0" w:noHBand="0" w:noVBand="0"/>
       </w:tblPr>
       <w:tblGrid>
         <w:gridCol w:w="9412"/>
@@ -8869,7 +8869,7 @@
       <w:pPr>
         <w:pStyle w:val="Heading2"/>
       </w:pPr>
-      <w:bookmarkStart w:id="17" w:name="_Toc242009481"/>
+      <w:bookmarkStart w:id="17" w:name="_Toc242011463"/>
       <w:r>
         <w:t>8.1 Sign in</w:t>
       </w:r>
@@ -8932,7 +8932,7 @@
           <w:left w:w="10" w:type="dxa"/>
           <w:right w:w="10" w:type="dxa"/>
         </w:tblCellMar>
-        <w:tblLook w:val="04A0" w:firstRow="1" w:lastRow="0" w:firstColumn="1" w:lastColumn="0" w:noHBand="0" w:noVBand="1"/>
+        <w:tblLook w:val="0000" w:firstRow="0" w:lastRow="0" w:firstColumn="0" w:lastColumn="0" w:noHBand="0" w:noVBand="0"/>
       </w:tblPr>
       <w:tblGrid>
         <w:gridCol w:w="1882"/>
@@ -9382,7 +9382,7 @@
       <w:pPr>
         <w:pStyle w:val="Heading2"/>
       </w:pPr>
-      <w:bookmarkStart w:id="18" w:name="_Toc242009482"/>
+      <w:bookmarkStart w:id="18" w:name="_Toc242011464"/>
       <w:r>
         <w:t>8.2 The header and menu bar (every screen)</w:t>
       </w:r>
@@ -9445,7 +9445,7 @@
           <w:left w:w="10" w:type="dxa"/>
           <w:right w:w="10" w:type="dxa"/>
         </w:tblCellMar>
-        <w:tblLook w:val="04A0" w:firstRow="1" w:lastRow="0" w:firstColumn="1" w:lastColumn="0" w:noHBand="0" w:noVBand="1"/>
+        <w:tblLook w:val="0000" w:firstRow="0" w:lastRow="0" w:firstColumn="0" w:lastColumn="0" w:noHBand="0" w:noVBand="0"/>
       </w:tblPr>
       <w:tblGrid>
         <w:gridCol w:w="1882"/>
@@ -10106,7 +10106,7 @@
       <w:pPr>
         <w:pStyle w:val="Heading2"/>
       </w:pPr>
-      <w:bookmarkStart w:id="19" w:name="_Toc242009483"/>
+      <w:bookmarkStart w:id="19" w:name="_Toc242011465"/>
       <w:r>
         <w:t>8.3 Change Password</w:t>
       </w:r>
@@ -10169,7 +10169,7 @@
           <w:left w:w="10" w:type="dxa"/>
           <w:right w:w="10" w:type="dxa"/>
         </w:tblCellMar>
-        <w:tblLook w:val="04A0" w:firstRow="1" w:lastRow="0" w:firstColumn="1" w:lastColumn="0" w:noHBand="0" w:noVBand="1"/>
+        <w:tblLook w:val="0000" w:firstRow="0" w:lastRow="0" w:firstColumn="0" w:lastColumn="0" w:noHBand="0" w:noVBand="0"/>
       </w:tblPr>
       <w:tblGrid>
         <w:gridCol w:w="1882"/>
@@ -10726,7 +10726,7 @@
       <w:pPr>
         <w:pStyle w:val="Heading2"/>
       </w:pPr>
-      <w:bookmarkStart w:id="20" w:name="_Toc242009484"/>
+      <w:bookmarkStart w:id="20" w:name="_Toc242011466"/>
       <w:r>
         <w:t>8.4 Executive Dashboard</w:t>
       </w:r>
@@ -10789,7 +10789,7 @@
           <w:left w:w="10" w:type="dxa"/>
           <w:right w:w="10" w:type="dxa"/>
         </w:tblCellMar>
-        <w:tblLook w:val="04A0" w:firstRow="1" w:lastRow="0" w:firstColumn="1" w:lastColumn="0" w:noHBand="0" w:noVBand="1"/>
+        <w:tblLook w:val="0000" w:firstRow="0" w:lastRow="0" w:firstColumn="0" w:lastColumn="0" w:noHBand="0" w:noVBand="0"/>
       </w:tblPr>
       <w:tblGrid>
         <w:gridCol w:w="1882"/>
@@ -11240,7 +11240,7 @@
       <w:pPr>
         <w:pStyle w:val="Heading2"/>
       </w:pPr>
-      <w:bookmarkStart w:id="21" w:name="_Toc242009485"/>
+      <w:bookmarkStart w:id="21" w:name="_Toc242011467"/>
       <w:r>
         <w:t>8.5 Sampling Dashboard</w:t>
       </w:r>
@@ -11303,7 +11303,7 @@
           <w:left w:w="10" w:type="dxa"/>
           <w:right w:w="10" w:type="dxa"/>
         </w:tblCellMar>
-        <w:tblLook w:val="04A0" w:firstRow="1" w:lastRow="0" w:firstColumn="1" w:lastColumn="0" w:noHBand="0" w:noVBand="1"/>
+        <w:tblLook w:val="0000" w:firstRow="0" w:lastRow="0" w:firstColumn="0" w:lastColumn="0" w:noHBand="0" w:noVBand="0"/>
       </w:tblPr>
       <w:tblGrid>
         <w:gridCol w:w="1882"/>
@@ -11753,7 +11753,7 @@
       <w:pPr>
         <w:pStyle w:val="Heading2"/>
       </w:pPr>
-      <w:bookmarkStart w:id="22" w:name="_Toc242009486"/>
+      <w:bookmarkStart w:id="22" w:name="_Toc242011468"/>
       <w:r>
         <w:t>8.6 Contact Dashboard</w:t>
       </w:r>
@@ -11816,7 +11816,7 @@
           <w:left w:w="10" w:type="dxa"/>
           <w:right w:w="10" w:type="dxa"/>
         </w:tblCellMar>
-        <w:tblLook w:val="04A0" w:firstRow="1" w:lastRow="0" w:firstColumn="1" w:lastColumn="0" w:noHBand="0" w:noVBand="1"/>
+        <w:tblLook w:val="0000" w:firstRow="0" w:lastRow="0" w:firstColumn="0" w:lastColumn="0" w:noHBand="0" w:noVBand="0"/>
       </w:tblPr>
       <w:tblGrid>
         <w:gridCol w:w="1882"/>
@@ -12056,7 +12056,7 @@
       <w:pPr>
         <w:pStyle w:val="Heading2"/>
       </w:pPr>
-      <w:bookmarkStart w:id="23" w:name="_Toc242009487"/>
+      <w:bookmarkStart w:id="23" w:name="_Toc242011469"/>
       <w:r>
         <w:lastRenderedPageBreak/>
         <w:t>8.7 QA Dashboard</w:t>
@@ -12120,7 +12120,7 @@
           <w:left w:w="10" w:type="dxa"/>
           <w:right w:w="10" w:type="dxa"/>
         </w:tblCellMar>
-        <w:tblLook w:val="04A0" w:firstRow="1" w:lastRow="0" w:firstColumn="1" w:lastColumn="0" w:noHBand="0" w:noVBand="1"/>
+        <w:tblLook w:val="0000" w:firstRow="0" w:lastRow="0" w:firstColumn="0" w:lastColumn="0" w:noHBand="0" w:noVBand="0"/>
       </w:tblPr>
       <w:tblGrid>
         <w:gridCol w:w="1882"/>
@@ -12677,7 +12677,7 @@
       <w:pPr>
         <w:pStyle w:val="Heading2"/>
       </w:pPr>
-      <w:bookmarkStart w:id="24" w:name="_Toc242009488"/>
+      <w:bookmarkStart w:id="24" w:name="_Toc242011470"/>
       <w:r>
         <w:t>8.8 KII / Document Dashboard</w:t>
       </w:r>
@@ -12740,7 +12740,7 @@
           <w:left w:w="10" w:type="dxa"/>
           <w:right w:w="10" w:type="dxa"/>
         </w:tblCellMar>
-        <w:tblLook w:val="04A0" w:firstRow="1" w:lastRow="0" w:firstColumn="1" w:lastColumn="0" w:noHBand="0" w:noVBand="1"/>
+        <w:tblLook w:val="0000" w:firstRow="0" w:lastRow="0" w:firstColumn="0" w:lastColumn="0" w:noHBand="0" w:noVBand="0"/>
       </w:tblPr>
       <w:tblGrid>
         <w:gridCol w:w="1882"/>
@@ -13087,7 +13087,7 @@
       <w:pPr>
         <w:pStyle w:val="Heading2"/>
       </w:pPr>
-      <w:bookmarkStart w:id="25" w:name="_Toc242009489"/>
+      <w:bookmarkStart w:id="25" w:name="_Toc242011471"/>
       <w:r>
         <w:t>8.9 Reports</w:t>
       </w:r>
@@ -13150,7 +13150,7 @@
           <w:left w:w="10" w:type="dxa"/>
           <w:right w:w="10" w:type="dxa"/>
         </w:tblCellMar>
-        <w:tblLook w:val="04A0" w:firstRow="1" w:lastRow="0" w:firstColumn="1" w:lastColumn="0" w:noHBand="0" w:noVBand="1"/>
+        <w:tblLook w:val="0000" w:firstRow="0" w:lastRow="0" w:firstColumn="0" w:lastColumn="0" w:noHBand="0" w:noVBand="0"/>
       </w:tblPr>
       <w:tblGrid>
         <w:gridCol w:w="1882"/>
@@ -13601,7 +13601,7 @@
       <w:pPr>
         <w:pStyle w:val="Heading2"/>
       </w:pPr>
-      <w:bookmarkStart w:id="26" w:name="_Toc242009490"/>
+      <w:bookmarkStart w:id="26" w:name="_Toc242011472"/>
       <w:r>
         <w:t>8.10 Main-400 Register (and Reserve)</w:t>
       </w:r>
@@ -13664,7 +13664,7 @@
           <w:left w:w="10" w:type="dxa"/>
           <w:right w:w="10" w:type="dxa"/>
         </w:tblCellMar>
-        <w:tblLook w:val="04A0" w:firstRow="1" w:lastRow="0" w:firstColumn="1" w:lastColumn="0" w:noHBand="0" w:noVBand="1"/>
+        <w:tblLook w:val="0000" w:firstRow="0" w:lastRow="0" w:firstColumn="0" w:lastColumn="0" w:noHBand="0" w:noVBand="0"/>
       </w:tblPr>
       <w:tblGrid>
         <w:gridCol w:w="1882"/>
@@ -14324,7 +14324,7 @@
       <w:pPr>
         <w:pStyle w:val="Heading2"/>
       </w:pPr>
-      <w:bookmarkStart w:id="27" w:name="_Toc242009491"/>
+      <w:bookmarkStart w:id="27" w:name="_Toc242011473"/>
       <w:r>
         <w:t>8.11 Case page</w:t>
       </w:r>
@@ -14387,7 +14387,7 @@
           <w:left w:w="10" w:type="dxa"/>
           <w:right w:w="10" w:type="dxa"/>
         </w:tblCellMar>
-        <w:tblLook w:val="04A0" w:firstRow="1" w:lastRow="0" w:firstColumn="1" w:lastColumn="0" w:noHBand="0" w:noVBand="1"/>
+        <w:tblLook w:val="0000" w:firstRow="0" w:lastRow="0" w:firstColumn="0" w:lastColumn="0" w:noHBand="0" w:noVBand="0"/>
       </w:tblPr>
       <w:tblGrid>
         <w:gridCol w:w="1882"/>
@@ -14945,7 +14945,7 @@
       <w:pPr>
         <w:pStyle w:val="Heading2"/>
       </w:pPr>
-      <w:bookmarkStart w:id="28" w:name="_Toc242009492"/>
+      <w:bookmarkStart w:id="28" w:name="_Toc242011474"/>
       <w:r>
         <w:t>8.12 Pre-Interview Profile (PROIT) and its review screen</w:t>
       </w:r>
@@ -15008,7 +15008,7 @@
           <w:left w:w="10" w:type="dxa"/>
           <w:right w:w="10" w:type="dxa"/>
         </w:tblCellMar>
-        <w:tblLook w:val="04A0" w:firstRow="1" w:lastRow="0" w:firstColumn="1" w:lastColumn="0" w:noHBand="0" w:noVBand="1"/>
+        <w:tblLook w:val="0000" w:firstRow="0" w:lastRow="0" w:firstColumn="0" w:lastColumn="0" w:noHBand="0" w:noVBand="0"/>
       </w:tblPr>
       <w:tblGrid>
         <w:gridCol w:w="1882"/>
@@ -15248,7 +15248,7 @@
       <w:pPr>
         <w:pStyle w:val="Heading2"/>
       </w:pPr>
-      <w:bookmarkStart w:id="29" w:name="_Toc242009493"/>
+      <w:bookmarkStart w:id="29" w:name="_Toc242011475"/>
       <w:r>
         <w:t>8.13 Interview sheet (verifying a locked profile)</w:t>
       </w:r>
@@ -15311,7 +15311,7 @@
           <w:left w:w="10" w:type="dxa"/>
           <w:right w:w="10" w:type="dxa"/>
         </w:tblCellMar>
-        <w:tblLook w:val="04A0" w:firstRow="1" w:lastRow="0" w:firstColumn="1" w:lastColumn="0" w:noHBand="0" w:noVBand="1"/>
+        <w:tblLook w:val="0000" w:firstRow="0" w:lastRow="0" w:firstColumn="0" w:lastColumn="0" w:noHBand="0" w:noVBand="0"/>
       </w:tblPr>
       <w:tblGrid>
         <w:gridCol w:w="1882"/>
@@ -15762,7 +15762,7 @@
       <w:pPr>
         <w:pStyle w:val="Heading2"/>
       </w:pPr>
-      <w:bookmarkStart w:id="30" w:name="_Toc242009494"/>
+      <w:bookmarkStart w:id="30" w:name="_Toc242011476"/>
       <w:r>
         <w:t>8.14 Register Organisation</w:t>
       </w:r>
@@ -15825,7 +15825,7 @@
           <w:left w:w="10" w:type="dxa"/>
           <w:right w:w="10" w:type="dxa"/>
         </w:tblCellMar>
-        <w:tblLook w:val="04A0" w:firstRow="1" w:lastRow="0" w:firstColumn="1" w:lastColumn="0" w:noHBand="0" w:noVBand="1"/>
+        <w:tblLook w:val="0000" w:firstRow="0" w:lastRow="0" w:firstColumn="0" w:lastColumn="0" w:noHBand="0" w:noVBand="0"/>
       </w:tblPr>
       <w:tblGrid>
         <w:gridCol w:w="1882"/>
@@ -16065,7 +16065,7 @@
       <w:pPr>
         <w:pStyle w:val="Heading2"/>
       </w:pPr>
-      <w:bookmarkStart w:id="31" w:name="_Toc242009495"/>
+      <w:bookmarkStart w:id="31" w:name="_Toc242011477"/>
       <w:r>
         <w:t>8.15 Appointment Queue</w:t>
       </w:r>
@@ -16128,7 +16128,7 @@
           <w:left w:w="10" w:type="dxa"/>
           <w:right w:w="10" w:type="dxa"/>
         </w:tblCellMar>
-        <w:tblLook w:val="04A0" w:firstRow="1" w:lastRow="0" w:firstColumn="1" w:lastColumn="0" w:noHBand="0" w:noVBand="1"/>
+        <w:tblLook w:val="0000" w:firstRow="0" w:lastRow="0" w:firstColumn="0" w:lastColumn="0" w:noHBand="0" w:noVBand="0"/>
       </w:tblPr>
       <w:tblGrid>
         <w:gridCol w:w="1882"/>
@@ -16475,7 +16475,7 @@
       <w:pPr>
         <w:pStyle w:val="Heading2"/>
       </w:pPr>
-      <w:bookmarkStart w:id="32" w:name="_Toc242009496"/>
+      <w:bookmarkStart w:id="32" w:name="_Toc242011478"/>
       <w:r>
         <w:t>8.16 Follow-ups due</w:t>
       </w:r>
@@ -16538,7 +16538,7 @@
           <w:left w:w="10" w:type="dxa"/>
           <w:right w:w="10" w:type="dxa"/>
         </w:tblCellMar>
-        <w:tblLook w:val="04A0" w:firstRow="1" w:lastRow="0" w:firstColumn="1" w:lastColumn="0" w:noHBand="0" w:noVBand="1"/>
+        <w:tblLook w:val="0000" w:firstRow="0" w:lastRow="0" w:firstColumn="0" w:lastColumn="0" w:noHBand="0" w:noVBand="0"/>
       </w:tblPr>
       <w:tblGrid>
         <w:gridCol w:w="1882"/>
@@ -16886,7 +16886,7 @@
       <w:pPr>
         <w:pStyle w:val="Heading2"/>
       </w:pPr>
-      <w:bookmarkStart w:id="33" w:name="_Toc242009497"/>
+      <w:bookmarkStart w:id="33" w:name="_Toc242011479"/>
       <w:r>
         <w:t>8.17 Reserve Activation</w:t>
       </w:r>
@@ -16949,7 +16949,7 @@
           <w:left w:w="10" w:type="dxa"/>
           <w:right w:w="10" w:type="dxa"/>
         </w:tblCellMar>
-        <w:tblLook w:val="04A0" w:firstRow="1" w:lastRow="0" w:firstColumn="1" w:lastColumn="0" w:noHBand="0" w:noVBand="1"/>
+        <w:tblLook w:val="0000" w:firstRow="0" w:lastRow="0" w:firstColumn="0" w:lastColumn="0" w:noHBand="0" w:noVBand="0"/>
       </w:tblPr>
       <w:tblGrid>
         <w:gridCol w:w="1882"/>
@@ -17189,7 +17189,7 @@
       <w:pPr>
         <w:pStyle w:val="Heading2"/>
       </w:pPr>
-      <w:bookmarkStart w:id="34" w:name="_Toc242009498"/>
+      <w:bookmarkStart w:id="34" w:name="_Toc242011480"/>
       <w:r>
         <w:t>8.18 QA Queue (with the KoboToolbox sync panel)</w:t>
       </w:r>
@@ -17252,7 +17252,7 @@
           <w:left w:w="10" w:type="dxa"/>
           <w:right w:w="10" w:type="dxa"/>
         </w:tblCellMar>
-        <w:tblLook w:val="04A0" w:firstRow="1" w:lastRow="0" w:firstColumn="1" w:lastColumn="0" w:noHBand="0" w:noVBand="1"/>
+        <w:tblLook w:val="0000" w:firstRow="0" w:lastRow="0" w:firstColumn="0" w:lastColumn="0" w:noHBand="0" w:noVBand="0"/>
       </w:tblPr>
       <w:tblGrid>
         <w:gridCol w:w="1882"/>
@@ -17492,7 +17492,7 @@
       <w:pPr>
         <w:pStyle w:val="Heading2"/>
       </w:pPr>
-      <w:bookmarkStart w:id="35" w:name="_Toc242009499"/>
+      <w:bookmarkStart w:id="35" w:name="_Toc242011481"/>
       <w:r>
         <w:t>8.19 QA Exceptions</w:t>
       </w:r>
@@ -17555,7 +17555,7 @@
           <w:left w:w="10" w:type="dxa"/>
           <w:right w:w="10" w:type="dxa"/>
         </w:tblCellMar>
-        <w:tblLook w:val="04A0" w:firstRow="1" w:lastRow="0" w:firstColumn="1" w:lastColumn="0" w:noHBand="0" w:noVBand="1"/>
+        <w:tblLook w:val="0000" w:firstRow="0" w:lastRow="0" w:firstColumn="0" w:lastColumn="0" w:noHBand="0" w:noVBand="0"/>
       </w:tblPr>
       <w:tblGrid>
         <w:gridCol w:w="1882"/>
@@ -17902,7 +17902,7 @@
       <w:pPr>
         <w:pStyle w:val="Heading2"/>
       </w:pPr>
-      <w:bookmarkStart w:id="36" w:name="_Toc242009500"/>
+      <w:bookmarkStart w:id="36" w:name="_Toc242011482"/>
       <w:r>
         <w:lastRenderedPageBreak/>
         <w:t>8.20 KII Register</w:t>
@@ -17966,7 +17966,7 @@
           <w:left w:w="10" w:type="dxa"/>
           <w:right w:w="10" w:type="dxa"/>
         </w:tblCellMar>
-        <w:tblLook w:val="04A0" w:firstRow="1" w:lastRow="0" w:firstColumn="1" w:lastColumn="0" w:noHBand="0" w:noVBand="1"/>
+        <w:tblLook w:val="0000" w:firstRow="0" w:lastRow="0" w:firstColumn="0" w:lastColumn="0" w:noHBand="0" w:noVBand="0"/>
       </w:tblPr>
       <w:tblGrid>
         <w:gridCol w:w="1882"/>
@@ -18416,7 +18416,7 @@
       <w:pPr>
         <w:pStyle w:val="Heading2"/>
       </w:pPr>
-      <w:bookmarkStart w:id="37" w:name="_Toc242009501"/>
+      <w:bookmarkStart w:id="37" w:name="_Toc242011483"/>
       <w:r>
         <w:t>8.21 KII record</w:t>
       </w:r>
@@ -18479,7 +18479,7 @@
           <w:left w:w="10" w:type="dxa"/>
           <w:right w:w="10" w:type="dxa"/>
         </w:tblCellMar>
-        <w:tblLook w:val="04A0" w:firstRow="1" w:lastRow="0" w:firstColumn="1" w:lastColumn="0" w:noHBand="0" w:noVBand="1"/>
+        <w:tblLook w:val="0000" w:firstRow="0" w:lastRow="0" w:firstColumn="0" w:lastColumn="0" w:noHBand="0" w:noVBand="0"/>
       </w:tblPr>
       <w:tblGrid>
         <w:gridCol w:w="1882"/>
@@ -18719,7 +18719,7 @@
       <w:pPr>
         <w:pStyle w:val="Heading2"/>
       </w:pPr>
-      <w:bookmarkStart w:id="38" w:name="_Toc242009502"/>
+      <w:bookmarkStart w:id="38" w:name="_Toc242011484"/>
       <w:r>
         <w:t>8.22 Documents (the corpus)</w:t>
       </w:r>
@@ -18782,7 +18782,7 @@
           <w:left w:w="10" w:type="dxa"/>
           <w:right w:w="10" w:type="dxa"/>
         </w:tblCellMar>
-        <w:tblLook w:val="04A0" w:firstRow="1" w:lastRow="0" w:firstColumn="1" w:lastColumn="0" w:noHBand="0" w:noVBand="1"/>
+        <w:tblLook w:val="0000" w:firstRow="0" w:lastRow="0" w:firstColumn="0" w:lastColumn="0" w:noHBand="0" w:noVBand="0"/>
       </w:tblPr>
       <w:tblGrid>
         <w:gridCol w:w="1882"/>
@@ -19232,7 +19232,7 @@
       <w:pPr>
         <w:pStyle w:val="Heading2"/>
       </w:pPr>
-      <w:bookmarkStart w:id="39" w:name="_Toc242009503"/>
+      <w:bookmarkStart w:id="39" w:name="_Toc242011485"/>
       <w:r>
         <w:t>8.23 Document record</w:t>
       </w:r>
@@ -19295,7 +19295,7 @@
           <w:left w:w="10" w:type="dxa"/>
           <w:right w:w="10" w:type="dxa"/>
         </w:tblCellMar>
-        <w:tblLook w:val="04A0" w:firstRow="1" w:lastRow="0" w:firstColumn="1" w:lastColumn="0" w:noHBand="0" w:noVBand="1"/>
+        <w:tblLook w:val="0000" w:firstRow="0" w:lastRow="0" w:firstColumn="0" w:lastColumn="0" w:noHBand="0" w:noVBand="0"/>
       </w:tblPr>
       <w:tblGrid>
         <w:gridCol w:w="1882"/>
@@ -19536,7 +19536,7 @@
       <w:pPr>
         <w:pStyle w:val="Heading2"/>
       </w:pPr>
-      <w:bookmarkStart w:id="40" w:name="_Toc242009504"/>
+      <w:bookmarkStart w:id="40" w:name="_Toc242011486"/>
       <w:r>
         <w:t>8.24 Auto-fill review screen</w:t>
       </w:r>
@@ -19599,7 +19599,7 @@
           <w:left w:w="10" w:type="dxa"/>
           <w:right w:w="10" w:type="dxa"/>
         </w:tblCellMar>
-        <w:tblLook w:val="04A0" w:firstRow="1" w:lastRow="0" w:firstColumn="1" w:lastColumn="0" w:noHBand="0" w:noVBand="1"/>
+        <w:tblLook w:val="0000" w:firstRow="0" w:lastRow="0" w:firstColumn="0" w:lastColumn="0" w:noHBand="0" w:noVBand="0"/>
       </w:tblPr>
       <w:tblGrid>
         <w:gridCol w:w="1882"/>
@@ -19839,7 +19839,7 @@
       <w:pPr>
         <w:pStyle w:val="Heading2"/>
       </w:pPr>
-      <w:bookmarkStart w:id="41" w:name="_Toc242009505"/>
+      <w:bookmarkStart w:id="41" w:name="_Toc242011487"/>
       <w:r>
         <w:t>8.25 Completed forms (Form PDFs)</w:t>
       </w:r>
@@ -19902,7 +19902,7 @@
           <w:left w:w="10" w:type="dxa"/>
           <w:right w:w="10" w:type="dxa"/>
         </w:tblCellMar>
-        <w:tblLook w:val="04A0" w:firstRow="1" w:lastRow="0" w:firstColumn="1" w:lastColumn="0" w:noHBand="0" w:noVBand="1"/>
+        <w:tblLook w:val="0000" w:firstRow="0" w:lastRow="0" w:firstColumn="0" w:lastColumn="0" w:noHBand="0" w:noVBand="0"/>
       </w:tblPr>
       <w:tblGrid>
         <w:gridCol w:w="1882"/>
@@ -20569,7 +20569,7 @@
       <w:pPr>
         <w:pStyle w:val="Heading2"/>
       </w:pPr>
-      <w:bookmarkStart w:id="42" w:name="_Toc242009506"/>
+      <w:bookmarkStart w:id="42" w:name="_Toc242011488"/>
       <w:r>
         <w:lastRenderedPageBreak/>
         <w:t>8.26 Cost Dashboard</w:t>
@@ -20633,7 +20633,7 @@
           <w:left w:w="10" w:type="dxa"/>
           <w:right w:w="10" w:type="dxa"/>
         </w:tblCellMar>
-        <w:tblLook w:val="04A0" w:firstRow="1" w:lastRow="0" w:firstColumn="1" w:lastColumn="0" w:noHBand="0" w:noVBand="1"/>
+        <w:tblLook w:val="0000" w:firstRow="0" w:lastRow="0" w:firstColumn="0" w:lastColumn="0" w:noHBand="0" w:noVBand="0"/>
       </w:tblPr>
       <w:tblGrid>
         <w:gridCol w:w="1882"/>
@@ -20917,7 +20917,7 @@
         <w:sz w:val="16"/>
         <w:szCs w:val="16"/>
       </w:rPr>
-      <w:t>Version 1.19 · 4 October 2026</w:t>
+      <w:t>Version 1.20 · 4 October 2026</w:t>
     </w:r>
     <w:r>
       <w:rPr>
@@ -21090,10 +21090,10 @@
 <file path=word/numbering.xml><?xml version="1.0" encoding="utf-8"?>
 <w:numbering xmlns:wpc="http://schemas.microsoft.com/office/word/2010/wordprocessingCanvas" xmlns:cx="http://schemas.microsoft.com/office/drawing/2014/chartex" xmlns:cx1="http://schemas.microsoft.com/office/drawing/2015/9/8/chartex" xmlns:cx2="http://schemas.microsoft.com/office/drawing/2015/10/21/chartex" xmlns:cx3="http://schemas.microsoft.com/office/drawing/2016/5/9/chartex" xmlns:cx4="http://schemas.microsoft.com/office/drawing/2016/5/10/chartex" xmlns:cx5="http://schemas.microsoft.com/office/drawing/2016/5/11/chartex" xmlns:cx6="http://schemas.microsoft.com/office/drawing/2016/5/12/chartex" xmlns:cx7="http://schemas.microsoft.com/office/drawing/2016/5/13/chartex" xmlns:cx8="http://schemas.microsoft.com/office/drawing/2016/5/14/chartex" xmlns:mc="http://schemas.openxmlformats.org/markup-compatibility/2006" xmlns:aink="http://schemas.microsoft.com/office/drawing/2016/ink" xmlns:am3d="http://schemas.microsoft.com/office/drawing/2017/model3d" xmlns:o="urn:schemas-microsoft-com:office:office" xmlns:oel="http://schemas.microsoft.com/office/2019/extlst" xmlns:r="http://schemas.openxmlformats.org/officeDocument/2006/relationships" xmlns:m="http://schemas.openxmlformats.org/officeDocument/2006/math" xmlns:v="urn:schemas-microsoft-com:vml" xmlns:wp14="http://schemas.microsoft.com/office/word/2010/wordprocessingDrawing" xmlns:wp="http://schemas.openxmlformats.org/drawingml/2006/wordprocessingDrawing" xmlns:w10="urn:schemas-microsoft-com:office:word" xmlns:w="http://schemas.openxmlformats.org/wordprocessingml/2006/main" xmlns:w14="http://schemas.microsoft.com/office/word/2010/wordml" xmlns:w15="http://schemas.microsoft.com/office/word/2012/wordml" xmlns:w16cex="http://schemas.microsoft.com/office/word/2018/wordml/cex" xmlns:w16cid="http://schemas.microsoft.com/office/word/2016/wordml/cid" xmlns:w16="http://schemas.microsoft.com/office/word/2018/wordml" xmlns:w16sdtdh="http://schemas.microsoft.com/office/word/2020/wordml/sdtdatahash" xmlns:w16se="http://schemas.microsoft.com/office/word/2015/wordml/symex" xmlns:wpg="http://schemas.microsoft.com/office/word/2010/wordprocessingGroup" xmlns:wpi="http://schemas.microsoft.com/office/word/2010/wordprocessingInk" xmlns:wne="http://schemas.microsoft.com/office/word/2006/wordml" xmlns:wps="http://schemas.microsoft.com/office/word/2010/wordprocessingShape" mc:Ignorable="w14 w15 w16se w16cid w16 w16cex w16sdtdh wp14">
   <w:abstractNum w:abstractNumId="0" w15:restartNumberingAfterBreak="0">
-    <w:nsid w:val="0D104CB0"/>
+    <w:nsid w:val="10536C7A"/>
     <w:multiLevelType w:val="hybridMultilevel"/>
-    <w:tmpl w:val="978E8BCE"/>
-    <w:lvl w:ilvl="0" w:tplc="DFAA23C8">
+    <w:tmpl w:val="C3DC3FDC"/>
+    <w:lvl w:ilvl="0" w:tplc="6B983110">
       <w:start w:val="1"/>
       <w:numFmt w:val="decimal"/>
       <w:lvlText w:val="%1."/>
@@ -21107,52 +21107,52 @@
         <w:color w:val="A67C27"/>
       </w:rPr>
     </w:lvl>
-    <w:lvl w:ilvl="1" w:tplc="02864C1A">
+    <w:lvl w:ilvl="1" w:tplc="AB7C3668">
       <w:numFmt w:val="decimal"/>
       <w:lvlText w:val=""/>
       <w:lvlJc w:val="left"/>
     </w:lvl>
-    <w:lvl w:ilvl="2" w:tplc="FC1AFABA">
+    <w:lvl w:ilvl="2" w:tplc="BBAE782C">
       <w:numFmt w:val="decimal"/>
       <w:lvlText w:val=""/>
       <w:lvlJc w:val="left"/>
     </w:lvl>
-    <w:lvl w:ilvl="3" w:tplc="7B8C43D4">
+    <w:lvl w:ilvl="3" w:tplc="BCCA4446">
       <w:numFmt w:val="decimal"/>
       <w:lvlText w:val=""/>
       <w:lvlJc w:val="left"/>
     </w:lvl>
-    <w:lvl w:ilvl="4" w:tplc="89E6E2A4">
+    <w:lvl w:ilvl="4" w:tplc="9460BF3C">
       <w:numFmt w:val="decimal"/>
       <w:lvlText w:val=""/>
       <w:lvlJc w:val="left"/>
     </w:lvl>
-    <w:lvl w:ilvl="5" w:tplc="5F5A68BA">
+    <w:lvl w:ilvl="5" w:tplc="D55E02BE">
       <w:numFmt w:val="decimal"/>
       <w:lvlText w:val=""/>
       <w:lvlJc w:val="left"/>
     </w:lvl>
-    <w:lvl w:ilvl="6" w:tplc="1DD4A346">
+    <w:lvl w:ilvl="6" w:tplc="B64E4290">
       <w:numFmt w:val="decimal"/>
       <w:lvlText w:val=""/>
       <w:lvlJc w:val="left"/>
     </w:lvl>
-    <w:lvl w:ilvl="7" w:tplc="1D6C371E">
+    <w:lvl w:ilvl="7" w:tplc="22F8ED44">
       <w:numFmt w:val="decimal"/>
       <w:lvlText w:val=""/>
       <w:lvlJc w:val="left"/>
     </w:lvl>
-    <w:lvl w:ilvl="8" w:tplc="C0A63F32">
+    <w:lvl w:ilvl="8" w:tplc="F24E49B2">
       <w:numFmt w:val="decimal"/>
       <w:lvlText w:val=""/>
       <w:lvlJc w:val="left"/>
     </w:lvl>
   </w:abstractNum>
   <w:abstractNum w:abstractNumId="1" w15:restartNumberingAfterBreak="0">
-    <w:nsid w:val="2FD11DA4"/>
+    <w:nsid w:val="24D07DCF"/>
     <w:multiLevelType w:val="hybridMultilevel"/>
-    <w:tmpl w:val="AB103284"/>
-    <w:lvl w:ilvl="0" w:tplc="527E136C">
+    <w:tmpl w:val="8514E1D8"/>
+    <w:lvl w:ilvl="0" w:tplc="CCEC08BC">
       <w:start w:val="1"/>
       <w:numFmt w:val="decimal"/>
       <w:lvlText w:val="%1."/>
@@ -21166,52 +21166,52 @@
         <w:color w:val="A67C27"/>
       </w:rPr>
     </w:lvl>
-    <w:lvl w:ilvl="1" w:tplc="872641BA">
+    <w:lvl w:ilvl="1" w:tplc="70A4D20A">
       <w:numFmt w:val="decimal"/>
       <w:lvlText w:val=""/>
       <w:lvlJc w:val="left"/>
     </w:lvl>
-    <w:lvl w:ilvl="2" w:tplc="0C94FB34">
+    <w:lvl w:ilvl="2" w:tplc="4CAE3B9A">
       <w:numFmt w:val="decimal"/>
       <w:lvlText w:val=""/>
       <w:lvlJc w:val="left"/>
     </w:lvl>
-    <w:lvl w:ilvl="3" w:tplc="C1AA1204">
+    <w:lvl w:ilvl="3" w:tplc="168C7354">
       <w:numFmt w:val="decimal"/>
       <w:lvlText w:val=""/>
       <w:lvlJc w:val="left"/>
     </w:lvl>
-    <w:lvl w:ilvl="4" w:tplc="6E948A24">
+    <w:lvl w:ilvl="4" w:tplc="DF66F328">
       <w:numFmt w:val="decimal"/>
       <w:lvlText w:val=""/>
       <w:lvlJc w:val="left"/>
     </w:lvl>
-    <w:lvl w:ilvl="5" w:tplc="3022FFCC">
+    <w:lvl w:ilvl="5" w:tplc="DEB08F8C">
       <w:numFmt w:val="decimal"/>
       <w:lvlText w:val=""/>
       <w:lvlJc w:val="left"/>
     </w:lvl>
-    <w:lvl w:ilvl="6" w:tplc="C902103A">
+    <w:lvl w:ilvl="6" w:tplc="6466F97A">
       <w:numFmt w:val="decimal"/>
       <w:lvlText w:val=""/>
       <w:lvlJc w:val="left"/>
     </w:lvl>
-    <w:lvl w:ilvl="7" w:tplc="D39249E4">
+    <w:lvl w:ilvl="7" w:tplc="7902D5DA">
       <w:numFmt w:val="decimal"/>
       <w:lvlText w:val=""/>
       <w:lvlJc w:val="left"/>
     </w:lvl>
-    <w:lvl w:ilvl="8" w:tplc="3A66D302">
+    <w:lvl w:ilvl="8" w:tplc="B1D82E46">
       <w:numFmt w:val="decimal"/>
       <w:lvlText w:val=""/>
       <w:lvlJc w:val="left"/>
     </w:lvl>
   </w:abstractNum>
   <w:abstractNum w:abstractNumId="2" w15:restartNumberingAfterBreak="0">
-    <w:nsid w:val="30347ABC"/>
+    <w:nsid w:val="2CFE4E29"/>
     <w:multiLevelType w:val="hybridMultilevel"/>
-    <w:tmpl w:val="B85AD426"/>
-    <w:lvl w:ilvl="0" w:tplc="72F48D2C">
+    <w:tmpl w:val="5D90B218"/>
+    <w:lvl w:ilvl="0" w:tplc="E5B4E15A">
       <w:start w:val="1"/>
       <w:numFmt w:val="decimal"/>
       <w:lvlText w:val="%1."/>
@@ -21225,52 +21225,52 @@
         <w:color w:val="A67C27"/>
       </w:rPr>
     </w:lvl>
-    <w:lvl w:ilvl="1" w:tplc="356278D8">
+    <w:lvl w:ilvl="1" w:tplc="EDC8B7EE">
       <w:numFmt w:val="decimal"/>
       <w:lvlText w:val=""/>
       <w:lvlJc w:val="left"/>
     </w:lvl>
-    <w:lvl w:ilvl="2" w:tplc="70FCCCDC">
+    <w:lvl w:ilvl="2" w:tplc="C9F8DB3C">
       <w:numFmt w:val="decimal"/>
       <w:lvlText w:val=""/>
       <w:lvlJc w:val="left"/>
     </w:lvl>
-    <w:lvl w:ilvl="3" w:tplc="B5C85976">
+    <w:lvl w:ilvl="3" w:tplc="0B24B126">
       <w:numFmt w:val="decimal"/>
       <w:lvlText w:val=""/>
       <w:lvlJc w:val="left"/>
     </w:lvl>
-    <w:lvl w:ilvl="4" w:tplc="5CFE0766">
+    <w:lvl w:ilvl="4" w:tplc="99FE2162">
       <w:numFmt w:val="decimal"/>
       <w:lvlText w:val=""/>
       <w:lvlJc w:val="left"/>
     </w:lvl>
-    <w:lvl w:ilvl="5" w:tplc="3EF259A4">
+    <w:lvl w:ilvl="5" w:tplc="3026A2D2">
       <w:numFmt w:val="decimal"/>
       <w:lvlText w:val=""/>
       <w:lvlJc w:val="left"/>
     </w:lvl>
-    <w:lvl w:ilvl="6" w:tplc="3F0053FA">
+    <w:lvl w:ilvl="6" w:tplc="FC4CBA40">
       <w:numFmt w:val="decimal"/>
       <w:lvlText w:val=""/>
       <w:lvlJc w:val="left"/>
     </w:lvl>
-    <w:lvl w:ilvl="7" w:tplc="1E646BD0">
+    <w:lvl w:ilvl="7" w:tplc="D4B6C346">
       <w:numFmt w:val="decimal"/>
       <w:lvlText w:val=""/>
       <w:lvlJc w:val="left"/>
     </w:lvl>
-    <w:lvl w:ilvl="8" w:tplc="613E23CE">
+    <w:lvl w:ilvl="8" w:tplc="D39EE0DE">
       <w:numFmt w:val="decimal"/>
       <w:lvlText w:val=""/>
       <w:lvlJc w:val="left"/>
     </w:lvl>
   </w:abstractNum>
   <w:abstractNum w:abstractNumId="3" w15:restartNumberingAfterBreak="0">
-    <w:nsid w:val="398140BA"/>
+    <w:nsid w:val="38B37A43"/>
     <w:multiLevelType w:val="hybridMultilevel"/>
-    <w:tmpl w:val="A1E2DF98"/>
-    <w:lvl w:ilvl="0" w:tplc="7DE8CED4">
+    <w:tmpl w:val="6BE0E294"/>
+    <w:lvl w:ilvl="0" w:tplc="041283E8">
       <w:start w:val="1"/>
       <w:numFmt w:val="bullet"/>
       <w:lvlText w:val="•"/>
@@ -21279,7 +21279,7 @@
         <w:ind w:left="460" w:hanging="280"/>
       </w:pPr>
     </w:lvl>
-    <w:lvl w:ilvl="1" w:tplc="533A6070">
+    <w:lvl w:ilvl="1" w:tplc="EE049FD0">
       <w:start w:val="1"/>
       <w:numFmt w:val="bullet"/>
       <w:lvlText w:val="–"/>
@@ -21288,133 +21288,47 @@
         <w:ind w:left="900" w:hanging="280"/>
       </w:pPr>
     </w:lvl>
-    <w:lvl w:ilvl="2" w:tplc="118450B8">
+    <w:lvl w:ilvl="2" w:tplc="58203F40">
       <w:numFmt w:val="decimal"/>
       <w:lvlText w:val=""/>
       <w:lvlJc w:val="left"/>
     </w:lvl>
-    <w:lvl w:ilvl="3" w:tplc="3910980A">
+    <w:lvl w:ilvl="3" w:tplc="F6C0A83C">
       <w:numFmt w:val="decimal"/>
       <w:lvlText w:val=""/>
       <w:lvlJc w:val="left"/>
     </w:lvl>
-    <w:lvl w:ilvl="4" w:tplc="4B22A480">
+    <w:lvl w:ilvl="4" w:tplc="BAEA36AA">
       <w:numFmt w:val="decimal"/>
       <w:lvlText w:val=""/>
       <w:lvlJc w:val="left"/>
     </w:lvl>
-    <w:lvl w:ilvl="5" w:tplc="2DF20AC2">
+    <w:lvl w:ilvl="5" w:tplc="896C58AC">
       <w:numFmt w:val="decimal"/>
       <w:lvlText w:val=""/>
       <w:lvlJc w:val="left"/>
     </w:lvl>
-    <w:lvl w:ilvl="6" w:tplc="2EB08D8E">
+    <w:lvl w:ilvl="6" w:tplc="346CA35C">
       <w:numFmt w:val="decimal"/>
       <w:lvlText w:val=""/>
       <w:lvlJc w:val="left"/>
     </w:lvl>
-    <w:lvl w:ilvl="7" w:tplc="1968163A">
+    <w:lvl w:ilvl="7" w:tplc="A80EA6F4">
       <w:numFmt w:val="decimal"/>
       <w:lvlText w:val=""/>
       <w:lvlJc w:val="left"/>
     </w:lvl>
-    <w:lvl w:ilvl="8" w:tplc="273A27B8">
+    <w:lvl w:ilvl="8" w:tplc="807CA384">
       <w:numFmt w:val="decimal"/>
       <w:lvlText w:val=""/>
       <w:lvlJc w:val="left"/>
     </w:lvl>
   </w:abstractNum>
   <w:abstractNum w:abstractNumId="4" w15:restartNumberingAfterBreak="0">
-    <w:nsid w:val="428E059F"/>
+    <w:nsid w:val="56CC0F85"/>
     <w:multiLevelType w:val="hybridMultilevel"/>
-    <w:tmpl w:val="B8A87346"/>
-    <w:lvl w:ilvl="0" w:tplc="A7562284">
-      <w:start w:val="1"/>
-      <w:numFmt w:val="bullet"/>
-      <w:lvlText w:val="●"/>
-      <w:lvlJc w:val="left"/>
-      <w:pPr>
-        <w:ind w:left="720" w:hanging="360"/>
-      </w:pPr>
-    </w:lvl>
-    <w:lvl w:ilvl="1" w:tplc="8AC88664">
-      <w:start w:val="1"/>
-      <w:numFmt w:val="bullet"/>
-      <w:lvlText w:val="○"/>
-      <w:lvlJc w:val="left"/>
-      <w:pPr>
-        <w:ind w:left="1440" w:hanging="360"/>
-      </w:pPr>
-    </w:lvl>
-    <w:lvl w:ilvl="2" w:tplc="2E946844">
-      <w:start w:val="1"/>
-      <w:numFmt w:val="bullet"/>
-      <w:lvlText w:val="■"/>
-      <w:lvlJc w:val="left"/>
-      <w:pPr>
-        <w:ind w:left="2160" w:hanging="360"/>
-      </w:pPr>
-    </w:lvl>
-    <w:lvl w:ilvl="3" w:tplc="7910007C">
-      <w:start w:val="1"/>
-      <w:numFmt w:val="bullet"/>
-      <w:lvlText w:val="●"/>
-      <w:lvlJc w:val="left"/>
-      <w:pPr>
-        <w:ind w:left="2880" w:hanging="360"/>
-      </w:pPr>
-    </w:lvl>
-    <w:lvl w:ilvl="4" w:tplc="F2D8EA68">
-      <w:start w:val="1"/>
-      <w:numFmt w:val="bullet"/>
-      <w:lvlText w:val="○"/>
-      <w:lvlJc w:val="left"/>
-      <w:pPr>
-        <w:ind w:left="3600" w:hanging="360"/>
-      </w:pPr>
-    </w:lvl>
-    <w:lvl w:ilvl="5" w:tplc="267856FC">
-      <w:start w:val="1"/>
-      <w:numFmt w:val="bullet"/>
-      <w:lvlText w:val="■"/>
-      <w:lvlJc w:val="left"/>
-      <w:pPr>
-        <w:ind w:left="4320" w:hanging="360"/>
-      </w:pPr>
-    </w:lvl>
-    <w:lvl w:ilvl="6" w:tplc="8B280ED0">
-      <w:start w:val="1"/>
-      <w:numFmt w:val="bullet"/>
-      <w:lvlText w:val="●"/>
-      <w:lvlJc w:val="left"/>
-      <w:pPr>
-        <w:ind w:left="5040" w:hanging="360"/>
-      </w:pPr>
-    </w:lvl>
-    <w:lvl w:ilvl="7" w:tplc="C61E1694">
-      <w:start w:val="1"/>
-      <w:numFmt w:val="bullet"/>
-      <w:lvlText w:val="●"/>
-      <w:lvlJc w:val="left"/>
-      <w:pPr>
-        <w:ind w:left="5760" w:hanging="360"/>
-      </w:pPr>
-    </w:lvl>
-    <w:lvl w:ilvl="8" w:tplc="AA32CB7E">
-      <w:start w:val="1"/>
-      <w:numFmt w:val="bullet"/>
-      <w:lvlText w:val="●"/>
-      <w:lvlJc w:val="left"/>
-      <w:pPr>
-        <w:ind w:left="6480" w:hanging="360"/>
-      </w:pPr>
-    </w:lvl>
-  </w:abstractNum>
-  <w:abstractNum w:abstractNumId="5" w15:restartNumberingAfterBreak="0">
-    <w:nsid w:val="4FCB5955"/>
-    <w:multiLevelType w:val="hybridMultilevel"/>
-    <w:tmpl w:val="97D65D06"/>
-    <w:lvl w:ilvl="0" w:tplc="3A4CCF3E">
+    <w:tmpl w:val="0C0ED1DE"/>
+    <w:lvl w:ilvl="0" w:tplc="EC8EBDD2">
       <w:start w:val="1"/>
       <w:numFmt w:val="decimal"/>
       <w:lvlText w:val="%1."/>
@@ -21428,52 +21342,138 @@
         <w:color w:val="A67C27"/>
       </w:rPr>
     </w:lvl>
-    <w:lvl w:ilvl="1" w:tplc="1F9AA870">
+    <w:lvl w:ilvl="1" w:tplc="CFE89844">
       <w:numFmt w:val="decimal"/>
       <w:lvlText w:val=""/>
       <w:lvlJc w:val="left"/>
     </w:lvl>
-    <w:lvl w:ilvl="2" w:tplc="84A07FB4">
+    <w:lvl w:ilvl="2" w:tplc="D8B2C1D6">
       <w:numFmt w:val="decimal"/>
       <w:lvlText w:val=""/>
       <w:lvlJc w:val="left"/>
     </w:lvl>
-    <w:lvl w:ilvl="3" w:tplc="B804FFC2">
+    <w:lvl w:ilvl="3" w:tplc="BE823712">
       <w:numFmt w:val="decimal"/>
       <w:lvlText w:val=""/>
       <w:lvlJc w:val="left"/>
     </w:lvl>
-    <w:lvl w:ilvl="4" w:tplc="5A64282A">
+    <w:lvl w:ilvl="4" w:tplc="094E5C9E">
       <w:numFmt w:val="decimal"/>
       <w:lvlText w:val=""/>
       <w:lvlJc w:val="left"/>
     </w:lvl>
-    <w:lvl w:ilvl="5" w:tplc="2B9EA600">
+    <w:lvl w:ilvl="5" w:tplc="AE183C02">
       <w:numFmt w:val="decimal"/>
       <w:lvlText w:val=""/>
       <w:lvlJc w:val="left"/>
     </w:lvl>
-    <w:lvl w:ilvl="6" w:tplc="CCF66CEC">
+    <w:lvl w:ilvl="6" w:tplc="76B81314">
       <w:numFmt w:val="decimal"/>
       <w:lvlText w:val=""/>
       <w:lvlJc w:val="left"/>
     </w:lvl>
-    <w:lvl w:ilvl="7" w:tplc="1A7C7706">
+    <w:lvl w:ilvl="7" w:tplc="4296010C">
       <w:numFmt w:val="decimal"/>
       <w:lvlText w:val=""/>
       <w:lvlJc w:val="left"/>
     </w:lvl>
-    <w:lvl w:ilvl="8" w:tplc="8186607E">
+    <w:lvl w:ilvl="8" w:tplc="670CC9BE">
       <w:numFmt w:val="decimal"/>
       <w:lvlText w:val=""/>
       <w:lvlJc w:val="left"/>
     </w:lvl>
   </w:abstractNum>
+  <w:abstractNum w:abstractNumId="5" w15:restartNumberingAfterBreak="0">
+    <w:nsid w:val="730679CE"/>
+    <w:multiLevelType w:val="hybridMultilevel"/>
+    <w:tmpl w:val="57BEAB00"/>
+    <w:lvl w:ilvl="0" w:tplc="8A6A8CD0">
+      <w:start w:val="1"/>
+      <w:numFmt w:val="bullet"/>
+      <w:lvlText w:val="●"/>
+      <w:lvlJc w:val="left"/>
+      <w:pPr>
+        <w:ind w:left="720" w:hanging="360"/>
+      </w:pPr>
+    </w:lvl>
+    <w:lvl w:ilvl="1" w:tplc="997496BE">
+      <w:start w:val="1"/>
+      <w:numFmt w:val="bullet"/>
+      <w:lvlText w:val="○"/>
+      <w:lvlJc w:val="left"/>
+      <w:pPr>
+        <w:ind w:left="1440" w:hanging="360"/>
+      </w:pPr>
+    </w:lvl>
+    <w:lvl w:ilvl="2" w:tplc="71D43FDA">
+      <w:start w:val="1"/>
+      <w:numFmt w:val="bullet"/>
+      <w:lvlText w:val="■"/>
+      <w:lvlJc w:val="left"/>
+      <w:pPr>
+        <w:ind w:left="2160" w:hanging="360"/>
+      </w:pPr>
+    </w:lvl>
+    <w:lvl w:ilvl="3" w:tplc="173E14E2">
+      <w:start w:val="1"/>
+      <w:numFmt w:val="bullet"/>
+      <w:lvlText w:val="●"/>
+      <w:lvlJc w:val="left"/>
+      <w:pPr>
+        <w:ind w:left="2880" w:hanging="360"/>
+      </w:pPr>
+    </w:lvl>
+    <w:lvl w:ilvl="4" w:tplc="6FCA2F58">
+      <w:start w:val="1"/>
+      <w:numFmt w:val="bullet"/>
+      <w:lvlText w:val="○"/>
+      <w:lvlJc w:val="left"/>
+      <w:pPr>
+        <w:ind w:left="3600" w:hanging="360"/>
+      </w:pPr>
+    </w:lvl>
+    <w:lvl w:ilvl="5" w:tplc="8E7A6078">
+      <w:start w:val="1"/>
+      <w:numFmt w:val="bullet"/>
+      <w:lvlText w:val="■"/>
+      <w:lvlJc w:val="left"/>
+      <w:pPr>
+        <w:ind w:left="4320" w:hanging="360"/>
+      </w:pPr>
+    </w:lvl>
+    <w:lvl w:ilvl="6" w:tplc="623E3E1A">
+      <w:start w:val="1"/>
+      <w:numFmt w:val="bullet"/>
+      <w:lvlText w:val="●"/>
+      <w:lvlJc w:val="left"/>
+      <w:pPr>
+        <w:ind w:left="5040" w:hanging="360"/>
+      </w:pPr>
+    </w:lvl>
+    <w:lvl w:ilvl="7" w:tplc="E8BC1EC0">
+      <w:start w:val="1"/>
+      <w:numFmt w:val="bullet"/>
+      <w:lvlText w:val="●"/>
+      <w:lvlJc w:val="left"/>
+      <w:pPr>
+        <w:ind w:left="5760" w:hanging="360"/>
+      </w:pPr>
+    </w:lvl>
+    <w:lvl w:ilvl="8" w:tplc="0FF8EC50">
+      <w:start w:val="1"/>
+      <w:numFmt w:val="bullet"/>
+      <w:lvlText w:val="●"/>
+      <w:lvlJc w:val="left"/>
+      <w:pPr>
+        <w:ind w:left="6480" w:hanging="360"/>
+      </w:pPr>
+    </w:lvl>
+  </w:abstractNum>
   <w:abstractNum w:abstractNumId="6" w15:restartNumberingAfterBreak="0">
-    <w:nsid w:val="6B58655A"/>
+    <w:nsid w:val="7B774D1C"/>
     <w:multiLevelType w:val="hybridMultilevel"/>
-    <w:tmpl w:val="FA04275C"/>
-    <w:lvl w:ilvl="0" w:tplc="781E8FD2">
+    <w:tmpl w:val="CC160BC6"/>
+    <w:lvl w:ilvl="0" w:tplc="15CA33B6">
       <w:start w:val="1"/>
       <w:numFmt w:val="decimal"/>
       <w:lvlText w:val="%1."/>
@@ -21487,85 +21487,85 @@
         <w:color w:val="A67C27"/>
       </w:rPr>
     </w:lvl>
-    <w:lvl w:ilvl="1" w:tplc="16528AE4">
+    <w:lvl w:ilvl="1" w:tplc="387435C2">
       <w:numFmt w:val="decimal"/>
       <w:lvlText w:val=""/>
       <w:lvlJc w:val="left"/>
     </w:lvl>
-    <w:lvl w:ilvl="2" w:tplc="D7321EBE">
+    <w:lvl w:ilvl="2" w:tplc="DF4288CA">
       <w:numFmt w:val="decimal"/>
       <w:lvlText w:val=""/>
       <w:lvlJc w:val="left"/>
     </w:lvl>
-    <w:lvl w:ilvl="3" w:tplc="CDDAA040">
+    <w:lvl w:ilvl="3" w:tplc="2C4CE672">
       <w:numFmt w:val="decimal"/>
       <w:lvlText w:val=""/>
       <w:lvlJc w:val="left"/>
     </w:lvl>
-    <w:lvl w:ilvl="4" w:tplc="671C1B24">
+    <w:lvl w:ilvl="4" w:tplc="27CAD004">
       <w:numFmt w:val="decimal"/>
       <w:lvlText w:val=""/>
       <w:lvlJc w:val="left"/>
     </w:lvl>
-    <w:lvl w:ilvl="5" w:tplc="728C03F6">
+    <w:lvl w:ilvl="5" w:tplc="BA36273E">
       <w:numFmt w:val="decimal"/>
       <w:lvlText w:val=""/>
       <w:lvlJc w:val="left"/>
     </w:lvl>
-    <w:lvl w:ilvl="6" w:tplc="3A902908">
+    <w:lvl w:ilvl="6" w:tplc="F2E832CC">
       <w:numFmt w:val="decimal"/>
       <w:lvlText w:val=""/>
       <w:lvlJc w:val="left"/>
     </w:lvl>
-    <w:lvl w:ilvl="7" w:tplc="7B304E2E">
+    <w:lvl w:ilvl="7" w:tplc="3E5C9F3A">
       <w:numFmt w:val="decimal"/>
       <w:lvlText w:val=""/>
       <w:lvlJc w:val="left"/>
     </w:lvl>
-    <w:lvl w:ilvl="8" w:tplc="9B685D52">
+    <w:lvl w:ilvl="8" w:tplc="1DE0927C">
       <w:numFmt w:val="decimal"/>
       <w:lvlText w:val=""/>
       <w:lvlJc w:val="left"/>
     </w:lvl>
   </w:abstractNum>
-  <w:num w:numId="1" w16cid:durableId="1963070360">
+  <w:num w:numId="1" w16cid:durableId="541985428">
+    <w:abstractNumId w:val="5"/>
+    <w:lvlOverride w:ilvl="0">
+      <w:startOverride w:val="1"/>
+    </w:lvlOverride>
+  </w:num>
+  <w:num w:numId="2" w16cid:durableId="1396856437">
+    <w:abstractNumId w:val="3"/>
+    <w:lvlOverride w:ilvl="0">
+      <w:startOverride w:val="1"/>
+    </w:lvlOverride>
+  </w:num>
+  <w:num w:numId="3" w16cid:durableId="712315047">
+    <w:abstractNumId w:val="6"/>
+    <w:lvlOverride w:ilvl="0">
+      <w:startOverride w:val="1"/>
+    </w:lvlOverride>
+  </w:num>
+  <w:num w:numId="4" w16cid:durableId="1004354347">
     <w:abstractNumId w:val="4"/>
     <w:lvlOverride w:ilvl="0">
       <w:startOverride w:val="1"/>
     </w:lvlOverride>
   </w:num>
-  <w:num w:numId="2" w16cid:durableId="1809321455">
-    <w:abstractNumId w:val="3"/>
-    <w:lvlOverride w:ilvl="0">
-      <w:startOverride w:val="1"/>
-    </w:lvlOverride>
-  </w:num>
-  <w:num w:numId="3" w16cid:durableId="1706325396">
-    <w:abstractNumId w:val="5"/>
-    <w:lvlOverride w:ilvl="0">
-      <w:startOverride w:val="1"/>
-    </w:lvlOverride>
-  </w:num>
-  <w:num w:numId="4" w16cid:durableId="1402753880">
+  <w:num w:numId="5" w16cid:durableId="1521510591">
     <w:abstractNumId w:val="1"/>
     <w:lvlOverride w:ilvl="0">
       <w:startOverride w:val="1"/>
     </w:lvlOverride>
   </w:num>
-  <w:num w:numId="5" w16cid:durableId="1824160830">
+  <w:num w:numId="6" w16cid:durableId="552622921">
     <w:abstractNumId w:val="0"/>
     <w:lvlOverride w:ilvl="0">
       <w:startOverride w:val="1"/>
     </w:lvlOverride>
   </w:num>
-  <w:num w:numId="6" w16cid:durableId="154499110">
+  <w:num w:numId="7" w16cid:durableId="1471089987">
     <w:abstractNumId w:val="2"/>
-    <w:lvlOverride w:ilvl="0">
-      <w:startOverride w:val="1"/>
-    </w:lvlOverride>
-  </w:num>
-  <w:num w:numId="7" w16cid:durableId="744953398">
-    <w:abstractNumId w:val="6"/>
     <w:lvlOverride w:ilvl="0">
       <w:startOverride w:val="1"/>
     </w:lvlOverride>
@@ -22190,7 +22190,7 @@
     <w:autoRedefine/>
     <w:uiPriority w:val="39"/>
     <w:unhideWhenUsed/>
-    <w:rsid w:val="00A85EA5"/>
+    <w:rsid w:val="009D0564"/>
     <w:pPr>
       <w:spacing w:after="100"/>
     </w:pPr>
@@ -22202,7 +22202,7 @@
     <w:autoRedefine/>
     <w:uiPriority w:val="39"/>
     <w:unhideWhenUsed/>
-    <w:rsid w:val="00A85EA5"/>
+    <w:rsid w:val="009D0564"/>
     <w:pPr>
       <w:spacing w:after="100"/>
       <w:ind w:left="210"/>

--- a/docs/manuals/Role_Guide_8_Supervisor.docx
+++ b/docs/manuals/Role_Guide_8_Supervisor.docx
@@ -469,7 +469,7 @@
                 <w:sz w:val="19"/>
                 <w:szCs w:val="19"/>
               </w:rPr>
-              <w:t>Version 1.20 · 4 October 2026</w:t>
+              <w:t>Version 1.21 · 4 October 2026</w:t>
             </w:r>
           </w:p>
         </w:tc>
@@ -538,7 +538,7 @@
     <w:sdt>
       <w:sdtPr>
         <w:alias w:val="Contents"/>
-        <w:id w:val="1547102433"/>
+        <w:id w:val="1544784467"/>
       </w:sdtPr>
       <w:sdtEndPr/>
       <w:sdtContent>
@@ -567,7 +567,7 @@
           <w:r>
             <w:fldChar w:fldCharType="separate"/>
           </w:r>
-          <w:hyperlink w:anchor="_Toc242011446" w:history="1">
+          <w:hyperlink w:anchor="_Toc242012502" w:history="1">
             <w:r>
               <w:rPr>
                 <w:rStyle w:val="Hyperlink"/>
@@ -591,7 +591,7 @@
               <w:rPr>
                 <w:noProof/>
               </w:rPr>
-              <w:instrText xml:space="preserve"> PAGEREF _Toc242011446 \h </w:instrText>
+              <w:instrText xml:space="preserve"> PAGEREF _Toc242012502 \h </w:instrText>
             </w:r>
             <w:r>
               <w:rPr>
@@ -634,7 +634,7 @@
               <w14:ligatures w14:val="standardContextual"/>
             </w:rPr>
           </w:pPr>
-          <w:hyperlink w:anchor="_Toc242011447" w:history="1">
+          <w:hyperlink w:anchor="_Toc242012503" w:history="1">
             <w:r>
               <w:rPr>
                 <w:rStyle w:val="Hyperlink"/>
@@ -658,7 +658,7 @@
               <w:rPr>
                 <w:noProof/>
               </w:rPr>
-              <w:instrText xml:space="preserve"> PAGEREF _Toc242011447 \h </w:instrText>
+              <w:instrText xml:space="preserve"> PAGEREF _Toc242012503 \h </w:instrText>
             </w:r>
             <w:r>
               <w:rPr>
@@ -701,7 +701,7 @@
               <w14:ligatures w14:val="standardContextual"/>
             </w:rPr>
           </w:pPr>
-          <w:hyperlink w:anchor="_Toc242011448" w:history="1">
+          <w:hyperlink w:anchor="_Toc242012504" w:history="1">
             <w:r>
               <w:rPr>
                 <w:rStyle w:val="Hyperlink"/>
@@ -725,7 +725,7 @@
               <w:rPr>
                 <w:noProof/>
               </w:rPr>
-              <w:instrText xml:space="preserve"> PAGEREF _Toc242011448 \h </w:instrText>
+              <w:instrText xml:space="preserve"> PAGEREF _Toc242012504 \h </w:instrText>
             </w:r>
             <w:r>
               <w:rPr>
@@ -768,7 +768,7 @@
               <w14:ligatures w14:val="standardContextual"/>
             </w:rPr>
           </w:pPr>
-          <w:hyperlink w:anchor="_Toc242011449" w:history="1">
+          <w:hyperlink w:anchor="_Toc242012505" w:history="1">
             <w:r>
               <w:rPr>
                 <w:rStyle w:val="Hyperlink"/>
@@ -792,7 +792,7 @@
               <w:rPr>
                 <w:noProof/>
               </w:rPr>
-              <w:instrText xml:space="preserve"> PAGEREF _Toc242011449 \h </w:instrText>
+              <w:instrText xml:space="preserve"> PAGEREF _Toc242012505 \h </w:instrText>
             </w:r>
             <w:r>
               <w:rPr>
@@ -835,7 +835,7 @@
               <w14:ligatures w14:val="standardContextual"/>
             </w:rPr>
           </w:pPr>
-          <w:hyperlink w:anchor="_Toc242011450" w:history="1">
+          <w:hyperlink w:anchor="_Toc242012506" w:history="1">
             <w:r>
               <w:rPr>
                 <w:rStyle w:val="Hyperlink"/>
@@ -859,7 +859,7 @@
               <w:rPr>
                 <w:noProof/>
               </w:rPr>
-              <w:instrText xml:space="preserve"> PAGEREF _Toc242011450 \h </w:instrText>
+              <w:instrText xml:space="preserve"> PAGEREF _Toc242012506 \h </w:instrText>
             </w:r>
             <w:r>
               <w:rPr>
@@ -902,7 +902,7 @@
               <w14:ligatures w14:val="standardContextual"/>
             </w:rPr>
           </w:pPr>
-          <w:hyperlink w:anchor="_Toc242011451" w:history="1">
+          <w:hyperlink w:anchor="_Toc242012507" w:history="1">
             <w:r>
               <w:rPr>
                 <w:rStyle w:val="Hyperlink"/>
@@ -926,7 +926,7 @@
               <w:rPr>
                 <w:noProof/>
               </w:rPr>
-              <w:instrText xml:space="preserve"> PAGEREF _Toc242011451 \h </w:instrText>
+              <w:instrText xml:space="preserve"> PAGEREF _Toc242012507 \h </w:instrText>
             </w:r>
             <w:r>
               <w:rPr>
@@ -969,7 +969,7 @@
               <w14:ligatures w14:val="standardContextual"/>
             </w:rPr>
           </w:pPr>
-          <w:hyperlink w:anchor="_Toc242011452" w:history="1">
+          <w:hyperlink w:anchor="_Toc242012508" w:history="1">
             <w:r>
               <w:rPr>
                 <w:rStyle w:val="Hyperlink"/>
@@ -993,7 +993,7 @@
               <w:rPr>
                 <w:noProof/>
               </w:rPr>
-              <w:instrText xml:space="preserve"> PAGEREF _Toc242011452 \h </w:instrText>
+              <w:instrText xml:space="preserve"> PAGEREF _Toc242012508 \h </w:instrText>
             </w:r>
             <w:r>
               <w:rPr>
@@ -1036,7 +1036,7 @@
               <w14:ligatures w14:val="standardContextual"/>
             </w:rPr>
           </w:pPr>
-          <w:hyperlink w:anchor="_Toc242011453" w:history="1">
+          <w:hyperlink w:anchor="_Toc242012509" w:history="1">
             <w:r>
               <w:rPr>
                 <w:rStyle w:val="Hyperlink"/>
@@ -1060,7 +1060,7 @@
               <w:rPr>
                 <w:noProof/>
               </w:rPr>
-              <w:instrText xml:space="preserve"> PAGEREF _Toc242011453 \h </w:instrText>
+              <w:instrText xml:space="preserve"> PAGEREF _Toc242012509 \h </w:instrText>
             </w:r>
             <w:r>
               <w:rPr>
@@ -1103,7 +1103,7 @@
               <w14:ligatures w14:val="standardContextual"/>
             </w:rPr>
           </w:pPr>
-          <w:hyperlink w:anchor="_Toc242011454" w:history="1">
+          <w:hyperlink w:anchor="_Toc242012510" w:history="1">
             <w:r>
               <w:rPr>
                 <w:rStyle w:val="Hyperlink"/>
@@ -1127,7 +1127,7 @@
               <w:rPr>
                 <w:noProof/>
               </w:rPr>
-              <w:instrText xml:space="preserve"> PAGEREF _Toc242011454 \h </w:instrText>
+              <w:instrText xml:space="preserve"> PAGEREF _Toc242012510 \h </w:instrText>
             </w:r>
             <w:r>
               <w:rPr>
@@ -1170,7 +1170,7 @@
               <w14:ligatures w14:val="standardContextual"/>
             </w:rPr>
           </w:pPr>
-          <w:hyperlink w:anchor="_Toc242011455" w:history="1">
+          <w:hyperlink w:anchor="_Toc242012511" w:history="1">
             <w:r>
               <w:rPr>
                 <w:rStyle w:val="Hyperlink"/>
@@ -1194,7 +1194,7 @@
               <w:rPr>
                 <w:noProof/>
               </w:rPr>
-              <w:instrText xml:space="preserve"> PAGEREF _Toc242011455 \h </w:instrText>
+              <w:instrText xml:space="preserve"> PAGEREF _Toc242012511 \h </w:instrText>
             </w:r>
             <w:r>
               <w:rPr>
@@ -1237,7 +1237,7 @@
               <w14:ligatures w14:val="standardContextual"/>
             </w:rPr>
           </w:pPr>
-          <w:hyperlink w:anchor="_Toc242011456" w:history="1">
+          <w:hyperlink w:anchor="_Toc242012512" w:history="1">
             <w:r>
               <w:rPr>
                 <w:rStyle w:val="Hyperlink"/>
@@ -1261,7 +1261,7 @@
               <w:rPr>
                 <w:noProof/>
               </w:rPr>
-              <w:instrText xml:space="preserve"> PAGEREF _Toc242011456 \h </w:instrText>
+              <w:instrText xml:space="preserve"> PAGEREF _Toc242012512 \h </w:instrText>
             </w:r>
             <w:r>
               <w:rPr>
@@ -1304,7 +1304,7 @@
               <w14:ligatures w14:val="standardContextual"/>
             </w:rPr>
           </w:pPr>
-          <w:hyperlink w:anchor="_Toc242011457" w:history="1">
+          <w:hyperlink w:anchor="_Toc242012513" w:history="1">
             <w:r>
               <w:rPr>
                 <w:rStyle w:val="Hyperlink"/>
@@ -1328,7 +1328,7 @@
               <w:rPr>
                 <w:noProof/>
               </w:rPr>
-              <w:instrText xml:space="preserve"> PAGEREF _Toc242011457 \h </w:instrText>
+              <w:instrText xml:space="preserve"> PAGEREF _Toc242012513 \h </w:instrText>
             </w:r>
             <w:r>
               <w:rPr>
@@ -1371,7 +1371,7 @@
               <w14:ligatures w14:val="standardContextual"/>
             </w:rPr>
           </w:pPr>
-          <w:hyperlink w:anchor="_Toc242011458" w:history="1">
+          <w:hyperlink w:anchor="_Toc242012514" w:history="1">
             <w:r>
               <w:rPr>
                 <w:rStyle w:val="Hyperlink"/>
@@ -1395,7 +1395,7 @@
               <w:rPr>
                 <w:noProof/>
               </w:rPr>
-              <w:instrText xml:space="preserve"> PAGEREF _Toc242011458 \h </w:instrText>
+              <w:instrText xml:space="preserve"> PAGEREF _Toc242012514 \h </w:instrText>
             </w:r>
             <w:r>
               <w:rPr>
@@ -1438,7 +1438,7 @@
               <w14:ligatures w14:val="standardContextual"/>
             </w:rPr>
           </w:pPr>
-          <w:hyperlink w:anchor="_Toc242011459" w:history="1">
+          <w:hyperlink w:anchor="_Toc242012515" w:history="1">
             <w:r>
               <w:rPr>
                 <w:rStyle w:val="Hyperlink"/>
@@ -1462,7 +1462,7 @@
               <w:rPr>
                 <w:noProof/>
               </w:rPr>
-              <w:instrText xml:space="preserve"> PAGEREF _Toc242011459 \h </w:instrText>
+              <w:instrText xml:space="preserve"> PAGEREF _Toc242012515 \h </w:instrText>
             </w:r>
             <w:r>
               <w:rPr>
@@ -1505,7 +1505,7 @@
               <w14:ligatures w14:val="standardContextual"/>
             </w:rPr>
           </w:pPr>
-          <w:hyperlink w:anchor="_Toc242011460" w:history="1">
+          <w:hyperlink w:anchor="_Toc242012516" w:history="1">
             <w:r>
               <w:rPr>
                 <w:rStyle w:val="Hyperlink"/>
@@ -1529,7 +1529,7 @@
               <w:rPr>
                 <w:noProof/>
               </w:rPr>
-              <w:instrText xml:space="preserve"> PAGEREF _Toc242011460 \h </w:instrText>
+              <w:instrText xml:space="preserve"> PAGEREF _Toc242012516 \h </w:instrText>
             </w:r>
             <w:r>
               <w:rPr>
@@ -1572,7 +1572,7 @@
               <w14:ligatures w14:val="standardContextual"/>
             </w:rPr>
           </w:pPr>
-          <w:hyperlink w:anchor="_Toc242011461" w:history="1">
+          <w:hyperlink w:anchor="_Toc242012517" w:history="1">
             <w:r>
               <w:rPr>
                 <w:rStyle w:val="Hyperlink"/>
@@ -1596,7 +1596,7 @@
               <w:rPr>
                 <w:noProof/>
               </w:rPr>
-              <w:instrText xml:space="preserve"> PAGEREF _Toc242011461 \h </w:instrText>
+              <w:instrText xml:space="preserve"> PAGEREF _Toc242012517 \h </w:instrText>
             </w:r>
             <w:r>
               <w:rPr>
@@ -1639,7 +1639,7 @@
               <w14:ligatures w14:val="standardContextual"/>
             </w:rPr>
           </w:pPr>
-          <w:hyperlink w:anchor="_Toc242011462" w:history="1">
+          <w:hyperlink w:anchor="_Toc242012518" w:history="1">
             <w:r>
               <w:rPr>
                 <w:rStyle w:val="Hyperlink"/>
@@ -1663,7 +1663,7 @@
               <w:rPr>
                 <w:noProof/>
               </w:rPr>
-              <w:instrText xml:space="preserve"> PAGEREF _Toc242011462 \h </w:instrText>
+              <w:instrText xml:space="preserve"> PAGEREF _Toc242012518 \h </w:instrText>
             </w:r>
             <w:r>
               <w:rPr>
@@ -1706,7 +1706,7 @@
               <w14:ligatures w14:val="standardContextual"/>
             </w:rPr>
           </w:pPr>
-          <w:hyperlink w:anchor="_Toc242011463" w:history="1">
+          <w:hyperlink w:anchor="_Toc242012519" w:history="1">
             <w:r>
               <w:rPr>
                 <w:rStyle w:val="Hyperlink"/>
@@ -1730,7 +1730,7 @@
               <w:rPr>
                 <w:noProof/>
               </w:rPr>
-              <w:instrText xml:space="preserve"> PAGEREF _Toc242011463 \h </w:instrText>
+              <w:instrText xml:space="preserve"> PAGEREF _Toc242012519 \h </w:instrText>
             </w:r>
             <w:r>
               <w:rPr>
@@ -1773,7 +1773,7 @@
               <w14:ligatures w14:val="standardContextual"/>
             </w:rPr>
           </w:pPr>
-          <w:hyperlink w:anchor="_Toc242011464" w:history="1">
+          <w:hyperlink w:anchor="_Toc242012520" w:history="1">
             <w:r>
               <w:rPr>
                 <w:rStyle w:val="Hyperlink"/>
@@ -1797,7 +1797,7 @@
               <w:rPr>
                 <w:noProof/>
               </w:rPr>
-              <w:instrText xml:space="preserve"> PAGEREF _Toc242011464 \h </w:instrText>
+              <w:instrText xml:space="preserve"> PAGEREF _Toc242012520 \h </w:instrText>
             </w:r>
             <w:r>
               <w:rPr>
@@ -1840,7 +1840,7 @@
               <w14:ligatures w14:val="standardContextual"/>
             </w:rPr>
           </w:pPr>
-          <w:hyperlink w:anchor="_Toc242011465" w:history="1">
+          <w:hyperlink w:anchor="_Toc242012521" w:history="1">
             <w:r>
               <w:rPr>
                 <w:rStyle w:val="Hyperlink"/>
@@ -1864,7 +1864,7 @@
               <w:rPr>
                 <w:noProof/>
               </w:rPr>
-              <w:instrText xml:space="preserve"> PAGEREF _Toc242011465 \h </w:instrText>
+              <w:instrText xml:space="preserve"> PAGEREF _Toc242012521 \h </w:instrText>
             </w:r>
             <w:r>
               <w:rPr>
@@ -1907,7 +1907,7 @@
               <w14:ligatures w14:val="standardContextual"/>
             </w:rPr>
           </w:pPr>
-          <w:hyperlink w:anchor="_Toc242011466" w:history="1">
+          <w:hyperlink w:anchor="_Toc242012522" w:history="1">
             <w:r>
               <w:rPr>
                 <w:rStyle w:val="Hyperlink"/>
@@ -1931,7 +1931,7 @@
               <w:rPr>
                 <w:noProof/>
               </w:rPr>
-              <w:instrText xml:space="preserve"> PAGEREF _Toc242011466 \h </w:instrText>
+              <w:instrText xml:space="preserve"> PAGEREF _Toc242012522 \h </w:instrText>
             </w:r>
             <w:r>
               <w:rPr>
@@ -1974,7 +1974,7 @@
               <w14:ligatures w14:val="standardContextual"/>
             </w:rPr>
           </w:pPr>
-          <w:hyperlink w:anchor="_Toc242011467" w:history="1">
+          <w:hyperlink w:anchor="_Toc242012523" w:history="1">
             <w:r>
               <w:rPr>
                 <w:rStyle w:val="Hyperlink"/>
@@ -1998,7 +1998,7 @@
               <w:rPr>
                 <w:noProof/>
               </w:rPr>
-              <w:instrText xml:space="preserve"> PAGEREF _Toc242011467 \h </w:instrText>
+              <w:instrText xml:space="preserve"> PAGEREF _Toc242012523 \h </w:instrText>
             </w:r>
             <w:r>
               <w:rPr>
@@ -2041,7 +2041,7 @@
               <w14:ligatures w14:val="standardContextual"/>
             </w:rPr>
           </w:pPr>
-          <w:hyperlink w:anchor="_Toc242011468" w:history="1">
+          <w:hyperlink w:anchor="_Toc242012524" w:history="1">
             <w:r>
               <w:rPr>
                 <w:rStyle w:val="Hyperlink"/>
@@ -2065,7 +2065,7 @@
               <w:rPr>
                 <w:noProof/>
               </w:rPr>
-              <w:instrText xml:space="preserve"> PAGEREF _Toc242011468 \h </w:instrText>
+              <w:instrText xml:space="preserve"> PAGEREF _Toc242012524 \h </w:instrText>
             </w:r>
             <w:r>
               <w:rPr>
@@ -2108,7 +2108,7 @@
               <w14:ligatures w14:val="standardContextual"/>
             </w:rPr>
           </w:pPr>
-          <w:hyperlink w:anchor="_Toc242011469" w:history="1">
+          <w:hyperlink w:anchor="_Toc242012525" w:history="1">
             <w:r>
               <w:rPr>
                 <w:rStyle w:val="Hyperlink"/>
@@ -2132,7 +2132,7 @@
               <w:rPr>
                 <w:noProof/>
               </w:rPr>
-              <w:instrText xml:space="preserve"> PAGEREF _Toc242011469 \h </w:instrText>
+              <w:instrText xml:space="preserve"> PAGEREF _Toc242012525 \h </w:instrText>
             </w:r>
             <w:r>
               <w:rPr>
@@ -2175,7 +2175,7 @@
               <w14:ligatures w14:val="standardContextual"/>
             </w:rPr>
           </w:pPr>
-          <w:hyperlink w:anchor="_Toc242011470" w:history="1">
+          <w:hyperlink w:anchor="_Toc242012526" w:history="1">
             <w:r>
               <w:rPr>
                 <w:rStyle w:val="Hyperlink"/>
@@ -2199,7 +2199,7 @@
               <w:rPr>
                 <w:noProof/>
               </w:rPr>
-              <w:instrText xml:space="preserve"> PAGEREF _Toc242011470 \h </w:instrText>
+              <w:instrText xml:space="preserve"> PAGEREF _Toc242012526 \h </w:instrText>
             </w:r>
             <w:r>
               <w:rPr>
@@ -2242,7 +2242,7 @@
               <w14:ligatures w14:val="standardContextual"/>
             </w:rPr>
           </w:pPr>
-          <w:hyperlink w:anchor="_Toc242011471" w:history="1">
+          <w:hyperlink w:anchor="_Toc242012527" w:history="1">
             <w:r>
               <w:rPr>
                 <w:rStyle w:val="Hyperlink"/>
@@ -2266,7 +2266,7 @@
               <w:rPr>
                 <w:noProof/>
               </w:rPr>
-              <w:instrText xml:space="preserve"> PAGEREF _Toc242011471 \h </w:instrText>
+              <w:instrText xml:space="preserve"> PAGEREF _Toc242012527 \h </w:instrText>
             </w:r>
             <w:r>
               <w:rPr>
@@ -2309,7 +2309,7 @@
               <w14:ligatures w14:val="standardContextual"/>
             </w:rPr>
           </w:pPr>
-          <w:hyperlink w:anchor="_Toc242011472" w:history="1">
+          <w:hyperlink w:anchor="_Toc242012528" w:history="1">
             <w:r>
               <w:rPr>
                 <w:rStyle w:val="Hyperlink"/>
@@ -2333,7 +2333,7 @@
               <w:rPr>
                 <w:noProof/>
               </w:rPr>
-              <w:instrText xml:space="preserve"> PAGEREF _Toc242011472 \h </w:instrText>
+              <w:instrText xml:space="preserve"> PAGEREF _Toc242012528 \h </w:instrText>
             </w:r>
             <w:r>
               <w:rPr>
@@ -2376,7 +2376,7 @@
               <w14:ligatures w14:val="standardContextual"/>
             </w:rPr>
           </w:pPr>
-          <w:hyperlink w:anchor="_Toc242011473" w:history="1">
+          <w:hyperlink w:anchor="_Toc242012529" w:history="1">
             <w:r>
               <w:rPr>
                 <w:rStyle w:val="Hyperlink"/>
@@ -2400,7 +2400,7 @@
               <w:rPr>
                 <w:noProof/>
               </w:rPr>
-              <w:instrText xml:space="preserve"> PAGEREF _Toc242011473 \h </w:instrText>
+              <w:instrText xml:space="preserve"> PAGEREF _Toc242012529 \h </w:instrText>
             </w:r>
             <w:r>
               <w:rPr>
@@ -2443,7 +2443,7 @@
               <w14:ligatures w14:val="standardContextual"/>
             </w:rPr>
           </w:pPr>
-          <w:hyperlink w:anchor="_Toc242011474" w:history="1">
+          <w:hyperlink w:anchor="_Toc242012530" w:history="1">
             <w:r>
               <w:rPr>
                 <w:rStyle w:val="Hyperlink"/>
@@ -2467,7 +2467,7 @@
               <w:rPr>
                 <w:noProof/>
               </w:rPr>
-              <w:instrText xml:space="preserve"> PAGEREF _Toc242011474 \h </w:instrText>
+              <w:instrText xml:space="preserve"> PAGEREF _Toc242012530 \h </w:instrText>
             </w:r>
             <w:r>
               <w:rPr>
@@ -2510,7 +2510,7 @@
               <w14:ligatures w14:val="standardContextual"/>
             </w:rPr>
           </w:pPr>
-          <w:hyperlink w:anchor="_Toc242011475" w:history="1">
+          <w:hyperlink w:anchor="_Toc242012531" w:history="1">
             <w:r>
               <w:rPr>
                 <w:rStyle w:val="Hyperlink"/>
@@ -2534,7 +2534,7 @@
               <w:rPr>
                 <w:noProof/>
               </w:rPr>
-              <w:instrText xml:space="preserve"> PAGEREF _Toc242011475 \h </w:instrText>
+              <w:instrText xml:space="preserve"> PAGEREF _Toc242012531 \h </w:instrText>
             </w:r>
             <w:r>
               <w:rPr>
@@ -2577,7 +2577,7 @@
               <w14:ligatures w14:val="standardContextual"/>
             </w:rPr>
           </w:pPr>
-          <w:hyperlink w:anchor="_Toc242011476" w:history="1">
+          <w:hyperlink w:anchor="_Toc242012532" w:history="1">
             <w:r>
               <w:rPr>
                 <w:rStyle w:val="Hyperlink"/>
@@ -2601,7 +2601,7 @@
               <w:rPr>
                 <w:noProof/>
               </w:rPr>
-              <w:instrText xml:space="preserve"> PAGEREF _Toc242011476 \h </w:instrText>
+              <w:instrText xml:space="preserve"> PAGEREF _Toc242012532 \h </w:instrText>
             </w:r>
             <w:r>
               <w:rPr>
@@ -2644,7 +2644,7 @@
               <w14:ligatures w14:val="standardContextual"/>
             </w:rPr>
           </w:pPr>
-          <w:hyperlink w:anchor="_Toc242011477" w:history="1">
+          <w:hyperlink w:anchor="_Toc242012533" w:history="1">
             <w:r>
               <w:rPr>
                 <w:rStyle w:val="Hyperlink"/>
@@ -2668,7 +2668,7 @@
               <w:rPr>
                 <w:noProof/>
               </w:rPr>
-              <w:instrText xml:space="preserve"> PAGEREF _Toc242011477 \h </w:instrText>
+              <w:instrText xml:space="preserve"> PAGEREF _Toc242012533 \h </w:instrText>
             </w:r>
             <w:r>
               <w:rPr>
@@ -2711,7 +2711,7 @@
               <w14:ligatures w14:val="standardContextual"/>
             </w:rPr>
           </w:pPr>
-          <w:hyperlink w:anchor="_Toc242011478" w:history="1">
+          <w:hyperlink w:anchor="_Toc242012534" w:history="1">
             <w:r>
               <w:rPr>
                 <w:rStyle w:val="Hyperlink"/>
@@ -2735,7 +2735,7 @@
               <w:rPr>
                 <w:noProof/>
               </w:rPr>
-              <w:instrText xml:space="preserve"> PAGEREF _Toc242011478 \h </w:instrText>
+              <w:instrText xml:space="preserve"> PAGEREF _Toc242012534 \h </w:instrText>
             </w:r>
             <w:r>
               <w:rPr>
@@ -2778,7 +2778,7 @@
               <w14:ligatures w14:val="standardContextual"/>
             </w:rPr>
           </w:pPr>
-          <w:hyperlink w:anchor="_Toc242011479" w:history="1">
+          <w:hyperlink w:anchor="_Toc242012535" w:history="1">
             <w:r>
               <w:rPr>
                 <w:rStyle w:val="Hyperlink"/>
@@ -2802,7 +2802,7 @@
               <w:rPr>
                 <w:noProof/>
               </w:rPr>
-              <w:instrText xml:space="preserve"> PAGEREF _Toc242011479 \h </w:instrText>
+              <w:instrText xml:space="preserve"> PAGEREF _Toc242012535 \h </w:instrText>
             </w:r>
             <w:r>
               <w:rPr>
@@ -2845,7 +2845,7 @@
               <w14:ligatures w14:val="standardContextual"/>
             </w:rPr>
           </w:pPr>
-          <w:hyperlink w:anchor="_Toc242011480" w:history="1">
+          <w:hyperlink w:anchor="_Toc242012536" w:history="1">
             <w:r>
               <w:rPr>
                 <w:rStyle w:val="Hyperlink"/>
@@ -2869,7 +2869,7 @@
               <w:rPr>
                 <w:noProof/>
               </w:rPr>
-              <w:instrText xml:space="preserve"> PAGEREF _Toc242011480 \h </w:instrText>
+              <w:instrText xml:space="preserve"> PAGEREF _Toc242012536 \h </w:instrText>
             </w:r>
             <w:r>
               <w:rPr>
@@ -2912,7 +2912,7 @@
               <w14:ligatures w14:val="standardContextual"/>
             </w:rPr>
           </w:pPr>
-          <w:hyperlink w:anchor="_Toc242011481" w:history="1">
+          <w:hyperlink w:anchor="_Toc242012537" w:history="1">
             <w:r>
               <w:rPr>
                 <w:rStyle w:val="Hyperlink"/>
@@ -2936,7 +2936,7 @@
               <w:rPr>
                 <w:noProof/>
               </w:rPr>
-              <w:instrText xml:space="preserve"> PAGEREF _Toc242011481 \h </w:instrText>
+              <w:instrText xml:space="preserve"> PAGEREF _Toc242012537 \h </w:instrText>
             </w:r>
             <w:r>
               <w:rPr>
@@ -2979,7 +2979,7 @@
               <w14:ligatures w14:val="standardContextual"/>
             </w:rPr>
           </w:pPr>
-          <w:hyperlink w:anchor="_Toc242011482" w:history="1">
+          <w:hyperlink w:anchor="_Toc242012538" w:history="1">
             <w:r>
               <w:rPr>
                 <w:rStyle w:val="Hyperlink"/>
@@ -3003,7 +3003,7 @@
               <w:rPr>
                 <w:noProof/>
               </w:rPr>
-              <w:instrText xml:space="preserve"> PAGEREF _Toc242011482 \h </w:instrText>
+              <w:instrText xml:space="preserve"> PAGEREF _Toc242012538 \h </w:instrText>
             </w:r>
             <w:r>
               <w:rPr>
@@ -3046,7 +3046,7 @@
               <w14:ligatures w14:val="standardContextual"/>
             </w:rPr>
           </w:pPr>
-          <w:hyperlink w:anchor="_Toc242011483" w:history="1">
+          <w:hyperlink w:anchor="_Toc242012539" w:history="1">
             <w:r>
               <w:rPr>
                 <w:rStyle w:val="Hyperlink"/>
@@ -3070,7 +3070,7 @@
               <w:rPr>
                 <w:noProof/>
               </w:rPr>
-              <w:instrText xml:space="preserve"> PAGEREF _Toc242011483 \h </w:instrText>
+              <w:instrText xml:space="preserve"> PAGEREF _Toc242012539 \h </w:instrText>
             </w:r>
             <w:r>
               <w:rPr>
@@ -3113,7 +3113,7 @@
               <w14:ligatures w14:val="standardContextual"/>
             </w:rPr>
           </w:pPr>
-          <w:hyperlink w:anchor="_Toc242011484" w:history="1">
+          <w:hyperlink w:anchor="_Toc242012540" w:history="1">
             <w:r>
               <w:rPr>
                 <w:rStyle w:val="Hyperlink"/>
@@ -3137,7 +3137,7 @@
               <w:rPr>
                 <w:noProof/>
               </w:rPr>
-              <w:instrText xml:space="preserve"> PAGEREF _Toc242011484 \h </w:instrText>
+              <w:instrText xml:space="preserve"> PAGEREF _Toc242012540 \h </w:instrText>
             </w:r>
             <w:r>
               <w:rPr>
@@ -3180,7 +3180,7 @@
               <w14:ligatures w14:val="standardContextual"/>
             </w:rPr>
           </w:pPr>
-          <w:hyperlink w:anchor="_Toc242011485" w:history="1">
+          <w:hyperlink w:anchor="_Toc242012541" w:history="1">
             <w:r>
               <w:rPr>
                 <w:rStyle w:val="Hyperlink"/>
@@ -3204,7 +3204,7 @@
               <w:rPr>
                 <w:noProof/>
               </w:rPr>
-              <w:instrText xml:space="preserve"> PAGEREF _Toc242011485 \h </w:instrText>
+              <w:instrText xml:space="preserve"> PAGEREF _Toc242012541 \h </w:instrText>
             </w:r>
             <w:r>
               <w:rPr>
@@ -3247,7 +3247,7 @@
               <w14:ligatures w14:val="standardContextual"/>
             </w:rPr>
           </w:pPr>
-          <w:hyperlink w:anchor="_Toc242011486" w:history="1">
+          <w:hyperlink w:anchor="_Toc242012542" w:history="1">
             <w:r>
               <w:rPr>
                 <w:rStyle w:val="Hyperlink"/>
@@ -3271,7 +3271,7 @@
               <w:rPr>
                 <w:noProof/>
               </w:rPr>
-              <w:instrText xml:space="preserve"> PAGEREF _Toc242011486 \h </w:instrText>
+              <w:instrText xml:space="preserve"> PAGEREF _Toc242012542 \h </w:instrText>
             </w:r>
             <w:r>
               <w:rPr>
@@ -3314,7 +3314,7 @@
               <w14:ligatures w14:val="standardContextual"/>
             </w:rPr>
           </w:pPr>
-          <w:hyperlink w:anchor="_Toc242011487" w:history="1">
+          <w:hyperlink w:anchor="_Toc242012543" w:history="1">
             <w:r>
               <w:rPr>
                 <w:rStyle w:val="Hyperlink"/>
@@ -3338,7 +3338,7 @@
               <w:rPr>
                 <w:noProof/>
               </w:rPr>
-              <w:instrText xml:space="preserve"> PAGEREF _Toc242011487 \h </w:instrText>
+              <w:instrText xml:space="preserve"> PAGEREF _Toc242012543 \h </w:instrText>
             </w:r>
             <w:r>
               <w:rPr>
@@ -3381,7 +3381,7 @@
               <w14:ligatures w14:val="standardContextual"/>
             </w:rPr>
           </w:pPr>
-          <w:hyperlink w:anchor="_Toc242011488" w:history="1">
+          <w:hyperlink w:anchor="_Toc242012544" w:history="1">
             <w:r>
               <w:rPr>
                 <w:rStyle w:val="Hyperlink"/>
@@ -3405,7 +3405,7 @@
               <w:rPr>
                 <w:noProof/>
               </w:rPr>
-              <w:instrText xml:space="preserve"> PAGEREF _Toc242011488 \h </w:instrText>
+              <w:instrText xml:space="preserve"> PAGEREF _Toc242012544 \h </w:instrText>
             </w:r>
             <w:r>
               <w:rPr>
@@ -3444,7 +3444,7 @@
         <w:pStyle w:val="Heading1"/>
         <w:pageBreakBefore/>
       </w:pPr>
-      <w:bookmarkStart w:id="0" w:name="_Toc242011446"/>
+      <w:bookmarkStart w:id="0" w:name="_Toc242012502"/>
       <w:r>
         <w:lastRenderedPageBreak/>
         <w:t>1. Your role at a glance</w:t>
@@ -3612,7 +3612,7 @@
         <w:pStyle w:val="Heading1"/>
         <w:pageBreakBefore/>
       </w:pPr>
-      <w:bookmarkStart w:id="1" w:name="_Toc242011447"/>
+      <w:bookmarkStart w:id="1" w:name="_Toc242012503"/>
       <w:r>
         <w:lastRenderedPageBreak/>
         <w:t>2. Signing in and your screens</w:t>
@@ -3623,7 +3623,7 @@
       <w:pPr>
         <w:pStyle w:val="Heading2"/>
       </w:pPr>
-      <w:bookmarkStart w:id="2" w:name="_Toc242011448"/>
+      <w:bookmarkStart w:id="2" w:name="_Toc242012504"/>
       <w:r>
         <w:t>Signing in</w:t>
       </w:r>
@@ -3706,7 +3706,7 @@
           <w:noProof/>
         </w:rPr>
         <w:drawing>
-          <wp:inline distT="0" distB="0" distL="0" distR="0" wp14:anchorId="078B17D4" wp14:editId="7E1DE76C">
+          <wp:inline distT="0" distB="0" distL="0" distR="0" wp14:anchorId="1BC82430" wp14:editId="6821165C">
             <wp:extent cx="5334000" cy="2333625"/>
             <wp:effectExtent l="0" t="0" r="0" b="0"/>
             <wp:docPr id="1" name="adm_login.jpg" descr="The sign-in screen for all internal staff." title="The sign-in screen for all internal staff."/>
@@ -3873,7 +3873,7 @@
       <w:pPr>
         <w:pStyle w:val="Heading2"/>
       </w:pPr>
-      <w:bookmarkStart w:id="3" w:name="_Toc242011449"/>
+      <w:bookmarkStart w:id="3" w:name="_Toc242012505"/>
       <w:r>
         <w:t>Finding your way around</w:t>
       </w:r>
@@ -4058,7 +4058,7 @@
         </w:rPr>
         <w:lastRenderedPageBreak/>
         <w:drawing>
-          <wp:inline distT="0" distB="0" distL="0" distR="0" wp14:anchorId="5C44038B" wp14:editId="3848E3E8">
+          <wp:inline distT="0" distB="0" distL="0" distR="0" wp14:anchorId="5863A7DA" wp14:editId="022B4DA3">
             <wp:extent cx="5715000" cy="1876425"/>
             <wp:effectExtent l="0" t="0" r="0" b="0"/>
             <wp:docPr id="2" name="adm_not_your_role.jpg" descr="Opening a screen outside your role (for example from an old bookmark) shows this card instead of the screen." title="Opening a screen outside your role (for example from an old bookmark) shows this card instead of the screen."/>
@@ -4127,7 +4127,7 @@
       <w:pPr>
         <w:pStyle w:val="Heading2"/>
       </w:pPr>
-      <w:bookmarkStart w:id="4" w:name="_Toc242011450"/>
+      <w:bookmarkStart w:id="4" w:name="_Toc242012506"/>
       <w:r>
         <w:t>Your screens</w:t>
       </w:r>
@@ -4634,7 +4634,7 @@
       <w:pPr>
         <w:pStyle w:val="Heading2"/>
       </w:pPr>
-      <w:bookmarkStart w:id="5" w:name="_Toc242011451"/>
+      <w:bookmarkStart w:id="5" w:name="_Toc242012507"/>
       <w:r>
         <w:t>Changing your password</w:t>
       </w:r>
@@ -4717,7 +4717,7 @@
           <w:noProof/>
         </w:rPr>
         <w:drawing>
-          <wp:inline distT="0" distB="0" distL="0" distR="0" wp14:anchorId="5F5C1126" wp14:editId="6A0ABEC9">
+          <wp:inline distT="0" distB="0" distL="0" distR="0" wp14:anchorId="524E07DB" wp14:editId="16904BC2">
             <wp:extent cx="5334000" cy="2171700"/>
             <wp:effectExtent l="0" t="0" r="0" b="0"/>
             <wp:docPr id="3" name="adm_account.jpg" descr="Change Password screen." title="Change Password screen."/>
@@ -4805,7 +4805,7 @@
         <w:pStyle w:val="Heading1"/>
         <w:pageBreakBefore/>
       </w:pPr>
-      <w:bookmarkStart w:id="6" w:name="_Toc242011452"/>
+      <w:bookmarkStart w:id="6" w:name="_Toc242012508"/>
       <w:r>
         <w:lastRenderedPageBreak/>
         <w:t>3. Your routine</w:t>
@@ -5090,7 +5090,7 @@
         <w:pStyle w:val="Heading1"/>
         <w:pageBreakBefore/>
       </w:pPr>
-      <w:bookmarkStart w:id="7" w:name="_Toc242011453"/>
+      <w:bookmarkStart w:id="7" w:name="_Toc242012509"/>
       <w:r>
         <w:lastRenderedPageBreak/>
         <w:t>4. Step-by-step tasks</w:t>
@@ -5101,7 +5101,7 @@
       <w:pPr>
         <w:pStyle w:val="Heading2"/>
       </w:pPr>
-      <w:bookmarkStart w:id="8" w:name="_Toc242011454"/>
+      <w:bookmarkStart w:id="8" w:name="_Toc242012510"/>
       <w:r>
         <w:t>4.1 Reading the dashboards</w:t>
       </w:r>
@@ -5126,7 +5126,7 @@
           <w:noProof/>
         </w:rPr>
         <w:drawing>
-          <wp:inline distT="0" distB="0" distL="0" distR="0" wp14:anchorId="39461902" wp14:editId="513A4275">
+          <wp:inline distT="0" distB="0" distL="0" distR="0" wp14:anchorId="38B70ADF" wp14:editId="6128EC18">
             <wp:extent cx="5715000" cy="3571875"/>
             <wp:effectExtent l="0" t="0" r="0" b="0"/>
             <wp:docPr id="4" name="adm_exec_dashboard.jpg" descr="Executive Dashboard: completions against the 400 / 60 / 50–75 targets, days to data lock, spend, and the lowest-filled strata." title="Executive Dashboard: completions against the 400 / 60 / 50–75 targets, days to data lock, spend, and the lowest-filled strata."/>
@@ -5791,7 +5791,7 @@
       <w:pPr>
         <w:pStyle w:val="Heading2"/>
       </w:pPr>
-      <w:bookmarkStart w:id="9" w:name="_Toc242011455"/>
+      <w:bookmarkStart w:id="9" w:name="_Toc242012511"/>
       <w:r>
         <w:lastRenderedPageBreak/>
         <w:t>4.2 Using Reports (analytics and charts)</w:t>
@@ -5832,7 +5832,7 @@
           <w:noProof/>
         </w:rPr>
         <w:drawing>
-          <wp:inline distT="0" distB="0" distL="0" distR="0" wp14:anchorId="43146F73" wp14:editId="02046CAB">
+          <wp:inline distT="0" distB="0" distL="0" distR="0" wp14:anchorId="79F641D0" wp14:editId="7747B462">
             <wp:extent cx="5334000" cy="3333750"/>
             <wp:effectExtent l="0" t="0" r="0" b="0"/>
             <wp:docPr id="5" name="adm_reports_top.jpg" descr="Reports: headline figures for the chosen period." title="Reports: headline figures for the chosen period."/>
@@ -5974,7 +5974,7 @@
           <w:noProof/>
         </w:rPr>
         <w:drawing>
-          <wp:inline distT="0" distB="0" distL="0" distR="0" wp14:anchorId="7EC98015" wp14:editId="1343AD08">
+          <wp:inline distT="0" distB="0" distL="0" distR="0" wp14:anchorId="14DFFC21" wp14:editId="6FD84072">
             <wp:extent cx="5334000" cy="3409950"/>
             <wp:effectExtent l="0" t="0" r="0" b="0"/>
             <wp:docPr id="6" name="adm_reports_funnel.jpg" descr="Case funnel: each case counted once at every stage it has reached." title="Case funnel: each case counted once at every stage it has reached."/>
@@ -6074,7 +6074,7 @@
           <w:noProof/>
         </w:rPr>
         <w:drawing>
-          <wp:inline distT="0" distB="0" distL="0" distR="0" wp14:anchorId="2651B8A4" wp14:editId="28252FEA">
+          <wp:inline distT="0" distB="0" distL="0" distR="0" wp14:anchorId="562D5A09" wp14:editId="24E3F898">
             <wp:extent cx="5334000" cy="3248025"/>
             <wp:effectExtent l="0" t="0" r="0" b="0"/>
             <wp:docPr id="7" name="adm_reports_funnel_table.jpg" descr="The same chart as a table." title="The same chart as a table."/>
@@ -6173,7 +6173,7 @@
           <w:noProof/>
         </w:rPr>
         <w:drawing>
-          <wp:inline distT="0" distB="0" distL="0" distR="0" wp14:anchorId="35ABF0A9" wp14:editId="203C5644">
+          <wp:inline distT="0" distB="0" distL="0" distR="0" wp14:anchorId="58C49338" wp14:editId="0850A76F">
             <wp:extent cx="5334000" cy="2628900"/>
             <wp:effectExtent l="0" t="0" r="0" b="0"/>
             <wp:docPr id="8" name="adm_reports_coverage.jpg" descr="Coverage by group." title="Coverage by group."/>
@@ -6273,7 +6273,7 @@
         </w:rPr>
         <w:lastRenderedPageBreak/>
         <w:drawing>
-          <wp:inline distT="0" distB="0" distL="0" distR="0" wp14:anchorId="45C6447F" wp14:editId="623E9526">
+          <wp:inline distT="0" distB="0" distL="0" distR="0" wp14:anchorId="193409DE" wp14:editId="7C6B5A7E">
             <wp:extent cx="5334000" cy="2600325"/>
             <wp:effectExtent l="0" t="0" r="0" b="0"/>
             <wp:docPr id="9" name="adm_reports_modes.jpg" descr="Administration modes." title="Administration modes."/>
@@ -6382,7 +6382,7 @@
           <w:noProof/>
         </w:rPr>
         <w:drawing>
-          <wp:inline distT="0" distB="0" distL="0" distR="0" wp14:anchorId="15ECCAEB" wp14:editId="3831535E">
+          <wp:inline distT="0" distB="0" distL="0" distR="0" wp14:anchorId="3D7B939A" wp14:editId="48DA504A">
             <wp:extent cx="5334000" cy="2905125"/>
             <wp:effectExtent l="0" t="0" r="0" b="0"/>
             <wp:docPr id="10" name="adm_reports_duration.jpg" descr="Completion-time distribution." title="Completion-time distribution."/>
@@ -6464,7 +6464,7 @@
       <w:pPr>
         <w:pStyle w:val="Heading2"/>
       </w:pPr>
-      <w:bookmarkStart w:id="10" w:name="_Toc242011456"/>
+      <w:bookmarkStart w:id="10" w:name="_Toc242012512"/>
       <w:r>
         <w:t>4.3 Reviewing a case read-only</w:t>
       </w:r>
@@ -6528,7 +6528,7 @@
         </w:rPr>
         <w:lastRenderedPageBreak/>
         <w:drawing>
-          <wp:inline distT="0" distB="0" distL="0" distR="0" wp14:anchorId="57580740" wp14:editId="671B14BD">
+          <wp:inline distT="0" distB="0" distL="0" distR="0" wp14:anchorId="7A46FC73" wp14:editId="104FB241">
             <wp:extent cx="5334000" cy="3333750"/>
             <wp:effectExtent l="0" t="0" r="0" b="0"/>
             <wp:docPr id="11" name="sup_case.jpg" descr="A case page in read-only view." title="A case page in read-only view."/>
@@ -6655,7 +6655,7 @@
       <w:pPr>
         <w:pStyle w:val="Heading2"/>
       </w:pPr>
-      <w:bookmarkStart w:id="11" w:name="_Toc242011457"/>
+      <w:bookmarkStart w:id="11" w:name="_Toc242012513"/>
       <w:r>
         <w:t>4.4 Reviewing QA</w:t>
       </w:r>
@@ -6672,7 +6672,7 @@
           <w:noProof/>
         </w:rPr>
         <w:drawing>
-          <wp:inline distT="0" distB="0" distL="0" distR="0" wp14:anchorId="14F7857B" wp14:editId="76C88BF5">
+          <wp:inline distT="0" distB="0" distL="0" distR="0" wp14:anchorId="5C761F6F" wp14:editId="3AA0CB87">
             <wp:extent cx="5715000" cy="2505075"/>
             <wp:effectExtent l="0" t="0" r="0" b="0"/>
             <wp:docPr id="12" name="sup_qa_queue.jpg" descr="QA Queue in read-only view." title="QA Queue in read-only view."/>
@@ -6749,7 +6749,7 @@
       <w:pPr>
         <w:pStyle w:val="Heading2"/>
       </w:pPr>
-      <w:bookmarkStart w:id="12" w:name="_Toc242011458"/>
+      <w:bookmarkStart w:id="12" w:name="_Toc242012514"/>
       <w:r>
         <w:t>4.5 Downloading or emailing completed forms (Form PDFs)</w:t>
       </w:r>
@@ -6800,7 +6800,7 @@
         </w:rPr>
         <w:lastRenderedPageBreak/>
         <w:drawing>
-          <wp:inline distT="0" distB="0" distL="0" distR="0" wp14:anchorId="06AE32C3" wp14:editId="63DE26F3">
+          <wp:inline distT="0" distB="0" distL="0" distR="0" wp14:anchorId="45ACCA97" wp14:editId="10E4E6D0">
             <wp:extent cx="5334000" cy="3333750"/>
             <wp:effectExtent l="0" t="0" r="0" b="0"/>
             <wp:docPr id="13" name="adm_form_pdfs.jpg" descr="Completed form PDFs." title="Completed form PDFs."/>
@@ -6994,7 +6994,7 @@
         <w:pStyle w:val="Heading1"/>
         <w:pageBreakBefore/>
       </w:pPr>
-      <w:bookmarkStart w:id="13" w:name="_Toc242011459"/>
+      <w:bookmarkStart w:id="13" w:name="_Toc242012515"/>
       <w:r>
         <w:lastRenderedPageBreak/>
         <w:t>5. Rules you must follow</w:t>
@@ -7132,7 +7132,7 @@
         <w:pStyle w:val="Heading1"/>
         <w:pageBreakBefore/>
       </w:pPr>
-      <w:bookmarkStart w:id="14" w:name="_Toc242011460"/>
+      <w:bookmarkStart w:id="14" w:name="_Toc242012516"/>
       <w:r>
         <w:lastRenderedPageBreak/>
         <w:t>6. Troubleshooting</w:t>
@@ -8427,7 +8427,7 @@
         <w:pStyle w:val="Heading1"/>
         <w:pageBreakBefore/>
       </w:pPr>
-      <w:bookmarkStart w:id="15" w:name="_Toc242011461"/>
+      <w:bookmarkStart w:id="15" w:name="_Toc242012517"/>
       <w:r>
         <w:lastRenderedPageBreak/>
         <w:t>7. Quick reference</w:t>
@@ -8706,7 +8706,7 @@
         <w:pStyle w:val="Heading1"/>
         <w:pageBreakBefore/>
       </w:pPr>
-      <w:bookmarkStart w:id="16" w:name="_Toc242011462"/>
+      <w:bookmarkStart w:id="16" w:name="_Toc242012518"/>
       <w:r>
         <w:lastRenderedPageBreak/>
         <w:t>8. Every screen and button for your role</w:t>
@@ -8869,7 +8869,7 @@
       <w:pPr>
         <w:pStyle w:val="Heading2"/>
       </w:pPr>
-      <w:bookmarkStart w:id="17" w:name="_Toc242011463"/>
+      <w:bookmarkStart w:id="17" w:name="_Toc242012519"/>
       <w:r>
         <w:t>8.1 Sign in</w:t>
       </w:r>
@@ -9382,7 +9382,7 @@
       <w:pPr>
         <w:pStyle w:val="Heading2"/>
       </w:pPr>
-      <w:bookmarkStart w:id="18" w:name="_Toc242011464"/>
+      <w:bookmarkStart w:id="18" w:name="_Toc242012520"/>
       <w:r>
         <w:t>8.2 The header and menu bar (every screen)</w:t>
       </w:r>
@@ -10106,7 +10106,7 @@
       <w:pPr>
         <w:pStyle w:val="Heading2"/>
       </w:pPr>
-      <w:bookmarkStart w:id="19" w:name="_Toc242011465"/>
+      <w:bookmarkStart w:id="19" w:name="_Toc242012521"/>
       <w:r>
         <w:t>8.3 Change Password</w:t>
       </w:r>
@@ -10726,7 +10726,7 @@
       <w:pPr>
         <w:pStyle w:val="Heading2"/>
       </w:pPr>
-      <w:bookmarkStart w:id="20" w:name="_Toc242011466"/>
+      <w:bookmarkStart w:id="20" w:name="_Toc242012522"/>
       <w:r>
         <w:t>8.4 Executive Dashboard</w:t>
       </w:r>
@@ -11240,7 +11240,7 @@
       <w:pPr>
         <w:pStyle w:val="Heading2"/>
       </w:pPr>
-      <w:bookmarkStart w:id="21" w:name="_Toc242011467"/>
+      <w:bookmarkStart w:id="21" w:name="_Toc242012523"/>
       <w:r>
         <w:t>8.5 Sampling Dashboard</w:t>
       </w:r>
@@ -11753,7 +11753,7 @@
       <w:pPr>
         <w:pStyle w:val="Heading2"/>
       </w:pPr>
-      <w:bookmarkStart w:id="22" w:name="_Toc242011468"/>
+      <w:bookmarkStart w:id="22" w:name="_Toc242012524"/>
       <w:r>
         <w:t>8.6 Contact Dashboard</w:t>
       </w:r>
@@ -12056,7 +12056,7 @@
       <w:pPr>
         <w:pStyle w:val="Heading2"/>
       </w:pPr>
-      <w:bookmarkStart w:id="23" w:name="_Toc242011469"/>
+      <w:bookmarkStart w:id="23" w:name="_Toc242012525"/>
       <w:r>
         <w:lastRenderedPageBreak/>
         <w:t>8.7 QA Dashboard</w:t>
@@ -12677,7 +12677,7 @@
       <w:pPr>
         <w:pStyle w:val="Heading2"/>
       </w:pPr>
-      <w:bookmarkStart w:id="24" w:name="_Toc242011470"/>
+      <w:bookmarkStart w:id="24" w:name="_Toc242012526"/>
       <w:r>
         <w:t>8.8 KII / Document Dashboard</w:t>
       </w:r>
@@ -13087,7 +13087,7 @@
       <w:pPr>
         <w:pStyle w:val="Heading2"/>
       </w:pPr>
-      <w:bookmarkStart w:id="25" w:name="_Toc242011471"/>
+      <w:bookmarkStart w:id="25" w:name="_Toc242012527"/>
       <w:r>
         <w:t>8.9 Reports</w:t>
       </w:r>
@@ -13601,7 +13601,7 @@
       <w:pPr>
         <w:pStyle w:val="Heading2"/>
       </w:pPr>
-      <w:bookmarkStart w:id="26" w:name="_Toc242011472"/>
+      <w:bookmarkStart w:id="26" w:name="_Toc242012528"/>
       <w:r>
         <w:t>8.10 Main-400 Register (and Reserve)</w:t>
       </w:r>
@@ -14324,7 +14324,7 @@
       <w:pPr>
         <w:pStyle w:val="Heading2"/>
       </w:pPr>
-      <w:bookmarkStart w:id="27" w:name="_Toc242011473"/>
+      <w:bookmarkStart w:id="27" w:name="_Toc242012529"/>
       <w:r>
         <w:t>8.11 Case page</w:t>
       </w:r>
@@ -14945,7 +14945,7 @@
       <w:pPr>
         <w:pStyle w:val="Heading2"/>
       </w:pPr>
-      <w:bookmarkStart w:id="28" w:name="_Toc242011474"/>
+      <w:bookmarkStart w:id="28" w:name="_Toc242012530"/>
       <w:r>
         <w:t>8.12 Pre-Interview Profile (PROIT) and its review screen</w:t>
       </w:r>
@@ -15248,7 +15248,7 @@
       <w:pPr>
         <w:pStyle w:val="Heading2"/>
       </w:pPr>
-      <w:bookmarkStart w:id="29" w:name="_Toc242011475"/>
+      <w:bookmarkStart w:id="29" w:name="_Toc242012531"/>
       <w:r>
         <w:t>8.13 Interview sheet (verifying a locked profile)</w:t>
       </w:r>
@@ -15762,7 +15762,7 @@
       <w:pPr>
         <w:pStyle w:val="Heading2"/>
       </w:pPr>
-      <w:bookmarkStart w:id="30" w:name="_Toc242011476"/>
+      <w:bookmarkStart w:id="30" w:name="_Toc242012532"/>
       <w:r>
         <w:t>8.14 Register Organisation</w:t>
       </w:r>
@@ -16065,7 +16065,7 @@
       <w:pPr>
         <w:pStyle w:val="Heading2"/>
       </w:pPr>
-      <w:bookmarkStart w:id="31" w:name="_Toc242011477"/>
+      <w:bookmarkStart w:id="31" w:name="_Toc242012533"/>
       <w:r>
         <w:t>8.15 Appointment Queue</w:t>
       </w:r>
@@ -16475,7 +16475,7 @@
       <w:pPr>
         <w:pStyle w:val="Heading2"/>
       </w:pPr>
-      <w:bookmarkStart w:id="32" w:name="_Toc242011478"/>
+      <w:bookmarkStart w:id="32" w:name="_Toc242012534"/>
       <w:r>
         <w:t>8.16 Follow-ups due</w:t>
       </w:r>
@@ -16886,7 +16886,7 @@
       <w:pPr>
         <w:pStyle w:val="Heading2"/>
       </w:pPr>
-      <w:bookmarkStart w:id="33" w:name="_Toc242011479"/>
+      <w:bookmarkStart w:id="33" w:name="_Toc242012535"/>
       <w:r>
         <w:t>8.17 Reserve Activation</w:t>
       </w:r>
@@ -17189,7 +17189,7 @@
       <w:pPr>
         <w:pStyle w:val="Heading2"/>
       </w:pPr>
-      <w:bookmarkStart w:id="34" w:name="_Toc242011480"/>
+      <w:bookmarkStart w:id="34" w:name="_Toc242012536"/>
       <w:r>
         <w:t>8.18 QA Queue (with the KoboToolbox sync panel)</w:t>
       </w:r>
@@ -17492,7 +17492,7 @@
       <w:pPr>
         <w:pStyle w:val="Heading2"/>
       </w:pPr>
-      <w:bookmarkStart w:id="35" w:name="_Toc242011481"/>
+      <w:bookmarkStart w:id="35" w:name="_Toc242012537"/>
       <w:r>
         <w:t>8.19 QA Exceptions</w:t>
       </w:r>
@@ -17902,7 +17902,7 @@
       <w:pPr>
         <w:pStyle w:val="Heading2"/>
       </w:pPr>
-      <w:bookmarkStart w:id="36" w:name="_Toc242011482"/>
+      <w:bookmarkStart w:id="36" w:name="_Toc242012538"/>
       <w:r>
         <w:lastRenderedPageBreak/>
         <w:t>8.20 KII Register</w:t>
@@ -18416,7 +18416,7 @@
       <w:pPr>
         <w:pStyle w:val="Heading2"/>
       </w:pPr>
-      <w:bookmarkStart w:id="37" w:name="_Toc242011483"/>
+      <w:bookmarkStart w:id="37" w:name="_Toc242012539"/>
       <w:r>
         <w:t>8.21 KII record</w:t>
       </w:r>
@@ -18719,7 +18719,7 @@
       <w:pPr>
         <w:pStyle w:val="Heading2"/>
       </w:pPr>
-      <w:bookmarkStart w:id="38" w:name="_Toc242011484"/>
+      <w:bookmarkStart w:id="38" w:name="_Toc242012540"/>
       <w:r>
         <w:t>8.22 Documents (the corpus)</w:t>
       </w:r>
@@ -19232,7 +19232,7 @@
       <w:pPr>
         <w:pStyle w:val="Heading2"/>
       </w:pPr>
-      <w:bookmarkStart w:id="39" w:name="_Toc242011485"/>
+      <w:bookmarkStart w:id="39" w:name="_Toc242012541"/>
       <w:r>
         <w:t>8.23 Document record</w:t>
       </w:r>
@@ -19536,7 +19536,7 @@
       <w:pPr>
         <w:pStyle w:val="Heading2"/>
       </w:pPr>
-      <w:bookmarkStart w:id="40" w:name="_Toc242011486"/>
+      <w:bookmarkStart w:id="40" w:name="_Toc242012542"/>
       <w:r>
         <w:t>8.24 Auto-fill review screen</w:t>
       </w:r>
@@ -19839,7 +19839,7 @@
       <w:pPr>
         <w:pStyle w:val="Heading2"/>
       </w:pPr>
-      <w:bookmarkStart w:id="41" w:name="_Toc242011487"/>
+      <w:bookmarkStart w:id="41" w:name="_Toc242012543"/>
       <w:r>
         <w:t>8.25 Completed forms (Form PDFs)</w:t>
       </w:r>
@@ -20569,7 +20569,7 @@
       <w:pPr>
         <w:pStyle w:val="Heading2"/>
       </w:pPr>
-      <w:bookmarkStart w:id="42" w:name="_Toc242011488"/>
+      <w:bookmarkStart w:id="42" w:name="_Toc242012544"/>
       <w:r>
         <w:lastRenderedPageBreak/>
         <w:t>8.26 Cost Dashboard</w:t>
@@ -20917,7 +20917,7 @@
         <w:sz w:val="16"/>
         <w:szCs w:val="16"/>
       </w:rPr>
-      <w:t>Version 1.20 · 4 October 2026</w:t>
+      <w:t>Version 1.21 · 4 October 2026</w:t>
     </w:r>
     <w:r>
       <w:rPr>
@@ -21090,10 +21090,10 @@
 <file path=word/numbering.xml><?xml version="1.0" encoding="utf-8"?>
 <w:numbering xmlns:wpc="http://schemas.microsoft.com/office/word/2010/wordprocessingCanvas" xmlns:cx="http://schemas.microsoft.com/office/drawing/2014/chartex" xmlns:cx1="http://schemas.microsoft.com/office/drawing/2015/9/8/chartex" xmlns:cx2="http://schemas.microsoft.com/office/drawing/2015/10/21/chartex" xmlns:cx3="http://schemas.microsoft.com/office/drawing/2016/5/9/chartex" xmlns:cx4="http://schemas.microsoft.com/office/drawing/2016/5/10/chartex" xmlns:cx5="http://schemas.microsoft.com/office/drawing/2016/5/11/chartex" xmlns:cx6="http://schemas.microsoft.com/office/drawing/2016/5/12/chartex" xmlns:cx7="http://schemas.microsoft.com/office/drawing/2016/5/13/chartex" xmlns:cx8="http://schemas.microsoft.com/office/drawing/2016/5/14/chartex" xmlns:mc="http://schemas.openxmlformats.org/markup-compatibility/2006" xmlns:aink="http://schemas.microsoft.com/office/drawing/2016/ink" xmlns:am3d="http://schemas.microsoft.com/office/drawing/2017/model3d" xmlns:o="urn:schemas-microsoft-com:office:office" xmlns:oel="http://schemas.microsoft.com/office/2019/extlst" xmlns:r="http://schemas.openxmlformats.org/officeDocument/2006/relationships" xmlns:m="http://schemas.openxmlformats.org/officeDocument/2006/math" xmlns:v="urn:schemas-microsoft-com:vml" xmlns:wp14="http://schemas.microsoft.com/office/word/2010/wordprocessingDrawing" xmlns:wp="http://schemas.openxmlformats.org/drawingml/2006/wordprocessingDrawing" xmlns:w10="urn:schemas-microsoft-com:office:word" xmlns:w="http://schemas.openxmlformats.org/wordprocessingml/2006/main" xmlns:w14="http://schemas.microsoft.com/office/word/2010/wordml" xmlns:w15="http://schemas.microsoft.com/office/word/2012/wordml" xmlns:w16cex="http://schemas.microsoft.com/office/word/2018/wordml/cex" xmlns:w16cid="http://schemas.microsoft.com/office/word/2016/wordml/cid" xmlns:w16="http://schemas.microsoft.com/office/word/2018/wordml" xmlns:w16sdtdh="http://schemas.microsoft.com/office/word/2020/wordml/sdtdatahash" xmlns:w16se="http://schemas.microsoft.com/office/word/2015/wordml/symex" xmlns:wpg="http://schemas.microsoft.com/office/word/2010/wordprocessingGroup" xmlns:wpi="http://schemas.microsoft.com/office/word/2010/wordprocessingInk" xmlns:wne="http://schemas.microsoft.com/office/word/2006/wordml" xmlns:wps="http://schemas.microsoft.com/office/word/2010/wordprocessingShape" mc:Ignorable="w14 w15 w16se w16cid w16 w16cex w16sdtdh wp14">
   <w:abstractNum w:abstractNumId="0" w15:restartNumberingAfterBreak="0">
-    <w:nsid w:val="10536C7A"/>
+    <w:nsid w:val="06B75BF4"/>
     <w:multiLevelType w:val="hybridMultilevel"/>
-    <w:tmpl w:val="C3DC3FDC"/>
-    <w:lvl w:ilvl="0" w:tplc="6B983110">
+    <w:tmpl w:val="BFD00B84"/>
+    <w:lvl w:ilvl="0" w:tplc="2078EF94">
       <w:start w:val="1"/>
       <w:numFmt w:val="decimal"/>
       <w:lvlText w:val="%1."/>
@@ -21107,52 +21107,196 @@
         <w:color w:val="A67C27"/>
       </w:rPr>
     </w:lvl>
-    <w:lvl w:ilvl="1" w:tplc="AB7C3668">
+    <w:lvl w:ilvl="1" w:tplc="BD68C3D6">
       <w:numFmt w:val="decimal"/>
       <w:lvlText w:val=""/>
       <w:lvlJc w:val="left"/>
     </w:lvl>
-    <w:lvl w:ilvl="2" w:tplc="BBAE782C">
+    <w:lvl w:ilvl="2" w:tplc="69625984">
       <w:numFmt w:val="decimal"/>
       <w:lvlText w:val=""/>
       <w:lvlJc w:val="left"/>
     </w:lvl>
-    <w:lvl w:ilvl="3" w:tplc="BCCA4446">
+    <w:lvl w:ilvl="3" w:tplc="8C1809DE">
       <w:numFmt w:val="decimal"/>
       <w:lvlText w:val=""/>
       <w:lvlJc w:val="left"/>
     </w:lvl>
-    <w:lvl w:ilvl="4" w:tplc="9460BF3C">
+    <w:lvl w:ilvl="4" w:tplc="DB34DF7A">
       <w:numFmt w:val="decimal"/>
       <w:lvlText w:val=""/>
       <w:lvlJc w:val="left"/>
     </w:lvl>
-    <w:lvl w:ilvl="5" w:tplc="D55E02BE">
+    <w:lvl w:ilvl="5" w:tplc="0BAE6CE0">
       <w:numFmt w:val="decimal"/>
       <w:lvlText w:val=""/>
       <w:lvlJc w:val="left"/>
     </w:lvl>
-    <w:lvl w:ilvl="6" w:tplc="B64E4290">
+    <w:lvl w:ilvl="6" w:tplc="319E0A02">
       <w:numFmt w:val="decimal"/>
       <w:lvlText w:val=""/>
       <w:lvlJc w:val="left"/>
     </w:lvl>
-    <w:lvl w:ilvl="7" w:tplc="22F8ED44">
+    <w:lvl w:ilvl="7" w:tplc="5E0EA2FE">
       <w:numFmt w:val="decimal"/>
       <w:lvlText w:val=""/>
       <w:lvlJc w:val="left"/>
     </w:lvl>
-    <w:lvl w:ilvl="8" w:tplc="F24E49B2">
+    <w:lvl w:ilvl="8" w:tplc="8378F87E">
       <w:numFmt w:val="decimal"/>
       <w:lvlText w:val=""/>
       <w:lvlJc w:val="left"/>
     </w:lvl>
   </w:abstractNum>
   <w:abstractNum w:abstractNumId="1" w15:restartNumberingAfterBreak="0">
-    <w:nsid w:val="24D07DCF"/>
+    <w:nsid w:val="1D057818"/>
     <w:multiLevelType w:val="hybridMultilevel"/>
-    <w:tmpl w:val="8514E1D8"/>
-    <w:lvl w:ilvl="0" w:tplc="CCEC08BC">
+    <w:tmpl w:val="20861716"/>
+    <w:lvl w:ilvl="0" w:tplc="215079B6">
+      <w:start w:val="1"/>
+      <w:numFmt w:val="bullet"/>
+      <w:lvlText w:val="●"/>
+      <w:lvlJc w:val="left"/>
+      <w:pPr>
+        <w:ind w:left="720" w:hanging="360"/>
+      </w:pPr>
+    </w:lvl>
+    <w:lvl w:ilvl="1" w:tplc="CCACA190">
+      <w:start w:val="1"/>
+      <w:numFmt w:val="bullet"/>
+      <w:lvlText w:val="○"/>
+      <w:lvlJc w:val="left"/>
+      <w:pPr>
+        <w:ind w:left="1440" w:hanging="360"/>
+      </w:pPr>
+    </w:lvl>
+    <w:lvl w:ilvl="2" w:tplc="B338DFB8">
+      <w:start w:val="1"/>
+      <w:numFmt w:val="bullet"/>
+      <w:lvlText w:val="■"/>
+      <w:lvlJc w:val="left"/>
+      <w:pPr>
+        <w:ind w:left="2160" w:hanging="360"/>
+      </w:pPr>
+    </w:lvl>
+    <w:lvl w:ilvl="3" w:tplc="31CA7B5A">
+      <w:start w:val="1"/>
+      <w:numFmt w:val="bullet"/>
+      <w:lvlText w:val="●"/>
+      <w:lvlJc w:val="left"/>
+      <w:pPr>
+        <w:ind w:left="2880" w:hanging="360"/>
+      </w:pPr>
+    </w:lvl>
+    <w:lvl w:ilvl="4" w:tplc="C31CAFE8">
+      <w:start w:val="1"/>
+      <w:numFmt w:val="bullet"/>
+      <w:lvlText w:val="○"/>
+      <w:lvlJc w:val="left"/>
+      <w:pPr>
+        <w:ind w:left="3600" w:hanging="360"/>
+      </w:pPr>
+    </w:lvl>
+    <w:lvl w:ilvl="5" w:tplc="C3925EDC">
+      <w:start w:val="1"/>
+      <w:numFmt w:val="bullet"/>
+      <w:lvlText w:val="■"/>
+      <w:lvlJc w:val="left"/>
+      <w:pPr>
+        <w:ind w:left="4320" w:hanging="360"/>
+      </w:pPr>
+    </w:lvl>
+    <w:lvl w:ilvl="6" w:tplc="9CCCB2C0">
+      <w:start w:val="1"/>
+      <w:numFmt w:val="bullet"/>
+      <w:lvlText w:val="●"/>
+      <w:lvlJc w:val="left"/>
+      <w:pPr>
+        <w:ind w:left="5040" w:hanging="360"/>
+      </w:pPr>
+    </w:lvl>
+    <w:lvl w:ilvl="7" w:tplc="2716C8F2">
+      <w:start w:val="1"/>
+      <w:numFmt w:val="bullet"/>
+      <w:lvlText w:val="●"/>
+      <w:lvlJc w:val="left"/>
+      <w:pPr>
+        <w:ind w:left="5760" w:hanging="360"/>
+      </w:pPr>
+    </w:lvl>
+    <w:lvl w:ilvl="8" w:tplc="91002B6E">
+      <w:start w:val="1"/>
+      <w:numFmt w:val="bullet"/>
+      <w:lvlText w:val="●"/>
+      <w:lvlJc w:val="left"/>
+      <w:pPr>
+        <w:ind w:left="6480" w:hanging="360"/>
+      </w:pPr>
+    </w:lvl>
+  </w:abstractNum>
+  <w:abstractNum w:abstractNumId="2" w15:restartNumberingAfterBreak="0">
+    <w:nsid w:val="1D23747C"/>
+    <w:multiLevelType w:val="hybridMultilevel"/>
+    <w:tmpl w:val="01F6A85E"/>
+    <w:lvl w:ilvl="0" w:tplc="CAB400DC">
+      <w:start w:val="1"/>
+      <w:numFmt w:val="bullet"/>
+      <w:lvlText w:val="•"/>
+      <w:lvlJc w:val="left"/>
+      <w:pPr>
+        <w:ind w:left="460" w:hanging="280"/>
+      </w:pPr>
+    </w:lvl>
+    <w:lvl w:ilvl="1" w:tplc="4028AF72">
+      <w:start w:val="1"/>
+      <w:numFmt w:val="bullet"/>
+      <w:lvlText w:val="–"/>
+      <w:lvlJc w:val="left"/>
+      <w:pPr>
+        <w:ind w:left="900" w:hanging="280"/>
+      </w:pPr>
+    </w:lvl>
+    <w:lvl w:ilvl="2" w:tplc="2B969CCA">
+      <w:numFmt w:val="decimal"/>
+      <w:lvlText w:val=""/>
+      <w:lvlJc w:val="left"/>
+    </w:lvl>
+    <w:lvl w:ilvl="3" w:tplc="60A6147E">
+      <w:numFmt w:val="decimal"/>
+      <w:lvlText w:val=""/>
+      <w:lvlJc w:val="left"/>
+    </w:lvl>
+    <w:lvl w:ilvl="4" w:tplc="883CF690">
+      <w:numFmt w:val="decimal"/>
+      <w:lvlText w:val=""/>
+      <w:lvlJc w:val="left"/>
+    </w:lvl>
+    <w:lvl w:ilvl="5" w:tplc="B802C102">
+      <w:numFmt w:val="decimal"/>
+      <w:lvlText w:val=""/>
+      <w:lvlJc w:val="left"/>
+    </w:lvl>
+    <w:lvl w:ilvl="6" w:tplc="DAF0E4CC">
+      <w:numFmt w:val="decimal"/>
+      <w:lvlText w:val=""/>
+      <w:lvlJc w:val="left"/>
+    </w:lvl>
+    <w:lvl w:ilvl="7" w:tplc="F0E4115E">
+      <w:numFmt w:val="decimal"/>
+      <w:lvlText w:val=""/>
+      <w:lvlJc w:val="left"/>
+    </w:lvl>
+    <w:lvl w:ilvl="8" w:tplc="ABEC2E5C">
+      <w:numFmt w:val="decimal"/>
+      <w:lvlText w:val=""/>
+      <w:lvlJc w:val="left"/>
+    </w:lvl>
+  </w:abstractNum>
+  <w:abstractNum w:abstractNumId="3" w15:restartNumberingAfterBreak="0">
+    <w:nsid w:val="22B12B5C"/>
+    <w:multiLevelType w:val="hybridMultilevel"/>
+    <w:tmpl w:val="5B1EFC86"/>
+    <w:lvl w:ilvl="0" w:tplc="50F89978">
       <w:start w:val="1"/>
       <w:numFmt w:val="decimal"/>
       <w:lvlText w:val="%1."/>
@@ -21166,52 +21310,52 @@
         <w:color w:val="A67C27"/>
       </w:rPr>
     </w:lvl>
-    <w:lvl w:ilvl="1" w:tplc="70A4D20A">
+    <w:lvl w:ilvl="1" w:tplc="12D8425C">
       <w:numFmt w:val="decimal"/>
       <w:lvlText w:val=""/>
       <w:lvlJc w:val="left"/>
     </w:lvl>
-    <w:lvl w:ilvl="2" w:tplc="4CAE3B9A">
+    <w:lvl w:ilvl="2" w:tplc="523C2A9A">
       <w:numFmt w:val="decimal"/>
       <w:lvlText w:val=""/>
       <w:lvlJc w:val="left"/>
     </w:lvl>
-    <w:lvl w:ilvl="3" w:tplc="168C7354">
+    <w:lvl w:ilvl="3" w:tplc="A378D736">
       <w:numFmt w:val="decimal"/>
       <w:lvlText w:val=""/>
       <w:lvlJc w:val="left"/>
     </w:lvl>
-    <w:lvl w:ilvl="4" w:tplc="DF66F328">
+    <w:lvl w:ilvl="4" w:tplc="EC7E1E32">
       <w:numFmt w:val="decimal"/>
       <w:lvlText w:val=""/>
       <w:lvlJc w:val="left"/>
     </w:lvl>
-    <w:lvl w:ilvl="5" w:tplc="DEB08F8C">
+    <w:lvl w:ilvl="5" w:tplc="BD029A26">
       <w:numFmt w:val="decimal"/>
       <w:lvlText w:val=""/>
       <w:lvlJc w:val="left"/>
     </w:lvl>
-    <w:lvl w:ilvl="6" w:tplc="6466F97A">
+    <w:lvl w:ilvl="6" w:tplc="30966DEC">
       <w:numFmt w:val="decimal"/>
       <w:lvlText w:val=""/>
       <w:lvlJc w:val="left"/>
     </w:lvl>
-    <w:lvl w:ilvl="7" w:tplc="7902D5DA">
+    <w:lvl w:ilvl="7" w:tplc="894A858C">
       <w:numFmt w:val="decimal"/>
       <w:lvlText w:val=""/>
       <w:lvlJc w:val="left"/>
     </w:lvl>
-    <w:lvl w:ilvl="8" w:tplc="B1D82E46">
+    <w:lvl w:ilvl="8" w:tplc="AECEAF26">
       <w:numFmt w:val="decimal"/>
       <w:lvlText w:val=""/>
       <w:lvlJc w:val="left"/>
     </w:lvl>
   </w:abstractNum>
-  <w:abstractNum w:abstractNumId="2" w15:restartNumberingAfterBreak="0">
-    <w:nsid w:val="2CFE4E29"/>
+  <w:abstractNum w:abstractNumId="4" w15:restartNumberingAfterBreak="0">
+    <w:nsid w:val="3193238E"/>
     <w:multiLevelType w:val="hybridMultilevel"/>
-    <w:tmpl w:val="5D90B218"/>
-    <w:lvl w:ilvl="0" w:tplc="E5B4E15A">
+    <w:tmpl w:val="5300A712"/>
+    <w:lvl w:ilvl="0" w:tplc="DFEAD8DC">
       <w:start w:val="1"/>
       <w:numFmt w:val="decimal"/>
       <w:lvlText w:val="%1."/>
@@ -21225,110 +21369,52 @@
         <w:color w:val="A67C27"/>
       </w:rPr>
     </w:lvl>
-    <w:lvl w:ilvl="1" w:tplc="EDC8B7EE">
+    <w:lvl w:ilvl="1" w:tplc="F8406BBA">
       <w:numFmt w:val="decimal"/>
       <w:lvlText w:val=""/>
       <w:lvlJc w:val="left"/>
     </w:lvl>
-    <w:lvl w:ilvl="2" w:tplc="C9F8DB3C">
+    <w:lvl w:ilvl="2" w:tplc="40962CE4">
       <w:numFmt w:val="decimal"/>
       <w:lvlText w:val=""/>
       <w:lvlJc w:val="left"/>
     </w:lvl>
-    <w:lvl w:ilvl="3" w:tplc="0B24B126">
+    <w:lvl w:ilvl="3" w:tplc="70DE7BDE">
       <w:numFmt w:val="decimal"/>
       <w:lvlText w:val=""/>
       <w:lvlJc w:val="left"/>
     </w:lvl>
-    <w:lvl w:ilvl="4" w:tplc="99FE2162">
+    <w:lvl w:ilvl="4" w:tplc="8D5217E8">
       <w:numFmt w:val="decimal"/>
       <w:lvlText w:val=""/>
       <w:lvlJc w:val="left"/>
     </w:lvl>
-    <w:lvl w:ilvl="5" w:tplc="3026A2D2">
+    <w:lvl w:ilvl="5" w:tplc="88685CEC">
       <w:numFmt w:val="decimal"/>
       <w:lvlText w:val=""/>
       <w:lvlJc w:val="left"/>
     </w:lvl>
-    <w:lvl w:ilvl="6" w:tplc="FC4CBA40">
+    <w:lvl w:ilvl="6" w:tplc="49CECD5E">
       <w:numFmt w:val="decimal"/>
       <w:lvlText w:val=""/>
       <w:lvlJc w:val="left"/>
     </w:lvl>
-    <w:lvl w:ilvl="7" w:tplc="D4B6C346">
+    <w:lvl w:ilvl="7" w:tplc="23C8033A">
       <w:numFmt w:val="decimal"/>
       <w:lvlText w:val=""/>
       <w:lvlJc w:val="left"/>
     </w:lvl>
-    <w:lvl w:ilvl="8" w:tplc="D39EE0DE">
+    <w:lvl w:ilvl="8" w:tplc="308A994E">
       <w:numFmt w:val="decimal"/>
       <w:lvlText w:val=""/>
       <w:lvlJc w:val="left"/>
     </w:lvl>
   </w:abstractNum>
-  <w:abstractNum w:abstractNumId="3" w15:restartNumberingAfterBreak="0">
-    <w:nsid w:val="38B37A43"/>
+  <w:abstractNum w:abstractNumId="5" w15:restartNumberingAfterBreak="0">
+    <w:nsid w:val="444850DE"/>
     <w:multiLevelType w:val="hybridMultilevel"/>
-    <w:tmpl w:val="6BE0E294"/>
-    <w:lvl w:ilvl="0" w:tplc="041283E8">
-      <w:start w:val="1"/>
-      <w:numFmt w:val="bullet"/>
-      <w:lvlText w:val="•"/>
-      <w:lvlJc w:val="left"/>
-      <w:pPr>
-        <w:ind w:left="460" w:hanging="280"/>
-      </w:pPr>
-    </w:lvl>
-    <w:lvl w:ilvl="1" w:tplc="EE049FD0">
-      <w:start w:val="1"/>
-      <w:numFmt w:val="bullet"/>
-      <w:lvlText w:val="–"/>
-      <w:lvlJc w:val="left"/>
-      <w:pPr>
-        <w:ind w:left="900" w:hanging="280"/>
-      </w:pPr>
-    </w:lvl>
-    <w:lvl w:ilvl="2" w:tplc="58203F40">
-      <w:numFmt w:val="decimal"/>
-      <w:lvlText w:val=""/>
-      <w:lvlJc w:val="left"/>
-    </w:lvl>
-    <w:lvl w:ilvl="3" w:tplc="F6C0A83C">
-      <w:numFmt w:val="decimal"/>
-      <w:lvlText w:val=""/>
-      <w:lvlJc w:val="left"/>
-    </w:lvl>
-    <w:lvl w:ilvl="4" w:tplc="BAEA36AA">
-      <w:numFmt w:val="decimal"/>
-      <w:lvlText w:val=""/>
-      <w:lvlJc w:val="left"/>
-    </w:lvl>
-    <w:lvl w:ilvl="5" w:tplc="896C58AC">
-      <w:numFmt w:val="decimal"/>
-      <w:lvlText w:val=""/>
-      <w:lvlJc w:val="left"/>
-    </w:lvl>
-    <w:lvl w:ilvl="6" w:tplc="346CA35C">
-      <w:numFmt w:val="decimal"/>
-      <w:lvlText w:val=""/>
-      <w:lvlJc w:val="left"/>
-    </w:lvl>
-    <w:lvl w:ilvl="7" w:tplc="A80EA6F4">
-      <w:numFmt w:val="decimal"/>
-      <w:lvlText w:val=""/>
-      <w:lvlJc w:val="left"/>
-    </w:lvl>
-    <w:lvl w:ilvl="8" w:tplc="807CA384">
-      <w:numFmt w:val="decimal"/>
-      <w:lvlText w:val=""/>
-      <w:lvlJc w:val="left"/>
-    </w:lvl>
-  </w:abstractNum>
-  <w:abstractNum w:abstractNumId="4" w15:restartNumberingAfterBreak="0">
-    <w:nsid w:val="56CC0F85"/>
-    <w:multiLevelType w:val="hybridMultilevel"/>
-    <w:tmpl w:val="0C0ED1DE"/>
-    <w:lvl w:ilvl="0" w:tplc="EC8EBDD2">
+    <w:tmpl w:val="4300A358"/>
+    <w:lvl w:ilvl="0" w:tplc="F5263D20">
       <w:start w:val="1"/>
       <w:numFmt w:val="decimal"/>
       <w:lvlText w:val="%1."/>
@@ -21342,138 +21428,52 @@
         <w:color w:val="A67C27"/>
       </w:rPr>
     </w:lvl>
-    <w:lvl w:ilvl="1" w:tplc="CFE89844">
+    <w:lvl w:ilvl="1" w:tplc="455A099A">
       <w:numFmt w:val="decimal"/>
       <w:lvlText w:val=""/>
       <w:lvlJc w:val="left"/>
     </w:lvl>
-    <w:lvl w:ilvl="2" w:tplc="D8B2C1D6">
+    <w:lvl w:ilvl="2" w:tplc="D04A29DA">
       <w:numFmt w:val="decimal"/>
       <w:lvlText w:val=""/>
       <w:lvlJc w:val="left"/>
     </w:lvl>
-    <w:lvl w:ilvl="3" w:tplc="BE823712">
+    <w:lvl w:ilvl="3" w:tplc="0742C840">
       <w:numFmt w:val="decimal"/>
       <w:lvlText w:val=""/>
       <w:lvlJc w:val="left"/>
     </w:lvl>
-    <w:lvl w:ilvl="4" w:tplc="094E5C9E">
+    <w:lvl w:ilvl="4" w:tplc="F580D2DA">
       <w:numFmt w:val="decimal"/>
       <w:lvlText w:val=""/>
       <w:lvlJc w:val="left"/>
     </w:lvl>
-    <w:lvl w:ilvl="5" w:tplc="AE183C02">
+    <w:lvl w:ilvl="5" w:tplc="70A6F522">
       <w:numFmt w:val="decimal"/>
       <w:lvlText w:val=""/>
       <w:lvlJc w:val="left"/>
     </w:lvl>
-    <w:lvl w:ilvl="6" w:tplc="76B81314">
+    <w:lvl w:ilvl="6" w:tplc="E14CDF2E">
       <w:numFmt w:val="decimal"/>
       <w:lvlText w:val=""/>
       <w:lvlJc w:val="left"/>
     </w:lvl>
-    <w:lvl w:ilvl="7" w:tplc="4296010C">
+    <w:lvl w:ilvl="7" w:tplc="8A2E7584">
       <w:numFmt w:val="decimal"/>
       <w:lvlText w:val=""/>
       <w:lvlJc w:val="left"/>
     </w:lvl>
-    <w:lvl w:ilvl="8" w:tplc="670CC9BE">
+    <w:lvl w:ilvl="8" w:tplc="BCEC3BAC">
       <w:numFmt w:val="decimal"/>
       <w:lvlText w:val=""/>
       <w:lvlJc w:val="left"/>
     </w:lvl>
   </w:abstractNum>
-  <w:abstractNum w:abstractNumId="5" w15:restartNumberingAfterBreak="0">
-    <w:nsid w:val="730679CE"/>
+  <w:abstractNum w:abstractNumId="6" w15:restartNumberingAfterBreak="0">
+    <w:nsid w:val="678D584F"/>
     <w:multiLevelType w:val="hybridMultilevel"/>
-    <w:tmpl w:val="57BEAB00"/>
-    <w:lvl w:ilvl="0" w:tplc="8A6A8CD0">
-      <w:start w:val="1"/>
-      <w:numFmt w:val="bullet"/>
-      <w:lvlText w:val="●"/>
-      <w:lvlJc w:val="left"/>
-      <w:pPr>
-        <w:ind w:left="720" w:hanging="360"/>
-      </w:pPr>
-    </w:lvl>
-    <w:lvl w:ilvl="1" w:tplc="997496BE">
-      <w:start w:val="1"/>
-      <w:numFmt w:val="bullet"/>
-      <w:lvlText w:val="○"/>
-      <w:lvlJc w:val="left"/>
-      <w:pPr>
-        <w:ind w:left="1440" w:hanging="360"/>
-      </w:pPr>
-    </w:lvl>
-    <w:lvl w:ilvl="2" w:tplc="71D43FDA">
-      <w:start w:val="1"/>
-      <w:numFmt w:val="bullet"/>
-      <w:lvlText w:val="■"/>
-      <w:lvlJc w:val="left"/>
-      <w:pPr>
-        <w:ind w:left="2160" w:hanging="360"/>
-      </w:pPr>
-    </w:lvl>
-    <w:lvl w:ilvl="3" w:tplc="173E14E2">
-      <w:start w:val="1"/>
-      <w:numFmt w:val="bullet"/>
-      <w:lvlText w:val="●"/>
-      <w:lvlJc w:val="left"/>
-      <w:pPr>
-        <w:ind w:left="2880" w:hanging="360"/>
-      </w:pPr>
-    </w:lvl>
-    <w:lvl w:ilvl="4" w:tplc="6FCA2F58">
-      <w:start w:val="1"/>
-      <w:numFmt w:val="bullet"/>
-      <w:lvlText w:val="○"/>
-      <w:lvlJc w:val="left"/>
-      <w:pPr>
-        <w:ind w:left="3600" w:hanging="360"/>
-      </w:pPr>
-    </w:lvl>
-    <w:lvl w:ilvl="5" w:tplc="8E7A6078">
-      <w:start w:val="1"/>
-      <w:numFmt w:val="bullet"/>
-      <w:lvlText w:val="■"/>
-      <w:lvlJc w:val="left"/>
-      <w:pPr>
-        <w:ind w:left="4320" w:hanging="360"/>
-      </w:pPr>
-    </w:lvl>
-    <w:lvl w:ilvl="6" w:tplc="623E3E1A">
-      <w:start w:val="1"/>
-      <w:numFmt w:val="bullet"/>
-      <w:lvlText w:val="●"/>
-      <w:lvlJc w:val="left"/>
-      <w:pPr>
-        <w:ind w:left="5040" w:hanging="360"/>
-      </w:pPr>
-    </w:lvl>
-    <w:lvl w:ilvl="7" w:tplc="E8BC1EC0">
-      <w:start w:val="1"/>
-      <w:numFmt w:val="bullet"/>
-      <w:lvlText w:val="●"/>
-      <w:lvlJc w:val="left"/>
-      <w:pPr>
-        <w:ind w:left="5760" w:hanging="360"/>
-      </w:pPr>
-    </w:lvl>
-    <w:lvl w:ilvl="8" w:tplc="0FF8EC50">
-      <w:start w:val="1"/>
-      <w:numFmt w:val="bullet"/>
-      <w:lvlText w:val="●"/>
-      <w:lvlJc w:val="left"/>
-      <w:pPr>
-        <w:ind w:left="6480" w:hanging="360"/>
-      </w:pPr>
-    </w:lvl>
-  </w:abstractNum>
-  <w:abstractNum w:abstractNumId="6" w15:restartNumberingAfterBreak="0">
-    <w:nsid w:val="7B774D1C"/>
-    <w:multiLevelType w:val="hybridMultilevel"/>
-    <w:tmpl w:val="CC160BC6"/>
-    <w:lvl w:ilvl="0" w:tplc="15CA33B6">
+    <w:tmpl w:val="35321B50"/>
+    <w:lvl w:ilvl="0" w:tplc="19FC46A2">
       <w:start w:val="1"/>
       <w:numFmt w:val="decimal"/>
       <w:lvlText w:val="%1."/>
@@ -21487,85 +21487,85 @@
         <w:color w:val="A67C27"/>
       </w:rPr>
     </w:lvl>
-    <w:lvl w:ilvl="1" w:tplc="387435C2">
+    <w:lvl w:ilvl="1" w:tplc="1E40FE40">
       <w:numFmt w:val="decimal"/>
       <w:lvlText w:val=""/>
       <w:lvlJc w:val="left"/>
     </w:lvl>
-    <w:lvl w:ilvl="2" w:tplc="DF4288CA">
+    <w:lvl w:ilvl="2" w:tplc="9348D030">
       <w:numFmt w:val="decimal"/>
       <w:lvlText w:val=""/>
       <w:lvlJc w:val="left"/>
     </w:lvl>
-    <w:lvl w:ilvl="3" w:tplc="2C4CE672">
+    <w:lvl w:ilvl="3" w:tplc="6716276E">
       <w:numFmt w:val="decimal"/>
       <w:lvlText w:val=""/>
       <w:lvlJc w:val="left"/>
     </w:lvl>
-    <w:lvl w:ilvl="4" w:tplc="27CAD004">
+    <w:lvl w:ilvl="4" w:tplc="10086F6A">
       <w:numFmt w:val="decimal"/>
       <w:lvlText w:val=""/>
       <w:lvlJc w:val="left"/>
     </w:lvl>
-    <w:lvl w:ilvl="5" w:tplc="BA36273E">
+    <w:lvl w:ilvl="5" w:tplc="AE627DD8">
       <w:numFmt w:val="decimal"/>
       <w:lvlText w:val=""/>
       <w:lvlJc w:val="left"/>
     </w:lvl>
-    <w:lvl w:ilvl="6" w:tplc="F2E832CC">
+    <w:lvl w:ilvl="6" w:tplc="464E8FC6">
       <w:numFmt w:val="decimal"/>
       <w:lvlText w:val=""/>
       <w:lvlJc w:val="left"/>
     </w:lvl>
-    <w:lvl w:ilvl="7" w:tplc="3E5C9F3A">
+    <w:lvl w:ilvl="7" w:tplc="05E09E96">
       <w:numFmt w:val="decimal"/>
       <w:lvlText w:val=""/>
       <w:lvlJc w:val="left"/>
     </w:lvl>
-    <w:lvl w:ilvl="8" w:tplc="1DE0927C">
+    <w:lvl w:ilvl="8" w:tplc="4A948FE6">
       <w:numFmt w:val="decimal"/>
       <w:lvlText w:val=""/>
       <w:lvlJc w:val="left"/>
     </w:lvl>
   </w:abstractNum>
-  <w:num w:numId="1" w16cid:durableId="541985428">
+  <w:num w:numId="1" w16cid:durableId="388921343">
+    <w:abstractNumId w:val="1"/>
+    <w:lvlOverride w:ilvl="0">
+      <w:startOverride w:val="1"/>
+    </w:lvlOverride>
+  </w:num>
+  <w:num w:numId="2" w16cid:durableId="909583571">
+    <w:abstractNumId w:val="2"/>
+    <w:lvlOverride w:ilvl="0">
+      <w:startOverride w:val="1"/>
+    </w:lvlOverride>
+  </w:num>
+  <w:num w:numId="3" w16cid:durableId="540631155">
+    <w:abstractNumId w:val="4"/>
+    <w:lvlOverride w:ilvl="0">
+      <w:startOverride w:val="1"/>
+    </w:lvlOverride>
+  </w:num>
+  <w:num w:numId="4" w16cid:durableId="348023029">
     <w:abstractNumId w:val="5"/>
     <w:lvlOverride w:ilvl="0">
       <w:startOverride w:val="1"/>
     </w:lvlOverride>
   </w:num>
-  <w:num w:numId="2" w16cid:durableId="1396856437">
+  <w:num w:numId="5" w16cid:durableId="857618911">
     <w:abstractNumId w:val="3"/>
     <w:lvlOverride w:ilvl="0">
       <w:startOverride w:val="1"/>
     </w:lvlOverride>
   </w:num>
-  <w:num w:numId="3" w16cid:durableId="712315047">
-    <w:abstractNumId w:val="6"/>
-    <w:lvlOverride w:ilvl="0">
-      <w:startOverride w:val="1"/>
-    </w:lvlOverride>
-  </w:num>
-  <w:num w:numId="4" w16cid:durableId="1004354347">
-    <w:abstractNumId w:val="4"/>
-    <w:lvlOverride w:ilvl="0">
-      <w:startOverride w:val="1"/>
-    </w:lvlOverride>
-  </w:num>
-  <w:num w:numId="5" w16cid:durableId="1521510591">
-    <w:abstractNumId w:val="1"/>
-    <w:lvlOverride w:ilvl="0">
-      <w:startOverride w:val="1"/>
-    </w:lvlOverride>
-  </w:num>
-  <w:num w:numId="6" w16cid:durableId="552622921">
+  <w:num w:numId="6" w16cid:durableId="1821801985">
     <w:abstractNumId w:val="0"/>
     <w:lvlOverride w:ilvl="0">
       <w:startOverride w:val="1"/>
     </w:lvlOverride>
   </w:num>
-  <w:num w:numId="7" w16cid:durableId="1471089987">
-    <w:abstractNumId w:val="2"/>
+  <w:num w:numId="7" w16cid:durableId="1532303916">
+    <w:abstractNumId w:val="6"/>
     <w:lvlOverride w:ilvl="0">
       <w:startOverride w:val="1"/>
     </w:lvlOverride>
@@ -22190,7 +22190,7 @@
     <w:autoRedefine/>
     <w:uiPriority w:val="39"/>
     <w:unhideWhenUsed/>
-    <w:rsid w:val="009D0564"/>
+    <w:rsid w:val="00D0031D"/>
     <w:pPr>
       <w:spacing w:after="100"/>
     </w:pPr>
@@ -22202,7 +22202,7 @@
     <w:autoRedefine/>
     <w:uiPriority w:val="39"/>
     <w:unhideWhenUsed/>
-    <w:rsid w:val="009D0564"/>
+    <w:rsid w:val="00D0031D"/>
     <w:pPr>
       <w:spacing w:after="100"/>
       <w:ind w:left="210"/>

--- a/docs/manuals/Role_Guide_8_Supervisor.docx
+++ b/docs/manuals/Role_Guide_8_Supervisor.docx
@@ -69,7 +69,7 @@
           <w:left w:w="10" w:type="dxa"/>
           <w:right w:w="10" w:type="dxa"/>
         </w:tblCellMar>
-        <w:tblLook w:val="0000" w:firstRow="0" w:lastRow="0" w:firstColumn="0" w:lastColumn="0" w:noHBand="0" w:noVBand="0"/>
+        <w:tblLook w:val="04A0" w:firstRow="1" w:lastRow="0" w:firstColumn="1" w:lastColumn="0" w:noHBand="0" w:noVBand="1"/>
       </w:tblPr>
       <w:tblGrid>
         <w:gridCol w:w="2300"/>
@@ -469,7 +469,7 @@
                 <w:sz w:val="19"/>
                 <w:szCs w:val="19"/>
               </w:rPr>
-              <w:t>Version 1.21 · 4 October 2026</w:t>
+              <w:t>Version 1.22 · 4 October 2026</w:t>
             </w:r>
           </w:p>
         </w:tc>
@@ -538,7 +538,7 @@
     <w:sdt>
       <w:sdtPr>
         <w:alias w:val="Contents"/>
-        <w:id w:val="1544784467"/>
+        <w:id w:val="-1396815279"/>
       </w:sdtPr>
       <w:sdtEndPr/>
       <w:sdtContent>
@@ -567,7 +567,7 @@
           <w:r>
             <w:fldChar w:fldCharType="separate"/>
           </w:r>
-          <w:hyperlink w:anchor="_Toc242012502" w:history="1">
+          <w:hyperlink w:anchor="_Toc242020102" w:history="1">
             <w:r>
               <w:rPr>
                 <w:rStyle w:val="Hyperlink"/>
@@ -591,7 +591,7 @@
               <w:rPr>
                 <w:noProof/>
               </w:rPr>
-              <w:instrText xml:space="preserve"> PAGEREF _Toc242012502 \h </w:instrText>
+              <w:instrText xml:space="preserve"> PAGEREF _Toc242020102 \h </w:instrText>
             </w:r>
             <w:r>
               <w:rPr>
@@ -634,7 +634,7 @@
               <w14:ligatures w14:val="standardContextual"/>
             </w:rPr>
           </w:pPr>
-          <w:hyperlink w:anchor="_Toc242012503" w:history="1">
+          <w:hyperlink w:anchor="_Toc242020103" w:history="1">
             <w:r>
               <w:rPr>
                 <w:rStyle w:val="Hyperlink"/>
@@ -658,7 +658,7 @@
               <w:rPr>
                 <w:noProof/>
               </w:rPr>
-              <w:instrText xml:space="preserve"> PAGEREF _Toc242012503 \h </w:instrText>
+              <w:instrText xml:space="preserve"> PAGEREF _Toc242020103 \h </w:instrText>
             </w:r>
             <w:r>
               <w:rPr>
@@ -701,7 +701,7 @@
               <w14:ligatures w14:val="standardContextual"/>
             </w:rPr>
           </w:pPr>
-          <w:hyperlink w:anchor="_Toc242012504" w:history="1">
+          <w:hyperlink w:anchor="_Toc242020104" w:history="1">
             <w:r>
               <w:rPr>
                 <w:rStyle w:val="Hyperlink"/>
@@ -725,7 +725,7 @@
               <w:rPr>
                 <w:noProof/>
               </w:rPr>
-              <w:instrText xml:space="preserve"> PAGEREF _Toc242012504 \h </w:instrText>
+              <w:instrText xml:space="preserve"> PAGEREF _Toc242020104 \h </w:instrText>
             </w:r>
             <w:r>
               <w:rPr>
@@ -768,7 +768,7 @@
               <w14:ligatures w14:val="standardContextual"/>
             </w:rPr>
           </w:pPr>
-          <w:hyperlink w:anchor="_Toc242012505" w:history="1">
+          <w:hyperlink w:anchor="_Toc242020105" w:history="1">
             <w:r>
               <w:rPr>
                 <w:rStyle w:val="Hyperlink"/>
@@ -792,7 +792,7 @@
               <w:rPr>
                 <w:noProof/>
               </w:rPr>
-              <w:instrText xml:space="preserve"> PAGEREF _Toc242012505 \h </w:instrText>
+              <w:instrText xml:space="preserve"> PAGEREF _Toc242020105 \h </w:instrText>
             </w:r>
             <w:r>
               <w:rPr>
@@ -835,7 +835,7 @@
               <w14:ligatures w14:val="standardContextual"/>
             </w:rPr>
           </w:pPr>
-          <w:hyperlink w:anchor="_Toc242012506" w:history="1">
+          <w:hyperlink w:anchor="_Toc242020106" w:history="1">
             <w:r>
               <w:rPr>
                 <w:rStyle w:val="Hyperlink"/>
@@ -859,7 +859,7 @@
               <w:rPr>
                 <w:noProof/>
               </w:rPr>
-              <w:instrText xml:space="preserve"> PAGEREF _Toc242012506 \h </w:instrText>
+              <w:instrText xml:space="preserve"> PAGEREF _Toc242020106 \h </w:instrText>
             </w:r>
             <w:r>
               <w:rPr>
@@ -902,7 +902,7 @@
               <w14:ligatures w14:val="standardContextual"/>
             </w:rPr>
           </w:pPr>
-          <w:hyperlink w:anchor="_Toc242012507" w:history="1">
+          <w:hyperlink w:anchor="_Toc242020107" w:history="1">
             <w:r>
               <w:rPr>
                 <w:rStyle w:val="Hyperlink"/>
@@ -926,7 +926,7 @@
               <w:rPr>
                 <w:noProof/>
               </w:rPr>
-              <w:instrText xml:space="preserve"> PAGEREF _Toc242012507 \h </w:instrText>
+              <w:instrText xml:space="preserve"> PAGEREF _Toc242020107 \h </w:instrText>
             </w:r>
             <w:r>
               <w:rPr>
@@ -969,7 +969,7 @@
               <w14:ligatures w14:val="standardContextual"/>
             </w:rPr>
           </w:pPr>
-          <w:hyperlink w:anchor="_Toc242012508" w:history="1">
+          <w:hyperlink w:anchor="_Toc242020108" w:history="1">
             <w:r>
               <w:rPr>
                 <w:rStyle w:val="Hyperlink"/>
@@ -993,7 +993,7 @@
               <w:rPr>
                 <w:noProof/>
               </w:rPr>
-              <w:instrText xml:space="preserve"> PAGEREF _Toc242012508 \h </w:instrText>
+              <w:instrText xml:space="preserve"> PAGEREF _Toc242020108 \h </w:instrText>
             </w:r>
             <w:r>
               <w:rPr>
@@ -1036,7 +1036,7 @@
               <w14:ligatures w14:val="standardContextual"/>
             </w:rPr>
           </w:pPr>
-          <w:hyperlink w:anchor="_Toc242012509" w:history="1">
+          <w:hyperlink w:anchor="_Toc242020109" w:history="1">
             <w:r>
               <w:rPr>
                 <w:rStyle w:val="Hyperlink"/>
@@ -1060,7 +1060,7 @@
               <w:rPr>
                 <w:noProof/>
               </w:rPr>
-              <w:instrText xml:space="preserve"> PAGEREF _Toc242012509 \h </w:instrText>
+              <w:instrText xml:space="preserve"> PAGEREF _Toc242020109 \h </w:instrText>
             </w:r>
             <w:r>
               <w:rPr>
@@ -1103,7 +1103,7 @@
               <w14:ligatures w14:val="standardContextual"/>
             </w:rPr>
           </w:pPr>
-          <w:hyperlink w:anchor="_Toc242012510" w:history="1">
+          <w:hyperlink w:anchor="_Toc242020110" w:history="1">
             <w:r>
               <w:rPr>
                 <w:rStyle w:val="Hyperlink"/>
@@ -1127,7 +1127,7 @@
               <w:rPr>
                 <w:noProof/>
               </w:rPr>
-              <w:instrText xml:space="preserve"> PAGEREF _Toc242012510 \h </w:instrText>
+              <w:instrText xml:space="preserve"> PAGEREF _Toc242020110 \h </w:instrText>
             </w:r>
             <w:r>
               <w:rPr>
@@ -1170,7 +1170,7 @@
               <w14:ligatures w14:val="standardContextual"/>
             </w:rPr>
           </w:pPr>
-          <w:hyperlink w:anchor="_Toc242012511" w:history="1">
+          <w:hyperlink w:anchor="_Toc242020111" w:history="1">
             <w:r>
               <w:rPr>
                 <w:rStyle w:val="Hyperlink"/>
@@ -1194,7 +1194,7 @@
               <w:rPr>
                 <w:noProof/>
               </w:rPr>
-              <w:instrText xml:space="preserve"> PAGEREF _Toc242012511 \h </w:instrText>
+              <w:instrText xml:space="preserve"> PAGEREF _Toc242020111 \h </w:instrText>
             </w:r>
             <w:r>
               <w:rPr>
@@ -1237,7 +1237,7 @@
               <w14:ligatures w14:val="standardContextual"/>
             </w:rPr>
           </w:pPr>
-          <w:hyperlink w:anchor="_Toc242012512" w:history="1">
+          <w:hyperlink w:anchor="_Toc242020112" w:history="1">
             <w:r>
               <w:rPr>
                 <w:rStyle w:val="Hyperlink"/>
@@ -1261,7 +1261,7 @@
               <w:rPr>
                 <w:noProof/>
               </w:rPr>
-              <w:instrText xml:space="preserve"> PAGEREF _Toc242012512 \h </w:instrText>
+              <w:instrText xml:space="preserve"> PAGEREF _Toc242020112 \h </w:instrText>
             </w:r>
             <w:r>
               <w:rPr>
@@ -1304,7 +1304,7 @@
               <w14:ligatures w14:val="standardContextual"/>
             </w:rPr>
           </w:pPr>
-          <w:hyperlink w:anchor="_Toc242012513" w:history="1">
+          <w:hyperlink w:anchor="_Toc242020113" w:history="1">
             <w:r>
               <w:rPr>
                 <w:rStyle w:val="Hyperlink"/>
@@ -1328,7 +1328,7 @@
               <w:rPr>
                 <w:noProof/>
               </w:rPr>
-              <w:instrText xml:space="preserve"> PAGEREF _Toc242012513 \h </w:instrText>
+              <w:instrText xml:space="preserve"> PAGEREF _Toc242020113 \h </w:instrText>
             </w:r>
             <w:r>
               <w:rPr>
@@ -1371,7 +1371,7 @@
               <w14:ligatures w14:val="standardContextual"/>
             </w:rPr>
           </w:pPr>
-          <w:hyperlink w:anchor="_Toc242012514" w:history="1">
+          <w:hyperlink w:anchor="_Toc242020114" w:history="1">
             <w:r>
               <w:rPr>
                 <w:rStyle w:val="Hyperlink"/>
@@ -1395,7 +1395,7 @@
               <w:rPr>
                 <w:noProof/>
               </w:rPr>
-              <w:instrText xml:space="preserve"> PAGEREF _Toc242012514 \h </w:instrText>
+              <w:instrText xml:space="preserve"> PAGEREF _Toc242020114 \h </w:instrText>
             </w:r>
             <w:r>
               <w:rPr>
@@ -1438,7 +1438,7 @@
               <w14:ligatures w14:val="standardContextual"/>
             </w:rPr>
           </w:pPr>
-          <w:hyperlink w:anchor="_Toc242012515" w:history="1">
+          <w:hyperlink w:anchor="_Toc242020115" w:history="1">
             <w:r>
               <w:rPr>
                 <w:rStyle w:val="Hyperlink"/>
@@ -1462,7 +1462,7 @@
               <w:rPr>
                 <w:noProof/>
               </w:rPr>
-              <w:instrText xml:space="preserve"> PAGEREF _Toc242012515 \h </w:instrText>
+              <w:instrText xml:space="preserve"> PAGEREF _Toc242020115 \h </w:instrText>
             </w:r>
             <w:r>
               <w:rPr>
@@ -1505,7 +1505,7 @@
               <w14:ligatures w14:val="standardContextual"/>
             </w:rPr>
           </w:pPr>
-          <w:hyperlink w:anchor="_Toc242012516" w:history="1">
+          <w:hyperlink w:anchor="_Toc242020116" w:history="1">
             <w:r>
               <w:rPr>
                 <w:rStyle w:val="Hyperlink"/>
@@ -1529,7 +1529,7 @@
               <w:rPr>
                 <w:noProof/>
               </w:rPr>
-              <w:instrText xml:space="preserve"> PAGEREF _Toc242012516 \h </w:instrText>
+              <w:instrText xml:space="preserve"> PAGEREF _Toc242020116 \h </w:instrText>
             </w:r>
             <w:r>
               <w:rPr>
@@ -1572,7 +1572,7 @@
               <w14:ligatures w14:val="standardContextual"/>
             </w:rPr>
           </w:pPr>
-          <w:hyperlink w:anchor="_Toc242012517" w:history="1">
+          <w:hyperlink w:anchor="_Toc242020117" w:history="1">
             <w:r>
               <w:rPr>
                 <w:rStyle w:val="Hyperlink"/>
@@ -1596,7 +1596,7 @@
               <w:rPr>
                 <w:noProof/>
               </w:rPr>
-              <w:instrText xml:space="preserve"> PAGEREF _Toc242012517 \h </w:instrText>
+              <w:instrText xml:space="preserve"> PAGEREF _Toc242020117 \h </w:instrText>
             </w:r>
             <w:r>
               <w:rPr>
@@ -1639,7 +1639,7 @@
               <w14:ligatures w14:val="standardContextual"/>
             </w:rPr>
           </w:pPr>
-          <w:hyperlink w:anchor="_Toc242012518" w:history="1">
+          <w:hyperlink w:anchor="_Toc242020118" w:history="1">
             <w:r>
               <w:rPr>
                 <w:rStyle w:val="Hyperlink"/>
@@ -1663,7 +1663,7 @@
               <w:rPr>
                 <w:noProof/>
               </w:rPr>
-              <w:instrText xml:space="preserve"> PAGEREF _Toc242012518 \h </w:instrText>
+              <w:instrText xml:space="preserve"> PAGEREF _Toc242020118 \h </w:instrText>
             </w:r>
             <w:r>
               <w:rPr>
@@ -1706,7 +1706,7 @@
               <w14:ligatures w14:val="standardContextual"/>
             </w:rPr>
           </w:pPr>
-          <w:hyperlink w:anchor="_Toc242012519" w:history="1">
+          <w:hyperlink w:anchor="_Toc242020119" w:history="1">
             <w:r>
               <w:rPr>
                 <w:rStyle w:val="Hyperlink"/>
@@ -1730,7 +1730,7 @@
               <w:rPr>
                 <w:noProof/>
               </w:rPr>
-              <w:instrText xml:space="preserve"> PAGEREF _Toc242012519 \h </w:instrText>
+              <w:instrText xml:space="preserve"> PAGEREF _Toc242020119 \h </w:instrText>
             </w:r>
             <w:r>
               <w:rPr>
@@ -1773,7 +1773,7 @@
               <w14:ligatures w14:val="standardContextual"/>
             </w:rPr>
           </w:pPr>
-          <w:hyperlink w:anchor="_Toc242012520" w:history="1">
+          <w:hyperlink w:anchor="_Toc242020120" w:history="1">
             <w:r>
               <w:rPr>
                 <w:rStyle w:val="Hyperlink"/>
@@ -1797,7 +1797,7 @@
               <w:rPr>
                 <w:noProof/>
               </w:rPr>
-              <w:instrText xml:space="preserve"> PAGEREF _Toc242012520 \h </w:instrText>
+              <w:instrText xml:space="preserve"> PAGEREF _Toc242020120 \h </w:instrText>
             </w:r>
             <w:r>
               <w:rPr>
@@ -1840,7 +1840,7 @@
               <w14:ligatures w14:val="standardContextual"/>
             </w:rPr>
           </w:pPr>
-          <w:hyperlink w:anchor="_Toc242012521" w:history="1">
+          <w:hyperlink w:anchor="_Toc242020121" w:history="1">
             <w:r>
               <w:rPr>
                 <w:rStyle w:val="Hyperlink"/>
@@ -1864,7 +1864,7 @@
               <w:rPr>
                 <w:noProof/>
               </w:rPr>
-              <w:instrText xml:space="preserve"> PAGEREF _Toc242012521 \h </w:instrText>
+              <w:instrText xml:space="preserve"> PAGEREF _Toc242020121 \h </w:instrText>
             </w:r>
             <w:r>
               <w:rPr>
@@ -1907,7 +1907,7 @@
               <w14:ligatures w14:val="standardContextual"/>
             </w:rPr>
           </w:pPr>
-          <w:hyperlink w:anchor="_Toc242012522" w:history="1">
+          <w:hyperlink w:anchor="_Toc242020122" w:history="1">
             <w:r>
               <w:rPr>
                 <w:rStyle w:val="Hyperlink"/>
@@ -1931,7 +1931,7 @@
               <w:rPr>
                 <w:noProof/>
               </w:rPr>
-              <w:instrText xml:space="preserve"> PAGEREF _Toc242012522 \h </w:instrText>
+              <w:instrText xml:space="preserve"> PAGEREF _Toc242020122 \h </w:instrText>
             </w:r>
             <w:r>
               <w:rPr>
@@ -1974,7 +1974,7 @@
               <w14:ligatures w14:val="standardContextual"/>
             </w:rPr>
           </w:pPr>
-          <w:hyperlink w:anchor="_Toc242012523" w:history="1">
+          <w:hyperlink w:anchor="_Toc242020123" w:history="1">
             <w:r>
               <w:rPr>
                 <w:rStyle w:val="Hyperlink"/>
@@ -1998,7 +1998,7 @@
               <w:rPr>
                 <w:noProof/>
               </w:rPr>
-              <w:instrText xml:space="preserve"> PAGEREF _Toc242012523 \h </w:instrText>
+              <w:instrText xml:space="preserve"> PAGEREF _Toc242020123 \h </w:instrText>
             </w:r>
             <w:r>
               <w:rPr>
@@ -2041,7 +2041,7 @@
               <w14:ligatures w14:val="standardContextual"/>
             </w:rPr>
           </w:pPr>
-          <w:hyperlink w:anchor="_Toc242012524" w:history="1">
+          <w:hyperlink w:anchor="_Toc242020124" w:history="1">
             <w:r>
               <w:rPr>
                 <w:rStyle w:val="Hyperlink"/>
@@ -2065,7 +2065,7 @@
               <w:rPr>
                 <w:noProof/>
               </w:rPr>
-              <w:instrText xml:space="preserve"> PAGEREF _Toc242012524 \h </w:instrText>
+              <w:instrText xml:space="preserve"> PAGEREF _Toc242020124 \h </w:instrText>
             </w:r>
             <w:r>
               <w:rPr>
@@ -2108,7 +2108,7 @@
               <w14:ligatures w14:val="standardContextual"/>
             </w:rPr>
           </w:pPr>
-          <w:hyperlink w:anchor="_Toc242012525" w:history="1">
+          <w:hyperlink w:anchor="_Toc242020125" w:history="1">
             <w:r>
               <w:rPr>
                 <w:rStyle w:val="Hyperlink"/>
@@ -2132,7 +2132,7 @@
               <w:rPr>
                 <w:noProof/>
               </w:rPr>
-              <w:instrText xml:space="preserve"> PAGEREF _Toc242012525 \h </w:instrText>
+              <w:instrText xml:space="preserve"> PAGEREF _Toc242020125 \h </w:instrText>
             </w:r>
             <w:r>
               <w:rPr>
@@ -2175,7 +2175,7 @@
               <w14:ligatures w14:val="standardContextual"/>
             </w:rPr>
           </w:pPr>
-          <w:hyperlink w:anchor="_Toc242012526" w:history="1">
+          <w:hyperlink w:anchor="_Toc242020126" w:history="1">
             <w:r>
               <w:rPr>
                 <w:rStyle w:val="Hyperlink"/>
@@ -2199,7 +2199,7 @@
               <w:rPr>
                 <w:noProof/>
               </w:rPr>
-              <w:instrText xml:space="preserve"> PAGEREF _Toc242012526 \h </w:instrText>
+              <w:instrText xml:space="preserve"> PAGEREF _Toc242020126 \h </w:instrText>
             </w:r>
             <w:r>
               <w:rPr>
@@ -2242,7 +2242,7 @@
               <w14:ligatures w14:val="standardContextual"/>
             </w:rPr>
           </w:pPr>
-          <w:hyperlink w:anchor="_Toc242012527" w:history="1">
+          <w:hyperlink w:anchor="_Toc242020127" w:history="1">
             <w:r>
               <w:rPr>
                 <w:rStyle w:val="Hyperlink"/>
@@ -2266,7 +2266,7 @@
               <w:rPr>
                 <w:noProof/>
               </w:rPr>
-              <w:instrText xml:space="preserve"> PAGEREF _Toc242012527 \h </w:instrText>
+              <w:instrText xml:space="preserve"> PAGEREF _Toc242020127 \h </w:instrText>
             </w:r>
             <w:r>
               <w:rPr>
@@ -2309,7 +2309,7 @@
               <w14:ligatures w14:val="standardContextual"/>
             </w:rPr>
           </w:pPr>
-          <w:hyperlink w:anchor="_Toc242012528" w:history="1">
+          <w:hyperlink w:anchor="_Toc242020128" w:history="1">
             <w:r>
               <w:rPr>
                 <w:rStyle w:val="Hyperlink"/>
@@ -2333,7 +2333,7 @@
               <w:rPr>
                 <w:noProof/>
               </w:rPr>
-              <w:instrText xml:space="preserve"> PAGEREF _Toc242012528 \h </w:instrText>
+              <w:instrText xml:space="preserve"> PAGEREF _Toc242020128 \h </w:instrText>
             </w:r>
             <w:r>
               <w:rPr>
@@ -2376,7 +2376,7 @@
               <w14:ligatures w14:val="standardContextual"/>
             </w:rPr>
           </w:pPr>
-          <w:hyperlink w:anchor="_Toc242012529" w:history="1">
+          <w:hyperlink w:anchor="_Toc242020129" w:history="1">
             <w:r>
               <w:rPr>
                 <w:rStyle w:val="Hyperlink"/>
@@ -2400,7 +2400,7 @@
               <w:rPr>
                 <w:noProof/>
               </w:rPr>
-              <w:instrText xml:space="preserve"> PAGEREF _Toc242012529 \h </w:instrText>
+              <w:instrText xml:space="preserve"> PAGEREF _Toc242020129 \h </w:instrText>
             </w:r>
             <w:r>
               <w:rPr>
@@ -2443,7 +2443,7 @@
               <w14:ligatures w14:val="standardContextual"/>
             </w:rPr>
           </w:pPr>
-          <w:hyperlink w:anchor="_Toc242012530" w:history="1">
+          <w:hyperlink w:anchor="_Toc242020130" w:history="1">
             <w:r>
               <w:rPr>
                 <w:rStyle w:val="Hyperlink"/>
@@ -2467,7 +2467,7 @@
               <w:rPr>
                 <w:noProof/>
               </w:rPr>
-              <w:instrText xml:space="preserve"> PAGEREF _Toc242012530 \h </w:instrText>
+              <w:instrText xml:space="preserve"> PAGEREF _Toc242020130 \h </w:instrText>
             </w:r>
             <w:r>
               <w:rPr>
@@ -2510,7 +2510,7 @@
               <w14:ligatures w14:val="standardContextual"/>
             </w:rPr>
           </w:pPr>
-          <w:hyperlink w:anchor="_Toc242012531" w:history="1">
+          <w:hyperlink w:anchor="_Toc242020131" w:history="1">
             <w:r>
               <w:rPr>
                 <w:rStyle w:val="Hyperlink"/>
@@ -2534,7 +2534,7 @@
               <w:rPr>
                 <w:noProof/>
               </w:rPr>
-              <w:instrText xml:space="preserve"> PAGEREF _Toc242012531 \h </w:instrText>
+              <w:instrText xml:space="preserve"> PAGEREF _Toc242020131 \h </w:instrText>
             </w:r>
             <w:r>
               <w:rPr>
@@ -2577,7 +2577,7 @@
               <w14:ligatures w14:val="standardContextual"/>
             </w:rPr>
           </w:pPr>
-          <w:hyperlink w:anchor="_Toc242012532" w:history="1">
+          <w:hyperlink w:anchor="_Toc242020132" w:history="1">
             <w:r>
               <w:rPr>
                 <w:rStyle w:val="Hyperlink"/>
@@ -2601,7 +2601,7 @@
               <w:rPr>
                 <w:noProof/>
               </w:rPr>
-              <w:instrText xml:space="preserve"> PAGEREF _Toc242012532 \h </w:instrText>
+              <w:instrText xml:space="preserve"> PAGEREF _Toc242020132 \h </w:instrText>
             </w:r>
             <w:r>
               <w:rPr>
@@ -2644,7 +2644,7 @@
               <w14:ligatures w14:val="standardContextual"/>
             </w:rPr>
           </w:pPr>
-          <w:hyperlink w:anchor="_Toc242012533" w:history="1">
+          <w:hyperlink w:anchor="_Toc242020133" w:history="1">
             <w:r>
               <w:rPr>
                 <w:rStyle w:val="Hyperlink"/>
@@ -2668,7 +2668,7 @@
               <w:rPr>
                 <w:noProof/>
               </w:rPr>
-              <w:instrText xml:space="preserve"> PAGEREF _Toc242012533 \h </w:instrText>
+              <w:instrText xml:space="preserve"> PAGEREF _Toc242020133 \h </w:instrText>
             </w:r>
             <w:r>
               <w:rPr>
@@ -2711,7 +2711,7 @@
               <w14:ligatures w14:val="standardContextual"/>
             </w:rPr>
           </w:pPr>
-          <w:hyperlink w:anchor="_Toc242012534" w:history="1">
+          <w:hyperlink w:anchor="_Toc242020134" w:history="1">
             <w:r>
               <w:rPr>
                 <w:rStyle w:val="Hyperlink"/>
@@ -2735,7 +2735,7 @@
               <w:rPr>
                 <w:noProof/>
               </w:rPr>
-              <w:instrText xml:space="preserve"> PAGEREF _Toc242012534 \h </w:instrText>
+              <w:instrText xml:space="preserve"> PAGEREF _Toc242020134 \h </w:instrText>
             </w:r>
             <w:r>
               <w:rPr>
@@ -2778,7 +2778,7 @@
               <w14:ligatures w14:val="standardContextual"/>
             </w:rPr>
           </w:pPr>
-          <w:hyperlink w:anchor="_Toc242012535" w:history="1">
+          <w:hyperlink w:anchor="_Toc242020135" w:history="1">
             <w:r>
               <w:rPr>
                 <w:rStyle w:val="Hyperlink"/>
@@ -2802,7 +2802,7 @@
               <w:rPr>
                 <w:noProof/>
               </w:rPr>
-              <w:instrText xml:space="preserve"> PAGEREF _Toc242012535 \h </w:instrText>
+              <w:instrText xml:space="preserve"> PAGEREF _Toc242020135 \h </w:instrText>
             </w:r>
             <w:r>
               <w:rPr>
@@ -2845,7 +2845,7 @@
               <w14:ligatures w14:val="standardContextual"/>
             </w:rPr>
           </w:pPr>
-          <w:hyperlink w:anchor="_Toc242012536" w:history="1">
+          <w:hyperlink w:anchor="_Toc242020136" w:history="1">
             <w:r>
               <w:rPr>
                 <w:rStyle w:val="Hyperlink"/>
@@ -2869,7 +2869,7 @@
               <w:rPr>
                 <w:noProof/>
               </w:rPr>
-              <w:instrText xml:space="preserve"> PAGEREF _Toc242012536 \h </w:instrText>
+              <w:instrText xml:space="preserve"> PAGEREF _Toc242020136 \h </w:instrText>
             </w:r>
             <w:r>
               <w:rPr>
@@ -2912,7 +2912,7 @@
               <w14:ligatures w14:val="standardContextual"/>
             </w:rPr>
           </w:pPr>
-          <w:hyperlink w:anchor="_Toc242012537" w:history="1">
+          <w:hyperlink w:anchor="_Toc242020137" w:history="1">
             <w:r>
               <w:rPr>
                 <w:rStyle w:val="Hyperlink"/>
@@ -2936,7 +2936,7 @@
               <w:rPr>
                 <w:noProof/>
               </w:rPr>
-              <w:instrText xml:space="preserve"> PAGEREF _Toc242012537 \h </w:instrText>
+              <w:instrText xml:space="preserve"> PAGEREF _Toc242020137 \h </w:instrText>
             </w:r>
             <w:r>
               <w:rPr>
@@ -2979,7 +2979,7 @@
               <w14:ligatures w14:val="standardContextual"/>
             </w:rPr>
           </w:pPr>
-          <w:hyperlink w:anchor="_Toc242012538" w:history="1">
+          <w:hyperlink w:anchor="_Toc242020138" w:history="1">
             <w:r>
               <w:rPr>
                 <w:rStyle w:val="Hyperlink"/>
@@ -3003,7 +3003,7 @@
               <w:rPr>
                 <w:noProof/>
               </w:rPr>
-              <w:instrText xml:space="preserve"> PAGEREF _Toc242012538 \h </w:instrText>
+              <w:instrText xml:space="preserve"> PAGEREF _Toc242020138 \h </w:instrText>
             </w:r>
             <w:r>
               <w:rPr>
@@ -3046,7 +3046,7 @@
               <w14:ligatures w14:val="standardContextual"/>
             </w:rPr>
           </w:pPr>
-          <w:hyperlink w:anchor="_Toc242012539" w:history="1">
+          <w:hyperlink w:anchor="_Toc242020139" w:history="1">
             <w:r>
               <w:rPr>
                 <w:rStyle w:val="Hyperlink"/>
@@ -3070,7 +3070,7 @@
               <w:rPr>
                 <w:noProof/>
               </w:rPr>
-              <w:instrText xml:space="preserve"> PAGEREF _Toc242012539 \h </w:instrText>
+              <w:instrText xml:space="preserve"> PAGEREF _Toc242020139 \h </w:instrText>
             </w:r>
             <w:r>
               <w:rPr>
@@ -3113,7 +3113,7 @@
               <w14:ligatures w14:val="standardContextual"/>
             </w:rPr>
           </w:pPr>
-          <w:hyperlink w:anchor="_Toc242012540" w:history="1">
+          <w:hyperlink w:anchor="_Toc242020140" w:history="1">
             <w:r>
               <w:rPr>
                 <w:rStyle w:val="Hyperlink"/>
@@ -3137,7 +3137,7 @@
               <w:rPr>
                 <w:noProof/>
               </w:rPr>
-              <w:instrText xml:space="preserve"> PAGEREF _Toc242012540 \h </w:instrText>
+              <w:instrText xml:space="preserve"> PAGEREF _Toc242020140 \h </w:instrText>
             </w:r>
             <w:r>
               <w:rPr>
@@ -3180,7 +3180,7 @@
               <w14:ligatures w14:val="standardContextual"/>
             </w:rPr>
           </w:pPr>
-          <w:hyperlink w:anchor="_Toc242012541" w:history="1">
+          <w:hyperlink w:anchor="_Toc242020141" w:history="1">
             <w:r>
               <w:rPr>
                 <w:rStyle w:val="Hyperlink"/>
@@ -3204,7 +3204,7 @@
               <w:rPr>
                 <w:noProof/>
               </w:rPr>
-              <w:instrText xml:space="preserve"> PAGEREF _Toc242012541 \h </w:instrText>
+              <w:instrText xml:space="preserve"> PAGEREF _Toc242020141 \h </w:instrText>
             </w:r>
             <w:r>
               <w:rPr>
@@ -3247,7 +3247,7 @@
               <w14:ligatures w14:val="standardContextual"/>
             </w:rPr>
           </w:pPr>
-          <w:hyperlink w:anchor="_Toc242012542" w:history="1">
+          <w:hyperlink w:anchor="_Toc242020142" w:history="1">
             <w:r>
               <w:rPr>
                 <w:rStyle w:val="Hyperlink"/>
@@ -3271,7 +3271,7 @@
               <w:rPr>
                 <w:noProof/>
               </w:rPr>
-              <w:instrText xml:space="preserve"> PAGEREF _Toc242012542 \h </w:instrText>
+              <w:instrText xml:space="preserve"> PAGEREF _Toc242020142 \h </w:instrText>
             </w:r>
             <w:r>
               <w:rPr>
@@ -3314,7 +3314,7 @@
               <w14:ligatures w14:val="standardContextual"/>
             </w:rPr>
           </w:pPr>
-          <w:hyperlink w:anchor="_Toc242012543" w:history="1">
+          <w:hyperlink w:anchor="_Toc242020143" w:history="1">
             <w:r>
               <w:rPr>
                 <w:rStyle w:val="Hyperlink"/>
@@ -3338,7 +3338,7 @@
               <w:rPr>
                 <w:noProof/>
               </w:rPr>
-              <w:instrText xml:space="preserve"> PAGEREF _Toc242012543 \h </w:instrText>
+              <w:instrText xml:space="preserve"> PAGEREF _Toc242020143 \h </w:instrText>
             </w:r>
             <w:r>
               <w:rPr>
@@ -3381,7 +3381,7 @@
               <w14:ligatures w14:val="standardContextual"/>
             </w:rPr>
           </w:pPr>
-          <w:hyperlink w:anchor="_Toc242012544" w:history="1">
+          <w:hyperlink w:anchor="_Toc242020144" w:history="1">
             <w:r>
               <w:rPr>
                 <w:rStyle w:val="Hyperlink"/>
@@ -3405,7 +3405,7 @@
               <w:rPr>
                 <w:noProof/>
               </w:rPr>
-              <w:instrText xml:space="preserve"> PAGEREF _Toc242012544 \h </w:instrText>
+              <w:instrText xml:space="preserve"> PAGEREF _Toc242020144 \h </w:instrText>
             </w:r>
             <w:r>
               <w:rPr>
@@ -3444,7 +3444,7 @@
         <w:pStyle w:val="Heading1"/>
         <w:pageBreakBefore/>
       </w:pPr>
-      <w:bookmarkStart w:id="0" w:name="_Toc242012502"/>
+      <w:bookmarkStart w:id="0" w:name="_Toc242020102"/>
       <w:r>
         <w:lastRenderedPageBreak/>
         <w:t>1. Your role at a glance</w:t>
@@ -3552,7 +3552,7 @@
           <w:left w:w="10" w:type="dxa"/>
           <w:right w:w="10" w:type="dxa"/>
         </w:tblCellMar>
-        <w:tblLook w:val="0000" w:firstRow="0" w:lastRow="0" w:firstColumn="0" w:lastColumn="0" w:noHBand="0" w:noVBand="0"/>
+        <w:tblLook w:val="04A0" w:firstRow="1" w:lastRow="0" w:firstColumn="1" w:lastColumn="0" w:noHBand="0" w:noVBand="1"/>
       </w:tblPr>
       <w:tblGrid>
         <w:gridCol w:w="9412"/>
@@ -3612,7 +3612,7 @@
         <w:pStyle w:val="Heading1"/>
         <w:pageBreakBefore/>
       </w:pPr>
-      <w:bookmarkStart w:id="1" w:name="_Toc242012503"/>
+      <w:bookmarkStart w:id="1" w:name="_Toc242020103"/>
       <w:r>
         <w:lastRenderedPageBreak/>
         <w:t>2. Signing in and your screens</w:t>
@@ -3623,7 +3623,7 @@
       <w:pPr>
         <w:pStyle w:val="Heading2"/>
       </w:pPr>
-      <w:bookmarkStart w:id="2" w:name="_Toc242012504"/>
+      <w:bookmarkStart w:id="2" w:name="_Toc242020104"/>
       <w:r>
         <w:t>Signing in</w:t>
       </w:r>
@@ -3706,7 +3706,7 @@
           <w:noProof/>
         </w:rPr>
         <w:drawing>
-          <wp:inline distT="0" distB="0" distL="0" distR="0" wp14:anchorId="1BC82430" wp14:editId="6821165C">
+          <wp:inline distT="0" distB="0" distL="0" distR="0">
             <wp:extent cx="5334000" cy="2333625"/>
             <wp:effectExtent l="0" t="0" r="0" b="0"/>
             <wp:docPr id="1" name="adm_login.jpg" descr="The sign-in screen for all internal staff." title="The sign-in screen for all internal staff."/>
@@ -3814,7 +3814,7 @@
           <w:left w:w="10" w:type="dxa"/>
           <w:right w:w="10" w:type="dxa"/>
         </w:tblCellMar>
-        <w:tblLook w:val="0000" w:firstRow="0" w:lastRow="0" w:firstColumn="0" w:lastColumn="0" w:noHBand="0" w:noVBand="0"/>
+        <w:tblLook w:val="04A0" w:firstRow="1" w:lastRow="0" w:firstColumn="1" w:lastColumn="0" w:noHBand="0" w:noVBand="1"/>
       </w:tblPr>
       <w:tblGrid>
         <w:gridCol w:w="9412"/>
@@ -3873,7 +3873,7 @@
       <w:pPr>
         <w:pStyle w:val="Heading2"/>
       </w:pPr>
-      <w:bookmarkStart w:id="3" w:name="_Toc242012505"/>
+      <w:bookmarkStart w:id="3" w:name="_Toc242020105"/>
       <w:r>
         <w:t>Finding your way around</w:t>
       </w:r>
@@ -4058,7 +4058,7 @@
         </w:rPr>
         <w:lastRenderedPageBreak/>
         <w:drawing>
-          <wp:inline distT="0" distB="0" distL="0" distR="0" wp14:anchorId="5863A7DA" wp14:editId="022B4DA3">
+          <wp:inline distT="0" distB="0" distL="0" distR="0">
             <wp:extent cx="5715000" cy="1876425"/>
             <wp:effectExtent l="0" t="0" r="0" b="0"/>
             <wp:docPr id="2" name="adm_not_your_role.jpg" descr="Opening a screen outside your role (for example from an old bookmark) shows this card instead of the screen." title="Opening a screen outside your role (for example from an old bookmark) shows this card instead of the screen."/>
@@ -4127,7 +4127,7 @@
       <w:pPr>
         <w:pStyle w:val="Heading2"/>
       </w:pPr>
-      <w:bookmarkStart w:id="4" w:name="_Toc242012506"/>
+      <w:bookmarkStart w:id="4" w:name="_Toc242020106"/>
       <w:r>
         <w:t>Your screens</w:t>
       </w:r>
@@ -4148,7 +4148,7 @@
           <w:left w:w="10" w:type="dxa"/>
           <w:right w:w="10" w:type="dxa"/>
         </w:tblCellMar>
-        <w:tblLook w:val="0000" w:firstRow="0" w:lastRow="0" w:firstColumn="0" w:lastColumn="0" w:noHBand="0" w:noVBand="0"/>
+        <w:tblLook w:val="04A0" w:firstRow="1" w:lastRow="0" w:firstColumn="1" w:lastColumn="0" w:noHBand="0" w:noVBand="1"/>
       </w:tblPr>
       <w:tblGrid>
         <w:gridCol w:w="2824"/>
@@ -4634,7 +4634,7 @@
       <w:pPr>
         <w:pStyle w:val="Heading2"/>
       </w:pPr>
-      <w:bookmarkStart w:id="5" w:name="_Toc242012507"/>
+      <w:bookmarkStart w:id="5" w:name="_Toc242020107"/>
       <w:r>
         <w:t>Changing your password</w:t>
       </w:r>
@@ -4717,7 +4717,7 @@
           <w:noProof/>
         </w:rPr>
         <w:drawing>
-          <wp:inline distT="0" distB="0" distL="0" distR="0" wp14:anchorId="524E07DB" wp14:editId="16904BC2">
+          <wp:inline distT="0" distB="0" distL="0" distR="0">
             <wp:extent cx="5334000" cy="2171700"/>
             <wp:effectExtent l="0" t="0" r="0" b="0"/>
             <wp:docPr id="3" name="adm_account.jpg" descr="Change Password screen." title="Change Password screen."/>
@@ -4805,7 +4805,7 @@
         <w:pStyle w:val="Heading1"/>
         <w:pageBreakBefore/>
       </w:pPr>
-      <w:bookmarkStart w:id="6" w:name="_Toc242012508"/>
+      <w:bookmarkStart w:id="6" w:name="_Toc242020108"/>
       <w:r>
         <w:lastRenderedPageBreak/>
         <w:t>3. Your routine</w:t>
@@ -4835,7 +4835,7 @@
           <w:left w:w="10" w:type="dxa"/>
           <w:right w:w="10" w:type="dxa"/>
         </w:tblCellMar>
-        <w:tblLook w:val="0000" w:firstRow="0" w:lastRow="0" w:firstColumn="0" w:lastColumn="0" w:noHBand="0" w:noVBand="0"/>
+        <w:tblLook w:val="04A0" w:firstRow="1" w:lastRow="0" w:firstColumn="1" w:lastColumn="0" w:noHBand="0" w:noVBand="1"/>
       </w:tblPr>
       <w:tblGrid>
         <w:gridCol w:w="2071"/>
@@ -5090,7 +5090,7 @@
         <w:pStyle w:val="Heading1"/>
         <w:pageBreakBefore/>
       </w:pPr>
-      <w:bookmarkStart w:id="7" w:name="_Toc242012509"/>
+      <w:bookmarkStart w:id="7" w:name="_Toc242020109"/>
       <w:r>
         <w:lastRenderedPageBreak/>
         <w:t>4. Step-by-step tasks</w:t>
@@ -5101,7 +5101,7 @@
       <w:pPr>
         <w:pStyle w:val="Heading2"/>
       </w:pPr>
-      <w:bookmarkStart w:id="8" w:name="_Toc242012510"/>
+      <w:bookmarkStart w:id="8" w:name="_Toc242020110"/>
       <w:r>
         <w:t>4.1 Reading the dashboards</w:t>
       </w:r>
@@ -5126,7 +5126,7 @@
           <w:noProof/>
         </w:rPr>
         <w:drawing>
-          <wp:inline distT="0" distB="0" distL="0" distR="0" wp14:anchorId="38B70ADF" wp14:editId="6128EC18">
+          <wp:inline distT="0" distB="0" distL="0" distR="0">
             <wp:extent cx="5715000" cy="3571875"/>
             <wp:effectExtent l="0" t="0" r="0" b="0"/>
             <wp:docPr id="4" name="adm_exec_dashboard.jpg" descr="Executive Dashboard: completions against the 400 / 60 / 50–75 targets, days to data lock, spend, and the lowest-filled strata." title="Executive Dashboard: completions against the 400 / 60 / 50–75 targets, days to data lock, spend, and the lowest-filled strata."/>
@@ -5206,7 +5206,7 @@
           <w:left w:w="10" w:type="dxa"/>
           <w:right w:w="10" w:type="dxa"/>
         </w:tblCellMar>
-        <w:tblLook w:val="0000" w:firstRow="0" w:lastRow="0" w:firstColumn="0" w:lastColumn="0" w:noHBand="0" w:noVBand="0"/>
+        <w:tblLook w:val="04A0" w:firstRow="1" w:lastRow="0" w:firstColumn="1" w:lastColumn="0" w:noHBand="0" w:noVBand="1"/>
       </w:tblPr>
       <w:tblGrid>
         <w:gridCol w:w="1694"/>
@@ -5732,7 +5732,7 @@
           <w:left w:w="10" w:type="dxa"/>
           <w:right w:w="10" w:type="dxa"/>
         </w:tblCellMar>
-        <w:tblLook w:val="0000" w:firstRow="0" w:lastRow="0" w:firstColumn="0" w:lastColumn="0" w:noHBand="0" w:noVBand="0"/>
+        <w:tblLook w:val="04A0" w:firstRow="1" w:lastRow="0" w:firstColumn="1" w:lastColumn="0" w:noHBand="0" w:noVBand="1"/>
       </w:tblPr>
       <w:tblGrid>
         <w:gridCol w:w="9412"/>
@@ -5791,7 +5791,7 @@
       <w:pPr>
         <w:pStyle w:val="Heading2"/>
       </w:pPr>
-      <w:bookmarkStart w:id="9" w:name="_Toc242012511"/>
+      <w:bookmarkStart w:id="9" w:name="_Toc242020111"/>
       <w:r>
         <w:lastRenderedPageBreak/>
         <w:t>4.2 Using Reports (analytics and charts)</w:t>
@@ -5832,7 +5832,7 @@
           <w:noProof/>
         </w:rPr>
         <w:drawing>
-          <wp:inline distT="0" distB="0" distL="0" distR="0" wp14:anchorId="79F641D0" wp14:editId="7747B462">
+          <wp:inline distT="0" distB="0" distL="0" distR="0">
             <wp:extent cx="5334000" cy="3333750"/>
             <wp:effectExtent l="0" t="0" r="0" b="0"/>
             <wp:docPr id="5" name="adm_reports_top.jpg" descr="Reports: headline figures for the chosen period." title="Reports: headline figures for the chosen period."/>
@@ -5974,7 +5974,7 @@
           <w:noProof/>
         </w:rPr>
         <w:drawing>
-          <wp:inline distT="0" distB="0" distL="0" distR="0" wp14:anchorId="14DFFC21" wp14:editId="6FD84072">
+          <wp:inline distT="0" distB="0" distL="0" distR="0">
             <wp:extent cx="5334000" cy="3409950"/>
             <wp:effectExtent l="0" t="0" r="0" b="0"/>
             <wp:docPr id="6" name="adm_reports_funnel.jpg" descr="Case funnel: each case counted once at every stage it has reached." title="Case funnel: each case counted once at every stage it has reached."/>
@@ -6074,7 +6074,7 @@
           <w:noProof/>
         </w:rPr>
         <w:drawing>
-          <wp:inline distT="0" distB="0" distL="0" distR="0" wp14:anchorId="562D5A09" wp14:editId="24E3F898">
+          <wp:inline distT="0" distB="0" distL="0" distR="0">
             <wp:extent cx="5334000" cy="3248025"/>
             <wp:effectExtent l="0" t="0" r="0" b="0"/>
             <wp:docPr id="7" name="adm_reports_funnel_table.jpg" descr="The same chart as a table." title="The same chart as a table."/>
@@ -6173,7 +6173,7 @@
           <w:noProof/>
         </w:rPr>
         <w:drawing>
-          <wp:inline distT="0" distB="0" distL="0" distR="0" wp14:anchorId="58C49338" wp14:editId="0850A76F">
+          <wp:inline distT="0" distB="0" distL="0" distR="0">
             <wp:extent cx="5334000" cy="2628900"/>
             <wp:effectExtent l="0" t="0" r="0" b="0"/>
             <wp:docPr id="8" name="adm_reports_coverage.jpg" descr="Coverage by group." title="Coverage by group."/>
@@ -6273,7 +6273,7 @@
         </w:rPr>
         <w:lastRenderedPageBreak/>
         <w:drawing>
-          <wp:inline distT="0" distB="0" distL="0" distR="0" wp14:anchorId="193409DE" wp14:editId="7C6B5A7E">
+          <wp:inline distT="0" distB="0" distL="0" distR="0">
             <wp:extent cx="5334000" cy="2600325"/>
             <wp:effectExtent l="0" t="0" r="0" b="0"/>
             <wp:docPr id="9" name="adm_reports_modes.jpg" descr="Administration modes." title="Administration modes."/>
@@ -6382,7 +6382,7 @@
           <w:noProof/>
         </w:rPr>
         <w:drawing>
-          <wp:inline distT="0" distB="0" distL="0" distR="0" wp14:anchorId="3D7B939A" wp14:editId="48DA504A">
+          <wp:inline distT="0" distB="0" distL="0" distR="0">
             <wp:extent cx="5334000" cy="2905125"/>
             <wp:effectExtent l="0" t="0" r="0" b="0"/>
             <wp:docPr id="10" name="adm_reports_duration.jpg" descr="Completion-time distribution." title="Completion-time distribution."/>
@@ -6464,7 +6464,7 @@
       <w:pPr>
         <w:pStyle w:val="Heading2"/>
       </w:pPr>
-      <w:bookmarkStart w:id="10" w:name="_Toc242012512"/>
+      <w:bookmarkStart w:id="10" w:name="_Toc242020112"/>
       <w:r>
         <w:t>4.3 Reviewing a case read-only</w:t>
       </w:r>
@@ -6528,7 +6528,7 @@
         </w:rPr>
         <w:lastRenderedPageBreak/>
         <w:drawing>
-          <wp:inline distT="0" distB="0" distL="0" distR="0" wp14:anchorId="7A46FC73" wp14:editId="104FB241">
+          <wp:inline distT="0" distB="0" distL="0" distR="0">
             <wp:extent cx="5334000" cy="3333750"/>
             <wp:effectExtent l="0" t="0" r="0" b="0"/>
             <wp:docPr id="11" name="sup_case.jpg" descr="A case page in read-only view." title="A case page in read-only view."/>
@@ -6655,7 +6655,7 @@
       <w:pPr>
         <w:pStyle w:val="Heading2"/>
       </w:pPr>
-      <w:bookmarkStart w:id="11" w:name="_Toc242012513"/>
+      <w:bookmarkStart w:id="11" w:name="_Toc242020113"/>
       <w:r>
         <w:t>4.4 Reviewing QA</w:t>
       </w:r>
@@ -6672,7 +6672,7 @@
           <w:noProof/>
         </w:rPr>
         <w:drawing>
-          <wp:inline distT="0" distB="0" distL="0" distR="0" wp14:anchorId="5C761F6F" wp14:editId="3AA0CB87">
+          <wp:inline distT="0" distB="0" distL="0" distR="0">
             <wp:extent cx="5715000" cy="2505075"/>
             <wp:effectExtent l="0" t="0" r="0" b="0"/>
             <wp:docPr id="12" name="sup_qa_queue.jpg" descr="QA Queue in read-only view." title="QA Queue in read-only view."/>
@@ -6749,7 +6749,7 @@
       <w:pPr>
         <w:pStyle w:val="Heading2"/>
       </w:pPr>
-      <w:bookmarkStart w:id="12" w:name="_Toc242012514"/>
+      <w:bookmarkStart w:id="12" w:name="_Toc242020114"/>
       <w:r>
         <w:t>4.5 Downloading or emailing completed forms (Form PDFs)</w:t>
       </w:r>
@@ -6800,7 +6800,7 @@
         </w:rPr>
         <w:lastRenderedPageBreak/>
         <w:drawing>
-          <wp:inline distT="0" distB="0" distL="0" distR="0" wp14:anchorId="45ACCA97" wp14:editId="10E4E6D0">
+          <wp:inline distT="0" distB="0" distL="0" distR="0">
             <wp:extent cx="5334000" cy="3333750"/>
             <wp:effectExtent l="0" t="0" r="0" b="0"/>
             <wp:docPr id="13" name="adm_form_pdfs.jpg" descr="Completed form PDFs." title="Completed form PDFs."/>
@@ -6934,7 +6934,7 @@
           <w:left w:w="10" w:type="dxa"/>
           <w:right w:w="10" w:type="dxa"/>
         </w:tblCellMar>
-        <w:tblLook w:val="0000" w:firstRow="0" w:lastRow="0" w:firstColumn="0" w:lastColumn="0" w:noHBand="0" w:noVBand="0"/>
+        <w:tblLook w:val="04A0" w:firstRow="1" w:lastRow="0" w:firstColumn="1" w:lastColumn="0" w:noHBand="0" w:noVBand="1"/>
       </w:tblPr>
       <w:tblGrid>
         <w:gridCol w:w="9412"/>
@@ -6994,7 +6994,7 @@
         <w:pStyle w:val="Heading1"/>
         <w:pageBreakBefore/>
       </w:pPr>
-      <w:bookmarkStart w:id="13" w:name="_Toc242012515"/>
+      <w:bookmarkStart w:id="13" w:name="_Toc242020115"/>
       <w:r>
         <w:lastRenderedPageBreak/>
         <w:t>5. Rules you must follow</w:t>
@@ -7132,7 +7132,7 @@
         <w:pStyle w:val="Heading1"/>
         <w:pageBreakBefore/>
       </w:pPr>
-      <w:bookmarkStart w:id="14" w:name="_Toc242012516"/>
+      <w:bookmarkStart w:id="14" w:name="_Toc242020116"/>
       <w:r>
         <w:lastRenderedPageBreak/>
         <w:t>6. Troubleshooting</w:t>
@@ -7154,7 +7154,7 @@
           <w:left w:w="10" w:type="dxa"/>
           <w:right w:w="10" w:type="dxa"/>
         </w:tblCellMar>
-        <w:tblLook w:val="0000" w:firstRow="0" w:lastRow="0" w:firstColumn="0" w:lastColumn="0" w:noHBand="0" w:noVBand="0"/>
+        <w:tblLook w:val="04A0" w:firstRow="1" w:lastRow="0" w:firstColumn="1" w:lastColumn="0" w:noHBand="0" w:noVBand="1"/>
       </w:tblPr>
       <w:tblGrid>
         <w:gridCol w:w="2635"/>
@@ -8427,7 +8427,7 @@
         <w:pStyle w:val="Heading1"/>
         <w:pageBreakBefore/>
       </w:pPr>
-      <w:bookmarkStart w:id="15" w:name="_Toc242012517"/>
+      <w:bookmarkStart w:id="15" w:name="_Toc242020117"/>
       <w:r>
         <w:lastRenderedPageBreak/>
         <w:t>7. Quick reference</w:t>
@@ -8449,7 +8449,7 @@
           <w:left w:w="10" w:type="dxa"/>
           <w:right w:w="10" w:type="dxa"/>
         </w:tblCellMar>
-        <w:tblLook w:val="0000" w:firstRow="0" w:lastRow="0" w:firstColumn="0" w:lastColumn="0" w:noHBand="0" w:noVBand="0"/>
+        <w:tblLook w:val="04A0" w:firstRow="1" w:lastRow="0" w:firstColumn="1" w:lastColumn="0" w:noHBand="0" w:noVBand="1"/>
       </w:tblPr>
       <w:tblGrid>
         <w:gridCol w:w="2824"/>
@@ -8706,7 +8706,7 @@
         <w:pStyle w:val="Heading1"/>
         <w:pageBreakBefore/>
       </w:pPr>
-      <w:bookmarkStart w:id="16" w:name="_Toc242012518"/>
+      <w:bookmarkStart w:id="16" w:name="_Toc242020118"/>
       <w:r>
         <w:lastRenderedPageBreak/>
         <w:t>8. Every screen and button for your role</w:t>
@@ -8736,7 +8736,7 @@
           <w:left w:w="10" w:type="dxa"/>
           <w:right w:w="10" w:type="dxa"/>
         </w:tblCellMar>
-        <w:tblLook w:val="0000" w:firstRow="0" w:lastRow="0" w:firstColumn="0" w:lastColumn="0" w:noHBand="0" w:noVBand="0"/>
+        <w:tblLook w:val="04A0" w:firstRow="1" w:lastRow="0" w:firstColumn="1" w:lastColumn="0" w:noHBand="0" w:noVBand="1"/>
       </w:tblPr>
       <w:tblGrid>
         <w:gridCol w:w="9412"/>
@@ -8869,7 +8869,7 @@
       <w:pPr>
         <w:pStyle w:val="Heading2"/>
       </w:pPr>
-      <w:bookmarkStart w:id="17" w:name="_Toc242012519"/>
+      <w:bookmarkStart w:id="17" w:name="_Toc242020119"/>
       <w:r>
         <w:t>8.1 Sign in</w:t>
       </w:r>
@@ -8932,7 +8932,7 @@
           <w:left w:w="10" w:type="dxa"/>
           <w:right w:w="10" w:type="dxa"/>
         </w:tblCellMar>
-        <w:tblLook w:val="0000" w:firstRow="0" w:lastRow="0" w:firstColumn="0" w:lastColumn="0" w:noHBand="0" w:noVBand="0"/>
+        <w:tblLook w:val="04A0" w:firstRow="1" w:lastRow="0" w:firstColumn="1" w:lastColumn="0" w:noHBand="0" w:noVBand="1"/>
       </w:tblPr>
       <w:tblGrid>
         <w:gridCol w:w="1882"/>
@@ -9382,7 +9382,7 @@
       <w:pPr>
         <w:pStyle w:val="Heading2"/>
       </w:pPr>
-      <w:bookmarkStart w:id="18" w:name="_Toc242012520"/>
+      <w:bookmarkStart w:id="18" w:name="_Toc242020120"/>
       <w:r>
         <w:t>8.2 The header and menu bar (every screen)</w:t>
       </w:r>
@@ -9445,7 +9445,7 @@
           <w:left w:w="10" w:type="dxa"/>
           <w:right w:w="10" w:type="dxa"/>
         </w:tblCellMar>
-        <w:tblLook w:val="0000" w:firstRow="0" w:lastRow="0" w:firstColumn="0" w:lastColumn="0" w:noHBand="0" w:noVBand="0"/>
+        <w:tblLook w:val="04A0" w:firstRow="1" w:lastRow="0" w:firstColumn="1" w:lastColumn="0" w:noHBand="0" w:noVBand="1"/>
       </w:tblPr>
       <w:tblGrid>
         <w:gridCol w:w="1882"/>
@@ -10106,7 +10106,7 @@
       <w:pPr>
         <w:pStyle w:val="Heading2"/>
       </w:pPr>
-      <w:bookmarkStart w:id="19" w:name="_Toc242012521"/>
+      <w:bookmarkStart w:id="19" w:name="_Toc242020121"/>
       <w:r>
         <w:t>8.3 Change Password</w:t>
       </w:r>
@@ -10169,7 +10169,7 @@
           <w:left w:w="10" w:type="dxa"/>
           <w:right w:w="10" w:type="dxa"/>
         </w:tblCellMar>
-        <w:tblLook w:val="0000" w:firstRow="0" w:lastRow="0" w:firstColumn="0" w:lastColumn="0" w:noHBand="0" w:noVBand="0"/>
+        <w:tblLook w:val="04A0" w:firstRow="1" w:lastRow="0" w:firstColumn="1" w:lastColumn="0" w:noHBand="0" w:noVBand="1"/>
       </w:tblPr>
       <w:tblGrid>
         <w:gridCol w:w="1882"/>
@@ -10726,7 +10726,7 @@
       <w:pPr>
         <w:pStyle w:val="Heading2"/>
       </w:pPr>
-      <w:bookmarkStart w:id="20" w:name="_Toc242012522"/>
+      <w:bookmarkStart w:id="20" w:name="_Toc242020122"/>
       <w:r>
         <w:t>8.4 Executive Dashboard</w:t>
       </w:r>
@@ -10789,7 +10789,7 @@
           <w:left w:w="10" w:type="dxa"/>
           <w:right w:w="10" w:type="dxa"/>
         </w:tblCellMar>
-        <w:tblLook w:val="0000" w:firstRow="0" w:lastRow="0" w:firstColumn="0" w:lastColumn="0" w:noHBand="0" w:noVBand="0"/>
+        <w:tblLook w:val="04A0" w:firstRow="1" w:lastRow="0" w:firstColumn="1" w:lastColumn="0" w:noHBand="0" w:noVBand="1"/>
       </w:tblPr>
       <w:tblGrid>
         <w:gridCol w:w="1882"/>
@@ -11240,7 +11240,7 @@
       <w:pPr>
         <w:pStyle w:val="Heading2"/>
       </w:pPr>
-      <w:bookmarkStart w:id="21" w:name="_Toc242012523"/>
+      <w:bookmarkStart w:id="21" w:name="_Toc242020123"/>
       <w:r>
         <w:t>8.5 Sampling Dashboard</w:t>
       </w:r>
@@ -11303,7 +11303,7 @@
           <w:left w:w="10" w:type="dxa"/>
           <w:right w:w="10" w:type="dxa"/>
         </w:tblCellMar>
-        <w:tblLook w:val="0000" w:firstRow="0" w:lastRow="0" w:firstColumn="0" w:lastColumn="0" w:noHBand="0" w:noVBand="0"/>
+        <w:tblLook w:val="04A0" w:firstRow="1" w:lastRow="0" w:firstColumn="1" w:lastColumn="0" w:noHBand="0" w:noVBand="1"/>
       </w:tblPr>
       <w:tblGrid>
         <w:gridCol w:w="1882"/>
@@ -11753,7 +11753,7 @@
       <w:pPr>
         <w:pStyle w:val="Heading2"/>
       </w:pPr>
-      <w:bookmarkStart w:id="22" w:name="_Toc242012524"/>
+      <w:bookmarkStart w:id="22" w:name="_Toc242020124"/>
       <w:r>
         <w:t>8.6 Contact Dashboard</w:t>
       </w:r>
@@ -11816,7 +11816,7 @@
           <w:left w:w="10" w:type="dxa"/>
           <w:right w:w="10" w:type="dxa"/>
         </w:tblCellMar>
-        <w:tblLook w:val="0000" w:firstRow="0" w:lastRow="0" w:firstColumn="0" w:lastColumn="0" w:noHBand="0" w:noVBand="0"/>
+        <w:tblLook w:val="04A0" w:firstRow="1" w:lastRow="0" w:firstColumn="1" w:lastColumn="0" w:noHBand="0" w:noVBand="1"/>
       </w:tblPr>
       <w:tblGrid>
         <w:gridCol w:w="1882"/>
@@ -12056,7 +12056,7 @@
       <w:pPr>
         <w:pStyle w:val="Heading2"/>
       </w:pPr>
-      <w:bookmarkStart w:id="23" w:name="_Toc242012525"/>
+      <w:bookmarkStart w:id="23" w:name="_Toc242020125"/>
       <w:r>
         <w:lastRenderedPageBreak/>
         <w:t>8.7 QA Dashboard</w:t>
@@ -12120,7 +12120,7 @@
           <w:left w:w="10" w:type="dxa"/>
           <w:right w:w="10" w:type="dxa"/>
         </w:tblCellMar>
-        <w:tblLook w:val="0000" w:firstRow="0" w:lastRow="0" w:firstColumn="0" w:lastColumn="0" w:noHBand="0" w:noVBand="0"/>
+        <w:tblLook w:val="04A0" w:firstRow="1" w:lastRow="0" w:firstColumn="1" w:lastColumn="0" w:noHBand="0" w:noVBand="1"/>
       </w:tblPr>
       <w:tblGrid>
         <w:gridCol w:w="1882"/>
@@ -12677,7 +12677,7 @@
       <w:pPr>
         <w:pStyle w:val="Heading2"/>
       </w:pPr>
-      <w:bookmarkStart w:id="24" w:name="_Toc242012526"/>
+      <w:bookmarkStart w:id="24" w:name="_Toc242020126"/>
       <w:r>
         <w:t>8.8 KII / Document Dashboard</w:t>
       </w:r>
@@ -12740,7 +12740,7 @@
           <w:left w:w="10" w:type="dxa"/>
           <w:right w:w="10" w:type="dxa"/>
         </w:tblCellMar>
-        <w:tblLook w:val="0000" w:firstRow="0" w:lastRow="0" w:firstColumn="0" w:lastColumn="0" w:noHBand="0" w:noVBand="0"/>
+        <w:tblLook w:val="04A0" w:firstRow="1" w:lastRow="0" w:firstColumn="1" w:lastColumn="0" w:noHBand="0" w:noVBand="1"/>
       </w:tblPr>
       <w:tblGrid>
         <w:gridCol w:w="1882"/>
@@ -13087,7 +13087,7 @@
       <w:pPr>
         <w:pStyle w:val="Heading2"/>
       </w:pPr>
-      <w:bookmarkStart w:id="25" w:name="_Toc242012527"/>
+      <w:bookmarkStart w:id="25" w:name="_Toc242020127"/>
       <w:r>
         <w:t>8.9 Reports</w:t>
       </w:r>
@@ -13150,7 +13150,7 @@
           <w:left w:w="10" w:type="dxa"/>
           <w:right w:w="10" w:type="dxa"/>
         </w:tblCellMar>
-        <w:tblLook w:val="0000" w:firstRow="0" w:lastRow="0" w:firstColumn="0" w:lastColumn="0" w:noHBand="0" w:noVBand="0"/>
+        <w:tblLook w:val="04A0" w:firstRow="1" w:lastRow="0" w:firstColumn="1" w:lastColumn="0" w:noHBand="0" w:noVBand="1"/>
       </w:tblPr>
       <w:tblGrid>
         <w:gridCol w:w="1882"/>
@@ -13601,7 +13601,7 @@
       <w:pPr>
         <w:pStyle w:val="Heading2"/>
       </w:pPr>
-      <w:bookmarkStart w:id="26" w:name="_Toc242012528"/>
+      <w:bookmarkStart w:id="26" w:name="_Toc242020128"/>
       <w:r>
         <w:t>8.10 Main-400 Register (and Reserve)</w:t>
       </w:r>
@@ -13664,7 +13664,7 @@
           <w:left w:w="10" w:type="dxa"/>
           <w:right w:w="10" w:type="dxa"/>
         </w:tblCellMar>
-        <w:tblLook w:val="0000" w:firstRow="0" w:lastRow="0" w:firstColumn="0" w:lastColumn="0" w:noHBand="0" w:noVBand="0"/>
+        <w:tblLook w:val="04A0" w:firstRow="1" w:lastRow="0" w:firstColumn="1" w:lastColumn="0" w:noHBand="0" w:noVBand="1"/>
       </w:tblPr>
       <w:tblGrid>
         <w:gridCol w:w="1882"/>
@@ -14324,7 +14324,7 @@
       <w:pPr>
         <w:pStyle w:val="Heading2"/>
       </w:pPr>
-      <w:bookmarkStart w:id="27" w:name="_Toc242012529"/>
+      <w:bookmarkStart w:id="27" w:name="_Toc242020129"/>
       <w:r>
         <w:t>8.11 Case page</w:t>
       </w:r>
@@ -14387,7 +14387,7 @@
           <w:left w:w="10" w:type="dxa"/>
           <w:right w:w="10" w:type="dxa"/>
         </w:tblCellMar>
-        <w:tblLook w:val="0000" w:firstRow="0" w:lastRow="0" w:firstColumn="0" w:lastColumn="0" w:noHBand="0" w:noVBand="0"/>
+        <w:tblLook w:val="04A0" w:firstRow="1" w:lastRow="0" w:firstColumn="1" w:lastColumn="0" w:noHBand="0" w:noVBand="1"/>
       </w:tblPr>
       <w:tblGrid>
         <w:gridCol w:w="1882"/>
@@ -14945,7 +14945,7 @@
       <w:pPr>
         <w:pStyle w:val="Heading2"/>
       </w:pPr>
-      <w:bookmarkStart w:id="28" w:name="_Toc242012530"/>
+      <w:bookmarkStart w:id="28" w:name="_Toc242020130"/>
       <w:r>
         <w:t>8.12 Pre-Interview Profile (PROIT) and its review screen</w:t>
       </w:r>
@@ -15008,7 +15008,7 @@
           <w:left w:w="10" w:type="dxa"/>
           <w:right w:w="10" w:type="dxa"/>
         </w:tblCellMar>
-        <w:tblLook w:val="0000" w:firstRow="0" w:lastRow="0" w:firstColumn="0" w:lastColumn="0" w:noHBand="0" w:noVBand="0"/>
+        <w:tblLook w:val="04A0" w:firstRow="1" w:lastRow="0" w:firstColumn="1" w:lastColumn="0" w:noHBand="0" w:noVBand="1"/>
       </w:tblPr>
       <w:tblGrid>
         <w:gridCol w:w="1882"/>
@@ -15248,7 +15248,7 @@
       <w:pPr>
         <w:pStyle w:val="Heading2"/>
       </w:pPr>
-      <w:bookmarkStart w:id="29" w:name="_Toc242012531"/>
+      <w:bookmarkStart w:id="29" w:name="_Toc242020131"/>
       <w:r>
         <w:t>8.13 Interview sheet (verifying a locked profile)</w:t>
       </w:r>
@@ -15311,7 +15311,7 @@
           <w:left w:w="10" w:type="dxa"/>
           <w:right w:w="10" w:type="dxa"/>
         </w:tblCellMar>
-        <w:tblLook w:val="0000" w:firstRow="0" w:lastRow="0" w:firstColumn="0" w:lastColumn="0" w:noHBand="0" w:noVBand="0"/>
+        <w:tblLook w:val="04A0" w:firstRow="1" w:lastRow="0" w:firstColumn="1" w:lastColumn="0" w:noHBand="0" w:noVBand="1"/>
       </w:tblPr>
       <w:tblGrid>
         <w:gridCol w:w="1882"/>
@@ -15762,7 +15762,7 @@
       <w:pPr>
         <w:pStyle w:val="Heading2"/>
       </w:pPr>
-      <w:bookmarkStart w:id="30" w:name="_Toc242012532"/>
+      <w:bookmarkStart w:id="30" w:name="_Toc242020132"/>
       <w:r>
         <w:t>8.14 Register Organisation</w:t>
       </w:r>
@@ -15825,7 +15825,7 @@
           <w:left w:w="10" w:type="dxa"/>
           <w:right w:w="10" w:type="dxa"/>
         </w:tblCellMar>
-        <w:tblLook w:val="0000" w:firstRow="0" w:lastRow="0" w:firstColumn="0" w:lastColumn="0" w:noHBand="0" w:noVBand="0"/>
+        <w:tblLook w:val="04A0" w:firstRow="1" w:lastRow="0" w:firstColumn="1" w:lastColumn="0" w:noHBand="0" w:noVBand="1"/>
       </w:tblPr>
       <w:tblGrid>
         <w:gridCol w:w="1882"/>
@@ -16065,7 +16065,7 @@
       <w:pPr>
         <w:pStyle w:val="Heading2"/>
       </w:pPr>
-      <w:bookmarkStart w:id="31" w:name="_Toc242012533"/>
+      <w:bookmarkStart w:id="31" w:name="_Toc242020133"/>
       <w:r>
         <w:t>8.15 Appointment Queue</w:t>
       </w:r>
@@ -16128,7 +16128,7 @@
           <w:left w:w="10" w:type="dxa"/>
           <w:right w:w="10" w:type="dxa"/>
         </w:tblCellMar>
-        <w:tblLook w:val="0000" w:firstRow="0" w:lastRow="0" w:firstColumn="0" w:lastColumn="0" w:noHBand="0" w:noVBand="0"/>
+        <w:tblLook w:val="04A0" w:firstRow="1" w:lastRow="0" w:firstColumn="1" w:lastColumn="0" w:noHBand="0" w:noVBand="1"/>
       </w:tblPr>
       <w:tblGrid>
         <w:gridCol w:w="1882"/>
@@ -16475,7 +16475,7 @@
       <w:pPr>
         <w:pStyle w:val="Heading2"/>
       </w:pPr>
-      <w:bookmarkStart w:id="32" w:name="_Toc242012534"/>
+      <w:bookmarkStart w:id="32" w:name="_Toc242020134"/>
       <w:r>
         <w:t>8.16 Follow-ups due</w:t>
       </w:r>
@@ -16538,7 +16538,7 @@
           <w:left w:w="10" w:type="dxa"/>
           <w:right w:w="10" w:type="dxa"/>
         </w:tblCellMar>
-        <w:tblLook w:val="0000" w:firstRow="0" w:lastRow="0" w:firstColumn="0" w:lastColumn="0" w:noHBand="0" w:noVBand="0"/>
+        <w:tblLook w:val="04A0" w:firstRow="1" w:lastRow="0" w:firstColumn="1" w:lastColumn="0" w:noHBand="0" w:noVBand="1"/>
       </w:tblPr>
       <w:tblGrid>
         <w:gridCol w:w="1882"/>
@@ -16886,7 +16886,7 @@
       <w:pPr>
         <w:pStyle w:val="Heading2"/>
       </w:pPr>
-      <w:bookmarkStart w:id="33" w:name="_Toc242012535"/>
+      <w:bookmarkStart w:id="33" w:name="_Toc242020135"/>
       <w:r>
         <w:t>8.17 Reserve Activation</w:t>
       </w:r>
@@ -16949,7 +16949,7 @@
           <w:left w:w="10" w:type="dxa"/>
           <w:right w:w="10" w:type="dxa"/>
         </w:tblCellMar>
-        <w:tblLook w:val="0000" w:firstRow="0" w:lastRow="0" w:firstColumn="0" w:lastColumn="0" w:noHBand="0" w:noVBand="0"/>
+        <w:tblLook w:val="04A0" w:firstRow="1" w:lastRow="0" w:firstColumn="1" w:lastColumn="0" w:noHBand="0" w:noVBand="1"/>
       </w:tblPr>
       <w:tblGrid>
         <w:gridCol w:w="1882"/>
@@ -17189,7 +17189,7 @@
       <w:pPr>
         <w:pStyle w:val="Heading2"/>
       </w:pPr>
-      <w:bookmarkStart w:id="34" w:name="_Toc242012536"/>
+      <w:bookmarkStart w:id="34" w:name="_Toc242020136"/>
       <w:r>
         <w:t>8.18 QA Queue (with the KoboToolbox sync panel)</w:t>
       </w:r>
@@ -17252,7 +17252,7 @@
           <w:left w:w="10" w:type="dxa"/>
           <w:right w:w="10" w:type="dxa"/>
         </w:tblCellMar>
-        <w:tblLook w:val="0000" w:firstRow="0" w:lastRow="0" w:firstColumn="0" w:lastColumn="0" w:noHBand="0" w:noVBand="0"/>
+        <w:tblLook w:val="04A0" w:firstRow="1" w:lastRow="0" w:firstColumn="1" w:lastColumn="0" w:noHBand="0" w:noVBand="1"/>
       </w:tblPr>
       <w:tblGrid>
         <w:gridCol w:w="1882"/>
@@ -17492,7 +17492,7 @@
       <w:pPr>
         <w:pStyle w:val="Heading2"/>
       </w:pPr>
-      <w:bookmarkStart w:id="35" w:name="_Toc242012537"/>
+      <w:bookmarkStart w:id="35" w:name="_Toc242020137"/>
       <w:r>
         <w:t>8.19 QA Exceptions</w:t>
       </w:r>
@@ -17555,7 +17555,7 @@
           <w:left w:w="10" w:type="dxa"/>
           <w:right w:w="10" w:type="dxa"/>
         </w:tblCellMar>
-        <w:tblLook w:val="0000" w:firstRow="0" w:lastRow="0" w:firstColumn="0" w:lastColumn="0" w:noHBand="0" w:noVBand="0"/>
+        <w:tblLook w:val="04A0" w:firstRow="1" w:lastRow="0" w:firstColumn="1" w:lastColumn="0" w:noHBand="0" w:noVBand="1"/>
       </w:tblPr>
       <w:tblGrid>
         <w:gridCol w:w="1882"/>
@@ -17902,7 +17902,7 @@
       <w:pPr>
         <w:pStyle w:val="Heading2"/>
       </w:pPr>
-      <w:bookmarkStart w:id="36" w:name="_Toc242012538"/>
+      <w:bookmarkStart w:id="36" w:name="_Toc242020138"/>
       <w:r>
         <w:lastRenderedPageBreak/>
         <w:t>8.20 KII Register</w:t>
@@ -17966,7 +17966,7 @@
           <w:left w:w="10" w:type="dxa"/>
           <w:right w:w="10" w:type="dxa"/>
         </w:tblCellMar>
-        <w:tblLook w:val="0000" w:firstRow="0" w:lastRow="0" w:firstColumn="0" w:lastColumn="0" w:noHBand="0" w:noVBand="0"/>
+        <w:tblLook w:val="04A0" w:firstRow="1" w:lastRow="0" w:firstColumn="1" w:lastColumn="0" w:noHBand="0" w:noVBand="1"/>
       </w:tblPr>
       <w:tblGrid>
         <w:gridCol w:w="1882"/>
@@ -18226,7 +18226,7 @@
                 <w:sz w:val="19"/>
                 <w:szCs w:val="19"/>
               </w:rPr>
-              <w:t>Manage</w:t>
+              <w:t>Find contact details with AI → Findings to review → Review N findings</w:t>
             </w:r>
           </w:p>
         </w:tc>
@@ -18250,7 +18250,7 @@
                 <w:sz w:val="19"/>
                 <w:szCs w:val="19"/>
               </w:rPr>
-              <w:t>Opens the KII record.</w:t>
+              <w:t>Lists every KII record whose findings are waiting for a decision, and opens the chosen record.</w:t>
             </w:r>
           </w:p>
         </w:tc>
@@ -18274,7 +18274,7 @@
                 <w:sz w:val="19"/>
                 <w:szCs w:val="19"/>
               </w:rPr>
-              <w:t>All work on an interview happens on its own record.</w:t>
+              <w:t>A batch finishes one record at a time; this is where to pick up what has come in.</w:t>
             </w:r>
           </w:p>
         </w:tc>
@@ -18298,7 +18298,7 @@
                 <w:sz w:val="19"/>
                 <w:szCs w:val="19"/>
               </w:rPr>
-              <w:t>The KII record opens.</w:t>
+              <w:t>The KII record opens at its findings.</w:t>
             </w:r>
           </w:p>
         </w:tc>
@@ -18332,6 +18332,110 @@
                 <w:sz w:val="19"/>
                 <w:szCs w:val="19"/>
               </w:rPr>
+              <w:t>Manage</w:t>
+            </w:r>
+          </w:p>
+        </w:tc>
+        <w:tc>
+          <w:tcPr>
+            <w:tcW w:w="3012" w:type="dxa"/>
+            <w:tcMar>
+              <w:top w:w="70" w:type="dxa"/>
+              <w:left w:w="110" w:type="dxa"/>
+              <w:bottom w:w="70" w:type="dxa"/>
+              <w:right w:w="110" w:type="dxa"/>
+            </w:tcMar>
+          </w:tcPr>
+          <w:p>
+            <w:pPr>
+              <w:spacing w:after="40"/>
+            </w:pPr>
+            <w:r>
+              <w:rPr>
+                <w:sz w:val="19"/>
+                <w:szCs w:val="19"/>
+              </w:rPr>
+              <w:t>Opens the KII record.</w:t>
+            </w:r>
+          </w:p>
+        </w:tc>
+        <w:tc>
+          <w:tcPr>
+            <w:tcW w:w="2447" w:type="dxa"/>
+            <w:tcMar>
+              <w:top w:w="70" w:type="dxa"/>
+              <w:left w:w="110" w:type="dxa"/>
+              <w:bottom w:w="70" w:type="dxa"/>
+              <w:right w:w="110" w:type="dxa"/>
+            </w:tcMar>
+          </w:tcPr>
+          <w:p>
+            <w:pPr>
+              <w:spacing w:after="40"/>
+            </w:pPr>
+            <w:r>
+              <w:rPr>
+                <w:sz w:val="19"/>
+                <w:szCs w:val="19"/>
+              </w:rPr>
+              <w:t>All work on an interview happens on its own record.</w:t>
+            </w:r>
+          </w:p>
+        </w:tc>
+        <w:tc>
+          <w:tcPr>
+            <w:tcW w:w="2071" w:type="dxa"/>
+            <w:tcMar>
+              <w:top w:w="70" w:type="dxa"/>
+              <w:left w:w="110" w:type="dxa"/>
+              <w:bottom w:w="70" w:type="dxa"/>
+              <w:right w:w="110" w:type="dxa"/>
+            </w:tcMar>
+          </w:tcPr>
+          <w:p>
+            <w:pPr>
+              <w:spacing w:after="40"/>
+            </w:pPr>
+            <w:r>
+              <w:rPr>
+                <w:sz w:val="19"/>
+                <w:szCs w:val="19"/>
+              </w:rPr>
+              <w:t>The KII record opens.</w:t>
+            </w:r>
+          </w:p>
+        </w:tc>
+      </w:tr>
+      <w:tr>
+        <w:tblPrEx>
+          <w:tblCellMar>
+            <w:top w:w="0" w:type="dxa"/>
+            <w:bottom w:w="0" w:type="dxa"/>
+          </w:tblCellMar>
+        </w:tblPrEx>
+        <w:trPr>
+          <w:cantSplit/>
+        </w:trPr>
+        <w:tc>
+          <w:tcPr>
+            <w:tcW w:w="1882" w:type="dxa"/>
+            <w:shd w:val="clear" w:color="auto" w:fill="F8FAFB"/>
+            <w:tcMar>
+              <w:top w:w="70" w:type="dxa"/>
+              <w:left w:w="110" w:type="dxa"/>
+              <w:bottom w:w="70" w:type="dxa"/>
+              <w:right w:w="110" w:type="dxa"/>
+            </w:tcMar>
+          </w:tcPr>
+          <w:p>
+            <w:pPr>
+              <w:spacing w:after="40"/>
+            </w:pPr>
+            <w:r>
+              <w:rPr>
+                <w:sz w:val="19"/>
+                <w:szCs w:val="19"/>
+              </w:rPr>
               <w:t>Show / page numbers</w:t>
             </w:r>
           </w:p>
@@ -18339,6 +18443,7 @@
         <w:tc>
           <w:tcPr>
             <w:tcW w:w="3012" w:type="dxa"/>
+            <w:shd w:val="clear" w:color="auto" w:fill="F8FAFB"/>
             <w:tcMar>
               <w:top w:w="70" w:type="dxa"/>
               <w:left w:w="110" w:type="dxa"/>
@@ -18362,6 +18467,7 @@
         <w:tc>
           <w:tcPr>
             <w:tcW w:w="2447" w:type="dxa"/>
+            <w:shd w:val="clear" w:color="auto" w:fill="F8FAFB"/>
             <w:tcMar>
               <w:top w:w="70" w:type="dxa"/>
               <w:left w:w="110" w:type="dxa"/>
@@ -18385,6 +18491,7 @@
         <w:tc>
           <w:tcPr>
             <w:tcW w:w="2071" w:type="dxa"/>
+            <w:shd w:val="clear" w:color="auto" w:fill="F8FAFB"/>
             <w:tcMar>
               <w:top w:w="70" w:type="dxa"/>
               <w:left w:w="110" w:type="dxa"/>
@@ -18416,7 +18523,7 @@
       <w:pPr>
         <w:pStyle w:val="Heading2"/>
       </w:pPr>
-      <w:bookmarkStart w:id="37" w:name="_Toc242012539"/>
+      <w:bookmarkStart w:id="37" w:name="_Toc242020139"/>
       <w:r>
         <w:t>8.21 KII record</w:t>
       </w:r>
@@ -18479,7 +18586,7 @@
           <w:left w:w="10" w:type="dxa"/>
           <w:right w:w="10" w:type="dxa"/>
         </w:tblCellMar>
-        <w:tblLook w:val="0000" w:firstRow="0" w:lastRow="0" w:firstColumn="0" w:lastColumn="0" w:noHBand="0" w:noVBand="0"/>
+        <w:tblLook w:val="04A0" w:firstRow="1" w:lastRow="0" w:firstColumn="1" w:lastColumn="0" w:noHBand="0" w:noVBand="1"/>
       </w:tblPr>
       <w:tblGrid>
         <w:gridCol w:w="1882"/>
@@ -18719,7 +18826,7 @@
       <w:pPr>
         <w:pStyle w:val="Heading2"/>
       </w:pPr>
-      <w:bookmarkStart w:id="38" w:name="_Toc242012540"/>
+      <w:bookmarkStart w:id="38" w:name="_Toc242020140"/>
       <w:r>
         <w:t>8.22 Documents (the corpus)</w:t>
       </w:r>
@@ -18782,7 +18889,7 @@
           <w:left w:w="10" w:type="dxa"/>
           <w:right w:w="10" w:type="dxa"/>
         </w:tblCellMar>
-        <w:tblLook w:val="0000" w:firstRow="0" w:lastRow="0" w:firstColumn="0" w:lastColumn="0" w:noHBand="0" w:noVBand="0"/>
+        <w:tblLook w:val="04A0" w:firstRow="1" w:lastRow="0" w:firstColumn="1" w:lastColumn="0" w:noHBand="0" w:noVBand="1"/>
       </w:tblPr>
       <w:tblGrid>
         <w:gridCol w:w="1882"/>
@@ -19232,7 +19339,7 @@
       <w:pPr>
         <w:pStyle w:val="Heading2"/>
       </w:pPr>
-      <w:bookmarkStart w:id="39" w:name="_Toc242012541"/>
+      <w:bookmarkStart w:id="39" w:name="_Toc242020141"/>
       <w:r>
         <w:t>8.23 Document record</w:t>
       </w:r>
@@ -19277,6 +19384,7 @@
         <w:spacing w:after="120" w:line="288" w:lineRule="auto"/>
       </w:pPr>
       <w:r>
+        <w:lastRenderedPageBreak/>
         <w:t>Everything about one document: authenticity, the decision to include it, its file, its details, its coding and its memo.</w:t>
       </w:r>
     </w:p>
@@ -19295,7 +19403,7 @@
           <w:left w:w="10" w:type="dxa"/>
           <w:right w:w="10" w:type="dxa"/>
         </w:tblCellMar>
-        <w:tblLook w:val="0000" w:firstRow="0" w:lastRow="0" w:firstColumn="0" w:lastColumn="0" w:noHBand="0" w:noVBand="0"/>
+        <w:tblLook w:val="04A0" w:firstRow="1" w:lastRow="0" w:firstColumn="1" w:lastColumn="0" w:noHBand="0" w:noVBand="1"/>
       </w:tblPr>
       <w:tblGrid>
         <w:gridCol w:w="1882"/>
@@ -19336,7 +19444,6 @@
                 <w:sz w:val="19"/>
                 <w:szCs w:val="19"/>
               </w:rPr>
-              <w:lastRenderedPageBreak/>
               <w:t>Control</w:t>
             </w:r>
           </w:p>
@@ -19536,7 +19643,7 @@
       <w:pPr>
         <w:pStyle w:val="Heading2"/>
       </w:pPr>
-      <w:bookmarkStart w:id="40" w:name="_Toc242012542"/>
+      <w:bookmarkStart w:id="40" w:name="_Toc242020142"/>
       <w:r>
         <w:t>8.24 Auto-fill review screen</w:t>
       </w:r>
@@ -19599,7 +19706,7 @@
           <w:left w:w="10" w:type="dxa"/>
           <w:right w:w="10" w:type="dxa"/>
         </w:tblCellMar>
-        <w:tblLook w:val="0000" w:firstRow="0" w:lastRow="0" w:firstColumn="0" w:lastColumn="0" w:noHBand="0" w:noVBand="0"/>
+        <w:tblLook w:val="04A0" w:firstRow="1" w:lastRow="0" w:firstColumn="1" w:lastColumn="0" w:noHBand="0" w:noVBand="1"/>
       </w:tblPr>
       <w:tblGrid>
         <w:gridCol w:w="1882"/>
@@ -19839,7 +19946,7 @@
       <w:pPr>
         <w:pStyle w:val="Heading2"/>
       </w:pPr>
-      <w:bookmarkStart w:id="41" w:name="_Toc242012543"/>
+      <w:bookmarkStart w:id="41" w:name="_Toc242020143"/>
       <w:r>
         <w:t>8.25 Completed forms (Form PDFs)</w:t>
       </w:r>
@@ -19902,7 +20009,7 @@
           <w:left w:w="10" w:type="dxa"/>
           <w:right w:w="10" w:type="dxa"/>
         </w:tblCellMar>
-        <w:tblLook w:val="0000" w:firstRow="0" w:lastRow="0" w:firstColumn="0" w:lastColumn="0" w:noHBand="0" w:noVBand="0"/>
+        <w:tblLook w:val="04A0" w:firstRow="1" w:lastRow="0" w:firstColumn="1" w:lastColumn="0" w:noHBand="0" w:noVBand="1"/>
       </w:tblPr>
       <w:tblGrid>
         <w:gridCol w:w="1882"/>
@@ -20569,7 +20676,7 @@
       <w:pPr>
         <w:pStyle w:val="Heading2"/>
       </w:pPr>
-      <w:bookmarkStart w:id="42" w:name="_Toc242012544"/>
+      <w:bookmarkStart w:id="42" w:name="_Toc242020144"/>
       <w:r>
         <w:lastRenderedPageBreak/>
         <w:t>8.26 Cost Dashboard</w:t>
@@ -20633,7 +20740,7 @@
           <w:left w:w="10" w:type="dxa"/>
           <w:right w:w="10" w:type="dxa"/>
         </w:tblCellMar>
-        <w:tblLook w:val="0000" w:firstRow="0" w:lastRow="0" w:firstColumn="0" w:lastColumn="0" w:noHBand="0" w:noVBand="0"/>
+        <w:tblLook w:val="04A0" w:firstRow="1" w:lastRow="0" w:firstColumn="1" w:lastColumn="0" w:noHBand="0" w:noVBand="1"/>
       </w:tblPr>
       <w:tblGrid>
         <w:gridCol w:w="1882"/>
@@ -20917,7 +21024,7 @@
         <w:sz w:val="16"/>
         <w:szCs w:val="16"/>
       </w:rPr>
-      <w:t>Version 1.21 · 4 October 2026</w:t>
+      <w:t>Version 1.22 · 4 October 2026</w:t>
     </w:r>
     <w:r>
       <w:rPr>
@@ -21090,10 +21197,10 @@
 <file path=word/numbering.xml><?xml version="1.0" encoding="utf-8"?>
 <w:numbering xmlns:wpc="http://schemas.microsoft.com/office/word/2010/wordprocessingCanvas" xmlns:cx="http://schemas.microsoft.com/office/drawing/2014/chartex" xmlns:cx1="http://schemas.microsoft.com/office/drawing/2015/9/8/chartex" xmlns:cx2="http://schemas.microsoft.com/office/drawing/2015/10/21/chartex" xmlns:cx3="http://schemas.microsoft.com/office/drawing/2016/5/9/chartex" xmlns:cx4="http://schemas.microsoft.com/office/drawing/2016/5/10/chartex" xmlns:cx5="http://schemas.microsoft.com/office/drawing/2016/5/11/chartex" xmlns:cx6="http://schemas.microsoft.com/office/drawing/2016/5/12/chartex" xmlns:cx7="http://schemas.microsoft.com/office/drawing/2016/5/13/chartex" xmlns:cx8="http://schemas.microsoft.com/office/drawing/2016/5/14/chartex" xmlns:mc="http://schemas.openxmlformats.org/markup-compatibility/2006" xmlns:aink="http://schemas.microsoft.com/office/drawing/2016/ink" xmlns:am3d="http://schemas.microsoft.com/office/drawing/2017/model3d" xmlns:o="urn:schemas-microsoft-com:office:office" xmlns:oel="http://schemas.microsoft.com/office/2019/extlst" xmlns:r="http://schemas.openxmlformats.org/officeDocument/2006/relationships" xmlns:m="http://schemas.openxmlformats.org/officeDocument/2006/math" xmlns:v="urn:schemas-microsoft-com:vml" xmlns:wp14="http://schemas.microsoft.com/office/word/2010/wordprocessingDrawing" xmlns:wp="http://schemas.openxmlformats.org/drawingml/2006/wordprocessingDrawing" xmlns:w10="urn:schemas-microsoft-com:office:word" xmlns:w="http://schemas.openxmlformats.org/wordprocessingml/2006/main" xmlns:w14="http://schemas.microsoft.com/office/word/2010/wordml" xmlns:w15="http://schemas.microsoft.com/office/word/2012/wordml" xmlns:w16cex="http://schemas.microsoft.com/office/word/2018/wordml/cex" xmlns:w16cid="http://schemas.microsoft.com/office/word/2016/wordml/cid" xmlns:w16="http://schemas.microsoft.com/office/word/2018/wordml" xmlns:w16sdtdh="http://schemas.microsoft.com/office/word/2020/wordml/sdtdatahash" xmlns:w16se="http://schemas.microsoft.com/office/word/2015/wordml/symex" xmlns:wpg="http://schemas.microsoft.com/office/word/2010/wordprocessingGroup" xmlns:wpi="http://schemas.microsoft.com/office/word/2010/wordprocessingInk" xmlns:wne="http://schemas.microsoft.com/office/word/2006/wordml" xmlns:wps="http://schemas.microsoft.com/office/word/2010/wordprocessingShape" mc:Ignorable="w14 w15 w16se w16cid w16 w16cex w16sdtdh wp14">
   <w:abstractNum w:abstractNumId="0" w15:restartNumberingAfterBreak="0">
-    <w:nsid w:val="06B75BF4"/>
+    <w:nsid w:val="029536D5"/>
     <w:multiLevelType w:val="hybridMultilevel"/>
-    <w:tmpl w:val="BFD00B84"/>
-    <w:lvl w:ilvl="0" w:tplc="2078EF94">
+    <w:tmpl w:val="7520C6E0"/>
+    <w:lvl w:ilvl="0" w:tplc="23328152">
       <w:start w:val="1"/>
       <w:numFmt w:val="decimal"/>
       <w:lvlText w:val="%1."/>
@@ -21107,52 +21214,52 @@
         <w:color w:val="A67C27"/>
       </w:rPr>
     </w:lvl>
-    <w:lvl w:ilvl="1" w:tplc="BD68C3D6">
+    <w:lvl w:ilvl="1" w:tplc="9F202F36">
       <w:numFmt w:val="decimal"/>
       <w:lvlText w:val=""/>
       <w:lvlJc w:val="left"/>
     </w:lvl>
-    <w:lvl w:ilvl="2" w:tplc="69625984">
+    <w:lvl w:ilvl="2" w:tplc="8F10C8C4">
       <w:numFmt w:val="decimal"/>
       <w:lvlText w:val=""/>
       <w:lvlJc w:val="left"/>
     </w:lvl>
-    <w:lvl w:ilvl="3" w:tplc="8C1809DE">
+    <w:lvl w:ilvl="3" w:tplc="7D2471FE">
       <w:numFmt w:val="decimal"/>
       <w:lvlText w:val=""/>
       <w:lvlJc w:val="left"/>
     </w:lvl>
-    <w:lvl w:ilvl="4" w:tplc="DB34DF7A">
+    <w:lvl w:ilvl="4" w:tplc="992A85CC">
       <w:numFmt w:val="decimal"/>
       <w:lvlText w:val=""/>
       <w:lvlJc w:val="left"/>
     </w:lvl>
-    <w:lvl w:ilvl="5" w:tplc="0BAE6CE0">
+    <w:lvl w:ilvl="5" w:tplc="85BE65B4">
       <w:numFmt w:val="decimal"/>
       <w:lvlText w:val=""/>
       <w:lvlJc w:val="left"/>
     </w:lvl>
-    <w:lvl w:ilvl="6" w:tplc="319E0A02">
+    <w:lvl w:ilvl="6" w:tplc="3AB229E6">
       <w:numFmt w:val="decimal"/>
       <w:lvlText w:val=""/>
       <w:lvlJc w:val="left"/>
     </w:lvl>
-    <w:lvl w:ilvl="7" w:tplc="5E0EA2FE">
+    <w:lvl w:ilvl="7" w:tplc="A20C2AE6">
       <w:numFmt w:val="decimal"/>
       <w:lvlText w:val=""/>
       <w:lvlJc w:val="left"/>
     </w:lvl>
-    <w:lvl w:ilvl="8" w:tplc="8378F87E">
+    <w:lvl w:ilvl="8" w:tplc="16FAE354">
       <w:numFmt w:val="decimal"/>
       <w:lvlText w:val=""/>
       <w:lvlJc w:val="left"/>
     </w:lvl>
   </w:abstractNum>
   <w:abstractNum w:abstractNumId="1" w15:restartNumberingAfterBreak="0">
-    <w:nsid w:val="1D057818"/>
+    <w:nsid w:val="19185BD7"/>
     <w:multiLevelType w:val="hybridMultilevel"/>
-    <w:tmpl w:val="20861716"/>
-    <w:lvl w:ilvl="0" w:tplc="215079B6">
+    <w:tmpl w:val="47284B38"/>
+    <w:lvl w:ilvl="0" w:tplc="0E9A9C72">
       <w:start w:val="1"/>
       <w:numFmt w:val="bullet"/>
       <w:lvlText w:val="●"/>
@@ -21161,7 +21268,7 @@
         <w:ind w:left="720" w:hanging="360"/>
       </w:pPr>
     </w:lvl>
-    <w:lvl w:ilvl="1" w:tplc="CCACA190">
+    <w:lvl w:ilvl="1" w:tplc="4A843C2E">
       <w:start w:val="1"/>
       <w:numFmt w:val="bullet"/>
       <w:lvlText w:val="○"/>
@@ -21170,7 +21277,7 @@
         <w:ind w:left="1440" w:hanging="360"/>
       </w:pPr>
     </w:lvl>
-    <w:lvl w:ilvl="2" w:tplc="B338DFB8">
+    <w:lvl w:ilvl="2" w:tplc="256C2DFE">
       <w:start w:val="1"/>
       <w:numFmt w:val="bullet"/>
       <w:lvlText w:val="■"/>
@@ -21179,7 +21286,7 @@
         <w:ind w:left="2160" w:hanging="360"/>
       </w:pPr>
     </w:lvl>
-    <w:lvl w:ilvl="3" w:tplc="31CA7B5A">
+    <w:lvl w:ilvl="3" w:tplc="C6D6B6EC">
       <w:start w:val="1"/>
       <w:numFmt w:val="bullet"/>
       <w:lvlText w:val="●"/>
@@ -21188,7 +21295,7 @@
         <w:ind w:left="2880" w:hanging="360"/>
       </w:pPr>
     </w:lvl>
-    <w:lvl w:ilvl="4" w:tplc="C31CAFE8">
+    <w:lvl w:ilvl="4" w:tplc="219826C0">
       <w:start w:val="1"/>
       <w:numFmt w:val="bullet"/>
       <w:lvlText w:val="○"/>
@@ -21197,7 +21304,7 @@
         <w:ind w:left="3600" w:hanging="360"/>
       </w:pPr>
     </w:lvl>
-    <w:lvl w:ilvl="5" w:tplc="C3925EDC">
+    <w:lvl w:ilvl="5" w:tplc="036A65E4">
       <w:start w:val="1"/>
       <w:numFmt w:val="bullet"/>
       <w:lvlText w:val="■"/>
@@ -21206,7 +21313,7 @@
         <w:ind w:left="4320" w:hanging="360"/>
       </w:pPr>
     </w:lvl>
-    <w:lvl w:ilvl="6" w:tplc="9CCCB2C0">
+    <w:lvl w:ilvl="6" w:tplc="38EC0A28">
       <w:start w:val="1"/>
       <w:numFmt w:val="bullet"/>
       <w:lvlText w:val="●"/>
@@ -21215,7 +21322,7 @@
         <w:ind w:left="5040" w:hanging="360"/>
       </w:pPr>
     </w:lvl>
-    <w:lvl w:ilvl="7" w:tplc="2716C8F2">
+    <w:lvl w:ilvl="7" w:tplc="02FA7C34">
       <w:start w:val="1"/>
       <w:numFmt w:val="bullet"/>
       <w:lvlText w:val="●"/>
@@ -21224,7 +21331,7 @@
         <w:ind w:left="5760" w:hanging="360"/>
       </w:pPr>
     </w:lvl>
-    <w:lvl w:ilvl="8" w:tplc="91002B6E">
+    <w:lvl w:ilvl="8" w:tplc="6DA008BA">
       <w:start w:val="1"/>
       <w:numFmt w:val="bullet"/>
       <w:lvlText w:val="●"/>
@@ -21235,68 +21342,69 @@
     </w:lvl>
   </w:abstractNum>
   <w:abstractNum w:abstractNumId="2" w15:restartNumberingAfterBreak="0">
-    <w:nsid w:val="1D23747C"/>
+    <w:nsid w:val="22EE2E38"/>
     <w:multiLevelType w:val="hybridMultilevel"/>
-    <w:tmpl w:val="01F6A85E"/>
-    <w:lvl w:ilvl="0" w:tplc="CAB400DC">
+    <w:tmpl w:val="A05428EC"/>
+    <w:lvl w:ilvl="0" w:tplc="396659BE">
       <w:start w:val="1"/>
-      <w:numFmt w:val="bullet"/>
-      <w:lvlText w:val="•"/>
+      <w:numFmt w:val="decimal"/>
+      <w:lvlText w:val="%1."/>
       <w:lvlJc w:val="left"/>
       <w:pPr>
-        <w:ind w:left="460" w:hanging="280"/>
-      </w:pPr>
+        <w:ind w:left="460" w:hanging="360"/>
+      </w:pPr>
+      <w:rPr>
+        <w:b/>
+        <w:bCs/>
+        <w:color w:val="A67C27"/>
+      </w:rPr>
     </w:lvl>
-    <w:lvl w:ilvl="1" w:tplc="4028AF72">
-      <w:start w:val="1"/>
-      <w:numFmt w:val="bullet"/>
-      <w:lvlText w:val="–"/>
-      <w:lvlJc w:val="left"/>
-      <w:pPr>
-        <w:ind w:left="900" w:hanging="280"/>
-      </w:pPr>
-    </w:lvl>
-    <w:lvl w:ilvl="2" w:tplc="2B969CCA">
+    <w:lvl w:ilvl="1" w:tplc="3BD25E54">
       <w:numFmt w:val="decimal"/>
       <w:lvlText w:val=""/>
       <w:lvlJc w:val="left"/>
     </w:lvl>
-    <w:lvl w:ilvl="3" w:tplc="60A6147E">
+    <w:lvl w:ilvl="2" w:tplc="11CC16D6">
       <w:numFmt w:val="decimal"/>
       <w:lvlText w:val=""/>
       <w:lvlJc w:val="left"/>
     </w:lvl>
-    <w:lvl w:ilvl="4" w:tplc="883CF690">
+    <w:lvl w:ilvl="3" w:tplc="952C33B4">
       <w:numFmt w:val="decimal"/>
       <w:lvlText w:val=""/>
       <w:lvlJc w:val="left"/>
     </w:lvl>
-    <w:lvl w:ilvl="5" w:tplc="B802C102">
+    <w:lvl w:ilvl="4" w:tplc="EB40A01E">
       <w:numFmt w:val="decimal"/>
       <w:lvlText w:val=""/>
       <w:lvlJc w:val="left"/>
     </w:lvl>
-    <w:lvl w:ilvl="6" w:tplc="DAF0E4CC">
+    <w:lvl w:ilvl="5" w:tplc="4718C004">
       <w:numFmt w:val="decimal"/>
       <w:lvlText w:val=""/>
       <w:lvlJc w:val="left"/>
     </w:lvl>
-    <w:lvl w:ilvl="7" w:tplc="F0E4115E">
+    <w:lvl w:ilvl="6" w:tplc="E17AC1F6">
       <w:numFmt w:val="decimal"/>
       <w:lvlText w:val=""/>
       <w:lvlJc w:val="left"/>
     </w:lvl>
-    <w:lvl w:ilvl="8" w:tplc="ABEC2E5C">
+    <w:lvl w:ilvl="7" w:tplc="942602A6">
+      <w:numFmt w:val="decimal"/>
+      <w:lvlText w:val=""/>
+      <w:lvlJc w:val="left"/>
+    </w:lvl>
+    <w:lvl w:ilvl="8" w:tplc="05223870">
       <w:numFmt w:val="decimal"/>
       <w:lvlText w:val=""/>
       <w:lvlJc w:val="left"/>
     </w:lvl>
   </w:abstractNum>
   <w:abstractNum w:abstractNumId="3" w15:restartNumberingAfterBreak="0">
-    <w:nsid w:val="22B12B5C"/>
+    <w:nsid w:val="28FC1155"/>
     <w:multiLevelType w:val="hybridMultilevel"/>
-    <w:tmpl w:val="5B1EFC86"/>
-    <w:lvl w:ilvl="0" w:tplc="50F89978">
+    <w:tmpl w:val="478AEF68"/>
+    <w:lvl w:ilvl="0" w:tplc="F04AD980">
       <w:start w:val="1"/>
       <w:numFmt w:val="decimal"/>
       <w:lvlText w:val="%1."/>
@@ -21310,52 +21418,52 @@
         <w:color w:val="A67C27"/>
       </w:rPr>
     </w:lvl>
-    <w:lvl w:ilvl="1" w:tplc="12D8425C">
+    <w:lvl w:ilvl="1" w:tplc="8908819C">
       <w:numFmt w:val="decimal"/>
       <w:lvlText w:val=""/>
       <w:lvlJc w:val="left"/>
     </w:lvl>
-    <w:lvl w:ilvl="2" w:tplc="523C2A9A">
+    <w:lvl w:ilvl="2" w:tplc="9D0C6FD6">
       <w:numFmt w:val="decimal"/>
       <w:lvlText w:val=""/>
       <w:lvlJc w:val="left"/>
     </w:lvl>
-    <w:lvl w:ilvl="3" w:tplc="A378D736">
+    <w:lvl w:ilvl="3" w:tplc="EB20D16A">
       <w:numFmt w:val="decimal"/>
       <w:lvlText w:val=""/>
       <w:lvlJc w:val="left"/>
     </w:lvl>
-    <w:lvl w:ilvl="4" w:tplc="EC7E1E32">
+    <w:lvl w:ilvl="4" w:tplc="8244F18A">
       <w:numFmt w:val="decimal"/>
       <w:lvlText w:val=""/>
       <w:lvlJc w:val="left"/>
     </w:lvl>
-    <w:lvl w:ilvl="5" w:tplc="BD029A26">
+    <w:lvl w:ilvl="5" w:tplc="D624A85E">
       <w:numFmt w:val="decimal"/>
       <w:lvlText w:val=""/>
       <w:lvlJc w:val="left"/>
     </w:lvl>
-    <w:lvl w:ilvl="6" w:tplc="30966DEC">
+    <w:lvl w:ilvl="6" w:tplc="AAA6107C">
       <w:numFmt w:val="decimal"/>
       <w:lvlText w:val=""/>
       <w:lvlJc w:val="left"/>
     </w:lvl>
-    <w:lvl w:ilvl="7" w:tplc="894A858C">
+    <w:lvl w:ilvl="7" w:tplc="D9FC1226">
       <w:numFmt w:val="decimal"/>
       <w:lvlText w:val=""/>
       <w:lvlJc w:val="left"/>
     </w:lvl>
-    <w:lvl w:ilvl="8" w:tplc="AECEAF26">
+    <w:lvl w:ilvl="8" w:tplc="B80645B8">
       <w:numFmt w:val="decimal"/>
       <w:lvlText w:val=""/>
       <w:lvlJc w:val="left"/>
     </w:lvl>
   </w:abstractNum>
   <w:abstractNum w:abstractNumId="4" w15:restartNumberingAfterBreak="0">
-    <w:nsid w:val="3193238E"/>
+    <w:nsid w:val="3BAB424E"/>
     <w:multiLevelType w:val="hybridMultilevel"/>
-    <w:tmpl w:val="5300A712"/>
-    <w:lvl w:ilvl="0" w:tplc="DFEAD8DC">
+    <w:tmpl w:val="F9A01BC2"/>
+    <w:lvl w:ilvl="0" w:tplc="41AE456C">
       <w:start w:val="1"/>
       <w:numFmt w:val="decimal"/>
       <w:lvlText w:val="%1."/>
@@ -21369,52 +21477,52 @@
         <w:color w:val="A67C27"/>
       </w:rPr>
     </w:lvl>
-    <w:lvl w:ilvl="1" w:tplc="F8406BBA">
+    <w:lvl w:ilvl="1" w:tplc="A32C7542">
       <w:numFmt w:val="decimal"/>
       <w:lvlText w:val=""/>
       <w:lvlJc w:val="left"/>
     </w:lvl>
-    <w:lvl w:ilvl="2" w:tplc="40962CE4">
+    <w:lvl w:ilvl="2" w:tplc="DC762B34">
       <w:numFmt w:val="decimal"/>
       <w:lvlText w:val=""/>
       <w:lvlJc w:val="left"/>
     </w:lvl>
-    <w:lvl w:ilvl="3" w:tplc="70DE7BDE">
+    <w:lvl w:ilvl="3" w:tplc="D7D834C0">
       <w:numFmt w:val="decimal"/>
       <w:lvlText w:val=""/>
       <w:lvlJc w:val="left"/>
     </w:lvl>
-    <w:lvl w:ilvl="4" w:tplc="8D5217E8">
+    <w:lvl w:ilvl="4" w:tplc="2AC08B70">
       <w:numFmt w:val="decimal"/>
       <w:lvlText w:val=""/>
       <w:lvlJc w:val="left"/>
     </w:lvl>
-    <w:lvl w:ilvl="5" w:tplc="88685CEC">
+    <w:lvl w:ilvl="5" w:tplc="B75A80E8">
       <w:numFmt w:val="decimal"/>
       <w:lvlText w:val=""/>
       <w:lvlJc w:val="left"/>
     </w:lvl>
-    <w:lvl w:ilvl="6" w:tplc="49CECD5E">
+    <w:lvl w:ilvl="6" w:tplc="E2B0235C">
       <w:numFmt w:val="decimal"/>
       <w:lvlText w:val=""/>
       <w:lvlJc w:val="left"/>
     </w:lvl>
-    <w:lvl w:ilvl="7" w:tplc="23C8033A">
+    <w:lvl w:ilvl="7" w:tplc="F074165E">
       <w:numFmt w:val="decimal"/>
       <w:lvlText w:val=""/>
       <w:lvlJc w:val="left"/>
     </w:lvl>
-    <w:lvl w:ilvl="8" w:tplc="308A994E">
+    <w:lvl w:ilvl="8" w:tplc="7848F820">
       <w:numFmt w:val="decimal"/>
       <w:lvlText w:val=""/>
       <w:lvlJc w:val="left"/>
     </w:lvl>
   </w:abstractNum>
   <w:abstractNum w:abstractNumId="5" w15:restartNumberingAfterBreak="0">
-    <w:nsid w:val="444850DE"/>
+    <w:nsid w:val="40F07A50"/>
     <w:multiLevelType w:val="hybridMultilevel"/>
-    <w:tmpl w:val="4300A358"/>
-    <w:lvl w:ilvl="0" w:tplc="F5263D20">
+    <w:tmpl w:val="31FE6170"/>
+    <w:lvl w:ilvl="0" w:tplc="68CA666A">
       <w:start w:val="1"/>
       <w:numFmt w:val="decimal"/>
       <w:lvlText w:val="%1."/>
@@ -21428,144 +21536,143 @@
         <w:color w:val="A67C27"/>
       </w:rPr>
     </w:lvl>
-    <w:lvl w:ilvl="1" w:tplc="455A099A">
+    <w:lvl w:ilvl="1" w:tplc="5DC4BA20">
       <w:numFmt w:val="decimal"/>
       <w:lvlText w:val=""/>
       <w:lvlJc w:val="left"/>
     </w:lvl>
-    <w:lvl w:ilvl="2" w:tplc="D04A29DA">
+    <w:lvl w:ilvl="2" w:tplc="FEC42E4E">
       <w:numFmt w:val="decimal"/>
       <w:lvlText w:val=""/>
       <w:lvlJc w:val="left"/>
     </w:lvl>
-    <w:lvl w:ilvl="3" w:tplc="0742C840">
+    <w:lvl w:ilvl="3" w:tplc="E9D4F82C">
       <w:numFmt w:val="decimal"/>
       <w:lvlText w:val=""/>
       <w:lvlJc w:val="left"/>
     </w:lvl>
-    <w:lvl w:ilvl="4" w:tplc="F580D2DA">
+    <w:lvl w:ilvl="4" w:tplc="6662130C">
       <w:numFmt w:val="decimal"/>
       <w:lvlText w:val=""/>
       <w:lvlJc w:val="left"/>
     </w:lvl>
-    <w:lvl w:ilvl="5" w:tplc="70A6F522">
+    <w:lvl w:ilvl="5" w:tplc="F21E2352">
       <w:numFmt w:val="decimal"/>
       <w:lvlText w:val=""/>
       <w:lvlJc w:val="left"/>
     </w:lvl>
-    <w:lvl w:ilvl="6" w:tplc="E14CDF2E">
+    <w:lvl w:ilvl="6" w:tplc="78BE7CC0">
       <w:numFmt w:val="decimal"/>
       <w:lvlText w:val=""/>
       <w:lvlJc w:val="left"/>
     </w:lvl>
-    <w:lvl w:ilvl="7" w:tplc="8A2E7584">
+    <w:lvl w:ilvl="7" w:tplc="6720C216">
       <w:numFmt w:val="decimal"/>
       <w:lvlText w:val=""/>
       <w:lvlJc w:val="left"/>
     </w:lvl>
-    <w:lvl w:ilvl="8" w:tplc="BCEC3BAC">
+    <w:lvl w:ilvl="8" w:tplc="56988648">
       <w:numFmt w:val="decimal"/>
       <w:lvlText w:val=""/>
       <w:lvlJc w:val="left"/>
     </w:lvl>
   </w:abstractNum>
   <w:abstractNum w:abstractNumId="6" w15:restartNumberingAfterBreak="0">
-    <w:nsid w:val="678D584F"/>
+    <w:nsid w:val="66E76F84"/>
     <w:multiLevelType w:val="hybridMultilevel"/>
-    <w:tmpl w:val="35321B50"/>
-    <w:lvl w:ilvl="0" w:tplc="19FC46A2">
+    <w:tmpl w:val="FB0CB302"/>
+    <w:lvl w:ilvl="0" w:tplc="BF92FC88">
       <w:start w:val="1"/>
-      <w:numFmt w:val="decimal"/>
-      <w:lvlText w:val="%1."/>
+      <w:numFmt w:val="bullet"/>
+      <w:lvlText w:val="•"/>
       <w:lvlJc w:val="left"/>
       <w:pPr>
-        <w:ind w:left="460" w:hanging="360"/>
-      </w:pPr>
-      <w:rPr>
-        <w:b/>
-        <w:bCs/>
-        <w:color w:val="A67C27"/>
-      </w:rPr>
+        <w:ind w:left="460" w:hanging="280"/>
+      </w:pPr>
     </w:lvl>
-    <w:lvl w:ilvl="1" w:tplc="1E40FE40">
+    <w:lvl w:ilvl="1" w:tplc="AE301118">
+      <w:start w:val="1"/>
+      <w:numFmt w:val="bullet"/>
+      <w:lvlText w:val="–"/>
+      <w:lvlJc w:val="left"/>
+      <w:pPr>
+        <w:ind w:left="900" w:hanging="280"/>
+      </w:pPr>
+    </w:lvl>
+    <w:lvl w:ilvl="2" w:tplc="3EA0D5EE">
       <w:numFmt w:val="decimal"/>
       <w:lvlText w:val=""/>
       <w:lvlJc w:val="left"/>
     </w:lvl>
-    <w:lvl w:ilvl="2" w:tplc="9348D030">
+    <w:lvl w:ilvl="3" w:tplc="913E78E8">
       <w:numFmt w:val="decimal"/>
       <w:lvlText w:val=""/>
       <w:lvlJc w:val="left"/>
     </w:lvl>
-    <w:lvl w:ilvl="3" w:tplc="6716276E">
+    <w:lvl w:ilvl="4" w:tplc="FB547360">
       <w:numFmt w:val="decimal"/>
       <w:lvlText w:val=""/>
       <w:lvlJc w:val="left"/>
     </w:lvl>
-    <w:lvl w:ilvl="4" w:tplc="10086F6A">
+    <w:lvl w:ilvl="5" w:tplc="BFC465B4">
       <w:numFmt w:val="decimal"/>
       <w:lvlText w:val=""/>
       <w:lvlJc w:val="left"/>
     </w:lvl>
-    <w:lvl w:ilvl="5" w:tplc="AE627DD8">
+    <w:lvl w:ilvl="6" w:tplc="2B280904">
       <w:numFmt w:val="decimal"/>
       <w:lvlText w:val=""/>
       <w:lvlJc w:val="left"/>
     </w:lvl>
-    <w:lvl w:ilvl="6" w:tplc="464E8FC6">
+    <w:lvl w:ilvl="7" w:tplc="1A4ADC58">
       <w:numFmt w:val="decimal"/>
       <w:lvlText w:val=""/>
       <w:lvlJc w:val="left"/>
     </w:lvl>
-    <w:lvl w:ilvl="7" w:tplc="05E09E96">
-      <w:numFmt w:val="decimal"/>
-      <w:lvlText w:val=""/>
-      <w:lvlJc w:val="left"/>
-    </w:lvl>
-    <w:lvl w:ilvl="8" w:tplc="4A948FE6">
+    <w:lvl w:ilvl="8" w:tplc="DDD26E94">
       <w:numFmt w:val="decimal"/>
       <w:lvlText w:val=""/>
       <w:lvlJc w:val="left"/>
     </w:lvl>
   </w:abstractNum>
-  <w:num w:numId="1" w16cid:durableId="388921343">
+  <w:num w:numId="1" w16cid:durableId="1513031508">
     <w:abstractNumId w:val="1"/>
     <w:lvlOverride w:ilvl="0">
       <w:startOverride w:val="1"/>
     </w:lvlOverride>
   </w:num>
-  <w:num w:numId="2" w16cid:durableId="909583571">
+  <w:num w:numId="2" w16cid:durableId="1519007268">
+    <w:abstractNumId w:val="6"/>
+    <w:lvlOverride w:ilvl="0">
+      <w:startOverride w:val="1"/>
+    </w:lvlOverride>
+  </w:num>
+  <w:num w:numId="3" w16cid:durableId="1052194806">
     <w:abstractNumId w:val="2"/>
     <w:lvlOverride w:ilvl="0">
       <w:startOverride w:val="1"/>
     </w:lvlOverride>
   </w:num>
-  <w:num w:numId="3" w16cid:durableId="540631155">
-    <w:abstractNumId w:val="4"/>
-    <w:lvlOverride w:ilvl="0">
-      <w:startOverride w:val="1"/>
-    </w:lvlOverride>
-  </w:num>
-  <w:num w:numId="4" w16cid:durableId="348023029">
+  <w:num w:numId="4" w16cid:durableId="1636715716">
     <w:abstractNumId w:val="5"/>
     <w:lvlOverride w:ilvl="0">
       <w:startOverride w:val="1"/>
     </w:lvlOverride>
   </w:num>
-  <w:num w:numId="5" w16cid:durableId="857618911">
+  <w:num w:numId="5" w16cid:durableId="826092738">
+    <w:abstractNumId w:val="0"/>
+    <w:lvlOverride w:ilvl="0">
+      <w:startOverride w:val="1"/>
+    </w:lvlOverride>
+  </w:num>
+  <w:num w:numId="6" w16cid:durableId="86777738">
     <w:abstractNumId w:val="3"/>
     <w:lvlOverride w:ilvl="0">
       <w:startOverride w:val="1"/>
     </w:lvlOverride>
   </w:num>
-  <w:num w:numId="6" w16cid:durableId="1821801985">
-    <w:abstractNumId w:val="0"/>
-    <w:lvlOverride w:ilvl="0">
-      <w:startOverride w:val="1"/>
-    </w:lvlOverride>
-  </w:num>
-  <w:num w:numId="7" w16cid:durableId="1532303916">
-    <w:abstractNumId w:val="6"/>
+  <w:num w:numId="7" w16cid:durableId="843594379">
+    <w:abstractNumId w:val="4"/>
     <w:lvlOverride w:ilvl="0">
       <w:startOverride w:val="1"/>
     </w:lvlOverride>
@@ -22190,7 +22297,7 @@
     <w:autoRedefine/>
     <w:uiPriority w:val="39"/>
     <w:unhideWhenUsed/>
-    <w:rsid w:val="00D0031D"/>
+    <w:rsid w:val="00853368"/>
     <w:pPr>
       <w:spacing w:after="100"/>
     </w:pPr>
@@ -22202,7 +22309,7 @@
     <w:autoRedefine/>
     <w:uiPriority w:val="39"/>
     <w:unhideWhenUsed/>
-    <w:rsid w:val="00D0031D"/>
+    <w:rsid w:val="00853368"/>
     <w:pPr>
       <w:spacing w:after="100"/>
       <w:ind w:left="210"/>

--- a/docs/manuals/Role_Guide_8_Supervisor.docx
+++ b/docs/manuals/Role_Guide_8_Supervisor.docx
@@ -469,7 +469,7 @@
                 <w:sz w:val="19"/>
                 <w:szCs w:val="19"/>
               </w:rPr>
-              <w:t>Version 1.22 · 4 October 2026</w:t>
+              <w:t>Version 1.23 · 6 October 2026</w:t>
             </w:r>
           </w:p>
         </w:tc>
@@ -538,7 +538,7 @@
     <w:sdt>
       <w:sdtPr>
         <w:alias w:val="Contents"/>
-        <w:id w:val="-1396815279"/>
+        <w:id w:val="-1826809090"/>
       </w:sdtPr>
       <w:sdtEndPr/>
       <w:sdtContent>
@@ -567,7 +567,7 @@
           <w:r>
             <w:fldChar w:fldCharType="separate"/>
           </w:r>
-          <w:hyperlink w:anchor="_Toc242020102" w:history="1">
+          <w:hyperlink w:anchor="_Toc242164488" w:history="1">
             <w:r>
               <w:rPr>
                 <w:rStyle w:val="Hyperlink"/>
@@ -591,7 +591,7 @@
               <w:rPr>
                 <w:noProof/>
               </w:rPr>
-              <w:instrText xml:space="preserve"> PAGEREF _Toc242020102 \h </w:instrText>
+              <w:instrText xml:space="preserve"> PAGEREF _Toc242164488 \h </w:instrText>
             </w:r>
             <w:r>
               <w:rPr>
@@ -634,7 +634,7 @@
               <w14:ligatures w14:val="standardContextual"/>
             </w:rPr>
           </w:pPr>
-          <w:hyperlink w:anchor="_Toc242020103" w:history="1">
+          <w:hyperlink w:anchor="_Toc242164489" w:history="1">
             <w:r>
               <w:rPr>
                 <w:rStyle w:val="Hyperlink"/>
@@ -658,7 +658,7 @@
               <w:rPr>
                 <w:noProof/>
               </w:rPr>
-              <w:instrText xml:space="preserve"> PAGEREF _Toc242020103 \h </w:instrText>
+              <w:instrText xml:space="preserve"> PAGEREF _Toc242164489 \h </w:instrText>
             </w:r>
             <w:r>
               <w:rPr>
@@ -701,7 +701,7 @@
               <w14:ligatures w14:val="standardContextual"/>
             </w:rPr>
           </w:pPr>
-          <w:hyperlink w:anchor="_Toc242020104" w:history="1">
+          <w:hyperlink w:anchor="_Toc242164490" w:history="1">
             <w:r>
               <w:rPr>
                 <w:rStyle w:val="Hyperlink"/>
@@ -725,7 +725,7 @@
               <w:rPr>
                 <w:noProof/>
               </w:rPr>
-              <w:instrText xml:space="preserve"> PAGEREF _Toc242020104 \h </w:instrText>
+              <w:instrText xml:space="preserve"> PAGEREF _Toc242164490 \h </w:instrText>
             </w:r>
             <w:r>
               <w:rPr>
@@ -768,7 +768,7 @@
               <w14:ligatures w14:val="standardContextual"/>
             </w:rPr>
           </w:pPr>
-          <w:hyperlink w:anchor="_Toc242020105" w:history="1">
+          <w:hyperlink w:anchor="_Toc242164491" w:history="1">
             <w:r>
               <w:rPr>
                 <w:rStyle w:val="Hyperlink"/>
@@ -792,7 +792,7 @@
               <w:rPr>
                 <w:noProof/>
               </w:rPr>
-              <w:instrText xml:space="preserve"> PAGEREF _Toc242020105 \h </w:instrText>
+              <w:instrText xml:space="preserve"> PAGEREF _Toc242164491 \h </w:instrText>
             </w:r>
             <w:r>
               <w:rPr>
@@ -835,7 +835,7 @@
               <w14:ligatures w14:val="standardContextual"/>
             </w:rPr>
           </w:pPr>
-          <w:hyperlink w:anchor="_Toc242020106" w:history="1">
+          <w:hyperlink w:anchor="_Toc242164492" w:history="1">
             <w:r>
               <w:rPr>
                 <w:rStyle w:val="Hyperlink"/>
@@ -859,7 +859,7 @@
               <w:rPr>
                 <w:noProof/>
               </w:rPr>
-              <w:instrText xml:space="preserve"> PAGEREF _Toc242020106 \h </w:instrText>
+              <w:instrText xml:space="preserve"> PAGEREF _Toc242164492 \h </w:instrText>
             </w:r>
             <w:r>
               <w:rPr>
@@ -902,7 +902,7 @@
               <w14:ligatures w14:val="standardContextual"/>
             </w:rPr>
           </w:pPr>
-          <w:hyperlink w:anchor="_Toc242020107" w:history="1">
+          <w:hyperlink w:anchor="_Toc242164493" w:history="1">
             <w:r>
               <w:rPr>
                 <w:rStyle w:val="Hyperlink"/>
@@ -926,7 +926,7 @@
               <w:rPr>
                 <w:noProof/>
               </w:rPr>
-              <w:instrText xml:space="preserve"> PAGEREF _Toc242020107 \h </w:instrText>
+              <w:instrText xml:space="preserve"> PAGEREF _Toc242164493 \h </w:instrText>
             </w:r>
             <w:r>
               <w:rPr>
@@ -969,7 +969,7 @@
               <w14:ligatures w14:val="standardContextual"/>
             </w:rPr>
           </w:pPr>
-          <w:hyperlink w:anchor="_Toc242020108" w:history="1">
+          <w:hyperlink w:anchor="_Toc242164494" w:history="1">
             <w:r>
               <w:rPr>
                 <w:rStyle w:val="Hyperlink"/>
@@ -993,7 +993,7 @@
               <w:rPr>
                 <w:noProof/>
               </w:rPr>
-              <w:instrText xml:space="preserve"> PAGEREF _Toc242020108 \h </w:instrText>
+              <w:instrText xml:space="preserve"> PAGEREF _Toc242164494 \h </w:instrText>
             </w:r>
             <w:r>
               <w:rPr>
@@ -1036,7 +1036,7 @@
               <w14:ligatures w14:val="standardContextual"/>
             </w:rPr>
    